--- a/Manual de desarrollo en Atlax Renpy.docx
+++ b/Manual de desarrollo en Atlax Renpy.docx
@@ -114,8 +114,42 @@
           <w:sz w:val="52"/>
           <w:szCs w:val="52"/>
         </w:rPr>
-        <w:t>Manual de desarrollo en Atlax Renpy</w:t>
-      </w:r>
+        <w:t xml:space="preserve">Manual de desarrollo en </w:t>
+      </w:r>
+      <w:proofErr w:type="spellStart"/>
+      <w:r>
+        <w:rPr>
+          <w:rFonts w:cs="Times New Roman"/>
+          <w:b/>
+          <w:bCs/>
+          <w:sz w:val="52"/>
+          <w:szCs w:val="52"/>
+        </w:rPr>
+        <w:t>Atlax</w:t>
+      </w:r>
+      <w:proofErr w:type="spellEnd"/>
+      <w:r>
+        <w:rPr>
+          <w:rFonts w:cs="Times New Roman"/>
+          <w:b/>
+          <w:bCs/>
+          <w:sz w:val="52"/>
+          <w:szCs w:val="52"/>
+        </w:rPr>
+        <w:t xml:space="preserve"> </w:t>
+      </w:r>
+      <w:proofErr w:type="spellStart"/>
+      <w:r>
+        <w:rPr>
+          <w:rFonts w:cs="Times New Roman"/>
+          <w:b/>
+          <w:bCs/>
+          <w:sz w:val="52"/>
+          <w:szCs w:val="52"/>
+        </w:rPr>
+        <w:t>Renpy</w:t>
+      </w:r>
+      <w:proofErr w:type="spellEnd"/>
     </w:p>
     <w:p>
       <w:pPr>
@@ -239,8 +273,16 @@
         <w:rPr>
           <w:rFonts w:cs="Times New Roman"/>
         </w:rPr>
-        <w:t>Desarrollador de Campanella Studios</w:t>
-      </w:r>
+        <w:t xml:space="preserve">Desarrollador de Campanella </w:t>
+      </w:r>
+      <w:proofErr w:type="spellStart"/>
+      <w:r>
+        <w:rPr>
+          <w:rFonts w:cs="Times New Roman"/>
+        </w:rPr>
+        <w:t>Studios</w:t>
+      </w:r>
+      <w:proofErr w:type="spellEnd"/>
     </w:p>
     <w:p>
       <w:pPr>
@@ -2426,7 +2468,22 @@
     <w:p>
       <w:r>
         <w:tab/>
-        <w:t xml:space="preserve">Atlax Renpy es un motor </w:t>
+      </w:r>
+      <w:proofErr w:type="spellStart"/>
+      <w:r>
+        <w:t>Atlax</w:t>
+      </w:r>
+      <w:proofErr w:type="spellEnd"/>
+      <w:r>
+        <w:t xml:space="preserve"> </w:t>
+      </w:r>
+      <w:proofErr w:type="spellStart"/>
+      <w:r>
+        <w:t>Renpy</w:t>
+      </w:r>
+      <w:proofErr w:type="spellEnd"/>
+      <w:r>
+        <w:t xml:space="preserve"> es un motor </w:t>
       </w:r>
       <w:r>
         <w:t>de</w:t>
@@ -2435,11 +2492,32 @@
         <w:t xml:space="preserve"> videojuegos del género novela visual clásica</w:t>
       </w:r>
       <w:r>
-        <w:t xml:space="preserve"> que utiliza como base el motor Renpy en su versión 8.1.3</w:t>
-      </w:r>
-      <w:r>
-        <w:t>. Atlax Renpy</w:t>
-      </w:r>
+        <w:t xml:space="preserve"> que utiliza como base el motor </w:t>
+      </w:r>
+      <w:proofErr w:type="spellStart"/>
+      <w:r>
+        <w:t>Renpy</w:t>
+      </w:r>
+      <w:proofErr w:type="spellEnd"/>
+      <w:r>
+        <w:t xml:space="preserve"> en su versión 8.1.3</w:t>
+      </w:r>
+      <w:r>
+        <w:t xml:space="preserve">. </w:t>
+      </w:r>
+      <w:proofErr w:type="spellStart"/>
+      <w:r>
+        <w:t>Atlax</w:t>
+      </w:r>
+      <w:proofErr w:type="spellEnd"/>
+      <w:r>
+        <w:t xml:space="preserve"> </w:t>
+      </w:r>
+      <w:proofErr w:type="spellStart"/>
+      <w:r>
+        <w:t>Renpy</w:t>
+      </w:r>
+      <w:proofErr w:type="spellEnd"/>
       <w:r>
         <w:t xml:space="preserve"> permite el desarrollo de juegos con mínimos conocimientos informáticos y de programación. El motor está hecho para ser una fábrica de novelas visuales alimentada </w:t>
       </w:r>
@@ -2465,8 +2543,21 @@
         <w:t xml:space="preserve"> de</w:t>
       </w:r>
       <w:r>
-        <w:t xml:space="preserve"> Atlax Renpy</w:t>
-      </w:r>
+        <w:t xml:space="preserve"> </w:t>
+      </w:r>
+      <w:proofErr w:type="spellStart"/>
+      <w:r>
+        <w:t>Atlax</w:t>
+      </w:r>
+      <w:proofErr w:type="spellEnd"/>
+      <w:r>
+        <w:t xml:space="preserve"> </w:t>
+      </w:r>
+      <w:proofErr w:type="spellStart"/>
+      <w:r>
+        <w:t>Renpy</w:t>
+      </w:r>
+      <w:proofErr w:type="spellEnd"/>
       <w:r>
         <w:t>, este</w:t>
       </w:r>
@@ -2536,7 +2627,23 @@
         <w:t>cción de</w:t>
       </w:r>
       <w:r>
-        <w:t xml:space="preserve"> la novela visual dominen ciertos conocimientos y comprendan algunos conceptos fundamentales para desarrollar exitosamente un videojuego usando Atlax Renpy.</w:t>
+        <w:t xml:space="preserve"> la novela visual dominen ciertos conocimientos y comprendan algunos conceptos fundamentales para desarrollar exitosamente un videojuego usando </w:t>
+      </w:r>
+      <w:proofErr w:type="spellStart"/>
+      <w:r>
+        <w:t>Atlax</w:t>
+      </w:r>
+      <w:proofErr w:type="spellEnd"/>
+      <w:r>
+        <w:t xml:space="preserve"> </w:t>
+      </w:r>
+      <w:proofErr w:type="spellStart"/>
+      <w:r>
+        <w:t>Renpy</w:t>
+      </w:r>
+      <w:proofErr w:type="spellEnd"/>
+      <w:r>
+        <w:t>.</w:t>
       </w:r>
     </w:p>
     <w:p/>
@@ -2590,7 +2697,15 @@
         <w:t>ditor de texto:</w:t>
       </w:r>
       <w:r>
-        <w:t xml:space="preserve"> Bloc de notas, Visual Studio Code (recomendado), Sublime Text, Notepad.</w:t>
+        <w:t xml:space="preserve"> Bloc de notas, Visual Studio </w:t>
+      </w:r>
+      <w:proofErr w:type="spellStart"/>
+      <w:r>
+        <w:t>Code</w:t>
+      </w:r>
+      <w:proofErr w:type="spellEnd"/>
+      <w:r>
+        <w:t xml:space="preserve"> (recomendado), Sublime Text, Notepad.</w:t>
       </w:r>
     </w:p>
     <w:p>
@@ -2609,7 +2724,15 @@
         <w:t>Herramienta para abrir y editar archivos CSV:</w:t>
       </w:r>
       <w:r>
-        <w:t xml:space="preserve"> Excel (recomendado), LibreOffice, Visual Studio Code.</w:t>
+        <w:t xml:space="preserve"> Excel (recomendado), LibreOffice, Visual Studio </w:t>
+      </w:r>
+      <w:proofErr w:type="spellStart"/>
+      <w:r>
+        <w:t>Code</w:t>
+      </w:r>
+      <w:proofErr w:type="spellEnd"/>
+      <w:r>
+        <w:t>.</w:t>
       </w:r>
     </w:p>
     <w:p>
@@ -2620,12 +2743,21 @@
           <w:numId w:val="2"/>
         </w:numPr>
       </w:pPr>
+      <w:proofErr w:type="spellStart"/>
       <w:r>
         <w:rPr>
           <w:b/>
           <w:bCs/>
         </w:rPr>
-        <w:t>Renpy:</w:t>
+        <w:t>Renpy</w:t>
+      </w:r>
+      <w:proofErr w:type="spellEnd"/>
+      <w:r>
+        <w:rPr>
+          <w:b/>
+          <w:bCs/>
+        </w:rPr>
+        <w:t>:</w:t>
       </w:r>
       <w:r>
         <w:t xml:space="preserve"> En su versión 8.1.3.</w:t>
@@ -2649,7 +2781,23 @@
     <w:p>
       <w:r>
         <w:tab/>
-        <w:t>Si estás leyendo esto seguramente tengas algunos conocimientos sobre las novelas visuales, ya sean conocimientos técnicos o de usuario final, en esta sección se va a desglosar la estructura y funcionamiento que sigue Atlax Renpy para mantener el control de todo lo que sucede internamente. Iremos de lo macro a lo micro.</w:t>
+        <w:t xml:space="preserve">Si estás leyendo esto seguramente tengas algunos conocimientos sobre las novelas visuales, ya sean conocimientos técnicos o de usuario final, en esta sección se va a desglosar la estructura y funcionamiento que sigue </w:t>
+      </w:r>
+      <w:proofErr w:type="spellStart"/>
+      <w:r>
+        <w:t>Atlax</w:t>
+      </w:r>
+      <w:proofErr w:type="spellEnd"/>
+      <w:r>
+        <w:t xml:space="preserve"> </w:t>
+      </w:r>
+      <w:proofErr w:type="spellStart"/>
+      <w:r>
+        <w:t>Renpy</w:t>
+      </w:r>
+      <w:proofErr w:type="spellEnd"/>
+      <w:r>
+        <w:t xml:space="preserve"> para mantener el control de todo lo que sucede internamente. Iremos de lo macro a lo micro.</w:t>
       </w:r>
     </w:p>
     <w:p/>
@@ -2937,7 +3085,23 @@
         <w:t xml:space="preserve"> </w:t>
       </w:r>
       <w:r>
-        <w:t>no, te restará o no ganarás ninguno. Atlax Renpy es capaz de soportar todos los puntos que necesites, puntos de amist</w:t>
+        <w:t xml:space="preserve">no, te restará o no ganarás ninguno. </w:t>
+      </w:r>
+      <w:proofErr w:type="spellStart"/>
+      <w:r>
+        <w:t>Atlax</w:t>
+      </w:r>
+      <w:proofErr w:type="spellEnd"/>
+      <w:r>
+        <w:t xml:space="preserve"> </w:t>
+      </w:r>
+      <w:proofErr w:type="spellStart"/>
+      <w:r>
+        <w:t>Renpy</w:t>
+      </w:r>
+      <w:proofErr w:type="spellEnd"/>
+      <w:r>
+        <w:t xml:space="preserve"> es capaz de soportar todos los puntos que necesites, puntos de amist</w:t>
       </w:r>
       <w:r>
         <w:t>a</w:t>
@@ -2962,7 +3126,23 @@
         <w:t>,</w:t>
       </w:r>
       <w:r>
-        <w:t xml:space="preserve"> nos vamos a enfocar en lo que se necesita saber para utilizar Atlax Renpy.</w:t>
+        <w:t xml:space="preserve"> nos vamos a enfocar en lo que se necesita saber para utilizar </w:t>
+      </w:r>
+      <w:proofErr w:type="spellStart"/>
+      <w:r>
+        <w:t>Atlax</w:t>
+      </w:r>
+      <w:proofErr w:type="spellEnd"/>
+      <w:r>
+        <w:t xml:space="preserve"> </w:t>
+      </w:r>
+      <w:proofErr w:type="spellStart"/>
+      <w:r>
+        <w:t>Renpy</w:t>
+      </w:r>
+      <w:proofErr w:type="spellEnd"/>
+      <w:r>
+        <w:t>.</w:t>
       </w:r>
     </w:p>
     <w:p>
@@ -2985,7 +3165,23 @@
         <w:pStyle w:val="Ttulo2"/>
       </w:pPr>
       <w:r>
-        <w:t>¿Cómo funciona Atlax Renpy?</w:t>
+        <w:t xml:space="preserve">¿Cómo funciona </w:t>
+      </w:r>
+      <w:proofErr w:type="spellStart"/>
+      <w:r>
+        <w:t>Atlax</w:t>
+      </w:r>
+      <w:proofErr w:type="spellEnd"/>
+      <w:r>
+        <w:t xml:space="preserve"> </w:t>
+      </w:r>
+      <w:proofErr w:type="spellStart"/>
+      <w:r>
+        <w:t>Renpy</w:t>
+      </w:r>
+      <w:proofErr w:type="spellEnd"/>
+      <w:r>
+        <w:t>?</w:t>
       </w:r>
     </w:p>
     <w:p>
@@ -2997,14 +3193,19 @@
         <w:t>Deberías dar prioridad a organizar estos archivos de control de la mejor manera posible, el orden recomendado es crear</w:t>
       </w:r>
       <w:r>
-        <w:t xml:space="preserve"> una </w:t>
-      </w:r>
-      <w:r>
         <w:t xml:space="preserve"> </w:t>
       </w:r>
+      <w:proofErr w:type="gramStart"/>
+      <w:r>
+        <w:t xml:space="preserve">una </w:t>
+      </w:r>
+      <w:r>
+        <w:t xml:space="preserve"> </w:t>
+      </w:r>
       <w:r>
         <w:t>carpeta</w:t>
       </w:r>
+      <w:proofErr w:type="gramEnd"/>
       <w:r>
         <w:t xml:space="preserve"> para cada</w:t>
       </w:r>
@@ -3033,7 +3234,15 @@
         <w:t>de</w:t>
       </w:r>
       <w:r>
-        <w:t xml:space="preserve"> la carpeta “scenes”.</w:t>
+        <w:t xml:space="preserve"> la carpeta “</w:t>
+      </w:r>
+      <w:proofErr w:type="spellStart"/>
+      <w:r>
+        <w:t>scenes</w:t>
+      </w:r>
+      <w:proofErr w:type="spellEnd"/>
+      <w:r>
+        <w:t>”.</w:t>
       </w:r>
     </w:p>
     <w:p>
@@ -3051,10 +3260,26 @@
         <w:t xml:space="preserve"> como si fuese una ruta,</w:t>
       </w:r>
       <w:r>
-        <w:t xml:space="preserve"> quizás una llamada “intro” o “comienzo”, ponle el nombre que desees.</w:t>
-      </w:r>
-      <w:r>
-        <w:t xml:space="preserve"> Lo que sí, debes indicarle al motor cuál es la escena de entrada, de momento no vamos a explicar como hacerlo ya que será más adelante, solo ten presente que debes indicarle al motor por dónde empezar</w:t>
+        <w:t xml:space="preserve"> quizás una llamada “</w:t>
+      </w:r>
+      <w:proofErr w:type="spellStart"/>
+      <w:r>
+        <w:t>intro</w:t>
+      </w:r>
+      <w:proofErr w:type="spellEnd"/>
+      <w:r>
+        <w:t>” o “comienzo”, ponle el nombre que desees.</w:t>
+      </w:r>
+      <w:r>
+        <w:t xml:space="preserve"> Lo que sí, debes indicarle al motor cuál es la escena de entrada, de momento no vamos a explicar </w:t>
+      </w:r>
+      <w:proofErr w:type="spellStart"/>
+      <w:r>
+        <w:t>como</w:t>
+      </w:r>
+      <w:proofErr w:type="spellEnd"/>
+      <w:r>
+        <w:t xml:space="preserve"> hacerlo ya que será más adelante, solo ten presente que debes indicarle al motor por dónde empezar</w:t>
       </w:r>
       <w:r>
         <w:t>.</w:t>
@@ -3063,13 +3288,44 @@
     <w:p>
       <w:r>
         <w:tab/>
-        <w:t xml:space="preserve">Atlax Renpy va a leer ese primer archivo de control y </w:t>
+      </w:r>
+      <w:proofErr w:type="spellStart"/>
+      <w:r>
+        <w:t>Atlax</w:t>
+      </w:r>
+      <w:proofErr w:type="spellEnd"/>
+      <w:r>
+        <w:t xml:space="preserve"> </w:t>
+      </w:r>
+      <w:proofErr w:type="spellStart"/>
+      <w:r>
+        <w:t>Renpy</w:t>
+      </w:r>
+      <w:proofErr w:type="spellEnd"/>
+      <w:r>
+        <w:t xml:space="preserve"> va a leer ese primer archivo de control y </w:t>
       </w:r>
       <w:r>
         <w:t>comenzará</w:t>
       </w:r>
       <w:r>
-        <w:t xml:space="preserve"> a mostrar los diálogos como de costumbre, uno a uno, click a click. Una vez llegado el final de la escena, esta puede tener distintas formas de terminar, puede terminar de una forma lineal, es decir, que conduzca a una única escena o que presente una decisión.</w:t>
+        <w:t xml:space="preserve"> a mostrar los diálogos como de costumbre, uno a uno, </w:t>
+      </w:r>
+      <w:proofErr w:type="spellStart"/>
+      <w:r>
+        <w:t>click</w:t>
+      </w:r>
+      <w:proofErr w:type="spellEnd"/>
+      <w:r>
+        <w:t xml:space="preserve"> a </w:t>
+      </w:r>
+      <w:proofErr w:type="spellStart"/>
+      <w:r>
+        <w:t>click</w:t>
+      </w:r>
+      <w:proofErr w:type="spellEnd"/>
+      <w:r>
+        <w:t>. Una vez llegado el final de la escena, esta puede tener distintas formas de terminar, puede terminar de una forma lineal, es decir, que conduzca a una única escena o que presente una decisión.</w:t>
       </w:r>
     </w:p>
     <w:p>
@@ -3166,7 +3422,23 @@
     <w:p>
       <w:r>
         <w:tab/>
-        <w:t>En resumen, Atlax Renpy es un lector de escenas</w:t>
+        <w:t xml:space="preserve">En resumen, </w:t>
+      </w:r>
+      <w:proofErr w:type="spellStart"/>
+      <w:r>
+        <w:t>Atlax</w:t>
+      </w:r>
+      <w:proofErr w:type="spellEnd"/>
+      <w:r>
+        <w:t xml:space="preserve"> </w:t>
+      </w:r>
+      <w:proofErr w:type="spellStart"/>
+      <w:r>
+        <w:t>Renpy</w:t>
+      </w:r>
+      <w:proofErr w:type="spellEnd"/>
+      <w:r>
+        <w:t xml:space="preserve"> es un lector de escenas</w:t>
       </w:r>
       <w:r>
         <w:t xml:space="preserve"> que nos da todas las herramientas para ilustrar una historia utilizando únicamente estos archivos de control y escribiendo una cantidad mínima de código de programación.</w:t>
@@ -3197,7 +3469,23 @@
     <w:p>
       <w:r>
         <w:tab/>
-        <w:t>El archivo de entrada es el archivo de control que el motor toma para iniciar el juego, este por defecto toma un archivo llamado “testing” y la manera de cambiarlo es viajando al archivo script.rpy, abriéndolo y cerca de la línea 23 veremos algo como lo siguiente.</w:t>
+        <w:t>El archivo de entrada es el archivo de control que el motor toma para iniciar el juego, este por defecto toma un archivo llamado “</w:t>
+      </w:r>
+      <w:proofErr w:type="spellStart"/>
+      <w:r>
+        <w:t>testing</w:t>
+      </w:r>
+      <w:proofErr w:type="spellEnd"/>
+      <w:r>
+        <w:t xml:space="preserve">” y la manera de cambiarlo es viajando al archivo </w:t>
+      </w:r>
+      <w:proofErr w:type="spellStart"/>
+      <w:r>
+        <w:t>script.rpy</w:t>
+      </w:r>
+      <w:proofErr w:type="spellEnd"/>
+      <w:r>
+        <w:t>, abriéndolo y cerca de la línea 23 veremos algo como lo siguiente.</w:t>
       </w:r>
     </w:p>
     <w:p>
@@ -3245,7 +3533,23 @@
     <w:p>
       <w:r>
         <w:tab/>
-        <w:t>Basta con cambiar testing por el archivo de control del que quieres empezar o en su defecto, trabajar en el archivo testing y cuando ya esté terminado guardar su contenido en un archivo diferente.</w:t>
+        <w:t xml:space="preserve">Basta con cambiar </w:t>
+      </w:r>
+      <w:proofErr w:type="spellStart"/>
+      <w:r>
+        <w:t>testing</w:t>
+      </w:r>
+      <w:proofErr w:type="spellEnd"/>
+      <w:r>
+        <w:t xml:space="preserve"> por el archivo de control del que quieres empezar o en su defecto, trabajar en el archivo </w:t>
+      </w:r>
+      <w:proofErr w:type="spellStart"/>
+      <w:r>
+        <w:t>testing</w:t>
+      </w:r>
+      <w:proofErr w:type="spellEnd"/>
+      <w:r>
+        <w:t xml:space="preserve"> y cuando ya esté terminado guardar su contenido en un archivo diferente.</w:t>
       </w:r>
     </w:p>
     <w:p>
@@ -3261,15 +3565,27 @@
         <w:tab/>
         <w:t xml:space="preserve">Para definir a tus personajes, debes dirigirte al archivo </w:t>
       </w:r>
+      <w:proofErr w:type="spellStart"/>
       <w:r>
         <w:t>charactersDefine.rpy</w:t>
       </w:r>
-      <w:r>
-        <w:t xml:space="preserve"> ubicado en la carpeta game</w:t>
-      </w:r>
-      <w:r>
-        <w:t>/definitions</w:t>
-      </w:r>
+      <w:proofErr w:type="spellEnd"/>
+      <w:r>
+        <w:t xml:space="preserve"> ubicado en la carpeta </w:t>
+      </w:r>
+      <w:proofErr w:type="spellStart"/>
+      <w:r>
+        <w:t>game</w:t>
+      </w:r>
+      <w:proofErr w:type="spellEnd"/>
+      <w:r>
+        <w:t>/</w:t>
+      </w:r>
+      <w:proofErr w:type="spellStart"/>
+      <w:r>
+        <w:t>definitions</w:t>
+      </w:r>
+      <w:proofErr w:type="spellEnd"/>
       <w:r>
         <w:t>, si lo abres con Visual Studio, en su interior encontrarás algo así.</w:t>
       </w:r>
@@ -3319,7 +3635,15 @@
     <w:p>
       <w:r>
         <w:tab/>
-        <w:t xml:space="preserve">Allí debes definir a los personajes de tu historia siguiendo con ese mismo patrón, es importante mencionar que en cuanto a nombres de personajes, se requiere usar siempre </w:t>
+        <w:t xml:space="preserve">Allí debes definir a los personajes de tu historia siguiendo con ese mismo patrón, es importante mencionar </w:t>
+      </w:r>
+      <w:proofErr w:type="gramStart"/>
+      <w:r>
+        <w:t>que</w:t>
+      </w:r>
+      <w:proofErr w:type="gramEnd"/>
+      <w:r>
+        <w:t xml:space="preserve"> en cuanto a nombres de personajes, se requiere usar siempre </w:t>
       </w:r>
       <w:r>
         <w:lastRenderedPageBreak/>
@@ -3409,15 +3733,27 @@
       <w:r>
         <w:t xml:space="preserve">Los fondos son los escenarios que se muestran detrás de los personajes como por ejemplo un salón, un parque o un cielo estrellado, esta vez acudiremos al archivo </w:t>
       </w:r>
+      <w:proofErr w:type="spellStart"/>
       <w:r>
         <w:t>backgroundsDefine.rpy</w:t>
       </w:r>
+      <w:proofErr w:type="spellEnd"/>
       <w:r>
         <w:t xml:space="preserve"> ubicado en la carpeta </w:t>
       </w:r>
-      <w:r>
-        <w:t>game/definitions</w:t>
-      </w:r>
+      <w:proofErr w:type="spellStart"/>
+      <w:r>
+        <w:t>game</w:t>
+      </w:r>
+      <w:proofErr w:type="spellEnd"/>
+      <w:r>
+        <w:t>/</w:t>
+      </w:r>
+      <w:proofErr w:type="spellStart"/>
+      <w:r>
+        <w:t>definitions</w:t>
+      </w:r>
+      <w:proofErr w:type="spellEnd"/>
       <w:r>
         <w:t>, al abrirlo encontraremos algo así.</w:t>
       </w:r>
@@ -3472,7 +3808,31 @@
         <w:ind w:firstLine="708"/>
       </w:pPr>
       <w:r>
-        <w:t>Los fondos se encuentran en la carpeta game/images/backgrounds, deben ser en formato .png y preferiblemente tener la misma resolución, el tamaño recomendado es 1920x1080</w:t>
+        <w:t xml:space="preserve">Los fondos se encuentran en la carpeta </w:t>
+      </w:r>
+      <w:proofErr w:type="spellStart"/>
+      <w:r>
+        <w:t>game</w:t>
+      </w:r>
+      <w:proofErr w:type="spellEnd"/>
+      <w:r>
+        <w:t>/</w:t>
+      </w:r>
+      <w:proofErr w:type="spellStart"/>
+      <w:r>
+        <w:t>images</w:t>
+      </w:r>
+      <w:proofErr w:type="spellEnd"/>
+      <w:r>
+        <w:t>/</w:t>
+      </w:r>
+      <w:proofErr w:type="spellStart"/>
+      <w:r>
+        <w:t>backgrounds</w:t>
+      </w:r>
+      <w:proofErr w:type="spellEnd"/>
+      <w:r>
+        <w:t>, deben ser en formato .png y preferiblemente tener la misma resolución, el tamaño recomendado es 1920x1080</w:t>
       </w:r>
       <w:r>
         <w:t>.</w:t>
@@ -3500,7 +3860,15 @@
         <w:ind w:firstLine="708"/>
       </w:pPr>
       <w:r>
-        <w:t>Se recomienda no quitar los fondos flash y blackout ya que el motor los necesita para hacer algunas transiciones.</w:t>
+        <w:t xml:space="preserve">Se recomienda no quitar los fondos flash y </w:t>
+      </w:r>
+      <w:proofErr w:type="spellStart"/>
+      <w:r>
+        <w:t>blackout</w:t>
+      </w:r>
+      <w:proofErr w:type="spellEnd"/>
+      <w:r>
+        <w:t xml:space="preserve"> ya que el motor los necesita para hacer algunas transiciones.</w:t>
       </w:r>
     </w:p>
     <w:p>
@@ -3514,7 +3882,22 @@
     <w:p>
       <w:r>
         <w:tab/>
-        <w:t>Atlax Renpy soporta diversos idiomas, sin embargo</w:t>
+      </w:r>
+      <w:proofErr w:type="spellStart"/>
+      <w:r>
+        <w:t>Atlax</w:t>
+      </w:r>
+      <w:proofErr w:type="spellEnd"/>
+      <w:r>
+        <w:t xml:space="preserve"> </w:t>
+      </w:r>
+      <w:proofErr w:type="spellStart"/>
+      <w:r>
+        <w:t>Renpy</w:t>
+      </w:r>
+      <w:proofErr w:type="spellEnd"/>
+      <w:r>
+        <w:t xml:space="preserve"> soporta diversos idiomas, sin embargo</w:t>
       </w:r>
       <w:r>
         <w:t>,</w:t>
@@ -3525,11 +3908,32 @@
       <w:r>
         <w:t xml:space="preserve">archivo </w:t>
       </w:r>
+      <w:proofErr w:type="spellStart"/>
       <w:r>
         <w:t>languageDefine</w:t>
       </w:r>
       <w:r>
-        <w:t>.rpy ubicado en la carpeta game/definitions. Allí encontraremos algo así.</w:t>
+        <w:t>.rpy</w:t>
+      </w:r>
+      <w:proofErr w:type="spellEnd"/>
+      <w:r>
+        <w:t xml:space="preserve"> ubicado en la carpeta </w:t>
+      </w:r>
+      <w:proofErr w:type="spellStart"/>
+      <w:r>
+        <w:t>game</w:t>
+      </w:r>
+      <w:proofErr w:type="spellEnd"/>
+      <w:r>
+        <w:t>/</w:t>
+      </w:r>
+      <w:proofErr w:type="spellStart"/>
+      <w:r>
+        <w:t>definitions</w:t>
+      </w:r>
+      <w:proofErr w:type="spellEnd"/>
+      <w:r>
+        <w:t>. Allí encontraremos algo así.</w:t>
       </w:r>
     </w:p>
     <w:p>
@@ -3581,7 +3985,22 @@
       <w:r>
         <w:lastRenderedPageBreak/>
         <w:tab/>
-        <w:t>currentLanguage es el idioma por defecto que usará el motor al abrir el juego, este puede ser cambiado en la configuración del juego mismo. La otra variable llamada allLanguages, lista todos los lenguajes que soporte tu historia</w:t>
+      </w:r>
+      <w:proofErr w:type="spellStart"/>
+      <w:r>
+        <w:t>currentLanguage</w:t>
+      </w:r>
+      <w:proofErr w:type="spellEnd"/>
+      <w:r>
+        <w:t xml:space="preserve"> es el idioma por defecto que usará el motor al abrir el juego, este puede ser cambiado en la configuración del juego mismo. La otra variable llamada </w:t>
+      </w:r>
+      <w:proofErr w:type="spellStart"/>
+      <w:r>
+        <w:t>allLanguages</w:t>
+      </w:r>
+      <w:proofErr w:type="spellEnd"/>
+      <w:r>
+        <w:t>, lista todos los lenguajes que soporte tu historia</w:t>
       </w:r>
       <w:r>
         <w:t>, se recuerda que es de fundamental importancia respetar el orden de estos lenguajes. En caso de que queramos agregar más lenguajes lo haríamos de la siguiente forma.</w:t>
@@ -3652,13 +4071,39 @@
         <w:t>l</w:t>
       </w:r>
       <w:r>
-        <w:t xml:space="preserve">os valores predeterminados de Renpy puedes hacerlo en el archivo </w:t>
-      </w:r>
+        <w:t xml:space="preserve">os valores predeterminados de </w:t>
+      </w:r>
+      <w:proofErr w:type="spellStart"/>
+      <w:r>
+        <w:t>Renpy</w:t>
+      </w:r>
+      <w:proofErr w:type="spellEnd"/>
+      <w:r>
+        <w:t xml:space="preserve"> puedes hacerlo en el archivo </w:t>
+      </w:r>
+      <w:proofErr w:type="spellStart"/>
       <w:r>
         <w:t>configDefine.rpy</w:t>
       </w:r>
-      <w:r>
-        <w:t xml:space="preserve"> ubicado en la carpeta game/definitions. Allí encontrarás algo así.</w:t>
+      <w:proofErr w:type="spellEnd"/>
+      <w:r>
+        <w:t xml:space="preserve"> ubicado en la carpeta </w:t>
+      </w:r>
+      <w:proofErr w:type="spellStart"/>
+      <w:r>
+        <w:t>game</w:t>
+      </w:r>
+      <w:proofErr w:type="spellEnd"/>
+      <w:r>
+        <w:t>/</w:t>
+      </w:r>
+      <w:proofErr w:type="spellStart"/>
+      <w:r>
+        <w:t>definitions</w:t>
+      </w:r>
+      <w:proofErr w:type="spellEnd"/>
+      <w:r>
+        <w:t>. Allí encontrarás algo así.</w:t>
       </w:r>
     </w:p>
     <w:p>
@@ -3706,7 +4151,47 @@
     <w:p>
       <w:r>
         <w:tab/>
-        <w:t>Por defecto Atlax Renpy utiliza esas configuraciones allí mostradas, establece el tiempo de fadeout de las canciones a 3 segundos y define los layers. Si tienes conocimientos sobre Renpy y necesitas establecer alguna configuración específica debes hacerlo ahí.</w:t>
+        <w:t xml:space="preserve">Por defecto </w:t>
+      </w:r>
+      <w:proofErr w:type="spellStart"/>
+      <w:r>
+        <w:t>Atlax</w:t>
+      </w:r>
+      <w:proofErr w:type="spellEnd"/>
+      <w:r>
+        <w:t xml:space="preserve"> </w:t>
+      </w:r>
+      <w:proofErr w:type="spellStart"/>
+      <w:r>
+        <w:t>Renpy</w:t>
+      </w:r>
+      <w:proofErr w:type="spellEnd"/>
+      <w:r>
+        <w:t xml:space="preserve"> utiliza esas configuraciones allí mostradas, establece el tiempo de </w:t>
+      </w:r>
+      <w:proofErr w:type="spellStart"/>
+      <w:r>
+        <w:t>fadeout</w:t>
+      </w:r>
+      <w:proofErr w:type="spellEnd"/>
+      <w:r>
+        <w:t xml:space="preserve"> de las canciones a 3 segundos y define los </w:t>
+      </w:r>
+      <w:proofErr w:type="spellStart"/>
+      <w:r>
+        <w:t>layers</w:t>
+      </w:r>
+      <w:proofErr w:type="spellEnd"/>
+      <w:r>
+        <w:t xml:space="preserve">. Si tienes conocimientos sobre </w:t>
+      </w:r>
+      <w:proofErr w:type="spellStart"/>
+      <w:r>
+        <w:t>Renpy</w:t>
+      </w:r>
+      <w:proofErr w:type="spellEnd"/>
+      <w:r>
+        <w:t xml:space="preserve"> y necesitas establecer alguna configuración específica debes hacerlo ahí.</w:t>
       </w:r>
     </w:p>
     <w:p>
@@ -3743,7 +4228,31 @@
     <w:p>
       <w:r>
         <w:tab/>
-        <w:t>Crear un archivo de control es muy sencillo, tenemos dos formas de hacerlo, la forma “complicada” es creando un archivo de texto en nuestro computador y colocarle al final .csv, llamémoslo “ejemplo.csv”. Es posible que al abrirlo se ejecute el bloc de notas, para ello tenemos que ir a la configuración de nuestro sistema operativo para que nos permita ver las extensiones o formatos de los archivos, una vez cambiado debemos cambiar “.txt” por “.csv”.</w:t>
+        <w:t>Crear un archivo de control es muy sencillo, tenemos dos formas de hacerlo, la forma “complicada” es creando un archivo de texto en nuestro computador y colocarle al final .</w:t>
+      </w:r>
+      <w:proofErr w:type="spellStart"/>
+      <w:r>
+        <w:t>csv</w:t>
+      </w:r>
+      <w:proofErr w:type="spellEnd"/>
+      <w:r>
+        <w:t>, llamémoslo “ejemplo.csv”. Es posible que al abrirlo se ejecute el bloc de notas, para ello tenemos que ir a la configuración de nuestro sistema operativo para que nos permita ver las extensiones o formatos de los archivos, una vez cambiado debemos cambiar “.</w:t>
+      </w:r>
+      <w:proofErr w:type="spellStart"/>
+      <w:r>
+        <w:t>txt</w:t>
+      </w:r>
+      <w:proofErr w:type="spellEnd"/>
+      <w:r>
+        <w:t>” por “.</w:t>
+      </w:r>
+      <w:proofErr w:type="spellStart"/>
+      <w:r>
+        <w:t>csv</w:t>
+      </w:r>
+      <w:proofErr w:type="spellEnd"/>
+      <w:r>
+        <w:t>”.</w:t>
       </w:r>
     </w:p>
     <w:p>
@@ -3825,7 +4334,23 @@
     <w:p>
       <w:r>
         <w:tab/>
-        <w:t>Si tienes dudas puedes optar por simplemente copiar y pegar alguno de los archivos de control de ejemplo que proporciona Atlax Renpy, borrar su contenido y empezar desde allí.</w:t>
+        <w:t xml:space="preserve">Si tienes dudas puedes optar por simplemente copiar y pegar alguno de los archivos de control de ejemplo que proporciona </w:t>
+      </w:r>
+      <w:proofErr w:type="spellStart"/>
+      <w:r>
+        <w:t>Atlax</w:t>
+      </w:r>
+      <w:proofErr w:type="spellEnd"/>
+      <w:r>
+        <w:t xml:space="preserve"> </w:t>
+      </w:r>
+      <w:proofErr w:type="spellStart"/>
+      <w:r>
+        <w:t>Renpy</w:t>
+      </w:r>
+      <w:proofErr w:type="spellEnd"/>
+      <w:r>
+        <w:t>, borrar su contenido y empezar desde allí.</w:t>
       </w:r>
     </w:p>
     <w:p/>
@@ -4020,13 +4545,91 @@
           <w:szCs w:val="20"/>
         </w:rPr>
       </w:pPr>
+      <w:proofErr w:type="spellStart"/>
+      <w:proofErr w:type="gramStart"/>
       <w:r>
         <w:rPr>
           <w:sz w:val="20"/>
           <w:szCs w:val="20"/>
         </w:rPr>
-        <w:t>Key;Background;Music;Sound;Single effect;Continuous effect;Events;Delay;Emisor</w:t>
-      </w:r>
+        <w:t>Key;Background</w:t>
+      </w:r>
+      <w:proofErr w:type="gramEnd"/>
+      <w:r>
+        <w:rPr>
+          <w:sz w:val="20"/>
+          <w:szCs w:val="20"/>
+        </w:rPr>
+        <w:t>;</w:t>
+      </w:r>
+      <w:proofErr w:type="gramStart"/>
+      <w:r>
+        <w:rPr>
+          <w:sz w:val="20"/>
+          <w:szCs w:val="20"/>
+        </w:rPr>
+        <w:t>Music;Sound</w:t>
+      </w:r>
+      <w:proofErr w:type="gramEnd"/>
+      <w:r>
+        <w:rPr>
+          <w:sz w:val="20"/>
+          <w:szCs w:val="20"/>
+        </w:rPr>
+        <w:t>;Single</w:t>
+      </w:r>
+      <w:proofErr w:type="spellEnd"/>
+      <w:r>
+        <w:rPr>
+          <w:sz w:val="20"/>
+          <w:szCs w:val="20"/>
+        </w:rPr>
+        <w:t xml:space="preserve"> </w:t>
+      </w:r>
+      <w:proofErr w:type="spellStart"/>
+      <w:proofErr w:type="gramStart"/>
+      <w:r>
+        <w:rPr>
+          <w:sz w:val="20"/>
+          <w:szCs w:val="20"/>
+        </w:rPr>
+        <w:t>effect;Continuous</w:t>
+      </w:r>
+      <w:proofErr w:type="spellEnd"/>
+      <w:proofErr w:type="gramEnd"/>
+      <w:r>
+        <w:rPr>
+          <w:sz w:val="20"/>
+          <w:szCs w:val="20"/>
+        </w:rPr>
+        <w:t xml:space="preserve"> </w:t>
+      </w:r>
+      <w:proofErr w:type="spellStart"/>
+      <w:proofErr w:type="gramStart"/>
+      <w:r>
+        <w:rPr>
+          <w:sz w:val="20"/>
+          <w:szCs w:val="20"/>
+        </w:rPr>
+        <w:t>effect;Events</w:t>
+      </w:r>
+      <w:proofErr w:type="gramEnd"/>
+      <w:r>
+        <w:rPr>
+          <w:sz w:val="20"/>
+          <w:szCs w:val="20"/>
+        </w:rPr>
+        <w:t>;</w:t>
+      </w:r>
+      <w:proofErr w:type="gramStart"/>
+      <w:r>
+        <w:rPr>
+          <w:sz w:val="20"/>
+          <w:szCs w:val="20"/>
+        </w:rPr>
+        <w:t>Delay;Emisor</w:t>
+      </w:r>
+      <w:proofErr w:type="gramEnd"/>
       <w:r>
         <w:rPr>
           <w:b/>
@@ -4036,6 +4639,7 @@
         </w:rPr>
         <w:t>;</w:t>
       </w:r>
+      <w:proofErr w:type="gramStart"/>
       <w:r>
         <w:rPr>
           <w:sz w:val="20"/>
@@ -4043,6 +4647,8 @@
         </w:rPr>
         <w:t>Spanish;English</w:t>
       </w:r>
+      <w:proofErr w:type="spellEnd"/>
+      <w:proofErr w:type="gramEnd"/>
     </w:p>
     <w:p>
       <w:pPr>
@@ -4134,7 +4740,23 @@
         <w:t xml:space="preserve"> las columnas de</w:t>
       </w:r>
       <w:r>
-        <w:t xml:space="preserve"> los archivos de control, se debe dejar claro lo siguiente: Atlax Renpy, requiere de un archivo de inicio, por defecto ese archivo se llama testing.csv, más adelante en la sección de personalización se explicará como cambiar el nombre de ese archivo de entrada</w:t>
+        <w:t xml:space="preserve"> los archivos de control, se debe dejar claro lo siguiente: </w:t>
+      </w:r>
+      <w:proofErr w:type="spellStart"/>
+      <w:r>
+        <w:t>Atlax</w:t>
+      </w:r>
+      <w:proofErr w:type="spellEnd"/>
+      <w:r>
+        <w:t xml:space="preserve"> </w:t>
+      </w:r>
+      <w:proofErr w:type="spellStart"/>
+      <w:r>
+        <w:t>Renpy</w:t>
+      </w:r>
+      <w:proofErr w:type="spellEnd"/>
+      <w:r>
+        <w:t>, requiere de un archivo de inicio, por defecto ese archivo se llama testing.csv, más adelante en la sección de personalización se explicará como cambiar el nombre de ese archivo de entrada</w:t>
       </w:r>
       <w:r>
         <w:t>.</w:t>
@@ -4154,8 +4776,13 @@
         <w:t>a</w:t>
       </w:r>
       <w:r>
-        <w:t xml:space="preserve"> es simplemente escribir dentro de ese testing.csv para visualizar lo que vayas haciendo en el archivo utilizando Renpy</w:t>
-      </w:r>
+        <w:t xml:space="preserve"> es simplemente escribir dentro de ese testing.csv para visualizar lo que vayas haciendo en el archivo utilizando </w:t>
+      </w:r>
+      <w:proofErr w:type="spellStart"/>
+      <w:r>
+        <w:t>Renpy</w:t>
+      </w:r>
+      <w:proofErr w:type="spellEnd"/>
       <w:r>
         <w:t xml:space="preserve"> y posteriormente pasar su contenido a otro archivo para ir almacenando las escenas completadas.</w:t>
       </w:r>
@@ -4185,7 +4812,39 @@
     <w:p>
       <w:r>
         <w:tab/>
-        <w:t>El valor recomendado para colocar en esta columna key es el siguiente: [ruta]_[capitulo]_[escena]_[dialogo], por ejemplo si queremos describir el diálogo número 89 de la escena noche de paseo del capítulo 3 de la ruta Stefannie, haríamos algo así: stefannie_3_night_out_89, el siguiente diálogo sería igual pero con un 90 en vez de 89 y siempre empezando en 1.</w:t>
+        <w:t xml:space="preserve">El valor recomendado para colocar en esta columna </w:t>
+      </w:r>
+      <w:proofErr w:type="spellStart"/>
+      <w:r>
+        <w:t>key</w:t>
+      </w:r>
+      <w:proofErr w:type="spellEnd"/>
+      <w:r>
+        <w:t xml:space="preserve"> es el siguiente: [ruta]_[capitulo]_[escena]_[dialogo], por </w:t>
+      </w:r>
+      <w:proofErr w:type="gramStart"/>
+      <w:r>
+        <w:t>ejemplo</w:t>
+      </w:r>
+      <w:proofErr w:type="gramEnd"/>
+      <w:r>
+        <w:t xml:space="preserve"> si queremos describir el diálogo número 89 de la escena noche de paseo del capítulo 3 de la ruta </w:t>
+      </w:r>
+      <w:proofErr w:type="spellStart"/>
+      <w:r>
+        <w:t>Stefannie</w:t>
+      </w:r>
+      <w:proofErr w:type="spellEnd"/>
+      <w:r>
+        <w:t xml:space="preserve">, haríamos algo así: stefannie_3_night_out_89, el siguiente diálogo sería </w:t>
+      </w:r>
+      <w:proofErr w:type="gramStart"/>
+      <w:r>
+        <w:t>igual</w:t>
+      </w:r>
+      <w:proofErr w:type="gramEnd"/>
+      <w:r>
+        <w:t xml:space="preserve"> pero con un 90 en vez de 89 y siempre empezando en 1.</w:t>
       </w:r>
     </w:p>
     <w:p>
@@ -4197,7 +4856,15 @@
       </w:r>
       <w:r>
         <w:lastRenderedPageBreak/>
-        <w:t>seguido dirigimos el cursor a la esquina inferior derecha de la celda seleccionada y manteniendo el click, lo arrastramos hacia abajo hasta donde veamos necesario.</w:t>
+        <w:t xml:space="preserve">seguido dirigimos el cursor a la esquina inferior derecha de la celda seleccionada y manteniendo el </w:t>
+      </w:r>
+      <w:proofErr w:type="spellStart"/>
+      <w:r>
+        <w:t>click</w:t>
+      </w:r>
+      <w:proofErr w:type="spellEnd"/>
+      <w:r>
+        <w:t>, lo arrastramos hacia abajo hasta donde veamos necesario.</w:t>
       </w:r>
     </w:p>
     <w:p>
@@ -4370,9 +5037,14 @@
       </w:pPr>
       <w:bookmarkStart w:id="8" w:name="_Toc199261561"/>
       <w:r>
-        <w:t>Columna Background</w:t>
+        <w:t xml:space="preserve">Columna </w:t>
+      </w:r>
+      <w:proofErr w:type="spellStart"/>
+      <w:r>
+        <w:t>Background</w:t>
       </w:r>
       <w:bookmarkEnd w:id="8"/>
+      <w:proofErr w:type="spellEnd"/>
     </w:p>
     <w:p>
       <w:r>
@@ -4385,7 +5057,23 @@
         <w:ind w:firstLine="708"/>
       </w:pPr>
       <w:r>
-        <w:t>Nombre del fondo : tipo de transición : parámetros de la transición</w:t>
+        <w:t xml:space="preserve">Nombre del </w:t>
+      </w:r>
+      <w:proofErr w:type="gramStart"/>
+      <w:r>
+        <w:t>fondo :</w:t>
+      </w:r>
+      <w:proofErr w:type="gramEnd"/>
+      <w:r>
+        <w:t xml:space="preserve"> tipo de </w:t>
+      </w:r>
+      <w:proofErr w:type="gramStart"/>
+      <w:r>
+        <w:t>transición :</w:t>
+      </w:r>
+      <w:proofErr w:type="gramEnd"/>
+      <w:r>
+        <w:t xml:space="preserve"> parámetros de la transición</w:t>
       </w:r>
     </w:p>
     <w:p>
@@ -4419,7 +5107,15 @@
         </w:numPr>
       </w:pPr>
       <w:r>
-        <w:t>school_hall_3:dissolve:4</w:t>
+        <w:t>school_hall_</w:t>
+      </w:r>
+      <w:proofErr w:type="gramStart"/>
+      <w:r>
+        <w:t>3:dissolve</w:t>
+      </w:r>
+      <w:proofErr w:type="gramEnd"/>
+      <w:r>
+        <w:t>:4</w:t>
       </w:r>
     </w:p>
     <w:p>
@@ -4430,8 +5126,13 @@
           <w:numId w:val="5"/>
         </w:numPr>
       </w:pPr>
-      <w:r>
-        <w:t>campus:fade:1:3:1</w:t>
+      <w:proofErr w:type="gramStart"/>
+      <w:r>
+        <w:t>campus:fade</w:t>
+      </w:r>
+      <w:proofErr w:type="gramEnd"/>
+      <w:r>
+        <w:t>:1:3:1</w:t>
       </w:r>
     </w:p>
     <w:p>
@@ -4442,8 +5143,13 @@
           <w:numId w:val="5"/>
         </w:numPr>
       </w:pPr>
-      <w:r>
-        <w:t>music_room (Aparece con la transición por defecto)</w:t>
+      <w:proofErr w:type="spellStart"/>
+      <w:r>
+        <w:t>music_room</w:t>
+      </w:r>
+      <w:proofErr w:type="spellEnd"/>
+      <w:r>
+        <w:t xml:space="preserve"> (Aparece con la transición por defecto)</w:t>
       </w:r>
     </w:p>
     <w:p>
@@ -4580,9 +5286,11 @@
             <w:pPr>
               <w:jc w:val="center"/>
             </w:pPr>
+            <w:proofErr w:type="spellStart"/>
             <w:r>
               <w:t>dissolve</w:t>
             </w:r>
+            <w:proofErr w:type="spellEnd"/>
           </w:p>
         </w:tc>
         <w:tc>
@@ -4631,9 +5339,11 @@
             <w:pPr>
               <w:jc w:val="center"/>
             </w:pPr>
+            <w:proofErr w:type="spellStart"/>
             <w:r>
               <w:t>fade</w:t>
             </w:r>
+            <w:proofErr w:type="spellEnd"/>
           </w:p>
         </w:tc>
         <w:tc>
@@ -4799,7 +5509,15 @@
               <w:jc w:val="center"/>
             </w:pPr>
             <w:r>
-              <w:t>El fondo actual se pixela hasta el color de mayor presencia, luego cambia de color y muestra el siguiente fondo haciendo el proceso inverso. (Se recomienda dejarlo por defecto)</w:t>
+              <w:t xml:space="preserve">El fondo actual se </w:t>
+            </w:r>
+            <w:proofErr w:type="spellStart"/>
+            <w:r>
+              <w:t>pixela</w:t>
+            </w:r>
+            <w:proofErr w:type="spellEnd"/>
+            <w:r>
+              <w:t xml:space="preserve"> hasta el color de mayor presencia, luego cambia de color y muestra el siguiente fondo haciendo el proceso inverso. (Se recomienda dejarlo por defecto)</w:t>
             </w:r>
           </w:p>
         </w:tc>
@@ -4874,6 +5592,7 @@
             <w:pPr>
               <w:jc w:val="center"/>
             </w:pPr>
+            <w:proofErr w:type="spellStart"/>
             <w:r>
               <w:t>p</w:t>
             </w:r>
@@ -4881,8 +5600,33 @@
               <w:t>ush</w:t>
             </w:r>
             <w:r>
-              <w:t>up / pushright / pushdown / pushleft</w:t>
-            </w:r>
+              <w:t>up</w:t>
+            </w:r>
+            <w:proofErr w:type="spellEnd"/>
+            <w:r>
+              <w:t xml:space="preserve"> / </w:t>
+            </w:r>
+            <w:proofErr w:type="spellStart"/>
+            <w:r>
+              <w:t>pushright</w:t>
+            </w:r>
+            <w:proofErr w:type="spellEnd"/>
+            <w:r>
+              <w:t xml:space="preserve"> / </w:t>
+            </w:r>
+            <w:proofErr w:type="spellStart"/>
+            <w:r>
+              <w:t>pushdown</w:t>
+            </w:r>
+            <w:proofErr w:type="spellEnd"/>
+            <w:r>
+              <w:t xml:space="preserve"> / </w:t>
+            </w:r>
+            <w:proofErr w:type="spellStart"/>
+            <w:r>
+              <w:t>pushleft</w:t>
+            </w:r>
+            <w:proofErr w:type="spellEnd"/>
           </w:p>
           <w:p/>
         </w:tc>
@@ -4931,9 +5675,35 @@
             <w:pPr>
               <w:jc w:val="center"/>
             </w:pPr>
-            <w:r>
-              <w:t>rup / rright / rdown / rleft</w:t>
-            </w:r>
+            <w:proofErr w:type="spellStart"/>
+            <w:r>
+              <w:t>rup</w:t>
+            </w:r>
+            <w:proofErr w:type="spellEnd"/>
+            <w:r>
+              <w:t xml:space="preserve"> / </w:t>
+            </w:r>
+            <w:proofErr w:type="spellStart"/>
+            <w:r>
+              <w:t>rright</w:t>
+            </w:r>
+            <w:proofErr w:type="spellEnd"/>
+            <w:r>
+              <w:t xml:space="preserve"> / </w:t>
+            </w:r>
+            <w:proofErr w:type="spellStart"/>
+            <w:r>
+              <w:t>rdown</w:t>
+            </w:r>
+            <w:proofErr w:type="spellEnd"/>
+            <w:r>
+              <w:t xml:space="preserve"> / </w:t>
+            </w:r>
+            <w:proofErr w:type="spellStart"/>
+            <w:r>
+              <w:t>rleft</w:t>
+            </w:r>
+            <w:proofErr w:type="spellEnd"/>
           </w:p>
         </w:tc>
         <w:tc>
@@ -4992,7 +5762,23 @@
         <w:ind w:firstLine="708"/>
       </w:pPr>
       <w:r>
-        <w:t>La columna encargada de realizar los cambios de música en el juego, estos deben estar en la carpeta game/audio/music y además de poseer formato .wav. Hay que dejar claro 2 conceptos.</w:t>
+        <w:t xml:space="preserve">La columna encargada de realizar los cambios de música en el juego, estos deben estar en la carpeta </w:t>
+      </w:r>
+      <w:proofErr w:type="spellStart"/>
+      <w:r>
+        <w:t>game</w:t>
+      </w:r>
+      <w:proofErr w:type="spellEnd"/>
+      <w:r>
+        <w:t>/audio/music y además de poseer formato .</w:t>
+      </w:r>
+      <w:proofErr w:type="spellStart"/>
+      <w:r>
+        <w:t>wav</w:t>
+      </w:r>
+      <w:proofErr w:type="spellEnd"/>
+      <w:r>
+        <w:t>. Hay que dejar claro 2 conceptos.</w:t>
       </w:r>
     </w:p>
     <w:p>
@@ -5003,8 +5789,13 @@
           <w:numId w:val="6"/>
         </w:numPr>
       </w:pPr>
-      <w:r>
-        <w:t>Fade-in: Tiempo en el que una canción pasa del silencio al 100%</w:t>
+      <w:proofErr w:type="spellStart"/>
+      <w:r>
+        <w:t>Fade</w:t>
+      </w:r>
+      <w:proofErr w:type="spellEnd"/>
+      <w:r>
+        <w:t>-in: Tiempo en el que una canción pasa del silencio al 100%</w:t>
       </w:r>
     </w:p>
     <w:p>
@@ -5015,8 +5806,13 @@
           <w:numId w:val="6"/>
         </w:numPr>
       </w:pPr>
-      <w:r>
-        <w:t>Fade-out:</w:t>
+      <w:proofErr w:type="spellStart"/>
+      <w:r>
+        <w:t>Fade-out</w:t>
+      </w:r>
+      <w:proofErr w:type="spellEnd"/>
+      <w:r>
+        <w:t>:</w:t>
       </w:r>
       <w:r>
         <w:t xml:space="preserve"> </w:t>
@@ -5042,7 +5838,31 @@
         <w:t>canción</w:t>
       </w:r>
       <w:r>
-        <w:t xml:space="preserve"> que se está reproduciendo hará un fade-out de 3 segundos (definido en configDefine.rpy), será igual para las músicas entrantes si no se les coloca un tiempo de fade-in</w:t>
+        <w:t xml:space="preserve"> que se está reproduciendo hará un </w:t>
+      </w:r>
+      <w:proofErr w:type="spellStart"/>
+      <w:r>
+        <w:t>fade-out</w:t>
+      </w:r>
+      <w:proofErr w:type="spellEnd"/>
+      <w:r>
+        <w:t xml:space="preserve"> de 3 segundos (definido en </w:t>
+      </w:r>
+      <w:proofErr w:type="spellStart"/>
+      <w:r>
+        <w:t>configDefine.rpy</w:t>
+      </w:r>
+      <w:proofErr w:type="spellEnd"/>
+      <w:r>
+        <w:t xml:space="preserve">), será igual para las músicas entrantes si no se les coloca un tiempo de </w:t>
+      </w:r>
+      <w:proofErr w:type="spellStart"/>
+      <w:r>
+        <w:t>fade</w:t>
+      </w:r>
+      <w:proofErr w:type="spellEnd"/>
+      <w:r>
+        <w:t>-in</w:t>
       </w:r>
       <w:r>
         <w:t xml:space="preserve">. </w:t>
@@ -5055,8 +5875,29 @@
       <w:pPr>
         <w:ind w:left="708" w:firstLine="708"/>
       </w:pPr>
-      <w:r>
-        <w:t>nombre_de_la_musica : fade-in en segundos</w:t>
+      <w:proofErr w:type="spellStart"/>
+      <w:r>
+        <w:t>nombre_de_la_</w:t>
+      </w:r>
+      <w:proofErr w:type="gramStart"/>
+      <w:r>
+        <w:t>musica</w:t>
+      </w:r>
+      <w:proofErr w:type="spellEnd"/>
+      <w:r>
+        <w:t xml:space="preserve"> :</w:t>
+      </w:r>
+      <w:proofErr w:type="gramEnd"/>
+      <w:r>
+        <w:t xml:space="preserve"> </w:t>
+      </w:r>
+      <w:proofErr w:type="spellStart"/>
+      <w:r>
+        <w:t>fade</w:t>
+      </w:r>
+      <w:proofErr w:type="spellEnd"/>
+      <w:r>
+        <w:t>-in en segundos</w:t>
       </w:r>
     </w:p>
     <w:p>
@@ -5079,22 +5920,32 @@
       </w:pPr>
       <w:r>
         <w:lastRenderedPageBreak/>
-        <w:t>Para quitar la música y crear un silencio, simplemente debemos colocar un *, por supuesto, también podemos acompañarlo del parámetro de fade-in</w:t>
-      </w:r>
-      <w:r>
-        <w:t xml:space="preserve"> que en este caso tomará el rol de fade-out.</w:t>
+        <w:t xml:space="preserve">Para quitar la música y crear un silencio, simplemente debemos colocar un *, por supuesto, también podemos acompañarlo del parámetro de </w:t>
+      </w:r>
+      <w:proofErr w:type="spellStart"/>
+      <w:r>
+        <w:t>fade</w:t>
+      </w:r>
+      <w:proofErr w:type="spellEnd"/>
+      <w:r>
+        <w:t>-in</w:t>
+      </w:r>
+      <w:r>
+        <w:t xml:space="preserve"> que en este caso tomará el rol de </w:t>
+      </w:r>
+      <w:proofErr w:type="spellStart"/>
+      <w:r>
+        <w:t>fade-out</w:t>
+      </w:r>
+      <w:proofErr w:type="spellEnd"/>
+      <w:r>
+        <w:t>.</w:t>
       </w:r>
     </w:p>
     <w:p>
       <w:r>
         <w:tab/>
-        <w:t>Ejemplo</w:t>
-      </w:r>
-      <w:r>
-        <w:t>s</w:t>
-      </w:r>
-      <w:r>
-        <w:t>:</w:t>
+        <w:t>Ejemplos:</w:t>
       </w:r>
     </w:p>
     <w:p>
@@ -5105,8 +5956,37 @@
           <w:numId w:val="7"/>
         </w:numPr>
       </w:pPr>
-      <w:r>
-        <w:t>while we speak:4 (La música actual hace el fade-out por defecto y la nueva fade-in de 4 segundos)</w:t>
+      <w:proofErr w:type="spellStart"/>
+      <w:r>
+        <w:t>while</w:t>
+      </w:r>
+      <w:proofErr w:type="spellEnd"/>
+      <w:r>
+        <w:t xml:space="preserve"> </w:t>
+      </w:r>
+      <w:proofErr w:type="spellStart"/>
+      <w:r>
+        <w:t>we</w:t>
+      </w:r>
+      <w:proofErr w:type="spellEnd"/>
+      <w:r>
+        <w:t xml:space="preserve"> speak:4 (La música actual hace el </w:t>
+      </w:r>
+      <w:proofErr w:type="spellStart"/>
+      <w:r>
+        <w:t>fade-out</w:t>
+      </w:r>
+      <w:proofErr w:type="spellEnd"/>
+      <w:r>
+        <w:t xml:space="preserve"> por defecto y la nueva </w:t>
+      </w:r>
+      <w:proofErr w:type="spellStart"/>
+      <w:r>
+        <w:t>fade</w:t>
+      </w:r>
+      <w:proofErr w:type="spellEnd"/>
+      <w:r>
+        <w:t>-in de 4 segundos)</w:t>
       </w:r>
     </w:p>
     <w:p>
@@ -5117,8 +5997,21 @@
           <w:numId w:val="7"/>
         </w:numPr>
       </w:pPr>
-      <w:r>
-        <w:t>stride (Tanto la música actual y la entrante harán un fade-out y fide-in por defecto)</w:t>
+      <w:proofErr w:type="spellStart"/>
+      <w:r>
+        <w:t>stride</w:t>
+      </w:r>
+      <w:proofErr w:type="spellEnd"/>
+      <w:r>
+        <w:t xml:space="preserve"> (Tanto la música actual y la entrante harán un </w:t>
+      </w:r>
+      <w:proofErr w:type="spellStart"/>
+      <w:r>
+        <w:t>fade-out</w:t>
+      </w:r>
+      <w:proofErr w:type="spellEnd"/>
+      <w:r>
+        <w:t xml:space="preserve"> y fide-in por defecto)</w:t>
       </w:r>
     </w:p>
     <w:p>
@@ -5130,7 +6023,15 @@
         </w:numPr>
       </w:pPr>
       <w:r>
-        <w:t>*:5 (La canción actual hace un fade-out de 5 segundos al silencio)</w:t>
+        <w:t xml:space="preserve">*:5 (La canción actual hace un </w:t>
+      </w:r>
+      <w:proofErr w:type="spellStart"/>
+      <w:r>
+        <w:t>fade-out</w:t>
+      </w:r>
+      <w:proofErr w:type="spellEnd"/>
+      <w:r>
+        <w:t xml:space="preserve"> de 5 segundos al silencio)</w:t>
       </w:r>
     </w:p>
     <w:p>
@@ -5156,14 +6057,43 @@
       </w:pPr>
       <w:bookmarkStart w:id="10" w:name="_Toc199261563"/>
       <w:r>
-        <w:t>Columna Sound</w:t>
+        <w:t xml:space="preserve">Columna </w:t>
+      </w:r>
+      <w:proofErr w:type="spellStart"/>
+      <w:r>
+        <w:t>Sound</w:t>
       </w:r>
       <w:bookmarkEnd w:id="10"/>
+      <w:proofErr w:type="spellEnd"/>
     </w:p>
     <w:p>
       <w:r>
         <w:tab/>
-        <w:t>Los sonidos que se reproducen en el diálogo, pueden ser varios a la vez. Deben estar en formato .wav y estar ubicados en la carpeta games/audio/sounds. Generalmente se reproducirán una vez, sin embargo</w:t>
+        <w:t>Los sonidos que se reproducen en el diálogo, pueden ser varios a la vez. Deben estar en formato .</w:t>
+      </w:r>
+      <w:proofErr w:type="spellStart"/>
+      <w:r>
+        <w:t>wav</w:t>
+      </w:r>
+      <w:proofErr w:type="spellEnd"/>
+      <w:r>
+        <w:t xml:space="preserve"> y estar ubicados en la carpeta </w:t>
+      </w:r>
+      <w:proofErr w:type="spellStart"/>
+      <w:r>
+        <w:t>games</w:t>
+      </w:r>
+      <w:proofErr w:type="spellEnd"/>
+      <w:r>
+        <w:t>/audio/</w:t>
+      </w:r>
+      <w:proofErr w:type="spellStart"/>
+      <w:r>
+        <w:t>sounds</w:t>
+      </w:r>
+      <w:proofErr w:type="spellEnd"/>
+      <w:r>
+        <w:t>. Generalmente se reproducirán una vez, sin embargo</w:t>
       </w:r>
       <w:r>
         <w:t>,</w:t>
@@ -5175,8 +6105,12 @@
     <w:p>
       <w:r>
         <w:tab/>
+      </w:r>
+      <w:proofErr w:type="spellStart"/>
+      <w:r>
         <w:t>Nombre_del_sonido</w:t>
       </w:r>
+      <w:proofErr w:type="spellEnd"/>
     </w:p>
     <w:p>
       <w:r>
@@ -5187,8 +6121,21 @@
     <w:p>
       <w:r>
         <w:tab/>
-        <w:t>Nombre del sonido : loop</w:t>
-      </w:r>
+        <w:t xml:space="preserve">Nombre del </w:t>
+      </w:r>
+      <w:proofErr w:type="gramStart"/>
+      <w:r>
+        <w:t>sonido :</w:t>
+      </w:r>
+      <w:proofErr w:type="gramEnd"/>
+      <w:r>
+        <w:t xml:space="preserve"> </w:t>
+      </w:r>
+      <w:proofErr w:type="spellStart"/>
+      <w:r>
+        <w:t>loop</w:t>
+      </w:r>
+      <w:proofErr w:type="spellEnd"/>
     </w:p>
     <w:p>
       <w:r>
@@ -5199,7 +6146,20 @@
     <w:p>
       <w:r>
         <w:tab/>
-        <w:t xml:space="preserve">Si colocamos el nombre del sonido sin más, este se reproducirá una sola vez. Para reproducir varios sonidos simultáneamente, debemos separarlos por comas. Si deseamos que el sonido se reproduzca constantemente debemos añadir :loop, es importante mencionar que hacer eso hará que el sonido se reproduzca indefinidamente hasta que volvamos a escribir la misma instrucción más adelante. </w:t>
+        <w:t xml:space="preserve">Si colocamos el nombre del sonido sin más, este se reproducirá una sola vez. Para reproducir varios sonidos simultáneamente, debemos separarlos por comas. Si deseamos que el sonido se reproduzca constantemente debemos </w:t>
+      </w:r>
+      <w:proofErr w:type="gramStart"/>
+      <w:r>
+        <w:t>añadir :</w:t>
+      </w:r>
+      <w:proofErr w:type="spellStart"/>
+      <w:r>
+        <w:t>loop</w:t>
+      </w:r>
+      <w:proofErr w:type="spellEnd"/>
+      <w:proofErr w:type="gramEnd"/>
+      <w:r>
+        <w:t xml:space="preserve">, es importante mencionar que hacer eso hará que el sonido se reproduzca indefinidamente hasta que volvamos a escribir la misma instrucción más adelante. </w:t>
       </w:r>
     </w:p>
     <w:p>
@@ -5241,7 +6201,27 @@
         </w:numPr>
       </w:pPr>
       <w:r>
-        <w:t>Espadas chocando:loop (Reproduce espadas chocando indefinidamente hasta que se vuelva a escribir Espadas chocando:loop en un diálogo posterior).</w:t>
+        <w:t xml:space="preserve">Espadas </w:t>
+      </w:r>
+      <w:proofErr w:type="spellStart"/>
+      <w:proofErr w:type="gramStart"/>
+      <w:r>
+        <w:t>chocando:loop</w:t>
+      </w:r>
+      <w:proofErr w:type="spellEnd"/>
+      <w:proofErr w:type="gramEnd"/>
+      <w:r>
+        <w:t xml:space="preserve"> (Reproduce espadas chocando indefinidamente hasta que se vuelva a escribir Espadas </w:t>
+      </w:r>
+      <w:proofErr w:type="spellStart"/>
+      <w:proofErr w:type="gramStart"/>
+      <w:r>
+        <w:t>chocando:loop</w:t>
+      </w:r>
+      <w:proofErr w:type="spellEnd"/>
+      <w:proofErr w:type="gramEnd"/>
+      <w:r>
+        <w:t xml:space="preserve"> en un diálogo posterior).</w:t>
       </w:r>
     </w:p>
     <w:p>
@@ -5249,13 +6229,37 @@
         <w:ind w:left="360" w:firstLine="348"/>
       </w:pPr>
       <w:r>
-        <w:t xml:space="preserve">Se debe tener en cuenta que si un sonido está en loop y se reproduce </w:t>
+        <w:t xml:space="preserve">Se debe tener en cuenta </w:t>
+      </w:r>
+      <w:proofErr w:type="gramStart"/>
+      <w:r>
+        <w:t>que</w:t>
+      </w:r>
+      <w:proofErr w:type="gramEnd"/>
+      <w:r>
+        <w:t xml:space="preserve"> si un sonido está en </w:t>
+      </w:r>
+      <w:proofErr w:type="spellStart"/>
+      <w:r>
+        <w:t>loop</w:t>
+      </w:r>
+      <w:proofErr w:type="spellEnd"/>
+      <w:r>
+        <w:t xml:space="preserve"> y se reproduce </w:t>
       </w:r>
       <w:r>
         <w:t>otro</w:t>
       </w:r>
       <w:r>
-        <w:t xml:space="preserve"> sonido, el loop se detendrá</w:t>
+        <w:t xml:space="preserve"> sonido, el </w:t>
+      </w:r>
+      <w:proofErr w:type="spellStart"/>
+      <w:r>
+        <w:t>loop</w:t>
+      </w:r>
+      <w:proofErr w:type="spellEnd"/>
+      <w:r>
+        <w:t xml:space="preserve"> se detendrá</w:t>
       </w:r>
       <w:r>
         <w:t xml:space="preserve"> y sonará el sonido escrito</w:t>
@@ -5269,7 +6273,15 @@
         <w:ind w:left="360" w:firstLine="348"/>
       </w:pPr>
       <w:r>
-        <w:t>No se pueden colocar 2 sonidos en loop al mismo tiempo, en caso de que lo necesite se recomienda editar y solapar ambos audios en uno solo.</w:t>
+        <w:t xml:space="preserve">No se pueden colocar 2 sonidos en </w:t>
+      </w:r>
+      <w:proofErr w:type="spellStart"/>
+      <w:r>
+        <w:t>loop</w:t>
+      </w:r>
+      <w:proofErr w:type="spellEnd"/>
+      <w:r>
+        <w:t xml:space="preserve"> al mismo tiempo, en caso de que lo necesite se recomienda editar y solapar ambos audios en uno solo.</w:t>
       </w:r>
     </w:p>
     <w:p>
@@ -5287,9 +6299,413 @@
         <w:pStyle w:val="Ttulo2"/>
       </w:pPr>
       <w:r>
-        <w:t>Columna Single effect</w:t>
+        <w:t xml:space="preserve">Columna Single </w:t>
+      </w:r>
+      <w:proofErr w:type="spellStart"/>
+      <w:r>
+        <w:t>effect</w:t>
       </w:r>
       <w:bookmarkEnd w:id="11"/>
+      <w:proofErr w:type="spellEnd"/>
+    </w:p>
+    <w:p>
+      <w:r>
+        <w:tab/>
+        <w:t>Son efectos visuales que suceden una única vez, como una sacudida de pantalla o flash repentino. Sintaxis:</w:t>
+      </w:r>
+    </w:p>
+    <w:p>
+      <w:r>
+        <w:tab/>
+      </w:r>
+      <w:proofErr w:type="spellStart"/>
+      <w:r>
+        <w:t>Nombre_del_</w:t>
+      </w:r>
+      <w:proofErr w:type="gramStart"/>
+      <w:r>
+        <w:t>efecto</w:t>
+      </w:r>
+      <w:proofErr w:type="spellEnd"/>
+      <w:r>
+        <w:t xml:space="preserve"> :</w:t>
+      </w:r>
+      <w:proofErr w:type="gramEnd"/>
+      <w:r>
+        <w:t xml:space="preserve"> parámetros</w:t>
+      </w:r>
+    </w:p>
+    <w:p>
+      <w:r>
+        <w:tab/>
+        <w:t>Nombre_del_efecto_</w:t>
+      </w:r>
+      <w:proofErr w:type="gramStart"/>
+      <w:r>
+        <w:t>1:parámetros</w:t>
+      </w:r>
+      <w:proofErr w:type="gramEnd"/>
+      <w:r>
+        <w:t>, Nombre_del_efecto_</w:t>
+      </w:r>
+      <w:proofErr w:type="gramStart"/>
+      <w:r>
+        <w:t>2:parámetros</w:t>
+      </w:r>
+      <w:proofErr w:type="gramEnd"/>
+    </w:p>
+    <w:p>
+      <w:r>
+        <w:tab/>
+        <w:t>Podemos colocar varios efectos en un mismo diálogo, estos se efectuarán uno a uno en el orden escritos.</w:t>
+      </w:r>
+    </w:p>
+    <w:p>
+      <w:pPr>
+        <w:pStyle w:val="Ttulo3"/>
+      </w:pPr>
+      <w:r>
+        <w:t>Efectos simples</w:t>
+      </w:r>
+    </w:p>
+    <w:tbl>
+      <w:tblPr>
+        <w:tblStyle w:val="Tablaconcuadrcula"/>
+        <w:tblW w:w="0" w:type="auto"/>
+        <w:tblLook w:val="04A0" w:firstRow="1" w:lastRow="0" w:firstColumn="1" w:lastColumn="0" w:noHBand="0" w:noVBand="1"/>
+      </w:tblPr>
+      <w:tblGrid>
+        <w:gridCol w:w="1555"/>
+        <w:gridCol w:w="3402"/>
+        <w:gridCol w:w="3537"/>
+      </w:tblGrid>
+      <w:tr>
+        <w:trPr>
+          <w:trHeight w:val="531"/>
+        </w:trPr>
+        <w:tc>
+          <w:tcPr>
+            <w:tcW w:w="1555" w:type="dxa"/>
+            <w:vAlign w:val="center"/>
+          </w:tcPr>
+          <w:p>
+            <w:pPr>
+              <w:jc w:val="center"/>
+              <w:rPr>
+                <w:b/>
+                <w:bCs/>
+                <w:sz w:val="28"/>
+                <w:szCs w:val="28"/>
+              </w:rPr>
+            </w:pPr>
+            <w:r>
+              <w:rPr>
+                <w:b/>
+                <w:bCs/>
+                <w:sz w:val="28"/>
+                <w:szCs w:val="28"/>
+              </w:rPr>
+              <w:t>Nombre</w:t>
+            </w:r>
+          </w:p>
+        </w:tc>
+        <w:tc>
+          <w:tcPr>
+            <w:tcW w:w="3402" w:type="dxa"/>
+            <w:vAlign w:val="center"/>
+          </w:tcPr>
+          <w:p>
+            <w:pPr>
+              <w:jc w:val="center"/>
+              <w:rPr>
+                <w:b/>
+                <w:bCs/>
+                <w:sz w:val="28"/>
+                <w:szCs w:val="28"/>
+              </w:rPr>
+            </w:pPr>
+            <w:r>
+              <w:rPr>
+                <w:b/>
+                <w:bCs/>
+                <w:sz w:val="28"/>
+                <w:szCs w:val="28"/>
+              </w:rPr>
+              <w:t>Descripción</w:t>
+            </w:r>
+          </w:p>
+        </w:tc>
+        <w:tc>
+          <w:tcPr>
+            <w:tcW w:w="3537" w:type="dxa"/>
+            <w:vAlign w:val="center"/>
+          </w:tcPr>
+          <w:p>
+            <w:pPr>
+              <w:jc w:val="center"/>
+              <w:rPr>
+                <w:b/>
+                <w:bCs/>
+                <w:sz w:val="28"/>
+                <w:szCs w:val="28"/>
+              </w:rPr>
+            </w:pPr>
+            <w:r>
+              <w:rPr>
+                <w:b/>
+                <w:bCs/>
+                <w:sz w:val="28"/>
+                <w:szCs w:val="28"/>
+              </w:rPr>
+              <w:t>Parámetros</w:t>
+            </w:r>
+          </w:p>
+        </w:tc>
+      </w:tr>
+      <w:tr>
+        <w:trPr>
+          <w:trHeight w:val="1298"/>
+        </w:trPr>
+        <w:tc>
+          <w:tcPr>
+            <w:tcW w:w="1555" w:type="dxa"/>
+            <w:vAlign w:val="center"/>
+          </w:tcPr>
+          <w:p>
+            <w:pPr>
+              <w:jc w:val="center"/>
+            </w:pPr>
+            <w:proofErr w:type="spellStart"/>
+            <w:r>
+              <w:t>vpunch</w:t>
+            </w:r>
+            <w:proofErr w:type="spellEnd"/>
+            <w:r>
+              <w:t xml:space="preserve"> / </w:t>
+            </w:r>
+            <w:proofErr w:type="spellStart"/>
+            <w:r>
+              <w:t>hpunch</w:t>
+            </w:r>
+            <w:proofErr w:type="spellEnd"/>
+          </w:p>
+        </w:tc>
+        <w:tc>
+          <w:tcPr>
+            <w:tcW w:w="3402" w:type="dxa"/>
+            <w:vAlign w:val="center"/>
+          </w:tcPr>
+          <w:p>
+            <w:pPr>
+              <w:jc w:val="center"/>
+            </w:pPr>
+            <w:r>
+              <w:t>El fondo de pantalla se mueve en horizontal (</w:t>
+            </w:r>
+            <w:proofErr w:type="spellStart"/>
+            <w:r>
+              <w:t>hpunch</w:t>
+            </w:r>
+            <w:proofErr w:type="spellEnd"/>
+            <w:r>
+              <w:t>) o vertical (</w:t>
+            </w:r>
+            <w:proofErr w:type="spellStart"/>
+            <w:r>
+              <w:t>vpunch</w:t>
+            </w:r>
+            <w:proofErr w:type="spellEnd"/>
+            <w:r>
+              <w:t>) simulando con golpe de una intensidad dada</w:t>
+            </w:r>
+          </w:p>
+        </w:tc>
+        <w:tc>
+          <w:tcPr>
+            <w:tcW w:w="3537" w:type="dxa"/>
+            <w:vAlign w:val="center"/>
+          </w:tcPr>
+          <w:p>
+            <w:pPr>
+              <w:jc w:val="center"/>
+            </w:pPr>
+            <w:r>
+              <w:t xml:space="preserve">1. </w:t>
+            </w:r>
+            <w:r>
+              <w:t>La intensidad del golpe. Ejemplo 10 un golpe sutil, 60 un golpe fuerte y 100 un golpe exagerado</w:t>
+            </w:r>
+            <w:r>
+              <w:t>. (20)</w:t>
+            </w:r>
+          </w:p>
+        </w:tc>
+      </w:tr>
+      <w:tr>
+        <w:trPr>
+          <w:trHeight w:val="732"/>
+        </w:trPr>
+        <w:tc>
+          <w:tcPr>
+            <w:tcW w:w="1555" w:type="dxa"/>
+            <w:vMerge w:val="restart"/>
+            <w:vAlign w:val="center"/>
+          </w:tcPr>
+          <w:p>
+            <w:pPr>
+              <w:jc w:val="center"/>
+            </w:pPr>
+            <w:r>
+              <w:t>Nombre de un fondo</w:t>
+            </w:r>
+          </w:p>
+        </w:tc>
+        <w:tc>
+          <w:tcPr>
+            <w:tcW w:w="3402" w:type="dxa"/>
+            <w:vMerge w:val="restart"/>
+            <w:vAlign w:val="center"/>
+          </w:tcPr>
+          <w:p>
+            <w:pPr>
+              <w:jc w:val="center"/>
+            </w:pPr>
+            <w:r>
+              <w:t>El juego muestra unos parpadeos mostrando un fondo de pantalla una cantidad de veces a lo largo de una cantidad de segundos.</w:t>
+            </w:r>
+          </w:p>
+        </w:tc>
+        <w:tc>
+          <w:tcPr>
+            <w:tcW w:w="3537" w:type="dxa"/>
+            <w:vAlign w:val="center"/>
+          </w:tcPr>
+          <w:p>
+            <w:pPr>
+              <w:jc w:val="center"/>
+            </w:pPr>
+            <w:r>
+              <w:t>1.</w:t>
+            </w:r>
+            <w:r>
+              <w:t xml:space="preserve"> Los segundos que tarda el fondo en mostrarse y quitarte cada ciclo</w:t>
+            </w:r>
+            <w:r>
+              <w:t xml:space="preserve"> (0.1)</w:t>
+            </w:r>
+          </w:p>
+        </w:tc>
+      </w:tr>
+      <w:tr>
+        <w:trPr>
+          <w:trHeight w:val="861"/>
+        </w:trPr>
+        <w:tc>
+          <w:tcPr>
+            <w:tcW w:w="1555" w:type="dxa"/>
+            <w:vMerge/>
+            <w:vAlign w:val="center"/>
+          </w:tcPr>
+          <w:p>
+            <w:pPr>
+              <w:jc w:val="center"/>
+            </w:pPr>
+          </w:p>
+        </w:tc>
+        <w:tc>
+          <w:tcPr>
+            <w:tcW w:w="3402" w:type="dxa"/>
+            <w:vMerge/>
+            <w:vAlign w:val="center"/>
+          </w:tcPr>
+          <w:p>
+            <w:pPr>
+              <w:jc w:val="center"/>
+            </w:pPr>
+          </w:p>
+        </w:tc>
+        <w:tc>
+          <w:tcPr>
+            <w:tcW w:w="3537" w:type="dxa"/>
+            <w:vAlign w:val="center"/>
+          </w:tcPr>
+          <w:p>
+            <w:pPr>
+              <w:jc w:val="center"/>
+            </w:pPr>
+            <w:r>
+              <w:t xml:space="preserve">2. </w:t>
+            </w:r>
+            <w:r>
+              <w:t>La cantidad de ciclos (veces) que el fondo se va a mostrar</w:t>
+            </w:r>
+            <w:r>
+              <w:t xml:space="preserve"> (4)</w:t>
+            </w:r>
+          </w:p>
+        </w:tc>
+      </w:tr>
+    </w:tbl>
+    <w:p/>
+    <w:p>
+      <w:r>
+        <w:tab/>
+        <w:t>Ejemplos</w:t>
+      </w:r>
+    </w:p>
+    <w:p>
+      <w:pPr>
+        <w:pStyle w:val="Prrafodelista"/>
+        <w:numPr>
+          <w:ilvl w:val="0"/>
+          <w:numId w:val="9"/>
+        </w:numPr>
+      </w:pPr>
+      <w:r>
+        <w:t>vpunch:50 (Ocurre un golpe vertical con una intensidad fuerte)</w:t>
+      </w:r>
+    </w:p>
+    <w:p>
+      <w:pPr>
+        <w:pStyle w:val="Prrafodelista"/>
+        <w:numPr>
+          <w:ilvl w:val="0"/>
+          <w:numId w:val="9"/>
+        </w:numPr>
+      </w:pPr>
+      <w:r>
+        <w:t>hospital:0.1:3 (Muestra el fondo hospital 3 veces</w:t>
+      </w:r>
+      <w:r>
+        <w:t xml:space="preserve"> mostrando el fondo 0.1 segundos cada vez</w:t>
+      </w:r>
+      <w:r>
+        <w:t>)</w:t>
+      </w:r>
+    </w:p>
+    <w:p>
+      <w:pPr>
+        <w:pStyle w:val="Prrafodelista"/>
+        <w:numPr>
+          <w:ilvl w:val="0"/>
+          <w:numId w:val="9"/>
+        </w:numPr>
+      </w:pPr>
+      <w:r>
+        <w:t>flash:0.25:1 (Muestra un fondo blanco una única vez durante 0.25 segundos simulando un destello repentino)</w:t>
+      </w:r>
+    </w:p>
+    <w:p>
+      <w:pPr>
+        <w:pStyle w:val="Prrafodelista"/>
+        <w:numPr>
+          <w:ilvl w:val="0"/>
+          <w:numId w:val="9"/>
+        </w:numPr>
+      </w:pPr>
+      <w:r>
+        <w:t>blackout:0.25:1 (Muestra un fondo negro una única vez durante 0.25 segundos simulando un pequeño corte de luz o parpadeo)</w:t>
+      </w:r>
     </w:p>
     <w:p>
       <w:pPr>
@@ -5297,9 +6713,652 @@
       </w:pPr>
       <w:bookmarkStart w:id="12" w:name="_Toc199261565"/>
       <w:r>
-        <w:t>Columna Continuous effect</w:t>
+        <w:t xml:space="preserve">Columna </w:t>
+      </w:r>
+      <w:proofErr w:type="spellStart"/>
+      <w:r>
+        <w:t>Continuous</w:t>
+      </w:r>
+      <w:proofErr w:type="spellEnd"/>
+      <w:r>
+        <w:t xml:space="preserve"> </w:t>
+      </w:r>
+      <w:proofErr w:type="spellStart"/>
+      <w:r>
+        <w:t>effect</w:t>
       </w:r>
       <w:bookmarkEnd w:id="12"/>
+      <w:proofErr w:type="spellEnd"/>
+    </w:p>
+    <w:p>
+      <w:r>
+        <w:tab/>
+        <w:t xml:space="preserve">Es similar a los Single </w:t>
+      </w:r>
+      <w:proofErr w:type="spellStart"/>
+      <w:r>
+        <w:t>Effects</w:t>
+      </w:r>
+      <w:proofErr w:type="spellEnd"/>
+      <w:r>
+        <w:t>, solo que esta vez es un efecto que sucede constantemente en pantalla y persiste indefinidamente hasta que se vuelva a llamar</w:t>
+      </w:r>
+      <w:r>
+        <w:t xml:space="preserve">. Se pueden dividir en dos, aquellos efectos continuos que interactúan con </w:t>
+      </w:r>
+      <w:proofErr w:type="spellStart"/>
+      <w:r>
+        <w:t>el</w:t>
+      </w:r>
+      <w:proofErr w:type="spellEnd"/>
+      <w:r>
+        <w:t xml:space="preserve"> fondo actual, y aquellos que colocan una imagen por encima.</w:t>
+      </w:r>
+      <w:r>
+        <w:t xml:space="preserve"> </w:t>
+      </w:r>
+      <w:r>
+        <w:t>L</w:t>
+      </w:r>
+      <w:r>
+        <w:t>a sintaxis es la misma que la de</w:t>
+      </w:r>
+      <w:r>
+        <w:t xml:space="preserve"> los Single </w:t>
+      </w:r>
+      <w:proofErr w:type="spellStart"/>
+      <w:r>
+        <w:t>Effects</w:t>
+      </w:r>
+      <w:proofErr w:type="spellEnd"/>
+      <w:r>
+        <w:t>.</w:t>
+      </w:r>
+    </w:p>
+    <w:p>
+      <w:r>
+        <w:tab/>
+      </w:r>
+      <w:proofErr w:type="spellStart"/>
+      <w:r>
+        <w:t>Nombre_del_</w:t>
+      </w:r>
+      <w:proofErr w:type="gramStart"/>
+      <w:r>
+        <w:t>efecto</w:t>
+      </w:r>
+      <w:proofErr w:type="spellEnd"/>
+      <w:r>
+        <w:t xml:space="preserve"> :</w:t>
+      </w:r>
+      <w:proofErr w:type="gramEnd"/>
+      <w:r>
+        <w:t xml:space="preserve"> parámetros</w:t>
+      </w:r>
+    </w:p>
+    <w:p>
+      <w:r>
+        <w:lastRenderedPageBreak/>
+        <w:tab/>
+        <w:t>Nombre_del_efecto_</w:t>
+      </w:r>
+      <w:proofErr w:type="gramStart"/>
+      <w:r>
+        <w:t>1 :</w:t>
+      </w:r>
+      <w:proofErr w:type="gramEnd"/>
+      <w:r>
+        <w:t xml:space="preserve"> parámetros, Nombre_del_efecto_</w:t>
+      </w:r>
+      <w:proofErr w:type="gramStart"/>
+      <w:r>
+        <w:t>2 :</w:t>
+      </w:r>
+      <w:proofErr w:type="gramEnd"/>
+      <w:r>
+        <w:t xml:space="preserve"> parámetros</w:t>
+      </w:r>
+    </w:p>
+    <w:p>
+      <w:pPr>
+        <w:pStyle w:val="Ttulo3"/>
+      </w:pPr>
+      <w:r>
+        <w:t>Efectos que interactúan con el fondo</w:t>
+      </w:r>
+    </w:p>
+    <w:tbl>
+      <w:tblPr>
+        <w:tblStyle w:val="Tablaconcuadrcula"/>
+        <w:tblW w:w="0" w:type="auto"/>
+        <w:tblLook w:val="04A0" w:firstRow="1" w:lastRow="0" w:firstColumn="1" w:lastColumn="0" w:noHBand="0" w:noVBand="1"/>
+      </w:tblPr>
+      <w:tblGrid>
+        <w:gridCol w:w="1555"/>
+        <w:gridCol w:w="3543"/>
+        <w:gridCol w:w="3396"/>
+      </w:tblGrid>
+      <w:tr>
+        <w:trPr>
+          <w:trHeight w:val="531"/>
+        </w:trPr>
+        <w:tc>
+          <w:tcPr>
+            <w:tcW w:w="1555" w:type="dxa"/>
+            <w:vAlign w:val="center"/>
+          </w:tcPr>
+          <w:p>
+            <w:pPr>
+              <w:jc w:val="center"/>
+              <w:rPr>
+                <w:b/>
+                <w:bCs/>
+                <w:sz w:val="28"/>
+                <w:szCs w:val="28"/>
+              </w:rPr>
+            </w:pPr>
+            <w:r>
+              <w:rPr>
+                <w:b/>
+                <w:bCs/>
+                <w:sz w:val="28"/>
+                <w:szCs w:val="28"/>
+              </w:rPr>
+              <w:t>Nombre</w:t>
+            </w:r>
+          </w:p>
+        </w:tc>
+        <w:tc>
+          <w:tcPr>
+            <w:tcW w:w="3543" w:type="dxa"/>
+            <w:vAlign w:val="center"/>
+          </w:tcPr>
+          <w:p>
+            <w:pPr>
+              <w:jc w:val="center"/>
+              <w:rPr>
+                <w:b/>
+                <w:bCs/>
+                <w:sz w:val="28"/>
+                <w:szCs w:val="28"/>
+              </w:rPr>
+            </w:pPr>
+            <w:r>
+              <w:rPr>
+                <w:b/>
+                <w:bCs/>
+                <w:sz w:val="28"/>
+                <w:szCs w:val="28"/>
+              </w:rPr>
+              <w:t>Descripción</w:t>
+            </w:r>
+          </w:p>
+        </w:tc>
+        <w:tc>
+          <w:tcPr>
+            <w:tcW w:w="3396" w:type="dxa"/>
+            <w:vAlign w:val="center"/>
+          </w:tcPr>
+          <w:p>
+            <w:pPr>
+              <w:jc w:val="center"/>
+              <w:rPr>
+                <w:b/>
+                <w:bCs/>
+                <w:sz w:val="28"/>
+                <w:szCs w:val="28"/>
+              </w:rPr>
+            </w:pPr>
+            <w:r>
+              <w:rPr>
+                <w:b/>
+                <w:bCs/>
+                <w:sz w:val="28"/>
+                <w:szCs w:val="28"/>
+              </w:rPr>
+              <w:t>Parámetros</w:t>
+            </w:r>
+          </w:p>
+        </w:tc>
+      </w:tr>
+      <w:tr>
+        <w:trPr>
+          <w:trHeight w:val="927"/>
+        </w:trPr>
+        <w:tc>
+          <w:tcPr>
+            <w:tcW w:w="1555" w:type="dxa"/>
+            <w:vAlign w:val="center"/>
+          </w:tcPr>
+          <w:p>
+            <w:pPr>
+              <w:jc w:val="center"/>
+            </w:pPr>
+            <w:proofErr w:type="spellStart"/>
+            <w:r>
+              <w:t>blur</w:t>
+            </w:r>
+            <w:proofErr w:type="spellEnd"/>
+          </w:p>
+        </w:tc>
+        <w:tc>
+          <w:tcPr>
+            <w:tcW w:w="3543" w:type="dxa"/>
+            <w:vAlign w:val="center"/>
+          </w:tcPr>
+          <w:p>
+            <w:pPr>
+              <w:jc w:val="center"/>
+            </w:pPr>
+            <w:r>
+              <w:t xml:space="preserve">El fondo actual se </w:t>
+            </w:r>
+            <w:r>
+              <w:t>vuelve borroso</w:t>
+            </w:r>
+          </w:p>
+        </w:tc>
+        <w:tc>
+          <w:tcPr>
+            <w:tcW w:w="3396" w:type="dxa"/>
+            <w:vAlign w:val="center"/>
+          </w:tcPr>
+          <w:p>
+            <w:pPr>
+              <w:jc w:val="center"/>
+            </w:pPr>
+            <w:r>
+              <w:t xml:space="preserve">1. </w:t>
+            </w:r>
+            <w:r>
+              <w:t>La intensidad de la borrosidad. Siendo 100 una gran borrosidad. (20)</w:t>
+            </w:r>
+          </w:p>
+        </w:tc>
+      </w:tr>
+      <w:tr>
+        <w:trPr>
+          <w:trHeight w:val="732"/>
+        </w:trPr>
+        <w:tc>
+          <w:tcPr>
+            <w:tcW w:w="1555" w:type="dxa"/>
+            <w:vAlign w:val="center"/>
+          </w:tcPr>
+          <w:p>
+            <w:pPr>
+              <w:jc w:val="center"/>
+            </w:pPr>
+            <w:proofErr w:type="spellStart"/>
+            <w:r>
+              <w:t>hwarp</w:t>
+            </w:r>
+            <w:proofErr w:type="spellEnd"/>
+            <w:r>
+              <w:t xml:space="preserve"> / </w:t>
+            </w:r>
+            <w:proofErr w:type="spellStart"/>
+            <w:r>
+              <w:t>v</w:t>
+            </w:r>
+            <w:r>
+              <w:t>w</w:t>
+            </w:r>
+            <w:r>
+              <w:t>arp</w:t>
+            </w:r>
+            <w:proofErr w:type="spellEnd"/>
+          </w:p>
+        </w:tc>
+        <w:tc>
+          <w:tcPr>
+            <w:tcW w:w="3543" w:type="dxa"/>
+            <w:vAlign w:val="center"/>
+          </w:tcPr>
+          <w:p>
+            <w:pPr>
+              <w:jc w:val="center"/>
+            </w:pPr>
+            <w:r>
+              <w:t>El fondo actual se estira vertical (</w:t>
+            </w:r>
+            <w:proofErr w:type="spellStart"/>
+            <w:r>
+              <w:t>vwarp</w:t>
+            </w:r>
+            <w:proofErr w:type="spellEnd"/>
+            <w:r>
+              <w:t>) u horizontalmente (</w:t>
+            </w:r>
+            <w:proofErr w:type="spellStart"/>
+            <w:r>
+              <w:t>hwarp</w:t>
+            </w:r>
+            <w:proofErr w:type="spellEnd"/>
+            <w:r>
+              <w:t>)</w:t>
+            </w:r>
+          </w:p>
+        </w:tc>
+        <w:tc>
+          <w:tcPr>
+            <w:tcW w:w="3396" w:type="dxa"/>
+            <w:vAlign w:val="center"/>
+          </w:tcPr>
+          <w:p>
+            <w:pPr>
+              <w:jc w:val="center"/>
+            </w:pPr>
+            <w:r>
+              <w:t>1.</w:t>
+            </w:r>
+            <w:r>
+              <w:t>El factor de estiramiento. En 1 no se estira nada, en 2 el fondo duplica su tamaño horizontal o verticalmente. (1.1)</w:t>
+            </w:r>
+          </w:p>
+        </w:tc>
+      </w:tr>
+      <w:tr>
+        <w:trPr>
+          <w:trHeight w:val="1282"/>
+        </w:trPr>
+        <w:tc>
+          <w:tcPr>
+            <w:tcW w:w="1555" w:type="dxa"/>
+            <w:vAlign w:val="center"/>
+          </w:tcPr>
+          <w:p>
+            <w:pPr>
+              <w:jc w:val="center"/>
+            </w:pPr>
+            <w:proofErr w:type="spellStart"/>
+            <w:r>
+              <w:t>rotate</w:t>
+            </w:r>
+            <w:proofErr w:type="spellEnd"/>
+          </w:p>
+          <w:p>
+            <w:pPr>
+              <w:jc w:val="center"/>
+            </w:pPr>
+          </w:p>
+        </w:tc>
+        <w:tc>
+          <w:tcPr>
+            <w:tcW w:w="3543" w:type="dxa"/>
+            <w:vAlign w:val="center"/>
+          </w:tcPr>
+          <w:p>
+            <w:pPr>
+              <w:jc w:val="center"/>
+            </w:pPr>
+            <w:r>
+              <w:t>El fondo actual rota una cantidad de grados dada. No se recomienda usar mucho ya que deja ver el fondo trasparente por detrás</w:t>
+            </w:r>
+          </w:p>
+        </w:tc>
+        <w:tc>
+          <w:tcPr>
+            <w:tcW w:w="3396" w:type="dxa"/>
+            <w:vAlign w:val="center"/>
+          </w:tcPr>
+          <w:p>
+            <w:pPr>
+              <w:jc w:val="center"/>
+            </w:pPr>
+            <w:r>
+              <w:t>1. L</w:t>
+            </w:r>
+            <w:r>
+              <w:t>os grados que el fondo es girado (45)</w:t>
+            </w:r>
+          </w:p>
+        </w:tc>
+      </w:tr>
+    </w:tbl>
+    <w:p/>
+    <w:p>
+      <w:r>
+        <w:tab/>
+        <w:t>Ejemplo</w:t>
+      </w:r>
+      <w:r>
+        <w:t>s</w:t>
+      </w:r>
+      <w:r>
+        <w:t>:</w:t>
+      </w:r>
+    </w:p>
+    <w:p>
+      <w:pPr>
+        <w:pStyle w:val="Prrafodelista"/>
+        <w:numPr>
+          <w:ilvl w:val="0"/>
+          <w:numId w:val="10"/>
+        </w:numPr>
+      </w:pPr>
+      <w:r>
+        <w:t>blur:30 (Una borrosidad considerable)</w:t>
+      </w:r>
+    </w:p>
+    <w:p>
+      <w:pPr>
+        <w:pStyle w:val="Prrafodelista"/>
+        <w:numPr>
+          <w:ilvl w:val="0"/>
+          <w:numId w:val="10"/>
+        </w:numPr>
+      </w:pPr>
+      <w:r>
+        <w:t>vwarp:1.5 (El fondo se estira verticalmente 1.5 veces su alto)</w:t>
+      </w:r>
+    </w:p>
+    <w:p>
+      <w:pPr>
+        <w:pStyle w:val="Prrafodelista"/>
+        <w:numPr>
+          <w:ilvl w:val="0"/>
+          <w:numId w:val="10"/>
+        </w:numPr>
+      </w:pPr>
+      <w:r>
+        <w:t>rotate:30 (El fondo rota 30 grados hacia la derecha</w:t>
+      </w:r>
+      <w:r>
+        <w:t xml:space="preserve"> en sentido de las manecillas del reloj</w:t>
+      </w:r>
+      <w:r>
+        <w:t>)</w:t>
+      </w:r>
+    </w:p>
+    <w:p>
+      <w:pPr>
+        <w:pStyle w:val="Prrafodelista"/>
+        <w:numPr>
+          <w:ilvl w:val="0"/>
+          <w:numId w:val="10"/>
+        </w:numPr>
+      </w:pPr>
+    </w:p>
+    <w:p>
+      <w:pPr>
+        <w:pStyle w:val="Ttulo3"/>
+      </w:pPr>
+      <w:r>
+        <w:t xml:space="preserve">Efectos que </w:t>
+      </w:r>
+      <w:r>
+        <w:t>colocan una imagen encima del fondo</w:t>
+      </w:r>
+    </w:p>
+    <w:tbl>
+      <w:tblPr>
+        <w:tblStyle w:val="Tablaconcuadrcula"/>
+        <w:tblW w:w="0" w:type="auto"/>
+        <w:tblLook w:val="04A0" w:firstRow="1" w:lastRow="0" w:firstColumn="1" w:lastColumn="0" w:noHBand="0" w:noVBand="1"/>
+      </w:tblPr>
+      <w:tblGrid>
+        <w:gridCol w:w="1555"/>
+        <w:gridCol w:w="3543"/>
+        <w:gridCol w:w="3396"/>
+      </w:tblGrid>
+      <w:tr>
+        <w:trPr>
+          <w:trHeight w:val="531"/>
+        </w:trPr>
+        <w:tc>
+          <w:tcPr>
+            <w:tcW w:w="1555" w:type="dxa"/>
+            <w:vAlign w:val="center"/>
+          </w:tcPr>
+          <w:p>
+            <w:pPr>
+              <w:jc w:val="center"/>
+              <w:rPr>
+                <w:b/>
+                <w:bCs/>
+                <w:sz w:val="28"/>
+                <w:szCs w:val="28"/>
+              </w:rPr>
+            </w:pPr>
+            <w:r>
+              <w:rPr>
+                <w:b/>
+                <w:bCs/>
+                <w:sz w:val="28"/>
+                <w:szCs w:val="28"/>
+              </w:rPr>
+              <w:t>Nombre</w:t>
+            </w:r>
+          </w:p>
+        </w:tc>
+        <w:tc>
+          <w:tcPr>
+            <w:tcW w:w="3543" w:type="dxa"/>
+            <w:vAlign w:val="center"/>
+          </w:tcPr>
+          <w:p>
+            <w:pPr>
+              <w:jc w:val="center"/>
+              <w:rPr>
+                <w:b/>
+                <w:bCs/>
+                <w:sz w:val="28"/>
+                <w:szCs w:val="28"/>
+              </w:rPr>
+            </w:pPr>
+            <w:r>
+              <w:rPr>
+                <w:b/>
+                <w:bCs/>
+                <w:sz w:val="28"/>
+                <w:szCs w:val="28"/>
+              </w:rPr>
+              <w:t>Descripción</w:t>
+            </w:r>
+          </w:p>
+        </w:tc>
+        <w:tc>
+          <w:tcPr>
+            <w:tcW w:w="3396" w:type="dxa"/>
+            <w:vAlign w:val="center"/>
+          </w:tcPr>
+          <w:p>
+            <w:pPr>
+              <w:jc w:val="center"/>
+              <w:rPr>
+                <w:b/>
+                <w:bCs/>
+                <w:sz w:val="28"/>
+                <w:szCs w:val="28"/>
+              </w:rPr>
+            </w:pPr>
+            <w:r>
+              <w:rPr>
+                <w:b/>
+                <w:bCs/>
+                <w:sz w:val="28"/>
+                <w:szCs w:val="28"/>
+              </w:rPr>
+              <w:t>Parámetros</w:t>
+            </w:r>
+          </w:p>
+        </w:tc>
+      </w:tr>
+      <w:tr>
+        <w:trPr>
+          <w:trHeight w:val="927"/>
+        </w:trPr>
+        <w:tc>
+          <w:tcPr>
+            <w:tcW w:w="1555" w:type="dxa"/>
+            <w:vAlign w:val="center"/>
+          </w:tcPr>
+          <w:p>
+            <w:pPr>
+              <w:jc w:val="center"/>
+            </w:pPr>
+            <w:r>
+              <w:t>Nombre del fondo</w:t>
+            </w:r>
+          </w:p>
+        </w:tc>
+        <w:tc>
+          <w:tcPr>
+            <w:tcW w:w="3543" w:type="dxa"/>
+            <w:vAlign w:val="center"/>
+          </w:tcPr>
+          <w:p>
+            <w:pPr>
+              <w:jc w:val="center"/>
+            </w:pPr>
+            <w:r>
+              <w:t>Muestra una imagen por encima del fondo y los personajes en pantalla, se puede controlar su nivel de opacidad</w:t>
+            </w:r>
+          </w:p>
+        </w:tc>
+        <w:tc>
+          <w:tcPr>
+            <w:tcW w:w="3396" w:type="dxa"/>
+            <w:vAlign w:val="center"/>
+          </w:tcPr>
+          <w:p>
+            <w:pPr>
+              <w:jc w:val="center"/>
+            </w:pPr>
+            <w:r>
+              <w:t xml:space="preserve">1. La </w:t>
+            </w:r>
+            <w:r>
+              <w:t>intensidad de la opacidad, donde 1 es la imagen normal y 0 es la imagen totalmente invisible. (0.4)</w:t>
+            </w:r>
+          </w:p>
+        </w:tc>
+      </w:tr>
+    </w:tbl>
+    <w:p/>
+    <w:p>
+      <w:r>
+        <w:tab/>
+        <w:t>Ejemplos:</w:t>
+      </w:r>
+    </w:p>
+    <w:p>
+      <w:pPr>
+        <w:pStyle w:val="Prrafodelista"/>
+        <w:numPr>
+          <w:ilvl w:val="0"/>
+          <w:numId w:val="10"/>
+        </w:numPr>
+      </w:pPr>
+      <w:proofErr w:type="spellStart"/>
+      <w:r>
+        <w:t>Suffocation</w:t>
+      </w:r>
+      <w:proofErr w:type="spellEnd"/>
+      <w:r>
+        <w:t>:</w:t>
+      </w:r>
     </w:p>
     <w:p>
       <w:pPr>
@@ -5307,9 +7366,15 @@
       </w:pPr>
       <w:bookmarkStart w:id="13" w:name="_Toc199261566"/>
       <w:r>
-        <w:t>Columna Events</w:t>
+        <w:lastRenderedPageBreak/>
+        <w:t xml:space="preserve">Columna </w:t>
+      </w:r>
+      <w:proofErr w:type="spellStart"/>
+      <w:r>
+        <w:t>Events</w:t>
       </w:r>
       <w:bookmarkEnd w:id="13"/>
+      <w:proofErr w:type="spellEnd"/>
     </w:p>
     <w:p>
       <w:pPr>
@@ -5317,9 +7382,14 @@
       </w:pPr>
       <w:bookmarkStart w:id="14" w:name="_Toc199261567"/>
       <w:r>
-        <w:t>Columna Delay</w:t>
+        <w:t xml:space="preserve">Columna </w:t>
+      </w:r>
+      <w:proofErr w:type="spellStart"/>
+      <w:r>
+        <w:t>Delay</w:t>
       </w:r>
       <w:bookmarkEnd w:id="14"/>
+      <w:proofErr w:type="spellEnd"/>
     </w:p>
     <w:p>
       <w:pPr>
@@ -5366,10 +7436,12 @@
         <w:pStyle w:val="Ttulo1"/>
       </w:pPr>
       <w:bookmarkStart w:id="19" w:name="_Toc199261572"/>
+      <w:proofErr w:type="spellStart"/>
       <w:r>
         <w:t>Testing</w:t>
       </w:r>
       <w:bookmarkEnd w:id="19"/>
+      <w:proofErr w:type="spellEnd"/>
     </w:p>
     <w:p/>
     <w:p>
@@ -5874,102 +7946,16 @@
     </w:lvl>
   </w:abstractNum>
   <w:abstractNum w:abstractNumId="3" w15:restartNumberingAfterBreak="0">
-    <w:nsid w:val="391A4D18"/>
+    <w:nsid w:val="35BB7E8F"/>
     <w:multiLevelType w:val="hybridMultilevel"/>
-    <w:tmpl w:val="BFCC90D6"/>
-    <w:lvl w:ilvl="0" w:tplc="0C0A000F">
-      <w:start w:val="1"/>
-      <w:numFmt w:val="decimal"/>
-      <w:lvlText w:val="%1."/>
-      <w:lvlJc w:val="left"/>
-      <w:pPr>
-        <w:ind w:left="720" w:hanging="360"/>
-      </w:pPr>
-    </w:lvl>
-    <w:lvl w:ilvl="1" w:tplc="0C0A0019" w:tentative="1">
-      <w:start w:val="1"/>
-      <w:numFmt w:val="lowerLetter"/>
-      <w:lvlText w:val="%2."/>
-      <w:lvlJc w:val="left"/>
-      <w:pPr>
-        <w:ind w:left="1440" w:hanging="360"/>
-      </w:pPr>
-    </w:lvl>
-    <w:lvl w:ilvl="2" w:tplc="0C0A001B" w:tentative="1">
-      <w:start w:val="1"/>
-      <w:numFmt w:val="lowerRoman"/>
-      <w:lvlText w:val="%3."/>
-      <w:lvlJc w:val="right"/>
-      <w:pPr>
-        <w:ind w:left="2160" w:hanging="180"/>
-      </w:pPr>
-    </w:lvl>
-    <w:lvl w:ilvl="3" w:tplc="0C0A000F" w:tentative="1">
-      <w:start w:val="1"/>
-      <w:numFmt w:val="decimal"/>
-      <w:lvlText w:val="%4."/>
-      <w:lvlJc w:val="left"/>
-      <w:pPr>
-        <w:ind w:left="2880" w:hanging="360"/>
-      </w:pPr>
-    </w:lvl>
-    <w:lvl w:ilvl="4" w:tplc="0C0A0019" w:tentative="1">
-      <w:start w:val="1"/>
-      <w:numFmt w:val="lowerLetter"/>
-      <w:lvlText w:val="%5."/>
-      <w:lvlJc w:val="left"/>
-      <w:pPr>
-        <w:ind w:left="3600" w:hanging="360"/>
-      </w:pPr>
-    </w:lvl>
-    <w:lvl w:ilvl="5" w:tplc="0C0A001B" w:tentative="1">
-      <w:start w:val="1"/>
-      <w:numFmt w:val="lowerRoman"/>
-      <w:lvlText w:val="%6."/>
-      <w:lvlJc w:val="right"/>
-      <w:pPr>
-        <w:ind w:left="4320" w:hanging="180"/>
-      </w:pPr>
-    </w:lvl>
-    <w:lvl w:ilvl="6" w:tplc="0C0A000F" w:tentative="1">
-      <w:start w:val="1"/>
-      <w:numFmt w:val="decimal"/>
-      <w:lvlText w:val="%7."/>
-      <w:lvlJc w:val="left"/>
-      <w:pPr>
-        <w:ind w:left="5040" w:hanging="360"/>
-      </w:pPr>
-    </w:lvl>
-    <w:lvl w:ilvl="7" w:tplc="0C0A0019" w:tentative="1">
-      <w:start w:val="1"/>
-      <w:numFmt w:val="lowerLetter"/>
-      <w:lvlText w:val="%8."/>
-      <w:lvlJc w:val="left"/>
-      <w:pPr>
-        <w:ind w:left="5760" w:hanging="360"/>
-      </w:pPr>
-    </w:lvl>
-    <w:lvl w:ilvl="8" w:tplc="0C0A001B" w:tentative="1">
-      <w:start w:val="1"/>
-      <w:numFmt w:val="lowerRoman"/>
-      <w:lvlText w:val="%9."/>
-      <w:lvlJc w:val="right"/>
-      <w:pPr>
-        <w:ind w:left="6480" w:hanging="180"/>
-      </w:pPr>
-    </w:lvl>
-  </w:abstractNum>
-  <w:abstractNum w:abstractNumId="4" w15:restartNumberingAfterBreak="0">
-    <w:nsid w:val="3A74320C"/>
-    <w:multiLevelType w:val="hybridMultilevel"/>
-    <w:tmpl w:val="6E88E228"/>
+    <w:tmpl w:val="2DF213C2"/>
     <w:lvl w:ilvl="0" w:tplc="0C0A0001">
       <w:start w:val="1"/>
       <w:numFmt w:val="bullet"/>
       <w:lvlText w:val=""/>
       <w:lvlJc w:val="left"/>
       <w:pPr>
-        <w:ind w:left="1428" w:hanging="360"/>
+        <w:ind w:left="1425" w:hanging="360"/>
       </w:pPr>
       <w:rPr>
         <w:rFonts w:ascii="Symbol" w:hAnsi="Symbol" w:hint="default"/>
@@ -5981,7 +7967,7 @@
       <w:lvlText w:val="o"/>
       <w:lvlJc w:val="left"/>
       <w:pPr>
-        <w:ind w:left="2148" w:hanging="360"/>
+        <w:ind w:left="2145" w:hanging="360"/>
       </w:pPr>
       <w:rPr>
         <w:rFonts w:ascii="Courier New" w:hAnsi="Courier New" w:cs="Courier New" w:hint="default"/>
@@ -5993,7 +7979,7 @@
       <w:lvlText w:val=""/>
       <w:lvlJc w:val="left"/>
       <w:pPr>
-        <w:ind w:left="2868" w:hanging="360"/>
+        <w:ind w:left="2865" w:hanging="360"/>
       </w:pPr>
       <w:rPr>
         <w:rFonts w:ascii="Wingdings" w:hAnsi="Wingdings" w:hint="default"/>
@@ -6005,7 +7991,7 @@
       <w:lvlText w:val=""/>
       <w:lvlJc w:val="left"/>
       <w:pPr>
-        <w:ind w:left="3588" w:hanging="360"/>
+        <w:ind w:left="3585" w:hanging="360"/>
       </w:pPr>
       <w:rPr>
         <w:rFonts w:ascii="Symbol" w:hAnsi="Symbol" w:hint="default"/>
@@ -6017,7 +8003,7 @@
       <w:lvlText w:val="o"/>
       <w:lvlJc w:val="left"/>
       <w:pPr>
-        <w:ind w:left="4308" w:hanging="360"/>
+        <w:ind w:left="4305" w:hanging="360"/>
       </w:pPr>
       <w:rPr>
         <w:rFonts w:ascii="Courier New" w:hAnsi="Courier New" w:cs="Courier New" w:hint="default"/>
@@ -6029,7 +8015,7 @@
       <w:lvlText w:val=""/>
       <w:lvlJc w:val="left"/>
       <w:pPr>
-        <w:ind w:left="5028" w:hanging="360"/>
+        <w:ind w:left="5025" w:hanging="360"/>
       </w:pPr>
       <w:rPr>
         <w:rFonts w:ascii="Wingdings" w:hAnsi="Wingdings" w:hint="default"/>
@@ -6041,7 +8027,7 @@
       <w:lvlText w:val=""/>
       <w:lvlJc w:val="left"/>
       <w:pPr>
-        <w:ind w:left="5748" w:hanging="360"/>
+        <w:ind w:left="5745" w:hanging="360"/>
       </w:pPr>
       <w:rPr>
         <w:rFonts w:ascii="Symbol" w:hAnsi="Symbol" w:hint="default"/>
@@ -6053,7 +8039,7 @@
       <w:lvlText w:val="o"/>
       <w:lvlJc w:val="left"/>
       <w:pPr>
-        <w:ind w:left="6468" w:hanging="360"/>
+        <w:ind w:left="6465" w:hanging="360"/>
       </w:pPr>
       <w:rPr>
         <w:rFonts w:ascii="Courier New" w:hAnsi="Courier New" w:cs="Courier New" w:hint="default"/>
@@ -6065,14 +8051,326 @@
       <w:lvlText w:val=""/>
       <w:lvlJc w:val="left"/>
       <w:pPr>
-        <w:ind w:left="7188" w:hanging="360"/>
+        <w:ind w:left="7185" w:hanging="360"/>
       </w:pPr>
       <w:rPr>
         <w:rFonts w:ascii="Wingdings" w:hAnsi="Wingdings" w:hint="default"/>
       </w:rPr>
     </w:lvl>
   </w:abstractNum>
+  <w:abstractNum w:abstractNumId="4" w15:restartNumberingAfterBreak="0">
+    <w:nsid w:val="391A4D18"/>
+    <w:multiLevelType w:val="hybridMultilevel"/>
+    <w:tmpl w:val="BFCC90D6"/>
+    <w:lvl w:ilvl="0" w:tplc="0C0A000F">
+      <w:start w:val="1"/>
+      <w:numFmt w:val="decimal"/>
+      <w:lvlText w:val="%1."/>
+      <w:lvlJc w:val="left"/>
+      <w:pPr>
+        <w:ind w:left="720" w:hanging="360"/>
+      </w:pPr>
+    </w:lvl>
+    <w:lvl w:ilvl="1" w:tplc="0C0A0019" w:tentative="1">
+      <w:start w:val="1"/>
+      <w:numFmt w:val="lowerLetter"/>
+      <w:lvlText w:val="%2."/>
+      <w:lvlJc w:val="left"/>
+      <w:pPr>
+        <w:ind w:left="1440" w:hanging="360"/>
+      </w:pPr>
+    </w:lvl>
+    <w:lvl w:ilvl="2" w:tplc="0C0A001B" w:tentative="1">
+      <w:start w:val="1"/>
+      <w:numFmt w:val="lowerRoman"/>
+      <w:lvlText w:val="%3."/>
+      <w:lvlJc w:val="right"/>
+      <w:pPr>
+        <w:ind w:left="2160" w:hanging="180"/>
+      </w:pPr>
+    </w:lvl>
+    <w:lvl w:ilvl="3" w:tplc="0C0A000F" w:tentative="1">
+      <w:start w:val="1"/>
+      <w:numFmt w:val="decimal"/>
+      <w:lvlText w:val="%4."/>
+      <w:lvlJc w:val="left"/>
+      <w:pPr>
+        <w:ind w:left="2880" w:hanging="360"/>
+      </w:pPr>
+    </w:lvl>
+    <w:lvl w:ilvl="4" w:tplc="0C0A0019" w:tentative="1">
+      <w:start w:val="1"/>
+      <w:numFmt w:val="lowerLetter"/>
+      <w:lvlText w:val="%5."/>
+      <w:lvlJc w:val="left"/>
+      <w:pPr>
+        <w:ind w:left="3600" w:hanging="360"/>
+      </w:pPr>
+    </w:lvl>
+    <w:lvl w:ilvl="5" w:tplc="0C0A001B" w:tentative="1">
+      <w:start w:val="1"/>
+      <w:numFmt w:val="lowerRoman"/>
+      <w:lvlText w:val="%6."/>
+      <w:lvlJc w:val="right"/>
+      <w:pPr>
+        <w:ind w:left="4320" w:hanging="180"/>
+      </w:pPr>
+    </w:lvl>
+    <w:lvl w:ilvl="6" w:tplc="0C0A000F" w:tentative="1">
+      <w:start w:val="1"/>
+      <w:numFmt w:val="decimal"/>
+      <w:lvlText w:val="%7."/>
+      <w:lvlJc w:val="left"/>
+      <w:pPr>
+        <w:ind w:left="5040" w:hanging="360"/>
+      </w:pPr>
+    </w:lvl>
+    <w:lvl w:ilvl="7" w:tplc="0C0A0019" w:tentative="1">
+      <w:start w:val="1"/>
+      <w:numFmt w:val="lowerLetter"/>
+      <w:lvlText w:val="%8."/>
+      <w:lvlJc w:val="left"/>
+      <w:pPr>
+        <w:ind w:left="5760" w:hanging="360"/>
+      </w:pPr>
+    </w:lvl>
+    <w:lvl w:ilvl="8" w:tplc="0C0A001B" w:tentative="1">
+      <w:start w:val="1"/>
+      <w:numFmt w:val="lowerRoman"/>
+      <w:lvlText w:val="%9."/>
+      <w:lvlJc w:val="right"/>
+      <w:pPr>
+        <w:ind w:left="6480" w:hanging="180"/>
+      </w:pPr>
+    </w:lvl>
+  </w:abstractNum>
   <w:abstractNum w:abstractNumId="5" w15:restartNumberingAfterBreak="0">
+    <w:nsid w:val="3A74320C"/>
+    <w:multiLevelType w:val="hybridMultilevel"/>
+    <w:tmpl w:val="6E88E228"/>
+    <w:lvl w:ilvl="0" w:tplc="0C0A0001">
+      <w:start w:val="1"/>
+      <w:numFmt w:val="bullet"/>
+      <w:lvlText w:val=""/>
+      <w:lvlJc w:val="left"/>
+      <w:pPr>
+        <w:ind w:left="1428" w:hanging="360"/>
+      </w:pPr>
+      <w:rPr>
+        <w:rFonts w:ascii="Symbol" w:hAnsi="Symbol" w:hint="default"/>
+      </w:rPr>
+    </w:lvl>
+    <w:lvl w:ilvl="1" w:tplc="0C0A0003" w:tentative="1">
+      <w:start w:val="1"/>
+      <w:numFmt w:val="bullet"/>
+      <w:lvlText w:val="o"/>
+      <w:lvlJc w:val="left"/>
+      <w:pPr>
+        <w:ind w:left="2148" w:hanging="360"/>
+      </w:pPr>
+      <w:rPr>
+        <w:rFonts w:ascii="Courier New" w:hAnsi="Courier New" w:cs="Courier New" w:hint="default"/>
+      </w:rPr>
+    </w:lvl>
+    <w:lvl w:ilvl="2" w:tplc="0C0A0005" w:tentative="1">
+      <w:start w:val="1"/>
+      <w:numFmt w:val="bullet"/>
+      <w:lvlText w:val=""/>
+      <w:lvlJc w:val="left"/>
+      <w:pPr>
+        <w:ind w:left="2868" w:hanging="360"/>
+      </w:pPr>
+      <w:rPr>
+        <w:rFonts w:ascii="Wingdings" w:hAnsi="Wingdings" w:hint="default"/>
+      </w:rPr>
+    </w:lvl>
+    <w:lvl w:ilvl="3" w:tplc="0C0A0001" w:tentative="1">
+      <w:start w:val="1"/>
+      <w:numFmt w:val="bullet"/>
+      <w:lvlText w:val=""/>
+      <w:lvlJc w:val="left"/>
+      <w:pPr>
+        <w:ind w:left="3588" w:hanging="360"/>
+      </w:pPr>
+      <w:rPr>
+        <w:rFonts w:ascii="Symbol" w:hAnsi="Symbol" w:hint="default"/>
+      </w:rPr>
+    </w:lvl>
+    <w:lvl w:ilvl="4" w:tplc="0C0A0003" w:tentative="1">
+      <w:start w:val="1"/>
+      <w:numFmt w:val="bullet"/>
+      <w:lvlText w:val="o"/>
+      <w:lvlJc w:val="left"/>
+      <w:pPr>
+        <w:ind w:left="4308" w:hanging="360"/>
+      </w:pPr>
+      <w:rPr>
+        <w:rFonts w:ascii="Courier New" w:hAnsi="Courier New" w:cs="Courier New" w:hint="default"/>
+      </w:rPr>
+    </w:lvl>
+    <w:lvl w:ilvl="5" w:tplc="0C0A0005" w:tentative="1">
+      <w:start w:val="1"/>
+      <w:numFmt w:val="bullet"/>
+      <w:lvlText w:val=""/>
+      <w:lvlJc w:val="left"/>
+      <w:pPr>
+        <w:ind w:left="5028" w:hanging="360"/>
+      </w:pPr>
+      <w:rPr>
+        <w:rFonts w:ascii="Wingdings" w:hAnsi="Wingdings" w:hint="default"/>
+      </w:rPr>
+    </w:lvl>
+    <w:lvl w:ilvl="6" w:tplc="0C0A0001" w:tentative="1">
+      <w:start w:val="1"/>
+      <w:numFmt w:val="bullet"/>
+      <w:lvlText w:val=""/>
+      <w:lvlJc w:val="left"/>
+      <w:pPr>
+        <w:ind w:left="5748" w:hanging="360"/>
+      </w:pPr>
+      <w:rPr>
+        <w:rFonts w:ascii="Symbol" w:hAnsi="Symbol" w:hint="default"/>
+      </w:rPr>
+    </w:lvl>
+    <w:lvl w:ilvl="7" w:tplc="0C0A0003" w:tentative="1">
+      <w:start w:val="1"/>
+      <w:numFmt w:val="bullet"/>
+      <w:lvlText w:val="o"/>
+      <w:lvlJc w:val="left"/>
+      <w:pPr>
+        <w:ind w:left="6468" w:hanging="360"/>
+      </w:pPr>
+      <w:rPr>
+        <w:rFonts w:ascii="Courier New" w:hAnsi="Courier New" w:cs="Courier New" w:hint="default"/>
+      </w:rPr>
+    </w:lvl>
+    <w:lvl w:ilvl="8" w:tplc="0C0A0005" w:tentative="1">
+      <w:start w:val="1"/>
+      <w:numFmt w:val="bullet"/>
+      <w:lvlText w:val=""/>
+      <w:lvlJc w:val="left"/>
+      <w:pPr>
+        <w:ind w:left="7188" w:hanging="360"/>
+      </w:pPr>
+      <w:rPr>
+        <w:rFonts w:ascii="Wingdings" w:hAnsi="Wingdings" w:hint="default"/>
+      </w:rPr>
+    </w:lvl>
+  </w:abstractNum>
+  <w:abstractNum w:abstractNumId="6" w15:restartNumberingAfterBreak="0">
+    <w:nsid w:val="3D616461"/>
+    <w:multiLevelType w:val="hybridMultilevel"/>
+    <w:tmpl w:val="5E869988"/>
+    <w:lvl w:ilvl="0" w:tplc="0C0A0001">
+      <w:start w:val="1"/>
+      <w:numFmt w:val="bullet"/>
+      <w:lvlText w:val=""/>
+      <w:lvlJc w:val="left"/>
+      <w:pPr>
+        <w:ind w:left="1425" w:hanging="360"/>
+      </w:pPr>
+      <w:rPr>
+        <w:rFonts w:ascii="Symbol" w:hAnsi="Symbol" w:hint="default"/>
+      </w:rPr>
+    </w:lvl>
+    <w:lvl w:ilvl="1" w:tplc="0C0A0003" w:tentative="1">
+      <w:start w:val="1"/>
+      <w:numFmt w:val="bullet"/>
+      <w:lvlText w:val="o"/>
+      <w:lvlJc w:val="left"/>
+      <w:pPr>
+        <w:ind w:left="2145" w:hanging="360"/>
+      </w:pPr>
+      <w:rPr>
+        <w:rFonts w:ascii="Courier New" w:hAnsi="Courier New" w:cs="Courier New" w:hint="default"/>
+      </w:rPr>
+    </w:lvl>
+    <w:lvl w:ilvl="2" w:tplc="0C0A0005" w:tentative="1">
+      <w:start w:val="1"/>
+      <w:numFmt w:val="bullet"/>
+      <w:lvlText w:val=""/>
+      <w:lvlJc w:val="left"/>
+      <w:pPr>
+        <w:ind w:left="2865" w:hanging="360"/>
+      </w:pPr>
+      <w:rPr>
+        <w:rFonts w:ascii="Wingdings" w:hAnsi="Wingdings" w:hint="default"/>
+      </w:rPr>
+    </w:lvl>
+    <w:lvl w:ilvl="3" w:tplc="0C0A0001" w:tentative="1">
+      <w:start w:val="1"/>
+      <w:numFmt w:val="bullet"/>
+      <w:lvlText w:val=""/>
+      <w:lvlJc w:val="left"/>
+      <w:pPr>
+        <w:ind w:left="3585" w:hanging="360"/>
+      </w:pPr>
+      <w:rPr>
+        <w:rFonts w:ascii="Symbol" w:hAnsi="Symbol" w:hint="default"/>
+      </w:rPr>
+    </w:lvl>
+    <w:lvl w:ilvl="4" w:tplc="0C0A0003" w:tentative="1">
+      <w:start w:val="1"/>
+      <w:numFmt w:val="bullet"/>
+      <w:lvlText w:val="o"/>
+      <w:lvlJc w:val="left"/>
+      <w:pPr>
+        <w:ind w:left="4305" w:hanging="360"/>
+      </w:pPr>
+      <w:rPr>
+        <w:rFonts w:ascii="Courier New" w:hAnsi="Courier New" w:cs="Courier New" w:hint="default"/>
+      </w:rPr>
+    </w:lvl>
+    <w:lvl w:ilvl="5" w:tplc="0C0A0005" w:tentative="1">
+      <w:start w:val="1"/>
+      <w:numFmt w:val="bullet"/>
+      <w:lvlText w:val=""/>
+      <w:lvlJc w:val="left"/>
+      <w:pPr>
+        <w:ind w:left="5025" w:hanging="360"/>
+      </w:pPr>
+      <w:rPr>
+        <w:rFonts w:ascii="Wingdings" w:hAnsi="Wingdings" w:hint="default"/>
+      </w:rPr>
+    </w:lvl>
+    <w:lvl w:ilvl="6" w:tplc="0C0A0001" w:tentative="1">
+      <w:start w:val="1"/>
+      <w:numFmt w:val="bullet"/>
+      <w:lvlText w:val=""/>
+      <w:lvlJc w:val="left"/>
+      <w:pPr>
+        <w:ind w:left="5745" w:hanging="360"/>
+      </w:pPr>
+      <w:rPr>
+        <w:rFonts w:ascii="Symbol" w:hAnsi="Symbol" w:hint="default"/>
+      </w:rPr>
+    </w:lvl>
+    <w:lvl w:ilvl="7" w:tplc="0C0A0003" w:tentative="1">
+      <w:start w:val="1"/>
+      <w:numFmt w:val="bullet"/>
+      <w:lvlText w:val="o"/>
+      <w:lvlJc w:val="left"/>
+      <w:pPr>
+        <w:ind w:left="6465" w:hanging="360"/>
+      </w:pPr>
+      <w:rPr>
+        <w:rFonts w:ascii="Courier New" w:hAnsi="Courier New" w:cs="Courier New" w:hint="default"/>
+      </w:rPr>
+    </w:lvl>
+    <w:lvl w:ilvl="8" w:tplc="0C0A0005" w:tentative="1">
+      <w:start w:val="1"/>
+      <w:numFmt w:val="bullet"/>
+      <w:lvlText w:val=""/>
+      <w:lvlJc w:val="left"/>
+      <w:pPr>
+        <w:ind w:left="7185" w:hanging="360"/>
+      </w:pPr>
+      <w:rPr>
+        <w:rFonts w:ascii="Wingdings" w:hAnsi="Wingdings" w:hint="default"/>
+      </w:rPr>
+    </w:lvl>
+  </w:abstractNum>
+  <w:abstractNum w:abstractNumId="7" w15:restartNumberingAfterBreak="0">
     <w:nsid w:val="3E672CCD"/>
     <w:multiLevelType w:val="hybridMultilevel"/>
     <w:tmpl w:val="0BAE5ED6"/>
@@ -6161,7 +8459,7 @@
       </w:pPr>
     </w:lvl>
   </w:abstractNum>
-  <w:abstractNum w:abstractNumId="6" w15:restartNumberingAfterBreak="0">
+  <w:abstractNum w:abstractNumId="8" w15:restartNumberingAfterBreak="0">
     <w:nsid w:val="4D794F7B"/>
     <w:multiLevelType w:val="hybridMultilevel"/>
     <w:tmpl w:val="ADB0E002"/>
@@ -6274,7 +8572,7 @@
       </w:rPr>
     </w:lvl>
   </w:abstractNum>
-  <w:abstractNum w:abstractNumId="7" w15:restartNumberingAfterBreak="0">
+  <w:abstractNum w:abstractNumId="9" w15:restartNumberingAfterBreak="0">
     <w:nsid w:val="63556DA1"/>
     <w:multiLevelType w:val="hybridMultilevel"/>
     <w:tmpl w:val="FE8C0458"/>
@@ -6388,28 +8686,34 @@
     </w:lvl>
   </w:abstractNum>
   <w:num w:numId="1" w16cid:durableId="1293169672">
-    <w:abstractNumId w:val="6"/>
+    <w:abstractNumId w:val="8"/>
   </w:num>
   <w:num w:numId="2" w16cid:durableId="132523105">
-    <w:abstractNumId w:val="7"/>
+    <w:abstractNumId w:val="9"/>
   </w:num>
   <w:num w:numId="3" w16cid:durableId="550045339">
     <w:abstractNumId w:val="1"/>
   </w:num>
   <w:num w:numId="4" w16cid:durableId="913316204">
+    <w:abstractNumId w:val="7"/>
+  </w:num>
+  <w:num w:numId="5" w16cid:durableId="1328904247">
     <w:abstractNumId w:val="5"/>
   </w:num>
-  <w:num w:numId="5" w16cid:durableId="1328904247">
+  <w:num w:numId="6" w16cid:durableId="675959527">
     <w:abstractNumId w:val="4"/>
-  </w:num>
-  <w:num w:numId="6" w16cid:durableId="675959527">
-    <w:abstractNumId w:val="3"/>
   </w:num>
   <w:num w:numId="7" w16cid:durableId="1954557278">
     <w:abstractNumId w:val="2"/>
   </w:num>
   <w:num w:numId="8" w16cid:durableId="1356231617">
     <w:abstractNumId w:val="0"/>
+  </w:num>
+  <w:num w:numId="9" w16cid:durableId="1882328899">
+    <w:abstractNumId w:val="3"/>
+  </w:num>
+  <w:num w:numId="10" w16cid:durableId="870528595">
+    <w:abstractNumId w:val="6"/>
   </w:num>
 </w:numbering>
 </file>

--- a/Manual de desarrollo en Atlax Renpy.docx
+++ b/Manual de desarrollo en Atlax Renpy.docx
@@ -136,20 +136,8 @@
           <w:sz w:val="52"/>
           <w:szCs w:val="52"/>
         </w:rPr>
-        <w:t xml:space="preserve"> </w:t>
-      </w:r>
-      <w:proofErr w:type="spellStart"/>
-      <w:r>
-        <w:rPr>
-          <w:rFonts w:cs="Times New Roman"/>
-          <w:b/>
-          <w:bCs/>
-          <w:sz w:val="52"/>
-          <w:szCs w:val="52"/>
-        </w:rPr>
-        <w:t>Renpy</w:t>
-      </w:r>
-      <w:proofErr w:type="spellEnd"/>
+        <w:t xml:space="preserve"> Renpy</w:t>
+      </w:r>
     </w:p>
     <w:p>
       <w:pPr>
@@ -4378,6 +4366,21 @@
       <w:pPr>
         <w:ind w:firstLine="708"/>
       </w:pPr>
+    </w:p>
+    <w:p>
+      <w:pPr>
+        <w:ind w:firstLine="708"/>
+      </w:pPr>
+    </w:p>
+    <w:p>
+      <w:pPr>
+        <w:ind w:firstLine="708"/>
+      </w:pPr>
+    </w:p>
+    <w:p>
+      <w:pPr>
+        <w:ind w:firstLine="708"/>
+      </w:pPr>
       <w:r>
         <w:rPr>
           <w:noProof/>
@@ -4491,24 +4494,13 @@
     </w:p>
     <w:p/>
     <w:p>
+      <w:bookmarkStart w:id="6" w:name="_Toc199261559"/>
+    </w:p>
+    <w:p>
       <w:pPr>
         <w:pStyle w:val="Ttulo2"/>
       </w:pPr>
-      <w:bookmarkStart w:id="6" w:name="_Toc199261559"/>
-    </w:p>
-    <w:p>
-      <w:pPr>
-        <w:pStyle w:val="Ttulo2"/>
-        <w:jc w:val="both"/>
-      </w:pPr>
-    </w:p>
-    <w:p/>
-    <w:p>
-      <w:pPr>
-        <w:pStyle w:val="Ttulo2"/>
-      </w:pPr>
-      <w:r>
-        <w:lastRenderedPageBreak/>
+      <w:r>
         <w:t>Estructura</w:t>
       </w:r>
       <w:bookmarkEnd w:id="6"/>
@@ -4659,13 +4651,13 @@
           <w:noProof/>
         </w:rPr>
         <w:drawing>
-          <wp:anchor distT="0" distB="0" distL="114300" distR="114300" simplePos="0" relativeHeight="251661312" behindDoc="0" locked="0" layoutInCell="1" allowOverlap="1" wp14:anchorId="0E2A93C7" wp14:editId="2EBDE23F">
+          <wp:anchor distT="0" distB="0" distL="114300" distR="114300" simplePos="0" relativeHeight="251661312" behindDoc="0" locked="0" layoutInCell="1" allowOverlap="1" wp14:anchorId="0E2A93C7" wp14:editId="038BC823">
             <wp:simplePos x="0" y="0"/>
             <wp:positionH relativeFrom="margin">
               <wp:posOffset>-671830</wp:posOffset>
             </wp:positionH>
             <wp:positionV relativeFrom="margin">
-              <wp:posOffset>2052320</wp:posOffset>
+              <wp:posOffset>2652395</wp:posOffset>
             </wp:positionV>
             <wp:extent cx="6641465" cy="390525"/>
             <wp:effectExtent l="0" t="0" r="6985" b="9525"/>
@@ -4792,6 +4784,27 @@
         <w:tab/>
         <w:t>Al momento de utilizar números decimales utilizar puntos en vez de comas y escribir todo en minúsculas.</w:t>
       </w:r>
+      <w:r>
+        <w:t xml:space="preserve"> Verás que </w:t>
+      </w:r>
+      <w:r>
+        <w:t>al momento de</w:t>
+      </w:r>
+      <w:r>
+        <w:t xml:space="preserve"> expli</w:t>
+      </w:r>
+      <w:r>
+        <w:t>car</w:t>
+      </w:r>
+      <w:r>
+        <w:t xml:space="preserve"> los parámetros de ciertos elementos estos tendrán unos paréntesis</w:t>
+      </w:r>
+      <w:r>
+        <w:t xml:space="preserve"> al final</w:t>
+      </w:r>
+      <w:r>
+        <w:t>, esto significa el valor que tienen por defecto.</w:t>
+      </w:r>
     </w:p>
     <w:p>
       <w:pPr>
@@ -4836,7 +4849,11 @@
       </w:r>
       <w:proofErr w:type="spellEnd"/>
       <w:r>
-        <w:t xml:space="preserve">, haríamos algo así: stefannie_3_night_out_89, el siguiente diálogo sería </w:t>
+        <w:t xml:space="preserve">, haríamos algo </w:t>
+      </w:r>
+      <w:r>
+        <w:lastRenderedPageBreak/>
+        <w:t xml:space="preserve">así: stefannie_3_night_out_89, el siguiente diálogo sería </w:t>
       </w:r>
       <w:proofErr w:type="gramStart"/>
       <w:r>
@@ -4852,11 +4869,7 @@
         <w:ind w:firstLine="708"/>
       </w:pPr>
       <w:r>
-        <w:t xml:space="preserve">Debido a que puede llegar a ser demasiado tedioso escribir a mano todos los números, Excel nos brinda una ayuda, primero abrimos el archivo usando Excel, escribimos en la primera fila (después de la cabecera) stefannie_3_night_out_1, acto </w:t>
-      </w:r>
-      <w:r>
-        <w:lastRenderedPageBreak/>
-        <w:t xml:space="preserve">seguido dirigimos el cursor a la esquina inferior derecha de la celda seleccionada y manteniendo el </w:t>
+        <w:t xml:space="preserve">Debido a que puede llegar a ser demasiado tedioso escribir a mano todos los números, Excel nos brinda una ayuda, primero abrimos el archivo usando Excel, escribimos en la primera fila (después de la cabecera) stefannie_3_night_out_1, acto seguido dirigimos el cursor a la esquina inferior derecha de la celda seleccionada y manteniendo el </w:t>
       </w:r>
       <w:proofErr w:type="spellStart"/>
       <w:r>
@@ -4987,6 +5000,9 @@
       <w:pPr>
         <w:ind w:firstLine="708"/>
       </w:pPr>
+      <w:r>
+        <w:t>De esa manera Excel autocompletará las celdas y nos ahorrará escribir todos los números de cada diálogo.</w:t>
+      </w:r>
     </w:p>
     <w:p>
       <w:pPr>
@@ -4995,44 +5011,6 @@
     </w:p>
     <w:p>
       <w:pPr>
-        <w:ind w:firstLine="708"/>
-      </w:pPr>
-    </w:p>
-    <w:p>
-      <w:pPr>
-        <w:ind w:firstLine="708"/>
-      </w:pPr>
-    </w:p>
-    <w:p>
-      <w:pPr>
-        <w:ind w:firstLine="708"/>
-      </w:pPr>
-    </w:p>
-    <w:p>
-      <w:pPr>
-        <w:ind w:firstLine="708"/>
-      </w:pPr>
-    </w:p>
-    <w:p>
-      <w:pPr>
-        <w:ind w:firstLine="708"/>
-      </w:pPr>
-    </w:p>
-    <w:p>
-      <w:pPr>
-        <w:ind w:firstLine="708"/>
-      </w:pPr>
-      <w:r>
-        <w:t>De esa manera Excel autocompletará las celdas y nos ahorrará escribir todos los números de cada diálogo.</w:t>
-      </w:r>
-    </w:p>
-    <w:p>
-      <w:pPr>
-        <w:ind w:firstLine="708"/>
-      </w:pPr>
-    </w:p>
-    <w:p>
-      <w:pPr>
         <w:pStyle w:val="Ttulo2"/>
       </w:pPr>
       <w:bookmarkStart w:id="8" w:name="_Toc199261561"/>
@@ -5049,7 +5027,16 @@
     <w:p>
       <w:r>
         <w:tab/>
-        <w:t>En esta columna vamos a escribir los fondos que queremos que muestre el juego, así como la forma en que aparecen, la sintaxis es la siguiente:</w:t>
+        <w:t>En esta columna vamos a escribir los fondos que queremos que muestre el juego, así como la forma en que aparecen,</w:t>
+      </w:r>
+      <w:r>
+        <w:t xml:space="preserve"> deben estar en formato .png y tener una resolución de 1920x1080.</w:t>
+      </w:r>
+      <w:r>
+        <w:t xml:space="preserve"> </w:t>
+      </w:r>
+      <w:r>
+        <w:t>Sintaxis:</w:t>
       </w:r>
     </w:p>
     <w:p>
@@ -5154,19 +5141,17 @@
     </w:p>
     <w:p>
       <w:pPr>
-        <w:ind w:firstLine="708"/>
-      </w:pPr>
-    </w:p>
-    <w:p>
-      <w:pPr>
-        <w:ind w:firstLine="708"/>
-      </w:pPr>
-    </w:p>
-    <w:p>
-      <w:pPr>
-        <w:ind w:firstLine="708"/>
-      </w:pPr>
-    </w:p>
+        <w:pStyle w:val="Prrafodelista"/>
+        <w:ind w:left="1428"/>
+      </w:pPr>
+    </w:p>
+    <w:p>
+      <w:pPr>
+        <w:pStyle w:val="Prrafodelista"/>
+        <w:ind w:left="1428"/>
+      </w:pPr>
+    </w:p>
+    <w:p/>
     <w:p>
       <w:pPr>
         <w:pStyle w:val="Ttulo3"/>
@@ -5741,17 +5726,14 @@
     </w:tbl>
     <w:p>
       <w:pPr>
-        <w:pStyle w:val="Ttulo3"/>
-      </w:pPr>
-      <w:r>
-        <w:t xml:space="preserve"> </w:t>
-      </w:r>
-    </w:p>
-    <w:p>
-      <w:pPr>
         <w:pStyle w:val="Ttulo2"/>
       </w:pPr>
       <w:bookmarkStart w:id="9" w:name="_Toc199261562"/>
+    </w:p>
+    <w:p>
+      <w:pPr>
+        <w:pStyle w:val="Ttulo2"/>
+      </w:pPr>
       <w:r>
         <w:t>Columna Music</w:t>
       </w:r>
@@ -6291,14 +6273,6 @@
       <w:bookmarkStart w:id="11" w:name="_Toc199261564"/>
       <w:r>
         <w:lastRenderedPageBreak/>
-        <w:tab/>
-      </w:r>
-    </w:p>
-    <w:p>
-      <w:pPr>
-        <w:pStyle w:val="Ttulo2"/>
-      </w:pPr>
-      <w:r>
         <w:t xml:space="preserve">Columna Single </w:t>
       </w:r>
       <w:proofErr w:type="spellStart"/>
@@ -6712,6 +6686,11 @@
         <w:pStyle w:val="Ttulo2"/>
       </w:pPr>
       <w:bookmarkStart w:id="12" w:name="_Toc199261565"/>
+    </w:p>
+    <w:p>
+      <w:pPr>
+        <w:pStyle w:val="Ttulo2"/>
+      </w:pPr>
       <w:r>
         <w:t xml:space="preserve">Columna </w:t>
       </w:r>
@@ -6744,15 +6723,7 @@
         <w:t>, solo que esta vez es un efecto que sucede constantemente en pantalla y persiste indefinidamente hasta que se vuelva a llamar</w:t>
       </w:r>
       <w:r>
-        <w:t xml:space="preserve">. Se pueden dividir en dos, aquellos efectos continuos que interactúan con </w:t>
-      </w:r>
-      <w:proofErr w:type="spellStart"/>
-      <w:r>
-        <w:t>el</w:t>
-      </w:r>
-      <w:proofErr w:type="spellEnd"/>
-      <w:r>
-        <w:t xml:space="preserve"> fondo actual, y aquellos que colocan una imagen por encima.</w:t>
+        <w:t>. Se pueden dividir en dos, aquellos efectos continuos que interactúan con el fondo actual, y aquellos que colocan una imagen por encima.</w:t>
       </w:r>
       <w:r>
         <w:t xml:space="preserve"> </w:t>
@@ -7174,21 +7145,55 @@
     <w:p>
       <w:pPr>
         <w:pStyle w:val="Prrafodelista"/>
-        <w:numPr>
-          <w:ilvl w:val="0"/>
-          <w:numId w:val="10"/>
-        </w:numPr>
-      </w:pPr>
+        <w:ind w:left="1425"/>
+      </w:pPr>
+    </w:p>
+    <w:p>
+      <w:pPr>
+        <w:ind w:firstLine="708"/>
+      </w:pPr>
+      <w:r>
+        <w:t xml:space="preserve">Estos efectos que interactúan con el fondo no se pueden acumular, es decir, solo puede haber uno activo a la vez, por ejemplo, si se intenta colocar un </w:t>
+      </w:r>
+      <w:proofErr w:type="spellStart"/>
+      <w:r>
+        <w:t>rotate</w:t>
+      </w:r>
+      <w:proofErr w:type="spellEnd"/>
+      <w:r>
+        <w:t xml:space="preserve"> luego de un </w:t>
+      </w:r>
+      <w:proofErr w:type="spellStart"/>
+      <w:r>
+        <w:t>blur</w:t>
+      </w:r>
+      <w:proofErr w:type="spellEnd"/>
+      <w:r>
+        <w:t xml:space="preserve">, el </w:t>
+      </w:r>
+      <w:proofErr w:type="spellStart"/>
+      <w:r>
+        <w:t>blur</w:t>
+      </w:r>
+      <w:proofErr w:type="spellEnd"/>
+      <w:r>
+        <w:t xml:space="preserve"> desaparecerá y el </w:t>
+      </w:r>
+      <w:proofErr w:type="spellStart"/>
+      <w:r>
+        <w:t>rotate</w:t>
+      </w:r>
+      <w:proofErr w:type="spellEnd"/>
+      <w:r>
+        <w:t xml:space="preserve"> se ejecutará.</w:t>
+      </w:r>
     </w:p>
     <w:p>
       <w:pPr>
         <w:pStyle w:val="Ttulo3"/>
       </w:pPr>
       <w:r>
-        <w:t xml:space="preserve">Efectos que </w:t>
-      </w:r>
-      <w:r>
-        <w:t>colocan una imagen encima del fondo</w:t>
+        <w:t>Efectos que colocan una imagen encima del fondo</w:t>
       </w:r>
     </w:p>
     <w:tbl>
@@ -7327,10 +7332,13 @@
               <w:jc w:val="center"/>
             </w:pPr>
             <w:r>
-              <w:t xml:space="preserve">1. La </w:t>
-            </w:r>
-            <w:r>
-              <w:t>intensidad de la opacidad, donde 1 es la imagen normal y 0 es la imagen totalmente invisible. (0.4)</w:t>
+              <w:t>1. La opacidad, donde 1 es la imagen normal y 0 es la imagen totalmente invisible. (</w:t>
+            </w:r>
+            <w:r>
+              <w:t>1</w:t>
+            </w:r>
+            <w:r>
+              <w:t>)</w:t>
             </w:r>
           </w:p>
         </w:tc>
@@ -7340,6 +7348,19 @@
     <w:p>
       <w:r>
         <w:tab/>
+        <w:t>Estos también sirven para mostrar imágenes</w:t>
+      </w:r>
+      <w:r>
+        <w:t xml:space="preserve"> pequeñas para describir algún objeto o escena que estén observando, en cuyo caso habrá que escribir el nombre de la imagen. Cabe destacar que el nombre de la imagen debe ser único y no coincidir con el de algún fondo de pantalla.</w:t>
+      </w:r>
+    </w:p>
+    <w:p/>
+    <w:p/>
+    <w:p/>
+    <w:p>
+      <w:r>
+        <w:lastRenderedPageBreak/>
+        <w:tab/>
         <w:t>Ejemplos:</w:t>
       </w:r>
     </w:p>
@@ -7351,13 +7372,44 @@
           <w:numId w:val="10"/>
         </w:numPr>
       </w:pPr>
-      <w:proofErr w:type="spellStart"/>
-      <w:r>
-        <w:t>Suffocation</w:t>
-      </w:r>
-      <w:proofErr w:type="spellEnd"/>
-      <w:r>
-        <w:t>:</w:t>
+      <w:r>
+        <w:t>Suffocation:</w:t>
+      </w:r>
+      <w:r>
+        <w:t xml:space="preserve">0.4 (Muestra un fondo llamado </w:t>
+      </w:r>
+      <w:proofErr w:type="spellStart"/>
+      <w:r>
+        <w:t>suffocation</w:t>
+      </w:r>
+      <w:proofErr w:type="spellEnd"/>
+      <w:r>
+        <w:t xml:space="preserve"> el cual es rojizo y tiene venas en el borde con una opacidad del 0.4 dando la impresión de que el protagonista se está asfixiando o sufriendo)</w:t>
+      </w:r>
+    </w:p>
+    <w:p>
+      <w:pPr>
+        <w:pStyle w:val="Prrafodelista"/>
+        <w:numPr>
+          <w:ilvl w:val="0"/>
+          <w:numId w:val="10"/>
+        </w:numPr>
+      </w:pPr>
+      <w:proofErr w:type="spellStart"/>
+      <w:r>
+        <w:t>Family_picture</w:t>
+      </w:r>
+      <w:proofErr w:type="spellEnd"/>
+      <w:r>
+        <w:t xml:space="preserve"> (Muestra una foto de una familia en pantalla)</w:t>
+      </w:r>
+    </w:p>
+    <w:p>
+      <w:pPr>
+        <w:ind w:firstLine="708"/>
+      </w:pPr>
+      <w:r>
+        <w:t>Las imágenes deben estar en formato .png y se debe tener en cuenta la resolución que estas tienen ya que de ese tamaño se mostraran las imágenes, es decir, si intentas mostrar en pantalla una imagen de resolución 1920x1080, esta taparía toda la pantalla.</w:t>
       </w:r>
     </w:p>
     <w:p>
@@ -7366,7 +7418,6 @@
       </w:pPr>
       <w:bookmarkStart w:id="13" w:name="_Toc199261566"/>
       <w:r>
-        <w:lastRenderedPageBreak/>
         <w:t xml:space="preserve">Columna </w:t>
       </w:r>
       <w:proofErr w:type="spellStart"/>

--- a/Manual de desarrollo en Atlax Renpy.docx
+++ b/Manual de desarrollo en Atlax Renpy.docx
@@ -6,8 +6,6 @@
       <w:pPr>
         <w:rPr>
           <w:rFonts w:cs="Times New Roman"/>
-          <w:b/>
-          <w:bCs/>
         </w:rPr>
       </w:pPr>
     </w:p>
@@ -114,29 +112,7 @@
           <w:sz w:val="52"/>
           <w:szCs w:val="52"/>
         </w:rPr>
-        <w:t xml:space="preserve">Manual de desarrollo en </w:t>
-      </w:r>
-      <w:proofErr w:type="spellStart"/>
-      <w:r>
-        <w:rPr>
-          <w:rFonts w:cs="Times New Roman"/>
-          <w:b/>
-          <w:bCs/>
-          <w:sz w:val="52"/>
-          <w:szCs w:val="52"/>
-        </w:rPr>
-        <w:t>Atlax</w:t>
-      </w:r>
-      <w:proofErr w:type="spellEnd"/>
-      <w:r>
-        <w:rPr>
-          <w:rFonts w:cs="Times New Roman"/>
-          <w:b/>
-          <w:bCs/>
-          <w:sz w:val="52"/>
-          <w:szCs w:val="52"/>
-        </w:rPr>
-        <w:t xml:space="preserve"> Renpy</w:t>
+        <w:t>Manual de desarrollo en Atlax Renpy</w:t>
       </w:r>
     </w:p>
     <w:p>
@@ -261,16 +237,8 @@
         <w:rPr>
           <w:rFonts w:cs="Times New Roman"/>
         </w:rPr>
-        <w:t xml:space="preserve">Desarrollador de Campanella </w:t>
-      </w:r>
-      <w:proofErr w:type="spellStart"/>
-      <w:r>
-        <w:rPr>
-          <w:rFonts w:cs="Times New Roman"/>
-        </w:rPr>
-        <w:t>Studios</w:t>
-      </w:r>
-      <w:proofErr w:type="spellEnd"/>
+        <w:t>Desarrollador de Campanella Studios</w:t>
+      </w:r>
     </w:p>
     <w:p>
       <w:pPr>
@@ -2456,22 +2424,7 @@
     <w:p>
       <w:r>
         <w:tab/>
-      </w:r>
-      <w:proofErr w:type="spellStart"/>
-      <w:r>
-        <w:t>Atlax</w:t>
-      </w:r>
-      <w:proofErr w:type="spellEnd"/>
-      <w:r>
-        <w:t xml:space="preserve"> </w:t>
-      </w:r>
-      <w:proofErr w:type="spellStart"/>
-      <w:r>
-        <w:t>Renpy</w:t>
-      </w:r>
-      <w:proofErr w:type="spellEnd"/>
-      <w:r>
-        <w:t xml:space="preserve"> es un motor </w:t>
+        <w:t xml:space="preserve">Atlax Renpy es un motor </w:t>
       </w:r>
       <w:r>
         <w:t>de</w:t>
@@ -2480,32 +2433,11 @@
         <w:t xml:space="preserve"> videojuegos del género novela visual clásica</w:t>
       </w:r>
       <w:r>
-        <w:t xml:space="preserve"> que utiliza como base el motor </w:t>
-      </w:r>
-      <w:proofErr w:type="spellStart"/>
-      <w:r>
-        <w:t>Renpy</w:t>
-      </w:r>
-      <w:proofErr w:type="spellEnd"/>
-      <w:r>
-        <w:t xml:space="preserve"> en su versión 8.1.3</w:t>
-      </w:r>
-      <w:r>
-        <w:t xml:space="preserve">. </w:t>
-      </w:r>
-      <w:proofErr w:type="spellStart"/>
-      <w:r>
-        <w:t>Atlax</w:t>
-      </w:r>
-      <w:proofErr w:type="spellEnd"/>
-      <w:r>
-        <w:t xml:space="preserve"> </w:t>
-      </w:r>
-      <w:proofErr w:type="spellStart"/>
-      <w:r>
-        <w:t>Renpy</w:t>
-      </w:r>
-      <w:proofErr w:type="spellEnd"/>
+        <w:t xml:space="preserve"> que utiliza como base el motor Renpy en su versión 8.1.3</w:t>
+      </w:r>
+      <w:r>
+        <w:t>. Atlax Renpy</w:t>
+      </w:r>
       <w:r>
         <w:t xml:space="preserve"> permite el desarrollo de juegos con mínimos conocimientos informáticos y de programación. El motor está hecho para ser una fábrica de novelas visuales alimentada </w:t>
       </w:r>
@@ -2531,21 +2463,8 @@
         <w:t xml:space="preserve"> de</w:t>
       </w:r>
       <w:r>
-        <w:t xml:space="preserve"> </w:t>
-      </w:r>
-      <w:proofErr w:type="spellStart"/>
-      <w:r>
-        <w:t>Atlax</w:t>
-      </w:r>
-      <w:proofErr w:type="spellEnd"/>
-      <w:r>
-        <w:t xml:space="preserve"> </w:t>
-      </w:r>
-      <w:proofErr w:type="spellStart"/>
-      <w:r>
-        <w:t>Renpy</w:t>
-      </w:r>
-      <w:proofErr w:type="spellEnd"/>
+        <w:t xml:space="preserve"> Atlax Renpy</w:t>
+      </w:r>
       <w:r>
         <w:t>, este</w:t>
       </w:r>
@@ -2615,23 +2534,7 @@
         <w:t>cción de</w:t>
       </w:r>
       <w:r>
-        <w:t xml:space="preserve"> la novela visual dominen ciertos conocimientos y comprendan algunos conceptos fundamentales para desarrollar exitosamente un videojuego usando </w:t>
-      </w:r>
-      <w:proofErr w:type="spellStart"/>
-      <w:r>
-        <w:t>Atlax</w:t>
-      </w:r>
-      <w:proofErr w:type="spellEnd"/>
-      <w:r>
-        <w:t xml:space="preserve"> </w:t>
-      </w:r>
-      <w:proofErr w:type="spellStart"/>
-      <w:r>
-        <w:t>Renpy</w:t>
-      </w:r>
-      <w:proofErr w:type="spellEnd"/>
-      <w:r>
-        <w:t>.</w:t>
+        <w:t xml:space="preserve"> la novela visual dominen ciertos conocimientos y comprendan algunos conceptos fundamentales para desarrollar exitosamente un videojuego usando Atlax Renpy.</w:t>
       </w:r>
     </w:p>
     <w:p/>
@@ -2685,15 +2588,7 @@
         <w:t>ditor de texto:</w:t>
       </w:r>
       <w:r>
-        <w:t xml:space="preserve"> Bloc de notas, Visual Studio </w:t>
-      </w:r>
-      <w:proofErr w:type="spellStart"/>
-      <w:r>
-        <w:t>Code</w:t>
-      </w:r>
-      <w:proofErr w:type="spellEnd"/>
-      <w:r>
-        <w:t xml:space="preserve"> (recomendado), Sublime Text, Notepad.</w:t>
+        <w:t xml:space="preserve"> Bloc de notas, Visual Studio Code (recomendado), Sublime Text, Notepad.</w:t>
       </w:r>
     </w:p>
     <w:p>
@@ -2712,15 +2607,7 @@
         <w:t>Herramienta para abrir y editar archivos CSV:</w:t>
       </w:r>
       <w:r>
-        <w:t xml:space="preserve"> Excel (recomendado), LibreOffice, Visual Studio </w:t>
-      </w:r>
-      <w:proofErr w:type="spellStart"/>
-      <w:r>
-        <w:t>Code</w:t>
-      </w:r>
-      <w:proofErr w:type="spellEnd"/>
-      <w:r>
-        <w:t>.</w:t>
+        <w:t xml:space="preserve"> Excel (recomendado), LibreOffice, Visual Studio Code.</w:t>
       </w:r>
     </w:p>
     <w:p>
@@ -2731,21 +2618,12 @@
           <w:numId w:val="2"/>
         </w:numPr>
       </w:pPr>
-      <w:proofErr w:type="spellStart"/>
       <w:r>
         <w:rPr>
           <w:b/>
           <w:bCs/>
         </w:rPr>
-        <w:t>Renpy</w:t>
-      </w:r>
-      <w:proofErr w:type="spellEnd"/>
-      <w:r>
-        <w:rPr>
-          <w:b/>
-          <w:bCs/>
-        </w:rPr>
-        <w:t>:</w:t>
+        <w:t>Renpy:</w:t>
       </w:r>
       <w:r>
         <w:t xml:space="preserve"> En su versión 8.1.3.</w:t>
@@ -2769,23 +2647,7 @@
     <w:p>
       <w:r>
         <w:tab/>
-        <w:t xml:space="preserve">Si estás leyendo esto seguramente tengas algunos conocimientos sobre las novelas visuales, ya sean conocimientos técnicos o de usuario final, en esta sección se va a desglosar la estructura y funcionamiento que sigue </w:t>
-      </w:r>
-      <w:proofErr w:type="spellStart"/>
-      <w:r>
-        <w:t>Atlax</w:t>
-      </w:r>
-      <w:proofErr w:type="spellEnd"/>
-      <w:r>
-        <w:t xml:space="preserve"> </w:t>
-      </w:r>
-      <w:proofErr w:type="spellStart"/>
-      <w:r>
-        <w:t>Renpy</w:t>
-      </w:r>
-      <w:proofErr w:type="spellEnd"/>
-      <w:r>
-        <w:t xml:space="preserve"> para mantener el control de todo lo que sucede internamente. Iremos de lo macro a lo micro.</w:t>
+        <w:t>Si estás leyendo esto seguramente tengas algunos conocimientos sobre las novelas visuales, ya sean conocimientos técnicos o de usuario final, en esta sección se va a desglosar la estructura y funcionamiento que sigue Atlax Renpy para mantener el control de todo lo que sucede internamente. Iremos de lo macro a lo micro.</w:t>
       </w:r>
     </w:p>
     <w:p/>
@@ -3073,23 +2935,7 @@
         <w:t xml:space="preserve"> </w:t>
       </w:r>
       <w:r>
-        <w:t xml:space="preserve">no, te restará o no ganarás ninguno. </w:t>
-      </w:r>
-      <w:proofErr w:type="spellStart"/>
-      <w:r>
-        <w:t>Atlax</w:t>
-      </w:r>
-      <w:proofErr w:type="spellEnd"/>
-      <w:r>
-        <w:t xml:space="preserve"> </w:t>
-      </w:r>
-      <w:proofErr w:type="spellStart"/>
-      <w:r>
-        <w:t>Renpy</w:t>
-      </w:r>
-      <w:proofErr w:type="spellEnd"/>
-      <w:r>
-        <w:t xml:space="preserve"> es capaz de soportar todos los puntos que necesites, puntos de amist</w:t>
+        <w:t>no, te restará o no ganarás ninguno. Atlax Renpy es capaz de soportar todos los puntos que necesites, puntos de amist</w:t>
       </w:r>
       <w:r>
         <w:t>a</w:t>
@@ -3114,23 +2960,7 @@
         <w:t>,</w:t>
       </w:r>
       <w:r>
-        <w:t xml:space="preserve"> nos vamos a enfocar en lo que se necesita saber para utilizar </w:t>
-      </w:r>
-      <w:proofErr w:type="spellStart"/>
-      <w:r>
-        <w:t>Atlax</w:t>
-      </w:r>
-      <w:proofErr w:type="spellEnd"/>
-      <w:r>
-        <w:t xml:space="preserve"> </w:t>
-      </w:r>
-      <w:proofErr w:type="spellStart"/>
-      <w:r>
-        <w:t>Renpy</w:t>
-      </w:r>
-      <w:proofErr w:type="spellEnd"/>
-      <w:r>
-        <w:t>.</w:t>
+        <w:t xml:space="preserve"> nos vamos a enfocar en lo que se necesita saber para utilizar Atlax Renpy.</w:t>
       </w:r>
     </w:p>
     <w:p>
@@ -3153,23 +2983,7 @@
         <w:pStyle w:val="Ttulo2"/>
       </w:pPr>
       <w:r>
-        <w:t xml:space="preserve">¿Cómo funciona </w:t>
-      </w:r>
-      <w:proofErr w:type="spellStart"/>
-      <w:r>
-        <w:t>Atlax</w:t>
-      </w:r>
-      <w:proofErr w:type="spellEnd"/>
-      <w:r>
-        <w:t xml:space="preserve"> </w:t>
-      </w:r>
-      <w:proofErr w:type="spellStart"/>
-      <w:r>
-        <w:t>Renpy</w:t>
-      </w:r>
-      <w:proofErr w:type="spellEnd"/>
-      <w:r>
-        <w:t>?</w:t>
+        <w:t>¿Cómo funciona Atlax Renpy?</w:t>
       </w:r>
     </w:p>
     <w:p>
@@ -3181,19 +2995,14 @@
         <w:t>Deberías dar prioridad a organizar estos archivos de control de la mejor manera posible, el orden recomendado es crear</w:t>
       </w:r>
       <w:r>
+        <w:t xml:space="preserve"> una </w:t>
+      </w:r>
+      <w:r>
         <w:t xml:space="preserve"> </w:t>
       </w:r>
-      <w:proofErr w:type="gramStart"/>
-      <w:r>
-        <w:t xml:space="preserve">una </w:t>
-      </w:r>
-      <w:r>
-        <w:t xml:space="preserve"> </w:t>
-      </w:r>
       <w:r>
         <w:t>carpeta</w:t>
       </w:r>
-      <w:proofErr w:type="gramEnd"/>
       <w:r>
         <w:t xml:space="preserve"> para cada</w:t>
       </w:r>
@@ -3222,15 +3031,7 @@
         <w:t>de</w:t>
       </w:r>
       <w:r>
-        <w:t xml:space="preserve"> la carpeta “</w:t>
-      </w:r>
-      <w:proofErr w:type="spellStart"/>
-      <w:r>
-        <w:t>scenes</w:t>
-      </w:r>
-      <w:proofErr w:type="spellEnd"/>
-      <w:r>
-        <w:t>”.</w:t>
+        <w:t xml:space="preserve"> la carpeta “scenes”.</w:t>
       </w:r>
     </w:p>
     <w:p>
@@ -3248,26 +3049,10 @@
         <w:t xml:space="preserve"> como si fuese una ruta,</w:t>
       </w:r>
       <w:r>
-        <w:t xml:space="preserve"> quizás una llamada “</w:t>
-      </w:r>
-      <w:proofErr w:type="spellStart"/>
-      <w:r>
-        <w:t>intro</w:t>
-      </w:r>
-      <w:proofErr w:type="spellEnd"/>
-      <w:r>
-        <w:t>” o “comienzo”, ponle el nombre que desees.</w:t>
-      </w:r>
-      <w:r>
-        <w:t xml:space="preserve"> Lo que sí, debes indicarle al motor cuál es la escena de entrada, de momento no vamos a explicar </w:t>
-      </w:r>
-      <w:proofErr w:type="spellStart"/>
-      <w:r>
-        <w:t>como</w:t>
-      </w:r>
-      <w:proofErr w:type="spellEnd"/>
-      <w:r>
-        <w:t xml:space="preserve"> hacerlo ya que será más adelante, solo ten presente que debes indicarle al motor por dónde empezar</w:t>
+        <w:t xml:space="preserve"> quizás una llamada “intro” o “comienzo”, ponle el nombre que desees.</w:t>
+      </w:r>
+      <w:r>
+        <w:t xml:space="preserve"> Lo que sí, debes indicarle al motor cuál es la escena de entrada, de momento no vamos a explicar como hacerlo ya que será más adelante, solo ten presente que debes indicarle al motor por dónde empezar</w:t>
       </w:r>
       <w:r>
         <w:t>.</w:t>
@@ -3276,44 +3061,13 @@
     <w:p>
       <w:r>
         <w:tab/>
-      </w:r>
-      <w:proofErr w:type="spellStart"/>
-      <w:r>
-        <w:t>Atlax</w:t>
-      </w:r>
-      <w:proofErr w:type="spellEnd"/>
-      <w:r>
-        <w:t xml:space="preserve"> </w:t>
-      </w:r>
-      <w:proofErr w:type="spellStart"/>
-      <w:r>
-        <w:t>Renpy</w:t>
-      </w:r>
-      <w:proofErr w:type="spellEnd"/>
-      <w:r>
-        <w:t xml:space="preserve"> va a leer ese primer archivo de control y </w:t>
+        <w:t xml:space="preserve">Atlax Renpy va a leer ese primer archivo de control y </w:t>
       </w:r>
       <w:r>
         <w:t>comenzará</w:t>
       </w:r>
       <w:r>
-        <w:t xml:space="preserve"> a mostrar los diálogos como de costumbre, uno a uno, </w:t>
-      </w:r>
-      <w:proofErr w:type="spellStart"/>
-      <w:r>
-        <w:t>click</w:t>
-      </w:r>
-      <w:proofErr w:type="spellEnd"/>
-      <w:r>
-        <w:t xml:space="preserve"> a </w:t>
-      </w:r>
-      <w:proofErr w:type="spellStart"/>
-      <w:r>
-        <w:t>click</w:t>
-      </w:r>
-      <w:proofErr w:type="spellEnd"/>
-      <w:r>
-        <w:t>. Una vez llegado el final de la escena, esta puede tener distintas formas de terminar, puede terminar de una forma lineal, es decir, que conduzca a una única escena o que presente una decisión.</w:t>
+        <w:t xml:space="preserve"> a mostrar los diálogos como de costumbre, uno a uno, click a click. Una vez llegado el final de la escena, esta puede tener distintas formas de terminar, puede terminar de una forma lineal, es decir, que conduzca a una única escena o que presente una decisión.</w:t>
       </w:r>
     </w:p>
     <w:p>
@@ -3410,23 +3164,7 @@
     <w:p>
       <w:r>
         <w:tab/>
-        <w:t xml:space="preserve">En resumen, </w:t>
-      </w:r>
-      <w:proofErr w:type="spellStart"/>
-      <w:r>
-        <w:t>Atlax</w:t>
-      </w:r>
-      <w:proofErr w:type="spellEnd"/>
-      <w:r>
-        <w:t xml:space="preserve"> </w:t>
-      </w:r>
-      <w:proofErr w:type="spellStart"/>
-      <w:r>
-        <w:t>Renpy</w:t>
-      </w:r>
-      <w:proofErr w:type="spellEnd"/>
-      <w:r>
-        <w:t xml:space="preserve"> es un lector de escenas</w:t>
+        <w:t>En resumen, Atlax Renpy es un lector de escenas</w:t>
       </w:r>
       <w:r>
         <w:t xml:space="preserve"> que nos da todas las herramientas para ilustrar una historia utilizando únicamente estos archivos de control y escribiendo una cantidad mínima de código de programación.</w:t>
@@ -3457,23 +3195,7 @@
     <w:p>
       <w:r>
         <w:tab/>
-        <w:t>El archivo de entrada es el archivo de control que el motor toma para iniciar el juego, este por defecto toma un archivo llamado “</w:t>
-      </w:r>
-      <w:proofErr w:type="spellStart"/>
-      <w:r>
-        <w:t>testing</w:t>
-      </w:r>
-      <w:proofErr w:type="spellEnd"/>
-      <w:r>
-        <w:t xml:space="preserve">” y la manera de cambiarlo es viajando al archivo </w:t>
-      </w:r>
-      <w:proofErr w:type="spellStart"/>
-      <w:r>
-        <w:t>script.rpy</w:t>
-      </w:r>
-      <w:proofErr w:type="spellEnd"/>
-      <w:r>
-        <w:t>, abriéndolo y cerca de la línea 23 veremos algo como lo siguiente.</w:t>
+        <w:t>El archivo de entrada es el archivo de control que el motor toma para iniciar el juego, este por defecto toma un archivo llamado “testing” y la manera de cambiarlo es viajando al archivo script.rpy, abriéndolo y cerca de la línea 23 veremos algo como lo siguiente.</w:t>
       </w:r>
     </w:p>
     <w:p>
@@ -3521,23 +3243,7 @@
     <w:p>
       <w:r>
         <w:tab/>
-        <w:t xml:space="preserve">Basta con cambiar </w:t>
-      </w:r>
-      <w:proofErr w:type="spellStart"/>
-      <w:r>
-        <w:t>testing</w:t>
-      </w:r>
-      <w:proofErr w:type="spellEnd"/>
-      <w:r>
-        <w:t xml:space="preserve"> por el archivo de control del que quieres empezar o en su defecto, trabajar en el archivo </w:t>
-      </w:r>
-      <w:proofErr w:type="spellStart"/>
-      <w:r>
-        <w:t>testing</w:t>
-      </w:r>
-      <w:proofErr w:type="spellEnd"/>
-      <w:r>
-        <w:t xml:space="preserve"> y cuando ya esté terminado guardar su contenido en un archivo diferente.</w:t>
+        <w:t>Basta con cambiar testing por el archivo de control del que quieres empezar o en su defecto, trabajar en el archivo testing y cuando ya esté terminado guardar su contenido en un archivo diferente.</w:t>
       </w:r>
     </w:p>
     <w:p>
@@ -3553,27 +3259,15 @@
         <w:tab/>
         <w:t xml:space="preserve">Para definir a tus personajes, debes dirigirte al archivo </w:t>
       </w:r>
-      <w:proofErr w:type="spellStart"/>
       <w:r>
         <w:t>charactersDefine.rpy</w:t>
       </w:r>
-      <w:proofErr w:type="spellEnd"/>
-      <w:r>
-        <w:t xml:space="preserve"> ubicado en la carpeta </w:t>
-      </w:r>
-      <w:proofErr w:type="spellStart"/>
-      <w:r>
-        <w:t>game</w:t>
-      </w:r>
-      <w:proofErr w:type="spellEnd"/>
-      <w:r>
-        <w:t>/</w:t>
-      </w:r>
-      <w:proofErr w:type="spellStart"/>
-      <w:r>
-        <w:t>definitions</w:t>
-      </w:r>
-      <w:proofErr w:type="spellEnd"/>
+      <w:r>
+        <w:t xml:space="preserve"> ubicado en la carpeta game</w:t>
+      </w:r>
+      <w:r>
+        <w:t>/definitions</w:t>
+      </w:r>
       <w:r>
         <w:t>, si lo abres con Visual Studio, en su interior encontrarás algo así.</w:t>
       </w:r>
@@ -3623,15 +3317,7 @@
     <w:p>
       <w:r>
         <w:tab/>
-        <w:t xml:space="preserve">Allí debes definir a los personajes de tu historia siguiendo con ese mismo patrón, es importante mencionar </w:t>
-      </w:r>
-      <w:proofErr w:type="gramStart"/>
-      <w:r>
-        <w:t>que</w:t>
-      </w:r>
-      <w:proofErr w:type="gramEnd"/>
-      <w:r>
-        <w:t xml:space="preserve"> en cuanto a nombres de personajes, se requiere usar siempre </w:t>
+        <w:t xml:space="preserve">Allí debes definir a los personajes de tu historia siguiendo con ese mismo patrón, es importante mencionar que en cuanto a nombres de personajes, se requiere usar siempre </w:t>
       </w:r>
       <w:r>
         <w:lastRenderedPageBreak/>
@@ -3721,27 +3407,15 @@
       <w:r>
         <w:t xml:space="preserve">Los fondos son los escenarios que se muestran detrás de los personajes como por ejemplo un salón, un parque o un cielo estrellado, esta vez acudiremos al archivo </w:t>
       </w:r>
-      <w:proofErr w:type="spellStart"/>
       <w:r>
         <w:t>backgroundsDefine.rpy</w:t>
       </w:r>
-      <w:proofErr w:type="spellEnd"/>
       <w:r>
         <w:t xml:space="preserve"> ubicado en la carpeta </w:t>
       </w:r>
-      <w:proofErr w:type="spellStart"/>
-      <w:r>
-        <w:t>game</w:t>
-      </w:r>
-      <w:proofErr w:type="spellEnd"/>
-      <w:r>
-        <w:t>/</w:t>
-      </w:r>
-      <w:proofErr w:type="spellStart"/>
-      <w:r>
-        <w:t>definitions</w:t>
-      </w:r>
-      <w:proofErr w:type="spellEnd"/>
+      <w:r>
+        <w:t>game/definitions</w:t>
+      </w:r>
       <w:r>
         <w:t>, al abrirlo encontraremos algo así.</w:t>
       </w:r>
@@ -3796,31 +3470,7 @@
         <w:ind w:firstLine="708"/>
       </w:pPr>
       <w:r>
-        <w:t xml:space="preserve">Los fondos se encuentran en la carpeta </w:t>
-      </w:r>
-      <w:proofErr w:type="spellStart"/>
-      <w:r>
-        <w:t>game</w:t>
-      </w:r>
-      <w:proofErr w:type="spellEnd"/>
-      <w:r>
-        <w:t>/</w:t>
-      </w:r>
-      <w:proofErr w:type="spellStart"/>
-      <w:r>
-        <w:t>images</w:t>
-      </w:r>
-      <w:proofErr w:type="spellEnd"/>
-      <w:r>
-        <w:t>/</w:t>
-      </w:r>
-      <w:proofErr w:type="spellStart"/>
-      <w:r>
-        <w:t>backgrounds</w:t>
-      </w:r>
-      <w:proofErr w:type="spellEnd"/>
-      <w:r>
-        <w:t>, deben ser en formato .png y preferiblemente tener la misma resolución, el tamaño recomendado es 1920x1080</w:t>
+        <w:t>Los fondos se encuentran en la carpeta game/images/backgrounds, deben ser en formato .png y preferiblemente tener la misma resolución, el tamaño recomendado es 1920x1080</w:t>
       </w:r>
       <w:r>
         <w:t>.</w:t>
@@ -3848,15 +3498,7 @@
         <w:ind w:firstLine="708"/>
       </w:pPr>
       <w:r>
-        <w:t xml:space="preserve">Se recomienda no quitar los fondos flash y </w:t>
-      </w:r>
-      <w:proofErr w:type="spellStart"/>
-      <w:r>
-        <w:t>blackout</w:t>
-      </w:r>
-      <w:proofErr w:type="spellEnd"/>
-      <w:r>
-        <w:t xml:space="preserve"> ya que el motor los necesita para hacer algunas transiciones.</w:t>
+        <w:t>Se recomienda no quitar los fondos flash y blackout ya que el motor los necesita para hacer algunas transiciones.</w:t>
       </w:r>
     </w:p>
     <w:p>
@@ -3870,22 +3512,7 @@
     <w:p>
       <w:r>
         <w:tab/>
-      </w:r>
-      <w:proofErr w:type="spellStart"/>
-      <w:r>
-        <w:t>Atlax</w:t>
-      </w:r>
-      <w:proofErr w:type="spellEnd"/>
-      <w:r>
-        <w:t xml:space="preserve"> </w:t>
-      </w:r>
-      <w:proofErr w:type="spellStart"/>
-      <w:r>
-        <w:t>Renpy</w:t>
-      </w:r>
-      <w:proofErr w:type="spellEnd"/>
-      <w:r>
-        <w:t xml:space="preserve"> soporta diversos idiomas, sin embargo</w:t>
+        <w:t>Atlax Renpy soporta diversos idiomas, sin embargo</w:t>
       </w:r>
       <w:r>
         <w:t>,</w:t>
@@ -3896,32 +3523,11 @@
       <w:r>
         <w:t xml:space="preserve">archivo </w:t>
       </w:r>
-      <w:proofErr w:type="spellStart"/>
       <w:r>
         <w:t>languageDefine</w:t>
       </w:r>
       <w:r>
-        <w:t>.rpy</w:t>
-      </w:r>
-      <w:proofErr w:type="spellEnd"/>
-      <w:r>
-        <w:t xml:space="preserve"> ubicado en la carpeta </w:t>
-      </w:r>
-      <w:proofErr w:type="spellStart"/>
-      <w:r>
-        <w:t>game</w:t>
-      </w:r>
-      <w:proofErr w:type="spellEnd"/>
-      <w:r>
-        <w:t>/</w:t>
-      </w:r>
-      <w:proofErr w:type="spellStart"/>
-      <w:r>
-        <w:t>definitions</w:t>
-      </w:r>
-      <w:proofErr w:type="spellEnd"/>
-      <w:r>
-        <w:t>. Allí encontraremos algo así.</w:t>
+        <w:t>.rpy ubicado en la carpeta game/definitions. Allí encontraremos algo así.</w:t>
       </w:r>
     </w:p>
     <w:p>
@@ -3973,22 +3579,7 @@
       <w:r>
         <w:lastRenderedPageBreak/>
         <w:tab/>
-      </w:r>
-      <w:proofErr w:type="spellStart"/>
-      <w:r>
-        <w:t>currentLanguage</w:t>
-      </w:r>
-      <w:proofErr w:type="spellEnd"/>
-      <w:r>
-        <w:t xml:space="preserve"> es el idioma por defecto que usará el motor al abrir el juego, este puede ser cambiado en la configuración del juego mismo. La otra variable llamada </w:t>
-      </w:r>
-      <w:proofErr w:type="spellStart"/>
-      <w:r>
-        <w:t>allLanguages</w:t>
-      </w:r>
-      <w:proofErr w:type="spellEnd"/>
-      <w:r>
-        <w:t>, lista todos los lenguajes que soporte tu historia</w:t>
+        <w:t>currentLanguage es el idioma por defecto que usará el motor al abrir el juego, este puede ser cambiado en la configuración del juego mismo. La otra variable llamada allLanguages, lista todos los lenguajes que soporte tu historia</w:t>
       </w:r>
       <w:r>
         <w:t>, se recuerda que es de fundamental importancia respetar el orden de estos lenguajes. En caso de que queramos agregar más lenguajes lo haríamos de la siguiente forma.</w:t>
@@ -4059,39 +3650,13 @@
         <w:t>l</w:t>
       </w:r>
       <w:r>
-        <w:t xml:space="preserve">os valores predeterminados de </w:t>
-      </w:r>
-      <w:proofErr w:type="spellStart"/>
-      <w:r>
-        <w:t>Renpy</w:t>
-      </w:r>
-      <w:proofErr w:type="spellEnd"/>
-      <w:r>
-        <w:t xml:space="preserve"> puedes hacerlo en el archivo </w:t>
-      </w:r>
-      <w:proofErr w:type="spellStart"/>
+        <w:t xml:space="preserve">os valores predeterminados de Renpy puedes hacerlo en el archivo </w:t>
+      </w:r>
       <w:r>
         <w:t>configDefine.rpy</w:t>
       </w:r>
-      <w:proofErr w:type="spellEnd"/>
-      <w:r>
-        <w:t xml:space="preserve"> ubicado en la carpeta </w:t>
-      </w:r>
-      <w:proofErr w:type="spellStart"/>
-      <w:r>
-        <w:t>game</w:t>
-      </w:r>
-      <w:proofErr w:type="spellEnd"/>
-      <w:r>
-        <w:t>/</w:t>
-      </w:r>
-      <w:proofErr w:type="spellStart"/>
-      <w:r>
-        <w:t>definitions</w:t>
-      </w:r>
-      <w:proofErr w:type="spellEnd"/>
-      <w:r>
-        <w:t>. Allí encontrarás algo así.</w:t>
+      <w:r>
+        <w:t xml:space="preserve"> ubicado en la carpeta game/definitions. Allí encontrarás algo así.</w:t>
       </w:r>
     </w:p>
     <w:p>
@@ -4139,47 +3704,7 @@
     <w:p>
       <w:r>
         <w:tab/>
-        <w:t xml:space="preserve">Por defecto </w:t>
-      </w:r>
-      <w:proofErr w:type="spellStart"/>
-      <w:r>
-        <w:t>Atlax</w:t>
-      </w:r>
-      <w:proofErr w:type="spellEnd"/>
-      <w:r>
-        <w:t xml:space="preserve"> </w:t>
-      </w:r>
-      <w:proofErr w:type="spellStart"/>
-      <w:r>
-        <w:t>Renpy</w:t>
-      </w:r>
-      <w:proofErr w:type="spellEnd"/>
-      <w:r>
-        <w:t xml:space="preserve"> utiliza esas configuraciones allí mostradas, establece el tiempo de </w:t>
-      </w:r>
-      <w:proofErr w:type="spellStart"/>
-      <w:r>
-        <w:t>fadeout</w:t>
-      </w:r>
-      <w:proofErr w:type="spellEnd"/>
-      <w:r>
-        <w:t xml:space="preserve"> de las canciones a 3 segundos y define los </w:t>
-      </w:r>
-      <w:proofErr w:type="spellStart"/>
-      <w:r>
-        <w:t>layers</w:t>
-      </w:r>
-      <w:proofErr w:type="spellEnd"/>
-      <w:r>
-        <w:t xml:space="preserve">. Si tienes conocimientos sobre </w:t>
-      </w:r>
-      <w:proofErr w:type="spellStart"/>
-      <w:r>
-        <w:t>Renpy</w:t>
-      </w:r>
-      <w:proofErr w:type="spellEnd"/>
-      <w:r>
-        <w:t xml:space="preserve"> y necesitas establecer alguna configuración específica debes hacerlo ahí.</w:t>
+        <w:t>Por defecto Atlax Renpy utiliza esas configuraciones allí mostradas, establece el tiempo de fadeout de las canciones a 3 segundos y define los layers. Si tienes conocimientos sobre Renpy y necesitas establecer alguna configuración específica debes hacerlo ahí.</w:t>
       </w:r>
     </w:p>
     <w:p>
@@ -4216,31 +3741,7 @@
     <w:p>
       <w:r>
         <w:tab/>
-        <w:t>Crear un archivo de control es muy sencillo, tenemos dos formas de hacerlo, la forma “complicada” es creando un archivo de texto en nuestro computador y colocarle al final .</w:t>
-      </w:r>
-      <w:proofErr w:type="spellStart"/>
-      <w:r>
-        <w:t>csv</w:t>
-      </w:r>
-      <w:proofErr w:type="spellEnd"/>
-      <w:r>
-        <w:t>, llamémoslo “ejemplo.csv”. Es posible que al abrirlo se ejecute el bloc de notas, para ello tenemos que ir a la configuración de nuestro sistema operativo para que nos permita ver las extensiones o formatos de los archivos, una vez cambiado debemos cambiar “.</w:t>
-      </w:r>
-      <w:proofErr w:type="spellStart"/>
-      <w:r>
-        <w:t>txt</w:t>
-      </w:r>
-      <w:proofErr w:type="spellEnd"/>
-      <w:r>
-        <w:t>” por “.</w:t>
-      </w:r>
-      <w:proofErr w:type="spellStart"/>
-      <w:r>
-        <w:t>csv</w:t>
-      </w:r>
-      <w:proofErr w:type="spellEnd"/>
-      <w:r>
-        <w:t>”.</w:t>
+        <w:t>Crear un archivo de control es muy sencillo, tenemos dos formas de hacerlo, la forma “complicada” es creando un archivo de texto en nuestro computador y colocarle al final .csv, llamémoslo “ejemplo.csv”. Es posible que al abrirlo se ejecute el bloc de notas, para ello tenemos que ir a la configuración de nuestro sistema operativo para que nos permita ver las extensiones o formatos de los archivos, una vez cambiado debemos cambiar “.txt” por “.csv”.</w:t>
       </w:r>
     </w:p>
     <w:p>
@@ -4322,23 +3823,7 @@
     <w:p>
       <w:r>
         <w:tab/>
-        <w:t xml:space="preserve">Si tienes dudas puedes optar por simplemente copiar y pegar alguno de los archivos de control de ejemplo que proporciona </w:t>
-      </w:r>
-      <w:proofErr w:type="spellStart"/>
-      <w:r>
-        <w:t>Atlax</w:t>
-      </w:r>
-      <w:proofErr w:type="spellEnd"/>
-      <w:r>
-        <w:t xml:space="preserve"> </w:t>
-      </w:r>
-      <w:proofErr w:type="spellStart"/>
-      <w:r>
-        <w:t>Renpy</w:t>
-      </w:r>
-      <w:proofErr w:type="spellEnd"/>
-      <w:r>
-        <w:t>, borrar su contenido y empezar desde allí.</w:t>
+        <w:t>Si tienes dudas puedes optar por simplemente copiar y pegar alguno de los archivos de control de ejemplo que proporciona Atlax Renpy, borrar su contenido y empezar desde allí.</w:t>
       </w:r>
     </w:p>
     <w:p/>
@@ -4537,91 +4022,13 @@
           <w:szCs w:val="20"/>
         </w:rPr>
       </w:pPr>
-      <w:proofErr w:type="spellStart"/>
-      <w:proofErr w:type="gramStart"/>
       <w:r>
         <w:rPr>
           <w:sz w:val="20"/>
           <w:szCs w:val="20"/>
         </w:rPr>
-        <w:t>Key;Background</w:t>
-      </w:r>
-      <w:proofErr w:type="gramEnd"/>
-      <w:r>
-        <w:rPr>
-          <w:sz w:val="20"/>
-          <w:szCs w:val="20"/>
-        </w:rPr>
-        <w:t>;</w:t>
-      </w:r>
-      <w:proofErr w:type="gramStart"/>
-      <w:r>
-        <w:rPr>
-          <w:sz w:val="20"/>
-          <w:szCs w:val="20"/>
-        </w:rPr>
-        <w:t>Music;Sound</w:t>
-      </w:r>
-      <w:proofErr w:type="gramEnd"/>
-      <w:r>
-        <w:rPr>
-          <w:sz w:val="20"/>
-          <w:szCs w:val="20"/>
-        </w:rPr>
-        <w:t>;Single</w:t>
-      </w:r>
-      <w:proofErr w:type="spellEnd"/>
-      <w:r>
-        <w:rPr>
-          <w:sz w:val="20"/>
-          <w:szCs w:val="20"/>
-        </w:rPr>
-        <w:t xml:space="preserve"> </w:t>
-      </w:r>
-      <w:proofErr w:type="spellStart"/>
-      <w:proofErr w:type="gramStart"/>
-      <w:r>
-        <w:rPr>
-          <w:sz w:val="20"/>
-          <w:szCs w:val="20"/>
-        </w:rPr>
-        <w:t>effect;Continuous</w:t>
-      </w:r>
-      <w:proofErr w:type="spellEnd"/>
-      <w:proofErr w:type="gramEnd"/>
-      <w:r>
-        <w:rPr>
-          <w:sz w:val="20"/>
-          <w:szCs w:val="20"/>
-        </w:rPr>
-        <w:t xml:space="preserve"> </w:t>
-      </w:r>
-      <w:proofErr w:type="spellStart"/>
-      <w:proofErr w:type="gramStart"/>
-      <w:r>
-        <w:rPr>
-          <w:sz w:val="20"/>
-          <w:szCs w:val="20"/>
-        </w:rPr>
-        <w:t>effect;Events</w:t>
-      </w:r>
-      <w:proofErr w:type="gramEnd"/>
-      <w:r>
-        <w:rPr>
-          <w:sz w:val="20"/>
-          <w:szCs w:val="20"/>
-        </w:rPr>
-        <w:t>;</w:t>
-      </w:r>
-      <w:proofErr w:type="gramStart"/>
-      <w:r>
-        <w:rPr>
-          <w:sz w:val="20"/>
-          <w:szCs w:val="20"/>
-        </w:rPr>
-        <w:t>Delay;Emisor</w:t>
-      </w:r>
-      <w:proofErr w:type="gramEnd"/>
+        <w:t>Key;Background;Music;Sound;Single effect;Continuous effect;Events;Delay;Emisor</w:t>
+      </w:r>
       <w:r>
         <w:rPr>
           <w:b/>
@@ -4631,7 +4038,6 @@
         </w:rPr>
         <w:t>;</w:t>
       </w:r>
-      <w:proofErr w:type="gramStart"/>
       <w:r>
         <w:rPr>
           <w:sz w:val="20"/>
@@ -4639,8 +4045,6 @@
         </w:rPr>
         <w:t>Spanish;English</w:t>
       </w:r>
-      <w:proofErr w:type="spellEnd"/>
-      <w:proofErr w:type="gramEnd"/>
     </w:p>
     <w:p>
       <w:pPr>
@@ -4732,23 +4136,7 @@
         <w:t xml:space="preserve"> las columnas de</w:t>
       </w:r>
       <w:r>
-        <w:t xml:space="preserve"> los archivos de control, se debe dejar claro lo siguiente: </w:t>
-      </w:r>
-      <w:proofErr w:type="spellStart"/>
-      <w:r>
-        <w:t>Atlax</w:t>
-      </w:r>
-      <w:proofErr w:type="spellEnd"/>
-      <w:r>
-        <w:t xml:space="preserve"> </w:t>
-      </w:r>
-      <w:proofErr w:type="spellStart"/>
-      <w:r>
-        <w:t>Renpy</w:t>
-      </w:r>
-      <w:proofErr w:type="spellEnd"/>
-      <w:r>
-        <w:t>, requiere de un archivo de inicio, por defecto ese archivo se llama testing.csv, más adelante en la sección de personalización se explicará como cambiar el nombre de ese archivo de entrada</w:t>
+        <w:t xml:space="preserve"> los archivos de control, se debe dejar claro lo siguiente: Atlax Renpy, requiere de un archivo de inicio, por defecto ese archivo se llama testing.csv, más adelante en la sección de personalización se explicará como cambiar el nombre de ese archivo de entrada</w:t>
       </w:r>
       <w:r>
         <w:t>.</w:t>
@@ -4768,13 +4156,8 @@
         <w:t>a</w:t>
       </w:r>
       <w:r>
-        <w:t xml:space="preserve"> es simplemente escribir dentro de ese testing.csv para visualizar lo que vayas haciendo en el archivo utilizando </w:t>
-      </w:r>
-      <w:proofErr w:type="spellStart"/>
-      <w:r>
-        <w:t>Renpy</w:t>
-      </w:r>
-      <w:proofErr w:type="spellEnd"/>
+        <w:t xml:space="preserve"> es simplemente escribir dentro de ese testing.csv para visualizar lo que vayas haciendo en el archivo utilizando Renpy</w:t>
+      </w:r>
       <w:r>
         <w:t xml:space="preserve"> y posteriormente pasar su contenido a otro archivo para ir almacenando las escenas completadas.</w:t>
       </w:r>
@@ -4807,6 +4190,18 @@
       </w:r>
     </w:p>
     <w:p>
+      <w:r>
+        <w:tab/>
+        <w:t xml:space="preserve">Los ejemplos se marcarán con resaltador de </w:t>
+      </w:r>
+      <w:r>
+        <w:rPr>
+          <w:highlight w:val="yellow"/>
+        </w:rPr>
+        <w:t>esta forma</w:t>
+      </w:r>
+    </w:p>
+    <w:p>
       <w:pPr>
         <w:pStyle w:val="Ttulo2"/>
       </w:pPr>
@@ -4825,43 +4220,11 @@
     <w:p>
       <w:r>
         <w:tab/>
-        <w:t xml:space="preserve">El valor recomendado para colocar en esta columna </w:t>
-      </w:r>
-      <w:proofErr w:type="spellStart"/>
-      <w:r>
-        <w:t>key</w:t>
-      </w:r>
-      <w:proofErr w:type="spellEnd"/>
-      <w:r>
-        <w:t xml:space="preserve"> es el siguiente: [ruta]_[capitulo]_[escena]_[dialogo], por </w:t>
-      </w:r>
-      <w:proofErr w:type="gramStart"/>
-      <w:r>
-        <w:t>ejemplo</w:t>
-      </w:r>
-      <w:proofErr w:type="gramEnd"/>
-      <w:r>
-        <w:t xml:space="preserve"> si queremos describir el diálogo número 89 de la escena noche de paseo del capítulo 3 de la ruta </w:t>
-      </w:r>
-      <w:proofErr w:type="spellStart"/>
-      <w:r>
-        <w:t>Stefannie</w:t>
-      </w:r>
-      <w:proofErr w:type="spellEnd"/>
-      <w:r>
-        <w:t xml:space="preserve">, haríamos algo </w:t>
+        <w:t xml:space="preserve">El valor recomendado para colocar en esta columna key es el siguiente: [ruta]_[capitulo]_[escena]_[dialogo], por ejemplo si queremos describir el diálogo </w:t>
       </w:r>
       <w:r>
         <w:lastRenderedPageBreak/>
-        <w:t xml:space="preserve">así: stefannie_3_night_out_89, el siguiente diálogo sería </w:t>
-      </w:r>
-      <w:proofErr w:type="gramStart"/>
-      <w:r>
-        <w:t>igual</w:t>
-      </w:r>
-      <w:proofErr w:type="gramEnd"/>
-      <w:r>
-        <w:t xml:space="preserve"> pero con un 90 en vez de 89 y siempre empezando en 1.</w:t>
+        <w:t>número 89 de la escena noche de paseo del capítulo 3 de la ruta Stefannie, haríamos algo así: stefannie_3_night_out_89, el siguiente diálogo sería igual pero con un 90 en vez de 89 y siempre empezando en 1.</w:t>
       </w:r>
     </w:p>
     <w:p>
@@ -4869,15 +4232,7 @@
         <w:ind w:firstLine="708"/>
       </w:pPr>
       <w:r>
-        <w:t xml:space="preserve">Debido a que puede llegar a ser demasiado tedioso escribir a mano todos los números, Excel nos brinda una ayuda, primero abrimos el archivo usando Excel, escribimos en la primera fila (después de la cabecera) stefannie_3_night_out_1, acto seguido dirigimos el cursor a la esquina inferior derecha de la celda seleccionada y manteniendo el </w:t>
-      </w:r>
-      <w:proofErr w:type="spellStart"/>
-      <w:r>
-        <w:t>click</w:t>
-      </w:r>
-      <w:proofErr w:type="spellEnd"/>
-      <w:r>
-        <w:t>, lo arrastramos hacia abajo hasta donde veamos necesario.</w:t>
+        <w:t>Debido a que puede llegar a ser demasiado tedioso escribir a mano todos los números, Excel nos brinda una ayuda, primero abrimos el archivo usando Excel, escribimos en la primera fila (después de la cabecera) stefannie_3_night_out_1, acto seguido dirigimos el cursor a la esquina inferior derecha de la celda seleccionada y manteniendo el click, lo arrastramos hacia abajo hasta donde veamos necesario.</w:t>
       </w:r>
     </w:p>
     <w:p>
@@ -5015,14 +4370,9 @@
       </w:pPr>
       <w:bookmarkStart w:id="8" w:name="_Toc199261561"/>
       <w:r>
-        <w:t xml:space="preserve">Columna </w:t>
-      </w:r>
-      <w:proofErr w:type="spellStart"/>
-      <w:r>
-        <w:t>Background</w:t>
+        <w:t>Columna Background</w:t>
       </w:r>
       <w:bookmarkEnd w:id="8"/>
-      <w:proofErr w:type="spellEnd"/>
     </w:p>
     <w:p>
       <w:r>
@@ -5044,23 +4394,7 @@
         <w:ind w:firstLine="708"/>
       </w:pPr>
       <w:r>
-        <w:t xml:space="preserve">Nombre del </w:t>
-      </w:r>
-      <w:proofErr w:type="gramStart"/>
-      <w:r>
-        <w:t>fondo :</w:t>
-      </w:r>
-      <w:proofErr w:type="gramEnd"/>
-      <w:r>
-        <w:t xml:space="preserve"> tipo de </w:t>
-      </w:r>
-      <w:proofErr w:type="gramStart"/>
-      <w:r>
-        <w:t>transición :</w:t>
-      </w:r>
-      <w:proofErr w:type="gramEnd"/>
-      <w:r>
-        <w:t xml:space="preserve"> parámetros de la transición</w:t>
+        <w:t>Nombre del fondo : tipo de transición : parámetros de la transición</w:t>
       </w:r>
     </w:p>
     <w:p>
@@ -5078,63 +4412,34 @@
       </w:r>
     </w:p>
     <w:p>
-      <w:pPr>
-        <w:ind w:firstLine="708"/>
-      </w:pPr>
-      <w:r>
-        <w:t xml:space="preserve">Ejemplos: </w:t>
-      </w:r>
-    </w:p>
-    <w:p>
-      <w:pPr>
-        <w:pStyle w:val="Prrafodelista"/>
-        <w:numPr>
-          <w:ilvl w:val="0"/>
-          <w:numId w:val="5"/>
-        </w:numPr>
-      </w:pPr>
-      <w:r>
-        <w:t>school_hall_</w:t>
-      </w:r>
-      <w:proofErr w:type="gramStart"/>
-      <w:r>
-        <w:t>3:dissolve</w:t>
-      </w:r>
-      <w:proofErr w:type="gramEnd"/>
-      <w:r>
-        <w:t>:4</w:t>
-      </w:r>
-    </w:p>
-    <w:p>
-      <w:pPr>
-        <w:pStyle w:val="Prrafodelista"/>
-        <w:numPr>
-          <w:ilvl w:val="0"/>
-          <w:numId w:val="5"/>
-        </w:numPr>
-      </w:pPr>
-      <w:proofErr w:type="gramStart"/>
-      <w:r>
-        <w:t>campus:fade</w:t>
-      </w:r>
-      <w:proofErr w:type="gramEnd"/>
-      <w:r>
-        <w:t>:1:3:1</w:t>
-      </w:r>
-    </w:p>
-    <w:p>
-      <w:pPr>
-        <w:pStyle w:val="Prrafodelista"/>
-        <w:numPr>
-          <w:ilvl w:val="0"/>
-          <w:numId w:val="5"/>
-        </w:numPr>
-      </w:pPr>
-      <w:proofErr w:type="spellStart"/>
-      <w:r>
+      <w:r>
+        <w:rPr>
+          <w:highlight w:val="yellow"/>
+        </w:rPr>
+        <w:t>school_hall_3:dissolve:4</w:t>
+      </w:r>
+      <w:r>
+        <w:t xml:space="preserve"> (El fondo school_hall_3 aparece a lo largo de 4 segundos)</w:t>
+      </w:r>
+    </w:p>
+    <w:p>
+      <w:r>
+        <w:rPr>
+          <w:highlight w:val="yellow"/>
+        </w:rPr>
+        <w:t>campus:fade:1:3:1</w:t>
+      </w:r>
+      <w:r>
+        <w:t xml:space="preserve"> (El fondo campus aparece luego de un fundido a negro)</w:t>
+      </w:r>
+    </w:p>
+    <w:p>
+      <w:r>
+        <w:rPr>
+          <w:highlight w:val="yellow"/>
+        </w:rPr>
         <w:t>music_room</w:t>
       </w:r>
-      <w:proofErr w:type="spellEnd"/>
       <w:r>
         <w:t xml:space="preserve"> (Aparece con la transición por defecto)</w:t>
       </w:r>
@@ -5271,11 +4576,9 @@
             <w:pPr>
               <w:jc w:val="center"/>
             </w:pPr>
-            <w:proofErr w:type="spellStart"/>
             <w:r>
               <w:t>dissolve</w:t>
             </w:r>
-            <w:proofErr w:type="spellEnd"/>
           </w:p>
         </w:tc>
         <w:tc>
@@ -5324,11 +4627,9 @@
             <w:pPr>
               <w:jc w:val="center"/>
             </w:pPr>
-            <w:proofErr w:type="spellStart"/>
             <w:r>
               <w:t>fade</w:t>
             </w:r>
-            <w:proofErr w:type="spellEnd"/>
           </w:p>
         </w:tc>
         <w:tc>
@@ -5494,15 +4795,7 @@
               <w:jc w:val="center"/>
             </w:pPr>
             <w:r>
-              <w:t xml:space="preserve">El fondo actual se </w:t>
-            </w:r>
-            <w:proofErr w:type="spellStart"/>
-            <w:r>
-              <w:t>pixela</w:t>
-            </w:r>
-            <w:proofErr w:type="spellEnd"/>
-            <w:r>
-              <w:t xml:space="preserve"> hasta el color de mayor presencia, luego cambia de color y muestra el siguiente fondo haciendo el proceso inverso. (Se recomienda dejarlo por defecto)</w:t>
+              <w:t>El fondo actual se pixela hasta el color de mayor presencia, luego cambia de color y muestra el siguiente fondo haciendo el proceso inverso. (Se recomienda dejarlo por defecto)</w:t>
             </w:r>
           </w:p>
         </w:tc>
@@ -5577,7 +4870,6 @@
             <w:pPr>
               <w:jc w:val="center"/>
             </w:pPr>
-            <w:proofErr w:type="spellStart"/>
             <w:r>
               <w:t>p</w:t>
             </w:r>
@@ -5585,33 +4877,8 @@
               <w:t>ush</w:t>
             </w:r>
             <w:r>
-              <w:t>up</w:t>
-            </w:r>
-            <w:proofErr w:type="spellEnd"/>
-            <w:r>
-              <w:t xml:space="preserve"> / </w:t>
-            </w:r>
-            <w:proofErr w:type="spellStart"/>
-            <w:r>
-              <w:t>pushright</w:t>
-            </w:r>
-            <w:proofErr w:type="spellEnd"/>
-            <w:r>
-              <w:t xml:space="preserve"> / </w:t>
-            </w:r>
-            <w:proofErr w:type="spellStart"/>
-            <w:r>
-              <w:t>pushdown</w:t>
-            </w:r>
-            <w:proofErr w:type="spellEnd"/>
-            <w:r>
-              <w:t xml:space="preserve"> / </w:t>
-            </w:r>
-            <w:proofErr w:type="spellStart"/>
-            <w:r>
-              <w:t>pushleft</w:t>
-            </w:r>
-            <w:proofErr w:type="spellEnd"/>
+              <w:t>up / pushright / pushdown / pushleft</w:t>
+            </w:r>
           </w:p>
           <w:p/>
         </w:tc>
@@ -5660,35 +4927,9 @@
             <w:pPr>
               <w:jc w:val="center"/>
             </w:pPr>
-            <w:proofErr w:type="spellStart"/>
-            <w:r>
-              <w:t>rup</w:t>
-            </w:r>
-            <w:proofErr w:type="spellEnd"/>
-            <w:r>
-              <w:t xml:space="preserve"> / </w:t>
-            </w:r>
-            <w:proofErr w:type="spellStart"/>
-            <w:r>
-              <w:t>rright</w:t>
-            </w:r>
-            <w:proofErr w:type="spellEnd"/>
-            <w:r>
-              <w:t xml:space="preserve"> / </w:t>
-            </w:r>
-            <w:proofErr w:type="spellStart"/>
-            <w:r>
-              <w:t>rdown</w:t>
-            </w:r>
-            <w:proofErr w:type="spellEnd"/>
-            <w:r>
-              <w:t xml:space="preserve"> / </w:t>
-            </w:r>
-            <w:proofErr w:type="spellStart"/>
-            <w:r>
-              <w:t>rleft</w:t>
-            </w:r>
-            <w:proofErr w:type="spellEnd"/>
+            <w:r>
+              <w:t>rup / rright / rdown / rleft</w:t>
+            </w:r>
           </w:p>
         </w:tc>
         <w:tc>
@@ -5729,11 +4970,6 @@
         <w:pStyle w:val="Ttulo2"/>
       </w:pPr>
       <w:bookmarkStart w:id="9" w:name="_Toc199261562"/>
-    </w:p>
-    <w:p>
-      <w:pPr>
-        <w:pStyle w:val="Ttulo2"/>
-      </w:pPr>
       <w:r>
         <w:t>Columna Music</w:t>
       </w:r>
@@ -5744,23 +4980,7 @@
         <w:ind w:firstLine="708"/>
       </w:pPr>
       <w:r>
-        <w:t xml:space="preserve">La columna encargada de realizar los cambios de música en el juego, estos deben estar en la carpeta </w:t>
-      </w:r>
-      <w:proofErr w:type="spellStart"/>
-      <w:r>
-        <w:t>game</w:t>
-      </w:r>
-      <w:proofErr w:type="spellEnd"/>
-      <w:r>
-        <w:t>/audio/music y además de poseer formato .</w:t>
-      </w:r>
-      <w:proofErr w:type="spellStart"/>
-      <w:r>
-        <w:t>wav</w:t>
-      </w:r>
-      <w:proofErr w:type="spellEnd"/>
-      <w:r>
-        <w:t>. Hay que dejar claro 2 conceptos.</w:t>
+        <w:t>La columna encargada de realizar los cambios de música en el juego, estos deben estar en la carpeta game/audio/music y además de poseer formato .wav. Hay que dejar claro 2 conceptos.</w:t>
       </w:r>
     </w:p>
     <w:p>
@@ -5771,13 +4991,8 @@
           <w:numId w:val="6"/>
         </w:numPr>
       </w:pPr>
-      <w:proofErr w:type="spellStart"/>
-      <w:r>
-        <w:t>Fade</w:t>
-      </w:r>
-      <w:proofErr w:type="spellEnd"/>
-      <w:r>
-        <w:t>-in: Tiempo en el que una canción pasa del silencio al 100%</w:t>
+      <w:r>
+        <w:t>Fade-in: Tiempo en el que una canción pasa del silencio al 100%</w:t>
       </w:r>
     </w:p>
     <w:p>
@@ -5788,13 +5003,8 @@
           <w:numId w:val="6"/>
         </w:numPr>
       </w:pPr>
-      <w:proofErr w:type="spellStart"/>
-      <w:r>
-        <w:t>Fade-out</w:t>
-      </w:r>
-      <w:proofErr w:type="spellEnd"/>
-      <w:r>
-        <w:t>:</w:t>
+      <w:r>
+        <w:t>Fade-out:</w:t>
       </w:r>
       <w:r>
         <w:t xml:space="preserve"> </w:t>
@@ -5820,31 +5030,7 @@
         <w:t>canción</w:t>
       </w:r>
       <w:r>
-        <w:t xml:space="preserve"> que se está reproduciendo hará un </w:t>
-      </w:r>
-      <w:proofErr w:type="spellStart"/>
-      <w:r>
-        <w:t>fade-out</w:t>
-      </w:r>
-      <w:proofErr w:type="spellEnd"/>
-      <w:r>
-        <w:t xml:space="preserve"> de 3 segundos (definido en </w:t>
-      </w:r>
-      <w:proofErr w:type="spellStart"/>
-      <w:r>
-        <w:t>configDefine.rpy</w:t>
-      </w:r>
-      <w:proofErr w:type="spellEnd"/>
-      <w:r>
-        <w:t xml:space="preserve">), será igual para las músicas entrantes si no se les coloca un tiempo de </w:t>
-      </w:r>
-      <w:proofErr w:type="spellStart"/>
-      <w:r>
-        <w:t>fade</w:t>
-      </w:r>
-      <w:proofErr w:type="spellEnd"/>
-      <w:r>
-        <w:t>-in</w:t>
+        <w:t xml:space="preserve"> que se está reproduciendo hará un fade-out de 3 segundos (definido en configDefine.rpy), será igual para las músicas entrantes si no se les coloca un tiempo de fade-in</w:t>
       </w:r>
       <w:r>
         <w:t xml:space="preserve">. </w:t>
@@ -5857,29 +5043,8 @@
       <w:pPr>
         <w:ind w:left="708" w:firstLine="708"/>
       </w:pPr>
-      <w:proofErr w:type="spellStart"/>
-      <w:r>
-        <w:t>nombre_de_la_</w:t>
-      </w:r>
-      <w:proofErr w:type="gramStart"/>
-      <w:r>
-        <w:t>musica</w:t>
-      </w:r>
-      <w:proofErr w:type="spellEnd"/>
-      <w:r>
-        <w:t xml:space="preserve"> :</w:t>
-      </w:r>
-      <w:proofErr w:type="gramEnd"/>
-      <w:r>
-        <w:t xml:space="preserve"> </w:t>
-      </w:r>
-      <w:proofErr w:type="spellStart"/>
-      <w:r>
-        <w:t>fade</w:t>
-      </w:r>
-      <w:proofErr w:type="spellEnd"/>
-      <w:r>
-        <w:t>-in en segundos</w:t>
+      <w:r>
+        <w:t>nombre_de_la_musica : fade-in en segundos</w:t>
       </w:r>
     </w:p>
     <w:p>
@@ -5902,197 +5067,88 @@
       </w:pPr>
       <w:r>
         <w:lastRenderedPageBreak/>
-        <w:t xml:space="preserve">Para quitar la música y crear un silencio, simplemente debemos colocar un *, por supuesto, también podemos acompañarlo del parámetro de </w:t>
-      </w:r>
-      <w:proofErr w:type="spellStart"/>
-      <w:r>
-        <w:t>fade</w:t>
-      </w:r>
-      <w:proofErr w:type="spellEnd"/>
-      <w:r>
-        <w:t>-in</w:t>
-      </w:r>
-      <w:r>
-        <w:t xml:space="preserve"> que en este caso tomará el rol de </w:t>
-      </w:r>
-      <w:proofErr w:type="spellStart"/>
-      <w:r>
-        <w:t>fade-out</w:t>
-      </w:r>
-      <w:proofErr w:type="spellEnd"/>
-      <w:r>
-        <w:t>.</w:t>
-      </w:r>
+        <w:t>Para quitar la música y crear un silencio, simplemente debemos colocar un *, por supuesto, también podemos acompañarlo del parámetro de fade-in</w:t>
+      </w:r>
+      <w:r>
+        <w:t xml:space="preserve"> que en este caso tomará el rol de fade-out.</w:t>
+      </w:r>
+    </w:p>
+    <w:p>
+      <w:r>
+        <w:rPr>
+          <w:highlight w:val="yellow"/>
+        </w:rPr>
+        <w:t>while we speak:4</w:t>
+      </w:r>
+      <w:r>
+        <w:t xml:space="preserve"> (La música actual hace el fade-out por defecto y la nueva fade-in de 4 segundos)</w:t>
+      </w:r>
+    </w:p>
+    <w:p>
+      <w:r>
+        <w:rPr>
+          <w:highlight w:val="yellow"/>
+        </w:rPr>
+        <w:t>stride</w:t>
+      </w:r>
+      <w:r>
+        <w:t xml:space="preserve"> (Tanto la música actual y la entrante harán un fade-out y fide-in por defecto)</w:t>
+      </w:r>
+    </w:p>
+    <w:p>
+      <w:r>
+        <w:rPr>
+          <w:highlight w:val="yellow"/>
+        </w:rPr>
+        <w:t>*:5</w:t>
+      </w:r>
+      <w:r>
+        <w:t xml:space="preserve"> (La canción actual hace un fade-out de 5 segundos al silencio)</w:t>
+      </w:r>
+    </w:p>
+    <w:p>
+      <w:r>
+        <w:rPr>
+          <w:highlight w:val="yellow"/>
+        </w:rPr>
+        <w:t>*:0</w:t>
+      </w:r>
+      <w:r>
+        <w:t xml:space="preserve"> (La canción actual se detiene de golpe)</w:t>
+      </w:r>
+    </w:p>
+    <w:p>
+      <w:pPr>
+        <w:ind w:left="708"/>
+      </w:pPr>
+    </w:p>
+    <w:p>
+      <w:pPr>
+        <w:pStyle w:val="Ttulo2"/>
+      </w:pPr>
+      <w:bookmarkStart w:id="10" w:name="_Toc199261563"/>
+      <w:r>
+        <w:t>Columna Sound</w:t>
+      </w:r>
+      <w:bookmarkEnd w:id="10"/>
     </w:p>
     <w:p>
       <w:r>
         <w:tab/>
-        <w:t>Ejemplos:</w:t>
-      </w:r>
-    </w:p>
-    <w:p>
-      <w:pPr>
-        <w:pStyle w:val="Prrafodelista"/>
-        <w:numPr>
-          <w:ilvl w:val="0"/>
-          <w:numId w:val="7"/>
-        </w:numPr>
-      </w:pPr>
-      <w:proofErr w:type="spellStart"/>
-      <w:r>
-        <w:t>while</w:t>
-      </w:r>
-      <w:proofErr w:type="spellEnd"/>
-      <w:r>
-        <w:t xml:space="preserve"> </w:t>
-      </w:r>
-      <w:proofErr w:type="spellStart"/>
-      <w:r>
-        <w:t>we</w:t>
-      </w:r>
-      <w:proofErr w:type="spellEnd"/>
-      <w:r>
-        <w:t xml:space="preserve"> speak:4 (La música actual hace el </w:t>
-      </w:r>
-      <w:proofErr w:type="spellStart"/>
-      <w:r>
-        <w:t>fade-out</w:t>
-      </w:r>
-      <w:proofErr w:type="spellEnd"/>
-      <w:r>
-        <w:t xml:space="preserve"> por defecto y la nueva </w:t>
-      </w:r>
-      <w:proofErr w:type="spellStart"/>
-      <w:r>
-        <w:t>fade</w:t>
-      </w:r>
-      <w:proofErr w:type="spellEnd"/>
-      <w:r>
-        <w:t>-in de 4 segundos)</w:t>
-      </w:r>
-    </w:p>
-    <w:p>
-      <w:pPr>
-        <w:pStyle w:val="Prrafodelista"/>
-        <w:numPr>
-          <w:ilvl w:val="0"/>
-          <w:numId w:val="7"/>
-        </w:numPr>
-      </w:pPr>
-      <w:proofErr w:type="spellStart"/>
-      <w:r>
-        <w:t>stride</w:t>
-      </w:r>
-      <w:proofErr w:type="spellEnd"/>
-      <w:r>
-        <w:t xml:space="preserve"> (Tanto la música actual y la entrante harán un </w:t>
-      </w:r>
-      <w:proofErr w:type="spellStart"/>
-      <w:r>
-        <w:t>fade-out</w:t>
-      </w:r>
-      <w:proofErr w:type="spellEnd"/>
-      <w:r>
-        <w:t xml:space="preserve"> y fide-in por defecto)</w:t>
-      </w:r>
-    </w:p>
-    <w:p>
-      <w:pPr>
-        <w:pStyle w:val="Prrafodelista"/>
-        <w:numPr>
-          <w:ilvl w:val="0"/>
-          <w:numId w:val="7"/>
-        </w:numPr>
-      </w:pPr>
-      <w:r>
-        <w:t xml:space="preserve">*:5 (La canción actual hace un </w:t>
-      </w:r>
-      <w:proofErr w:type="spellStart"/>
-      <w:r>
-        <w:t>fade-out</w:t>
-      </w:r>
-      <w:proofErr w:type="spellEnd"/>
-      <w:r>
-        <w:t xml:space="preserve"> de 5 segundos al silencio)</w:t>
-      </w:r>
-    </w:p>
-    <w:p>
-      <w:pPr>
-        <w:pStyle w:val="Prrafodelista"/>
-        <w:numPr>
-          <w:ilvl w:val="0"/>
-          <w:numId w:val="7"/>
-        </w:numPr>
-      </w:pPr>
-      <w:r>
-        <w:t>*:0 (La canción actual se detiene de golpe)</w:t>
-      </w:r>
-    </w:p>
-    <w:p>
-      <w:pPr>
-        <w:ind w:left="708"/>
-      </w:pPr>
-    </w:p>
-    <w:p>
-      <w:pPr>
-        <w:pStyle w:val="Ttulo2"/>
-      </w:pPr>
-      <w:bookmarkStart w:id="10" w:name="_Toc199261563"/>
-      <w:r>
-        <w:t xml:space="preserve">Columna </w:t>
-      </w:r>
-      <w:proofErr w:type="spellStart"/>
-      <w:r>
-        <w:t>Sound</w:t>
-      </w:r>
-      <w:bookmarkEnd w:id="10"/>
-      <w:proofErr w:type="spellEnd"/>
+        <w:t>Los sonidos que se reproducen en el diálogo, pueden ser varios a la vez. Deben estar en formato .wav y estar ubicados en la carpeta games/audio/sounds. Generalmente se reproducirán una vez, sin embargo</w:t>
+      </w:r>
+      <w:r>
+        <w:t>,</w:t>
+      </w:r>
+      <w:r>
+        <w:t xml:space="preserve"> podemos hacer que se reproduzcan indefinidamente, también podemos reproducir varios sonidos a la vez. Sintaxis:</w:t>
+      </w:r>
     </w:p>
     <w:p>
       <w:r>
         <w:tab/>
-        <w:t>Los sonidos que se reproducen en el diálogo, pueden ser varios a la vez. Deben estar en formato .</w:t>
-      </w:r>
-      <w:proofErr w:type="spellStart"/>
-      <w:r>
-        <w:t>wav</w:t>
-      </w:r>
-      <w:proofErr w:type="spellEnd"/>
-      <w:r>
-        <w:t xml:space="preserve"> y estar ubicados en la carpeta </w:t>
-      </w:r>
-      <w:proofErr w:type="spellStart"/>
-      <w:r>
-        <w:t>games</w:t>
-      </w:r>
-      <w:proofErr w:type="spellEnd"/>
-      <w:r>
-        <w:t>/audio/</w:t>
-      </w:r>
-      <w:proofErr w:type="spellStart"/>
-      <w:r>
-        <w:t>sounds</w:t>
-      </w:r>
-      <w:proofErr w:type="spellEnd"/>
-      <w:r>
-        <w:t>. Generalmente se reproducirán una vez, sin embargo</w:t>
-      </w:r>
-      <w:r>
-        <w:t>,</w:t>
-      </w:r>
-      <w:r>
-        <w:t xml:space="preserve"> podemos hacer que se reproduzcan indefinidamente, también podemos reproducir varios sonidos a la vez. Sintaxis:</w:t>
-      </w:r>
-    </w:p>
-    <w:p>
-      <w:r>
-        <w:tab/>
-      </w:r>
-      <w:proofErr w:type="spellStart"/>
-      <w:r>
         <w:t>Nombre_del_sonido</w:t>
       </w:r>
-      <w:proofErr w:type="spellEnd"/>
     </w:p>
     <w:p>
       <w:r>
@@ -6103,21 +5159,8 @@
     <w:p>
       <w:r>
         <w:tab/>
-        <w:t xml:space="preserve">Nombre del </w:t>
-      </w:r>
-      <w:proofErr w:type="gramStart"/>
-      <w:r>
-        <w:t>sonido :</w:t>
-      </w:r>
-      <w:proofErr w:type="gramEnd"/>
-      <w:r>
-        <w:t xml:space="preserve"> </w:t>
-      </w:r>
-      <w:proofErr w:type="spellStart"/>
-      <w:r>
-        <w:t>loop</w:t>
-      </w:r>
-      <w:proofErr w:type="spellEnd"/>
+        <w:t>Nombre del sonido : loop</w:t>
+      </w:r>
     </w:p>
     <w:p>
       <w:r>
@@ -6128,82 +5171,40 @@
     <w:p>
       <w:r>
         <w:tab/>
-        <w:t xml:space="preserve">Si colocamos el nombre del sonido sin más, este se reproducirá una sola vez. Para reproducir varios sonidos simultáneamente, debemos separarlos por comas. Si deseamos que el sonido se reproduzca constantemente debemos </w:t>
-      </w:r>
-      <w:proofErr w:type="gramStart"/>
-      <w:r>
-        <w:t>añadir :</w:t>
-      </w:r>
-      <w:proofErr w:type="spellStart"/>
-      <w:r>
-        <w:t>loop</w:t>
-      </w:r>
-      <w:proofErr w:type="spellEnd"/>
-      <w:proofErr w:type="gramEnd"/>
-      <w:r>
-        <w:t xml:space="preserve">, es importante mencionar que hacer eso hará que el sonido se reproduzca indefinidamente hasta que volvamos a escribir la misma instrucción más adelante. </w:t>
-      </w:r>
-    </w:p>
-    <w:p>
-      <w:r>
-        <w:tab/>
-        <w:t>Ejemplos:</w:t>
-      </w:r>
-    </w:p>
-    <w:p>
-      <w:pPr>
-        <w:pStyle w:val="Prrafodelista"/>
-        <w:numPr>
-          <w:ilvl w:val="0"/>
-          <w:numId w:val="8"/>
-        </w:numPr>
-      </w:pPr>
-      <w:r>
-        <w:t>Golpe (Reproduce golpe una sola vez)</w:t>
-      </w:r>
-    </w:p>
-    <w:p>
-      <w:pPr>
-        <w:pStyle w:val="Prrafodelista"/>
-        <w:numPr>
-          <w:ilvl w:val="0"/>
-          <w:numId w:val="8"/>
-        </w:numPr>
-      </w:pPr>
-      <w:r>
-        <w:t xml:space="preserve">Golpe, Latidos (Reproduce golpe y latidos una sola vez al mismo tiempo) </w:t>
-      </w:r>
-    </w:p>
-    <w:p>
-      <w:pPr>
-        <w:pStyle w:val="Prrafodelista"/>
-        <w:numPr>
-          <w:ilvl w:val="0"/>
-          <w:numId w:val="8"/>
-        </w:numPr>
-      </w:pPr>
-      <w:r>
-        <w:t xml:space="preserve">Espadas </w:t>
-      </w:r>
-      <w:proofErr w:type="spellStart"/>
-      <w:proofErr w:type="gramStart"/>
-      <w:r>
-        <w:t>chocando:loop</w:t>
-      </w:r>
-      <w:proofErr w:type="spellEnd"/>
-      <w:proofErr w:type="gramEnd"/>
-      <w:r>
-        <w:t xml:space="preserve"> (Reproduce espadas chocando indefinidamente hasta que se vuelva a escribir Espadas </w:t>
-      </w:r>
-      <w:proofErr w:type="spellStart"/>
-      <w:proofErr w:type="gramStart"/>
-      <w:r>
-        <w:t>chocando:loop</w:t>
-      </w:r>
-      <w:proofErr w:type="spellEnd"/>
-      <w:proofErr w:type="gramEnd"/>
-      <w:r>
-        <w:t xml:space="preserve"> en un diálogo posterior).</w:t>
+        <w:t xml:space="preserve">Si colocamos el nombre del sonido sin más, este se reproducirá una sola vez. Para reproducir varios sonidos simultáneamente, debemos separarlos por comas. Si deseamos que el sonido se reproduzca constantemente debemos añadir :loop, es importante mencionar que hacer eso hará que el sonido se reproduzca indefinidamente hasta que volvamos a escribir la misma instrucción más adelante. </w:t>
+      </w:r>
+    </w:p>
+    <w:p>
+      <w:r>
+        <w:rPr>
+          <w:highlight w:val="yellow"/>
+        </w:rPr>
+        <w:t>Golpe</w:t>
+      </w:r>
+      <w:r>
+        <w:t xml:space="preserve"> (Reproduce golpe una sola vez)</w:t>
+      </w:r>
+    </w:p>
+    <w:p>
+      <w:r>
+        <w:rPr>
+          <w:highlight w:val="yellow"/>
+        </w:rPr>
+        <w:t>Golpe, Latidos</w:t>
+      </w:r>
+      <w:r>
+        <w:t xml:space="preserve"> (Reproduce golpe y latidos una sola vez al mismo tiempo) </w:t>
+      </w:r>
+    </w:p>
+    <w:p>
+      <w:r>
+        <w:rPr>
+          <w:highlight w:val="yellow"/>
+        </w:rPr>
+        <w:t>Espadas chocando:loop</w:t>
+      </w:r>
+      <w:r>
+        <w:t xml:space="preserve"> (Reproduce espadas chocando indefinidamente hasta que se vuelva a escribir Espadas chocando:loop en un diálogo posterior).</w:t>
       </w:r>
     </w:p>
     <w:p>
@@ -6211,37 +5212,13 @@
         <w:ind w:left="360" w:firstLine="348"/>
       </w:pPr>
       <w:r>
-        <w:t xml:space="preserve">Se debe tener en cuenta </w:t>
-      </w:r>
-      <w:proofErr w:type="gramStart"/>
-      <w:r>
-        <w:t>que</w:t>
-      </w:r>
-      <w:proofErr w:type="gramEnd"/>
-      <w:r>
-        <w:t xml:space="preserve"> si un sonido está en </w:t>
-      </w:r>
-      <w:proofErr w:type="spellStart"/>
-      <w:r>
-        <w:t>loop</w:t>
-      </w:r>
-      <w:proofErr w:type="spellEnd"/>
-      <w:r>
-        <w:t xml:space="preserve"> y se reproduce </w:t>
+        <w:t xml:space="preserve">Se debe tener en cuenta que si un sonido está en loop y se reproduce </w:t>
       </w:r>
       <w:r>
         <w:t>otro</w:t>
       </w:r>
       <w:r>
-        <w:t xml:space="preserve"> sonido, el </w:t>
-      </w:r>
-      <w:proofErr w:type="spellStart"/>
-      <w:r>
-        <w:t>loop</w:t>
-      </w:r>
-      <w:proofErr w:type="spellEnd"/>
-      <w:r>
-        <w:t xml:space="preserve"> se detendrá</w:t>
+        <w:t xml:space="preserve"> sonido, el loop se detendrá</w:t>
       </w:r>
       <w:r>
         <w:t xml:space="preserve"> y sonará el sonido escrito</w:t>
@@ -6255,15 +5232,7 @@
         <w:ind w:left="360" w:firstLine="348"/>
       </w:pPr>
       <w:r>
-        <w:t xml:space="preserve">No se pueden colocar 2 sonidos en </w:t>
-      </w:r>
-      <w:proofErr w:type="spellStart"/>
-      <w:r>
-        <w:t>loop</w:t>
-      </w:r>
-      <w:proofErr w:type="spellEnd"/>
-      <w:r>
-        <w:t xml:space="preserve"> al mismo tiempo, en caso de que lo necesite se recomienda editar y solapar ambos audios en uno solo.</w:t>
+        <w:t>No se pueden colocar 2 sonidos en loop al mismo tiempo, en caso de que lo necesite se recomienda editar y solapar ambos audios en uno solo.</w:t>
       </w:r>
     </w:p>
     <w:p>
@@ -6273,14 +5242,9 @@
       <w:bookmarkStart w:id="11" w:name="_Toc199261564"/>
       <w:r>
         <w:lastRenderedPageBreak/>
-        <w:t xml:space="preserve">Columna Single </w:t>
-      </w:r>
-      <w:proofErr w:type="spellStart"/>
-      <w:r>
-        <w:t>effect</w:t>
+        <w:t>Columna Single effect</w:t>
       </w:r>
       <w:bookmarkEnd w:id="11"/>
-      <w:proofErr w:type="spellEnd"/>
     </w:p>
     <w:p>
       <w:r>
@@ -6291,42 +5255,14 @@
     <w:p>
       <w:r>
         <w:tab/>
-      </w:r>
-      <w:proofErr w:type="spellStart"/>
-      <w:r>
-        <w:t>Nombre_del_</w:t>
-      </w:r>
-      <w:proofErr w:type="gramStart"/>
-      <w:r>
-        <w:t>efecto</w:t>
-      </w:r>
-      <w:proofErr w:type="spellEnd"/>
-      <w:r>
-        <w:t xml:space="preserve"> :</w:t>
-      </w:r>
-      <w:proofErr w:type="gramEnd"/>
-      <w:r>
-        <w:t xml:space="preserve"> parámetros</w:t>
+        <w:t>Nombre_del_efecto : parámetros</w:t>
       </w:r>
     </w:p>
     <w:p>
       <w:r>
         <w:tab/>
-        <w:t>Nombre_del_efecto_</w:t>
-      </w:r>
-      <w:proofErr w:type="gramStart"/>
-      <w:r>
-        <w:t>1:parámetros</w:t>
-      </w:r>
-      <w:proofErr w:type="gramEnd"/>
-      <w:r>
-        <w:t>, Nombre_del_efecto_</w:t>
-      </w:r>
-      <w:proofErr w:type="gramStart"/>
-      <w:r>
-        <w:t>2:parámetros</w:t>
-      </w:r>
-      <w:proofErr w:type="gramEnd"/>
+        <w:t>Nombre_del_efecto_1:parámetros, Nombre_del_efecto_2:parámetros</w:t>
+      </w:r>
     </w:p>
     <w:p>
       <w:r>
@@ -6449,19 +5385,9 @@
             <w:pPr>
               <w:jc w:val="center"/>
             </w:pPr>
-            <w:proofErr w:type="spellStart"/>
-            <w:r>
-              <w:t>vpunch</w:t>
-            </w:r>
-            <w:proofErr w:type="spellEnd"/>
-            <w:r>
-              <w:t xml:space="preserve"> / </w:t>
-            </w:r>
-            <w:proofErr w:type="spellStart"/>
-            <w:r>
-              <w:t>hpunch</w:t>
-            </w:r>
-            <w:proofErr w:type="spellEnd"/>
+            <w:r>
+              <w:t>vpunch / hpunch</w:t>
+            </w:r>
           </w:p>
         </w:tc>
         <w:tc>
@@ -6474,23 +5400,7 @@
               <w:jc w:val="center"/>
             </w:pPr>
             <w:r>
-              <w:t>El fondo de pantalla se mueve en horizontal (</w:t>
-            </w:r>
-            <w:proofErr w:type="spellStart"/>
-            <w:r>
-              <w:t>hpunch</w:t>
-            </w:r>
-            <w:proofErr w:type="spellEnd"/>
-            <w:r>
-              <w:t>) o vertical (</w:t>
-            </w:r>
-            <w:proofErr w:type="spellStart"/>
-            <w:r>
-              <w:t>vpunch</w:t>
-            </w:r>
-            <w:proofErr w:type="spellEnd"/>
-            <w:r>
-              <w:t>) simulando con golpe de una intensidad dada</w:t>
+              <w:t>El fondo de pantalla se mueve en horizontal (hpunch) o vertical (vpunch) simulando con golpe de una intensidad dada</w:t>
             </w:r>
           </w:p>
         </w:tc>
@@ -6623,178 +5533,103 @@
     <w:p/>
     <w:p>
       <w:r>
+        <w:rPr>
+          <w:highlight w:val="yellow"/>
+        </w:rPr>
+        <w:t>vpunch:50</w:t>
+      </w:r>
+      <w:r>
+        <w:t xml:space="preserve"> (Ocurre un golpe vertical con una intensidad fuerte)</w:t>
+      </w:r>
+    </w:p>
+    <w:p>
+      <w:r>
+        <w:rPr>
+          <w:highlight w:val="yellow"/>
+        </w:rPr>
+        <w:t>hospital:0.1:3</w:t>
+      </w:r>
+      <w:r>
+        <w:t xml:space="preserve"> (Muestra el fondo hospital 3 veces</w:t>
+      </w:r>
+      <w:r>
+        <w:t xml:space="preserve"> mostrando el fondo 0.1 segundos cada vez</w:t>
+      </w:r>
+      <w:r>
+        <w:t>)</w:t>
+      </w:r>
+    </w:p>
+    <w:p>
+      <w:r>
+        <w:rPr>
+          <w:highlight w:val="yellow"/>
+        </w:rPr>
+        <w:t>flash:0.25:1</w:t>
+      </w:r>
+      <w:r>
+        <w:t xml:space="preserve"> (Muestra un fondo blanco una única vez durante 0.25 segundos simulando un destello repentino)</w:t>
+      </w:r>
+    </w:p>
+    <w:p>
+      <w:r>
+        <w:rPr>
+          <w:highlight w:val="yellow"/>
+        </w:rPr>
+        <w:t>blackout:0.25:1</w:t>
+      </w:r>
+      <w:r>
+        <w:t xml:space="preserve"> (Muestra un fondo negro una única vez durante 0.25 segundos simulando un pequeño corte de luz o parpadeo)</w:t>
+      </w:r>
+    </w:p>
+    <w:p>
+      <w:pPr>
+        <w:pStyle w:val="Ttulo2"/>
+      </w:pPr>
+      <w:bookmarkStart w:id="12" w:name="_Toc199261565"/>
+      <w:r>
+        <w:t>Columna Continuous effect</w:t>
+      </w:r>
+      <w:bookmarkEnd w:id="12"/>
+    </w:p>
+    <w:p>
+      <w:r>
         <w:tab/>
-        <w:t>Ejemplos</w:t>
-      </w:r>
-    </w:p>
-    <w:p>
-      <w:pPr>
-        <w:pStyle w:val="Prrafodelista"/>
-        <w:numPr>
-          <w:ilvl w:val="0"/>
-          <w:numId w:val="9"/>
-        </w:numPr>
-      </w:pPr>
-      <w:r>
-        <w:t>vpunch:50 (Ocurre un golpe vertical con una intensidad fuerte)</w:t>
-      </w:r>
-    </w:p>
-    <w:p>
-      <w:pPr>
-        <w:pStyle w:val="Prrafodelista"/>
-        <w:numPr>
-          <w:ilvl w:val="0"/>
-          <w:numId w:val="9"/>
-        </w:numPr>
-      </w:pPr>
-      <w:r>
-        <w:t>hospital:0.1:3 (Muestra el fondo hospital 3 veces</w:t>
-      </w:r>
-      <w:r>
-        <w:t xml:space="preserve"> mostrando el fondo 0.1 segundos cada vez</w:t>
-      </w:r>
-      <w:r>
-        <w:t>)</w:t>
-      </w:r>
-    </w:p>
-    <w:p>
-      <w:pPr>
-        <w:pStyle w:val="Prrafodelista"/>
-        <w:numPr>
-          <w:ilvl w:val="0"/>
-          <w:numId w:val="9"/>
-        </w:numPr>
-      </w:pPr>
-      <w:r>
-        <w:t>flash:0.25:1 (Muestra un fondo blanco una única vez durante 0.25 segundos simulando un destello repentino)</w:t>
-      </w:r>
-    </w:p>
-    <w:p>
-      <w:pPr>
-        <w:pStyle w:val="Prrafodelista"/>
-        <w:numPr>
-          <w:ilvl w:val="0"/>
-          <w:numId w:val="9"/>
-        </w:numPr>
-      </w:pPr>
-      <w:r>
-        <w:t>blackout:0.25:1 (Muestra un fondo negro una única vez durante 0.25 segundos simulando un pequeño corte de luz o parpadeo)</w:t>
-      </w:r>
-    </w:p>
-    <w:p>
-      <w:pPr>
-        <w:pStyle w:val="Ttulo2"/>
-      </w:pPr>
-      <w:bookmarkStart w:id="12" w:name="_Toc199261565"/>
-    </w:p>
-    <w:p>
-      <w:pPr>
-        <w:pStyle w:val="Ttulo2"/>
-      </w:pPr>
-      <w:r>
-        <w:t xml:space="preserve">Columna </w:t>
-      </w:r>
-      <w:proofErr w:type="spellStart"/>
-      <w:r>
-        <w:t>Continuous</w:t>
-      </w:r>
-      <w:proofErr w:type="spellEnd"/>
+        <w:t>Es similar a los Single Effects, solo que esta vez es un efecto que sucede constantemente en pantalla y persiste indefinidamente hasta que se vuelva a llamar</w:t>
+      </w:r>
+      <w:r>
+        <w:t>. Se pueden dividir en dos, aquellos efectos continuos que interactúan con el fondo actual, y aquellos que colocan una imagen por encima.</w:t>
+      </w:r>
       <w:r>
         <w:t xml:space="preserve"> </w:t>
       </w:r>
-      <w:proofErr w:type="spellStart"/>
-      <w:r>
-        <w:t>effect</w:t>
-      </w:r>
-      <w:bookmarkEnd w:id="12"/>
-      <w:proofErr w:type="spellEnd"/>
+      <w:r>
+        <w:t>L</w:t>
+      </w:r>
+      <w:r>
+        <w:t>a sintaxis es la misma que la de</w:t>
+      </w:r>
+      <w:r>
+        <w:t xml:space="preserve"> los Single Effects.</w:t>
+      </w:r>
     </w:p>
     <w:p>
       <w:r>
         <w:tab/>
-        <w:t xml:space="preserve">Es similar a los Single </w:t>
-      </w:r>
-      <w:proofErr w:type="spellStart"/>
-      <w:r>
-        <w:t>Effects</w:t>
-      </w:r>
-      <w:proofErr w:type="spellEnd"/>
-      <w:r>
-        <w:t>, solo que esta vez es un efecto que sucede constantemente en pantalla y persiste indefinidamente hasta que se vuelva a llamar</w:t>
-      </w:r>
-      <w:r>
-        <w:t>. Se pueden dividir en dos, aquellos efectos continuos que interactúan con el fondo actual, y aquellos que colocan una imagen por encima.</w:t>
-      </w:r>
-      <w:r>
-        <w:t xml:space="preserve"> </w:t>
-      </w:r>
-      <w:r>
-        <w:t>L</w:t>
-      </w:r>
-      <w:r>
-        <w:t>a sintaxis es la misma que la de</w:t>
-      </w:r>
-      <w:r>
-        <w:t xml:space="preserve"> los Single </w:t>
-      </w:r>
-      <w:proofErr w:type="spellStart"/>
-      <w:r>
-        <w:t>Effects</w:t>
-      </w:r>
-      <w:proofErr w:type="spellEnd"/>
-      <w:r>
-        <w:t>.</w:t>
+        <w:t>Nombre_del_efecto : parámetros</w:t>
       </w:r>
     </w:p>
     <w:p>
       <w:r>
         <w:tab/>
-      </w:r>
-      <w:proofErr w:type="spellStart"/>
-      <w:r>
-        <w:t>Nombre_del_</w:t>
-      </w:r>
-      <w:proofErr w:type="gramStart"/>
-      <w:r>
-        <w:t>efecto</w:t>
-      </w:r>
-      <w:proofErr w:type="spellEnd"/>
-      <w:r>
-        <w:t xml:space="preserve"> :</w:t>
-      </w:r>
-      <w:proofErr w:type="gramEnd"/>
-      <w:r>
-        <w:t xml:space="preserve"> parámetros</w:t>
-      </w:r>
-    </w:p>
-    <w:p>
+        <w:t>Nombre_del_efecto_1 : parámetros, Nombre_del_efecto_2 : parámetros</w:t>
+      </w:r>
+    </w:p>
+    <w:p>
+      <w:pPr>
+        <w:pStyle w:val="Ttulo3"/>
+      </w:pPr>
       <w:r>
         <w:lastRenderedPageBreak/>
-        <w:tab/>
-        <w:t>Nombre_del_efecto_</w:t>
-      </w:r>
-      <w:proofErr w:type="gramStart"/>
-      <w:r>
-        <w:t>1 :</w:t>
-      </w:r>
-      <w:proofErr w:type="gramEnd"/>
-      <w:r>
-        <w:t xml:space="preserve"> parámetros, Nombre_del_efecto_</w:t>
-      </w:r>
-      <w:proofErr w:type="gramStart"/>
-      <w:r>
-        <w:t>2 :</w:t>
-      </w:r>
-      <w:proofErr w:type="gramEnd"/>
-      <w:r>
-        <w:t xml:space="preserve"> parámetros</w:t>
-      </w:r>
-    </w:p>
-    <w:p>
-      <w:pPr>
-        <w:pStyle w:val="Ttulo3"/>
-      </w:pPr>
-      <w:r>
         <w:t>Efectos que interactúan con el fondo</w:t>
       </w:r>
     </w:p>
@@ -6905,11 +5740,9 @@
             <w:pPr>
               <w:jc w:val="center"/>
             </w:pPr>
-            <w:proofErr w:type="spellStart"/>
             <w:r>
               <w:t>blur</w:t>
             </w:r>
-            <w:proofErr w:type="spellEnd"/>
           </w:p>
         </w:tc>
         <w:tc>
@@ -6960,17 +5793,8 @@
             <w:pPr>
               <w:jc w:val="center"/>
             </w:pPr>
-            <w:proofErr w:type="spellStart"/>
-            <w:r>
-              <w:t>hwarp</w:t>
-            </w:r>
-            <w:proofErr w:type="spellEnd"/>
-            <w:r>
-              <w:t xml:space="preserve"> / </w:t>
-            </w:r>
-            <w:proofErr w:type="spellStart"/>
-            <w:r>
-              <w:t>v</w:t>
+            <w:r>
+              <w:t>hwarp / v</w:t>
             </w:r>
             <w:r>
               <w:t>w</w:t>
@@ -6978,7 +5802,6 @@
             <w:r>
               <w:t>arp</w:t>
             </w:r>
-            <w:proofErr w:type="spellEnd"/>
           </w:p>
         </w:tc>
         <w:tc>
@@ -6991,23 +5814,7 @@
               <w:jc w:val="center"/>
             </w:pPr>
             <w:r>
-              <w:t>El fondo actual se estira vertical (</w:t>
-            </w:r>
-            <w:proofErr w:type="spellStart"/>
-            <w:r>
-              <w:t>vwarp</w:t>
-            </w:r>
-            <w:proofErr w:type="spellEnd"/>
-            <w:r>
-              <w:t>) u horizontalmente (</w:t>
-            </w:r>
-            <w:proofErr w:type="spellStart"/>
-            <w:r>
-              <w:t>hwarp</w:t>
-            </w:r>
-            <w:proofErr w:type="spellEnd"/>
-            <w:r>
-              <w:t>)</w:t>
+              <w:t>El fondo actual se estira vertical (vwarp) u horizontalmente (hwarp)</w:t>
             </w:r>
           </w:p>
         </w:tc>
@@ -7042,11 +5849,9 @@
             <w:pPr>
               <w:jc w:val="center"/>
             </w:pPr>
-            <w:proofErr w:type="spellStart"/>
             <w:r>
               <w:t>rotate</w:t>
             </w:r>
-            <w:proofErr w:type="spellEnd"/>
           </w:p>
           <w:p>
             <w:pPr>
@@ -7090,50 +5895,35 @@
     <w:p/>
     <w:p>
       <w:r>
-        <w:tab/>
-        <w:t>Ejemplo</w:t>
-      </w:r>
-      <w:r>
-        <w:t>s</w:t>
-      </w:r>
-      <w:r>
-        <w:t>:</w:t>
-      </w:r>
-    </w:p>
-    <w:p>
-      <w:pPr>
-        <w:pStyle w:val="Prrafodelista"/>
-        <w:numPr>
-          <w:ilvl w:val="0"/>
-          <w:numId w:val="10"/>
-        </w:numPr>
-      </w:pPr>
-      <w:r>
-        <w:t>blur:30 (Una borrosidad considerable)</w:t>
-      </w:r>
-    </w:p>
-    <w:p>
-      <w:pPr>
-        <w:pStyle w:val="Prrafodelista"/>
-        <w:numPr>
-          <w:ilvl w:val="0"/>
-          <w:numId w:val="10"/>
-        </w:numPr>
-      </w:pPr>
-      <w:r>
-        <w:t>vwarp:1.5 (El fondo se estira verticalmente 1.5 veces su alto)</w:t>
-      </w:r>
-    </w:p>
-    <w:p>
-      <w:pPr>
-        <w:pStyle w:val="Prrafodelista"/>
-        <w:numPr>
-          <w:ilvl w:val="0"/>
-          <w:numId w:val="10"/>
-        </w:numPr>
-      </w:pPr>
-      <w:r>
-        <w:t>rotate:30 (El fondo rota 30 grados hacia la derecha</w:t>
+        <w:rPr>
+          <w:highlight w:val="yellow"/>
+        </w:rPr>
+        <w:t>blur:30</w:t>
+      </w:r>
+      <w:r>
+        <w:t xml:space="preserve"> (Una borrosidad considerable)</w:t>
+      </w:r>
+    </w:p>
+    <w:p>
+      <w:r>
+        <w:rPr>
+          <w:highlight w:val="yellow"/>
+        </w:rPr>
+        <w:t>vwarp:1.5</w:t>
+      </w:r>
+      <w:r>
+        <w:t xml:space="preserve"> (El fondo se estira verticalmente 1.5 veces su alto)</w:t>
+      </w:r>
+    </w:p>
+    <w:p>
+      <w:r>
+        <w:rPr>
+          <w:highlight w:val="yellow"/>
+        </w:rPr>
+        <w:t>rotate:30</w:t>
+      </w:r>
+      <w:r>
+        <w:t xml:space="preserve"> (El fondo rota 30 grados hacia la derecha</w:t>
       </w:r>
       <w:r>
         <w:t xml:space="preserve"> en sentido de las manecillas del reloj</w:t>
@@ -7144,48 +5934,10 @@
     </w:p>
     <w:p>
       <w:pPr>
-        <w:pStyle w:val="Prrafodelista"/>
-        <w:ind w:left="1425"/>
-      </w:pPr>
-    </w:p>
-    <w:p>
-      <w:pPr>
         <w:ind w:firstLine="708"/>
       </w:pPr>
       <w:r>
-        <w:t xml:space="preserve">Estos efectos que interactúan con el fondo no se pueden acumular, es decir, solo puede haber uno activo a la vez, por ejemplo, si se intenta colocar un </w:t>
-      </w:r>
-      <w:proofErr w:type="spellStart"/>
-      <w:r>
-        <w:t>rotate</w:t>
-      </w:r>
-      <w:proofErr w:type="spellEnd"/>
-      <w:r>
-        <w:t xml:space="preserve"> luego de un </w:t>
-      </w:r>
-      <w:proofErr w:type="spellStart"/>
-      <w:r>
-        <w:t>blur</w:t>
-      </w:r>
-      <w:proofErr w:type="spellEnd"/>
-      <w:r>
-        <w:t xml:space="preserve">, el </w:t>
-      </w:r>
-      <w:proofErr w:type="spellStart"/>
-      <w:r>
-        <w:t>blur</w:t>
-      </w:r>
-      <w:proofErr w:type="spellEnd"/>
-      <w:r>
-        <w:t xml:space="preserve"> desaparecerá y el </w:t>
-      </w:r>
-      <w:proofErr w:type="spellStart"/>
-      <w:r>
-        <w:t>rotate</w:t>
-      </w:r>
-      <w:proofErr w:type="spellEnd"/>
-      <w:r>
-        <w:t xml:space="preserve"> se ejecutará.</w:t>
+        <w:t>Estos efectos que interactúan con el fondo no se pueden acumular, es decir, solo puede haber uno activo a la vez, por ejemplo, si se intenta colocar un rotate luego de un blur, el blur desaparecerá y el rotate se ejecutará.</w:t>
       </w:r>
     </w:p>
     <w:p>
@@ -7306,6 +6058,9 @@
             <w:r>
               <w:t>Nombre del fondo</w:t>
             </w:r>
+            <w:r>
+              <w:t xml:space="preserve"> o imagen</w:t>
+            </w:r>
           </w:p>
         </w:tc>
         <w:tc>
@@ -7354,14 +6109,2063 @@
         <w:t xml:space="preserve"> pequeñas para describir algún objeto o escena que estén observando, en cuyo caso habrá que escribir el nombre de la imagen. Cabe destacar que el nombre de la imagen debe ser único y no coincidir con el de algún fondo de pantalla.</w:t>
       </w:r>
     </w:p>
+    <w:p>
+      <w:r>
+        <w:rPr>
+          <w:highlight w:val="yellow"/>
+        </w:rPr>
+        <w:t>Suffocation:</w:t>
+      </w:r>
+      <w:r>
+        <w:rPr>
+          <w:highlight w:val="yellow"/>
+        </w:rPr>
+        <w:t>0.4</w:t>
+      </w:r>
+      <w:r>
+        <w:t xml:space="preserve"> (Muestra un fondo llamado suffocation el cual es rojizo y tiene venas en el borde con una opacidad del 0.4 dando la impresión de que el protagonista se está asfixiando o sufriendo)</w:t>
+      </w:r>
+    </w:p>
+    <w:p>
+      <w:r>
+        <w:rPr>
+          <w:highlight w:val="yellow"/>
+        </w:rPr>
+        <w:t>Family_picture</w:t>
+      </w:r>
+      <w:r>
+        <w:t xml:space="preserve"> (Muestra una foto de una familia en pantalla)</w:t>
+      </w:r>
+    </w:p>
+    <w:p>
+      <w:pPr>
+        <w:ind w:firstLine="708"/>
+      </w:pPr>
+      <w:r>
+        <w:t>Las imágenes deben estar en formato .png y se debe tener en cuenta la resolución que estas tienen ya que de ese tamaño se mostraran las imágenes, es decir, si intentas mostrar en pantalla una imagen de resolución 1920x1080, esta taparía toda la pantalla.</w:t>
+      </w:r>
+    </w:p>
+    <w:p>
+      <w:pPr>
+        <w:pStyle w:val="Ttulo2"/>
+      </w:pPr>
+      <w:bookmarkStart w:id="13" w:name="_Toc199261566"/>
+      <w:r>
+        <w:lastRenderedPageBreak/>
+        <w:t>Columna Events</w:t>
+      </w:r>
+      <w:bookmarkEnd w:id="13"/>
+    </w:p>
+    <w:p>
+      <w:r>
+        <w:tab/>
+        <w:t xml:space="preserve">Aquí describiremos todas las acciones relacionadas con los personajes que se verán en pantalla, desde su aparición, destrucción, movimientos, cambios de Sprite y algunas animaciones predefinidas. </w:t>
+      </w:r>
+      <w:r>
+        <w:t>En cuanto a las medidas del Sprite, estos son muy flexibles, la altura recomendada es de 1168 pixeles y en cuanto al ancho, dependerá del personaje. Se recomienda recortar los espacios vacíos</w:t>
+      </w:r>
+      <w:r>
+        <w:t xml:space="preserve"> a los lados</w:t>
+      </w:r>
+      <w:r>
+        <w:t xml:space="preserve"> para que el personaje ocupe menos espacio.</w:t>
+      </w:r>
+    </w:p>
+    <w:p>
+      <w:r>
+        <w:t xml:space="preserve">                Con espacio vacío a los lados                          Con los espacio</w:t>
+      </w:r>
+      <w:r>
+        <w:t>s</w:t>
+      </w:r>
+      <w:r>
+        <w:t xml:space="preserve"> recortados</w:t>
+      </w:r>
+    </w:p>
+    <w:p>
+      <w:pPr>
+        <w:rPr>
+          <w:noProof/>
+        </w:rPr>
+      </w:pPr>
+      <w:r>
+        <w:rPr>
+          <w:noProof/>
+        </w:rPr>
+        <w:t xml:space="preserve">              </w:t>
+      </w:r>
+      <w:r>
+        <w:rPr>
+          <w:noProof/>
+        </w:rPr>
+        <w:drawing>
+          <wp:inline distT="0" distB="0" distL="0" distR="0" wp14:anchorId="746A9AC9" wp14:editId="66629875">
+            <wp:extent cx="1994647" cy="3390900"/>
+            <wp:effectExtent l="0" t="0" r="5715" b="0"/>
+            <wp:docPr id="18304709" name="Imagen 1"/>
+            <wp:cNvGraphicFramePr>
+              <a:graphicFrameLocks xmlns:a="http://schemas.openxmlformats.org/drawingml/2006/main" noChangeAspect="1"/>
+            </wp:cNvGraphicFramePr>
+            <a:graphic xmlns:a="http://schemas.openxmlformats.org/drawingml/2006/main">
+              <a:graphicData uri="http://schemas.openxmlformats.org/drawingml/2006/picture">
+                <pic:pic xmlns:pic="http://schemas.openxmlformats.org/drawingml/2006/picture">
+                  <pic:nvPicPr>
+                    <pic:cNvPr id="18304709" name=""/>
+                    <pic:cNvPicPr/>
+                  </pic:nvPicPr>
+                  <pic:blipFill>
+                    <a:blip r:embed="rId23"/>
+                    <a:stretch>
+                      <a:fillRect/>
+                    </a:stretch>
+                  </pic:blipFill>
+                  <pic:spPr>
+                    <a:xfrm>
+                      <a:off x="0" y="0"/>
+                      <a:ext cx="1997550" cy="3395835"/>
+                    </a:xfrm>
+                    <a:prstGeom prst="rect">
+                      <a:avLst/>
+                    </a:prstGeom>
+                  </pic:spPr>
+                </pic:pic>
+              </a:graphicData>
+            </a:graphic>
+          </wp:inline>
+        </w:drawing>
+      </w:r>
+      <w:r>
+        <w:rPr>
+          <w:noProof/>
+        </w:rPr>
+        <w:t xml:space="preserve"> </w:t>
+      </w:r>
+      <w:r>
+        <w:rPr>
+          <w:noProof/>
+        </w:rPr>
+        <w:t xml:space="preserve">                      </w:t>
+      </w:r>
+      <w:r>
+        <w:rPr>
+          <w:noProof/>
+        </w:rPr>
+        <w:drawing>
+          <wp:inline distT="0" distB="0" distL="0" distR="0" wp14:anchorId="085B0548" wp14:editId="6D28FFF6">
+            <wp:extent cx="1657350" cy="3383564"/>
+            <wp:effectExtent l="0" t="0" r="0" b="7620"/>
+            <wp:docPr id="2131617622" name="Imagen 1"/>
+            <wp:cNvGraphicFramePr>
+              <a:graphicFrameLocks xmlns:a="http://schemas.openxmlformats.org/drawingml/2006/main" noChangeAspect="1"/>
+            </wp:cNvGraphicFramePr>
+            <a:graphic xmlns:a="http://schemas.openxmlformats.org/drawingml/2006/main">
+              <a:graphicData uri="http://schemas.openxmlformats.org/drawingml/2006/picture">
+                <pic:pic xmlns:pic="http://schemas.openxmlformats.org/drawingml/2006/picture">
+                  <pic:nvPicPr>
+                    <pic:cNvPr id="2131617622" name=""/>
+                    <pic:cNvPicPr/>
+                  </pic:nvPicPr>
+                  <pic:blipFill>
+                    <a:blip r:embed="rId24"/>
+                    <a:stretch>
+                      <a:fillRect/>
+                    </a:stretch>
+                  </pic:blipFill>
+                  <pic:spPr>
+                    <a:xfrm>
+                      <a:off x="0" y="0"/>
+                      <a:ext cx="1664275" cy="3397702"/>
+                    </a:xfrm>
+                    <a:prstGeom prst="rect">
+                      <a:avLst/>
+                    </a:prstGeom>
+                  </pic:spPr>
+                </pic:pic>
+              </a:graphicData>
+            </a:graphic>
+          </wp:inline>
+        </w:drawing>
+      </w:r>
+    </w:p>
+    <w:p>
+      <w:r>
+        <w:tab/>
+        <w:t xml:space="preserve">En este caso la imagen de la </w:t>
+      </w:r>
+      <w:r>
+        <w:t>izquierda</w:t>
+      </w:r>
+      <w:r>
+        <w:t xml:space="preserve"> tiene un ancho de 632 pixeles mientras que el de la </w:t>
+      </w:r>
+      <w:r>
+        <w:t>derecha</w:t>
+      </w:r>
+      <w:r>
+        <w:t xml:space="preserve"> tiene 504 haciendo el archivo más ligero y al personaje más fácil de manejar.</w:t>
+      </w:r>
+    </w:p>
+    <w:p>
+      <w:r>
+        <w:tab/>
+        <w:t>Aquí se debe tener algo en cuenta y es que debes ser consciente de los personajes que están en pantalla y los que no, por ejemplo</w:t>
+      </w:r>
+      <w:r>
+        <w:t>,</w:t>
+      </w:r>
+      <w:r>
+        <w:t xml:space="preserve"> si escribes “Amber” Aparecerá el personaje Amber y ya estando en pantalla podrás ejecutar otras acciones</w:t>
+      </w:r>
+      <w:r>
+        <w:t xml:space="preserve"> o eventos</w:t>
+      </w:r>
+      <w:r>
+        <w:t xml:space="preserve"> como por ejemplo moverla o hacerla cambiar de Sprite. Por supuesto que si el personaje no está en pantalla también puedes controlar la manera en que aparece.</w:t>
+      </w:r>
+      <w:r>
+        <w:t xml:space="preserve"> </w:t>
+      </w:r>
+      <w:r>
+        <w:t>En este caso la sintaxis es algo variada pero en esencia es la siguiente.</w:t>
+      </w:r>
+    </w:p>
+    <w:p>
+      <w:r>
+        <w:tab/>
+        <w:t>Nombre_del_personaje</w:t>
+      </w:r>
+      <w:r>
+        <w:t xml:space="preserve"> Sprite</w:t>
+      </w:r>
+      <w:r>
+        <w:t xml:space="preserve"> : acción : parámetros de la acción</w:t>
+      </w:r>
+    </w:p>
+    <w:p>
+      <w:r>
+        <w:tab/>
+      </w:r>
+      <w:r>
+        <w:t>El nombre del personaje debe estar en m</w:t>
+      </w:r>
+      <w:r>
+        <w:t>inúscula y coincidir con el nombre del archivo que contiene el Sprite del personaje. El Sprite del personaje va separado de un espacio de su nombre, este Sprite es opcional y representa la variación del personaje, por ejemplo “Amber uniform_happy”, “Amber casual_happy” o “Amber_uniform_scared”.</w:t>
+      </w:r>
+    </w:p>
+    <w:p>
+      <w:r>
+        <w:lastRenderedPageBreak/>
+        <w:tab/>
+        <w:t>En este caso Amber sería el personaje y uniform_happy, casual_happy y uniform_scared serían los Sprite específicos a nombrar. Si no se especifica el Sprite se mostrará el archivo que se llame “Amber.png”, de no existir, el juego arrojará un error.</w:t>
+      </w:r>
+    </w:p>
+    <w:p>
+      <w:r>
+        <w:tab/>
+        <w:t>La acción es el evento que el personaje hará, ya sea aparecer o moverse acorde a los parámetros dados.</w:t>
+      </w:r>
+      <w:r>
+        <w:t xml:space="preserve"> Muchos de estos parámetros se relacionan con la posición del personaje.</w:t>
+      </w:r>
+      <w:r>
+        <w:t xml:space="preserve"> </w:t>
+      </w:r>
+      <w:r>
+        <w:t>E</w:t>
+      </w:r>
+      <w:r>
+        <w:t>stas posiciones son números enteros que pueden ir del -20 al 120 y estos representan la posición del personaje en proporción al ancho de la pantalla.</w:t>
+      </w:r>
+    </w:p>
+    <w:p>
+      <w:pPr>
+        <w:pStyle w:val="Ttulo3"/>
+      </w:pPr>
+      <w:r>
+        <w:t>Posiciones y valores</w:t>
+      </w:r>
+    </w:p>
+    <w:tbl>
+      <w:tblPr>
+        <w:tblStyle w:val="Tablaconcuadrcula"/>
+        <w:tblW w:w="0" w:type="auto"/>
+        <w:tblLook w:val="04A0" w:firstRow="1" w:lastRow="0" w:firstColumn="1" w:lastColumn="0" w:noHBand="0" w:noVBand="1"/>
+      </w:tblPr>
+      <w:tblGrid>
+        <w:gridCol w:w="1271"/>
+        <w:gridCol w:w="7223"/>
+      </w:tblGrid>
+      <w:tr>
+        <w:trPr>
+          <w:trHeight w:val="438"/>
+        </w:trPr>
+        <w:tc>
+          <w:tcPr>
+            <w:tcW w:w="1271" w:type="dxa"/>
+            <w:vAlign w:val="center"/>
+          </w:tcPr>
+          <w:p>
+            <w:pPr>
+              <w:jc w:val="center"/>
+              <w:rPr>
+                <w:b/>
+                <w:bCs/>
+                <w:sz w:val="28"/>
+                <w:szCs w:val="28"/>
+              </w:rPr>
+            </w:pPr>
+            <w:r>
+              <w:rPr>
+                <w:b/>
+                <w:bCs/>
+                <w:sz w:val="28"/>
+                <w:szCs w:val="28"/>
+              </w:rPr>
+              <w:t>Valor</w:t>
+            </w:r>
+          </w:p>
+        </w:tc>
+        <w:tc>
+          <w:tcPr>
+            <w:tcW w:w="7223" w:type="dxa"/>
+            <w:vAlign w:val="center"/>
+          </w:tcPr>
+          <w:p>
+            <w:pPr>
+              <w:jc w:val="center"/>
+              <w:rPr>
+                <w:b/>
+                <w:bCs/>
+                <w:sz w:val="28"/>
+                <w:szCs w:val="28"/>
+              </w:rPr>
+            </w:pPr>
+            <w:r>
+              <w:rPr>
+                <w:b/>
+                <w:bCs/>
+                <w:sz w:val="28"/>
+                <w:szCs w:val="28"/>
+              </w:rPr>
+              <w:t>Posición</w:t>
+            </w:r>
+          </w:p>
+        </w:tc>
+      </w:tr>
+      <w:tr>
+        <w:trPr>
+          <w:trHeight w:val="678"/>
+        </w:trPr>
+        <w:tc>
+          <w:tcPr>
+            <w:tcW w:w="1271" w:type="dxa"/>
+            <w:vAlign w:val="center"/>
+          </w:tcPr>
+          <w:p>
+            <w:pPr>
+              <w:jc w:val="center"/>
+            </w:pPr>
+            <w:r>
+              <w:t>-20</w:t>
+            </w:r>
+          </w:p>
+        </w:tc>
+        <w:tc>
+          <w:tcPr>
+            <w:tcW w:w="7223" w:type="dxa"/>
+            <w:vAlign w:val="center"/>
+          </w:tcPr>
+          <w:p>
+            <w:pPr>
+              <w:jc w:val="left"/>
+            </w:pPr>
+            <w:r>
+              <w:t>El personaje aparece completamente oculto fuera de la pantalla por la izquierda.</w:t>
+            </w:r>
+          </w:p>
+        </w:tc>
+      </w:tr>
+      <w:tr>
+        <w:trPr>
+          <w:trHeight w:val="552"/>
+        </w:trPr>
+        <w:tc>
+          <w:tcPr>
+            <w:tcW w:w="1271" w:type="dxa"/>
+            <w:vAlign w:val="center"/>
+          </w:tcPr>
+          <w:p>
+            <w:pPr>
+              <w:jc w:val="center"/>
+            </w:pPr>
+            <w:r>
+              <w:t>0</w:t>
+            </w:r>
+          </w:p>
+        </w:tc>
+        <w:tc>
+          <w:tcPr>
+            <w:tcW w:w="7223" w:type="dxa"/>
+            <w:vAlign w:val="center"/>
+          </w:tcPr>
+          <w:p>
+            <w:pPr>
+              <w:jc w:val="left"/>
+            </w:pPr>
+            <w:r>
+              <w:t xml:space="preserve">El personaje se asoma por la izquierda, la mitad de su </w:t>
+            </w:r>
+            <w:r>
+              <w:t>Sprite</w:t>
+            </w:r>
+            <w:r>
+              <w:t xml:space="preserve"> es visible.</w:t>
+            </w:r>
+          </w:p>
+        </w:tc>
+      </w:tr>
+      <w:tr>
+        <w:trPr>
+          <w:trHeight w:val="699"/>
+        </w:trPr>
+        <w:tc>
+          <w:tcPr>
+            <w:tcW w:w="1271" w:type="dxa"/>
+            <w:vAlign w:val="center"/>
+          </w:tcPr>
+          <w:p>
+            <w:pPr>
+              <w:jc w:val="center"/>
+            </w:pPr>
+            <w:r>
+              <w:t>15</w:t>
+            </w:r>
+          </w:p>
+        </w:tc>
+        <w:tc>
+          <w:tcPr>
+            <w:tcW w:w="7223" w:type="dxa"/>
+            <w:vAlign w:val="center"/>
+          </w:tcPr>
+          <w:p>
+            <w:pPr>
+              <w:jc w:val="left"/>
+            </w:pPr>
+            <w:r>
+              <w:t>El personaje completamente visible en la parte más a la izquierda de la pantalla</w:t>
+            </w:r>
+            <w:r>
+              <w:t>.</w:t>
+            </w:r>
+          </w:p>
+        </w:tc>
+      </w:tr>
+      <w:tr>
+        <w:trPr>
+          <w:trHeight w:val="699"/>
+        </w:trPr>
+        <w:tc>
+          <w:tcPr>
+            <w:tcW w:w="1271" w:type="dxa"/>
+            <w:vAlign w:val="center"/>
+          </w:tcPr>
+          <w:p>
+            <w:pPr>
+              <w:jc w:val="center"/>
+            </w:pPr>
+            <w:r>
+              <w:t>33</w:t>
+            </w:r>
+          </w:p>
+        </w:tc>
+        <w:tc>
+          <w:tcPr>
+            <w:tcW w:w="7223" w:type="dxa"/>
+            <w:vAlign w:val="center"/>
+          </w:tcPr>
+          <w:p>
+            <w:pPr>
+              <w:jc w:val="left"/>
+            </w:pPr>
+            <w:r>
+              <w:t>El personaje aparece ubicado a un tercio del ancho de la pantalla.</w:t>
+            </w:r>
+          </w:p>
+        </w:tc>
+      </w:tr>
+      <w:tr>
+        <w:trPr>
+          <w:trHeight w:val="464"/>
+        </w:trPr>
+        <w:tc>
+          <w:tcPr>
+            <w:tcW w:w="1271" w:type="dxa"/>
+            <w:vAlign w:val="center"/>
+          </w:tcPr>
+          <w:p>
+            <w:pPr>
+              <w:jc w:val="center"/>
+            </w:pPr>
+            <w:r>
+              <w:t>50</w:t>
+            </w:r>
+          </w:p>
+        </w:tc>
+        <w:tc>
+          <w:tcPr>
+            <w:tcW w:w="7223" w:type="dxa"/>
+            <w:vAlign w:val="center"/>
+          </w:tcPr>
+          <w:p>
+            <w:pPr>
+              <w:jc w:val="left"/>
+            </w:pPr>
+            <w:r>
+              <w:t>El personaje ubicado en todo el centro</w:t>
+            </w:r>
+            <w:r>
+              <w:t>.</w:t>
+            </w:r>
+          </w:p>
+        </w:tc>
+      </w:tr>
+      <w:tr>
+        <w:trPr>
+          <w:trHeight w:val="468"/>
+        </w:trPr>
+        <w:tc>
+          <w:tcPr>
+            <w:tcW w:w="1271" w:type="dxa"/>
+            <w:vAlign w:val="center"/>
+          </w:tcPr>
+          <w:p>
+            <w:pPr>
+              <w:jc w:val="center"/>
+            </w:pPr>
+            <w:r>
+              <w:t>66</w:t>
+            </w:r>
+          </w:p>
+        </w:tc>
+        <w:tc>
+          <w:tcPr>
+            <w:tcW w:w="7223" w:type="dxa"/>
+            <w:vAlign w:val="center"/>
+          </w:tcPr>
+          <w:p>
+            <w:pPr>
+              <w:jc w:val="left"/>
+            </w:pPr>
+            <w:r>
+              <w:t xml:space="preserve">El personaje aparece ubicado a </w:t>
+            </w:r>
+            <w:r>
+              <w:t>dos</w:t>
+            </w:r>
+            <w:r>
+              <w:t xml:space="preserve"> tercio</w:t>
+            </w:r>
+            <w:r>
+              <w:t>s</w:t>
+            </w:r>
+            <w:r>
+              <w:t xml:space="preserve"> del ancho de la pantalla.</w:t>
+            </w:r>
+          </w:p>
+        </w:tc>
+      </w:tr>
+      <w:tr>
+        <w:trPr>
+          <w:trHeight w:val="755"/>
+        </w:trPr>
+        <w:tc>
+          <w:tcPr>
+            <w:tcW w:w="1271" w:type="dxa"/>
+            <w:vAlign w:val="center"/>
+          </w:tcPr>
+          <w:p>
+            <w:pPr>
+              <w:jc w:val="center"/>
+            </w:pPr>
+            <w:r>
+              <w:t>85</w:t>
+            </w:r>
+          </w:p>
+        </w:tc>
+        <w:tc>
+          <w:tcPr>
+            <w:tcW w:w="7223" w:type="dxa"/>
+            <w:vAlign w:val="center"/>
+          </w:tcPr>
+          <w:p>
+            <w:pPr>
+              <w:jc w:val="left"/>
+            </w:pPr>
+            <w:r>
+              <w:t>El personaje completamente visible en la parte más a la derecha de la pantalla</w:t>
+            </w:r>
+            <w:r>
+              <w:t>.</w:t>
+            </w:r>
+          </w:p>
+        </w:tc>
+      </w:tr>
+      <w:tr>
+        <w:trPr>
+          <w:trHeight w:val="480"/>
+        </w:trPr>
+        <w:tc>
+          <w:tcPr>
+            <w:tcW w:w="1271" w:type="dxa"/>
+            <w:vAlign w:val="center"/>
+          </w:tcPr>
+          <w:p>
+            <w:pPr>
+              <w:jc w:val="center"/>
+            </w:pPr>
+            <w:r>
+              <w:t>100</w:t>
+            </w:r>
+          </w:p>
+        </w:tc>
+        <w:tc>
+          <w:tcPr>
+            <w:tcW w:w="7223" w:type="dxa"/>
+            <w:vAlign w:val="center"/>
+          </w:tcPr>
+          <w:p>
+            <w:pPr>
+              <w:jc w:val="left"/>
+            </w:pPr>
+            <w:r>
+              <w:t xml:space="preserve">El personaje se asoma por la derecha, la mitad de su </w:t>
+            </w:r>
+            <w:r>
+              <w:t>Sprite</w:t>
+            </w:r>
+            <w:r>
+              <w:t xml:space="preserve"> es visible</w:t>
+            </w:r>
+            <w:r>
+              <w:t>.</w:t>
+            </w:r>
+          </w:p>
+        </w:tc>
+      </w:tr>
+      <w:tr>
+        <w:trPr>
+          <w:trHeight w:val="754"/>
+        </w:trPr>
+        <w:tc>
+          <w:tcPr>
+            <w:tcW w:w="1271" w:type="dxa"/>
+            <w:vAlign w:val="center"/>
+          </w:tcPr>
+          <w:p>
+            <w:pPr>
+              <w:jc w:val="center"/>
+            </w:pPr>
+            <w:r>
+              <w:t>120</w:t>
+            </w:r>
+          </w:p>
+        </w:tc>
+        <w:tc>
+          <w:tcPr>
+            <w:tcW w:w="7223" w:type="dxa"/>
+            <w:vAlign w:val="center"/>
+          </w:tcPr>
+          <w:p>
+            <w:pPr>
+              <w:jc w:val="left"/>
+            </w:pPr>
+            <w:r>
+              <w:t xml:space="preserve">El personaje aparece completamente oculto fuera de la pantalla por la </w:t>
+            </w:r>
+            <w:r>
+              <w:t>derecha</w:t>
+            </w:r>
+            <w:r>
+              <w:t>.</w:t>
+            </w:r>
+          </w:p>
+        </w:tc>
+      </w:tr>
+    </w:tbl>
+    <w:p/>
+    <w:p>
+      <w:r>
+        <w:tab/>
+        <w:t>Esos son los valores y medidas de referencia, por supuesto que puedes colocar el número que tú desees al momento de ubicar tus personajes en pantalla</w:t>
+      </w:r>
+      <w:r>
+        <w:t>.</w:t>
+      </w:r>
+      <w:r>
+        <w:t xml:space="preserve"> </w:t>
+      </w:r>
+      <w:r>
+        <w:t>S</w:t>
+      </w:r>
+      <w:r>
+        <w:t>e debe tener en cuenta el ancho de los personajes.</w:t>
+      </w:r>
+    </w:p>
+    <w:p>
+      <w:r>
+        <w:tab/>
+        <w:t>Vamos a dividir las acciones o eventos en dos, en eventos de aparición y en eventos de personajes ya en pantalla.</w:t>
+      </w:r>
+    </w:p>
+    <w:p/>
+    <w:p>
+      <w:pPr>
+        <w:pStyle w:val="Ttulo3"/>
+      </w:pPr>
+      <w:r>
+        <w:t>Eventos de aparición de personajes</w:t>
+      </w:r>
+    </w:p>
+    <w:tbl>
+      <w:tblPr>
+        <w:tblStyle w:val="Tablaconcuadrcula"/>
+        <w:tblW w:w="0" w:type="auto"/>
+        <w:tblLook w:val="04A0" w:firstRow="1" w:lastRow="0" w:firstColumn="1" w:lastColumn="0" w:noHBand="0" w:noVBand="1"/>
+      </w:tblPr>
+      <w:tblGrid>
+        <w:gridCol w:w="1555"/>
+        <w:gridCol w:w="3402"/>
+        <w:gridCol w:w="3537"/>
+      </w:tblGrid>
+      <w:tr>
+        <w:trPr>
+          <w:trHeight w:val="531"/>
+        </w:trPr>
+        <w:tc>
+          <w:tcPr>
+            <w:tcW w:w="1555" w:type="dxa"/>
+            <w:vAlign w:val="center"/>
+          </w:tcPr>
+          <w:p>
+            <w:pPr>
+              <w:jc w:val="center"/>
+              <w:rPr>
+                <w:b/>
+                <w:bCs/>
+                <w:sz w:val="28"/>
+                <w:szCs w:val="28"/>
+              </w:rPr>
+            </w:pPr>
+            <w:r>
+              <w:rPr>
+                <w:b/>
+                <w:bCs/>
+                <w:sz w:val="28"/>
+                <w:szCs w:val="28"/>
+              </w:rPr>
+              <w:t>Nombre</w:t>
+            </w:r>
+          </w:p>
+        </w:tc>
+        <w:tc>
+          <w:tcPr>
+            <w:tcW w:w="3402" w:type="dxa"/>
+            <w:vAlign w:val="center"/>
+          </w:tcPr>
+          <w:p>
+            <w:pPr>
+              <w:jc w:val="center"/>
+              <w:rPr>
+                <w:b/>
+                <w:bCs/>
+                <w:sz w:val="28"/>
+                <w:szCs w:val="28"/>
+              </w:rPr>
+            </w:pPr>
+            <w:r>
+              <w:rPr>
+                <w:b/>
+                <w:bCs/>
+                <w:sz w:val="28"/>
+                <w:szCs w:val="28"/>
+              </w:rPr>
+              <w:t>Descripción</w:t>
+            </w:r>
+          </w:p>
+        </w:tc>
+        <w:tc>
+          <w:tcPr>
+            <w:tcW w:w="3537" w:type="dxa"/>
+            <w:vAlign w:val="center"/>
+          </w:tcPr>
+          <w:p>
+            <w:pPr>
+              <w:jc w:val="center"/>
+              <w:rPr>
+                <w:b/>
+                <w:bCs/>
+                <w:sz w:val="28"/>
+                <w:szCs w:val="28"/>
+              </w:rPr>
+            </w:pPr>
+            <w:r>
+              <w:rPr>
+                <w:b/>
+                <w:bCs/>
+                <w:sz w:val="28"/>
+                <w:szCs w:val="28"/>
+              </w:rPr>
+              <w:t>Parámetros</w:t>
+            </w:r>
+          </w:p>
+        </w:tc>
+      </w:tr>
+      <w:tr>
+        <w:trPr>
+          <w:trHeight w:val="694"/>
+        </w:trPr>
+        <w:tc>
+          <w:tcPr>
+            <w:tcW w:w="1555" w:type="dxa"/>
+            <w:vAlign w:val="center"/>
+          </w:tcPr>
+          <w:p>
+            <w:pPr>
+              <w:jc w:val="center"/>
+            </w:pPr>
+            <w:r>
+              <w:t>pop</w:t>
+            </w:r>
+          </w:p>
+        </w:tc>
+        <w:tc>
+          <w:tcPr>
+            <w:tcW w:w="3402" w:type="dxa"/>
+            <w:vAlign w:val="center"/>
+          </w:tcPr>
+          <w:p>
+            <w:pPr>
+              <w:jc w:val="center"/>
+            </w:pPr>
+            <w:r>
+              <w:t>El personaje aparece de golpe.</w:t>
+            </w:r>
+          </w:p>
+        </w:tc>
+        <w:tc>
+          <w:tcPr>
+            <w:tcW w:w="3537" w:type="dxa"/>
+            <w:vAlign w:val="center"/>
+          </w:tcPr>
+          <w:p>
+            <w:pPr>
+              <w:jc w:val="center"/>
+            </w:pPr>
+            <w:r>
+              <w:t>1. L</w:t>
+            </w:r>
+            <w:r>
+              <w:t>a posición donde aparecerá (50)</w:t>
+            </w:r>
+          </w:p>
+        </w:tc>
+      </w:tr>
+      <w:tr>
+        <w:trPr>
+          <w:trHeight w:val="732"/>
+        </w:trPr>
+        <w:tc>
+          <w:tcPr>
+            <w:tcW w:w="1555" w:type="dxa"/>
+            <w:vMerge w:val="restart"/>
+            <w:vAlign w:val="center"/>
+          </w:tcPr>
+          <w:p>
+            <w:pPr>
+              <w:jc w:val="center"/>
+            </w:pPr>
+            <w:r>
+              <w:lastRenderedPageBreak/>
+              <w:t>appear</w:t>
+            </w:r>
+          </w:p>
+        </w:tc>
+        <w:tc>
+          <w:tcPr>
+            <w:tcW w:w="3402" w:type="dxa"/>
+            <w:vMerge w:val="restart"/>
+            <w:vAlign w:val="center"/>
+          </w:tcPr>
+          <w:p>
+            <w:pPr>
+              <w:jc w:val="center"/>
+            </w:pPr>
+            <w:r>
+              <w:t>El personaje aparece invisible y se va haciendo visible a lo largo de un tiempo dado.</w:t>
+            </w:r>
+          </w:p>
+        </w:tc>
+        <w:tc>
+          <w:tcPr>
+            <w:tcW w:w="3537" w:type="dxa"/>
+            <w:vAlign w:val="center"/>
+          </w:tcPr>
+          <w:p>
+            <w:pPr>
+              <w:jc w:val="center"/>
+            </w:pPr>
+            <w:r>
+              <w:t>1. La posición donde aparecerá (50)</w:t>
+            </w:r>
+          </w:p>
+        </w:tc>
+      </w:tr>
+      <w:tr>
+        <w:trPr>
+          <w:trHeight w:val="699"/>
+        </w:trPr>
+        <w:tc>
+          <w:tcPr>
+            <w:tcW w:w="1555" w:type="dxa"/>
+            <w:vMerge/>
+            <w:vAlign w:val="center"/>
+          </w:tcPr>
+          <w:p>
+            <w:pPr>
+              <w:jc w:val="center"/>
+            </w:pPr>
+          </w:p>
+        </w:tc>
+        <w:tc>
+          <w:tcPr>
+            <w:tcW w:w="3402" w:type="dxa"/>
+            <w:vMerge/>
+            <w:vAlign w:val="center"/>
+          </w:tcPr>
+          <w:p>
+            <w:pPr>
+              <w:jc w:val="center"/>
+            </w:pPr>
+          </w:p>
+        </w:tc>
+        <w:tc>
+          <w:tcPr>
+            <w:tcW w:w="3537" w:type="dxa"/>
+            <w:vAlign w:val="center"/>
+          </w:tcPr>
+          <w:p>
+            <w:pPr>
+              <w:jc w:val="center"/>
+            </w:pPr>
+            <w:r>
+              <w:t xml:space="preserve">2.  </w:t>
+            </w:r>
+            <w:r>
+              <w:t>Los segundos que tarda en aparecer (2)</w:t>
+            </w:r>
+          </w:p>
+        </w:tc>
+      </w:tr>
+    </w:tbl>
+    <w:p/>
+    <w:p>
+      <w:pPr>
+        <w:pStyle w:val="Ttulo3"/>
+      </w:pPr>
+      <w:r>
+        <w:t>Eventos de personajes en pantalla</w:t>
+      </w:r>
+    </w:p>
+    <w:tbl>
+      <w:tblPr>
+        <w:tblStyle w:val="Tablaconcuadrcula"/>
+        <w:tblW w:w="0" w:type="auto"/>
+        <w:tblLook w:val="04A0" w:firstRow="1" w:lastRow="0" w:firstColumn="1" w:lastColumn="0" w:noHBand="0" w:noVBand="1"/>
+      </w:tblPr>
+      <w:tblGrid>
+        <w:gridCol w:w="1555"/>
+        <w:gridCol w:w="3402"/>
+        <w:gridCol w:w="3537"/>
+      </w:tblGrid>
+      <w:tr>
+        <w:trPr>
+          <w:trHeight w:val="531"/>
+        </w:trPr>
+        <w:tc>
+          <w:tcPr>
+            <w:tcW w:w="1555" w:type="dxa"/>
+            <w:vAlign w:val="center"/>
+          </w:tcPr>
+          <w:p>
+            <w:pPr>
+              <w:jc w:val="center"/>
+              <w:rPr>
+                <w:b/>
+                <w:bCs/>
+                <w:sz w:val="28"/>
+                <w:szCs w:val="28"/>
+              </w:rPr>
+            </w:pPr>
+            <w:r>
+              <w:rPr>
+                <w:b/>
+                <w:bCs/>
+                <w:sz w:val="28"/>
+                <w:szCs w:val="28"/>
+              </w:rPr>
+              <w:t>Nombre</w:t>
+            </w:r>
+          </w:p>
+        </w:tc>
+        <w:tc>
+          <w:tcPr>
+            <w:tcW w:w="3402" w:type="dxa"/>
+            <w:vAlign w:val="center"/>
+          </w:tcPr>
+          <w:p>
+            <w:pPr>
+              <w:jc w:val="center"/>
+              <w:rPr>
+                <w:b/>
+                <w:bCs/>
+                <w:sz w:val="28"/>
+                <w:szCs w:val="28"/>
+              </w:rPr>
+            </w:pPr>
+            <w:r>
+              <w:rPr>
+                <w:b/>
+                <w:bCs/>
+                <w:sz w:val="28"/>
+                <w:szCs w:val="28"/>
+              </w:rPr>
+              <w:t>Descripción</w:t>
+            </w:r>
+          </w:p>
+        </w:tc>
+        <w:tc>
+          <w:tcPr>
+            <w:tcW w:w="3537" w:type="dxa"/>
+            <w:vAlign w:val="center"/>
+          </w:tcPr>
+          <w:p>
+            <w:pPr>
+              <w:jc w:val="center"/>
+              <w:rPr>
+                <w:b/>
+                <w:bCs/>
+                <w:sz w:val="28"/>
+                <w:szCs w:val="28"/>
+              </w:rPr>
+            </w:pPr>
+            <w:r>
+              <w:rPr>
+                <w:b/>
+                <w:bCs/>
+                <w:sz w:val="28"/>
+                <w:szCs w:val="28"/>
+              </w:rPr>
+              <w:t>Parámetros</w:t>
+            </w:r>
+          </w:p>
+        </w:tc>
+      </w:tr>
+      <w:tr>
+        <w:trPr>
+          <w:trHeight w:val="694"/>
+        </w:trPr>
+        <w:tc>
+          <w:tcPr>
+            <w:tcW w:w="1555" w:type="dxa"/>
+            <w:vAlign w:val="center"/>
+          </w:tcPr>
+          <w:p>
+            <w:pPr>
+              <w:jc w:val="center"/>
+            </w:pPr>
+            <w:r>
+              <w:t>Cambio de sprite</w:t>
+            </w:r>
+          </w:p>
+        </w:tc>
+        <w:tc>
+          <w:tcPr>
+            <w:tcW w:w="3402" w:type="dxa"/>
+            <w:vAlign w:val="center"/>
+          </w:tcPr>
+          <w:p>
+            <w:pPr>
+              <w:jc w:val="center"/>
+            </w:pPr>
+            <w:r>
+              <w:t>El personaje cambia al Sprite dado, se debe escribir el nombre del personaje más el Sprite</w:t>
+            </w:r>
+          </w:p>
+        </w:tc>
+        <w:tc>
+          <w:tcPr>
+            <w:tcW w:w="3537" w:type="dxa"/>
+            <w:vAlign w:val="center"/>
+          </w:tcPr>
+          <w:p>
+            <w:pPr>
+              <w:jc w:val="center"/>
+            </w:pPr>
+            <w:r>
+              <w:t xml:space="preserve">1. </w:t>
+            </w:r>
+            <w:r>
+              <w:t>Los segundos que el personaje cambia al nuevo Sprite (0)</w:t>
+            </w:r>
+          </w:p>
+        </w:tc>
+      </w:tr>
+      <w:tr>
+        <w:trPr>
+          <w:trHeight w:val="732"/>
+        </w:trPr>
+        <w:tc>
+          <w:tcPr>
+            <w:tcW w:w="1555" w:type="dxa"/>
+            <w:vMerge w:val="restart"/>
+            <w:vAlign w:val="center"/>
+          </w:tcPr>
+          <w:p>
+            <w:pPr>
+              <w:jc w:val="center"/>
+            </w:pPr>
+            <w:r>
+              <w:t>move</w:t>
+            </w:r>
+          </w:p>
+        </w:tc>
+        <w:tc>
+          <w:tcPr>
+            <w:tcW w:w="3402" w:type="dxa"/>
+            <w:vMerge w:val="restart"/>
+            <w:vAlign w:val="center"/>
+          </w:tcPr>
+          <w:p>
+            <w:pPr>
+              <w:jc w:val="center"/>
+            </w:pPr>
+            <w:r>
+              <w:t>El personaje se mueve a la posición dada.</w:t>
+            </w:r>
+          </w:p>
+        </w:tc>
+        <w:tc>
+          <w:tcPr>
+            <w:tcW w:w="3537" w:type="dxa"/>
+            <w:vAlign w:val="center"/>
+          </w:tcPr>
+          <w:p>
+            <w:pPr>
+              <w:jc w:val="center"/>
+            </w:pPr>
+            <w:r>
+              <w:t xml:space="preserve">1. </w:t>
+            </w:r>
+            <w:r>
+              <w:t>La nueva posición.</w:t>
+            </w:r>
+          </w:p>
+        </w:tc>
+      </w:tr>
+      <w:tr>
+        <w:trPr>
+          <w:trHeight w:val="699"/>
+        </w:trPr>
+        <w:tc>
+          <w:tcPr>
+            <w:tcW w:w="1555" w:type="dxa"/>
+            <w:vMerge/>
+            <w:vAlign w:val="center"/>
+          </w:tcPr>
+          <w:p>
+            <w:pPr>
+              <w:jc w:val="center"/>
+            </w:pPr>
+          </w:p>
+        </w:tc>
+        <w:tc>
+          <w:tcPr>
+            <w:tcW w:w="3402" w:type="dxa"/>
+            <w:vMerge/>
+            <w:vAlign w:val="center"/>
+          </w:tcPr>
+          <w:p>
+            <w:pPr>
+              <w:jc w:val="center"/>
+            </w:pPr>
+          </w:p>
+        </w:tc>
+        <w:tc>
+          <w:tcPr>
+            <w:tcW w:w="3537" w:type="dxa"/>
+            <w:vAlign w:val="center"/>
+          </w:tcPr>
+          <w:p>
+            <w:pPr>
+              <w:jc w:val="center"/>
+            </w:pPr>
+            <w:r>
+              <w:t>2.  L</w:t>
+            </w:r>
+            <w:r>
+              <w:t>os segundos que tardará en moverse</w:t>
+            </w:r>
+            <w:r>
+              <w:t>. (2)</w:t>
+            </w:r>
+          </w:p>
+        </w:tc>
+      </w:tr>
+      <w:tr>
+        <w:trPr>
+          <w:trHeight w:val="695"/>
+        </w:trPr>
+        <w:tc>
+          <w:tcPr>
+            <w:tcW w:w="1555" w:type="dxa"/>
+            <w:vAlign w:val="center"/>
+          </w:tcPr>
+          <w:p>
+            <w:pPr>
+              <w:jc w:val="center"/>
+            </w:pPr>
+            <w:r>
+              <w:t>j</w:t>
+            </w:r>
+            <w:r>
+              <w:t>ump</w:t>
+            </w:r>
+          </w:p>
+        </w:tc>
+        <w:tc>
+          <w:tcPr>
+            <w:tcW w:w="3402" w:type="dxa"/>
+            <w:vAlign w:val="center"/>
+          </w:tcPr>
+          <w:p>
+            <w:pPr>
+              <w:jc w:val="center"/>
+            </w:pPr>
+            <w:r>
+              <w:t>El personaje da un salto y regresa a su posición anterior.</w:t>
+            </w:r>
+            <w:r>
+              <w:t xml:space="preserve"> El salto dura 0.1 segundos.</w:t>
+            </w:r>
+          </w:p>
+        </w:tc>
+        <w:tc>
+          <w:tcPr>
+            <w:tcW w:w="3537" w:type="dxa"/>
+            <w:vAlign w:val="center"/>
+          </w:tcPr>
+          <w:p>
+            <w:pPr>
+              <w:jc w:val="center"/>
+            </w:pPr>
+            <w:r>
+              <w:t xml:space="preserve">1. </w:t>
+            </w:r>
+            <w:r>
+              <w:t>L</w:t>
+            </w:r>
+            <w:r>
+              <w:t xml:space="preserve">a </w:t>
+            </w:r>
+            <w:r>
+              <w:t>intensidad del salto (0.025)</w:t>
+            </w:r>
+          </w:p>
+        </w:tc>
+      </w:tr>
+      <w:tr>
+        <w:trPr>
+          <w:trHeight w:val="695"/>
+        </w:trPr>
+        <w:tc>
+          <w:tcPr>
+            <w:tcW w:w="1555" w:type="dxa"/>
+            <w:vAlign w:val="center"/>
+          </w:tcPr>
+          <w:p>
+            <w:pPr>
+              <w:jc w:val="center"/>
+            </w:pPr>
+            <w:r>
+              <w:t>tremble</w:t>
+            </w:r>
+          </w:p>
+        </w:tc>
+        <w:tc>
+          <w:tcPr>
+            <w:tcW w:w="3402" w:type="dxa"/>
+            <w:vAlign w:val="center"/>
+          </w:tcPr>
+          <w:p>
+            <w:r>
+              <w:t>El personaje tiembla una cantidad de veces</w:t>
+            </w:r>
+            <w:r>
+              <w:t>, cada tembleque demora 0.05 segundos.</w:t>
+            </w:r>
+          </w:p>
+        </w:tc>
+        <w:tc>
+          <w:tcPr>
+            <w:tcW w:w="3537" w:type="dxa"/>
+            <w:vAlign w:val="center"/>
+          </w:tcPr>
+          <w:p>
+            <w:pPr>
+              <w:jc w:val="center"/>
+            </w:pPr>
+            <w:r>
+              <w:t>1. La</w:t>
+            </w:r>
+            <w:r>
+              <w:t>s veces que el personaje tiembla (10)</w:t>
+            </w:r>
+          </w:p>
+        </w:tc>
+      </w:tr>
+      <w:tr>
+        <w:trPr>
+          <w:trHeight w:val="695"/>
+        </w:trPr>
+        <w:tc>
+          <w:tcPr>
+            <w:tcW w:w="1555" w:type="dxa"/>
+            <w:vAlign w:val="center"/>
+          </w:tcPr>
+          <w:p>
+            <w:pPr>
+              <w:jc w:val="center"/>
+            </w:pPr>
+            <w:r>
+              <w:t>hitl / hitr</w:t>
+            </w:r>
+          </w:p>
+        </w:tc>
+        <w:tc>
+          <w:tcPr>
+            <w:tcW w:w="3402" w:type="dxa"/>
+            <w:vAlign w:val="center"/>
+          </w:tcPr>
+          <w:p>
+            <w:pPr>
+              <w:jc w:val="center"/>
+            </w:pPr>
+            <w:r>
+              <w:t>El personaje rota hacia la izquierda (hirl) o derecha (hitr) simulando que acaba de recibir un golpe.</w:t>
+            </w:r>
+          </w:p>
+        </w:tc>
+        <w:tc>
+          <w:tcPr>
+            <w:tcW w:w="3537" w:type="dxa"/>
+            <w:vAlign w:val="center"/>
+          </w:tcPr>
+          <w:p>
+            <w:pPr>
+              <w:jc w:val="center"/>
+            </w:pPr>
+            <w:r>
+              <w:t>1. La intensidad del golpe (10). La intensidad se basa en grados de inclinación.</w:t>
+            </w:r>
+          </w:p>
+        </w:tc>
+      </w:tr>
+      <w:tr>
+        <w:trPr>
+          <w:trHeight w:val="695"/>
+        </w:trPr>
+        <w:tc>
+          <w:tcPr>
+            <w:tcW w:w="1555" w:type="dxa"/>
+            <w:vAlign w:val="center"/>
+          </w:tcPr>
+          <w:p>
+            <w:pPr>
+              <w:jc w:val="center"/>
+            </w:pPr>
+            <w:r>
+              <w:t>knockl / knockr</w:t>
+            </w:r>
+          </w:p>
+        </w:tc>
+        <w:tc>
+          <w:tcPr>
+            <w:tcW w:w="3402" w:type="dxa"/>
+            <w:vAlign w:val="center"/>
+          </w:tcPr>
+          <w:p>
+            <w:pPr>
+              <w:jc w:val="center"/>
+            </w:pPr>
+            <w:r>
+              <w:t>El personaje es empujado hacia la izquierda (knockl) o derecha (knockr) y es derribado al suelo fuera de pantalla.</w:t>
+            </w:r>
+          </w:p>
+        </w:tc>
+        <w:tc>
+          <w:tcPr>
+            <w:tcW w:w="3537" w:type="dxa"/>
+            <w:vAlign w:val="center"/>
+          </w:tcPr>
+          <w:p>
+            <w:pPr>
+              <w:pStyle w:val="Prrafodelista"/>
+              <w:numPr>
+                <w:ilvl w:val="0"/>
+                <w:numId w:val="12"/>
+              </w:numPr>
+            </w:pPr>
+            <w:r>
+              <w:t>La duración del derribo en segundos (0.5)</w:t>
+            </w:r>
+          </w:p>
+        </w:tc>
+      </w:tr>
+      <w:tr>
+        <w:trPr>
+          <w:trHeight w:val="695"/>
+        </w:trPr>
+        <w:tc>
+          <w:tcPr>
+            <w:tcW w:w="1555" w:type="dxa"/>
+            <w:vAlign w:val="center"/>
+          </w:tcPr>
+          <w:p>
+            <w:pPr>
+              <w:jc w:val="center"/>
+            </w:pPr>
+            <w:r>
+              <w:t>raisel / raiser</w:t>
+            </w:r>
+          </w:p>
+        </w:tc>
+        <w:tc>
+          <w:tcPr>
+            <w:tcW w:w="3402" w:type="dxa"/>
+            <w:vAlign w:val="center"/>
+          </w:tcPr>
+          <w:p>
+            <w:pPr>
+              <w:jc w:val="center"/>
+            </w:pPr>
+            <w:r>
+              <w:t>El personaje se levanta del suelo desde la izquierda (raisel) o derecha (raiser).</w:t>
+            </w:r>
+          </w:p>
+        </w:tc>
+        <w:tc>
+          <w:tcPr>
+            <w:tcW w:w="3537" w:type="dxa"/>
+            <w:vAlign w:val="center"/>
+          </w:tcPr>
+          <w:p>
+            <w:pPr>
+              <w:jc w:val="center"/>
+            </w:pPr>
+            <w:r>
+              <w:t xml:space="preserve">1. </w:t>
+            </w:r>
+            <w:r>
+              <w:t>La duración del derribo en segundos (0.5)</w:t>
+            </w:r>
+          </w:p>
+        </w:tc>
+      </w:tr>
+      <w:tr>
+        <w:trPr>
+          <w:trHeight w:val="695"/>
+        </w:trPr>
+        <w:tc>
+          <w:tcPr>
+            <w:tcW w:w="1555" w:type="dxa"/>
+            <w:vMerge w:val="restart"/>
+            <w:vAlign w:val="center"/>
+          </w:tcPr>
+          <w:p>
+            <w:pPr>
+              <w:jc w:val="center"/>
+            </w:pPr>
+            <w:r>
+              <w:t>zoom</w:t>
+            </w:r>
+          </w:p>
+        </w:tc>
+        <w:tc>
+          <w:tcPr>
+            <w:tcW w:w="3402" w:type="dxa"/>
+            <w:vMerge w:val="restart"/>
+            <w:vAlign w:val="center"/>
+          </w:tcPr>
+          <w:p>
+            <w:pPr>
+              <w:jc w:val="center"/>
+            </w:pPr>
+            <w:r>
+              <w:t>El Sprite del personaje se acerca a la pantalla desde su centro.</w:t>
+            </w:r>
+          </w:p>
+        </w:tc>
+        <w:tc>
+          <w:tcPr>
+            <w:tcW w:w="3537" w:type="dxa"/>
+            <w:vAlign w:val="center"/>
+          </w:tcPr>
+          <w:p>
+            <w:pPr>
+              <w:jc w:val="center"/>
+            </w:pPr>
+            <w:r>
+              <w:t>1. El factor del zoom (2)</w:t>
+            </w:r>
+          </w:p>
+        </w:tc>
+      </w:tr>
+      <w:tr>
+        <w:trPr>
+          <w:trHeight w:val="695"/>
+        </w:trPr>
+        <w:tc>
+          <w:tcPr>
+            <w:tcW w:w="1555" w:type="dxa"/>
+            <w:vMerge/>
+            <w:vAlign w:val="center"/>
+          </w:tcPr>
+          <w:p>
+            <w:pPr>
+              <w:jc w:val="center"/>
+            </w:pPr>
+          </w:p>
+        </w:tc>
+        <w:tc>
+          <w:tcPr>
+            <w:tcW w:w="3402" w:type="dxa"/>
+            <w:vMerge/>
+            <w:vAlign w:val="center"/>
+          </w:tcPr>
+          <w:p>
+            <w:pPr>
+              <w:jc w:val="center"/>
+            </w:pPr>
+          </w:p>
+        </w:tc>
+        <w:tc>
+          <w:tcPr>
+            <w:tcW w:w="3537" w:type="dxa"/>
+            <w:vAlign w:val="center"/>
+          </w:tcPr>
+          <w:p>
+            <w:pPr>
+              <w:pStyle w:val="Prrafodelista"/>
+              <w:numPr>
+                <w:ilvl w:val="0"/>
+                <w:numId w:val="12"/>
+              </w:numPr>
+            </w:pPr>
+            <w:r>
+              <w:t>La duración del zoom (2)</w:t>
+            </w:r>
+          </w:p>
+        </w:tc>
+      </w:tr>
+      <w:tr>
+        <w:trPr>
+          <w:trHeight w:val="695"/>
+        </w:trPr>
+        <w:tc>
+          <w:tcPr>
+            <w:tcW w:w="1555" w:type="dxa"/>
+            <w:vMerge w:val="restart"/>
+            <w:vAlign w:val="center"/>
+          </w:tcPr>
+          <w:p>
+            <w:pPr>
+              <w:jc w:val="center"/>
+            </w:pPr>
+            <w:r>
+              <w:t>movey</w:t>
+            </w:r>
+          </w:p>
+        </w:tc>
+        <w:tc>
+          <w:tcPr>
+            <w:tcW w:w="3402" w:type="dxa"/>
+            <w:vMerge w:val="restart"/>
+            <w:vAlign w:val="center"/>
+          </w:tcPr>
+          <w:p>
+            <w:pPr>
+              <w:jc w:val="center"/>
+            </w:pPr>
+            <w:r>
+              <w:t xml:space="preserve">El personaje se mueve verticalmente. </w:t>
+            </w:r>
+          </w:p>
+        </w:tc>
+        <w:tc>
+          <w:tcPr>
+            <w:tcW w:w="3537" w:type="dxa"/>
+            <w:vAlign w:val="center"/>
+          </w:tcPr>
+          <w:p>
+            <w:pPr>
+              <w:jc w:val="center"/>
+            </w:pPr>
+            <w:r>
+              <w:t xml:space="preserve">1. </w:t>
+            </w:r>
+            <w:r>
+              <w:t xml:space="preserve">Número decimal que indica hacia donde se moverá el personaje. </w:t>
+            </w:r>
+            <w:r>
+              <w:br/>
+            </w:r>
+            <w:r>
+              <w:t xml:space="preserve">0 </w:t>
+            </w:r>
+            <w:r>
+              <w:t>=</w:t>
+            </w:r>
+            <w:r>
+              <w:t xml:space="preserve"> personaje en el centro</w:t>
+            </w:r>
+            <w:r>
+              <w:t>.</w:t>
+            </w:r>
+          </w:p>
+          <w:p>
+            <w:pPr>
+              <w:jc w:val="center"/>
+            </w:pPr>
+            <w:r>
+              <w:t>1</w:t>
+            </w:r>
+            <w:r>
+              <w:t xml:space="preserve"> =</w:t>
+            </w:r>
+            <w:r>
+              <w:t xml:space="preserve"> </w:t>
+            </w:r>
+            <w:r>
+              <w:t xml:space="preserve">Saldrá </w:t>
+            </w:r>
+            <w:r>
+              <w:t>de pantalla por abajo</w:t>
+            </w:r>
+            <w:r>
+              <w:t>.</w:t>
+            </w:r>
+          </w:p>
+          <w:p>
+            <w:pPr>
+              <w:jc w:val="center"/>
+            </w:pPr>
+            <w:r>
+              <w:t xml:space="preserve">-1 </w:t>
+            </w:r>
+            <w:r>
+              <w:t>= Saldrá de pantalla por arriba.</w:t>
+            </w:r>
+          </w:p>
+        </w:tc>
+      </w:tr>
+      <w:tr>
+        <w:trPr>
+          <w:trHeight w:val="695"/>
+        </w:trPr>
+        <w:tc>
+          <w:tcPr>
+            <w:tcW w:w="1555" w:type="dxa"/>
+            <w:vMerge/>
+            <w:vAlign w:val="center"/>
+          </w:tcPr>
+          <w:p>
+            <w:pPr>
+              <w:jc w:val="center"/>
+            </w:pPr>
+          </w:p>
+        </w:tc>
+        <w:tc>
+          <w:tcPr>
+            <w:tcW w:w="3402" w:type="dxa"/>
+            <w:vMerge/>
+            <w:vAlign w:val="center"/>
+          </w:tcPr>
+          <w:p>
+            <w:pPr>
+              <w:jc w:val="center"/>
+            </w:pPr>
+          </w:p>
+        </w:tc>
+        <w:tc>
+          <w:tcPr>
+            <w:tcW w:w="3537" w:type="dxa"/>
+            <w:vAlign w:val="center"/>
+          </w:tcPr>
+          <w:p>
+            <w:pPr>
+              <w:pStyle w:val="Prrafodelista"/>
+              <w:numPr>
+                <w:ilvl w:val="0"/>
+                <w:numId w:val="14"/>
+              </w:numPr>
+            </w:pPr>
+            <w:r>
+              <w:t>Duración del movimiento (0.5)</w:t>
+            </w:r>
+          </w:p>
+        </w:tc>
+      </w:tr>
+      <w:tr>
+        <w:trPr>
+          <w:trHeight w:val="695"/>
+        </w:trPr>
+        <w:tc>
+          <w:tcPr>
+            <w:tcW w:w="1555" w:type="dxa"/>
+            <w:vAlign w:val="center"/>
+          </w:tcPr>
+          <w:p>
+            <w:pPr>
+              <w:jc w:val="center"/>
+            </w:pPr>
+            <w:r>
+              <w:t>destroy</w:t>
+            </w:r>
+          </w:p>
+        </w:tc>
+        <w:tc>
+          <w:tcPr>
+            <w:tcW w:w="3402" w:type="dxa"/>
+            <w:vAlign w:val="center"/>
+          </w:tcPr>
+          <w:p>
+            <w:pPr>
+              <w:jc w:val="center"/>
+            </w:pPr>
+            <w:r>
+              <w:t>El personaje</w:t>
+            </w:r>
+            <w:r>
+              <w:t xml:space="preserve"> hace una desaparición y luego es eliminado de pantalla</w:t>
+            </w:r>
+          </w:p>
+        </w:tc>
+        <w:tc>
+          <w:tcPr>
+            <w:tcW w:w="3537" w:type="dxa"/>
+            <w:vAlign w:val="center"/>
+          </w:tcPr>
+          <w:p>
+            <w:pPr>
+              <w:jc w:val="center"/>
+            </w:pPr>
+            <w:r>
+              <w:t>1. Duración de la desaparición (0)</w:t>
+            </w:r>
+          </w:p>
+        </w:tc>
+      </w:tr>
+    </w:tbl>
+    <w:p/>
+    <w:p>
+      <w:r>
+        <w:tab/>
+        <w:t>Así mismo, se pueden realizar acciones entre varios personajes, para ello tenemos que escribir a los personajes separados por “&amp;”. Utilizar eventos de aparición con &amp; para mostrar varios personajes al mismo en pantalla colocará a los personajes de forma equitativa dependiendo de cuantos sean.</w:t>
+      </w:r>
+    </w:p>
+    <w:p>
+      <w:r>
+        <w:rPr>
+          <w:highlight w:val="yellow"/>
+        </w:rPr>
+        <w:t>Stefannie &amp; Calcercio : appear</w:t>
+      </w:r>
+      <w:r>
+        <w:t xml:space="preserve"> (Stefannie y Calcercio aparecen al mismo tiempo, Stefannie al 33% de la pantalla y Calcercio al 66%)</w:t>
+      </w:r>
+    </w:p>
+    <w:p>
+      <w:r>
+        <w:rPr>
+          <w:highlight w:val="yellow"/>
+        </w:rPr>
+        <w:t xml:space="preserve">Calcercio happy &amp; Stefannie : </w:t>
+      </w:r>
+      <w:r>
+        <w:rPr>
+          <w:highlight w:val="yellow"/>
+        </w:rPr>
+        <w:t>move : 30: 85</w:t>
+      </w:r>
+      <w:r>
+        <w:t xml:space="preserve"> (Calcercio cambia de expresión y se mueve a la posición 30 al mismo tiempo que Stefannie se mueve a la posición 85)</w:t>
+      </w:r>
+    </w:p>
+    <w:p>
+      <w:r>
+        <w:tab/>
+        <w:t>En caso de que quieras encadenar una serie de eventos y se ejecuten uno a uno, sepáralos por comas.</w:t>
+      </w:r>
+    </w:p>
+    <w:p>
+      <w:r>
+        <w:rPr>
+          <w:highlight w:val="yellow"/>
+        </w:rPr>
+        <w:t>Stefannie : move : 30, Calcercio : move :120</w:t>
+      </w:r>
+      <w:r>
+        <w:t xml:space="preserve"> (Stefannie se mueve a la posición 30 y luego Calcercio sale de la pantalla por la derecha)</w:t>
+      </w:r>
+    </w:p>
+    <w:p>
+      <w:r>
+        <w:tab/>
+        <w:t>Existen algunas animaciones predeterminadas, estas permiten que un personaje entre en una animación por tiempo indefinido, es similar a los efectos continuos solo que esta vez son los personajes que hacen un movimiento indefinidamente hasta que se vuelva a llamar la animación.</w:t>
+      </w:r>
+    </w:p>
+    <w:p>
+      <w:pPr>
+        <w:pStyle w:val="Ttulo3"/>
+      </w:pPr>
+      <w:r>
+        <w:t>Animaciones constantes</w:t>
+      </w:r>
+    </w:p>
+    <w:tbl>
+      <w:tblPr>
+        <w:tblStyle w:val="Tablaconcuadrcula"/>
+        <w:tblW w:w="0" w:type="auto"/>
+        <w:tblLook w:val="04A0" w:firstRow="1" w:lastRow="0" w:firstColumn="1" w:lastColumn="0" w:noHBand="0" w:noVBand="1"/>
+      </w:tblPr>
+      <w:tblGrid>
+        <w:gridCol w:w="1555"/>
+        <w:gridCol w:w="3402"/>
+        <w:gridCol w:w="3537"/>
+      </w:tblGrid>
+      <w:tr>
+        <w:trPr>
+          <w:trHeight w:val="531"/>
+        </w:trPr>
+        <w:tc>
+          <w:tcPr>
+            <w:tcW w:w="1555" w:type="dxa"/>
+            <w:vAlign w:val="center"/>
+          </w:tcPr>
+          <w:p>
+            <w:pPr>
+              <w:jc w:val="center"/>
+              <w:rPr>
+                <w:b/>
+                <w:bCs/>
+                <w:sz w:val="28"/>
+                <w:szCs w:val="28"/>
+              </w:rPr>
+            </w:pPr>
+            <w:r>
+              <w:rPr>
+                <w:b/>
+                <w:bCs/>
+                <w:sz w:val="28"/>
+                <w:szCs w:val="28"/>
+              </w:rPr>
+              <w:t>Nombre</w:t>
+            </w:r>
+          </w:p>
+        </w:tc>
+        <w:tc>
+          <w:tcPr>
+            <w:tcW w:w="3402" w:type="dxa"/>
+            <w:vAlign w:val="center"/>
+          </w:tcPr>
+          <w:p>
+            <w:pPr>
+              <w:jc w:val="center"/>
+              <w:rPr>
+                <w:b/>
+                <w:bCs/>
+                <w:sz w:val="28"/>
+                <w:szCs w:val="28"/>
+              </w:rPr>
+            </w:pPr>
+            <w:r>
+              <w:rPr>
+                <w:b/>
+                <w:bCs/>
+                <w:sz w:val="28"/>
+                <w:szCs w:val="28"/>
+              </w:rPr>
+              <w:t>Descripción</w:t>
+            </w:r>
+          </w:p>
+        </w:tc>
+        <w:tc>
+          <w:tcPr>
+            <w:tcW w:w="3537" w:type="dxa"/>
+            <w:vAlign w:val="center"/>
+          </w:tcPr>
+          <w:p>
+            <w:pPr>
+              <w:jc w:val="center"/>
+              <w:rPr>
+                <w:b/>
+                <w:bCs/>
+                <w:sz w:val="28"/>
+                <w:szCs w:val="28"/>
+              </w:rPr>
+            </w:pPr>
+            <w:r>
+              <w:rPr>
+                <w:b/>
+                <w:bCs/>
+                <w:sz w:val="28"/>
+                <w:szCs w:val="28"/>
+              </w:rPr>
+              <w:t>Parámetros</w:t>
+            </w:r>
+          </w:p>
+        </w:tc>
+      </w:tr>
+      <w:tr>
+        <w:trPr>
+          <w:trHeight w:val="694"/>
+        </w:trPr>
+        <w:tc>
+          <w:tcPr>
+            <w:tcW w:w="1555" w:type="dxa"/>
+            <w:vAlign w:val="center"/>
+          </w:tcPr>
+          <w:p>
+            <w:pPr>
+              <w:jc w:val="center"/>
+            </w:pPr>
+            <w:r>
+              <w:t>trembling</w:t>
+            </w:r>
+          </w:p>
+        </w:tc>
+        <w:tc>
+          <w:tcPr>
+            <w:tcW w:w="3402" w:type="dxa"/>
+            <w:vAlign w:val="center"/>
+          </w:tcPr>
+          <w:p>
+            <w:pPr>
+              <w:jc w:val="center"/>
+            </w:pPr>
+            <w:r>
+              <w:t>El personaje tiembla indefinidamente</w:t>
+            </w:r>
+          </w:p>
+        </w:tc>
+        <w:tc>
+          <w:tcPr>
+            <w:tcW w:w="3537" w:type="dxa"/>
+            <w:vAlign w:val="center"/>
+          </w:tcPr>
+          <w:p>
+            <w:pPr>
+              <w:jc w:val="center"/>
+            </w:pPr>
+            <w:r>
+              <w:t>Ninguno</w:t>
+            </w:r>
+          </w:p>
+        </w:tc>
+      </w:tr>
+      <w:tr>
+        <w:trPr>
+          <w:trHeight w:val="732"/>
+        </w:trPr>
+        <w:tc>
+          <w:tcPr>
+            <w:tcW w:w="1555" w:type="dxa"/>
+            <w:vAlign w:val="center"/>
+          </w:tcPr>
+          <w:p>
+            <w:pPr>
+              <w:jc w:val="center"/>
+            </w:pPr>
+            <w:r>
+              <w:t>jumping</w:t>
+            </w:r>
+          </w:p>
+        </w:tc>
+        <w:tc>
+          <w:tcPr>
+            <w:tcW w:w="3402" w:type="dxa"/>
+            <w:vAlign w:val="center"/>
+          </w:tcPr>
+          <w:p>
+            <w:pPr>
+              <w:jc w:val="center"/>
+            </w:pPr>
+            <w:r>
+              <w:t>El personaje salta indefinidamente con una intensidad dada.</w:t>
+            </w:r>
+          </w:p>
+        </w:tc>
+        <w:tc>
+          <w:tcPr>
+            <w:tcW w:w="3537" w:type="dxa"/>
+            <w:vAlign w:val="center"/>
+          </w:tcPr>
+          <w:p>
+            <w:pPr>
+              <w:jc w:val="center"/>
+            </w:pPr>
+            <w:r>
+              <w:t>1. La intensidad de los saltos.</w:t>
+            </w:r>
+          </w:p>
+        </w:tc>
+      </w:tr>
+    </w:tbl>
+    <w:p/>
+    <w:p>
+      <w:r>
+        <w:rPr>
+          <w:b/>
+          <w:bCs/>
+        </w:rPr>
+        <w:tab/>
+      </w:r>
+      <w:r>
+        <w:rPr>
+          <w:b/>
+          <w:bCs/>
+          <w:sz w:val="28"/>
+          <w:szCs w:val="28"/>
+        </w:rPr>
+        <w:t xml:space="preserve">Importante: </w:t>
+      </w:r>
+      <w:r>
+        <w:t>Renpy no soporta ciertas animaciones al mismo tiempo, por ejemplo no soporta un cambio de fondo y la aparición de un personaje, si hacemos esto el fondo aparecerá de golpe y el personaje hará la aparición normal. Es cuestión de probar e intentar crear diálogos intermedios para poder recrear estas escenas lo más fluidas e inmersivas posible.</w:t>
+      </w:r>
+    </w:p>
     <w:p/>
     <w:p/>
-    <w:p/>
     <w:p>
       <w:r>
         <w:lastRenderedPageBreak/>
         <w:tab/>
-        <w:t>Ejemplos:</w:t>
+        <w:t xml:space="preserve">A </w:t>
+      </w:r>
+      <w:r>
+        <w:t>continuación,</w:t>
+      </w:r>
+      <w:r>
+        <w:t xml:space="preserve"> se presentarán algunos ejemplos de escenas con personajes.</w:t>
       </w:r>
     </w:p>
     <w:p>
@@ -7369,39 +8173,520 @@
         <w:pStyle w:val="Prrafodelista"/>
         <w:numPr>
           <w:ilvl w:val="0"/>
-          <w:numId w:val="10"/>
+          <w:numId w:val="15"/>
         </w:numPr>
       </w:pPr>
       <w:r>
-        <w:t>Suffocation:</w:t>
-      </w:r>
-      <w:r>
-        <w:t xml:space="preserve">0.4 (Muestra un fondo llamado </w:t>
-      </w:r>
-      <w:proofErr w:type="spellStart"/>
-      <w:r>
-        <w:t>suffocation</w:t>
-      </w:r>
-      <w:proofErr w:type="spellEnd"/>
-      <w:r>
-        <w:t xml:space="preserve"> el cual es rojizo y tiene venas en el borde con una opacidad del 0.4 dando la impresión de que el protagonista se está asfixiando o sufriendo)</w:t>
-      </w:r>
+        <w:t>Saijo aparece y corre hacia una puerta a intentar abrirla dándole golpes</w:t>
+      </w:r>
+    </w:p>
+    <w:p>
+      <w:pPr>
+        <w:pStyle w:val="Prrafodelista"/>
+        <w:numPr>
+          <w:ilvl w:val="1"/>
+          <w:numId w:val="15"/>
+        </w:numPr>
+      </w:pPr>
+      <w:r>
+        <w:t xml:space="preserve">saijo:appear </w:t>
+      </w:r>
+      <w:r>
+        <w:t>(S</w:t>
+      </w:r>
+      <w:r>
+        <w:t>aijo aparece en mitad de la pantalla</w:t>
+      </w:r>
+      <w:r>
+        <w:t>)</w:t>
+      </w:r>
+    </w:p>
+    <w:p>
+      <w:pPr>
+        <w:pStyle w:val="Prrafodelista"/>
+        <w:numPr>
+          <w:ilvl w:val="1"/>
+          <w:numId w:val="15"/>
+        </w:numPr>
+      </w:pPr>
+      <w:r>
+        <w:t>saijo:move:90</w:t>
+      </w:r>
+      <w:r>
+        <w:t xml:space="preserve"> (</w:t>
+      </w:r>
+      <w:r>
+        <w:t>Saijo se mueve hacia la derecha</w:t>
+      </w:r>
+      <w:r>
+        <w:t>)</w:t>
+      </w:r>
+    </w:p>
+    <w:p>
+      <w:pPr>
+        <w:pStyle w:val="Prrafodelista"/>
+        <w:numPr>
+          <w:ilvl w:val="1"/>
+          <w:numId w:val="15"/>
+        </w:numPr>
+      </w:pPr>
+      <w:r>
+        <w:t xml:space="preserve">saijo:hitr </w:t>
+      </w:r>
+      <w:r>
+        <w:t>(</w:t>
+      </w:r>
+      <w:r>
+        <w:t>Saijo se inclina hacia la derecha simulando que está golpeando la puerta</w:t>
+      </w:r>
+      <w:r>
+        <w:t>)</w:t>
+      </w:r>
+    </w:p>
+    <w:p>
+      <w:pPr>
+        <w:pStyle w:val="Prrafodelista"/>
+        <w:ind w:left="1440"/>
+      </w:pPr>
     </w:p>
     <w:p>
       <w:pPr>
         <w:pStyle w:val="Prrafodelista"/>
         <w:numPr>
           <w:ilvl w:val="0"/>
-          <w:numId w:val="10"/>
+          <w:numId w:val="15"/>
         </w:numPr>
       </w:pPr>
-      <w:proofErr w:type="spellStart"/>
-      <w:r>
-        <w:t>Family_picture</w:t>
-      </w:r>
-      <w:proofErr w:type="spellEnd"/>
-      <w:r>
-        <w:t xml:space="preserve"> (Muestra una foto de una familia en pantalla)</w:t>
+      <w:r>
+        <w:t xml:space="preserve">El protagonista entra a una habitación donde está saijo y </w:t>
+      </w:r>
+      <w:r>
+        <w:t>Dereck</w:t>
+      </w:r>
+      <w:r>
+        <w:t xml:space="preserve">, </w:t>
+      </w:r>
+      <w:r>
+        <w:t>Dereck</w:t>
+      </w:r>
+      <w:r>
+        <w:t xml:space="preserve"> sale de la habitación pero luego regresa y nuevamente se retira</w:t>
+      </w:r>
+    </w:p>
+    <w:p>
+      <w:pPr>
+        <w:pStyle w:val="Prrafodelista"/>
+        <w:numPr>
+          <w:ilvl w:val="1"/>
+          <w:numId w:val="15"/>
+        </w:numPr>
+      </w:pPr>
+      <w:r>
+        <w:t>saijo &amp; dereck</w:t>
+      </w:r>
+      <w:r>
+        <w:t xml:space="preserve"> (</w:t>
+      </w:r>
+      <w:r>
+        <w:t>S</w:t>
+      </w:r>
+      <w:r>
+        <w:t>aijo y dereck aparecen en pantalla repartidos equitativamente</w:t>
+      </w:r>
+      <w:r>
+        <w:t>)</w:t>
+      </w:r>
+    </w:p>
+    <w:p>
+      <w:pPr>
+        <w:pStyle w:val="Prrafodelista"/>
+        <w:numPr>
+          <w:ilvl w:val="1"/>
+          <w:numId w:val="15"/>
+        </w:numPr>
+      </w:pPr>
+      <w:r>
+        <w:t>dereck:move:-25:5</w:t>
+      </w:r>
+      <w:r>
+        <w:t xml:space="preserve"> (</w:t>
+      </w:r>
+      <w:r>
+        <w:t>D</w:t>
+      </w:r>
+      <w:r>
+        <w:t>ereck sale de la pantalla por el lado izquierdo a lo largo de 5 segundos (con lentitud)</w:t>
+      </w:r>
+      <w:r>
+        <w:t>)</w:t>
+      </w:r>
+    </w:p>
+    <w:p>
+      <w:pPr>
+        <w:pStyle w:val="Prrafodelista"/>
+        <w:numPr>
+          <w:ilvl w:val="1"/>
+          <w:numId w:val="15"/>
+        </w:numPr>
+      </w:pPr>
+      <w:r>
+        <w:t>dereck:move:18:1</w:t>
+      </w:r>
+      <w:r>
+        <w:t xml:space="preserve"> (D</w:t>
+      </w:r>
+      <w:r>
+        <w:t>ereck reaparece por el lado izquierdo</w:t>
+      </w:r>
+      <w:r>
+        <w:t>)</w:t>
+      </w:r>
+    </w:p>
+    <w:p>
+      <w:pPr>
+        <w:pStyle w:val="Prrafodelista"/>
+        <w:numPr>
+          <w:ilvl w:val="1"/>
+          <w:numId w:val="15"/>
+        </w:numPr>
+      </w:pPr>
+      <w:r>
+        <w:t>dereck:move:-25</w:t>
+      </w:r>
+      <w:r>
+        <w:t xml:space="preserve"> (D</w:t>
+      </w:r>
+      <w:r>
+        <w:t>ereck vuelve a ir a la izquierda hasta salir de la pantalla</w:t>
+      </w:r>
+      <w:r>
+        <w:t>)</w:t>
+      </w:r>
+    </w:p>
+    <w:p>
+      <w:pPr>
+        <w:pStyle w:val="Prrafodelista"/>
+        <w:numPr>
+          <w:ilvl w:val="1"/>
+          <w:numId w:val="15"/>
+        </w:numPr>
+      </w:pPr>
+      <w:r>
+        <w:t>dereck:destroy</w:t>
+      </w:r>
+      <w:r>
+        <w:t xml:space="preserve"> (</w:t>
+      </w:r>
+      <w:r>
+        <w:t>Como dereck no aparecerá más en esta escena, lo destruimos para ahorrar recursos</w:t>
+      </w:r>
+      <w:r>
+        <w:t>)</w:t>
+      </w:r>
+    </w:p>
+    <w:p>
+      <w:pPr>
+        <w:pStyle w:val="Prrafodelista"/>
+      </w:pPr>
+    </w:p>
+    <w:p>
+      <w:pPr>
+        <w:pStyle w:val="Prrafodelista"/>
+        <w:numPr>
+          <w:ilvl w:val="0"/>
+          <w:numId w:val="15"/>
+        </w:numPr>
+      </w:pPr>
+      <w:r>
+        <w:t>El protagonista le juega una broma a dereck y este se asusta</w:t>
+      </w:r>
+    </w:p>
+    <w:p>
+      <w:pPr>
+        <w:pStyle w:val="Prrafodelista"/>
+        <w:numPr>
+          <w:ilvl w:val="1"/>
+          <w:numId w:val="15"/>
+        </w:numPr>
+      </w:pPr>
+      <w:r>
+        <w:t>dereck:pop:120</w:t>
+      </w:r>
+      <w:r>
+        <w:t xml:space="preserve"> (D</w:t>
+      </w:r>
+      <w:r>
+        <w:t>ereck aparece afuera de la pantalla, por el lado derecho</w:t>
+      </w:r>
+      <w:r>
+        <w:t>)</w:t>
+      </w:r>
+    </w:p>
+    <w:p>
+      <w:pPr>
+        <w:pStyle w:val="Prrafodelista"/>
+        <w:numPr>
+          <w:ilvl w:val="1"/>
+          <w:numId w:val="15"/>
+        </w:numPr>
+      </w:pPr>
+      <w:r>
+        <w:t>dereck:move:33</w:t>
+      </w:r>
+      <w:r>
+        <w:t xml:space="preserve"> (D</w:t>
+      </w:r>
+      <w:r>
+        <w:t xml:space="preserve">ereck se mueve hasta un tercio de la pantalla </w:t>
+      </w:r>
+      <w:r>
+        <w:t>)</w:t>
+      </w:r>
+    </w:p>
+    <w:p>
+      <w:pPr>
+        <w:pStyle w:val="Prrafodelista"/>
+        <w:numPr>
+          <w:ilvl w:val="1"/>
+          <w:numId w:val="15"/>
+        </w:numPr>
+      </w:pPr>
+      <w:r>
+        <w:t>dereck surprised, dereck:jum</w:t>
+      </w:r>
+      <w:r>
+        <w:t>p (D</w:t>
+      </w:r>
+      <w:r>
+        <w:t>ereck se sorprende e inmediatamente después da un salto</w:t>
+      </w:r>
+      <w:r>
+        <w:t>)</w:t>
+      </w:r>
+    </w:p>
+    <w:p>
+      <w:pPr>
+        <w:pStyle w:val="Prrafodelista"/>
+      </w:pPr>
+    </w:p>
+    <w:p>
+      <w:pPr>
+        <w:pStyle w:val="Prrafodelista"/>
+        <w:numPr>
+          <w:ilvl w:val="0"/>
+          <w:numId w:val="15"/>
+        </w:numPr>
+      </w:pPr>
+      <w:r>
+        <w:t>Hay una pelea entre mutou y dereck, mutou lo golpea y logra derribarlo pero dereck se levanta y derriba a mutou quedando victorioso</w:t>
+      </w:r>
+    </w:p>
+    <w:p>
+      <w:pPr>
+        <w:pStyle w:val="Prrafodelista"/>
+        <w:numPr>
+          <w:ilvl w:val="1"/>
+          <w:numId w:val="15"/>
+        </w:numPr>
+      </w:pPr>
+      <w:r>
+        <w:t>mutou:hitl, dereck:knockl</w:t>
+      </w:r>
+      <w:r>
+        <w:t xml:space="preserve"> (</w:t>
+      </w:r>
+      <w:r>
+        <w:t>Mutou golpea hacia la izquierda y dereck cae hacia la izquierda</w:t>
+      </w:r>
+      <w:r>
+        <w:t>)</w:t>
+      </w:r>
+    </w:p>
+    <w:p>
+      <w:pPr>
+        <w:pStyle w:val="Prrafodelista"/>
+        <w:numPr>
+          <w:ilvl w:val="1"/>
+          <w:numId w:val="15"/>
+        </w:numPr>
+      </w:pPr>
+      <w:r>
+        <w:t>dereck:raisel</w:t>
+      </w:r>
+      <w:r>
+        <w:t xml:space="preserve"> (</w:t>
+      </w:r>
+      <w:r>
+        <w:t>Dereck se levanta desde la izquierda</w:t>
+      </w:r>
+      <w:r>
+        <w:t>)</w:t>
+      </w:r>
+    </w:p>
+    <w:p>
+      <w:pPr>
+        <w:pStyle w:val="Prrafodelista"/>
+        <w:numPr>
+          <w:ilvl w:val="1"/>
+          <w:numId w:val="15"/>
+        </w:numPr>
+      </w:pPr>
+      <w:r>
+        <w:t>dereck:hitr, mutou:knockr</w:t>
+      </w:r>
+      <w:r>
+        <w:t xml:space="preserve"> (</w:t>
+      </w:r>
+      <w:r>
+        <w:t>Dereck golpea hacia la derecha y Mutou cae hacia la derecha</w:t>
+      </w:r>
+      <w:r>
+        <w:t>)</w:t>
+      </w:r>
+    </w:p>
+    <w:p>
+      <w:pPr>
+        <w:pStyle w:val="Ttulo2"/>
+      </w:pPr>
+      <w:bookmarkStart w:id="14" w:name="_Toc199261567"/>
+      <w:r>
+        <w:t>Columna Delay</w:t>
+      </w:r>
+      <w:bookmarkEnd w:id="14"/>
+    </w:p>
+    <w:p>
+      <w:r>
+        <w:tab/>
+        <w:t xml:space="preserve">Tiempo en segundos de espera </w:t>
+      </w:r>
+      <w:r>
+        <w:t>que se desea colocar antes de que se muestre el diálogo. Va acompañado también de la velocidad del texto representada en los caracteres por segundo.</w:t>
+      </w:r>
+    </w:p>
+    <w:p>
+      <w:pPr>
+        <w:pStyle w:val="Prrafodelista"/>
+        <w:numPr>
+          <w:ilvl w:val="0"/>
+          <w:numId w:val="12"/>
+        </w:numPr>
+      </w:pPr>
+      <w:r>
+        <w:t>7 caracteres por segundo: velocidad de texto lenta.</w:t>
+      </w:r>
+    </w:p>
+    <w:p>
+      <w:pPr>
+        <w:pStyle w:val="Prrafodelista"/>
+        <w:numPr>
+          <w:ilvl w:val="0"/>
+          <w:numId w:val="12"/>
+        </w:numPr>
+      </w:pPr>
+      <w:r>
+        <w:t>20 caracteres por segundo: velocidad de texto media</w:t>
+      </w:r>
+    </w:p>
+    <w:p>
+      <w:pPr>
+        <w:pStyle w:val="Prrafodelista"/>
+        <w:numPr>
+          <w:ilvl w:val="0"/>
+          <w:numId w:val="12"/>
+        </w:numPr>
+      </w:pPr>
+      <w:r>
+        <w:t>40 caracteres por segundo: velocidad de texto alta</w:t>
+      </w:r>
+    </w:p>
+    <w:p>
+      <w:r>
+        <w:tab/>
+      </w:r>
+      <w:r>
+        <w:rPr>
+          <w:highlight w:val="yellow"/>
+        </w:rPr>
+        <w:t>5:10</w:t>
+      </w:r>
+      <w:r>
+        <w:t xml:space="preserve"> (Se esperan 5 segundos antes de mostrar el texto del diálogo y la velocidad del texto tendrá una velocidad de</w:t>
+      </w:r>
+      <w:r>
+        <w:t xml:space="preserve"> lenta-normal</w:t>
+      </w:r>
+      <w:r>
+        <w:t>)</w:t>
+      </w:r>
+    </w:p>
+    <w:p>
+      <w:r>
+        <w:lastRenderedPageBreak/>
+        <w:tab/>
+      </w:r>
+      <w:r>
+        <w:rPr>
+          <w:highlight w:val="yellow"/>
+        </w:rPr>
+        <w:t>0:60</w:t>
+      </w:r>
+      <w:r>
+        <w:t xml:space="preserve"> (No se espera ninguna cantidad de tiempo y el personaje habla a una velocidad sobrehumana)</w:t>
+      </w:r>
+    </w:p>
+    <w:p>
+      <w:pPr>
+        <w:pStyle w:val="Ttulo2"/>
+      </w:pPr>
+      <w:bookmarkStart w:id="15" w:name="_Toc199261568"/>
+      <w:r>
+        <w:t>Columna Emisor</w:t>
+      </w:r>
+      <w:bookmarkEnd w:id="15"/>
+    </w:p>
+    <w:p>
+      <w:r>
+        <w:tab/>
+        <w:t xml:space="preserve">Es el texto que aparece en el recuadro </w:t>
+      </w:r>
+      <w:r>
+        <w:t>arriba de la caja de texto, es decir, la persona o entidad que está hablando. El color de las letras del nombre del emisor dependerá de la definición de los personajes. Una vez colocado un emisor no hace falta ponerlo en los diálogos posteriores ya que este seguirá apareciendo hasta que se quite o se ponga otro emisor.</w:t>
+      </w:r>
+    </w:p>
+    <w:p>
+      <w:r>
+        <w:tab/>
+        <w:t>Para quitar un emisor se debe colocar un *</w:t>
+      </w:r>
+    </w:p>
+    <w:p>
+      <w:pPr>
+        <w:pStyle w:val="Ttulo2"/>
+      </w:pPr>
+      <w:bookmarkStart w:id="16" w:name="_Toc199261569"/>
+      <w:r>
+        <w:t>Columnas de Idioma</w:t>
+      </w:r>
+      <w:bookmarkEnd w:id="16"/>
+    </w:p>
+    <w:p>
+      <w:r>
+        <w:tab/>
+        <w:t>A partir de esta columna se escribirán el texto de los diálogos que será mostrado en pantalla en los distintos idiomas declarados en la cabecera del archivo de control respetando el orden. En caso de necesitar añadir más idiomas es tan sencillo como escribir un ; en el último idioma y empezar a traducir todos los diálogos.</w:t>
+      </w:r>
+    </w:p>
+    <w:p>
+      <w:r>
+        <w:tab/>
+        <w:t>El límite de palabras que puede contener una caja de texto es de aproximadamente 2539 pixeles. Es decir, si escribimos lo siguiente.</w:t>
+      </w:r>
+    </w:p>
+    <w:p>
+      <w:pPr>
+        <w:ind w:left="708"/>
+      </w:pPr>
+      <w:r>
+        <w:t>"No se que hora o que día es hoy, creo que es miércoles en la tarde.No se que hora o que día es hoy, creo que es miércoles en la tarde.No se que hora o que día es hoy, creo que es miércoles en la tarde.No se que hora o que día es hoy, creo que es miércoles en la tarde.No se que hora o que día es hoy, creo que es miércoles en la"</w:t>
       </w:r>
     </w:p>
     <w:p>
@@ -7409,73 +8694,290 @@
         <w:ind w:firstLine="708"/>
       </w:pPr>
       <w:r>
-        <w:t>Las imágenes deben estar en formato .png y se debe tener en cuenta la resolución que estas tienen ya que de ese tamaño se mostraran las imágenes, es decir, si intentas mostrar en pantalla una imagen de resolución 1920x1080, esta taparía toda la pantalla.</w:t>
-      </w:r>
+        <w:t>Llenaremos por completo la caja de texto con un total de 328 caracteres, pero si escribimos 328 veces “i” veremos que aún queda mucho espacio por rellenar porque el carácter “i” ocupa menos espacio en pixeles.</w:t>
+      </w:r>
+    </w:p>
+    <w:p>
+      <w:pPr>
+        <w:ind w:firstLine="708"/>
+      </w:pPr>
+      <w:r>
+        <w:t xml:space="preserve">Para saber cuantos pixeles tiene tu diálogo puedes utilizar el siguiente sitio web: </w:t>
+      </w:r>
+      <w:hyperlink r:id="rId25" w:history="1">
+        <w:r>
+          <w:rPr>
+            <w:rStyle w:val="Hipervnculo"/>
+          </w:rPr>
+          <w:t>https://webutility.io/pixel-width-calculator</w:t>
+        </w:r>
+      </w:hyperlink>
+    </w:p>
+    <w:p>
+      <w:pPr>
+        <w:ind w:firstLine="708"/>
+      </w:pPr>
+      <w:r>
+        <w:t xml:space="preserve">Renpy posee diversos modificadores de texto, estos se escriben en medio del diálogo y son perfectamente utilizables en la columnas de idioma. Existen muchos modificadores de texto así que te recomiendo leer la documentación de Renpy para intentar implementarlos. </w:t>
+      </w:r>
+      <w:hyperlink r:id="rId26" w:history="1">
+        <w:r>
+          <w:rPr>
+            <w:rStyle w:val="Hipervnculo"/>
+          </w:rPr>
+          <w:t>https://www.renpy.org/doc/html/text.html#text-tag-alpha</w:t>
+        </w:r>
+      </w:hyperlink>
+      <w:r>
+        <w:t xml:space="preserve"> Si se te hace muy complicado puedes pedirle ayuda al desarrollador de tu proyecto.</w:t>
+      </w:r>
+    </w:p>
+    <w:p>
+      <w:pPr>
+        <w:ind w:firstLine="708"/>
+      </w:pPr>
+    </w:p>
+    <w:p>
+      <w:pPr>
+        <w:ind w:firstLine="708"/>
+      </w:pPr>
+    </w:p>
+    <w:p>
+      <w:pPr>
+        <w:ind w:firstLine="708"/>
+      </w:pPr>
     </w:p>
     <w:p>
       <w:pPr>
         <w:pStyle w:val="Ttulo2"/>
       </w:pPr>
-      <w:bookmarkStart w:id="13" w:name="_Toc199261566"/>
-      <w:r>
-        <w:t xml:space="preserve">Columna </w:t>
-      </w:r>
-      <w:proofErr w:type="spellStart"/>
-      <w:r>
-        <w:t>Events</w:t>
-      </w:r>
-      <w:bookmarkEnd w:id="13"/>
-      <w:proofErr w:type="spellEnd"/>
+      <w:bookmarkStart w:id="17" w:name="_Toc199261570"/>
+      <w:r>
+        <w:lastRenderedPageBreak/>
+        <w:t>Orden de ejecución</w:t>
+      </w:r>
+    </w:p>
+    <w:p>
+      <w:r>
+        <w:tab/>
+        <w:t>Atlax Renpy tiene el siguiente orden de ejecución al momento de mostrar un diálogo de un archivo de control.</w:t>
+      </w:r>
+    </w:p>
+    <w:p>
+      <w:pPr>
+        <w:pStyle w:val="Prrafodelista"/>
+        <w:numPr>
+          <w:ilvl w:val="0"/>
+          <w:numId w:val="18"/>
+        </w:numPr>
+      </w:pPr>
+      <w:r>
+        <w:t>Cambios de fondo</w:t>
+      </w:r>
+    </w:p>
+    <w:p>
+      <w:pPr>
+        <w:pStyle w:val="Prrafodelista"/>
+        <w:numPr>
+          <w:ilvl w:val="0"/>
+          <w:numId w:val="18"/>
+        </w:numPr>
+      </w:pPr>
+      <w:r>
+        <w:t>Eventos</w:t>
+      </w:r>
+    </w:p>
+    <w:p>
+      <w:pPr>
+        <w:pStyle w:val="Prrafodelista"/>
+        <w:numPr>
+          <w:ilvl w:val="0"/>
+          <w:numId w:val="18"/>
+        </w:numPr>
+      </w:pPr>
+      <w:r>
+        <w:t>Audios</w:t>
+      </w:r>
+    </w:p>
+    <w:p>
+      <w:pPr>
+        <w:pStyle w:val="Prrafodelista"/>
+        <w:numPr>
+          <w:ilvl w:val="0"/>
+          <w:numId w:val="18"/>
+        </w:numPr>
+      </w:pPr>
+      <w:r>
+        <w:t>Efectos</w:t>
+      </w:r>
+    </w:p>
+    <w:p>
+      <w:pPr>
+        <w:pStyle w:val="Prrafodelista"/>
+        <w:numPr>
+          <w:ilvl w:val="0"/>
+          <w:numId w:val="18"/>
+        </w:numPr>
+      </w:pPr>
+      <w:r>
+        <w:t>Efectos continuos y parpadeos</w:t>
+      </w:r>
+    </w:p>
+    <w:p>
+      <w:pPr>
+        <w:pStyle w:val="Prrafodelista"/>
+        <w:numPr>
+          <w:ilvl w:val="0"/>
+          <w:numId w:val="18"/>
+        </w:numPr>
+      </w:pPr>
+      <w:r>
+        <w:t>Delay (tiempos de espera)</w:t>
+      </w:r>
+    </w:p>
+    <w:p>
+      <w:pPr>
+        <w:pStyle w:val="Prrafodelista"/>
+        <w:numPr>
+          <w:ilvl w:val="0"/>
+          <w:numId w:val="18"/>
+        </w:numPr>
+      </w:pPr>
+      <w:r>
+        <w:t>Mostrar texto del diálogo.</w:t>
+      </w:r>
+    </w:p>
+    <w:p>
+      <w:pPr>
+        <w:pStyle w:val="Prrafodelista"/>
+        <w:numPr>
+          <w:ilvl w:val="0"/>
+          <w:numId w:val="18"/>
+        </w:numPr>
+      </w:pPr>
+      <w:r>
+        <w:t xml:space="preserve">Terminación de </w:t>
+      </w:r>
+      <w:r>
+        <w:t>escena</w:t>
+      </w:r>
     </w:p>
     <w:p>
       <w:pPr>
         <w:pStyle w:val="Ttulo2"/>
       </w:pPr>
-      <w:bookmarkStart w:id="14" w:name="_Toc199261567"/>
-      <w:r>
-        <w:t xml:space="preserve">Columna </w:t>
-      </w:r>
-      <w:proofErr w:type="spellStart"/>
-      <w:r>
-        <w:t>Delay</w:t>
-      </w:r>
-      <w:bookmarkEnd w:id="14"/>
-      <w:proofErr w:type="spellEnd"/>
-    </w:p>
+      <w:r>
+        <w:t xml:space="preserve">Terminación de </w:t>
+      </w:r>
+      <w:bookmarkEnd w:id="17"/>
+      <w:r>
+        <w:t>escena</w:t>
+      </w:r>
+    </w:p>
+    <w:p>
+      <w:r>
+        <w:tab/>
+        <w:t>Una terminación de escena describe la manera en que la escena va a terminar, define qué va a suceder cuando el archivo de control llegue a su fin. Para definir el final de una escena debemos empezar la columna key con un # y acto seguido describir el tipo de final que tendrá nuestra escena</w:t>
+      </w:r>
+      <w:r>
+        <w:t xml:space="preserve"> con sus respectivos parámetros</w:t>
+      </w:r>
+      <w:r>
+        <w:t>.</w:t>
+      </w:r>
+    </w:p>
+    <w:p>
+      <w:pPr>
+        <w:spacing w:after="0"/>
+      </w:pPr>
+      <w:r>
+        <w:tab/>
+        <w:t># tipo de terminación de escena</w:t>
+      </w:r>
+      <w:r>
+        <w:t xml:space="preserve"> ; transición : parámetros de transición</w:t>
+      </w:r>
+    </w:p>
+    <w:p>
+      <w:pPr>
+        <w:spacing w:after="0"/>
+      </w:pPr>
+      <w:r>
+        <w:tab/>
+        <w:t xml:space="preserve">Parámetro 1 </w:t>
+      </w:r>
+      <w:r>
+        <w:t>;</w:t>
+      </w:r>
+      <w:r>
+        <w:t xml:space="preserve"> valor 1 </w:t>
+      </w:r>
+      <w:r>
+        <w:t>;</w:t>
+      </w:r>
+      <w:r>
+        <w:t xml:space="preserve"> valor 2 </w:t>
+      </w:r>
+      <w:r>
+        <w:t>;</w:t>
+      </w:r>
+      <w:r>
+        <w:t xml:space="preserve"> valor 3</w:t>
+      </w:r>
+    </w:p>
+    <w:p>
+      <w:pPr>
+        <w:spacing w:after="0"/>
+      </w:pPr>
+      <w:r>
+        <w:tab/>
+        <w:t xml:space="preserve">Parámetro </w:t>
+      </w:r>
+      <w:r>
+        <w:t>2</w:t>
+      </w:r>
+      <w:r>
+        <w:t xml:space="preserve"> </w:t>
+      </w:r>
+      <w:r>
+        <w:t>;</w:t>
+      </w:r>
+      <w:r>
+        <w:t xml:space="preserve"> valor 1 </w:t>
+      </w:r>
+      <w:r>
+        <w:t>;</w:t>
+      </w:r>
+      <w:r>
+        <w:t xml:space="preserve"> valor 2 </w:t>
+      </w:r>
+      <w:r>
+        <w:t>;</w:t>
+      </w:r>
+      <w:r>
+        <w:t xml:space="preserve"> valor 3</w:t>
+      </w:r>
+    </w:p>
+    <w:p>
+      <w:pPr>
+        <w:pStyle w:val="Ttulo3"/>
+      </w:pPr>
+      <w:r>
+        <w:t>Lineal</w:t>
+      </w:r>
+    </w:p>
+    <w:p>
+      <w:r>
+        <w:tab/>
+        <w:t>Una escena que termina de forma lineal es que siempre lleva a la misma escena. Útil cuando queremos que varios caminos desemboquen en uno solo o simplemente para mantener más ordenados los archivos de control.</w:t>
+      </w:r>
+    </w:p>
+    <w:p/>
+    <w:p/>
     <w:p>
       <w:pPr>
         <w:pStyle w:val="Ttulo2"/>
       </w:pPr>
-      <w:bookmarkStart w:id="15" w:name="_Toc199261568"/>
-      <w:r>
-        <w:t>Columna Emisor</w:t>
-      </w:r>
-      <w:bookmarkEnd w:id="15"/>
-    </w:p>
-    <w:p>
-      <w:pPr>
-        <w:pStyle w:val="Ttulo2"/>
-      </w:pPr>
-      <w:bookmarkStart w:id="16" w:name="_Toc199261569"/>
-      <w:r>
-        <w:t>Columnas de Idioma</w:t>
-      </w:r>
-      <w:bookmarkEnd w:id="16"/>
-    </w:p>
-    <w:p>
-      <w:pPr>
-        <w:pStyle w:val="Ttulo2"/>
-      </w:pPr>
-      <w:bookmarkStart w:id="17" w:name="_Toc199261570"/>
-      <w:r>
-        <w:t>Terminación de diálogo</w:t>
-      </w:r>
-      <w:bookmarkEnd w:id="17"/>
-    </w:p>
-    <w:p>
-      <w:pPr>
-        <w:pStyle w:val="Ttulo2"/>
-      </w:pPr>
       <w:bookmarkStart w:id="18" w:name="_Toc199261571"/>
       <w:r>
         <w:t>Ejemplos</w:t>
@@ -7487,12 +8989,10 @@
         <w:pStyle w:val="Ttulo1"/>
       </w:pPr>
       <w:bookmarkStart w:id="19" w:name="_Toc199261572"/>
-      <w:proofErr w:type="spellStart"/>
       <w:r>
         <w:t>Testing</w:t>
       </w:r>
       <w:bookmarkEnd w:id="19"/>
-      <w:proofErr w:type="spellEnd"/>
     </w:p>
     <w:p/>
     <w:p>
@@ -7523,6 +9023,7 @@
       </w:pPr>
       <w:bookmarkStart w:id="22" w:name="_Toc199261575"/>
       <w:r>
+        <w:lastRenderedPageBreak/>
         <w:t>Derechos</w:t>
       </w:r>
       <w:bookmarkEnd w:id="22"/>
@@ -7540,7 +9041,7 @@
     <w:p/>
     <w:p/>
     <w:p>
-      <w:hyperlink r:id="rId23" w:history="1">
+      <w:hyperlink r:id="rId27" w:history="1">
         <w:r>
           <w:rPr>
             <w:rStyle w:val="Hipervnculo"/>
@@ -7552,6 +9053,27 @@
         <w:t xml:space="preserve"> </w:t>
       </w:r>
     </w:p>
+    <w:p>
+      <w:hyperlink r:id="rId28" w:history="1">
+        <w:r>
+          <w:rPr>
+            <w:rStyle w:val="Hipervnculo"/>
+          </w:rPr>
+          <w:t>https://webutility.io/pixel-width-calculator</w:t>
+        </w:r>
+      </w:hyperlink>
+    </w:p>
+    <w:p>
+      <w:hyperlink r:id="rId29" w:history="1">
+        <w:r>
+          <w:rPr>
+            <w:rStyle w:val="Hipervnculo"/>
+          </w:rPr>
+          <w:t>https://www.renpy.org/doc/html/text.html#text-tag-alpha</w:t>
+        </w:r>
+      </w:hyperlink>
+    </w:p>
+    <w:p/>
     <w:sectPr>
       <w:type w:val="continuous"/>
       <w:pgSz w:w="11906" w:h="16838"/>
@@ -7658,6 +9180,95 @@
 <file path=word/numbering.xml><?xml version="1.0" encoding="utf-8"?>
 <w:numbering xmlns:wpc="http://schemas.microsoft.com/office/word/2010/wordprocessingCanvas" xmlns:cx="http://schemas.microsoft.com/office/drawing/2014/chartex" xmlns:cx1="http://schemas.microsoft.com/office/drawing/2015/9/8/chartex" xmlns:cx2="http://schemas.microsoft.com/office/drawing/2015/10/21/chartex" xmlns:cx3="http://schemas.microsoft.com/office/drawing/2016/5/9/chartex" xmlns:cx4="http://schemas.microsoft.com/office/drawing/2016/5/10/chartex" xmlns:cx5="http://schemas.microsoft.com/office/drawing/2016/5/11/chartex" xmlns:cx6="http://schemas.microsoft.com/office/drawing/2016/5/12/chartex" xmlns:cx7="http://schemas.microsoft.com/office/drawing/2016/5/13/chartex" xmlns:cx8="http://schemas.microsoft.com/office/drawing/2016/5/14/chartex" xmlns:mc="http://schemas.openxmlformats.org/markup-compatibility/2006" xmlns:aink="http://schemas.microsoft.com/office/drawing/2016/ink" xmlns:am3d="http://schemas.microsoft.com/office/drawing/2017/model3d" xmlns:o="urn:schemas-microsoft-com:office:office" xmlns:oel="http://schemas.microsoft.com/office/2019/extlst" xmlns:r="http://schemas.openxmlformats.org/officeDocument/2006/relationships" xmlns:m="http://schemas.openxmlformats.org/officeDocument/2006/math" xmlns:v="urn:schemas-microsoft-com:vml" xmlns:wp14="http://schemas.microsoft.com/office/word/2010/wordprocessingDrawing" xmlns:wp="http://schemas.openxmlformats.org/drawingml/2006/wordprocessingDrawing" xmlns:w10="urn:schemas-microsoft-com:office:word" xmlns:w="http://schemas.openxmlformats.org/wordprocessingml/2006/main" xmlns:w14="http://schemas.microsoft.com/office/word/2010/wordml" xmlns:w15="http://schemas.microsoft.com/office/word/2012/wordml" xmlns:w16cex="http://schemas.microsoft.com/office/word/2018/wordml/cex" xmlns:w16cid="http://schemas.microsoft.com/office/word/2016/wordml/cid" xmlns:w16="http://schemas.microsoft.com/office/word/2018/wordml" xmlns:w16du="http://schemas.microsoft.com/office/word/2023/wordml/word16du" xmlns:w16sdtdh="http://schemas.microsoft.com/office/word/2020/wordml/sdtdatahash" xmlns:w16sdtfl="http://schemas.microsoft.com/office/word/2024/wordml/sdtformatlock" xmlns:w16se="http://schemas.microsoft.com/office/word/2015/wordml/symex" xmlns:wpg="http://schemas.microsoft.com/office/word/2010/wordprocessingGroup" xmlns:wpi="http://schemas.microsoft.com/office/word/2010/wordprocessingInk" xmlns:wne="http://schemas.microsoft.com/office/word/2006/wordml" xmlns:wps="http://schemas.microsoft.com/office/word/2010/wordprocessingShape" mc:Ignorable="w14 w15 w16se w16cid w16 w16cex w16sdtdh w16sdtfl w16du wp14">
   <w:abstractNum w:abstractNumId="0" w15:restartNumberingAfterBreak="0">
+    <w:nsid w:val="05594D47"/>
+    <w:multiLevelType w:val="hybridMultilevel"/>
+    <w:tmpl w:val="9A96016C"/>
+    <w:lvl w:ilvl="0" w:tplc="0C0A0001">
+      <w:start w:val="1"/>
+      <w:numFmt w:val="bullet"/>
+      <w:lvlText w:val=""/>
+      <w:lvlJc w:val="left"/>
+      <w:pPr>
+        <w:ind w:left="720" w:hanging="360"/>
+      </w:pPr>
+      <w:rPr>
+        <w:rFonts w:ascii="Symbol" w:hAnsi="Symbol" w:hint="default"/>
+      </w:rPr>
+    </w:lvl>
+    <w:lvl w:ilvl="1" w:tplc="0C0A0019" w:tentative="1">
+      <w:start w:val="1"/>
+      <w:numFmt w:val="lowerLetter"/>
+      <w:lvlText w:val="%2."/>
+      <w:lvlJc w:val="left"/>
+      <w:pPr>
+        <w:ind w:left="1440" w:hanging="360"/>
+      </w:pPr>
+    </w:lvl>
+    <w:lvl w:ilvl="2" w:tplc="0C0A001B" w:tentative="1">
+      <w:start w:val="1"/>
+      <w:numFmt w:val="lowerRoman"/>
+      <w:lvlText w:val="%3."/>
+      <w:lvlJc w:val="right"/>
+      <w:pPr>
+        <w:ind w:left="2160" w:hanging="180"/>
+      </w:pPr>
+    </w:lvl>
+    <w:lvl w:ilvl="3" w:tplc="0C0A000F" w:tentative="1">
+      <w:start w:val="1"/>
+      <w:numFmt w:val="decimal"/>
+      <w:lvlText w:val="%4."/>
+      <w:lvlJc w:val="left"/>
+      <w:pPr>
+        <w:ind w:left="2880" w:hanging="360"/>
+      </w:pPr>
+    </w:lvl>
+    <w:lvl w:ilvl="4" w:tplc="0C0A0019" w:tentative="1">
+      <w:start w:val="1"/>
+      <w:numFmt w:val="lowerLetter"/>
+      <w:lvlText w:val="%5."/>
+      <w:lvlJc w:val="left"/>
+      <w:pPr>
+        <w:ind w:left="3600" w:hanging="360"/>
+      </w:pPr>
+    </w:lvl>
+    <w:lvl w:ilvl="5" w:tplc="0C0A001B" w:tentative="1">
+      <w:start w:val="1"/>
+      <w:numFmt w:val="lowerRoman"/>
+      <w:lvlText w:val="%6."/>
+      <w:lvlJc w:val="right"/>
+      <w:pPr>
+        <w:ind w:left="4320" w:hanging="180"/>
+      </w:pPr>
+    </w:lvl>
+    <w:lvl w:ilvl="6" w:tplc="0C0A000F" w:tentative="1">
+      <w:start w:val="1"/>
+      <w:numFmt w:val="decimal"/>
+      <w:lvlText w:val="%7."/>
+      <w:lvlJc w:val="left"/>
+      <w:pPr>
+        <w:ind w:left="5040" w:hanging="360"/>
+      </w:pPr>
+    </w:lvl>
+    <w:lvl w:ilvl="7" w:tplc="0C0A0019" w:tentative="1">
+      <w:start w:val="1"/>
+      <w:numFmt w:val="lowerLetter"/>
+      <w:lvlText w:val="%8."/>
+      <w:lvlJc w:val="left"/>
+      <w:pPr>
+        <w:ind w:left="5760" w:hanging="360"/>
+      </w:pPr>
+    </w:lvl>
+    <w:lvl w:ilvl="8" w:tplc="0C0A001B" w:tentative="1">
+      <w:start w:val="1"/>
+      <w:numFmt w:val="lowerRoman"/>
+      <w:lvlText w:val="%9."/>
+      <w:lvlJc w:val="right"/>
+      <w:pPr>
+        <w:ind w:left="6480" w:hanging="180"/>
+      </w:pPr>
+    </w:lvl>
+  </w:abstractNum>
+  <w:abstractNum w:abstractNumId="1" w15:restartNumberingAfterBreak="0">
     <w:nsid w:val="0CF00789"/>
     <w:multiLevelType w:val="hybridMultilevel"/>
     <w:tmpl w:val="807A709C"/>
@@ -7770,7 +9381,7 @@
       </w:rPr>
     </w:lvl>
   </w:abstractNum>
-  <w:abstractNum w:abstractNumId="1" w15:restartNumberingAfterBreak="0">
+  <w:abstractNum w:abstractNumId="2" w15:restartNumberingAfterBreak="0">
     <w:nsid w:val="20093117"/>
     <w:multiLevelType w:val="hybridMultilevel"/>
     <w:tmpl w:val="FAC280E6"/>
@@ -7883,7 +9494,7 @@
       </w:rPr>
     </w:lvl>
   </w:abstractNum>
-  <w:abstractNum w:abstractNumId="2" w15:restartNumberingAfterBreak="0">
+  <w:abstractNum w:abstractNumId="3" w15:restartNumberingAfterBreak="0">
     <w:nsid w:val="21142F3C"/>
     <w:multiLevelType w:val="hybridMultilevel"/>
     <w:tmpl w:val="9B5EE3D4"/>
@@ -7996,7 +9607,182 @@
       </w:rPr>
     </w:lvl>
   </w:abstractNum>
-  <w:abstractNum w:abstractNumId="3" w15:restartNumberingAfterBreak="0">
+  <w:abstractNum w:abstractNumId="4" w15:restartNumberingAfterBreak="0">
+    <w:nsid w:val="2C933685"/>
+    <w:multiLevelType w:val="hybridMultilevel"/>
+    <w:tmpl w:val="A7AC24A0"/>
+    <w:lvl w:ilvl="0" w:tplc="0C0A000F">
+      <w:start w:val="1"/>
+      <w:numFmt w:val="decimal"/>
+      <w:lvlText w:val="%1."/>
+      <w:lvlJc w:val="left"/>
+      <w:pPr>
+        <w:ind w:left="720" w:hanging="360"/>
+      </w:pPr>
+    </w:lvl>
+    <w:lvl w:ilvl="1" w:tplc="0C0A0019">
+      <w:start w:val="1"/>
+      <w:numFmt w:val="lowerLetter"/>
+      <w:lvlText w:val="%2."/>
+      <w:lvlJc w:val="left"/>
+      <w:pPr>
+        <w:ind w:left="1440" w:hanging="360"/>
+      </w:pPr>
+    </w:lvl>
+    <w:lvl w:ilvl="2" w:tplc="0C0A001B" w:tentative="1">
+      <w:start w:val="1"/>
+      <w:numFmt w:val="lowerRoman"/>
+      <w:lvlText w:val="%3."/>
+      <w:lvlJc w:val="right"/>
+      <w:pPr>
+        <w:ind w:left="2160" w:hanging="180"/>
+      </w:pPr>
+    </w:lvl>
+    <w:lvl w:ilvl="3" w:tplc="0C0A000F" w:tentative="1">
+      <w:start w:val="1"/>
+      <w:numFmt w:val="decimal"/>
+      <w:lvlText w:val="%4."/>
+      <w:lvlJc w:val="left"/>
+      <w:pPr>
+        <w:ind w:left="2880" w:hanging="360"/>
+      </w:pPr>
+    </w:lvl>
+    <w:lvl w:ilvl="4" w:tplc="0C0A0019" w:tentative="1">
+      <w:start w:val="1"/>
+      <w:numFmt w:val="lowerLetter"/>
+      <w:lvlText w:val="%5."/>
+      <w:lvlJc w:val="left"/>
+      <w:pPr>
+        <w:ind w:left="3600" w:hanging="360"/>
+      </w:pPr>
+    </w:lvl>
+    <w:lvl w:ilvl="5" w:tplc="0C0A001B" w:tentative="1">
+      <w:start w:val="1"/>
+      <w:numFmt w:val="lowerRoman"/>
+      <w:lvlText w:val="%6."/>
+      <w:lvlJc w:val="right"/>
+      <w:pPr>
+        <w:ind w:left="4320" w:hanging="180"/>
+      </w:pPr>
+    </w:lvl>
+    <w:lvl w:ilvl="6" w:tplc="0C0A000F" w:tentative="1">
+      <w:start w:val="1"/>
+      <w:numFmt w:val="decimal"/>
+      <w:lvlText w:val="%7."/>
+      <w:lvlJc w:val="left"/>
+      <w:pPr>
+        <w:ind w:left="5040" w:hanging="360"/>
+      </w:pPr>
+    </w:lvl>
+    <w:lvl w:ilvl="7" w:tplc="0C0A0019" w:tentative="1">
+      <w:start w:val="1"/>
+      <w:numFmt w:val="lowerLetter"/>
+      <w:lvlText w:val="%8."/>
+      <w:lvlJc w:val="left"/>
+      <w:pPr>
+        <w:ind w:left="5760" w:hanging="360"/>
+      </w:pPr>
+    </w:lvl>
+    <w:lvl w:ilvl="8" w:tplc="0C0A001B" w:tentative="1">
+      <w:start w:val="1"/>
+      <w:numFmt w:val="lowerRoman"/>
+      <w:lvlText w:val="%9."/>
+      <w:lvlJc w:val="right"/>
+      <w:pPr>
+        <w:ind w:left="6480" w:hanging="180"/>
+      </w:pPr>
+    </w:lvl>
+  </w:abstractNum>
+  <w:abstractNum w:abstractNumId="5" w15:restartNumberingAfterBreak="0">
+    <w:nsid w:val="34E74BA5"/>
+    <w:multiLevelType w:val="hybridMultilevel"/>
+    <w:tmpl w:val="6B0E7984"/>
+    <w:lvl w:ilvl="0" w:tplc="1376E360">
+      <w:start w:val="2"/>
+      <w:numFmt w:val="decimal"/>
+      <w:lvlText w:val="%1"/>
+      <w:lvlJc w:val="left"/>
+      <w:pPr>
+        <w:ind w:left="720" w:hanging="360"/>
+      </w:pPr>
+      <w:rPr>
+        <w:rFonts w:hint="default"/>
+      </w:rPr>
+    </w:lvl>
+    <w:lvl w:ilvl="1" w:tplc="0C0A0019" w:tentative="1">
+      <w:start w:val="1"/>
+      <w:numFmt w:val="lowerLetter"/>
+      <w:lvlText w:val="%2."/>
+      <w:lvlJc w:val="left"/>
+      <w:pPr>
+        <w:ind w:left="1440" w:hanging="360"/>
+      </w:pPr>
+    </w:lvl>
+    <w:lvl w:ilvl="2" w:tplc="0C0A001B" w:tentative="1">
+      <w:start w:val="1"/>
+      <w:numFmt w:val="lowerRoman"/>
+      <w:lvlText w:val="%3."/>
+      <w:lvlJc w:val="right"/>
+      <w:pPr>
+        <w:ind w:left="2160" w:hanging="180"/>
+      </w:pPr>
+    </w:lvl>
+    <w:lvl w:ilvl="3" w:tplc="0C0A000F" w:tentative="1">
+      <w:start w:val="1"/>
+      <w:numFmt w:val="decimal"/>
+      <w:lvlText w:val="%4."/>
+      <w:lvlJc w:val="left"/>
+      <w:pPr>
+        <w:ind w:left="2880" w:hanging="360"/>
+      </w:pPr>
+    </w:lvl>
+    <w:lvl w:ilvl="4" w:tplc="0C0A0019" w:tentative="1">
+      <w:start w:val="1"/>
+      <w:numFmt w:val="lowerLetter"/>
+      <w:lvlText w:val="%5."/>
+      <w:lvlJc w:val="left"/>
+      <w:pPr>
+        <w:ind w:left="3600" w:hanging="360"/>
+      </w:pPr>
+    </w:lvl>
+    <w:lvl w:ilvl="5" w:tplc="0C0A001B" w:tentative="1">
+      <w:start w:val="1"/>
+      <w:numFmt w:val="lowerRoman"/>
+      <w:lvlText w:val="%6."/>
+      <w:lvlJc w:val="right"/>
+      <w:pPr>
+        <w:ind w:left="4320" w:hanging="180"/>
+      </w:pPr>
+    </w:lvl>
+    <w:lvl w:ilvl="6" w:tplc="0C0A000F" w:tentative="1">
+      <w:start w:val="1"/>
+      <w:numFmt w:val="decimal"/>
+      <w:lvlText w:val="%7."/>
+      <w:lvlJc w:val="left"/>
+      <w:pPr>
+        <w:ind w:left="5040" w:hanging="360"/>
+      </w:pPr>
+    </w:lvl>
+    <w:lvl w:ilvl="7" w:tplc="0C0A0019" w:tentative="1">
+      <w:start w:val="1"/>
+      <w:numFmt w:val="lowerLetter"/>
+      <w:lvlText w:val="%8."/>
+      <w:lvlJc w:val="left"/>
+      <w:pPr>
+        <w:ind w:left="5760" w:hanging="360"/>
+      </w:pPr>
+    </w:lvl>
+    <w:lvl w:ilvl="8" w:tplc="0C0A001B" w:tentative="1">
+      <w:start w:val="1"/>
+      <w:numFmt w:val="lowerRoman"/>
+      <w:lvlText w:val="%9."/>
+      <w:lvlJc w:val="right"/>
+      <w:pPr>
+        <w:ind w:left="6480" w:hanging="180"/>
+      </w:pPr>
+    </w:lvl>
+  </w:abstractNum>
+  <w:abstractNum w:abstractNumId="6" w15:restartNumberingAfterBreak="0">
     <w:nsid w:val="35BB7E8F"/>
     <w:multiLevelType w:val="hybridMultilevel"/>
     <w:tmpl w:val="2DF213C2"/>
@@ -8109,7 +9895,7 @@
       </w:rPr>
     </w:lvl>
   </w:abstractNum>
-  <w:abstractNum w:abstractNumId="4" w15:restartNumberingAfterBreak="0">
+  <w:abstractNum w:abstractNumId="7" w15:restartNumberingAfterBreak="0">
     <w:nsid w:val="391A4D18"/>
     <w:multiLevelType w:val="hybridMultilevel"/>
     <w:tmpl w:val="BFCC90D6"/>
@@ -8195,7 +9981,7 @@
       </w:pPr>
     </w:lvl>
   </w:abstractNum>
-  <w:abstractNum w:abstractNumId="5" w15:restartNumberingAfterBreak="0">
+  <w:abstractNum w:abstractNumId="8" w15:restartNumberingAfterBreak="0">
     <w:nsid w:val="3A74320C"/>
     <w:multiLevelType w:val="hybridMultilevel"/>
     <w:tmpl w:val="6E88E228"/>
@@ -8308,7 +10094,7 @@
       </w:rPr>
     </w:lvl>
   </w:abstractNum>
-  <w:abstractNum w:abstractNumId="6" w15:restartNumberingAfterBreak="0">
+  <w:abstractNum w:abstractNumId="9" w15:restartNumberingAfterBreak="0">
     <w:nsid w:val="3D616461"/>
     <w:multiLevelType w:val="hybridMultilevel"/>
     <w:tmpl w:val="5E869988"/>
@@ -8421,7 +10207,120 @@
       </w:rPr>
     </w:lvl>
   </w:abstractNum>
-  <w:abstractNum w:abstractNumId="7" w15:restartNumberingAfterBreak="0">
+  <w:abstractNum w:abstractNumId="10" w15:restartNumberingAfterBreak="0">
+    <w:nsid w:val="3DC26F13"/>
+    <w:multiLevelType w:val="hybridMultilevel"/>
+    <w:tmpl w:val="98323762"/>
+    <w:lvl w:ilvl="0" w:tplc="CD1AF892">
+      <w:start w:val="1"/>
+      <w:numFmt w:val="decimal"/>
+      <w:lvlText w:val="%1."/>
+      <w:lvlJc w:val="left"/>
+      <w:pPr>
+        <w:ind w:left="1068" w:hanging="360"/>
+      </w:pPr>
+      <w:rPr>
+        <w:rFonts w:hint="default"/>
+      </w:rPr>
+    </w:lvl>
+    <w:lvl w:ilvl="1" w:tplc="FFFFFFFF" w:tentative="1">
+      <w:start w:val="1"/>
+      <w:numFmt w:val="bullet"/>
+      <w:lvlText w:val="o"/>
+      <w:lvlJc w:val="left"/>
+      <w:pPr>
+        <w:ind w:left="1788" w:hanging="360"/>
+      </w:pPr>
+      <w:rPr>
+        <w:rFonts w:ascii="Courier New" w:hAnsi="Courier New" w:cs="Courier New" w:hint="default"/>
+      </w:rPr>
+    </w:lvl>
+    <w:lvl w:ilvl="2" w:tplc="FFFFFFFF" w:tentative="1">
+      <w:start w:val="1"/>
+      <w:numFmt w:val="bullet"/>
+      <w:lvlText w:val=""/>
+      <w:lvlJc w:val="left"/>
+      <w:pPr>
+        <w:ind w:left="2508" w:hanging="360"/>
+      </w:pPr>
+      <w:rPr>
+        <w:rFonts w:ascii="Wingdings" w:hAnsi="Wingdings" w:hint="default"/>
+      </w:rPr>
+    </w:lvl>
+    <w:lvl w:ilvl="3" w:tplc="FFFFFFFF" w:tentative="1">
+      <w:start w:val="1"/>
+      <w:numFmt w:val="bullet"/>
+      <w:lvlText w:val=""/>
+      <w:lvlJc w:val="left"/>
+      <w:pPr>
+        <w:ind w:left="3228" w:hanging="360"/>
+      </w:pPr>
+      <w:rPr>
+        <w:rFonts w:ascii="Symbol" w:hAnsi="Symbol" w:hint="default"/>
+      </w:rPr>
+    </w:lvl>
+    <w:lvl w:ilvl="4" w:tplc="FFFFFFFF" w:tentative="1">
+      <w:start w:val="1"/>
+      <w:numFmt w:val="bullet"/>
+      <w:lvlText w:val="o"/>
+      <w:lvlJc w:val="left"/>
+      <w:pPr>
+        <w:ind w:left="3948" w:hanging="360"/>
+      </w:pPr>
+      <w:rPr>
+        <w:rFonts w:ascii="Courier New" w:hAnsi="Courier New" w:cs="Courier New" w:hint="default"/>
+      </w:rPr>
+    </w:lvl>
+    <w:lvl w:ilvl="5" w:tplc="FFFFFFFF" w:tentative="1">
+      <w:start w:val="1"/>
+      <w:numFmt w:val="bullet"/>
+      <w:lvlText w:val=""/>
+      <w:lvlJc w:val="left"/>
+      <w:pPr>
+        <w:ind w:left="4668" w:hanging="360"/>
+      </w:pPr>
+      <w:rPr>
+        <w:rFonts w:ascii="Wingdings" w:hAnsi="Wingdings" w:hint="default"/>
+      </w:rPr>
+    </w:lvl>
+    <w:lvl w:ilvl="6" w:tplc="FFFFFFFF" w:tentative="1">
+      <w:start w:val="1"/>
+      <w:numFmt w:val="bullet"/>
+      <w:lvlText w:val=""/>
+      <w:lvlJc w:val="left"/>
+      <w:pPr>
+        <w:ind w:left="5388" w:hanging="360"/>
+      </w:pPr>
+      <w:rPr>
+        <w:rFonts w:ascii="Symbol" w:hAnsi="Symbol" w:hint="default"/>
+      </w:rPr>
+    </w:lvl>
+    <w:lvl w:ilvl="7" w:tplc="FFFFFFFF" w:tentative="1">
+      <w:start w:val="1"/>
+      <w:numFmt w:val="bullet"/>
+      <w:lvlText w:val="o"/>
+      <w:lvlJc w:val="left"/>
+      <w:pPr>
+        <w:ind w:left="6108" w:hanging="360"/>
+      </w:pPr>
+      <w:rPr>
+        <w:rFonts w:ascii="Courier New" w:hAnsi="Courier New" w:cs="Courier New" w:hint="default"/>
+      </w:rPr>
+    </w:lvl>
+    <w:lvl w:ilvl="8" w:tplc="FFFFFFFF" w:tentative="1">
+      <w:start w:val="1"/>
+      <w:numFmt w:val="bullet"/>
+      <w:lvlText w:val=""/>
+      <w:lvlJc w:val="left"/>
+      <w:pPr>
+        <w:ind w:left="6828" w:hanging="360"/>
+      </w:pPr>
+      <w:rPr>
+        <w:rFonts w:ascii="Wingdings" w:hAnsi="Wingdings" w:hint="default"/>
+      </w:rPr>
+    </w:lvl>
+  </w:abstractNum>
+  <w:abstractNum w:abstractNumId="11" w15:restartNumberingAfterBreak="0">
     <w:nsid w:val="3E672CCD"/>
     <w:multiLevelType w:val="hybridMultilevel"/>
     <w:tmpl w:val="0BAE5ED6"/>
@@ -8510,7 +10409,120 @@
       </w:pPr>
     </w:lvl>
   </w:abstractNum>
-  <w:abstractNum w:abstractNumId="8" w15:restartNumberingAfterBreak="0">
+  <w:abstractNum w:abstractNumId="12" w15:restartNumberingAfterBreak="0">
+    <w:nsid w:val="47C62F33"/>
+    <w:multiLevelType w:val="hybridMultilevel"/>
+    <w:tmpl w:val="F8989EB4"/>
+    <w:lvl w:ilvl="0" w:tplc="0C0A0001">
+      <w:start w:val="1"/>
+      <w:numFmt w:val="bullet"/>
+      <w:lvlText w:val=""/>
+      <w:lvlJc w:val="left"/>
+      <w:pPr>
+        <w:ind w:left="1428" w:hanging="360"/>
+      </w:pPr>
+      <w:rPr>
+        <w:rFonts w:ascii="Symbol" w:hAnsi="Symbol" w:hint="default"/>
+      </w:rPr>
+    </w:lvl>
+    <w:lvl w:ilvl="1" w:tplc="0C0A0003" w:tentative="1">
+      <w:start w:val="1"/>
+      <w:numFmt w:val="bullet"/>
+      <w:lvlText w:val="o"/>
+      <w:lvlJc w:val="left"/>
+      <w:pPr>
+        <w:ind w:left="2148" w:hanging="360"/>
+      </w:pPr>
+      <w:rPr>
+        <w:rFonts w:ascii="Courier New" w:hAnsi="Courier New" w:cs="Courier New" w:hint="default"/>
+      </w:rPr>
+    </w:lvl>
+    <w:lvl w:ilvl="2" w:tplc="0C0A0005" w:tentative="1">
+      <w:start w:val="1"/>
+      <w:numFmt w:val="bullet"/>
+      <w:lvlText w:val=""/>
+      <w:lvlJc w:val="left"/>
+      <w:pPr>
+        <w:ind w:left="2868" w:hanging="360"/>
+      </w:pPr>
+      <w:rPr>
+        <w:rFonts w:ascii="Wingdings" w:hAnsi="Wingdings" w:hint="default"/>
+      </w:rPr>
+    </w:lvl>
+    <w:lvl w:ilvl="3" w:tplc="0C0A0001" w:tentative="1">
+      <w:start w:val="1"/>
+      <w:numFmt w:val="bullet"/>
+      <w:lvlText w:val=""/>
+      <w:lvlJc w:val="left"/>
+      <w:pPr>
+        <w:ind w:left="3588" w:hanging="360"/>
+      </w:pPr>
+      <w:rPr>
+        <w:rFonts w:ascii="Symbol" w:hAnsi="Symbol" w:hint="default"/>
+      </w:rPr>
+    </w:lvl>
+    <w:lvl w:ilvl="4" w:tplc="0C0A0003" w:tentative="1">
+      <w:start w:val="1"/>
+      <w:numFmt w:val="bullet"/>
+      <w:lvlText w:val="o"/>
+      <w:lvlJc w:val="left"/>
+      <w:pPr>
+        <w:ind w:left="4308" w:hanging="360"/>
+      </w:pPr>
+      <w:rPr>
+        <w:rFonts w:ascii="Courier New" w:hAnsi="Courier New" w:cs="Courier New" w:hint="default"/>
+      </w:rPr>
+    </w:lvl>
+    <w:lvl w:ilvl="5" w:tplc="0C0A0005" w:tentative="1">
+      <w:start w:val="1"/>
+      <w:numFmt w:val="bullet"/>
+      <w:lvlText w:val=""/>
+      <w:lvlJc w:val="left"/>
+      <w:pPr>
+        <w:ind w:left="5028" w:hanging="360"/>
+      </w:pPr>
+      <w:rPr>
+        <w:rFonts w:ascii="Wingdings" w:hAnsi="Wingdings" w:hint="default"/>
+      </w:rPr>
+    </w:lvl>
+    <w:lvl w:ilvl="6" w:tplc="0C0A0001" w:tentative="1">
+      <w:start w:val="1"/>
+      <w:numFmt w:val="bullet"/>
+      <w:lvlText w:val=""/>
+      <w:lvlJc w:val="left"/>
+      <w:pPr>
+        <w:ind w:left="5748" w:hanging="360"/>
+      </w:pPr>
+      <w:rPr>
+        <w:rFonts w:ascii="Symbol" w:hAnsi="Symbol" w:hint="default"/>
+      </w:rPr>
+    </w:lvl>
+    <w:lvl w:ilvl="7" w:tplc="0C0A0003" w:tentative="1">
+      <w:start w:val="1"/>
+      <w:numFmt w:val="bullet"/>
+      <w:lvlText w:val="o"/>
+      <w:lvlJc w:val="left"/>
+      <w:pPr>
+        <w:ind w:left="6468" w:hanging="360"/>
+      </w:pPr>
+      <w:rPr>
+        <w:rFonts w:ascii="Courier New" w:hAnsi="Courier New" w:cs="Courier New" w:hint="default"/>
+      </w:rPr>
+    </w:lvl>
+    <w:lvl w:ilvl="8" w:tplc="0C0A0005" w:tentative="1">
+      <w:start w:val="1"/>
+      <w:numFmt w:val="bullet"/>
+      <w:lvlText w:val=""/>
+      <w:lvlJc w:val="left"/>
+      <w:pPr>
+        <w:ind w:left="7188" w:hanging="360"/>
+      </w:pPr>
+      <w:rPr>
+        <w:rFonts w:ascii="Wingdings" w:hAnsi="Wingdings" w:hint="default"/>
+      </w:rPr>
+    </w:lvl>
+  </w:abstractNum>
+  <w:abstractNum w:abstractNumId="13" w15:restartNumberingAfterBreak="0">
     <w:nsid w:val="4D794F7B"/>
     <w:multiLevelType w:val="hybridMultilevel"/>
     <w:tmpl w:val="ADB0E002"/>
@@ -8623,7 +10635,7 @@
       </w:rPr>
     </w:lvl>
   </w:abstractNum>
-  <w:abstractNum w:abstractNumId="9" w15:restartNumberingAfterBreak="0">
+  <w:abstractNum w:abstractNumId="14" w15:restartNumberingAfterBreak="0">
     <w:nsid w:val="63556DA1"/>
     <w:multiLevelType w:val="hybridMultilevel"/>
     <w:tmpl w:val="FE8C0458"/>
@@ -8736,35 +10748,347 @@
       </w:rPr>
     </w:lvl>
   </w:abstractNum>
+  <w:abstractNum w:abstractNumId="15" w15:restartNumberingAfterBreak="0">
+    <w:nsid w:val="6AD52AD2"/>
+    <w:multiLevelType w:val="hybridMultilevel"/>
+    <w:tmpl w:val="9FCE4DB8"/>
+    <w:lvl w:ilvl="0" w:tplc="CD1AF892">
+      <w:start w:val="1"/>
+      <w:numFmt w:val="decimal"/>
+      <w:lvlText w:val="%1."/>
+      <w:lvlJc w:val="left"/>
+      <w:pPr>
+        <w:ind w:left="1068" w:hanging="360"/>
+      </w:pPr>
+      <w:rPr>
+        <w:rFonts w:hint="default"/>
+      </w:rPr>
+    </w:lvl>
+    <w:lvl w:ilvl="1" w:tplc="0C0A0019" w:tentative="1">
+      <w:start w:val="1"/>
+      <w:numFmt w:val="lowerLetter"/>
+      <w:lvlText w:val="%2."/>
+      <w:lvlJc w:val="left"/>
+      <w:pPr>
+        <w:ind w:left="1788" w:hanging="360"/>
+      </w:pPr>
+    </w:lvl>
+    <w:lvl w:ilvl="2" w:tplc="0C0A001B" w:tentative="1">
+      <w:start w:val="1"/>
+      <w:numFmt w:val="lowerRoman"/>
+      <w:lvlText w:val="%3."/>
+      <w:lvlJc w:val="right"/>
+      <w:pPr>
+        <w:ind w:left="2508" w:hanging="180"/>
+      </w:pPr>
+    </w:lvl>
+    <w:lvl w:ilvl="3" w:tplc="0C0A000F" w:tentative="1">
+      <w:start w:val="1"/>
+      <w:numFmt w:val="decimal"/>
+      <w:lvlText w:val="%4."/>
+      <w:lvlJc w:val="left"/>
+      <w:pPr>
+        <w:ind w:left="3228" w:hanging="360"/>
+      </w:pPr>
+    </w:lvl>
+    <w:lvl w:ilvl="4" w:tplc="0C0A0019" w:tentative="1">
+      <w:start w:val="1"/>
+      <w:numFmt w:val="lowerLetter"/>
+      <w:lvlText w:val="%5."/>
+      <w:lvlJc w:val="left"/>
+      <w:pPr>
+        <w:ind w:left="3948" w:hanging="360"/>
+      </w:pPr>
+    </w:lvl>
+    <w:lvl w:ilvl="5" w:tplc="0C0A001B" w:tentative="1">
+      <w:start w:val="1"/>
+      <w:numFmt w:val="lowerRoman"/>
+      <w:lvlText w:val="%6."/>
+      <w:lvlJc w:val="right"/>
+      <w:pPr>
+        <w:ind w:left="4668" w:hanging="180"/>
+      </w:pPr>
+    </w:lvl>
+    <w:lvl w:ilvl="6" w:tplc="0C0A000F" w:tentative="1">
+      <w:start w:val="1"/>
+      <w:numFmt w:val="decimal"/>
+      <w:lvlText w:val="%7."/>
+      <w:lvlJc w:val="left"/>
+      <w:pPr>
+        <w:ind w:left="5388" w:hanging="360"/>
+      </w:pPr>
+    </w:lvl>
+    <w:lvl w:ilvl="7" w:tplc="0C0A0019" w:tentative="1">
+      <w:start w:val="1"/>
+      <w:numFmt w:val="lowerLetter"/>
+      <w:lvlText w:val="%8."/>
+      <w:lvlJc w:val="left"/>
+      <w:pPr>
+        <w:ind w:left="6108" w:hanging="360"/>
+      </w:pPr>
+    </w:lvl>
+    <w:lvl w:ilvl="8" w:tplc="0C0A001B" w:tentative="1">
+      <w:start w:val="1"/>
+      <w:numFmt w:val="lowerRoman"/>
+      <w:lvlText w:val="%9."/>
+      <w:lvlJc w:val="right"/>
+      <w:pPr>
+        <w:ind w:left="6828" w:hanging="180"/>
+      </w:pPr>
+    </w:lvl>
+  </w:abstractNum>
+  <w:abstractNum w:abstractNumId="16" w15:restartNumberingAfterBreak="0">
+    <w:nsid w:val="77037EA0"/>
+    <w:multiLevelType w:val="hybridMultilevel"/>
+    <w:tmpl w:val="1D7C8B04"/>
+    <w:lvl w:ilvl="0" w:tplc="0C0A0001">
+      <w:start w:val="1"/>
+      <w:numFmt w:val="bullet"/>
+      <w:lvlText w:val=""/>
+      <w:lvlJc w:val="left"/>
+      <w:pPr>
+        <w:ind w:left="720" w:hanging="360"/>
+      </w:pPr>
+      <w:rPr>
+        <w:rFonts w:ascii="Symbol" w:hAnsi="Symbol" w:hint="default"/>
+      </w:rPr>
+    </w:lvl>
+    <w:lvl w:ilvl="1" w:tplc="0C0A0003" w:tentative="1">
+      <w:start w:val="1"/>
+      <w:numFmt w:val="bullet"/>
+      <w:lvlText w:val="o"/>
+      <w:lvlJc w:val="left"/>
+      <w:pPr>
+        <w:ind w:left="1440" w:hanging="360"/>
+      </w:pPr>
+      <w:rPr>
+        <w:rFonts w:ascii="Courier New" w:hAnsi="Courier New" w:cs="Courier New" w:hint="default"/>
+      </w:rPr>
+    </w:lvl>
+    <w:lvl w:ilvl="2" w:tplc="0C0A0005" w:tentative="1">
+      <w:start w:val="1"/>
+      <w:numFmt w:val="bullet"/>
+      <w:lvlText w:val=""/>
+      <w:lvlJc w:val="left"/>
+      <w:pPr>
+        <w:ind w:left="2160" w:hanging="360"/>
+      </w:pPr>
+      <w:rPr>
+        <w:rFonts w:ascii="Wingdings" w:hAnsi="Wingdings" w:hint="default"/>
+      </w:rPr>
+    </w:lvl>
+    <w:lvl w:ilvl="3" w:tplc="0C0A0001" w:tentative="1">
+      <w:start w:val="1"/>
+      <w:numFmt w:val="bullet"/>
+      <w:lvlText w:val=""/>
+      <w:lvlJc w:val="left"/>
+      <w:pPr>
+        <w:ind w:left="2880" w:hanging="360"/>
+      </w:pPr>
+      <w:rPr>
+        <w:rFonts w:ascii="Symbol" w:hAnsi="Symbol" w:hint="default"/>
+      </w:rPr>
+    </w:lvl>
+    <w:lvl w:ilvl="4" w:tplc="0C0A0003" w:tentative="1">
+      <w:start w:val="1"/>
+      <w:numFmt w:val="bullet"/>
+      <w:lvlText w:val="o"/>
+      <w:lvlJc w:val="left"/>
+      <w:pPr>
+        <w:ind w:left="3600" w:hanging="360"/>
+      </w:pPr>
+      <w:rPr>
+        <w:rFonts w:ascii="Courier New" w:hAnsi="Courier New" w:cs="Courier New" w:hint="default"/>
+      </w:rPr>
+    </w:lvl>
+    <w:lvl w:ilvl="5" w:tplc="0C0A0005" w:tentative="1">
+      <w:start w:val="1"/>
+      <w:numFmt w:val="bullet"/>
+      <w:lvlText w:val=""/>
+      <w:lvlJc w:val="left"/>
+      <w:pPr>
+        <w:ind w:left="4320" w:hanging="360"/>
+      </w:pPr>
+      <w:rPr>
+        <w:rFonts w:ascii="Wingdings" w:hAnsi="Wingdings" w:hint="default"/>
+      </w:rPr>
+    </w:lvl>
+    <w:lvl w:ilvl="6" w:tplc="0C0A0001" w:tentative="1">
+      <w:start w:val="1"/>
+      <w:numFmt w:val="bullet"/>
+      <w:lvlText w:val=""/>
+      <w:lvlJc w:val="left"/>
+      <w:pPr>
+        <w:ind w:left="5040" w:hanging="360"/>
+      </w:pPr>
+      <w:rPr>
+        <w:rFonts w:ascii="Symbol" w:hAnsi="Symbol" w:hint="default"/>
+      </w:rPr>
+    </w:lvl>
+    <w:lvl w:ilvl="7" w:tplc="0C0A0003" w:tentative="1">
+      <w:start w:val="1"/>
+      <w:numFmt w:val="bullet"/>
+      <w:lvlText w:val="o"/>
+      <w:lvlJc w:val="left"/>
+      <w:pPr>
+        <w:ind w:left="5760" w:hanging="360"/>
+      </w:pPr>
+      <w:rPr>
+        <w:rFonts w:ascii="Courier New" w:hAnsi="Courier New" w:cs="Courier New" w:hint="default"/>
+      </w:rPr>
+    </w:lvl>
+    <w:lvl w:ilvl="8" w:tplc="0C0A0005" w:tentative="1">
+      <w:start w:val="1"/>
+      <w:numFmt w:val="bullet"/>
+      <w:lvlText w:val=""/>
+      <w:lvlJc w:val="left"/>
+      <w:pPr>
+        <w:ind w:left="6480" w:hanging="360"/>
+      </w:pPr>
+      <w:rPr>
+        <w:rFonts w:ascii="Wingdings" w:hAnsi="Wingdings" w:hint="default"/>
+      </w:rPr>
+    </w:lvl>
+  </w:abstractNum>
+  <w:abstractNum w:abstractNumId="17" w15:restartNumberingAfterBreak="0">
+    <w:nsid w:val="7B12378A"/>
+    <w:multiLevelType w:val="hybridMultilevel"/>
+    <w:tmpl w:val="E6EC6DD6"/>
+    <w:lvl w:ilvl="0" w:tplc="0C0A000F">
+      <w:start w:val="1"/>
+      <w:numFmt w:val="decimal"/>
+      <w:lvlText w:val="%1."/>
+      <w:lvlJc w:val="left"/>
+      <w:pPr>
+        <w:ind w:left="720" w:hanging="360"/>
+      </w:pPr>
+    </w:lvl>
+    <w:lvl w:ilvl="1" w:tplc="0C0A0019" w:tentative="1">
+      <w:start w:val="1"/>
+      <w:numFmt w:val="lowerLetter"/>
+      <w:lvlText w:val="%2."/>
+      <w:lvlJc w:val="left"/>
+      <w:pPr>
+        <w:ind w:left="1440" w:hanging="360"/>
+      </w:pPr>
+    </w:lvl>
+    <w:lvl w:ilvl="2" w:tplc="0C0A001B" w:tentative="1">
+      <w:start w:val="1"/>
+      <w:numFmt w:val="lowerRoman"/>
+      <w:lvlText w:val="%3."/>
+      <w:lvlJc w:val="right"/>
+      <w:pPr>
+        <w:ind w:left="2160" w:hanging="180"/>
+      </w:pPr>
+    </w:lvl>
+    <w:lvl w:ilvl="3" w:tplc="0C0A000F" w:tentative="1">
+      <w:start w:val="1"/>
+      <w:numFmt w:val="decimal"/>
+      <w:lvlText w:val="%4."/>
+      <w:lvlJc w:val="left"/>
+      <w:pPr>
+        <w:ind w:left="2880" w:hanging="360"/>
+      </w:pPr>
+    </w:lvl>
+    <w:lvl w:ilvl="4" w:tplc="0C0A0019" w:tentative="1">
+      <w:start w:val="1"/>
+      <w:numFmt w:val="lowerLetter"/>
+      <w:lvlText w:val="%5."/>
+      <w:lvlJc w:val="left"/>
+      <w:pPr>
+        <w:ind w:left="3600" w:hanging="360"/>
+      </w:pPr>
+    </w:lvl>
+    <w:lvl w:ilvl="5" w:tplc="0C0A001B" w:tentative="1">
+      <w:start w:val="1"/>
+      <w:numFmt w:val="lowerRoman"/>
+      <w:lvlText w:val="%6."/>
+      <w:lvlJc w:val="right"/>
+      <w:pPr>
+        <w:ind w:left="4320" w:hanging="180"/>
+      </w:pPr>
+    </w:lvl>
+    <w:lvl w:ilvl="6" w:tplc="0C0A000F" w:tentative="1">
+      <w:start w:val="1"/>
+      <w:numFmt w:val="decimal"/>
+      <w:lvlText w:val="%7."/>
+      <w:lvlJc w:val="left"/>
+      <w:pPr>
+        <w:ind w:left="5040" w:hanging="360"/>
+      </w:pPr>
+    </w:lvl>
+    <w:lvl w:ilvl="7" w:tplc="0C0A0019" w:tentative="1">
+      <w:start w:val="1"/>
+      <w:numFmt w:val="lowerLetter"/>
+      <w:lvlText w:val="%8."/>
+      <w:lvlJc w:val="left"/>
+      <w:pPr>
+        <w:ind w:left="5760" w:hanging="360"/>
+      </w:pPr>
+    </w:lvl>
+    <w:lvl w:ilvl="8" w:tplc="0C0A001B" w:tentative="1">
+      <w:start w:val="1"/>
+      <w:numFmt w:val="lowerRoman"/>
+      <w:lvlText w:val="%9."/>
+      <w:lvlJc w:val="right"/>
+      <w:pPr>
+        <w:ind w:left="6480" w:hanging="180"/>
+      </w:pPr>
+    </w:lvl>
+  </w:abstractNum>
   <w:num w:numId="1" w16cid:durableId="1293169672">
+    <w:abstractNumId w:val="13"/>
+  </w:num>
+  <w:num w:numId="2" w16cid:durableId="132523105">
+    <w:abstractNumId w:val="14"/>
+  </w:num>
+  <w:num w:numId="3" w16cid:durableId="550045339">
+    <w:abstractNumId w:val="2"/>
+  </w:num>
+  <w:num w:numId="4" w16cid:durableId="913316204">
+    <w:abstractNumId w:val="11"/>
+  </w:num>
+  <w:num w:numId="5" w16cid:durableId="1328904247">
     <w:abstractNumId w:val="8"/>
   </w:num>
-  <w:num w:numId="2" w16cid:durableId="132523105">
+  <w:num w:numId="6" w16cid:durableId="675959527">
+    <w:abstractNumId w:val="7"/>
+  </w:num>
+  <w:num w:numId="7" w16cid:durableId="1954557278">
+    <w:abstractNumId w:val="3"/>
+  </w:num>
+  <w:num w:numId="8" w16cid:durableId="1356231617">
+    <w:abstractNumId w:val="1"/>
+  </w:num>
+  <w:num w:numId="9" w16cid:durableId="1882328899">
+    <w:abstractNumId w:val="6"/>
+  </w:num>
+  <w:num w:numId="10" w16cid:durableId="870528595">
     <w:abstractNumId w:val="9"/>
   </w:num>
-  <w:num w:numId="3" w16cid:durableId="550045339">
-    <w:abstractNumId w:val="1"/>
+  <w:num w:numId="11" w16cid:durableId="1776826764">
+    <w:abstractNumId w:val="16"/>
   </w:num>
-  <w:num w:numId="4" w16cid:durableId="913316204">
-    <w:abstractNumId w:val="7"/>
+  <w:num w:numId="12" w16cid:durableId="1998149375">
+    <w:abstractNumId w:val="0"/>
   </w:num>
-  <w:num w:numId="5" w16cid:durableId="1328904247">
+  <w:num w:numId="13" w16cid:durableId="2030794282">
+    <w:abstractNumId w:val="17"/>
+  </w:num>
+  <w:num w:numId="14" w16cid:durableId="389350923">
     <w:abstractNumId w:val="5"/>
   </w:num>
-  <w:num w:numId="6" w16cid:durableId="675959527">
+  <w:num w:numId="15" w16cid:durableId="1450397852">
     <w:abstractNumId w:val="4"/>
   </w:num>
-  <w:num w:numId="7" w16cid:durableId="1954557278">
-    <w:abstractNumId w:val="2"/>
+  <w:num w:numId="16" w16cid:durableId="1198618860">
+    <w:abstractNumId w:val="12"/>
   </w:num>
-  <w:num w:numId="8" w16cid:durableId="1356231617">
-    <w:abstractNumId w:val="0"/>
+  <w:num w:numId="17" w16cid:durableId="534732538">
+    <w:abstractNumId w:val="15"/>
   </w:num>
-  <w:num w:numId="9" w16cid:durableId="1882328899">
-    <w:abstractNumId w:val="3"/>
-  </w:num>
-  <w:num w:numId="10" w16cid:durableId="870528595">
-    <w:abstractNumId w:val="6"/>
+  <w:num w:numId="18" w16cid:durableId="1870793516">
+    <w:abstractNumId w:val="10"/>
   </w:num>
 </w:numbering>
 </file>
@@ -9383,7 +11707,6 @@
   <w:style w:type="character" w:default="1" w:styleId="Fuentedeprrafopredeter">
     <w:name w:val="Default Paragraph Font"/>
     <w:uiPriority w:val="1"/>
-    <w:semiHidden/>
     <w:unhideWhenUsed/>
   </w:style>
   <w:style w:type="table" w:default="1" w:styleId="Tablanormal">

--- a/Manual de desarrollo en Atlax Renpy.docx
+++ b/Manual de desarrollo en Atlax Renpy.docx
@@ -6552,10 +6552,7 @@
               <w:jc w:val="left"/>
             </w:pPr>
             <w:r>
-              <w:t>El personaje completamente visible en la parte más a la izquierda de la pantalla</w:t>
-            </w:r>
-            <w:r>
-              <w:t>.</w:t>
+              <w:t>El personaje completamente visible en la parte más a la izquierda de la pantalla.</w:t>
             </w:r>
           </w:p>
         </w:tc>
@@ -6621,10 +6618,7 @@
               <w:jc w:val="left"/>
             </w:pPr>
             <w:r>
-              <w:t>El personaje ubicado en todo el centro</w:t>
-            </w:r>
-            <w:r>
-              <w:t>.</w:t>
+              <w:t>El personaje ubicado en todo el centro.</w:t>
             </w:r>
           </w:p>
         </w:tc>
@@ -6657,19 +6651,7 @@
               <w:jc w:val="left"/>
             </w:pPr>
             <w:r>
-              <w:t xml:space="preserve">El personaje aparece ubicado a </w:t>
-            </w:r>
-            <w:r>
-              <w:t>dos</w:t>
-            </w:r>
-            <w:r>
-              <w:t xml:space="preserve"> tercio</w:t>
-            </w:r>
-            <w:r>
-              <w:t>s</w:t>
-            </w:r>
-            <w:r>
-              <w:t xml:space="preserve"> del ancho de la pantalla.</w:t>
+              <w:t>El personaje aparece ubicado a dos tercios del ancho de la pantalla.</w:t>
             </w:r>
           </w:p>
         </w:tc>
@@ -6702,10 +6684,7 @@
               <w:jc w:val="left"/>
             </w:pPr>
             <w:r>
-              <w:t>El personaje completamente visible en la parte más a la derecha de la pantalla</w:t>
-            </w:r>
-            <w:r>
-              <w:t>.</w:t>
+              <w:t>El personaje completamente visible en la parte más a la derecha de la pantalla.</w:t>
             </w:r>
           </w:p>
         </w:tc>
@@ -6744,10 +6723,7 @@
               <w:t>Sprite</w:t>
             </w:r>
             <w:r>
-              <w:t xml:space="preserve"> es visible</w:t>
-            </w:r>
-            <w:r>
-              <w:t>.</w:t>
+              <w:t xml:space="preserve"> es visible.</w:t>
             </w:r>
           </w:p>
         </w:tc>
@@ -6780,13 +6756,7 @@
               <w:jc w:val="left"/>
             </w:pPr>
             <w:r>
-              <w:t xml:space="preserve">El personaje aparece completamente oculto fuera de la pantalla por la </w:t>
-            </w:r>
-            <w:r>
-              <w:t>derecha</w:t>
-            </w:r>
-            <w:r>
-              <w:t>.</w:t>
+              <w:t>El personaje aparece completamente oculto fuera de la pantalla por la derecha.</w:t>
             </w:r>
           </w:p>
         </w:tc>
@@ -7212,10 +7182,7 @@
               <w:jc w:val="center"/>
             </w:pPr>
             <w:r>
-              <w:t xml:space="preserve">1. </w:t>
-            </w:r>
-            <w:r>
-              <w:t>Los segundos que el personaje cambia al nuevo Sprite (0)</w:t>
+              <w:t>1. Los segundos que el personaje cambia al nuevo Sprite (0)</w:t>
             </w:r>
           </w:p>
         </w:tc>
@@ -7264,10 +7231,7 @@
               <w:jc w:val="center"/>
             </w:pPr>
             <w:r>
-              <w:t xml:space="preserve">1. </w:t>
-            </w:r>
-            <w:r>
-              <w:t>La nueva posición.</w:t>
+              <w:t>1. La nueva posición.</w:t>
             </w:r>
           </w:p>
         </w:tc>
@@ -7310,10 +7274,7 @@
               <w:jc w:val="center"/>
             </w:pPr>
             <w:r>
-              <w:t>2.  L</w:t>
-            </w:r>
-            <w:r>
-              <w:t>os segundos que tardará en moverse</w:t>
+              <w:t>2.  Los segundos que tardará en moverse</w:t>
             </w:r>
             <w:r>
               <w:t>. (2)</w:t>
@@ -7425,10 +7386,7 @@
               <w:jc w:val="center"/>
             </w:pPr>
             <w:r>
-              <w:t>1. La</w:t>
-            </w:r>
-            <w:r>
-              <w:t>s veces que el personaje tiembla (10)</w:t>
+              <w:t>1. Las veces que el personaje tiembla (10)</w:t>
             </w:r>
           </w:p>
         </w:tc>
@@ -7573,10 +7531,7 @@
               <w:jc w:val="center"/>
             </w:pPr>
             <w:r>
-              <w:t xml:space="preserve">1. </w:t>
-            </w:r>
-            <w:r>
-              <w:t>La duración del derribo en segundos (0.5)</w:t>
+              <w:t>1. La duración del derribo en segundos (0.5)</w:t>
             </w:r>
           </w:p>
         </w:tc>
@@ -7721,25 +7676,11 @@
               <w:jc w:val="center"/>
             </w:pPr>
             <w:r>
-              <w:t xml:space="preserve">1. </w:t>
-            </w:r>
-            <w:r>
-              <w:t xml:space="preserve">Número decimal que indica hacia donde se moverá el personaje. </w:t>
+              <w:t xml:space="preserve">1. Número decimal que indica hacia donde se moverá el personaje. </w:t>
             </w:r>
             <w:r>
               <w:br/>
-            </w:r>
-            <w:r>
-              <w:t xml:space="preserve">0 </w:t>
-            </w:r>
-            <w:r>
-              <w:t>=</w:t>
-            </w:r>
-            <w:r>
-              <w:t xml:space="preserve"> personaje en el centro</w:t>
-            </w:r>
-            <w:r>
-              <w:t>.</w:t>
+              <w:t>0 = personaje en el centro.</w:t>
             </w:r>
           </w:p>
           <w:p>
@@ -7747,22 +7688,7 @@
               <w:jc w:val="center"/>
             </w:pPr>
             <w:r>
-              <w:t>1</w:t>
-            </w:r>
-            <w:r>
-              <w:t xml:space="preserve"> =</w:t>
-            </w:r>
-            <w:r>
-              <w:t xml:space="preserve"> </w:t>
-            </w:r>
-            <w:r>
-              <w:t xml:space="preserve">Saldrá </w:t>
-            </w:r>
-            <w:r>
-              <w:t>de pantalla por abajo</w:t>
-            </w:r>
-            <w:r>
-              <w:t>.</w:t>
+              <w:t>1 = Saldrá de pantalla por abajo.</w:t>
             </w:r>
           </w:p>
           <w:p>
@@ -7770,10 +7696,7 @@
               <w:jc w:val="center"/>
             </w:pPr>
             <w:r>
-              <w:t xml:space="preserve">-1 </w:t>
-            </w:r>
-            <w:r>
-              <w:t>= Saldrá de pantalla por arriba.</w:t>
+              <w:t>-1 = Saldrá de pantalla por arriba.</w:t>
             </w:r>
           </w:p>
         </w:tc>
@@ -8672,7 +8595,7 @@
     <w:p>
       <w:r>
         <w:tab/>
-        <w:t>A partir de esta columna se escribirán el texto de los diálogos que será mostrado en pantalla en los distintos idiomas declarados en la cabecera del archivo de control respetando el orden. En caso de necesitar añadir más idiomas es tan sencillo como escribir un ; en el último idioma y empezar a traducir todos los diálogos.</w:t>
+        <w:t>A partir de esta columna se escribirá el texto de los diálogos que será mostrado en pantalla en los distintos idiomas declarados en la cabecera del archivo de control respetando el orden. En caso de necesitar añadir más idiomas es tan sencillo como escribir un ; en el último idioma y empezar a traducir todos los diálogos.</w:t>
       </w:r>
     </w:p>
     <w:p>
@@ -8720,7 +8643,7 @@
       <w:r>
         <w:t xml:space="preserve">Renpy posee diversos modificadores de texto, estos se escriben en medio del diálogo y son perfectamente utilizables en la columnas de idioma. Existen muchos modificadores de texto así que te recomiendo leer la documentación de Renpy para intentar implementarlos. </w:t>
       </w:r>
-      <w:hyperlink r:id="rId26" w:history="1">
+      <w:hyperlink r:id="rId26" w:anchor="text-tag-alpha" w:history="1">
         <w:r>
           <w:rPr>
             <w:rStyle w:val="Hipervnculo"/>
@@ -8877,7 +8800,13 @@
     <w:p>
       <w:r>
         <w:tab/>
-        <w:t>Una terminación de escena describe la manera en que la escena va a terminar, define qué va a suceder cuando el archivo de control llegue a su fin. Para definir el final de una escena debemos empezar la columna key con un # y acto seguido describir el tipo de final que tendrá nuestra escena</w:t>
+        <w:t xml:space="preserve">Una terminación de escena describe la manera en que la escena va a terminar, define qué va a suceder cuando el archivo de control llegue a su fin. Para definir el final de una escena debemos empezar la </w:t>
+      </w:r>
+      <w:r>
+        <w:t>línea de texto</w:t>
+      </w:r>
+      <w:r>
+        <w:t xml:space="preserve"> con un # y acto seguido describir el tipo de final que tendrá nuestra escena</w:t>
       </w:r>
       <w:r>
         <w:t xml:space="preserve"> con sus respectivos parámetros</w:t>
@@ -8892,7 +8821,13 @@
       </w:pPr>
       <w:r>
         <w:tab/>
-        <w:t># tipo de terminación de escena</w:t>
+        <w:t xml:space="preserve"># </w:t>
+      </w:r>
+      <w:r>
+        <w:t>T</w:t>
+      </w:r>
+      <w:r>
+        <w:t>ipo de terminación de escena</w:t>
       </w:r>
       <w:r>
         <w:t xml:space="preserve"> ; transición : parámetros de transición</w:t>
@@ -8904,7 +8839,15 @@
       </w:pPr>
       <w:r>
         <w:tab/>
-        <w:t xml:space="preserve">Parámetro 1 </w:t>
+      </w:r>
+      <w:r>
+        <w:t>Key</w:t>
+      </w:r>
+      <w:r>
+        <w:t>_</w:t>
+      </w:r>
+      <w:r>
+        <w:t xml:space="preserve">1 </w:t>
       </w:r>
       <w:r>
         <w:t>;</w:t>
@@ -8931,13 +8874,15 @@
       </w:pPr>
       <w:r>
         <w:tab/>
-        <w:t xml:space="preserve">Parámetro </w:t>
-      </w:r>
-      <w:r>
-        <w:t>2</w:t>
-      </w:r>
-      <w:r>
-        <w:t xml:space="preserve"> </w:t>
+      </w:r>
+      <w:r>
+        <w:t>Key</w:t>
+      </w:r>
+      <w:r>
+        <w:t>_</w:t>
+      </w:r>
+      <w:r>
+        <w:t xml:space="preserve"> 2 </w:t>
       </w:r>
       <w:r>
         <w:t>;</w:t>
@@ -8960,6 +8905,32 @@
     </w:p>
     <w:p>
       <w:pPr>
+        <w:spacing w:after="0"/>
+      </w:pPr>
+    </w:p>
+    <w:p>
+      <w:pPr>
+        <w:spacing w:after="0"/>
+      </w:pPr>
+      <w:r>
+        <w:tab/>
+        <w:t>La filas siguientes después de definir el tipo de terminación, son cada uno de los elementos que acompañan al tipo de terminación, en este caso nombrados “</w:t>
+      </w:r>
+      <w:r>
+        <w:t>Key</w:t>
+      </w:r>
+      <w:r>
+        <w:t>_1” y “</w:t>
+      </w:r>
+      <w:r>
+        <w:t>Key</w:t>
+      </w:r>
+      <w:r>
+        <w:t>_2”, estos campos funcionan de forma similar a la columna Key, se requiere que tengan un identificador único completamente distinto a todos los demás, esto se hace para que posteriormente podamos crear consecuencias basadas en acontecimientos anteriores.</w:t>
+      </w:r>
+    </w:p>
+    <w:p>
+      <w:pPr>
         <w:pStyle w:val="Ttulo3"/>
       </w:pPr>
       <w:r>
@@ -8969,12 +8940,1587 @@
     <w:p>
       <w:r>
         <w:tab/>
-        <w:t>Una escena que termina de forma lineal es que siempre lleva a la misma escena. Útil cuando queremos que varios caminos desemboquen en uno solo o simplemente para mantener más ordenados los archivos de control.</w:t>
+        <w:t>Una escena que termina de forma lineal es</w:t>
+      </w:r>
+      <w:r>
+        <w:t xml:space="preserve"> la</w:t>
+      </w:r>
+      <w:r>
+        <w:t xml:space="preserve"> que siempre lleva a la misma escena. Útil cuando queremos que varios caminos desemboquen en uno solo o simplemente para mantener más ordenados los archivos de control.</w:t>
+      </w:r>
+    </w:p>
+    <w:p>
+      <w:r>
+        <w:rPr>
+          <w:noProof/>
+        </w:rPr>
+        <w:drawing>
+          <wp:inline distT="0" distB="0" distL="0" distR="0" wp14:anchorId="5B7426F9" wp14:editId="63DB19C4">
+            <wp:extent cx="5400040" cy="1024255"/>
+            <wp:effectExtent l="0" t="0" r="0" b="4445"/>
+            <wp:docPr id="1381373383" name="Imagen 1"/>
+            <wp:cNvGraphicFramePr>
+              <a:graphicFrameLocks xmlns:a="http://schemas.openxmlformats.org/drawingml/2006/main" noChangeAspect="1"/>
+            </wp:cNvGraphicFramePr>
+            <a:graphic xmlns:a="http://schemas.openxmlformats.org/drawingml/2006/main">
+              <a:graphicData uri="http://schemas.openxmlformats.org/drawingml/2006/picture">
+                <pic:pic xmlns:pic="http://schemas.openxmlformats.org/drawingml/2006/picture">
+                  <pic:nvPicPr>
+                    <pic:cNvPr id="1381373383" name=""/>
+                    <pic:cNvPicPr/>
+                  </pic:nvPicPr>
+                  <pic:blipFill>
+                    <a:blip r:embed="rId27"/>
+                    <a:stretch>
+                      <a:fillRect/>
+                    </a:stretch>
+                  </pic:blipFill>
+                  <pic:spPr>
+                    <a:xfrm>
+                      <a:off x="0" y="0"/>
+                      <a:ext cx="5400040" cy="1024255"/>
+                    </a:xfrm>
+                    <a:prstGeom prst="rect">
+                      <a:avLst/>
+                    </a:prstGeom>
+                  </pic:spPr>
+                </pic:pic>
+              </a:graphicData>
+            </a:graphic>
+          </wp:inline>
+        </w:drawing>
+      </w:r>
+    </w:p>
+    <w:p>
+      <w:r>
+        <w:tab/>
+        <w:t>En este ejemplo podemos ver como la Escena A siempre conlleva a la Escena B. Si bien es cierto que podríamos escribir todo un capítulo dentro de una misma escena, lo recomendable es utilizar varias escenas y que cada una englobe un arco o situación dentro de la historia.</w:t>
+      </w:r>
+    </w:p>
+    <w:p>
+      <w:r>
+        <w:lastRenderedPageBreak/>
+        <w:t xml:space="preserve">             </w:t>
+      </w:r>
+      <w:r>
+        <w:rPr>
+          <w:noProof/>
+        </w:rPr>
+        <w:drawing>
+          <wp:inline distT="0" distB="0" distL="0" distR="0" wp14:anchorId="66B3A939" wp14:editId="251F2D69">
+            <wp:extent cx="4600575" cy="2345190"/>
+            <wp:effectExtent l="0" t="0" r="0" b="0"/>
+            <wp:docPr id="1504239939" name="Imagen 1"/>
+            <wp:cNvGraphicFramePr>
+              <a:graphicFrameLocks xmlns:a="http://schemas.openxmlformats.org/drawingml/2006/main" noChangeAspect="1"/>
+            </wp:cNvGraphicFramePr>
+            <a:graphic xmlns:a="http://schemas.openxmlformats.org/drawingml/2006/main">
+              <a:graphicData uri="http://schemas.openxmlformats.org/drawingml/2006/picture">
+                <pic:pic xmlns:pic="http://schemas.openxmlformats.org/drawingml/2006/picture">
+                  <pic:nvPicPr>
+                    <pic:cNvPr id="1504239939" name=""/>
+                    <pic:cNvPicPr/>
+                  </pic:nvPicPr>
+                  <pic:blipFill>
+                    <a:blip r:embed="rId28"/>
+                    <a:stretch>
+                      <a:fillRect/>
+                    </a:stretch>
+                  </pic:blipFill>
+                  <pic:spPr>
+                    <a:xfrm>
+                      <a:off x="0" y="0"/>
+                      <a:ext cx="4606794" cy="2348360"/>
+                    </a:xfrm>
+                    <a:prstGeom prst="rect">
+                      <a:avLst/>
+                    </a:prstGeom>
+                  </pic:spPr>
+                </pic:pic>
+              </a:graphicData>
+            </a:graphic>
+          </wp:inline>
+        </w:drawing>
+      </w:r>
+    </w:p>
+    <w:p>
+      <w:r>
+        <w:tab/>
+        <w:t>En este caso podemos apreciar otro caso de terminación lineal, Las escenas A, B y C siempre terminan en la escena D. Es decir, el autor desea que la escena D siempre suceda sin importar el camino que hay tomado el jugador.</w:t>
+      </w:r>
+      <w:r>
+        <w:t xml:space="preserve"> La sintaxis de una escena que termina linealmente es la siguiente.</w:t>
+      </w:r>
+    </w:p>
+    <w:p>
+      <w:pPr>
+        <w:spacing w:after="0"/>
+      </w:pPr>
+      <w:r>
+        <w:tab/>
+        <w:t>#linear</w:t>
+      </w:r>
+    </w:p>
+    <w:p>
+      <w:r>
+        <w:tab/>
+        <w:t>Key_de_fin_de_escena_A ; Nombre_de_la_siguiente_escena</w:t>
+      </w:r>
+    </w:p>
+    <w:p>
+      <w:r>
+        <w:tab/>
+        <w:t xml:space="preserve">Por ejemplo, si estamos en una escena llamada </w:t>
+      </w:r>
+      <w:r>
+        <w:t xml:space="preserve">“studying_for_final_exam” y </w:t>
+      </w:r>
+      <w:r>
+        <w:t xml:space="preserve">tenemos </w:t>
+      </w:r>
+      <w:r>
+        <w:t>otra</w:t>
+      </w:r>
+      <w:r>
+        <w:t xml:space="preserve"> escena</w:t>
+      </w:r>
+      <w:r>
+        <w:t xml:space="preserve"> que le sigue llamada “the_final_exam”, el archivo de control studying_for_</w:t>
+      </w:r>
+      <w:r>
+        <w:t>final_</w:t>
+      </w:r>
+      <w:r>
+        <w:t>exam.csv debería de terminar de la siguiente forma.</w:t>
+      </w:r>
+    </w:p>
+    <w:p>
+      <w:pPr>
+        <w:spacing w:after="0"/>
+        <w:rPr>
+          <w:highlight w:val="yellow"/>
+        </w:rPr>
+      </w:pPr>
+      <w:r>
+        <w:tab/>
+      </w:r>
+      <w:r>
+        <w:rPr>
+          <w:highlight w:val="yellow"/>
+        </w:rPr>
+        <w:t>#linear</w:t>
+      </w:r>
+    </w:p>
+    <w:p>
+      <w:pPr>
+        <w:ind w:firstLine="708"/>
+      </w:pPr>
+      <w:r>
+        <w:rPr>
+          <w:highlight w:val="yellow"/>
+        </w:rPr>
+        <w:t>studying_for_final_exam</w:t>
+      </w:r>
+      <w:r>
+        <w:rPr>
+          <w:highlight w:val="yellow"/>
+        </w:rPr>
+        <w:t xml:space="preserve">_end ; </w:t>
+      </w:r>
+      <w:r>
+        <w:rPr>
+          <w:highlight w:val="yellow"/>
+        </w:rPr>
+        <w:t>the_final_exam</w:t>
+      </w:r>
+    </w:p>
+    <w:p>
+      <w:r>
+        <w:tab/>
+        <w:t>Continuando con el ejemplo de la segunda imagen, imaginemos que en nuestra historia hay un examen obligatorio que sin importar la ruta en que se encuentre el jugador, este examen siempre va a suceder. La escena del examen la llamaremos “the_x_exam”.</w:t>
+      </w:r>
+    </w:p>
+    <w:p>
+      <w:pPr>
+        <w:sectPr>
+          <w:type w:val="continuous"/>
+          <w:pgSz w:w="11906" w:h="16838"/>
+          <w:pgMar w:top="1417" w:right="1701" w:bottom="1417" w:left="1701" w:header="708" w:footer="708" w:gutter="0"/>
+          <w:cols w:space="708"/>
+          <w:docGrid w:linePitch="360"/>
+        </w:sectPr>
+      </w:pPr>
+    </w:p>
+    <w:p>
+      <w:pPr>
+        <w:sectPr>
+          <w:type w:val="continuous"/>
+          <w:pgSz w:w="11906" w:h="16838"/>
+          <w:pgMar w:top="1417" w:right="1701" w:bottom="1417" w:left="1701" w:header="708" w:footer="708" w:gutter="0"/>
+          <w:cols w:num="2" w:space="708"/>
+          <w:docGrid w:linePitch="360"/>
+        </w:sectPr>
+      </w:pPr>
+      <w:r>
+        <w:tab/>
+      </w:r>
+    </w:p>
+    <w:p>
+      <w:r>
+        <w:t>(En la ruta de Katherine)</w:t>
+      </w:r>
+    </w:p>
+    <w:p>
+      <w:pPr>
+        <w:spacing w:after="0"/>
+        <w:rPr>
+          <w:highlight w:val="yellow"/>
+        </w:rPr>
+      </w:pPr>
+      <w:r>
+        <w:rPr>
+          <w:highlight w:val="yellow"/>
+        </w:rPr>
+        <w:t>#linear</w:t>
+      </w:r>
+    </w:p>
+    <w:p>
+      <w:pPr>
+        <w:spacing w:after="0"/>
+      </w:pPr>
+      <w:r>
+        <w:rPr>
+          <w:highlight w:val="yellow"/>
+        </w:rPr>
+        <w:t>katherine_scene_end ; the_x_exam</w:t>
       </w:r>
     </w:p>
     <w:p/>
     <w:p/>
     <w:p>
+      <w:r>
+        <w:t xml:space="preserve">(En la ruta de </w:t>
+      </w:r>
+      <w:r>
+        <w:t>Amber</w:t>
+      </w:r>
+      <w:r>
+        <w:t>)</w:t>
+      </w:r>
+    </w:p>
+    <w:p>
+      <w:pPr>
+        <w:spacing w:after="0"/>
+        <w:rPr>
+          <w:highlight w:val="yellow"/>
+        </w:rPr>
+      </w:pPr>
+      <w:r>
+        <w:rPr>
+          <w:highlight w:val="yellow"/>
+        </w:rPr>
+        <w:t>#linear</w:t>
+      </w:r>
+    </w:p>
+    <w:p>
+      <w:pPr>
+        <w:spacing w:after="0"/>
+      </w:pPr>
+      <w:r>
+        <w:rPr>
+          <w:highlight w:val="yellow"/>
+        </w:rPr>
+        <w:t>amber_scene_end</w:t>
+      </w:r>
+      <w:r>
+        <w:rPr>
+          <w:highlight w:val="yellow"/>
+        </w:rPr>
+        <w:t xml:space="preserve"> ; the_x_exam</w:t>
+      </w:r>
+    </w:p>
+    <w:p>
+      <w:r>
+        <w:t>(En la ruta de Mariangeles)</w:t>
+      </w:r>
+    </w:p>
+    <w:p>
+      <w:pPr>
+        <w:spacing w:after="0"/>
+        <w:rPr>
+          <w:highlight w:val="yellow"/>
+        </w:rPr>
+      </w:pPr>
+      <w:r>
+        <w:rPr>
+          <w:highlight w:val="yellow"/>
+        </w:rPr>
+        <w:t>#linear</w:t>
+      </w:r>
+    </w:p>
+    <w:p>
+      <w:pPr>
+        <w:spacing w:after="0"/>
+      </w:pPr>
+      <w:r>
+        <w:rPr>
+          <w:highlight w:val="yellow"/>
+        </w:rPr>
+        <w:t>mariangeles_scene_end ; the_x_exam</w:t>
+      </w:r>
+    </w:p>
+    <w:p/>
+    <w:p/>
+    <w:p>
+      <w:r>
+        <w:t>(En la ruta de Stefannie)</w:t>
+      </w:r>
+    </w:p>
+    <w:p>
+      <w:pPr>
+        <w:spacing w:after="0"/>
+        <w:rPr>
+          <w:highlight w:val="yellow"/>
+        </w:rPr>
+      </w:pPr>
+      <w:r>
+        <w:rPr>
+          <w:highlight w:val="yellow"/>
+        </w:rPr>
+        <w:t>#linear</w:t>
+      </w:r>
+    </w:p>
+    <w:p>
+      <w:pPr>
+        <w:spacing w:after="0"/>
+        <w:sectPr>
+          <w:type w:val="continuous"/>
+          <w:pgSz w:w="11906" w:h="16838"/>
+          <w:pgMar w:top="1417" w:right="1701" w:bottom="1417" w:left="1701" w:header="708" w:footer="708" w:gutter="0"/>
+          <w:cols w:num="2" w:space="708"/>
+          <w:docGrid w:linePitch="360"/>
+        </w:sectPr>
+      </w:pPr>
+      <w:r>
+        <w:rPr>
+          <w:highlight w:val="yellow"/>
+        </w:rPr>
+        <w:t>stefannie_scene_end ; the_x_exam</w:t>
+      </w:r>
+    </w:p>
+    <w:p>
+      <w:pPr>
+        <w:sectPr>
+          <w:type w:val="continuous"/>
+          <w:pgSz w:w="11906" w:h="16838"/>
+          <w:pgMar w:top="1417" w:right="1701" w:bottom="1417" w:left="1701" w:header="708" w:footer="708" w:gutter="0"/>
+          <w:cols w:num="2" w:space="708"/>
+          <w:docGrid w:linePitch="360"/>
+        </w:sectPr>
+      </w:pPr>
+    </w:p>
+    <w:p/>
+    <w:p/>
+    <w:p>
+      <w:pPr>
+        <w:sectPr>
+          <w:type w:val="continuous"/>
+          <w:pgSz w:w="11906" w:h="16838"/>
+          <w:pgMar w:top="1417" w:right="1701" w:bottom="1417" w:left="1701" w:header="708" w:footer="708" w:gutter="0"/>
+          <w:cols w:num="2" w:space="708"/>
+          <w:docGrid w:linePitch="360"/>
+        </w:sectPr>
+      </w:pPr>
+    </w:p>
+    <w:p>
+      <w:pPr>
+        <w:pStyle w:val="Ttulo3"/>
+      </w:pPr>
+      <w:r>
+        <w:lastRenderedPageBreak/>
+        <w:t>Decisión</w:t>
+      </w:r>
+    </w:p>
+    <w:p>
+      <w:r>
+        <w:tab/>
+        <w:t>La decisión es la mecánica principal de la mayoría de novelas visuales, este consiste en plasmar ante el jugador una situación en la que deba tomar una decisión. Con las decisiones podemos dividir la historia en caminos distintos y además Atlax Renpy nos permitirá agregar un sistema de puntos. Sintaxis.</w:t>
+      </w:r>
+    </w:p>
+    <w:p>
+      <w:pPr>
+        <w:spacing w:after="0"/>
+      </w:pPr>
+      <w:r>
+        <w:tab/>
+        <w:t>#decision</w:t>
+      </w:r>
+    </w:p>
+    <w:p>
+      <w:pPr>
+        <w:spacing w:after="0"/>
+        <w:ind w:firstLine="708"/>
+      </w:pPr>
+      <w:r>
+        <w:t>key_opcion_1 ; punto_1 : valor_punto_1 ; siguiente escena</w:t>
+      </w:r>
+    </w:p>
+    <w:p>
+      <w:pPr>
+        <w:spacing w:after="0"/>
+        <w:ind w:firstLine="708"/>
+      </w:pPr>
+      <w:r>
+        <w:t>k</w:t>
+      </w:r>
+      <w:r>
+        <w:t>ey_opcion_</w:t>
+      </w:r>
+      <w:r>
+        <w:t>2</w:t>
+      </w:r>
+      <w:r>
+        <w:t xml:space="preserve"> ;; siguiente escena</w:t>
+      </w:r>
+    </w:p>
+    <w:p>
+      <w:pPr>
+        <w:spacing w:after="0"/>
+        <w:ind w:firstLine="708"/>
+      </w:pPr>
+      <w:r>
+        <w:t>k</w:t>
+      </w:r>
+      <w:r>
+        <w:t>ey_opcion_</w:t>
+      </w:r>
+      <w:r>
+        <w:t>3</w:t>
+      </w:r>
+      <w:r>
+        <w:t xml:space="preserve"> ; punto1:valor_punto1</w:t>
+      </w:r>
+      <w:r>
+        <w:t>, punto2:valor_punto2</w:t>
+      </w:r>
+      <w:r>
+        <w:t xml:space="preserve"> ; siguiente escena</w:t>
+      </w:r>
+      <w:r>
+        <w:t xml:space="preserve"> </w:t>
+      </w:r>
+    </w:p>
+    <w:p>
+      <w:pPr>
+        <w:spacing w:after="0"/>
+        <w:ind w:firstLine="708"/>
+      </w:pPr>
+    </w:p>
+    <w:p>
+      <w:pPr>
+        <w:spacing w:after="0"/>
+        <w:ind w:firstLine="708"/>
+      </w:pPr>
+      <w:r>
+        <w:t>Podemos hacer que cada opción de la decisión lleve a una escena distinta o que algunas de ellas lleven a la misma.</w:t>
+      </w:r>
+    </w:p>
+    <w:p>
+      <w:pPr>
+        <w:spacing w:after="0"/>
+        <w:ind w:firstLine="708"/>
+      </w:pPr>
+    </w:p>
+    <w:p>
+      <w:pPr>
+        <w:spacing w:after="0"/>
+      </w:pPr>
+      <w:r>
+        <w:t xml:space="preserve">       </w:t>
+      </w:r>
+      <w:r>
+        <w:rPr>
+          <w:noProof/>
+        </w:rPr>
+        <w:drawing>
+          <wp:inline distT="0" distB="0" distL="0" distR="0" wp14:anchorId="5F881253" wp14:editId="048554C7">
+            <wp:extent cx="4961890" cy="2613978"/>
+            <wp:effectExtent l="0" t="0" r="0" b="0"/>
+            <wp:docPr id="1529824056" name="Imagen 1"/>
+            <wp:cNvGraphicFramePr>
+              <a:graphicFrameLocks xmlns:a="http://schemas.openxmlformats.org/drawingml/2006/main" noChangeAspect="1"/>
+            </wp:cNvGraphicFramePr>
+            <a:graphic xmlns:a="http://schemas.openxmlformats.org/drawingml/2006/main">
+              <a:graphicData uri="http://schemas.openxmlformats.org/drawingml/2006/picture">
+                <pic:pic xmlns:pic="http://schemas.openxmlformats.org/drawingml/2006/picture">
+                  <pic:nvPicPr>
+                    <pic:cNvPr id="1529824056" name=""/>
+                    <pic:cNvPicPr/>
+                  </pic:nvPicPr>
+                  <pic:blipFill>
+                    <a:blip r:embed="rId29"/>
+                    <a:stretch>
+                      <a:fillRect/>
+                    </a:stretch>
+                  </pic:blipFill>
+                  <pic:spPr>
+                    <a:xfrm>
+                      <a:off x="0" y="0"/>
+                      <a:ext cx="4971029" cy="2618793"/>
+                    </a:xfrm>
+                    <a:prstGeom prst="rect">
+                      <a:avLst/>
+                    </a:prstGeom>
+                  </pic:spPr>
+                </pic:pic>
+              </a:graphicData>
+            </a:graphic>
+          </wp:inline>
+        </w:drawing>
+      </w:r>
+    </w:p>
+    <w:p>
+      <w:r>
+        <w:t xml:space="preserve">       </w:t>
+      </w:r>
+      <w:r>
+        <w:rPr>
+          <w:noProof/>
+        </w:rPr>
+        <w:drawing>
+          <wp:inline distT="0" distB="0" distL="0" distR="0" wp14:anchorId="0C9D4566" wp14:editId="4CC4BAE9">
+            <wp:extent cx="4931845" cy="2381250"/>
+            <wp:effectExtent l="0" t="0" r="2540" b="0"/>
+            <wp:docPr id="776506038" name="Imagen 1"/>
+            <wp:cNvGraphicFramePr>
+              <a:graphicFrameLocks xmlns:a="http://schemas.openxmlformats.org/drawingml/2006/main" noChangeAspect="1"/>
+            </wp:cNvGraphicFramePr>
+            <a:graphic xmlns:a="http://schemas.openxmlformats.org/drawingml/2006/main">
+              <a:graphicData uri="http://schemas.openxmlformats.org/drawingml/2006/picture">
+                <pic:pic xmlns:pic="http://schemas.openxmlformats.org/drawingml/2006/picture">
+                  <pic:nvPicPr>
+                    <pic:cNvPr id="776506038" name=""/>
+                    <pic:cNvPicPr/>
+                  </pic:nvPicPr>
+                  <pic:blipFill>
+                    <a:blip r:embed="rId30"/>
+                    <a:stretch>
+                      <a:fillRect/>
+                    </a:stretch>
+                  </pic:blipFill>
+                  <pic:spPr>
+                    <a:xfrm>
+                      <a:off x="0" y="0"/>
+                      <a:ext cx="4939020" cy="2384714"/>
+                    </a:xfrm>
+                    <a:prstGeom prst="rect">
+                      <a:avLst/>
+                    </a:prstGeom>
+                  </pic:spPr>
+                </pic:pic>
+              </a:graphicData>
+            </a:graphic>
+          </wp:inline>
+        </w:drawing>
+      </w:r>
+    </w:p>
+    <w:p>
+      <w:r>
+        <w:tab/>
+        <w:t>Como se dijo anteriormente, también se pueden modificar los puntos, estos puntos pueden llevar el nombre que se desee, el único detalle es que debes asegurarte de escribirlo bien ya que si lo escribes mal, el motor lo interpretará como un punto distinto.</w:t>
+      </w:r>
+    </w:p>
+    <w:p>
+      <w:r>
+        <w:lastRenderedPageBreak/>
+        <w:t xml:space="preserve">            </w:t>
+      </w:r>
+      <w:r>
+        <w:rPr>
+          <w:noProof/>
+        </w:rPr>
+        <w:drawing>
+          <wp:inline distT="0" distB="0" distL="0" distR="0" wp14:anchorId="632249F4" wp14:editId="20B338BB">
+            <wp:extent cx="4791075" cy="2616387"/>
+            <wp:effectExtent l="0" t="0" r="0" b="0"/>
+            <wp:docPr id="1612724208" name="Imagen 1"/>
+            <wp:cNvGraphicFramePr>
+              <a:graphicFrameLocks xmlns:a="http://schemas.openxmlformats.org/drawingml/2006/main" noChangeAspect="1"/>
+            </wp:cNvGraphicFramePr>
+            <a:graphic xmlns:a="http://schemas.openxmlformats.org/drawingml/2006/main">
+              <a:graphicData uri="http://schemas.openxmlformats.org/drawingml/2006/picture">
+                <pic:pic xmlns:pic="http://schemas.openxmlformats.org/drawingml/2006/picture">
+                  <pic:nvPicPr>
+                    <pic:cNvPr id="1612724208" name=""/>
+                    <pic:cNvPicPr/>
+                  </pic:nvPicPr>
+                  <pic:blipFill>
+                    <a:blip r:embed="rId31"/>
+                    <a:stretch>
+                      <a:fillRect/>
+                    </a:stretch>
+                  </pic:blipFill>
+                  <pic:spPr>
+                    <a:xfrm>
+                      <a:off x="0" y="0"/>
+                      <a:ext cx="4797245" cy="2619756"/>
+                    </a:xfrm>
+                    <a:prstGeom prst="rect">
+                      <a:avLst/>
+                    </a:prstGeom>
+                  </pic:spPr>
+                </pic:pic>
+              </a:graphicData>
+            </a:graphic>
+          </wp:inline>
+        </w:drawing>
+      </w:r>
+    </w:p>
+    <w:p>
+      <w:r>
+        <w:tab/>
+        <w:t>Por supuesto que los puntos no son obligatorios, puedes dejarlo en blanco. El ejemplo anterior se escribiría así.</w:t>
+      </w:r>
+    </w:p>
+    <w:p>
+      <w:pPr>
+        <w:spacing w:after="0"/>
+      </w:pPr>
+      <w:r>
+        <w:tab/>
+      </w:r>
+      <w:r>
+        <w:rPr>
+          <w:highlight w:val="yellow"/>
+        </w:rPr>
+        <w:t>#linear</w:t>
+      </w:r>
+    </w:p>
+    <w:p>
+      <w:pPr>
+        <w:spacing w:after="0"/>
+      </w:pPr>
+      <w:r>
+        <w:tab/>
+      </w:r>
+      <w:r>
+        <w:rPr>
+          <w:highlight w:val="yellow"/>
+        </w:rPr>
+        <w:t>give_sushi ; ; scene_B</w:t>
+      </w:r>
+    </w:p>
+    <w:p>
+      <w:pPr>
+        <w:spacing w:after="0"/>
+      </w:pPr>
+      <w:r>
+        <w:tab/>
+      </w:r>
+      <w:r>
+        <w:rPr>
+          <w:highlight w:val="yellow"/>
+        </w:rPr>
+        <w:t>give_salad ; amistad : -1 ; scene_C</w:t>
+      </w:r>
+    </w:p>
+    <w:p>
+      <w:pPr>
+        <w:spacing w:after="0"/>
+      </w:pPr>
+      <w:r>
+        <w:tab/>
+      </w:r>
+      <w:r>
+        <w:rPr>
+          <w:highlight w:val="yellow"/>
+        </w:rPr>
+        <w:t>give_beef ; amistad : 1 ; scene_D</w:t>
+      </w:r>
+    </w:p>
+    <w:p>
+      <w:pPr>
+        <w:spacing w:after="0"/>
+      </w:pPr>
+    </w:p>
+    <w:p>
+      <w:pPr>
+        <w:spacing w:after="0"/>
+      </w:pPr>
+      <w:r>
+        <w:tab/>
+        <w:t>Nuevamente hago énfasis en que cada opción debe tener su identificador único ya que nos servirá para manejar las consecuencias</w:t>
+      </w:r>
+      <w:r>
+        <w:t>, este caso son “give_sushi”, “give_salad” y “give_beef”, estos identificadores jamás deben repetirse, o al menos, en la ruta actual</w:t>
+      </w:r>
+      <w:r>
+        <w:t>.</w:t>
+      </w:r>
+    </w:p>
+    <w:p>
+      <w:pPr>
+        <w:pStyle w:val="Ttulo3"/>
+      </w:pPr>
+      <w:r>
+        <w:t>Condición</w:t>
+      </w:r>
+    </w:p>
+    <w:p>
+      <w:r>
+        <w:tab/>
+        <w:t>Cuando la escena llega al final, dependiendo de una serie de condiciones, el motor automáticamente toma un camino sin que el jugador lo note. Esto nos permite hacer que una escena conlleve a múltiples escenas sin necesidad de colocar una decisión, en vez de eso, nos basaremos en eventos pasados como si se tratara de una consecuencia.</w:t>
+      </w:r>
+    </w:p>
+    <w:p>
+      <w:r>
+        <w:tab/>
+        <w:t>Existen 3 tipos de condiciones, condición por puntos, por escena</w:t>
+      </w:r>
+      <w:r>
+        <w:t xml:space="preserve"> </w:t>
+      </w:r>
+      <w:r>
+        <w:t>y por decisión.</w:t>
+      </w:r>
+      <w:r>
+        <w:t xml:space="preserve"> Para estas condiciones se debe tener especial control sobre los valores posibles de los puntos así como los posibles diálogos y escenas pasadas, esto para saber si de verdad las condiciones que estás escribiendo se pueden cumplir. </w:t>
+      </w:r>
+    </w:p>
+    <w:p>
+      <w:pPr>
+        <w:ind w:firstLine="708"/>
+      </w:pPr>
+      <w:r>
+        <w:t xml:space="preserve">Un ejemplo es colocar la condición de que el jugador deba tener 50 puntos de amistad cuando a ese punto es imposible que él haya alcanzado esa puntuación. </w:t>
+      </w:r>
+      <w:r>
+        <w:t>Si ninguna condición se cumple el juego tomará la última por defecto.</w:t>
+      </w:r>
+    </w:p>
+    <w:p>
+      <w:pPr>
+        <w:pStyle w:val="Ttulo4"/>
+      </w:pPr>
+      <w:r>
+        <w:lastRenderedPageBreak/>
+        <w:t>Condición por puntos</w:t>
+      </w:r>
+    </w:p>
+    <w:p>
+      <w:r>
+        <w:rPr>
+          <w:noProof/>
+        </w:rPr>
+        <w:drawing>
+          <wp:inline distT="0" distB="0" distL="0" distR="0" wp14:anchorId="7CC5750D" wp14:editId="15E05ED1">
+            <wp:extent cx="5400040" cy="2329815"/>
+            <wp:effectExtent l="0" t="0" r="0" b="0"/>
+            <wp:docPr id="675072319" name="Imagen 1"/>
+            <wp:cNvGraphicFramePr>
+              <a:graphicFrameLocks xmlns:a="http://schemas.openxmlformats.org/drawingml/2006/main" noChangeAspect="1"/>
+            </wp:cNvGraphicFramePr>
+            <a:graphic xmlns:a="http://schemas.openxmlformats.org/drawingml/2006/main">
+              <a:graphicData uri="http://schemas.openxmlformats.org/drawingml/2006/picture">
+                <pic:pic xmlns:pic="http://schemas.openxmlformats.org/drawingml/2006/picture">
+                  <pic:nvPicPr>
+                    <pic:cNvPr id="675072319" name=""/>
+                    <pic:cNvPicPr/>
+                  </pic:nvPicPr>
+                  <pic:blipFill>
+                    <a:blip r:embed="rId32"/>
+                    <a:stretch>
+                      <a:fillRect/>
+                    </a:stretch>
+                  </pic:blipFill>
+                  <pic:spPr>
+                    <a:xfrm>
+                      <a:off x="0" y="0"/>
+                      <a:ext cx="5400040" cy="2329815"/>
+                    </a:xfrm>
+                    <a:prstGeom prst="rect">
+                      <a:avLst/>
+                    </a:prstGeom>
+                  </pic:spPr>
+                </pic:pic>
+              </a:graphicData>
+            </a:graphic>
+          </wp:inline>
+        </w:drawing>
+      </w:r>
+    </w:p>
+    <w:p>
+      <w:pPr>
+        <w:spacing w:after="0"/>
+      </w:pPr>
+      <w:r>
+        <w:tab/>
+      </w:r>
+      <w:r>
+        <w:rPr>
+          <w:highlight w:val="yellow"/>
+        </w:rPr>
+        <w:t>#condition points</w:t>
+      </w:r>
+    </w:p>
+    <w:p>
+      <w:pPr>
+        <w:spacing w:after="0"/>
+      </w:pPr>
+      <w:r>
+        <w:tab/>
+      </w:r>
+      <w:r>
+        <w:rPr>
+          <w:highlight w:val="yellow"/>
+        </w:rPr>
+        <w:t>exam_positive_grade ; calificación &gt; 10 ; aprobado</w:t>
+      </w:r>
+    </w:p>
+    <w:p>
+      <w:pPr>
+        <w:spacing w:after="0"/>
+      </w:pPr>
+      <w:r>
+        <w:tab/>
+      </w:r>
+      <w:r>
+        <w:rPr>
+          <w:highlight w:val="yellow"/>
+        </w:rPr>
+        <w:t>exam_negative_grade ; ; reprobado</w:t>
+      </w:r>
+    </w:p>
+    <w:p>
+      <w:pPr>
+        <w:spacing w:after="0"/>
+      </w:pPr>
+      <w:r>
+        <w:tab/>
+      </w:r>
+    </w:p>
+    <w:p>
+      <w:pPr>
+        <w:spacing w:after="0"/>
+      </w:pPr>
+      <w:r>
+        <w:tab/>
+        <w:t>Los distintos operadores de comparación son:</w:t>
+      </w:r>
+    </w:p>
+    <w:p>
+      <w:pPr>
+        <w:pStyle w:val="Prrafodelista"/>
+        <w:numPr>
+          <w:ilvl w:val="0"/>
+          <w:numId w:val="19"/>
+        </w:numPr>
+        <w:spacing w:after="0"/>
+      </w:pPr>
+      <w:r>
+        <w:t>&lt; (menor)</w:t>
+      </w:r>
+    </w:p>
+    <w:p>
+      <w:pPr>
+        <w:pStyle w:val="Prrafodelista"/>
+        <w:numPr>
+          <w:ilvl w:val="0"/>
+          <w:numId w:val="19"/>
+        </w:numPr>
+        <w:spacing w:after="0"/>
+      </w:pPr>
+      <w:r>
+        <w:t>&gt; (mayor)</w:t>
+      </w:r>
+    </w:p>
+    <w:p>
+      <w:pPr>
+        <w:pStyle w:val="Prrafodelista"/>
+        <w:numPr>
+          <w:ilvl w:val="0"/>
+          <w:numId w:val="19"/>
+        </w:numPr>
+        <w:spacing w:after="0"/>
+      </w:pPr>
+      <w:r>
+        <w:t>&lt;= (menor o igual)</w:t>
+      </w:r>
+    </w:p>
+    <w:p>
+      <w:pPr>
+        <w:pStyle w:val="Prrafodelista"/>
+        <w:numPr>
+          <w:ilvl w:val="0"/>
+          <w:numId w:val="19"/>
+        </w:numPr>
+        <w:spacing w:after="0"/>
+      </w:pPr>
+      <w:r>
+        <w:t>&gt;= (mayor o igual)</w:t>
+      </w:r>
+    </w:p>
+    <w:p>
+      <w:pPr>
+        <w:spacing w:after="0"/>
+      </w:pPr>
+    </w:p>
+    <w:p>
+      <w:pPr>
+        <w:ind w:firstLine="708"/>
+      </w:pPr>
+      <w:r>
+        <w:t>Como Atlax Renpy verifica todas las condiciones y si ninguna se cumple toma la última por defecto, no hace falta colocar condición en la última opción, ya que si no se cumple una, irá a la otra.</w:t>
+      </w:r>
+    </w:p>
+    <w:p>
+      <w:pPr>
+        <w:ind w:firstLine="708"/>
+      </w:pPr>
+      <w:r>
+        <w:t>También se pueden colocar condiciones múltiples, en ese caso lo separaremos por comas.</w:t>
+      </w:r>
+    </w:p>
+    <w:p>
+      <w:pPr>
+        <w:spacing w:after="0"/>
+        <w:ind w:firstLine="708"/>
+      </w:pPr>
+      <w:r>
+        <w:t>#condition points</w:t>
+      </w:r>
+    </w:p>
+    <w:p>
+      <w:pPr>
+        <w:spacing w:after="0"/>
+        <w:ind w:firstLine="708"/>
+        <w:rPr>
+          <w:highlight w:val="yellow"/>
+        </w:rPr>
+      </w:pPr>
+      <w:r>
+        <w:rPr>
+          <w:highlight w:val="yellow"/>
+        </w:rPr>
+        <w:t>Katherine_route_good_end ; amistad &gt; 18, calificación &gt; 10 ; final_bueno</w:t>
+      </w:r>
+    </w:p>
+    <w:p>
+      <w:pPr>
+        <w:spacing w:after="0"/>
+        <w:ind w:firstLine="708"/>
+        <w:rPr>
+          <w:highlight w:val="yellow"/>
+        </w:rPr>
+      </w:pPr>
+      <w:r>
+        <w:rPr>
+          <w:highlight w:val="yellow"/>
+        </w:rPr>
+        <w:t>Katherine_route_</w:t>
+      </w:r>
+      <w:r>
+        <w:rPr>
+          <w:highlight w:val="yellow"/>
+        </w:rPr>
+        <w:t>neutral</w:t>
+      </w:r>
+      <w:r>
+        <w:rPr>
+          <w:highlight w:val="yellow"/>
+        </w:rPr>
+        <w:t xml:space="preserve">_end ; amistad &gt; </w:t>
+      </w:r>
+      <w:r>
+        <w:rPr>
+          <w:highlight w:val="yellow"/>
+        </w:rPr>
+        <w:t>12</w:t>
+      </w:r>
+      <w:r>
+        <w:rPr>
+          <w:highlight w:val="yellow"/>
+        </w:rPr>
+        <w:t xml:space="preserve">, </w:t>
+      </w:r>
+      <w:r>
+        <w:rPr>
+          <w:highlight w:val="yellow"/>
+        </w:rPr>
+        <w:t>calificación &gt; 5</w:t>
+      </w:r>
+      <w:r>
+        <w:rPr>
+          <w:highlight w:val="yellow"/>
+        </w:rPr>
+        <w:t xml:space="preserve"> ; final_</w:t>
+      </w:r>
+      <w:r>
+        <w:rPr>
+          <w:highlight w:val="yellow"/>
+        </w:rPr>
+        <w:t>neutral</w:t>
+      </w:r>
+    </w:p>
+    <w:p>
+      <w:pPr>
+        <w:spacing w:after="0"/>
+        <w:ind w:firstLine="708"/>
+      </w:pPr>
+      <w:r>
+        <w:rPr>
+          <w:highlight w:val="yellow"/>
+        </w:rPr>
+        <w:t>Katherine_route_</w:t>
+      </w:r>
+      <w:r>
+        <w:rPr>
+          <w:highlight w:val="yellow"/>
+        </w:rPr>
+        <w:t>bad_</w:t>
+      </w:r>
+      <w:r>
+        <w:rPr>
+          <w:highlight w:val="yellow"/>
+        </w:rPr>
+        <w:t>end ; ; final_</w:t>
+      </w:r>
+      <w:r>
+        <w:rPr>
+          <w:highlight w:val="yellow"/>
+        </w:rPr>
+        <w:t>malo</w:t>
+      </w:r>
+    </w:p>
+    <w:p>
+      <w:pPr>
+        <w:spacing w:after="0"/>
+        <w:ind w:firstLine="708"/>
+      </w:pPr>
+    </w:p>
+    <w:p>
+      <w:pPr>
+        <w:spacing w:after="0"/>
+        <w:ind w:firstLine="708"/>
+      </w:pPr>
+    </w:p>
+    <w:p>
+      <w:pPr>
+        <w:spacing w:after="0"/>
+        <w:ind w:firstLine="708"/>
+      </w:pPr>
+    </w:p>
+    <w:p>
+      <w:pPr>
+        <w:spacing w:after="0"/>
+        <w:ind w:firstLine="708"/>
+      </w:pPr>
+    </w:p>
+    <w:p>
+      <w:pPr>
+        <w:spacing w:after="0"/>
+        <w:ind w:firstLine="708"/>
+      </w:pPr>
+    </w:p>
+    <w:p>
+      <w:pPr>
+        <w:spacing w:after="0"/>
+        <w:ind w:firstLine="708"/>
+      </w:pPr>
+    </w:p>
+    <w:p>
+      <w:pPr>
+        <w:spacing w:after="0"/>
+        <w:ind w:firstLine="708"/>
+      </w:pPr>
+    </w:p>
+    <w:p>
+      <w:pPr>
+        <w:spacing w:after="0"/>
+        <w:ind w:firstLine="708"/>
+      </w:pPr>
+    </w:p>
+    <w:p/>
+    <w:p>
+      <w:pPr>
+        <w:pStyle w:val="Ttulo4"/>
+      </w:pPr>
+      <w:r>
+        <w:lastRenderedPageBreak/>
+        <w:t>Condición por decisión</w:t>
+      </w:r>
+    </w:p>
+    <w:p>
+      <w:r>
+        <w:tab/>
+        <w:t>Podemos bifurcar la historia dependiendo de si el jugador tomó una decisión específica o no, aquí retomaremos el ejemplo de la decisión de “¿Qué comida le pido?”</w:t>
+      </w:r>
+    </w:p>
+    <w:p>
+      <w:r>
+        <w:t xml:space="preserve">      </w:t>
+      </w:r>
+      <w:r>
+        <w:rPr>
+          <w:noProof/>
+        </w:rPr>
+        <w:drawing>
+          <wp:inline distT="0" distB="0" distL="0" distR="0" wp14:anchorId="6459394A" wp14:editId="573BF31D">
+            <wp:extent cx="5019675" cy="2250118"/>
+            <wp:effectExtent l="0" t="0" r="0" b="0"/>
+            <wp:docPr id="329083489" name="Imagen 1"/>
+            <wp:cNvGraphicFramePr>
+              <a:graphicFrameLocks xmlns:a="http://schemas.openxmlformats.org/drawingml/2006/main" noChangeAspect="1"/>
+            </wp:cNvGraphicFramePr>
+            <a:graphic xmlns:a="http://schemas.openxmlformats.org/drawingml/2006/main">
+              <a:graphicData uri="http://schemas.openxmlformats.org/drawingml/2006/picture">
+                <pic:pic xmlns:pic="http://schemas.openxmlformats.org/drawingml/2006/picture">
+                  <pic:nvPicPr>
+                    <pic:cNvPr id="329083489" name=""/>
+                    <pic:cNvPicPr/>
+                  </pic:nvPicPr>
+                  <pic:blipFill>
+                    <a:blip r:embed="rId33"/>
+                    <a:stretch>
+                      <a:fillRect/>
+                    </a:stretch>
+                  </pic:blipFill>
+                  <pic:spPr>
+                    <a:xfrm>
+                      <a:off x="0" y="0"/>
+                      <a:ext cx="5026902" cy="2253357"/>
+                    </a:xfrm>
+                    <a:prstGeom prst="rect">
+                      <a:avLst/>
+                    </a:prstGeom>
+                  </pic:spPr>
+                </pic:pic>
+              </a:graphicData>
+            </a:graphic>
+          </wp:inline>
+        </w:drawing>
+      </w:r>
+    </w:p>
+    <w:p>
+      <w:pPr>
+        <w:spacing w:after="0"/>
+      </w:pPr>
+      <w:r>
+        <w:tab/>
+      </w:r>
+      <w:r>
+        <w:rPr>
+          <w:highlight w:val="yellow"/>
+        </w:rPr>
+        <w:t>#condition decisión</w:t>
+      </w:r>
+    </w:p>
+    <w:p>
+      <w:pPr>
+        <w:spacing w:after="0"/>
+      </w:pPr>
+      <w:r>
+        <w:tab/>
+      </w:r>
+      <w:r>
+        <w:rPr>
+          <w:highlight w:val="yellow"/>
+        </w:rPr>
+        <w:t>sushi_gived ; give_sushi ; escena_B</w:t>
+      </w:r>
+    </w:p>
+    <w:p>
+      <w:pPr>
+        <w:spacing w:after="0"/>
+      </w:pPr>
+      <w:r>
+        <w:tab/>
+      </w:r>
+      <w:r>
+        <w:rPr>
+          <w:highlight w:val="yellow"/>
+        </w:rPr>
+        <w:t>salad</w:t>
+      </w:r>
+      <w:r>
+        <w:rPr>
+          <w:highlight w:val="yellow"/>
+        </w:rPr>
+        <w:t>_gived ; give_</w:t>
+      </w:r>
+      <w:r>
+        <w:rPr>
+          <w:highlight w:val="yellow"/>
+        </w:rPr>
+        <w:t>salad</w:t>
+      </w:r>
+      <w:r>
+        <w:rPr>
+          <w:highlight w:val="yellow"/>
+        </w:rPr>
+        <w:t xml:space="preserve"> ; escena_</w:t>
+      </w:r>
+      <w:r>
+        <w:rPr>
+          <w:highlight w:val="yellow"/>
+        </w:rPr>
+        <w:t>C</w:t>
+      </w:r>
+    </w:p>
+    <w:p>
+      <w:pPr>
+        <w:spacing w:after="0"/>
+        <w:ind w:firstLine="708"/>
+      </w:pPr>
+      <w:r>
+        <w:rPr>
+          <w:highlight w:val="yellow"/>
+        </w:rPr>
+        <w:t>beef</w:t>
+      </w:r>
+      <w:r>
+        <w:rPr>
+          <w:highlight w:val="yellow"/>
+        </w:rPr>
+        <w:t>_gived ; give_</w:t>
+      </w:r>
+      <w:r>
+        <w:rPr>
+          <w:highlight w:val="yellow"/>
+        </w:rPr>
+        <w:t>beef</w:t>
+      </w:r>
+      <w:r>
+        <w:rPr>
+          <w:highlight w:val="yellow"/>
+        </w:rPr>
+        <w:t xml:space="preserve"> ; escena_</w:t>
+      </w:r>
+      <w:r>
+        <w:rPr>
+          <w:highlight w:val="yellow"/>
+        </w:rPr>
+        <w:t>D</w:t>
+      </w:r>
+    </w:p>
+    <w:p>
+      <w:pPr>
+        <w:spacing w:after="0"/>
+        <w:ind w:firstLine="708"/>
+      </w:pPr>
+    </w:p>
+    <w:p>
+      <w:pPr>
+        <w:ind w:firstLine="708"/>
+      </w:pPr>
+      <w:r>
+        <w:t>¿Recuerdan los identificadores que con tanta insistencia se dijo que los hicieran únicos? Para esto era, para poder crear caminos a partir de esas decisiones pasadas, en este caso en la segunda columna se coloca el identificador único de la opción que el jugador debe tomar para ser encaminado a la escena dada.</w:t>
+      </w:r>
+    </w:p>
+    <w:p>
+      <w:pPr>
+        <w:ind w:firstLine="708"/>
+      </w:pPr>
+      <w:r>
+        <w:t xml:space="preserve">Se debe tener en cuenta que Atlax Renpy va a verificar tanto las opciones de decisiones tomadas </w:t>
+      </w:r>
+      <w:r>
+        <w:t xml:space="preserve">por el jugador, </w:t>
+      </w:r>
+      <w:r>
+        <w:t>como la de los fines de diálogo</w:t>
+      </w:r>
+      <w:r>
+        <w:t xml:space="preserve"> que él haya visto</w:t>
+      </w:r>
+      <w:r>
+        <w:t xml:space="preserve">, porque recordemos que </w:t>
+      </w:r>
+      <w:r>
+        <w:t xml:space="preserve">al </w:t>
+      </w:r>
+      <w:r>
+        <w:t>de</w:t>
+      </w:r>
+      <w:r>
+        <w:t>finir</w:t>
+      </w:r>
+      <w:r>
+        <w:t xml:space="preserve"> l</w:t>
+      </w:r>
+      <w:r>
+        <w:t>as</w:t>
+      </w:r>
+      <w:r>
+        <w:t xml:space="preserve"> </w:t>
+      </w:r>
+      <w:r>
+        <w:t>terminaciones</w:t>
+      </w:r>
+      <w:r>
+        <w:t xml:space="preserve"> de diálogo también les ponemos identificadores únicos, esos también se tendrán en cuenta para esta condición.</w:t>
+      </w:r>
+    </w:p>
+    <w:p>
+      <w:pPr>
+        <w:ind w:firstLine="708"/>
+      </w:pPr>
+      <w:r>
+        <w:t xml:space="preserve">De </w:t>
+      </w:r>
+      <w:r>
+        <w:t>forma similar a los puntos, también podemos colocar varios identificadores separados por comas</w:t>
+      </w:r>
+      <w:r>
+        <w:t>.</w:t>
+      </w:r>
+    </w:p>
+    <w:p>
+      <w:pPr>
+        <w:ind w:firstLine="708"/>
+      </w:pPr>
+    </w:p>
+    <w:p>
+      <w:pPr>
+        <w:pStyle w:val="Ttulo4"/>
+      </w:pPr>
+      <w:r>
+        <w:t>Condición por escena</w:t>
+      </w:r>
+    </w:p>
+    <w:p>
+      <w:r>
+        <w:tab/>
+        <w:t>Por ultimo, también podremos bifurcar el juego dependiendo de las escenas que el jugador haya visto</w:t>
+      </w:r>
+      <w:r>
+        <w:t>, es similar a las condiciones por decisión solo que en este caso se va a utilizar los nombres de los archivos de control.</w:t>
+      </w:r>
+    </w:p>
+    <w:p>
+      <w:r>
+        <w:rPr>
+          <w:noProof/>
+        </w:rPr>
+        <w:lastRenderedPageBreak/>
+        <w:drawing>
+          <wp:inline distT="0" distB="0" distL="0" distR="0" wp14:anchorId="37687B73" wp14:editId="05682B4E">
+            <wp:extent cx="5400040" cy="2165350"/>
+            <wp:effectExtent l="0" t="0" r="0" b="6350"/>
+            <wp:docPr id="87152528" name="Imagen 1"/>
+            <wp:cNvGraphicFramePr>
+              <a:graphicFrameLocks xmlns:a="http://schemas.openxmlformats.org/drawingml/2006/main" noChangeAspect="1"/>
+            </wp:cNvGraphicFramePr>
+            <a:graphic xmlns:a="http://schemas.openxmlformats.org/drawingml/2006/main">
+              <a:graphicData uri="http://schemas.openxmlformats.org/drawingml/2006/picture">
+                <pic:pic xmlns:pic="http://schemas.openxmlformats.org/drawingml/2006/picture">
+                  <pic:nvPicPr>
+                    <pic:cNvPr id="87152528" name=""/>
+                    <pic:cNvPicPr/>
+                  </pic:nvPicPr>
+                  <pic:blipFill>
+                    <a:blip r:embed="rId34"/>
+                    <a:stretch>
+                      <a:fillRect/>
+                    </a:stretch>
+                  </pic:blipFill>
+                  <pic:spPr>
+                    <a:xfrm>
+                      <a:off x="0" y="0"/>
+                      <a:ext cx="5400040" cy="2165350"/>
+                    </a:xfrm>
+                    <a:prstGeom prst="rect">
+                      <a:avLst/>
+                    </a:prstGeom>
+                  </pic:spPr>
+                </pic:pic>
+              </a:graphicData>
+            </a:graphic>
+          </wp:inline>
+        </w:drawing>
+      </w:r>
+    </w:p>
+    <w:p>
+      <w:r>
+        <w:tab/>
+        <w:t>Imaginemos que en nuestra historia hay un terremoto que siempre ocurre, solo que</w:t>
+      </w:r>
+      <w:r>
+        <w:t>,</w:t>
+      </w:r>
+      <w:r>
+        <w:t xml:space="preserve"> dependiendo de las decisiones del jugador, este puede que esté en varios lugares cuando el terremoto suceda, viviendo así experiencias distintas.</w:t>
+      </w:r>
+    </w:p>
+    <w:p>
+      <w:pPr>
+        <w:ind w:firstLine="708"/>
+      </w:pPr>
+      <w:r>
+        <w:t>En un diálogo posterior el protagonista cuenta lo que vivió en el terremoto</w:t>
+      </w:r>
+      <w:r>
+        <w:t xml:space="preserve"> y dependiendo del lugar en el que estuvo, lo cuenta de una manera u otra.</w:t>
+      </w:r>
+    </w:p>
+    <w:p>
+      <w:pPr>
+        <w:spacing w:after="0"/>
+        <w:ind w:firstLine="708"/>
+        <w:rPr>
+          <w:highlight w:val="yellow"/>
+        </w:rPr>
+      </w:pPr>
+      <w:r>
+        <w:rPr>
+          <w:highlight w:val="yellow"/>
+        </w:rPr>
+        <w:t>#condition scene</w:t>
+      </w:r>
+    </w:p>
+    <w:p>
+      <w:pPr>
+        <w:spacing w:after="0"/>
+        <w:ind w:firstLine="708"/>
+        <w:rPr>
+          <w:highlight w:val="yellow"/>
+        </w:rPr>
+      </w:pPr>
+      <w:r>
+        <w:rPr>
+          <w:highlight w:val="yellow"/>
+        </w:rPr>
+        <w:t>earthquake_lived_in_home ; earthquake_in_home ; tell_home_earthquake</w:t>
+      </w:r>
+    </w:p>
+    <w:p>
+      <w:pPr>
+        <w:spacing w:after="0"/>
+        <w:ind w:firstLine="708"/>
+        <w:rPr>
+          <w:highlight w:val="yellow"/>
+        </w:rPr>
+      </w:pPr>
+      <w:r>
+        <w:rPr>
+          <w:highlight w:val="yellow"/>
+        </w:rPr>
+        <w:t>e</w:t>
+      </w:r>
+      <w:r>
+        <w:rPr>
+          <w:highlight w:val="yellow"/>
+        </w:rPr>
+        <w:t>arthquake_lived_in_</w:t>
+      </w:r>
+      <w:r>
+        <w:rPr>
+          <w:highlight w:val="yellow"/>
+        </w:rPr>
+        <w:t>shop</w:t>
+      </w:r>
+      <w:r>
+        <w:rPr>
+          <w:highlight w:val="yellow"/>
+        </w:rPr>
+        <w:t xml:space="preserve"> ; earthquake_in_</w:t>
+      </w:r>
+      <w:r>
+        <w:rPr>
+          <w:highlight w:val="yellow"/>
+        </w:rPr>
+        <w:t>shop</w:t>
+      </w:r>
+      <w:r>
+        <w:rPr>
+          <w:highlight w:val="yellow"/>
+        </w:rPr>
+        <w:t xml:space="preserve"> ; tell_</w:t>
+      </w:r>
+      <w:r>
+        <w:rPr>
+          <w:highlight w:val="yellow"/>
+        </w:rPr>
+        <w:t>shop</w:t>
+      </w:r>
+      <w:r>
+        <w:rPr>
+          <w:highlight w:val="yellow"/>
+        </w:rPr>
+        <w:t>_earthquake</w:t>
+      </w:r>
+    </w:p>
+    <w:p>
+      <w:pPr>
+        <w:ind w:firstLine="708"/>
+      </w:pPr>
+      <w:r>
+        <w:rPr>
+          <w:highlight w:val="yellow"/>
+        </w:rPr>
+        <w:t>e</w:t>
+      </w:r>
+      <w:r>
+        <w:rPr>
+          <w:highlight w:val="yellow"/>
+        </w:rPr>
+        <w:t>arthquake_lived_in_</w:t>
+      </w:r>
+      <w:r>
+        <w:rPr>
+          <w:highlight w:val="yellow"/>
+        </w:rPr>
+        <w:t>gym</w:t>
+      </w:r>
+      <w:r>
+        <w:rPr>
+          <w:highlight w:val="yellow"/>
+        </w:rPr>
+        <w:t xml:space="preserve"> ; earthquake_in</w:t>
+      </w:r>
+      <w:r>
+        <w:rPr>
+          <w:highlight w:val="yellow"/>
+        </w:rPr>
+        <w:t>_gym</w:t>
+      </w:r>
+      <w:r>
+        <w:rPr>
+          <w:highlight w:val="yellow"/>
+        </w:rPr>
+        <w:t xml:space="preserve"> ; tell_</w:t>
+      </w:r>
+      <w:r>
+        <w:rPr>
+          <w:highlight w:val="yellow"/>
+        </w:rPr>
+        <w:t>gym</w:t>
+      </w:r>
+      <w:r>
+        <w:rPr>
+          <w:highlight w:val="yellow"/>
+        </w:rPr>
+        <w:t>_earthquake</w:t>
+      </w:r>
+    </w:p>
+    <w:p>
+      <w:pPr>
+        <w:ind w:firstLine="708"/>
+      </w:pPr>
+      <w:r>
+        <w:t>Quizás sea algo confuso de entender, solo ten en cuenta que la primera columna es el identificador único de la opción que estamos escribiendo, la segunda es el nombre del archivo de control que muestra como el protagonista vivió el terremoto y la tercera columna es el nombre del archivo de control del jugador contando cómo vivió el terremoto.</w:t>
+      </w:r>
+    </w:p>
+    <w:p>
+      <w:pPr>
+        <w:ind w:firstLine="708"/>
+      </w:pPr>
+      <w:r>
+        <w:t>De esa forma, el juego verifica ¿El jugador pasó por la escena “earthquake_in_home.csv”? Entonces lo mandamos a la escena tell_home_earthquake. Y así sucesivamente con las demás opciones. Si ninguna se cumple se tomará la última.</w:t>
+      </w:r>
+    </w:p>
+    <w:p/>
+    <w:p>
       <w:pPr>
         <w:pStyle w:val="Ttulo2"/>
       </w:pPr>
@@ -9012,6 +10558,7 @@
       </w:pPr>
       <w:bookmarkStart w:id="21" w:name="_Toc199261574"/>
       <w:r>
+        <w:lastRenderedPageBreak/>
         <w:t>Balanceo de novela visual</w:t>
       </w:r>
       <w:bookmarkEnd w:id="21"/>
@@ -9023,7 +10570,6 @@
       </w:pPr>
       <w:bookmarkStart w:id="22" w:name="_Toc199261575"/>
       <w:r>
-        <w:lastRenderedPageBreak/>
         <w:t>Derechos</w:t>
       </w:r>
       <w:bookmarkEnd w:id="22"/>
@@ -9041,7 +10587,7 @@
     <w:p/>
     <w:p/>
     <w:p>
-      <w:hyperlink r:id="rId27" w:history="1">
+      <w:hyperlink r:id="rId35" w:history="1">
         <w:r>
           <w:rPr>
             <w:rStyle w:val="Hipervnculo"/>
@@ -9054,7 +10600,7 @@
       </w:r>
     </w:p>
     <w:p>
-      <w:hyperlink r:id="rId28" w:history="1">
+      <w:hyperlink r:id="rId36" w:history="1">
         <w:r>
           <w:rPr>
             <w:rStyle w:val="Hipervnculo"/>
@@ -9064,7 +10610,7 @@
       </w:hyperlink>
     </w:p>
     <w:p>
-      <w:hyperlink r:id="rId29" w:history="1">
+      <w:hyperlink r:id="rId37" w:anchor="text-tag-alpha" w:history="1">
         <w:r>
           <w:rPr>
             <w:rStyle w:val="Hipervnculo"/>
@@ -10636,6 +12182,92 @@
     </w:lvl>
   </w:abstractNum>
   <w:abstractNum w:abstractNumId="14" w15:restartNumberingAfterBreak="0">
+    <w:nsid w:val="615B20F0"/>
+    <w:multiLevelType w:val="hybridMultilevel"/>
+    <w:tmpl w:val="7AC4399A"/>
+    <w:lvl w:ilvl="0" w:tplc="0C0A000F">
+      <w:start w:val="1"/>
+      <w:numFmt w:val="decimal"/>
+      <w:lvlText w:val="%1."/>
+      <w:lvlJc w:val="left"/>
+      <w:pPr>
+        <w:ind w:left="1068" w:hanging="360"/>
+      </w:pPr>
+    </w:lvl>
+    <w:lvl w:ilvl="1" w:tplc="0C0A0019" w:tentative="1">
+      <w:start w:val="1"/>
+      <w:numFmt w:val="lowerLetter"/>
+      <w:lvlText w:val="%2."/>
+      <w:lvlJc w:val="left"/>
+      <w:pPr>
+        <w:ind w:left="1788" w:hanging="360"/>
+      </w:pPr>
+    </w:lvl>
+    <w:lvl w:ilvl="2" w:tplc="0C0A001B" w:tentative="1">
+      <w:start w:val="1"/>
+      <w:numFmt w:val="lowerRoman"/>
+      <w:lvlText w:val="%3."/>
+      <w:lvlJc w:val="right"/>
+      <w:pPr>
+        <w:ind w:left="2508" w:hanging="180"/>
+      </w:pPr>
+    </w:lvl>
+    <w:lvl w:ilvl="3" w:tplc="0C0A000F" w:tentative="1">
+      <w:start w:val="1"/>
+      <w:numFmt w:val="decimal"/>
+      <w:lvlText w:val="%4."/>
+      <w:lvlJc w:val="left"/>
+      <w:pPr>
+        <w:ind w:left="3228" w:hanging="360"/>
+      </w:pPr>
+    </w:lvl>
+    <w:lvl w:ilvl="4" w:tplc="0C0A0019" w:tentative="1">
+      <w:start w:val="1"/>
+      <w:numFmt w:val="lowerLetter"/>
+      <w:lvlText w:val="%5."/>
+      <w:lvlJc w:val="left"/>
+      <w:pPr>
+        <w:ind w:left="3948" w:hanging="360"/>
+      </w:pPr>
+    </w:lvl>
+    <w:lvl w:ilvl="5" w:tplc="0C0A001B" w:tentative="1">
+      <w:start w:val="1"/>
+      <w:numFmt w:val="lowerRoman"/>
+      <w:lvlText w:val="%6."/>
+      <w:lvlJc w:val="right"/>
+      <w:pPr>
+        <w:ind w:left="4668" w:hanging="180"/>
+      </w:pPr>
+    </w:lvl>
+    <w:lvl w:ilvl="6" w:tplc="0C0A000F" w:tentative="1">
+      <w:start w:val="1"/>
+      <w:numFmt w:val="decimal"/>
+      <w:lvlText w:val="%7."/>
+      <w:lvlJc w:val="left"/>
+      <w:pPr>
+        <w:ind w:left="5388" w:hanging="360"/>
+      </w:pPr>
+    </w:lvl>
+    <w:lvl w:ilvl="7" w:tplc="0C0A0019" w:tentative="1">
+      <w:start w:val="1"/>
+      <w:numFmt w:val="lowerLetter"/>
+      <w:lvlText w:val="%8."/>
+      <w:lvlJc w:val="left"/>
+      <w:pPr>
+        <w:ind w:left="6108" w:hanging="360"/>
+      </w:pPr>
+    </w:lvl>
+    <w:lvl w:ilvl="8" w:tplc="0C0A001B" w:tentative="1">
+      <w:start w:val="1"/>
+      <w:numFmt w:val="lowerRoman"/>
+      <w:lvlText w:val="%9."/>
+      <w:lvlJc w:val="right"/>
+      <w:pPr>
+        <w:ind w:left="6828" w:hanging="180"/>
+      </w:pPr>
+    </w:lvl>
+  </w:abstractNum>
+  <w:abstractNum w:abstractNumId="15" w15:restartNumberingAfterBreak="0">
     <w:nsid w:val="63556DA1"/>
     <w:multiLevelType w:val="hybridMultilevel"/>
     <w:tmpl w:val="FE8C0458"/>
@@ -10748,7 +12380,7 @@
       </w:rPr>
     </w:lvl>
   </w:abstractNum>
-  <w:abstractNum w:abstractNumId="15" w15:restartNumberingAfterBreak="0">
+  <w:abstractNum w:abstractNumId="16" w15:restartNumberingAfterBreak="0">
     <w:nsid w:val="6AD52AD2"/>
     <w:multiLevelType w:val="hybridMultilevel"/>
     <w:tmpl w:val="9FCE4DB8"/>
@@ -10837,7 +12469,7 @@
       </w:pPr>
     </w:lvl>
   </w:abstractNum>
-  <w:abstractNum w:abstractNumId="16" w15:restartNumberingAfterBreak="0">
+  <w:abstractNum w:abstractNumId="17" w15:restartNumberingAfterBreak="0">
     <w:nsid w:val="77037EA0"/>
     <w:multiLevelType w:val="hybridMultilevel"/>
     <w:tmpl w:val="1D7C8B04"/>
@@ -10950,7 +12582,7 @@
       </w:rPr>
     </w:lvl>
   </w:abstractNum>
-  <w:abstractNum w:abstractNumId="17" w15:restartNumberingAfterBreak="0">
+  <w:abstractNum w:abstractNumId="18" w15:restartNumberingAfterBreak="0">
     <w:nsid w:val="7B12378A"/>
     <w:multiLevelType w:val="hybridMultilevel"/>
     <w:tmpl w:val="E6EC6DD6"/>
@@ -11040,7 +12672,7 @@
     <w:abstractNumId w:val="13"/>
   </w:num>
   <w:num w:numId="2" w16cid:durableId="132523105">
-    <w:abstractNumId w:val="14"/>
+    <w:abstractNumId w:val="15"/>
   </w:num>
   <w:num w:numId="3" w16cid:durableId="550045339">
     <w:abstractNumId w:val="2"/>
@@ -11067,13 +12699,13 @@
     <w:abstractNumId w:val="9"/>
   </w:num>
   <w:num w:numId="11" w16cid:durableId="1776826764">
-    <w:abstractNumId w:val="16"/>
+    <w:abstractNumId w:val="17"/>
   </w:num>
   <w:num w:numId="12" w16cid:durableId="1998149375">
     <w:abstractNumId w:val="0"/>
   </w:num>
   <w:num w:numId="13" w16cid:durableId="2030794282">
-    <w:abstractNumId w:val="17"/>
+    <w:abstractNumId w:val="18"/>
   </w:num>
   <w:num w:numId="14" w16cid:durableId="389350923">
     <w:abstractNumId w:val="5"/>
@@ -11085,10 +12717,13 @@
     <w:abstractNumId w:val="12"/>
   </w:num>
   <w:num w:numId="17" w16cid:durableId="534732538">
-    <w:abstractNumId w:val="15"/>
+    <w:abstractNumId w:val="16"/>
   </w:num>
   <w:num w:numId="18" w16cid:durableId="1870793516">
     <w:abstractNumId w:val="10"/>
+  </w:num>
+  <w:num w:numId="19" w16cid:durableId="1198272480">
+    <w:abstractNumId w:val="14"/>
   </w:num>
 </w:numbering>
 </file>
@@ -11578,10 +13213,9 @@
     <w:next w:val="Normal"/>
     <w:link w:val="Ttulo4Car"/>
     <w:uiPriority w:val="9"/>
-    <w:semiHidden/>
     <w:unhideWhenUsed/>
     <w:qFormat/>
-    <w:rsid w:val="00386F61"/>
+    <w:rsid w:val="00DF39FF"/>
     <w:pPr>
       <w:keepNext/>
       <w:keepLines/>
@@ -11592,7 +13226,7 @@
       <w:rFonts w:eastAsiaTheme="majorEastAsia" w:cstheme="majorBidi"/>
       <w:i/>
       <w:iCs/>
-      <w:color w:val="2F5496" w:themeColor="accent1" w:themeShade="BF"/>
+      <w:color w:val="000000" w:themeColor="text1"/>
     </w:rPr>
   </w:style>
   <w:style w:type="paragraph" w:styleId="Ttulo5">
@@ -11707,6 +13341,7 @@
   <w:style w:type="character" w:default="1" w:styleId="Fuentedeprrafopredeter">
     <w:name w:val="Default Paragraph Font"/>
     <w:uiPriority w:val="1"/>
+    <w:semiHidden/>
     <w:unhideWhenUsed/>
   </w:style>
   <w:style w:type="table" w:default="1" w:styleId="Tablanormal">
@@ -11778,13 +13413,12 @@
     <w:basedOn w:val="Fuentedeprrafopredeter"/>
     <w:link w:val="Ttulo4"/>
     <w:uiPriority w:val="9"/>
-    <w:semiHidden/>
-    <w:rsid w:val="00386F61"/>
+    <w:rsid w:val="00DF39FF"/>
     <w:rPr>
-      <w:rFonts w:eastAsiaTheme="majorEastAsia" w:cstheme="majorBidi"/>
+      <w:rFonts w:ascii="Times New Roman" w:eastAsiaTheme="majorEastAsia" w:hAnsi="Times New Roman" w:cstheme="majorBidi"/>
       <w:i/>
       <w:iCs/>
-      <w:color w:val="2F5496" w:themeColor="accent1" w:themeShade="BF"/>
+      <w:color w:val="000000" w:themeColor="text1"/>
     </w:rPr>
   </w:style>
   <w:style w:type="character" w:customStyle="1" w:styleId="Ttulo5Car">

--- a/Manual de desarrollo en Atlax Renpy.docx
+++ b/Manual de desarrollo en Atlax Renpy.docx
@@ -9199,13 +9199,7 @@
     <w:p/>
     <w:p>
       <w:r>
-        <w:t xml:space="preserve">(En la ruta de </w:t>
-      </w:r>
-      <w:r>
-        <w:t>Amber</w:t>
-      </w:r>
-      <w:r>
-        <w:t>)</w:t>
+        <w:t>(En la ruta de Amber)</w:t>
       </w:r>
     </w:p>
     <w:p>
@@ -9230,13 +9224,7 @@
         <w:rPr>
           <w:highlight w:val="yellow"/>
         </w:rPr>
-        <w:t>amber_scene_end</w:t>
-      </w:r>
-      <w:r>
-        <w:rPr>
-          <w:highlight w:val="yellow"/>
-        </w:rPr>
-        <w:t xml:space="preserve"> ; the_x_exam</w:t>
+        <w:t>amber_scene_end ; the_x_exam</w:t>
       </w:r>
     </w:p>
     <w:p>
@@ -9371,16 +9359,7 @@
         <w:ind w:firstLine="708"/>
       </w:pPr>
       <w:r>
-        <w:t>k</w:t>
-      </w:r>
-      <w:r>
-        <w:t>ey_opcion_</w:t>
-      </w:r>
-      <w:r>
-        <w:t>2</w:t>
-      </w:r>
-      <w:r>
-        <w:t xml:space="preserve"> ;; siguiente escena</w:t>
+        <w:t>key_opcion_2 ;; siguiente escena</w:t>
       </w:r>
     </w:p>
     <w:p>
@@ -9389,25 +9368,7 @@
         <w:ind w:firstLine="708"/>
       </w:pPr>
       <w:r>
-        <w:t>k</w:t>
-      </w:r>
-      <w:r>
-        <w:t>ey_opcion_</w:t>
-      </w:r>
-      <w:r>
-        <w:t>3</w:t>
-      </w:r>
-      <w:r>
-        <w:t xml:space="preserve"> ; punto1:valor_punto1</w:t>
-      </w:r>
-      <w:r>
-        <w:t>, punto2:valor_punto2</w:t>
-      </w:r>
-      <w:r>
-        <w:t xml:space="preserve"> ; siguiente escena</w:t>
-      </w:r>
-      <w:r>
-        <w:t xml:space="preserve"> </w:t>
+        <w:t xml:space="preserve">key_opcion_3 ; punto1:valor_punto1, punto2:valor_punto2 ; siguiente escena </w:t>
       </w:r>
     </w:p>
     <w:p>
@@ -9971,25 +9932,7 @@
         <w:rPr>
           <w:highlight w:val="yellow"/>
         </w:rPr>
-        <w:t>Katherine_route_</w:t>
-      </w:r>
-      <w:r>
-        <w:rPr>
-          <w:highlight w:val="yellow"/>
-        </w:rPr>
-        <w:t>bad_</w:t>
-      </w:r>
-      <w:r>
-        <w:rPr>
-          <w:highlight w:val="yellow"/>
-        </w:rPr>
-        <w:t>end ; ; final_</w:t>
-      </w:r>
-      <w:r>
-        <w:rPr>
-          <w:highlight w:val="yellow"/>
-        </w:rPr>
-        <w:t>malo</w:t>
+        <w:t>Katherine_route_bad_end ; ; final_malo</w:t>
       </w:r>
     </w:p>
     <w:p>
@@ -10140,31 +10083,7 @@
         <w:rPr>
           <w:highlight w:val="yellow"/>
         </w:rPr>
-        <w:t>salad</w:t>
-      </w:r>
-      <w:r>
-        <w:rPr>
-          <w:highlight w:val="yellow"/>
-        </w:rPr>
-        <w:t>_gived ; give_</w:t>
-      </w:r>
-      <w:r>
-        <w:rPr>
-          <w:highlight w:val="yellow"/>
-        </w:rPr>
-        <w:t>salad</w:t>
-      </w:r>
-      <w:r>
-        <w:rPr>
-          <w:highlight w:val="yellow"/>
-        </w:rPr>
-        <w:t xml:space="preserve"> ; escena_</w:t>
-      </w:r>
-      <w:r>
-        <w:rPr>
-          <w:highlight w:val="yellow"/>
-        </w:rPr>
-        <w:t>C</w:t>
+        <w:t>salad_gived ; give_salad ; escena_C</w:t>
       </w:r>
     </w:p>
     <w:p>
@@ -10176,31 +10095,7 @@
         <w:rPr>
           <w:highlight w:val="yellow"/>
         </w:rPr>
-        <w:t>beef</w:t>
-      </w:r>
-      <w:r>
-        <w:rPr>
-          <w:highlight w:val="yellow"/>
-        </w:rPr>
-        <w:t>_gived ; give_</w:t>
-      </w:r>
-      <w:r>
-        <w:rPr>
-          <w:highlight w:val="yellow"/>
-        </w:rPr>
-        <w:t>beef</w:t>
-      </w:r>
-      <w:r>
-        <w:rPr>
-          <w:highlight w:val="yellow"/>
-        </w:rPr>
-        <w:t xml:space="preserve"> ; escena_</w:t>
-      </w:r>
-      <w:r>
-        <w:rPr>
-          <w:highlight w:val="yellow"/>
-        </w:rPr>
-        <w:t>D</w:t>
+        <w:t>beef_gived ; give_beef ; escena_D</w:t>
       </w:r>
     </w:p>
     <w:p>
@@ -10405,118 +10300,208 @@
         <w:rPr>
           <w:highlight w:val="yellow"/>
         </w:rPr>
-        <w:t>e</w:t>
+        <w:t>earthquake_lived_in_shop ; earthquake_in_</w:t>
       </w:r>
       <w:r>
         <w:rPr>
           <w:highlight w:val="yellow"/>
         </w:rPr>
-        <w:t>arthquake_lived_in_</w:t>
+        <w:t>shop</w:t>
       </w:r>
       <w:r>
         <w:rPr>
           <w:highlight w:val="yellow"/>
         </w:rPr>
-        <w:t>shop</w:t>
-      </w:r>
+        <w:t xml:space="preserve"> ; tell_shop_earthquake</w:t>
+      </w:r>
+    </w:p>
+    <w:p>
+      <w:pPr>
+        <w:ind w:firstLine="708"/>
+      </w:pPr>
       <w:r>
         <w:rPr>
           <w:highlight w:val="yellow"/>
         </w:rPr>
-        <w:t xml:space="preserve"> ; earthquake_in_</w:t>
+        <w:t>earthquake_lived_in_gym ; earthquake_in</w:t>
       </w:r>
       <w:r>
         <w:rPr>
           <w:highlight w:val="yellow"/>
         </w:rPr>
-        <w:t>shop</w:t>
+        <w:t>_gym</w:t>
       </w:r>
       <w:r>
         <w:rPr>
           <w:highlight w:val="yellow"/>
         </w:rPr>
-        <w:t xml:space="preserve"> ; tell_</w:t>
+        <w:t xml:space="preserve"> ; tell_gym_earthquake</w:t>
+      </w:r>
+    </w:p>
+    <w:p>
+      <w:pPr>
+        <w:ind w:firstLine="708"/>
+      </w:pPr>
+      <w:r>
+        <w:t>Quizás sea algo confuso de entender, solo ten en cuenta que la primera columna es el identificador único de la opción que estamos escribiendo, la segunda es el nombre del archivo de control</w:t>
+      </w:r>
+      <w:r>
+        <w:t xml:space="preserve"> que el jugador debió haber jugado para escoger la opción</w:t>
+      </w:r>
+      <w:r>
+        <w:t xml:space="preserve"> y la tercera columna es el nombre del archivo de control del jugador contando cómo vivió el terremoto.</w:t>
+      </w:r>
+    </w:p>
+    <w:p>
+      <w:pPr>
+        <w:ind w:firstLine="708"/>
+      </w:pPr>
+      <w:r>
+        <w:t>De esa forma, el juego verifica ¿El jugador pasó por la escena “earthquake_in_home.csv”? Entonces lo mandamos a la escena tell_home_earthquake. Y así sucesivamente con las demás opciones. Si ninguna se cumple se tomará la última.</w:t>
+      </w:r>
+    </w:p>
+    <w:p>
+      <w:pPr>
+        <w:pStyle w:val="Ttulo3"/>
+      </w:pPr>
+      <w:r>
+        <w:t>Transiciones tras terminar una escena</w:t>
+      </w:r>
+    </w:p>
+    <w:p>
+      <w:r>
+        <w:tab/>
+        <w:t>Es posible que al pasar de una escena queramos ejecutar una transición, ya sea porque cambia el día o simplemente la escena tiene lugar tiempo después. Esto lo podemos definir en la misma línea donde definimos el tipo de fin de diálogo. Cabe destacar que esta transición siempre ocurrirá sin importar el camino o la opción que se tome.</w:t>
+      </w:r>
+    </w:p>
+    <w:p>
+      <w:r>
+        <w:tab/>
+        <w:t>Estas transiciones irán separadas por un ; y sus parámetros por :</w:t>
+      </w:r>
+    </w:p>
+    <w:p>
+      <w:pPr>
+        <w:spacing w:after="0"/>
+      </w:pPr>
+      <w:r>
+        <w:tab/>
       </w:r>
       <w:r>
         <w:rPr>
           <w:highlight w:val="yellow"/>
         </w:rPr>
-        <w:t>shop</w:t>
+        <w:t>#decision ; fade : 1 : 3 : 1</w:t>
+      </w:r>
+      <w:r>
+        <w:t xml:space="preserve"> (Hace un fade entre escenas)</w:t>
+      </w:r>
+    </w:p>
+    <w:p>
+      <w:r>
+        <w:tab/>
       </w:r>
       <w:r>
         <w:rPr>
           <w:highlight w:val="yellow"/>
         </w:rPr>
-        <w:t>_earthquake</w:t>
-      </w:r>
-    </w:p>
-    <w:p>
-      <w:pPr>
-        <w:ind w:firstLine="708"/>
-      </w:pPr>
+        <w:t>#linear ; video : nombre_del_video</w:t>
+      </w:r>
+      <w:r>
+        <w:t xml:space="preserve"> (Muestra un video antes de pasar a la siguiente secena)</w:t>
+      </w:r>
+    </w:p>
+    <w:p>
+      <w:r>
+        <w:tab/>
+        <w:t>Si se desea mostrar un video este debe estar en formato .webp.</w:t>
+      </w:r>
+    </w:p>
+    <w:p/>
+    <w:p>
+      <w:pPr>
+        <w:pStyle w:val="Ttulo3"/>
+      </w:pPr>
+      <w:r>
+        <w:t>Limpieza del juego</w:t>
+      </w:r>
+    </w:p>
+    <w:p>
+      <w:r>
+        <w:tab/>
+        <w:t>Por razones de ahorro de recursos es conveniente que de vez en cuando limpiemos nuestra escena, esto lo hacemos añadiendo la opción “clear” al final de un fin de diálogo, este debe ir separado por un ;</w:t>
+      </w:r>
+    </w:p>
+    <w:p>
+      <w:pPr>
+        <w:spacing w:after="0"/>
+      </w:pPr>
+      <w:r>
+        <w:tab/>
+      </w:r>
       <w:r>
         <w:rPr>
           <w:highlight w:val="yellow"/>
         </w:rPr>
-        <w:t>e</w:t>
+        <w:t xml:space="preserve">#decision ; video ; </w:t>
       </w:r>
       <w:r>
         <w:rPr>
           <w:highlight w:val="yellow"/>
         </w:rPr>
-        <w:t>arthquake_lived_in_</w:t>
+        <w:t>sun_rising ; clear</w:t>
+      </w:r>
+      <w:r>
+        <w:t xml:space="preserve"> (Repro</w:t>
+      </w:r>
+      <w:r>
+        <w:t>d</w:t>
+      </w:r>
+      <w:r>
+        <w:t>uce el video sun_rising y luego limpia el juego)</w:t>
+      </w:r>
+    </w:p>
+    <w:p>
+      <w:pPr>
+        <w:spacing w:after="0"/>
+      </w:pPr>
+      <w:r>
+        <w:tab/>
       </w:r>
       <w:r>
         <w:rPr>
           <w:highlight w:val="yellow"/>
         </w:rPr>
-        <w:t>gym</w:t>
+        <w:t>#condition scene ; fade : 1 : 2 : 1 ; clear</w:t>
+      </w:r>
+      <w:r>
+        <w:t xml:space="preserve"> (Hace un fa</w:t>
+      </w:r>
+      <w:r>
+        <w:t>d</w:t>
+      </w:r>
+      <w:r>
+        <w:t>e y luego limpia el juego)</w:t>
+      </w:r>
+    </w:p>
+    <w:p>
+      <w:r>
+        <w:tab/>
       </w:r>
       <w:r>
         <w:rPr>
           <w:highlight w:val="yellow"/>
         </w:rPr>
-        <w:t xml:space="preserve"> ; earthquake_in</w:t>
-      </w:r>
-      <w:r>
-        <w:rPr>
-          <w:highlight w:val="yellow"/>
-        </w:rPr>
-        <w:t>_gym</w:t>
-      </w:r>
-      <w:r>
-        <w:rPr>
-          <w:highlight w:val="yellow"/>
-        </w:rPr>
-        <w:t xml:space="preserve"> ; tell_</w:t>
-      </w:r>
-      <w:r>
-        <w:rPr>
-          <w:highlight w:val="yellow"/>
-        </w:rPr>
-        <w:t>gym</w:t>
-      </w:r>
-      <w:r>
-        <w:rPr>
-          <w:highlight w:val="yellow"/>
-        </w:rPr>
-        <w:t>_earthquake</w:t>
-      </w:r>
-    </w:p>
-    <w:p>
-      <w:pPr>
-        <w:ind w:firstLine="708"/>
-      </w:pPr>
-      <w:r>
-        <w:t>Quizás sea algo confuso de entender, solo ten en cuenta que la primera columna es el identificador único de la opción que estamos escribiendo, la segunda es el nombre del archivo de control que muestra como el protagonista vivió el terremoto y la tercera columna es el nombre del archivo de control del jugador contando cómo vivió el terremoto.</w:t>
-      </w:r>
-    </w:p>
-    <w:p>
-      <w:pPr>
-        <w:ind w:firstLine="708"/>
-      </w:pPr>
-      <w:r>
-        <w:t>De esa forma, el juego verifica ¿El jugador pasó por la escena “earthquake_in_home.csv”? Entonces lo mandamos a la escena tell_home_earthquake. Y así sucesivamente con las demás opciones. Si ninguna se cumple se tomará la última.</w:t>
+        <w:t>#condition decisión ; ; clear</w:t>
+      </w:r>
+      <w:r>
+        <w:t xml:space="preserve"> (Limpiando sin hacer una transición)</w:t>
+      </w:r>
+    </w:p>
+    <w:p>
+      <w:r>
+        <w:tab/>
+        <w:t>Siempre que se vaya a pasar de una escena a otra de forma limpia, es decir, sin personajes en pantalla y sin cambio de fondo, es conveniente siempre agregar el parámetro clear para ahorrar recursos al dispositivo.</w:t>
       </w:r>
     </w:p>
     <w:p/>
@@ -10531,6 +10516,30 @@
       <w:bookmarkEnd w:id="18"/>
     </w:p>
     <w:p>
+      <w:r>
+        <w:tab/>
+        <w:t>Junto con este archivo se encuentran dos carpetas llamadas “ejemplo1” y “ejemplo2”, estas contienen unos archivos de control que explican dos escenas distintas utilizando las funciones que anteriormente se han descrito a lo largo del documento.</w:t>
+      </w:r>
+    </w:p>
+    <w:p>
+      <w:r>
+        <w:tab/>
+        <w:t xml:space="preserve">El “ejemplo1” describe al protagonista </w:t>
+      </w:r>
+      <w:r>
+        <w:t>caminando por la calle acompañado de otro personaje, pasan por varias tiendas y hay una decisión de por medio.</w:t>
+      </w:r>
+    </w:p>
+    <w:p>
+      <w:r>
+        <w:tab/>
+        <w:t>El “ejemplo2” muestra un enfrentamiento entre el protagonista y otro personaje en un combate de prueba usando espadas de madera.</w:t>
+      </w:r>
+      <w:r>
+        <w:t xml:space="preserve"> En medio del combate hay una decisión la cual tiene repercusiones al final del combate.</w:t>
+      </w:r>
+    </w:p>
+    <w:p>
       <w:pPr>
         <w:pStyle w:val="Ttulo1"/>
       </w:pPr>
@@ -10558,18 +10567,18 @@
       </w:pPr>
       <w:bookmarkStart w:id="21" w:name="_Toc199261574"/>
       <w:r>
+        <w:t>Balanceo de novela visual</w:t>
+      </w:r>
+      <w:bookmarkEnd w:id="21"/>
+    </w:p>
+    <w:p/>
+    <w:p>
+      <w:pPr>
+        <w:pStyle w:val="Ttulo1"/>
+      </w:pPr>
+      <w:bookmarkStart w:id="22" w:name="_Toc199261575"/>
+      <w:r>
         <w:lastRenderedPageBreak/>
-        <w:t>Balanceo de novela visual</w:t>
-      </w:r>
-      <w:bookmarkEnd w:id="21"/>
-    </w:p>
-    <w:p/>
-    <w:p>
-      <w:pPr>
-        <w:pStyle w:val="Ttulo1"/>
-      </w:pPr>
-      <w:bookmarkStart w:id="22" w:name="_Toc199261575"/>
-      <w:r>
         <w:t>Derechos</w:t>
       </w:r>
       <w:bookmarkEnd w:id="22"/>

--- a/Manual de desarrollo en Atlax Renpy.docx
+++ b/Manual de desarrollo en Atlax Renpy.docx
@@ -9348,27 +9348,72 @@
       <w:pPr>
         <w:spacing w:after="0"/>
         <w:ind w:firstLine="708"/>
-      </w:pPr>
-      <w:r>
+        <w:rPr>
+          <w:sz w:val="22"/>
+          <w:szCs w:val="22"/>
+        </w:rPr>
+      </w:pPr>
+      <w:r>
+        <w:rPr>
+          <w:sz w:val="22"/>
+          <w:szCs w:val="22"/>
+        </w:rPr>
         <w:t>key_opcion_1 ; punto_1 : valor_punto_1 ; siguiente escena</w:t>
+      </w:r>
+      <w:r>
+        <w:rPr>
+          <w:sz w:val="22"/>
+          <w:szCs w:val="22"/>
+        </w:rPr>
+        <w:t xml:space="preserve"> ; de decision</w:t>
       </w:r>
     </w:p>
     <w:p>
       <w:pPr>
         <w:spacing w:after="0"/>
         <w:ind w:firstLine="708"/>
-      </w:pPr>
-      <w:r>
+        <w:rPr>
+          <w:sz w:val="22"/>
+          <w:szCs w:val="22"/>
+        </w:rPr>
+      </w:pPr>
+      <w:r>
+        <w:rPr>
+          <w:sz w:val="22"/>
+          <w:szCs w:val="22"/>
+        </w:rPr>
         <w:t>key_opcion_2 ;; siguiente escena</w:t>
+      </w:r>
+      <w:r>
+        <w:rPr>
+          <w:sz w:val="22"/>
+          <w:szCs w:val="22"/>
+        </w:rPr>
+        <w:t xml:space="preserve"> ; texto</w:t>
       </w:r>
     </w:p>
     <w:p>
       <w:pPr>
         <w:spacing w:after="0"/>
         <w:ind w:firstLine="708"/>
-      </w:pPr>
-      <w:r>
+        <w:rPr>
+          <w:sz w:val="22"/>
+          <w:szCs w:val="22"/>
+        </w:rPr>
+      </w:pPr>
+      <w:r>
+        <w:rPr>
+          <w:sz w:val="22"/>
+          <w:szCs w:val="22"/>
+        </w:rPr>
         <w:t xml:space="preserve">key_opcion_3 ; punto1:valor_punto1, punto2:valor_punto2 ; siguiente escena </w:t>
+      </w:r>
+      <w:r>
+        <w:rPr>
+          <w:sz w:val="22"/>
+          <w:szCs w:val="22"/>
+        </w:rPr>
+        <w:t>; texto</w:t>
       </w:r>
     </w:p>
     <w:p>
@@ -9546,6 +9591,9 @@
     <w:p>
       <w:pPr>
         <w:spacing w:after="0"/>
+        <w:rPr>
+          <w:highlight w:val="yellow"/>
+        </w:rPr>
       </w:pPr>
       <w:r>
         <w:tab/>
@@ -9554,12 +9602,21 @@
         <w:rPr>
           <w:highlight w:val="yellow"/>
         </w:rPr>
-        <w:t>#linear</w:t>
+        <w:t>#</w:t>
+      </w:r>
+      <w:r>
+        <w:rPr>
+          <w:highlight w:val="yellow"/>
+        </w:rPr>
+        <w:t>decision</w:t>
       </w:r>
     </w:p>
     <w:p>
       <w:pPr>
         <w:spacing w:after="0"/>
+        <w:rPr>
+          <w:highlight w:val="yellow"/>
+        </w:rPr>
       </w:pPr>
       <w:r>
         <w:tab/>
@@ -9570,10 +9627,19 @@
         </w:rPr>
         <w:t>give_sushi ; ; scene_B</w:t>
       </w:r>
+      <w:r>
+        <w:rPr>
+          <w:highlight w:val="yellow"/>
+        </w:rPr>
+        <w:t>;Sushi</w:t>
+      </w:r>
     </w:p>
     <w:p>
       <w:pPr>
         <w:spacing w:after="0"/>
+        <w:rPr>
+          <w:highlight w:val="yellow"/>
+        </w:rPr>
       </w:pPr>
       <w:r>
         <w:tab/>
@@ -9584,6 +9650,12 @@
         </w:rPr>
         <w:t>give_salad ; amistad : -1 ; scene_C</w:t>
       </w:r>
+      <w:r>
+        <w:rPr>
+          <w:highlight w:val="yellow"/>
+        </w:rPr>
+        <w:t>;Ensalada</w:t>
+      </w:r>
     </w:p>
     <w:p>
       <w:pPr>
@@ -9597,6 +9669,12 @@
           <w:highlight w:val="yellow"/>
         </w:rPr>
         <w:t>give_beef ; amistad : 1 ; scene_D</w:t>
+      </w:r>
+      <w:r>
+        <w:rPr>
+          <w:highlight w:val="yellow"/>
+        </w:rPr>
+        <w:t>;Bistec</w:t>
       </w:r>
     </w:p>
     <w:p>
@@ -9617,6 +9695,15 @@
       </w:r>
       <w:r>
         <w:t>.</w:t>
+      </w:r>
+    </w:p>
+    <w:p>
+      <w:pPr>
+        <w:spacing w:after="0"/>
+      </w:pPr>
+      <w:r>
+        <w:tab/>
+        <w:t>Al igual que con los diálogos, para agregar nuevos textos dependiendo del idioma, debemos seguir agregando ; y añadiendo los textos correspondientes al idioma.</w:t>
       </w:r>
     </w:p>
     <w:p>

--- a/Manual de desarrollo en Atlax Renpy.docx
+++ b/Manual de desarrollo en Atlax Renpy.docx
@@ -3429,10 +3429,10 @@
           <w:noProof/>
         </w:rPr>
         <w:drawing>
-          <wp:inline distT="0" distB="0" distL="0" distR="0" wp14:anchorId="3A9E6ED2" wp14:editId="6B0E4E1F">
-            <wp:extent cx="4514850" cy="809625"/>
-            <wp:effectExtent l="0" t="0" r="0" b="9525"/>
-            <wp:docPr id="1251497537" name="Imagen 1"/>
+          <wp:inline distT="0" distB="0" distL="0" distR="0" wp14:anchorId="006DEA25" wp14:editId="13BC2BB7">
+            <wp:extent cx="4200525" cy="1581150"/>
+            <wp:effectExtent l="0" t="0" r="9525" b="0"/>
+            <wp:docPr id="2007377502" name="Imagen 1"/>
             <wp:cNvGraphicFramePr>
               <a:graphicFrameLocks xmlns:a="http://schemas.openxmlformats.org/drawingml/2006/main" noChangeAspect="1"/>
             </wp:cNvGraphicFramePr>
@@ -3440,7 +3440,7 @@
               <a:graphicData uri="http://schemas.openxmlformats.org/drawingml/2006/picture">
                 <pic:pic xmlns:pic="http://schemas.openxmlformats.org/drawingml/2006/picture">
                   <pic:nvPicPr>
-                    <pic:cNvPr id="1251497537" name=""/>
+                    <pic:cNvPr id="2007377502" name=""/>
                     <pic:cNvPicPr/>
                   </pic:nvPicPr>
                   <pic:blipFill>
@@ -3452,7 +3452,7 @@
                   <pic:spPr>
                     <a:xfrm>
                       <a:off x="0" y="0"/>
-                      <a:ext cx="4514850" cy="809625"/>
+                      <a:ext cx="4200525" cy="1581150"/>
                     </a:xfrm>
                     <a:prstGeom prst="rect">
                       <a:avLst/>
@@ -3532,6 +3532,7 @@
     </w:p>
     <w:p>
       <w:r>
+        <w:lastRenderedPageBreak/>
         <w:tab/>
       </w:r>
       <w:r>
@@ -3577,7 +3578,6 @@
     </w:p>
     <w:p>
       <w:r>
-        <w:lastRenderedPageBreak/>
         <w:tab/>
         <w:t>currentLanguage es el idioma por defecto que usará el motor al abrir el juego, este puede ser cambiado en la configuración del juego mismo. La otra variable llamada allLanguages, lista todos los lenguajes que soporte tu historia</w:t>
       </w:r>
@@ -3741,7 +3741,11 @@
     <w:p>
       <w:r>
         <w:tab/>
-        <w:t>Crear un archivo de control es muy sencillo, tenemos dos formas de hacerlo, la forma “complicada” es creando un archivo de texto en nuestro computador y colocarle al final .csv, llamémoslo “ejemplo.csv”. Es posible que al abrirlo se ejecute el bloc de notas, para ello tenemos que ir a la configuración de nuestro sistema operativo para que nos permita ver las extensiones o formatos de los archivos, una vez cambiado debemos cambiar “.txt” por “.csv”.</w:t>
+        <w:t xml:space="preserve">Crear un archivo de control es muy sencillo, tenemos dos formas de hacerlo, la forma “complicada” es creando un archivo de texto en nuestro computador y colocarle al final .csv, llamémoslo “ejemplo.csv”. Es posible que al abrirlo se ejecute el bloc de notas, para ello tenemos que ir a la configuración de nuestro sistema operativo para que nos </w:t>
+      </w:r>
+      <w:r>
+        <w:lastRenderedPageBreak/>
+        <w:t>permita ver las extensiones o formatos de los archivos, una vez cambiado debemos cambiar “.txt” por “.csv”.</w:t>
       </w:r>
     </w:p>
     <w:p>
@@ -3749,7 +3753,6 @@
         <w:rPr>
           <w:noProof/>
         </w:rPr>
-        <w:lastRenderedPageBreak/>
         <w:drawing>
           <wp:anchor distT="0" distB="0" distL="114300" distR="114300" simplePos="0" relativeHeight="251658240" behindDoc="0" locked="0" layoutInCell="1" allowOverlap="1" wp14:anchorId="698E50CD" wp14:editId="448B7B75">
             <wp:simplePos x="0" y="0"/>
@@ -3926,6 +3929,7 @@
         <w:rPr>
           <w:noProof/>
         </w:rPr>
+        <w:lastRenderedPageBreak/>
         <w:drawing>
           <wp:anchor distT="0" distB="0" distL="114300" distR="114300" simplePos="0" relativeHeight="251659264" behindDoc="0" locked="0" layoutInCell="1" allowOverlap="1" wp14:anchorId="77406FC3" wp14:editId="0C381A7A">
             <wp:simplePos x="0" y="0"/>
@@ -4219,12 +4223,9 @@
     </w:p>
     <w:p>
       <w:r>
+        <w:lastRenderedPageBreak/>
         <w:tab/>
-        <w:t xml:space="preserve">El valor recomendado para colocar en esta columna key es el siguiente: [ruta]_[capitulo]_[escena]_[dialogo], por ejemplo si queremos describir el diálogo </w:t>
-      </w:r>
-      <w:r>
-        <w:lastRenderedPageBreak/>
-        <w:t>número 89 de la escena noche de paseo del capítulo 3 de la ruta Stefannie, haríamos algo así: stefannie_3_night_out_89, el siguiente diálogo sería igual pero con un 90 en vez de 89 y siempre empezando en 1.</w:t>
+        <w:t>El valor recomendado para colocar en esta columna key es el siguiente: [ruta]_[capitulo]_[escena]_[dialogo], por ejemplo si queremos describir el diálogo número 89 de la escena noche de paseo del capítulo 3 de la ruta Stefannie, haríamos algo así: stefannie_3_night_out_89, el siguiente diálogo sería igual pero con un 90 en vez de 89 y siempre empezando en 1.</w:t>
       </w:r>
     </w:p>
     <w:p>
@@ -4462,7 +4463,6 @@
         <w:pStyle w:val="Ttulo3"/>
       </w:pPr>
       <w:r>
-        <w:lastRenderedPageBreak/>
         <w:t xml:space="preserve">Tipos de </w:t>
       </w:r>
       <w:r>
@@ -5165,7 +5165,16 @@
     <w:p>
       <w:r>
         <w:tab/>
-        <w:t>El nombre del sonido que se va a escribir debe ser el mismo que el archivo de audio, puedes utilizar espacios en los nombres o reemplazarlos por _, sin embargo, en los nombres de los archivos de audio siempre deben estar por _.</w:t>
+        <w:t xml:space="preserve">El nombre del sonido que se va a escribir debe ser el mismo que el archivo de audio, puedes utilizar espacios en los nombres o reemplazarlos por _, sin embargo, en los nombres de los archivos de audio siempre deben estar por </w:t>
+      </w:r>
+      <w:r>
+        <w:t>espacios</w:t>
+      </w:r>
+      <w:r>
+        <w:t>.</w:t>
+      </w:r>
+      <w:r>
+        <w:t xml:space="preserve"> Las mayúsculas no se respetan, de todas formas se recomienda escribirlo todo en minúscula.</w:t>
       </w:r>
     </w:p>
     <w:p>

--- a/Manual de desarrollo en Atlax Renpy.docx
+++ b/Manual de desarrollo en Atlax Renpy.docx
@@ -237,8 +237,16 @@
         <w:rPr>
           <w:rFonts w:cs="Times New Roman"/>
         </w:rPr>
-        <w:t>Desarrollador de Campanella Studios</w:t>
-      </w:r>
+        <w:t xml:space="preserve">Desarrollador de Campanella </w:t>
+      </w:r>
+      <w:proofErr w:type="spellStart"/>
+      <w:r>
+        <w:rPr>
+          <w:rFonts w:cs="Times New Roman"/>
+        </w:rPr>
+        <w:t>Studios</w:t>
+      </w:r>
+      <w:proofErr w:type="spellEnd"/>
     </w:p>
     <w:p>
       <w:pPr>
@@ -2545,6 +2553,9 @@
       <w:r>
         <w:t>Software</w:t>
       </w:r>
+      <w:r>
+        <w:t xml:space="preserve"> y Hardware</w:t>
+      </w:r>
     </w:p>
     <w:p>
       <w:pPr>
@@ -2588,7 +2599,15 @@
         <w:t>ditor de texto:</w:t>
       </w:r>
       <w:r>
-        <w:t xml:space="preserve"> Bloc de notas, Visual Studio Code (recomendado), Sublime Text, Notepad.</w:t>
+        <w:t xml:space="preserve"> Bloc de notas, Visual Studio </w:t>
+      </w:r>
+      <w:proofErr w:type="spellStart"/>
+      <w:r>
+        <w:t>Code</w:t>
+      </w:r>
+      <w:proofErr w:type="spellEnd"/>
+      <w:r>
+        <w:t xml:space="preserve"> (recomendado), Sublime Text, Notepad.</w:t>
       </w:r>
     </w:p>
     <w:p>
@@ -2607,7 +2626,15 @@
         <w:t>Herramienta para abrir y editar archivos CSV:</w:t>
       </w:r>
       <w:r>
-        <w:t xml:space="preserve"> Excel (recomendado), LibreOffice, Visual Studio Code.</w:t>
+        <w:t xml:space="preserve"> Excel (recomendado), LibreOffice, Visual Studio </w:t>
+      </w:r>
+      <w:proofErr w:type="spellStart"/>
+      <w:r>
+        <w:t>Code</w:t>
+      </w:r>
+      <w:proofErr w:type="spellEnd"/>
+      <w:r>
+        <w:t>.</w:t>
       </w:r>
     </w:p>
     <w:p>
@@ -2628,6 +2655,9 @@
       <w:r>
         <w:t xml:space="preserve"> En su versión 8.1.3.</w:t>
       </w:r>
+      <w:r>
+        <w:t xml:space="preserve"> (Es posible que sea compatible con versiones posteriores)</w:t>
+      </w:r>
     </w:p>
     <w:p>
       <w:pPr>
@@ -2656,6 +2686,7 @@
         <w:pStyle w:val="Ttulo3"/>
       </w:pPr>
       <w:r>
+        <w:lastRenderedPageBreak/>
         <w:t>Novela Visual</w:t>
       </w:r>
     </w:p>
@@ -2679,7 +2710,6 @@
         <w:pStyle w:val="Ttulo3"/>
       </w:pPr>
       <w:r>
-        <w:lastRenderedPageBreak/>
         <w:t>Ruta</w:t>
       </w:r>
     </w:p>
@@ -2919,17 +2949,14 @@
         <w:pStyle w:val="Ttulo3"/>
       </w:pPr>
       <w:r>
+        <w:lastRenderedPageBreak/>
         <w:t>Puntuación</w:t>
       </w:r>
     </w:p>
     <w:p>
       <w:r>
         <w:tab/>
-        <w:t xml:space="preserve">Los puntos son datos numéricos que se asocian a un nombre, estos puntos pueden aumentar y disminuir dependiendo de las decisiones que tome el jugador. Un ejemplo </w:t>
-      </w:r>
-      <w:r>
-        <w:lastRenderedPageBreak/>
-        <w:t>sencillo es decidir la opción correcta de un examen, si escoges la respuesta correcta obtendrás puntos de calificación, pero si</w:t>
+        <w:t>Los puntos son datos numéricos que se asocian a un nombre, estos puntos pueden aumentar y disminuir dependiendo de las decisiones que tome el jugador. Un ejemplo sencillo es decidir la opción correcta de un examen, si escoges la respuesta correcta obtendrás puntos de calificación, pero si</w:t>
       </w:r>
       <w:r>
         <w:t xml:space="preserve"> </w:t>
@@ -2989,7 +3016,17 @@
     <w:p>
       <w:r>
         <w:tab/>
-        <w:t xml:space="preserve">El motor funciona gracias a unos archivos de control que en esencia cada uno representa una escena distinta con sus diálogos y final, estas escenas son leídas por el motor y hacen exactamente lo que dicen estos archivos. </w:t>
+        <w:t xml:space="preserve">El motor funciona gracias a unos archivos de control que en esencia cada uno representa una escena distinta con sus </w:t>
+      </w:r>
+      <w:r>
+        <w:rPr>
+          <w:b/>
+          <w:bCs/>
+        </w:rPr>
+        <w:t>diálogos</w:t>
+      </w:r>
+      <w:r>
+        <w:t xml:space="preserve"> y final, estas escenas son leídas por el motor y hacen exactamente lo que dicen estos archivos. </w:t>
       </w:r>
       <w:r>
         <w:t>Deberías dar prioridad a organizar estos archivos de control de la mejor manera posible, el orden recomendado es crear</w:t>
@@ -3007,16 +3044,49 @@
         <w:t xml:space="preserve"> para cada</w:t>
       </w:r>
       <w:r>
-        <w:t xml:space="preserve"> ruta,</w:t>
-      </w:r>
-      <w:r>
-        <w:t xml:space="preserve"> dentro, una carpeta para cada</w:t>
-      </w:r>
-      <w:r>
-        <w:t xml:space="preserve"> capítulo</w:t>
-      </w:r>
-      <w:r>
-        <w:t xml:space="preserve"> y dependiendo de la complejidad del capítulo puedes crear carpetas para diferenciar distintas etapas de este. Por supuesto, </w:t>
+        <w:t xml:space="preserve"> </w:t>
+      </w:r>
+      <w:r>
+        <w:rPr>
+          <w:b/>
+          <w:bCs/>
+        </w:rPr>
+        <w:t>ruta</w:t>
+      </w:r>
+      <w:r>
+        <w:t>,</w:t>
+      </w:r>
+      <w:r>
+        <w:t xml:space="preserve"> </w:t>
+      </w:r>
+      <w:r>
+        <w:t>a</w:t>
+      </w:r>
+      <w:r>
+        <w:t>dentro, una carpeta para cada</w:t>
+      </w:r>
+      <w:r>
+        <w:t xml:space="preserve"> </w:t>
+      </w:r>
+      <w:r>
+        <w:rPr>
+          <w:b/>
+          <w:bCs/>
+        </w:rPr>
+        <w:t>capítulo</w:t>
+      </w:r>
+      <w:r>
+        <w:t xml:space="preserve"> y dependiendo de la complejidad del </w:t>
+      </w:r>
+      <w:r>
+        <w:rPr>
+          <w:b/>
+          <w:bCs/>
+        </w:rPr>
+        <w:t>capítulo</w:t>
+      </w:r>
+      <w:r>
+        <w:t xml:space="preserve"> puedes crear carpetas para diferenciar distintas etapas de este. Por supuesto, </w:t>
       </w:r>
       <w:r>
         <w:t xml:space="preserve">todo esto </w:t>
@@ -3031,7 +3101,19 @@
         <w:t>de</w:t>
       </w:r>
       <w:r>
-        <w:t xml:space="preserve"> la carpeta “scenes”.</w:t>
+        <w:t xml:space="preserve"> la carpeta “</w:t>
+      </w:r>
+      <w:proofErr w:type="spellStart"/>
+      <w:r>
+        <w:rPr>
+          <w:i/>
+          <w:iCs/>
+        </w:rPr>
+        <w:t>scenes</w:t>
+      </w:r>
+      <w:proofErr w:type="spellEnd"/>
+      <w:r>
+        <w:t>”.</w:t>
       </w:r>
     </w:p>
     <w:p>
@@ -3049,10 +3131,36 @@
         <w:t xml:space="preserve"> como si fuese una ruta,</w:t>
       </w:r>
       <w:r>
-        <w:t xml:space="preserve"> quizás una llamada “intro” o “comienzo”, ponle el nombre que desees.</w:t>
-      </w:r>
-      <w:r>
-        <w:t xml:space="preserve"> Lo que sí, debes indicarle al motor cuál es la escena de entrada, de momento no vamos a explicar como hacerlo ya que será más adelante, solo ten presente que debes indicarle al motor por dónde empezar</w:t>
+        <w:t xml:space="preserve"> quizás una llamada “</w:t>
+      </w:r>
+      <w:proofErr w:type="spellStart"/>
+      <w:r>
+        <w:t>intro</w:t>
+      </w:r>
+      <w:proofErr w:type="spellEnd"/>
+      <w:r>
+        <w:t>” o “comienzo”, ponle el nombre que desees.</w:t>
+      </w:r>
+      <w:r>
+        <w:t xml:space="preserve"> Lo que sí, debes indicarle al motor cuál es la </w:t>
+      </w:r>
+      <w:r>
+        <w:rPr>
+          <w:b/>
+          <w:bCs/>
+        </w:rPr>
+        <w:t>escena</w:t>
+      </w:r>
+      <w:r>
+        <w:t xml:space="preserve"> de entrada, de momento no vamos a explicar </w:t>
+      </w:r>
+      <w:proofErr w:type="spellStart"/>
+      <w:r>
+        <w:t>como</w:t>
+      </w:r>
+      <w:proofErr w:type="spellEnd"/>
+      <w:r>
+        <w:t xml:space="preserve"> hacerlo ya que será más adelante, solo ten presente que debes indicarle al motor por dónde empezar</w:t>
       </w:r>
       <w:r>
         <w:t>.</w:t>
@@ -3067,7 +3175,63 @@
         <w:t>comenzará</w:t>
       </w:r>
       <w:r>
-        <w:t xml:space="preserve"> a mostrar los diálogos como de costumbre, uno a uno, click a click. Una vez llegado el final de la escena, esta puede tener distintas formas de terminar, puede terminar de una forma lineal, es decir, que conduzca a una única escena o que presente una decisión.</w:t>
+        <w:t xml:space="preserve"> a mostrar los </w:t>
+      </w:r>
+      <w:r>
+        <w:rPr>
+          <w:b/>
+          <w:bCs/>
+        </w:rPr>
+        <w:t>diálogos</w:t>
+      </w:r>
+      <w:r>
+        <w:t xml:space="preserve"> como de costumbre, uno a uno, </w:t>
+      </w:r>
+      <w:proofErr w:type="spellStart"/>
+      <w:r>
+        <w:t>click</w:t>
+      </w:r>
+      <w:proofErr w:type="spellEnd"/>
+      <w:r>
+        <w:t xml:space="preserve"> a </w:t>
+      </w:r>
+      <w:proofErr w:type="spellStart"/>
+      <w:r>
+        <w:t>click</w:t>
+      </w:r>
+      <w:proofErr w:type="spellEnd"/>
+      <w:r>
+        <w:t xml:space="preserve">. Una vez llegado el final de la </w:t>
+      </w:r>
+      <w:r>
+        <w:rPr>
+          <w:b/>
+          <w:bCs/>
+        </w:rPr>
+        <w:t>escena</w:t>
+      </w:r>
+      <w:r>
+        <w:t xml:space="preserve">, esta puede tener distintas formas de terminar, puede terminar de una forma lineal, es decir, que conduzca a una única </w:t>
+      </w:r>
+      <w:r>
+        <w:rPr>
+          <w:b/>
+          <w:bCs/>
+        </w:rPr>
+        <w:t>escena</w:t>
+      </w:r>
+      <w:r>
+        <w:t xml:space="preserve"> o que presente una </w:t>
+      </w:r>
+      <w:r>
+        <w:rPr>
+          <w:b/>
+          <w:bCs/>
+        </w:rPr>
+        <w:t>decisión</w:t>
+      </w:r>
+      <w:r>
+        <w:t>.</w:t>
       </w:r>
     </w:p>
     <w:p>
@@ -3085,16 +3249,41 @@
         <w:t>s</w:t>
       </w:r>
       <w:r>
-        <w:t xml:space="preserve"> decisi</w:t>
-      </w:r>
-      <w:r>
+        <w:t xml:space="preserve"> </w:t>
+      </w:r>
+      <w:r>
+        <w:rPr>
+          <w:b/>
+          <w:bCs/>
+        </w:rPr>
+        <w:t>decisi</w:t>
+      </w:r>
+      <w:r>
+        <w:rPr>
+          <w:b/>
+          <w:bCs/>
+        </w:rPr>
         <w:t>ones</w:t>
       </w:r>
       <w:r>
-        <w:t xml:space="preserve"> podemos empezar a jugar con las puntuaciones</w:t>
-      </w:r>
-      <w:r>
-        <w:t xml:space="preserve"> o ramificaciones</w:t>
+        <w:t xml:space="preserve"> podemos empezar a jugar con las </w:t>
+      </w:r>
+      <w:r>
+        <w:rPr>
+          <w:b/>
+          <w:bCs/>
+        </w:rPr>
+        <w:t>puntuaciones</w:t>
+      </w:r>
+      <w:r>
+        <w:t xml:space="preserve"> o </w:t>
+      </w:r>
+      <w:r>
+        <w:rPr>
+          <w:b/>
+          <w:bCs/>
+        </w:rPr>
+        <w:t>ramificaciones</w:t>
       </w:r>
       <w:r>
         <w:t>,</w:t>
@@ -3106,10 +3295,27 @@
         <w:t xml:space="preserve"> si nuestr</w:t>
       </w:r>
       <w:r>
-        <w:t>a novela presenta varias rutas</w:t>
-      </w:r>
-      <w:r>
-        <w:t>. Se recomienda encarecidamente crear un esquema o árbol de decisiones para cada una de las rutas para así tener una idea de la complejidad de elección de cada un</w:t>
+        <w:t xml:space="preserve">a novela presenta varias </w:t>
+      </w:r>
+      <w:r>
+        <w:rPr>
+          <w:b/>
+          <w:bCs/>
+        </w:rPr>
+        <w:t>rutas</w:t>
+      </w:r>
+      <w:r>
+        <w:t xml:space="preserve">. Se recomienda encarecidamente crear un esquema o árbol de decisiones para cada una de las </w:t>
+      </w:r>
+      <w:r>
+        <w:rPr>
+          <w:b/>
+          <w:bCs/>
+        </w:rPr>
+        <w:t>rutas</w:t>
+      </w:r>
+      <w:r>
+        <w:t xml:space="preserve"> para así tener una idea de la complejidad de elección de cada un</w:t>
       </w:r>
       <w:r>
         <w:t>a</w:t>
@@ -3121,20 +3327,163 @@
     <w:p>
       <w:r>
         <w:tab/>
-        <w:t xml:space="preserve">Una vez hayamos acabado este primer capítulo llegará el punto donde se tendrá que hacer la gran ramificación ¿en qué ruta ha caído nuestro jugador? Como se dijo anteriormente, esa pregunta la responderá las acciones que haya tomado el </w:t>
+        <w:t xml:space="preserve">Una vez hayamos acabado este primer </w:t>
+      </w:r>
+      <w:r>
+        <w:rPr>
+          <w:b/>
+          <w:bCs/>
+        </w:rPr>
+        <w:t>capítulo</w:t>
+      </w:r>
+      <w:r>
+        <w:t xml:space="preserve"> llegará el punto donde se tendrá que hacer la gran ramificación ¿en qué </w:t>
+      </w:r>
+      <w:r>
+        <w:rPr>
+          <w:b/>
+          <w:bCs/>
+        </w:rPr>
+        <w:t>ruta</w:t>
+      </w:r>
+      <w:r>
+        <w:t xml:space="preserve"> ha caído nuestro jugador? Como se dijo </w:t>
+      </w:r>
+      <w:r>
+        <w:lastRenderedPageBreak/>
+        <w:t xml:space="preserve">anteriormente, esa pregunta la responderá las acciones que haya tomado el </w:t>
       </w:r>
       <w:r>
         <w:t>usuario</w:t>
       </w:r>
       <w:r>
-        <w:t xml:space="preserve"> a lo largo del capítulo.</w:t>
-      </w:r>
-    </w:p>
-    <w:p>
-      <w:r>
-        <w:lastRenderedPageBreak/>
+        <w:t xml:space="preserve"> a lo largo del </w:t>
+      </w:r>
+      <w:r>
+        <w:rPr>
+          <w:b/>
+          <w:bCs/>
+        </w:rPr>
+        <w:t>capítulo</w:t>
+      </w:r>
+      <w:r>
+        <w:t>.</w:t>
+      </w:r>
+    </w:p>
+    <w:p>
+      <w:r>
         <w:tab/>
-        <w:t>¿Has definido ya la manera en que el jugador se encaminará a cada una de las rutas? Es hora de ir creando las carpetas para cada ruta con sus capítulos y si has prestado atención te darás cuenta de que el ciclo se repite, vuelves a crear escenas, las llenas de diálogos, las escenas terminan en otras escenas que a su vez llevan a otras escenas, es cuestión de escribir y escribir y escribir tu historia conectando escenas mediante decisiones, consecuencias y más.</w:t>
+        <w:t xml:space="preserve">¿Has definido ya la manera en que el jugador se encaminará a cada una de las </w:t>
+      </w:r>
+      <w:r>
+        <w:rPr>
+          <w:b/>
+          <w:bCs/>
+        </w:rPr>
+        <w:t>rutas</w:t>
+      </w:r>
+      <w:r>
+        <w:t xml:space="preserve">? Es hora de ir creando las carpetas para cada </w:t>
+      </w:r>
+      <w:r>
+        <w:rPr>
+          <w:b/>
+          <w:bCs/>
+        </w:rPr>
+        <w:t>ruta</w:t>
+      </w:r>
+      <w:r>
+        <w:t xml:space="preserve"> con sus </w:t>
+      </w:r>
+      <w:r>
+        <w:rPr>
+          <w:b/>
+          <w:bCs/>
+        </w:rPr>
+        <w:t>capítulos</w:t>
+      </w:r>
+      <w:r>
+        <w:t xml:space="preserve"> y si has prestado atención te darás cuenta de que el ciclo se repite, vuelves a crear </w:t>
+      </w:r>
+      <w:r>
+        <w:rPr>
+          <w:b/>
+          <w:bCs/>
+        </w:rPr>
+        <w:t>escenas</w:t>
+      </w:r>
+      <w:r>
+        <w:t xml:space="preserve">, las llenas de </w:t>
+      </w:r>
+      <w:r>
+        <w:rPr>
+          <w:b/>
+          <w:bCs/>
+        </w:rPr>
+        <w:t>diálogos</w:t>
+      </w:r>
+      <w:r>
+        <w:t xml:space="preserve">, las </w:t>
+      </w:r>
+      <w:r>
+        <w:rPr>
+          <w:b/>
+          <w:bCs/>
+        </w:rPr>
+        <w:t>escenas</w:t>
+      </w:r>
+      <w:r>
+        <w:t xml:space="preserve"> terminan en otras </w:t>
+      </w:r>
+      <w:r>
+        <w:rPr>
+          <w:b/>
+          <w:bCs/>
+        </w:rPr>
+        <w:t>escenas</w:t>
+      </w:r>
+      <w:r>
+        <w:t xml:space="preserve"> que a su vez llevan a otras </w:t>
+      </w:r>
+      <w:r>
+        <w:rPr>
+          <w:b/>
+          <w:bCs/>
+        </w:rPr>
+        <w:t>escenas</w:t>
+      </w:r>
+      <w:r>
+        <w:t xml:space="preserve">, es cuestión de escribir y escribir y escribir tu historia conectando </w:t>
+      </w:r>
+      <w:r>
+        <w:rPr>
+          <w:b/>
+          <w:bCs/>
+        </w:rPr>
+        <w:t>escenas</w:t>
+      </w:r>
+      <w:r>
+        <w:t xml:space="preserve"> mediante </w:t>
+      </w:r>
+      <w:r>
+        <w:rPr>
+          <w:b/>
+          <w:bCs/>
+        </w:rPr>
+        <w:t>decisiones</w:t>
+      </w:r>
+      <w:r>
+        <w:t xml:space="preserve">, </w:t>
+      </w:r>
+      <w:r>
+        <w:rPr>
+          <w:b/>
+          <w:bCs/>
+        </w:rPr>
+        <w:t>consecuencias</w:t>
+      </w:r>
+      <w:r>
+        <w:t xml:space="preserve"> y más.</w:t>
       </w:r>
     </w:p>
     <w:p>
@@ -3143,7 +3492,14 @@
         <w:t xml:space="preserve">De esa forma varios escritores pueden trabajar en simultaneo en su propia historia </w:t>
       </w:r>
       <w:r>
-        <w:t>o ruta</w:t>
+        <w:t xml:space="preserve">o </w:t>
+      </w:r>
+      <w:r>
+        <w:rPr>
+          <w:b/>
+          <w:bCs/>
+        </w:rPr>
+        <w:t>ruta</w:t>
       </w:r>
       <w:r>
         <w:t>,</w:t>
@@ -3195,7 +3551,31 @@
     <w:p>
       <w:r>
         <w:tab/>
-        <w:t>El archivo de entrada es el archivo de control que el motor toma para iniciar el juego, este por defecto toma un archivo llamado “testing” y la manera de cambiarlo es viajando al archivo script.rpy, abriéndolo y cerca de la línea 23 veremos algo como lo siguiente.</w:t>
+        <w:t>El archivo de entrada es el archivo de control que el motor toma para iniciar el juego, este por defecto toma un archivo llamado “</w:t>
+      </w:r>
+      <w:proofErr w:type="spellStart"/>
+      <w:r>
+        <w:rPr>
+          <w:i/>
+          <w:iCs/>
+        </w:rPr>
+        <w:t>testing</w:t>
+      </w:r>
+      <w:proofErr w:type="spellEnd"/>
+      <w:r>
+        <w:t xml:space="preserve">” y la manera de cambiarlo es viajando al archivo </w:t>
+      </w:r>
+      <w:proofErr w:type="spellStart"/>
+      <w:r>
+        <w:rPr>
+          <w:i/>
+          <w:iCs/>
+        </w:rPr>
+        <w:t>script.rpy</w:t>
+      </w:r>
+      <w:proofErr w:type="spellEnd"/>
+      <w:r>
+        <w:t>, abriéndolo y cerca de la línea 23 veremos algo como lo siguiente.</w:t>
       </w:r>
     </w:p>
     <w:p>
@@ -3243,7 +3623,23 @@
     <w:p>
       <w:r>
         <w:tab/>
-        <w:t>Basta con cambiar testing por el archivo de control del que quieres empezar o en su defecto, trabajar en el archivo testing y cuando ya esté terminado guardar su contenido en un archivo diferente.</w:t>
+        <w:t xml:space="preserve">Basta con cambiar </w:t>
+      </w:r>
+      <w:proofErr w:type="spellStart"/>
+      <w:r>
+        <w:t>testing</w:t>
+      </w:r>
+      <w:proofErr w:type="spellEnd"/>
+      <w:r>
+        <w:t xml:space="preserve"> por el archivo de control del que quieres empezar o en su defecto, trabajar en el archivo </w:t>
+      </w:r>
+      <w:proofErr w:type="spellStart"/>
+      <w:r>
+        <w:t>testing</w:t>
+      </w:r>
+      <w:proofErr w:type="spellEnd"/>
+      <w:r>
+        <w:t xml:space="preserve"> y cuando ya esté terminado guardar su contenido en un archivo diferente.</w:t>
       </w:r>
     </w:p>
     <w:p>
@@ -3259,15 +3655,43 @@
         <w:tab/>
         <w:t xml:space="preserve">Para definir a tus personajes, debes dirigirte al archivo </w:t>
       </w:r>
-      <w:r>
+      <w:proofErr w:type="spellStart"/>
+      <w:r>
+        <w:rPr>
+          <w:i/>
+          <w:iCs/>
+        </w:rPr>
         <w:t>charactersDefine.rpy</w:t>
       </w:r>
-      <w:r>
-        <w:t xml:space="preserve"> ubicado en la carpeta game</w:t>
-      </w:r>
-      <w:r>
-        <w:t>/definitions</w:t>
-      </w:r>
+      <w:proofErr w:type="spellEnd"/>
+      <w:r>
+        <w:t xml:space="preserve"> ubicado en la carpeta </w:t>
+      </w:r>
+      <w:proofErr w:type="spellStart"/>
+      <w:r>
+        <w:rPr>
+          <w:i/>
+          <w:iCs/>
+        </w:rPr>
+        <w:t>game</w:t>
+      </w:r>
+      <w:proofErr w:type="spellEnd"/>
+      <w:r>
+        <w:rPr>
+          <w:i/>
+          <w:iCs/>
+        </w:rPr>
+        <w:t>/</w:t>
+      </w:r>
+      <w:proofErr w:type="spellStart"/>
+      <w:r>
+        <w:rPr>
+          <w:i/>
+          <w:iCs/>
+        </w:rPr>
+        <w:t>definitions</w:t>
+      </w:r>
+      <w:proofErr w:type="spellEnd"/>
       <w:r>
         <w:t>, si lo abres con Visual Studio, en su interior encontrarás algo así.</w:t>
       </w:r>
@@ -3316,12 +3740,9 @@
     </w:p>
     <w:p>
       <w:r>
+        <w:lastRenderedPageBreak/>
         <w:tab/>
-        <w:t xml:space="preserve">Allí debes definir a los personajes de tu historia siguiendo con ese mismo patrón, es importante mencionar que en cuanto a nombres de personajes, se requiere usar siempre </w:t>
-      </w:r>
-      <w:r>
-        <w:lastRenderedPageBreak/>
-        <w:t>minúsculas</w:t>
+        <w:t>Allí debes definir a los personajes de tu historia siguiendo con ese mismo patrón, es importante mencionar que en cuanto a nombres de personajes, se requiere usar siempre minúsculas</w:t>
       </w:r>
       <w:r>
         <w:t xml:space="preserve"> y utilizar _ en vez de espacios. En cuanto al color que aparece allí, es el color del nombre del personaje que se mostrará en la caja de diálogo cuando este hable, ese color está en hexadecimal, si lo desconoces, es simplemente la representación de un color mediante un # y 6 dígitos, puedes usar herramientas como Paint o el sitio web </w:t>
@@ -3407,15 +3828,43 @@
       <w:r>
         <w:t xml:space="preserve">Los fondos son los escenarios que se muestran detrás de los personajes como por ejemplo un salón, un parque o un cielo estrellado, esta vez acudiremos al archivo </w:t>
       </w:r>
-      <w:r>
+      <w:proofErr w:type="spellStart"/>
+      <w:r>
+        <w:rPr>
+          <w:i/>
+          <w:iCs/>
+        </w:rPr>
         <w:t>backgroundsDefine.rpy</w:t>
       </w:r>
+      <w:proofErr w:type="spellEnd"/>
       <w:r>
         <w:t xml:space="preserve"> ubicado en la carpeta </w:t>
       </w:r>
-      <w:r>
-        <w:t>game/definitions</w:t>
-      </w:r>
+      <w:proofErr w:type="spellStart"/>
+      <w:r>
+        <w:rPr>
+          <w:i/>
+          <w:iCs/>
+        </w:rPr>
+        <w:t>game</w:t>
+      </w:r>
+      <w:proofErr w:type="spellEnd"/>
+      <w:r>
+        <w:rPr>
+          <w:i/>
+          <w:iCs/>
+        </w:rPr>
+        <w:t>/</w:t>
+      </w:r>
+      <w:proofErr w:type="spellStart"/>
+      <w:r>
+        <w:rPr>
+          <w:i/>
+          <w:iCs/>
+        </w:rPr>
+        <w:t>definitions</w:t>
+      </w:r>
+      <w:proofErr w:type="spellEnd"/>
       <w:r>
         <w:t>, al abrirlo encontraremos algo así.</w:t>
       </w:r>
@@ -3470,7 +3919,58 @@
         <w:ind w:firstLine="708"/>
       </w:pPr>
       <w:r>
-        <w:t>Los fondos se encuentran en la carpeta game/images/backgrounds, deben ser en formato .png y preferiblemente tener la misma resolución, el tamaño recomendado es 1920x1080</w:t>
+        <w:t>Los fondos se encuentran en la carpeta</w:t>
+      </w:r>
+      <w:r>
+        <w:rPr>
+          <w:i/>
+          <w:iCs/>
+        </w:rPr>
+        <w:t xml:space="preserve"> </w:t>
+      </w:r>
+      <w:proofErr w:type="spellStart"/>
+      <w:r>
+        <w:rPr>
+          <w:i/>
+          <w:iCs/>
+        </w:rPr>
+        <w:t>game</w:t>
+      </w:r>
+      <w:proofErr w:type="spellEnd"/>
+      <w:r>
+        <w:rPr>
+          <w:i/>
+          <w:iCs/>
+        </w:rPr>
+        <w:t>/</w:t>
+      </w:r>
+      <w:proofErr w:type="spellStart"/>
+      <w:r>
+        <w:rPr>
+          <w:i/>
+          <w:iCs/>
+        </w:rPr>
+        <w:t>images</w:t>
+      </w:r>
+      <w:proofErr w:type="spellEnd"/>
+      <w:r>
+        <w:rPr>
+          <w:i/>
+          <w:iCs/>
+        </w:rPr>
+        <w:t>/</w:t>
+      </w:r>
+      <w:proofErr w:type="spellStart"/>
+      <w:r>
+        <w:rPr>
+          <w:i/>
+          <w:iCs/>
+        </w:rPr>
+        <w:t>backgrounds</w:t>
+      </w:r>
+      <w:proofErr w:type="spellEnd"/>
+      <w:r>
+        <w:t>, deben ser en formato .png y preferiblemente tener la misma resolución, el tamaño recomendado es 1920x1080</w:t>
       </w:r>
       <w:r>
         <w:t>.</w:t>
@@ -3498,7 +3998,15 @@
         <w:ind w:firstLine="708"/>
       </w:pPr>
       <w:r>
-        <w:t>Se recomienda no quitar los fondos flash y blackout ya que el motor los necesita para hacer algunas transiciones.</w:t>
+        <w:t xml:space="preserve">Se recomienda no quitar los fondos flash y </w:t>
+      </w:r>
+      <w:proofErr w:type="spellStart"/>
+      <w:r>
+        <w:t>blackout</w:t>
+      </w:r>
+      <w:proofErr w:type="spellEnd"/>
+      <w:r>
+        <w:t xml:space="preserve"> ya que el motor los necesita para hacer algunas transiciones.</w:t>
       </w:r>
     </w:p>
     <w:p>
@@ -3521,18 +4029,52 @@
         <w:t xml:space="preserve"> debemos definir cuáles lenguajes soporta y mantener siempre el orden en el que están escritos ya que será importante para los archivos de control. Estas definiciones podemos encontrarlas en el </w:t>
       </w:r>
       <w:r>
+        <w:lastRenderedPageBreak/>
         <w:t xml:space="preserve">archivo </w:t>
       </w:r>
-      <w:r>
-        <w:t>languageDefine</w:t>
-      </w:r>
-      <w:r>
-        <w:t>.rpy ubicado en la carpeta game/definitions. Allí encontraremos algo así.</w:t>
-      </w:r>
-    </w:p>
-    <w:p>
-      <w:r>
-        <w:lastRenderedPageBreak/>
+      <w:proofErr w:type="spellStart"/>
+      <w:r>
+        <w:rPr>
+          <w:i/>
+          <w:iCs/>
+        </w:rPr>
+        <w:t>languageDefine.rpy</w:t>
+      </w:r>
+      <w:proofErr w:type="spellEnd"/>
+      <w:r>
+        <w:t xml:space="preserve"> ubicado en la carpeta </w:t>
+      </w:r>
+      <w:proofErr w:type="spellStart"/>
+      <w:r>
+        <w:rPr>
+          <w:i/>
+          <w:iCs/>
+        </w:rPr>
+        <w:t>game</w:t>
+      </w:r>
+      <w:proofErr w:type="spellEnd"/>
+      <w:r>
+        <w:rPr>
+          <w:i/>
+          <w:iCs/>
+        </w:rPr>
+        <w:t>/</w:t>
+      </w:r>
+      <w:proofErr w:type="spellStart"/>
+      <w:r>
+        <w:rPr>
+          <w:i/>
+          <w:iCs/>
+        </w:rPr>
+        <w:t>definitions</w:t>
+      </w:r>
+      <w:proofErr w:type="spellEnd"/>
+      <w:r>
+        <w:t>. Allí encontraremos algo así.</w:t>
+      </w:r>
+    </w:p>
+    <w:p>
+      <w:r>
         <w:tab/>
       </w:r>
       <w:r>
@@ -3579,7 +4121,22 @@
     <w:p>
       <w:r>
         <w:tab/>
-        <w:t>currentLanguage es el idioma por defecto que usará el motor al abrir el juego, este puede ser cambiado en la configuración del juego mismo. La otra variable llamada allLanguages, lista todos los lenguajes que soporte tu historia</w:t>
+      </w:r>
+      <w:proofErr w:type="spellStart"/>
+      <w:r>
+        <w:t>currentLanguage</w:t>
+      </w:r>
+      <w:proofErr w:type="spellEnd"/>
+      <w:r>
+        <w:t xml:space="preserve"> es el idioma por defecto que usará el motor al abrir el juego, este puede ser cambiado en la configuración del juego mismo. La otra variable llamada </w:t>
+      </w:r>
+      <w:proofErr w:type="spellStart"/>
+      <w:r>
+        <w:t>allLanguages</w:t>
+      </w:r>
+      <w:proofErr w:type="spellEnd"/>
+      <w:r>
+        <w:t>, lista todos los lenguajes que soporte tu historia</w:t>
       </w:r>
       <w:r>
         <w:t>, se recuerda que es de fundamental importancia respetar el orden de estos lenguajes. En caso de que queramos agregar más lenguajes lo haríamos de la siguiente forma.</w:t>
@@ -3652,11 +4209,52 @@
       <w:r>
         <w:t xml:space="preserve">os valores predeterminados de Renpy puedes hacerlo en el archivo </w:t>
       </w:r>
-      <w:r>
+      <w:proofErr w:type="spellStart"/>
+      <w:r>
+        <w:rPr>
+          <w:i/>
+          <w:iCs/>
+        </w:rPr>
         <w:t>configDefine.rpy</w:t>
       </w:r>
-      <w:r>
-        <w:t xml:space="preserve"> ubicado en la carpeta game/definitions. Allí encontrarás algo así.</w:t>
+      <w:proofErr w:type="spellEnd"/>
+      <w:r>
+        <w:t xml:space="preserve"> ubicado en la carpeta </w:t>
+      </w:r>
+      <w:proofErr w:type="spellStart"/>
+      <w:r>
+        <w:rPr>
+          <w:i/>
+          <w:iCs/>
+        </w:rPr>
+        <w:t>game</w:t>
+      </w:r>
+      <w:proofErr w:type="spellEnd"/>
+      <w:r>
+        <w:rPr>
+          <w:i/>
+          <w:iCs/>
+        </w:rPr>
+        <w:t>/</w:t>
+      </w:r>
+      <w:proofErr w:type="spellStart"/>
+      <w:r>
+        <w:rPr>
+          <w:i/>
+          <w:iCs/>
+        </w:rPr>
+        <w:t>definitions</w:t>
+      </w:r>
+      <w:proofErr w:type="spellEnd"/>
+      <w:r>
+        <w:rPr>
+          <w:i/>
+          <w:iCs/>
+        </w:rPr>
+        <w:t>.</w:t>
+      </w:r>
+      <w:r>
+        <w:t xml:space="preserve"> Allí encontrarás algo así.</w:t>
       </w:r>
     </w:p>
     <w:p>
@@ -3704,7 +4302,23 @@
     <w:p>
       <w:r>
         <w:tab/>
-        <w:t>Por defecto Atlax Renpy utiliza esas configuraciones allí mostradas, establece el tiempo de fadeout de las canciones a 3 segundos y define los layers. Si tienes conocimientos sobre Renpy y necesitas establecer alguna configuración específica debes hacerlo ahí.</w:t>
+        <w:t xml:space="preserve">Por defecto Atlax Renpy utiliza esas configuraciones allí mostradas, establece el tiempo de </w:t>
+      </w:r>
+      <w:proofErr w:type="spellStart"/>
+      <w:r>
+        <w:t>fadeout</w:t>
+      </w:r>
+      <w:proofErr w:type="spellEnd"/>
+      <w:r>
+        <w:t xml:space="preserve"> de las canciones a 3 segundos y define los </w:t>
+      </w:r>
+      <w:proofErr w:type="spellStart"/>
+      <w:r>
+        <w:t>layers</w:t>
+      </w:r>
+      <w:proofErr w:type="spellEnd"/>
+      <w:r>
+        <w:t>. Si tienes conocimientos sobre Renpy y necesitas establecer alguna configuración específica debes hacerlo ahí.</w:t>
       </w:r>
     </w:p>
     <w:p>
@@ -3732,7 +4346,13 @@
     <w:p>
       <w:r>
         <w:tab/>
-        <w:t>Un archivo de control representa literalmente una escena en su totalidad, su contenido consiste en múltiples diálogos representados en líneas texto estructurado y ordenado. El formato de estos archivos es .CSV, es decir, un archivo separado por comas, específicamente por puntos y comas.</w:t>
+        <w:t xml:space="preserve">Un archivo de control representa literalmente una escena en su totalidad, su contenido consiste en múltiples diálogos representados en líneas </w:t>
+      </w:r>
+      <w:r>
+        <w:t xml:space="preserve">de </w:t>
+      </w:r>
+      <w:r>
+        <w:t>texto estructurado y ordenado. El formato de estos archivos es .CSV, es decir, un archivo separado por comas, específicamente por puntos y comas.</w:t>
       </w:r>
       <w:r>
         <w:t xml:space="preserve"> Si bien es cierto que este tipo de archivo se puede abrir con bloc de notas, se recomienda encarecidamente utilizar Microsoft Excel para mayor comodidad.</w:t>
@@ -3741,11 +4361,35 @@
     <w:p>
       <w:r>
         <w:tab/>
-        <w:t xml:space="preserve">Crear un archivo de control es muy sencillo, tenemos dos formas de hacerlo, la forma “complicada” es creando un archivo de texto en nuestro computador y colocarle al final .csv, llamémoslo “ejemplo.csv”. Es posible que al abrirlo se ejecute el bloc de notas, para ello tenemos que ir a la configuración de nuestro sistema operativo para que nos </w:t>
+        <w:t>Crear un archivo de control es muy sencillo, tenemos dos formas de hacerlo, la forma “complicada” es creando un archivo de texto en nuestro computador y colocarle al final .</w:t>
+      </w:r>
+      <w:proofErr w:type="spellStart"/>
+      <w:r>
+        <w:t>csv</w:t>
+      </w:r>
+      <w:proofErr w:type="spellEnd"/>
+      <w:r>
+        <w:t xml:space="preserve">, llamémoslo “ejemplo.csv”. Es posible que al abrirlo se ejecute el bloc de notas, </w:t>
       </w:r>
       <w:r>
         <w:lastRenderedPageBreak/>
-        <w:t>permita ver las extensiones o formatos de los archivos, una vez cambiado debemos cambiar “.txt” por “.csv”.</w:t>
+        <w:t>para ello tenemos que ir a la configuración de nuestro sistema operativo para que nos permita ver las extensiones o formatos de los archivos, una vez cambiado debemos cambiar “.</w:t>
+      </w:r>
+      <w:proofErr w:type="spellStart"/>
+      <w:r>
+        <w:t>txt</w:t>
+      </w:r>
+      <w:proofErr w:type="spellEnd"/>
+      <w:r>
+        <w:t>” por “.</w:t>
+      </w:r>
+      <w:proofErr w:type="spellStart"/>
+      <w:r>
+        <w:t>csv</w:t>
+      </w:r>
+      <w:proofErr w:type="spellEnd"/>
+      <w:r>
+        <w:t>”.</w:t>
       </w:r>
     </w:p>
     <w:p>
@@ -3754,13 +4398,13 @@
           <w:noProof/>
         </w:rPr>
         <w:drawing>
-          <wp:anchor distT="0" distB="0" distL="114300" distR="114300" simplePos="0" relativeHeight="251658240" behindDoc="0" locked="0" layoutInCell="1" allowOverlap="1" wp14:anchorId="698E50CD" wp14:editId="448B7B75">
+          <wp:anchor distT="0" distB="0" distL="114300" distR="114300" simplePos="0" relativeHeight="251658240" behindDoc="0" locked="0" layoutInCell="1" allowOverlap="1" wp14:anchorId="698E50CD" wp14:editId="37E85077">
             <wp:simplePos x="0" y="0"/>
             <wp:positionH relativeFrom="margin">
               <wp:posOffset>-605155</wp:posOffset>
             </wp:positionH>
             <wp:positionV relativeFrom="margin">
-              <wp:posOffset>520065</wp:posOffset>
+              <wp:posOffset>1224915</wp:posOffset>
             </wp:positionV>
             <wp:extent cx="6532245" cy="3914775"/>
             <wp:effectExtent l="0" t="0" r="1905" b="9525"/>
@@ -3835,52 +4479,71 @@
         <w:ind w:firstLine="708"/>
       </w:pPr>
       <w:r>
-        <w:t>Guardas el archivo y listo, sin embargo</w:t>
-      </w:r>
-      <w:r>
-        <w:t>,</w:t>
-      </w:r>
-      <w:r>
-        <w:t xml:space="preserve"> se recomienda escribir cualquier cosa en su contenido y luego abrir el archivo usando bloc de notas para asegurarte de que las columnas se estén separando por puntos y comas</w:t>
-      </w:r>
-      <w:r>
-        <w:t>.</w:t>
-      </w:r>
-      <w:r>
-        <w:t xml:space="preserve"> Si no lo están, cambia la coma por un punto y coma y listo.</w:t>
-      </w:r>
-    </w:p>
-    <w:p>
-      <w:pPr>
-        <w:ind w:firstLine="708"/>
-      </w:pPr>
-    </w:p>
-    <w:p>
-      <w:pPr>
-        <w:ind w:firstLine="708"/>
-      </w:pPr>
-    </w:p>
-    <w:p>
-      <w:pPr>
-        <w:ind w:firstLine="708"/>
-      </w:pPr>
-    </w:p>
-    <w:p>
-      <w:pPr>
-        <w:ind w:firstLine="708"/>
-      </w:pPr>
-      <w:r>
         <w:rPr>
           <w:noProof/>
         </w:rPr>
         <w:drawing>
-          <wp:anchor distT="0" distB="0" distL="114300" distR="114300" simplePos="0" relativeHeight="251660288" behindDoc="0" locked="0" layoutInCell="1" allowOverlap="1" wp14:anchorId="06C461CE" wp14:editId="143C1385">
+          <wp:anchor distT="0" distB="0" distL="114300" distR="114300" simplePos="0" relativeHeight="251659264" behindDoc="0" locked="0" layoutInCell="1" allowOverlap="1" wp14:anchorId="77406FC3" wp14:editId="4FD82AC0">
             <wp:simplePos x="0" y="0"/>
             <wp:positionH relativeFrom="margin">
-              <wp:posOffset>2280920</wp:posOffset>
+              <wp:posOffset>-33655</wp:posOffset>
             </wp:positionH>
             <wp:positionV relativeFrom="margin">
-              <wp:posOffset>6665595</wp:posOffset>
+              <wp:posOffset>7170420</wp:posOffset>
+            </wp:positionV>
+            <wp:extent cx="1990725" cy="771525"/>
+            <wp:effectExtent l="0" t="0" r="9525" b="9525"/>
+            <wp:wrapSquare wrapText="bothSides"/>
+            <wp:docPr id="1120302398" name="Imagen 1"/>
+            <wp:cNvGraphicFramePr>
+              <a:graphicFrameLocks xmlns:a="http://schemas.openxmlformats.org/drawingml/2006/main" noChangeAspect="1"/>
+            </wp:cNvGraphicFramePr>
+            <a:graphic xmlns:a="http://schemas.openxmlformats.org/drawingml/2006/main">
+              <a:graphicData uri="http://schemas.openxmlformats.org/drawingml/2006/picture">
+                <pic:pic xmlns:pic="http://schemas.openxmlformats.org/drawingml/2006/picture">
+                  <pic:nvPicPr>
+                    <pic:cNvPr id="1120302398" name=""/>
+                    <pic:cNvPicPr/>
+                  </pic:nvPicPr>
+                  <pic:blipFill>
+                    <a:blip r:embed="rId18">
+                      <a:extLst>
+                        <a:ext uri="{28A0092B-C50C-407E-A947-70E740481C1C}">
+                          <a14:useLocalDpi xmlns:a14="http://schemas.microsoft.com/office/drawing/2010/main" val="0"/>
+                        </a:ext>
+                      </a:extLst>
+                    </a:blip>
+                    <a:stretch>
+                      <a:fillRect/>
+                    </a:stretch>
+                  </pic:blipFill>
+                  <pic:spPr>
+                    <a:xfrm>
+                      <a:off x="0" y="0"/>
+                      <a:ext cx="1990725" cy="771525"/>
+                    </a:xfrm>
+                    <a:prstGeom prst="rect">
+                      <a:avLst/>
+                    </a:prstGeom>
+                  </pic:spPr>
+                </pic:pic>
+              </a:graphicData>
+            </a:graphic>
+          </wp:anchor>
+        </w:drawing>
+      </w:r>
+      <w:r>
+        <w:rPr>
+          <w:noProof/>
+        </w:rPr>
+        <w:drawing>
+          <wp:anchor distT="0" distB="0" distL="114300" distR="114300" simplePos="0" relativeHeight="251660288" behindDoc="0" locked="0" layoutInCell="1" allowOverlap="1" wp14:anchorId="06C461CE" wp14:editId="1C642C04">
+            <wp:simplePos x="0" y="0"/>
+            <wp:positionH relativeFrom="margin">
+              <wp:posOffset>2099945</wp:posOffset>
+            </wp:positionH>
+            <wp:positionV relativeFrom="margin">
+              <wp:posOffset>6951345</wp:posOffset>
             </wp:positionV>
             <wp:extent cx="3381375" cy="1219200"/>
             <wp:effectExtent l="0" t="0" r="9525" b="0"/>
@@ -3897,7 +4560,7 @@
                     <pic:cNvPicPr/>
                   </pic:nvPicPr>
                   <pic:blipFill>
-                    <a:blip r:embed="rId18">
+                    <a:blip r:embed="rId19">
                       <a:extLst>
                         <a:ext uri="{28A0092B-C50C-407E-A947-70E740481C1C}">
                           <a14:useLocalDpi xmlns:a14="http://schemas.microsoft.com/office/drawing/2010/main" val="0"/>
@@ -3923,73 +4586,41 @@
           </wp:anchor>
         </w:drawing>
       </w:r>
-    </w:p>
-    <w:p>
-      <w:r>
-        <w:rPr>
-          <w:noProof/>
-        </w:rPr>
+      <w:r>
+        <w:t>Guardas el archivo y listo, sin embargo</w:t>
+      </w:r>
+      <w:r>
+        <w:t>,</w:t>
+      </w:r>
+      <w:r>
+        <w:t xml:space="preserve"> se recomienda escribir cualquier cosa en su contenido y luego abrir el archivo usando bloc de notas para asegurarte de que las columnas se estén separando por puntos y comas</w:t>
+      </w:r>
+      <w:r>
+        <w:t>.</w:t>
+      </w:r>
+      <w:r>
+        <w:t xml:space="preserve"> Si no lo están, cambia la coma por un punto y coma y listo.</w:t>
+      </w:r>
+    </w:p>
+    <w:p>
+      <w:pPr>
+        <w:ind w:firstLine="708"/>
+      </w:pPr>
+    </w:p>
+    <w:p>
+      <w:pPr>
+        <w:ind w:firstLine="708"/>
+      </w:pPr>
+    </w:p>
+    <w:p>
+      <w:bookmarkStart w:id="6" w:name="_Toc199261559"/>
+    </w:p>
+    <w:p>
+      <w:pPr>
+        <w:pStyle w:val="Ttulo2"/>
+      </w:pPr>
+      <w:r>
         <w:lastRenderedPageBreak/>
-        <w:drawing>
-          <wp:anchor distT="0" distB="0" distL="114300" distR="114300" simplePos="0" relativeHeight="251659264" behindDoc="0" locked="0" layoutInCell="1" allowOverlap="1" wp14:anchorId="77406FC3" wp14:editId="0C381A7A">
-            <wp:simplePos x="0" y="0"/>
-            <wp:positionH relativeFrom="margin">
-              <wp:posOffset>-186055</wp:posOffset>
-            </wp:positionH>
-            <wp:positionV relativeFrom="margin">
-              <wp:posOffset>6770370</wp:posOffset>
-            </wp:positionV>
-            <wp:extent cx="1990725" cy="771525"/>
-            <wp:effectExtent l="0" t="0" r="9525" b="9525"/>
-            <wp:wrapSquare wrapText="bothSides"/>
-            <wp:docPr id="1120302398" name="Imagen 1"/>
-            <wp:cNvGraphicFramePr>
-              <a:graphicFrameLocks xmlns:a="http://schemas.openxmlformats.org/drawingml/2006/main" noChangeAspect="1"/>
-            </wp:cNvGraphicFramePr>
-            <a:graphic xmlns:a="http://schemas.openxmlformats.org/drawingml/2006/main">
-              <a:graphicData uri="http://schemas.openxmlformats.org/drawingml/2006/picture">
-                <pic:pic xmlns:pic="http://schemas.openxmlformats.org/drawingml/2006/picture">
-                  <pic:nvPicPr>
-                    <pic:cNvPr id="1120302398" name=""/>
-                    <pic:cNvPicPr/>
-                  </pic:nvPicPr>
-                  <pic:blipFill>
-                    <a:blip r:embed="rId19">
-                      <a:extLst>
-                        <a:ext uri="{28A0092B-C50C-407E-A947-70E740481C1C}">
-                          <a14:useLocalDpi xmlns:a14="http://schemas.microsoft.com/office/drawing/2010/main" val="0"/>
-                        </a:ext>
-                      </a:extLst>
-                    </a:blip>
-                    <a:stretch>
-                      <a:fillRect/>
-                    </a:stretch>
-                  </pic:blipFill>
-                  <pic:spPr>
-                    <a:xfrm>
-                      <a:off x="0" y="0"/>
-                      <a:ext cx="1990725" cy="771525"/>
-                    </a:xfrm>
-                    <a:prstGeom prst="rect">
-                      <a:avLst/>
-                    </a:prstGeom>
-                  </pic:spPr>
-                </pic:pic>
-              </a:graphicData>
-            </a:graphic>
-          </wp:anchor>
-        </w:drawing>
-      </w:r>
-    </w:p>
-    <w:p/>
-    <w:p>
-      <w:bookmarkStart w:id="6" w:name="_Toc199261559"/>
-    </w:p>
-    <w:p>
-      <w:pPr>
-        <w:pStyle w:val="Ttulo2"/>
-      </w:pPr>
-      <w:r>
         <w:t>Estructura</w:t>
       </w:r>
       <w:bookmarkEnd w:id="6"/>
@@ -4026,12 +4657,45 @@
           <w:szCs w:val="20"/>
         </w:rPr>
       </w:pPr>
+      <w:proofErr w:type="spellStart"/>
       <w:r>
         <w:rPr>
           <w:sz w:val="20"/>
           <w:szCs w:val="20"/>
         </w:rPr>
-        <w:t>Key;Background;Music;Sound;Single effect;Continuous effect;Events;Delay;Emisor</w:t>
+        <w:t>Key;Background;Music;Sound;Single</w:t>
+      </w:r>
+      <w:proofErr w:type="spellEnd"/>
+      <w:r>
+        <w:rPr>
+          <w:sz w:val="20"/>
+          <w:szCs w:val="20"/>
+        </w:rPr>
+        <w:t xml:space="preserve"> </w:t>
+      </w:r>
+      <w:proofErr w:type="spellStart"/>
+      <w:r>
+        <w:rPr>
+          <w:sz w:val="20"/>
+          <w:szCs w:val="20"/>
+        </w:rPr>
+        <w:t>effect;Continuous</w:t>
+      </w:r>
+      <w:proofErr w:type="spellEnd"/>
+      <w:r>
+        <w:rPr>
+          <w:sz w:val="20"/>
+          <w:szCs w:val="20"/>
+        </w:rPr>
+        <w:t xml:space="preserve"> </w:t>
+      </w:r>
+      <w:proofErr w:type="spellStart"/>
+      <w:r>
+        <w:rPr>
+          <w:sz w:val="20"/>
+          <w:szCs w:val="20"/>
+        </w:rPr>
+        <w:t>effect;Events;Delay;Emisor</w:t>
       </w:r>
       <w:r>
         <w:rPr>
@@ -4049,6 +4713,7 @@
         </w:rPr>
         <w:t>Spanish;English</w:t>
       </w:r>
+      <w:proofErr w:type="spellEnd"/>
     </w:p>
     <w:p>
       <w:pPr>
@@ -4059,13 +4724,13 @@
           <w:noProof/>
         </w:rPr>
         <w:drawing>
-          <wp:anchor distT="0" distB="0" distL="114300" distR="114300" simplePos="0" relativeHeight="251661312" behindDoc="0" locked="0" layoutInCell="1" allowOverlap="1" wp14:anchorId="0E2A93C7" wp14:editId="038BC823">
+          <wp:anchor distT="0" distB="0" distL="114300" distR="114300" simplePos="0" relativeHeight="251661312" behindDoc="0" locked="0" layoutInCell="1" allowOverlap="1" wp14:anchorId="0E2A93C7" wp14:editId="05683628">
             <wp:simplePos x="0" y="0"/>
             <wp:positionH relativeFrom="margin">
               <wp:posOffset>-671830</wp:posOffset>
             </wp:positionH>
             <wp:positionV relativeFrom="margin">
-              <wp:posOffset>2652395</wp:posOffset>
+              <wp:posOffset>2014220</wp:posOffset>
             </wp:positionV>
             <wp:extent cx="6641465" cy="390525"/>
             <wp:effectExtent l="0" t="0" r="6985" b="9525"/>
@@ -4132,38 +4797,21 @@
       </w:r>
     </w:p>
     <w:p>
-      <w:r>
-        <w:tab/>
-        <w:t>Antes de comenzar con la explicación de</w:t>
-      </w:r>
-      <w:r>
-        <w:t xml:space="preserve"> las columnas de</w:t>
-      </w:r>
-      <w:r>
-        <w:t xml:space="preserve"> los archivos de control, se debe dejar claro lo siguiente: Atlax Renpy, requiere de un archivo de inicio, por defecto ese archivo se llama testing.csv, más adelante en la sección de personalización se explicará como cambiar el nombre de ese archivo de entrada</w:t>
-      </w:r>
-      <w:r>
-        <w:t>.</w:t>
-      </w:r>
-    </w:p>
-    <w:p>
       <w:pPr>
         <w:ind w:firstLine="708"/>
       </w:pPr>
       <w:r>
-        <w:t>No obstante,</w:t>
-      </w:r>
-      <w:r>
-        <w:t xml:space="preserve"> la opción más sencill</w:t>
-      </w:r>
-      <w:r>
-        <w:t>a</w:t>
-      </w:r>
-      <w:r>
-        <w:t xml:space="preserve"> es simplemente escribir dentro de ese testing.csv para visualizar lo que vayas haciendo en el archivo utilizando Renpy</w:t>
-      </w:r>
-      <w:r>
-        <w:t xml:space="preserve"> y posteriormente pasar su contenido a otro archivo para ir almacenando las escenas completadas.</w:t>
+        <w:t xml:space="preserve">Recordemos que el archivo se entrada es el </w:t>
+      </w:r>
+      <w:r>
+        <w:rPr>
+          <w:i/>
+          <w:iCs/>
+        </w:rPr>
+        <w:t>testing.csv</w:t>
+      </w:r>
+      <w:r>
+        <w:t>, una forma de trabajo podría ser trabajar en dicho archivo y una vez esté listo podrías copiar y pegar su contenido al archivo correspondiente.</w:t>
       </w:r>
     </w:p>
     <w:p>
@@ -4223,27 +4871,51 @@
     </w:p>
     <w:p>
       <w:r>
+        <w:tab/>
+        <w:t xml:space="preserve">El valor recomendado para colocar en esta columna </w:t>
+      </w:r>
+      <w:proofErr w:type="spellStart"/>
+      <w:r>
+        <w:t>key</w:t>
+      </w:r>
+      <w:proofErr w:type="spellEnd"/>
+      <w:r>
+        <w:t xml:space="preserve"> es el siguiente: [ruta]_[capitulo]_[escena]_[dialogo], por ejemplo si queremos describir el diálogo número 89 de la escena noche de paseo del capítulo 3 de la ruta </w:t>
+      </w:r>
+      <w:proofErr w:type="spellStart"/>
+      <w:r>
+        <w:t>Stefannie</w:t>
+      </w:r>
+      <w:proofErr w:type="spellEnd"/>
+      <w:r>
+        <w:t>, haríamos algo así: stefannie_3_night_out_89, el siguiente diálogo sería igual pero con un 90 en vez de 89 y siempre empezando en 1.</w:t>
+      </w:r>
+    </w:p>
+    <w:p>
+      <w:pPr>
+        <w:ind w:firstLine="708"/>
+      </w:pPr>
+      <w:r>
+        <w:t xml:space="preserve">Debido a que puede llegar a ser demasiado tedioso escribir a mano todos los números, Excel nos brinda una ayuda, primero abrimos el archivo usando Excel, escribimos en la primera fila (después de la cabecera) stefannie_3_night_out_1, acto seguido dirigimos el cursor a la esquina inferior derecha de la celda seleccionada y manteniendo el </w:t>
+      </w:r>
+      <w:proofErr w:type="spellStart"/>
+      <w:r>
+        <w:t>click</w:t>
+      </w:r>
+      <w:proofErr w:type="spellEnd"/>
+      <w:r>
+        <w:t>, lo arrastramos hacia abajo hasta donde veamos necesario.</w:t>
+      </w:r>
+    </w:p>
+    <w:p>
+      <w:pPr>
+        <w:ind w:firstLine="708"/>
+      </w:pPr>
+      <w:r>
+        <w:rPr>
+          <w:noProof/>
+        </w:rPr>
         <w:lastRenderedPageBreak/>
-        <w:tab/>
-        <w:t>El valor recomendado para colocar en esta columna key es el siguiente: [ruta]_[capitulo]_[escena]_[dialogo], por ejemplo si queremos describir el diálogo número 89 de la escena noche de paseo del capítulo 3 de la ruta Stefannie, haríamos algo así: stefannie_3_night_out_89, el siguiente diálogo sería igual pero con un 90 en vez de 89 y siempre empezando en 1.</w:t>
-      </w:r>
-    </w:p>
-    <w:p>
-      <w:pPr>
-        <w:ind w:firstLine="708"/>
-      </w:pPr>
-      <w:r>
-        <w:t>Debido a que puede llegar a ser demasiado tedioso escribir a mano todos los números, Excel nos brinda una ayuda, primero abrimos el archivo usando Excel, escribimos en la primera fila (después de la cabecera) stefannie_3_night_out_1, acto seguido dirigimos el cursor a la esquina inferior derecha de la celda seleccionada y manteniendo el click, lo arrastramos hacia abajo hasta donde veamos necesario.</w:t>
-      </w:r>
-    </w:p>
-    <w:p>
-      <w:pPr>
-        <w:ind w:firstLine="708"/>
-      </w:pPr>
-      <w:r>
-        <w:rPr>
-          <w:noProof/>
-        </w:rPr>
         <w:drawing>
           <wp:anchor distT="0" distB="0" distL="114300" distR="114300" simplePos="0" relativeHeight="251662336" behindDoc="0" locked="0" layoutInCell="1" allowOverlap="1" wp14:anchorId="64B85F69" wp14:editId="2245589D">
             <wp:simplePos x="0" y="0"/>
@@ -4370,10 +5042,40 @@
         <w:pStyle w:val="Ttulo2"/>
       </w:pPr>
       <w:bookmarkStart w:id="8" w:name="_Toc199261561"/>
-      <w:r>
-        <w:t>Columna Background</w:t>
+    </w:p>
+    <w:p>
+      <w:pPr>
+        <w:pStyle w:val="Ttulo2"/>
+      </w:pPr>
+    </w:p>
+    <w:p>
+      <w:pPr>
+        <w:pStyle w:val="Ttulo2"/>
+      </w:pPr>
+    </w:p>
+    <w:p>
+      <w:pPr>
+        <w:pStyle w:val="Ttulo2"/>
+      </w:pPr>
+    </w:p>
+    <w:p>
+      <w:pPr>
+        <w:pStyle w:val="Ttulo2"/>
+      </w:pPr>
+    </w:p>
+    <w:p>
+      <w:pPr>
+        <w:pStyle w:val="Ttulo2"/>
+      </w:pPr>
+      <w:r>
+        <w:t xml:space="preserve">Columna </w:t>
+      </w:r>
+      <w:proofErr w:type="spellStart"/>
+      <w:r>
+        <w:t>Background</w:t>
       </w:r>
       <w:bookmarkEnd w:id="8"/>
+      <w:proofErr w:type="spellEnd"/>
     </w:p>
     <w:p>
       <w:r>
@@ -4381,11 +5083,65 @@
         <w:t>En esta columna vamos a escribir los fondos que queremos que muestre el juego, así como la forma en que aparecen,</w:t>
       </w:r>
       <w:r>
-        <w:t xml:space="preserve"> deben estar en formato .png y tener una resolución de 1920x1080.</w:t>
-      </w:r>
-      <w:r>
+        <w:t xml:space="preserve"> deben estar en formato .png y tener una resolución de 1920x1080</w:t>
+      </w:r>
+      <w:r>
+        <w:t xml:space="preserve"> y estar ubicados en</w:t>
+      </w:r>
+      <w:r>
+        <w:rPr>
+          <w:i/>
+          <w:iCs/>
+        </w:rPr>
         <w:t xml:space="preserve"> </w:t>
       </w:r>
+      <w:proofErr w:type="spellStart"/>
+      <w:r>
+        <w:rPr>
+          <w:i/>
+          <w:iCs/>
+        </w:rPr>
+        <w:t>game</w:t>
+      </w:r>
+      <w:proofErr w:type="spellEnd"/>
+      <w:r>
+        <w:rPr>
+          <w:i/>
+          <w:iCs/>
+        </w:rPr>
+        <w:t>/</w:t>
+      </w:r>
+      <w:proofErr w:type="spellStart"/>
+      <w:r>
+        <w:rPr>
+          <w:i/>
+          <w:iCs/>
+        </w:rPr>
+        <w:t>images</w:t>
+      </w:r>
+      <w:proofErr w:type="spellEnd"/>
+      <w:r>
+        <w:rPr>
+          <w:i/>
+          <w:iCs/>
+        </w:rPr>
+        <w:t>/</w:t>
+      </w:r>
+      <w:proofErr w:type="spellStart"/>
+      <w:r>
+        <w:rPr>
+          <w:i/>
+          <w:iCs/>
+        </w:rPr>
+        <w:t>backgrounds</w:t>
+      </w:r>
+      <w:proofErr w:type="spellEnd"/>
+      <w:r>
+        <w:t>.</w:t>
+      </w:r>
+      <w:r>
+        <w:t xml:space="preserve"> </w:t>
+      </w:r>
       <w:r>
         <w:t>Sintaxis:</w:t>
       </w:r>
@@ -4435,12 +5191,14 @@
       </w:r>
     </w:p>
     <w:p>
+      <w:proofErr w:type="spellStart"/>
       <w:r>
         <w:rPr>
           <w:highlight w:val="yellow"/>
         </w:rPr>
         <w:t>music_room</w:t>
       </w:r>
+      <w:proofErr w:type="spellEnd"/>
       <w:r>
         <w:t xml:space="preserve"> (Aparece con la transición por defecto)</w:t>
       </w:r>
@@ -4458,11 +5216,14 @@
       </w:pPr>
     </w:p>
     <w:p/>
+    <w:p/>
+    <w:p/>
     <w:p>
       <w:pPr>
         <w:pStyle w:val="Ttulo3"/>
       </w:pPr>
       <w:r>
+        <w:lastRenderedPageBreak/>
         <w:t xml:space="preserve">Tipos de </w:t>
       </w:r>
       <w:r>
@@ -4576,9 +5337,11 @@
             <w:pPr>
               <w:jc w:val="center"/>
             </w:pPr>
+            <w:proofErr w:type="spellStart"/>
             <w:r>
               <w:t>dissolve</w:t>
             </w:r>
+            <w:proofErr w:type="spellEnd"/>
           </w:p>
         </w:tc>
         <w:tc>
@@ -4627,9 +5390,11 @@
             <w:pPr>
               <w:jc w:val="center"/>
             </w:pPr>
+            <w:proofErr w:type="spellStart"/>
             <w:r>
               <w:t>fade</w:t>
             </w:r>
+            <w:proofErr w:type="spellEnd"/>
           </w:p>
         </w:tc>
         <w:tc>
@@ -4795,7 +5560,15 @@
               <w:jc w:val="center"/>
             </w:pPr>
             <w:r>
-              <w:t>El fondo actual se pixela hasta el color de mayor presencia, luego cambia de color y muestra el siguiente fondo haciendo el proceso inverso. (Se recomienda dejarlo por defecto)</w:t>
+              <w:t xml:space="preserve">El fondo actual se </w:t>
+            </w:r>
+            <w:proofErr w:type="spellStart"/>
+            <w:r>
+              <w:t>pixela</w:t>
+            </w:r>
+            <w:proofErr w:type="spellEnd"/>
+            <w:r>
+              <w:t xml:space="preserve"> hasta el color de mayor presencia, luego cambia de color y muestra el siguiente fondo haciendo el proceso inverso. (Se recomienda dejarlo por defecto)</w:t>
             </w:r>
           </w:p>
         </w:tc>
@@ -4870,6 +5643,7 @@
             <w:pPr>
               <w:jc w:val="center"/>
             </w:pPr>
+            <w:proofErr w:type="spellStart"/>
             <w:r>
               <w:t>p</w:t>
             </w:r>
@@ -4877,8 +5651,33 @@
               <w:t>ush</w:t>
             </w:r>
             <w:r>
-              <w:t>up / pushright / pushdown / pushleft</w:t>
-            </w:r>
+              <w:t>up</w:t>
+            </w:r>
+            <w:proofErr w:type="spellEnd"/>
+            <w:r>
+              <w:t xml:space="preserve"> / </w:t>
+            </w:r>
+            <w:proofErr w:type="spellStart"/>
+            <w:r>
+              <w:t>pushright</w:t>
+            </w:r>
+            <w:proofErr w:type="spellEnd"/>
+            <w:r>
+              <w:t xml:space="preserve"> / </w:t>
+            </w:r>
+            <w:proofErr w:type="spellStart"/>
+            <w:r>
+              <w:t>pushdown</w:t>
+            </w:r>
+            <w:proofErr w:type="spellEnd"/>
+            <w:r>
+              <w:t xml:space="preserve"> / </w:t>
+            </w:r>
+            <w:proofErr w:type="spellStart"/>
+            <w:r>
+              <w:t>pushleft</w:t>
+            </w:r>
+            <w:proofErr w:type="spellEnd"/>
           </w:p>
           <w:p/>
         </w:tc>
@@ -4927,9 +5726,35 @@
             <w:pPr>
               <w:jc w:val="center"/>
             </w:pPr>
-            <w:r>
-              <w:t>rup / rright / rdown / rleft</w:t>
-            </w:r>
+            <w:proofErr w:type="spellStart"/>
+            <w:r>
+              <w:t>rup</w:t>
+            </w:r>
+            <w:proofErr w:type="spellEnd"/>
+            <w:r>
+              <w:t xml:space="preserve"> / </w:t>
+            </w:r>
+            <w:proofErr w:type="spellStart"/>
+            <w:r>
+              <w:t>rright</w:t>
+            </w:r>
+            <w:proofErr w:type="spellEnd"/>
+            <w:r>
+              <w:t xml:space="preserve"> / </w:t>
+            </w:r>
+            <w:proofErr w:type="spellStart"/>
+            <w:r>
+              <w:t>rdown</w:t>
+            </w:r>
+            <w:proofErr w:type="spellEnd"/>
+            <w:r>
+              <w:t xml:space="preserve"> / </w:t>
+            </w:r>
+            <w:proofErr w:type="spellStart"/>
+            <w:r>
+              <w:t>rleft</w:t>
+            </w:r>
+            <w:proofErr w:type="spellEnd"/>
           </w:p>
         </w:tc>
         <w:tc>
@@ -4970,6 +5795,11 @@
         <w:pStyle w:val="Ttulo2"/>
       </w:pPr>
       <w:bookmarkStart w:id="9" w:name="_Toc199261562"/>
+    </w:p>
+    <w:p>
+      <w:pPr>
+        <w:pStyle w:val="Ttulo2"/>
+      </w:pPr>
       <w:r>
         <w:t>Columna Music</w:t>
       </w:r>
@@ -4980,7 +5810,34 @@
         <w:ind w:firstLine="708"/>
       </w:pPr>
       <w:r>
-        <w:t>La columna encargada de realizar los cambios de música en el juego, estos deben estar en la carpeta game/audio/music y además de poseer formato .wav. Hay que dejar claro 2 conceptos.</w:t>
+        <w:t xml:space="preserve">La columna encargada de realizar los cambios de música en el juego, estos deben estar en la carpeta </w:t>
+      </w:r>
+      <w:proofErr w:type="spellStart"/>
+      <w:r>
+        <w:rPr>
+          <w:i/>
+          <w:iCs/>
+        </w:rPr>
+        <w:t>game</w:t>
+      </w:r>
+      <w:proofErr w:type="spellEnd"/>
+      <w:r>
+        <w:rPr>
+          <w:i/>
+          <w:iCs/>
+        </w:rPr>
+        <w:t>/audio/music</w:t>
+      </w:r>
+      <w:r>
+        <w:t xml:space="preserve"> y además de poseer formato .</w:t>
+      </w:r>
+      <w:proofErr w:type="spellStart"/>
+      <w:r>
+        <w:t>wav</w:t>
+      </w:r>
+      <w:proofErr w:type="spellEnd"/>
+      <w:r>
+        <w:t>. Hay que dejar claro 2 conceptos.</w:t>
       </w:r>
     </w:p>
     <w:p>
@@ -4991,8 +5848,13 @@
           <w:numId w:val="6"/>
         </w:numPr>
       </w:pPr>
-      <w:r>
-        <w:t>Fade-in: Tiempo en el que una canción pasa del silencio al 100%</w:t>
+      <w:proofErr w:type="spellStart"/>
+      <w:r>
+        <w:t>Fade</w:t>
+      </w:r>
+      <w:proofErr w:type="spellEnd"/>
+      <w:r>
+        <w:t>-in: Tiempo en el que una canción pasa del silencio al 100%</w:t>
       </w:r>
     </w:p>
     <w:p>
@@ -5003,8 +5865,13 @@
           <w:numId w:val="6"/>
         </w:numPr>
       </w:pPr>
-      <w:r>
-        <w:t>Fade-out:</w:t>
+      <w:proofErr w:type="spellStart"/>
+      <w:r>
+        <w:t>Fade-out</w:t>
+      </w:r>
+      <w:proofErr w:type="spellEnd"/>
+      <w:r>
+        <w:t>:</w:t>
       </w:r>
       <w:r>
         <w:t xml:space="preserve"> </w:t>
@@ -5030,7 +5897,35 @@
         <w:t>canción</w:t>
       </w:r>
       <w:r>
-        <w:t xml:space="preserve"> que se está reproduciendo hará un fade-out de 3 segundos (definido en configDefine.rpy), será igual para las músicas entrantes si no se les coloca un tiempo de fade-in</w:t>
+        <w:t xml:space="preserve"> que se está reproduciendo hará un </w:t>
+      </w:r>
+      <w:proofErr w:type="spellStart"/>
+      <w:r>
+        <w:t>fade-out</w:t>
+      </w:r>
+      <w:proofErr w:type="spellEnd"/>
+      <w:r>
+        <w:t xml:space="preserve"> de 3 segundos (definido en </w:t>
+      </w:r>
+      <w:proofErr w:type="spellStart"/>
+      <w:r>
+        <w:rPr>
+          <w:i/>
+          <w:iCs/>
+        </w:rPr>
+        <w:t>configDefine.rpy</w:t>
+      </w:r>
+      <w:proofErr w:type="spellEnd"/>
+      <w:r>
+        <w:t xml:space="preserve">), será igual para las músicas entrantes si no se les coloca un tiempo de </w:t>
+      </w:r>
+      <w:proofErr w:type="spellStart"/>
+      <w:r>
+        <w:t>fade</w:t>
+      </w:r>
+      <w:proofErr w:type="spellEnd"/>
+      <w:r>
+        <w:t>-in</w:t>
       </w:r>
       <w:r>
         <w:t xml:space="preserve">. </w:t>
@@ -5043,8 +5938,21 @@
       <w:pPr>
         <w:ind w:left="708" w:firstLine="708"/>
       </w:pPr>
-      <w:r>
-        <w:t>nombre_de_la_musica : fade-in en segundos</w:t>
+      <w:proofErr w:type="spellStart"/>
+      <w:r>
+        <w:t>nombre_de_la_musica</w:t>
+      </w:r>
+      <w:proofErr w:type="spellEnd"/>
+      <w:r>
+        <w:t xml:space="preserve"> : </w:t>
+      </w:r>
+      <w:proofErr w:type="spellStart"/>
+      <w:r>
+        <w:t>fade</w:t>
+      </w:r>
+      <w:proofErr w:type="spellEnd"/>
+      <w:r>
+        <w:t>-in en segundos</w:t>
       </w:r>
     </w:p>
     <w:p>
@@ -5067,32 +5975,96 @@
       </w:pPr>
       <w:r>
         <w:lastRenderedPageBreak/>
-        <w:t>Para quitar la música y crear un silencio, simplemente debemos colocar un *, por supuesto, también podemos acompañarlo del parámetro de fade-in</w:t>
-      </w:r>
-      <w:r>
-        <w:t xml:space="preserve"> que en este caso tomará el rol de fade-out.</w:t>
-      </w:r>
-    </w:p>
-    <w:p>
-      <w:r>
-        <w:rPr>
-          <w:highlight w:val="yellow"/>
-        </w:rPr>
-        <w:t>while we speak:4</w:t>
-      </w:r>
-      <w:r>
-        <w:t xml:space="preserve"> (La música actual hace el fade-out por defecto y la nueva fade-in de 4 segundos)</w:t>
-      </w:r>
-    </w:p>
-    <w:p>
+        <w:t xml:space="preserve">Para quitar la música y crear un silencio, simplemente debemos colocar un *, por supuesto, también podemos acompañarlo del parámetro de </w:t>
+      </w:r>
+      <w:proofErr w:type="spellStart"/>
+      <w:r>
+        <w:t>fade</w:t>
+      </w:r>
+      <w:proofErr w:type="spellEnd"/>
+      <w:r>
+        <w:t>-in</w:t>
+      </w:r>
+      <w:r>
+        <w:t xml:space="preserve"> que en este caso tomará el rol de </w:t>
+      </w:r>
+      <w:proofErr w:type="spellStart"/>
+      <w:r>
+        <w:t>fade-out</w:t>
+      </w:r>
+      <w:proofErr w:type="spellEnd"/>
+      <w:r>
+        <w:t>.</w:t>
+      </w:r>
+    </w:p>
+    <w:p>
+      <w:proofErr w:type="spellStart"/>
+      <w:r>
+        <w:rPr>
+          <w:highlight w:val="yellow"/>
+        </w:rPr>
+        <w:t>while</w:t>
+      </w:r>
+      <w:proofErr w:type="spellEnd"/>
+      <w:r>
+        <w:rPr>
+          <w:highlight w:val="yellow"/>
+        </w:rPr>
+        <w:t xml:space="preserve"> </w:t>
+      </w:r>
+      <w:proofErr w:type="spellStart"/>
+      <w:r>
+        <w:rPr>
+          <w:highlight w:val="yellow"/>
+        </w:rPr>
+        <w:t>we</w:t>
+      </w:r>
+      <w:proofErr w:type="spellEnd"/>
+      <w:r>
+        <w:rPr>
+          <w:highlight w:val="yellow"/>
+        </w:rPr>
+        <w:t xml:space="preserve"> speak:4</w:t>
+      </w:r>
+      <w:r>
+        <w:t xml:space="preserve"> (La música actual hace el </w:t>
+      </w:r>
+      <w:proofErr w:type="spellStart"/>
+      <w:r>
+        <w:t>fade-out</w:t>
+      </w:r>
+      <w:proofErr w:type="spellEnd"/>
+      <w:r>
+        <w:t xml:space="preserve"> por defecto y la nueva </w:t>
+      </w:r>
+      <w:proofErr w:type="spellStart"/>
+      <w:r>
+        <w:t>fade</w:t>
+      </w:r>
+      <w:proofErr w:type="spellEnd"/>
+      <w:r>
+        <w:t>-in de 4 segundos)</w:t>
+      </w:r>
+    </w:p>
+    <w:p>
+      <w:proofErr w:type="spellStart"/>
       <w:r>
         <w:rPr>
           <w:highlight w:val="yellow"/>
         </w:rPr>
         <w:t>stride</w:t>
       </w:r>
-      <w:r>
-        <w:t xml:space="preserve"> (Tanto la música actual y la entrante harán un fade-out y fide-in por defecto)</w:t>
+      <w:proofErr w:type="spellEnd"/>
+      <w:r>
+        <w:t xml:space="preserve"> (Tanto la música actual y la entrante harán un </w:t>
+      </w:r>
+      <w:proofErr w:type="spellStart"/>
+      <w:r>
+        <w:t>fade-out</w:t>
+      </w:r>
+      <w:proofErr w:type="spellEnd"/>
+      <w:r>
+        <w:t xml:space="preserve"> y fide-in por defecto)</w:t>
       </w:r>
     </w:p>
     <w:p>
@@ -5103,7 +6075,15 @@
         <w:t>*:5</w:t>
       </w:r>
       <w:r>
-        <w:t xml:space="preserve"> (La canción actual hace un fade-out de 5 segundos al silencio)</w:t>
+        <w:t xml:space="preserve"> (La canción actual hace un </w:t>
+      </w:r>
+      <w:proofErr w:type="spellStart"/>
+      <w:r>
+        <w:t>fade-out</w:t>
+      </w:r>
+      <w:proofErr w:type="spellEnd"/>
+      <w:r>
+        <w:t xml:space="preserve"> de 5 segundos al silencio)</w:t>
       </w:r>
     </w:p>
     <w:p>
@@ -5128,14 +6108,55 @@
       </w:pPr>
       <w:bookmarkStart w:id="10" w:name="_Toc199261563"/>
       <w:r>
-        <w:t>Columna Sound</w:t>
+        <w:t xml:space="preserve">Columna </w:t>
+      </w:r>
+      <w:proofErr w:type="spellStart"/>
+      <w:r>
+        <w:t>Sound</w:t>
       </w:r>
       <w:bookmarkEnd w:id="10"/>
+      <w:proofErr w:type="spellEnd"/>
     </w:p>
     <w:p>
       <w:r>
         <w:tab/>
-        <w:t>Los sonidos que se reproducen en el diálogo, pueden ser varios a la vez. Deben estar en formato .wav y estar ubicados en la carpeta games/audio/sounds. Generalmente se reproducirán una vez, sin embargo</w:t>
+        <w:t>Los sonidos que se reproducen en el diálogo, pueden ser varios a la vez. Deben estar en formato .</w:t>
+      </w:r>
+      <w:proofErr w:type="spellStart"/>
+      <w:r>
+        <w:t>wav</w:t>
+      </w:r>
+      <w:proofErr w:type="spellEnd"/>
+      <w:r>
+        <w:t xml:space="preserve"> y estar ubicados en la carpeta </w:t>
+      </w:r>
+      <w:proofErr w:type="spellStart"/>
+      <w:r>
+        <w:rPr>
+          <w:i/>
+          <w:iCs/>
+        </w:rPr>
+        <w:t>games</w:t>
+      </w:r>
+      <w:proofErr w:type="spellEnd"/>
+      <w:r>
+        <w:rPr>
+          <w:i/>
+          <w:iCs/>
+        </w:rPr>
+        <w:t>/audio/</w:t>
+      </w:r>
+      <w:proofErr w:type="spellStart"/>
+      <w:r>
+        <w:rPr>
+          <w:i/>
+          <w:iCs/>
+        </w:rPr>
+        <w:t>sounds</w:t>
+      </w:r>
+      <w:proofErr w:type="spellEnd"/>
+      <w:r>
+        <w:t>. Generalmente se reproducirán una vez, sin embargo</w:t>
       </w:r>
       <w:r>
         <w:t>,</w:t>
@@ -5147,8 +6168,12 @@
     <w:p>
       <w:r>
         <w:tab/>
+      </w:r>
+      <w:proofErr w:type="spellStart"/>
+      <w:r>
         <w:t>Nombre_del_sonido</w:t>
       </w:r>
+      <w:proofErr w:type="spellEnd"/>
     </w:p>
     <w:p>
       <w:r>
@@ -5159,8 +6184,13 @@
     <w:p>
       <w:r>
         <w:tab/>
-        <w:t>Nombre del sonido : loop</w:t>
-      </w:r>
+        <w:t xml:space="preserve">Nombre del sonido : </w:t>
+      </w:r>
+      <w:proofErr w:type="spellStart"/>
+      <w:r>
+        <w:t>loop</w:t>
+      </w:r>
+      <w:proofErr w:type="spellEnd"/>
     </w:p>
     <w:p>
       <w:r>
@@ -5180,7 +6210,15 @@
     <w:p>
       <w:r>
         <w:tab/>
-        <w:t xml:space="preserve">Si colocamos el nombre del sonido sin más, este se reproducirá una sola vez. Para reproducir varios sonidos simultáneamente, debemos separarlos por comas. Si deseamos que el sonido se reproduzca constantemente debemos añadir :loop, es importante mencionar que hacer eso hará que el sonido se reproduzca indefinidamente hasta que volvamos a escribir la misma instrucción más adelante. </w:t>
+        <w:t>Si colocamos el nombre del sonido sin más, este se reproducirá una sola vez. Para reproducir varios sonidos simultáneamente, debemos separarlos por comas. Si deseamos que el sonido se reproduzca constantemente debemos añadir :</w:t>
+      </w:r>
+      <w:proofErr w:type="spellStart"/>
+      <w:r>
+        <w:t>loop</w:t>
+      </w:r>
+      <w:proofErr w:type="spellEnd"/>
+      <w:r>
+        <w:t xml:space="preserve">, es importante mencionar que hacer eso hará que el sonido se reproduzca indefinidamente hasta que volvamos a escribir la misma instrucción más adelante. </w:t>
       </w:r>
     </w:p>
     <w:p>
@@ -5210,10 +6248,26 @@
         <w:rPr>
           <w:highlight w:val="yellow"/>
         </w:rPr>
-        <w:t>Espadas chocando:loop</w:t>
-      </w:r>
-      <w:r>
-        <w:t xml:space="preserve"> (Reproduce espadas chocando indefinidamente hasta que se vuelva a escribir Espadas chocando:loop en un diálogo posterior).</w:t>
+        <w:t xml:space="preserve">Espadas </w:t>
+      </w:r>
+      <w:proofErr w:type="spellStart"/>
+      <w:r>
+        <w:rPr>
+          <w:highlight w:val="yellow"/>
+        </w:rPr>
+        <w:t>chocando:loop</w:t>
+      </w:r>
+      <w:proofErr w:type="spellEnd"/>
+      <w:r>
+        <w:t xml:space="preserve"> (Reproduce espadas chocando indefinidamente hasta que se vuelva a escribir Espadas </w:t>
+      </w:r>
+      <w:proofErr w:type="spellStart"/>
+      <w:r>
+        <w:t>chocando:loop</w:t>
+      </w:r>
+      <w:proofErr w:type="spellEnd"/>
+      <w:r>
+        <w:t xml:space="preserve"> en un diálogo posterior).</w:t>
       </w:r>
     </w:p>
     <w:p>
@@ -5221,13 +6275,29 @@
         <w:ind w:left="360" w:firstLine="348"/>
       </w:pPr>
       <w:r>
-        <w:t xml:space="preserve">Se debe tener en cuenta que si un sonido está en loop y se reproduce </w:t>
+        <w:t xml:space="preserve">Se debe tener en cuenta que si un sonido está en </w:t>
+      </w:r>
+      <w:proofErr w:type="spellStart"/>
+      <w:r>
+        <w:t>loop</w:t>
+      </w:r>
+      <w:proofErr w:type="spellEnd"/>
+      <w:r>
+        <w:t xml:space="preserve"> y se reproduce </w:t>
       </w:r>
       <w:r>
         <w:t>otro</w:t>
       </w:r>
       <w:r>
-        <w:t xml:space="preserve"> sonido, el loop se detendrá</w:t>
+        <w:t xml:space="preserve"> sonido, el </w:t>
+      </w:r>
+      <w:proofErr w:type="spellStart"/>
+      <w:r>
+        <w:t>loop</w:t>
+      </w:r>
+      <w:proofErr w:type="spellEnd"/>
+      <w:r>
+        <w:t xml:space="preserve"> se detendrá</w:t>
       </w:r>
       <w:r>
         <w:t xml:space="preserve"> y sonará el sonido escrito</w:t>
@@ -5241,7 +6311,15 @@
         <w:ind w:left="360" w:firstLine="348"/>
       </w:pPr>
       <w:r>
-        <w:t>No se pueden colocar 2 sonidos en loop al mismo tiempo, en caso de que lo necesite se recomienda editar y solapar ambos audios en uno solo.</w:t>
+        <w:t xml:space="preserve">No se pueden colocar 2 sonidos en </w:t>
+      </w:r>
+      <w:proofErr w:type="spellStart"/>
+      <w:r>
+        <w:t>loop</w:t>
+      </w:r>
+      <w:proofErr w:type="spellEnd"/>
+      <w:r>
+        <w:t xml:space="preserve"> al mismo tiempo, en caso de que lo necesite se recomienda editar y solapar ambos audios en uno solo.</w:t>
       </w:r>
     </w:p>
     <w:p>
@@ -5251,9 +6329,14 @@
       <w:bookmarkStart w:id="11" w:name="_Toc199261564"/>
       <w:r>
         <w:lastRenderedPageBreak/>
-        <w:t>Columna Single effect</w:t>
+        <w:t xml:space="preserve">Columna Single </w:t>
+      </w:r>
+      <w:proofErr w:type="spellStart"/>
+      <w:r>
+        <w:t>effect</w:t>
       </w:r>
       <w:bookmarkEnd w:id="11"/>
+      <w:proofErr w:type="spellEnd"/>
     </w:p>
     <w:p>
       <w:r>
@@ -5264,7 +6347,14 @@
     <w:p>
       <w:r>
         <w:tab/>
-        <w:t>Nombre_del_efecto : parámetros</w:t>
+      </w:r>
+      <w:proofErr w:type="spellStart"/>
+      <w:r>
+        <w:t>Nombre_del_efecto</w:t>
+      </w:r>
+      <w:proofErr w:type="spellEnd"/>
+      <w:r>
+        <w:t xml:space="preserve"> : parámetros</w:t>
       </w:r>
     </w:p>
     <w:p>
@@ -5394,9 +6484,19 @@
             <w:pPr>
               <w:jc w:val="center"/>
             </w:pPr>
-            <w:r>
-              <w:t>vpunch / hpunch</w:t>
-            </w:r>
+            <w:proofErr w:type="spellStart"/>
+            <w:r>
+              <w:t>vpunch</w:t>
+            </w:r>
+            <w:proofErr w:type="spellEnd"/>
+            <w:r>
+              <w:t xml:space="preserve"> / </w:t>
+            </w:r>
+            <w:proofErr w:type="spellStart"/>
+            <w:r>
+              <w:t>hpunch</w:t>
+            </w:r>
+            <w:proofErr w:type="spellEnd"/>
           </w:p>
         </w:tc>
         <w:tc>
@@ -5409,7 +6509,23 @@
               <w:jc w:val="center"/>
             </w:pPr>
             <w:r>
-              <w:t>El fondo de pantalla se mueve en horizontal (hpunch) o vertical (vpunch) simulando con golpe de una intensidad dada</w:t>
+              <w:t>El fondo de pantalla se mueve en horizontal (</w:t>
+            </w:r>
+            <w:proofErr w:type="spellStart"/>
+            <w:r>
+              <w:t>hpunch</w:t>
+            </w:r>
+            <w:proofErr w:type="spellEnd"/>
+            <w:r>
+              <w:t>) o vertical (</w:t>
+            </w:r>
+            <w:proofErr w:type="spellStart"/>
+            <w:r>
+              <w:t>vpunch</w:t>
+            </w:r>
+            <w:proofErr w:type="spellEnd"/>
+            <w:r>
+              <w:t>) simulando con golpe de una intensidad dada</w:t>
             </w:r>
           </w:p>
         </w:tc>
@@ -5590,20 +6706,42 @@
         <w:t xml:space="preserve"> (Muestra un fondo negro una única vez durante 0.25 segundos simulando un pequeño corte de luz o parpadeo)</w:t>
       </w:r>
     </w:p>
+    <w:p/>
     <w:p>
       <w:pPr>
         <w:pStyle w:val="Ttulo2"/>
       </w:pPr>
       <w:bookmarkStart w:id="12" w:name="_Toc199261565"/>
       <w:r>
-        <w:t>Columna Continuous effect</w:t>
+        <w:t xml:space="preserve">Columna </w:t>
+      </w:r>
+      <w:proofErr w:type="spellStart"/>
+      <w:r>
+        <w:t>Continuous</w:t>
+      </w:r>
+      <w:proofErr w:type="spellEnd"/>
+      <w:r>
+        <w:t xml:space="preserve"> </w:t>
+      </w:r>
+      <w:proofErr w:type="spellStart"/>
+      <w:r>
+        <w:t>effect</w:t>
       </w:r>
       <w:bookmarkEnd w:id="12"/>
+      <w:proofErr w:type="spellEnd"/>
     </w:p>
     <w:p>
       <w:r>
         <w:tab/>
-        <w:t>Es similar a los Single Effects, solo que esta vez es un efecto que sucede constantemente en pantalla y persiste indefinidamente hasta que se vuelva a llamar</w:t>
+        <w:t xml:space="preserve">Es similar a los Single </w:t>
+      </w:r>
+      <w:proofErr w:type="spellStart"/>
+      <w:r>
+        <w:t>Effects</w:t>
+      </w:r>
+      <w:proofErr w:type="spellEnd"/>
+      <w:r>
+        <w:t>, solo que esta vez es un efecto que sucede constantemente en pantalla y persiste indefinidamente hasta que se vuelva a llamar</w:t>
       </w:r>
       <w:r>
         <w:t>. Se pueden dividir en dos, aquellos efectos continuos que interactúan con el fondo actual, y aquellos que colocan una imagen por encima.</w:t>
@@ -5618,13 +6756,28 @@
         <w:t>a sintaxis es la misma que la de</w:t>
       </w:r>
       <w:r>
-        <w:t xml:space="preserve"> los Single Effects.</w:t>
+        <w:t xml:space="preserve"> los Single </w:t>
+      </w:r>
+      <w:proofErr w:type="spellStart"/>
+      <w:r>
+        <w:t>Effects</w:t>
+      </w:r>
+      <w:proofErr w:type="spellEnd"/>
+      <w:r>
+        <w:t>.</w:t>
       </w:r>
     </w:p>
     <w:p>
       <w:r>
         <w:tab/>
-        <w:t>Nombre_del_efecto : parámetros</w:t>
+      </w:r>
+      <w:proofErr w:type="spellStart"/>
+      <w:r>
+        <w:t>Nombre_del_efecto</w:t>
+      </w:r>
+      <w:proofErr w:type="spellEnd"/>
+      <w:r>
+        <w:t xml:space="preserve"> : parámetros</w:t>
       </w:r>
     </w:p>
     <w:p>
@@ -5749,9 +6902,11 @@
             <w:pPr>
               <w:jc w:val="center"/>
             </w:pPr>
+            <w:proofErr w:type="spellStart"/>
             <w:r>
               <w:t>blur</w:t>
             </w:r>
+            <w:proofErr w:type="spellEnd"/>
           </w:p>
         </w:tc>
         <w:tc>
@@ -5802,8 +6957,17 @@
             <w:pPr>
               <w:jc w:val="center"/>
             </w:pPr>
-            <w:r>
-              <w:t>hwarp / v</w:t>
+            <w:proofErr w:type="spellStart"/>
+            <w:r>
+              <w:t>hwarp</w:t>
+            </w:r>
+            <w:proofErr w:type="spellEnd"/>
+            <w:r>
+              <w:t xml:space="preserve"> / </w:t>
+            </w:r>
+            <w:proofErr w:type="spellStart"/>
+            <w:r>
+              <w:t>v</w:t>
             </w:r>
             <w:r>
               <w:t>w</w:t>
@@ -5811,6 +6975,7 @@
             <w:r>
               <w:t>arp</w:t>
             </w:r>
+            <w:proofErr w:type="spellEnd"/>
           </w:p>
         </w:tc>
         <w:tc>
@@ -5823,7 +6988,23 @@
               <w:jc w:val="center"/>
             </w:pPr>
             <w:r>
-              <w:t>El fondo actual se estira vertical (vwarp) u horizontalmente (hwarp)</w:t>
+              <w:t>El fondo actual se estira vertical (</w:t>
+            </w:r>
+            <w:proofErr w:type="spellStart"/>
+            <w:r>
+              <w:t>vwarp</w:t>
+            </w:r>
+            <w:proofErr w:type="spellEnd"/>
+            <w:r>
+              <w:t>) u horizontalmente (</w:t>
+            </w:r>
+            <w:proofErr w:type="spellStart"/>
+            <w:r>
+              <w:t>hwarp</w:t>
+            </w:r>
+            <w:proofErr w:type="spellEnd"/>
+            <w:r>
+              <w:t>)</w:t>
             </w:r>
           </w:p>
         </w:tc>
@@ -5858,9 +7039,11 @@
             <w:pPr>
               <w:jc w:val="center"/>
             </w:pPr>
+            <w:proofErr w:type="spellStart"/>
             <w:r>
               <w:t>rotate</w:t>
             </w:r>
+            <w:proofErr w:type="spellEnd"/>
           </w:p>
           <w:p>
             <w:pPr>
@@ -5946,7 +7129,39 @@
         <w:ind w:firstLine="708"/>
       </w:pPr>
       <w:r>
-        <w:t>Estos efectos que interactúan con el fondo no se pueden acumular, es decir, solo puede haber uno activo a la vez, por ejemplo, si se intenta colocar un rotate luego de un blur, el blur desaparecerá y el rotate se ejecutará.</w:t>
+        <w:t xml:space="preserve">Estos efectos que interactúan con el fondo no se pueden acumular, es decir, solo puede haber uno activo a la vez, por ejemplo, si se intenta colocar un </w:t>
+      </w:r>
+      <w:proofErr w:type="spellStart"/>
+      <w:r>
+        <w:t>rotate</w:t>
+      </w:r>
+      <w:proofErr w:type="spellEnd"/>
+      <w:r>
+        <w:t xml:space="preserve"> luego de un </w:t>
+      </w:r>
+      <w:proofErr w:type="spellStart"/>
+      <w:r>
+        <w:t>blur</w:t>
+      </w:r>
+      <w:proofErr w:type="spellEnd"/>
+      <w:r>
+        <w:t xml:space="preserve">, el </w:t>
+      </w:r>
+      <w:proofErr w:type="spellStart"/>
+      <w:r>
+        <w:t>blur</w:t>
+      </w:r>
+      <w:proofErr w:type="spellEnd"/>
+      <w:r>
+        <w:t xml:space="preserve"> desaparecerá y el </w:t>
+      </w:r>
+      <w:proofErr w:type="spellStart"/>
+      <w:r>
+        <w:t>rotate</w:t>
+      </w:r>
+      <w:proofErr w:type="spellEnd"/>
+      <w:r>
+        <w:t xml:space="preserve"> se ejecutará.</w:t>
       </w:r>
     </w:p>
     <w:p>
@@ -6132,16 +7347,26 @@
         <w:t>0.4</w:t>
       </w:r>
       <w:r>
-        <w:t xml:space="preserve"> (Muestra un fondo llamado suffocation el cual es rojizo y tiene venas en el borde con una opacidad del 0.4 dando la impresión de que el protagonista se está asfixiando o sufriendo)</w:t>
-      </w:r>
-    </w:p>
-    <w:p>
+        <w:t xml:space="preserve"> (Muestra un fondo llamado </w:t>
+      </w:r>
+      <w:proofErr w:type="spellStart"/>
+      <w:r>
+        <w:t>suffocation</w:t>
+      </w:r>
+      <w:proofErr w:type="spellEnd"/>
+      <w:r>
+        <w:t xml:space="preserve"> el cual es rojizo y tiene venas en el borde con una opacidad del 0.4 dando la impresión de que el protagonista se está asfixiando o sufriendo)</w:t>
+      </w:r>
+    </w:p>
+    <w:p>
+      <w:proofErr w:type="spellStart"/>
       <w:r>
         <w:rPr>
           <w:highlight w:val="yellow"/>
         </w:rPr>
         <w:t>Family_picture</w:t>
       </w:r>
+      <w:proofErr w:type="spellEnd"/>
       <w:r>
         <w:t xml:space="preserve"> (Muestra una foto de una familia en pantalla)</w:t>
       </w:r>
@@ -6161,9 +7386,14 @@
       <w:bookmarkStart w:id="13" w:name="_Toc199261566"/>
       <w:r>
         <w:lastRenderedPageBreak/>
-        <w:t>Columna Events</w:t>
+        <w:t xml:space="preserve">Columna </w:t>
+      </w:r>
+      <w:proofErr w:type="spellStart"/>
+      <w:r>
+        <w:t>Events</w:t>
       </w:r>
       <w:bookmarkEnd w:id="13"/>
+      <w:proofErr w:type="spellEnd"/>
     </w:p>
     <w:p>
       <w:r>
@@ -6341,8 +7571,12 @@
     <w:p>
       <w:r>
         <w:tab/>
+      </w:r>
+      <w:proofErr w:type="spellStart"/>
+      <w:r>
         <w:t>Nombre_del_personaje</w:t>
       </w:r>
+      <w:proofErr w:type="spellEnd"/>
       <w:r>
         <w:t xml:space="preserve"> Sprite</w:t>
       </w:r>
@@ -6358,14 +7592,62 @@
         <w:t>El nombre del personaje debe estar en m</w:t>
       </w:r>
       <w:r>
-        <w:t>inúscula y coincidir con el nombre del archivo que contiene el Sprite del personaje. El Sprite del personaje va separado de un espacio de su nombre, este Sprite es opcional y representa la variación del personaje, por ejemplo “Amber uniform_happy”, “Amber casual_happy” o “Amber_uniform_scared”.</w:t>
+        <w:t xml:space="preserve">inúscula y coincidir con el nombre del archivo que contiene el Sprite del personaje. El Sprite del personaje va separado de un espacio de su nombre, este Sprite es opcional y representa la variación del personaje, por ejemplo “Amber </w:t>
+      </w:r>
+      <w:proofErr w:type="spellStart"/>
+      <w:r>
+        <w:t>uniform_happy</w:t>
+      </w:r>
+      <w:proofErr w:type="spellEnd"/>
+      <w:r>
+        <w:t xml:space="preserve">”, “Amber </w:t>
+      </w:r>
+      <w:proofErr w:type="spellStart"/>
+      <w:r>
+        <w:t>casual_happy</w:t>
+      </w:r>
+      <w:proofErr w:type="spellEnd"/>
+      <w:r>
+        <w:t>” o “</w:t>
+      </w:r>
+      <w:proofErr w:type="spellStart"/>
+      <w:r>
+        <w:t>Amber_uniform_scared</w:t>
+      </w:r>
+      <w:proofErr w:type="spellEnd"/>
+      <w:r>
+        <w:t>”.</w:t>
       </w:r>
     </w:p>
     <w:p>
       <w:r>
         <w:lastRenderedPageBreak/>
         <w:tab/>
-        <w:t>En este caso Amber sería el personaje y uniform_happy, casual_happy y uniform_scared serían los Sprite específicos a nombrar. Si no se especifica el Sprite se mostrará el archivo que se llame “Amber.png”, de no existir, el juego arrojará un error.</w:t>
+        <w:t xml:space="preserve">En este caso Amber sería el personaje y </w:t>
+      </w:r>
+      <w:proofErr w:type="spellStart"/>
+      <w:r>
+        <w:t>uniform_happy</w:t>
+      </w:r>
+      <w:proofErr w:type="spellEnd"/>
+      <w:r>
+        <w:t xml:space="preserve">, </w:t>
+      </w:r>
+      <w:proofErr w:type="spellStart"/>
+      <w:r>
+        <w:t>casual_happy</w:t>
+      </w:r>
+      <w:proofErr w:type="spellEnd"/>
+      <w:r>
+        <w:t xml:space="preserve"> y </w:t>
+      </w:r>
+      <w:proofErr w:type="spellStart"/>
+      <w:r>
+        <w:t>uniform_scared</w:t>
+      </w:r>
+      <w:proofErr w:type="spellEnd"/>
+      <w:r>
+        <w:t xml:space="preserve"> serían los Sprite específicos a nombrar. Si no se especifica el Sprite se mostrará el archivo que se llame “Amber.png”, de no existir, el juego arrojará un error.</w:t>
       </w:r>
     </w:p>
     <w:p>
@@ -6797,11 +8079,15 @@
       </w:r>
     </w:p>
     <w:p/>
+    <w:p/>
+    <w:p/>
+    <w:p/>
     <w:p>
       <w:pPr>
         <w:pStyle w:val="Ttulo3"/>
       </w:pPr>
       <w:r>
+        <w:lastRenderedPageBreak/>
         <w:t>Eventos de aparición de personajes</w:t>
       </w:r>
     </w:p>
@@ -6963,10 +8249,11 @@
             <w:pPr>
               <w:jc w:val="center"/>
             </w:pPr>
-            <w:r>
-              <w:lastRenderedPageBreak/>
+            <w:proofErr w:type="spellStart"/>
+            <w:r>
               <w:t>appear</w:t>
             </w:r>
+            <w:proofErr w:type="spellEnd"/>
           </w:p>
         </w:tc>
         <w:tc>
@@ -7163,8 +8450,13 @@
               <w:jc w:val="center"/>
             </w:pPr>
             <w:r>
-              <w:t>Cambio de sprite</w:t>
-            </w:r>
+              <w:t xml:space="preserve">Cambio de </w:t>
+            </w:r>
+            <w:proofErr w:type="spellStart"/>
+            <w:r>
+              <w:t>sprite</w:t>
+            </w:r>
+            <w:proofErr w:type="spellEnd"/>
           </w:p>
         </w:tc>
         <w:tc>
@@ -7210,9 +8502,11 @@
             <w:pPr>
               <w:jc w:val="center"/>
             </w:pPr>
+            <w:proofErr w:type="spellStart"/>
             <w:r>
               <w:t>move</w:t>
             </w:r>
+            <w:proofErr w:type="spellEnd"/>
           </w:p>
         </w:tc>
         <w:tc>
@@ -7304,12 +8598,14 @@
             <w:pPr>
               <w:jc w:val="center"/>
             </w:pPr>
+            <w:proofErr w:type="spellStart"/>
             <w:r>
               <w:t>j</w:t>
             </w:r>
             <w:r>
               <w:t>ump</w:t>
             </w:r>
+            <w:proofErr w:type="spellEnd"/>
           </w:p>
         </w:tc>
         <w:tc>
@@ -7413,9 +8709,19 @@
             <w:pPr>
               <w:jc w:val="center"/>
             </w:pPr>
-            <w:r>
-              <w:t>hitl / hitr</w:t>
-            </w:r>
+            <w:proofErr w:type="spellStart"/>
+            <w:r>
+              <w:t>hitl</w:t>
+            </w:r>
+            <w:proofErr w:type="spellEnd"/>
+            <w:r>
+              <w:t xml:space="preserve"> / </w:t>
+            </w:r>
+            <w:proofErr w:type="spellStart"/>
+            <w:r>
+              <w:t>hitr</w:t>
+            </w:r>
+            <w:proofErr w:type="spellEnd"/>
           </w:p>
         </w:tc>
         <w:tc>
@@ -7428,7 +8734,23 @@
               <w:jc w:val="center"/>
             </w:pPr>
             <w:r>
-              <w:t>El personaje rota hacia la izquierda (hirl) o derecha (hitr) simulando que acaba de recibir un golpe.</w:t>
+              <w:t>El personaje rota hacia la izquierda (</w:t>
+            </w:r>
+            <w:proofErr w:type="spellStart"/>
+            <w:r>
+              <w:t>hirl</w:t>
+            </w:r>
+            <w:proofErr w:type="spellEnd"/>
+            <w:r>
+              <w:t>) o derecha (</w:t>
+            </w:r>
+            <w:proofErr w:type="spellStart"/>
+            <w:r>
+              <w:t>hitr</w:t>
+            </w:r>
+            <w:proofErr w:type="spellEnd"/>
+            <w:r>
+              <w:t>) simulando que acaba de recibir un golpe.</w:t>
             </w:r>
           </w:p>
         </w:tc>
@@ -7460,9 +8782,19 @@
             <w:pPr>
               <w:jc w:val="center"/>
             </w:pPr>
-            <w:r>
-              <w:t>knockl / knockr</w:t>
-            </w:r>
+            <w:proofErr w:type="spellStart"/>
+            <w:r>
+              <w:t>knockl</w:t>
+            </w:r>
+            <w:proofErr w:type="spellEnd"/>
+            <w:r>
+              <w:t xml:space="preserve"> / </w:t>
+            </w:r>
+            <w:proofErr w:type="spellStart"/>
+            <w:r>
+              <w:t>knockr</w:t>
+            </w:r>
+            <w:proofErr w:type="spellEnd"/>
           </w:p>
         </w:tc>
         <w:tc>
@@ -7475,7 +8807,23 @@
               <w:jc w:val="center"/>
             </w:pPr>
             <w:r>
-              <w:t>El personaje es empujado hacia la izquierda (knockl) o derecha (knockr) y es derribado al suelo fuera de pantalla.</w:t>
+              <w:t>El personaje es empujado hacia la izquierda (</w:t>
+            </w:r>
+            <w:proofErr w:type="spellStart"/>
+            <w:r>
+              <w:t>knockl</w:t>
+            </w:r>
+            <w:proofErr w:type="spellEnd"/>
+            <w:r>
+              <w:t>) o derecha (</w:t>
+            </w:r>
+            <w:proofErr w:type="spellStart"/>
+            <w:r>
+              <w:t>knockr</w:t>
+            </w:r>
+            <w:proofErr w:type="spellEnd"/>
+            <w:r>
+              <w:t>) y es derribado al suelo fuera de pantalla.</w:t>
             </w:r>
           </w:p>
         </w:tc>
@@ -7511,9 +8859,19 @@
             <w:pPr>
               <w:jc w:val="center"/>
             </w:pPr>
-            <w:r>
-              <w:t>raisel / raiser</w:t>
-            </w:r>
+            <w:proofErr w:type="spellStart"/>
+            <w:r>
+              <w:t>raisel</w:t>
+            </w:r>
+            <w:proofErr w:type="spellEnd"/>
+            <w:r>
+              <w:t xml:space="preserve"> / </w:t>
+            </w:r>
+            <w:proofErr w:type="spellStart"/>
+            <w:r>
+              <w:t>raiser</w:t>
+            </w:r>
+            <w:proofErr w:type="spellEnd"/>
           </w:p>
         </w:tc>
         <w:tc>
@@ -7526,7 +8884,23 @@
               <w:jc w:val="center"/>
             </w:pPr>
             <w:r>
-              <w:t>El personaje se levanta del suelo desde la izquierda (raisel) o derecha (raiser).</w:t>
+              <w:t>El personaje se levanta del suelo desde la izquierda (</w:t>
+            </w:r>
+            <w:proofErr w:type="spellStart"/>
+            <w:r>
+              <w:t>raisel</w:t>
+            </w:r>
+            <w:proofErr w:type="spellEnd"/>
+            <w:r>
+              <w:t>) o derecha (</w:t>
+            </w:r>
+            <w:proofErr w:type="spellStart"/>
+            <w:r>
+              <w:t>raiser</w:t>
+            </w:r>
+            <w:proofErr w:type="spellEnd"/>
+            <w:r>
+              <w:t>).</w:t>
             </w:r>
           </w:p>
         </w:tc>
@@ -7655,9 +9029,12 @@
             <w:pPr>
               <w:jc w:val="center"/>
             </w:pPr>
-            <w:r>
+            <w:proofErr w:type="spellStart"/>
+            <w:r>
+              <w:lastRenderedPageBreak/>
               <w:t>movey</w:t>
             </w:r>
+            <w:proofErr w:type="spellEnd"/>
           </w:p>
         </w:tc>
         <w:tc>
@@ -7770,9 +9147,11 @@
             <w:pPr>
               <w:jc w:val="center"/>
             </w:pPr>
+            <w:proofErr w:type="spellStart"/>
             <w:r>
               <w:t>destroy</w:t>
             </w:r>
+            <w:proofErr w:type="spellEnd"/>
           </w:p>
         </w:tc>
         <w:tc>
@@ -7816,31 +9195,153 @@
       </w:r>
     </w:p>
     <w:p>
-      <w:r>
-        <w:rPr>
-          <w:highlight w:val="yellow"/>
-        </w:rPr>
-        <w:t>Stefannie &amp; Calcercio : appear</w:t>
-      </w:r>
-      <w:r>
-        <w:t xml:space="preserve"> (Stefannie y Calcercio aparecen al mismo tiempo, Stefannie al 33% de la pantalla y Calcercio al 66%)</w:t>
-      </w:r>
-    </w:p>
-    <w:p>
-      <w:r>
-        <w:rPr>
-          <w:highlight w:val="yellow"/>
-        </w:rPr>
-        <w:t xml:space="preserve">Calcercio happy &amp; Stefannie : </w:t>
-      </w:r>
-      <w:r>
-        <w:rPr>
-          <w:highlight w:val="yellow"/>
-        </w:rPr>
-        <w:t>move : 30: 85</w:t>
-      </w:r>
-      <w:r>
-        <w:t xml:space="preserve"> (Calcercio cambia de expresión y se mueve a la posición 30 al mismo tiempo que Stefannie se mueve a la posición 85)</w:t>
+      <w:proofErr w:type="spellStart"/>
+      <w:r>
+        <w:rPr>
+          <w:highlight w:val="yellow"/>
+        </w:rPr>
+        <w:t>Stefannie</w:t>
+      </w:r>
+      <w:proofErr w:type="spellEnd"/>
+      <w:r>
+        <w:rPr>
+          <w:highlight w:val="yellow"/>
+        </w:rPr>
+        <w:t xml:space="preserve"> &amp; </w:t>
+      </w:r>
+      <w:proofErr w:type="spellStart"/>
+      <w:r>
+        <w:rPr>
+          <w:highlight w:val="yellow"/>
+        </w:rPr>
+        <w:t>Calcercio</w:t>
+      </w:r>
+      <w:proofErr w:type="spellEnd"/>
+      <w:r>
+        <w:rPr>
+          <w:highlight w:val="yellow"/>
+        </w:rPr>
+        <w:t xml:space="preserve"> : </w:t>
+      </w:r>
+      <w:proofErr w:type="spellStart"/>
+      <w:r>
+        <w:rPr>
+          <w:highlight w:val="yellow"/>
+        </w:rPr>
+        <w:t>appear</w:t>
+      </w:r>
+      <w:proofErr w:type="spellEnd"/>
+      <w:r>
+        <w:t xml:space="preserve"> (</w:t>
+      </w:r>
+      <w:proofErr w:type="spellStart"/>
+      <w:r>
+        <w:t>Stefannie</w:t>
+      </w:r>
+      <w:proofErr w:type="spellEnd"/>
+      <w:r>
+        <w:t xml:space="preserve"> y </w:t>
+      </w:r>
+      <w:proofErr w:type="spellStart"/>
+      <w:r>
+        <w:t>Calcercio</w:t>
+      </w:r>
+      <w:proofErr w:type="spellEnd"/>
+      <w:r>
+        <w:t xml:space="preserve"> aparecen al mismo tiempo, </w:t>
+      </w:r>
+      <w:proofErr w:type="spellStart"/>
+      <w:r>
+        <w:t>Stefannie</w:t>
+      </w:r>
+      <w:proofErr w:type="spellEnd"/>
+      <w:r>
+        <w:t xml:space="preserve"> al 33% de la pantalla y </w:t>
+      </w:r>
+      <w:proofErr w:type="spellStart"/>
+      <w:r>
+        <w:t>Calcercio</w:t>
+      </w:r>
+      <w:proofErr w:type="spellEnd"/>
+      <w:r>
+        <w:t xml:space="preserve"> al 66%)</w:t>
+      </w:r>
+    </w:p>
+    <w:p>
+      <w:proofErr w:type="spellStart"/>
+      <w:r>
+        <w:rPr>
+          <w:highlight w:val="yellow"/>
+        </w:rPr>
+        <w:t>Calcercio</w:t>
+      </w:r>
+      <w:proofErr w:type="spellEnd"/>
+      <w:r>
+        <w:rPr>
+          <w:highlight w:val="yellow"/>
+        </w:rPr>
+        <w:t xml:space="preserve"> </w:t>
+      </w:r>
+      <w:proofErr w:type="spellStart"/>
+      <w:r>
+        <w:rPr>
+          <w:highlight w:val="yellow"/>
+        </w:rPr>
+        <w:t>happy</w:t>
+      </w:r>
+      <w:proofErr w:type="spellEnd"/>
+      <w:r>
+        <w:rPr>
+          <w:highlight w:val="yellow"/>
+        </w:rPr>
+        <w:t xml:space="preserve"> &amp; </w:t>
+      </w:r>
+      <w:proofErr w:type="spellStart"/>
+      <w:r>
+        <w:rPr>
+          <w:highlight w:val="yellow"/>
+        </w:rPr>
+        <w:t>Stefannie</w:t>
+      </w:r>
+      <w:proofErr w:type="spellEnd"/>
+      <w:r>
+        <w:rPr>
+          <w:highlight w:val="yellow"/>
+        </w:rPr>
+        <w:t xml:space="preserve"> : </w:t>
+      </w:r>
+      <w:proofErr w:type="spellStart"/>
+      <w:r>
+        <w:rPr>
+          <w:highlight w:val="yellow"/>
+        </w:rPr>
+        <w:t>move</w:t>
+      </w:r>
+      <w:proofErr w:type="spellEnd"/>
+      <w:r>
+        <w:rPr>
+          <w:highlight w:val="yellow"/>
+        </w:rPr>
+        <w:t xml:space="preserve"> : 30: 85</w:t>
+      </w:r>
+      <w:r>
+        <w:t xml:space="preserve"> (</w:t>
+      </w:r>
+      <w:proofErr w:type="spellStart"/>
+      <w:r>
+        <w:t>Calcercio</w:t>
+      </w:r>
+      <w:proofErr w:type="spellEnd"/>
+      <w:r>
+        <w:t xml:space="preserve"> cambia de expresión y se mueve a la posición 30 al mismo tiempo que </w:t>
+      </w:r>
+      <w:proofErr w:type="spellStart"/>
+      <w:r>
+        <w:t>Stefannie</w:t>
+      </w:r>
+      <w:proofErr w:type="spellEnd"/>
+      <w:r>
+        <w:t xml:space="preserve"> se mueve a la posición 85)</w:t>
       </w:r>
     </w:p>
     <w:p>
@@ -7850,14 +9351,80 @@
       </w:r>
     </w:p>
     <w:p>
-      <w:r>
-        <w:rPr>
-          <w:highlight w:val="yellow"/>
-        </w:rPr>
-        <w:t>Stefannie : move : 30, Calcercio : move :120</w:t>
-      </w:r>
-      <w:r>
-        <w:t xml:space="preserve"> (Stefannie se mueve a la posición 30 y luego Calcercio sale de la pantalla por la derecha)</w:t>
+      <w:proofErr w:type="spellStart"/>
+      <w:r>
+        <w:rPr>
+          <w:highlight w:val="yellow"/>
+        </w:rPr>
+        <w:t>Stefannie</w:t>
+      </w:r>
+      <w:proofErr w:type="spellEnd"/>
+      <w:r>
+        <w:rPr>
+          <w:highlight w:val="yellow"/>
+        </w:rPr>
+        <w:t xml:space="preserve"> : </w:t>
+      </w:r>
+      <w:proofErr w:type="spellStart"/>
+      <w:r>
+        <w:rPr>
+          <w:highlight w:val="yellow"/>
+        </w:rPr>
+        <w:t>move</w:t>
+      </w:r>
+      <w:proofErr w:type="spellEnd"/>
+      <w:r>
+        <w:rPr>
+          <w:highlight w:val="yellow"/>
+        </w:rPr>
+        <w:t xml:space="preserve"> : 30, </w:t>
+      </w:r>
+      <w:proofErr w:type="spellStart"/>
+      <w:r>
+        <w:rPr>
+          <w:highlight w:val="yellow"/>
+        </w:rPr>
+        <w:t>Calcercio</w:t>
+      </w:r>
+      <w:proofErr w:type="spellEnd"/>
+      <w:r>
+        <w:rPr>
+          <w:highlight w:val="yellow"/>
+        </w:rPr>
+        <w:t xml:space="preserve"> : </w:t>
+      </w:r>
+      <w:proofErr w:type="spellStart"/>
+      <w:r>
+        <w:rPr>
+          <w:highlight w:val="yellow"/>
+        </w:rPr>
+        <w:t>move</w:t>
+      </w:r>
+      <w:proofErr w:type="spellEnd"/>
+      <w:r>
+        <w:rPr>
+          <w:highlight w:val="yellow"/>
+        </w:rPr>
+        <w:t xml:space="preserve"> :120</w:t>
+      </w:r>
+      <w:r>
+        <w:t xml:space="preserve"> (</w:t>
+      </w:r>
+      <w:proofErr w:type="spellStart"/>
+      <w:r>
+        <w:t>Stefannie</w:t>
+      </w:r>
+      <w:proofErr w:type="spellEnd"/>
+      <w:r>
+        <w:t xml:space="preserve"> se mueve a la posición 30 y luego </w:t>
+      </w:r>
+      <w:proofErr w:type="spellStart"/>
+      <w:r>
+        <w:t>Calcercio</w:t>
+      </w:r>
+      <w:proofErr w:type="spellEnd"/>
+      <w:r>
+        <w:t xml:space="preserve"> sale de la pantalla por la derecha)</w:t>
       </w:r>
     </w:p>
     <w:p>
@@ -7981,9 +9548,11 @@
             <w:pPr>
               <w:jc w:val="center"/>
             </w:pPr>
+            <w:proofErr w:type="spellStart"/>
             <w:r>
               <w:t>trembling</w:t>
             </w:r>
+            <w:proofErr w:type="spellEnd"/>
           </w:p>
         </w:tc>
         <w:tc>
@@ -8082,14 +9651,17 @@
         <w:t xml:space="preserve">Importante: </w:t>
       </w:r>
       <w:r>
-        <w:t>Renpy no soporta ciertas animaciones al mismo tiempo, por ejemplo no soporta un cambio de fondo y la aparición de un personaje, si hacemos esto el fondo aparecerá de golpe y el personaje hará la aparición normal. Es cuestión de probar e intentar crear diálogos intermedios para poder recrear estas escenas lo más fluidas e inmersivas posible.</w:t>
+        <w:t xml:space="preserve">Renpy no soporta ciertas animaciones al mismo tiempo, por ejemplo no soporta un cambio de fondo y la aparición de un personaje, si hacemos esto el fondo aparecerá de golpe y el personaje hará la aparición normal. Es cuestión de probar </w:t>
+      </w:r>
+      <w:r>
+        <w:lastRenderedPageBreak/>
+        <w:t>e intentar crear diálogos intermedios para poder recrear estas escenas lo más fluidas e inmersivas posible.</w:t>
       </w:r>
     </w:p>
     <w:p/>
     <w:p/>
     <w:p>
       <w:r>
-        <w:lastRenderedPageBreak/>
         <w:tab/>
         <w:t xml:space="preserve">A </w:t>
       </w:r>
@@ -8108,8 +9680,13 @@
           <w:numId w:val="15"/>
         </w:numPr>
       </w:pPr>
-      <w:r>
-        <w:t>Saijo aparece y corre hacia una puerta a intentar abrirla dándole golpes</w:t>
+      <w:proofErr w:type="spellStart"/>
+      <w:r>
+        <w:t>Saijo</w:t>
+      </w:r>
+      <w:proofErr w:type="spellEnd"/>
+      <w:r>
+        <w:t xml:space="preserve"> aparece y corre hacia una puerta a intentar abrirla dándole golpes</w:t>
       </w:r>
     </w:p>
     <w:p>
@@ -8120,14 +9697,27 @@
           <w:numId w:val="15"/>
         </w:numPr>
       </w:pPr>
-      <w:r>
-        <w:t xml:space="preserve">saijo:appear </w:t>
-      </w:r>
-      <w:r>
-        <w:t>(S</w:t>
-      </w:r>
-      <w:r>
-        <w:t>aijo aparece en mitad de la pantalla</w:t>
+      <w:proofErr w:type="spellStart"/>
+      <w:r>
+        <w:t>saijo:appear</w:t>
+      </w:r>
+      <w:proofErr w:type="spellEnd"/>
+      <w:r>
+        <w:t xml:space="preserve"> </w:t>
+      </w:r>
+      <w:r>
+        <w:t>(</w:t>
+      </w:r>
+      <w:proofErr w:type="spellStart"/>
+      <w:r>
+        <w:t>S</w:t>
+      </w:r>
+      <w:r>
+        <w:t>aijo</w:t>
+      </w:r>
+      <w:proofErr w:type="spellEnd"/>
+      <w:r>
+        <w:t xml:space="preserve"> aparece en mitad de la pantalla</w:t>
       </w:r>
       <w:r>
         <w:t>)</w:t>
@@ -8147,8 +9737,13 @@
       <w:r>
         <w:t xml:space="preserve"> (</w:t>
       </w:r>
-      <w:r>
-        <w:t>Saijo se mueve hacia la derecha</w:t>
+      <w:proofErr w:type="spellStart"/>
+      <w:r>
+        <w:t>Saijo</w:t>
+      </w:r>
+      <w:proofErr w:type="spellEnd"/>
+      <w:r>
+        <w:t xml:space="preserve"> se mueve hacia la derecha</w:t>
       </w:r>
       <w:r>
         <w:t>)</w:t>
@@ -8162,14 +9757,24 @@
           <w:numId w:val="15"/>
         </w:numPr>
       </w:pPr>
-      <w:r>
-        <w:t xml:space="preserve">saijo:hitr </w:t>
+      <w:proofErr w:type="spellStart"/>
+      <w:r>
+        <w:t>saijo:hitr</w:t>
+      </w:r>
+      <w:proofErr w:type="spellEnd"/>
+      <w:r>
+        <w:t xml:space="preserve"> </w:t>
       </w:r>
       <w:r>
         <w:t>(</w:t>
       </w:r>
-      <w:r>
-        <w:t>Saijo se inclina hacia la derecha simulando que está golpeando la puerta</w:t>
+      <w:proofErr w:type="spellStart"/>
+      <w:r>
+        <w:t>Saijo</w:t>
+      </w:r>
+      <w:proofErr w:type="spellEnd"/>
+      <w:r>
+        <w:t xml:space="preserve"> se inclina hacia la derecha simulando que está golpeando la puerta</w:t>
       </w:r>
       <w:r>
         <w:t>)</w:t>
@@ -8190,7 +9795,15 @@
         </w:numPr>
       </w:pPr>
       <w:r>
-        <w:t xml:space="preserve">El protagonista entra a una habitación donde está saijo y </w:t>
+        <w:t xml:space="preserve">El protagonista entra a una habitación donde está </w:t>
+      </w:r>
+      <w:proofErr w:type="spellStart"/>
+      <w:r>
+        <w:t>saijo</w:t>
+      </w:r>
+      <w:proofErr w:type="spellEnd"/>
+      <w:r>
+        <w:t xml:space="preserve"> y </w:t>
       </w:r>
       <w:r>
         <w:t>Dereck</w:t>
@@ -8213,17 +9826,40 @@
           <w:numId w:val="15"/>
         </w:numPr>
       </w:pPr>
-      <w:r>
-        <w:t>saijo &amp; dereck</w:t>
-      </w:r>
+      <w:proofErr w:type="spellStart"/>
+      <w:r>
+        <w:t>saijo</w:t>
+      </w:r>
+      <w:proofErr w:type="spellEnd"/>
+      <w:r>
+        <w:t xml:space="preserve"> &amp; </w:t>
+      </w:r>
+      <w:proofErr w:type="spellStart"/>
+      <w:r>
+        <w:t>dereck</w:t>
+      </w:r>
+      <w:proofErr w:type="spellEnd"/>
       <w:r>
         <w:t xml:space="preserve"> (</w:t>
       </w:r>
+      <w:proofErr w:type="spellStart"/>
       <w:r>
         <w:t>S</w:t>
       </w:r>
       <w:r>
-        <w:t>aijo y dereck aparecen en pantalla repartidos equitativamente</w:t>
+        <w:t>aijo</w:t>
+      </w:r>
+      <w:proofErr w:type="spellEnd"/>
+      <w:r>
+        <w:t xml:space="preserve"> y </w:t>
+      </w:r>
+      <w:proofErr w:type="spellStart"/>
+      <w:r>
+        <w:t>dereck</w:t>
+      </w:r>
+      <w:proofErr w:type="spellEnd"/>
+      <w:r>
+        <w:t xml:space="preserve"> aparecen en pantalla repartidos equitativamente</w:t>
       </w:r>
       <w:r>
         <w:t>)</w:t>
@@ -8237,8 +9873,13 @@
           <w:numId w:val="15"/>
         </w:numPr>
       </w:pPr>
-      <w:r>
-        <w:t>dereck:move:-25:5</w:t>
+      <w:proofErr w:type="spellStart"/>
+      <w:r>
+        <w:t>dereck:move</w:t>
+      </w:r>
+      <w:proofErr w:type="spellEnd"/>
+      <w:r>
+        <w:t>:-25:5</w:t>
       </w:r>
       <w:r>
         <w:t xml:space="preserve"> (</w:t>
@@ -8282,8 +9923,13 @@
           <w:numId w:val="15"/>
         </w:numPr>
       </w:pPr>
-      <w:r>
-        <w:t>dereck:move:-25</w:t>
+      <w:proofErr w:type="spellStart"/>
+      <w:r>
+        <w:t>dereck:move</w:t>
+      </w:r>
+      <w:proofErr w:type="spellEnd"/>
+      <w:r>
+        <w:t>:-25</w:t>
       </w:r>
       <w:r>
         <w:t xml:space="preserve"> (D</w:t>
@@ -8303,14 +9949,24 @@
           <w:numId w:val="15"/>
         </w:numPr>
       </w:pPr>
+      <w:proofErr w:type="spellStart"/>
       <w:r>
         <w:t>dereck:destroy</w:t>
       </w:r>
+      <w:proofErr w:type="spellEnd"/>
       <w:r>
         <w:t xml:space="preserve"> (</w:t>
       </w:r>
       <w:r>
-        <w:t>Como dereck no aparecerá más en esta escena, lo destruimos para ahorrar recursos</w:t>
+        <w:t xml:space="preserve">Como </w:t>
+      </w:r>
+      <w:proofErr w:type="spellStart"/>
+      <w:r>
+        <w:t>dereck</w:t>
+      </w:r>
+      <w:proofErr w:type="spellEnd"/>
+      <w:r>
+        <w:t xml:space="preserve"> no aparecerá más en esta escena, lo destruimos para ahorrar recursos</w:t>
       </w:r>
       <w:r>
         <w:t>)</w:t>
@@ -8330,7 +9986,15 @@
         </w:numPr>
       </w:pPr>
       <w:r>
-        <w:t>El protagonista le juega una broma a dereck y este se asusta</w:t>
+        <w:t xml:space="preserve">El protagonista le juega una broma a </w:t>
+      </w:r>
+      <w:proofErr w:type="spellStart"/>
+      <w:r>
+        <w:t>dereck</w:t>
+      </w:r>
+      <w:proofErr w:type="spellEnd"/>
+      <w:r>
+        <w:t xml:space="preserve"> y este se asusta</w:t>
       </w:r>
     </w:p>
     <w:p>
@@ -8383,11 +10047,32 @@
           <w:numId w:val="15"/>
         </w:numPr>
       </w:pPr>
-      <w:r>
-        <w:t>dereck surprised, dereck:jum</w:t>
-      </w:r>
-      <w:r>
-        <w:t>p (D</w:t>
+      <w:proofErr w:type="spellStart"/>
+      <w:r>
+        <w:t>dereck</w:t>
+      </w:r>
+      <w:proofErr w:type="spellEnd"/>
+      <w:r>
+        <w:t xml:space="preserve"> </w:t>
+      </w:r>
+      <w:proofErr w:type="spellStart"/>
+      <w:r>
+        <w:t>surprised</w:t>
+      </w:r>
+      <w:proofErr w:type="spellEnd"/>
+      <w:r>
+        <w:t xml:space="preserve">, </w:t>
+      </w:r>
+      <w:proofErr w:type="spellStart"/>
+      <w:r>
+        <w:t>dereck:jum</w:t>
+      </w:r>
+      <w:r>
+        <w:t>p</w:t>
+      </w:r>
+      <w:proofErr w:type="spellEnd"/>
+      <w:r>
+        <w:t xml:space="preserve"> (D</w:t>
       </w:r>
       <w:r>
         <w:t>ereck se sorprende e inmediatamente después da un salto</w:t>
@@ -8410,7 +10095,47 @@
         </w:numPr>
       </w:pPr>
       <w:r>
-        <w:t>Hay una pelea entre mutou y dereck, mutou lo golpea y logra derribarlo pero dereck se levanta y derriba a mutou quedando victorioso</w:t>
+        <w:t xml:space="preserve">Hay una pelea entre </w:t>
+      </w:r>
+      <w:proofErr w:type="spellStart"/>
+      <w:r>
+        <w:t>mutou</w:t>
+      </w:r>
+      <w:proofErr w:type="spellEnd"/>
+      <w:r>
+        <w:t xml:space="preserve"> y </w:t>
+      </w:r>
+      <w:proofErr w:type="spellStart"/>
+      <w:r>
+        <w:t>dereck</w:t>
+      </w:r>
+      <w:proofErr w:type="spellEnd"/>
+      <w:r>
+        <w:t xml:space="preserve">, </w:t>
+      </w:r>
+      <w:proofErr w:type="spellStart"/>
+      <w:r>
+        <w:t>mutou</w:t>
+      </w:r>
+      <w:proofErr w:type="spellEnd"/>
+      <w:r>
+        <w:t xml:space="preserve"> lo golpea y logra derribarlo pero </w:t>
+      </w:r>
+      <w:proofErr w:type="spellStart"/>
+      <w:r>
+        <w:t>dereck</w:t>
+      </w:r>
+      <w:proofErr w:type="spellEnd"/>
+      <w:r>
+        <w:t xml:space="preserve"> se levanta y derriba a </w:t>
+      </w:r>
+      <w:proofErr w:type="spellStart"/>
+      <w:r>
+        <w:t>mutou</w:t>
+      </w:r>
+      <w:proofErr w:type="spellEnd"/>
+      <w:r>
+        <w:t xml:space="preserve"> quedando victorioso</w:t>
       </w:r>
     </w:p>
     <w:p>
@@ -8421,14 +10146,37 @@
           <w:numId w:val="15"/>
         </w:numPr>
       </w:pPr>
-      <w:r>
-        <w:t>mutou:hitl, dereck:knockl</w:t>
-      </w:r>
+      <w:proofErr w:type="spellStart"/>
+      <w:r>
+        <w:t>mutou:hitl</w:t>
+      </w:r>
+      <w:proofErr w:type="spellEnd"/>
+      <w:r>
+        <w:t xml:space="preserve">, </w:t>
+      </w:r>
+      <w:proofErr w:type="spellStart"/>
+      <w:r>
+        <w:t>dereck:knockl</w:t>
+      </w:r>
+      <w:proofErr w:type="spellEnd"/>
       <w:r>
         <w:t xml:space="preserve"> (</w:t>
       </w:r>
-      <w:r>
-        <w:t>Mutou golpea hacia la izquierda y dereck cae hacia la izquierda</w:t>
+      <w:proofErr w:type="spellStart"/>
+      <w:r>
+        <w:t>Mutou</w:t>
+      </w:r>
+      <w:proofErr w:type="spellEnd"/>
+      <w:r>
+        <w:t xml:space="preserve"> golpea hacia la izquierda y </w:t>
+      </w:r>
+      <w:proofErr w:type="spellStart"/>
+      <w:r>
+        <w:t>dereck</w:t>
+      </w:r>
+      <w:proofErr w:type="spellEnd"/>
+      <w:r>
+        <w:t xml:space="preserve"> cae hacia la izquierda</w:t>
       </w:r>
       <w:r>
         <w:t>)</w:t>
@@ -8442,9 +10190,11 @@
           <w:numId w:val="15"/>
         </w:numPr>
       </w:pPr>
+      <w:proofErr w:type="spellStart"/>
       <w:r>
         <w:t>dereck:raisel</w:t>
       </w:r>
+      <w:proofErr w:type="spellEnd"/>
       <w:r>
         <w:t xml:space="preserve"> (</w:t>
       </w:r>
@@ -8463,14 +10213,32 @@
           <w:numId w:val="15"/>
         </w:numPr>
       </w:pPr>
-      <w:r>
-        <w:t>dereck:hitr, mutou:knockr</w:t>
-      </w:r>
+      <w:proofErr w:type="spellStart"/>
+      <w:r>
+        <w:t>dereck:hitr</w:t>
+      </w:r>
+      <w:proofErr w:type="spellEnd"/>
+      <w:r>
+        <w:t xml:space="preserve">, </w:t>
+      </w:r>
+      <w:proofErr w:type="spellStart"/>
+      <w:r>
+        <w:t>mutou:knockr</w:t>
+      </w:r>
+      <w:proofErr w:type="spellEnd"/>
       <w:r>
         <w:t xml:space="preserve"> (</w:t>
       </w:r>
       <w:r>
-        <w:t>Dereck golpea hacia la derecha y Mutou cae hacia la derecha</w:t>
+        <w:t xml:space="preserve">Dereck golpea hacia la derecha y </w:t>
+      </w:r>
+      <w:proofErr w:type="spellStart"/>
+      <w:r>
+        <w:t>Mutou</w:t>
+      </w:r>
+      <w:proofErr w:type="spellEnd"/>
+      <w:r>
+        <w:t xml:space="preserve"> cae hacia la derecha</w:t>
       </w:r>
       <w:r>
         <w:t>)</w:t>
@@ -8482,9 +10250,14 @@
       </w:pPr>
       <w:bookmarkStart w:id="14" w:name="_Toc199261567"/>
       <w:r>
-        <w:t>Columna Delay</w:t>
+        <w:t xml:space="preserve">Columna </w:t>
+      </w:r>
+      <w:proofErr w:type="spellStart"/>
+      <w:r>
+        <w:t>Delay</w:t>
       </w:r>
       <w:bookmarkEnd w:id="14"/>
+      <w:proofErr w:type="spellEnd"/>
     </w:p>
     <w:p>
       <w:r>
@@ -8504,6 +10277,7 @@
         </w:numPr>
       </w:pPr>
       <w:r>
+        <w:lastRenderedPageBreak/>
         <w:t>7 caracteres por segundo: velocidad de texto lenta.</w:t>
       </w:r>
     </w:p>
@@ -8553,7 +10327,6 @@
     </w:p>
     <w:p>
       <w:r>
-        <w:lastRenderedPageBreak/>
         <w:tab/>
       </w:r>
       <w:r>
@@ -8618,7 +10391,119 @@
         <w:ind w:left="708"/>
       </w:pPr>
       <w:r>
-        <w:t>"No se que hora o que día es hoy, creo que es miércoles en la tarde.No se que hora o que día es hoy, creo que es miércoles en la tarde.No se que hora o que día es hoy, creo que es miércoles en la tarde.No se que hora o que día es hoy, creo que es miércoles en la tarde.No se que hora o que día es hoy, creo que es miércoles en la"</w:t>
+        <w:t xml:space="preserve">"No </w:t>
+      </w:r>
+      <w:proofErr w:type="spellStart"/>
+      <w:r>
+        <w:t>se</w:t>
+      </w:r>
+      <w:proofErr w:type="spellEnd"/>
+      <w:r>
+        <w:t xml:space="preserve"> </w:t>
+      </w:r>
+      <w:proofErr w:type="spellStart"/>
+      <w:r>
+        <w:t>que</w:t>
+      </w:r>
+      <w:proofErr w:type="spellEnd"/>
+      <w:r>
+        <w:t xml:space="preserve"> hora o que día es hoy, creo que es miércoles en la </w:t>
+      </w:r>
+      <w:proofErr w:type="spellStart"/>
+      <w:r>
+        <w:t>tarde.No</w:t>
+      </w:r>
+      <w:proofErr w:type="spellEnd"/>
+      <w:r>
+        <w:t xml:space="preserve"> </w:t>
+      </w:r>
+      <w:proofErr w:type="spellStart"/>
+      <w:r>
+        <w:t>se</w:t>
+      </w:r>
+      <w:proofErr w:type="spellEnd"/>
+      <w:r>
+        <w:t xml:space="preserve"> </w:t>
+      </w:r>
+      <w:proofErr w:type="spellStart"/>
+      <w:r>
+        <w:t>que</w:t>
+      </w:r>
+      <w:proofErr w:type="spellEnd"/>
+      <w:r>
+        <w:t xml:space="preserve"> hora o que día es hoy, creo que es miércoles en la </w:t>
+      </w:r>
+      <w:proofErr w:type="spellStart"/>
+      <w:r>
+        <w:t>tarde.No</w:t>
+      </w:r>
+      <w:proofErr w:type="spellEnd"/>
+      <w:r>
+        <w:t xml:space="preserve"> </w:t>
+      </w:r>
+      <w:proofErr w:type="spellStart"/>
+      <w:r>
+        <w:t>se</w:t>
+      </w:r>
+      <w:proofErr w:type="spellEnd"/>
+      <w:r>
+        <w:t xml:space="preserve"> </w:t>
+      </w:r>
+      <w:proofErr w:type="spellStart"/>
+      <w:r>
+        <w:t>que</w:t>
+      </w:r>
+      <w:proofErr w:type="spellEnd"/>
+      <w:r>
+        <w:t xml:space="preserve"> hora o que día es hoy, creo que es miércoles en la </w:t>
+      </w:r>
+      <w:proofErr w:type="spellStart"/>
+      <w:r>
+        <w:t>tarde.No</w:t>
+      </w:r>
+      <w:proofErr w:type="spellEnd"/>
+      <w:r>
+        <w:t xml:space="preserve"> </w:t>
+      </w:r>
+      <w:proofErr w:type="spellStart"/>
+      <w:r>
+        <w:t>se</w:t>
+      </w:r>
+      <w:proofErr w:type="spellEnd"/>
+      <w:r>
+        <w:t xml:space="preserve"> </w:t>
+      </w:r>
+      <w:proofErr w:type="spellStart"/>
+      <w:r>
+        <w:t>que</w:t>
+      </w:r>
+      <w:proofErr w:type="spellEnd"/>
+      <w:r>
+        <w:t xml:space="preserve"> hora o que día es hoy, creo que es miércoles en la </w:t>
+      </w:r>
+      <w:proofErr w:type="spellStart"/>
+      <w:r>
+        <w:t>tarde.No</w:t>
+      </w:r>
+      <w:proofErr w:type="spellEnd"/>
+      <w:r>
+        <w:t xml:space="preserve"> </w:t>
+      </w:r>
+      <w:proofErr w:type="spellStart"/>
+      <w:r>
+        <w:t>se</w:t>
+      </w:r>
+      <w:proofErr w:type="spellEnd"/>
+      <w:r>
+        <w:t xml:space="preserve"> </w:t>
+      </w:r>
+      <w:proofErr w:type="spellStart"/>
+      <w:r>
+        <w:t>que</w:t>
+      </w:r>
+      <w:proofErr w:type="spellEnd"/>
+      <w:r>
+        <w:t xml:space="preserve"> hora o que día es hoy, creo que es miércoles en la"</w:t>
       </w:r>
     </w:p>
     <w:p>
@@ -8634,7 +10519,15 @@
         <w:ind w:firstLine="708"/>
       </w:pPr>
       <w:r>
-        <w:t xml:space="preserve">Para saber cuantos pixeles tiene tu diálogo puedes utilizar el siguiente sitio web: </w:t>
+        <w:t xml:space="preserve">Para saber </w:t>
+      </w:r>
+      <w:proofErr w:type="spellStart"/>
+      <w:r>
+        <w:t>cuantos</w:t>
+      </w:r>
+      <w:proofErr w:type="spellEnd"/>
+      <w:r>
+        <w:t xml:space="preserve"> pixeles tiene tu diálogo puedes utilizar el siguiente sitio web: </w:t>
       </w:r>
       <w:hyperlink r:id="rId25" w:history="1">
         <w:r>
@@ -8685,7 +10578,6 @@
       </w:pPr>
       <w:bookmarkStart w:id="17" w:name="_Toc199261570"/>
       <w:r>
-        <w:lastRenderedPageBreak/>
         <w:t>Orden de ejecución</w:t>
       </w:r>
     </w:p>
@@ -8763,8 +10655,13 @@
           <w:numId w:val="18"/>
         </w:numPr>
       </w:pPr>
-      <w:r>
-        <w:t>Delay (tiempos de espera)</w:t>
+      <w:proofErr w:type="spellStart"/>
+      <w:r>
+        <w:t>Delay</w:t>
+      </w:r>
+      <w:proofErr w:type="spellEnd"/>
+      <w:r>
+        <w:t xml:space="preserve"> (tiempos de espera)</w:t>
       </w:r>
     </w:p>
     <w:p>
@@ -8940,9 +10837,54 @@
     </w:p>
     <w:p>
       <w:pPr>
+        <w:spacing w:after="0"/>
+      </w:pPr>
+    </w:p>
+    <w:p>
+      <w:pPr>
+        <w:spacing w:after="0"/>
+        <w:ind w:firstLine="708"/>
+      </w:pPr>
+      <w:r>
+        <w:t>Existen varios tipos de terminación de escenas, es importante que las conozcas todas para poder sacar el máximo provecho a tu historia. Si tu historia no tiene decisiones ni ramificaciones, céntrate en el tipo de terminación lineal, los demás no serán necesarios.</w:t>
+      </w:r>
+    </w:p>
+    <w:p>
+      <w:pPr>
+        <w:spacing w:after="0"/>
+        <w:ind w:firstLine="708"/>
+      </w:pPr>
+    </w:p>
+    <w:p>
+      <w:pPr>
+        <w:spacing w:after="0"/>
+        <w:ind w:firstLine="708"/>
+      </w:pPr>
+    </w:p>
+    <w:p>
+      <w:pPr>
+        <w:spacing w:after="0"/>
+        <w:ind w:firstLine="708"/>
+      </w:pPr>
+    </w:p>
+    <w:p>
+      <w:pPr>
+        <w:spacing w:after="0"/>
+        <w:ind w:firstLine="708"/>
+      </w:pPr>
+    </w:p>
+    <w:p>
+      <w:pPr>
+        <w:spacing w:after="0"/>
+        <w:ind w:firstLine="708"/>
+      </w:pPr>
+    </w:p>
+    <w:p>
+      <w:pPr>
         <w:pStyle w:val="Ttulo3"/>
       </w:pPr>
       <w:r>
+        <w:lastRenderedPageBreak/>
         <w:t>Lineal</w:t>
       </w:r>
     </w:p>
@@ -9008,7 +10950,6 @@
     </w:p>
     <w:p>
       <w:r>
-        <w:lastRenderedPageBreak/>
         <w:t xml:space="preserve">             </w:t>
       </w:r>
       <w:r>
@@ -9073,8 +11014,20 @@
     <w:p>
       <w:r>
         <w:tab/>
-        <w:t>Key_de_fin_de_escena_A ; Nombre_de_la_siguiente_escena</w:t>
-      </w:r>
+      </w:r>
+      <w:proofErr w:type="spellStart"/>
+      <w:r>
+        <w:t>Key_de_fin_de_escena_A</w:t>
+      </w:r>
+      <w:proofErr w:type="spellEnd"/>
+      <w:r>
+        <w:t xml:space="preserve"> ; </w:t>
+      </w:r>
+      <w:proofErr w:type="spellStart"/>
+      <w:r>
+        <w:t>Nombre_de_la_siguiente_escena</w:t>
+      </w:r>
+      <w:proofErr w:type="spellEnd"/>
     </w:p>
     <w:p>
       <w:r>
@@ -9082,7 +11035,15 @@
         <w:t xml:space="preserve">Por ejemplo, si estamos en una escena llamada </w:t>
       </w:r>
       <w:r>
-        <w:t xml:space="preserve">“studying_for_final_exam” y </w:t>
+        <w:t>“</w:t>
+      </w:r>
+      <w:proofErr w:type="spellStart"/>
+      <w:r>
+        <w:t>studying_for_final_exam</w:t>
+      </w:r>
+      <w:proofErr w:type="spellEnd"/>
+      <w:r>
+        <w:t xml:space="preserve">” y </w:t>
       </w:r>
       <w:r>
         <w:t xml:space="preserve">tenemos </w:t>
@@ -9094,7 +11055,15 @@
         <w:t xml:space="preserve"> escena</w:t>
       </w:r>
       <w:r>
-        <w:t xml:space="preserve"> que le sigue llamada “the_final_exam”, el archivo de control studying_for_</w:t>
+        <w:t xml:space="preserve"> que le sigue llamada “</w:t>
+      </w:r>
+      <w:proofErr w:type="spellStart"/>
+      <w:r>
+        <w:t>the_final_exam</w:t>
+      </w:r>
+      <w:proofErr w:type="spellEnd"/>
+      <w:r>
+        <w:t>”, el archivo de control studying_for_</w:t>
       </w:r>
       <w:r>
         <w:t>final_</w:t>
@@ -9124,6 +11093,7 @@
       <w:pPr>
         <w:ind w:firstLine="708"/>
       </w:pPr>
+      <w:proofErr w:type="spellStart"/>
       <w:r>
         <w:rPr>
           <w:highlight w:val="yellow"/>
@@ -9134,19 +11104,36 @@
         <w:rPr>
           <w:highlight w:val="yellow"/>
         </w:rPr>
-        <w:t xml:space="preserve">_end ; </w:t>
-      </w:r>
+        <w:t>_end</w:t>
+      </w:r>
+      <w:proofErr w:type="spellEnd"/>
+      <w:r>
+        <w:rPr>
+          <w:highlight w:val="yellow"/>
+        </w:rPr>
+        <w:t xml:space="preserve"> ; </w:t>
+      </w:r>
+      <w:proofErr w:type="spellStart"/>
       <w:r>
         <w:rPr>
           <w:highlight w:val="yellow"/>
         </w:rPr>
         <w:t>the_final_exam</w:t>
       </w:r>
+      <w:proofErr w:type="spellEnd"/>
     </w:p>
     <w:p>
       <w:r>
         <w:tab/>
-        <w:t>Continuando con el ejemplo de la segunda imagen, imaginemos que en nuestra historia hay un examen obligatorio que sin importar la ruta en que se encuentre el jugador, este examen siempre va a suceder. La escena del examen la llamaremos “the_x_exam”.</w:t>
+        <w:t>Continuando con el ejemplo de la segunda imagen, imaginemos que en nuestra historia hay un examen obligatorio que sin importar la ruta en que se encuentre el jugador, este examen siempre va a suceder. La escena del examen la llamaremos “</w:t>
+      </w:r>
+      <w:proofErr w:type="spellStart"/>
+      <w:r>
+        <w:t>the_x_exam</w:t>
+      </w:r>
+      <w:proofErr w:type="spellEnd"/>
+      <w:r>
+        <w:t>”.</w:t>
       </w:r>
     </w:p>
     <w:p>
@@ -9171,6 +11158,7 @@
         </w:sectPr>
       </w:pPr>
       <w:r>
+        <w:lastRenderedPageBreak/>
         <w:tab/>
       </w:r>
     </w:p>
@@ -9197,12 +11185,28 @@
       <w:pPr>
         <w:spacing w:after="0"/>
       </w:pPr>
-      <w:r>
-        <w:rPr>
-          <w:highlight w:val="yellow"/>
-        </w:rPr>
-        <w:t>katherine_scene_end ; the_x_exam</w:t>
-      </w:r>
+      <w:proofErr w:type="spellStart"/>
+      <w:r>
+        <w:rPr>
+          <w:highlight w:val="yellow"/>
+        </w:rPr>
+        <w:t>katherine_scene_end</w:t>
+      </w:r>
+      <w:proofErr w:type="spellEnd"/>
+      <w:r>
+        <w:rPr>
+          <w:highlight w:val="yellow"/>
+        </w:rPr>
+        <w:t xml:space="preserve"> ; </w:t>
+      </w:r>
+      <w:proofErr w:type="spellStart"/>
+      <w:r>
+        <w:rPr>
+          <w:highlight w:val="yellow"/>
+        </w:rPr>
+        <w:t>the_x_exam</w:t>
+      </w:r>
+      <w:proofErr w:type="spellEnd"/>
     </w:p>
     <w:p/>
     <w:p/>
@@ -9229,16 +11233,40 @@
       <w:pPr>
         <w:spacing w:after="0"/>
       </w:pPr>
-      <w:r>
-        <w:rPr>
-          <w:highlight w:val="yellow"/>
-        </w:rPr>
-        <w:t>amber_scene_end ; the_x_exam</w:t>
-      </w:r>
-    </w:p>
-    <w:p>
-      <w:r>
-        <w:t>(En la ruta de Mariangeles)</w:t>
+      <w:proofErr w:type="spellStart"/>
+      <w:r>
+        <w:rPr>
+          <w:highlight w:val="yellow"/>
+        </w:rPr>
+        <w:t>amber_scene_end</w:t>
+      </w:r>
+      <w:proofErr w:type="spellEnd"/>
+      <w:r>
+        <w:rPr>
+          <w:highlight w:val="yellow"/>
+        </w:rPr>
+        <w:t xml:space="preserve"> ; </w:t>
+      </w:r>
+      <w:proofErr w:type="spellStart"/>
+      <w:r>
+        <w:rPr>
+          <w:highlight w:val="yellow"/>
+        </w:rPr>
+        <w:t>the_x_exam</w:t>
+      </w:r>
+      <w:proofErr w:type="spellEnd"/>
+    </w:p>
+    <w:p>
+      <w:r>
+        <w:t xml:space="preserve">(En la ruta de </w:t>
+      </w:r>
+      <w:proofErr w:type="spellStart"/>
+      <w:r>
+        <w:t>Mariangeles</w:t>
+      </w:r>
+      <w:proofErr w:type="spellEnd"/>
+      <w:r>
+        <w:t>)</w:t>
       </w:r>
     </w:p>
     <w:p>
@@ -9259,18 +11287,42 @@
       <w:pPr>
         <w:spacing w:after="0"/>
       </w:pPr>
-      <w:r>
-        <w:rPr>
-          <w:highlight w:val="yellow"/>
-        </w:rPr>
-        <w:t>mariangeles_scene_end ; the_x_exam</w:t>
-      </w:r>
+      <w:proofErr w:type="spellStart"/>
+      <w:r>
+        <w:rPr>
+          <w:highlight w:val="yellow"/>
+        </w:rPr>
+        <w:t>mariangeles_scene_end</w:t>
+      </w:r>
+      <w:proofErr w:type="spellEnd"/>
+      <w:r>
+        <w:rPr>
+          <w:highlight w:val="yellow"/>
+        </w:rPr>
+        <w:t xml:space="preserve"> ; </w:t>
+      </w:r>
+      <w:proofErr w:type="spellStart"/>
+      <w:r>
+        <w:rPr>
+          <w:highlight w:val="yellow"/>
+        </w:rPr>
+        <w:t>the_x_exam</w:t>
+      </w:r>
+      <w:proofErr w:type="spellEnd"/>
     </w:p>
     <w:p/>
     <w:p/>
     <w:p>
       <w:r>
-        <w:t>(En la ruta de Stefannie)</w:t>
+        <w:t xml:space="preserve">(En la ruta de </w:t>
+      </w:r>
+      <w:proofErr w:type="spellStart"/>
+      <w:r>
+        <w:t>Stefannie</w:t>
+      </w:r>
+      <w:proofErr w:type="spellEnd"/>
+      <w:r>
+        <w:t>)</w:t>
       </w:r>
     </w:p>
     <w:p>
@@ -9298,12 +11350,28 @@
           <w:docGrid w:linePitch="360"/>
         </w:sectPr>
       </w:pPr>
-      <w:r>
-        <w:rPr>
-          <w:highlight w:val="yellow"/>
-        </w:rPr>
-        <w:t>stefannie_scene_end ; the_x_exam</w:t>
-      </w:r>
+      <w:proofErr w:type="spellStart"/>
+      <w:r>
+        <w:rPr>
+          <w:highlight w:val="yellow"/>
+        </w:rPr>
+        <w:t>stefannie_scene_end</w:t>
+      </w:r>
+      <w:proofErr w:type="spellEnd"/>
+      <w:r>
+        <w:rPr>
+          <w:highlight w:val="yellow"/>
+        </w:rPr>
+        <w:t xml:space="preserve"> ; </w:t>
+      </w:r>
+      <w:proofErr w:type="spellStart"/>
+      <w:r>
+        <w:rPr>
+          <w:highlight w:val="yellow"/>
+        </w:rPr>
+        <w:t>the_x_exam</w:t>
+      </w:r>
+      <w:proofErr w:type="spellEnd"/>
     </w:p>
     <w:p>
       <w:pPr>
@@ -9334,7 +11402,6 @@
         <w:pStyle w:val="Ttulo3"/>
       </w:pPr>
       <w:r>
-        <w:lastRenderedPageBreak/>
         <w:t>Decisión</w:t>
       </w:r>
     </w:p>
@@ -9374,7 +11441,14 @@
           <w:sz w:val="22"/>
           <w:szCs w:val="22"/>
         </w:rPr>
-        <w:t xml:space="preserve"> ; de decision</w:t>
+        <w:t xml:space="preserve"> ;</w:t>
+      </w:r>
+      <w:r>
+        <w:rPr>
+          <w:sz w:val="22"/>
+          <w:szCs w:val="22"/>
+        </w:rPr>
+        <w:t>texto</w:t>
       </w:r>
     </w:p>
     <w:p>
@@ -9496,6 +11570,7 @@
     </w:p>
     <w:p>
       <w:r>
+        <w:lastRenderedPageBreak/>
         <w:t xml:space="preserve">       </w:t>
       </w:r>
       <w:r>
@@ -9547,7 +11622,6 @@
     </w:p>
     <w:p>
       <w:r>
-        <w:lastRenderedPageBreak/>
         <w:t xml:space="preserve">            </w:t>
       </w:r>
       <w:r>
@@ -9630,17 +11704,51 @@
       <w:r>
         <w:tab/>
       </w:r>
-      <w:r>
-        <w:rPr>
-          <w:highlight w:val="yellow"/>
-        </w:rPr>
-        <w:t>give_sushi ; ; scene_B</w:t>
-      </w:r>
-      <w:r>
-        <w:rPr>
-          <w:highlight w:val="yellow"/>
-        </w:rPr>
-        <w:t>;Sushi</w:t>
+      <w:proofErr w:type="spellStart"/>
+      <w:r>
+        <w:rPr>
+          <w:highlight w:val="yellow"/>
+        </w:rPr>
+        <w:t>give_sushi</w:t>
+      </w:r>
+      <w:proofErr w:type="spellEnd"/>
+      <w:r>
+        <w:rPr>
+          <w:highlight w:val="yellow"/>
+        </w:rPr>
+        <w:t xml:space="preserve"> ; ; </w:t>
+      </w:r>
+      <w:proofErr w:type="spellStart"/>
+      <w:r>
+        <w:rPr>
+          <w:highlight w:val="yellow"/>
+        </w:rPr>
+        <w:t>scene_B</w:t>
+      </w:r>
+      <w:proofErr w:type="spellEnd"/>
+      <w:r>
+        <w:rPr>
+          <w:highlight w:val="yellow"/>
+        </w:rPr>
+        <w:t xml:space="preserve"> </w:t>
+      </w:r>
+      <w:r>
+        <w:rPr>
+          <w:highlight w:val="yellow"/>
+        </w:rPr>
+        <w:t>;</w:t>
+      </w:r>
+      <w:r>
+        <w:rPr>
+          <w:highlight w:val="yellow"/>
+        </w:rPr>
+        <w:t xml:space="preserve"> </w:t>
+      </w:r>
+      <w:r>
+        <w:rPr>
+          <w:highlight w:val="yellow"/>
+        </w:rPr>
+        <w:t>Sushi</w:t>
       </w:r>
     </w:p>
     <w:p>
@@ -9653,17 +11761,51 @@
       <w:r>
         <w:tab/>
       </w:r>
-      <w:r>
-        <w:rPr>
-          <w:highlight w:val="yellow"/>
-        </w:rPr>
-        <w:t>give_salad ; amistad : -1 ; scene_C</w:t>
-      </w:r>
-      <w:r>
-        <w:rPr>
-          <w:highlight w:val="yellow"/>
-        </w:rPr>
-        <w:t>;Ensalada</w:t>
+      <w:proofErr w:type="spellStart"/>
+      <w:r>
+        <w:rPr>
+          <w:highlight w:val="yellow"/>
+        </w:rPr>
+        <w:t>give_salad</w:t>
+      </w:r>
+      <w:proofErr w:type="spellEnd"/>
+      <w:r>
+        <w:rPr>
+          <w:highlight w:val="yellow"/>
+        </w:rPr>
+        <w:t xml:space="preserve"> ; amistad : -1 ; </w:t>
+      </w:r>
+      <w:proofErr w:type="spellStart"/>
+      <w:r>
+        <w:rPr>
+          <w:highlight w:val="yellow"/>
+        </w:rPr>
+        <w:t>scene_C</w:t>
+      </w:r>
+      <w:proofErr w:type="spellEnd"/>
+      <w:r>
+        <w:rPr>
+          <w:highlight w:val="yellow"/>
+        </w:rPr>
+        <w:t xml:space="preserve"> </w:t>
+      </w:r>
+      <w:r>
+        <w:rPr>
+          <w:highlight w:val="yellow"/>
+        </w:rPr>
+        <w:t>;</w:t>
+      </w:r>
+      <w:r>
+        <w:rPr>
+          <w:highlight w:val="yellow"/>
+        </w:rPr>
+        <w:t xml:space="preserve"> </w:t>
+      </w:r>
+      <w:r>
+        <w:rPr>
+          <w:highlight w:val="yellow"/>
+        </w:rPr>
+        <w:t>Ensalada</w:t>
       </w:r>
     </w:p>
     <w:p>
@@ -9673,17 +11815,51 @@
       <w:r>
         <w:tab/>
       </w:r>
-      <w:r>
-        <w:rPr>
-          <w:highlight w:val="yellow"/>
-        </w:rPr>
-        <w:t>give_beef ; amistad : 1 ; scene_D</w:t>
-      </w:r>
-      <w:r>
-        <w:rPr>
-          <w:highlight w:val="yellow"/>
-        </w:rPr>
-        <w:t>;Bistec</w:t>
+      <w:proofErr w:type="spellStart"/>
+      <w:r>
+        <w:rPr>
+          <w:highlight w:val="yellow"/>
+        </w:rPr>
+        <w:t>give_beef</w:t>
+      </w:r>
+      <w:proofErr w:type="spellEnd"/>
+      <w:r>
+        <w:rPr>
+          <w:highlight w:val="yellow"/>
+        </w:rPr>
+        <w:t xml:space="preserve"> ; amistad : 1 ; </w:t>
+      </w:r>
+      <w:proofErr w:type="spellStart"/>
+      <w:r>
+        <w:rPr>
+          <w:highlight w:val="yellow"/>
+        </w:rPr>
+        <w:t>scene_D</w:t>
+      </w:r>
+      <w:proofErr w:type="spellEnd"/>
+      <w:r>
+        <w:rPr>
+          <w:highlight w:val="yellow"/>
+        </w:rPr>
+        <w:t xml:space="preserve"> </w:t>
+      </w:r>
+      <w:r>
+        <w:rPr>
+          <w:highlight w:val="yellow"/>
+        </w:rPr>
+        <w:t>;</w:t>
+      </w:r>
+      <w:r>
+        <w:rPr>
+          <w:highlight w:val="yellow"/>
+        </w:rPr>
+        <w:t xml:space="preserve"> </w:t>
+      </w:r>
+      <w:r>
+        <w:rPr>
+          <w:highlight w:val="yellow"/>
+        </w:rPr>
+        <w:t>Bistec</w:t>
       </w:r>
     </w:p>
     <w:p>
@@ -9697,10 +11873,54 @@
       </w:pPr>
       <w:r>
         <w:tab/>
-        <w:t>Nuevamente hago énfasis en que cada opción debe tener su identificador único ya que nos servirá para manejar las consecuencias</w:t>
-      </w:r>
-      <w:r>
-        <w:t>, este caso son “give_sushi”, “give_salad” y “give_beef”, estos identificadores jamás deben repetirse, o al menos, en la ruta actual</w:t>
+        <w:t xml:space="preserve">Nuevamente hago énfasis en que cada opción debe tener su identificador único ya que nos servirá para manejar las </w:t>
+      </w:r>
+      <w:r>
+        <w:rPr>
+          <w:b/>
+          <w:bCs/>
+        </w:rPr>
+        <w:t>consecuencias</w:t>
+      </w:r>
+      <w:r>
+        <w:t>, este caso son “</w:t>
+      </w:r>
+      <w:proofErr w:type="spellStart"/>
+      <w:r>
+        <w:t>give_sushi</w:t>
+      </w:r>
+      <w:proofErr w:type="spellEnd"/>
+      <w:r>
+        <w:t>”, “</w:t>
+      </w:r>
+      <w:proofErr w:type="spellStart"/>
+      <w:r>
+        <w:t>give_salad</w:t>
+      </w:r>
+      <w:proofErr w:type="spellEnd"/>
+      <w:r>
+        <w:t>” y “</w:t>
+      </w:r>
+      <w:proofErr w:type="spellStart"/>
+      <w:r>
+        <w:t>give_beef</w:t>
+      </w:r>
+      <w:proofErr w:type="spellEnd"/>
+      <w:r>
+        <w:t>”, estos identificadores jamás deben repetirse, o al menos, en la</w:t>
+      </w:r>
+      <w:r>
+        <w:t xml:space="preserve"> misma</w:t>
+      </w:r>
+      <w:r>
+        <w:t xml:space="preserve"> </w:t>
+      </w:r>
+      <w:r>
+        <w:rPr>
+          <w:b/>
+          <w:bCs/>
+        </w:rPr>
+        <w:t>ruta</w:t>
       </w:r>
       <w:r>
         <w:t>.</w:t>
@@ -9712,7 +11932,17 @@
       </w:pPr>
       <w:r>
         <w:tab/>
-        <w:t>Al igual que con los diálogos, para agregar nuevos textos dependiendo del idioma, debemos seguir agregando ; y añadiendo los textos correspondientes al idioma.</w:t>
+        <w:t xml:space="preserve">Al igual que con los </w:t>
+      </w:r>
+      <w:r>
+        <w:rPr>
+          <w:b/>
+          <w:bCs/>
+        </w:rPr>
+        <w:t>diálogos</w:t>
+      </w:r>
+      <w:r>
+        <w:t>, para agregar nuevos textos dependiendo del idioma, debemos seguir agregando ; y añadiendo los textos correspondientes al idioma.</w:t>
       </w:r>
     </w:p>
     <w:p>
@@ -9720,6 +11950,7 @@
         <w:pStyle w:val="Ttulo3"/>
       </w:pPr>
       <w:r>
+        <w:lastRenderedPageBreak/>
         <w:t>Condición</w:t>
       </w:r>
     </w:p>
@@ -9760,7 +11991,6 @@
         <w:pStyle w:val="Ttulo4"/>
       </w:pPr>
       <w:r>
-        <w:lastRenderedPageBreak/>
         <w:t>Condición por puntos</w:t>
       </w:r>
     </w:p>
@@ -9817,8 +12047,16 @@
         <w:rPr>
           <w:highlight w:val="yellow"/>
         </w:rPr>
-        <w:t>#condition points</w:t>
-      </w:r>
+        <w:t xml:space="preserve">#condition </w:t>
+      </w:r>
+      <w:proofErr w:type="spellStart"/>
+      <w:r>
+        <w:rPr>
+          <w:highlight w:val="yellow"/>
+        </w:rPr>
+        <w:t>points</w:t>
+      </w:r>
+      <w:proofErr w:type="spellEnd"/>
     </w:p>
     <w:p>
       <w:pPr>
@@ -9827,11 +12065,19 @@
       <w:r>
         <w:tab/>
       </w:r>
-      <w:r>
-        <w:rPr>
-          <w:highlight w:val="yellow"/>
-        </w:rPr>
-        <w:t>exam_positive_grade ; calificación &gt; 10 ; aprobado</w:t>
+      <w:proofErr w:type="spellStart"/>
+      <w:r>
+        <w:rPr>
+          <w:highlight w:val="yellow"/>
+        </w:rPr>
+        <w:t>exam_positive_grade</w:t>
+      </w:r>
+      <w:proofErr w:type="spellEnd"/>
+      <w:r>
+        <w:rPr>
+          <w:highlight w:val="yellow"/>
+        </w:rPr>
+        <w:t xml:space="preserve"> ; calificación &gt; 10 ; aprobado</w:t>
       </w:r>
     </w:p>
     <w:p>
@@ -9841,11 +12087,19 @@
       <w:r>
         <w:tab/>
       </w:r>
-      <w:r>
-        <w:rPr>
-          <w:highlight w:val="yellow"/>
-        </w:rPr>
-        <w:t>exam_negative_grade ; ; reprobado</w:t>
+      <w:proofErr w:type="spellStart"/>
+      <w:r>
+        <w:rPr>
+          <w:highlight w:val="yellow"/>
+        </w:rPr>
+        <w:t>exam_negative_grade</w:t>
+      </w:r>
+      <w:proofErr w:type="spellEnd"/>
+      <w:r>
+        <w:rPr>
+          <w:highlight w:val="yellow"/>
+        </w:rPr>
+        <w:t xml:space="preserve"> ; ; reprobado</w:t>
       </w:r>
     </w:p>
     <w:p>
@@ -9944,8 +12198,20 @@
         <w:ind w:firstLine="708"/>
       </w:pPr>
       <w:r>
-        <w:t>#condition points</w:t>
-      </w:r>
+        <w:rPr>
+          <w:highlight w:val="yellow"/>
+        </w:rPr>
+        <w:lastRenderedPageBreak/>
+        <w:t xml:space="preserve">#condition </w:t>
+      </w:r>
+      <w:proofErr w:type="spellStart"/>
+      <w:r>
+        <w:rPr>
+          <w:highlight w:val="yellow"/>
+        </w:rPr>
+        <w:t>points</w:t>
+      </w:r>
+      <w:proofErr w:type="spellEnd"/>
     </w:p>
     <w:p>
       <w:pPr>
@@ -9955,12 +12221,28 @@
           <w:highlight w:val="yellow"/>
         </w:rPr>
       </w:pPr>
-      <w:r>
-        <w:rPr>
-          <w:highlight w:val="yellow"/>
-        </w:rPr>
-        <w:t>Katherine_route_good_end ; amistad &gt; 18, calificación &gt; 10 ; final_bueno</w:t>
-      </w:r>
+      <w:proofErr w:type="spellStart"/>
+      <w:r>
+        <w:rPr>
+          <w:highlight w:val="yellow"/>
+        </w:rPr>
+        <w:t>Katherine_route_good_end</w:t>
+      </w:r>
+      <w:proofErr w:type="spellEnd"/>
+      <w:r>
+        <w:rPr>
+          <w:highlight w:val="yellow"/>
+        </w:rPr>
+        <w:t xml:space="preserve"> ; amistad &gt; 18, calificación &gt; 10 ; </w:t>
+      </w:r>
+      <w:proofErr w:type="spellStart"/>
+      <w:r>
+        <w:rPr>
+          <w:highlight w:val="yellow"/>
+        </w:rPr>
+        <w:t>final_bueno</w:t>
+      </w:r>
+      <w:proofErr w:type="spellEnd"/>
     </w:p>
     <w:p>
       <w:pPr>
@@ -9970,6 +12252,7 @@
           <w:highlight w:val="yellow"/>
         </w:rPr>
       </w:pPr>
+      <w:proofErr w:type="spellStart"/>
       <w:r>
         <w:rPr>
           <w:highlight w:val="yellow"/>
@@ -9986,7 +12269,14 @@
         <w:rPr>
           <w:highlight w:val="yellow"/>
         </w:rPr>
-        <w:t xml:space="preserve">_end ; amistad &gt; </w:t>
+        <w:t>_end</w:t>
+      </w:r>
+      <w:proofErr w:type="spellEnd"/>
+      <w:r>
+        <w:rPr>
+          <w:highlight w:val="yellow"/>
+        </w:rPr>
+        <w:t xml:space="preserve"> ; amistad &gt; </w:t>
       </w:r>
       <w:r>
         <w:rPr>
@@ -10010,7 +12300,14 @@
         <w:rPr>
           <w:highlight w:val="yellow"/>
         </w:rPr>
-        <w:t xml:space="preserve"> ; final_</w:t>
+        <w:t xml:space="preserve"> ; </w:t>
+      </w:r>
+      <w:proofErr w:type="spellStart"/>
+      <w:r>
+        <w:rPr>
+          <w:highlight w:val="yellow"/>
+        </w:rPr>
+        <w:t>final_</w:t>
       </w:r>
       <w:r>
         <w:rPr>
@@ -10018,18 +12315,35 @@
         </w:rPr>
         <w:t>neutral</w:t>
       </w:r>
+      <w:proofErr w:type="spellEnd"/>
     </w:p>
     <w:p>
       <w:pPr>
         <w:spacing w:after="0"/>
         <w:ind w:firstLine="708"/>
       </w:pPr>
-      <w:r>
-        <w:rPr>
-          <w:highlight w:val="yellow"/>
-        </w:rPr>
-        <w:t>Katherine_route_bad_end ; ; final_malo</w:t>
-      </w:r>
+      <w:proofErr w:type="spellStart"/>
+      <w:r>
+        <w:rPr>
+          <w:highlight w:val="yellow"/>
+        </w:rPr>
+        <w:t>Katherine_route_bad_end</w:t>
+      </w:r>
+      <w:proofErr w:type="spellEnd"/>
+      <w:r>
+        <w:rPr>
+          <w:highlight w:val="yellow"/>
+        </w:rPr>
+        <w:t xml:space="preserve"> ; ; </w:t>
+      </w:r>
+      <w:proofErr w:type="spellStart"/>
+      <w:r>
+        <w:rPr>
+          <w:highlight w:val="yellow"/>
+        </w:rPr>
+        <w:t>final_malo</w:t>
+      </w:r>
+      <w:proofErr w:type="spellEnd"/>
     </w:p>
     <w:p>
       <w:pPr>
@@ -10037,55 +12351,12 @@
         <w:ind w:firstLine="708"/>
       </w:pPr>
     </w:p>
-    <w:p>
-      <w:pPr>
-        <w:spacing w:after="0"/>
-        <w:ind w:firstLine="708"/>
-      </w:pPr>
-    </w:p>
-    <w:p>
-      <w:pPr>
-        <w:spacing w:after="0"/>
-        <w:ind w:firstLine="708"/>
-      </w:pPr>
-    </w:p>
-    <w:p>
-      <w:pPr>
-        <w:spacing w:after="0"/>
-        <w:ind w:firstLine="708"/>
-      </w:pPr>
-    </w:p>
-    <w:p>
-      <w:pPr>
-        <w:spacing w:after="0"/>
-        <w:ind w:firstLine="708"/>
-      </w:pPr>
-    </w:p>
-    <w:p>
-      <w:pPr>
-        <w:spacing w:after="0"/>
-        <w:ind w:firstLine="708"/>
-      </w:pPr>
-    </w:p>
-    <w:p>
-      <w:pPr>
-        <w:spacing w:after="0"/>
-        <w:ind w:firstLine="708"/>
-      </w:pPr>
-    </w:p>
-    <w:p>
-      <w:pPr>
-        <w:spacing w:after="0"/>
-        <w:ind w:firstLine="708"/>
-      </w:pPr>
-    </w:p>
     <w:p/>
     <w:p>
       <w:pPr>
         <w:pStyle w:val="Ttulo4"/>
       </w:pPr>
       <w:r>
-        <w:lastRenderedPageBreak/>
         <w:t>Condición por decisión</w:t>
       </w:r>
     </w:p>
@@ -10161,12 +12432,42 @@
       <w:r>
         <w:tab/>
       </w:r>
-      <w:r>
-        <w:rPr>
-          <w:highlight w:val="yellow"/>
-        </w:rPr>
-        <w:t>sushi_gived ; give_sushi ; escena_B</w:t>
-      </w:r>
+      <w:proofErr w:type="spellStart"/>
+      <w:r>
+        <w:rPr>
+          <w:highlight w:val="yellow"/>
+        </w:rPr>
+        <w:t>sushi_gived</w:t>
+      </w:r>
+      <w:proofErr w:type="spellEnd"/>
+      <w:r>
+        <w:rPr>
+          <w:highlight w:val="yellow"/>
+        </w:rPr>
+        <w:t xml:space="preserve"> ; </w:t>
+      </w:r>
+      <w:proofErr w:type="spellStart"/>
+      <w:r>
+        <w:rPr>
+          <w:highlight w:val="yellow"/>
+        </w:rPr>
+        <w:t>give_sushi</w:t>
+      </w:r>
+      <w:proofErr w:type="spellEnd"/>
+      <w:r>
+        <w:rPr>
+          <w:highlight w:val="yellow"/>
+        </w:rPr>
+        <w:t xml:space="preserve"> ; </w:t>
+      </w:r>
+      <w:proofErr w:type="spellStart"/>
+      <w:r>
+        <w:rPr>
+          <w:highlight w:val="yellow"/>
+        </w:rPr>
+        <w:t>escena_B</w:t>
+      </w:r>
+      <w:proofErr w:type="spellEnd"/>
     </w:p>
     <w:p>
       <w:pPr>
@@ -10175,24 +12476,84 @@
       <w:r>
         <w:tab/>
       </w:r>
-      <w:r>
-        <w:rPr>
-          <w:highlight w:val="yellow"/>
-        </w:rPr>
-        <w:t>salad_gived ; give_salad ; escena_C</w:t>
-      </w:r>
+      <w:proofErr w:type="spellStart"/>
+      <w:r>
+        <w:rPr>
+          <w:highlight w:val="yellow"/>
+        </w:rPr>
+        <w:t>salad_gived</w:t>
+      </w:r>
+      <w:proofErr w:type="spellEnd"/>
+      <w:r>
+        <w:rPr>
+          <w:highlight w:val="yellow"/>
+        </w:rPr>
+        <w:t xml:space="preserve"> ; </w:t>
+      </w:r>
+      <w:proofErr w:type="spellStart"/>
+      <w:r>
+        <w:rPr>
+          <w:highlight w:val="yellow"/>
+        </w:rPr>
+        <w:t>give_salad</w:t>
+      </w:r>
+      <w:proofErr w:type="spellEnd"/>
+      <w:r>
+        <w:rPr>
+          <w:highlight w:val="yellow"/>
+        </w:rPr>
+        <w:t xml:space="preserve"> ; </w:t>
+      </w:r>
+      <w:proofErr w:type="spellStart"/>
+      <w:r>
+        <w:rPr>
+          <w:highlight w:val="yellow"/>
+        </w:rPr>
+        <w:t>escena_C</w:t>
+      </w:r>
+      <w:proofErr w:type="spellEnd"/>
     </w:p>
     <w:p>
       <w:pPr>
         <w:spacing w:after="0"/>
         <w:ind w:firstLine="708"/>
       </w:pPr>
-      <w:r>
-        <w:rPr>
-          <w:highlight w:val="yellow"/>
-        </w:rPr>
-        <w:t>beef_gived ; give_beef ; escena_D</w:t>
-      </w:r>
+      <w:proofErr w:type="spellStart"/>
+      <w:r>
+        <w:rPr>
+          <w:highlight w:val="yellow"/>
+        </w:rPr>
+        <w:t>beef_gived</w:t>
+      </w:r>
+      <w:proofErr w:type="spellEnd"/>
+      <w:r>
+        <w:rPr>
+          <w:highlight w:val="yellow"/>
+        </w:rPr>
+        <w:t xml:space="preserve"> ; </w:t>
+      </w:r>
+      <w:proofErr w:type="spellStart"/>
+      <w:r>
+        <w:rPr>
+          <w:highlight w:val="yellow"/>
+        </w:rPr>
+        <w:t>give_beef</w:t>
+      </w:r>
+      <w:proofErr w:type="spellEnd"/>
+      <w:r>
+        <w:rPr>
+          <w:highlight w:val="yellow"/>
+        </w:rPr>
+        <w:t xml:space="preserve"> ; </w:t>
+      </w:r>
+      <w:proofErr w:type="spellStart"/>
+      <w:r>
+        <w:rPr>
+          <w:highlight w:val="yellow"/>
+        </w:rPr>
+        <w:t>escena_D</w:t>
+      </w:r>
+      <w:proofErr w:type="spellEnd"/>
     </w:p>
     <w:p>
       <w:pPr>
@@ -10276,13 +12637,22 @@
         <w:pStyle w:val="Ttulo4"/>
       </w:pPr>
       <w:r>
+        <w:lastRenderedPageBreak/>
         <w:t>Condición por escena</w:t>
       </w:r>
     </w:p>
     <w:p>
       <w:r>
         <w:tab/>
-        <w:t>Por ultimo, también podremos bifurcar el juego dependiendo de las escenas que el jugador haya visto</w:t>
+        <w:t xml:space="preserve">Por </w:t>
+      </w:r>
+      <w:proofErr w:type="spellStart"/>
+      <w:r>
+        <w:t>ultimo</w:t>
+      </w:r>
+      <w:proofErr w:type="spellEnd"/>
+      <w:r>
+        <w:t>, también podremos bifurcar el juego dependiendo de las escenas que el jugador haya visto</w:t>
       </w:r>
       <w:r>
         <w:t>, es similar a las condiciones por decisión solo que en este caso se va a utilizar los nombres de los archivos de control.</w:t>
@@ -10293,7 +12663,6 @@
         <w:rPr>
           <w:noProof/>
         </w:rPr>
-        <w:lastRenderedPageBreak/>
         <w:drawing>
           <wp:inline distT="0" distB="0" distL="0" distR="0" wp14:anchorId="37687B73" wp14:editId="05682B4E">
             <wp:extent cx="5400040" cy="2165350"/>
@@ -10366,8 +12735,16 @@
         <w:rPr>
           <w:highlight w:val="yellow"/>
         </w:rPr>
-        <w:t>#condition scene</w:t>
-      </w:r>
+        <w:t xml:space="preserve">#condition </w:t>
+      </w:r>
+      <w:proofErr w:type="spellStart"/>
+      <w:r>
+        <w:rPr>
+          <w:highlight w:val="yellow"/>
+        </w:rPr>
+        <w:t>scene</w:t>
+      </w:r>
+      <w:proofErr w:type="spellEnd"/>
     </w:p>
     <w:p>
       <w:pPr>
@@ -10377,12 +12754,42 @@
           <w:highlight w:val="yellow"/>
         </w:rPr>
       </w:pPr>
-      <w:r>
-        <w:rPr>
-          <w:highlight w:val="yellow"/>
-        </w:rPr>
-        <w:t>earthquake_lived_in_home ; earthquake_in_home ; tell_home_earthquake</w:t>
-      </w:r>
+      <w:proofErr w:type="spellStart"/>
+      <w:r>
+        <w:rPr>
+          <w:highlight w:val="yellow"/>
+        </w:rPr>
+        <w:t>earthquake_lived_in_home</w:t>
+      </w:r>
+      <w:proofErr w:type="spellEnd"/>
+      <w:r>
+        <w:rPr>
+          <w:highlight w:val="yellow"/>
+        </w:rPr>
+        <w:t xml:space="preserve"> ; </w:t>
+      </w:r>
+      <w:proofErr w:type="spellStart"/>
+      <w:r>
+        <w:rPr>
+          <w:highlight w:val="yellow"/>
+        </w:rPr>
+        <w:t>earthquake_in_home</w:t>
+      </w:r>
+      <w:proofErr w:type="spellEnd"/>
+      <w:r>
+        <w:rPr>
+          <w:highlight w:val="yellow"/>
+        </w:rPr>
+        <w:t xml:space="preserve"> ; </w:t>
+      </w:r>
+      <w:proofErr w:type="spellStart"/>
+      <w:r>
+        <w:rPr>
+          <w:highlight w:val="yellow"/>
+        </w:rPr>
+        <w:t>tell_home_earthquake</w:t>
+      </w:r>
+      <w:proofErr w:type="spellEnd"/>
     </w:p>
     <w:p>
       <w:pPr>
@@ -10392,11 +12799,26 @@
           <w:highlight w:val="yellow"/>
         </w:rPr>
       </w:pPr>
-      <w:r>
-        <w:rPr>
-          <w:highlight w:val="yellow"/>
-        </w:rPr>
-        <w:t>earthquake_lived_in_shop ; earthquake_in_</w:t>
+      <w:proofErr w:type="spellStart"/>
+      <w:r>
+        <w:rPr>
+          <w:highlight w:val="yellow"/>
+        </w:rPr>
+        <w:t>earthquake_lived_in_shop</w:t>
+      </w:r>
+      <w:proofErr w:type="spellEnd"/>
+      <w:r>
+        <w:rPr>
+          <w:highlight w:val="yellow"/>
+        </w:rPr>
+        <w:t xml:space="preserve"> ; </w:t>
+      </w:r>
+      <w:proofErr w:type="spellStart"/>
+      <w:r>
+        <w:rPr>
+          <w:highlight w:val="yellow"/>
+        </w:rPr>
+        <w:t>earthquake_in_</w:t>
       </w:r>
       <w:r>
         <w:rPr>
@@ -10404,22 +12826,46 @@
         </w:rPr>
         <w:t>shop</w:t>
       </w:r>
-      <w:r>
-        <w:rPr>
-          <w:highlight w:val="yellow"/>
-        </w:rPr>
-        <w:t xml:space="preserve"> ; tell_shop_earthquake</w:t>
-      </w:r>
+      <w:proofErr w:type="spellEnd"/>
+      <w:r>
+        <w:rPr>
+          <w:highlight w:val="yellow"/>
+        </w:rPr>
+        <w:t xml:space="preserve"> ; </w:t>
+      </w:r>
+      <w:proofErr w:type="spellStart"/>
+      <w:r>
+        <w:rPr>
+          <w:highlight w:val="yellow"/>
+        </w:rPr>
+        <w:t>tell_shop_earthquake</w:t>
+      </w:r>
+      <w:proofErr w:type="spellEnd"/>
     </w:p>
     <w:p>
       <w:pPr>
         <w:ind w:firstLine="708"/>
       </w:pPr>
-      <w:r>
-        <w:rPr>
-          <w:highlight w:val="yellow"/>
-        </w:rPr>
-        <w:t>earthquake_lived_in_gym ; earthquake_in</w:t>
+      <w:proofErr w:type="spellStart"/>
+      <w:r>
+        <w:rPr>
+          <w:highlight w:val="yellow"/>
+        </w:rPr>
+        <w:t>earthquake_lived_in_gym</w:t>
+      </w:r>
+      <w:proofErr w:type="spellEnd"/>
+      <w:r>
+        <w:rPr>
+          <w:highlight w:val="yellow"/>
+        </w:rPr>
+        <w:t xml:space="preserve"> ; </w:t>
+      </w:r>
+      <w:proofErr w:type="spellStart"/>
+      <w:r>
+        <w:rPr>
+          <w:highlight w:val="yellow"/>
+        </w:rPr>
+        <w:t>earthquake_in</w:t>
       </w:r>
       <w:r>
         <w:rPr>
@@ -10427,12 +12873,21 @@
         </w:rPr>
         <w:t>_gym</w:t>
       </w:r>
-      <w:r>
-        <w:rPr>
-          <w:highlight w:val="yellow"/>
-        </w:rPr>
-        <w:t xml:space="preserve"> ; tell_gym_earthquake</w:t>
-      </w:r>
+      <w:proofErr w:type="spellEnd"/>
+      <w:r>
+        <w:rPr>
+          <w:highlight w:val="yellow"/>
+        </w:rPr>
+        <w:t xml:space="preserve"> ; </w:t>
+      </w:r>
+      <w:proofErr w:type="spellStart"/>
+      <w:r>
+        <w:rPr>
+          <w:highlight w:val="yellow"/>
+        </w:rPr>
+        <w:t>tell_gym_earthquake</w:t>
+      </w:r>
+      <w:proofErr w:type="spellEnd"/>
     </w:p>
     <w:p>
       <w:pPr>
@@ -10453,7 +12908,15 @@
         <w:ind w:firstLine="708"/>
       </w:pPr>
       <w:r>
-        <w:t>De esa forma, el juego verifica ¿El jugador pasó por la escena “earthquake_in_home.csv”? Entonces lo mandamos a la escena tell_home_earthquake. Y así sucesivamente con las demás opciones. Si ninguna se cumple se tomará la última.</w:t>
+        <w:t xml:space="preserve">De esa forma, el juego verifica ¿El jugador pasó por la escena “earthquake_in_home.csv”? Entonces lo mandamos a la escena </w:t>
+      </w:r>
+      <w:proofErr w:type="spellStart"/>
+      <w:r>
+        <w:t>tell_home_earthquake</w:t>
+      </w:r>
+      <w:proofErr w:type="spellEnd"/>
+      <w:r>
+        <w:t>. Y así sucesivamente con las demás opciones. Si ninguna se cumple se tomará la última.</w:t>
       </w:r>
     </w:p>
     <w:p>
@@ -10467,7 +12930,13 @@
     <w:p>
       <w:r>
         <w:tab/>
-        <w:t>Es posible que al pasar de una escena queramos ejecutar una transición, ya sea porque cambia el día o simplemente la escena tiene lugar tiempo después. Esto lo podemos definir en la misma línea donde definimos el tipo de fin de diálogo. Cabe destacar que esta transición siempre ocurrirá sin importar el camino o la opción que se tome.</w:t>
+        <w:t>Es posible que al pasar de una escena</w:t>
+      </w:r>
+      <w:r>
+        <w:t xml:space="preserve"> a otra</w:t>
+      </w:r>
+      <w:r>
+        <w:t xml:space="preserve"> queramos ejecutar una transición, ya sea porque cambia el día o simplemente la escena tiene lugar tiempo después. Esto lo podemos definir en la misma línea donde definimos el tipo de fin de diálogo. Cabe destacar que esta transición siempre ocurrirá sin importar el camino o la opción que se tome.</w:t>
       </w:r>
     </w:p>
     <w:p>
@@ -10481,16 +12950,39 @@
         <w:spacing w:after="0"/>
       </w:pPr>
       <w:r>
+        <w:lastRenderedPageBreak/>
         <w:tab/>
       </w:r>
       <w:r>
         <w:rPr>
           <w:highlight w:val="yellow"/>
         </w:rPr>
-        <w:t>#decision ; fade : 1 : 3 : 1</w:t>
-      </w:r>
-      <w:r>
-        <w:t xml:space="preserve"> (Hace un fade entre escenas)</w:t>
+        <w:t xml:space="preserve">#decision ; </w:t>
+      </w:r>
+      <w:proofErr w:type="spellStart"/>
+      <w:r>
+        <w:rPr>
+          <w:highlight w:val="yellow"/>
+        </w:rPr>
+        <w:t>fade</w:t>
+      </w:r>
+      <w:proofErr w:type="spellEnd"/>
+      <w:r>
+        <w:rPr>
+          <w:highlight w:val="yellow"/>
+        </w:rPr>
+        <w:t xml:space="preserve"> : 1 : 3 : 1</w:t>
+      </w:r>
+      <w:r>
+        <w:t xml:space="preserve"> (Hace un </w:t>
+      </w:r>
+      <w:proofErr w:type="spellStart"/>
+      <w:r>
+        <w:t>fade</w:t>
+      </w:r>
+      <w:proofErr w:type="spellEnd"/>
+      <w:r>
+        <w:t xml:space="preserve"> entre escenas)</w:t>
       </w:r>
     </w:p>
     <w:p>
@@ -10501,16 +12993,40 @@
         <w:rPr>
           <w:highlight w:val="yellow"/>
         </w:rPr>
-        <w:t>#linear ; video : nombre_del_video</w:t>
-      </w:r>
-      <w:r>
-        <w:t xml:space="preserve"> (Muestra un video antes de pasar a la siguiente secena)</w:t>
+        <w:t xml:space="preserve">#linear ; video : </w:t>
+      </w:r>
+      <w:proofErr w:type="spellStart"/>
+      <w:r>
+        <w:rPr>
+          <w:highlight w:val="yellow"/>
+        </w:rPr>
+        <w:t>nombre_del_video</w:t>
+      </w:r>
+      <w:proofErr w:type="spellEnd"/>
+      <w:r>
+        <w:t xml:space="preserve"> (Muestra un video antes de pasar a la siguiente </w:t>
+      </w:r>
+      <w:proofErr w:type="spellStart"/>
+      <w:r>
+        <w:t>secena</w:t>
+      </w:r>
+      <w:proofErr w:type="spellEnd"/>
+      <w:r>
+        <w:t>)</w:t>
       </w:r>
     </w:p>
     <w:p>
       <w:r>
         <w:tab/>
-        <w:t>Si se desea mostrar un video este debe estar en formato .webp.</w:t>
+        <w:t>Si se desea mostrar un video este debe estar en formato .</w:t>
+      </w:r>
+      <w:proofErr w:type="spellStart"/>
+      <w:r>
+        <w:t>webp</w:t>
+      </w:r>
+      <w:proofErr w:type="spellEnd"/>
+      <w:r>
+        <w:t>.</w:t>
       </w:r>
     </w:p>
     <w:p/>
@@ -10525,7 +13041,15 @@
     <w:p>
       <w:r>
         <w:tab/>
-        <w:t>Por razones de ahorro de recursos es conveniente que de vez en cuando limpiemos nuestra escena, esto lo hacemos añadiendo la opción “clear” al final de un fin de diálogo, este debe ir separado por un ;</w:t>
+        <w:t>Por razones de ahorro de recursos es conveniente que de vez en cuando limpiemos nuestra escena, esto lo hacemos añadiendo la opción “</w:t>
+      </w:r>
+      <w:proofErr w:type="spellStart"/>
+      <w:r>
+        <w:t>clear</w:t>
+      </w:r>
+      <w:proofErr w:type="spellEnd"/>
+      <w:r>
+        <w:t>” al final de un fin de diálogo, este debe ir separado por un ;</w:t>
       </w:r>
     </w:p>
     <w:p>
@@ -10541,12 +13065,28 @@
         </w:rPr>
         <w:t xml:space="preserve">#decision ; video ; </w:t>
       </w:r>
-      <w:r>
-        <w:rPr>
-          <w:highlight w:val="yellow"/>
-        </w:rPr>
-        <w:t>sun_rising ; clear</w:t>
-      </w:r>
+      <w:proofErr w:type="spellStart"/>
+      <w:r>
+        <w:rPr>
+          <w:highlight w:val="yellow"/>
+        </w:rPr>
+        <w:t>sun_rising</w:t>
+      </w:r>
+      <w:proofErr w:type="spellEnd"/>
+      <w:r>
+        <w:rPr>
+          <w:highlight w:val="yellow"/>
+        </w:rPr>
+        <w:t xml:space="preserve"> ; </w:t>
+      </w:r>
+      <w:proofErr w:type="spellStart"/>
+      <w:r>
+        <w:rPr>
+          <w:highlight w:val="yellow"/>
+        </w:rPr>
+        <w:t>clear</w:t>
+      </w:r>
+      <w:proofErr w:type="spellEnd"/>
       <w:r>
         <w:t xml:space="preserve"> (Repro</w:t>
       </w:r>
@@ -10554,7 +13094,15 @@
         <w:t>d</w:t>
       </w:r>
       <w:r>
-        <w:t>uce el video sun_rising y luego limpia el juego)</w:t>
+        <w:t xml:space="preserve">uce el video </w:t>
+      </w:r>
+      <w:proofErr w:type="spellStart"/>
+      <w:r>
+        <w:t>sun_rising</w:t>
+      </w:r>
+      <w:proofErr w:type="spellEnd"/>
+      <w:r>
+        <w:t xml:space="preserve"> y luego limpia el juego)</w:t>
       </w:r>
     </w:p>
     <w:p>
@@ -10568,16 +13116,60 @@
         <w:rPr>
           <w:highlight w:val="yellow"/>
         </w:rPr>
-        <w:t>#condition scene ; fade : 1 : 2 : 1 ; clear</w:t>
-      </w:r>
-      <w:r>
-        <w:t xml:space="preserve"> (Hace un fa</w:t>
+        <w:t xml:space="preserve">#condition </w:t>
+      </w:r>
+      <w:proofErr w:type="spellStart"/>
+      <w:r>
+        <w:rPr>
+          <w:highlight w:val="yellow"/>
+        </w:rPr>
+        <w:t>scene</w:t>
+      </w:r>
+      <w:proofErr w:type="spellEnd"/>
+      <w:r>
+        <w:rPr>
+          <w:highlight w:val="yellow"/>
+        </w:rPr>
+        <w:t xml:space="preserve"> ; </w:t>
+      </w:r>
+      <w:proofErr w:type="spellStart"/>
+      <w:r>
+        <w:rPr>
+          <w:highlight w:val="yellow"/>
+        </w:rPr>
+        <w:t>fade</w:t>
+      </w:r>
+      <w:proofErr w:type="spellEnd"/>
+      <w:r>
+        <w:rPr>
+          <w:highlight w:val="yellow"/>
+        </w:rPr>
+        <w:t xml:space="preserve"> : 1 : 2 : 1 ; </w:t>
+      </w:r>
+      <w:proofErr w:type="spellStart"/>
+      <w:r>
+        <w:rPr>
+          <w:highlight w:val="yellow"/>
+        </w:rPr>
+        <w:t>clear</w:t>
+      </w:r>
+      <w:proofErr w:type="spellEnd"/>
+      <w:r>
+        <w:t xml:space="preserve"> (Hace un </w:t>
+      </w:r>
+      <w:proofErr w:type="spellStart"/>
+      <w:r>
+        <w:t>fa</w:t>
       </w:r>
       <w:r>
         <w:t>d</w:t>
       </w:r>
       <w:r>
-        <w:t>e y luego limpia el juego)</w:t>
+        <w:t>e</w:t>
+      </w:r>
+      <w:proofErr w:type="spellEnd"/>
+      <w:r>
+        <w:t xml:space="preserve"> y luego limpia el juego)</w:t>
       </w:r>
     </w:p>
     <w:p>
@@ -10588,8 +13180,16 @@
         <w:rPr>
           <w:highlight w:val="yellow"/>
         </w:rPr>
-        <w:t>#condition decisión ; ; clear</w:t>
-      </w:r>
+        <w:t xml:space="preserve">#condition decisión ; ; </w:t>
+      </w:r>
+      <w:proofErr w:type="spellStart"/>
+      <w:r>
+        <w:rPr>
+          <w:highlight w:val="yellow"/>
+        </w:rPr>
+        <w:t>clear</w:t>
+      </w:r>
+      <w:proofErr w:type="spellEnd"/>
       <w:r>
         <w:t xml:space="preserve"> (Limpiando sin hacer una transición)</w:t>
       </w:r>
@@ -10597,7 +13197,15 @@
     <w:p>
       <w:r>
         <w:tab/>
-        <w:t>Siempre que se vaya a pasar de una escena a otra de forma limpia, es decir, sin personajes en pantalla y sin cambio de fondo, es conveniente siempre agregar el parámetro clear para ahorrar recursos al dispositivo.</w:t>
+        <w:t xml:space="preserve">Siempre que se vaya a pasar de una escena a otra de forma limpia, es decir, sin personajes en pantalla y sin cambio de fondo, es conveniente siempre agregar el parámetro </w:t>
+      </w:r>
+      <w:proofErr w:type="spellStart"/>
+      <w:r>
+        <w:t>clear</w:t>
+      </w:r>
+      <w:proofErr w:type="spellEnd"/>
+      <w:r>
+        <w:t xml:space="preserve"> para ahorrar recursos al dispositivo.</w:t>
       </w:r>
     </w:p>
     <w:p/>
@@ -10620,10 +13228,10 @@
     <w:p>
       <w:r>
         <w:tab/>
-        <w:t xml:space="preserve">El “ejemplo1” describe al protagonista </w:t>
-      </w:r>
-      <w:r>
-        <w:t>caminando por la calle acompañado de otro personaje, pasan por varias tiendas y hay una decisión de por medio.</w:t>
+        <w:t xml:space="preserve">El “ejemplo1” describe </w:t>
+      </w:r>
+      <w:r>
+        <w:t>una cita con una chica, una decisión y dos finales.</w:t>
       </w:r>
     </w:p>
     <w:p>
@@ -10635,15 +13243,27 @@
         <w:t xml:space="preserve"> En medio del combate hay una decisión la cual tiene repercusiones al final del combate.</w:t>
       </w:r>
     </w:p>
+    <w:p/>
+    <w:p>
+      <w:pPr>
+        <w:pStyle w:val="Ttulo2"/>
+      </w:pPr>
+      <w:r>
+        <w:t>Encriptar archivos de control</w:t>
+      </w:r>
+    </w:p>
+    <w:p/>
     <w:p>
       <w:pPr>
         <w:pStyle w:val="Ttulo1"/>
       </w:pPr>
       <w:bookmarkStart w:id="19" w:name="_Toc199261572"/>
+      <w:proofErr w:type="spellStart"/>
       <w:r>
         <w:t>Testing</w:t>
       </w:r>
       <w:bookmarkEnd w:id="19"/>
+      <w:proofErr w:type="spellEnd"/>
     </w:p>
     <w:p/>
     <w:p>
@@ -10663,6 +13283,7 @@
       </w:pPr>
       <w:bookmarkStart w:id="21" w:name="_Toc199261574"/>
       <w:r>
+        <w:lastRenderedPageBreak/>
         <w:t>Balanceo de novela visual</w:t>
       </w:r>
       <w:bookmarkEnd w:id="21"/>
@@ -10674,7 +13295,6 @@
       </w:pPr>
       <w:bookmarkStart w:id="22" w:name="_Toc199261575"/>
       <w:r>
-        <w:lastRenderedPageBreak/>
         <w:t>Derechos</w:t>
       </w:r>
       <w:bookmarkEnd w:id="22"/>

--- a/Manual de desarrollo en Atlax Renpy.docx
+++ b/Manual de desarrollo en Atlax Renpy.docx
@@ -3032,14 +3032,19 @@
         <w:t>Deberías dar prioridad a organizar estos archivos de control de la mejor manera posible, el orden recomendado es crear</w:t>
       </w:r>
       <w:r>
-        <w:t xml:space="preserve"> una </w:t>
-      </w:r>
-      <w:r>
         <w:t xml:space="preserve"> </w:t>
       </w:r>
+      <w:proofErr w:type="gramStart"/>
+      <w:r>
+        <w:t xml:space="preserve">una </w:t>
+      </w:r>
+      <w:r>
+        <w:t xml:space="preserve"> </w:t>
+      </w:r>
       <w:r>
         <w:t>carpeta</w:t>
       </w:r>
+      <w:proofErr w:type="gramEnd"/>
       <w:r>
         <w:t xml:space="preserve"> para cada</w:t>
       </w:r>
@@ -3565,7 +3570,6 @@
       <w:r>
         <w:t xml:space="preserve">” y la manera de cambiarlo es viajando al archivo </w:t>
       </w:r>
-      <w:proofErr w:type="spellStart"/>
       <w:r>
         <w:rPr>
           <w:i/>
@@ -3573,7 +3577,6 @@
         </w:rPr>
         <w:t>script.rpy</w:t>
       </w:r>
-      <w:proofErr w:type="spellEnd"/>
       <w:r>
         <w:t>, abriéndolo y cerca de la línea 23 veremos algo como lo siguiente.</w:t>
       </w:r>
@@ -3742,7 +3745,15 @@
       <w:r>
         <w:lastRenderedPageBreak/>
         <w:tab/>
-        <w:t>Allí debes definir a los personajes de tu historia siguiendo con ese mismo patrón, es importante mencionar que en cuanto a nombres de personajes, se requiere usar siempre minúsculas</w:t>
+        <w:t xml:space="preserve">Allí debes definir a los personajes de tu historia siguiendo con ese mismo patrón, es importante mencionar </w:t>
+      </w:r>
+      <w:proofErr w:type="gramStart"/>
+      <w:r>
+        <w:t>que</w:t>
+      </w:r>
+      <w:proofErr w:type="gramEnd"/>
+      <w:r>
+        <w:t xml:space="preserve"> en cuanto a nombres de personajes, se requiere usar siempre minúsculas</w:t>
       </w:r>
       <w:r>
         <w:t xml:space="preserve"> y utilizar _ en vez de espacios. En cuanto al color que aparece allí, es el color del nombre del personaje que se mostrará en la caja de diálogo cuando este hable, ese color está en hexadecimal, si lo desconoces, es simplemente la representación de un color mediante un # y 6 dígitos, puedes usar herramientas como Paint o el sitio web </w:t>
@@ -4658,45 +4669,90 @@
         </w:rPr>
       </w:pPr>
       <w:proofErr w:type="spellStart"/>
+      <w:proofErr w:type="gramStart"/>
       <w:r>
         <w:rPr>
           <w:sz w:val="20"/>
           <w:szCs w:val="20"/>
         </w:rPr>
-        <w:t>Key;Background;Music;Sound;Single</w:t>
-      </w:r>
-      <w:proofErr w:type="spellEnd"/>
+        <w:t>Key;Background</w:t>
+      </w:r>
+      <w:proofErr w:type="gramEnd"/>
       <w:r>
         <w:rPr>
           <w:sz w:val="20"/>
           <w:szCs w:val="20"/>
         </w:rPr>
-        <w:t xml:space="preserve"> </w:t>
-      </w:r>
-      <w:proofErr w:type="spellStart"/>
+        <w:t>;</w:t>
+      </w:r>
+      <w:proofErr w:type="gramStart"/>
       <w:r>
         <w:rPr>
           <w:sz w:val="20"/>
           <w:szCs w:val="20"/>
         </w:rPr>
-        <w:t>effect;Continuous</w:t>
-      </w:r>
-      <w:proofErr w:type="spellEnd"/>
+        <w:t>Music;Sound</w:t>
+      </w:r>
+      <w:proofErr w:type="gramEnd"/>
       <w:r>
         <w:rPr>
           <w:sz w:val="20"/>
           <w:szCs w:val="20"/>
         </w:rPr>
-        <w:t xml:space="preserve"> </w:t>
-      </w:r>
-      <w:proofErr w:type="spellStart"/>
+        <w:t>;Single</w:t>
+      </w:r>
+      <w:proofErr w:type="spellEnd"/>
       <w:r>
         <w:rPr>
           <w:sz w:val="20"/>
           <w:szCs w:val="20"/>
         </w:rPr>
-        <w:t>effect;Events;Delay;Emisor</w:t>
-      </w:r>
+        <w:t xml:space="preserve"> </w:t>
+      </w:r>
+      <w:proofErr w:type="spellStart"/>
+      <w:proofErr w:type="gramStart"/>
+      <w:r>
+        <w:rPr>
+          <w:sz w:val="20"/>
+          <w:szCs w:val="20"/>
+        </w:rPr>
+        <w:t>effect;Continuous</w:t>
+      </w:r>
+      <w:proofErr w:type="spellEnd"/>
+      <w:proofErr w:type="gramEnd"/>
+      <w:r>
+        <w:rPr>
+          <w:sz w:val="20"/>
+          <w:szCs w:val="20"/>
+        </w:rPr>
+        <w:t xml:space="preserve"> </w:t>
+      </w:r>
+      <w:proofErr w:type="spellStart"/>
+      <w:proofErr w:type="gramStart"/>
+      <w:r>
+        <w:rPr>
+          <w:sz w:val="20"/>
+          <w:szCs w:val="20"/>
+        </w:rPr>
+        <w:t>effect;Events</w:t>
+      </w:r>
+      <w:proofErr w:type="gramEnd"/>
+      <w:r>
+        <w:rPr>
+          <w:sz w:val="20"/>
+          <w:szCs w:val="20"/>
+        </w:rPr>
+        <w:t>;</w:t>
+      </w:r>
+      <w:proofErr w:type="gramStart"/>
+      <w:r>
+        <w:rPr>
+          <w:sz w:val="20"/>
+          <w:szCs w:val="20"/>
+        </w:rPr>
+        <w:t>Delay;Emisor</w:t>
+      </w:r>
+      <w:proofErr w:type="gramEnd"/>
       <w:r>
         <w:rPr>
           <w:b/>
@@ -4706,6 +4762,7 @@
         </w:rPr>
         <w:t>;</w:t>
       </w:r>
+      <w:proofErr w:type="gramStart"/>
       <w:r>
         <w:rPr>
           <w:sz w:val="20"/>
@@ -4714,6 +4771,7 @@
         <w:t>Spanish;English</w:t>
       </w:r>
       <w:proofErr w:type="spellEnd"/>
+      <w:proofErr w:type="gramEnd"/>
     </w:p>
     <w:p>
       <w:pPr>
@@ -4880,7 +4938,15 @@
       </w:r>
       <w:proofErr w:type="spellEnd"/>
       <w:r>
-        <w:t xml:space="preserve"> es el siguiente: [ruta]_[capitulo]_[escena]_[dialogo], por ejemplo si queremos describir el diálogo número 89 de la escena noche de paseo del capítulo 3 de la ruta </w:t>
+        <w:t xml:space="preserve"> es el siguiente: [ruta]_[capitulo]_[escena]_[dialogo], por </w:t>
+      </w:r>
+      <w:proofErr w:type="gramStart"/>
+      <w:r>
+        <w:t>ejemplo</w:t>
+      </w:r>
+      <w:proofErr w:type="gramEnd"/>
+      <w:r>
+        <w:t xml:space="preserve"> si queremos describir el diálogo número 89 de la escena noche de paseo del capítulo 3 de la ruta </w:t>
       </w:r>
       <w:proofErr w:type="spellStart"/>
       <w:r>
@@ -4888,7 +4954,15 @@
       </w:r>
       <w:proofErr w:type="spellEnd"/>
       <w:r>
-        <w:t>, haríamos algo así: stefannie_3_night_out_89, el siguiente diálogo sería igual pero con un 90 en vez de 89 y siempre empezando en 1.</w:t>
+        <w:t xml:space="preserve">, haríamos algo así: stefannie_3_night_out_89, el siguiente diálogo sería </w:t>
+      </w:r>
+      <w:proofErr w:type="gramStart"/>
+      <w:r>
+        <w:t>igual</w:t>
+      </w:r>
+      <w:proofErr w:type="gramEnd"/>
+      <w:r>
+        <w:t xml:space="preserve"> pero con un 90 en vez de 89 y siempre empezando en 1.</w:t>
       </w:r>
     </w:p>
     <w:p>
@@ -5151,7 +5225,23 @@
         <w:ind w:firstLine="708"/>
       </w:pPr>
       <w:r>
-        <w:t>Nombre del fondo : tipo de transición : parámetros de la transición</w:t>
+        <w:t xml:space="preserve">Nombre del </w:t>
+      </w:r>
+      <w:proofErr w:type="gramStart"/>
+      <w:r>
+        <w:t>fondo :</w:t>
+      </w:r>
+      <w:proofErr w:type="gramEnd"/>
+      <w:r>
+        <w:t xml:space="preserve"> tipo de </w:t>
+      </w:r>
+      <w:proofErr w:type="gramStart"/>
+      <w:r>
+        <w:t>transición :</w:t>
+      </w:r>
+      <w:proofErr w:type="gramEnd"/>
+      <w:r>
+        <w:t xml:space="preserve"> parámetros de la transición</w:t>
       </w:r>
     </w:p>
     <w:p>
@@ -5173,18 +5263,40 @@
         <w:rPr>
           <w:highlight w:val="yellow"/>
         </w:rPr>
-        <w:t>school_hall_3:dissolve:4</w:t>
+        <w:t>school_hall_</w:t>
+      </w:r>
+      <w:proofErr w:type="gramStart"/>
+      <w:r>
+        <w:rPr>
+          <w:highlight w:val="yellow"/>
+        </w:rPr>
+        <w:t>3:dissolve</w:t>
+      </w:r>
+      <w:proofErr w:type="gramEnd"/>
+      <w:r>
+        <w:rPr>
+          <w:highlight w:val="yellow"/>
+        </w:rPr>
+        <w:t>:4</w:t>
       </w:r>
       <w:r>
         <w:t xml:space="preserve"> (El fondo school_hall_3 aparece a lo largo de 4 segundos)</w:t>
       </w:r>
     </w:p>
     <w:p>
-      <w:r>
-        <w:rPr>
-          <w:highlight w:val="yellow"/>
-        </w:rPr>
-        <w:t>campus:fade:1:3:1</w:t>
+      <w:proofErr w:type="gramStart"/>
+      <w:r>
+        <w:rPr>
+          <w:highlight w:val="yellow"/>
+        </w:rPr>
+        <w:t>campus:fade</w:t>
+      </w:r>
+      <w:proofErr w:type="gramEnd"/>
+      <w:r>
+        <w:rPr>
+          <w:highlight w:val="yellow"/>
+        </w:rPr>
+        <w:t>:1:3:1</w:t>
       </w:r>
       <w:r>
         <w:t xml:space="preserve"> (El fondo campus aparece luego de un fundido a negro)</w:t>
@@ -5940,11 +6052,19 @@
       </w:pPr>
       <w:proofErr w:type="spellStart"/>
       <w:r>
-        <w:t>nombre_de_la_musica</w:t>
-      </w:r>
-      <w:proofErr w:type="spellEnd"/>
-      <w:r>
-        <w:t xml:space="preserve"> : </w:t>
+        <w:t>nombre_de_la_</w:t>
+      </w:r>
+      <w:proofErr w:type="gramStart"/>
+      <w:r>
+        <w:t>musica</w:t>
+      </w:r>
+      <w:proofErr w:type="spellEnd"/>
+      <w:r>
+        <w:t xml:space="preserve"> :</w:t>
+      </w:r>
+      <w:proofErr w:type="gramEnd"/>
+      <w:r>
+        <w:t xml:space="preserve"> </w:t>
       </w:r>
       <w:proofErr w:type="spellStart"/>
       <w:r>
@@ -6130,28 +6250,19 @@
       <w:r>
         <w:t xml:space="preserve"> y estar ubicados en la carpeta </w:t>
       </w:r>
-      <w:proofErr w:type="spellStart"/>
       <w:r>
         <w:rPr>
           <w:i/>
           <w:iCs/>
         </w:rPr>
-        <w:t>games</w:t>
-      </w:r>
-      <w:proofErr w:type="spellEnd"/>
+        <w:t>games/audio/</w:t>
+      </w:r>
+      <w:proofErr w:type="spellStart"/>
       <w:r>
         <w:rPr>
           <w:i/>
           <w:iCs/>
         </w:rPr>
-        <w:t>/audio/</w:t>
-      </w:r>
-      <w:proofErr w:type="spellStart"/>
-      <w:r>
-        <w:rPr>
-          <w:i/>
-          <w:iCs/>
-        </w:rPr>
         <w:t>sounds</w:t>
       </w:r>
       <w:proofErr w:type="spellEnd"/>
@@ -6184,7 +6295,15 @@
     <w:p>
       <w:r>
         <w:tab/>
-        <w:t xml:space="preserve">Nombre del sonido : </w:t>
+        <w:t xml:space="preserve">Nombre del </w:t>
+      </w:r>
+      <w:proofErr w:type="gramStart"/>
+      <w:r>
+        <w:t>sonido :</w:t>
+      </w:r>
+      <w:proofErr w:type="gramEnd"/>
+      <w:r>
+        <w:t xml:space="preserve"> </w:t>
       </w:r>
       <w:proofErr w:type="spellStart"/>
       <w:r>
@@ -6204,19 +6323,32 @@
         <w:t>.</w:t>
       </w:r>
       <w:r>
-        <w:t xml:space="preserve"> Las mayúsculas no se respetan, de todas formas se recomienda escribirlo todo en minúscula.</w:t>
+        <w:t xml:space="preserve"> Las mayúsculas no se respetan, de todas </w:t>
+      </w:r>
+      <w:proofErr w:type="gramStart"/>
+      <w:r>
+        <w:t>formas</w:t>
+      </w:r>
+      <w:proofErr w:type="gramEnd"/>
+      <w:r>
+        <w:t xml:space="preserve"> se recomienda escribirlo todo en minúscula.</w:t>
       </w:r>
     </w:p>
     <w:p>
       <w:r>
         <w:tab/>
-        <w:t>Si colocamos el nombre del sonido sin más, este se reproducirá una sola vez. Para reproducir varios sonidos simultáneamente, debemos separarlos por comas. Si deseamos que el sonido se reproduzca constantemente debemos añadir :</w:t>
+        <w:t xml:space="preserve">Si colocamos el nombre del sonido sin más, este se reproducirá una sola vez. Para reproducir varios sonidos simultáneamente, debemos separarlos por comas. Si deseamos que el sonido se reproduzca constantemente debemos </w:t>
+      </w:r>
+      <w:proofErr w:type="gramStart"/>
+      <w:r>
+        <w:t>añadir :</w:t>
       </w:r>
       <w:proofErr w:type="spellStart"/>
       <w:r>
         <w:t>loop</w:t>
       </w:r>
       <w:proofErr w:type="spellEnd"/>
+      <w:proofErr w:type="gramEnd"/>
       <w:r>
         <w:t xml:space="preserve">, es importante mencionar que hacer eso hará que el sonido se reproduzca indefinidamente hasta que volvamos a escribir la misma instrucción más adelante. </w:t>
       </w:r>
@@ -6251,6 +6383,7 @@
         <w:t xml:space="preserve">Espadas </w:t>
       </w:r>
       <w:proofErr w:type="spellStart"/>
+      <w:proofErr w:type="gramStart"/>
       <w:r>
         <w:rPr>
           <w:highlight w:val="yellow"/>
@@ -6258,14 +6391,17 @@
         <w:t>chocando:loop</w:t>
       </w:r>
       <w:proofErr w:type="spellEnd"/>
+      <w:proofErr w:type="gramEnd"/>
       <w:r>
         <w:t xml:space="preserve"> (Reproduce espadas chocando indefinidamente hasta que se vuelva a escribir Espadas </w:t>
       </w:r>
       <w:proofErr w:type="spellStart"/>
+      <w:proofErr w:type="gramStart"/>
       <w:r>
         <w:t>chocando:loop</w:t>
       </w:r>
       <w:proofErr w:type="spellEnd"/>
+      <w:proofErr w:type="gramEnd"/>
       <w:r>
         <w:t xml:space="preserve"> en un diálogo posterior).</w:t>
       </w:r>
@@ -6275,7 +6411,15 @@
         <w:ind w:left="360" w:firstLine="348"/>
       </w:pPr>
       <w:r>
-        <w:t xml:space="preserve">Se debe tener en cuenta que si un sonido está en </w:t>
+        <w:t xml:space="preserve">Se debe tener en cuenta </w:t>
+      </w:r>
+      <w:proofErr w:type="gramStart"/>
+      <w:r>
+        <w:t>que</w:t>
+      </w:r>
+      <w:proofErr w:type="gramEnd"/>
+      <w:r>
+        <w:t xml:space="preserve"> si un sonido está en </w:t>
       </w:r>
       <w:proofErr w:type="spellStart"/>
       <w:r>
@@ -6350,18 +6494,39 @@
       </w:r>
       <w:proofErr w:type="spellStart"/>
       <w:r>
-        <w:t>Nombre_del_efecto</w:t>
-      </w:r>
-      <w:proofErr w:type="spellEnd"/>
-      <w:r>
-        <w:t xml:space="preserve"> : parámetros</w:t>
+        <w:t>Nombre_del_</w:t>
+      </w:r>
+      <w:proofErr w:type="gramStart"/>
+      <w:r>
+        <w:t>efecto</w:t>
+      </w:r>
+      <w:proofErr w:type="spellEnd"/>
+      <w:r>
+        <w:t xml:space="preserve"> :</w:t>
+      </w:r>
+      <w:proofErr w:type="gramEnd"/>
+      <w:r>
+        <w:t xml:space="preserve"> parámetros</w:t>
       </w:r>
     </w:p>
     <w:p>
       <w:r>
         <w:tab/>
-        <w:t>Nombre_del_efecto_1:parámetros, Nombre_del_efecto_2:parámetros</w:t>
-      </w:r>
+        <w:t>Nombre_del_efecto_</w:t>
+      </w:r>
+      <w:proofErr w:type="gramStart"/>
+      <w:r>
+        <w:t>1:parámetros</w:t>
+      </w:r>
+      <w:proofErr w:type="gramEnd"/>
+      <w:r>
+        <w:t>, Nombre_del_efecto_</w:t>
+      </w:r>
+      <w:proofErr w:type="gramStart"/>
+      <w:r>
+        <w:t>2:parámetros</w:t>
+      </w:r>
+      <w:proofErr w:type="gramEnd"/>
     </w:p>
     <w:p>
       <w:r>
@@ -6773,17 +6938,41 @@
       </w:r>
       <w:proofErr w:type="spellStart"/>
       <w:r>
-        <w:t>Nombre_del_efecto</w:t>
-      </w:r>
-      <w:proofErr w:type="spellEnd"/>
-      <w:r>
-        <w:t xml:space="preserve"> : parámetros</w:t>
+        <w:t>Nombre_del_</w:t>
+      </w:r>
+      <w:proofErr w:type="gramStart"/>
+      <w:r>
+        <w:t>efecto</w:t>
+      </w:r>
+      <w:proofErr w:type="spellEnd"/>
+      <w:r>
+        <w:t xml:space="preserve"> :</w:t>
+      </w:r>
+      <w:proofErr w:type="gramEnd"/>
+      <w:r>
+        <w:t xml:space="preserve"> parámetros</w:t>
       </w:r>
     </w:p>
     <w:p>
       <w:r>
         <w:tab/>
-        <w:t>Nombre_del_efecto_1 : parámetros, Nombre_del_efecto_2 : parámetros</w:t>
+        <w:t>Nombre_del_efecto_</w:t>
+      </w:r>
+      <w:proofErr w:type="gramStart"/>
+      <w:r>
+        <w:t>1 :</w:t>
+      </w:r>
+      <w:proofErr w:type="gramEnd"/>
+      <w:r>
+        <w:t xml:space="preserve"> parámetros, Nombre_del_efecto_</w:t>
+      </w:r>
+      <w:proofErr w:type="gramStart"/>
+      <w:r>
+        <w:t>2 :</w:t>
+      </w:r>
+      <w:proofErr w:type="gramEnd"/>
+      <w:r>
+        <w:t xml:space="preserve"> parámetros</w:t>
       </w:r>
     </w:p>
     <w:p>
@@ -7565,7 +7754,15 @@
         <w:t xml:space="preserve"> </w:t>
       </w:r>
       <w:r>
-        <w:t>En este caso la sintaxis es algo variada pero en esencia es la siguiente.</w:t>
+        <w:t xml:space="preserve">En este caso la sintaxis es algo </w:t>
+      </w:r>
+      <w:proofErr w:type="gramStart"/>
+      <w:r>
+        <w:t>variada</w:t>
+      </w:r>
+      <w:proofErr w:type="gramEnd"/>
+      <w:r>
+        <w:t xml:space="preserve"> pero en esencia es la siguiente.</w:t>
       </w:r>
     </w:p>
     <w:p>
@@ -7578,10 +7775,26 @@
       </w:r>
       <w:proofErr w:type="spellEnd"/>
       <w:r>
-        <w:t xml:space="preserve"> Sprite</w:t>
-      </w:r>
-      <w:r>
-        <w:t xml:space="preserve"> : acción : parámetros de la acción</w:t>
+        <w:t xml:space="preserve"> </w:t>
+      </w:r>
+      <w:proofErr w:type="gramStart"/>
+      <w:r>
+        <w:t>Sprite</w:t>
+      </w:r>
+      <w:r>
+        <w:t xml:space="preserve"> :</w:t>
+      </w:r>
+      <w:proofErr w:type="gramEnd"/>
+      <w:r>
+        <w:t xml:space="preserve"> </w:t>
+      </w:r>
+      <w:proofErr w:type="gramStart"/>
+      <w:r>
+        <w:t>acción :</w:t>
+      </w:r>
+      <w:proofErr w:type="gramEnd"/>
+      <w:r>
+        <w:t xml:space="preserve"> parámetros de la acción</w:t>
       </w:r>
     </w:p>
     <w:p>
@@ -9210,6 +9423,7 @@
         <w:t xml:space="preserve"> &amp; </w:t>
       </w:r>
       <w:proofErr w:type="spellStart"/>
+      <w:proofErr w:type="gramStart"/>
       <w:r>
         <w:rPr>
           <w:highlight w:val="yellow"/>
@@ -9221,7 +9435,14 @@
         <w:rPr>
           <w:highlight w:val="yellow"/>
         </w:rPr>
-        <w:t xml:space="preserve"> : </w:t>
+        <w:t xml:space="preserve"> :</w:t>
+      </w:r>
+      <w:proofErr w:type="gramEnd"/>
+      <w:r>
+        <w:rPr>
+          <w:highlight w:val="yellow"/>
+        </w:rPr>
+        <w:t xml:space="preserve"> </w:t>
       </w:r>
       <w:proofErr w:type="spellStart"/>
       <w:r>
@@ -9297,6 +9518,7 @@
         <w:t xml:space="preserve"> &amp; </w:t>
       </w:r>
       <w:proofErr w:type="spellStart"/>
+      <w:proofErr w:type="gramStart"/>
       <w:r>
         <w:rPr>
           <w:highlight w:val="yellow"/>
@@ -9308,9 +9530,17 @@
         <w:rPr>
           <w:highlight w:val="yellow"/>
         </w:rPr>
-        <w:t xml:space="preserve"> : </w:t>
-      </w:r>
-      <w:proofErr w:type="spellStart"/>
+        <w:t xml:space="preserve"> :</w:t>
+      </w:r>
+      <w:proofErr w:type="gramEnd"/>
+      <w:r>
+        <w:rPr>
+          <w:highlight w:val="yellow"/>
+        </w:rPr>
+        <w:t xml:space="preserve"> </w:t>
+      </w:r>
+      <w:proofErr w:type="spellStart"/>
+      <w:proofErr w:type="gramStart"/>
       <w:r>
         <w:rPr>
           <w:highlight w:val="yellow"/>
@@ -9322,7 +9552,14 @@
         <w:rPr>
           <w:highlight w:val="yellow"/>
         </w:rPr>
-        <w:t xml:space="preserve"> : 30: 85</w:t>
+        <w:t xml:space="preserve"> :</w:t>
+      </w:r>
+      <w:proofErr w:type="gramEnd"/>
+      <w:r>
+        <w:rPr>
+          <w:highlight w:val="yellow"/>
+        </w:rPr>
+        <w:t xml:space="preserve"> 30: 85</w:t>
       </w:r>
       <w:r>
         <w:t xml:space="preserve"> (</w:t>
@@ -9352,6 +9589,7 @@
     </w:p>
     <w:p>
       <w:proofErr w:type="spellStart"/>
+      <w:proofErr w:type="gramStart"/>
       <w:r>
         <w:rPr>
           <w:highlight w:val="yellow"/>
@@ -9363,9 +9601,17 @@
         <w:rPr>
           <w:highlight w:val="yellow"/>
         </w:rPr>
-        <w:t xml:space="preserve"> : </w:t>
-      </w:r>
-      <w:proofErr w:type="spellStart"/>
+        <w:t xml:space="preserve"> :</w:t>
+      </w:r>
+      <w:proofErr w:type="gramEnd"/>
+      <w:r>
+        <w:rPr>
+          <w:highlight w:val="yellow"/>
+        </w:rPr>
+        <w:t xml:space="preserve"> </w:t>
+      </w:r>
+      <w:proofErr w:type="spellStart"/>
+      <w:proofErr w:type="gramStart"/>
       <w:r>
         <w:rPr>
           <w:highlight w:val="yellow"/>
@@ -9377,9 +9623,17 @@
         <w:rPr>
           <w:highlight w:val="yellow"/>
         </w:rPr>
-        <w:t xml:space="preserve"> : 30, </w:t>
-      </w:r>
-      <w:proofErr w:type="spellStart"/>
+        <w:t xml:space="preserve"> :</w:t>
+      </w:r>
+      <w:proofErr w:type="gramEnd"/>
+      <w:r>
+        <w:rPr>
+          <w:highlight w:val="yellow"/>
+        </w:rPr>
+        <w:t xml:space="preserve"> 30, </w:t>
+      </w:r>
+      <w:proofErr w:type="spellStart"/>
+      <w:proofErr w:type="gramStart"/>
       <w:r>
         <w:rPr>
           <w:highlight w:val="yellow"/>
@@ -9391,7 +9645,14 @@
         <w:rPr>
           <w:highlight w:val="yellow"/>
         </w:rPr>
-        <w:t xml:space="preserve"> : </w:t>
+        <w:t xml:space="preserve"> :</w:t>
+      </w:r>
+      <w:proofErr w:type="gramEnd"/>
+      <w:r>
+        <w:rPr>
+          <w:highlight w:val="yellow"/>
+        </w:rPr>
+        <w:t xml:space="preserve"> </w:t>
       </w:r>
       <w:proofErr w:type="spellStart"/>
       <w:r>
@@ -9651,7 +9912,15 @@
         <w:t xml:space="preserve">Importante: </w:t>
       </w:r>
       <w:r>
-        <w:t xml:space="preserve">Renpy no soporta ciertas animaciones al mismo tiempo, por ejemplo no soporta un cambio de fondo y la aparición de un personaje, si hacemos esto el fondo aparecerá de golpe y el personaje hará la aparición normal. Es cuestión de probar </w:t>
+        <w:t xml:space="preserve">Renpy no soporta ciertas animaciones al mismo tiempo, por </w:t>
+      </w:r>
+      <w:proofErr w:type="gramStart"/>
+      <w:r>
+        <w:t>ejemplo</w:t>
+      </w:r>
+      <w:proofErr w:type="gramEnd"/>
+      <w:r>
+        <w:t xml:space="preserve"> no soporta un cambio de fondo y la aparición de un personaje, si hacemos esto el fondo aparecerá de golpe y el personaje hará la aparición normal. Es cuestión de probar </w:t>
       </w:r>
       <w:r>
         <w:lastRenderedPageBreak/>
@@ -9698,10 +9967,12 @@
         </w:numPr>
       </w:pPr>
       <w:proofErr w:type="spellStart"/>
+      <w:proofErr w:type="gramStart"/>
       <w:r>
         <w:t>saijo:appear</w:t>
       </w:r>
       <w:proofErr w:type="spellEnd"/>
+      <w:proofErr w:type="gramEnd"/>
       <w:r>
         <w:t xml:space="preserve"> </w:t>
       </w:r>
@@ -9731,8 +10002,13 @@
           <w:numId w:val="15"/>
         </w:numPr>
       </w:pPr>
-      <w:r>
-        <w:t>saijo:move:90</w:t>
+      <w:proofErr w:type="gramStart"/>
+      <w:r>
+        <w:t>saijo:move</w:t>
+      </w:r>
+      <w:proofErr w:type="gramEnd"/>
+      <w:r>
+        <w:t>:90</w:t>
       </w:r>
       <w:r>
         <w:t xml:space="preserve"> (</w:t>
@@ -9758,10 +10034,12 @@
         </w:numPr>
       </w:pPr>
       <w:proofErr w:type="spellStart"/>
+      <w:proofErr w:type="gramStart"/>
       <w:r>
         <w:t>saijo:hitr</w:t>
       </w:r>
       <w:proofErr w:type="spellEnd"/>
+      <w:proofErr w:type="gramEnd"/>
       <w:r>
         <w:t xml:space="preserve"> </w:t>
       </w:r>
@@ -9815,7 +10093,15 @@
         <w:t>Dereck</w:t>
       </w:r>
       <w:r>
-        <w:t xml:space="preserve"> sale de la habitación pero luego regresa y nuevamente se retira</w:t>
+        <w:t xml:space="preserve"> sale de la </w:t>
+      </w:r>
+      <w:proofErr w:type="gramStart"/>
+      <w:r>
+        <w:t>habitación</w:t>
+      </w:r>
+      <w:proofErr w:type="gramEnd"/>
+      <w:r>
+        <w:t xml:space="preserve"> pero luego regresa y nuevamente se retira</w:t>
       </w:r>
     </w:p>
     <w:p>
@@ -9874,10 +10160,12 @@
         </w:numPr>
       </w:pPr>
       <w:proofErr w:type="spellStart"/>
+      <w:proofErr w:type="gramStart"/>
       <w:r>
         <w:t>dereck:move</w:t>
       </w:r>
       <w:proofErr w:type="spellEnd"/>
+      <w:proofErr w:type="gramEnd"/>
       <w:r>
         <w:t>:-25:5</w:t>
       </w:r>
@@ -9902,8 +10190,13 @@
           <w:numId w:val="15"/>
         </w:numPr>
       </w:pPr>
-      <w:r>
-        <w:t>dereck:move:18:1</w:t>
+      <w:proofErr w:type="gramStart"/>
+      <w:r>
+        <w:t>dereck:move</w:t>
+      </w:r>
+      <w:proofErr w:type="gramEnd"/>
+      <w:r>
+        <w:t>:18:1</w:t>
       </w:r>
       <w:r>
         <w:t xml:space="preserve"> (D</w:t>
@@ -9924,10 +10217,12 @@
         </w:numPr>
       </w:pPr>
       <w:proofErr w:type="spellStart"/>
+      <w:proofErr w:type="gramStart"/>
       <w:r>
         <w:t>dereck:move</w:t>
       </w:r>
       <w:proofErr w:type="spellEnd"/>
+      <w:proofErr w:type="gramEnd"/>
       <w:r>
         <w:t>:-25</w:t>
       </w:r>
@@ -9950,10 +10245,12 @@
         </w:numPr>
       </w:pPr>
       <w:proofErr w:type="spellStart"/>
+      <w:proofErr w:type="gramStart"/>
       <w:r>
         <w:t>dereck:destroy</w:t>
       </w:r>
       <w:proofErr w:type="spellEnd"/>
+      <w:proofErr w:type="gramEnd"/>
       <w:r>
         <w:t xml:space="preserve"> (</w:t>
       </w:r>
@@ -10005,8 +10302,13 @@
           <w:numId w:val="15"/>
         </w:numPr>
       </w:pPr>
-      <w:r>
-        <w:t>dereck:pop:120</w:t>
+      <w:proofErr w:type="gramStart"/>
+      <w:r>
+        <w:t>dereck:pop</w:t>
+      </w:r>
+      <w:proofErr w:type="gramEnd"/>
+      <w:r>
+        <w:t>:120</w:t>
       </w:r>
       <w:r>
         <w:t xml:space="preserve"> (D</w:t>
@@ -10026,18 +10328,28 @@
           <w:numId w:val="15"/>
         </w:numPr>
       </w:pPr>
-      <w:r>
-        <w:t>dereck:move:33</w:t>
+      <w:proofErr w:type="gramStart"/>
+      <w:r>
+        <w:t>dereck:move</w:t>
+      </w:r>
+      <w:proofErr w:type="gramEnd"/>
+      <w:r>
+        <w:t>:33</w:t>
       </w:r>
       <w:r>
         <w:t xml:space="preserve"> (D</w:t>
       </w:r>
       <w:r>
-        <w:t xml:space="preserve">ereck se mueve hasta un tercio de la pantalla </w:t>
+        <w:t xml:space="preserve">ereck se mueve hasta un tercio de la </w:t>
+      </w:r>
+      <w:proofErr w:type="gramStart"/>
+      <w:r>
+        <w:t xml:space="preserve">pantalla </w:t>
       </w:r>
       <w:r>
         <w:t>)</w:t>
       </w:r>
+      <w:proofErr w:type="gramEnd"/>
     </w:p>
     <w:p>
       <w:pPr>
@@ -10064,6 +10376,7 @@
         <w:t xml:space="preserve">, </w:t>
       </w:r>
       <w:proofErr w:type="spellStart"/>
+      <w:proofErr w:type="gramStart"/>
       <w:r>
         <w:t>dereck:jum</w:t>
       </w:r>
@@ -10071,6 +10384,7 @@
         <w:t>p</w:t>
       </w:r>
       <w:proofErr w:type="spellEnd"/>
+      <w:proofErr w:type="gramEnd"/>
       <w:r>
         <w:t xml:space="preserve"> (D</w:t>
       </w:r>
@@ -10119,7 +10433,15 @@
       </w:r>
       <w:proofErr w:type="spellEnd"/>
       <w:r>
-        <w:t xml:space="preserve"> lo golpea y logra derribarlo pero </w:t>
+        <w:t xml:space="preserve"> lo golpea y logra </w:t>
+      </w:r>
+      <w:proofErr w:type="gramStart"/>
+      <w:r>
+        <w:t>derribarlo</w:t>
+      </w:r>
+      <w:proofErr w:type="gramEnd"/>
+      <w:r>
+        <w:t xml:space="preserve"> pero </w:t>
       </w:r>
       <w:proofErr w:type="spellStart"/>
       <w:r>
@@ -10147,18 +10469,22 @@
         </w:numPr>
       </w:pPr>
       <w:proofErr w:type="spellStart"/>
+      <w:proofErr w:type="gramStart"/>
       <w:r>
         <w:t>mutou:hitl</w:t>
       </w:r>
       <w:proofErr w:type="spellEnd"/>
+      <w:proofErr w:type="gramEnd"/>
       <w:r>
         <w:t xml:space="preserve">, </w:t>
       </w:r>
       <w:proofErr w:type="spellStart"/>
+      <w:proofErr w:type="gramStart"/>
       <w:r>
         <w:t>dereck:knockl</w:t>
       </w:r>
       <w:proofErr w:type="spellEnd"/>
+      <w:proofErr w:type="gramEnd"/>
       <w:r>
         <w:t xml:space="preserve"> (</w:t>
       </w:r>
@@ -10191,10 +10517,12 @@
         </w:numPr>
       </w:pPr>
       <w:proofErr w:type="spellStart"/>
+      <w:proofErr w:type="gramStart"/>
       <w:r>
         <w:t>dereck:raisel</w:t>
       </w:r>
       <w:proofErr w:type="spellEnd"/>
+      <w:proofErr w:type="gramEnd"/>
       <w:r>
         <w:t xml:space="preserve"> (</w:t>
       </w:r>
@@ -10214,18 +10542,22 @@
         </w:numPr>
       </w:pPr>
       <w:proofErr w:type="spellStart"/>
+      <w:proofErr w:type="gramStart"/>
       <w:r>
         <w:t>dereck:hitr</w:t>
       </w:r>
       <w:proofErr w:type="spellEnd"/>
+      <w:proofErr w:type="gramEnd"/>
       <w:r>
         <w:t xml:space="preserve">, </w:t>
       </w:r>
       <w:proofErr w:type="spellStart"/>
+      <w:proofErr w:type="gramStart"/>
       <w:r>
         <w:t>mutou:knockr</w:t>
       </w:r>
       <w:proofErr w:type="spellEnd"/>
+      <w:proofErr w:type="gramEnd"/>
       <w:r>
         <w:t xml:space="preserve"> (</w:t>
       </w:r>
@@ -10377,7 +10709,15 @@
     <w:p>
       <w:r>
         <w:tab/>
-        <w:t>A partir de esta columna se escribirá el texto de los diálogos que será mostrado en pantalla en los distintos idiomas declarados en la cabecera del archivo de control respetando el orden. En caso de necesitar añadir más idiomas es tan sencillo como escribir un ; en el último idioma y empezar a traducir todos los diálogos.</w:t>
+        <w:t xml:space="preserve">A partir de esta columna se escribirá el texto de los diálogos que será mostrado en pantalla en los distintos idiomas declarados en la cabecera del archivo de control respetando el orden. En caso de necesitar añadir más idiomas es tan sencillo como escribir </w:t>
+      </w:r>
+      <w:proofErr w:type="gramStart"/>
+      <w:r>
+        <w:t>un ;</w:t>
+      </w:r>
+      <w:proofErr w:type="gramEnd"/>
+      <w:r>
+        <w:t xml:space="preserve"> en el último idioma y empezar a traducir todos los diálogos.</w:t>
       </w:r>
     </w:p>
     <w:p>
@@ -10410,10 +10750,12 @@
         <w:t xml:space="preserve"> hora o que día es hoy, creo que es miércoles en la </w:t>
       </w:r>
       <w:proofErr w:type="spellStart"/>
+      <w:proofErr w:type="gramStart"/>
       <w:r>
         <w:t>tarde.No</w:t>
       </w:r>
       <w:proofErr w:type="spellEnd"/>
+      <w:proofErr w:type="gramEnd"/>
       <w:r>
         <w:t xml:space="preserve"> </w:t>
       </w:r>
@@ -10434,10 +10776,12 @@
         <w:t xml:space="preserve"> hora o que día es hoy, creo que es miércoles en la </w:t>
       </w:r>
       <w:proofErr w:type="spellStart"/>
+      <w:proofErr w:type="gramStart"/>
       <w:r>
         <w:t>tarde.No</w:t>
       </w:r>
       <w:proofErr w:type="spellEnd"/>
+      <w:proofErr w:type="gramEnd"/>
       <w:r>
         <w:t xml:space="preserve"> </w:t>
       </w:r>
@@ -10458,10 +10802,12 @@
         <w:t xml:space="preserve"> hora o que día es hoy, creo que es miércoles en la </w:t>
       </w:r>
       <w:proofErr w:type="spellStart"/>
+      <w:proofErr w:type="gramStart"/>
       <w:r>
         <w:t>tarde.No</w:t>
       </w:r>
       <w:proofErr w:type="spellEnd"/>
+      <w:proofErr w:type="gramEnd"/>
       <w:r>
         <w:t xml:space="preserve"> </w:t>
       </w:r>
@@ -10482,10 +10828,12 @@
         <w:t xml:space="preserve"> hora o que día es hoy, creo que es miércoles en la </w:t>
       </w:r>
       <w:proofErr w:type="spellStart"/>
+      <w:proofErr w:type="gramStart"/>
       <w:r>
         <w:t>tarde.No</w:t>
       </w:r>
       <w:proofErr w:type="spellEnd"/>
+      <w:proofErr w:type="gramEnd"/>
       <w:r>
         <w:t xml:space="preserve"> </w:t>
       </w:r>
@@ -10543,7 +10891,15 @@
         <w:ind w:firstLine="708"/>
       </w:pPr>
       <w:r>
-        <w:t xml:space="preserve">Renpy posee diversos modificadores de texto, estos se escriben en medio del diálogo y son perfectamente utilizables en la columnas de idioma. Existen muchos modificadores de texto así que te recomiendo leer la documentación de Renpy para intentar implementarlos. </w:t>
+        <w:t xml:space="preserve">Renpy posee diversos modificadores de texto, estos se escriben en medio del diálogo y son perfectamente utilizables en </w:t>
+      </w:r>
+      <w:proofErr w:type="gramStart"/>
+      <w:r>
+        <w:t>la columnas</w:t>
+      </w:r>
+      <w:proofErr w:type="gramEnd"/>
+      <w:r>
+        <w:t xml:space="preserve"> de idioma. Existen muchos modificadores de texto así que te recomiendo leer la documentación de Renpy para intentar implementarlos. </w:t>
       </w:r>
       <w:hyperlink r:id="rId26" w:anchor="text-tag-alpha" w:history="1">
         <w:r>
@@ -10733,10 +11089,26 @@
         <w:t>T</w:t>
       </w:r>
       <w:r>
-        <w:t>ipo de terminación de escena</w:t>
-      </w:r>
-      <w:r>
-        <w:t xml:space="preserve"> ; transición : parámetros de transición</w:t>
+        <w:t xml:space="preserve">ipo de terminación de </w:t>
+      </w:r>
+      <w:proofErr w:type="gramStart"/>
+      <w:r>
+        <w:t>escena</w:t>
+      </w:r>
+      <w:r>
+        <w:t xml:space="preserve"> ;</w:t>
+      </w:r>
+      <w:proofErr w:type="gramEnd"/>
+      <w:r>
+        <w:t xml:space="preserve"> </w:t>
+      </w:r>
+      <w:proofErr w:type="gramStart"/>
+      <w:r>
+        <w:t>transición :</w:t>
+      </w:r>
+      <w:proofErr w:type="gramEnd"/>
+      <w:r>
+        <w:t xml:space="preserve"> parámetros de transición</w:t>
       </w:r>
     </w:p>
     <w:p>
@@ -10752,24 +11124,36 @@
       <w:r>
         <w:t>_</w:t>
       </w:r>
+      <w:proofErr w:type="gramStart"/>
       <w:r>
         <w:t xml:space="preserve">1 </w:t>
       </w:r>
       <w:r>
         <w:t>;</w:t>
       </w:r>
-      <w:r>
-        <w:t xml:space="preserve"> valor 1 </w:t>
+      <w:proofErr w:type="gramEnd"/>
+      <w:r>
+        <w:t xml:space="preserve"> valor </w:t>
+      </w:r>
+      <w:proofErr w:type="gramStart"/>
+      <w:r>
+        <w:t xml:space="preserve">1 </w:t>
       </w:r>
       <w:r>
         <w:t>;</w:t>
       </w:r>
-      <w:r>
-        <w:t xml:space="preserve"> valor 2 </w:t>
+      <w:proofErr w:type="gramEnd"/>
+      <w:r>
+        <w:t xml:space="preserve"> valor </w:t>
+      </w:r>
+      <w:proofErr w:type="gramStart"/>
+      <w:r>
+        <w:t xml:space="preserve">2 </w:t>
       </w:r>
       <w:r>
         <w:t>;</w:t>
       </w:r>
+      <w:proofErr w:type="gramEnd"/>
       <w:r>
         <w:t xml:space="preserve"> valor 3</w:t>
       </w:r>
@@ -10788,23 +11172,38 @@
         <w:t>_</w:t>
       </w:r>
       <w:r>
-        <w:t xml:space="preserve"> 2 </w:t>
+        <w:t xml:space="preserve"> </w:t>
+      </w:r>
+      <w:proofErr w:type="gramStart"/>
+      <w:r>
+        <w:t xml:space="preserve">2 </w:t>
       </w:r>
       <w:r>
         <w:t>;</w:t>
       </w:r>
-      <w:r>
-        <w:t xml:space="preserve"> valor 1 </w:t>
+      <w:proofErr w:type="gramEnd"/>
+      <w:r>
+        <w:t xml:space="preserve"> valor </w:t>
+      </w:r>
+      <w:proofErr w:type="gramStart"/>
+      <w:r>
+        <w:t xml:space="preserve">1 </w:t>
       </w:r>
       <w:r>
         <w:t>;</w:t>
       </w:r>
-      <w:r>
-        <w:t xml:space="preserve"> valor 2 </w:t>
+      <w:proofErr w:type="gramEnd"/>
+      <w:r>
+        <w:t xml:space="preserve"> valor </w:t>
+      </w:r>
+      <w:proofErr w:type="gramStart"/>
+      <w:r>
+        <w:t xml:space="preserve">2 </w:t>
       </w:r>
       <w:r>
         <w:t>;</w:t>
       </w:r>
+      <w:proofErr w:type="gramEnd"/>
       <w:r>
         <w:t xml:space="preserve"> valor 3</w:t>
       </w:r>
@@ -10820,7 +11219,14 @@
       </w:pPr>
       <w:r>
         <w:tab/>
-        <w:t>La filas siguientes después de definir el tipo de terminación, son cada uno de los elementos que acompañan al tipo de terminación, en este caso nombrados “</w:t>
+      </w:r>
+      <w:proofErr w:type="gramStart"/>
+      <w:r>
+        <w:t>La filas siguientes después</w:t>
+      </w:r>
+      <w:proofErr w:type="gramEnd"/>
+      <w:r>
+        <w:t xml:space="preserve"> de definir el tipo de terminación, son cada uno de los elementos que acompañan al tipo de terminación, en este caso nombrados “</w:t>
       </w:r>
       <w:r>
         <w:t>Key</w:t>
@@ -11017,11 +11423,19 @@
       </w:r>
       <w:proofErr w:type="spellStart"/>
       <w:r>
-        <w:t>Key_de_fin_de_escena_A</w:t>
-      </w:r>
-      <w:proofErr w:type="spellEnd"/>
-      <w:r>
-        <w:t xml:space="preserve"> ; </w:t>
+        <w:t>Key_de_fin_de_escena_</w:t>
+      </w:r>
+      <w:proofErr w:type="gramStart"/>
+      <w:r>
+        <w:t>A</w:t>
+      </w:r>
+      <w:proofErr w:type="spellEnd"/>
+      <w:r>
+        <w:t xml:space="preserve"> ;</w:t>
+      </w:r>
+      <w:proofErr w:type="gramEnd"/>
+      <w:r>
+        <w:t xml:space="preserve"> </w:t>
       </w:r>
       <w:proofErr w:type="spellStart"/>
       <w:r>
@@ -11104,14 +11518,28 @@
         <w:rPr>
           <w:highlight w:val="yellow"/>
         </w:rPr>
-        <w:t>_end</w:t>
-      </w:r>
-      <w:proofErr w:type="spellEnd"/>
-      <w:r>
-        <w:rPr>
-          <w:highlight w:val="yellow"/>
-        </w:rPr>
-        <w:t xml:space="preserve"> ; </w:t>
+        <w:t>_</w:t>
+      </w:r>
+      <w:proofErr w:type="gramStart"/>
+      <w:r>
+        <w:rPr>
+          <w:highlight w:val="yellow"/>
+        </w:rPr>
+        <w:t>end</w:t>
+      </w:r>
+      <w:proofErr w:type="spellEnd"/>
+      <w:r>
+        <w:rPr>
+          <w:highlight w:val="yellow"/>
+        </w:rPr>
+        <w:t xml:space="preserve"> ;</w:t>
+      </w:r>
+      <w:proofErr w:type="gramEnd"/>
+      <w:r>
+        <w:rPr>
+          <w:highlight w:val="yellow"/>
+        </w:rPr>
+        <w:t xml:space="preserve"> </w:t>
       </w:r>
       <w:proofErr w:type="spellStart"/>
       <w:r>
@@ -11190,14 +11618,28 @@
         <w:rPr>
           <w:highlight w:val="yellow"/>
         </w:rPr>
-        <w:t>katherine_scene_end</w:t>
-      </w:r>
-      <w:proofErr w:type="spellEnd"/>
-      <w:r>
-        <w:rPr>
-          <w:highlight w:val="yellow"/>
-        </w:rPr>
-        <w:t xml:space="preserve"> ; </w:t>
+        <w:t>katherine_scene_</w:t>
+      </w:r>
+      <w:proofErr w:type="gramStart"/>
+      <w:r>
+        <w:rPr>
+          <w:highlight w:val="yellow"/>
+        </w:rPr>
+        <w:t>end</w:t>
+      </w:r>
+      <w:proofErr w:type="spellEnd"/>
+      <w:r>
+        <w:rPr>
+          <w:highlight w:val="yellow"/>
+        </w:rPr>
+        <w:t xml:space="preserve"> ;</w:t>
+      </w:r>
+      <w:proofErr w:type="gramEnd"/>
+      <w:r>
+        <w:rPr>
+          <w:highlight w:val="yellow"/>
+        </w:rPr>
+        <w:t xml:space="preserve"> </w:t>
       </w:r>
       <w:proofErr w:type="spellStart"/>
       <w:r>
@@ -11238,14 +11680,28 @@
         <w:rPr>
           <w:highlight w:val="yellow"/>
         </w:rPr>
-        <w:t>amber_scene_end</w:t>
-      </w:r>
-      <w:proofErr w:type="spellEnd"/>
-      <w:r>
-        <w:rPr>
-          <w:highlight w:val="yellow"/>
-        </w:rPr>
-        <w:t xml:space="preserve"> ; </w:t>
+        <w:t>amber_scene_</w:t>
+      </w:r>
+      <w:proofErr w:type="gramStart"/>
+      <w:r>
+        <w:rPr>
+          <w:highlight w:val="yellow"/>
+        </w:rPr>
+        <w:t>end</w:t>
+      </w:r>
+      <w:proofErr w:type="spellEnd"/>
+      <w:r>
+        <w:rPr>
+          <w:highlight w:val="yellow"/>
+        </w:rPr>
+        <w:t xml:space="preserve"> ;</w:t>
+      </w:r>
+      <w:proofErr w:type="gramEnd"/>
+      <w:r>
+        <w:rPr>
+          <w:highlight w:val="yellow"/>
+        </w:rPr>
+        <w:t xml:space="preserve"> </w:t>
       </w:r>
       <w:proofErr w:type="spellStart"/>
       <w:r>
@@ -11292,14 +11748,28 @@
         <w:rPr>
           <w:highlight w:val="yellow"/>
         </w:rPr>
-        <w:t>mariangeles_scene_end</w:t>
-      </w:r>
-      <w:proofErr w:type="spellEnd"/>
-      <w:r>
-        <w:rPr>
-          <w:highlight w:val="yellow"/>
-        </w:rPr>
-        <w:t xml:space="preserve"> ; </w:t>
+        <w:t>mariangeles_scene_</w:t>
+      </w:r>
+      <w:proofErr w:type="gramStart"/>
+      <w:r>
+        <w:rPr>
+          <w:highlight w:val="yellow"/>
+        </w:rPr>
+        <w:t>end</w:t>
+      </w:r>
+      <w:proofErr w:type="spellEnd"/>
+      <w:r>
+        <w:rPr>
+          <w:highlight w:val="yellow"/>
+        </w:rPr>
+        <w:t xml:space="preserve"> ;</w:t>
+      </w:r>
+      <w:proofErr w:type="gramEnd"/>
+      <w:r>
+        <w:rPr>
+          <w:highlight w:val="yellow"/>
+        </w:rPr>
+        <w:t xml:space="preserve"> </w:t>
       </w:r>
       <w:proofErr w:type="spellStart"/>
       <w:r>
@@ -11355,14 +11825,28 @@
         <w:rPr>
           <w:highlight w:val="yellow"/>
         </w:rPr>
-        <w:t>stefannie_scene_end</w:t>
-      </w:r>
-      <w:proofErr w:type="spellEnd"/>
-      <w:r>
-        <w:rPr>
-          <w:highlight w:val="yellow"/>
-        </w:rPr>
-        <w:t xml:space="preserve"> ; </w:t>
+        <w:t>stefannie_scene_</w:t>
+      </w:r>
+      <w:proofErr w:type="gramStart"/>
+      <w:r>
+        <w:rPr>
+          <w:highlight w:val="yellow"/>
+        </w:rPr>
+        <w:t>end</w:t>
+      </w:r>
+      <w:proofErr w:type="spellEnd"/>
+      <w:r>
+        <w:rPr>
+          <w:highlight w:val="yellow"/>
+        </w:rPr>
+        <w:t xml:space="preserve"> ;</w:t>
+      </w:r>
+      <w:proofErr w:type="gramEnd"/>
+      <w:r>
+        <w:rPr>
+          <w:highlight w:val="yellow"/>
+        </w:rPr>
+        <w:t xml:space="preserve"> </w:t>
       </w:r>
       <w:proofErr w:type="spellStart"/>
       <w:r>
@@ -11434,22 +11918,79 @@
           <w:sz w:val="22"/>
           <w:szCs w:val="22"/>
         </w:rPr>
-        <w:t>key_opcion_1 ; punto_1 : valor_punto_1 ; siguiente escena</w:t>
-      </w:r>
+        <w:t>key_opcion_</w:t>
+      </w:r>
+      <w:proofErr w:type="gramStart"/>
       <w:r>
         <w:rPr>
           <w:sz w:val="22"/>
           <w:szCs w:val="22"/>
         </w:rPr>
-        <w:t xml:space="preserve"> ;</w:t>
-      </w:r>
+        <w:t>1 ;</w:t>
+      </w:r>
+      <w:proofErr w:type="gramEnd"/>
       <w:r>
         <w:rPr>
           <w:sz w:val="22"/>
           <w:szCs w:val="22"/>
         </w:rPr>
+        <w:t xml:space="preserve"> punto_</w:t>
+      </w:r>
+      <w:proofErr w:type="gramStart"/>
+      <w:r>
+        <w:rPr>
+          <w:sz w:val="22"/>
+          <w:szCs w:val="22"/>
+        </w:rPr>
+        <w:t>1 :</w:t>
+      </w:r>
+      <w:proofErr w:type="gramEnd"/>
+      <w:r>
+        <w:rPr>
+          <w:sz w:val="22"/>
+          <w:szCs w:val="22"/>
+        </w:rPr>
+        <w:t xml:space="preserve"> valor_punto_</w:t>
+      </w:r>
+      <w:proofErr w:type="gramStart"/>
+      <w:r>
+        <w:rPr>
+          <w:sz w:val="22"/>
+          <w:szCs w:val="22"/>
+        </w:rPr>
+        <w:t>1 ;</w:t>
+      </w:r>
+      <w:proofErr w:type="gramEnd"/>
+      <w:r>
+        <w:rPr>
+          <w:sz w:val="22"/>
+          <w:szCs w:val="22"/>
+        </w:rPr>
+        <w:t xml:space="preserve"> siguiente </w:t>
+      </w:r>
+      <w:proofErr w:type="gramStart"/>
+      <w:r>
+        <w:rPr>
+          <w:sz w:val="22"/>
+          <w:szCs w:val="22"/>
+        </w:rPr>
+        <w:t>escena</w:t>
+      </w:r>
+      <w:r>
+        <w:rPr>
+          <w:sz w:val="22"/>
+          <w:szCs w:val="22"/>
+        </w:rPr>
+        <w:t xml:space="preserve"> ;</w:t>
+      </w:r>
+      <w:r>
+        <w:rPr>
+          <w:sz w:val="22"/>
+          <w:szCs w:val="22"/>
+        </w:rPr>
         <w:t>texto</w:t>
       </w:r>
+      <w:proofErr w:type="gramEnd"/>
     </w:p>
     <w:p>
       <w:pPr>
@@ -11465,14 +12006,46 @@
           <w:sz w:val="22"/>
           <w:szCs w:val="22"/>
         </w:rPr>
-        <w:t>key_opcion_2 ;; siguiente escena</w:t>
-      </w:r>
+        <w:t>key_opcion_</w:t>
+      </w:r>
+      <w:proofErr w:type="gramStart"/>
       <w:r>
         <w:rPr>
           <w:sz w:val="22"/>
           <w:szCs w:val="22"/>
         </w:rPr>
-        <w:t xml:space="preserve"> ; texto</w:t>
+        <w:t>2 ;</w:t>
+      </w:r>
+      <w:proofErr w:type="gramEnd"/>
+      <w:r>
+        <w:rPr>
+          <w:sz w:val="22"/>
+          <w:szCs w:val="22"/>
+        </w:rPr>
+        <w:t xml:space="preserve">; siguiente </w:t>
+      </w:r>
+      <w:proofErr w:type="gramStart"/>
+      <w:r>
+        <w:rPr>
+          <w:sz w:val="22"/>
+          <w:szCs w:val="22"/>
+        </w:rPr>
+        <w:t>escena</w:t>
+      </w:r>
+      <w:r>
+        <w:rPr>
+          <w:sz w:val="22"/>
+          <w:szCs w:val="22"/>
+        </w:rPr>
+        <w:t xml:space="preserve"> ;</w:t>
+      </w:r>
+      <w:proofErr w:type="gramEnd"/>
+      <w:r>
+        <w:rPr>
+          <w:sz w:val="22"/>
+          <w:szCs w:val="22"/>
+        </w:rPr>
+        <w:t xml:space="preserve"> texto</w:t>
       </w:r>
     </w:p>
     <w:p>
@@ -11489,14 +12062,94 @@
           <w:sz w:val="22"/>
           <w:szCs w:val="22"/>
         </w:rPr>
-        <w:t xml:space="preserve">key_opcion_3 ; punto1:valor_punto1, punto2:valor_punto2 ; siguiente escena </w:t>
-      </w:r>
+        <w:t>key_opcion_</w:t>
+      </w:r>
+      <w:proofErr w:type="gramStart"/>
       <w:r>
         <w:rPr>
           <w:sz w:val="22"/>
           <w:szCs w:val="22"/>
         </w:rPr>
-        <w:t>; texto</w:t>
+        <w:t>3 ;</w:t>
+      </w:r>
+      <w:proofErr w:type="gramEnd"/>
+      <w:r>
+        <w:rPr>
+          <w:sz w:val="22"/>
+          <w:szCs w:val="22"/>
+        </w:rPr>
+        <w:t xml:space="preserve"> punto</w:t>
+      </w:r>
+      <w:proofErr w:type="gramStart"/>
+      <w:r>
+        <w:rPr>
+          <w:sz w:val="22"/>
+          <w:szCs w:val="22"/>
+        </w:rPr>
+        <w:t>1:valor</w:t>
+      </w:r>
+      <w:proofErr w:type="gramEnd"/>
+      <w:r>
+        <w:rPr>
+          <w:sz w:val="22"/>
+          <w:szCs w:val="22"/>
+        </w:rPr>
+        <w:t>_punto1, punto</w:t>
+      </w:r>
+      <w:proofErr w:type="gramStart"/>
+      <w:r>
+        <w:rPr>
+          <w:sz w:val="22"/>
+          <w:szCs w:val="22"/>
+        </w:rPr>
+        <w:t>2:valor</w:t>
+      </w:r>
+      <w:proofErr w:type="gramEnd"/>
+      <w:r>
+        <w:rPr>
+          <w:sz w:val="22"/>
+          <w:szCs w:val="22"/>
+        </w:rPr>
+        <w:t>_punto</w:t>
+      </w:r>
+      <w:proofErr w:type="gramStart"/>
+      <w:r>
+        <w:rPr>
+          <w:sz w:val="22"/>
+          <w:szCs w:val="22"/>
+        </w:rPr>
+        <w:t>2 ;</w:t>
+      </w:r>
+      <w:proofErr w:type="gramEnd"/>
+      <w:r>
+        <w:rPr>
+          <w:sz w:val="22"/>
+          <w:szCs w:val="22"/>
+        </w:rPr>
+        <w:t xml:space="preserve"> siguiente </w:t>
+      </w:r>
+      <w:proofErr w:type="gramStart"/>
+      <w:r>
+        <w:rPr>
+          <w:sz w:val="22"/>
+          <w:szCs w:val="22"/>
+        </w:rPr>
+        <w:t xml:space="preserve">escena </w:t>
+      </w:r>
+      <w:r>
+        <w:rPr>
+          <w:sz w:val="22"/>
+          <w:szCs w:val="22"/>
+        </w:rPr>
+        <w:t>;</w:t>
+      </w:r>
+      <w:proofErr w:type="gramEnd"/>
+      <w:r>
+        <w:rPr>
+          <w:sz w:val="22"/>
+          <w:szCs w:val="22"/>
+        </w:rPr>
+        <w:t xml:space="preserve"> texto</w:t>
       </w:r>
     </w:p>
     <w:p>
@@ -11617,7 +12270,15 @@
     <w:p>
       <w:r>
         <w:tab/>
-        <w:t>Como se dijo anteriormente, también se pueden modificar los puntos, estos puntos pueden llevar el nombre que se desee, el único detalle es que debes asegurarte de escribirlo bien ya que si lo escribes mal, el motor lo interpretará como un punto distinto.</w:t>
+        <w:t xml:space="preserve">Como se dijo anteriormente, también se pueden modificar los puntos, estos puntos pueden llevar el nombre que se desee, el único detalle es que debes asegurarte de escribirlo bien </w:t>
+      </w:r>
+      <w:proofErr w:type="gramStart"/>
+      <w:r>
+        <w:t>ya que</w:t>
+      </w:r>
+      <w:proofErr w:type="gramEnd"/>
+      <w:r>
+        <w:t xml:space="preserve"> si lo escribes mal, el motor lo interpretará como un punto distinto.</w:t>
       </w:r>
     </w:p>
     <w:p>
@@ -11709,21 +12370,42 @@
         <w:rPr>
           <w:highlight w:val="yellow"/>
         </w:rPr>
-        <w:t>give_sushi</w:t>
-      </w:r>
-      <w:proofErr w:type="spellEnd"/>
-      <w:r>
-        <w:rPr>
-          <w:highlight w:val="yellow"/>
-        </w:rPr>
-        <w:t xml:space="preserve"> ; ; </w:t>
-      </w:r>
-      <w:proofErr w:type="spellStart"/>
-      <w:r>
-        <w:rPr>
-          <w:highlight w:val="yellow"/>
-        </w:rPr>
-        <w:t>scene_B</w:t>
+        <w:t>give_</w:t>
+      </w:r>
+      <w:proofErr w:type="gramStart"/>
+      <w:r>
+        <w:rPr>
+          <w:highlight w:val="yellow"/>
+        </w:rPr>
+        <w:t>sushi</w:t>
+      </w:r>
+      <w:proofErr w:type="spellEnd"/>
+      <w:r>
+        <w:rPr>
+          <w:highlight w:val="yellow"/>
+        </w:rPr>
+        <w:t xml:space="preserve"> ;</w:t>
+      </w:r>
+      <w:proofErr w:type="gramEnd"/>
+      <w:r>
+        <w:rPr>
+          <w:highlight w:val="yellow"/>
+        </w:rPr>
+        <w:t xml:space="preserve"> ; </w:t>
+      </w:r>
+      <w:proofErr w:type="spellStart"/>
+      <w:r>
+        <w:rPr>
+          <w:highlight w:val="yellow"/>
+        </w:rPr>
+        <w:t>scene_</w:t>
+      </w:r>
+      <w:proofErr w:type="gramStart"/>
+      <w:r>
+        <w:rPr>
+          <w:highlight w:val="yellow"/>
+        </w:rPr>
+        <w:t>B</w:t>
       </w:r>
       <w:proofErr w:type="spellEnd"/>
       <w:r>
@@ -11738,6 +12420,7 @@
         </w:rPr>
         <w:t>;</w:t>
       </w:r>
+      <w:proofErr w:type="gramEnd"/>
       <w:r>
         <w:rPr>
           <w:highlight w:val="yellow"/>
@@ -11766,35 +12449,85 @@
         <w:rPr>
           <w:highlight w:val="yellow"/>
         </w:rPr>
-        <w:t>give_salad</w:t>
-      </w:r>
-      <w:proofErr w:type="spellEnd"/>
-      <w:r>
-        <w:rPr>
-          <w:highlight w:val="yellow"/>
-        </w:rPr>
-        <w:t xml:space="preserve"> ; amistad : -1 ; </w:t>
-      </w:r>
-      <w:proofErr w:type="spellStart"/>
-      <w:r>
-        <w:rPr>
-          <w:highlight w:val="yellow"/>
-        </w:rPr>
-        <w:t>scene_C</w:t>
-      </w:r>
-      <w:proofErr w:type="spellEnd"/>
+        <w:t>give_</w:t>
+      </w:r>
+      <w:proofErr w:type="gramStart"/>
+      <w:r>
+        <w:rPr>
+          <w:highlight w:val="yellow"/>
+        </w:rPr>
+        <w:t>salad</w:t>
+      </w:r>
+      <w:proofErr w:type="spellEnd"/>
+      <w:r>
+        <w:rPr>
+          <w:highlight w:val="yellow"/>
+        </w:rPr>
+        <w:t xml:space="preserve"> ;</w:t>
+      </w:r>
+      <w:proofErr w:type="gramEnd"/>
       <w:r>
         <w:rPr>
           <w:highlight w:val="yellow"/>
         </w:rPr>
         <w:t xml:space="preserve"> </w:t>
       </w:r>
+      <w:proofErr w:type="gramStart"/>
+      <w:r>
+        <w:rPr>
+          <w:highlight w:val="yellow"/>
+        </w:rPr>
+        <w:t>amistad :</w:t>
+      </w:r>
+      <w:proofErr w:type="gramEnd"/>
+      <w:r>
+        <w:rPr>
+          <w:highlight w:val="yellow"/>
+        </w:rPr>
+        <w:t xml:space="preserve"> -</w:t>
+      </w:r>
+      <w:proofErr w:type="gramStart"/>
+      <w:r>
+        <w:rPr>
+          <w:highlight w:val="yellow"/>
+        </w:rPr>
+        <w:t>1 ;</w:t>
+      </w:r>
+      <w:proofErr w:type="gramEnd"/>
+      <w:r>
+        <w:rPr>
+          <w:highlight w:val="yellow"/>
+        </w:rPr>
+        <w:t xml:space="preserve"> </w:t>
+      </w:r>
+      <w:proofErr w:type="spellStart"/>
+      <w:r>
+        <w:rPr>
+          <w:highlight w:val="yellow"/>
+        </w:rPr>
+        <w:t>scene_</w:t>
+      </w:r>
+      <w:proofErr w:type="gramStart"/>
+      <w:r>
+        <w:rPr>
+          <w:highlight w:val="yellow"/>
+        </w:rPr>
+        <w:t>C</w:t>
+      </w:r>
+      <w:proofErr w:type="spellEnd"/>
+      <w:r>
+        <w:rPr>
+          <w:highlight w:val="yellow"/>
+        </w:rPr>
+        <w:t xml:space="preserve"> </w:t>
+      </w:r>
       <w:r>
         <w:rPr>
           <w:highlight w:val="yellow"/>
         </w:rPr>
         <w:t>;</w:t>
       </w:r>
+      <w:proofErr w:type="gramEnd"/>
       <w:r>
         <w:rPr>
           <w:highlight w:val="yellow"/>
@@ -11820,35 +12553,85 @@
         <w:rPr>
           <w:highlight w:val="yellow"/>
         </w:rPr>
-        <w:t>give_beef</w:t>
-      </w:r>
-      <w:proofErr w:type="spellEnd"/>
-      <w:r>
-        <w:rPr>
-          <w:highlight w:val="yellow"/>
-        </w:rPr>
-        <w:t xml:space="preserve"> ; amistad : 1 ; </w:t>
-      </w:r>
-      <w:proofErr w:type="spellStart"/>
-      <w:r>
-        <w:rPr>
-          <w:highlight w:val="yellow"/>
-        </w:rPr>
-        <w:t>scene_D</w:t>
-      </w:r>
-      <w:proofErr w:type="spellEnd"/>
+        <w:t>give_</w:t>
+      </w:r>
+      <w:proofErr w:type="gramStart"/>
+      <w:r>
+        <w:rPr>
+          <w:highlight w:val="yellow"/>
+        </w:rPr>
+        <w:t>beef</w:t>
+      </w:r>
+      <w:proofErr w:type="spellEnd"/>
+      <w:r>
+        <w:rPr>
+          <w:highlight w:val="yellow"/>
+        </w:rPr>
+        <w:t xml:space="preserve"> ;</w:t>
+      </w:r>
+      <w:proofErr w:type="gramEnd"/>
       <w:r>
         <w:rPr>
           <w:highlight w:val="yellow"/>
         </w:rPr>
         <w:t xml:space="preserve"> </w:t>
       </w:r>
+      <w:proofErr w:type="gramStart"/>
+      <w:r>
+        <w:rPr>
+          <w:highlight w:val="yellow"/>
+        </w:rPr>
+        <w:t>amistad :</w:t>
+      </w:r>
+      <w:proofErr w:type="gramEnd"/>
+      <w:r>
+        <w:rPr>
+          <w:highlight w:val="yellow"/>
+        </w:rPr>
+        <w:t xml:space="preserve"> </w:t>
+      </w:r>
+      <w:proofErr w:type="gramStart"/>
+      <w:r>
+        <w:rPr>
+          <w:highlight w:val="yellow"/>
+        </w:rPr>
+        <w:t>1 ;</w:t>
+      </w:r>
+      <w:proofErr w:type="gramEnd"/>
+      <w:r>
+        <w:rPr>
+          <w:highlight w:val="yellow"/>
+        </w:rPr>
+        <w:t xml:space="preserve"> </w:t>
+      </w:r>
+      <w:proofErr w:type="spellStart"/>
+      <w:r>
+        <w:rPr>
+          <w:highlight w:val="yellow"/>
+        </w:rPr>
+        <w:t>scene_</w:t>
+      </w:r>
+      <w:proofErr w:type="gramStart"/>
+      <w:r>
+        <w:rPr>
+          <w:highlight w:val="yellow"/>
+        </w:rPr>
+        <w:t>D</w:t>
+      </w:r>
+      <w:proofErr w:type="spellEnd"/>
+      <w:r>
+        <w:rPr>
+          <w:highlight w:val="yellow"/>
+        </w:rPr>
+        <w:t xml:space="preserve"> </w:t>
+      </w:r>
       <w:r>
         <w:rPr>
           <w:highlight w:val="yellow"/>
         </w:rPr>
         <w:t>;</w:t>
       </w:r>
+      <w:proofErr w:type="gramEnd"/>
       <w:r>
         <w:rPr>
           <w:highlight w:val="yellow"/>
@@ -11883,7 +12666,15 @@
         <w:t>consecuencias</w:t>
       </w:r>
       <w:r>
-        <w:t>, este caso son “</w:t>
+        <w:t xml:space="preserve">, </w:t>
+      </w:r>
+      <w:proofErr w:type="gramStart"/>
+      <w:r>
+        <w:t>este caso son</w:t>
+      </w:r>
+      <w:proofErr w:type="gramEnd"/>
+      <w:r>
+        <w:t xml:space="preserve"> “</w:t>
       </w:r>
       <w:proofErr w:type="spellStart"/>
       <w:r>
@@ -11942,7 +12733,15 @@
         <w:t>diálogos</w:t>
       </w:r>
       <w:r>
-        <w:t>, para agregar nuevos textos dependiendo del idioma, debemos seguir agregando ; y añadiendo los textos correspondientes al idioma.</w:t>
+        <w:t xml:space="preserve">, para agregar nuevos textos dependiendo del idioma, debemos seguir </w:t>
+      </w:r>
+      <w:proofErr w:type="gramStart"/>
+      <w:r>
+        <w:t>agregando ;</w:t>
+      </w:r>
+      <w:proofErr w:type="gramEnd"/>
+      <w:r>
+        <w:t xml:space="preserve"> y añadiendo los textos correspondientes al idioma.</w:t>
       </w:r>
     </w:p>
     <w:p>
@@ -11972,7 +12771,15 @@
         <w:t>y por decisión.</w:t>
       </w:r>
       <w:r>
-        <w:t xml:space="preserve"> Para estas condiciones se debe tener especial control sobre los valores posibles de los puntos así como los posibles diálogos y escenas pasadas, esto para saber si de verdad las condiciones que estás escribiendo se pueden cumplir. </w:t>
+        <w:t xml:space="preserve"> Para estas condiciones se debe tener especial control sobre los valores posibles de los </w:t>
+      </w:r>
+      <w:proofErr w:type="gramStart"/>
+      <w:r>
+        <w:t>puntos</w:t>
+      </w:r>
+      <w:proofErr w:type="gramEnd"/>
+      <w:r>
+        <w:t xml:space="preserve"> así como los posibles diálogos y escenas pasadas, esto para saber si de verdad las condiciones que estás escribiendo se pueden cumplir. </w:t>
       </w:r>
     </w:p>
     <w:p>
@@ -12070,14 +12877,42 @@
         <w:rPr>
           <w:highlight w:val="yellow"/>
         </w:rPr>
-        <w:t>exam_positive_grade</w:t>
-      </w:r>
-      <w:proofErr w:type="spellEnd"/>
-      <w:r>
-        <w:rPr>
-          <w:highlight w:val="yellow"/>
-        </w:rPr>
-        <w:t xml:space="preserve"> ; calificación &gt; 10 ; aprobado</w:t>
+        <w:t>exam_positive_</w:t>
+      </w:r>
+      <w:proofErr w:type="gramStart"/>
+      <w:r>
+        <w:rPr>
+          <w:highlight w:val="yellow"/>
+        </w:rPr>
+        <w:t>grade</w:t>
+      </w:r>
+      <w:proofErr w:type="spellEnd"/>
+      <w:r>
+        <w:rPr>
+          <w:highlight w:val="yellow"/>
+        </w:rPr>
+        <w:t xml:space="preserve"> ;</w:t>
+      </w:r>
+      <w:proofErr w:type="gramEnd"/>
+      <w:r>
+        <w:rPr>
+          <w:highlight w:val="yellow"/>
+        </w:rPr>
+        <w:t xml:space="preserve"> calificación &gt; </w:t>
+      </w:r>
+      <w:proofErr w:type="gramStart"/>
+      <w:r>
+        <w:rPr>
+          <w:highlight w:val="yellow"/>
+        </w:rPr>
+        <w:t>10 ;</w:t>
+      </w:r>
+      <w:proofErr w:type="gramEnd"/>
+      <w:r>
+        <w:rPr>
+          <w:highlight w:val="yellow"/>
+        </w:rPr>
+        <w:t xml:space="preserve"> aprobado</w:t>
       </w:r>
     </w:p>
     <w:p>
@@ -12092,14 +12927,28 @@
         <w:rPr>
           <w:highlight w:val="yellow"/>
         </w:rPr>
-        <w:t>exam_negative_grade</w:t>
-      </w:r>
-      <w:proofErr w:type="spellEnd"/>
-      <w:r>
-        <w:rPr>
-          <w:highlight w:val="yellow"/>
-        </w:rPr>
-        <w:t xml:space="preserve"> ; ; reprobado</w:t>
+        <w:t>exam_negative_</w:t>
+      </w:r>
+      <w:proofErr w:type="gramStart"/>
+      <w:r>
+        <w:rPr>
+          <w:highlight w:val="yellow"/>
+        </w:rPr>
+        <w:t>grade</w:t>
+      </w:r>
+      <w:proofErr w:type="spellEnd"/>
+      <w:r>
+        <w:rPr>
+          <w:highlight w:val="yellow"/>
+        </w:rPr>
+        <w:t xml:space="preserve"> ;</w:t>
+      </w:r>
+      <w:proofErr w:type="gramEnd"/>
+      <w:r>
+        <w:rPr>
+          <w:highlight w:val="yellow"/>
+        </w:rPr>
+        <w:t xml:space="preserve"> ; reprobado</w:t>
       </w:r>
     </w:p>
     <w:p>
@@ -12181,7 +13030,15 @@
         <w:ind w:firstLine="708"/>
       </w:pPr>
       <w:r>
-        <w:t>Como Atlax Renpy verifica todas las condiciones y si ninguna se cumple toma la última por defecto, no hace falta colocar condición en la última opción, ya que si no se cumple una, irá a la otra.</w:t>
+        <w:t xml:space="preserve">Como Atlax Renpy verifica todas las condiciones y si ninguna se cumple toma la última por defecto, no hace falta colocar condición en la última opción, </w:t>
+      </w:r>
+      <w:proofErr w:type="gramStart"/>
+      <w:r>
+        <w:t>ya que</w:t>
+      </w:r>
+      <w:proofErr w:type="gramEnd"/>
+      <w:r>
+        <w:t xml:space="preserve"> si no se cumple una, irá a la otra.</w:t>
       </w:r>
     </w:p>
     <w:p>
@@ -12226,14 +13083,42 @@
         <w:rPr>
           <w:highlight w:val="yellow"/>
         </w:rPr>
-        <w:t>Katherine_route_good_end</w:t>
-      </w:r>
-      <w:proofErr w:type="spellEnd"/>
-      <w:r>
-        <w:rPr>
-          <w:highlight w:val="yellow"/>
-        </w:rPr>
-        <w:t xml:space="preserve"> ; amistad &gt; 18, calificación &gt; 10 ; </w:t>
+        <w:t>Katherine_route_good_</w:t>
+      </w:r>
+      <w:proofErr w:type="gramStart"/>
+      <w:r>
+        <w:rPr>
+          <w:highlight w:val="yellow"/>
+        </w:rPr>
+        <w:t>end</w:t>
+      </w:r>
+      <w:proofErr w:type="spellEnd"/>
+      <w:r>
+        <w:rPr>
+          <w:highlight w:val="yellow"/>
+        </w:rPr>
+        <w:t xml:space="preserve"> ;</w:t>
+      </w:r>
+      <w:proofErr w:type="gramEnd"/>
+      <w:r>
+        <w:rPr>
+          <w:highlight w:val="yellow"/>
+        </w:rPr>
+        <w:t xml:space="preserve"> amistad &gt; 18, calificación &gt; </w:t>
+      </w:r>
+      <w:proofErr w:type="gramStart"/>
+      <w:r>
+        <w:rPr>
+          <w:highlight w:val="yellow"/>
+        </w:rPr>
+        <w:t>10 ;</w:t>
+      </w:r>
+      <w:proofErr w:type="gramEnd"/>
+      <w:r>
+        <w:rPr>
+          <w:highlight w:val="yellow"/>
+        </w:rPr>
+        <w:t xml:space="preserve"> </w:t>
       </w:r>
       <w:proofErr w:type="spellStart"/>
       <w:r>
@@ -12269,14 +13154,28 @@
         <w:rPr>
           <w:highlight w:val="yellow"/>
         </w:rPr>
-        <w:t>_end</w:t>
-      </w:r>
-      <w:proofErr w:type="spellEnd"/>
-      <w:r>
-        <w:rPr>
-          <w:highlight w:val="yellow"/>
-        </w:rPr>
-        <w:t xml:space="preserve"> ; amistad &gt; </w:t>
+        <w:t>_</w:t>
+      </w:r>
+      <w:proofErr w:type="gramStart"/>
+      <w:r>
+        <w:rPr>
+          <w:highlight w:val="yellow"/>
+        </w:rPr>
+        <w:t>end</w:t>
+      </w:r>
+      <w:proofErr w:type="spellEnd"/>
+      <w:r>
+        <w:rPr>
+          <w:highlight w:val="yellow"/>
+        </w:rPr>
+        <w:t xml:space="preserve"> ;</w:t>
+      </w:r>
+      <w:proofErr w:type="gramEnd"/>
+      <w:r>
+        <w:rPr>
+          <w:highlight w:val="yellow"/>
+        </w:rPr>
+        <w:t xml:space="preserve"> amistad &gt; </w:t>
       </w:r>
       <w:r>
         <w:rPr>
@@ -12294,13 +13193,27 @@
         <w:rPr>
           <w:highlight w:val="yellow"/>
         </w:rPr>
-        <w:t>calificación &gt; 5</w:t>
-      </w:r>
-      <w:r>
-        <w:rPr>
-          <w:highlight w:val="yellow"/>
-        </w:rPr>
-        <w:t xml:space="preserve"> ; </w:t>
+        <w:t xml:space="preserve">calificación &gt; </w:t>
+      </w:r>
+      <w:proofErr w:type="gramStart"/>
+      <w:r>
+        <w:rPr>
+          <w:highlight w:val="yellow"/>
+        </w:rPr>
+        <w:t>5</w:t>
+      </w:r>
+      <w:r>
+        <w:rPr>
+          <w:highlight w:val="yellow"/>
+        </w:rPr>
+        <w:t xml:space="preserve"> ;</w:t>
+      </w:r>
+      <w:proofErr w:type="gramEnd"/>
+      <w:r>
+        <w:rPr>
+          <w:highlight w:val="yellow"/>
+        </w:rPr>
+        <w:t xml:space="preserve"> </w:t>
       </w:r>
       <w:proofErr w:type="spellStart"/>
       <w:r>
@@ -12327,14 +13240,28 @@
         <w:rPr>
           <w:highlight w:val="yellow"/>
         </w:rPr>
-        <w:t>Katherine_route_bad_end</w:t>
-      </w:r>
-      <w:proofErr w:type="spellEnd"/>
-      <w:r>
-        <w:rPr>
-          <w:highlight w:val="yellow"/>
-        </w:rPr>
-        <w:t xml:space="preserve"> ; ; </w:t>
+        <w:t>Katherine_route_bad_</w:t>
+      </w:r>
+      <w:proofErr w:type="gramStart"/>
+      <w:r>
+        <w:rPr>
+          <w:highlight w:val="yellow"/>
+        </w:rPr>
+        <w:t>end</w:t>
+      </w:r>
+      <w:proofErr w:type="spellEnd"/>
+      <w:r>
+        <w:rPr>
+          <w:highlight w:val="yellow"/>
+        </w:rPr>
+        <w:t xml:space="preserve"> ;</w:t>
+      </w:r>
+      <w:proofErr w:type="gramEnd"/>
+      <w:r>
+        <w:rPr>
+          <w:highlight w:val="yellow"/>
+        </w:rPr>
+        <w:t xml:space="preserve"> ; </w:t>
       </w:r>
       <w:proofErr w:type="spellStart"/>
       <w:r>
@@ -12437,28 +13364,56 @@
         <w:rPr>
           <w:highlight w:val="yellow"/>
         </w:rPr>
-        <w:t>sushi_gived</w:t>
-      </w:r>
-      <w:proofErr w:type="spellEnd"/>
-      <w:r>
-        <w:rPr>
-          <w:highlight w:val="yellow"/>
-        </w:rPr>
-        <w:t xml:space="preserve"> ; </w:t>
-      </w:r>
-      <w:proofErr w:type="spellStart"/>
-      <w:r>
-        <w:rPr>
-          <w:highlight w:val="yellow"/>
-        </w:rPr>
-        <w:t>give_sushi</w:t>
-      </w:r>
-      <w:proofErr w:type="spellEnd"/>
-      <w:r>
-        <w:rPr>
-          <w:highlight w:val="yellow"/>
-        </w:rPr>
-        <w:t xml:space="preserve"> ; </w:t>
+        <w:t>sushi_</w:t>
+      </w:r>
+      <w:proofErr w:type="gramStart"/>
+      <w:r>
+        <w:rPr>
+          <w:highlight w:val="yellow"/>
+        </w:rPr>
+        <w:t>gived</w:t>
+      </w:r>
+      <w:proofErr w:type="spellEnd"/>
+      <w:r>
+        <w:rPr>
+          <w:highlight w:val="yellow"/>
+        </w:rPr>
+        <w:t xml:space="preserve"> ;</w:t>
+      </w:r>
+      <w:proofErr w:type="gramEnd"/>
+      <w:r>
+        <w:rPr>
+          <w:highlight w:val="yellow"/>
+        </w:rPr>
+        <w:t xml:space="preserve"> </w:t>
+      </w:r>
+      <w:proofErr w:type="spellStart"/>
+      <w:r>
+        <w:rPr>
+          <w:highlight w:val="yellow"/>
+        </w:rPr>
+        <w:t>give_</w:t>
+      </w:r>
+      <w:proofErr w:type="gramStart"/>
+      <w:r>
+        <w:rPr>
+          <w:highlight w:val="yellow"/>
+        </w:rPr>
+        <w:t>sushi</w:t>
+      </w:r>
+      <w:proofErr w:type="spellEnd"/>
+      <w:r>
+        <w:rPr>
+          <w:highlight w:val="yellow"/>
+        </w:rPr>
+        <w:t xml:space="preserve"> ;</w:t>
+      </w:r>
+      <w:proofErr w:type="gramEnd"/>
+      <w:r>
+        <w:rPr>
+          <w:highlight w:val="yellow"/>
+        </w:rPr>
+        <w:t xml:space="preserve"> </w:t>
       </w:r>
       <w:proofErr w:type="spellStart"/>
       <w:r>
@@ -12481,28 +13436,56 @@
         <w:rPr>
           <w:highlight w:val="yellow"/>
         </w:rPr>
-        <w:t>salad_gived</w:t>
-      </w:r>
-      <w:proofErr w:type="spellEnd"/>
-      <w:r>
-        <w:rPr>
-          <w:highlight w:val="yellow"/>
-        </w:rPr>
-        <w:t xml:space="preserve"> ; </w:t>
-      </w:r>
-      <w:proofErr w:type="spellStart"/>
-      <w:r>
-        <w:rPr>
-          <w:highlight w:val="yellow"/>
-        </w:rPr>
-        <w:t>give_salad</w:t>
-      </w:r>
-      <w:proofErr w:type="spellEnd"/>
-      <w:r>
-        <w:rPr>
-          <w:highlight w:val="yellow"/>
-        </w:rPr>
-        <w:t xml:space="preserve"> ; </w:t>
+        <w:t>salad_</w:t>
+      </w:r>
+      <w:proofErr w:type="gramStart"/>
+      <w:r>
+        <w:rPr>
+          <w:highlight w:val="yellow"/>
+        </w:rPr>
+        <w:t>gived</w:t>
+      </w:r>
+      <w:proofErr w:type="spellEnd"/>
+      <w:r>
+        <w:rPr>
+          <w:highlight w:val="yellow"/>
+        </w:rPr>
+        <w:t xml:space="preserve"> ;</w:t>
+      </w:r>
+      <w:proofErr w:type="gramEnd"/>
+      <w:r>
+        <w:rPr>
+          <w:highlight w:val="yellow"/>
+        </w:rPr>
+        <w:t xml:space="preserve"> </w:t>
+      </w:r>
+      <w:proofErr w:type="spellStart"/>
+      <w:r>
+        <w:rPr>
+          <w:highlight w:val="yellow"/>
+        </w:rPr>
+        <w:t>give_</w:t>
+      </w:r>
+      <w:proofErr w:type="gramStart"/>
+      <w:r>
+        <w:rPr>
+          <w:highlight w:val="yellow"/>
+        </w:rPr>
+        <w:t>salad</w:t>
+      </w:r>
+      <w:proofErr w:type="spellEnd"/>
+      <w:r>
+        <w:rPr>
+          <w:highlight w:val="yellow"/>
+        </w:rPr>
+        <w:t xml:space="preserve"> ;</w:t>
+      </w:r>
+      <w:proofErr w:type="gramEnd"/>
+      <w:r>
+        <w:rPr>
+          <w:highlight w:val="yellow"/>
+        </w:rPr>
+        <w:t xml:space="preserve"> </w:t>
       </w:r>
       <w:proofErr w:type="spellStart"/>
       <w:r>
@@ -12523,28 +13506,56 @@
         <w:rPr>
           <w:highlight w:val="yellow"/>
         </w:rPr>
-        <w:t>beef_gived</w:t>
-      </w:r>
-      <w:proofErr w:type="spellEnd"/>
-      <w:r>
-        <w:rPr>
-          <w:highlight w:val="yellow"/>
-        </w:rPr>
-        <w:t xml:space="preserve"> ; </w:t>
-      </w:r>
-      <w:proofErr w:type="spellStart"/>
-      <w:r>
-        <w:rPr>
-          <w:highlight w:val="yellow"/>
-        </w:rPr>
-        <w:t>give_beef</w:t>
-      </w:r>
-      <w:proofErr w:type="spellEnd"/>
-      <w:r>
-        <w:rPr>
-          <w:highlight w:val="yellow"/>
-        </w:rPr>
-        <w:t xml:space="preserve"> ; </w:t>
+        <w:t>beef_</w:t>
+      </w:r>
+      <w:proofErr w:type="gramStart"/>
+      <w:r>
+        <w:rPr>
+          <w:highlight w:val="yellow"/>
+        </w:rPr>
+        <w:t>gived</w:t>
+      </w:r>
+      <w:proofErr w:type="spellEnd"/>
+      <w:r>
+        <w:rPr>
+          <w:highlight w:val="yellow"/>
+        </w:rPr>
+        <w:t xml:space="preserve"> ;</w:t>
+      </w:r>
+      <w:proofErr w:type="gramEnd"/>
+      <w:r>
+        <w:rPr>
+          <w:highlight w:val="yellow"/>
+        </w:rPr>
+        <w:t xml:space="preserve"> </w:t>
+      </w:r>
+      <w:proofErr w:type="spellStart"/>
+      <w:r>
+        <w:rPr>
+          <w:highlight w:val="yellow"/>
+        </w:rPr>
+        <w:t>give_</w:t>
+      </w:r>
+      <w:proofErr w:type="gramStart"/>
+      <w:r>
+        <w:rPr>
+          <w:highlight w:val="yellow"/>
+        </w:rPr>
+        <w:t>beef</w:t>
+      </w:r>
+      <w:proofErr w:type="spellEnd"/>
+      <w:r>
+        <w:rPr>
+          <w:highlight w:val="yellow"/>
+        </w:rPr>
+        <w:t xml:space="preserve"> ;</w:t>
+      </w:r>
+      <w:proofErr w:type="gramEnd"/>
+      <w:r>
+        <w:rPr>
+          <w:highlight w:val="yellow"/>
+        </w:rPr>
+        <w:t xml:space="preserve"> </w:t>
       </w:r>
       <w:proofErr w:type="spellStart"/>
       <w:r>
@@ -12759,28 +13770,56 @@
         <w:rPr>
           <w:highlight w:val="yellow"/>
         </w:rPr>
-        <w:t>earthquake_lived_in_home</w:t>
-      </w:r>
-      <w:proofErr w:type="spellEnd"/>
-      <w:r>
-        <w:rPr>
-          <w:highlight w:val="yellow"/>
-        </w:rPr>
-        <w:t xml:space="preserve"> ; </w:t>
-      </w:r>
-      <w:proofErr w:type="spellStart"/>
-      <w:r>
-        <w:rPr>
-          <w:highlight w:val="yellow"/>
-        </w:rPr>
-        <w:t>earthquake_in_home</w:t>
-      </w:r>
-      <w:proofErr w:type="spellEnd"/>
-      <w:r>
-        <w:rPr>
-          <w:highlight w:val="yellow"/>
-        </w:rPr>
-        <w:t xml:space="preserve"> ; </w:t>
+        <w:t>earthquake_lived_in_</w:t>
+      </w:r>
+      <w:proofErr w:type="gramStart"/>
+      <w:r>
+        <w:rPr>
+          <w:highlight w:val="yellow"/>
+        </w:rPr>
+        <w:t>home</w:t>
+      </w:r>
+      <w:proofErr w:type="spellEnd"/>
+      <w:r>
+        <w:rPr>
+          <w:highlight w:val="yellow"/>
+        </w:rPr>
+        <w:t xml:space="preserve"> ;</w:t>
+      </w:r>
+      <w:proofErr w:type="gramEnd"/>
+      <w:r>
+        <w:rPr>
+          <w:highlight w:val="yellow"/>
+        </w:rPr>
+        <w:t xml:space="preserve"> </w:t>
+      </w:r>
+      <w:proofErr w:type="spellStart"/>
+      <w:r>
+        <w:rPr>
+          <w:highlight w:val="yellow"/>
+        </w:rPr>
+        <w:t>earthquake_in_</w:t>
+      </w:r>
+      <w:proofErr w:type="gramStart"/>
+      <w:r>
+        <w:rPr>
+          <w:highlight w:val="yellow"/>
+        </w:rPr>
+        <w:t>home</w:t>
+      </w:r>
+      <w:proofErr w:type="spellEnd"/>
+      <w:r>
+        <w:rPr>
+          <w:highlight w:val="yellow"/>
+        </w:rPr>
+        <w:t xml:space="preserve"> ;</w:t>
+      </w:r>
+      <w:proofErr w:type="gramEnd"/>
+      <w:r>
+        <w:rPr>
+          <w:highlight w:val="yellow"/>
+        </w:rPr>
+        <w:t xml:space="preserve"> </w:t>
       </w:r>
       <w:proofErr w:type="spellStart"/>
       <w:r>
@@ -12804,14 +13843,28 @@
         <w:rPr>
           <w:highlight w:val="yellow"/>
         </w:rPr>
-        <w:t>earthquake_lived_in_shop</w:t>
-      </w:r>
-      <w:proofErr w:type="spellEnd"/>
-      <w:r>
-        <w:rPr>
-          <w:highlight w:val="yellow"/>
-        </w:rPr>
-        <w:t xml:space="preserve"> ; </w:t>
+        <w:t>earthquake_lived_in_</w:t>
+      </w:r>
+      <w:proofErr w:type="gramStart"/>
+      <w:r>
+        <w:rPr>
+          <w:highlight w:val="yellow"/>
+        </w:rPr>
+        <w:t>shop</w:t>
+      </w:r>
+      <w:proofErr w:type="spellEnd"/>
+      <w:r>
+        <w:rPr>
+          <w:highlight w:val="yellow"/>
+        </w:rPr>
+        <w:t xml:space="preserve"> ;</w:t>
+      </w:r>
+      <w:proofErr w:type="gramEnd"/>
+      <w:r>
+        <w:rPr>
+          <w:highlight w:val="yellow"/>
+        </w:rPr>
+        <w:t xml:space="preserve"> </w:t>
       </w:r>
       <w:proofErr w:type="spellStart"/>
       <w:r>
@@ -12820,6 +13873,7 @@
         </w:rPr>
         <w:t>earthquake_in_</w:t>
       </w:r>
+      <w:proofErr w:type="gramStart"/>
       <w:r>
         <w:rPr>
           <w:highlight w:val="yellow"/>
@@ -12831,7 +13885,14 @@
         <w:rPr>
           <w:highlight w:val="yellow"/>
         </w:rPr>
-        <w:t xml:space="preserve"> ; </w:t>
+        <w:t xml:space="preserve"> ;</w:t>
+      </w:r>
+      <w:proofErr w:type="gramEnd"/>
+      <w:r>
+        <w:rPr>
+          <w:highlight w:val="yellow"/>
+        </w:rPr>
+        <w:t xml:space="preserve"> </w:t>
       </w:r>
       <w:proofErr w:type="spellStart"/>
       <w:r>
@@ -12851,14 +13912,28 @@
         <w:rPr>
           <w:highlight w:val="yellow"/>
         </w:rPr>
-        <w:t>earthquake_lived_in_gym</w:t>
-      </w:r>
-      <w:proofErr w:type="spellEnd"/>
-      <w:r>
-        <w:rPr>
-          <w:highlight w:val="yellow"/>
-        </w:rPr>
-        <w:t xml:space="preserve"> ; </w:t>
+        <w:t>earthquake_lived_in_</w:t>
+      </w:r>
+      <w:proofErr w:type="gramStart"/>
+      <w:r>
+        <w:rPr>
+          <w:highlight w:val="yellow"/>
+        </w:rPr>
+        <w:t>gym</w:t>
+      </w:r>
+      <w:proofErr w:type="spellEnd"/>
+      <w:r>
+        <w:rPr>
+          <w:highlight w:val="yellow"/>
+        </w:rPr>
+        <w:t xml:space="preserve"> ;</w:t>
+      </w:r>
+      <w:proofErr w:type="gramEnd"/>
+      <w:r>
+        <w:rPr>
+          <w:highlight w:val="yellow"/>
+        </w:rPr>
+        <w:t xml:space="preserve"> </w:t>
       </w:r>
       <w:proofErr w:type="spellStart"/>
       <w:r>
@@ -12871,14 +13946,28 @@
         <w:rPr>
           <w:highlight w:val="yellow"/>
         </w:rPr>
-        <w:t>_gym</w:t>
-      </w:r>
-      <w:proofErr w:type="spellEnd"/>
-      <w:r>
-        <w:rPr>
-          <w:highlight w:val="yellow"/>
-        </w:rPr>
-        <w:t xml:space="preserve"> ; </w:t>
+        <w:t>_</w:t>
+      </w:r>
+      <w:proofErr w:type="gramStart"/>
+      <w:r>
+        <w:rPr>
+          <w:highlight w:val="yellow"/>
+        </w:rPr>
+        <w:t>gym</w:t>
+      </w:r>
+      <w:proofErr w:type="spellEnd"/>
+      <w:r>
+        <w:rPr>
+          <w:highlight w:val="yellow"/>
+        </w:rPr>
+        <w:t xml:space="preserve"> ;</w:t>
+      </w:r>
+      <w:proofErr w:type="gramEnd"/>
+      <w:r>
+        <w:rPr>
+          <w:highlight w:val="yellow"/>
+        </w:rPr>
+        <w:t xml:space="preserve"> </w:t>
       </w:r>
       <w:proofErr w:type="spellStart"/>
       <w:r>
@@ -12942,8 +14031,21 @@
     <w:p>
       <w:r>
         <w:tab/>
-        <w:t>Estas transiciones irán separadas por un ; y sus parámetros por :</w:t>
-      </w:r>
+        <w:t xml:space="preserve">Estas transiciones irán separadas por </w:t>
+      </w:r>
+      <w:proofErr w:type="gramStart"/>
+      <w:r>
+        <w:t>un ;</w:t>
+      </w:r>
+      <w:proofErr w:type="gramEnd"/>
+      <w:r>
+        <w:t xml:space="preserve"> y sus parámetros </w:t>
+      </w:r>
+      <w:proofErr w:type="gramStart"/>
+      <w:r>
+        <w:t>por :</w:t>
+      </w:r>
+      <w:proofErr w:type="gramEnd"/>
     </w:p>
     <w:p>
       <w:pPr>
@@ -12957,9 +14059,24 @@
         <w:rPr>
           <w:highlight w:val="yellow"/>
         </w:rPr>
-        <w:t xml:space="preserve">#decision ; </w:t>
-      </w:r>
-      <w:proofErr w:type="spellStart"/>
+        <w:t>#</w:t>
+      </w:r>
+      <w:proofErr w:type="gramStart"/>
+      <w:r>
+        <w:rPr>
+          <w:highlight w:val="yellow"/>
+        </w:rPr>
+        <w:t>decision ;</w:t>
+      </w:r>
+      <w:proofErr w:type="gramEnd"/>
+      <w:r>
+        <w:rPr>
+          <w:highlight w:val="yellow"/>
+        </w:rPr>
+        <w:t xml:space="preserve"> </w:t>
+      </w:r>
+      <w:proofErr w:type="spellStart"/>
+      <w:proofErr w:type="gramStart"/>
       <w:r>
         <w:rPr>
           <w:highlight w:val="yellow"/>
@@ -12971,7 +14088,42 @@
         <w:rPr>
           <w:highlight w:val="yellow"/>
         </w:rPr>
-        <w:t xml:space="preserve"> : 1 : 3 : 1</w:t>
+        <w:t xml:space="preserve"> :</w:t>
+      </w:r>
+      <w:proofErr w:type="gramEnd"/>
+      <w:r>
+        <w:rPr>
+          <w:highlight w:val="yellow"/>
+        </w:rPr>
+        <w:t xml:space="preserve"> </w:t>
+      </w:r>
+      <w:proofErr w:type="gramStart"/>
+      <w:r>
+        <w:rPr>
+          <w:highlight w:val="yellow"/>
+        </w:rPr>
+        <w:t>1 :</w:t>
+      </w:r>
+      <w:proofErr w:type="gramEnd"/>
+      <w:r>
+        <w:rPr>
+          <w:highlight w:val="yellow"/>
+        </w:rPr>
+        <w:t xml:space="preserve"> </w:t>
+      </w:r>
+      <w:proofErr w:type="gramStart"/>
+      <w:r>
+        <w:rPr>
+          <w:highlight w:val="yellow"/>
+        </w:rPr>
+        <w:t>3 :</w:t>
+      </w:r>
+      <w:proofErr w:type="gramEnd"/>
+      <w:r>
+        <w:rPr>
+          <w:highlight w:val="yellow"/>
+        </w:rPr>
+        <w:t xml:space="preserve"> 1</w:t>
       </w:r>
       <w:r>
         <w:t xml:space="preserve"> (Hace un </w:t>
@@ -12993,7 +14145,35 @@
         <w:rPr>
           <w:highlight w:val="yellow"/>
         </w:rPr>
-        <w:t xml:space="preserve">#linear ; video : </w:t>
+        <w:t>#</w:t>
+      </w:r>
+      <w:proofErr w:type="gramStart"/>
+      <w:r>
+        <w:rPr>
+          <w:highlight w:val="yellow"/>
+        </w:rPr>
+        <w:t>linear ;</w:t>
+      </w:r>
+      <w:proofErr w:type="gramEnd"/>
+      <w:r>
+        <w:rPr>
+          <w:highlight w:val="yellow"/>
+        </w:rPr>
+        <w:t xml:space="preserve"> </w:t>
+      </w:r>
+      <w:proofErr w:type="gramStart"/>
+      <w:r>
+        <w:rPr>
+          <w:highlight w:val="yellow"/>
+        </w:rPr>
+        <w:t>video :</w:t>
+      </w:r>
+      <w:proofErr w:type="gramEnd"/>
+      <w:r>
+        <w:rPr>
+          <w:highlight w:val="yellow"/>
+        </w:rPr>
+        <w:t xml:space="preserve"> </w:t>
       </w:r>
       <w:proofErr w:type="spellStart"/>
       <w:r>
@@ -13018,13 +14198,18 @@
     <w:p>
       <w:r>
         <w:tab/>
-        <w:t>Si se desea mostrar un video este debe estar en formato .</w:t>
+        <w:t xml:space="preserve">Si se desea mostrar un video este debe estar en </w:t>
+      </w:r>
+      <w:proofErr w:type="gramStart"/>
+      <w:r>
+        <w:t>formato .</w:t>
       </w:r>
       <w:proofErr w:type="spellStart"/>
       <w:r>
         <w:t>webp</w:t>
       </w:r>
       <w:proofErr w:type="spellEnd"/>
+      <w:proofErr w:type="gramEnd"/>
       <w:r>
         <w:t>.</w:t>
       </w:r>
@@ -13049,8 +14234,13 @@
       </w:r>
       <w:proofErr w:type="spellEnd"/>
       <w:r>
-        <w:t>” al final de un fin de diálogo, este debe ir separado por un ;</w:t>
-      </w:r>
+        <w:t xml:space="preserve">” al final de un fin de diálogo, este debe ir separado por </w:t>
+      </w:r>
+      <w:proofErr w:type="gramStart"/>
+      <w:r>
+        <w:t>un ;</w:t>
+      </w:r>
+      <w:proofErr w:type="gramEnd"/>
     </w:p>
     <w:p>
       <w:pPr>
@@ -13063,124 +14253,238 @@
         <w:rPr>
           <w:highlight w:val="yellow"/>
         </w:rPr>
-        <w:t xml:space="preserve">#decision ; video ; </w:t>
-      </w:r>
-      <w:proofErr w:type="spellStart"/>
-      <w:r>
-        <w:rPr>
-          <w:highlight w:val="yellow"/>
-        </w:rPr>
+        <w:t>#</w:t>
+      </w:r>
+      <w:proofErr w:type="gramStart"/>
+      <w:r>
+        <w:rPr>
+          <w:highlight w:val="yellow"/>
+        </w:rPr>
+        <w:t>decision ;</w:t>
+      </w:r>
+      <w:proofErr w:type="gramEnd"/>
+      <w:r>
+        <w:rPr>
+          <w:highlight w:val="yellow"/>
+        </w:rPr>
+        <w:t xml:space="preserve"> </w:t>
+      </w:r>
+      <w:proofErr w:type="gramStart"/>
+      <w:r>
+        <w:rPr>
+          <w:highlight w:val="yellow"/>
+        </w:rPr>
+        <w:t>video ;</w:t>
+      </w:r>
+      <w:proofErr w:type="gramEnd"/>
+      <w:r>
+        <w:rPr>
+          <w:highlight w:val="yellow"/>
+        </w:rPr>
+        <w:t xml:space="preserve"> </w:t>
+      </w:r>
+      <w:proofErr w:type="spellStart"/>
+      <w:r>
+        <w:rPr>
+          <w:highlight w:val="yellow"/>
+        </w:rPr>
+        <w:t>sun_</w:t>
+      </w:r>
+      <w:proofErr w:type="gramStart"/>
+      <w:r>
+        <w:rPr>
+          <w:highlight w:val="yellow"/>
+        </w:rPr>
+        <w:t>rising</w:t>
+      </w:r>
+      <w:proofErr w:type="spellEnd"/>
+      <w:r>
+        <w:rPr>
+          <w:highlight w:val="yellow"/>
+        </w:rPr>
+        <w:t xml:space="preserve"> ;</w:t>
+      </w:r>
+      <w:proofErr w:type="gramEnd"/>
+      <w:r>
+        <w:rPr>
+          <w:highlight w:val="yellow"/>
+        </w:rPr>
+        <w:t xml:space="preserve"> </w:t>
+      </w:r>
+      <w:proofErr w:type="spellStart"/>
+      <w:r>
+        <w:rPr>
+          <w:highlight w:val="yellow"/>
+        </w:rPr>
+        <w:t>clear</w:t>
+      </w:r>
+      <w:proofErr w:type="spellEnd"/>
+      <w:r>
+        <w:t xml:space="preserve"> (Repro</w:t>
+      </w:r>
+      <w:r>
+        <w:t>d</w:t>
+      </w:r>
+      <w:r>
+        <w:t xml:space="preserve">uce el video </w:t>
+      </w:r>
+      <w:proofErr w:type="spellStart"/>
+      <w:r>
         <w:t>sun_rising</w:t>
       </w:r>
       <w:proofErr w:type="spellEnd"/>
       <w:r>
+        <w:t xml:space="preserve"> y luego limpia el juego)</w:t>
+      </w:r>
+    </w:p>
+    <w:p>
+      <w:pPr>
+        <w:spacing w:after="0"/>
+      </w:pPr>
+      <w:r>
+        <w:tab/>
+      </w:r>
+      <w:r>
+        <w:rPr>
+          <w:highlight w:val="yellow"/>
+        </w:rPr>
+        <w:t xml:space="preserve">#condition </w:t>
+      </w:r>
+      <w:proofErr w:type="spellStart"/>
+      <w:proofErr w:type="gramStart"/>
+      <w:r>
+        <w:rPr>
+          <w:highlight w:val="yellow"/>
+        </w:rPr>
+        <w:t>scene</w:t>
+      </w:r>
+      <w:proofErr w:type="spellEnd"/>
+      <w:r>
+        <w:rPr>
+          <w:highlight w:val="yellow"/>
+        </w:rPr>
+        <w:t xml:space="preserve"> ;</w:t>
+      </w:r>
+      <w:proofErr w:type="gramEnd"/>
+      <w:r>
+        <w:rPr>
+          <w:highlight w:val="yellow"/>
+        </w:rPr>
+        <w:t xml:space="preserve"> </w:t>
+      </w:r>
+      <w:proofErr w:type="spellStart"/>
+      <w:proofErr w:type="gramStart"/>
+      <w:r>
+        <w:rPr>
+          <w:highlight w:val="yellow"/>
+        </w:rPr>
+        <w:t>fade</w:t>
+      </w:r>
+      <w:proofErr w:type="spellEnd"/>
+      <w:r>
+        <w:rPr>
+          <w:highlight w:val="yellow"/>
+        </w:rPr>
+        <w:t xml:space="preserve"> :</w:t>
+      </w:r>
+      <w:proofErr w:type="gramEnd"/>
+      <w:r>
+        <w:rPr>
+          <w:highlight w:val="yellow"/>
+        </w:rPr>
+        <w:t xml:space="preserve"> </w:t>
+      </w:r>
+      <w:proofErr w:type="gramStart"/>
+      <w:r>
+        <w:rPr>
+          <w:highlight w:val="yellow"/>
+        </w:rPr>
+        <w:t>1 :</w:t>
+      </w:r>
+      <w:proofErr w:type="gramEnd"/>
+      <w:r>
+        <w:rPr>
+          <w:highlight w:val="yellow"/>
+        </w:rPr>
+        <w:t xml:space="preserve"> </w:t>
+      </w:r>
+      <w:proofErr w:type="gramStart"/>
+      <w:r>
+        <w:rPr>
+          <w:highlight w:val="yellow"/>
+        </w:rPr>
+        <w:t>2 :</w:t>
+      </w:r>
+      <w:proofErr w:type="gramEnd"/>
+      <w:r>
+        <w:rPr>
+          <w:highlight w:val="yellow"/>
+        </w:rPr>
+        <w:t xml:space="preserve"> </w:t>
+      </w:r>
+      <w:proofErr w:type="gramStart"/>
+      <w:r>
+        <w:rPr>
+          <w:highlight w:val="yellow"/>
+        </w:rPr>
+        <w:t>1 ;</w:t>
+      </w:r>
+      <w:proofErr w:type="gramEnd"/>
+      <w:r>
+        <w:rPr>
+          <w:highlight w:val="yellow"/>
+        </w:rPr>
+        <w:t xml:space="preserve"> </w:t>
+      </w:r>
+      <w:proofErr w:type="spellStart"/>
+      <w:r>
+        <w:rPr>
+          <w:highlight w:val="yellow"/>
+        </w:rPr>
+        <w:t>clear</w:t>
+      </w:r>
+      <w:proofErr w:type="spellEnd"/>
+      <w:r>
+        <w:t xml:space="preserve"> (Hace un </w:t>
+      </w:r>
+      <w:proofErr w:type="spellStart"/>
+      <w:r>
+        <w:t>fa</w:t>
+      </w:r>
+      <w:r>
+        <w:t>d</w:t>
+      </w:r>
+      <w:r>
+        <w:t>e</w:t>
+      </w:r>
+      <w:proofErr w:type="spellEnd"/>
+      <w:r>
+        <w:t xml:space="preserve"> y luego limpia el juego)</w:t>
+      </w:r>
+    </w:p>
+    <w:p>
+      <w:r>
+        <w:tab/>
+      </w:r>
+      <w:r>
+        <w:rPr>
+          <w:highlight w:val="yellow"/>
+        </w:rPr>
+        <w:t xml:space="preserve">#condition </w:t>
+      </w:r>
+      <w:proofErr w:type="gramStart"/>
+      <w:r>
+        <w:rPr>
+          <w:highlight w:val="yellow"/>
+        </w:rPr>
+        <w:t>decisión ;</w:t>
+      </w:r>
+      <w:proofErr w:type="gramEnd"/>
+      <w:r>
         <w:rPr>
           <w:highlight w:val="yellow"/>
         </w:rPr>
         <w:t xml:space="preserve"> ; </w:t>
-      </w:r>
-      <w:proofErr w:type="spellStart"/>
-      <w:r>
-        <w:rPr>
-          <w:highlight w:val="yellow"/>
-        </w:rPr>
-        <w:t>clear</w:t>
-      </w:r>
-      <w:proofErr w:type="spellEnd"/>
-      <w:r>
-        <w:t xml:space="preserve"> (Repro</w:t>
-      </w:r>
-      <w:r>
-        <w:t>d</w:t>
-      </w:r>
-      <w:r>
-        <w:t xml:space="preserve">uce el video </w:t>
-      </w:r>
-      <w:proofErr w:type="spellStart"/>
-      <w:r>
-        <w:t>sun_rising</w:t>
-      </w:r>
-      <w:proofErr w:type="spellEnd"/>
-      <w:r>
-        <w:t xml:space="preserve"> y luego limpia el juego)</w:t>
-      </w:r>
-    </w:p>
-    <w:p>
-      <w:pPr>
-        <w:spacing w:after="0"/>
-      </w:pPr>
-      <w:r>
-        <w:tab/>
-      </w:r>
-      <w:r>
-        <w:rPr>
-          <w:highlight w:val="yellow"/>
-        </w:rPr>
-        <w:t xml:space="preserve">#condition </w:t>
-      </w:r>
-      <w:proofErr w:type="spellStart"/>
-      <w:r>
-        <w:rPr>
-          <w:highlight w:val="yellow"/>
-        </w:rPr>
-        <w:t>scene</w:t>
-      </w:r>
-      <w:proofErr w:type="spellEnd"/>
-      <w:r>
-        <w:rPr>
-          <w:highlight w:val="yellow"/>
-        </w:rPr>
-        <w:t xml:space="preserve"> ; </w:t>
-      </w:r>
-      <w:proofErr w:type="spellStart"/>
-      <w:r>
-        <w:rPr>
-          <w:highlight w:val="yellow"/>
-        </w:rPr>
-        <w:t>fade</w:t>
-      </w:r>
-      <w:proofErr w:type="spellEnd"/>
-      <w:r>
-        <w:rPr>
-          <w:highlight w:val="yellow"/>
-        </w:rPr>
-        <w:t xml:space="preserve"> : 1 : 2 : 1 ; </w:t>
-      </w:r>
-      <w:proofErr w:type="spellStart"/>
-      <w:r>
-        <w:rPr>
-          <w:highlight w:val="yellow"/>
-        </w:rPr>
-        <w:t>clear</w:t>
-      </w:r>
-      <w:proofErr w:type="spellEnd"/>
-      <w:r>
-        <w:t xml:space="preserve"> (Hace un </w:t>
-      </w:r>
-      <w:proofErr w:type="spellStart"/>
-      <w:r>
-        <w:t>fa</w:t>
-      </w:r>
-      <w:r>
-        <w:t>d</w:t>
-      </w:r>
-      <w:r>
-        <w:t>e</w:t>
-      </w:r>
-      <w:proofErr w:type="spellEnd"/>
-      <w:r>
-        <w:t xml:space="preserve"> y luego limpia el juego)</w:t>
-      </w:r>
-    </w:p>
-    <w:p>
-      <w:r>
-        <w:tab/>
-      </w:r>
-      <w:r>
-        <w:rPr>
-          <w:highlight w:val="yellow"/>
-        </w:rPr>
-        <w:t xml:space="preserve">#condition decisión ; ; </w:t>
       </w:r>
       <w:proofErr w:type="spellStart"/>
       <w:r>
@@ -13252,8 +14556,366 @@
         <w:t>Encriptar archivos de control</w:t>
       </w:r>
     </w:p>
+    <w:p>
+      <w:r>
+        <w:tab/>
+        <w:t>Los archivos de control pueden llegar a ser accesibles a los usuarios finales, pudiendo así manipularlos libremente, lo cual puede no ser del agrado para todos los desarrolladores, para estos casos existe la posibilidad de encriptar los archivos de control para dificultar la manipulación de estos.</w:t>
+      </w:r>
+    </w:p>
+    <w:p>
+      <w:r>
+        <w:tab/>
+      </w:r>
+      <w:r>
+        <w:t xml:space="preserve">La configuración de esta encriptación la podremos encontrar en el archivo </w:t>
+      </w:r>
+      <w:proofErr w:type="spellStart"/>
+      <w:r>
+        <w:rPr>
+          <w:i/>
+          <w:iCs/>
+        </w:rPr>
+        <w:t>game</w:t>
+      </w:r>
+      <w:proofErr w:type="spellEnd"/>
+      <w:r>
+        <w:rPr>
+          <w:i/>
+          <w:iCs/>
+        </w:rPr>
+        <w:t>/</w:t>
+      </w:r>
+      <w:proofErr w:type="spellStart"/>
+      <w:r>
+        <w:rPr>
+          <w:i/>
+          <w:iCs/>
+        </w:rPr>
+        <w:t>definitions</w:t>
+      </w:r>
+      <w:proofErr w:type="spellEnd"/>
+      <w:r>
+        <w:rPr>
+          <w:i/>
+          <w:iCs/>
+        </w:rPr>
+        <w:t>/</w:t>
+      </w:r>
+      <w:proofErr w:type="spellStart"/>
+      <w:r>
+        <w:rPr>
+          <w:i/>
+          <w:iCs/>
+        </w:rPr>
+        <w:t>AtlaxEncryptionKey.example.rpy</w:t>
+      </w:r>
+      <w:proofErr w:type="spellEnd"/>
+      <w:r>
+        <w:rPr>
+          <w:i/>
+          <w:iCs/>
+        </w:rPr>
+        <w:t xml:space="preserve">. </w:t>
+      </w:r>
+      <w:r>
+        <w:t xml:space="preserve">Este archivo </w:t>
+      </w:r>
+      <w:r>
+        <w:t xml:space="preserve">solo contiene 2 líneas de código definiendo 2 variables, una llamada requireSceneEncryption y otra </w:t>
+      </w:r>
+      <w:r>
+        <w:t>atlax_encryption_key</w:t>
+      </w:r>
+      <w:r>
+        <w:t>.</w:t>
+      </w:r>
+      <w:r>
+        <w:t xml:space="preserve"> Por defecto el motor trabajará sin ningún tipo de encriptación.</w:t>
+      </w:r>
+    </w:p>
+    <w:p>
+      <w:r>
+        <w:lastRenderedPageBreak/>
+        <w:tab/>
+      </w:r>
+      <w:r>
+        <w:rPr>
+          <w:noProof/>
+        </w:rPr>
+        <w:drawing>
+          <wp:inline distT="0" distB="0" distL="0" distR="0" wp14:anchorId="4450D51D" wp14:editId="2952CB08">
+            <wp:extent cx="5400040" cy="505460"/>
+            <wp:effectExtent l="0" t="0" r="0" b="8890"/>
+            <wp:docPr id="268376241" name="Imagen 1"/>
+            <wp:cNvGraphicFramePr>
+              <a:graphicFrameLocks xmlns:a="http://schemas.openxmlformats.org/drawingml/2006/main" noChangeAspect="1"/>
+            </wp:cNvGraphicFramePr>
+            <a:graphic xmlns:a="http://schemas.openxmlformats.org/drawingml/2006/main">
+              <a:graphicData uri="http://schemas.openxmlformats.org/drawingml/2006/picture">
+                <pic:pic xmlns:pic="http://schemas.openxmlformats.org/drawingml/2006/picture">
+                  <pic:nvPicPr>
+                    <pic:cNvPr id="268376241" name=""/>
+                    <pic:cNvPicPr/>
+                  </pic:nvPicPr>
+                  <pic:blipFill>
+                    <a:blip r:embed="rId35"/>
+                    <a:stretch>
+                      <a:fillRect/>
+                    </a:stretch>
+                  </pic:blipFill>
+                  <pic:spPr>
+                    <a:xfrm>
+                      <a:off x="0" y="0"/>
+                      <a:ext cx="5400040" cy="505460"/>
+                    </a:xfrm>
+                    <a:prstGeom prst="rect">
+                      <a:avLst/>
+                    </a:prstGeom>
+                  </pic:spPr>
+                </pic:pic>
+              </a:graphicData>
+            </a:graphic>
+          </wp:inline>
+        </w:drawing>
+      </w:r>
+    </w:p>
+    <w:p>
+      <w:pPr>
+        <w:ind w:firstLine="708"/>
+      </w:pPr>
+      <w:r>
+        <w:t xml:space="preserve">Si </w:t>
+      </w:r>
+      <w:r>
+        <w:t xml:space="preserve">requireSceneEncryption </w:t>
+      </w:r>
+      <w:r>
+        <w:t xml:space="preserve">dice True, significa que el motor espera que los archivos de control estén encriptados, por lo </w:t>
+      </w:r>
+      <w:proofErr w:type="gramStart"/>
+      <w:r>
+        <w:t>tanto</w:t>
+      </w:r>
+      <w:proofErr w:type="gramEnd"/>
+      <w:r>
+        <w:t xml:space="preserve"> los desencriptará utilizando el atlax_encryption_key.</w:t>
+      </w:r>
+    </w:p>
+    <w:p>
+      <w:r>
+        <w:tab/>
+        <w:t xml:space="preserve">Si </w:t>
+      </w:r>
+      <w:r>
+        <w:t xml:space="preserve">requireSceneEncryption </w:t>
+      </w:r>
+      <w:proofErr w:type="gramStart"/>
+      <w:r>
+        <w:t>dice</w:t>
+      </w:r>
+      <w:r>
+        <w:t xml:space="preserve">  False</w:t>
+      </w:r>
+      <w:proofErr w:type="gramEnd"/>
+      <w:r>
+        <w:t>, el motor asumirá que los archivos no están encriptados y los leerá tal cual.</w:t>
+      </w:r>
+    </w:p>
+    <w:p>
+      <w:r>
+        <w:tab/>
+        <w:t>La atlax_encryption_key es una cadena de caracteres que funciona como la llave que utiliza el motor para desencriptar los archivos</w:t>
+      </w:r>
+      <w:r>
+        <w:t>, la mostrada anteriormente es un simple ejemplo, puedes utilizar la cadena de caracteres que mejor te parezca y guardarla en algún lado de tu PC o en un papel.</w:t>
+      </w:r>
+    </w:p>
+    <w:p>
+      <w:r>
+        <w:tab/>
+        <w:t xml:space="preserve">Si deseas encriptar tus archivos de control deberás dirigirte a la carpeta </w:t>
+      </w:r>
+      <w:r>
+        <w:rPr>
+          <w:i/>
+          <w:iCs/>
+        </w:rPr>
+        <w:t>apps/sceneEncrypter</w:t>
+      </w:r>
+      <w:r>
+        <w:t>. Allí encontrarás los siguientes archivos.</w:t>
+      </w:r>
+    </w:p>
+    <w:p>
+      <w:r>
+        <w:rPr>
+          <w:noProof/>
+        </w:rPr>
+        <w:drawing>
+          <wp:inline distT="0" distB="0" distL="0" distR="0" wp14:anchorId="5003A32F" wp14:editId="369824AE">
+            <wp:extent cx="1571625" cy="1190625"/>
+            <wp:effectExtent l="0" t="0" r="9525" b="9525"/>
+            <wp:docPr id="760054008" name="Imagen 1"/>
+            <wp:cNvGraphicFramePr>
+              <a:graphicFrameLocks xmlns:a="http://schemas.openxmlformats.org/drawingml/2006/main" noChangeAspect="1"/>
+            </wp:cNvGraphicFramePr>
+            <a:graphic xmlns:a="http://schemas.openxmlformats.org/drawingml/2006/main">
+              <a:graphicData uri="http://schemas.openxmlformats.org/drawingml/2006/picture">
+                <pic:pic xmlns:pic="http://schemas.openxmlformats.org/drawingml/2006/picture">
+                  <pic:nvPicPr>
+                    <pic:cNvPr id="760054008" name=""/>
+                    <pic:cNvPicPr/>
+                  </pic:nvPicPr>
+                  <pic:blipFill>
+                    <a:blip r:embed="rId36"/>
+                    <a:stretch>
+                      <a:fillRect/>
+                    </a:stretch>
+                  </pic:blipFill>
+                  <pic:spPr>
+                    <a:xfrm>
+                      <a:off x="0" y="0"/>
+                      <a:ext cx="1571625" cy="1190625"/>
+                    </a:xfrm>
+                    <a:prstGeom prst="rect">
+                      <a:avLst/>
+                    </a:prstGeom>
+                  </pic:spPr>
+                </pic:pic>
+              </a:graphicData>
+            </a:graphic>
+          </wp:inline>
+        </w:drawing>
+      </w:r>
+    </w:p>
+    <w:p>
+      <w:r>
+        <w:tab/>
+        <w:t>Un ejecutable, dos carpetas y una llave de encriptación. La llave de encriptación es un simple documento de texto con la llave de ejemplo anteriormente mencionada (recuerda que puedes cambiarla).</w:t>
+      </w:r>
+    </w:p>
+    <w:p>
+      <w:r>
+        <w:tab/>
+        <w:t xml:space="preserve">Al abrir el sceneEncrypter.exe este tomará todo el contenido de la carpeta </w:t>
+      </w:r>
+      <w:r>
+        <w:rPr>
+          <w:i/>
+          <w:iCs/>
+        </w:rPr>
+        <w:t>to</w:t>
+      </w:r>
+      <w:r>
+        <w:t>_</w:t>
+      </w:r>
+      <w:r>
+        <w:rPr>
+          <w:i/>
+          <w:iCs/>
+        </w:rPr>
+        <w:t>encrypt</w:t>
+      </w:r>
+      <w:r>
+        <w:t xml:space="preserve"> y lo encriptará volcando su contenido en la carpeta </w:t>
+      </w:r>
+      <w:r>
+        <w:rPr>
+          <w:i/>
+          <w:iCs/>
+        </w:rPr>
+        <w:t>encrypted</w:t>
+      </w:r>
+      <w:r>
+        <w:t>.</w:t>
+      </w:r>
+    </w:p>
+    <w:p>
+      <w:r>
+        <w:tab/>
+      </w:r>
+      <w:r>
+        <w:rPr>
+          <w:highlight w:val="red"/>
+        </w:rPr>
+        <w:t>IMPORTANTE</w:t>
+      </w:r>
+      <w:r>
+        <w:t>: Dada la naturaleza de este ejecutable, es perfectamente posible que el antivirus de tu dispositivo lo detecte como una amen</w:t>
+      </w:r>
+      <w:r>
+        <w:t>a</w:t>
+      </w:r>
+      <w:r>
+        <w:t xml:space="preserve">za y tendrá toda la razón, ya que el comportamiento de este ejecutable es encriptar una serie de archivos, es decir, el mismo </w:t>
+      </w:r>
+      <w:r>
+        <w:t>funcionamiento</w:t>
+      </w:r>
+      <w:r>
+        <w:t xml:space="preserve"> que tendría un virus del tipo Ransomware.</w:t>
+      </w:r>
+    </w:p>
+    <w:p>
+      <w:r>
+        <w:tab/>
+        <w:t xml:space="preserve">La idea es colocar en la carpeta </w:t>
+      </w:r>
+      <w:r>
+        <w:rPr>
+          <w:i/>
+          <w:iCs/>
+        </w:rPr>
+        <w:t>to_encrypt</w:t>
+      </w:r>
+      <w:r>
+        <w:t xml:space="preserve"> todos los archivos de control con su respectivo sistema de carpetas, ejecutar el </w:t>
+      </w:r>
+      <w:r>
+        <w:rPr>
+          <w:i/>
+          <w:iCs/>
+        </w:rPr>
+        <w:t>sceneEncrypter.exe</w:t>
+      </w:r>
+      <w:r>
+        <w:t xml:space="preserve"> y listo, en la carpeta </w:t>
+      </w:r>
+      <w:r>
+        <w:rPr>
+          <w:i/>
+          <w:iCs/>
+        </w:rPr>
+        <w:t>encrypted</w:t>
+      </w:r>
+      <w:r>
+        <w:t xml:space="preserve"> tendrás los archivos de control encriptados con la llave ubicada en </w:t>
+      </w:r>
+      <w:r>
+        <w:rPr>
+          <w:i/>
+          <w:iCs/>
+        </w:rPr>
+        <w:t>encryption.key</w:t>
+      </w:r>
+    </w:p>
+    <w:p>
+      <w:r>
+        <w:tab/>
+        <w:t>Recuerda que la encriptación es totalmente opcional, es simplemente una capa de seguridad para evitar que los usuarios finales puedan cambiar tu videojuego y redistribuirlo con sus modificaciones.</w:t>
+      </w:r>
+      <w:r>
+        <w:t xml:space="preserve"> Por defecto esta estará desactivada.</w:t>
+      </w:r>
+    </w:p>
     <w:p/>
     <w:p>
+      <w:r>
+        <w:lastRenderedPageBreak/>
+        <w:tab/>
+      </w:r>
+    </w:p>
+    <w:p>
       <w:pPr>
         <w:pStyle w:val="Ttulo1"/>
       </w:pPr>
@@ -13265,6 +14927,196 @@
       <w:bookmarkEnd w:id="19"/>
       <w:proofErr w:type="spellEnd"/>
     </w:p>
+    <w:p>
+      <w:r>
+        <w:tab/>
+      </w:r>
+      <w:proofErr w:type="spellStart"/>
+      <w:r>
+        <w:t>Atlax</w:t>
+      </w:r>
+      <w:proofErr w:type="spellEnd"/>
+      <w:r>
+        <w:t xml:space="preserve"> </w:t>
+      </w:r>
+      <w:proofErr w:type="spellStart"/>
+      <w:r>
+        <w:t>Renpy</w:t>
+      </w:r>
+      <w:proofErr w:type="spellEnd"/>
+      <w:r>
+        <w:t xml:space="preserve"> no ofrece ninguna herramienta específica para facilitar la fase de </w:t>
+      </w:r>
+      <w:proofErr w:type="spellStart"/>
+      <w:r>
+        <w:t>testing</w:t>
+      </w:r>
+      <w:proofErr w:type="spellEnd"/>
+      <w:r>
+        <w:t xml:space="preserve"> de tu novela visual, sin </w:t>
+      </w:r>
+      <w:proofErr w:type="gramStart"/>
+      <w:r>
+        <w:t>embargo</w:t>
+      </w:r>
+      <w:proofErr w:type="gramEnd"/>
+      <w:r>
+        <w:t xml:space="preserve"> aquí dejaré algunas estrategias para agilizar el testeo de tus escenas.</w:t>
+      </w:r>
+    </w:p>
+    <w:p>
+      <w:pPr>
+        <w:pStyle w:val="Prrafodelista"/>
+        <w:numPr>
+          <w:ilvl w:val="0"/>
+          <w:numId w:val="20"/>
+        </w:numPr>
+      </w:pPr>
+      <w:r>
+        <w:t xml:space="preserve">Si tu novela se compone de varios archivos de control y quieres probar uno en específico, </w:t>
+      </w:r>
+      <w:r>
+        <w:t xml:space="preserve">siempre </w:t>
+      </w:r>
+      <w:r>
+        <w:t xml:space="preserve">puedes cambiar la variable </w:t>
+      </w:r>
+      <w:r>
+        <w:rPr>
+          <w:i/>
+          <w:iCs/>
+        </w:rPr>
+        <w:t>firstDialogue</w:t>
+      </w:r>
+      <w:r>
+        <w:t xml:space="preserve"> en el archivo </w:t>
+      </w:r>
+      <w:r>
+        <w:rPr>
+          <w:i/>
+          <w:iCs/>
+        </w:rPr>
+        <w:t>games/script.rpy</w:t>
+      </w:r>
+      <w:r>
+        <w:rPr>
+          <w:i/>
+          <w:iCs/>
+        </w:rPr>
+        <w:t xml:space="preserve"> </w:t>
+      </w:r>
+      <w:r>
+        <w:t>colocándole la ruta de la escena que quieres ejecutar.</w:t>
+      </w:r>
+    </w:p>
+    <w:p>
+      <w:pPr>
+        <w:pStyle w:val="Prrafodelista"/>
+      </w:pPr>
+    </w:p>
+    <w:p>
+      <w:pPr>
+        <w:pStyle w:val="Prrafodelista"/>
+        <w:numPr>
+          <w:ilvl w:val="0"/>
+          <w:numId w:val="20"/>
+        </w:numPr>
+      </w:pPr>
+      <w:r>
+        <w:t xml:space="preserve">Para probar consecuencias de tipo puntos, escenas o de decisión, en el archivo </w:t>
+      </w:r>
+      <w:r>
+        <w:rPr>
+          <w:i/>
+          <w:iCs/>
+        </w:rPr>
+        <w:t>games/script.rpy</w:t>
+      </w:r>
+      <w:r>
+        <w:t xml:space="preserve"> puedes modificar las variables </w:t>
+      </w:r>
+      <w:r>
+        <w:rPr>
+          <w:i/>
+          <w:iCs/>
+        </w:rPr>
+        <w:t>globalPoints</w:t>
+      </w:r>
+      <w:r>
+        <w:t xml:space="preserve">, </w:t>
+      </w:r>
+      <w:r>
+        <w:rPr>
+          <w:i/>
+          <w:iCs/>
+        </w:rPr>
+        <w:t>globalDecsions</w:t>
+      </w:r>
+      <w:r>
+        <w:t xml:space="preserve">, </w:t>
+      </w:r>
+      <w:r>
+        <w:rPr>
+          <w:i/>
+          <w:iCs/>
+        </w:rPr>
+        <w:t>globalScenes</w:t>
+      </w:r>
+      <w:r>
+        <w:t xml:space="preserve"> y darle valores iniciales. Aquí unos ejemplos.</w:t>
+      </w:r>
+      <w:r>
+        <w:rPr>
+          <w:noProof/>
+        </w:rPr>
+        <w:t xml:space="preserve"> </w:t>
+      </w:r>
+      <w:r>
+        <w:rPr>
+          <w:noProof/>
+        </w:rPr>
+        <w:drawing>
+          <wp:inline distT="0" distB="0" distL="0" distR="0" wp14:anchorId="55907F9E" wp14:editId="7DC5BB36">
+            <wp:extent cx="4838700" cy="600486"/>
+            <wp:effectExtent l="0" t="0" r="0" b="9525"/>
+            <wp:docPr id="1356550489" name="Imagen 1"/>
+            <wp:cNvGraphicFramePr>
+              <a:graphicFrameLocks xmlns:a="http://schemas.openxmlformats.org/drawingml/2006/main" noChangeAspect="1"/>
+            </wp:cNvGraphicFramePr>
+            <a:graphic xmlns:a="http://schemas.openxmlformats.org/drawingml/2006/main">
+              <a:graphicData uri="http://schemas.openxmlformats.org/drawingml/2006/picture">
+                <pic:pic xmlns:pic="http://schemas.openxmlformats.org/drawingml/2006/picture">
+                  <pic:nvPicPr>
+                    <pic:cNvPr id="1356550489" name=""/>
+                    <pic:cNvPicPr/>
+                  </pic:nvPicPr>
+                  <pic:blipFill>
+                    <a:blip r:embed="rId37"/>
+                    <a:stretch>
+                      <a:fillRect/>
+                    </a:stretch>
+                  </pic:blipFill>
+                  <pic:spPr>
+                    <a:xfrm>
+                      <a:off x="0" y="0"/>
+                      <a:ext cx="4852795" cy="602235"/>
+                    </a:xfrm>
+                    <a:prstGeom prst="rect">
+                      <a:avLst/>
+                    </a:prstGeom>
+                  </pic:spPr>
+                </pic:pic>
+              </a:graphicData>
+            </a:graphic>
+          </wp:inline>
+        </w:drawing>
+      </w:r>
+    </w:p>
+    <w:p>
+      <w:pPr>
+        <w:pStyle w:val="Prrafodelista"/>
+      </w:pPr>
+    </w:p>
     <w:p/>
     <w:p>
       <w:pPr>
@@ -13276,6 +15128,222 @@
       </w:r>
       <w:bookmarkEnd w:id="20"/>
     </w:p>
+    <w:p>
+      <w:r>
+        <w:tab/>
+        <w:t xml:space="preserve">La personalización de </w:t>
+      </w:r>
+      <w:proofErr w:type="spellStart"/>
+      <w:r>
+        <w:t>Atlax</w:t>
+      </w:r>
+      <w:proofErr w:type="spellEnd"/>
+      <w:r>
+        <w:t xml:space="preserve"> </w:t>
+      </w:r>
+      <w:proofErr w:type="spellStart"/>
+      <w:r>
+        <w:t>Renpy</w:t>
+      </w:r>
+      <w:proofErr w:type="spellEnd"/>
+      <w:r>
+        <w:t xml:space="preserve"> es la misma que podrías hacer utilizando </w:t>
+      </w:r>
+      <w:proofErr w:type="spellStart"/>
+      <w:r>
+        <w:t>Renpy</w:t>
+      </w:r>
+      <w:proofErr w:type="spellEnd"/>
+      <w:r>
+        <w:t xml:space="preserve"> puro, lo único personalizable son algunos aspectos que requieren de ciertos conocimientos de programación, los archivos destinados a personalización son </w:t>
+      </w:r>
+      <w:proofErr w:type="spellStart"/>
+      <w:r>
+        <w:rPr>
+          <w:i/>
+          <w:iCs/>
+        </w:rPr>
+        <w:t>game</w:t>
+      </w:r>
+      <w:proofErr w:type="spellEnd"/>
+      <w:r>
+        <w:rPr>
+          <w:i/>
+          <w:iCs/>
+        </w:rPr>
+        <w:t>/</w:t>
+      </w:r>
+      <w:proofErr w:type="spellStart"/>
+      <w:r>
+        <w:rPr>
+          <w:i/>
+          <w:iCs/>
+        </w:rPr>
+        <w:t>definitions</w:t>
+      </w:r>
+      <w:proofErr w:type="spellEnd"/>
+      <w:r>
+        <w:rPr>
+          <w:i/>
+          <w:iCs/>
+        </w:rPr>
+        <w:t>/</w:t>
+      </w:r>
+      <w:proofErr w:type="spellStart"/>
+      <w:r>
+        <w:rPr>
+          <w:i/>
+          <w:iCs/>
+        </w:rPr>
+        <w:t>configDefine.rpy</w:t>
+      </w:r>
+      <w:proofErr w:type="spellEnd"/>
+      <w:r>
+        <w:t xml:space="preserve"> para definir configuraciones específicas de </w:t>
+      </w:r>
+      <w:proofErr w:type="spellStart"/>
+      <w:r>
+        <w:t>Renpy</w:t>
+      </w:r>
+      <w:proofErr w:type="spellEnd"/>
+      <w:r>
+        <w:t xml:space="preserve"> y el archivo </w:t>
+      </w:r>
+      <w:proofErr w:type="spellStart"/>
+      <w:r>
+        <w:rPr>
+          <w:i/>
+          <w:iCs/>
+        </w:rPr>
+        <w:t>game</w:t>
+      </w:r>
+      <w:proofErr w:type="spellEnd"/>
+      <w:r>
+        <w:rPr>
+          <w:i/>
+          <w:iCs/>
+        </w:rPr>
+        <w:t>/</w:t>
+      </w:r>
+      <w:proofErr w:type="spellStart"/>
+      <w:r>
+        <w:rPr>
+          <w:i/>
+          <w:iCs/>
+        </w:rPr>
+        <w:t>animations</w:t>
+      </w:r>
+      <w:proofErr w:type="spellEnd"/>
+      <w:r>
+        <w:rPr>
+          <w:i/>
+          <w:iCs/>
+        </w:rPr>
+        <w:t>/</w:t>
+      </w:r>
+      <w:proofErr w:type="spellStart"/>
+      <w:r>
+        <w:rPr>
+          <w:i/>
+          <w:iCs/>
+        </w:rPr>
+        <w:t>animations.rpy</w:t>
+      </w:r>
+      <w:proofErr w:type="spellEnd"/>
+      <w:r>
+        <w:t xml:space="preserve"> para crear animaciones personalizadas en los personajes</w:t>
+      </w:r>
+      <w:r>
+        <w:t>.</w:t>
+      </w:r>
+    </w:p>
+    <w:p>
+      <w:r>
+        <w:tab/>
+        <w:t xml:space="preserve">Para implementar animaciones personalizadas, primero debes definirlas en </w:t>
+      </w:r>
+      <w:proofErr w:type="spellStart"/>
+      <w:r>
+        <w:rPr>
+          <w:i/>
+          <w:iCs/>
+        </w:rPr>
+        <w:t>animations.rpy</w:t>
+      </w:r>
+      <w:proofErr w:type="spellEnd"/>
+      <w:r>
+        <w:t xml:space="preserve"> y luego ir a </w:t>
+      </w:r>
+      <w:proofErr w:type="spellStart"/>
+      <w:r>
+        <w:rPr>
+          <w:i/>
+          <w:iCs/>
+        </w:rPr>
+        <w:t>game</w:t>
+      </w:r>
+      <w:proofErr w:type="spellEnd"/>
+      <w:r>
+        <w:rPr>
+          <w:i/>
+          <w:iCs/>
+        </w:rPr>
+        <w:t>/managers/</w:t>
+      </w:r>
+      <w:proofErr w:type="spellStart"/>
+      <w:r>
+        <w:rPr>
+          <w:i/>
+          <w:iCs/>
+        </w:rPr>
+        <w:t>EventManager.rpy</w:t>
+      </w:r>
+      <w:proofErr w:type="spellEnd"/>
+      <w:r>
+        <w:t xml:space="preserve">, agregar el nombre de la animación en la variable </w:t>
+      </w:r>
+      <w:proofErr w:type="spellStart"/>
+      <w:r>
+        <w:rPr>
+          <w:i/>
+          <w:iCs/>
+        </w:rPr>
+        <w:t>characterAnimations</w:t>
+      </w:r>
+      <w:proofErr w:type="spellEnd"/>
+      <w:r>
+        <w:t xml:space="preserve"> y luego relacionarla con la animación mediante la variable </w:t>
+      </w:r>
+      <w:proofErr w:type="spellStart"/>
+      <w:r>
+        <w:rPr>
+          <w:i/>
+          <w:iCs/>
+        </w:rPr>
+        <w:t>oneParameterEvents</w:t>
+      </w:r>
+      <w:proofErr w:type="spellEnd"/>
+      <w:r>
+        <w:t xml:space="preserve"> o </w:t>
+      </w:r>
+      <w:proofErr w:type="spellStart"/>
+      <w:r>
+        <w:rPr>
+          <w:i/>
+          <w:iCs/>
+        </w:rPr>
+        <w:t>twoParameterEvents</w:t>
+      </w:r>
+      <w:proofErr w:type="spellEnd"/>
+      <w:r>
+        <w:t>, dependiendo de los parámetros que tenga tu animación personalizada.</w:t>
+      </w:r>
+    </w:p>
+    <w:p>
+      <w:r>
+        <w:t xml:space="preserve"> </w:t>
+      </w:r>
+    </w:p>
     <w:p/>
     <w:p>
       <w:pPr>
@@ -13283,18 +15351,18 @@
       </w:pPr>
       <w:bookmarkStart w:id="21" w:name="_Toc199261574"/>
       <w:r>
+        <w:t>Balanceo de novela visual</w:t>
+      </w:r>
+      <w:bookmarkEnd w:id="21"/>
+    </w:p>
+    <w:p/>
+    <w:p>
+      <w:pPr>
+        <w:pStyle w:val="Ttulo1"/>
+      </w:pPr>
+      <w:bookmarkStart w:id="22" w:name="_Toc199261575"/>
+      <w:r>
         <w:lastRenderedPageBreak/>
-        <w:t>Balanceo de novela visual</w:t>
-      </w:r>
-      <w:bookmarkEnd w:id="21"/>
-    </w:p>
-    <w:p/>
-    <w:p>
-      <w:pPr>
-        <w:pStyle w:val="Ttulo1"/>
-      </w:pPr>
-      <w:bookmarkStart w:id="22" w:name="_Toc199261575"/>
-      <w:r>
         <w:t>Derechos</w:t>
       </w:r>
       <w:bookmarkEnd w:id="22"/>
@@ -13312,7 +15380,7 @@
     <w:p/>
     <w:p/>
     <w:p>
-      <w:hyperlink r:id="rId35" w:history="1">
+      <w:hyperlink r:id="rId38" w:history="1">
         <w:r>
           <w:rPr>
             <w:rStyle w:val="Hipervnculo"/>
@@ -13325,7 +15393,7 @@
       </w:r>
     </w:p>
     <w:p>
-      <w:hyperlink r:id="rId36" w:history="1">
+      <w:hyperlink r:id="rId39" w:history="1">
         <w:r>
           <w:rPr>
             <w:rStyle w:val="Hipervnculo"/>
@@ -13335,7 +15403,7 @@
       </w:hyperlink>
     </w:p>
     <w:p>
-      <w:hyperlink r:id="rId37" w:anchor="text-tag-alpha" w:history="1">
+      <w:hyperlink r:id="rId40" w:anchor="text-tag-alpha" w:history="1">
         <w:r>
           <w:rPr>
             <w:rStyle w:val="Hipervnculo"/>
@@ -13879,6 +15947,92 @@
     </w:lvl>
   </w:abstractNum>
   <w:abstractNum w:abstractNumId="4" w15:restartNumberingAfterBreak="0">
+    <w:nsid w:val="22F95A1C"/>
+    <w:multiLevelType w:val="hybridMultilevel"/>
+    <w:tmpl w:val="79264C64"/>
+    <w:lvl w:ilvl="0" w:tplc="0C0A000F">
+      <w:start w:val="1"/>
+      <w:numFmt w:val="decimal"/>
+      <w:lvlText w:val="%1."/>
+      <w:lvlJc w:val="left"/>
+      <w:pPr>
+        <w:ind w:left="720" w:hanging="360"/>
+      </w:pPr>
+    </w:lvl>
+    <w:lvl w:ilvl="1" w:tplc="0C0A0019" w:tentative="1">
+      <w:start w:val="1"/>
+      <w:numFmt w:val="lowerLetter"/>
+      <w:lvlText w:val="%2."/>
+      <w:lvlJc w:val="left"/>
+      <w:pPr>
+        <w:ind w:left="1440" w:hanging="360"/>
+      </w:pPr>
+    </w:lvl>
+    <w:lvl w:ilvl="2" w:tplc="0C0A001B" w:tentative="1">
+      <w:start w:val="1"/>
+      <w:numFmt w:val="lowerRoman"/>
+      <w:lvlText w:val="%3."/>
+      <w:lvlJc w:val="right"/>
+      <w:pPr>
+        <w:ind w:left="2160" w:hanging="180"/>
+      </w:pPr>
+    </w:lvl>
+    <w:lvl w:ilvl="3" w:tplc="0C0A000F" w:tentative="1">
+      <w:start w:val="1"/>
+      <w:numFmt w:val="decimal"/>
+      <w:lvlText w:val="%4."/>
+      <w:lvlJc w:val="left"/>
+      <w:pPr>
+        <w:ind w:left="2880" w:hanging="360"/>
+      </w:pPr>
+    </w:lvl>
+    <w:lvl w:ilvl="4" w:tplc="0C0A0019" w:tentative="1">
+      <w:start w:val="1"/>
+      <w:numFmt w:val="lowerLetter"/>
+      <w:lvlText w:val="%5."/>
+      <w:lvlJc w:val="left"/>
+      <w:pPr>
+        <w:ind w:left="3600" w:hanging="360"/>
+      </w:pPr>
+    </w:lvl>
+    <w:lvl w:ilvl="5" w:tplc="0C0A001B" w:tentative="1">
+      <w:start w:val="1"/>
+      <w:numFmt w:val="lowerRoman"/>
+      <w:lvlText w:val="%6."/>
+      <w:lvlJc w:val="right"/>
+      <w:pPr>
+        <w:ind w:left="4320" w:hanging="180"/>
+      </w:pPr>
+    </w:lvl>
+    <w:lvl w:ilvl="6" w:tplc="0C0A000F" w:tentative="1">
+      <w:start w:val="1"/>
+      <w:numFmt w:val="decimal"/>
+      <w:lvlText w:val="%7."/>
+      <w:lvlJc w:val="left"/>
+      <w:pPr>
+        <w:ind w:left="5040" w:hanging="360"/>
+      </w:pPr>
+    </w:lvl>
+    <w:lvl w:ilvl="7" w:tplc="0C0A0019" w:tentative="1">
+      <w:start w:val="1"/>
+      <w:numFmt w:val="lowerLetter"/>
+      <w:lvlText w:val="%8."/>
+      <w:lvlJc w:val="left"/>
+      <w:pPr>
+        <w:ind w:left="5760" w:hanging="360"/>
+      </w:pPr>
+    </w:lvl>
+    <w:lvl w:ilvl="8" w:tplc="0C0A001B" w:tentative="1">
+      <w:start w:val="1"/>
+      <w:numFmt w:val="lowerRoman"/>
+      <w:lvlText w:val="%9."/>
+      <w:lvlJc w:val="right"/>
+      <w:pPr>
+        <w:ind w:left="6480" w:hanging="180"/>
+      </w:pPr>
+    </w:lvl>
+  </w:abstractNum>
+  <w:abstractNum w:abstractNumId="5" w15:restartNumberingAfterBreak="0">
     <w:nsid w:val="2C933685"/>
     <w:multiLevelType w:val="hybridMultilevel"/>
     <w:tmpl w:val="A7AC24A0"/>
@@ -13964,7 +16118,7 @@
       </w:pPr>
     </w:lvl>
   </w:abstractNum>
-  <w:abstractNum w:abstractNumId="5" w15:restartNumberingAfterBreak="0">
+  <w:abstractNum w:abstractNumId="6" w15:restartNumberingAfterBreak="0">
     <w:nsid w:val="34E74BA5"/>
     <w:multiLevelType w:val="hybridMultilevel"/>
     <w:tmpl w:val="6B0E7984"/>
@@ -14053,7 +16207,7 @@
       </w:pPr>
     </w:lvl>
   </w:abstractNum>
-  <w:abstractNum w:abstractNumId="6" w15:restartNumberingAfterBreak="0">
+  <w:abstractNum w:abstractNumId="7" w15:restartNumberingAfterBreak="0">
     <w:nsid w:val="35BB7E8F"/>
     <w:multiLevelType w:val="hybridMultilevel"/>
     <w:tmpl w:val="2DF213C2"/>
@@ -14166,7 +16320,7 @@
       </w:rPr>
     </w:lvl>
   </w:abstractNum>
-  <w:abstractNum w:abstractNumId="7" w15:restartNumberingAfterBreak="0">
+  <w:abstractNum w:abstractNumId="8" w15:restartNumberingAfterBreak="0">
     <w:nsid w:val="391A4D18"/>
     <w:multiLevelType w:val="hybridMultilevel"/>
     <w:tmpl w:val="BFCC90D6"/>
@@ -14252,7 +16406,7 @@
       </w:pPr>
     </w:lvl>
   </w:abstractNum>
-  <w:abstractNum w:abstractNumId="8" w15:restartNumberingAfterBreak="0">
+  <w:abstractNum w:abstractNumId="9" w15:restartNumberingAfterBreak="0">
     <w:nsid w:val="3A74320C"/>
     <w:multiLevelType w:val="hybridMultilevel"/>
     <w:tmpl w:val="6E88E228"/>
@@ -14365,7 +16519,7 @@
       </w:rPr>
     </w:lvl>
   </w:abstractNum>
-  <w:abstractNum w:abstractNumId="9" w15:restartNumberingAfterBreak="0">
+  <w:abstractNum w:abstractNumId="10" w15:restartNumberingAfterBreak="0">
     <w:nsid w:val="3D616461"/>
     <w:multiLevelType w:val="hybridMultilevel"/>
     <w:tmpl w:val="5E869988"/>
@@ -14478,7 +16632,7 @@
       </w:rPr>
     </w:lvl>
   </w:abstractNum>
-  <w:abstractNum w:abstractNumId="10" w15:restartNumberingAfterBreak="0">
+  <w:abstractNum w:abstractNumId="11" w15:restartNumberingAfterBreak="0">
     <w:nsid w:val="3DC26F13"/>
     <w:multiLevelType w:val="hybridMultilevel"/>
     <w:tmpl w:val="98323762"/>
@@ -14591,7 +16745,7 @@
       </w:rPr>
     </w:lvl>
   </w:abstractNum>
-  <w:abstractNum w:abstractNumId="11" w15:restartNumberingAfterBreak="0">
+  <w:abstractNum w:abstractNumId="12" w15:restartNumberingAfterBreak="0">
     <w:nsid w:val="3E672CCD"/>
     <w:multiLevelType w:val="hybridMultilevel"/>
     <w:tmpl w:val="0BAE5ED6"/>
@@ -14680,7 +16834,7 @@
       </w:pPr>
     </w:lvl>
   </w:abstractNum>
-  <w:abstractNum w:abstractNumId="12" w15:restartNumberingAfterBreak="0">
+  <w:abstractNum w:abstractNumId="13" w15:restartNumberingAfterBreak="0">
     <w:nsid w:val="47C62F33"/>
     <w:multiLevelType w:val="hybridMultilevel"/>
     <w:tmpl w:val="F8989EB4"/>
@@ -14793,7 +16947,7 @@
       </w:rPr>
     </w:lvl>
   </w:abstractNum>
-  <w:abstractNum w:abstractNumId="13" w15:restartNumberingAfterBreak="0">
+  <w:abstractNum w:abstractNumId="14" w15:restartNumberingAfterBreak="0">
     <w:nsid w:val="4D794F7B"/>
     <w:multiLevelType w:val="hybridMultilevel"/>
     <w:tmpl w:val="ADB0E002"/>
@@ -14906,7 +17060,7 @@
       </w:rPr>
     </w:lvl>
   </w:abstractNum>
-  <w:abstractNum w:abstractNumId="14" w15:restartNumberingAfterBreak="0">
+  <w:abstractNum w:abstractNumId="15" w15:restartNumberingAfterBreak="0">
     <w:nsid w:val="615B20F0"/>
     <w:multiLevelType w:val="hybridMultilevel"/>
     <w:tmpl w:val="7AC4399A"/>
@@ -14992,7 +17146,7 @@
       </w:pPr>
     </w:lvl>
   </w:abstractNum>
-  <w:abstractNum w:abstractNumId="15" w15:restartNumberingAfterBreak="0">
+  <w:abstractNum w:abstractNumId="16" w15:restartNumberingAfterBreak="0">
     <w:nsid w:val="63556DA1"/>
     <w:multiLevelType w:val="hybridMultilevel"/>
     <w:tmpl w:val="FE8C0458"/>
@@ -15105,7 +17259,7 @@
       </w:rPr>
     </w:lvl>
   </w:abstractNum>
-  <w:abstractNum w:abstractNumId="16" w15:restartNumberingAfterBreak="0">
+  <w:abstractNum w:abstractNumId="17" w15:restartNumberingAfterBreak="0">
     <w:nsid w:val="6AD52AD2"/>
     <w:multiLevelType w:val="hybridMultilevel"/>
     <w:tmpl w:val="9FCE4DB8"/>
@@ -15194,7 +17348,7 @@
       </w:pPr>
     </w:lvl>
   </w:abstractNum>
-  <w:abstractNum w:abstractNumId="17" w15:restartNumberingAfterBreak="0">
+  <w:abstractNum w:abstractNumId="18" w15:restartNumberingAfterBreak="0">
     <w:nsid w:val="77037EA0"/>
     <w:multiLevelType w:val="hybridMultilevel"/>
     <w:tmpl w:val="1D7C8B04"/>
@@ -15307,7 +17461,7 @@
       </w:rPr>
     </w:lvl>
   </w:abstractNum>
-  <w:abstractNum w:abstractNumId="18" w15:restartNumberingAfterBreak="0">
+  <w:abstractNum w:abstractNumId="19" w15:restartNumberingAfterBreak="0">
     <w:nsid w:val="7B12378A"/>
     <w:multiLevelType w:val="hybridMultilevel"/>
     <w:tmpl w:val="E6EC6DD6"/>
@@ -15394,22 +17548,22 @@
     </w:lvl>
   </w:abstractNum>
   <w:num w:numId="1" w16cid:durableId="1293169672">
-    <w:abstractNumId w:val="13"/>
+    <w:abstractNumId w:val="14"/>
   </w:num>
   <w:num w:numId="2" w16cid:durableId="132523105">
-    <w:abstractNumId w:val="15"/>
+    <w:abstractNumId w:val="16"/>
   </w:num>
   <w:num w:numId="3" w16cid:durableId="550045339">
     <w:abstractNumId w:val="2"/>
   </w:num>
   <w:num w:numId="4" w16cid:durableId="913316204">
-    <w:abstractNumId w:val="11"/>
+    <w:abstractNumId w:val="12"/>
   </w:num>
   <w:num w:numId="5" w16cid:durableId="1328904247">
-    <w:abstractNumId w:val="8"/>
+    <w:abstractNumId w:val="9"/>
   </w:num>
   <w:num w:numId="6" w16cid:durableId="675959527">
-    <w:abstractNumId w:val="7"/>
+    <w:abstractNumId w:val="8"/>
   </w:num>
   <w:num w:numId="7" w16cid:durableId="1954557278">
     <w:abstractNumId w:val="3"/>
@@ -15418,37 +17572,40 @@
     <w:abstractNumId w:val="1"/>
   </w:num>
   <w:num w:numId="9" w16cid:durableId="1882328899">
-    <w:abstractNumId w:val="6"/>
+    <w:abstractNumId w:val="7"/>
   </w:num>
   <w:num w:numId="10" w16cid:durableId="870528595">
-    <w:abstractNumId w:val="9"/>
+    <w:abstractNumId w:val="10"/>
   </w:num>
   <w:num w:numId="11" w16cid:durableId="1776826764">
-    <w:abstractNumId w:val="17"/>
+    <w:abstractNumId w:val="18"/>
   </w:num>
   <w:num w:numId="12" w16cid:durableId="1998149375">
     <w:abstractNumId w:val="0"/>
   </w:num>
   <w:num w:numId="13" w16cid:durableId="2030794282">
-    <w:abstractNumId w:val="18"/>
+    <w:abstractNumId w:val="19"/>
   </w:num>
   <w:num w:numId="14" w16cid:durableId="389350923">
+    <w:abstractNumId w:val="6"/>
+  </w:num>
+  <w:num w:numId="15" w16cid:durableId="1450397852">
     <w:abstractNumId w:val="5"/>
   </w:num>
-  <w:num w:numId="15" w16cid:durableId="1450397852">
-    <w:abstractNumId w:val="4"/>
-  </w:num>
   <w:num w:numId="16" w16cid:durableId="1198618860">
-    <w:abstractNumId w:val="12"/>
+    <w:abstractNumId w:val="13"/>
   </w:num>
   <w:num w:numId="17" w16cid:durableId="534732538">
-    <w:abstractNumId w:val="16"/>
+    <w:abstractNumId w:val="17"/>
   </w:num>
   <w:num w:numId="18" w16cid:durableId="1870793516">
-    <w:abstractNumId w:val="10"/>
+    <w:abstractNumId w:val="11"/>
   </w:num>
   <w:num w:numId="19" w16cid:durableId="1198272480">
-    <w:abstractNumId w:val="14"/>
+    <w:abstractNumId w:val="15"/>
+  </w:num>
+  <w:num w:numId="20" w16cid:durableId="1597127380">
+    <w:abstractNumId w:val="4"/>
   </w:num>
 </w:numbering>
 </file>
@@ -16066,7 +18223,6 @@
   <w:style w:type="character" w:default="1" w:styleId="Fuentedeprrafopredeter">
     <w:name w:val="Default Paragraph Font"/>
     <w:uiPriority w:val="1"/>
-    <w:semiHidden/>
     <w:unhideWhenUsed/>
   </w:style>
   <w:style w:type="table" w:default="1" w:styleId="Tablanormal">

--- a/Manual de desarrollo en Atlax Renpy.docx
+++ b/Manual de desarrollo en Atlax Renpy.docx
@@ -237,16 +237,8 @@
         <w:rPr>
           <w:rFonts w:cs="Times New Roman"/>
         </w:rPr>
-        <w:t xml:space="preserve">Desarrollador de Campanella </w:t>
-      </w:r>
-      <w:proofErr w:type="spellStart"/>
-      <w:r>
-        <w:rPr>
-          <w:rFonts w:cs="Times New Roman"/>
-        </w:rPr>
-        <w:t>Studios</w:t>
-      </w:r>
-      <w:proofErr w:type="spellEnd"/>
+        <w:t>Desarrollador de Campanella Studios</w:t>
+      </w:r>
     </w:p>
     <w:p>
       <w:pPr>
@@ -2599,15 +2591,7 @@
         <w:t>ditor de texto:</w:t>
       </w:r>
       <w:r>
-        <w:t xml:space="preserve"> Bloc de notas, Visual Studio </w:t>
-      </w:r>
-      <w:proofErr w:type="spellStart"/>
-      <w:r>
-        <w:t>Code</w:t>
-      </w:r>
-      <w:proofErr w:type="spellEnd"/>
-      <w:r>
-        <w:t xml:space="preserve"> (recomendado), Sublime Text, Notepad.</w:t>
+        <w:t xml:space="preserve"> Bloc de notas, Visual Studio Code (recomendado), Sublime Text, Notepad.</w:t>
       </w:r>
     </w:p>
     <w:p>
@@ -2626,15 +2610,7 @@
         <w:t>Herramienta para abrir y editar archivos CSV:</w:t>
       </w:r>
       <w:r>
-        <w:t xml:space="preserve"> Excel (recomendado), LibreOffice, Visual Studio </w:t>
-      </w:r>
-      <w:proofErr w:type="spellStart"/>
-      <w:r>
-        <w:t>Code</w:t>
-      </w:r>
-      <w:proofErr w:type="spellEnd"/>
-      <w:r>
-        <w:t>.</w:t>
+        <w:t xml:space="preserve"> Excel (recomendado), LibreOffice, Visual Studio Code.</w:t>
       </w:r>
     </w:p>
     <w:p>
@@ -3032,19 +3008,14 @@
         <w:t>Deberías dar prioridad a organizar estos archivos de control de la mejor manera posible, el orden recomendado es crear</w:t>
       </w:r>
       <w:r>
+        <w:t xml:space="preserve"> una </w:t>
+      </w:r>
+      <w:r>
         <w:t xml:space="preserve"> </w:t>
       </w:r>
-      <w:proofErr w:type="gramStart"/>
-      <w:r>
-        <w:t xml:space="preserve">una </w:t>
-      </w:r>
-      <w:r>
-        <w:t xml:space="preserve"> </w:t>
-      </w:r>
       <w:r>
         <w:t>carpeta</w:t>
       </w:r>
-      <w:proofErr w:type="gramEnd"/>
       <w:r>
         <w:t xml:space="preserve"> para cada</w:t>
       </w:r>
@@ -3108,7 +3079,6 @@
       <w:r>
         <w:t xml:space="preserve"> la carpeta “</w:t>
       </w:r>
-      <w:proofErr w:type="spellStart"/>
       <w:r>
         <w:rPr>
           <w:i/>
@@ -3116,7 +3086,6 @@
         </w:rPr>
         <w:t>scenes</w:t>
       </w:r>
-      <w:proofErr w:type="spellEnd"/>
       <w:r>
         <w:t>”.</w:t>
       </w:r>
@@ -3136,15 +3105,7 @@
         <w:t xml:space="preserve"> como si fuese una ruta,</w:t>
       </w:r>
       <w:r>
-        <w:t xml:space="preserve"> quizás una llamada “</w:t>
-      </w:r>
-      <w:proofErr w:type="spellStart"/>
-      <w:r>
-        <w:t>intro</w:t>
-      </w:r>
-      <w:proofErr w:type="spellEnd"/>
-      <w:r>
-        <w:t>” o “comienzo”, ponle el nombre que desees.</w:t>
+        <w:t xml:space="preserve"> quizás una llamada “intro” o “comienzo”, ponle el nombre que desees.</w:t>
       </w:r>
       <w:r>
         <w:t xml:space="preserve"> Lo que sí, debes indicarle al motor cuál es la </w:t>
@@ -3157,15 +3118,7 @@
         <w:t>escena</w:t>
       </w:r>
       <w:r>
-        <w:t xml:space="preserve"> de entrada, de momento no vamos a explicar </w:t>
-      </w:r>
-      <w:proofErr w:type="spellStart"/>
-      <w:r>
-        <w:t>como</w:t>
-      </w:r>
-      <w:proofErr w:type="spellEnd"/>
-      <w:r>
-        <w:t xml:space="preserve"> hacerlo ya que será más adelante, solo ten presente que debes indicarle al motor por dónde empezar</w:t>
+        <w:t xml:space="preserve"> de entrada, de momento no vamos a explicar como hacerlo ya que será más adelante, solo ten presente que debes indicarle al motor por dónde empezar</w:t>
       </w:r>
       <w:r>
         <w:t>.</w:t>
@@ -3190,23 +3143,7 @@
         <w:t>diálogos</w:t>
       </w:r>
       <w:r>
-        <w:t xml:space="preserve"> como de costumbre, uno a uno, </w:t>
-      </w:r>
-      <w:proofErr w:type="spellStart"/>
-      <w:r>
-        <w:t>click</w:t>
-      </w:r>
-      <w:proofErr w:type="spellEnd"/>
-      <w:r>
-        <w:t xml:space="preserve"> a </w:t>
-      </w:r>
-      <w:proofErr w:type="spellStart"/>
-      <w:r>
-        <w:t>click</w:t>
-      </w:r>
-      <w:proofErr w:type="spellEnd"/>
-      <w:r>
-        <w:t xml:space="preserve">. Una vez llegado el final de la </w:t>
+        <w:t xml:space="preserve"> como de costumbre, uno a uno, click a click. Una vez llegado el final de la </w:t>
       </w:r>
       <w:r>
         <w:rPr>
@@ -3558,7 +3495,6 @@
         <w:tab/>
         <w:t>El archivo de entrada es el archivo de control que el motor toma para iniciar el juego, este por defecto toma un archivo llamado “</w:t>
       </w:r>
-      <w:proofErr w:type="spellStart"/>
       <w:r>
         <w:rPr>
           <w:i/>
@@ -3566,7 +3502,6 @@
         </w:rPr>
         <w:t>testing</w:t>
       </w:r>
-      <w:proofErr w:type="spellEnd"/>
       <w:r>
         <w:t xml:space="preserve">” y la manera de cambiarlo es viajando al archivo </w:t>
       </w:r>
@@ -3626,23 +3561,7 @@
     <w:p>
       <w:r>
         <w:tab/>
-        <w:t xml:space="preserve">Basta con cambiar </w:t>
-      </w:r>
-      <w:proofErr w:type="spellStart"/>
-      <w:r>
-        <w:t>testing</w:t>
-      </w:r>
-      <w:proofErr w:type="spellEnd"/>
-      <w:r>
-        <w:t xml:space="preserve"> por el archivo de control del que quieres empezar o en su defecto, trabajar en el archivo </w:t>
-      </w:r>
-      <w:proofErr w:type="spellStart"/>
-      <w:r>
-        <w:t>testing</w:t>
-      </w:r>
-      <w:proofErr w:type="spellEnd"/>
-      <w:r>
-        <w:t xml:space="preserve"> y cuando ya esté terminado guardar su contenido en un archivo diferente.</w:t>
+        <w:t>Basta con cambiar testing por el archivo de control del que quieres empezar o en su defecto, trabajar en el archivo testing y cuando ya esté terminado guardar su contenido en un archivo diferente.</w:t>
       </w:r>
     </w:p>
     <w:p>
@@ -3658,7 +3577,6 @@
         <w:tab/>
         <w:t xml:space="preserve">Para definir a tus personajes, debes dirigirte al archivo </w:t>
       </w:r>
-      <w:proofErr w:type="spellStart"/>
       <w:r>
         <w:rPr>
           <w:i/>
@@ -3666,11 +3584,9 @@
         </w:rPr>
         <w:t>charactersDefine.rpy</w:t>
       </w:r>
-      <w:proofErr w:type="spellEnd"/>
       <w:r>
         <w:t xml:space="preserve"> ubicado en la carpeta </w:t>
       </w:r>
-      <w:proofErr w:type="spellStart"/>
       <w:r>
         <w:rPr>
           <w:i/>
@@ -3678,23 +3594,13 @@
         </w:rPr>
         <w:t>game</w:t>
       </w:r>
-      <w:proofErr w:type="spellEnd"/>
       <w:r>
         <w:rPr>
           <w:i/>
           <w:iCs/>
         </w:rPr>
-        <w:t>/</w:t>
-      </w:r>
-      <w:proofErr w:type="spellStart"/>
-      <w:r>
-        <w:rPr>
-          <w:i/>
-          <w:iCs/>
-        </w:rPr>
-        <w:t>definitions</w:t>
-      </w:r>
-      <w:proofErr w:type="spellEnd"/>
+        <w:t>/definitions</w:t>
+      </w:r>
       <w:r>
         <w:t>, si lo abres con Visual Studio, en su interior encontrarás algo así.</w:t>
       </w:r>
@@ -3745,15 +3651,7 @@
       <w:r>
         <w:lastRenderedPageBreak/>
         <w:tab/>
-        <w:t xml:space="preserve">Allí debes definir a los personajes de tu historia siguiendo con ese mismo patrón, es importante mencionar </w:t>
-      </w:r>
-      <w:proofErr w:type="gramStart"/>
-      <w:r>
-        <w:t>que</w:t>
-      </w:r>
-      <w:proofErr w:type="gramEnd"/>
-      <w:r>
-        <w:t xml:space="preserve"> en cuanto a nombres de personajes, se requiere usar siempre minúsculas</w:t>
+        <w:t>Allí debes definir a los personajes de tu historia siguiendo con ese mismo patrón, es importante mencionar que en cuanto a nombres de personajes, se requiere usar siempre minúsculas</w:t>
       </w:r>
       <w:r>
         <w:t xml:space="preserve"> y utilizar _ en vez de espacios. En cuanto al color que aparece allí, es el color del nombre del personaje que se mostrará en la caja de diálogo cuando este hable, ese color está en hexadecimal, si lo desconoces, es simplemente la representación de un color mediante un # y 6 dígitos, puedes usar herramientas como Paint o el sitio web </w:t>
@@ -3839,7 +3737,6 @@
       <w:r>
         <w:t xml:space="preserve">Los fondos son los escenarios que se muestran detrás de los personajes como por ejemplo un salón, un parque o un cielo estrellado, esta vez acudiremos al archivo </w:t>
       </w:r>
-      <w:proofErr w:type="spellStart"/>
       <w:r>
         <w:rPr>
           <w:i/>
@@ -3847,35 +3744,16 @@
         </w:rPr>
         <w:t>backgroundsDefine.rpy</w:t>
       </w:r>
-      <w:proofErr w:type="spellEnd"/>
       <w:r>
         <w:t xml:space="preserve"> ubicado en la carpeta </w:t>
       </w:r>
-      <w:proofErr w:type="spellStart"/>
       <w:r>
         <w:rPr>
           <w:i/>
           <w:iCs/>
         </w:rPr>
-        <w:t>game</w:t>
-      </w:r>
-      <w:proofErr w:type="spellEnd"/>
-      <w:r>
-        <w:rPr>
-          <w:i/>
-          <w:iCs/>
-        </w:rPr>
-        <w:t>/</w:t>
-      </w:r>
-      <w:proofErr w:type="spellStart"/>
-      <w:r>
-        <w:rPr>
-          <w:i/>
-          <w:iCs/>
-        </w:rPr>
-        <w:t>definitions</w:t>
-      </w:r>
-      <w:proofErr w:type="spellEnd"/>
+        <w:t>game/definitions</w:t>
+      </w:r>
       <w:r>
         <w:t>, al abrirlo encontraremos algo así.</w:t>
       </w:r>
@@ -3937,149 +3815,80 @@
           <w:i/>
           <w:iCs/>
         </w:rPr>
-        <w:t xml:space="preserve"> </w:t>
-      </w:r>
-      <w:proofErr w:type="spellStart"/>
+        <w:t xml:space="preserve"> game/images/backgrounds</w:t>
+      </w:r>
+      <w:r>
+        <w:t>, deben ser en formato .png y preferiblemente tener la misma resolución, el tamaño recomendado es 1920x1080</w:t>
+      </w:r>
+      <w:r>
+        <w:t>.</w:t>
+      </w:r>
+    </w:p>
+    <w:p>
+      <w:pPr>
+        <w:ind w:firstLine="708"/>
+      </w:pPr>
+      <w:r>
+        <w:t xml:space="preserve">Para agregar los fondos de nuestra novela, siguiendo el mismo formato debemos añadir otra línea y colocar </w:t>
+      </w:r>
+      <w:r>
+        <w:t xml:space="preserve">la imagen </w:t>
+      </w:r>
+      <w:r>
+        <w:t>en la respectiva carpeta, siempre sustituyendo los espacios vacíos por _</w:t>
+      </w:r>
+      <w:r>
+        <w:t>.</w:t>
+      </w:r>
+    </w:p>
+    <w:p>
+      <w:pPr>
+        <w:ind w:firstLine="708"/>
+      </w:pPr>
+      <w:r>
+        <w:t>Se recomienda no quitar los fondos flash y blackout ya que el motor los necesita para hacer algunas transiciones.</w:t>
+      </w:r>
+    </w:p>
+    <w:p>
+      <w:pPr>
+        <w:pStyle w:val="Ttulo2"/>
+      </w:pPr>
+      <w:r>
+        <w:t>Definición de idiomas</w:t>
+      </w:r>
+    </w:p>
+    <w:p>
+      <w:r>
+        <w:tab/>
+        <w:t>Atlax Renpy soporta diversos idiomas, sin embargo</w:t>
+      </w:r>
+      <w:r>
+        <w:t>,</w:t>
+      </w:r>
+      <w:r>
+        <w:t xml:space="preserve"> debemos definir cuáles lenguajes soporta y mantener siempre el orden en el que están escritos ya que será importante para los archivos de control. Estas definiciones podemos encontrarlas en el </w:t>
+      </w:r>
+      <w:r>
+        <w:lastRenderedPageBreak/>
+        <w:t xml:space="preserve">archivo </w:t>
+      </w:r>
       <w:r>
         <w:rPr>
           <w:i/>
           <w:iCs/>
         </w:rPr>
-        <w:t>game</w:t>
-      </w:r>
-      <w:proofErr w:type="spellEnd"/>
+        <w:t>languageDefine.rpy</w:t>
+      </w:r>
+      <w:r>
+        <w:t xml:space="preserve"> ubicado en la carpeta </w:t>
+      </w:r>
       <w:r>
         <w:rPr>
           <w:i/>
           <w:iCs/>
         </w:rPr>
-        <w:t>/</w:t>
-      </w:r>
-      <w:proofErr w:type="spellStart"/>
-      <w:r>
-        <w:rPr>
-          <w:i/>
-          <w:iCs/>
-        </w:rPr>
-        <w:t>images</w:t>
-      </w:r>
-      <w:proofErr w:type="spellEnd"/>
-      <w:r>
-        <w:rPr>
-          <w:i/>
-          <w:iCs/>
-        </w:rPr>
-        <w:t>/</w:t>
-      </w:r>
-      <w:proofErr w:type="spellStart"/>
-      <w:r>
-        <w:rPr>
-          <w:i/>
-          <w:iCs/>
-        </w:rPr>
-        <w:t>backgrounds</w:t>
-      </w:r>
-      <w:proofErr w:type="spellEnd"/>
-      <w:r>
-        <w:t>, deben ser en formato .png y preferiblemente tener la misma resolución, el tamaño recomendado es 1920x1080</w:t>
-      </w:r>
-      <w:r>
-        <w:t>.</w:t>
-      </w:r>
-    </w:p>
-    <w:p>
-      <w:pPr>
-        <w:ind w:firstLine="708"/>
-      </w:pPr>
-      <w:r>
-        <w:t xml:space="preserve">Para agregar los fondos de nuestra novela, siguiendo el mismo formato debemos añadir otra línea y colocar </w:t>
-      </w:r>
-      <w:r>
-        <w:t xml:space="preserve">la imagen </w:t>
-      </w:r>
-      <w:r>
-        <w:t>en la respectiva carpeta, siempre sustituyendo los espacios vacíos por _</w:t>
-      </w:r>
-      <w:r>
-        <w:t>.</w:t>
-      </w:r>
-    </w:p>
-    <w:p>
-      <w:pPr>
-        <w:ind w:firstLine="708"/>
-      </w:pPr>
-      <w:r>
-        <w:t xml:space="preserve">Se recomienda no quitar los fondos flash y </w:t>
-      </w:r>
-      <w:proofErr w:type="spellStart"/>
-      <w:r>
-        <w:t>blackout</w:t>
-      </w:r>
-      <w:proofErr w:type="spellEnd"/>
-      <w:r>
-        <w:t xml:space="preserve"> ya que el motor los necesita para hacer algunas transiciones.</w:t>
-      </w:r>
-    </w:p>
-    <w:p>
-      <w:pPr>
-        <w:pStyle w:val="Ttulo2"/>
-      </w:pPr>
-      <w:r>
-        <w:t>Definición de idiomas</w:t>
-      </w:r>
-    </w:p>
-    <w:p>
-      <w:r>
-        <w:tab/>
-        <w:t>Atlax Renpy soporta diversos idiomas, sin embargo</w:t>
-      </w:r>
-      <w:r>
-        <w:t>,</w:t>
-      </w:r>
-      <w:r>
-        <w:t xml:space="preserve"> debemos definir cuáles lenguajes soporta y mantener siempre el orden en el que están escritos ya que será importante para los archivos de control. Estas definiciones podemos encontrarlas en el </w:t>
-      </w:r>
-      <w:r>
-        <w:lastRenderedPageBreak/>
-        <w:t xml:space="preserve">archivo </w:t>
-      </w:r>
-      <w:proofErr w:type="spellStart"/>
-      <w:r>
-        <w:rPr>
-          <w:i/>
-          <w:iCs/>
-        </w:rPr>
-        <w:t>languageDefine.rpy</w:t>
-      </w:r>
-      <w:proofErr w:type="spellEnd"/>
-      <w:r>
-        <w:t xml:space="preserve"> ubicado en la carpeta </w:t>
-      </w:r>
-      <w:proofErr w:type="spellStart"/>
-      <w:r>
-        <w:rPr>
-          <w:i/>
-          <w:iCs/>
-        </w:rPr>
-        <w:t>game</w:t>
-      </w:r>
-      <w:proofErr w:type="spellEnd"/>
-      <w:r>
-        <w:rPr>
-          <w:i/>
-          <w:iCs/>
-        </w:rPr>
-        <w:t>/</w:t>
-      </w:r>
-      <w:proofErr w:type="spellStart"/>
-      <w:r>
-        <w:rPr>
-          <w:i/>
-          <w:iCs/>
-        </w:rPr>
-        <w:t>definitions</w:t>
-      </w:r>
-      <w:proofErr w:type="spellEnd"/>
+        <w:t>game/definitions</w:t>
+      </w:r>
       <w:r>
         <w:t>. Allí encontraremos algo así.</w:t>
       </w:r>
@@ -4132,22 +3941,7 @@
     <w:p>
       <w:r>
         <w:tab/>
-      </w:r>
-      <w:proofErr w:type="spellStart"/>
-      <w:r>
-        <w:t>currentLanguage</w:t>
-      </w:r>
-      <w:proofErr w:type="spellEnd"/>
-      <w:r>
-        <w:t xml:space="preserve"> es el idioma por defecto que usará el motor al abrir el juego, este puede ser cambiado en la configuración del juego mismo. La otra variable llamada </w:t>
-      </w:r>
-      <w:proofErr w:type="spellStart"/>
-      <w:r>
-        <w:t>allLanguages</w:t>
-      </w:r>
-      <w:proofErr w:type="spellEnd"/>
-      <w:r>
-        <w:t>, lista todos los lenguajes que soporte tu historia</w:t>
+        <w:t>currentLanguage es el idioma por defecto que usará el motor al abrir el juego, este puede ser cambiado en la configuración del juego mismo. La otra variable llamada allLanguages, lista todos los lenguajes que soporte tu historia</w:t>
       </w:r>
       <w:r>
         <w:t>, se recuerda que es de fundamental importancia respetar el orden de estos lenguajes. En caso de que queramos agregar más lenguajes lo haríamos de la siguiente forma.</w:t>
@@ -4220,7 +4014,6 @@
       <w:r>
         <w:t xml:space="preserve">os valores predeterminados de Renpy puedes hacerlo en el archivo </w:t>
       </w:r>
-      <w:proofErr w:type="spellStart"/>
       <w:r>
         <w:rPr>
           <w:i/>
@@ -4228,41 +4021,15 @@
         </w:rPr>
         <w:t>configDefine.rpy</w:t>
       </w:r>
-      <w:proofErr w:type="spellEnd"/>
       <w:r>
         <w:t xml:space="preserve"> ubicado en la carpeta </w:t>
       </w:r>
-      <w:proofErr w:type="spellStart"/>
       <w:r>
         <w:rPr>
           <w:i/>
           <w:iCs/>
         </w:rPr>
-        <w:t>game</w:t>
-      </w:r>
-      <w:proofErr w:type="spellEnd"/>
-      <w:r>
-        <w:rPr>
-          <w:i/>
-          <w:iCs/>
-        </w:rPr>
-        <w:t>/</w:t>
-      </w:r>
-      <w:proofErr w:type="spellStart"/>
-      <w:r>
-        <w:rPr>
-          <w:i/>
-          <w:iCs/>
-        </w:rPr>
-        <w:t>definitions</w:t>
-      </w:r>
-      <w:proofErr w:type="spellEnd"/>
-      <w:r>
-        <w:rPr>
-          <w:i/>
-          <w:iCs/>
-        </w:rPr>
-        <w:t>.</w:t>
+        <w:t>game/definitions.</w:t>
       </w:r>
       <w:r>
         <w:t xml:space="preserve"> Allí encontrarás algo así.</w:t>
@@ -4313,23 +4080,7 @@
     <w:p>
       <w:r>
         <w:tab/>
-        <w:t xml:space="preserve">Por defecto Atlax Renpy utiliza esas configuraciones allí mostradas, establece el tiempo de </w:t>
-      </w:r>
-      <w:proofErr w:type="spellStart"/>
-      <w:r>
-        <w:t>fadeout</w:t>
-      </w:r>
-      <w:proofErr w:type="spellEnd"/>
-      <w:r>
-        <w:t xml:space="preserve"> de las canciones a 3 segundos y define los </w:t>
-      </w:r>
-      <w:proofErr w:type="spellStart"/>
-      <w:r>
-        <w:t>layers</w:t>
-      </w:r>
-      <w:proofErr w:type="spellEnd"/>
-      <w:r>
-        <w:t>. Si tienes conocimientos sobre Renpy y necesitas establecer alguna configuración específica debes hacerlo ahí.</w:t>
+        <w:t>Por defecto Atlax Renpy utiliza esas configuraciones allí mostradas, establece el tiempo de fadeout de las canciones a 3 segundos y define los layers. Si tienes conocimientos sobre Renpy y necesitas establecer alguna configuración específica debes hacerlo ahí.</w:t>
       </w:r>
     </w:p>
     <w:p>
@@ -4372,35 +4123,11 @@
     <w:p>
       <w:r>
         <w:tab/>
-        <w:t>Crear un archivo de control es muy sencillo, tenemos dos formas de hacerlo, la forma “complicada” es creando un archivo de texto en nuestro computador y colocarle al final .</w:t>
-      </w:r>
-      <w:proofErr w:type="spellStart"/>
-      <w:r>
-        <w:t>csv</w:t>
-      </w:r>
-      <w:proofErr w:type="spellEnd"/>
-      <w:r>
-        <w:t xml:space="preserve">, llamémoslo “ejemplo.csv”. Es posible que al abrirlo se ejecute el bloc de notas, </w:t>
+        <w:t xml:space="preserve">Crear un archivo de control es muy sencillo, tenemos dos formas de hacerlo, la forma “complicada” es creando un archivo de texto en nuestro computador y colocarle al final .csv, llamémoslo “ejemplo.csv”. Es posible que al abrirlo se ejecute el bloc de notas, </w:t>
       </w:r>
       <w:r>
         <w:lastRenderedPageBreak/>
-        <w:t>para ello tenemos que ir a la configuración de nuestro sistema operativo para que nos permita ver las extensiones o formatos de los archivos, una vez cambiado debemos cambiar “.</w:t>
-      </w:r>
-      <w:proofErr w:type="spellStart"/>
-      <w:r>
-        <w:t>txt</w:t>
-      </w:r>
-      <w:proofErr w:type="spellEnd"/>
-      <w:r>
-        <w:t>” por “.</w:t>
-      </w:r>
-      <w:proofErr w:type="spellStart"/>
-      <w:r>
-        <w:t>csv</w:t>
-      </w:r>
-      <w:proofErr w:type="spellEnd"/>
-      <w:r>
-        <w:t>”.</w:t>
+        <w:t>para ello tenemos que ir a la configuración de nuestro sistema operativo para que nos permita ver las extensiones o formatos de los archivos, una vez cambiado debemos cambiar “.txt” por “.csv”.</w:t>
       </w:r>
     </w:p>
     <w:p>
@@ -4668,91 +4395,13 @@
           <w:szCs w:val="20"/>
         </w:rPr>
       </w:pPr>
-      <w:proofErr w:type="spellStart"/>
-      <w:proofErr w:type="gramStart"/>
       <w:r>
         <w:rPr>
           <w:sz w:val="20"/>
           <w:szCs w:val="20"/>
         </w:rPr>
-        <w:t>Key;Background</w:t>
-      </w:r>
-      <w:proofErr w:type="gramEnd"/>
-      <w:r>
-        <w:rPr>
-          <w:sz w:val="20"/>
-          <w:szCs w:val="20"/>
-        </w:rPr>
-        <w:t>;</w:t>
-      </w:r>
-      <w:proofErr w:type="gramStart"/>
-      <w:r>
-        <w:rPr>
-          <w:sz w:val="20"/>
-          <w:szCs w:val="20"/>
-        </w:rPr>
-        <w:t>Music;Sound</w:t>
-      </w:r>
-      <w:proofErr w:type="gramEnd"/>
-      <w:r>
-        <w:rPr>
-          <w:sz w:val="20"/>
-          <w:szCs w:val="20"/>
-        </w:rPr>
-        <w:t>;Single</w:t>
-      </w:r>
-      <w:proofErr w:type="spellEnd"/>
-      <w:r>
-        <w:rPr>
-          <w:sz w:val="20"/>
-          <w:szCs w:val="20"/>
-        </w:rPr>
-        <w:t xml:space="preserve"> </w:t>
-      </w:r>
-      <w:proofErr w:type="spellStart"/>
-      <w:proofErr w:type="gramStart"/>
-      <w:r>
-        <w:rPr>
-          <w:sz w:val="20"/>
-          <w:szCs w:val="20"/>
-        </w:rPr>
-        <w:t>effect;Continuous</w:t>
-      </w:r>
-      <w:proofErr w:type="spellEnd"/>
-      <w:proofErr w:type="gramEnd"/>
-      <w:r>
-        <w:rPr>
-          <w:sz w:val="20"/>
-          <w:szCs w:val="20"/>
-        </w:rPr>
-        <w:t xml:space="preserve"> </w:t>
-      </w:r>
-      <w:proofErr w:type="spellStart"/>
-      <w:proofErr w:type="gramStart"/>
-      <w:r>
-        <w:rPr>
-          <w:sz w:val="20"/>
-          <w:szCs w:val="20"/>
-        </w:rPr>
-        <w:t>effect;Events</w:t>
-      </w:r>
-      <w:proofErr w:type="gramEnd"/>
-      <w:r>
-        <w:rPr>
-          <w:sz w:val="20"/>
-          <w:szCs w:val="20"/>
-        </w:rPr>
-        <w:t>;</w:t>
-      </w:r>
-      <w:proofErr w:type="gramStart"/>
-      <w:r>
-        <w:rPr>
-          <w:sz w:val="20"/>
-          <w:szCs w:val="20"/>
-        </w:rPr>
-        <w:t>Delay;Emisor</w:t>
-      </w:r>
-      <w:proofErr w:type="gramEnd"/>
+        <w:t>Key;Background;Music;Sound;Single effect;Continuous effect;Events;Delay;Emisor</w:t>
+      </w:r>
       <w:r>
         <w:rPr>
           <w:b/>
@@ -4762,7 +4411,6 @@
         </w:rPr>
         <w:t>;</w:t>
       </w:r>
-      <w:proofErr w:type="gramStart"/>
       <w:r>
         <w:rPr>
           <w:sz w:val="20"/>
@@ -4770,8 +4418,6 @@
         </w:rPr>
         <w:t>Spanish;English</w:t>
       </w:r>
-      <w:proofErr w:type="spellEnd"/>
-      <w:proofErr w:type="gramEnd"/>
     </w:p>
     <w:p>
       <w:pPr>
@@ -4930,39 +4576,7 @@
     <w:p>
       <w:r>
         <w:tab/>
-        <w:t xml:space="preserve">El valor recomendado para colocar en esta columna </w:t>
-      </w:r>
-      <w:proofErr w:type="spellStart"/>
-      <w:r>
-        <w:t>key</w:t>
-      </w:r>
-      <w:proofErr w:type="spellEnd"/>
-      <w:r>
-        <w:t xml:space="preserve"> es el siguiente: [ruta]_[capitulo]_[escena]_[dialogo], por </w:t>
-      </w:r>
-      <w:proofErr w:type="gramStart"/>
-      <w:r>
-        <w:t>ejemplo</w:t>
-      </w:r>
-      <w:proofErr w:type="gramEnd"/>
-      <w:r>
-        <w:t xml:space="preserve"> si queremos describir el diálogo número 89 de la escena noche de paseo del capítulo 3 de la ruta </w:t>
-      </w:r>
-      <w:proofErr w:type="spellStart"/>
-      <w:r>
-        <w:t>Stefannie</w:t>
-      </w:r>
-      <w:proofErr w:type="spellEnd"/>
-      <w:r>
-        <w:t xml:space="preserve">, haríamos algo así: stefannie_3_night_out_89, el siguiente diálogo sería </w:t>
-      </w:r>
-      <w:proofErr w:type="gramStart"/>
-      <w:r>
-        <w:t>igual</w:t>
-      </w:r>
-      <w:proofErr w:type="gramEnd"/>
-      <w:r>
-        <w:t xml:space="preserve"> pero con un 90 en vez de 89 y siempre empezando en 1.</w:t>
+        <w:t>El valor recomendado para colocar en esta columna key es el siguiente: [ruta]_[capitulo]_[escena]_[dialogo], por ejemplo si queremos describir el diálogo número 89 de la escena noche de paseo del capítulo 3 de la ruta Stefannie, haríamos algo así: stefannie_3_night_out_89, el siguiente diálogo sería igual pero con un 90 en vez de 89 y siempre empezando en 1.</w:t>
       </w:r>
     </w:p>
     <w:p>
@@ -4970,15 +4584,7 @@
         <w:ind w:firstLine="708"/>
       </w:pPr>
       <w:r>
-        <w:t xml:space="preserve">Debido a que puede llegar a ser demasiado tedioso escribir a mano todos los números, Excel nos brinda una ayuda, primero abrimos el archivo usando Excel, escribimos en la primera fila (después de la cabecera) stefannie_3_night_out_1, acto seguido dirigimos el cursor a la esquina inferior derecha de la celda seleccionada y manteniendo el </w:t>
-      </w:r>
-      <w:proofErr w:type="spellStart"/>
-      <w:r>
-        <w:t>click</w:t>
-      </w:r>
-      <w:proofErr w:type="spellEnd"/>
-      <w:r>
-        <w:t>, lo arrastramos hacia abajo hasta donde veamos necesario.</w:t>
+        <w:t>Debido a que puede llegar a ser demasiado tedioso escribir a mano todos los números, Excel nos brinda una ayuda, primero abrimos el archivo usando Excel, escribimos en la primera fila (después de la cabecera) stefannie_3_night_out_1, acto seguido dirigimos el cursor a la esquina inferior derecha de la celda seleccionada y manteniendo el click, lo arrastramos hacia abajo hasta donde veamos necesario.</w:t>
       </w:r>
     </w:p>
     <w:p>
@@ -5105,6 +4711,7 @@
       <w:r>
         <w:t>De esa manera Excel autocompletará las celdas y nos ahorrará escribir todos los números de cada diálogo.</w:t>
       </w:r>
+      <w:bookmarkStart w:id="8" w:name="_Toc199261561"/>
     </w:p>
     <w:p>
       <w:pPr>
@@ -5113,43 +4720,37 @@
     </w:p>
     <w:p>
       <w:pPr>
+        <w:ind w:firstLine="708"/>
+      </w:pPr>
+    </w:p>
+    <w:p>
+      <w:pPr>
+        <w:ind w:firstLine="708"/>
+      </w:pPr>
+    </w:p>
+    <w:p>
+      <w:pPr>
+        <w:ind w:firstLine="708"/>
+      </w:pPr>
+    </w:p>
+    <w:p>
+      <w:pPr>
+        <w:ind w:firstLine="708"/>
+      </w:pPr>
+    </w:p>
+    <w:p>
+      <w:pPr>
+        <w:ind w:firstLine="708"/>
+      </w:pPr>
+    </w:p>
+    <w:p>
+      <w:pPr>
         <w:pStyle w:val="Ttulo2"/>
       </w:pPr>
-      <w:bookmarkStart w:id="8" w:name="_Toc199261561"/>
-    </w:p>
-    <w:p>
-      <w:pPr>
-        <w:pStyle w:val="Ttulo2"/>
-      </w:pPr>
-    </w:p>
-    <w:p>
-      <w:pPr>
-        <w:pStyle w:val="Ttulo2"/>
-      </w:pPr>
-    </w:p>
-    <w:p>
-      <w:pPr>
-        <w:pStyle w:val="Ttulo2"/>
-      </w:pPr>
-    </w:p>
-    <w:p>
-      <w:pPr>
-        <w:pStyle w:val="Ttulo2"/>
-      </w:pPr>
-    </w:p>
-    <w:p>
-      <w:pPr>
-        <w:pStyle w:val="Ttulo2"/>
-      </w:pPr>
-      <w:r>
-        <w:t xml:space="preserve">Columna </w:t>
-      </w:r>
-      <w:proofErr w:type="spellStart"/>
-      <w:r>
-        <w:t>Background</w:t>
+      <w:r>
+        <w:t>Columna Background</w:t>
       </w:r>
       <w:bookmarkEnd w:id="8"/>
-      <w:proofErr w:type="spellEnd"/>
     </w:p>
     <w:p>
       <w:r>
@@ -5167,55 +4768,14 @@
           <w:i/>
           <w:iCs/>
         </w:rPr>
+        <w:t xml:space="preserve"> game/images/backgrounds</w:t>
+      </w:r>
+      <w:r>
+        <w:t>.</w:t>
+      </w:r>
+      <w:r>
         <w:t xml:space="preserve"> </w:t>
       </w:r>
-      <w:proofErr w:type="spellStart"/>
-      <w:r>
-        <w:rPr>
-          <w:i/>
-          <w:iCs/>
-        </w:rPr>
-        <w:t>game</w:t>
-      </w:r>
-      <w:proofErr w:type="spellEnd"/>
-      <w:r>
-        <w:rPr>
-          <w:i/>
-          <w:iCs/>
-        </w:rPr>
-        <w:t>/</w:t>
-      </w:r>
-      <w:proofErr w:type="spellStart"/>
-      <w:r>
-        <w:rPr>
-          <w:i/>
-          <w:iCs/>
-        </w:rPr>
-        <w:t>images</w:t>
-      </w:r>
-      <w:proofErr w:type="spellEnd"/>
-      <w:r>
-        <w:rPr>
-          <w:i/>
-          <w:iCs/>
-        </w:rPr>
-        <w:t>/</w:t>
-      </w:r>
-      <w:proofErr w:type="spellStart"/>
-      <w:r>
-        <w:rPr>
-          <w:i/>
-          <w:iCs/>
-        </w:rPr>
-        <w:t>backgrounds</w:t>
-      </w:r>
-      <w:proofErr w:type="spellEnd"/>
-      <w:r>
-        <w:t>.</w:t>
-      </w:r>
-      <w:r>
-        <w:t xml:space="preserve"> </w:t>
-      </w:r>
       <w:r>
         <w:t>Sintaxis:</w:t>
       </w:r>
@@ -5225,23 +4785,7 @@
         <w:ind w:firstLine="708"/>
       </w:pPr>
       <w:r>
-        <w:t xml:space="preserve">Nombre del </w:t>
-      </w:r>
-      <w:proofErr w:type="gramStart"/>
-      <w:r>
-        <w:t>fondo :</w:t>
-      </w:r>
-      <w:proofErr w:type="gramEnd"/>
-      <w:r>
-        <w:t xml:space="preserve"> tipo de </w:t>
-      </w:r>
-      <w:proofErr w:type="gramStart"/>
-      <w:r>
-        <w:t>transición :</w:t>
-      </w:r>
-      <w:proofErr w:type="gramEnd"/>
-      <w:r>
-        <w:t xml:space="preserve"> parámetros de la transición</w:t>
+        <w:t>Nombre del fondo : tipo de transición : parámetros de la transición</w:t>
       </w:r>
     </w:p>
     <w:p>
@@ -5263,54 +4807,30 @@
         <w:rPr>
           <w:highlight w:val="yellow"/>
         </w:rPr>
-        <w:t>school_hall_</w:t>
-      </w:r>
-      <w:proofErr w:type="gramStart"/>
+        <w:t>school_hall_3:dissolve:4</w:t>
+      </w:r>
+      <w:r>
+        <w:t xml:space="preserve"> (El fondo school_hall_3 aparece a lo largo de 4 segundos)</w:t>
+      </w:r>
+    </w:p>
+    <w:p>
       <w:r>
         <w:rPr>
           <w:highlight w:val="yellow"/>
         </w:rPr>
-        <w:t>3:dissolve</w:t>
-      </w:r>
-      <w:proofErr w:type="gramEnd"/>
+        <w:t>campus:fade:1:3:1</w:t>
+      </w:r>
+      <w:r>
+        <w:t xml:space="preserve"> (El fondo campus aparece luego de un fundido a negro)</w:t>
+      </w:r>
+    </w:p>
+    <w:p>
       <w:r>
         <w:rPr>
           <w:highlight w:val="yellow"/>
         </w:rPr>
-        <w:t>:4</w:t>
-      </w:r>
-      <w:r>
-        <w:t xml:space="preserve"> (El fondo school_hall_3 aparece a lo largo de 4 segundos)</w:t>
-      </w:r>
-    </w:p>
-    <w:p>
-      <w:proofErr w:type="gramStart"/>
-      <w:r>
-        <w:rPr>
-          <w:highlight w:val="yellow"/>
-        </w:rPr>
-        <w:t>campus:fade</w:t>
-      </w:r>
-      <w:proofErr w:type="gramEnd"/>
-      <w:r>
-        <w:rPr>
-          <w:highlight w:val="yellow"/>
-        </w:rPr>
-        <w:t>:1:3:1</w:t>
-      </w:r>
-      <w:r>
-        <w:t xml:space="preserve"> (El fondo campus aparece luego de un fundido a negro)</w:t>
-      </w:r>
-    </w:p>
-    <w:p>
-      <w:proofErr w:type="spellStart"/>
-      <w:r>
-        <w:rPr>
-          <w:highlight w:val="yellow"/>
-        </w:rPr>
         <w:t>music_room</w:t>
       </w:r>
-      <w:proofErr w:type="spellEnd"/>
       <w:r>
         <w:t xml:space="preserve"> (Aparece con la transición por defecto)</w:t>
       </w:r>
@@ -5335,7 +4855,6 @@
         <w:pStyle w:val="Ttulo3"/>
       </w:pPr>
       <w:r>
-        <w:lastRenderedPageBreak/>
         <w:t xml:space="preserve">Tipos de </w:t>
       </w:r>
       <w:r>
@@ -5449,11 +4968,10 @@
             <w:pPr>
               <w:jc w:val="center"/>
             </w:pPr>
-            <w:proofErr w:type="spellStart"/>
-            <w:r>
+            <w:r>
+              <w:lastRenderedPageBreak/>
               <w:t>dissolve</w:t>
             </w:r>
-            <w:proofErr w:type="spellEnd"/>
           </w:p>
         </w:tc>
         <w:tc>
@@ -5502,11 +5020,9 @@
             <w:pPr>
               <w:jc w:val="center"/>
             </w:pPr>
-            <w:proofErr w:type="spellStart"/>
             <w:r>
               <w:t>fade</w:t>
             </w:r>
-            <w:proofErr w:type="spellEnd"/>
           </w:p>
         </w:tc>
         <w:tc>
@@ -5672,15 +5188,7 @@
               <w:jc w:val="center"/>
             </w:pPr>
             <w:r>
-              <w:t xml:space="preserve">El fondo actual se </w:t>
-            </w:r>
-            <w:proofErr w:type="spellStart"/>
-            <w:r>
-              <w:t>pixela</w:t>
-            </w:r>
-            <w:proofErr w:type="spellEnd"/>
-            <w:r>
-              <w:t xml:space="preserve"> hasta el color de mayor presencia, luego cambia de color y muestra el siguiente fondo haciendo el proceso inverso. (Se recomienda dejarlo por defecto)</w:t>
+              <w:t>El fondo actual se pixela hasta el color de mayor presencia, luego cambia de color y muestra el siguiente fondo haciendo el proceso inverso. (Se recomienda dejarlo por defecto)</w:t>
             </w:r>
           </w:p>
         </w:tc>
@@ -5755,7 +5263,6 @@
             <w:pPr>
               <w:jc w:val="center"/>
             </w:pPr>
-            <w:proofErr w:type="spellStart"/>
             <w:r>
               <w:t>p</w:t>
             </w:r>
@@ -5763,33 +5270,8 @@
               <w:t>ush</w:t>
             </w:r>
             <w:r>
-              <w:t>up</w:t>
-            </w:r>
-            <w:proofErr w:type="spellEnd"/>
-            <w:r>
-              <w:t xml:space="preserve"> / </w:t>
-            </w:r>
-            <w:proofErr w:type="spellStart"/>
-            <w:r>
-              <w:t>pushright</w:t>
-            </w:r>
-            <w:proofErr w:type="spellEnd"/>
-            <w:r>
-              <w:t xml:space="preserve"> / </w:t>
-            </w:r>
-            <w:proofErr w:type="spellStart"/>
-            <w:r>
-              <w:t>pushdown</w:t>
-            </w:r>
-            <w:proofErr w:type="spellEnd"/>
-            <w:r>
-              <w:t xml:space="preserve"> / </w:t>
-            </w:r>
-            <w:proofErr w:type="spellStart"/>
-            <w:r>
-              <w:t>pushleft</w:t>
-            </w:r>
-            <w:proofErr w:type="spellEnd"/>
+              <w:t>up / pushright / pushdown / pushleft</w:t>
+            </w:r>
           </w:p>
           <w:p/>
         </w:tc>
@@ -5838,35 +5320,9 @@
             <w:pPr>
               <w:jc w:val="center"/>
             </w:pPr>
-            <w:proofErr w:type="spellStart"/>
-            <w:r>
-              <w:t>rup</w:t>
-            </w:r>
-            <w:proofErr w:type="spellEnd"/>
-            <w:r>
-              <w:t xml:space="preserve"> / </w:t>
-            </w:r>
-            <w:proofErr w:type="spellStart"/>
-            <w:r>
-              <w:t>rright</w:t>
-            </w:r>
-            <w:proofErr w:type="spellEnd"/>
-            <w:r>
-              <w:t xml:space="preserve"> / </w:t>
-            </w:r>
-            <w:proofErr w:type="spellStart"/>
-            <w:r>
-              <w:t>rdown</w:t>
-            </w:r>
-            <w:proofErr w:type="spellEnd"/>
-            <w:r>
-              <w:t xml:space="preserve"> / </w:t>
-            </w:r>
-            <w:proofErr w:type="spellStart"/>
-            <w:r>
-              <w:t>rleft</w:t>
-            </w:r>
-            <w:proofErr w:type="spellEnd"/>
+            <w:r>
+              <w:t>rup / rright / rdown / rleft</w:t>
+            </w:r>
           </w:p>
         </w:tc>
         <w:tc>
@@ -5907,11 +5363,6 @@
         <w:pStyle w:val="Ttulo2"/>
       </w:pPr>
       <w:bookmarkStart w:id="9" w:name="_Toc199261562"/>
-    </w:p>
-    <w:p>
-      <w:pPr>
-        <w:pStyle w:val="Ttulo2"/>
-      </w:pPr>
       <w:r>
         <w:t>Columna Music</w:t>
       </w:r>
@@ -5924,32 +5375,15 @@
       <w:r>
         <w:t xml:space="preserve">La columna encargada de realizar los cambios de música en el juego, estos deben estar en la carpeta </w:t>
       </w:r>
-      <w:proofErr w:type="spellStart"/>
       <w:r>
         <w:rPr>
           <w:i/>
           <w:iCs/>
         </w:rPr>
-        <w:t>game</w:t>
-      </w:r>
-      <w:proofErr w:type="spellEnd"/>
-      <w:r>
-        <w:rPr>
-          <w:i/>
-          <w:iCs/>
-        </w:rPr>
-        <w:t>/audio/music</w:t>
-      </w:r>
-      <w:r>
-        <w:t xml:space="preserve"> y además de poseer formato .</w:t>
-      </w:r>
-      <w:proofErr w:type="spellStart"/>
-      <w:r>
-        <w:t>wav</w:t>
-      </w:r>
-      <w:proofErr w:type="spellEnd"/>
-      <w:r>
-        <w:t>. Hay que dejar claro 2 conceptos.</w:t>
+        <w:t>game/audio/music</w:t>
+      </w:r>
+      <w:r>
+        <w:t xml:space="preserve"> y además de poseer formato .wav. Hay que dejar claro 2 conceptos.</w:t>
       </w:r>
     </w:p>
     <w:p>
@@ -5960,13 +5394,8 @@
           <w:numId w:val="6"/>
         </w:numPr>
       </w:pPr>
-      <w:proofErr w:type="spellStart"/>
-      <w:r>
-        <w:t>Fade</w:t>
-      </w:r>
-      <w:proofErr w:type="spellEnd"/>
-      <w:r>
-        <w:t>-in: Tiempo en el que una canción pasa del silencio al 100%</w:t>
+      <w:r>
+        <w:t>Fade-in: Tiempo en el que una canción pasa del silencio al 100%</w:t>
       </w:r>
     </w:p>
     <w:p>
@@ -5977,13 +5406,8 @@
           <w:numId w:val="6"/>
         </w:numPr>
       </w:pPr>
-      <w:proofErr w:type="spellStart"/>
-      <w:r>
-        <w:t>Fade-out</w:t>
-      </w:r>
-      <w:proofErr w:type="spellEnd"/>
-      <w:r>
-        <w:t>:</w:t>
+      <w:r>
+        <w:t>Fade-out:</w:t>
       </w:r>
       <w:r>
         <w:t xml:space="preserve"> </w:t>
@@ -6009,17 +5433,8 @@
         <w:t>canción</w:t>
       </w:r>
       <w:r>
-        <w:t xml:space="preserve"> que se está reproduciendo hará un </w:t>
-      </w:r>
-      <w:proofErr w:type="spellStart"/>
-      <w:r>
-        <w:t>fade-out</w:t>
-      </w:r>
-      <w:proofErr w:type="spellEnd"/>
-      <w:r>
-        <w:t xml:space="preserve"> de 3 segundos (definido en </w:t>
-      </w:r>
-      <w:proofErr w:type="spellStart"/>
+        <w:t xml:space="preserve"> que se está reproduciendo hará un fade-out de 3 segundos (definido en </w:t>
+      </w:r>
       <w:r>
         <w:rPr>
           <w:i/>
@@ -6027,17 +5442,8 @@
         </w:rPr>
         <w:t>configDefine.rpy</w:t>
       </w:r>
-      <w:proofErr w:type="spellEnd"/>
-      <w:r>
-        <w:t xml:space="preserve">), será igual para las músicas entrantes si no se les coloca un tiempo de </w:t>
-      </w:r>
-      <w:proofErr w:type="spellStart"/>
-      <w:r>
-        <w:t>fade</w:t>
-      </w:r>
-      <w:proofErr w:type="spellEnd"/>
-      <w:r>
-        <w:t>-in</w:t>
+      <w:r>
+        <w:t>), será igual para las músicas entrantes si no se les coloca un tiempo de fade-in</w:t>
       </w:r>
       <w:r>
         <w:t xml:space="preserve">. </w:t>
@@ -6050,29 +5456,8 @@
       <w:pPr>
         <w:ind w:left="708" w:firstLine="708"/>
       </w:pPr>
-      <w:proofErr w:type="spellStart"/>
-      <w:r>
-        <w:t>nombre_de_la_</w:t>
-      </w:r>
-      <w:proofErr w:type="gramStart"/>
-      <w:r>
-        <w:t>musica</w:t>
-      </w:r>
-      <w:proofErr w:type="spellEnd"/>
-      <w:r>
-        <w:t xml:space="preserve"> :</w:t>
-      </w:r>
-      <w:proofErr w:type="gramEnd"/>
-      <w:r>
-        <w:t xml:space="preserve"> </w:t>
-      </w:r>
-      <w:proofErr w:type="spellStart"/>
-      <w:r>
-        <w:t>fade</w:t>
-      </w:r>
-      <w:proofErr w:type="spellEnd"/>
-      <w:r>
-        <w:t>-in en segundos</w:t>
+      <w:r>
+        <w:t>nombre_de_la_musica : fade-in en segundos</w:t>
       </w:r>
     </w:p>
     <w:p>
@@ -6094,123 +5479,51 @@
         <w:ind w:firstLine="708"/>
       </w:pPr>
       <w:r>
+        <w:t>Para quitar la música y crear un silencio, simplemente debemos colocar un *, por supuesto, también podemos acompañarlo del parámetro de fade-in</w:t>
+      </w:r>
+      <w:r>
+        <w:t xml:space="preserve"> que en este caso tomará el rol de fade-out.</w:t>
+      </w:r>
+    </w:p>
+    <w:p>
+      <w:r>
+        <w:rPr>
+          <w:highlight w:val="yellow"/>
+        </w:rPr>
+        <w:t>while we speak:4</w:t>
+      </w:r>
+      <w:r>
+        <w:t xml:space="preserve"> (La música actual hace el fade-out por defecto y la nueva fade-in de 4 segundos)</w:t>
+      </w:r>
+    </w:p>
+    <w:p>
+      <w:r>
+        <w:rPr>
+          <w:highlight w:val="yellow"/>
+        </w:rPr>
         <w:lastRenderedPageBreak/>
-        <w:t xml:space="preserve">Para quitar la música y crear un silencio, simplemente debemos colocar un *, por supuesto, también podemos acompañarlo del parámetro de </w:t>
-      </w:r>
-      <w:proofErr w:type="spellStart"/>
-      <w:r>
-        <w:t>fade</w:t>
-      </w:r>
-      <w:proofErr w:type="spellEnd"/>
-      <w:r>
-        <w:t>-in</w:t>
-      </w:r>
-      <w:r>
-        <w:t xml:space="preserve"> que en este caso tomará el rol de </w:t>
-      </w:r>
-      <w:proofErr w:type="spellStart"/>
-      <w:r>
-        <w:t>fade-out</w:t>
-      </w:r>
-      <w:proofErr w:type="spellEnd"/>
-      <w:r>
-        <w:t>.</w:t>
-      </w:r>
-    </w:p>
-    <w:p>
-      <w:proofErr w:type="spellStart"/>
+        <w:t>stride</w:t>
+      </w:r>
+      <w:r>
+        <w:t xml:space="preserve"> (Tanto la música actual y la entrante harán un fade-out y fide-in por defecto)</w:t>
+      </w:r>
+    </w:p>
+    <w:p>
       <w:r>
         <w:rPr>
           <w:highlight w:val="yellow"/>
         </w:rPr>
-        <w:t>while</w:t>
-      </w:r>
-      <w:proofErr w:type="spellEnd"/>
+        <w:t>*:5</w:t>
+      </w:r>
+      <w:r>
+        <w:t xml:space="preserve"> (La canción actual hace un fade-out de 5 segundos al silencio)</w:t>
+      </w:r>
+    </w:p>
+    <w:p>
       <w:r>
         <w:rPr>
           <w:highlight w:val="yellow"/>
         </w:rPr>
-        <w:t xml:space="preserve"> </w:t>
-      </w:r>
-      <w:proofErr w:type="spellStart"/>
-      <w:r>
-        <w:rPr>
-          <w:highlight w:val="yellow"/>
-        </w:rPr>
-        <w:t>we</w:t>
-      </w:r>
-      <w:proofErr w:type="spellEnd"/>
-      <w:r>
-        <w:rPr>
-          <w:highlight w:val="yellow"/>
-        </w:rPr>
-        <w:t xml:space="preserve"> speak:4</w:t>
-      </w:r>
-      <w:r>
-        <w:t xml:space="preserve"> (La música actual hace el </w:t>
-      </w:r>
-      <w:proofErr w:type="spellStart"/>
-      <w:r>
-        <w:t>fade-out</w:t>
-      </w:r>
-      <w:proofErr w:type="spellEnd"/>
-      <w:r>
-        <w:t xml:space="preserve"> por defecto y la nueva </w:t>
-      </w:r>
-      <w:proofErr w:type="spellStart"/>
-      <w:r>
-        <w:t>fade</w:t>
-      </w:r>
-      <w:proofErr w:type="spellEnd"/>
-      <w:r>
-        <w:t>-in de 4 segundos)</w:t>
-      </w:r>
-    </w:p>
-    <w:p>
-      <w:proofErr w:type="spellStart"/>
-      <w:r>
-        <w:rPr>
-          <w:highlight w:val="yellow"/>
-        </w:rPr>
-        <w:t>stride</w:t>
-      </w:r>
-      <w:proofErr w:type="spellEnd"/>
-      <w:r>
-        <w:t xml:space="preserve"> (Tanto la música actual y la entrante harán un </w:t>
-      </w:r>
-      <w:proofErr w:type="spellStart"/>
-      <w:r>
-        <w:t>fade-out</w:t>
-      </w:r>
-      <w:proofErr w:type="spellEnd"/>
-      <w:r>
-        <w:t xml:space="preserve"> y fide-in por defecto)</w:t>
-      </w:r>
-    </w:p>
-    <w:p>
-      <w:r>
-        <w:rPr>
-          <w:highlight w:val="yellow"/>
-        </w:rPr>
-        <w:t>*:5</w:t>
-      </w:r>
-      <w:r>
-        <w:t xml:space="preserve"> (La canción actual hace un </w:t>
-      </w:r>
-      <w:proofErr w:type="spellStart"/>
-      <w:r>
-        <w:t>fade-out</w:t>
-      </w:r>
-      <w:proofErr w:type="spellEnd"/>
-      <w:r>
-        <w:t xml:space="preserve"> de 5 segundos al silencio)</w:t>
-      </w:r>
-    </w:p>
-    <w:p>
-      <w:r>
-        <w:rPr>
-          <w:highlight w:val="yellow"/>
-        </w:rPr>
         <w:t>*:0</w:t>
       </w:r>
       <w:r>
@@ -6228,44 +5541,22 @@
       </w:pPr>
       <w:bookmarkStart w:id="10" w:name="_Toc199261563"/>
       <w:r>
-        <w:t xml:space="preserve">Columna </w:t>
-      </w:r>
-      <w:proofErr w:type="spellStart"/>
-      <w:r>
-        <w:t>Sound</w:t>
+        <w:t>Columna Sound</w:t>
       </w:r>
       <w:bookmarkEnd w:id="10"/>
-      <w:proofErr w:type="spellEnd"/>
     </w:p>
     <w:p>
       <w:r>
         <w:tab/>
-        <w:t>Los sonidos que se reproducen en el diálogo, pueden ser varios a la vez. Deben estar en formato .</w:t>
-      </w:r>
-      <w:proofErr w:type="spellStart"/>
-      <w:r>
-        <w:t>wav</w:t>
-      </w:r>
-      <w:proofErr w:type="spellEnd"/>
-      <w:r>
-        <w:t xml:space="preserve"> y estar ubicados en la carpeta </w:t>
+        <w:t xml:space="preserve">Los sonidos que se reproducen en el diálogo, pueden ser varios a la vez. Deben estar en formato .wav y estar ubicados en la carpeta </w:t>
       </w:r>
       <w:r>
         <w:rPr>
           <w:i/>
           <w:iCs/>
         </w:rPr>
-        <w:t>games/audio/</w:t>
-      </w:r>
-      <w:proofErr w:type="spellStart"/>
-      <w:r>
-        <w:rPr>
-          <w:i/>
-          <w:iCs/>
-        </w:rPr>
-        <w:t>sounds</w:t>
-      </w:r>
-      <w:proofErr w:type="spellEnd"/>
+        <w:t>games/audio/sounds</w:t>
+      </w:r>
       <w:r>
         <w:t>. Generalmente se reproducirán una vez, sin embargo</w:t>
       </w:r>
@@ -6279,12 +5570,8 @@
     <w:p>
       <w:r>
         <w:tab/>
-      </w:r>
-      <w:proofErr w:type="spellStart"/>
-      <w:r>
         <w:t>Nombre_del_sonido</w:t>
       </w:r>
-      <w:proofErr w:type="spellEnd"/>
     </w:p>
     <w:p>
       <w:r>
@@ -6295,21 +5582,8 @@
     <w:p>
       <w:r>
         <w:tab/>
-        <w:t xml:space="preserve">Nombre del </w:t>
-      </w:r>
-      <w:proofErr w:type="gramStart"/>
-      <w:r>
-        <w:t>sonido :</w:t>
-      </w:r>
-      <w:proofErr w:type="gramEnd"/>
-      <w:r>
-        <w:t xml:space="preserve"> </w:t>
-      </w:r>
-      <w:proofErr w:type="spellStart"/>
-      <w:r>
-        <w:t>loop</w:t>
-      </w:r>
-      <w:proofErr w:type="spellEnd"/>
+        <w:t>Nombre del sonido : loop</w:t>
+      </w:r>
     </w:p>
     <w:p>
       <w:r>
@@ -6323,34 +5597,13 @@
         <w:t>.</w:t>
       </w:r>
       <w:r>
-        <w:t xml:space="preserve"> Las mayúsculas no se respetan, de todas </w:t>
-      </w:r>
-      <w:proofErr w:type="gramStart"/>
-      <w:r>
-        <w:t>formas</w:t>
-      </w:r>
-      <w:proofErr w:type="gramEnd"/>
-      <w:r>
-        <w:t xml:space="preserve"> se recomienda escribirlo todo en minúscula.</w:t>
+        <w:t xml:space="preserve"> Las mayúsculas no se respetan, de todas formas se recomienda escribirlo todo en minúscula.</w:t>
       </w:r>
     </w:p>
     <w:p>
       <w:r>
         <w:tab/>
-        <w:t xml:space="preserve">Si colocamos el nombre del sonido sin más, este se reproducirá una sola vez. Para reproducir varios sonidos simultáneamente, debemos separarlos por comas. Si deseamos que el sonido se reproduzca constantemente debemos </w:t>
-      </w:r>
-      <w:proofErr w:type="gramStart"/>
-      <w:r>
-        <w:t>añadir :</w:t>
-      </w:r>
-      <w:proofErr w:type="spellStart"/>
-      <w:r>
-        <w:t>loop</w:t>
-      </w:r>
-      <w:proofErr w:type="spellEnd"/>
-      <w:proofErr w:type="gramEnd"/>
-      <w:r>
-        <w:t xml:space="preserve">, es importante mencionar que hacer eso hará que el sonido se reproduzca indefinidamente hasta que volvamos a escribir la misma instrucción más adelante. </w:t>
+        <w:t xml:space="preserve">Si colocamos el nombre del sonido sin más, este se reproducirá una sola vez. Para reproducir varios sonidos simultáneamente, debemos separarlos por comas. Si deseamos que el sonido se reproduzca constantemente debemos añadir :loop, es importante mencionar que hacer eso hará que el sonido se reproduzca indefinidamente hasta que volvamos a escribir la misma instrucción más adelante. </w:t>
       </w:r>
     </w:p>
     <w:p>
@@ -6380,30 +5633,10 @@
         <w:rPr>
           <w:highlight w:val="yellow"/>
         </w:rPr>
-        <w:t xml:space="preserve">Espadas </w:t>
-      </w:r>
-      <w:proofErr w:type="spellStart"/>
-      <w:proofErr w:type="gramStart"/>
-      <w:r>
-        <w:rPr>
-          <w:highlight w:val="yellow"/>
-        </w:rPr>
-        <w:t>chocando:loop</w:t>
-      </w:r>
-      <w:proofErr w:type="spellEnd"/>
-      <w:proofErr w:type="gramEnd"/>
-      <w:r>
-        <w:t xml:space="preserve"> (Reproduce espadas chocando indefinidamente hasta que se vuelva a escribir Espadas </w:t>
-      </w:r>
-      <w:proofErr w:type="spellStart"/>
-      <w:proofErr w:type="gramStart"/>
-      <w:r>
-        <w:t>chocando:loop</w:t>
-      </w:r>
-      <w:proofErr w:type="spellEnd"/>
-      <w:proofErr w:type="gramEnd"/>
-      <w:r>
-        <w:t xml:space="preserve"> en un diálogo posterior).</w:t>
+        <w:t>Espadas chocando:loop</w:t>
+      </w:r>
+      <w:r>
+        <w:t xml:space="preserve"> (Reproduce espadas chocando indefinidamente hasta que se vuelva a escribir Espadas chocando:loop en un diálogo posterior).</w:t>
       </w:r>
     </w:p>
     <w:p>
@@ -6411,37 +5644,13 @@
         <w:ind w:left="360" w:firstLine="348"/>
       </w:pPr>
       <w:r>
-        <w:t xml:space="preserve">Se debe tener en cuenta </w:t>
-      </w:r>
-      <w:proofErr w:type="gramStart"/>
-      <w:r>
-        <w:t>que</w:t>
-      </w:r>
-      <w:proofErr w:type="gramEnd"/>
-      <w:r>
-        <w:t xml:space="preserve"> si un sonido está en </w:t>
-      </w:r>
-      <w:proofErr w:type="spellStart"/>
-      <w:r>
-        <w:t>loop</w:t>
-      </w:r>
-      <w:proofErr w:type="spellEnd"/>
-      <w:r>
-        <w:t xml:space="preserve"> y se reproduce </w:t>
+        <w:t xml:space="preserve">Se debe tener en cuenta que si un sonido está en loop y se reproduce </w:t>
       </w:r>
       <w:r>
         <w:t>otro</w:t>
       </w:r>
       <w:r>
-        <w:t xml:space="preserve"> sonido, el </w:t>
-      </w:r>
-      <w:proofErr w:type="spellStart"/>
-      <w:r>
-        <w:t>loop</w:t>
-      </w:r>
-      <w:proofErr w:type="spellEnd"/>
-      <w:r>
-        <w:t xml:space="preserve"> se detendrá</w:t>
+        <w:t xml:space="preserve"> sonido, el loop se detendrá</w:t>
       </w:r>
       <w:r>
         <w:t xml:space="preserve"> y sonará el sonido escrito</w:t>
@@ -6455,15 +5664,7 @@
         <w:ind w:left="360" w:firstLine="348"/>
       </w:pPr>
       <w:r>
-        <w:t xml:space="preserve">No se pueden colocar 2 sonidos en </w:t>
-      </w:r>
-      <w:proofErr w:type="spellStart"/>
-      <w:r>
-        <w:t>loop</w:t>
-      </w:r>
-      <w:proofErr w:type="spellEnd"/>
-      <w:r>
-        <w:t xml:space="preserve"> al mismo tiempo, en caso de que lo necesite se recomienda editar y solapar ambos audios en uno solo.</w:t>
+        <w:t>No se pueden colocar 2 sonidos en loop al mismo tiempo, en caso de que lo necesite se recomienda editar y solapar ambos audios en uno solo.</w:t>
       </w:r>
     </w:p>
     <w:p>
@@ -6472,15 +5673,9 @@
       </w:pPr>
       <w:bookmarkStart w:id="11" w:name="_Toc199261564"/>
       <w:r>
-        <w:lastRenderedPageBreak/>
-        <w:t xml:space="preserve">Columna Single </w:t>
-      </w:r>
-      <w:proofErr w:type="spellStart"/>
-      <w:r>
-        <w:t>effect</w:t>
+        <w:t>Columna Single effect</w:t>
       </w:r>
       <w:bookmarkEnd w:id="11"/>
-      <w:proofErr w:type="spellEnd"/>
     </w:p>
     <w:p>
       <w:r>
@@ -6491,45 +5686,18 @@
     <w:p>
       <w:r>
         <w:tab/>
-      </w:r>
-      <w:proofErr w:type="spellStart"/>
-      <w:r>
-        <w:t>Nombre_del_</w:t>
-      </w:r>
-      <w:proofErr w:type="gramStart"/>
-      <w:r>
-        <w:t>efecto</w:t>
-      </w:r>
-      <w:proofErr w:type="spellEnd"/>
-      <w:r>
-        <w:t xml:space="preserve"> :</w:t>
-      </w:r>
-      <w:proofErr w:type="gramEnd"/>
-      <w:r>
-        <w:t xml:space="preserve"> parámetros</w:t>
+        <w:t>Nombre_del_efecto : parámetros</w:t>
       </w:r>
     </w:p>
     <w:p>
       <w:r>
         <w:tab/>
-        <w:t>Nombre_del_efecto_</w:t>
-      </w:r>
-      <w:proofErr w:type="gramStart"/>
-      <w:r>
-        <w:t>1:parámetros</w:t>
-      </w:r>
-      <w:proofErr w:type="gramEnd"/>
-      <w:r>
-        <w:t>, Nombre_del_efecto_</w:t>
-      </w:r>
-      <w:proofErr w:type="gramStart"/>
-      <w:r>
-        <w:t>2:parámetros</w:t>
-      </w:r>
-      <w:proofErr w:type="gramEnd"/>
-    </w:p>
-    <w:p>
-      <w:r>
+        <w:t>Nombre_del_efecto_1:parámetros, Nombre_del_efecto_2:parámetros</w:t>
+      </w:r>
+    </w:p>
+    <w:p>
+      <w:r>
+        <w:lastRenderedPageBreak/>
         <w:tab/>
         <w:t>Podemos colocar varios efectos en un mismo diálogo, estos se efectuarán uno a uno en el orden escritos.</w:t>
       </w:r>
@@ -6649,19 +5817,9 @@
             <w:pPr>
               <w:jc w:val="center"/>
             </w:pPr>
-            <w:proofErr w:type="spellStart"/>
-            <w:r>
-              <w:t>vpunch</w:t>
-            </w:r>
-            <w:proofErr w:type="spellEnd"/>
-            <w:r>
-              <w:t xml:space="preserve"> / </w:t>
-            </w:r>
-            <w:proofErr w:type="spellStart"/>
-            <w:r>
-              <w:t>hpunch</w:t>
-            </w:r>
-            <w:proofErr w:type="spellEnd"/>
+            <w:r>
+              <w:t>vpunch / hpunch</w:t>
+            </w:r>
           </w:p>
         </w:tc>
         <w:tc>
@@ -6674,23 +5832,7 @@
               <w:jc w:val="center"/>
             </w:pPr>
             <w:r>
-              <w:t>El fondo de pantalla se mueve en horizontal (</w:t>
-            </w:r>
-            <w:proofErr w:type="spellStart"/>
-            <w:r>
-              <w:t>hpunch</w:t>
-            </w:r>
-            <w:proofErr w:type="spellEnd"/>
-            <w:r>
-              <w:t>) o vertical (</w:t>
-            </w:r>
-            <w:proofErr w:type="spellStart"/>
-            <w:r>
-              <w:t>vpunch</w:t>
-            </w:r>
-            <w:proofErr w:type="spellEnd"/>
-            <w:r>
-              <w:t>) simulando con golpe de una intensidad dada</w:t>
+              <w:t>El fondo de pantalla se mueve en horizontal (hpunch) o vertical (vpunch) simulando con golpe de una intensidad dada</w:t>
             </w:r>
           </w:p>
         </w:tc>
@@ -6878,101 +6020,41 @@
       </w:pPr>
       <w:bookmarkStart w:id="12" w:name="_Toc199261565"/>
       <w:r>
-        <w:t xml:space="preserve">Columna </w:t>
-      </w:r>
-      <w:proofErr w:type="spellStart"/>
-      <w:r>
-        <w:t>Continuous</w:t>
-      </w:r>
-      <w:proofErr w:type="spellEnd"/>
+        <w:t>Columna Continuous effect</w:t>
+      </w:r>
+      <w:bookmarkEnd w:id="12"/>
+    </w:p>
+    <w:p>
+      <w:r>
+        <w:tab/>
+        <w:t>Es similar a los Single Effects, solo que esta vez es un efecto que sucede constantemente en pantalla y persiste indefinidamente hasta que se vuelva a llamar</w:t>
+      </w:r>
+      <w:r>
+        <w:t>. Se pueden dividir en dos, aquellos efectos continuos que interactúan con el fondo actual, y aquellos que colocan una imagen por encima.</w:t>
+      </w:r>
       <w:r>
         <w:t xml:space="preserve"> </w:t>
       </w:r>
-      <w:proofErr w:type="spellStart"/>
-      <w:r>
-        <w:t>effect</w:t>
-      </w:r>
-      <w:bookmarkEnd w:id="12"/>
-      <w:proofErr w:type="spellEnd"/>
+      <w:r>
+        <w:t>L</w:t>
+      </w:r>
+      <w:r>
+        <w:t>a sintaxis es la misma que la de</w:t>
+      </w:r>
+      <w:r>
+        <w:t xml:space="preserve"> los Single Effects.</w:t>
+      </w:r>
     </w:p>
     <w:p>
       <w:r>
         <w:tab/>
-        <w:t xml:space="preserve">Es similar a los Single </w:t>
-      </w:r>
-      <w:proofErr w:type="spellStart"/>
-      <w:r>
-        <w:t>Effects</w:t>
-      </w:r>
-      <w:proofErr w:type="spellEnd"/>
-      <w:r>
-        <w:t>, solo que esta vez es un efecto que sucede constantemente en pantalla y persiste indefinidamente hasta que se vuelva a llamar</w:t>
-      </w:r>
-      <w:r>
-        <w:t>. Se pueden dividir en dos, aquellos efectos continuos que interactúan con el fondo actual, y aquellos que colocan una imagen por encima.</w:t>
-      </w:r>
-      <w:r>
-        <w:t xml:space="preserve"> </w:t>
-      </w:r>
-      <w:r>
-        <w:t>L</w:t>
-      </w:r>
-      <w:r>
-        <w:t>a sintaxis es la misma que la de</w:t>
-      </w:r>
-      <w:r>
-        <w:t xml:space="preserve"> los Single </w:t>
-      </w:r>
-      <w:proofErr w:type="spellStart"/>
-      <w:r>
-        <w:t>Effects</w:t>
-      </w:r>
-      <w:proofErr w:type="spellEnd"/>
-      <w:r>
-        <w:t>.</w:t>
+        <w:t>Nombre_del_efecto : parámetros</w:t>
       </w:r>
     </w:p>
     <w:p>
       <w:r>
         <w:tab/>
-      </w:r>
-      <w:proofErr w:type="spellStart"/>
-      <w:r>
-        <w:t>Nombre_del_</w:t>
-      </w:r>
-      <w:proofErr w:type="gramStart"/>
-      <w:r>
-        <w:t>efecto</w:t>
-      </w:r>
-      <w:proofErr w:type="spellEnd"/>
-      <w:r>
-        <w:t xml:space="preserve"> :</w:t>
-      </w:r>
-      <w:proofErr w:type="gramEnd"/>
-      <w:r>
-        <w:t xml:space="preserve"> parámetros</w:t>
-      </w:r>
-    </w:p>
-    <w:p>
-      <w:r>
-        <w:tab/>
-        <w:t>Nombre_del_efecto_</w:t>
-      </w:r>
-      <w:proofErr w:type="gramStart"/>
-      <w:r>
-        <w:t>1 :</w:t>
-      </w:r>
-      <w:proofErr w:type="gramEnd"/>
-      <w:r>
-        <w:t xml:space="preserve"> parámetros, Nombre_del_efecto_</w:t>
-      </w:r>
-      <w:proofErr w:type="gramStart"/>
-      <w:r>
-        <w:t>2 :</w:t>
-      </w:r>
-      <w:proofErr w:type="gramEnd"/>
-      <w:r>
-        <w:t xml:space="preserve"> parámetros</w:t>
+        <w:t>Nombre_del_efecto_1 : parámetros, Nombre_del_efecto_2 : parámetros</w:t>
       </w:r>
     </w:p>
     <w:p>
@@ -6980,7 +6062,6 @@
         <w:pStyle w:val="Ttulo3"/>
       </w:pPr>
       <w:r>
-        <w:lastRenderedPageBreak/>
         <w:t>Efectos que interactúan con el fondo</w:t>
       </w:r>
     </w:p>
@@ -7091,11 +6172,9 @@
             <w:pPr>
               <w:jc w:val="center"/>
             </w:pPr>
-            <w:proofErr w:type="spellStart"/>
             <w:r>
               <w:t>blur</w:t>
             </w:r>
-            <w:proofErr w:type="spellEnd"/>
           </w:p>
         </w:tc>
         <w:tc>
@@ -7146,17 +6225,9 @@
             <w:pPr>
               <w:jc w:val="center"/>
             </w:pPr>
-            <w:proofErr w:type="spellStart"/>
-            <w:r>
-              <w:t>hwarp</w:t>
-            </w:r>
-            <w:proofErr w:type="spellEnd"/>
-            <w:r>
-              <w:t xml:space="preserve"> / </w:t>
-            </w:r>
-            <w:proofErr w:type="spellStart"/>
-            <w:r>
-              <w:t>v</w:t>
+            <w:r>
+              <w:lastRenderedPageBreak/>
+              <w:t>hwarp / v</w:t>
             </w:r>
             <w:r>
               <w:t>w</w:t>
@@ -7164,7 +6235,6 @@
             <w:r>
               <w:t>arp</w:t>
             </w:r>
-            <w:proofErr w:type="spellEnd"/>
           </w:p>
         </w:tc>
         <w:tc>
@@ -7177,23 +6247,7 @@
               <w:jc w:val="center"/>
             </w:pPr>
             <w:r>
-              <w:t>El fondo actual se estira vertical (</w:t>
-            </w:r>
-            <w:proofErr w:type="spellStart"/>
-            <w:r>
-              <w:t>vwarp</w:t>
-            </w:r>
-            <w:proofErr w:type="spellEnd"/>
-            <w:r>
-              <w:t>) u horizontalmente (</w:t>
-            </w:r>
-            <w:proofErr w:type="spellStart"/>
-            <w:r>
-              <w:t>hwarp</w:t>
-            </w:r>
-            <w:proofErr w:type="spellEnd"/>
-            <w:r>
-              <w:t>)</w:t>
+              <w:t>El fondo actual se estira vertical (vwarp) u horizontalmente (hwarp)</w:t>
             </w:r>
           </w:p>
         </w:tc>
@@ -7228,11 +6282,9 @@
             <w:pPr>
               <w:jc w:val="center"/>
             </w:pPr>
-            <w:proofErr w:type="spellStart"/>
             <w:r>
               <w:t>rotate</w:t>
             </w:r>
-            <w:proofErr w:type="spellEnd"/>
           </w:p>
           <w:p>
             <w:pPr>
@@ -7318,39 +6370,7 @@
         <w:ind w:firstLine="708"/>
       </w:pPr>
       <w:r>
-        <w:t xml:space="preserve">Estos efectos que interactúan con el fondo no se pueden acumular, es decir, solo puede haber uno activo a la vez, por ejemplo, si se intenta colocar un </w:t>
-      </w:r>
-      <w:proofErr w:type="spellStart"/>
-      <w:r>
-        <w:t>rotate</w:t>
-      </w:r>
-      <w:proofErr w:type="spellEnd"/>
-      <w:r>
-        <w:t xml:space="preserve"> luego de un </w:t>
-      </w:r>
-      <w:proofErr w:type="spellStart"/>
-      <w:r>
-        <w:t>blur</w:t>
-      </w:r>
-      <w:proofErr w:type="spellEnd"/>
-      <w:r>
-        <w:t xml:space="preserve">, el </w:t>
-      </w:r>
-      <w:proofErr w:type="spellStart"/>
-      <w:r>
-        <w:t>blur</w:t>
-      </w:r>
-      <w:proofErr w:type="spellEnd"/>
-      <w:r>
-        <w:t xml:space="preserve"> desaparecerá y el </w:t>
-      </w:r>
-      <w:proofErr w:type="spellStart"/>
-      <w:r>
-        <w:t>rotate</w:t>
-      </w:r>
-      <w:proofErr w:type="spellEnd"/>
-      <w:r>
-        <w:t xml:space="preserve"> se ejecutará.</w:t>
+        <w:t>Estos efectos que interactúan con el fondo no se pueden acumular, es decir, solo puede haber uno activo a la vez, por ejemplo, si se intenta colocar un rotate luego de un blur, el blur desaparecerá y el rotate se ejecutará.</w:t>
       </w:r>
     </w:p>
     <w:p>
@@ -7536,26 +6556,16 @@
         <w:t>0.4</w:t>
       </w:r>
       <w:r>
-        <w:t xml:space="preserve"> (Muestra un fondo llamado </w:t>
-      </w:r>
-      <w:proofErr w:type="spellStart"/>
-      <w:r>
-        <w:t>suffocation</w:t>
-      </w:r>
-      <w:proofErr w:type="spellEnd"/>
-      <w:r>
-        <w:t xml:space="preserve"> el cual es rojizo y tiene venas en el borde con una opacidad del 0.4 dando la impresión de que el protagonista se está asfixiando o sufriendo)</w:t>
-      </w:r>
-    </w:p>
-    <w:p>
-      <w:proofErr w:type="spellStart"/>
+        <w:t xml:space="preserve"> (Muestra un fondo llamado suffocation el cual es rojizo y tiene venas en el borde con una opacidad del 0.4 dando la impresión de que el protagonista se está asfixiando o sufriendo)</w:t>
+      </w:r>
+    </w:p>
+    <w:p>
       <w:r>
         <w:rPr>
           <w:highlight w:val="yellow"/>
         </w:rPr>
         <w:t>Family_picture</w:t>
       </w:r>
-      <w:proofErr w:type="spellEnd"/>
       <w:r>
         <w:t xml:space="preserve"> (Muestra una foto de una familia en pantalla)</w:t>
       </w:r>
@@ -7574,15 +6584,9 @@
       </w:pPr>
       <w:bookmarkStart w:id="13" w:name="_Toc199261566"/>
       <w:r>
-        <w:lastRenderedPageBreak/>
-        <w:t xml:space="preserve">Columna </w:t>
-      </w:r>
-      <w:proofErr w:type="spellStart"/>
-      <w:r>
-        <w:t>Events</w:t>
+        <w:t>Columna Events</w:t>
       </w:r>
       <w:bookmarkEnd w:id="13"/>
-      <w:proofErr w:type="spellEnd"/>
     </w:p>
     <w:p>
       <w:r>
@@ -7590,7 +6594,11 @@
         <w:t xml:space="preserve">Aquí describiremos todas las acciones relacionadas con los personajes que se verán en pantalla, desde su aparición, destrucción, movimientos, cambios de Sprite y algunas animaciones predefinidas. </w:t>
       </w:r>
       <w:r>
-        <w:t>En cuanto a las medidas del Sprite, estos son muy flexibles, la altura recomendada es de 1168 pixeles y en cuanto al ancho, dependerá del personaje. Se recomienda recortar los espacios vacíos</w:t>
+        <w:t xml:space="preserve">En cuanto a las medidas del Sprite, estos son muy flexibles, la altura recomendada es de 1168 pixeles y en cuanto al ancho, dependerá del </w:t>
+      </w:r>
+      <w:r>
+        <w:lastRenderedPageBreak/>
+        <w:t>personaje. Se recomienda recortar los espacios vacíos</w:t>
       </w:r>
       <w:r>
         <w:t xml:space="preserve"> a los lados</w:t>
@@ -7754,47 +6762,19 @@
         <w:t xml:space="preserve"> </w:t>
       </w:r>
       <w:r>
-        <w:t xml:space="preserve">En este caso la sintaxis es algo </w:t>
-      </w:r>
-      <w:proofErr w:type="gramStart"/>
-      <w:r>
-        <w:t>variada</w:t>
-      </w:r>
-      <w:proofErr w:type="gramEnd"/>
-      <w:r>
-        <w:t xml:space="preserve"> pero en esencia es la siguiente.</w:t>
+        <w:t>En este caso la sintaxis es algo variada pero en esencia es la siguiente.</w:t>
       </w:r>
     </w:p>
     <w:p>
       <w:r>
         <w:tab/>
-      </w:r>
-      <w:proofErr w:type="spellStart"/>
-      <w:r>
         <w:t>Nombre_del_personaje</w:t>
       </w:r>
-      <w:proofErr w:type="spellEnd"/>
-      <w:r>
-        <w:t xml:space="preserve"> </w:t>
-      </w:r>
-      <w:proofErr w:type="gramStart"/>
-      <w:r>
-        <w:t>Sprite</w:t>
-      </w:r>
-      <w:r>
-        <w:t xml:space="preserve"> :</w:t>
-      </w:r>
-      <w:proofErr w:type="gramEnd"/>
-      <w:r>
-        <w:t xml:space="preserve"> </w:t>
-      </w:r>
-      <w:proofErr w:type="gramStart"/>
-      <w:r>
-        <w:t>acción :</w:t>
-      </w:r>
-      <w:proofErr w:type="gramEnd"/>
-      <w:r>
-        <w:t xml:space="preserve"> parámetros de la acción</w:t>
+      <w:r>
+        <w:t xml:space="preserve"> Sprite</w:t>
+      </w:r>
+      <w:r>
+        <w:t xml:space="preserve"> : acción : parámetros de la acción</w:t>
       </w:r>
     </w:p>
     <w:p>
@@ -7805,62 +6785,13 @@
         <w:t>El nombre del personaje debe estar en m</w:t>
       </w:r>
       <w:r>
-        <w:t xml:space="preserve">inúscula y coincidir con el nombre del archivo que contiene el Sprite del personaje. El Sprite del personaje va separado de un espacio de su nombre, este Sprite es opcional y representa la variación del personaje, por ejemplo “Amber </w:t>
-      </w:r>
-      <w:proofErr w:type="spellStart"/>
-      <w:r>
-        <w:t>uniform_happy</w:t>
-      </w:r>
-      <w:proofErr w:type="spellEnd"/>
-      <w:r>
-        <w:t xml:space="preserve">”, “Amber </w:t>
-      </w:r>
-      <w:proofErr w:type="spellStart"/>
-      <w:r>
-        <w:t>casual_happy</w:t>
-      </w:r>
-      <w:proofErr w:type="spellEnd"/>
-      <w:r>
-        <w:t>” o “</w:t>
-      </w:r>
-      <w:proofErr w:type="spellStart"/>
-      <w:r>
-        <w:t>Amber_uniform_scared</w:t>
-      </w:r>
-      <w:proofErr w:type="spellEnd"/>
-      <w:r>
-        <w:t>”.</w:t>
-      </w:r>
-    </w:p>
-    <w:p>
-      <w:r>
-        <w:lastRenderedPageBreak/>
+        <w:t>inúscula y coincidir con el nombre del archivo que contiene el Sprite del personaje. El Sprite del personaje va separado de un espacio de su nombre, este Sprite es opcional y representa la variación del personaje, por ejemplo “Amber uniform_happy”, “Amber casual_happy” o “Amber_uniform_scared”.</w:t>
+      </w:r>
+    </w:p>
+    <w:p>
+      <w:r>
         <w:tab/>
-        <w:t xml:space="preserve">En este caso Amber sería el personaje y </w:t>
-      </w:r>
-      <w:proofErr w:type="spellStart"/>
-      <w:r>
-        <w:t>uniform_happy</w:t>
-      </w:r>
-      <w:proofErr w:type="spellEnd"/>
-      <w:r>
-        <w:t xml:space="preserve">, </w:t>
-      </w:r>
-      <w:proofErr w:type="spellStart"/>
-      <w:r>
-        <w:t>casual_happy</w:t>
-      </w:r>
-      <w:proofErr w:type="spellEnd"/>
-      <w:r>
-        <w:t xml:space="preserve"> y </w:t>
-      </w:r>
-      <w:proofErr w:type="spellStart"/>
-      <w:r>
-        <w:t>uniform_scared</w:t>
-      </w:r>
-      <w:proofErr w:type="spellEnd"/>
-      <w:r>
-        <w:t xml:space="preserve"> serían los Sprite específicos a nombrar. Si no se especifica el Sprite se mostrará el archivo que se llame “Amber.png”, de no existir, el juego arrojará un error.</w:t>
+        <w:t>En este caso Amber sería el personaje y uniform_happy, casual_happy y uniform_scared serían los Sprite específicos a nombrar. Si no se especifica el Sprite se mostrará el archivo que se llame “Amber.png”, de no existir, el juego arrojará un error.</w:t>
       </w:r>
     </w:p>
     <w:p>
@@ -7869,7 +6800,11 @@
         <w:t>La acción es el evento que el personaje hará, ya sea aparecer o moverse acorde a los parámetros dados.</w:t>
       </w:r>
       <w:r>
-        <w:t xml:space="preserve"> Muchos de estos parámetros se relacionan con la posición del personaje.</w:t>
+        <w:t xml:space="preserve"> Muchos de estos parámetros se relacionan con la posición del </w:t>
+      </w:r>
+      <w:r>
+        <w:lastRenderedPageBreak/>
+        <w:t>personaje.</w:t>
       </w:r>
       <w:r>
         <w:t xml:space="preserve"> </w:t>
@@ -8300,7 +7235,6 @@
         <w:pStyle w:val="Ttulo3"/>
       </w:pPr>
       <w:r>
-        <w:lastRenderedPageBreak/>
         <w:t>Eventos de aparición de personajes</w:t>
       </w:r>
     </w:p>
@@ -8462,11 +7396,10 @@
             <w:pPr>
               <w:jc w:val="center"/>
             </w:pPr>
-            <w:proofErr w:type="spellStart"/>
-            <w:r>
+            <w:r>
+              <w:lastRenderedPageBreak/>
               <w:t>appear</w:t>
             </w:r>
-            <w:proofErr w:type="spellEnd"/>
           </w:p>
         </w:tc>
         <w:tc>
@@ -8663,13 +7596,8 @@
               <w:jc w:val="center"/>
             </w:pPr>
             <w:r>
-              <w:t xml:space="preserve">Cambio de </w:t>
-            </w:r>
-            <w:proofErr w:type="spellStart"/>
-            <w:r>
-              <w:t>sprite</w:t>
-            </w:r>
-            <w:proofErr w:type="spellEnd"/>
+              <w:t>Cambio de sprite</w:t>
+            </w:r>
           </w:p>
         </w:tc>
         <w:tc>
@@ -8715,11 +7643,9 @@
             <w:pPr>
               <w:jc w:val="center"/>
             </w:pPr>
-            <w:proofErr w:type="spellStart"/>
             <w:r>
               <w:t>move</w:t>
             </w:r>
-            <w:proofErr w:type="spellEnd"/>
           </w:p>
         </w:tc>
         <w:tc>
@@ -8811,14 +7737,12 @@
             <w:pPr>
               <w:jc w:val="center"/>
             </w:pPr>
-            <w:proofErr w:type="spellStart"/>
             <w:r>
               <w:t>j</w:t>
             </w:r>
             <w:r>
               <w:t>ump</w:t>
             </w:r>
-            <w:proofErr w:type="spellEnd"/>
           </w:p>
         </w:tc>
         <w:tc>
@@ -8922,19 +7846,9 @@
             <w:pPr>
               <w:jc w:val="center"/>
             </w:pPr>
-            <w:proofErr w:type="spellStart"/>
-            <w:r>
-              <w:t>hitl</w:t>
-            </w:r>
-            <w:proofErr w:type="spellEnd"/>
-            <w:r>
-              <w:t xml:space="preserve"> / </w:t>
-            </w:r>
-            <w:proofErr w:type="spellStart"/>
-            <w:r>
-              <w:t>hitr</w:t>
-            </w:r>
-            <w:proofErr w:type="spellEnd"/>
+            <w:r>
+              <w:t>hitl / hitr</w:t>
+            </w:r>
           </w:p>
         </w:tc>
         <w:tc>
@@ -8947,23 +7861,7 @@
               <w:jc w:val="center"/>
             </w:pPr>
             <w:r>
-              <w:t>El personaje rota hacia la izquierda (</w:t>
-            </w:r>
-            <w:proofErr w:type="spellStart"/>
-            <w:r>
-              <w:t>hirl</w:t>
-            </w:r>
-            <w:proofErr w:type="spellEnd"/>
-            <w:r>
-              <w:t>) o derecha (</w:t>
-            </w:r>
-            <w:proofErr w:type="spellStart"/>
-            <w:r>
-              <w:t>hitr</w:t>
-            </w:r>
-            <w:proofErr w:type="spellEnd"/>
-            <w:r>
-              <w:t>) simulando que acaba de recibir un golpe.</w:t>
+              <w:t>El personaje rota hacia la izquierda (hirl) o derecha (hitr) simulando que acaba de recibir un golpe.</w:t>
             </w:r>
           </w:p>
         </w:tc>
@@ -8995,19 +7893,9 @@
             <w:pPr>
               <w:jc w:val="center"/>
             </w:pPr>
-            <w:proofErr w:type="spellStart"/>
-            <w:r>
-              <w:t>knockl</w:t>
-            </w:r>
-            <w:proofErr w:type="spellEnd"/>
-            <w:r>
-              <w:t xml:space="preserve"> / </w:t>
-            </w:r>
-            <w:proofErr w:type="spellStart"/>
-            <w:r>
-              <w:t>knockr</w:t>
-            </w:r>
-            <w:proofErr w:type="spellEnd"/>
+            <w:r>
+              <w:t>knockl / knockr</w:t>
+            </w:r>
           </w:p>
         </w:tc>
         <w:tc>
@@ -9020,23 +7908,7 @@
               <w:jc w:val="center"/>
             </w:pPr>
             <w:r>
-              <w:t>El personaje es empujado hacia la izquierda (</w:t>
-            </w:r>
-            <w:proofErr w:type="spellStart"/>
-            <w:r>
-              <w:t>knockl</w:t>
-            </w:r>
-            <w:proofErr w:type="spellEnd"/>
-            <w:r>
-              <w:t>) o derecha (</w:t>
-            </w:r>
-            <w:proofErr w:type="spellStart"/>
-            <w:r>
-              <w:t>knockr</w:t>
-            </w:r>
-            <w:proofErr w:type="spellEnd"/>
-            <w:r>
-              <w:t>) y es derribado al suelo fuera de pantalla.</w:t>
+              <w:t>El personaje es empujado hacia la izquierda (knockl) o derecha (knockr) y es derribado al suelo fuera de pantalla.</w:t>
             </w:r>
           </w:p>
         </w:tc>
@@ -9072,19 +7944,9 @@
             <w:pPr>
               <w:jc w:val="center"/>
             </w:pPr>
-            <w:proofErr w:type="spellStart"/>
-            <w:r>
-              <w:t>raisel</w:t>
-            </w:r>
-            <w:proofErr w:type="spellEnd"/>
-            <w:r>
-              <w:t xml:space="preserve"> / </w:t>
-            </w:r>
-            <w:proofErr w:type="spellStart"/>
-            <w:r>
-              <w:t>raiser</w:t>
-            </w:r>
-            <w:proofErr w:type="spellEnd"/>
+            <w:r>
+              <w:t>raisel / raiser</w:t>
+            </w:r>
           </w:p>
         </w:tc>
         <w:tc>
@@ -9097,23 +7959,7 @@
               <w:jc w:val="center"/>
             </w:pPr>
             <w:r>
-              <w:t>El personaje se levanta del suelo desde la izquierda (</w:t>
-            </w:r>
-            <w:proofErr w:type="spellStart"/>
-            <w:r>
-              <w:t>raisel</w:t>
-            </w:r>
-            <w:proofErr w:type="spellEnd"/>
-            <w:r>
-              <w:t>) o derecha (</w:t>
-            </w:r>
-            <w:proofErr w:type="spellStart"/>
-            <w:r>
-              <w:t>raiser</w:t>
-            </w:r>
-            <w:proofErr w:type="spellEnd"/>
-            <w:r>
-              <w:t>).</w:t>
+              <w:t>El personaje se levanta del suelo desde la izquierda (raisel) o derecha (raiser).</w:t>
             </w:r>
           </w:p>
         </w:tc>
@@ -9242,12 +8088,9 @@
             <w:pPr>
               <w:jc w:val="center"/>
             </w:pPr>
-            <w:proofErr w:type="spellStart"/>
-            <w:r>
-              <w:lastRenderedPageBreak/>
+            <w:r>
               <w:t>movey</w:t>
             </w:r>
-            <w:proofErr w:type="spellEnd"/>
           </w:p>
         </w:tc>
         <w:tc>
@@ -9360,11 +8203,9 @@
             <w:pPr>
               <w:jc w:val="center"/>
             </w:pPr>
-            <w:proofErr w:type="spellStart"/>
             <w:r>
               <w:t>destroy</w:t>
             </w:r>
-            <w:proofErr w:type="spellEnd"/>
           </w:p>
         </w:tc>
         <w:tc>
@@ -9408,177 +8249,31 @@
       </w:r>
     </w:p>
     <w:p>
-      <w:proofErr w:type="spellStart"/>
       <w:r>
         <w:rPr>
           <w:highlight w:val="yellow"/>
         </w:rPr>
-        <w:t>Stefannie</w:t>
-      </w:r>
-      <w:proofErr w:type="spellEnd"/>
+        <w:t>Stefannie &amp; Calcercio : appear</w:t>
+      </w:r>
+      <w:r>
+        <w:t xml:space="preserve"> (Stefannie y Calcercio aparecen al mismo tiempo, Stefannie al 33% de la pantalla y Calcercio al 66%)</w:t>
+      </w:r>
+    </w:p>
+    <w:p>
       <w:r>
         <w:rPr>
           <w:highlight w:val="yellow"/>
         </w:rPr>
-        <w:t xml:space="preserve"> &amp; </w:t>
-      </w:r>
-      <w:proofErr w:type="spellStart"/>
-      <w:proofErr w:type="gramStart"/>
+        <w:t xml:space="preserve">Calcercio happy &amp; Stefannie : </w:t>
+      </w:r>
       <w:r>
         <w:rPr>
           <w:highlight w:val="yellow"/>
         </w:rPr>
-        <w:t>Calcercio</w:t>
-      </w:r>
-      <w:proofErr w:type="spellEnd"/>
-      <w:r>
-        <w:rPr>
-          <w:highlight w:val="yellow"/>
-        </w:rPr>
-        <w:t xml:space="preserve"> :</w:t>
-      </w:r>
-      <w:proofErr w:type="gramEnd"/>
-      <w:r>
-        <w:rPr>
-          <w:highlight w:val="yellow"/>
-        </w:rPr>
-        <w:t xml:space="preserve"> </w:t>
-      </w:r>
-      <w:proofErr w:type="spellStart"/>
-      <w:r>
-        <w:rPr>
-          <w:highlight w:val="yellow"/>
-        </w:rPr>
-        <w:t>appear</w:t>
-      </w:r>
-      <w:proofErr w:type="spellEnd"/>
-      <w:r>
-        <w:t xml:space="preserve"> (</w:t>
-      </w:r>
-      <w:proofErr w:type="spellStart"/>
-      <w:r>
-        <w:t>Stefannie</w:t>
-      </w:r>
-      <w:proofErr w:type="spellEnd"/>
-      <w:r>
-        <w:t xml:space="preserve"> y </w:t>
-      </w:r>
-      <w:proofErr w:type="spellStart"/>
-      <w:r>
-        <w:t>Calcercio</w:t>
-      </w:r>
-      <w:proofErr w:type="spellEnd"/>
-      <w:r>
-        <w:t xml:space="preserve"> aparecen al mismo tiempo, </w:t>
-      </w:r>
-      <w:proofErr w:type="spellStart"/>
-      <w:r>
-        <w:t>Stefannie</w:t>
-      </w:r>
-      <w:proofErr w:type="spellEnd"/>
-      <w:r>
-        <w:t xml:space="preserve"> al 33% de la pantalla y </w:t>
-      </w:r>
-      <w:proofErr w:type="spellStart"/>
-      <w:r>
-        <w:t>Calcercio</w:t>
-      </w:r>
-      <w:proofErr w:type="spellEnd"/>
-      <w:r>
-        <w:t xml:space="preserve"> al 66%)</w:t>
-      </w:r>
-    </w:p>
-    <w:p>
-      <w:proofErr w:type="spellStart"/>
-      <w:r>
-        <w:rPr>
-          <w:highlight w:val="yellow"/>
-        </w:rPr>
-        <w:t>Calcercio</w:t>
-      </w:r>
-      <w:proofErr w:type="spellEnd"/>
-      <w:r>
-        <w:rPr>
-          <w:highlight w:val="yellow"/>
-        </w:rPr>
-        <w:t xml:space="preserve"> </w:t>
-      </w:r>
-      <w:proofErr w:type="spellStart"/>
-      <w:r>
-        <w:rPr>
-          <w:highlight w:val="yellow"/>
-        </w:rPr>
-        <w:t>happy</w:t>
-      </w:r>
-      <w:proofErr w:type="spellEnd"/>
-      <w:r>
-        <w:rPr>
-          <w:highlight w:val="yellow"/>
-        </w:rPr>
-        <w:t xml:space="preserve"> &amp; </w:t>
-      </w:r>
-      <w:proofErr w:type="spellStart"/>
-      <w:proofErr w:type="gramStart"/>
-      <w:r>
-        <w:rPr>
-          <w:highlight w:val="yellow"/>
-        </w:rPr>
-        <w:t>Stefannie</w:t>
-      </w:r>
-      <w:proofErr w:type="spellEnd"/>
-      <w:r>
-        <w:rPr>
-          <w:highlight w:val="yellow"/>
-        </w:rPr>
-        <w:t xml:space="preserve"> :</w:t>
-      </w:r>
-      <w:proofErr w:type="gramEnd"/>
-      <w:r>
-        <w:rPr>
-          <w:highlight w:val="yellow"/>
-        </w:rPr>
-        <w:t xml:space="preserve"> </w:t>
-      </w:r>
-      <w:proofErr w:type="spellStart"/>
-      <w:proofErr w:type="gramStart"/>
-      <w:r>
-        <w:rPr>
-          <w:highlight w:val="yellow"/>
-        </w:rPr>
-        <w:t>move</w:t>
-      </w:r>
-      <w:proofErr w:type="spellEnd"/>
-      <w:r>
-        <w:rPr>
-          <w:highlight w:val="yellow"/>
-        </w:rPr>
-        <w:t xml:space="preserve"> :</w:t>
-      </w:r>
-      <w:proofErr w:type="gramEnd"/>
-      <w:r>
-        <w:rPr>
-          <w:highlight w:val="yellow"/>
-        </w:rPr>
-        <w:t xml:space="preserve"> 30: 85</w:t>
-      </w:r>
-      <w:r>
-        <w:t xml:space="preserve"> (</w:t>
-      </w:r>
-      <w:proofErr w:type="spellStart"/>
-      <w:r>
-        <w:t>Calcercio</w:t>
-      </w:r>
-      <w:proofErr w:type="spellEnd"/>
-      <w:r>
-        <w:t xml:space="preserve"> cambia de expresión y se mueve a la posición 30 al mismo tiempo que </w:t>
-      </w:r>
-      <w:proofErr w:type="spellStart"/>
-      <w:r>
-        <w:t>Stefannie</w:t>
-      </w:r>
-      <w:proofErr w:type="spellEnd"/>
-      <w:r>
-        <w:t xml:space="preserve"> se mueve a la posición 85)</w:t>
+        <w:t>move : 30: 85</w:t>
+      </w:r>
+      <w:r>
+        <w:t xml:space="preserve"> (Calcercio cambia de expresión y se mueve a la posición 30 al mismo tiempo que Stefannie se mueve a la posición 85)</w:t>
       </w:r>
     </w:p>
     <w:p>
@@ -9588,104 +8283,14 @@
       </w:r>
     </w:p>
     <w:p>
-      <w:proofErr w:type="spellStart"/>
-      <w:proofErr w:type="gramStart"/>
       <w:r>
         <w:rPr>
           <w:highlight w:val="yellow"/>
         </w:rPr>
-        <w:t>Stefannie</w:t>
-      </w:r>
-      <w:proofErr w:type="spellEnd"/>
-      <w:r>
-        <w:rPr>
-          <w:highlight w:val="yellow"/>
-        </w:rPr>
-        <w:t xml:space="preserve"> :</w:t>
-      </w:r>
-      <w:proofErr w:type="gramEnd"/>
-      <w:r>
-        <w:rPr>
-          <w:highlight w:val="yellow"/>
-        </w:rPr>
-        <w:t xml:space="preserve"> </w:t>
-      </w:r>
-      <w:proofErr w:type="spellStart"/>
-      <w:proofErr w:type="gramStart"/>
-      <w:r>
-        <w:rPr>
-          <w:highlight w:val="yellow"/>
-        </w:rPr>
-        <w:t>move</w:t>
-      </w:r>
-      <w:proofErr w:type="spellEnd"/>
-      <w:r>
-        <w:rPr>
-          <w:highlight w:val="yellow"/>
-        </w:rPr>
-        <w:t xml:space="preserve"> :</w:t>
-      </w:r>
-      <w:proofErr w:type="gramEnd"/>
-      <w:r>
-        <w:rPr>
-          <w:highlight w:val="yellow"/>
-        </w:rPr>
-        <w:t xml:space="preserve"> 30, </w:t>
-      </w:r>
-      <w:proofErr w:type="spellStart"/>
-      <w:proofErr w:type="gramStart"/>
-      <w:r>
-        <w:rPr>
-          <w:highlight w:val="yellow"/>
-        </w:rPr>
-        <w:t>Calcercio</w:t>
-      </w:r>
-      <w:proofErr w:type="spellEnd"/>
-      <w:r>
-        <w:rPr>
-          <w:highlight w:val="yellow"/>
-        </w:rPr>
-        <w:t xml:space="preserve"> :</w:t>
-      </w:r>
-      <w:proofErr w:type="gramEnd"/>
-      <w:r>
-        <w:rPr>
-          <w:highlight w:val="yellow"/>
-        </w:rPr>
-        <w:t xml:space="preserve"> </w:t>
-      </w:r>
-      <w:proofErr w:type="spellStart"/>
-      <w:r>
-        <w:rPr>
-          <w:highlight w:val="yellow"/>
-        </w:rPr>
-        <w:t>move</w:t>
-      </w:r>
-      <w:proofErr w:type="spellEnd"/>
-      <w:r>
-        <w:rPr>
-          <w:highlight w:val="yellow"/>
-        </w:rPr>
-        <w:t xml:space="preserve"> :120</w:t>
-      </w:r>
-      <w:r>
-        <w:t xml:space="preserve"> (</w:t>
-      </w:r>
-      <w:proofErr w:type="spellStart"/>
-      <w:r>
-        <w:t>Stefannie</w:t>
-      </w:r>
-      <w:proofErr w:type="spellEnd"/>
-      <w:r>
-        <w:t xml:space="preserve"> se mueve a la posición 30 y luego </w:t>
-      </w:r>
-      <w:proofErr w:type="spellStart"/>
-      <w:r>
-        <w:t>Calcercio</w:t>
-      </w:r>
-      <w:proofErr w:type="spellEnd"/>
-      <w:r>
-        <w:t xml:space="preserve"> sale de la pantalla por la derecha)</w:t>
+        <w:t>Stefannie : move : 30, Calcercio : move :120</w:t>
+      </w:r>
+      <w:r>
+        <w:t xml:space="preserve"> (Stefannie se mueve a la posición 30 y luego Calcercio sale de la pantalla por la derecha)</w:t>
       </w:r>
     </w:p>
     <w:p>
@@ -9809,11 +8414,9 @@
             <w:pPr>
               <w:jc w:val="center"/>
             </w:pPr>
-            <w:proofErr w:type="spellStart"/>
             <w:r>
               <w:t>trembling</w:t>
             </w:r>
-            <w:proofErr w:type="spellEnd"/>
           </w:p>
         </w:tc>
         <w:tc>
@@ -9912,25 +8515,14 @@
         <w:t xml:space="preserve">Importante: </w:t>
       </w:r>
       <w:r>
-        <w:t xml:space="preserve">Renpy no soporta ciertas animaciones al mismo tiempo, por </w:t>
-      </w:r>
-      <w:proofErr w:type="gramStart"/>
-      <w:r>
-        <w:t>ejemplo</w:t>
-      </w:r>
-      <w:proofErr w:type="gramEnd"/>
-      <w:r>
-        <w:t xml:space="preserve"> no soporta un cambio de fondo y la aparición de un personaje, si hacemos esto el fondo aparecerá de golpe y el personaje hará la aparición normal. Es cuestión de probar </w:t>
-      </w:r>
-      <w:r>
-        <w:lastRenderedPageBreak/>
-        <w:t>e intentar crear diálogos intermedios para poder recrear estas escenas lo más fluidas e inmersivas posible.</w:t>
+        <w:t>Renpy no soporta ciertas animaciones al mismo tiempo, por ejemplo no soporta un cambio de fondo y la aparición de un personaje, si hacemos esto el fondo aparecerá de golpe y el personaje hará la aparición normal. Es cuestión de probar e intentar crear diálogos intermedios para poder recrear estas escenas lo más fluidas e inmersivas posible.</w:t>
       </w:r>
     </w:p>
     <w:p/>
     <w:p/>
     <w:p>
       <w:r>
+        <w:lastRenderedPageBreak/>
         <w:tab/>
         <w:t xml:space="preserve">A </w:t>
       </w:r>
@@ -9949,13 +8541,8 @@
           <w:numId w:val="15"/>
         </w:numPr>
       </w:pPr>
-      <w:proofErr w:type="spellStart"/>
-      <w:r>
-        <w:t>Saijo</w:t>
-      </w:r>
-      <w:proofErr w:type="spellEnd"/>
-      <w:r>
-        <w:t xml:space="preserve"> aparece y corre hacia una puerta a intentar abrirla dándole golpes</w:t>
+      <w:r>
+        <w:t>Saijo aparece y corre hacia una puerta a intentar abrirla dándole golpes</w:t>
       </w:r>
     </w:p>
     <w:p>
@@ -9966,29 +8553,14 @@
           <w:numId w:val="15"/>
         </w:numPr>
       </w:pPr>
-      <w:proofErr w:type="spellStart"/>
-      <w:proofErr w:type="gramStart"/>
-      <w:r>
-        <w:t>saijo:appear</w:t>
-      </w:r>
-      <w:proofErr w:type="spellEnd"/>
-      <w:proofErr w:type="gramEnd"/>
-      <w:r>
-        <w:t xml:space="preserve"> </w:t>
-      </w:r>
-      <w:r>
-        <w:t>(</w:t>
-      </w:r>
-      <w:proofErr w:type="spellStart"/>
-      <w:r>
-        <w:t>S</w:t>
-      </w:r>
-      <w:r>
-        <w:t>aijo</w:t>
-      </w:r>
-      <w:proofErr w:type="spellEnd"/>
-      <w:r>
-        <w:t xml:space="preserve"> aparece en mitad de la pantalla</w:t>
+      <w:r>
+        <w:t xml:space="preserve">saijo:appear </w:t>
+      </w:r>
+      <w:r>
+        <w:t>(S</w:t>
+      </w:r>
+      <w:r>
+        <w:t>aijo aparece en mitad de la pantalla</w:t>
       </w:r>
       <w:r>
         <w:t>)</w:t>
@@ -10002,24 +8574,14 @@
           <w:numId w:val="15"/>
         </w:numPr>
       </w:pPr>
-      <w:proofErr w:type="gramStart"/>
-      <w:r>
-        <w:t>saijo:move</w:t>
-      </w:r>
-      <w:proofErr w:type="gramEnd"/>
-      <w:r>
-        <w:t>:90</w:t>
+      <w:r>
+        <w:t>saijo:move:90</w:t>
       </w:r>
       <w:r>
         <w:t xml:space="preserve"> (</w:t>
       </w:r>
-      <w:proofErr w:type="spellStart"/>
-      <w:r>
-        <w:t>Saijo</w:t>
-      </w:r>
-      <w:proofErr w:type="spellEnd"/>
-      <w:r>
-        <w:t xml:space="preserve"> se mueve hacia la derecha</w:t>
+      <w:r>
+        <w:t>Saijo se mueve hacia la derecha</w:t>
       </w:r>
       <w:r>
         <w:t>)</w:t>
@@ -10033,26 +8595,14 @@
           <w:numId w:val="15"/>
         </w:numPr>
       </w:pPr>
-      <w:proofErr w:type="spellStart"/>
-      <w:proofErr w:type="gramStart"/>
-      <w:r>
-        <w:t>saijo:hitr</w:t>
-      </w:r>
-      <w:proofErr w:type="spellEnd"/>
-      <w:proofErr w:type="gramEnd"/>
-      <w:r>
-        <w:t xml:space="preserve"> </w:t>
+      <w:r>
+        <w:t xml:space="preserve">saijo:hitr </w:t>
       </w:r>
       <w:r>
         <w:t>(</w:t>
       </w:r>
-      <w:proofErr w:type="spellStart"/>
-      <w:r>
-        <w:t>Saijo</w:t>
-      </w:r>
-      <w:proofErr w:type="spellEnd"/>
-      <w:r>
-        <w:t xml:space="preserve"> se inclina hacia la derecha simulando que está golpeando la puerta</w:t>
+      <w:r>
+        <w:t>Saijo se inclina hacia la derecha simulando que está golpeando la puerta</w:t>
       </w:r>
       <w:r>
         <w:t>)</w:t>
@@ -10073,15 +8623,7 @@
         </w:numPr>
       </w:pPr>
       <w:r>
-        <w:t xml:space="preserve">El protagonista entra a una habitación donde está </w:t>
-      </w:r>
-      <w:proofErr w:type="spellStart"/>
-      <w:r>
-        <w:t>saijo</w:t>
-      </w:r>
-      <w:proofErr w:type="spellEnd"/>
-      <w:r>
-        <w:t xml:space="preserve"> y </w:t>
+        <w:t xml:space="preserve">El protagonista entra a una habitación donde está saijo y </w:t>
       </w:r>
       <w:r>
         <w:t>Dereck</w:t>
@@ -10093,15 +8635,7 @@
         <w:t>Dereck</w:t>
       </w:r>
       <w:r>
-        <w:t xml:space="preserve"> sale de la </w:t>
-      </w:r>
-      <w:proofErr w:type="gramStart"/>
-      <w:r>
-        <w:t>habitación</w:t>
-      </w:r>
-      <w:proofErr w:type="gramEnd"/>
-      <w:r>
-        <w:t xml:space="preserve"> pero luego regresa y nuevamente se retira</w:t>
+        <w:t xml:space="preserve"> sale de la habitación pero luego regresa y nuevamente se retira</w:t>
       </w:r>
     </w:p>
     <w:p>
@@ -10112,40 +8646,17 @@
           <w:numId w:val="15"/>
         </w:numPr>
       </w:pPr>
-      <w:proofErr w:type="spellStart"/>
-      <w:r>
-        <w:t>saijo</w:t>
-      </w:r>
-      <w:proofErr w:type="spellEnd"/>
-      <w:r>
-        <w:t xml:space="preserve"> &amp; </w:t>
-      </w:r>
-      <w:proofErr w:type="spellStart"/>
-      <w:r>
-        <w:t>dereck</w:t>
-      </w:r>
-      <w:proofErr w:type="spellEnd"/>
+      <w:r>
+        <w:t>saijo &amp; dereck</w:t>
+      </w:r>
       <w:r>
         <w:t xml:space="preserve"> (</w:t>
       </w:r>
-      <w:proofErr w:type="spellStart"/>
       <w:r>
         <w:t>S</w:t>
       </w:r>
       <w:r>
-        <w:t>aijo</w:t>
-      </w:r>
-      <w:proofErr w:type="spellEnd"/>
-      <w:r>
-        <w:t xml:space="preserve"> y </w:t>
-      </w:r>
-      <w:proofErr w:type="spellStart"/>
-      <w:r>
-        <w:t>dereck</w:t>
-      </w:r>
-      <w:proofErr w:type="spellEnd"/>
-      <w:r>
-        <w:t xml:space="preserve"> aparecen en pantalla repartidos equitativamente</w:t>
+        <w:t>aijo y dereck aparecen en pantalla repartidos equitativamente</w:t>
       </w:r>
       <w:r>
         <w:t>)</w:t>
@@ -10159,15 +8670,8 @@
           <w:numId w:val="15"/>
         </w:numPr>
       </w:pPr>
-      <w:proofErr w:type="spellStart"/>
-      <w:proofErr w:type="gramStart"/>
-      <w:r>
-        <w:t>dereck:move</w:t>
-      </w:r>
-      <w:proofErr w:type="spellEnd"/>
-      <w:proofErr w:type="gramEnd"/>
-      <w:r>
-        <w:t>:-25:5</w:t>
+      <w:r>
+        <w:t>dereck:move:-25:5</w:t>
       </w:r>
       <w:r>
         <w:t xml:space="preserve"> (</w:t>
@@ -10190,13 +8694,8 @@
           <w:numId w:val="15"/>
         </w:numPr>
       </w:pPr>
-      <w:proofErr w:type="gramStart"/>
-      <w:r>
-        <w:t>dereck:move</w:t>
-      </w:r>
-      <w:proofErr w:type="gramEnd"/>
-      <w:r>
-        <w:t>:18:1</w:t>
+      <w:r>
+        <w:t>dereck:move:18:1</w:t>
       </w:r>
       <w:r>
         <w:t xml:space="preserve"> (D</w:t>
@@ -10216,15 +8715,8 @@
           <w:numId w:val="15"/>
         </w:numPr>
       </w:pPr>
-      <w:proofErr w:type="spellStart"/>
-      <w:proofErr w:type="gramStart"/>
-      <w:r>
-        <w:t>dereck:move</w:t>
-      </w:r>
-      <w:proofErr w:type="spellEnd"/>
-      <w:proofErr w:type="gramEnd"/>
-      <w:r>
-        <w:t>:-25</w:t>
+      <w:r>
+        <w:t>dereck:move:-25</w:t>
       </w:r>
       <w:r>
         <w:t xml:space="preserve"> (D</w:t>
@@ -10244,26 +8736,14 @@
           <w:numId w:val="15"/>
         </w:numPr>
       </w:pPr>
-      <w:proofErr w:type="spellStart"/>
-      <w:proofErr w:type="gramStart"/>
       <w:r>
         <w:t>dereck:destroy</w:t>
       </w:r>
-      <w:proofErr w:type="spellEnd"/>
-      <w:proofErr w:type="gramEnd"/>
       <w:r>
         <w:t xml:space="preserve"> (</w:t>
       </w:r>
       <w:r>
-        <w:t xml:space="preserve">Como </w:t>
-      </w:r>
-      <w:proofErr w:type="spellStart"/>
-      <w:r>
-        <w:t>dereck</w:t>
-      </w:r>
-      <w:proofErr w:type="spellEnd"/>
-      <w:r>
-        <w:t xml:space="preserve"> no aparecerá más en esta escena, lo destruimos para ahorrar recursos</w:t>
+        <w:t>Como dereck no aparecerá más en esta escena, lo destruimos para ahorrar recursos</w:t>
       </w:r>
       <w:r>
         <w:t>)</w:t>
@@ -10283,15 +8763,7 @@
         </w:numPr>
       </w:pPr>
       <w:r>
-        <w:t xml:space="preserve">El protagonista le juega una broma a </w:t>
-      </w:r>
-      <w:proofErr w:type="spellStart"/>
-      <w:r>
-        <w:t>dereck</w:t>
-      </w:r>
-      <w:proofErr w:type="spellEnd"/>
-      <w:r>
-        <w:t xml:space="preserve"> y este se asusta</w:t>
+        <w:t>El protagonista le juega una broma a dereck y este se asusta</w:t>
       </w:r>
     </w:p>
     <w:p>
@@ -10302,13 +8774,8 @@
           <w:numId w:val="15"/>
         </w:numPr>
       </w:pPr>
-      <w:proofErr w:type="gramStart"/>
-      <w:r>
-        <w:t>dereck:pop</w:t>
-      </w:r>
-      <w:proofErr w:type="gramEnd"/>
-      <w:r>
-        <w:t>:120</w:t>
+      <w:r>
+        <w:t>dereck:pop:120</w:t>
       </w:r>
       <w:r>
         <w:t xml:space="preserve"> (D</w:t>
@@ -10328,28 +8795,18 @@
           <w:numId w:val="15"/>
         </w:numPr>
       </w:pPr>
-      <w:proofErr w:type="gramStart"/>
-      <w:r>
-        <w:t>dereck:move</w:t>
-      </w:r>
-      <w:proofErr w:type="gramEnd"/>
-      <w:r>
-        <w:t>:33</w:t>
+      <w:r>
+        <w:t>dereck:move:33</w:t>
       </w:r>
       <w:r>
         <w:t xml:space="preserve"> (D</w:t>
       </w:r>
       <w:r>
-        <w:t xml:space="preserve">ereck se mueve hasta un tercio de la </w:t>
-      </w:r>
-      <w:proofErr w:type="gramStart"/>
-      <w:r>
-        <w:t xml:space="preserve">pantalla </w:t>
+        <w:t xml:space="preserve">ereck se mueve hasta un tercio de la pantalla </w:t>
       </w:r>
       <w:r>
         <w:t>)</w:t>
       </w:r>
-      <w:proofErr w:type="gramEnd"/>
     </w:p>
     <w:p>
       <w:pPr>
@@ -10359,34 +8816,11 @@
           <w:numId w:val="15"/>
         </w:numPr>
       </w:pPr>
-      <w:proofErr w:type="spellStart"/>
-      <w:r>
-        <w:t>dereck</w:t>
-      </w:r>
-      <w:proofErr w:type="spellEnd"/>
-      <w:r>
-        <w:t xml:space="preserve"> </w:t>
-      </w:r>
-      <w:proofErr w:type="spellStart"/>
-      <w:r>
-        <w:t>surprised</w:t>
-      </w:r>
-      <w:proofErr w:type="spellEnd"/>
-      <w:r>
-        <w:t xml:space="preserve">, </w:t>
-      </w:r>
-      <w:proofErr w:type="spellStart"/>
-      <w:proofErr w:type="gramStart"/>
-      <w:r>
-        <w:t>dereck:jum</w:t>
-      </w:r>
-      <w:r>
-        <w:t>p</w:t>
-      </w:r>
-      <w:proofErr w:type="spellEnd"/>
-      <w:proofErr w:type="gramEnd"/>
-      <w:r>
-        <w:t xml:space="preserve"> (D</w:t>
+      <w:r>
+        <w:t>dereck surprised, dereck:jum</w:t>
+      </w:r>
+      <w:r>
+        <w:t>p (D</w:t>
       </w:r>
       <w:r>
         <w:t>ereck se sorprende e inmediatamente después da un salto</w:t>
@@ -10409,55 +8843,7 @@
         </w:numPr>
       </w:pPr>
       <w:r>
-        <w:t xml:space="preserve">Hay una pelea entre </w:t>
-      </w:r>
-      <w:proofErr w:type="spellStart"/>
-      <w:r>
-        <w:t>mutou</w:t>
-      </w:r>
-      <w:proofErr w:type="spellEnd"/>
-      <w:r>
-        <w:t xml:space="preserve"> y </w:t>
-      </w:r>
-      <w:proofErr w:type="spellStart"/>
-      <w:r>
-        <w:t>dereck</w:t>
-      </w:r>
-      <w:proofErr w:type="spellEnd"/>
-      <w:r>
-        <w:t xml:space="preserve">, </w:t>
-      </w:r>
-      <w:proofErr w:type="spellStart"/>
-      <w:r>
-        <w:t>mutou</w:t>
-      </w:r>
-      <w:proofErr w:type="spellEnd"/>
-      <w:r>
-        <w:t xml:space="preserve"> lo golpea y logra </w:t>
-      </w:r>
-      <w:proofErr w:type="gramStart"/>
-      <w:r>
-        <w:t>derribarlo</w:t>
-      </w:r>
-      <w:proofErr w:type="gramEnd"/>
-      <w:r>
-        <w:t xml:space="preserve"> pero </w:t>
-      </w:r>
-      <w:proofErr w:type="spellStart"/>
-      <w:r>
-        <w:t>dereck</w:t>
-      </w:r>
-      <w:proofErr w:type="spellEnd"/>
-      <w:r>
-        <w:t xml:space="preserve"> se levanta y derriba a </w:t>
-      </w:r>
-      <w:proofErr w:type="spellStart"/>
-      <w:r>
-        <w:t>mutou</w:t>
-      </w:r>
-      <w:proofErr w:type="spellEnd"/>
-      <w:r>
-        <w:t xml:space="preserve"> quedando victorioso</w:t>
+        <w:t>Hay una pelea entre mutou y dereck, mutou lo golpea y logra derribarlo pero dereck se levanta y derriba a mutou quedando victorioso</w:t>
       </w:r>
     </w:p>
     <w:p>
@@ -10468,41 +8854,14 @@
           <w:numId w:val="15"/>
         </w:numPr>
       </w:pPr>
-      <w:proofErr w:type="spellStart"/>
-      <w:proofErr w:type="gramStart"/>
-      <w:r>
-        <w:t>mutou:hitl</w:t>
-      </w:r>
-      <w:proofErr w:type="spellEnd"/>
-      <w:proofErr w:type="gramEnd"/>
-      <w:r>
-        <w:t xml:space="preserve">, </w:t>
-      </w:r>
-      <w:proofErr w:type="spellStart"/>
-      <w:proofErr w:type="gramStart"/>
-      <w:r>
-        <w:t>dereck:knockl</w:t>
-      </w:r>
-      <w:proofErr w:type="spellEnd"/>
-      <w:proofErr w:type="gramEnd"/>
+      <w:r>
+        <w:t>mutou:hitl, dereck:knockl</w:t>
+      </w:r>
       <w:r>
         <w:t xml:space="preserve"> (</w:t>
       </w:r>
-      <w:proofErr w:type="spellStart"/>
-      <w:r>
-        <w:t>Mutou</w:t>
-      </w:r>
-      <w:proofErr w:type="spellEnd"/>
-      <w:r>
-        <w:t xml:space="preserve"> golpea hacia la izquierda y </w:t>
-      </w:r>
-      <w:proofErr w:type="spellStart"/>
-      <w:r>
-        <w:t>dereck</w:t>
-      </w:r>
-      <w:proofErr w:type="spellEnd"/>
-      <w:r>
-        <w:t xml:space="preserve"> cae hacia la izquierda</w:t>
+      <w:r>
+        <w:t>Mutou golpea hacia la izquierda y dereck cae hacia la izquierda</w:t>
       </w:r>
       <w:r>
         <w:t>)</w:t>
@@ -10516,13 +8875,9 @@
           <w:numId w:val="15"/>
         </w:numPr>
       </w:pPr>
-      <w:proofErr w:type="spellStart"/>
-      <w:proofErr w:type="gramStart"/>
       <w:r>
         <w:t>dereck:raisel</w:t>
       </w:r>
-      <w:proofErr w:type="spellEnd"/>
-      <w:proofErr w:type="gramEnd"/>
       <w:r>
         <w:t xml:space="preserve"> (</w:t>
       </w:r>
@@ -10541,36 +8896,14 @@
           <w:numId w:val="15"/>
         </w:numPr>
       </w:pPr>
-      <w:proofErr w:type="spellStart"/>
-      <w:proofErr w:type="gramStart"/>
-      <w:r>
-        <w:t>dereck:hitr</w:t>
-      </w:r>
-      <w:proofErr w:type="spellEnd"/>
-      <w:proofErr w:type="gramEnd"/>
-      <w:r>
-        <w:t xml:space="preserve">, </w:t>
-      </w:r>
-      <w:proofErr w:type="spellStart"/>
-      <w:proofErr w:type="gramStart"/>
-      <w:r>
-        <w:t>mutou:knockr</w:t>
-      </w:r>
-      <w:proofErr w:type="spellEnd"/>
-      <w:proofErr w:type="gramEnd"/>
+      <w:r>
+        <w:t>dereck:hitr, mutou:knockr</w:t>
+      </w:r>
       <w:r>
         <w:t xml:space="preserve"> (</w:t>
       </w:r>
       <w:r>
-        <w:t xml:space="preserve">Dereck golpea hacia la derecha y </w:t>
-      </w:r>
-      <w:proofErr w:type="spellStart"/>
-      <w:r>
-        <w:t>Mutou</w:t>
-      </w:r>
-      <w:proofErr w:type="spellEnd"/>
-      <w:r>
-        <w:t xml:space="preserve"> cae hacia la derecha</w:t>
+        <w:t>Dereck golpea hacia la derecha y Mutou cae hacia la derecha</w:t>
       </w:r>
       <w:r>
         <w:t>)</w:t>
@@ -10582,14 +8915,9 @@
       </w:pPr>
       <w:bookmarkStart w:id="14" w:name="_Toc199261567"/>
       <w:r>
-        <w:t xml:space="preserve">Columna </w:t>
-      </w:r>
-      <w:proofErr w:type="spellStart"/>
-      <w:r>
-        <w:t>Delay</w:t>
+        <w:t>Columna Delay</w:t>
       </w:r>
       <w:bookmarkEnd w:id="14"/>
-      <w:proofErr w:type="spellEnd"/>
     </w:p>
     <w:p>
       <w:r>
@@ -10609,7 +8937,6 @@
         </w:numPr>
       </w:pPr>
       <w:r>
-        <w:lastRenderedPageBreak/>
         <w:t>7 caracteres por segundo: velocidad de texto lenta.</w:t>
       </w:r>
     </w:p>
@@ -10659,6 +8986,7 @@
     </w:p>
     <w:p>
       <w:r>
+        <w:lastRenderedPageBreak/>
         <w:tab/>
       </w:r>
       <w:r>
@@ -10709,15 +9037,7 @@
     <w:p>
       <w:r>
         <w:tab/>
-        <w:t xml:space="preserve">A partir de esta columna se escribirá el texto de los diálogos que será mostrado en pantalla en los distintos idiomas declarados en la cabecera del archivo de control respetando el orden. En caso de necesitar añadir más idiomas es tan sencillo como escribir </w:t>
-      </w:r>
-      <w:proofErr w:type="gramStart"/>
-      <w:r>
-        <w:t>un ;</w:t>
-      </w:r>
-      <w:proofErr w:type="gramEnd"/>
-      <w:r>
-        <w:t xml:space="preserve"> en el último idioma y empezar a traducir todos los diálogos.</w:t>
+        <w:t>A partir de esta columna se escribirá el texto de los diálogos que será mostrado en pantalla en los distintos idiomas declarados en la cabecera del archivo de control respetando el orden. En caso de necesitar añadir más idiomas es tan sencillo como escribir un ; en el último idioma y empezar a traducir todos los diálogos.</w:t>
       </w:r>
     </w:p>
     <w:p>
@@ -10731,127 +9051,7 @@
         <w:ind w:left="708"/>
       </w:pPr>
       <w:r>
-        <w:t xml:space="preserve">"No </w:t>
-      </w:r>
-      <w:proofErr w:type="spellStart"/>
-      <w:r>
-        <w:t>se</w:t>
-      </w:r>
-      <w:proofErr w:type="spellEnd"/>
-      <w:r>
-        <w:t xml:space="preserve"> </w:t>
-      </w:r>
-      <w:proofErr w:type="spellStart"/>
-      <w:r>
-        <w:t>que</w:t>
-      </w:r>
-      <w:proofErr w:type="spellEnd"/>
-      <w:r>
-        <w:t xml:space="preserve"> hora o que día es hoy, creo que es miércoles en la </w:t>
-      </w:r>
-      <w:proofErr w:type="spellStart"/>
-      <w:proofErr w:type="gramStart"/>
-      <w:r>
-        <w:t>tarde.No</w:t>
-      </w:r>
-      <w:proofErr w:type="spellEnd"/>
-      <w:proofErr w:type="gramEnd"/>
-      <w:r>
-        <w:t xml:space="preserve"> </w:t>
-      </w:r>
-      <w:proofErr w:type="spellStart"/>
-      <w:r>
-        <w:t>se</w:t>
-      </w:r>
-      <w:proofErr w:type="spellEnd"/>
-      <w:r>
-        <w:t xml:space="preserve"> </w:t>
-      </w:r>
-      <w:proofErr w:type="spellStart"/>
-      <w:r>
-        <w:t>que</w:t>
-      </w:r>
-      <w:proofErr w:type="spellEnd"/>
-      <w:r>
-        <w:t xml:space="preserve"> hora o que día es hoy, creo que es miércoles en la </w:t>
-      </w:r>
-      <w:proofErr w:type="spellStart"/>
-      <w:proofErr w:type="gramStart"/>
-      <w:r>
-        <w:t>tarde.No</w:t>
-      </w:r>
-      <w:proofErr w:type="spellEnd"/>
-      <w:proofErr w:type="gramEnd"/>
-      <w:r>
-        <w:t xml:space="preserve"> </w:t>
-      </w:r>
-      <w:proofErr w:type="spellStart"/>
-      <w:r>
-        <w:t>se</w:t>
-      </w:r>
-      <w:proofErr w:type="spellEnd"/>
-      <w:r>
-        <w:t xml:space="preserve"> </w:t>
-      </w:r>
-      <w:proofErr w:type="spellStart"/>
-      <w:r>
-        <w:t>que</w:t>
-      </w:r>
-      <w:proofErr w:type="spellEnd"/>
-      <w:r>
-        <w:t xml:space="preserve"> hora o que día es hoy, creo que es miércoles en la </w:t>
-      </w:r>
-      <w:proofErr w:type="spellStart"/>
-      <w:proofErr w:type="gramStart"/>
-      <w:r>
-        <w:t>tarde.No</w:t>
-      </w:r>
-      <w:proofErr w:type="spellEnd"/>
-      <w:proofErr w:type="gramEnd"/>
-      <w:r>
-        <w:t xml:space="preserve"> </w:t>
-      </w:r>
-      <w:proofErr w:type="spellStart"/>
-      <w:r>
-        <w:t>se</w:t>
-      </w:r>
-      <w:proofErr w:type="spellEnd"/>
-      <w:r>
-        <w:t xml:space="preserve"> </w:t>
-      </w:r>
-      <w:proofErr w:type="spellStart"/>
-      <w:r>
-        <w:t>que</w:t>
-      </w:r>
-      <w:proofErr w:type="spellEnd"/>
-      <w:r>
-        <w:t xml:space="preserve"> hora o que día es hoy, creo que es miércoles en la </w:t>
-      </w:r>
-      <w:proofErr w:type="spellStart"/>
-      <w:proofErr w:type="gramStart"/>
-      <w:r>
-        <w:t>tarde.No</w:t>
-      </w:r>
-      <w:proofErr w:type="spellEnd"/>
-      <w:proofErr w:type="gramEnd"/>
-      <w:r>
-        <w:t xml:space="preserve"> </w:t>
-      </w:r>
-      <w:proofErr w:type="spellStart"/>
-      <w:r>
-        <w:t>se</w:t>
-      </w:r>
-      <w:proofErr w:type="spellEnd"/>
-      <w:r>
-        <w:t xml:space="preserve"> </w:t>
-      </w:r>
-      <w:proofErr w:type="spellStart"/>
-      <w:r>
-        <w:t>que</w:t>
-      </w:r>
-      <w:proofErr w:type="spellEnd"/>
-      <w:r>
-        <w:t xml:space="preserve"> hora o que día es hoy, creo que es miércoles en la"</w:t>
+        <w:t>"No se que hora o que día es hoy, creo que es miércoles en la tarde.No se que hora o que día es hoy, creo que es miércoles en la tarde.No se que hora o que día es hoy, creo que es miércoles en la tarde.No se que hora o que día es hoy, creo que es miércoles en la tarde.No se que hora o que día es hoy, creo que es miércoles en la"</w:t>
       </w:r>
     </w:p>
     <w:p>
@@ -10867,15 +9067,7 @@
         <w:ind w:firstLine="708"/>
       </w:pPr>
       <w:r>
-        <w:t xml:space="preserve">Para saber </w:t>
-      </w:r>
-      <w:proofErr w:type="spellStart"/>
-      <w:r>
-        <w:t>cuantos</w:t>
-      </w:r>
-      <w:proofErr w:type="spellEnd"/>
-      <w:r>
-        <w:t xml:space="preserve"> pixeles tiene tu diálogo puedes utilizar el siguiente sitio web: </w:t>
+        <w:t xml:space="preserve">Para saber cuantos pixeles tiene tu diálogo puedes utilizar el siguiente sitio web: </w:t>
       </w:r>
       <w:hyperlink r:id="rId25" w:history="1">
         <w:r>
@@ -10891,15 +9083,7 @@
         <w:ind w:firstLine="708"/>
       </w:pPr>
       <w:r>
-        <w:t xml:space="preserve">Renpy posee diversos modificadores de texto, estos se escriben en medio del diálogo y son perfectamente utilizables en </w:t>
-      </w:r>
-      <w:proofErr w:type="gramStart"/>
-      <w:r>
-        <w:t>la columnas</w:t>
-      </w:r>
-      <w:proofErr w:type="gramEnd"/>
-      <w:r>
-        <w:t xml:space="preserve"> de idioma. Existen muchos modificadores de texto así que te recomiendo leer la documentación de Renpy para intentar implementarlos. </w:t>
+        <w:t xml:space="preserve">Renpy posee diversos modificadores de texto, estos se escriben en medio del diálogo y son perfectamente utilizables en la columnas de idioma. Existen muchos modificadores de texto así que te recomiendo leer la documentación de Renpy para intentar implementarlos. </w:t>
       </w:r>
       <w:hyperlink r:id="rId26" w:anchor="text-tag-alpha" w:history="1">
         <w:r>
@@ -10934,6 +9118,7 @@
       </w:pPr>
       <w:bookmarkStart w:id="17" w:name="_Toc199261570"/>
       <w:r>
+        <w:lastRenderedPageBreak/>
         <w:t>Orden de ejecución</w:t>
       </w:r>
     </w:p>
@@ -11011,13 +9196,8 @@
           <w:numId w:val="18"/>
         </w:numPr>
       </w:pPr>
-      <w:proofErr w:type="spellStart"/>
-      <w:r>
-        <w:t>Delay</w:t>
-      </w:r>
-      <w:proofErr w:type="spellEnd"/>
-      <w:r>
-        <w:t xml:space="preserve"> (tiempos de espera)</w:t>
+      <w:r>
+        <w:t>Delay (tiempos de espera)</w:t>
       </w:r>
     </w:p>
     <w:p>
@@ -11089,26 +9269,10 @@
         <w:t>T</w:t>
       </w:r>
       <w:r>
-        <w:t xml:space="preserve">ipo de terminación de </w:t>
-      </w:r>
-      <w:proofErr w:type="gramStart"/>
-      <w:r>
-        <w:t>escena</w:t>
-      </w:r>
-      <w:r>
-        <w:t xml:space="preserve"> ;</w:t>
-      </w:r>
-      <w:proofErr w:type="gramEnd"/>
-      <w:r>
-        <w:t xml:space="preserve"> </w:t>
-      </w:r>
-      <w:proofErr w:type="gramStart"/>
-      <w:r>
-        <w:t>transición :</w:t>
-      </w:r>
-      <w:proofErr w:type="gramEnd"/>
-      <w:r>
-        <w:t xml:space="preserve"> parámetros de transición</w:t>
+        <w:t>ipo de terminación de escena</w:t>
+      </w:r>
+      <w:r>
+        <w:t xml:space="preserve"> ; transición : parámetros de transición</w:t>
       </w:r>
     </w:p>
     <w:p>
@@ -11124,36 +9288,24 @@
       <w:r>
         <w:t>_</w:t>
       </w:r>
-      <w:proofErr w:type="gramStart"/>
       <w:r>
         <w:t xml:space="preserve">1 </w:t>
       </w:r>
       <w:r>
         <w:t>;</w:t>
       </w:r>
-      <w:proofErr w:type="gramEnd"/>
-      <w:r>
-        <w:t xml:space="preserve"> valor </w:t>
-      </w:r>
-      <w:proofErr w:type="gramStart"/>
-      <w:r>
-        <w:t xml:space="preserve">1 </w:t>
+      <w:r>
+        <w:t xml:space="preserve"> valor 1 </w:t>
       </w:r>
       <w:r>
         <w:t>;</w:t>
       </w:r>
-      <w:proofErr w:type="gramEnd"/>
-      <w:r>
-        <w:t xml:space="preserve"> valor </w:t>
-      </w:r>
-      <w:proofErr w:type="gramStart"/>
-      <w:r>
-        <w:t xml:space="preserve">2 </w:t>
+      <w:r>
+        <w:t xml:space="preserve"> valor 2 </w:t>
       </w:r>
       <w:r>
         <w:t>;</w:t>
       </w:r>
-      <w:proofErr w:type="gramEnd"/>
       <w:r>
         <w:t xml:space="preserve"> valor 3</w:t>
       </w:r>
@@ -11172,38 +9324,23 @@
         <w:t>_</w:t>
       </w:r>
       <w:r>
-        <w:t xml:space="preserve"> </w:t>
-      </w:r>
-      <w:proofErr w:type="gramStart"/>
-      <w:r>
-        <w:t xml:space="preserve">2 </w:t>
+        <w:t xml:space="preserve"> 2 </w:t>
       </w:r>
       <w:r>
         <w:t>;</w:t>
       </w:r>
-      <w:proofErr w:type="gramEnd"/>
-      <w:r>
-        <w:t xml:space="preserve"> valor </w:t>
-      </w:r>
-      <w:proofErr w:type="gramStart"/>
-      <w:r>
-        <w:t xml:space="preserve">1 </w:t>
+      <w:r>
+        <w:t xml:space="preserve"> valor 1 </w:t>
       </w:r>
       <w:r>
         <w:t>;</w:t>
       </w:r>
-      <w:proofErr w:type="gramEnd"/>
-      <w:r>
-        <w:t xml:space="preserve"> valor </w:t>
-      </w:r>
-      <w:proofErr w:type="gramStart"/>
-      <w:r>
-        <w:t xml:space="preserve">2 </w:t>
+      <w:r>
+        <w:t xml:space="preserve"> valor 2 </w:t>
       </w:r>
       <w:r>
         <w:t>;</w:t>
       </w:r>
-      <w:proofErr w:type="gramEnd"/>
       <w:r>
         <w:t xml:space="preserve"> valor 3</w:t>
       </w:r>
@@ -11219,14 +9356,7 @@
       </w:pPr>
       <w:r>
         <w:tab/>
-      </w:r>
-      <w:proofErr w:type="gramStart"/>
-      <w:r>
-        <w:t>La filas siguientes después</w:t>
-      </w:r>
-      <w:proofErr w:type="gramEnd"/>
-      <w:r>
-        <w:t xml:space="preserve"> de definir el tipo de terminación, son cada uno de los elementos que acompañan al tipo de terminación, en este caso nombrados “</w:t>
+        <w:t>La filas siguientes después de definir el tipo de terminación, son cada uno de los elementos que acompañan al tipo de terminación, en este caso nombrados “</w:t>
       </w:r>
       <w:r>
         <w:t>Key</w:t>
@@ -11290,7 +9420,6 @@
         <w:pStyle w:val="Ttulo3"/>
       </w:pPr>
       <w:r>
-        <w:lastRenderedPageBreak/>
         <w:t>Lineal</w:t>
       </w:r>
     </w:p>
@@ -11311,6 +9440,7 @@
         <w:rPr>
           <w:noProof/>
         </w:rPr>
+        <w:lastRenderedPageBreak/>
         <w:drawing>
           <wp:inline distT="0" distB="0" distL="0" distR="0" wp14:anchorId="5B7426F9" wp14:editId="63DB19C4">
             <wp:extent cx="5400040" cy="1024255"/>
@@ -11420,28 +9550,8 @@
     <w:p>
       <w:r>
         <w:tab/>
-      </w:r>
-      <w:proofErr w:type="spellStart"/>
-      <w:r>
-        <w:t>Key_de_fin_de_escena_</w:t>
-      </w:r>
-      <w:proofErr w:type="gramStart"/>
-      <w:r>
-        <w:t>A</w:t>
-      </w:r>
-      <w:proofErr w:type="spellEnd"/>
-      <w:r>
-        <w:t xml:space="preserve"> ;</w:t>
-      </w:r>
-      <w:proofErr w:type="gramEnd"/>
-      <w:r>
-        <w:t xml:space="preserve"> </w:t>
-      </w:r>
-      <w:proofErr w:type="spellStart"/>
-      <w:r>
-        <w:t>Nombre_de_la_siguiente_escena</w:t>
-      </w:r>
-      <w:proofErr w:type="spellEnd"/>
+        <w:t>Key_de_fin_de_escena_A ; Nombre_de_la_siguiente_escena</w:t>
+      </w:r>
     </w:p>
     <w:p>
       <w:r>
@@ -11449,119 +9559,71 @@
         <w:t xml:space="preserve">Por ejemplo, si estamos en una escena llamada </w:t>
       </w:r>
       <w:r>
-        <w:t>“</w:t>
-      </w:r>
-      <w:proofErr w:type="spellStart"/>
-      <w:r>
+        <w:t xml:space="preserve">“studying_for_final_exam” y </w:t>
+      </w:r>
+      <w:r>
+        <w:t xml:space="preserve">tenemos </w:t>
+      </w:r>
+      <w:r>
+        <w:t>otra</w:t>
+      </w:r>
+      <w:r>
+        <w:t xml:space="preserve"> escena</w:t>
+      </w:r>
+      <w:r>
+        <w:t xml:space="preserve"> que le sigue llamada “the_final_exam”, el archivo de control studying_for_</w:t>
+      </w:r>
+      <w:r>
+        <w:t>final_</w:t>
+      </w:r>
+      <w:r>
+        <w:t>exam.csv debería de terminar de la siguiente forma.</w:t>
+      </w:r>
+    </w:p>
+    <w:p>
+      <w:pPr>
+        <w:spacing w:after="0"/>
+        <w:rPr>
+          <w:highlight w:val="yellow"/>
+        </w:rPr>
+      </w:pPr>
+      <w:r>
+        <w:tab/>
+      </w:r>
+      <w:r>
+        <w:rPr>
+          <w:highlight w:val="yellow"/>
+        </w:rPr>
+        <w:t>#linear</w:t>
+      </w:r>
+    </w:p>
+    <w:p>
+      <w:pPr>
+        <w:ind w:firstLine="708"/>
+      </w:pPr>
+      <w:r>
+        <w:rPr>
+          <w:highlight w:val="yellow"/>
+        </w:rPr>
         <w:t>studying_for_final_exam</w:t>
       </w:r>
-      <w:proofErr w:type="spellEnd"/>
-      <w:r>
-        <w:t xml:space="preserve">” y </w:t>
-      </w:r>
-      <w:r>
-        <w:t xml:space="preserve">tenemos </w:t>
-      </w:r>
-      <w:r>
-        <w:t>otra</w:t>
-      </w:r>
-      <w:r>
-        <w:t xml:space="preserve"> escena</w:t>
-      </w:r>
-      <w:r>
-        <w:t xml:space="preserve"> que le sigue llamada “</w:t>
-      </w:r>
-      <w:proofErr w:type="spellStart"/>
-      <w:r>
+      <w:r>
+        <w:rPr>
+          <w:highlight w:val="yellow"/>
+        </w:rPr>
+        <w:t xml:space="preserve">_end ; </w:t>
+      </w:r>
+      <w:r>
+        <w:rPr>
+          <w:highlight w:val="yellow"/>
+        </w:rPr>
         <w:t>the_final_exam</w:t>
       </w:r>
-      <w:proofErr w:type="spellEnd"/>
-      <w:r>
-        <w:t>”, el archivo de control studying_for_</w:t>
-      </w:r>
-      <w:r>
-        <w:t>final_</w:t>
-      </w:r>
-      <w:r>
-        <w:t>exam.csv debería de terminar de la siguiente forma.</w:t>
-      </w:r>
-    </w:p>
-    <w:p>
-      <w:pPr>
-        <w:spacing w:after="0"/>
-        <w:rPr>
-          <w:highlight w:val="yellow"/>
-        </w:rPr>
-      </w:pPr>
+    </w:p>
+    <w:p>
       <w:r>
         <w:tab/>
-      </w:r>
-      <w:r>
-        <w:rPr>
-          <w:highlight w:val="yellow"/>
-        </w:rPr>
-        <w:t>#linear</w:t>
-      </w:r>
-    </w:p>
-    <w:p>
-      <w:pPr>
-        <w:ind w:firstLine="708"/>
-      </w:pPr>
-      <w:proofErr w:type="spellStart"/>
-      <w:r>
-        <w:rPr>
-          <w:highlight w:val="yellow"/>
-        </w:rPr>
-        <w:t>studying_for_final_exam</w:t>
-      </w:r>
-      <w:r>
-        <w:rPr>
-          <w:highlight w:val="yellow"/>
-        </w:rPr>
-        <w:t>_</w:t>
-      </w:r>
-      <w:proofErr w:type="gramStart"/>
-      <w:r>
-        <w:rPr>
-          <w:highlight w:val="yellow"/>
-        </w:rPr>
-        <w:t>end</w:t>
-      </w:r>
-      <w:proofErr w:type="spellEnd"/>
-      <w:r>
-        <w:rPr>
-          <w:highlight w:val="yellow"/>
-        </w:rPr>
-        <w:t xml:space="preserve"> ;</w:t>
-      </w:r>
-      <w:proofErr w:type="gramEnd"/>
-      <w:r>
-        <w:rPr>
-          <w:highlight w:val="yellow"/>
-        </w:rPr>
-        <w:t xml:space="preserve"> </w:t>
-      </w:r>
-      <w:proofErr w:type="spellStart"/>
-      <w:r>
-        <w:rPr>
-          <w:highlight w:val="yellow"/>
-        </w:rPr>
-        <w:t>the_final_exam</w:t>
-      </w:r>
-      <w:proofErr w:type="spellEnd"/>
-    </w:p>
-    <w:p>
-      <w:r>
-        <w:tab/>
-        <w:t>Continuando con el ejemplo de la segunda imagen, imaginemos que en nuestra historia hay un examen obligatorio que sin importar la ruta en que se encuentre el jugador, este examen siempre va a suceder. La escena del examen la llamaremos “</w:t>
-      </w:r>
-      <w:proofErr w:type="spellStart"/>
-      <w:r>
-        <w:t>the_x_exam</w:t>
-      </w:r>
-      <w:proofErr w:type="spellEnd"/>
-      <w:r>
-        <w:t>”.</w:t>
+        <w:t>Continuando con el ejemplo de la segunda imagen, imaginemos que en nuestra historia hay un examen obligatorio que sin importar la ruta en que se encuentre el jugador, este examen siempre va a suceder. La escena del examen la llamaremos “the_x_exam”.</w:t>
       </w:r>
     </w:p>
     <w:p>
@@ -11586,7 +9648,6 @@
         </w:sectPr>
       </w:pPr>
       <w:r>
-        <w:lastRenderedPageBreak/>
         <w:tab/>
       </w:r>
     </w:p>
@@ -11613,47 +9674,18 @@
       <w:pPr>
         <w:spacing w:after="0"/>
       </w:pPr>
-      <w:proofErr w:type="spellStart"/>
       <w:r>
         <w:rPr>
           <w:highlight w:val="yellow"/>
         </w:rPr>
-        <w:t>katherine_scene_</w:t>
-      </w:r>
-      <w:proofErr w:type="gramStart"/>
-      <w:r>
-        <w:rPr>
-          <w:highlight w:val="yellow"/>
-        </w:rPr>
-        <w:t>end</w:t>
-      </w:r>
-      <w:proofErr w:type="spellEnd"/>
-      <w:r>
-        <w:rPr>
-          <w:highlight w:val="yellow"/>
-        </w:rPr>
-        <w:t xml:space="preserve"> ;</w:t>
-      </w:r>
-      <w:proofErr w:type="gramEnd"/>
-      <w:r>
-        <w:rPr>
-          <w:highlight w:val="yellow"/>
-        </w:rPr>
-        <w:t xml:space="preserve"> </w:t>
-      </w:r>
-      <w:proofErr w:type="spellStart"/>
-      <w:r>
-        <w:rPr>
-          <w:highlight w:val="yellow"/>
-        </w:rPr>
-        <w:t>the_x_exam</w:t>
-      </w:r>
-      <w:proofErr w:type="spellEnd"/>
+        <w:t>katherine_scene_end ; the_x_exam</w:t>
+      </w:r>
     </w:p>
     <w:p/>
     <w:p/>
     <w:p>
       <w:r>
+        <w:lastRenderedPageBreak/>
         <w:t>(En la ruta de Amber)</w:t>
       </w:r>
     </w:p>
@@ -11675,124 +9707,48 @@
       <w:pPr>
         <w:spacing w:after="0"/>
       </w:pPr>
-      <w:proofErr w:type="spellStart"/>
       <w:r>
         <w:rPr>
           <w:highlight w:val="yellow"/>
         </w:rPr>
-        <w:t>amber_scene_</w:t>
-      </w:r>
-      <w:proofErr w:type="gramStart"/>
-      <w:r>
+        <w:t>amber_scene_end ; the_x_exam</w:t>
+      </w:r>
+    </w:p>
+    <w:p>
+      <w:r>
+        <w:t>(En la ruta de Mariangeles)</w:t>
+      </w:r>
+    </w:p>
+    <w:p>
+      <w:pPr>
+        <w:spacing w:after="0"/>
         <w:rPr>
           <w:highlight w:val="yellow"/>
         </w:rPr>
-        <w:t>end</w:t>
-      </w:r>
-      <w:proofErr w:type="spellEnd"/>
+      </w:pPr>
       <w:r>
         <w:rPr>
           <w:highlight w:val="yellow"/>
         </w:rPr>
-        <w:t xml:space="preserve"> ;</w:t>
-      </w:r>
-      <w:proofErr w:type="gramEnd"/>
+        <w:t>#linear</w:t>
+      </w:r>
+    </w:p>
+    <w:p>
+      <w:pPr>
+        <w:spacing w:after="0"/>
+      </w:pPr>
       <w:r>
         <w:rPr>
           <w:highlight w:val="yellow"/>
         </w:rPr>
-        <w:t xml:space="preserve"> </w:t>
-      </w:r>
-      <w:proofErr w:type="spellStart"/>
-      <w:r>
-        <w:rPr>
-          <w:highlight w:val="yellow"/>
-        </w:rPr>
-        <w:t>the_x_exam</w:t>
-      </w:r>
-      <w:proofErr w:type="spellEnd"/>
-    </w:p>
-    <w:p>
-      <w:r>
-        <w:t xml:space="preserve">(En la ruta de </w:t>
-      </w:r>
-      <w:proofErr w:type="spellStart"/>
-      <w:r>
-        <w:t>Mariangeles</w:t>
-      </w:r>
-      <w:proofErr w:type="spellEnd"/>
-      <w:r>
-        <w:t>)</w:t>
-      </w:r>
-    </w:p>
-    <w:p>
-      <w:pPr>
-        <w:spacing w:after="0"/>
-        <w:rPr>
-          <w:highlight w:val="yellow"/>
-        </w:rPr>
-      </w:pPr>
-      <w:r>
-        <w:rPr>
-          <w:highlight w:val="yellow"/>
-        </w:rPr>
-        <w:t>#linear</w:t>
-      </w:r>
-    </w:p>
-    <w:p>
-      <w:pPr>
-        <w:spacing w:after="0"/>
-      </w:pPr>
-      <w:proofErr w:type="spellStart"/>
-      <w:r>
-        <w:rPr>
-          <w:highlight w:val="yellow"/>
-        </w:rPr>
-        <w:t>mariangeles_scene_</w:t>
-      </w:r>
-      <w:proofErr w:type="gramStart"/>
-      <w:r>
-        <w:rPr>
-          <w:highlight w:val="yellow"/>
-        </w:rPr>
-        <w:t>end</w:t>
-      </w:r>
-      <w:proofErr w:type="spellEnd"/>
-      <w:r>
-        <w:rPr>
-          <w:highlight w:val="yellow"/>
-        </w:rPr>
-        <w:t xml:space="preserve"> ;</w:t>
-      </w:r>
-      <w:proofErr w:type="gramEnd"/>
-      <w:r>
-        <w:rPr>
-          <w:highlight w:val="yellow"/>
-        </w:rPr>
-        <w:t xml:space="preserve"> </w:t>
-      </w:r>
-      <w:proofErr w:type="spellStart"/>
-      <w:r>
-        <w:rPr>
-          <w:highlight w:val="yellow"/>
-        </w:rPr>
-        <w:t>the_x_exam</w:t>
-      </w:r>
-      <w:proofErr w:type="spellEnd"/>
+        <w:t>mariangeles_scene_end ; the_x_exam</w:t>
+      </w:r>
     </w:p>
     <w:p/>
     <w:p/>
     <w:p>
       <w:r>
-        <w:t xml:space="preserve">(En la ruta de </w:t>
-      </w:r>
-      <w:proofErr w:type="spellStart"/>
-      <w:r>
-        <w:t>Stefannie</w:t>
-      </w:r>
-      <w:proofErr w:type="spellEnd"/>
-      <w:r>
-        <w:t>)</w:t>
+        <w:t>(En la ruta de Stefannie)</w:t>
       </w:r>
     </w:p>
     <w:p>
@@ -11820,42 +9776,12 @@
           <w:docGrid w:linePitch="360"/>
         </w:sectPr>
       </w:pPr>
-      <w:proofErr w:type="spellStart"/>
       <w:r>
         <w:rPr>
           <w:highlight w:val="yellow"/>
         </w:rPr>
-        <w:t>stefannie_scene_</w:t>
-      </w:r>
-      <w:proofErr w:type="gramStart"/>
-      <w:r>
-        <w:rPr>
-          <w:highlight w:val="yellow"/>
-        </w:rPr>
-        <w:t>end</w:t>
-      </w:r>
-      <w:proofErr w:type="spellEnd"/>
-      <w:r>
-        <w:rPr>
-          <w:highlight w:val="yellow"/>
-        </w:rPr>
-        <w:t xml:space="preserve"> ;</w:t>
-      </w:r>
-      <w:proofErr w:type="gramEnd"/>
-      <w:r>
-        <w:rPr>
-          <w:highlight w:val="yellow"/>
-        </w:rPr>
-        <w:t xml:space="preserve"> </w:t>
-      </w:r>
-      <w:proofErr w:type="spellStart"/>
-      <w:r>
-        <w:rPr>
-          <w:highlight w:val="yellow"/>
-        </w:rPr>
-        <w:t>the_x_exam</w:t>
-      </w:r>
-      <w:proofErr w:type="spellEnd"/>
+        <w:t>stefannie_scene_end ; the_x_exam</w:t>
+      </w:r>
     </w:p>
     <w:p>
       <w:pPr>
@@ -11918,238 +9844,69 @@
           <w:sz w:val="22"/>
           <w:szCs w:val="22"/>
         </w:rPr>
-        <w:t>key_opcion_</w:t>
-      </w:r>
-      <w:proofErr w:type="gramStart"/>
+        <w:t>key_opcion_1 ; punto_1 : valor_punto_1 ; siguiente escena</w:t>
+      </w:r>
       <w:r>
         <w:rPr>
           <w:sz w:val="22"/>
           <w:szCs w:val="22"/>
         </w:rPr>
-        <w:t>1 ;</w:t>
-      </w:r>
-      <w:proofErr w:type="gramEnd"/>
+        <w:t xml:space="preserve"> ;</w:t>
+      </w:r>
       <w:r>
         <w:rPr>
           <w:sz w:val="22"/>
           <w:szCs w:val="22"/>
         </w:rPr>
-        <w:t xml:space="preserve"> punto_</w:t>
-      </w:r>
-      <w:proofErr w:type="gramStart"/>
-      <w:r>
+        <w:t>texto</w:t>
+      </w:r>
+    </w:p>
+    <w:p>
+      <w:pPr>
+        <w:spacing w:after="0"/>
+        <w:ind w:firstLine="708"/>
         <w:rPr>
           <w:sz w:val="22"/>
           <w:szCs w:val="22"/>
         </w:rPr>
-        <w:t>1 :</w:t>
-      </w:r>
-      <w:proofErr w:type="gramEnd"/>
+      </w:pPr>
       <w:r>
         <w:rPr>
           <w:sz w:val="22"/>
           <w:szCs w:val="22"/>
         </w:rPr>
-        <w:t xml:space="preserve"> valor_punto_</w:t>
-      </w:r>
-      <w:proofErr w:type="gramStart"/>
+        <w:t>key_opcion_2 ;; siguiente escena</w:t>
+      </w:r>
       <w:r>
         <w:rPr>
           <w:sz w:val="22"/>
           <w:szCs w:val="22"/>
         </w:rPr>
-        <w:t>1 ;</w:t>
-      </w:r>
-      <w:proofErr w:type="gramEnd"/>
-      <w:r>
+        <w:t xml:space="preserve"> ; texto</w:t>
+      </w:r>
+    </w:p>
+    <w:p>
+      <w:pPr>
+        <w:spacing w:after="0"/>
+        <w:ind w:firstLine="708"/>
         <w:rPr>
           <w:sz w:val="22"/>
           <w:szCs w:val="22"/>
         </w:rPr>
-        <w:t xml:space="preserve"> siguiente </w:t>
-      </w:r>
-      <w:proofErr w:type="gramStart"/>
+      </w:pPr>
       <w:r>
         <w:rPr>
           <w:sz w:val="22"/>
           <w:szCs w:val="22"/>
         </w:rPr>
-        <w:t>escena</w:t>
+        <w:t xml:space="preserve">key_opcion_3 ; punto1:valor_punto1, punto2:valor_punto2 ; siguiente escena </w:t>
       </w:r>
       <w:r>
         <w:rPr>
           <w:sz w:val="22"/>
           <w:szCs w:val="22"/>
         </w:rPr>
-        <w:t xml:space="preserve"> ;</w:t>
-      </w:r>
-      <w:r>
-        <w:rPr>
-          <w:sz w:val="22"/>
-          <w:szCs w:val="22"/>
-        </w:rPr>
-        <w:t>texto</w:t>
-      </w:r>
-      <w:proofErr w:type="gramEnd"/>
-    </w:p>
-    <w:p>
-      <w:pPr>
-        <w:spacing w:after="0"/>
-        <w:ind w:firstLine="708"/>
-        <w:rPr>
-          <w:sz w:val="22"/>
-          <w:szCs w:val="22"/>
-        </w:rPr>
-      </w:pPr>
-      <w:r>
-        <w:rPr>
-          <w:sz w:val="22"/>
-          <w:szCs w:val="22"/>
-        </w:rPr>
-        <w:t>key_opcion_</w:t>
-      </w:r>
-      <w:proofErr w:type="gramStart"/>
-      <w:r>
-        <w:rPr>
-          <w:sz w:val="22"/>
-          <w:szCs w:val="22"/>
-        </w:rPr>
-        <w:t>2 ;</w:t>
-      </w:r>
-      <w:proofErr w:type="gramEnd"/>
-      <w:r>
-        <w:rPr>
-          <w:sz w:val="22"/>
-          <w:szCs w:val="22"/>
-        </w:rPr>
-        <w:t xml:space="preserve">; siguiente </w:t>
-      </w:r>
-      <w:proofErr w:type="gramStart"/>
-      <w:r>
-        <w:rPr>
-          <w:sz w:val="22"/>
-          <w:szCs w:val="22"/>
-        </w:rPr>
-        <w:t>escena</w:t>
-      </w:r>
-      <w:r>
-        <w:rPr>
-          <w:sz w:val="22"/>
-          <w:szCs w:val="22"/>
-        </w:rPr>
-        <w:t xml:space="preserve"> ;</w:t>
-      </w:r>
-      <w:proofErr w:type="gramEnd"/>
-      <w:r>
-        <w:rPr>
-          <w:sz w:val="22"/>
-          <w:szCs w:val="22"/>
-        </w:rPr>
-        <w:t xml:space="preserve"> texto</w:t>
-      </w:r>
-    </w:p>
-    <w:p>
-      <w:pPr>
-        <w:spacing w:after="0"/>
-        <w:ind w:firstLine="708"/>
-        <w:rPr>
-          <w:sz w:val="22"/>
-          <w:szCs w:val="22"/>
-        </w:rPr>
-      </w:pPr>
-      <w:r>
-        <w:rPr>
-          <w:sz w:val="22"/>
-          <w:szCs w:val="22"/>
-        </w:rPr>
-        <w:t>key_opcion_</w:t>
-      </w:r>
-      <w:proofErr w:type="gramStart"/>
-      <w:r>
-        <w:rPr>
-          <w:sz w:val="22"/>
-          <w:szCs w:val="22"/>
-        </w:rPr>
-        <w:t>3 ;</w:t>
-      </w:r>
-      <w:proofErr w:type="gramEnd"/>
-      <w:r>
-        <w:rPr>
-          <w:sz w:val="22"/>
-          <w:szCs w:val="22"/>
-        </w:rPr>
-        <w:t xml:space="preserve"> punto</w:t>
-      </w:r>
-      <w:proofErr w:type="gramStart"/>
-      <w:r>
-        <w:rPr>
-          <w:sz w:val="22"/>
-          <w:szCs w:val="22"/>
-        </w:rPr>
-        <w:t>1:valor</w:t>
-      </w:r>
-      <w:proofErr w:type="gramEnd"/>
-      <w:r>
-        <w:rPr>
-          <w:sz w:val="22"/>
-          <w:szCs w:val="22"/>
-        </w:rPr>
-        <w:t>_punto1, punto</w:t>
-      </w:r>
-      <w:proofErr w:type="gramStart"/>
-      <w:r>
-        <w:rPr>
-          <w:sz w:val="22"/>
-          <w:szCs w:val="22"/>
-        </w:rPr>
-        <w:t>2:valor</w:t>
-      </w:r>
-      <w:proofErr w:type="gramEnd"/>
-      <w:r>
-        <w:rPr>
-          <w:sz w:val="22"/>
-          <w:szCs w:val="22"/>
-        </w:rPr>
-        <w:t>_punto</w:t>
-      </w:r>
-      <w:proofErr w:type="gramStart"/>
-      <w:r>
-        <w:rPr>
-          <w:sz w:val="22"/>
-          <w:szCs w:val="22"/>
-        </w:rPr>
-        <w:t>2 ;</w:t>
-      </w:r>
-      <w:proofErr w:type="gramEnd"/>
-      <w:r>
-        <w:rPr>
-          <w:sz w:val="22"/>
-          <w:szCs w:val="22"/>
-        </w:rPr>
-        <w:t xml:space="preserve"> siguiente </w:t>
-      </w:r>
-      <w:proofErr w:type="gramStart"/>
-      <w:r>
-        <w:rPr>
-          <w:sz w:val="22"/>
-          <w:szCs w:val="22"/>
-        </w:rPr>
-        <w:t xml:space="preserve">escena </w:t>
-      </w:r>
-      <w:r>
-        <w:rPr>
-          <w:sz w:val="22"/>
-          <w:szCs w:val="22"/>
-        </w:rPr>
-        <w:t>;</w:t>
-      </w:r>
-      <w:proofErr w:type="gramEnd"/>
-      <w:r>
-        <w:rPr>
-          <w:sz w:val="22"/>
-          <w:szCs w:val="22"/>
-        </w:rPr>
-        <w:t xml:space="preserve"> texto</w:t>
+        <w:t>; texto</w:t>
       </w:r>
     </w:p>
     <w:p>
@@ -12270,15 +10027,7 @@
     <w:p>
       <w:r>
         <w:tab/>
-        <w:t xml:space="preserve">Como se dijo anteriormente, también se pueden modificar los puntos, estos puntos pueden llevar el nombre que se desee, el único detalle es que debes asegurarte de escribirlo bien </w:t>
-      </w:r>
-      <w:proofErr w:type="gramStart"/>
-      <w:r>
-        <w:t>ya que</w:t>
-      </w:r>
-      <w:proofErr w:type="gramEnd"/>
-      <w:r>
-        <w:t xml:space="preserve"> si lo escribes mal, el motor lo interpretará como un punto distinto.</w:t>
+        <w:t>Como se dijo anteriormente, también se pueden modificar los puntos, estos puntos pueden llevar el nombre que se desee, el único detalle es que debes asegurarte de escribirlo bien ya que si lo escribes mal, el motor lo interpretará como un punto distinto.</w:t>
       </w:r>
     </w:p>
     <w:p>
@@ -12365,53 +10114,57 @@
       <w:r>
         <w:tab/>
       </w:r>
-      <w:proofErr w:type="spellStart"/>
       <w:r>
         <w:rPr>
           <w:highlight w:val="yellow"/>
         </w:rPr>
-        <w:t>give_</w:t>
-      </w:r>
-      <w:proofErr w:type="gramStart"/>
+        <w:t>give_sushi ; ; scene_B</w:t>
+      </w:r>
       <w:r>
         <w:rPr>
           <w:highlight w:val="yellow"/>
         </w:rPr>
-        <w:t>sushi</w:t>
-      </w:r>
-      <w:proofErr w:type="spellEnd"/>
+        <w:t xml:space="preserve"> </w:t>
+      </w:r>
       <w:r>
         <w:rPr>
           <w:highlight w:val="yellow"/>
         </w:rPr>
-        <w:t xml:space="preserve"> ;</w:t>
-      </w:r>
-      <w:proofErr w:type="gramEnd"/>
+        <w:t>;</w:t>
+      </w:r>
       <w:r>
         <w:rPr>
           <w:highlight w:val="yellow"/>
         </w:rPr>
-        <w:t xml:space="preserve"> ; </w:t>
-      </w:r>
-      <w:proofErr w:type="spellStart"/>
+        <w:t xml:space="preserve"> </w:t>
+      </w:r>
       <w:r>
         <w:rPr>
           <w:highlight w:val="yellow"/>
         </w:rPr>
-        <w:t>scene_</w:t>
-      </w:r>
-      <w:proofErr w:type="gramStart"/>
-      <w:r>
+        <w:t>Sushi</w:t>
+      </w:r>
+    </w:p>
+    <w:p>
+      <w:pPr>
+        <w:spacing w:after="0"/>
         <w:rPr>
           <w:highlight w:val="yellow"/>
         </w:rPr>
-        <w:t>B</w:t>
-      </w:r>
-      <w:proofErr w:type="spellEnd"/>
+      </w:pPr>
+      <w:r>
+        <w:tab/>
+      </w:r>
       <w:r>
         <w:rPr>
           <w:highlight w:val="yellow"/>
         </w:rPr>
+        <w:t>give_salad ; amistad : -1 ; scene_C</w:t>
+      </w:r>
+      <w:r>
+        <w:rPr>
+          <w:highlight w:val="yellow"/>
+        </w:rPr>
         <w:t xml:space="preserve"> </w:t>
       </w:r>
       <w:r>
@@ -12420,7 +10173,6 @@
         </w:rPr>
         <w:t>;</w:t>
       </w:r>
-      <w:proofErr w:type="gramEnd"/>
       <w:r>
         <w:rPr>
           <w:highlight w:val="yellow"/>
@@ -12431,207 +10183,34 @@
         <w:rPr>
           <w:highlight w:val="yellow"/>
         </w:rPr>
-        <w:t>Sushi</w:t>
+        <w:t>Ensalada</w:t>
       </w:r>
     </w:p>
     <w:p>
       <w:pPr>
         <w:spacing w:after="0"/>
+      </w:pPr>
+      <w:r>
+        <w:tab/>
+      </w:r>
+      <w:r>
         <w:rPr>
           <w:highlight w:val="yellow"/>
         </w:rPr>
-      </w:pPr>
-      <w:r>
-        <w:tab/>
-      </w:r>
-      <w:proofErr w:type="spellStart"/>
+        <w:t>give_beef ; amistad : 1 ; scene_D</w:t>
+      </w:r>
       <w:r>
         <w:rPr>
           <w:highlight w:val="yellow"/>
         </w:rPr>
-        <w:t>give_</w:t>
-      </w:r>
-      <w:proofErr w:type="gramStart"/>
+        <w:t xml:space="preserve"> </w:t>
+      </w:r>
       <w:r>
         <w:rPr>
           <w:highlight w:val="yellow"/>
         </w:rPr>
-        <w:t>salad</w:t>
-      </w:r>
-      <w:proofErr w:type="spellEnd"/>
-      <w:r>
-        <w:rPr>
-          <w:highlight w:val="yellow"/>
-        </w:rPr>
-        <w:t xml:space="preserve"> ;</w:t>
-      </w:r>
-      <w:proofErr w:type="gramEnd"/>
-      <w:r>
-        <w:rPr>
-          <w:highlight w:val="yellow"/>
-        </w:rPr>
-        <w:t xml:space="preserve"> </w:t>
-      </w:r>
-      <w:proofErr w:type="gramStart"/>
-      <w:r>
-        <w:rPr>
-          <w:highlight w:val="yellow"/>
-        </w:rPr>
-        <w:t>amistad :</w:t>
-      </w:r>
-      <w:proofErr w:type="gramEnd"/>
-      <w:r>
-        <w:rPr>
-          <w:highlight w:val="yellow"/>
-        </w:rPr>
-        <w:t xml:space="preserve"> -</w:t>
-      </w:r>
-      <w:proofErr w:type="gramStart"/>
-      <w:r>
-        <w:rPr>
-          <w:highlight w:val="yellow"/>
-        </w:rPr>
-        <w:t>1 ;</w:t>
-      </w:r>
-      <w:proofErr w:type="gramEnd"/>
-      <w:r>
-        <w:rPr>
-          <w:highlight w:val="yellow"/>
-        </w:rPr>
-        <w:t xml:space="preserve"> </w:t>
-      </w:r>
-      <w:proofErr w:type="spellStart"/>
-      <w:r>
-        <w:rPr>
-          <w:highlight w:val="yellow"/>
-        </w:rPr>
-        <w:t>scene_</w:t>
-      </w:r>
-      <w:proofErr w:type="gramStart"/>
-      <w:r>
-        <w:rPr>
-          <w:highlight w:val="yellow"/>
-        </w:rPr>
-        <w:t>C</w:t>
-      </w:r>
-      <w:proofErr w:type="spellEnd"/>
-      <w:r>
-        <w:rPr>
-          <w:highlight w:val="yellow"/>
-        </w:rPr>
-        <w:t xml:space="preserve"> </w:t>
-      </w:r>
-      <w:r>
-        <w:rPr>
-          <w:highlight w:val="yellow"/>
-        </w:rPr>
         <w:t>;</w:t>
       </w:r>
-      <w:proofErr w:type="gramEnd"/>
-      <w:r>
-        <w:rPr>
-          <w:highlight w:val="yellow"/>
-        </w:rPr>
-        <w:t xml:space="preserve"> </w:t>
-      </w:r>
-      <w:r>
-        <w:rPr>
-          <w:highlight w:val="yellow"/>
-        </w:rPr>
-        <w:t>Ensalada</w:t>
-      </w:r>
-    </w:p>
-    <w:p>
-      <w:pPr>
-        <w:spacing w:after="0"/>
-      </w:pPr>
-      <w:r>
-        <w:tab/>
-      </w:r>
-      <w:proofErr w:type="spellStart"/>
-      <w:r>
-        <w:rPr>
-          <w:highlight w:val="yellow"/>
-        </w:rPr>
-        <w:t>give_</w:t>
-      </w:r>
-      <w:proofErr w:type="gramStart"/>
-      <w:r>
-        <w:rPr>
-          <w:highlight w:val="yellow"/>
-        </w:rPr>
-        <w:t>beef</w:t>
-      </w:r>
-      <w:proofErr w:type="spellEnd"/>
-      <w:r>
-        <w:rPr>
-          <w:highlight w:val="yellow"/>
-        </w:rPr>
-        <w:t xml:space="preserve"> ;</w:t>
-      </w:r>
-      <w:proofErr w:type="gramEnd"/>
-      <w:r>
-        <w:rPr>
-          <w:highlight w:val="yellow"/>
-        </w:rPr>
-        <w:t xml:space="preserve"> </w:t>
-      </w:r>
-      <w:proofErr w:type="gramStart"/>
-      <w:r>
-        <w:rPr>
-          <w:highlight w:val="yellow"/>
-        </w:rPr>
-        <w:t>amistad :</w:t>
-      </w:r>
-      <w:proofErr w:type="gramEnd"/>
-      <w:r>
-        <w:rPr>
-          <w:highlight w:val="yellow"/>
-        </w:rPr>
-        <w:t xml:space="preserve"> </w:t>
-      </w:r>
-      <w:proofErr w:type="gramStart"/>
-      <w:r>
-        <w:rPr>
-          <w:highlight w:val="yellow"/>
-        </w:rPr>
-        <w:t>1 ;</w:t>
-      </w:r>
-      <w:proofErr w:type="gramEnd"/>
-      <w:r>
-        <w:rPr>
-          <w:highlight w:val="yellow"/>
-        </w:rPr>
-        <w:t xml:space="preserve"> </w:t>
-      </w:r>
-      <w:proofErr w:type="spellStart"/>
-      <w:r>
-        <w:rPr>
-          <w:highlight w:val="yellow"/>
-        </w:rPr>
-        <w:t>scene_</w:t>
-      </w:r>
-      <w:proofErr w:type="gramStart"/>
-      <w:r>
-        <w:rPr>
-          <w:highlight w:val="yellow"/>
-        </w:rPr>
-        <w:t>D</w:t>
-      </w:r>
-      <w:proofErr w:type="spellEnd"/>
-      <w:r>
-        <w:rPr>
-          <w:highlight w:val="yellow"/>
-        </w:rPr>
-        <w:t xml:space="preserve"> </w:t>
-      </w:r>
-      <w:r>
-        <w:rPr>
-          <w:highlight w:val="yellow"/>
-        </w:rPr>
-        <w:t>;</w:t>
-      </w:r>
-      <w:proofErr w:type="gramEnd"/>
       <w:r>
         <w:rPr>
           <w:highlight w:val="yellow"/>
@@ -12666,39 +10245,7 @@
         <w:t>consecuencias</w:t>
       </w:r>
       <w:r>
-        <w:t xml:space="preserve">, </w:t>
-      </w:r>
-      <w:proofErr w:type="gramStart"/>
-      <w:r>
-        <w:t>este caso son</w:t>
-      </w:r>
-      <w:proofErr w:type="gramEnd"/>
-      <w:r>
-        <w:t xml:space="preserve"> “</w:t>
-      </w:r>
-      <w:proofErr w:type="spellStart"/>
-      <w:r>
-        <w:t>give_sushi</w:t>
-      </w:r>
-      <w:proofErr w:type="spellEnd"/>
-      <w:r>
-        <w:t>”, “</w:t>
-      </w:r>
-      <w:proofErr w:type="spellStart"/>
-      <w:r>
-        <w:t>give_salad</w:t>
-      </w:r>
-      <w:proofErr w:type="spellEnd"/>
-      <w:r>
-        <w:t>” y “</w:t>
-      </w:r>
-      <w:proofErr w:type="spellStart"/>
-      <w:r>
-        <w:t>give_beef</w:t>
-      </w:r>
-      <w:proofErr w:type="spellEnd"/>
-      <w:r>
-        <w:t>”, estos identificadores jamás deben repetirse, o al menos, en la</w:t>
+        <w:t>, este caso son “give_sushi”, “give_salad” y “give_beef”, estos identificadores jamás deben repetirse, o al menos, en la</w:t>
       </w:r>
       <w:r>
         <w:t xml:space="preserve"> misma</w:t>
@@ -12733,15 +10280,7 @@
         <w:t>diálogos</w:t>
       </w:r>
       <w:r>
-        <w:t xml:space="preserve">, para agregar nuevos textos dependiendo del idioma, debemos seguir </w:t>
-      </w:r>
-      <w:proofErr w:type="gramStart"/>
-      <w:r>
-        <w:t>agregando ;</w:t>
-      </w:r>
-      <w:proofErr w:type="gramEnd"/>
-      <w:r>
-        <w:t xml:space="preserve"> y añadiendo los textos correspondientes al idioma.</w:t>
+        <w:t>, para agregar nuevos textos dependiendo del idioma, debemos seguir agregando ; y añadiendo los textos correspondientes al idioma.</w:t>
       </w:r>
     </w:p>
     <w:p>
@@ -12771,15 +10310,7 @@
         <w:t>y por decisión.</w:t>
       </w:r>
       <w:r>
-        <w:t xml:space="preserve"> Para estas condiciones se debe tener especial control sobre los valores posibles de los </w:t>
-      </w:r>
-      <w:proofErr w:type="gramStart"/>
-      <w:r>
-        <w:t>puntos</w:t>
-      </w:r>
-      <w:proofErr w:type="gramEnd"/>
-      <w:r>
-        <w:t xml:space="preserve"> así como los posibles diálogos y escenas pasadas, esto para saber si de verdad las condiciones que estás escribiendo se pueden cumplir. </w:t>
+        <w:t xml:space="preserve"> Para estas condiciones se debe tener especial control sobre los valores posibles de los puntos así como los posibles diálogos y escenas pasadas, esto para saber si de verdad las condiciones que estás escribiendo se pueden cumplir. </w:t>
       </w:r>
     </w:p>
     <w:p>
@@ -12854,16 +10385,22 @@
         <w:rPr>
           <w:highlight w:val="yellow"/>
         </w:rPr>
-        <w:t xml:space="preserve">#condition </w:t>
-      </w:r>
-      <w:proofErr w:type="spellStart"/>
+        <w:t>#condition points</w:t>
+      </w:r>
+    </w:p>
+    <w:p>
+      <w:pPr>
+        <w:spacing w:after="0"/>
+      </w:pPr>
+      <w:r>
+        <w:tab/>
+      </w:r>
       <w:r>
         <w:rPr>
           <w:highlight w:val="yellow"/>
         </w:rPr>
-        <w:t>points</w:t>
-      </w:r>
-      <w:proofErr w:type="spellEnd"/>
+        <w:t>exam_positive_grade ; calificación &gt; 10 ; aprobado</w:t>
+      </w:r>
     </w:p>
     <w:p>
       <w:pPr>
@@ -12872,83 +10409,11 @@
       <w:r>
         <w:tab/>
       </w:r>
-      <w:proofErr w:type="spellStart"/>
       <w:r>
         <w:rPr>
           <w:highlight w:val="yellow"/>
         </w:rPr>
-        <w:t>exam_positive_</w:t>
-      </w:r>
-      <w:proofErr w:type="gramStart"/>
-      <w:r>
-        <w:rPr>
-          <w:highlight w:val="yellow"/>
-        </w:rPr>
-        <w:t>grade</w:t>
-      </w:r>
-      <w:proofErr w:type="spellEnd"/>
-      <w:r>
-        <w:rPr>
-          <w:highlight w:val="yellow"/>
-        </w:rPr>
-        <w:t xml:space="preserve"> ;</w:t>
-      </w:r>
-      <w:proofErr w:type="gramEnd"/>
-      <w:r>
-        <w:rPr>
-          <w:highlight w:val="yellow"/>
-        </w:rPr>
-        <w:t xml:space="preserve"> calificación &gt; </w:t>
-      </w:r>
-      <w:proofErr w:type="gramStart"/>
-      <w:r>
-        <w:rPr>
-          <w:highlight w:val="yellow"/>
-        </w:rPr>
-        <w:t>10 ;</w:t>
-      </w:r>
-      <w:proofErr w:type="gramEnd"/>
-      <w:r>
-        <w:rPr>
-          <w:highlight w:val="yellow"/>
-        </w:rPr>
-        <w:t xml:space="preserve"> aprobado</w:t>
-      </w:r>
-    </w:p>
-    <w:p>
-      <w:pPr>
-        <w:spacing w:after="0"/>
-      </w:pPr>
-      <w:r>
-        <w:tab/>
-      </w:r>
-      <w:proofErr w:type="spellStart"/>
-      <w:r>
-        <w:rPr>
-          <w:highlight w:val="yellow"/>
-        </w:rPr>
-        <w:t>exam_negative_</w:t>
-      </w:r>
-      <w:proofErr w:type="gramStart"/>
-      <w:r>
-        <w:rPr>
-          <w:highlight w:val="yellow"/>
-        </w:rPr>
-        <w:t>grade</w:t>
-      </w:r>
-      <w:proofErr w:type="spellEnd"/>
-      <w:r>
-        <w:rPr>
-          <w:highlight w:val="yellow"/>
-        </w:rPr>
-        <w:t xml:space="preserve"> ;</w:t>
-      </w:r>
-      <w:proofErr w:type="gramEnd"/>
-      <w:r>
-        <w:rPr>
-          <w:highlight w:val="yellow"/>
-        </w:rPr>
-        <w:t xml:space="preserve"> ; reprobado</w:t>
+        <w:t>exam_negative_grade ; ; reprobado</w:t>
       </w:r>
     </w:p>
     <w:p>
@@ -13030,15 +10495,7 @@
         <w:ind w:firstLine="708"/>
       </w:pPr>
       <w:r>
-        <w:t xml:space="preserve">Como Atlax Renpy verifica todas las condiciones y si ninguna se cumple toma la última por defecto, no hace falta colocar condición en la última opción, </w:t>
-      </w:r>
-      <w:proofErr w:type="gramStart"/>
-      <w:r>
-        <w:t>ya que</w:t>
-      </w:r>
-      <w:proofErr w:type="gramEnd"/>
-      <w:r>
-        <w:t xml:space="preserve"> si no se cumple una, irá a la otra.</w:t>
+        <w:t>Como Atlax Renpy verifica todas las condiciones y si ninguna se cumple toma la última por defecto, no hace falta colocar condición en la última opción, ya que si no se cumple una, irá a la otra.</w:t>
       </w:r>
     </w:p>
     <w:p>
@@ -13059,16 +10516,8 @@
           <w:highlight w:val="yellow"/>
         </w:rPr>
         <w:lastRenderedPageBreak/>
-        <w:t xml:space="preserve">#condition </w:t>
-      </w:r>
-      <w:proofErr w:type="spellStart"/>
-      <w:r>
-        <w:rPr>
-          <w:highlight w:val="yellow"/>
-        </w:rPr>
-        <w:t>points</w:t>
-      </w:r>
-      <w:proofErr w:type="spellEnd"/>
+        <w:t>#condition points</w:t>
+      </w:r>
     </w:p>
     <w:p>
       <w:pPr>
@@ -13078,56 +10527,12 @@
           <w:highlight w:val="yellow"/>
         </w:rPr>
       </w:pPr>
-      <w:proofErr w:type="spellStart"/>
       <w:r>
         <w:rPr>
           <w:highlight w:val="yellow"/>
         </w:rPr>
-        <w:t>Katherine_route_good_</w:t>
-      </w:r>
-      <w:proofErr w:type="gramStart"/>
-      <w:r>
-        <w:rPr>
-          <w:highlight w:val="yellow"/>
-        </w:rPr>
-        <w:t>end</w:t>
-      </w:r>
-      <w:proofErr w:type="spellEnd"/>
-      <w:r>
-        <w:rPr>
-          <w:highlight w:val="yellow"/>
-        </w:rPr>
-        <w:t xml:space="preserve"> ;</w:t>
-      </w:r>
-      <w:proofErr w:type="gramEnd"/>
-      <w:r>
-        <w:rPr>
-          <w:highlight w:val="yellow"/>
-        </w:rPr>
-        <w:t xml:space="preserve"> amistad &gt; 18, calificación &gt; </w:t>
-      </w:r>
-      <w:proofErr w:type="gramStart"/>
-      <w:r>
-        <w:rPr>
-          <w:highlight w:val="yellow"/>
-        </w:rPr>
-        <w:t>10 ;</w:t>
-      </w:r>
-      <w:proofErr w:type="gramEnd"/>
-      <w:r>
-        <w:rPr>
-          <w:highlight w:val="yellow"/>
-        </w:rPr>
-        <w:t xml:space="preserve"> </w:t>
-      </w:r>
-      <w:proofErr w:type="spellStart"/>
-      <w:r>
-        <w:rPr>
-          <w:highlight w:val="yellow"/>
-        </w:rPr>
-        <w:t>final_bueno</w:t>
-      </w:r>
-      <w:proofErr w:type="spellEnd"/>
+        <w:t>Katherine_route_good_end ; amistad &gt; 18, calificación &gt; 10 ; final_bueno</w:t>
+      </w:r>
     </w:p>
     <w:p>
       <w:pPr>
@@ -13137,7 +10542,6 @@
           <w:highlight w:val="yellow"/>
         </w:rPr>
       </w:pPr>
-      <w:proofErr w:type="spellStart"/>
       <w:r>
         <w:rPr>
           <w:highlight w:val="yellow"/>
@@ -13154,123 +10558,50 @@
         <w:rPr>
           <w:highlight w:val="yellow"/>
         </w:rPr>
-        <w:t>_</w:t>
-      </w:r>
-      <w:proofErr w:type="gramStart"/>
+        <w:t xml:space="preserve">_end ; amistad &gt; </w:t>
+      </w:r>
       <w:r>
         <w:rPr>
           <w:highlight w:val="yellow"/>
         </w:rPr>
-        <w:t>end</w:t>
-      </w:r>
-      <w:proofErr w:type="spellEnd"/>
+        <w:t>12</w:t>
+      </w:r>
       <w:r>
         <w:rPr>
           <w:highlight w:val="yellow"/>
         </w:rPr>
-        <w:t xml:space="preserve"> ;</w:t>
-      </w:r>
-      <w:proofErr w:type="gramEnd"/>
+        <w:t xml:space="preserve">, </w:t>
+      </w:r>
       <w:r>
         <w:rPr>
           <w:highlight w:val="yellow"/>
         </w:rPr>
-        <w:t xml:space="preserve"> amistad &gt; </w:t>
+        <w:t>calificación &gt; 5</w:t>
       </w:r>
       <w:r>
         <w:rPr>
           <w:highlight w:val="yellow"/>
         </w:rPr>
-        <w:t>12</w:t>
+        <w:t xml:space="preserve"> ; final_</w:t>
       </w:r>
       <w:r>
         <w:rPr>
           <w:highlight w:val="yellow"/>
         </w:rPr>
-        <w:t xml:space="preserve">, </w:t>
-      </w:r>
-      <w:r>
-        <w:rPr>
-          <w:highlight w:val="yellow"/>
-        </w:rPr>
-        <w:t xml:space="preserve">calificación &gt; </w:t>
-      </w:r>
-      <w:proofErr w:type="gramStart"/>
-      <w:r>
-        <w:rPr>
-          <w:highlight w:val="yellow"/>
-        </w:rPr>
-        <w:t>5</w:t>
-      </w:r>
-      <w:r>
-        <w:rPr>
-          <w:highlight w:val="yellow"/>
-        </w:rPr>
-        <w:t xml:space="preserve"> ;</w:t>
-      </w:r>
-      <w:proofErr w:type="gramEnd"/>
-      <w:r>
-        <w:rPr>
-          <w:highlight w:val="yellow"/>
-        </w:rPr>
-        <w:t xml:space="preserve"> </w:t>
-      </w:r>
-      <w:proofErr w:type="spellStart"/>
-      <w:r>
-        <w:rPr>
-          <w:highlight w:val="yellow"/>
-        </w:rPr>
-        <w:t>final_</w:t>
-      </w:r>
-      <w:r>
-        <w:rPr>
-          <w:highlight w:val="yellow"/>
-        </w:rPr>
         <w:t>neutral</w:t>
       </w:r>
-      <w:proofErr w:type="spellEnd"/>
     </w:p>
     <w:p>
       <w:pPr>
         <w:spacing w:after="0"/>
         <w:ind w:firstLine="708"/>
       </w:pPr>
-      <w:proofErr w:type="spellStart"/>
       <w:r>
         <w:rPr>
           <w:highlight w:val="yellow"/>
         </w:rPr>
-        <w:t>Katherine_route_bad_</w:t>
-      </w:r>
-      <w:proofErr w:type="gramStart"/>
-      <w:r>
-        <w:rPr>
-          <w:highlight w:val="yellow"/>
-        </w:rPr>
-        <w:t>end</w:t>
-      </w:r>
-      <w:proofErr w:type="spellEnd"/>
-      <w:r>
-        <w:rPr>
-          <w:highlight w:val="yellow"/>
-        </w:rPr>
-        <w:t xml:space="preserve"> ;</w:t>
-      </w:r>
-      <w:proofErr w:type="gramEnd"/>
-      <w:r>
-        <w:rPr>
-          <w:highlight w:val="yellow"/>
-        </w:rPr>
-        <w:t xml:space="preserve"> ; </w:t>
-      </w:r>
-      <w:proofErr w:type="spellStart"/>
-      <w:r>
-        <w:rPr>
-          <w:highlight w:val="yellow"/>
-        </w:rPr>
-        <w:t>final_malo</w:t>
-      </w:r>
-      <w:proofErr w:type="spellEnd"/>
+        <w:t>Katherine_route_bad_end ; ; final_malo</w:t>
+      </w:r>
     </w:p>
     <w:p>
       <w:pPr>
@@ -13359,212 +10690,38 @@
       <w:r>
         <w:tab/>
       </w:r>
-      <w:proofErr w:type="spellStart"/>
       <w:r>
         <w:rPr>
           <w:highlight w:val="yellow"/>
         </w:rPr>
-        <w:t>sushi_</w:t>
-      </w:r>
-      <w:proofErr w:type="gramStart"/>
+        <w:t>sushi_gived ; give_sushi ; escena_B</w:t>
+      </w:r>
+    </w:p>
+    <w:p>
+      <w:pPr>
+        <w:spacing w:after="0"/>
+      </w:pPr>
+      <w:r>
+        <w:tab/>
+      </w:r>
       <w:r>
         <w:rPr>
           <w:highlight w:val="yellow"/>
         </w:rPr>
-        <w:t>gived</w:t>
-      </w:r>
-      <w:proofErr w:type="spellEnd"/>
-      <w:r>
-        <w:rPr>
-          <w:highlight w:val="yellow"/>
-        </w:rPr>
-        <w:t xml:space="preserve"> ;</w:t>
-      </w:r>
-      <w:proofErr w:type="gramEnd"/>
-      <w:r>
-        <w:rPr>
-          <w:highlight w:val="yellow"/>
-        </w:rPr>
-        <w:t xml:space="preserve"> </w:t>
-      </w:r>
-      <w:proofErr w:type="spellStart"/>
-      <w:r>
-        <w:rPr>
-          <w:highlight w:val="yellow"/>
-        </w:rPr>
-        <w:t>give_</w:t>
-      </w:r>
-      <w:proofErr w:type="gramStart"/>
-      <w:r>
-        <w:rPr>
-          <w:highlight w:val="yellow"/>
-        </w:rPr>
-        <w:t>sushi</w:t>
-      </w:r>
-      <w:proofErr w:type="spellEnd"/>
-      <w:r>
-        <w:rPr>
-          <w:highlight w:val="yellow"/>
-        </w:rPr>
-        <w:t xml:space="preserve"> ;</w:t>
-      </w:r>
-      <w:proofErr w:type="gramEnd"/>
-      <w:r>
-        <w:rPr>
-          <w:highlight w:val="yellow"/>
-        </w:rPr>
-        <w:t xml:space="preserve"> </w:t>
-      </w:r>
-      <w:proofErr w:type="spellStart"/>
-      <w:r>
-        <w:rPr>
-          <w:highlight w:val="yellow"/>
-        </w:rPr>
-        <w:t>escena_B</w:t>
-      </w:r>
-      <w:proofErr w:type="spellEnd"/>
-    </w:p>
-    <w:p>
-      <w:pPr>
-        <w:spacing w:after="0"/>
-      </w:pPr>
-      <w:r>
-        <w:tab/>
-      </w:r>
-      <w:proofErr w:type="spellStart"/>
-      <w:r>
-        <w:rPr>
-          <w:highlight w:val="yellow"/>
-        </w:rPr>
-        <w:t>salad_</w:t>
-      </w:r>
-      <w:proofErr w:type="gramStart"/>
-      <w:r>
-        <w:rPr>
-          <w:highlight w:val="yellow"/>
-        </w:rPr>
-        <w:t>gived</w:t>
-      </w:r>
-      <w:proofErr w:type="spellEnd"/>
-      <w:r>
-        <w:rPr>
-          <w:highlight w:val="yellow"/>
-        </w:rPr>
-        <w:t xml:space="preserve"> ;</w:t>
-      </w:r>
-      <w:proofErr w:type="gramEnd"/>
-      <w:r>
-        <w:rPr>
-          <w:highlight w:val="yellow"/>
-        </w:rPr>
-        <w:t xml:space="preserve"> </w:t>
-      </w:r>
-      <w:proofErr w:type="spellStart"/>
-      <w:r>
-        <w:rPr>
-          <w:highlight w:val="yellow"/>
-        </w:rPr>
-        <w:t>give_</w:t>
-      </w:r>
-      <w:proofErr w:type="gramStart"/>
-      <w:r>
-        <w:rPr>
-          <w:highlight w:val="yellow"/>
-        </w:rPr>
-        <w:t>salad</w:t>
-      </w:r>
-      <w:proofErr w:type="spellEnd"/>
-      <w:r>
-        <w:rPr>
-          <w:highlight w:val="yellow"/>
-        </w:rPr>
-        <w:t xml:space="preserve"> ;</w:t>
-      </w:r>
-      <w:proofErr w:type="gramEnd"/>
-      <w:r>
-        <w:rPr>
-          <w:highlight w:val="yellow"/>
-        </w:rPr>
-        <w:t xml:space="preserve"> </w:t>
-      </w:r>
-      <w:proofErr w:type="spellStart"/>
-      <w:r>
-        <w:rPr>
-          <w:highlight w:val="yellow"/>
-        </w:rPr>
-        <w:t>escena_C</w:t>
-      </w:r>
-      <w:proofErr w:type="spellEnd"/>
+        <w:t>salad_gived ; give_salad ; escena_C</w:t>
+      </w:r>
     </w:p>
     <w:p>
       <w:pPr>
         <w:spacing w:after="0"/>
         <w:ind w:firstLine="708"/>
       </w:pPr>
-      <w:proofErr w:type="spellStart"/>
       <w:r>
         <w:rPr>
           <w:highlight w:val="yellow"/>
         </w:rPr>
-        <w:t>beef_</w:t>
-      </w:r>
-      <w:proofErr w:type="gramStart"/>
-      <w:r>
-        <w:rPr>
-          <w:highlight w:val="yellow"/>
-        </w:rPr>
-        <w:t>gived</w:t>
-      </w:r>
-      <w:proofErr w:type="spellEnd"/>
-      <w:r>
-        <w:rPr>
-          <w:highlight w:val="yellow"/>
-        </w:rPr>
-        <w:t xml:space="preserve"> ;</w:t>
-      </w:r>
-      <w:proofErr w:type="gramEnd"/>
-      <w:r>
-        <w:rPr>
-          <w:highlight w:val="yellow"/>
-        </w:rPr>
-        <w:t xml:space="preserve"> </w:t>
-      </w:r>
-      <w:proofErr w:type="spellStart"/>
-      <w:r>
-        <w:rPr>
-          <w:highlight w:val="yellow"/>
-        </w:rPr>
-        <w:t>give_</w:t>
-      </w:r>
-      <w:proofErr w:type="gramStart"/>
-      <w:r>
-        <w:rPr>
-          <w:highlight w:val="yellow"/>
-        </w:rPr>
-        <w:t>beef</w:t>
-      </w:r>
-      <w:proofErr w:type="spellEnd"/>
-      <w:r>
-        <w:rPr>
-          <w:highlight w:val="yellow"/>
-        </w:rPr>
-        <w:t xml:space="preserve"> ;</w:t>
-      </w:r>
-      <w:proofErr w:type="gramEnd"/>
-      <w:r>
-        <w:rPr>
-          <w:highlight w:val="yellow"/>
-        </w:rPr>
-        <w:t xml:space="preserve"> </w:t>
-      </w:r>
-      <w:proofErr w:type="spellStart"/>
-      <w:r>
-        <w:rPr>
-          <w:highlight w:val="yellow"/>
-        </w:rPr>
-        <w:t>escena_D</w:t>
-      </w:r>
-      <w:proofErr w:type="spellEnd"/>
+        <w:t>beef_gived ; give_beef ; escena_D</w:t>
+      </w:r>
     </w:p>
     <w:p>
       <w:pPr>
@@ -13655,15 +10812,7 @@
     <w:p>
       <w:r>
         <w:tab/>
-        <w:t xml:space="preserve">Por </w:t>
-      </w:r>
-      <w:proofErr w:type="spellStart"/>
-      <w:r>
-        <w:t>ultimo</w:t>
-      </w:r>
-      <w:proofErr w:type="spellEnd"/>
-      <w:r>
-        <w:t>, también podremos bifurcar el juego dependiendo de las escenas que el jugador haya visto</w:t>
+        <w:t>Por ultimo, también podremos bifurcar el juego dependiendo de las escenas que el jugador haya visto</w:t>
       </w:r>
       <w:r>
         <w:t>, es similar a las condiciones por decisión solo que en este caso se va a utilizar los nombres de los archivos de control.</w:t>
@@ -13746,16 +10895,8 @@
         <w:rPr>
           <w:highlight w:val="yellow"/>
         </w:rPr>
-        <w:t xml:space="preserve">#condition </w:t>
-      </w:r>
-      <w:proofErr w:type="spellStart"/>
-      <w:r>
-        <w:rPr>
-          <w:highlight w:val="yellow"/>
-        </w:rPr>
-        <w:t>scene</w:t>
-      </w:r>
-      <w:proofErr w:type="spellEnd"/>
+        <w:t>#condition scene</w:t>
+      </w:r>
     </w:p>
     <w:p>
       <w:pPr>
@@ -13765,70 +10906,12 @@
           <w:highlight w:val="yellow"/>
         </w:rPr>
       </w:pPr>
-      <w:proofErr w:type="spellStart"/>
       <w:r>
         <w:rPr>
           <w:highlight w:val="yellow"/>
         </w:rPr>
-        <w:t>earthquake_lived_in_</w:t>
-      </w:r>
-      <w:proofErr w:type="gramStart"/>
-      <w:r>
-        <w:rPr>
-          <w:highlight w:val="yellow"/>
-        </w:rPr>
-        <w:t>home</w:t>
-      </w:r>
-      <w:proofErr w:type="spellEnd"/>
-      <w:r>
-        <w:rPr>
-          <w:highlight w:val="yellow"/>
-        </w:rPr>
-        <w:t xml:space="preserve"> ;</w:t>
-      </w:r>
-      <w:proofErr w:type="gramEnd"/>
-      <w:r>
-        <w:rPr>
-          <w:highlight w:val="yellow"/>
-        </w:rPr>
-        <w:t xml:space="preserve"> </w:t>
-      </w:r>
-      <w:proofErr w:type="spellStart"/>
-      <w:r>
-        <w:rPr>
-          <w:highlight w:val="yellow"/>
-        </w:rPr>
-        <w:t>earthquake_in_</w:t>
-      </w:r>
-      <w:proofErr w:type="gramStart"/>
-      <w:r>
-        <w:rPr>
-          <w:highlight w:val="yellow"/>
-        </w:rPr>
-        <w:t>home</w:t>
-      </w:r>
-      <w:proofErr w:type="spellEnd"/>
-      <w:r>
-        <w:rPr>
-          <w:highlight w:val="yellow"/>
-        </w:rPr>
-        <w:t xml:space="preserve"> ;</w:t>
-      </w:r>
-      <w:proofErr w:type="gramEnd"/>
-      <w:r>
-        <w:rPr>
-          <w:highlight w:val="yellow"/>
-        </w:rPr>
-        <w:t xml:space="preserve"> </w:t>
-      </w:r>
-      <w:proofErr w:type="spellStart"/>
-      <w:r>
-        <w:rPr>
-          <w:highlight w:val="yellow"/>
-        </w:rPr>
-        <w:t>tell_home_earthquake</w:t>
-      </w:r>
-      <w:proofErr w:type="spellEnd"/>
+        <w:t>earthquake_lived_in_home ; earthquake_in_home ; tell_home_earthquake</w:t>
+      </w:r>
     </w:p>
     <w:p>
       <w:pPr>
@@ -13838,174 +10921,68 @@
           <w:highlight w:val="yellow"/>
         </w:rPr>
       </w:pPr>
-      <w:proofErr w:type="spellStart"/>
       <w:r>
         <w:rPr>
           <w:highlight w:val="yellow"/>
         </w:rPr>
-        <w:t>earthquake_lived_in_</w:t>
-      </w:r>
-      <w:proofErr w:type="gramStart"/>
+        <w:t>earthquake_lived_in_shop ; earthquake_in_</w:t>
+      </w:r>
       <w:r>
         <w:rPr>
           <w:highlight w:val="yellow"/>
         </w:rPr>
         <w:t>shop</w:t>
       </w:r>
-      <w:proofErr w:type="spellEnd"/>
       <w:r>
         <w:rPr>
           <w:highlight w:val="yellow"/>
         </w:rPr>
-        <w:t xml:space="preserve"> ;</w:t>
-      </w:r>
-      <w:proofErr w:type="gramEnd"/>
+        <w:t xml:space="preserve"> ; tell_shop_earthquake</w:t>
+      </w:r>
+    </w:p>
+    <w:p>
+      <w:pPr>
+        <w:ind w:firstLine="708"/>
+      </w:pPr>
       <w:r>
         <w:rPr>
           <w:highlight w:val="yellow"/>
         </w:rPr>
-        <w:t xml:space="preserve"> </w:t>
-      </w:r>
-      <w:proofErr w:type="spellStart"/>
+        <w:t>earthquake_lived_in_gym ; earthquake_in</w:t>
+      </w:r>
       <w:r>
         <w:rPr>
           <w:highlight w:val="yellow"/>
         </w:rPr>
-        <w:t>earthquake_in_</w:t>
-      </w:r>
-      <w:proofErr w:type="gramStart"/>
+        <w:t>_gym</w:t>
+      </w:r>
       <w:r>
         <w:rPr>
           <w:highlight w:val="yellow"/>
         </w:rPr>
-        <w:t>shop</w:t>
-      </w:r>
-      <w:proofErr w:type="spellEnd"/>
-      <w:r>
-        <w:rPr>
-          <w:highlight w:val="yellow"/>
-        </w:rPr>
-        <w:t xml:space="preserve"> ;</w:t>
-      </w:r>
-      <w:proofErr w:type="gramEnd"/>
-      <w:r>
-        <w:rPr>
-          <w:highlight w:val="yellow"/>
-        </w:rPr>
-        <w:t xml:space="preserve"> </w:t>
-      </w:r>
-      <w:proofErr w:type="spellStart"/>
-      <w:r>
-        <w:rPr>
-          <w:highlight w:val="yellow"/>
-        </w:rPr>
-        <w:t>tell_shop_earthquake</w:t>
-      </w:r>
-      <w:proofErr w:type="spellEnd"/>
+        <w:t xml:space="preserve"> ; tell_gym_earthquake</w:t>
+      </w:r>
     </w:p>
     <w:p>
       <w:pPr>
         <w:ind w:firstLine="708"/>
       </w:pPr>
-      <w:proofErr w:type="spellStart"/>
-      <w:r>
-        <w:rPr>
-          <w:highlight w:val="yellow"/>
-        </w:rPr>
-        <w:t>earthquake_lived_in_</w:t>
-      </w:r>
-      <w:proofErr w:type="gramStart"/>
-      <w:r>
-        <w:rPr>
-          <w:highlight w:val="yellow"/>
-        </w:rPr>
-        <w:t>gym</w:t>
-      </w:r>
-      <w:proofErr w:type="spellEnd"/>
-      <w:r>
-        <w:rPr>
-          <w:highlight w:val="yellow"/>
-        </w:rPr>
-        <w:t xml:space="preserve"> ;</w:t>
-      </w:r>
-      <w:proofErr w:type="gramEnd"/>
-      <w:r>
-        <w:rPr>
-          <w:highlight w:val="yellow"/>
-        </w:rPr>
-        <w:t xml:space="preserve"> </w:t>
-      </w:r>
-      <w:proofErr w:type="spellStart"/>
-      <w:r>
-        <w:rPr>
-          <w:highlight w:val="yellow"/>
-        </w:rPr>
-        <w:t>earthquake_in</w:t>
-      </w:r>
-      <w:r>
-        <w:rPr>
-          <w:highlight w:val="yellow"/>
-        </w:rPr>
-        <w:t>_</w:t>
-      </w:r>
-      <w:proofErr w:type="gramStart"/>
-      <w:r>
-        <w:rPr>
-          <w:highlight w:val="yellow"/>
-        </w:rPr>
-        <w:t>gym</w:t>
-      </w:r>
-      <w:proofErr w:type="spellEnd"/>
-      <w:r>
-        <w:rPr>
-          <w:highlight w:val="yellow"/>
-        </w:rPr>
-        <w:t xml:space="preserve"> ;</w:t>
-      </w:r>
-      <w:proofErr w:type="gramEnd"/>
-      <w:r>
-        <w:rPr>
-          <w:highlight w:val="yellow"/>
-        </w:rPr>
-        <w:t xml:space="preserve"> </w:t>
-      </w:r>
-      <w:proofErr w:type="spellStart"/>
-      <w:r>
-        <w:rPr>
-          <w:highlight w:val="yellow"/>
-        </w:rPr>
-        <w:t>tell_gym_earthquake</w:t>
-      </w:r>
-      <w:proofErr w:type="spellEnd"/>
+      <w:r>
+        <w:t>Quizás sea algo confuso de entender, solo ten en cuenta que la primera columna es el identificador único de la opción que estamos escribiendo, la segunda es el nombre del archivo de control</w:t>
+      </w:r>
+      <w:r>
+        <w:t xml:space="preserve"> que el jugador debió haber jugado para escoger la opción</w:t>
+      </w:r>
+      <w:r>
+        <w:t xml:space="preserve"> y la tercera columna es el nombre del archivo de control del jugador contando cómo vivió el terremoto.</w:t>
+      </w:r>
     </w:p>
     <w:p>
       <w:pPr>
         <w:ind w:firstLine="708"/>
       </w:pPr>
       <w:r>
-        <w:t>Quizás sea algo confuso de entender, solo ten en cuenta que la primera columna es el identificador único de la opción que estamos escribiendo, la segunda es el nombre del archivo de control</w:t>
-      </w:r>
-      <w:r>
-        <w:t xml:space="preserve"> que el jugador debió haber jugado para escoger la opción</w:t>
-      </w:r>
-      <w:r>
-        <w:t xml:space="preserve"> y la tercera columna es el nombre del archivo de control del jugador contando cómo vivió el terremoto.</w:t>
-      </w:r>
-    </w:p>
-    <w:p>
-      <w:pPr>
-        <w:ind w:firstLine="708"/>
-      </w:pPr>
-      <w:r>
-        <w:t xml:space="preserve">De esa forma, el juego verifica ¿El jugador pasó por la escena “earthquake_in_home.csv”? Entonces lo mandamos a la escena </w:t>
-      </w:r>
-      <w:proofErr w:type="spellStart"/>
-      <w:r>
-        <w:t>tell_home_earthquake</w:t>
-      </w:r>
-      <w:proofErr w:type="spellEnd"/>
-      <w:r>
-        <w:t>. Y así sucesivamente con las demás opciones. Si ninguna se cumple se tomará la última.</w:t>
+        <w:t>De esa forma, el juego verifica ¿El jugador pasó por la escena “earthquake_in_home.csv”? Entonces lo mandamos a la escena tell_home_earthquake. Y así sucesivamente con las demás opciones. Si ninguna se cumple se tomará la última.</w:t>
       </w:r>
     </w:p>
     <w:p>
@@ -14031,21 +11008,8 @@
     <w:p>
       <w:r>
         <w:tab/>
-        <w:t xml:space="preserve">Estas transiciones irán separadas por </w:t>
-      </w:r>
-      <w:proofErr w:type="gramStart"/>
-      <w:r>
-        <w:t>un ;</w:t>
-      </w:r>
-      <w:proofErr w:type="gramEnd"/>
-      <w:r>
-        <w:t xml:space="preserve"> y sus parámetros </w:t>
-      </w:r>
-      <w:proofErr w:type="gramStart"/>
-      <w:r>
-        <w:t>por :</w:t>
-      </w:r>
-      <w:proofErr w:type="gramEnd"/>
+        <w:t>Estas transiciones irán separadas por un ; y sus parámetros por :</w:t>
+      </w:r>
     </w:p>
     <w:p>
       <w:pPr>
@@ -14059,457 +11023,117 @@
         <w:rPr>
           <w:highlight w:val="yellow"/>
         </w:rPr>
-        <w:t>#</w:t>
-      </w:r>
-      <w:proofErr w:type="gramStart"/>
+        <w:t>#decision ; fade : 1 : 3 : 1</w:t>
+      </w:r>
+      <w:r>
+        <w:t xml:space="preserve"> (Hace un fade entre escenas)</w:t>
+      </w:r>
+    </w:p>
+    <w:p>
+      <w:r>
+        <w:tab/>
+      </w:r>
       <w:r>
         <w:rPr>
           <w:highlight w:val="yellow"/>
         </w:rPr>
-        <w:t>decision ;</w:t>
-      </w:r>
-      <w:proofErr w:type="gramEnd"/>
+        <w:t>#linear ; video : nombre_del_video</w:t>
+      </w:r>
+      <w:r>
+        <w:t xml:space="preserve"> (Muestra un video antes de pasar a la siguiente secena)</w:t>
+      </w:r>
+    </w:p>
+    <w:p>
+      <w:r>
+        <w:tab/>
+        <w:t>Si se desea mostrar un video este debe estar en formato .webp.</w:t>
+      </w:r>
+    </w:p>
+    <w:p/>
+    <w:p>
+      <w:pPr>
+        <w:pStyle w:val="Ttulo3"/>
+      </w:pPr>
+      <w:r>
+        <w:t>Limpieza del juego</w:t>
+      </w:r>
+    </w:p>
+    <w:p>
+      <w:r>
+        <w:tab/>
+        <w:t>Por razones de ahorro de recursos es conveniente que de vez en cuando limpiemos nuestra escena, esto lo hacemos añadiendo la opción “clear” al final de un fin de diálogo, este debe ir separado por un ;</w:t>
+      </w:r>
+    </w:p>
+    <w:p>
+      <w:pPr>
+        <w:spacing w:after="0"/>
+      </w:pPr>
+      <w:r>
+        <w:tab/>
+      </w:r>
       <w:r>
         <w:rPr>
           <w:highlight w:val="yellow"/>
         </w:rPr>
-        <w:t xml:space="preserve"> </w:t>
-      </w:r>
-      <w:proofErr w:type="spellStart"/>
-      <w:proofErr w:type="gramStart"/>
+        <w:t xml:space="preserve">#decision ; video ; </w:t>
+      </w:r>
       <w:r>
         <w:rPr>
           <w:highlight w:val="yellow"/>
         </w:rPr>
-        <w:t>fade</w:t>
-      </w:r>
-      <w:proofErr w:type="spellEnd"/>
+        <w:t>sun_rising ; clear</w:t>
+      </w:r>
+      <w:r>
+        <w:t xml:space="preserve"> (Repro</w:t>
+      </w:r>
+      <w:r>
+        <w:t>d</w:t>
+      </w:r>
+      <w:r>
+        <w:t>uce el video sun_rising y luego limpia el juego)</w:t>
+      </w:r>
+    </w:p>
+    <w:p>
+      <w:pPr>
+        <w:spacing w:after="0"/>
+      </w:pPr>
+      <w:r>
+        <w:tab/>
+      </w:r>
       <w:r>
         <w:rPr>
           <w:highlight w:val="yellow"/>
         </w:rPr>
-        <w:t xml:space="preserve"> :</w:t>
-      </w:r>
-      <w:proofErr w:type="gramEnd"/>
+        <w:t>#condition scene ; fade : 1 : 2 : 1 ; clear</w:t>
+      </w:r>
+      <w:r>
+        <w:t xml:space="preserve"> (Hace un fa</w:t>
+      </w:r>
+      <w:r>
+        <w:t>d</w:t>
+      </w:r>
+      <w:r>
+        <w:t>e y luego limpia el juego)</w:t>
+      </w:r>
+    </w:p>
+    <w:p>
+      <w:r>
+        <w:tab/>
+      </w:r>
       <w:r>
         <w:rPr>
           <w:highlight w:val="yellow"/>
         </w:rPr>
-        <w:t xml:space="preserve"> </w:t>
-      </w:r>
-      <w:proofErr w:type="gramStart"/>
-      <w:r>
-        <w:rPr>
-          <w:highlight w:val="yellow"/>
-        </w:rPr>
-        <w:t>1 :</w:t>
-      </w:r>
-      <w:proofErr w:type="gramEnd"/>
-      <w:r>
-        <w:rPr>
-          <w:highlight w:val="yellow"/>
-        </w:rPr>
-        <w:t xml:space="preserve"> </w:t>
-      </w:r>
-      <w:proofErr w:type="gramStart"/>
-      <w:r>
-        <w:rPr>
-          <w:highlight w:val="yellow"/>
-        </w:rPr>
-        <w:t>3 :</w:t>
-      </w:r>
-      <w:proofErr w:type="gramEnd"/>
-      <w:r>
-        <w:rPr>
-          <w:highlight w:val="yellow"/>
-        </w:rPr>
-        <w:t xml:space="preserve"> 1</w:t>
-      </w:r>
-      <w:r>
-        <w:t xml:space="preserve"> (Hace un </w:t>
-      </w:r>
-      <w:proofErr w:type="spellStart"/>
-      <w:r>
-        <w:t>fade</w:t>
-      </w:r>
-      <w:proofErr w:type="spellEnd"/>
-      <w:r>
-        <w:t xml:space="preserve"> entre escenas)</w:t>
+        <w:t>#condition decisión ; ; clear</w:t>
+      </w:r>
+      <w:r>
+        <w:t xml:space="preserve"> (Limpiando sin hacer una transición)</w:t>
       </w:r>
     </w:p>
     <w:p>
       <w:r>
         <w:tab/>
-      </w:r>
-      <w:r>
-        <w:rPr>
-          <w:highlight w:val="yellow"/>
-        </w:rPr>
-        <w:t>#</w:t>
-      </w:r>
-      <w:proofErr w:type="gramStart"/>
-      <w:r>
-        <w:rPr>
-          <w:highlight w:val="yellow"/>
-        </w:rPr>
-        <w:t>linear ;</w:t>
-      </w:r>
-      <w:proofErr w:type="gramEnd"/>
-      <w:r>
-        <w:rPr>
-          <w:highlight w:val="yellow"/>
-        </w:rPr>
-        <w:t xml:space="preserve"> </w:t>
-      </w:r>
-      <w:proofErr w:type="gramStart"/>
-      <w:r>
-        <w:rPr>
-          <w:highlight w:val="yellow"/>
-        </w:rPr>
-        <w:t>video :</w:t>
-      </w:r>
-      <w:proofErr w:type="gramEnd"/>
-      <w:r>
-        <w:rPr>
-          <w:highlight w:val="yellow"/>
-        </w:rPr>
-        <w:t xml:space="preserve"> </w:t>
-      </w:r>
-      <w:proofErr w:type="spellStart"/>
-      <w:r>
-        <w:rPr>
-          <w:highlight w:val="yellow"/>
-        </w:rPr>
-        <w:t>nombre_del_video</w:t>
-      </w:r>
-      <w:proofErr w:type="spellEnd"/>
-      <w:r>
-        <w:t xml:space="preserve"> (Muestra un video antes de pasar a la siguiente </w:t>
-      </w:r>
-      <w:proofErr w:type="spellStart"/>
-      <w:r>
-        <w:t>secena</w:t>
-      </w:r>
-      <w:proofErr w:type="spellEnd"/>
-      <w:r>
-        <w:t>)</w:t>
-      </w:r>
-    </w:p>
-    <w:p>
-      <w:r>
-        <w:tab/>
-        <w:t xml:space="preserve">Si se desea mostrar un video este debe estar en </w:t>
-      </w:r>
-      <w:proofErr w:type="gramStart"/>
-      <w:r>
-        <w:t>formato .</w:t>
-      </w:r>
-      <w:proofErr w:type="spellStart"/>
-      <w:r>
-        <w:t>webp</w:t>
-      </w:r>
-      <w:proofErr w:type="spellEnd"/>
-      <w:proofErr w:type="gramEnd"/>
-      <w:r>
-        <w:t>.</w:t>
-      </w:r>
-    </w:p>
-    <w:p/>
-    <w:p>
-      <w:pPr>
-        <w:pStyle w:val="Ttulo3"/>
-      </w:pPr>
-      <w:r>
-        <w:t>Limpieza del juego</w:t>
-      </w:r>
-    </w:p>
-    <w:p>
-      <w:r>
-        <w:tab/>
-        <w:t>Por razones de ahorro de recursos es conveniente que de vez en cuando limpiemos nuestra escena, esto lo hacemos añadiendo la opción “</w:t>
-      </w:r>
-      <w:proofErr w:type="spellStart"/>
-      <w:r>
-        <w:t>clear</w:t>
-      </w:r>
-      <w:proofErr w:type="spellEnd"/>
-      <w:r>
-        <w:t xml:space="preserve">” al final de un fin de diálogo, este debe ir separado por </w:t>
-      </w:r>
-      <w:proofErr w:type="gramStart"/>
-      <w:r>
-        <w:t>un ;</w:t>
-      </w:r>
-      <w:proofErr w:type="gramEnd"/>
-    </w:p>
-    <w:p>
-      <w:pPr>
-        <w:spacing w:after="0"/>
-      </w:pPr>
-      <w:r>
-        <w:tab/>
-      </w:r>
-      <w:r>
-        <w:rPr>
-          <w:highlight w:val="yellow"/>
-        </w:rPr>
-        <w:t>#</w:t>
-      </w:r>
-      <w:proofErr w:type="gramStart"/>
-      <w:r>
-        <w:rPr>
-          <w:highlight w:val="yellow"/>
-        </w:rPr>
-        <w:t>decision ;</w:t>
-      </w:r>
-      <w:proofErr w:type="gramEnd"/>
-      <w:r>
-        <w:rPr>
-          <w:highlight w:val="yellow"/>
-        </w:rPr>
-        <w:t xml:space="preserve"> </w:t>
-      </w:r>
-      <w:proofErr w:type="gramStart"/>
-      <w:r>
-        <w:rPr>
-          <w:highlight w:val="yellow"/>
-        </w:rPr>
-        <w:t>video ;</w:t>
-      </w:r>
-      <w:proofErr w:type="gramEnd"/>
-      <w:r>
-        <w:rPr>
-          <w:highlight w:val="yellow"/>
-        </w:rPr>
-        <w:t xml:space="preserve"> </w:t>
-      </w:r>
-      <w:proofErr w:type="spellStart"/>
-      <w:r>
-        <w:rPr>
-          <w:highlight w:val="yellow"/>
-        </w:rPr>
-        <w:t>sun_</w:t>
-      </w:r>
-      <w:proofErr w:type="gramStart"/>
-      <w:r>
-        <w:rPr>
-          <w:highlight w:val="yellow"/>
-        </w:rPr>
-        <w:t>rising</w:t>
-      </w:r>
-      <w:proofErr w:type="spellEnd"/>
-      <w:r>
-        <w:rPr>
-          <w:highlight w:val="yellow"/>
-        </w:rPr>
-        <w:t xml:space="preserve"> ;</w:t>
-      </w:r>
-      <w:proofErr w:type="gramEnd"/>
-      <w:r>
-        <w:rPr>
-          <w:highlight w:val="yellow"/>
-        </w:rPr>
-        <w:t xml:space="preserve"> </w:t>
-      </w:r>
-      <w:proofErr w:type="spellStart"/>
-      <w:r>
-        <w:rPr>
-          <w:highlight w:val="yellow"/>
-        </w:rPr>
-        <w:t>clear</w:t>
-      </w:r>
-      <w:proofErr w:type="spellEnd"/>
-      <w:r>
-        <w:t xml:space="preserve"> (Repro</w:t>
-      </w:r>
-      <w:r>
-        <w:t>d</w:t>
-      </w:r>
-      <w:r>
-        <w:t xml:space="preserve">uce el video </w:t>
-      </w:r>
-      <w:proofErr w:type="spellStart"/>
-      <w:r>
-        <w:t>sun_rising</w:t>
-      </w:r>
-      <w:proofErr w:type="spellEnd"/>
-      <w:r>
-        <w:t xml:space="preserve"> y luego limpia el juego)</w:t>
-      </w:r>
-    </w:p>
-    <w:p>
-      <w:pPr>
-        <w:spacing w:after="0"/>
-      </w:pPr>
-      <w:r>
-        <w:tab/>
-      </w:r>
-      <w:r>
-        <w:rPr>
-          <w:highlight w:val="yellow"/>
-        </w:rPr>
-        <w:t xml:space="preserve">#condition </w:t>
-      </w:r>
-      <w:proofErr w:type="spellStart"/>
-      <w:proofErr w:type="gramStart"/>
-      <w:r>
-        <w:rPr>
-          <w:highlight w:val="yellow"/>
-        </w:rPr>
-        <w:t>scene</w:t>
-      </w:r>
-      <w:proofErr w:type="spellEnd"/>
-      <w:r>
-        <w:rPr>
-          <w:highlight w:val="yellow"/>
-        </w:rPr>
-        <w:t xml:space="preserve"> ;</w:t>
-      </w:r>
-      <w:proofErr w:type="gramEnd"/>
-      <w:r>
-        <w:rPr>
-          <w:highlight w:val="yellow"/>
-        </w:rPr>
-        <w:t xml:space="preserve"> </w:t>
-      </w:r>
-      <w:proofErr w:type="spellStart"/>
-      <w:proofErr w:type="gramStart"/>
-      <w:r>
-        <w:rPr>
-          <w:highlight w:val="yellow"/>
-        </w:rPr>
-        <w:t>fade</w:t>
-      </w:r>
-      <w:proofErr w:type="spellEnd"/>
-      <w:r>
-        <w:rPr>
-          <w:highlight w:val="yellow"/>
-        </w:rPr>
-        <w:t xml:space="preserve"> :</w:t>
-      </w:r>
-      <w:proofErr w:type="gramEnd"/>
-      <w:r>
-        <w:rPr>
-          <w:highlight w:val="yellow"/>
-        </w:rPr>
-        <w:t xml:space="preserve"> </w:t>
-      </w:r>
-      <w:proofErr w:type="gramStart"/>
-      <w:r>
-        <w:rPr>
-          <w:highlight w:val="yellow"/>
-        </w:rPr>
-        <w:t>1 :</w:t>
-      </w:r>
-      <w:proofErr w:type="gramEnd"/>
-      <w:r>
-        <w:rPr>
-          <w:highlight w:val="yellow"/>
-        </w:rPr>
-        <w:t xml:space="preserve"> </w:t>
-      </w:r>
-      <w:proofErr w:type="gramStart"/>
-      <w:r>
-        <w:rPr>
-          <w:highlight w:val="yellow"/>
-        </w:rPr>
-        <w:t>2 :</w:t>
-      </w:r>
-      <w:proofErr w:type="gramEnd"/>
-      <w:r>
-        <w:rPr>
-          <w:highlight w:val="yellow"/>
-        </w:rPr>
-        <w:t xml:space="preserve"> </w:t>
-      </w:r>
-      <w:proofErr w:type="gramStart"/>
-      <w:r>
-        <w:rPr>
-          <w:highlight w:val="yellow"/>
-        </w:rPr>
-        <w:t>1 ;</w:t>
-      </w:r>
-      <w:proofErr w:type="gramEnd"/>
-      <w:r>
-        <w:rPr>
-          <w:highlight w:val="yellow"/>
-        </w:rPr>
-        <w:t xml:space="preserve"> </w:t>
-      </w:r>
-      <w:proofErr w:type="spellStart"/>
-      <w:r>
-        <w:rPr>
-          <w:highlight w:val="yellow"/>
-        </w:rPr>
-        <w:t>clear</w:t>
-      </w:r>
-      <w:proofErr w:type="spellEnd"/>
-      <w:r>
-        <w:t xml:space="preserve"> (Hace un </w:t>
-      </w:r>
-      <w:proofErr w:type="spellStart"/>
-      <w:r>
-        <w:t>fa</w:t>
-      </w:r>
-      <w:r>
-        <w:t>d</w:t>
-      </w:r>
-      <w:r>
-        <w:t>e</w:t>
-      </w:r>
-      <w:proofErr w:type="spellEnd"/>
-      <w:r>
-        <w:t xml:space="preserve"> y luego limpia el juego)</w:t>
-      </w:r>
-    </w:p>
-    <w:p>
-      <w:r>
-        <w:tab/>
-      </w:r>
-      <w:r>
-        <w:rPr>
-          <w:highlight w:val="yellow"/>
-        </w:rPr>
-        <w:t xml:space="preserve">#condition </w:t>
-      </w:r>
-      <w:proofErr w:type="gramStart"/>
-      <w:r>
-        <w:rPr>
-          <w:highlight w:val="yellow"/>
-        </w:rPr>
-        <w:t>decisión ;</w:t>
-      </w:r>
-      <w:proofErr w:type="gramEnd"/>
-      <w:r>
-        <w:rPr>
-          <w:highlight w:val="yellow"/>
-        </w:rPr>
-        <w:t xml:space="preserve"> ; </w:t>
-      </w:r>
-      <w:proofErr w:type="spellStart"/>
-      <w:r>
-        <w:rPr>
-          <w:highlight w:val="yellow"/>
-        </w:rPr>
-        <w:t>clear</w:t>
-      </w:r>
-      <w:proofErr w:type="spellEnd"/>
-      <w:r>
-        <w:t xml:space="preserve"> (Limpiando sin hacer una transición)</w:t>
-      </w:r>
-    </w:p>
-    <w:p>
-      <w:r>
-        <w:tab/>
-        <w:t xml:space="preserve">Siempre que se vaya a pasar de una escena a otra de forma limpia, es decir, sin personajes en pantalla y sin cambio de fondo, es conveniente siempre agregar el parámetro </w:t>
-      </w:r>
-      <w:proofErr w:type="spellStart"/>
-      <w:r>
-        <w:t>clear</w:t>
-      </w:r>
-      <w:proofErr w:type="spellEnd"/>
-      <w:r>
-        <w:t xml:space="preserve"> para ahorrar recursos al dispositivo.</w:t>
+        <w:t>Siempre que se vaya a pasar de una escena a otra de forma limpia, es decir, sin personajes en pantalla y sin cambio de fondo, es conveniente siempre agregar el parámetro clear para ahorrar recursos al dispositivo.</w:t>
       </w:r>
     </w:p>
     <w:p/>
@@ -14569,47 +11193,13 @@
       <w:r>
         <w:t xml:space="preserve">La configuración de esta encriptación la podremos encontrar en el archivo </w:t>
       </w:r>
-      <w:proofErr w:type="spellStart"/>
       <w:r>
         <w:rPr>
           <w:i/>
           <w:iCs/>
         </w:rPr>
-        <w:t>game</w:t>
-      </w:r>
-      <w:proofErr w:type="spellEnd"/>
-      <w:r>
-        <w:rPr>
-          <w:i/>
-          <w:iCs/>
-        </w:rPr>
-        <w:t>/</w:t>
-      </w:r>
-      <w:proofErr w:type="spellStart"/>
-      <w:r>
-        <w:rPr>
-          <w:i/>
-          <w:iCs/>
-        </w:rPr>
-        <w:t>definitions</w:t>
-      </w:r>
-      <w:proofErr w:type="spellEnd"/>
-      <w:r>
-        <w:rPr>
-          <w:i/>
-          <w:iCs/>
-        </w:rPr>
-        <w:t>/</w:t>
-      </w:r>
-      <w:proofErr w:type="spellStart"/>
-      <w:r>
-        <w:rPr>
-          <w:i/>
-          <w:iCs/>
-        </w:rPr>
-        <w:t>AtlaxEncryptionKey.example.rpy</w:t>
-      </w:r>
-      <w:proofErr w:type="spellEnd"/>
+        <w:t>game/definitions/AtlaxEncryptionKey.example.rpy</w:t>
+      </w:r>
       <w:r>
         <w:rPr>
           <w:i/>
@@ -14684,21 +11274,10 @@
         <w:ind w:firstLine="708"/>
       </w:pPr>
       <w:r>
-        <w:t xml:space="preserve">Si </w:t>
-      </w:r>
-      <w:r>
-        <w:t xml:space="preserve">requireSceneEncryption </w:t>
-      </w:r>
-      <w:r>
-        <w:t xml:space="preserve">dice True, significa que el motor espera que los archivos de control estén encriptados, por lo </w:t>
-      </w:r>
-      <w:proofErr w:type="gramStart"/>
-      <w:r>
-        <w:t>tanto</w:t>
-      </w:r>
-      <w:proofErr w:type="gramEnd"/>
-      <w:r>
-        <w:t xml:space="preserve"> los desencriptará utilizando el atlax_encryption_key.</w:t>
+        <w:t xml:space="preserve">Si requireSceneEncryption </w:t>
+      </w:r>
+      <w:r>
+        <w:t>dice True, significa que el motor espera que los archivos de control estén encriptados, por lo tanto los desencriptará utilizando el atlax_encryption_key.</w:t>
       </w:r>
     </w:p>
     <w:p>
@@ -14707,18 +11286,10 @@
         <w:t xml:space="preserve">Si </w:t>
       </w:r>
       <w:r>
-        <w:t xml:space="preserve">requireSceneEncryption </w:t>
-      </w:r>
-      <w:proofErr w:type="gramStart"/>
-      <w:r>
-        <w:t>dice</w:t>
-      </w:r>
-      <w:r>
-        <w:t xml:space="preserve">  False</w:t>
-      </w:r>
-      <w:proofErr w:type="gramEnd"/>
-      <w:r>
-        <w:t>, el motor asumirá que los archivos no están encriptados y los leerá tal cual.</w:t>
+        <w:t>requireSceneEncryption dice</w:t>
+      </w:r>
+      <w:r>
+        <w:t xml:space="preserve">  False, el motor asumirá que los archivos no están encriptados y los leerá tal cual.</w:t>
       </w:r>
     </w:p>
     <w:p>
@@ -14920,48 +11491,15 @@
         <w:pStyle w:val="Ttulo1"/>
       </w:pPr>
       <w:bookmarkStart w:id="19" w:name="_Toc199261572"/>
-      <w:proofErr w:type="spellStart"/>
       <w:r>
         <w:t>Testing</w:t>
       </w:r>
       <w:bookmarkEnd w:id="19"/>
-      <w:proofErr w:type="spellEnd"/>
     </w:p>
     <w:p>
       <w:r>
         <w:tab/>
-      </w:r>
-      <w:proofErr w:type="spellStart"/>
-      <w:r>
-        <w:t>Atlax</w:t>
-      </w:r>
-      <w:proofErr w:type="spellEnd"/>
-      <w:r>
-        <w:t xml:space="preserve"> </w:t>
-      </w:r>
-      <w:proofErr w:type="spellStart"/>
-      <w:r>
-        <w:t>Renpy</w:t>
-      </w:r>
-      <w:proofErr w:type="spellEnd"/>
-      <w:r>
-        <w:t xml:space="preserve"> no ofrece ninguna herramienta específica para facilitar la fase de </w:t>
-      </w:r>
-      <w:proofErr w:type="spellStart"/>
-      <w:r>
-        <w:t>testing</w:t>
-      </w:r>
-      <w:proofErr w:type="spellEnd"/>
-      <w:r>
-        <w:t xml:space="preserve"> de tu novela visual, sin </w:t>
-      </w:r>
-      <w:proofErr w:type="gramStart"/>
-      <w:r>
-        <w:t>embargo</w:t>
-      </w:r>
-      <w:proofErr w:type="gramEnd"/>
-      <w:r>
-        <w:t xml:space="preserve"> aquí dejaré algunas estrategias para agilizar el testeo de tus escenas.</w:t>
+        <w:t>Atlax Renpy no ofrece ninguna herramienta específica para facilitar la fase de testing de tu novela visual, sin embargo aquí dejaré algunas estrategias para agilizar el testeo de tus escenas.</w:t>
       </w:r>
     </w:p>
     <w:p>
@@ -15131,210 +11669,84 @@
     <w:p>
       <w:r>
         <w:tab/>
-        <w:t xml:space="preserve">La personalización de </w:t>
-      </w:r>
-      <w:proofErr w:type="spellStart"/>
-      <w:r>
-        <w:t>Atlax</w:t>
-      </w:r>
-      <w:proofErr w:type="spellEnd"/>
-      <w:r>
-        <w:t xml:space="preserve"> </w:t>
-      </w:r>
-      <w:proofErr w:type="spellStart"/>
-      <w:r>
-        <w:t>Renpy</w:t>
-      </w:r>
-      <w:proofErr w:type="spellEnd"/>
-      <w:r>
-        <w:t xml:space="preserve"> es la misma que podrías hacer utilizando </w:t>
-      </w:r>
-      <w:proofErr w:type="spellStart"/>
-      <w:r>
-        <w:t>Renpy</w:t>
-      </w:r>
-      <w:proofErr w:type="spellEnd"/>
-      <w:r>
-        <w:t xml:space="preserve"> puro, lo único personalizable son algunos aspectos que requieren de ciertos conocimientos de programación, los archivos destinados a personalización son </w:t>
-      </w:r>
-      <w:proofErr w:type="spellStart"/>
+        <w:t xml:space="preserve">La personalización de Atlax Renpy es la misma que podrías hacer utilizando Renpy puro, lo único personalizable son algunos aspectos que requieren de ciertos conocimientos de programación, los archivos destinados a personalización son </w:t>
+      </w:r>
       <w:r>
         <w:rPr>
           <w:i/>
           <w:iCs/>
         </w:rPr>
-        <w:t>game</w:t>
-      </w:r>
-      <w:proofErr w:type="spellEnd"/>
+        <w:t>game/definitions/configDefine.rpy</w:t>
+      </w:r>
+      <w:r>
+        <w:t xml:space="preserve"> para definir configuraciones específicas de Renpy y el archivo </w:t>
+      </w:r>
       <w:r>
         <w:rPr>
           <w:i/>
           <w:iCs/>
         </w:rPr>
-        <w:t>/</w:t>
-      </w:r>
-      <w:proofErr w:type="spellStart"/>
+        <w:t>game/animations/animations.rpy</w:t>
+      </w:r>
+      <w:r>
+        <w:t xml:space="preserve"> para crear animaciones personalizadas en los personajes</w:t>
+      </w:r>
+      <w:r>
+        <w:t>.</w:t>
+      </w:r>
+    </w:p>
+    <w:p>
+      <w:r>
+        <w:tab/>
+        <w:t xml:space="preserve">Para implementar animaciones personalizadas, primero debes definirlas en </w:t>
+      </w:r>
       <w:r>
         <w:rPr>
           <w:i/>
           <w:iCs/>
         </w:rPr>
-        <w:t>definitions</w:t>
-      </w:r>
-      <w:proofErr w:type="spellEnd"/>
+        <w:t>animations.rpy</w:t>
+      </w:r>
+      <w:r>
+        <w:t xml:space="preserve"> y luego ir a </w:t>
+      </w:r>
       <w:r>
         <w:rPr>
           <w:i/>
           <w:iCs/>
         </w:rPr>
-        <w:t>/</w:t>
-      </w:r>
-      <w:proofErr w:type="spellStart"/>
+        <w:t>game/managers/EventManager.rpy</w:t>
+      </w:r>
+      <w:r>
+        <w:t xml:space="preserve">, agregar el nombre de la animación en la variable </w:t>
+      </w:r>
       <w:r>
         <w:rPr>
           <w:i/>
           <w:iCs/>
         </w:rPr>
-        <w:t>configDefine.rpy</w:t>
-      </w:r>
-      <w:proofErr w:type="spellEnd"/>
-      <w:r>
-        <w:t xml:space="preserve"> para definir configuraciones específicas de </w:t>
-      </w:r>
-      <w:proofErr w:type="spellStart"/>
-      <w:r>
-        <w:t>Renpy</w:t>
-      </w:r>
-      <w:proofErr w:type="spellEnd"/>
-      <w:r>
-        <w:t xml:space="preserve"> y el archivo </w:t>
-      </w:r>
-      <w:proofErr w:type="spellStart"/>
+        <w:t>characterAnimations</w:t>
+      </w:r>
+      <w:r>
+        <w:t xml:space="preserve"> y luego relacionarla con la animación mediante la variable </w:t>
+      </w:r>
       <w:r>
         <w:rPr>
           <w:i/>
           <w:iCs/>
         </w:rPr>
-        <w:t>game</w:t>
-      </w:r>
-      <w:proofErr w:type="spellEnd"/>
+        <w:t>oneParameterEvents</w:t>
+      </w:r>
+      <w:r>
+        <w:t xml:space="preserve"> o </w:t>
+      </w:r>
       <w:r>
         <w:rPr>
           <w:i/>
           <w:iCs/>
         </w:rPr>
-        <w:t>/</w:t>
-      </w:r>
-      <w:proofErr w:type="spellStart"/>
-      <w:r>
-        <w:rPr>
-          <w:i/>
-          <w:iCs/>
-        </w:rPr>
-        <w:t>animations</w:t>
-      </w:r>
-      <w:proofErr w:type="spellEnd"/>
-      <w:r>
-        <w:rPr>
-          <w:i/>
-          <w:iCs/>
-        </w:rPr>
-        <w:t>/</w:t>
-      </w:r>
-      <w:proofErr w:type="spellStart"/>
-      <w:r>
-        <w:rPr>
-          <w:i/>
-          <w:iCs/>
-        </w:rPr>
-        <w:t>animations.rpy</w:t>
-      </w:r>
-      <w:proofErr w:type="spellEnd"/>
-      <w:r>
-        <w:t xml:space="preserve"> para crear animaciones personalizadas en los personajes</w:t>
-      </w:r>
-      <w:r>
-        <w:t>.</w:t>
-      </w:r>
-    </w:p>
-    <w:p>
-      <w:r>
-        <w:tab/>
-        <w:t xml:space="preserve">Para implementar animaciones personalizadas, primero debes definirlas en </w:t>
-      </w:r>
-      <w:proofErr w:type="spellStart"/>
-      <w:r>
-        <w:rPr>
-          <w:i/>
-          <w:iCs/>
-        </w:rPr>
-        <w:t>animations.rpy</w:t>
-      </w:r>
-      <w:proofErr w:type="spellEnd"/>
-      <w:r>
-        <w:t xml:space="preserve"> y luego ir a </w:t>
-      </w:r>
-      <w:proofErr w:type="spellStart"/>
-      <w:r>
-        <w:rPr>
-          <w:i/>
-          <w:iCs/>
-        </w:rPr>
-        <w:t>game</w:t>
-      </w:r>
-      <w:proofErr w:type="spellEnd"/>
-      <w:r>
-        <w:rPr>
-          <w:i/>
-          <w:iCs/>
-        </w:rPr>
-        <w:t>/managers/</w:t>
-      </w:r>
-      <w:proofErr w:type="spellStart"/>
-      <w:r>
-        <w:rPr>
-          <w:i/>
-          <w:iCs/>
-        </w:rPr>
-        <w:t>EventManager.rpy</w:t>
-      </w:r>
-      <w:proofErr w:type="spellEnd"/>
-      <w:r>
-        <w:t xml:space="preserve">, agregar el nombre de la animación en la variable </w:t>
-      </w:r>
-      <w:proofErr w:type="spellStart"/>
-      <w:r>
-        <w:rPr>
-          <w:i/>
-          <w:iCs/>
-        </w:rPr>
-        <w:t>characterAnimations</w:t>
-      </w:r>
-      <w:proofErr w:type="spellEnd"/>
-      <w:r>
-        <w:t xml:space="preserve"> y luego relacionarla con la animación mediante la variable </w:t>
-      </w:r>
-      <w:proofErr w:type="spellStart"/>
-      <w:r>
-        <w:rPr>
-          <w:i/>
-          <w:iCs/>
-        </w:rPr>
-        <w:t>oneParameterEvents</w:t>
-      </w:r>
-      <w:proofErr w:type="spellEnd"/>
-      <w:r>
-        <w:t xml:space="preserve"> o </w:t>
-      </w:r>
-      <w:proofErr w:type="spellStart"/>
-      <w:r>
-        <w:rPr>
-          <w:i/>
-          <w:iCs/>
-        </w:rPr>
         <w:t>twoParameterEvents</w:t>
       </w:r>
-      <w:proofErr w:type="spellEnd"/>
       <w:r>
         <w:t>, dependiendo de los parámetros que tenga tu animación personalizada.</w:t>
       </w:r>
@@ -18223,6 +14635,7 @@
   <w:style w:type="character" w:default="1" w:styleId="Fuentedeprrafopredeter">
     <w:name w:val="Default Paragraph Font"/>
     <w:uiPriority w:val="1"/>
+    <w:semiHidden/>
     <w:unhideWhenUsed/>
   </w:style>
   <w:style w:type="table" w:default="1" w:styleId="Tablanormal">

--- a/Manual de desarrollo en Atlax Renpy.docx
+++ b/Manual de desarrollo en Atlax Renpy.docx
@@ -11753,8 +11753,62 @@
     </w:p>
     <w:p>
       <w:r>
+        <w:tab/>
+        <w:t xml:space="preserve">Aunque la animación no tenga parámetros, puedes colocarla en </w:t>
+      </w:r>
+      <w:r>
+        <w:rPr>
+          <w:i/>
+          <w:iCs/>
+        </w:rPr>
+        <w:t>oneParameterEvents</w:t>
+      </w:r>
+      <w:r>
+        <w:rPr>
+          <w:i/>
+          <w:iCs/>
+        </w:rPr>
         <w:t xml:space="preserve"> </w:t>
       </w:r>
+      <w:r>
+        <w:t>o</w:t>
+      </w:r>
+      <w:r>
+        <w:rPr>
+          <w:i/>
+          <w:iCs/>
+        </w:rPr>
+        <w:t xml:space="preserve"> </w:t>
+      </w:r>
+      <w:r>
+        <w:rPr>
+          <w:i/>
+          <w:iCs/>
+        </w:rPr>
+        <w:t>twoParameterEvents</w:t>
+      </w:r>
+      <w:r>
+        <w:t xml:space="preserve">. IMPORTANTE: Si la animación utiliza la propiedad zoom, estrictamente debe estar en </w:t>
+      </w:r>
+      <w:r>
+        <w:rPr>
+          <w:i/>
+          <w:iCs/>
+        </w:rPr>
+        <w:t>twoParameterEvents</w:t>
+      </w:r>
+      <w:r>
+        <w:rPr>
+          <w:i/>
+          <w:iCs/>
+        </w:rPr>
+        <w:t>.</w:t>
+      </w:r>
+    </w:p>
+    <w:p>
+      <w:r>
+        <w:t xml:space="preserve"> </w:t>
+      </w:r>
     </w:p>
     <w:p/>
     <w:p>
@@ -11763,6 +11817,7 @@
       </w:pPr>
       <w:bookmarkStart w:id="21" w:name="_Toc199261574"/>
       <w:r>
+        <w:lastRenderedPageBreak/>
         <w:t>Balanceo de novela visual</w:t>
       </w:r>
       <w:bookmarkEnd w:id="21"/>
@@ -11774,7 +11829,6 @@
       </w:pPr>
       <w:bookmarkStart w:id="22" w:name="_Toc199261575"/>
       <w:r>
-        <w:lastRenderedPageBreak/>
         <w:t>Derechos</w:t>
       </w:r>
       <w:bookmarkEnd w:id="22"/>

--- a/Manual de desarrollo en Atlax Renpy.docx
+++ b/Manual de desarrollo en Atlax Renpy.docx
@@ -112,8 +112,42 @@
           <w:sz w:val="52"/>
           <w:szCs w:val="52"/>
         </w:rPr>
-        <w:t>Manual de desarrollo en Atlax Renpy</w:t>
-      </w:r>
+        <w:t xml:space="preserve">Manual de desarrollo en </w:t>
+      </w:r>
+      <w:proofErr w:type="spellStart"/>
+      <w:r>
+        <w:rPr>
+          <w:rFonts w:cs="Times New Roman"/>
+          <w:b/>
+          <w:bCs/>
+          <w:sz w:val="52"/>
+          <w:szCs w:val="52"/>
+        </w:rPr>
+        <w:t>Atlax</w:t>
+      </w:r>
+      <w:proofErr w:type="spellEnd"/>
+      <w:r>
+        <w:rPr>
+          <w:rFonts w:cs="Times New Roman"/>
+          <w:b/>
+          <w:bCs/>
+          <w:sz w:val="52"/>
+          <w:szCs w:val="52"/>
+        </w:rPr>
+        <w:t xml:space="preserve"> </w:t>
+      </w:r>
+      <w:proofErr w:type="spellStart"/>
+      <w:r>
+        <w:rPr>
+          <w:rFonts w:cs="Times New Roman"/>
+          <w:b/>
+          <w:bCs/>
+          <w:sz w:val="52"/>
+          <w:szCs w:val="52"/>
+        </w:rPr>
+        <w:t>Renpy</w:t>
+      </w:r>
+      <w:proofErr w:type="spellEnd"/>
     </w:p>
     <w:p>
       <w:pPr>
@@ -237,8 +271,16 @@
         <w:rPr>
           <w:rFonts w:cs="Times New Roman"/>
         </w:rPr>
-        <w:t>Desarrollador de Campanella Studios</w:t>
-      </w:r>
+        <w:t xml:space="preserve">Desarrollador de Campanella </w:t>
+      </w:r>
+      <w:proofErr w:type="spellStart"/>
+      <w:r>
+        <w:rPr>
+          <w:rFonts w:cs="Times New Roman"/>
+        </w:rPr>
+        <w:t>Studios</w:t>
+      </w:r>
+      <w:proofErr w:type="spellEnd"/>
     </w:p>
     <w:p>
       <w:pPr>
@@ -2424,7 +2466,22 @@
     <w:p>
       <w:r>
         <w:tab/>
-        <w:t xml:space="preserve">Atlax Renpy es un motor </w:t>
+      </w:r>
+      <w:proofErr w:type="spellStart"/>
+      <w:r>
+        <w:t>Atlax</w:t>
+      </w:r>
+      <w:proofErr w:type="spellEnd"/>
+      <w:r>
+        <w:t xml:space="preserve"> </w:t>
+      </w:r>
+      <w:proofErr w:type="spellStart"/>
+      <w:r>
+        <w:t>Renpy</w:t>
+      </w:r>
+      <w:proofErr w:type="spellEnd"/>
+      <w:r>
+        <w:t xml:space="preserve"> es un motor </w:t>
       </w:r>
       <w:r>
         <w:t>de</w:t>
@@ -2433,11 +2490,32 @@
         <w:t xml:space="preserve"> videojuegos del género novela visual clásica</w:t>
       </w:r>
       <w:r>
-        <w:t xml:space="preserve"> que utiliza como base el motor Renpy en su versión 8.1.3</w:t>
-      </w:r>
-      <w:r>
-        <w:t>. Atlax Renpy</w:t>
-      </w:r>
+        <w:t xml:space="preserve"> que utiliza como base el motor </w:t>
+      </w:r>
+      <w:proofErr w:type="spellStart"/>
+      <w:r>
+        <w:t>Renpy</w:t>
+      </w:r>
+      <w:proofErr w:type="spellEnd"/>
+      <w:r>
+        <w:t xml:space="preserve"> en su versión 8.1.3</w:t>
+      </w:r>
+      <w:r>
+        <w:t xml:space="preserve">. </w:t>
+      </w:r>
+      <w:proofErr w:type="spellStart"/>
+      <w:r>
+        <w:t>Atlax</w:t>
+      </w:r>
+      <w:proofErr w:type="spellEnd"/>
+      <w:r>
+        <w:t xml:space="preserve"> </w:t>
+      </w:r>
+      <w:proofErr w:type="spellStart"/>
+      <w:r>
+        <w:t>Renpy</w:t>
+      </w:r>
+      <w:proofErr w:type="spellEnd"/>
       <w:r>
         <w:t xml:space="preserve"> permite el desarrollo de juegos con mínimos conocimientos informáticos y de programación. El motor está hecho para ser una fábrica de novelas visuales alimentada </w:t>
       </w:r>
@@ -2463,8 +2541,21 @@
         <w:t xml:space="preserve"> de</w:t>
       </w:r>
       <w:r>
-        <w:t xml:space="preserve"> Atlax Renpy</w:t>
-      </w:r>
+        <w:t xml:space="preserve"> </w:t>
+      </w:r>
+      <w:proofErr w:type="spellStart"/>
+      <w:r>
+        <w:t>Atlax</w:t>
+      </w:r>
+      <w:proofErr w:type="spellEnd"/>
+      <w:r>
+        <w:t xml:space="preserve"> </w:t>
+      </w:r>
+      <w:proofErr w:type="spellStart"/>
+      <w:r>
+        <w:t>Renpy</w:t>
+      </w:r>
+      <w:proofErr w:type="spellEnd"/>
       <w:r>
         <w:t>, este</w:t>
       </w:r>
@@ -2534,7 +2625,23 @@
         <w:t>cción de</w:t>
       </w:r>
       <w:r>
-        <w:t xml:space="preserve"> la novela visual dominen ciertos conocimientos y comprendan algunos conceptos fundamentales para desarrollar exitosamente un videojuego usando Atlax Renpy.</w:t>
+        <w:t xml:space="preserve"> la novela visual dominen ciertos conocimientos y comprendan algunos conceptos fundamentales para desarrollar exitosamente un videojuego usando </w:t>
+      </w:r>
+      <w:proofErr w:type="spellStart"/>
+      <w:r>
+        <w:t>Atlax</w:t>
+      </w:r>
+      <w:proofErr w:type="spellEnd"/>
+      <w:r>
+        <w:t xml:space="preserve"> </w:t>
+      </w:r>
+      <w:proofErr w:type="spellStart"/>
+      <w:r>
+        <w:t>Renpy</w:t>
+      </w:r>
+      <w:proofErr w:type="spellEnd"/>
+      <w:r>
+        <w:t>.</w:t>
       </w:r>
     </w:p>
     <w:p/>
@@ -2621,12 +2728,21 @@
           <w:numId w:val="2"/>
         </w:numPr>
       </w:pPr>
+      <w:proofErr w:type="spellStart"/>
       <w:r>
         <w:rPr>
           <w:b/>
           <w:bCs/>
         </w:rPr>
-        <w:t>Renpy:</w:t>
+        <w:t>Renpy</w:t>
+      </w:r>
+      <w:proofErr w:type="spellEnd"/>
+      <w:r>
+        <w:rPr>
+          <w:b/>
+          <w:bCs/>
+        </w:rPr>
+        <w:t>:</w:t>
       </w:r>
       <w:r>
         <w:t xml:space="preserve"> En su versión 8.1.3.</w:t>
@@ -2653,7 +2769,23 @@
     <w:p>
       <w:r>
         <w:tab/>
-        <w:t>Si estás leyendo esto seguramente tengas algunos conocimientos sobre las novelas visuales, ya sean conocimientos técnicos o de usuario final, en esta sección se va a desglosar la estructura y funcionamiento que sigue Atlax Renpy para mantener el control de todo lo que sucede internamente. Iremos de lo macro a lo micro.</w:t>
+        <w:t xml:space="preserve">Si estás leyendo esto seguramente tengas algunos conocimientos sobre las novelas visuales, ya sean conocimientos técnicos o de usuario final, en esta sección se va a desglosar la estructura y funcionamiento que sigue </w:t>
+      </w:r>
+      <w:proofErr w:type="spellStart"/>
+      <w:r>
+        <w:t>Atlax</w:t>
+      </w:r>
+      <w:proofErr w:type="spellEnd"/>
+      <w:r>
+        <w:t xml:space="preserve"> </w:t>
+      </w:r>
+      <w:proofErr w:type="spellStart"/>
+      <w:r>
+        <w:t>Renpy</w:t>
+      </w:r>
+      <w:proofErr w:type="spellEnd"/>
+      <w:r>
+        <w:t xml:space="preserve"> para mantener el control de todo lo que sucede internamente. Iremos de lo macro a lo micro.</w:t>
       </w:r>
     </w:p>
     <w:p/>
@@ -2784,8 +2916,13 @@
           <w:numId w:val="3"/>
         </w:numPr>
       </w:pPr>
-      <w:r>
-        <w:t>Texto a mostrar en pantalla</w:t>
+      <w:proofErr w:type="gramStart"/>
+      <w:r>
+        <w:t>Texto a mostrar</w:t>
+      </w:r>
+      <w:proofErr w:type="gramEnd"/>
+      <w:r>
+        <w:t xml:space="preserve"> en pantalla</w:t>
       </w:r>
     </w:p>
     <w:p>
@@ -2938,7 +3075,23 @@
         <w:t xml:space="preserve"> </w:t>
       </w:r>
       <w:r>
-        <w:t>no, te restará o no ganarás ninguno. Atlax Renpy es capaz de soportar todos los puntos que necesites, puntos de amist</w:t>
+        <w:t xml:space="preserve">no, te restará o no ganarás ninguno. </w:t>
+      </w:r>
+      <w:proofErr w:type="spellStart"/>
+      <w:r>
+        <w:t>Atlax</w:t>
+      </w:r>
+      <w:proofErr w:type="spellEnd"/>
+      <w:r>
+        <w:t xml:space="preserve"> </w:t>
+      </w:r>
+      <w:proofErr w:type="spellStart"/>
+      <w:r>
+        <w:t>Renpy</w:t>
+      </w:r>
+      <w:proofErr w:type="spellEnd"/>
+      <w:r>
+        <w:t xml:space="preserve"> es capaz de soportar todos los puntos que necesites, puntos de amist</w:t>
       </w:r>
       <w:r>
         <w:t>a</w:t>
@@ -2963,7 +3116,23 @@
         <w:t>,</w:t>
       </w:r>
       <w:r>
-        <w:t xml:space="preserve"> nos vamos a enfocar en lo que se necesita saber para utilizar Atlax Renpy.</w:t>
+        <w:t xml:space="preserve"> nos vamos a enfocar en lo que se necesita saber para utilizar </w:t>
+      </w:r>
+      <w:proofErr w:type="spellStart"/>
+      <w:r>
+        <w:t>Atlax</w:t>
+      </w:r>
+      <w:proofErr w:type="spellEnd"/>
+      <w:r>
+        <w:t xml:space="preserve"> </w:t>
+      </w:r>
+      <w:proofErr w:type="spellStart"/>
+      <w:r>
+        <w:t>Renpy</w:t>
+      </w:r>
+      <w:proofErr w:type="spellEnd"/>
+      <w:r>
+        <w:t>.</w:t>
       </w:r>
     </w:p>
     <w:p>
@@ -2986,7 +3155,23 @@
         <w:pStyle w:val="Ttulo2"/>
       </w:pPr>
       <w:r>
-        <w:t>¿Cómo funciona Atlax Renpy?</w:t>
+        <w:t xml:space="preserve">¿Cómo funciona </w:t>
+      </w:r>
+      <w:proofErr w:type="spellStart"/>
+      <w:r>
+        <w:t>Atlax</w:t>
+      </w:r>
+      <w:proofErr w:type="spellEnd"/>
+      <w:r>
+        <w:t xml:space="preserve"> </w:t>
+      </w:r>
+      <w:proofErr w:type="spellStart"/>
+      <w:r>
+        <w:t>Renpy</w:t>
+      </w:r>
+      <w:proofErr w:type="spellEnd"/>
+      <w:r>
+        <w:t>?</w:t>
       </w:r>
     </w:p>
     <w:p>
@@ -3008,14 +3193,19 @@
         <w:t>Deberías dar prioridad a organizar estos archivos de control de la mejor manera posible, el orden recomendado es crear</w:t>
       </w:r>
       <w:r>
-        <w:t xml:space="preserve"> una </w:t>
-      </w:r>
-      <w:r>
         <w:t xml:space="preserve"> </w:t>
       </w:r>
+      <w:proofErr w:type="gramStart"/>
+      <w:r>
+        <w:t xml:space="preserve">una </w:t>
+      </w:r>
+      <w:r>
+        <w:t xml:space="preserve"> </w:t>
+      </w:r>
       <w:r>
         <w:t>carpeta</w:t>
       </w:r>
+      <w:proofErr w:type="gramEnd"/>
       <w:r>
         <w:t xml:space="preserve"> para cada</w:t>
       </w:r>
@@ -3079,6 +3269,7 @@
       <w:r>
         <w:t xml:space="preserve"> la carpeta “</w:t>
       </w:r>
+      <w:proofErr w:type="spellStart"/>
       <w:r>
         <w:rPr>
           <w:i/>
@@ -3086,6 +3277,7 @@
         </w:rPr>
         <w:t>scenes</w:t>
       </w:r>
+      <w:proofErr w:type="spellEnd"/>
       <w:r>
         <w:t>”.</w:t>
       </w:r>
@@ -3105,7 +3297,15 @@
         <w:t xml:space="preserve"> como si fuese una ruta,</w:t>
       </w:r>
       <w:r>
-        <w:t xml:space="preserve"> quizás una llamada “intro” o “comienzo”, ponle el nombre que desees.</w:t>
+        <w:t xml:space="preserve"> quizás una llamada “</w:t>
+      </w:r>
+      <w:proofErr w:type="spellStart"/>
+      <w:r>
+        <w:t>intro</w:t>
+      </w:r>
+      <w:proofErr w:type="spellEnd"/>
+      <w:r>
+        <w:t>” o “comienzo”, ponle el nombre que desees.</w:t>
       </w:r>
       <w:r>
         <w:t xml:space="preserve"> Lo que sí, debes indicarle al motor cuál es la </w:t>
@@ -3118,7 +3318,15 @@
         <w:t>escena</w:t>
       </w:r>
       <w:r>
-        <w:t xml:space="preserve"> de entrada, de momento no vamos a explicar como hacerlo ya que será más adelante, solo ten presente que debes indicarle al motor por dónde empezar</w:t>
+        <w:t xml:space="preserve"> de entrada, de momento no vamos a explicar </w:t>
+      </w:r>
+      <w:proofErr w:type="spellStart"/>
+      <w:r>
+        <w:t>como</w:t>
+      </w:r>
+      <w:proofErr w:type="spellEnd"/>
+      <w:r>
+        <w:t xml:space="preserve"> hacerlo ya que será más adelante, solo ten presente que debes indicarle al motor por dónde empezar</w:t>
       </w:r>
       <w:r>
         <w:t>.</w:t>
@@ -3127,7 +3335,22 @@
     <w:p>
       <w:r>
         <w:tab/>
-        <w:t xml:space="preserve">Atlax Renpy va a leer ese primer archivo de control y </w:t>
+      </w:r>
+      <w:proofErr w:type="spellStart"/>
+      <w:r>
+        <w:t>Atlax</w:t>
+      </w:r>
+      <w:proofErr w:type="spellEnd"/>
+      <w:r>
+        <w:t xml:space="preserve"> </w:t>
+      </w:r>
+      <w:proofErr w:type="spellStart"/>
+      <w:r>
+        <w:t>Renpy</w:t>
+      </w:r>
+      <w:proofErr w:type="spellEnd"/>
+      <w:r>
+        <w:t xml:space="preserve"> va a leer ese primer archivo de control y </w:t>
       </w:r>
       <w:r>
         <w:t>comenzará</w:t>
@@ -3143,7 +3366,27 @@
         <w:t>diálogos</w:t>
       </w:r>
       <w:r>
-        <w:t xml:space="preserve"> como de costumbre, uno a uno, click a click. Una vez llegado el final de la </w:t>
+        <w:t xml:space="preserve"> como de costumbre, uno a uno, </w:t>
+      </w:r>
+      <w:proofErr w:type="spellStart"/>
+      <w:proofErr w:type="gramStart"/>
+      <w:r>
+        <w:t>click</w:t>
+      </w:r>
+      <w:proofErr w:type="spellEnd"/>
+      <w:proofErr w:type="gramEnd"/>
+      <w:r>
+        <w:t xml:space="preserve"> a </w:t>
+      </w:r>
+      <w:proofErr w:type="spellStart"/>
+      <w:proofErr w:type="gramStart"/>
+      <w:r>
+        <w:t>click</w:t>
+      </w:r>
+      <w:proofErr w:type="spellEnd"/>
+      <w:proofErr w:type="gramEnd"/>
+      <w:r>
+        <w:t xml:space="preserve">. Una vez llegado el final de la </w:t>
       </w:r>
       <w:r>
         <w:rPr>
@@ -3462,7 +3705,23 @@
     <w:p>
       <w:r>
         <w:tab/>
-        <w:t>En resumen, Atlax Renpy es un lector de escenas</w:t>
+        <w:t xml:space="preserve">En resumen, </w:t>
+      </w:r>
+      <w:proofErr w:type="spellStart"/>
+      <w:r>
+        <w:t>Atlax</w:t>
+      </w:r>
+      <w:proofErr w:type="spellEnd"/>
+      <w:r>
+        <w:t xml:space="preserve"> </w:t>
+      </w:r>
+      <w:proofErr w:type="spellStart"/>
+      <w:r>
+        <w:t>Renpy</w:t>
+      </w:r>
+      <w:proofErr w:type="spellEnd"/>
+      <w:r>
+        <w:t xml:space="preserve"> es un lector de escenas</w:t>
       </w:r>
       <w:r>
         <w:t xml:space="preserve"> que nos da todas las herramientas para ilustrar una historia utilizando únicamente estos archivos de control y escribiendo una cantidad mínima de código de programación.</w:t>
@@ -3495,6 +3754,7 @@
         <w:tab/>
         <w:t>El archivo de entrada es el archivo de control que el motor toma para iniciar el juego, este por defecto toma un archivo llamado “</w:t>
       </w:r>
+      <w:proofErr w:type="spellStart"/>
       <w:r>
         <w:rPr>
           <w:i/>
@@ -3502,9 +3762,11 @@
         </w:rPr>
         <w:t>testing</w:t>
       </w:r>
+      <w:proofErr w:type="spellEnd"/>
       <w:r>
         <w:t xml:space="preserve">” y la manera de cambiarlo es viajando al archivo </w:t>
       </w:r>
+      <w:proofErr w:type="spellStart"/>
       <w:r>
         <w:rPr>
           <w:i/>
@@ -3512,6 +3774,7 @@
         </w:rPr>
         <w:t>script.rpy</w:t>
       </w:r>
+      <w:proofErr w:type="spellEnd"/>
       <w:r>
         <w:t>, abriéndolo y cerca de la línea 23 veremos algo como lo siguiente.</w:t>
       </w:r>
@@ -3561,7 +3824,23 @@
     <w:p>
       <w:r>
         <w:tab/>
-        <w:t>Basta con cambiar testing por el archivo de control del que quieres empezar o en su defecto, trabajar en el archivo testing y cuando ya esté terminado guardar su contenido en un archivo diferente.</w:t>
+        <w:t xml:space="preserve">Basta con cambiar </w:t>
+      </w:r>
+      <w:proofErr w:type="spellStart"/>
+      <w:r>
+        <w:t>testing</w:t>
+      </w:r>
+      <w:proofErr w:type="spellEnd"/>
+      <w:r>
+        <w:t xml:space="preserve"> por el archivo de control del que quieres empezar o en su defecto, trabajar en el archivo </w:t>
+      </w:r>
+      <w:proofErr w:type="spellStart"/>
+      <w:r>
+        <w:t>testing</w:t>
+      </w:r>
+      <w:proofErr w:type="spellEnd"/>
+      <w:r>
+        <w:t xml:space="preserve"> y cuando ya esté terminado guardar su contenido en un archivo diferente.</w:t>
       </w:r>
     </w:p>
     <w:p>
@@ -3577,6 +3856,7 @@
         <w:tab/>
         <w:t xml:space="preserve">Para definir a tus personajes, debes dirigirte al archivo </w:t>
       </w:r>
+      <w:proofErr w:type="spellStart"/>
       <w:r>
         <w:rPr>
           <w:i/>
@@ -3584,9 +3864,11 @@
         </w:rPr>
         <w:t>charactersDefine.rpy</w:t>
       </w:r>
+      <w:proofErr w:type="spellEnd"/>
       <w:r>
         <w:t xml:space="preserve"> ubicado en la carpeta </w:t>
       </w:r>
+      <w:proofErr w:type="spellStart"/>
       <w:r>
         <w:rPr>
           <w:i/>
@@ -3594,13 +3876,23 @@
         </w:rPr>
         <w:t>game</w:t>
       </w:r>
+      <w:proofErr w:type="spellEnd"/>
       <w:r>
         <w:rPr>
           <w:i/>
           <w:iCs/>
         </w:rPr>
-        <w:t>/definitions</w:t>
-      </w:r>
+        <w:t>/</w:t>
+      </w:r>
+      <w:proofErr w:type="spellStart"/>
+      <w:r>
+        <w:rPr>
+          <w:i/>
+          <w:iCs/>
+        </w:rPr>
+        <w:t>definitions</w:t>
+      </w:r>
+      <w:proofErr w:type="spellEnd"/>
       <w:r>
         <w:t>, si lo abres con Visual Studio, en su interior encontrarás algo así.</w:t>
       </w:r>
@@ -3651,7 +3943,15 @@
       <w:r>
         <w:lastRenderedPageBreak/>
         <w:tab/>
-        <w:t>Allí debes definir a los personajes de tu historia siguiendo con ese mismo patrón, es importante mencionar que en cuanto a nombres de personajes, se requiere usar siempre minúsculas</w:t>
+        <w:t xml:space="preserve">Allí debes definir a los personajes de tu historia siguiendo con ese mismo patrón, es importante mencionar </w:t>
+      </w:r>
+      <w:proofErr w:type="gramStart"/>
+      <w:r>
+        <w:t>que</w:t>
+      </w:r>
+      <w:proofErr w:type="gramEnd"/>
+      <w:r>
+        <w:t xml:space="preserve"> en cuanto a nombres de personajes, se requiere usar siempre minúsculas</w:t>
       </w:r>
       <w:r>
         <w:t xml:space="preserve"> y utilizar _ en vez de espacios. En cuanto al color que aparece allí, es el color del nombre del personaje que se mostrará en la caja de diálogo cuando este hable, ese color está en hexadecimal, si lo desconoces, es simplemente la representación de un color mediante un # y 6 dígitos, puedes usar herramientas como Paint o el sitio web </w:t>
@@ -3737,6 +4037,7 @@
       <w:r>
         <w:t xml:space="preserve">Los fondos son los escenarios que se muestran detrás de los personajes como por ejemplo un salón, un parque o un cielo estrellado, esta vez acudiremos al archivo </w:t>
       </w:r>
+      <w:proofErr w:type="spellStart"/>
       <w:r>
         <w:rPr>
           <w:i/>
@@ -3744,16 +4045,35 @@
         </w:rPr>
         <w:t>backgroundsDefine.rpy</w:t>
       </w:r>
+      <w:proofErr w:type="spellEnd"/>
       <w:r>
         <w:t xml:space="preserve"> ubicado en la carpeta </w:t>
       </w:r>
+      <w:proofErr w:type="spellStart"/>
       <w:r>
         <w:rPr>
           <w:i/>
           <w:iCs/>
         </w:rPr>
-        <w:t>game/definitions</w:t>
-      </w:r>
+        <w:t>game</w:t>
+      </w:r>
+      <w:proofErr w:type="spellEnd"/>
+      <w:r>
+        <w:rPr>
+          <w:i/>
+          <w:iCs/>
+        </w:rPr>
+        <w:t>/</w:t>
+      </w:r>
+      <w:proofErr w:type="spellStart"/>
+      <w:r>
+        <w:rPr>
+          <w:i/>
+          <w:iCs/>
+        </w:rPr>
+        <w:t>definitions</w:t>
+      </w:r>
+      <w:proofErr w:type="spellEnd"/>
       <w:r>
         <w:t>, al abrirlo encontraremos algo así.</w:t>
       </w:r>
@@ -3815,8 +4135,49 @@
           <w:i/>
           <w:iCs/>
         </w:rPr>
-        <w:t xml:space="preserve"> game/images/backgrounds</w:t>
-      </w:r>
+        <w:t xml:space="preserve"> </w:t>
+      </w:r>
+      <w:proofErr w:type="spellStart"/>
+      <w:r>
+        <w:rPr>
+          <w:i/>
+          <w:iCs/>
+        </w:rPr>
+        <w:t>game</w:t>
+      </w:r>
+      <w:proofErr w:type="spellEnd"/>
+      <w:r>
+        <w:rPr>
+          <w:i/>
+          <w:iCs/>
+        </w:rPr>
+        <w:t>/</w:t>
+      </w:r>
+      <w:proofErr w:type="spellStart"/>
+      <w:r>
+        <w:rPr>
+          <w:i/>
+          <w:iCs/>
+        </w:rPr>
+        <w:t>images</w:t>
+      </w:r>
+      <w:proofErr w:type="spellEnd"/>
+      <w:r>
+        <w:rPr>
+          <w:i/>
+          <w:iCs/>
+        </w:rPr>
+        <w:t>/</w:t>
+      </w:r>
+      <w:proofErr w:type="spellStart"/>
+      <w:r>
+        <w:rPr>
+          <w:i/>
+          <w:iCs/>
+        </w:rPr>
+        <w:t>backgrounds</w:t>
+      </w:r>
+      <w:proofErr w:type="spellEnd"/>
       <w:r>
         <w:t>, deben ser en formato .png y preferiblemente tener la misma resolución, el tamaño recomendado es 1920x1080</w:t>
       </w:r>
@@ -3846,7 +4207,23 @@
         <w:ind w:firstLine="708"/>
       </w:pPr>
       <w:r>
-        <w:t>Se recomienda no quitar los fondos flash y blackout ya que el motor los necesita para hacer algunas transiciones.</w:t>
+        <w:t xml:space="preserve">Se recomienda no quitar los fondos </w:t>
+      </w:r>
+      <w:proofErr w:type="gramStart"/>
+      <w:r>
+        <w:t>flash</w:t>
+      </w:r>
+      <w:proofErr w:type="gramEnd"/>
+      <w:r>
+        <w:t xml:space="preserve"> y </w:t>
+      </w:r>
+      <w:proofErr w:type="spellStart"/>
+      <w:r>
+        <w:t>blackout</w:t>
+      </w:r>
+      <w:proofErr w:type="spellEnd"/>
+      <w:r>
+        <w:t xml:space="preserve"> ya que el motor los necesita para hacer algunas transiciones.</w:t>
       </w:r>
     </w:p>
     <w:p>
@@ -3860,7 +4237,22 @@
     <w:p>
       <w:r>
         <w:tab/>
-        <w:t>Atlax Renpy soporta diversos idiomas, sin embargo</w:t>
+      </w:r>
+      <w:proofErr w:type="spellStart"/>
+      <w:r>
+        <w:t>Atlax</w:t>
+      </w:r>
+      <w:proofErr w:type="spellEnd"/>
+      <w:r>
+        <w:t xml:space="preserve"> </w:t>
+      </w:r>
+      <w:proofErr w:type="spellStart"/>
+      <w:r>
+        <w:t>Renpy</w:t>
+      </w:r>
+      <w:proofErr w:type="spellEnd"/>
+      <w:r>
+        <w:t xml:space="preserve"> soporta diversos idiomas, sin embargo</w:t>
       </w:r>
       <w:r>
         <w:t>,</w:t>
@@ -3872,6 +4264,7 @@
         <w:lastRenderedPageBreak/>
         <w:t xml:space="preserve">archivo </w:t>
       </w:r>
+      <w:proofErr w:type="spellStart"/>
       <w:r>
         <w:rPr>
           <w:i/>
@@ -3879,16 +4272,35 @@
         </w:rPr>
         <w:t>languageDefine.rpy</w:t>
       </w:r>
+      <w:proofErr w:type="spellEnd"/>
       <w:r>
         <w:t xml:space="preserve"> ubicado en la carpeta </w:t>
       </w:r>
+      <w:proofErr w:type="spellStart"/>
       <w:r>
         <w:rPr>
           <w:i/>
           <w:iCs/>
         </w:rPr>
-        <w:t>game/definitions</w:t>
-      </w:r>
+        <w:t>game</w:t>
+      </w:r>
+      <w:proofErr w:type="spellEnd"/>
+      <w:r>
+        <w:rPr>
+          <w:i/>
+          <w:iCs/>
+        </w:rPr>
+        <w:t>/</w:t>
+      </w:r>
+      <w:proofErr w:type="spellStart"/>
+      <w:r>
+        <w:rPr>
+          <w:i/>
+          <w:iCs/>
+        </w:rPr>
+        <w:t>definitions</w:t>
+      </w:r>
+      <w:proofErr w:type="spellEnd"/>
       <w:r>
         <w:t>. Allí encontraremos algo así.</w:t>
       </w:r>
@@ -3941,7 +4353,22 @@
     <w:p>
       <w:r>
         <w:tab/>
-        <w:t>currentLanguage es el idioma por defecto que usará el motor al abrir el juego, este puede ser cambiado en la configuración del juego mismo. La otra variable llamada allLanguages, lista todos los lenguajes que soporte tu historia</w:t>
+      </w:r>
+      <w:proofErr w:type="spellStart"/>
+      <w:r>
+        <w:t>currentLanguage</w:t>
+      </w:r>
+      <w:proofErr w:type="spellEnd"/>
+      <w:r>
+        <w:t xml:space="preserve"> es el idioma por defecto que usará el motor al abrir el juego, este puede ser cambiado en la configuración del juego mismo. La otra variable llamada </w:t>
+      </w:r>
+      <w:proofErr w:type="spellStart"/>
+      <w:r>
+        <w:t>allLanguages</w:t>
+      </w:r>
+      <w:proofErr w:type="spellEnd"/>
+      <w:r>
+        <w:t>, lista todos los lenguajes que soporte tu historia</w:t>
       </w:r>
       <w:r>
         <w:t>, se recuerda que es de fundamental importancia respetar el orden de estos lenguajes. En caso de que queramos agregar más lenguajes lo haríamos de la siguiente forma.</w:t>
@@ -4012,8 +4439,17 @@
         <w:t>l</w:t>
       </w:r>
       <w:r>
-        <w:t xml:space="preserve">os valores predeterminados de Renpy puedes hacerlo en el archivo </w:t>
-      </w:r>
+        <w:t xml:space="preserve">os valores predeterminados de </w:t>
+      </w:r>
+      <w:proofErr w:type="spellStart"/>
+      <w:r>
+        <w:t>Renpy</w:t>
+      </w:r>
+      <w:proofErr w:type="spellEnd"/>
+      <w:r>
+        <w:t xml:space="preserve"> puedes hacerlo en el archivo </w:t>
+      </w:r>
+      <w:proofErr w:type="spellStart"/>
       <w:r>
         <w:rPr>
           <w:i/>
@@ -4021,15 +4457,41 @@
         </w:rPr>
         <w:t>configDefine.rpy</w:t>
       </w:r>
+      <w:proofErr w:type="spellEnd"/>
       <w:r>
         <w:t xml:space="preserve"> ubicado en la carpeta </w:t>
       </w:r>
+      <w:proofErr w:type="spellStart"/>
       <w:r>
         <w:rPr>
           <w:i/>
           <w:iCs/>
         </w:rPr>
-        <w:t>game/definitions.</w:t>
+        <w:t>game</w:t>
+      </w:r>
+      <w:proofErr w:type="spellEnd"/>
+      <w:r>
+        <w:rPr>
+          <w:i/>
+          <w:iCs/>
+        </w:rPr>
+        <w:t>/</w:t>
+      </w:r>
+      <w:proofErr w:type="spellStart"/>
+      <w:r>
+        <w:rPr>
+          <w:i/>
+          <w:iCs/>
+        </w:rPr>
+        <w:t>definitions</w:t>
+      </w:r>
+      <w:proofErr w:type="spellEnd"/>
+      <w:r>
+        <w:rPr>
+          <w:i/>
+          <w:iCs/>
+        </w:rPr>
+        <w:t>.</w:t>
       </w:r>
       <w:r>
         <w:t xml:space="preserve"> Allí encontrarás algo así.</w:t>
@@ -4080,7 +4542,47 @@
     <w:p>
       <w:r>
         <w:tab/>
-        <w:t>Por defecto Atlax Renpy utiliza esas configuraciones allí mostradas, establece el tiempo de fadeout de las canciones a 3 segundos y define los layers. Si tienes conocimientos sobre Renpy y necesitas establecer alguna configuración específica debes hacerlo ahí.</w:t>
+        <w:t xml:space="preserve">Por defecto </w:t>
+      </w:r>
+      <w:proofErr w:type="spellStart"/>
+      <w:r>
+        <w:t>Atlax</w:t>
+      </w:r>
+      <w:proofErr w:type="spellEnd"/>
+      <w:r>
+        <w:t xml:space="preserve"> </w:t>
+      </w:r>
+      <w:proofErr w:type="spellStart"/>
+      <w:r>
+        <w:t>Renpy</w:t>
+      </w:r>
+      <w:proofErr w:type="spellEnd"/>
+      <w:r>
+        <w:t xml:space="preserve"> utiliza esas configuraciones allí mostradas, establece el tiempo de </w:t>
+      </w:r>
+      <w:proofErr w:type="spellStart"/>
+      <w:r>
+        <w:t>fadeout</w:t>
+      </w:r>
+      <w:proofErr w:type="spellEnd"/>
+      <w:r>
+        <w:t xml:space="preserve"> de las canciones a 3 segundos y define los </w:t>
+      </w:r>
+      <w:proofErr w:type="spellStart"/>
+      <w:r>
+        <w:t>layers</w:t>
+      </w:r>
+      <w:proofErr w:type="spellEnd"/>
+      <w:r>
+        <w:t xml:space="preserve">. Si tienes conocimientos sobre </w:t>
+      </w:r>
+      <w:proofErr w:type="spellStart"/>
+      <w:r>
+        <w:t>Renpy</w:t>
+      </w:r>
+      <w:proofErr w:type="spellEnd"/>
+      <w:r>
+        <w:t xml:space="preserve"> y necesitas establecer alguna configuración específica debes hacerlo ahí.</w:t>
       </w:r>
     </w:p>
     <w:p>
@@ -4123,11 +4625,35 @@
     <w:p>
       <w:r>
         <w:tab/>
-        <w:t xml:space="preserve">Crear un archivo de control es muy sencillo, tenemos dos formas de hacerlo, la forma “complicada” es creando un archivo de texto en nuestro computador y colocarle al final .csv, llamémoslo “ejemplo.csv”. Es posible que al abrirlo se ejecute el bloc de notas, </w:t>
+        <w:t>Crear un archivo de control es muy sencillo, tenemos dos formas de hacerlo, la forma “complicada” es creando un archivo de texto en nuestro computador y colocarle al final .</w:t>
+      </w:r>
+      <w:proofErr w:type="spellStart"/>
+      <w:r>
+        <w:t>csv</w:t>
+      </w:r>
+      <w:proofErr w:type="spellEnd"/>
+      <w:r>
+        <w:t xml:space="preserve">, llamémoslo “ejemplo.csv”. Es posible que al abrirlo se ejecute el bloc de notas, </w:t>
       </w:r>
       <w:r>
         <w:lastRenderedPageBreak/>
-        <w:t>para ello tenemos que ir a la configuración de nuestro sistema operativo para que nos permita ver las extensiones o formatos de los archivos, una vez cambiado debemos cambiar “.txt” por “.csv”.</w:t>
+        <w:t>para ello tenemos que ir a la configuración de nuestro sistema operativo para que nos permita ver las extensiones o formatos de los archivos, una vez cambiado debemos cambiar “.</w:t>
+      </w:r>
+      <w:proofErr w:type="spellStart"/>
+      <w:r>
+        <w:t>txt</w:t>
+      </w:r>
+      <w:proofErr w:type="spellEnd"/>
+      <w:r>
+        <w:t>” por “.</w:t>
+      </w:r>
+      <w:proofErr w:type="spellStart"/>
+      <w:r>
+        <w:t>csv</w:t>
+      </w:r>
+      <w:proofErr w:type="spellEnd"/>
+      <w:r>
+        <w:t>”.</w:t>
       </w:r>
     </w:p>
     <w:p>
@@ -4208,7 +4734,23 @@
     <w:p>
       <w:r>
         <w:tab/>
-        <w:t>Si tienes dudas puedes optar por simplemente copiar y pegar alguno de los archivos de control de ejemplo que proporciona Atlax Renpy, borrar su contenido y empezar desde allí.</w:t>
+        <w:t xml:space="preserve">Si tienes dudas puedes optar por simplemente copiar y pegar alguno de los archivos de control de ejemplo que proporciona </w:t>
+      </w:r>
+      <w:proofErr w:type="spellStart"/>
+      <w:r>
+        <w:t>Atlax</w:t>
+      </w:r>
+      <w:proofErr w:type="spellEnd"/>
+      <w:r>
+        <w:t xml:space="preserve"> </w:t>
+      </w:r>
+      <w:proofErr w:type="spellStart"/>
+      <w:r>
+        <w:t>Renpy</w:t>
+      </w:r>
+      <w:proofErr w:type="spellEnd"/>
+      <w:r>
+        <w:t>, borrar su contenido y empezar desde allí.</w:t>
       </w:r>
     </w:p>
     <w:p/>
@@ -4395,13 +4937,100 @@
           <w:szCs w:val="20"/>
         </w:rPr>
       </w:pPr>
+      <w:proofErr w:type="spellStart"/>
+      <w:proofErr w:type="gramStart"/>
       <w:r>
         <w:rPr>
           <w:sz w:val="20"/>
           <w:szCs w:val="20"/>
         </w:rPr>
-        <w:t>Key;Background;Music;Sound;Single effect;Continuous effect;Events;Delay;Emisor</w:t>
-      </w:r>
+        <w:t>Key;Background</w:t>
+      </w:r>
+      <w:proofErr w:type="gramEnd"/>
+      <w:r>
+        <w:rPr>
+          <w:sz w:val="20"/>
+          <w:szCs w:val="20"/>
+        </w:rPr>
+        <w:t>;</w:t>
+      </w:r>
+      <w:proofErr w:type="gramStart"/>
+      <w:r>
+        <w:rPr>
+          <w:sz w:val="20"/>
+          <w:szCs w:val="20"/>
+        </w:rPr>
+        <w:t>Music;Sound</w:t>
+      </w:r>
+      <w:proofErr w:type="gramEnd"/>
+      <w:r>
+        <w:rPr>
+          <w:sz w:val="20"/>
+          <w:szCs w:val="20"/>
+        </w:rPr>
+        <w:t>;</w:t>
+      </w:r>
+      <w:proofErr w:type="gramStart"/>
+      <w:r>
+        <w:rPr>
+          <w:sz w:val="20"/>
+          <w:szCs w:val="20"/>
+        </w:rPr>
+        <w:t>Single</w:t>
+      </w:r>
+      <w:proofErr w:type="spellEnd"/>
+      <w:proofErr w:type="gramEnd"/>
+      <w:r>
+        <w:rPr>
+          <w:sz w:val="20"/>
+          <w:szCs w:val="20"/>
+        </w:rPr>
+        <w:t xml:space="preserve"> </w:t>
+      </w:r>
+      <w:proofErr w:type="spellStart"/>
+      <w:proofErr w:type="gramStart"/>
+      <w:r>
+        <w:rPr>
+          <w:sz w:val="20"/>
+          <w:szCs w:val="20"/>
+        </w:rPr>
+        <w:t>effect;Continuous</w:t>
+      </w:r>
+      <w:proofErr w:type="spellEnd"/>
+      <w:proofErr w:type="gramEnd"/>
+      <w:r>
+        <w:rPr>
+          <w:sz w:val="20"/>
+          <w:szCs w:val="20"/>
+        </w:rPr>
+        <w:t xml:space="preserve"> </w:t>
+      </w:r>
+      <w:proofErr w:type="spellStart"/>
+      <w:proofErr w:type="gramStart"/>
+      <w:r>
+        <w:rPr>
+          <w:sz w:val="20"/>
+          <w:szCs w:val="20"/>
+        </w:rPr>
+        <w:t>effect;Events</w:t>
+      </w:r>
+      <w:proofErr w:type="gramEnd"/>
+      <w:r>
+        <w:rPr>
+          <w:sz w:val="20"/>
+          <w:szCs w:val="20"/>
+        </w:rPr>
+        <w:t>;</w:t>
+      </w:r>
+      <w:proofErr w:type="gramStart"/>
+      <w:r>
+        <w:rPr>
+          <w:sz w:val="20"/>
+          <w:szCs w:val="20"/>
+        </w:rPr>
+        <w:t>Delay;Emisor</w:t>
+      </w:r>
+      <w:proofErr w:type="gramEnd"/>
       <w:r>
         <w:rPr>
           <w:b/>
@@ -4411,6 +5040,7 @@
         </w:rPr>
         <w:t>;</w:t>
       </w:r>
+      <w:proofErr w:type="gramStart"/>
       <w:r>
         <w:rPr>
           <w:sz w:val="20"/>
@@ -4418,6 +5048,8 @@
         </w:rPr>
         <w:t>Spanish;English</w:t>
       </w:r>
+      <w:proofErr w:type="spellEnd"/>
+      <w:proofErr w:type="gramEnd"/>
     </w:p>
     <w:p>
       <w:pPr>
@@ -4570,13 +5202,45 @@
     <w:p>
       <w:r>
         <w:tab/>
-        <w:t>Esta columna representa un identificador único que debe tener cada diálogo, ese identificador debe ser estrictamente irrepetible en el resto de escenas del juego. Esto ayudará en la organización al momento de corregir errores ya que sabrás exactamente en qué línea está el problema.</w:t>
+        <w:t xml:space="preserve">Esta columna representa un identificador único que debe tener cada diálogo, ese identificador debe ser estrictamente irrepetible en el resto de </w:t>
+      </w:r>
+      <w:proofErr w:type="gramStart"/>
+      <w:r>
+        <w:t>escenas</w:t>
+      </w:r>
+      <w:proofErr w:type="gramEnd"/>
+      <w:r>
+        <w:t xml:space="preserve"> del juego. Esto ayudará en la organización al momento de corregir errores ya que sabrás exactamente en qué línea está el problema.</w:t>
       </w:r>
     </w:p>
     <w:p>
       <w:r>
         <w:tab/>
-        <w:t>El valor recomendado para colocar en esta columna key es el siguiente: [ruta]_[capitulo]_[escena]_[dialogo], por ejemplo si queremos describir el diálogo número 89 de la escena noche de paseo del capítulo 3 de la ruta Stefannie, haríamos algo así: stefannie_3_night_out_89, el siguiente diálogo sería igual pero con un 90 en vez de 89 y siempre empezando en 1.</w:t>
+        <w:t xml:space="preserve">El valor recomendado para colocar en esta columna </w:t>
+      </w:r>
+      <w:proofErr w:type="spellStart"/>
+      <w:r>
+        <w:t>key</w:t>
+      </w:r>
+      <w:proofErr w:type="spellEnd"/>
+      <w:r>
+        <w:t xml:space="preserve"> es el siguiente: [ruta]_[capitulo]_[escena]_[dialogo], por </w:t>
+      </w:r>
+      <w:proofErr w:type="gramStart"/>
+      <w:r>
+        <w:t>ejemplo</w:t>
+      </w:r>
+      <w:proofErr w:type="gramEnd"/>
+      <w:r>
+        <w:t xml:space="preserve"> si queremos describir el diálogo número 89 de la escena noche de paseo del capítulo 3 de la ruta Stefannie, haríamos algo así: stefannie_3_night_out_89, el siguiente diálogo sería </w:t>
+      </w:r>
+      <w:proofErr w:type="gramStart"/>
+      <w:r>
+        <w:t>igual</w:t>
+      </w:r>
+      <w:proofErr w:type="gramEnd"/>
+      <w:r>
+        <w:t xml:space="preserve"> pero con un 90 en vez de 89 y siempre empezando en 1.</w:t>
       </w:r>
     </w:p>
     <w:p>
@@ -4584,7 +5248,17 @@
         <w:ind w:firstLine="708"/>
       </w:pPr>
       <w:r>
-        <w:t>Debido a que puede llegar a ser demasiado tedioso escribir a mano todos los números, Excel nos brinda una ayuda, primero abrimos el archivo usando Excel, escribimos en la primera fila (después de la cabecera) stefannie_3_night_out_1, acto seguido dirigimos el cursor a la esquina inferior derecha de la celda seleccionada y manteniendo el click, lo arrastramos hacia abajo hasta donde veamos necesario.</w:t>
+        <w:t xml:space="preserve">Debido a que puede llegar a ser demasiado tedioso escribir a mano todos los números, Excel nos brinda una ayuda, primero abrimos el archivo usando Excel, escribimos en la primera fila (después de la cabecera) stefannie_3_night_out_1, acto seguido dirigimos el cursor a la esquina inferior derecha de la celda seleccionada y manteniendo el </w:t>
+      </w:r>
+      <w:proofErr w:type="spellStart"/>
+      <w:proofErr w:type="gramStart"/>
+      <w:r>
+        <w:t>click</w:t>
+      </w:r>
+      <w:proofErr w:type="spellEnd"/>
+      <w:proofErr w:type="gramEnd"/>
+      <w:r>
+        <w:t>, lo arrastramos hacia abajo hasta donde veamos necesario.</w:t>
       </w:r>
     </w:p>
     <w:p>
@@ -4748,9 +5422,14 @@
         <w:pStyle w:val="Ttulo2"/>
       </w:pPr>
       <w:r>
-        <w:t>Columna Background</w:t>
+        <w:t xml:space="preserve">Columna </w:t>
+      </w:r>
+      <w:proofErr w:type="spellStart"/>
+      <w:r>
+        <w:t>Background</w:t>
       </w:r>
       <w:bookmarkEnd w:id="8"/>
+      <w:proofErr w:type="spellEnd"/>
     </w:p>
     <w:p>
       <w:r>
@@ -4768,8 +5447,49 @@
           <w:i/>
           <w:iCs/>
         </w:rPr>
-        <w:t xml:space="preserve"> game/images/backgrounds</w:t>
-      </w:r>
+        <w:t xml:space="preserve"> </w:t>
+      </w:r>
+      <w:proofErr w:type="spellStart"/>
+      <w:r>
+        <w:rPr>
+          <w:i/>
+          <w:iCs/>
+        </w:rPr>
+        <w:t>game</w:t>
+      </w:r>
+      <w:proofErr w:type="spellEnd"/>
+      <w:r>
+        <w:rPr>
+          <w:i/>
+          <w:iCs/>
+        </w:rPr>
+        <w:t>/</w:t>
+      </w:r>
+      <w:proofErr w:type="spellStart"/>
+      <w:r>
+        <w:rPr>
+          <w:i/>
+          <w:iCs/>
+        </w:rPr>
+        <w:t>images</w:t>
+      </w:r>
+      <w:proofErr w:type="spellEnd"/>
+      <w:r>
+        <w:rPr>
+          <w:i/>
+          <w:iCs/>
+        </w:rPr>
+        <w:t>/</w:t>
+      </w:r>
+      <w:proofErr w:type="spellStart"/>
+      <w:r>
+        <w:rPr>
+          <w:i/>
+          <w:iCs/>
+        </w:rPr>
+        <w:t>backgrounds</w:t>
+      </w:r>
+      <w:proofErr w:type="spellEnd"/>
       <w:r>
         <w:t>.</w:t>
       </w:r>
@@ -4785,7 +5505,23 @@
         <w:ind w:firstLine="708"/>
       </w:pPr>
       <w:r>
-        <w:t>Nombre del fondo : tipo de transición : parámetros de la transición</w:t>
+        <w:t xml:space="preserve">Nombre del </w:t>
+      </w:r>
+      <w:proofErr w:type="gramStart"/>
+      <w:r>
+        <w:t>fondo :</w:t>
+      </w:r>
+      <w:proofErr w:type="gramEnd"/>
+      <w:r>
+        <w:t xml:space="preserve"> tipo de </w:t>
+      </w:r>
+      <w:proofErr w:type="gramStart"/>
+      <w:r>
+        <w:t>transición :</w:t>
+      </w:r>
+      <w:proofErr w:type="gramEnd"/>
+      <w:r>
+        <w:t xml:space="preserve"> parámetros de la transición</w:t>
       </w:r>
     </w:p>
     <w:p>
@@ -4807,30 +5543,54 @@
         <w:rPr>
           <w:highlight w:val="yellow"/>
         </w:rPr>
-        <w:t>school_hall_3:dissolve:4</w:t>
+        <w:t>school_hall_</w:t>
+      </w:r>
+      <w:proofErr w:type="gramStart"/>
+      <w:r>
+        <w:rPr>
+          <w:highlight w:val="yellow"/>
+        </w:rPr>
+        <w:t>3:dissolve</w:t>
+      </w:r>
+      <w:proofErr w:type="gramEnd"/>
+      <w:r>
+        <w:rPr>
+          <w:highlight w:val="yellow"/>
+        </w:rPr>
+        <w:t>:4</w:t>
       </w:r>
       <w:r>
         <w:t xml:space="preserve"> (El fondo school_hall_3 aparece a lo largo de 4 segundos)</w:t>
       </w:r>
     </w:p>
     <w:p>
-      <w:r>
-        <w:rPr>
-          <w:highlight w:val="yellow"/>
-        </w:rPr>
-        <w:t>campus:fade:1:3:1</w:t>
+      <w:proofErr w:type="gramStart"/>
+      <w:r>
+        <w:rPr>
+          <w:highlight w:val="yellow"/>
+        </w:rPr>
+        <w:t>campus:fade</w:t>
+      </w:r>
+      <w:proofErr w:type="gramEnd"/>
+      <w:r>
+        <w:rPr>
+          <w:highlight w:val="yellow"/>
+        </w:rPr>
+        <w:t>:1:3:1</w:t>
       </w:r>
       <w:r>
         <w:t xml:space="preserve"> (El fondo campus aparece luego de un fundido a negro)</w:t>
       </w:r>
     </w:p>
     <w:p>
+      <w:proofErr w:type="spellStart"/>
       <w:r>
         <w:rPr>
           <w:highlight w:val="yellow"/>
         </w:rPr>
         <w:t>music_room</w:t>
       </w:r>
+      <w:proofErr w:type="spellEnd"/>
       <w:r>
         <w:t xml:space="preserve"> (Aparece con la transición por defecto)</w:t>
       </w:r>
@@ -4968,10 +5728,12 @@
             <w:pPr>
               <w:jc w:val="center"/>
             </w:pPr>
+            <w:proofErr w:type="spellStart"/>
             <w:r>
               <w:lastRenderedPageBreak/>
               <w:t>dissolve</w:t>
             </w:r>
+            <w:proofErr w:type="spellEnd"/>
           </w:p>
         </w:tc>
         <w:tc>
@@ -5020,9 +5782,11 @@
             <w:pPr>
               <w:jc w:val="center"/>
             </w:pPr>
+            <w:proofErr w:type="spellStart"/>
             <w:r>
               <w:t>fade</w:t>
             </w:r>
+            <w:proofErr w:type="spellEnd"/>
           </w:p>
         </w:tc>
         <w:tc>
@@ -5167,9 +5931,11 @@
             <w:pPr>
               <w:jc w:val="center"/>
             </w:pPr>
+            <w:proofErr w:type="gramStart"/>
             <w:r>
               <w:t>pixel</w:t>
             </w:r>
+            <w:proofErr w:type="gramEnd"/>
           </w:p>
           <w:p>
             <w:pPr>
@@ -5188,7 +5954,15 @@
               <w:jc w:val="center"/>
             </w:pPr>
             <w:r>
-              <w:t>El fondo actual se pixela hasta el color de mayor presencia, luego cambia de color y muestra el siguiente fondo haciendo el proceso inverso. (Se recomienda dejarlo por defecto)</w:t>
+              <w:t xml:space="preserve">El fondo actual se </w:t>
+            </w:r>
+            <w:proofErr w:type="spellStart"/>
+            <w:r>
+              <w:t>pixela</w:t>
+            </w:r>
+            <w:proofErr w:type="spellEnd"/>
+            <w:r>
+              <w:t xml:space="preserve"> hasta el color de mayor presencia, luego cambia de color y muestra el siguiente fondo haciendo el proceso inverso. (Se recomienda dejarlo por defecto)</w:t>
             </w:r>
           </w:p>
         </w:tc>
@@ -5263,6 +6037,7 @@
             <w:pPr>
               <w:jc w:val="center"/>
             </w:pPr>
+            <w:proofErr w:type="spellStart"/>
             <w:r>
               <w:t>p</w:t>
             </w:r>
@@ -5270,8 +6045,33 @@
               <w:t>ush</w:t>
             </w:r>
             <w:r>
-              <w:t>up / pushright / pushdown / pushleft</w:t>
-            </w:r>
+              <w:t>up</w:t>
+            </w:r>
+            <w:proofErr w:type="spellEnd"/>
+            <w:r>
+              <w:t xml:space="preserve"> / </w:t>
+            </w:r>
+            <w:proofErr w:type="spellStart"/>
+            <w:r>
+              <w:t>pushright</w:t>
+            </w:r>
+            <w:proofErr w:type="spellEnd"/>
+            <w:r>
+              <w:t xml:space="preserve"> / </w:t>
+            </w:r>
+            <w:proofErr w:type="spellStart"/>
+            <w:r>
+              <w:t>pushdown</w:t>
+            </w:r>
+            <w:proofErr w:type="spellEnd"/>
+            <w:r>
+              <w:t xml:space="preserve"> / </w:t>
+            </w:r>
+            <w:proofErr w:type="spellStart"/>
+            <w:r>
+              <w:t>pushleft</w:t>
+            </w:r>
+            <w:proofErr w:type="spellEnd"/>
           </w:p>
           <w:p/>
         </w:tc>
@@ -5320,9 +6120,35 @@
             <w:pPr>
               <w:jc w:val="center"/>
             </w:pPr>
-            <w:r>
-              <w:t>rup / rright / rdown / rleft</w:t>
-            </w:r>
+            <w:proofErr w:type="spellStart"/>
+            <w:r>
+              <w:t>rup</w:t>
+            </w:r>
+            <w:proofErr w:type="spellEnd"/>
+            <w:r>
+              <w:t xml:space="preserve"> / </w:t>
+            </w:r>
+            <w:proofErr w:type="spellStart"/>
+            <w:r>
+              <w:t>rright</w:t>
+            </w:r>
+            <w:proofErr w:type="spellEnd"/>
+            <w:r>
+              <w:t xml:space="preserve"> / </w:t>
+            </w:r>
+            <w:proofErr w:type="spellStart"/>
+            <w:r>
+              <w:t>rdown</w:t>
+            </w:r>
+            <w:proofErr w:type="spellEnd"/>
+            <w:r>
+              <w:t xml:space="preserve"> / </w:t>
+            </w:r>
+            <w:proofErr w:type="spellStart"/>
+            <w:r>
+              <w:t>rleft</w:t>
+            </w:r>
+            <w:proofErr w:type="spellEnd"/>
           </w:p>
         </w:tc>
         <w:tc>
@@ -5375,15 +6201,32 @@
       <w:r>
         <w:t xml:space="preserve">La columna encargada de realizar los cambios de música en el juego, estos deben estar en la carpeta </w:t>
       </w:r>
+      <w:proofErr w:type="spellStart"/>
       <w:r>
         <w:rPr>
           <w:i/>
           <w:iCs/>
         </w:rPr>
-        <w:t>game/audio/music</w:t>
-      </w:r>
-      <w:r>
-        <w:t xml:space="preserve"> y además de poseer formato .wav. Hay que dejar claro 2 conceptos.</w:t>
+        <w:t>game</w:t>
+      </w:r>
+      <w:proofErr w:type="spellEnd"/>
+      <w:r>
+        <w:rPr>
+          <w:i/>
+          <w:iCs/>
+        </w:rPr>
+        <w:t>/audio/music</w:t>
+      </w:r>
+      <w:r>
+        <w:t xml:space="preserve"> y además de poseer formato .</w:t>
+      </w:r>
+      <w:proofErr w:type="spellStart"/>
+      <w:r>
+        <w:t>wav</w:t>
+      </w:r>
+      <w:proofErr w:type="spellEnd"/>
+      <w:r>
+        <w:t>. Hay que dejar claro 2 conceptos.</w:t>
       </w:r>
     </w:p>
     <w:p>
@@ -5407,7 +6250,15 @@
         </w:numPr>
       </w:pPr>
       <w:r>
-        <w:t>Fade-out:</w:t>
+        <w:t>Fade-</w:t>
+      </w:r>
+      <w:proofErr w:type="spellStart"/>
+      <w:r>
+        <w:t>out</w:t>
+      </w:r>
+      <w:proofErr w:type="spellEnd"/>
+      <w:r>
+        <w:t>:</w:t>
       </w:r>
       <w:r>
         <w:t xml:space="preserve"> </w:t>
@@ -5433,8 +6284,17 @@
         <w:t>canción</w:t>
       </w:r>
       <w:r>
-        <w:t xml:space="preserve"> que se está reproduciendo hará un fade-out de 3 segundos (definido en </w:t>
-      </w:r>
+        <w:t xml:space="preserve"> que se está reproduciendo hará un </w:t>
+      </w:r>
+      <w:proofErr w:type="spellStart"/>
+      <w:r>
+        <w:t>fade-out</w:t>
+      </w:r>
+      <w:proofErr w:type="spellEnd"/>
+      <w:r>
+        <w:t xml:space="preserve"> de 3 segundos (definido en </w:t>
+      </w:r>
+      <w:proofErr w:type="spellStart"/>
       <w:r>
         <w:rPr>
           <w:i/>
@@ -5442,8 +6302,17 @@
         </w:rPr>
         <w:t>configDefine.rpy</w:t>
       </w:r>
-      <w:r>
-        <w:t>), será igual para las músicas entrantes si no se les coloca un tiempo de fade-in</w:t>
+      <w:proofErr w:type="spellEnd"/>
+      <w:r>
+        <w:t xml:space="preserve">), será igual para las músicas entrantes si no se les coloca un tiempo de </w:t>
+      </w:r>
+      <w:proofErr w:type="spellStart"/>
+      <w:r>
+        <w:t>fade</w:t>
+      </w:r>
+      <w:proofErr w:type="spellEnd"/>
+      <w:r>
+        <w:t>-in</w:t>
       </w:r>
       <w:r>
         <w:t xml:space="preserve">. </w:t>
@@ -5456,8 +6325,29 @@
       <w:pPr>
         <w:ind w:left="708" w:firstLine="708"/>
       </w:pPr>
-      <w:r>
-        <w:t>nombre_de_la_musica : fade-in en segundos</w:t>
+      <w:proofErr w:type="spellStart"/>
+      <w:r>
+        <w:t>nombre_de_la_</w:t>
+      </w:r>
+      <w:proofErr w:type="gramStart"/>
+      <w:r>
+        <w:t>musica</w:t>
+      </w:r>
+      <w:proofErr w:type="spellEnd"/>
+      <w:r>
+        <w:t xml:space="preserve"> :</w:t>
+      </w:r>
+      <w:proofErr w:type="gramEnd"/>
+      <w:r>
+        <w:t xml:space="preserve"> </w:t>
+      </w:r>
+      <w:proofErr w:type="spellStart"/>
+      <w:r>
+        <w:t>fade</w:t>
+      </w:r>
+      <w:proofErr w:type="spellEnd"/>
+      <w:r>
+        <w:t>-in en segundos</w:t>
       </w:r>
     </w:p>
     <w:p>
@@ -5479,24 +6369,79 @@
         <w:ind w:firstLine="708"/>
       </w:pPr>
       <w:r>
-        <w:t>Para quitar la música y crear un silencio, simplemente debemos colocar un *, por supuesto, también podemos acompañarlo del parámetro de fade-in</w:t>
-      </w:r>
-      <w:r>
-        <w:t xml:space="preserve"> que en este caso tomará el rol de fade-out.</w:t>
-      </w:r>
-    </w:p>
-    <w:p>
-      <w:r>
-        <w:rPr>
-          <w:highlight w:val="yellow"/>
-        </w:rPr>
-        <w:t>while we speak:4</w:t>
-      </w:r>
-      <w:r>
-        <w:t xml:space="preserve"> (La música actual hace el fade-out por defecto y la nueva fade-in de 4 segundos)</w:t>
-      </w:r>
-    </w:p>
-    <w:p>
+        <w:t xml:space="preserve">Para quitar la música y crear un silencio, simplemente debemos colocar un *, por supuesto, también podemos acompañarlo del parámetro de </w:t>
+      </w:r>
+      <w:proofErr w:type="spellStart"/>
+      <w:r>
+        <w:t>fade</w:t>
+      </w:r>
+      <w:proofErr w:type="spellEnd"/>
+      <w:r>
+        <w:t>-in</w:t>
+      </w:r>
+      <w:r>
+        <w:t xml:space="preserve"> que en este caso tomará el rol de </w:t>
+      </w:r>
+      <w:proofErr w:type="spellStart"/>
+      <w:r>
+        <w:t>fade-out</w:t>
+      </w:r>
+      <w:proofErr w:type="spellEnd"/>
+      <w:r>
+        <w:t>.</w:t>
+      </w:r>
+    </w:p>
+    <w:p>
+      <w:proofErr w:type="spellStart"/>
+      <w:r>
+        <w:rPr>
+          <w:highlight w:val="yellow"/>
+        </w:rPr>
+        <w:t>while</w:t>
+      </w:r>
+      <w:proofErr w:type="spellEnd"/>
+      <w:r>
+        <w:rPr>
+          <w:highlight w:val="yellow"/>
+        </w:rPr>
+        <w:t xml:space="preserve"> </w:t>
+      </w:r>
+      <w:proofErr w:type="spellStart"/>
+      <w:r>
+        <w:rPr>
+          <w:highlight w:val="yellow"/>
+        </w:rPr>
+        <w:t>we</w:t>
+      </w:r>
+      <w:proofErr w:type="spellEnd"/>
+      <w:r>
+        <w:rPr>
+          <w:highlight w:val="yellow"/>
+        </w:rPr>
+        <w:t xml:space="preserve"> speak:4</w:t>
+      </w:r>
+      <w:r>
+        <w:t xml:space="preserve"> (La música actual hace el </w:t>
+      </w:r>
+      <w:proofErr w:type="spellStart"/>
+      <w:r>
+        <w:t>fade-out</w:t>
+      </w:r>
+      <w:proofErr w:type="spellEnd"/>
+      <w:r>
+        <w:t xml:space="preserve"> por defecto y la nueva </w:t>
+      </w:r>
+      <w:proofErr w:type="spellStart"/>
+      <w:r>
+        <w:t>fade</w:t>
+      </w:r>
+      <w:proofErr w:type="spellEnd"/>
+      <w:r>
+        <w:t>-in de 4 segundos)</w:t>
+      </w:r>
+    </w:p>
+    <w:p>
+      <w:proofErr w:type="spellStart"/>
       <w:r>
         <w:rPr>
           <w:highlight w:val="yellow"/>
@@ -5504,8 +6449,17 @@
         <w:lastRenderedPageBreak/>
         <w:t>stride</w:t>
       </w:r>
-      <w:r>
-        <w:t xml:space="preserve"> (Tanto la música actual y la entrante harán un fade-out y fide-in por defecto)</w:t>
+      <w:proofErr w:type="spellEnd"/>
+      <w:r>
+        <w:t xml:space="preserve"> (Tanto la música actual y la entrante harán un </w:t>
+      </w:r>
+      <w:proofErr w:type="spellStart"/>
+      <w:r>
+        <w:t>fade-out</w:t>
+      </w:r>
+      <w:proofErr w:type="spellEnd"/>
+      <w:r>
+        <w:t xml:space="preserve"> y fide-in por defecto)</w:t>
       </w:r>
     </w:p>
     <w:p>
@@ -5516,7 +6470,15 @@
         <w:t>*:5</w:t>
       </w:r>
       <w:r>
-        <w:t xml:space="preserve"> (La canción actual hace un fade-out de 5 segundos al silencio)</w:t>
+        <w:t xml:space="preserve"> (La canción actual hace un </w:t>
+      </w:r>
+      <w:proofErr w:type="spellStart"/>
+      <w:r>
+        <w:t>fade-out</w:t>
+      </w:r>
+      <w:proofErr w:type="spellEnd"/>
+      <w:r>
+        <w:t xml:space="preserve"> de 5 segundos al silencio)</w:t>
       </w:r>
     </w:p>
     <w:p>
@@ -5541,22 +6503,61 @@
       </w:pPr>
       <w:bookmarkStart w:id="10" w:name="_Toc199261563"/>
       <w:r>
-        <w:t>Columna Sound</w:t>
+        <w:t xml:space="preserve">Columna </w:t>
+      </w:r>
+      <w:proofErr w:type="spellStart"/>
+      <w:r>
+        <w:t>Sound</w:t>
       </w:r>
       <w:bookmarkEnd w:id="10"/>
+      <w:proofErr w:type="spellEnd"/>
     </w:p>
     <w:p>
       <w:r>
         <w:tab/>
-        <w:t xml:space="preserve">Los sonidos que se reproducen en el diálogo, pueden ser varios a la vez. Deben estar en formato .wav y estar ubicados en la carpeta </w:t>
-      </w:r>
+        <w:t xml:space="preserve">Los sonidos que se reproducen en el </w:t>
+      </w:r>
+      <w:proofErr w:type="gramStart"/>
+      <w:r>
+        <w:t>diálogo,</w:t>
+      </w:r>
+      <w:proofErr w:type="gramEnd"/>
+      <w:r>
+        <w:t xml:space="preserve"> pueden ser varios a la vez. Deben estar en formato .</w:t>
+      </w:r>
+      <w:proofErr w:type="spellStart"/>
+      <w:r>
+        <w:t>wav</w:t>
+      </w:r>
+      <w:proofErr w:type="spellEnd"/>
+      <w:r>
+        <w:t xml:space="preserve"> y estar ubicados en la carpeta </w:t>
+      </w:r>
+      <w:proofErr w:type="spellStart"/>
       <w:r>
         <w:rPr>
           <w:i/>
           <w:iCs/>
         </w:rPr>
-        <w:t>games/audio/sounds</w:t>
-      </w:r>
+        <w:t>games</w:t>
+      </w:r>
+      <w:proofErr w:type="spellEnd"/>
+      <w:r>
+        <w:rPr>
+          <w:i/>
+          <w:iCs/>
+        </w:rPr>
+        <w:t>/audio/</w:t>
+      </w:r>
+      <w:proofErr w:type="spellStart"/>
+      <w:r>
+        <w:rPr>
+          <w:i/>
+          <w:iCs/>
+        </w:rPr>
+        <w:t>sounds</w:t>
+      </w:r>
+      <w:proofErr w:type="spellEnd"/>
       <w:r>
         <w:t>. Generalmente se reproducirán una vez, sin embargo</w:t>
       </w:r>
@@ -5570,8 +6571,12 @@
     <w:p>
       <w:r>
         <w:tab/>
+      </w:r>
+      <w:proofErr w:type="spellStart"/>
+      <w:r>
         <w:t>Nombre_del_sonido</w:t>
       </w:r>
+      <w:proofErr w:type="spellEnd"/>
     </w:p>
     <w:p>
       <w:r>
@@ -5582,8 +6587,21 @@
     <w:p>
       <w:r>
         <w:tab/>
-        <w:t>Nombre del sonido : loop</w:t>
-      </w:r>
+        <w:t xml:space="preserve">Nombre del </w:t>
+      </w:r>
+      <w:proofErr w:type="gramStart"/>
+      <w:r>
+        <w:t>sonido :</w:t>
+      </w:r>
+      <w:proofErr w:type="gramEnd"/>
+      <w:r>
+        <w:t xml:space="preserve"> </w:t>
+      </w:r>
+      <w:proofErr w:type="spellStart"/>
+      <w:r>
+        <w:t>loop</w:t>
+      </w:r>
+      <w:proofErr w:type="spellEnd"/>
     </w:p>
     <w:p>
       <w:r>
@@ -5597,13 +6615,34 @@
         <w:t>.</w:t>
       </w:r>
       <w:r>
-        <w:t xml:space="preserve"> Las mayúsculas no se respetan, de todas formas se recomienda escribirlo todo en minúscula.</w:t>
+        <w:t xml:space="preserve"> Las mayúsculas no se respetan, de todas </w:t>
+      </w:r>
+      <w:proofErr w:type="gramStart"/>
+      <w:r>
+        <w:t>formas</w:t>
+      </w:r>
+      <w:proofErr w:type="gramEnd"/>
+      <w:r>
+        <w:t xml:space="preserve"> se recomienda escribirlo todo en minúscula.</w:t>
       </w:r>
     </w:p>
     <w:p>
       <w:r>
         <w:tab/>
-        <w:t xml:space="preserve">Si colocamos el nombre del sonido sin más, este se reproducirá una sola vez. Para reproducir varios sonidos simultáneamente, debemos separarlos por comas. Si deseamos que el sonido se reproduzca constantemente debemos añadir :loop, es importante mencionar que hacer eso hará que el sonido se reproduzca indefinidamente hasta que volvamos a escribir la misma instrucción más adelante. </w:t>
+        <w:t xml:space="preserve">Si colocamos el nombre del sonido sin más, este se reproducirá una sola vez. Para reproducir varios sonidos simultáneamente, debemos separarlos por comas. Si deseamos que el sonido se reproduzca constantemente debemos </w:t>
+      </w:r>
+      <w:proofErr w:type="gramStart"/>
+      <w:r>
+        <w:t>añadir :</w:t>
+      </w:r>
+      <w:proofErr w:type="spellStart"/>
+      <w:r>
+        <w:t>loop</w:t>
+      </w:r>
+      <w:proofErr w:type="spellEnd"/>
+      <w:proofErr w:type="gramEnd"/>
+      <w:r>
+        <w:t xml:space="preserve">, es importante mencionar que hacer eso hará que el sonido se reproduzca indefinidamente hasta que volvamos a escribir la misma instrucción más adelante. </w:t>
       </w:r>
     </w:p>
     <w:p>
@@ -5633,10 +6672,30 @@
         <w:rPr>
           <w:highlight w:val="yellow"/>
         </w:rPr>
-        <w:t>Espadas chocando:loop</w:t>
-      </w:r>
-      <w:r>
-        <w:t xml:space="preserve"> (Reproduce espadas chocando indefinidamente hasta que se vuelva a escribir Espadas chocando:loop en un diálogo posterior).</w:t>
+        <w:t xml:space="preserve">Espadas </w:t>
+      </w:r>
+      <w:proofErr w:type="spellStart"/>
+      <w:proofErr w:type="gramStart"/>
+      <w:r>
+        <w:rPr>
+          <w:highlight w:val="yellow"/>
+        </w:rPr>
+        <w:t>chocando:loop</w:t>
+      </w:r>
+      <w:proofErr w:type="spellEnd"/>
+      <w:proofErr w:type="gramEnd"/>
+      <w:r>
+        <w:t xml:space="preserve"> (Reproduce espadas chocando indefinidamente hasta que se vuelva a escribir Espadas </w:t>
+      </w:r>
+      <w:proofErr w:type="spellStart"/>
+      <w:proofErr w:type="gramStart"/>
+      <w:r>
+        <w:t>chocando:loop</w:t>
+      </w:r>
+      <w:proofErr w:type="spellEnd"/>
+      <w:proofErr w:type="gramEnd"/>
+      <w:r>
+        <w:t xml:space="preserve"> en un diálogo posterior).</w:t>
       </w:r>
     </w:p>
     <w:p>
@@ -5644,13 +6703,37 @@
         <w:ind w:left="360" w:firstLine="348"/>
       </w:pPr>
       <w:r>
-        <w:t xml:space="preserve">Se debe tener en cuenta que si un sonido está en loop y se reproduce </w:t>
+        <w:t xml:space="preserve">Se debe tener en cuenta </w:t>
+      </w:r>
+      <w:proofErr w:type="gramStart"/>
+      <w:r>
+        <w:t>que</w:t>
+      </w:r>
+      <w:proofErr w:type="gramEnd"/>
+      <w:r>
+        <w:t xml:space="preserve"> si un sonido está en </w:t>
+      </w:r>
+      <w:proofErr w:type="spellStart"/>
+      <w:r>
+        <w:t>loop</w:t>
+      </w:r>
+      <w:proofErr w:type="spellEnd"/>
+      <w:r>
+        <w:t xml:space="preserve"> y se reproduce </w:t>
       </w:r>
       <w:r>
         <w:t>otro</w:t>
       </w:r>
       <w:r>
-        <w:t xml:space="preserve"> sonido, el loop se detendrá</w:t>
+        <w:t xml:space="preserve"> sonido, el </w:t>
+      </w:r>
+      <w:proofErr w:type="spellStart"/>
+      <w:r>
+        <w:t>loop</w:t>
+      </w:r>
+      <w:proofErr w:type="spellEnd"/>
+      <w:r>
+        <w:t xml:space="preserve"> se detendrá</w:t>
       </w:r>
       <w:r>
         <w:t xml:space="preserve"> y sonará el sonido escrito</w:t>
@@ -5664,7 +6747,15 @@
         <w:ind w:left="360" w:firstLine="348"/>
       </w:pPr>
       <w:r>
-        <w:t>No se pueden colocar 2 sonidos en loop al mismo tiempo, en caso de que lo necesite se recomienda editar y solapar ambos audios en uno solo.</w:t>
+        <w:t xml:space="preserve">No se pueden colocar 2 sonidos en </w:t>
+      </w:r>
+      <w:proofErr w:type="spellStart"/>
+      <w:r>
+        <w:t>loop</w:t>
+      </w:r>
+      <w:proofErr w:type="spellEnd"/>
+      <w:r>
+        <w:t xml:space="preserve"> al mismo tiempo, en caso de que lo necesite se recomienda editar y solapar ambos audios en uno solo.</w:t>
       </w:r>
     </w:p>
     <w:p>
@@ -5673,27 +6764,76 @@
       </w:pPr>
       <w:bookmarkStart w:id="11" w:name="_Toc199261564"/>
       <w:r>
-        <w:t>Columna Single effect</w:t>
+        <w:t xml:space="preserve">Columna </w:t>
+      </w:r>
+      <w:proofErr w:type="gramStart"/>
+      <w:r>
+        <w:t>Single</w:t>
+      </w:r>
+      <w:proofErr w:type="gramEnd"/>
+      <w:r>
+        <w:t xml:space="preserve"> </w:t>
+      </w:r>
+      <w:proofErr w:type="spellStart"/>
+      <w:r>
+        <w:t>effect</w:t>
       </w:r>
       <w:bookmarkEnd w:id="11"/>
+      <w:proofErr w:type="spellEnd"/>
     </w:p>
     <w:p>
       <w:r>
         <w:tab/>
-        <w:t>Son efectos visuales que suceden una única vez, como una sacudida de pantalla o flash repentino. Sintaxis:</w:t>
+        <w:t xml:space="preserve">Son efectos visuales que suceden una única vez, como una sacudida de pantalla o </w:t>
+      </w:r>
+      <w:proofErr w:type="gramStart"/>
+      <w:r>
+        <w:t>flash</w:t>
+      </w:r>
+      <w:proofErr w:type="gramEnd"/>
+      <w:r>
+        <w:t xml:space="preserve"> repentino. Sintaxis:</w:t>
       </w:r>
     </w:p>
     <w:p>
       <w:r>
         <w:tab/>
-        <w:t>Nombre_del_efecto : parámetros</w:t>
+      </w:r>
+      <w:proofErr w:type="spellStart"/>
+      <w:r>
+        <w:t>Nombre_del_</w:t>
+      </w:r>
+      <w:proofErr w:type="gramStart"/>
+      <w:r>
+        <w:t>efecto</w:t>
+      </w:r>
+      <w:proofErr w:type="spellEnd"/>
+      <w:r>
+        <w:t xml:space="preserve"> :</w:t>
+      </w:r>
+      <w:proofErr w:type="gramEnd"/>
+      <w:r>
+        <w:t xml:space="preserve"> parámetros</w:t>
       </w:r>
     </w:p>
     <w:p>
       <w:r>
         <w:tab/>
-        <w:t>Nombre_del_efecto_1:parámetros, Nombre_del_efecto_2:parámetros</w:t>
-      </w:r>
+        <w:t>Nombre_del_efecto_</w:t>
+      </w:r>
+      <w:proofErr w:type="gramStart"/>
+      <w:r>
+        <w:t>1:parámetros</w:t>
+      </w:r>
+      <w:proofErr w:type="gramEnd"/>
+      <w:r>
+        <w:t>, Nombre_del_efecto_</w:t>
+      </w:r>
+      <w:proofErr w:type="gramStart"/>
+      <w:r>
+        <w:t>2:parámetros</w:t>
+      </w:r>
+      <w:proofErr w:type="gramEnd"/>
     </w:p>
     <w:p>
       <w:r>
@@ -5817,9 +6957,19 @@
             <w:pPr>
               <w:jc w:val="center"/>
             </w:pPr>
-            <w:r>
-              <w:t>vpunch / hpunch</w:t>
-            </w:r>
+            <w:proofErr w:type="spellStart"/>
+            <w:r>
+              <w:t>vpunch</w:t>
+            </w:r>
+            <w:proofErr w:type="spellEnd"/>
+            <w:r>
+              <w:t xml:space="preserve"> / </w:t>
+            </w:r>
+            <w:proofErr w:type="spellStart"/>
+            <w:r>
+              <w:t>hpunch</w:t>
+            </w:r>
+            <w:proofErr w:type="spellEnd"/>
           </w:p>
         </w:tc>
         <w:tc>
@@ -5832,7 +6982,23 @@
               <w:jc w:val="center"/>
             </w:pPr>
             <w:r>
-              <w:t>El fondo de pantalla se mueve en horizontal (hpunch) o vertical (vpunch) simulando con golpe de una intensidad dada</w:t>
+              <w:t>El fondo de pantalla se mueve en horizontal (</w:t>
+            </w:r>
+            <w:proofErr w:type="spellStart"/>
+            <w:r>
+              <w:t>hpunch</w:t>
+            </w:r>
+            <w:proofErr w:type="spellEnd"/>
+            <w:r>
+              <w:t>) o vertical (</w:t>
+            </w:r>
+            <w:proofErr w:type="spellStart"/>
+            <w:r>
+              <w:t>vpunch</w:t>
+            </w:r>
+            <w:proofErr w:type="spellEnd"/>
+            <w:r>
+              <w:t>) simulando con golpe de una intensidad dada</w:t>
             </w:r>
           </w:p>
         </w:tc>
@@ -5992,11 +7158,19 @@
       </w:r>
     </w:p>
     <w:p>
-      <w:r>
-        <w:rPr>
-          <w:highlight w:val="yellow"/>
-        </w:rPr>
-        <w:t>flash:0.25:1</w:t>
+      <w:proofErr w:type="gramStart"/>
+      <w:r>
+        <w:rPr>
+          <w:highlight w:val="yellow"/>
+        </w:rPr>
+        <w:t>flash</w:t>
+      </w:r>
+      <w:proofErr w:type="gramEnd"/>
+      <w:r>
+        <w:rPr>
+          <w:highlight w:val="yellow"/>
+        </w:rPr>
+        <w:t>:0.25:1</w:t>
       </w:r>
       <w:r>
         <w:t xml:space="preserve"> (Muestra un fondo blanco una única vez durante 0.25 segundos simulando un destello repentino)</w:t>
@@ -6020,14 +7194,43 @@
       </w:pPr>
       <w:bookmarkStart w:id="12" w:name="_Toc199261565"/>
       <w:r>
-        <w:t>Columna Continuous effect</w:t>
+        <w:t xml:space="preserve">Columna </w:t>
+      </w:r>
+      <w:proofErr w:type="spellStart"/>
+      <w:r>
+        <w:t>Continuous</w:t>
+      </w:r>
+      <w:proofErr w:type="spellEnd"/>
+      <w:r>
+        <w:t xml:space="preserve"> </w:t>
+      </w:r>
+      <w:proofErr w:type="spellStart"/>
+      <w:r>
+        <w:t>effect</w:t>
       </w:r>
       <w:bookmarkEnd w:id="12"/>
+      <w:proofErr w:type="spellEnd"/>
     </w:p>
     <w:p>
       <w:r>
         <w:tab/>
-        <w:t>Es similar a los Single Effects, solo que esta vez es un efecto que sucede constantemente en pantalla y persiste indefinidamente hasta que se vuelva a llamar</w:t>
+        <w:t xml:space="preserve">Es similar a los </w:t>
+      </w:r>
+      <w:proofErr w:type="gramStart"/>
+      <w:r>
+        <w:t>Single</w:t>
+      </w:r>
+      <w:proofErr w:type="gramEnd"/>
+      <w:r>
+        <w:t xml:space="preserve"> </w:t>
+      </w:r>
+      <w:proofErr w:type="spellStart"/>
+      <w:r>
+        <w:t>Effects</w:t>
+      </w:r>
+      <w:proofErr w:type="spellEnd"/>
+      <w:r>
+        <w:t>, solo que esta vez es un efecto que sucede constantemente en pantalla y persiste indefinidamente hasta que se vuelva a llamar</w:t>
       </w:r>
       <w:r>
         <w:t>. Se pueden dividir en dos, aquellos efectos continuos que interactúan con el fondo actual, y aquellos que colocan una imagen por encima.</w:t>
@@ -6042,19 +7245,66 @@
         <w:t>a sintaxis es la misma que la de</w:t>
       </w:r>
       <w:r>
-        <w:t xml:space="preserve"> los Single Effects.</w:t>
+        <w:t xml:space="preserve"> los </w:t>
+      </w:r>
+      <w:proofErr w:type="gramStart"/>
+      <w:r>
+        <w:t>Single</w:t>
+      </w:r>
+      <w:proofErr w:type="gramEnd"/>
+      <w:r>
+        <w:t xml:space="preserve"> </w:t>
+      </w:r>
+      <w:proofErr w:type="spellStart"/>
+      <w:r>
+        <w:t>Effects</w:t>
+      </w:r>
+      <w:proofErr w:type="spellEnd"/>
+      <w:r>
+        <w:t>.</w:t>
       </w:r>
     </w:p>
     <w:p>
       <w:r>
         <w:tab/>
-        <w:t>Nombre_del_efecto : parámetros</w:t>
+      </w:r>
+      <w:proofErr w:type="spellStart"/>
+      <w:r>
+        <w:t>Nombre_del_</w:t>
+      </w:r>
+      <w:proofErr w:type="gramStart"/>
+      <w:r>
+        <w:t>efecto</w:t>
+      </w:r>
+      <w:proofErr w:type="spellEnd"/>
+      <w:r>
+        <w:t xml:space="preserve"> :</w:t>
+      </w:r>
+      <w:proofErr w:type="gramEnd"/>
+      <w:r>
+        <w:t xml:space="preserve"> parámetros</w:t>
       </w:r>
     </w:p>
     <w:p>
       <w:r>
         <w:tab/>
-        <w:t>Nombre_del_efecto_1 : parámetros, Nombre_del_efecto_2 : parámetros</w:t>
+        <w:t>Nombre_del_efecto_</w:t>
+      </w:r>
+      <w:proofErr w:type="gramStart"/>
+      <w:r>
+        <w:t>1 :</w:t>
+      </w:r>
+      <w:proofErr w:type="gramEnd"/>
+      <w:r>
+        <w:t xml:space="preserve"> parámetros, Nombre_del_efecto_</w:t>
+      </w:r>
+      <w:proofErr w:type="gramStart"/>
+      <w:r>
+        <w:t>2 :</w:t>
+      </w:r>
+      <w:proofErr w:type="gramEnd"/>
+      <w:r>
+        <w:t xml:space="preserve"> parámetros</w:t>
       </w:r>
     </w:p>
     <w:p>
@@ -6172,9 +7422,11 @@
             <w:pPr>
               <w:jc w:val="center"/>
             </w:pPr>
+            <w:proofErr w:type="spellStart"/>
             <w:r>
               <w:t>blur</w:t>
             </w:r>
+            <w:proofErr w:type="spellEnd"/>
           </w:p>
         </w:tc>
         <w:tc>
@@ -6225,9 +7477,18 @@
             <w:pPr>
               <w:jc w:val="center"/>
             </w:pPr>
+            <w:proofErr w:type="spellStart"/>
             <w:r>
               <w:lastRenderedPageBreak/>
-              <w:t>hwarp / v</w:t>
+              <w:t>hwarp</w:t>
+            </w:r>
+            <w:proofErr w:type="spellEnd"/>
+            <w:r>
+              <w:t xml:space="preserve"> / </w:t>
+            </w:r>
+            <w:proofErr w:type="spellStart"/>
+            <w:r>
+              <w:t>v</w:t>
             </w:r>
             <w:r>
               <w:t>w</w:t>
@@ -6235,6 +7496,7 @@
             <w:r>
               <w:t>arp</w:t>
             </w:r>
+            <w:proofErr w:type="spellEnd"/>
           </w:p>
         </w:tc>
         <w:tc>
@@ -6247,7 +7509,23 @@
               <w:jc w:val="center"/>
             </w:pPr>
             <w:r>
-              <w:t>El fondo actual se estira vertical (vwarp) u horizontalmente (hwarp)</w:t>
+              <w:t>El fondo actual se estira vertical (</w:t>
+            </w:r>
+            <w:proofErr w:type="spellStart"/>
+            <w:r>
+              <w:t>vwarp</w:t>
+            </w:r>
+            <w:proofErr w:type="spellEnd"/>
+            <w:r>
+              <w:t>) u horizontalmente (</w:t>
+            </w:r>
+            <w:proofErr w:type="spellStart"/>
+            <w:r>
+              <w:t>hwarp</w:t>
+            </w:r>
+            <w:proofErr w:type="spellEnd"/>
+            <w:r>
+              <w:t>)</w:t>
             </w:r>
           </w:p>
         </w:tc>
@@ -6282,9 +7560,11 @@
             <w:pPr>
               <w:jc w:val="center"/>
             </w:pPr>
+            <w:proofErr w:type="spellStart"/>
             <w:r>
               <w:t>rotate</w:t>
             </w:r>
+            <w:proofErr w:type="spellEnd"/>
           </w:p>
           <w:p>
             <w:pPr>
@@ -6370,7 +7650,39 @@
         <w:ind w:firstLine="708"/>
       </w:pPr>
       <w:r>
-        <w:t>Estos efectos que interactúan con el fondo no se pueden acumular, es decir, solo puede haber uno activo a la vez, por ejemplo, si se intenta colocar un rotate luego de un blur, el blur desaparecerá y el rotate se ejecutará.</w:t>
+        <w:t xml:space="preserve">Estos efectos que interactúan con el fondo no se pueden acumular, es decir, solo puede haber uno activo a la vez, por ejemplo, si se intenta colocar un </w:t>
+      </w:r>
+      <w:proofErr w:type="spellStart"/>
+      <w:r>
+        <w:t>rotate</w:t>
+      </w:r>
+      <w:proofErr w:type="spellEnd"/>
+      <w:r>
+        <w:t xml:space="preserve"> luego de un </w:t>
+      </w:r>
+      <w:proofErr w:type="spellStart"/>
+      <w:r>
+        <w:t>blur</w:t>
+      </w:r>
+      <w:proofErr w:type="spellEnd"/>
+      <w:r>
+        <w:t xml:space="preserve">, el </w:t>
+      </w:r>
+      <w:proofErr w:type="spellStart"/>
+      <w:r>
+        <w:t>blur</w:t>
+      </w:r>
+      <w:proofErr w:type="spellEnd"/>
+      <w:r>
+        <w:t xml:space="preserve"> desaparecerá y el </w:t>
+      </w:r>
+      <w:proofErr w:type="spellStart"/>
+      <w:r>
+        <w:t>rotate</w:t>
+      </w:r>
+      <w:proofErr w:type="spellEnd"/>
+      <w:r>
+        <w:t xml:space="preserve"> se ejecutará.</w:t>
       </w:r>
     </w:p>
     <w:p>
@@ -6556,16 +7868,26 @@
         <w:t>0.4</w:t>
       </w:r>
       <w:r>
-        <w:t xml:space="preserve"> (Muestra un fondo llamado suffocation el cual es rojizo y tiene venas en el borde con una opacidad del 0.4 dando la impresión de que el protagonista se está asfixiando o sufriendo)</w:t>
-      </w:r>
-    </w:p>
-    <w:p>
+        <w:t xml:space="preserve"> (Muestra un fondo llamado </w:t>
+      </w:r>
+      <w:proofErr w:type="spellStart"/>
+      <w:r>
+        <w:t>suffocation</w:t>
+      </w:r>
+      <w:proofErr w:type="spellEnd"/>
+      <w:r>
+        <w:t xml:space="preserve"> el cual es rojizo y tiene venas en el borde con una opacidad del 0.4 dando la impresión de que el protagonista se está asfixiando o sufriendo)</w:t>
+      </w:r>
+    </w:p>
+    <w:p>
+      <w:proofErr w:type="spellStart"/>
       <w:r>
         <w:rPr>
           <w:highlight w:val="yellow"/>
         </w:rPr>
         <w:t>Family_picture</w:t>
       </w:r>
+      <w:proofErr w:type="spellEnd"/>
       <w:r>
         <w:t xml:space="preserve"> (Muestra una foto de una familia en pantalla)</w:t>
       </w:r>
@@ -6584,9 +7906,14 @@
       </w:pPr>
       <w:bookmarkStart w:id="13" w:name="_Toc199261566"/>
       <w:r>
-        <w:t>Columna Events</w:t>
+        <w:t xml:space="preserve">Columna </w:t>
+      </w:r>
+      <w:proofErr w:type="spellStart"/>
+      <w:r>
+        <w:t>Events</w:t>
       </w:r>
       <w:bookmarkEnd w:id="13"/>
+      <w:proofErr w:type="spellEnd"/>
     </w:p>
     <w:p>
       <w:r>
@@ -6762,19 +8089,47 @@
         <w:t xml:space="preserve"> </w:t>
       </w:r>
       <w:r>
-        <w:t>En este caso la sintaxis es algo variada pero en esencia es la siguiente.</w:t>
+        <w:t xml:space="preserve">En este caso la sintaxis es algo </w:t>
+      </w:r>
+      <w:proofErr w:type="gramStart"/>
+      <w:r>
+        <w:t>variada</w:t>
+      </w:r>
+      <w:proofErr w:type="gramEnd"/>
+      <w:r>
+        <w:t xml:space="preserve"> pero en esencia es la siguiente.</w:t>
       </w:r>
     </w:p>
     <w:p>
       <w:r>
         <w:tab/>
+      </w:r>
+      <w:proofErr w:type="spellStart"/>
+      <w:r>
         <w:t>Nombre_del_personaje</w:t>
       </w:r>
-      <w:r>
-        <w:t xml:space="preserve"> Sprite</w:t>
-      </w:r>
-      <w:r>
-        <w:t xml:space="preserve"> : acción : parámetros de la acción</w:t>
+      <w:proofErr w:type="spellEnd"/>
+      <w:r>
+        <w:t xml:space="preserve"> </w:t>
+      </w:r>
+      <w:proofErr w:type="gramStart"/>
+      <w:r>
+        <w:t>Sprite</w:t>
+      </w:r>
+      <w:r>
+        <w:t xml:space="preserve"> :</w:t>
+      </w:r>
+      <w:proofErr w:type="gramEnd"/>
+      <w:r>
+        <w:t xml:space="preserve"> </w:t>
+      </w:r>
+      <w:proofErr w:type="gramStart"/>
+      <w:r>
+        <w:t>acción :</w:t>
+      </w:r>
+      <w:proofErr w:type="gramEnd"/>
+      <w:r>
+        <w:t xml:space="preserve"> parámetros de la acción</w:t>
       </w:r>
     </w:p>
     <w:p>
@@ -6785,13 +8140,69 @@
         <w:t>El nombre del personaje debe estar en m</w:t>
       </w:r>
       <w:r>
-        <w:t>inúscula y coincidir con el nombre del archivo que contiene el Sprite del personaje. El Sprite del personaje va separado de un espacio de su nombre, este Sprite es opcional y representa la variación del personaje, por ejemplo “Amber uniform_happy”, “Amber casual_happy” o “Amber_uniform_scared”.</w:t>
+        <w:t xml:space="preserve">inúscula y coincidir con el nombre del archivo que contiene el Sprite del personaje. El Sprite del personaje va separado de un espacio de su nombre, este Sprite es opcional y representa la variación del personaje, por ejemplo “Amber </w:t>
+      </w:r>
+      <w:proofErr w:type="spellStart"/>
+      <w:r>
+        <w:t>uniform_happy</w:t>
+      </w:r>
+      <w:proofErr w:type="spellEnd"/>
+      <w:r>
+        <w:t xml:space="preserve">”, “Amber </w:t>
+      </w:r>
+      <w:proofErr w:type="spellStart"/>
+      <w:r>
+        <w:t>casual_happy</w:t>
+      </w:r>
+      <w:proofErr w:type="spellEnd"/>
+      <w:r>
+        <w:t>” o “</w:t>
+      </w:r>
+      <w:proofErr w:type="spellStart"/>
+      <w:r>
+        <w:t>Amber_uniform_scared</w:t>
+      </w:r>
+      <w:proofErr w:type="spellEnd"/>
+      <w:r>
+        <w:t>”.</w:t>
       </w:r>
     </w:p>
     <w:p>
       <w:r>
         <w:tab/>
-        <w:t>En este caso Amber sería el personaje y uniform_happy, casual_happy y uniform_scared serían los Sprite específicos a nombrar. Si no se especifica el Sprite se mostrará el archivo que se llame “Amber.png”, de no existir, el juego arrojará un error.</w:t>
+        <w:t xml:space="preserve">En este caso Amber sería el personaje y </w:t>
+      </w:r>
+      <w:proofErr w:type="spellStart"/>
+      <w:r>
+        <w:t>uniform_happy</w:t>
+      </w:r>
+      <w:proofErr w:type="spellEnd"/>
+      <w:r>
+        <w:t xml:space="preserve">, </w:t>
+      </w:r>
+      <w:proofErr w:type="spellStart"/>
+      <w:r>
+        <w:t>casual_happy</w:t>
+      </w:r>
+      <w:proofErr w:type="spellEnd"/>
+      <w:r>
+        <w:t xml:space="preserve"> y </w:t>
+      </w:r>
+      <w:proofErr w:type="spellStart"/>
+      <w:r>
+        <w:t>uniform_scared</w:t>
+      </w:r>
+      <w:proofErr w:type="spellEnd"/>
+      <w:r>
+        <w:t xml:space="preserve"> serían </w:t>
+      </w:r>
+      <w:proofErr w:type="gramStart"/>
+      <w:r>
+        <w:t>los Sprite específicos a nombrar</w:t>
+      </w:r>
+      <w:proofErr w:type="gramEnd"/>
+      <w:r>
+        <w:t>. Si no se especifica el Sprite se mostrará el archivo que se llame “Amber.png”, de no existir, el juego arrojará un error.</w:t>
       </w:r>
     </w:p>
     <w:p>
@@ -6819,6 +8230,7 @@
     <w:p>
       <w:pPr>
         <w:pStyle w:val="Ttulo3"/>
+        <w:ind w:firstLine="708"/>
       </w:pPr>
       <w:r>
         <w:t>Posiciones y valores</w:t>
@@ -7396,10 +8808,12 @@
             <w:pPr>
               <w:jc w:val="center"/>
             </w:pPr>
+            <w:proofErr w:type="spellStart"/>
             <w:r>
               <w:lastRenderedPageBreak/>
               <w:t>appear</w:t>
             </w:r>
+            <w:proofErr w:type="spellEnd"/>
           </w:p>
         </w:tc>
         <w:tc>
@@ -7596,8 +9010,13 @@
               <w:jc w:val="center"/>
             </w:pPr>
             <w:r>
-              <w:t>Cambio de sprite</w:t>
-            </w:r>
+              <w:t xml:space="preserve">Cambio de </w:t>
+            </w:r>
+            <w:proofErr w:type="spellStart"/>
+            <w:r>
+              <w:t>sprite</w:t>
+            </w:r>
+            <w:proofErr w:type="spellEnd"/>
           </w:p>
         </w:tc>
         <w:tc>
@@ -7643,9 +9062,11 @@
             <w:pPr>
               <w:jc w:val="center"/>
             </w:pPr>
+            <w:proofErr w:type="spellStart"/>
             <w:r>
               <w:t>move</w:t>
             </w:r>
+            <w:proofErr w:type="spellEnd"/>
           </w:p>
         </w:tc>
         <w:tc>
@@ -7737,12 +9158,14 @@
             <w:pPr>
               <w:jc w:val="center"/>
             </w:pPr>
+            <w:proofErr w:type="spellStart"/>
             <w:r>
               <w:t>j</w:t>
             </w:r>
             <w:r>
               <w:t>ump</w:t>
             </w:r>
+            <w:proofErr w:type="spellEnd"/>
           </w:p>
         </w:tc>
         <w:tc>
@@ -7846,9 +9269,19 @@
             <w:pPr>
               <w:jc w:val="center"/>
             </w:pPr>
-            <w:r>
-              <w:t>hitl / hitr</w:t>
-            </w:r>
+            <w:proofErr w:type="spellStart"/>
+            <w:r>
+              <w:t>hitl</w:t>
+            </w:r>
+            <w:proofErr w:type="spellEnd"/>
+            <w:r>
+              <w:t xml:space="preserve"> / </w:t>
+            </w:r>
+            <w:proofErr w:type="spellStart"/>
+            <w:r>
+              <w:t>hitr</w:t>
+            </w:r>
+            <w:proofErr w:type="spellEnd"/>
           </w:p>
         </w:tc>
         <w:tc>
@@ -7861,7 +9294,23 @@
               <w:jc w:val="center"/>
             </w:pPr>
             <w:r>
-              <w:t>El personaje rota hacia la izquierda (hirl) o derecha (hitr) simulando que acaba de recibir un golpe.</w:t>
+              <w:t>El personaje rota hacia la izquierda (</w:t>
+            </w:r>
+            <w:proofErr w:type="spellStart"/>
+            <w:r>
+              <w:t>hirl</w:t>
+            </w:r>
+            <w:proofErr w:type="spellEnd"/>
+            <w:r>
+              <w:t>) o derecha (</w:t>
+            </w:r>
+            <w:proofErr w:type="spellStart"/>
+            <w:r>
+              <w:t>hitr</w:t>
+            </w:r>
+            <w:proofErr w:type="spellEnd"/>
+            <w:r>
+              <w:t>) simulando que acaba de recibir un golpe.</w:t>
             </w:r>
           </w:p>
         </w:tc>
@@ -7893,9 +9342,19 @@
             <w:pPr>
               <w:jc w:val="center"/>
             </w:pPr>
-            <w:r>
-              <w:t>knockl / knockr</w:t>
-            </w:r>
+            <w:proofErr w:type="spellStart"/>
+            <w:r>
+              <w:t>knockl</w:t>
+            </w:r>
+            <w:proofErr w:type="spellEnd"/>
+            <w:r>
+              <w:t xml:space="preserve"> / </w:t>
+            </w:r>
+            <w:proofErr w:type="spellStart"/>
+            <w:r>
+              <w:t>knockr</w:t>
+            </w:r>
+            <w:proofErr w:type="spellEnd"/>
           </w:p>
         </w:tc>
         <w:tc>
@@ -7908,7 +9367,23 @@
               <w:jc w:val="center"/>
             </w:pPr>
             <w:r>
-              <w:t>El personaje es empujado hacia la izquierda (knockl) o derecha (knockr) y es derribado al suelo fuera de pantalla.</w:t>
+              <w:t>El personaje es empujado hacia la izquierda (</w:t>
+            </w:r>
+            <w:proofErr w:type="spellStart"/>
+            <w:r>
+              <w:t>knockl</w:t>
+            </w:r>
+            <w:proofErr w:type="spellEnd"/>
+            <w:r>
+              <w:t>) o derecha (</w:t>
+            </w:r>
+            <w:proofErr w:type="spellStart"/>
+            <w:r>
+              <w:t>knockr</w:t>
+            </w:r>
+            <w:proofErr w:type="spellEnd"/>
+            <w:r>
+              <w:t>) y es derribado al suelo fuera de pantalla.</w:t>
             </w:r>
           </w:p>
         </w:tc>
@@ -7944,9 +9419,19 @@
             <w:pPr>
               <w:jc w:val="center"/>
             </w:pPr>
-            <w:r>
-              <w:t>raisel / raiser</w:t>
-            </w:r>
+            <w:proofErr w:type="spellStart"/>
+            <w:r>
+              <w:t>raisel</w:t>
+            </w:r>
+            <w:proofErr w:type="spellEnd"/>
+            <w:r>
+              <w:t xml:space="preserve"> / </w:t>
+            </w:r>
+            <w:proofErr w:type="spellStart"/>
+            <w:r>
+              <w:t>raiser</w:t>
+            </w:r>
+            <w:proofErr w:type="spellEnd"/>
           </w:p>
         </w:tc>
         <w:tc>
@@ -7959,7 +9444,23 @@
               <w:jc w:val="center"/>
             </w:pPr>
             <w:r>
-              <w:t>El personaje se levanta del suelo desde la izquierda (raisel) o derecha (raiser).</w:t>
+              <w:t>El personaje se levanta del suelo desde la izquierda (</w:t>
+            </w:r>
+            <w:proofErr w:type="spellStart"/>
+            <w:r>
+              <w:t>raisel</w:t>
+            </w:r>
+            <w:proofErr w:type="spellEnd"/>
+            <w:r>
+              <w:t>) o derecha (</w:t>
+            </w:r>
+            <w:proofErr w:type="spellStart"/>
+            <w:r>
+              <w:t>raiser</w:t>
+            </w:r>
+            <w:proofErr w:type="spellEnd"/>
+            <w:r>
+              <w:t>).</w:t>
             </w:r>
           </w:p>
         </w:tc>
@@ -7992,9 +9493,11 @@
             <w:pPr>
               <w:jc w:val="center"/>
             </w:pPr>
+            <w:proofErr w:type="gramStart"/>
             <w:r>
               <w:t>zoom</w:t>
             </w:r>
+            <w:proofErr w:type="gramEnd"/>
           </w:p>
         </w:tc>
         <w:tc>
@@ -8022,7 +9525,15 @@
               <w:jc w:val="center"/>
             </w:pPr>
             <w:r>
-              <w:t>1. El factor del zoom (2)</w:t>
+              <w:t xml:space="preserve">1. El factor del </w:t>
+            </w:r>
+            <w:proofErr w:type="gramStart"/>
+            <w:r>
+              <w:t>zoom</w:t>
+            </w:r>
+            <w:proofErr w:type="gramEnd"/>
+            <w:r>
+              <w:t xml:space="preserve"> (2)</w:t>
             </w:r>
           </w:p>
         </w:tc>
@@ -8069,7 +9580,15 @@
               </w:numPr>
             </w:pPr>
             <w:r>
-              <w:t>La duración del zoom (2)</w:t>
+              <w:t xml:space="preserve">La duración del </w:t>
+            </w:r>
+            <w:proofErr w:type="gramStart"/>
+            <w:r>
+              <w:t>zoom</w:t>
+            </w:r>
+            <w:proofErr w:type="gramEnd"/>
+            <w:r>
+              <w:t xml:space="preserve"> (2)</w:t>
             </w:r>
           </w:p>
         </w:tc>
@@ -8088,9 +9607,11 @@
             <w:pPr>
               <w:jc w:val="center"/>
             </w:pPr>
+            <w:proofErr w:type="spellStart"/>
             <w:r>
               <w:t>movey</w:t>
             </w:r>
+            <w:proofErr w:type="spellEnd"/>
           </w:p>
         </w:tc>
         <w:tc>
@@ -8203,9 +9724,11 @@
             <w:pPr>
               <w:jc w:val="center"/>
             </w:pPr>
+            <w:proofErr w:type="spellStart"/>
             <w:r>
               <w:t>destroy</w:t>
             </w:r>
+            <w:proofErr w:type="spellEnd"/>
           </w:p>
         </w:tc>
         <w:tc>
@@ -8253,27 +9776,133 @@
         <w:rPr>
           <w:highlight w:val="yellow"/>
         </w:rPr>
-        <w:t>Stefannie &amp; Calcercio : appear</w:t>
-      </w:r>
-      <w:r>
-        <w:t xml:space="preserve"> (Stefannie y Calcercio aparecen al mismo tiempo, Stefannie al 33% de la pantalla y Calcercio al 66%)</w:t>
-      </w:r>
-    </w:p>
-    <w:p>
-      <w:r>
-        <w:rPr>
-          <w:highlight w:val="yellow"/>
-        </w:rPr>
-        <w:t xml:space="preserve">Calcercio happy &amp; Stefannie : </w:t>
-      </w:r>
-      <w:r>
-        <w:rPr>
-          <w:highlight w:val="yellow"/>
-        </w:rPr>
-        <w:t>move : 30: 85</w:t>
-      </w:r>
-      <w:r>
-        <w:t xml:space="preserve"> (Calcercio cambia de expresión y se mueve a la posición 30 al mismo tiempo que Stefannie se mueve a la posición 85)</w:t>
+        <w:t xml:space="preserve">Stefannie &amp; </w:t>
+      </w:r>
+      <w:proofErr w:type="spellStart"/>
+      <w:proofErr w:type="gramStart"/>
+      <w:r>
+        <w:rPr>
+          <w:highlight w:val="yellow"/>
+        </w:rPr>
+        <w:t>Calcercio</w:t>
+      </w:r>
+      <w:proofErr w:type="spellEnd"/>
+      <w:r>
+        <w:rPr>
+          <w:highlight w:val="yellow"/>
+        </w:rPr>
+        <w:t xml:space="preserve"> :</w:t>
+      </w:r>
+      <w:proofErr w:type="gramEnd"/>
+      <w:r>
+        <w:rPr>
+          <w:highlight w:val="yellow"/>
+        </w:rPr>
+        <w:t xml:space="preserve"> </w:t>
+      </w:r>
+      <w:proofErr w:type="spellStart"/>
+      <w:r>
+        <w:rPr>
+          <w:highlight w:val="yellow"/>
+        </w:rPr>
+        <w:t>appear</w:t>
+      </w:r>
+      <w:proofErr w:type="spellEnd"/>
+      <w:r>
+        <w:t xml:space="preserve"> (Stefannie y </w:t>
+      </w:r>
+      <w:proofErr w:type="spellStart"/>
+      <w:r>
+        <w:t>Calcercio</w:t>
+      </w:r>
+      <w:proofErr w:type="spellEnd"/>
+      <w:r>
+        <w:t xml:space="preserve"> aparecen al mismo tiempo, Stefannie al 33% de la pantalla y </w:t>
+      </w:r>
+      <w:proofErr w:type="spellStart"/>
+      <w:r>
+        <w:t>Calcercio</w:t>
+      </w:r>
+      <w:proofErr w:type="spellEnd"/>
+      <w:r>
+        <w:t xml:space="preserve"> al 66%)</w:t>
+      </w:r>
+    </w:p>
+    <w:p>
+      <w:proofErr w:type="spellStart"/>
+      <w:r>
+        <w:rPr>
+          <w:highlight w:val="yellow"/>
+        </w:rPr>
+        <w:t>Calcercio</w:t>
+      </w:r>
+      <w:proofErr w:type="spellEnd"/>
+      <w:r>
+        <w:rPr>
+          <w:highlight w:val="yellow"/>
+        </w:rPr>
+        <w:t xml:space="preserve"> </w:t>
+      </w:r>
+      <w:proofErr w:type="spellStart"/>
+      <w:r>
+        <w:rPr>
+          <w:highlight w:val="yellow"/>
+        </w:rPr>
+        <w:t>happy</w:t>
+      </w:r>
+      <w:proofErr w:type="spellEnd"/>
+      <w:r>
+        <w:rPr>
+          <w:highlight w:val="yellow"/>
+        </w:rPr>
+        <w:t xml:space="preserve"> &amp; </w:t>
+      </w:r>
+      <w:proofErr w:type="gramStart"/>
+      <w:r>
+        <w:rPr>
+          <w:highlight w:val="yellow"/>
+        </w:rPr>
+        <w:t>Stefannie :</w:t>
+      </w:r>
+      <w:proofErr w:type="gramEnd"/>
+      <w:r>
+        <w:rPr>
+          <w:highlight w:val="yellow"/>
+        </w:rPr>
+        <w:t xml:space="preserve"> </w:t>
+      </w:r>
+      <w:proofErr w:type="spellStart"/>
+      <w:proofErr w:type="gramStart"/>
+      <w:r>
+        <w:rPr>
+          <w:highlight w:val="yellow"/>
+        </w:rPr>
+        <w:t>move</w:t>
+      </w:r>
+      <w:proofErr w:type="spellEnd"/>
+      <w:r>
+        <w:rPr>
+          <w:highlight w:val="yellow"/>
+        </w:rPr>
+        <w:t xml:space="preserve"> :</w:t>
+      </w:r>
+      <w:proofErr w:type="gramEnd"/>
+      <w:r>
+        <w:rPr>
+          <w:highlight w:val="yellow"/>
+        </w:rPr>
+        <w:t xml:space="preserve"> 30: 85</w:t>
+      </w:r>
+      <w:r>
+        <w:t xml:space="preserve"> (</w:t>
+      </w:r>
+      <w:proofErr w:type="spellStart"/>
+      <w:r>
+        <w:t>Calcercio</w:t>
+      </w:r>
+      <w:proofErr w:type="spellEnd"/>
+      <w:r>
+        <w:t xml:space="preserve"> cambia de expresión y se mueve a la posición 30 al mismo tiempo que Stefannie se mueve a la posición 85)</w:t>
       </w:r>
     </w:p>
     <w:p>
@@ -8283,14 +9912,88 @@
       </w:r>
     </w:p>
     <w:p>
-      <w:r>
-        <w:rPr>
-          <w:highlight w:val="yellow"/>
-        </w:rPr>
-        <w:t>Stefannie : move : 30, Calcercio : move :120</w:t>
-      </w:r>
-      <w:r>
-        <w:t xml:space="preserve"> (Stefannie se mueve a la posición 30 y luego Calcercio sale de la pantalla por la derecha)</w:t>
+      <w:proofErr w:type="gramStart"/>
+      <w:r>
+        <w:rPr>
+          <w:highlight w:val="yellow"/>
+        </w:rPr>
+        <w:t>Stefannie :</w:t>
+      </w:r>
+      <w:proofErr w:type="gramEnd"/>
+      <w:r>
+        <w:rPr>
+          <w:highlight w:val="yellow"/>
+        </w:rPr>
+        <w:t xml:space="preserve"> </w:t>
+      </w:r>
+      <w:proofErr w:type="spellStart"/>
+      <w:proofErr w:type="gramStart"/>
+      <w:r>
+        <w:rPr>
+          <w:highlight w:val="yellow"/>
+        </w:rPr>
+        <w:t>move</w:t>
+      </w:r>
+      <w:proofErr w:type="spellEnd"/>
+      <w:r>
+        <w:rPr>
+          <w:highlight w:val="yellow"/>
+        </w:rPr>
+        <w:t xml:space="preserve"> :</w:t>
+      </w:r>
+      <w:proofErr w:type="gramEnd"/>
+      <w:r>
+        <w:rPr>
+          <w:highlight w:val="yellow"/>
+        </w:rPr>
+        <w:t xml:space="preserve"> 30, </w:t>
+      </w:r>
+      <w:proofErr w:type="spellStart"/>
+      <w:proofErr w:type="gramStart"/>
+      <w:r>
+        <w:rPr>
+          <w:highlight w:val="yellow"/>
+        </w:rPr>
+        <w:t>Calcercio</w:t>
+      </w:r>
+      <w:proofErr w:type="spellEnd"/>
+      <w:r>
+        <w:rPr>
+          <w:highlight w:val="yellow"/>
+        </w:rPr>
+        <w:t xml:space="preserve"> :</w:t>
+      </w:r>
+      <w:proofErr w:type="gramEnd"/>
+      <w:r>
+        <w:rPr>
+          <w:highlight w:val="yellow"/>
+        </w:rPr>
+        <w:t xml:space="preserve"> </w:t>
+      </w:r>
+      <w:proofErr w:type="spellStart"/>
+      <w:r>
+        <w:rPr>
+          <w:highlight w:val="yellow"/>
+        </w:rPr>
+        <w:t>move</w:t>
+      </w:r>
+      <w:proofErr w:type="spellEnd"/>
+      <w:r>
+        <w:rPr>
+          <w:highlight w:val="yellow"/>
+        </w:rPr>
+        <w:t xml:space="preserve"> :120</w:t>
+      </w:r>
+      <w:r>
+        <w:t xml:space="preserve"> (Stefannie se mueve a la posición 30 y luego </w:t>
+      </w:r>
+      <w:proofErr w:type="spellStart"/>
+      <w:r>
+        <w:t>Calcercio</w:t>
+      </w:r>
+      <w:proofErr w:type="spellEnd"/>
+      <w:r>
+        <w:t xml:space="preserve"> sale de la pantalla por la derecha)</w:t>
       </w:r>
     </w:p>
     <w:p>
@@ -8414,9 +10117,11 @@
             <w:pPr>
               <w:jc w:val="center"/>
             </w:pPr>
+            <w:proofErr w:type="spellStart"/>
             <w:r>
               <w:t>trembling</w:t>
             </w:r>
+            <w:proofErr w:type="spellEnd"/>
           </w:p>
         </w:tc>
         <w:tc>
@@ -8514,8 +10219,21 @@
         </w:rPr>
         <w:t xml:space="preserve">Importante: </w:t>
       </w:r>
-      <w:r>
-        <w:t>Renpy no soporta ciertas animaciones al mismo tiempo, por ejemplo no soporta un cambio de fondo y la aparición de un personaje, si hacemos esto el fondo aparecerá de golpe y el personaje hará la aparición normal. Es cuestión de probar e intentar crear diálogos intermedios para poder recrear estas escenas lo más fluidas e inmersivas posible.</w:t>
+      <w:proofErr w:type="spellStart"/>
+      <w:r>
+        <w:t>Renpy</w:t>
+      </w:r>
+      <w:proofErr w:type="spellEnd"/>
+      <w:r>
+        <w:t xml:space="preserve"> no soporta ciertas animaciones al mismo tiempo, por </w:t>
+      </w:r>
+      <w:proofErr w:type="gramStart"/>
+      <w:r>
+        <w:t>ejemplo</w:t>
+      </w:r>
+      <w:proofErr w:type="gramEnd"/>
+      <w:r>
+        <w:t xml:space="preserve"> no soporta un cambio de fondo y la aparición de un personaje, si hacemos esto el fondo aparecerá de golpe y el personaje hará la aparición normal. Es cuestión de probar e intentar crear diálogos intermedios para poder recrear estas escenas lo más fluidas e inmersivas posible.</w:t>
       </w:r>
     </w:p>
     <w:p/>
@@ -8553,8 +10271,15 @@
           <w:numId w:val="15"/>
         </w:numPr>
       </w:pPr>
-      <w:r>
-        <w:t xml:space="preserve">saijo:appear </w:t>
+      <w:proofErr w:type="spellStart"/>
+      <w:proofErr w:type="gramStart"/>
+      <w:r>
+        <w:t>saijo:appear</w:t>
+      </w:r>
+      <w:proofErr w:type="spellEnd"/>
+      <w:proofErr w:type="gramEnd"/>
+      <w:r>
+        <w:t xml:space="preserve"> </w:t>
       </w:r>
       <w:r>
         <w:t>(S</w:t>
@@ -8574,8 +10299,13 @@
           <w:numId w:val="15"/>
         </w:numPr>
       </w:pPr>
-      <w:r>
-        <w:t>saijo:move:90</w:t>
+      <w:proofErr w:type="gramStart"/>
+      <w:r>
+        <w:t>saijo:move</w:t>
+      </w:r>
+      <w:proofErr w:type="gramEnd"/>
+      <w:r>
+        <w:t>:90</w:t>
       </w:r>
       <w:r>
         <w:t xml:space="preserve"> (</w:t>
@@ -8595,8 +10325,15 @@
           <w:numId w:val="15"/>
         </w:numPr>
       </w:pPr>
-      <w:r>
-        <w:t xml:space="preserve">saijo:hitr </w:t>
+      <w:proofErr w:type="spellStart"/>
+      <w:proofErr w:type="gramStart"/>
+      <w:r>
+        <w:t>saijo:hitr</w:t>
+      </w:r>
+      <w:proofErr w:type="spellEnd"/>
+      <w:proofErr w:type="gramEnd"/>
+      <w:r>
+        <w:t xml:space="preserve"> </w:t>
       </w:r>
       <w:r>
         <w:t>(</w:t>
@@ -8623,7 +10360,15 @@
         </w:numPr>
       </w:pPr>
       <w:r>
-        <w:t xml:space="preserve">El protagonista entra a una habitación donde está saijo y </w:t>
+        <w:t xml:space="preserve">El protagonista entra a una habitación donde está </w:t>
+      </w:r>
+      <w:proofErr w:type="spellStart"/>
+      <w:r>
+        <w:t>saijo</w:t>
+      </w:r>
+      <w:proofErr w:type="spellEnd"/>
+      <w:r>
+        <w:t xml:space="preserve"> y </w:t>
       </w:r>
       <w:r>
         <w:t>Dereck</w:t>
@@ -8635,7 +10380,15 @@
         <w:t>Dereck</w:t>
       </w:r>
       <w:r>
-        <w:t xml:space="preserve"> sale de la habitación pero luego regresa y nuevamente se retira</w:t>
+        <w:t xml:space="preserve"> sale de la </w:t>
+      </w:r>
+      <w:proofErr w:type="gramStart"/>
+      <w:r>
+        <w:t>habitación</w:t>
+      </w:r>
+      <w:proofErr w:type="gramEnd"/>
+      <w:r>
+        <w:t xml:space="preserve"> pero luego regresa y nuevamente se retira</w:t>
       </w:r>
     </w:p>
     <w:p>
@@ -8646,9 +10399,19 @@
           <w:numId w:val="15"/>
         </w:numPr>
       </w:pPr>
-      <w:r>
-        <w:t>saijo &amp; dereck</w:t>
-      </w:r>
+      <w:proofErr w:type="spellStart"/>
+      <w:r>
+        <w:t>saijo</w:t>
+      </w:r>
+      <w:proofErr w:type="spellEnd"/>
+      <w:r>
+        <w:t xml:space="preserve"> &amp; </w:t>
+      </w:r>
+      <w:proofErr w:type="spellStart"/>
+      <w:r>
+        <w:t>dereck</w:t>
+      </w:r>
+      <w:proofErr w:type="spellEnd"/>
       <w:r>
         <w:t xml:space="preserve"> (</w:t>
       </w:r>
@@ -8656,7 +10419,15 @@
         <w:t>S</w:t>
       </w:r>
       <w:r>
-        <w:t>aijo y dereck aparecen en pantalla repartidos equitativamente</w:t>
+        <w:t xml:space="preserve">aijo y </w:t>
+      </w:r>
+      <w:proofErr w:type="spellStart"/>
+      <w:r>
+        <w:t>dereck</w:t>
+      </w:r>
+      <w:proofErr w:type="spellEnd"/>
+      <w:r>
+        <w:t xml:space="preserve"> aparecen en pantalla repartidos equitativamente</w:t>
       </w:r>
       <w:r>
         <w:t>)</w:t>
@@ -8670,8 +10441,15 @@
           <w:numId w:val="15"/>
         </w:numPr>
       </w:pPr>
-      <w:r>
-        <w:t>dereck:move:-25:5</w:t>
+      <w:proofErr w:type="spellStart"/>
+      <w:proofErr w:type="gramStart"/>
+      <w:r>
+        <w:t>dereck:move</w:t>
+      </w:r>
+      <w:proofErr w:type="spellEnd"/>
+      <w:proofErr w:type="gramEnd"/>
+      <w:r>
+        <w:t>:-25:5</w:t>
       </w:r>
       <w:r>
         <w:t xml:space="preserve"> (</w:t>
@@ -8694,8 +10472,13 @@
           <w:numId w:val="15"/>
         </w:numPr>
       </w:pPr>
-      <w:r>
-        <w:t>dereck:move:18:1</w:t>
+      <w:proofErr w:type="gramStart"/>
+      <w:r>
+        <w:t>dereck:move</w:t>
+      </w:r>
+      <w:proofErr w:type="gramEnd"/>
+      <w:r>
+        <w:t>:18:1</w:t>
       </w:r>
       <w:r>
         <w:t xml:space="preserve"> (D</w:t>
@@ -8715,8 +10498,15 @@
           <w:numId w:val="15"/>
         </w:numPr>
       </w:pPr>
-      <w:r>
-        <w:t>dereck:move:-25</w:t>
+      <w:proofErr w:type="spellStart"/>
+      <w:proofErr w:type="gramStart"/>
+      <w:r>
+        <w:t>dereck:move</w:t>
+      </w:r>
+      <w:proofErr w:type="spellEnd"/>
+      <w:proofErr w:type="gramEnd"/>
+      <w:r>
+        <w:t>:-25</w:t>
       </w:r>
       <w:r>
         <w:t xml:space="preserve"> (D</w:t>
@@ -8736,14 +10526,26 @@
           <w:numId w:val="15"/>
         </w:numPr>
       </w:pPr>
+      <w:proofErr w:type="spellStart"/>
+      <w:proofErr w:type="gramStart"/>
       <w:r>
         <w:t>dereck:destroy</w:t>
       </w:r>
+      <w:proofErr w:type="spellEnd"/>
+      <w:proofErr w:type="gramEnd"/>
       <w:r>
         <w:t xml:space="preserve"> (</w:t>
       </w:r>
       <w:r>
-        <w:t>Como dereck no aparecerá más en esta escena, lo destruimos para ahorrar recursos</w:t>
+        <w:t xml:space="preserve">Como </w:t>
+      </w:r>
+      <w:proofErr w:type="spellStart"/>
+      <w:r>
+        <w:t>dereck</w:t>
+      </w:r>
+      <w:proofErr w:type="spellEnd"/>
+      <w:r>
+        <w:t xml:space="preserve"> no aparecerá más en esta escena, lo destruimos para ahorrar recursos</w:t>
       </w:r>
       <w:r>
         <w:t>)</w:t>
@@ -8763,7 +10565,15 @@
         </w:numPr>
       </w:pPr>
       <w:r>
-        <w:t>El protagonista le juega una broma a dereck y este se asusta</w:t>
+        <w:t xml:space="preserve">El protagonista le juega una broma a </w:t>
+      </w:r>
+      <w:proofErr w:type="spellStart"/>
+      <w:r>
+        <w:t>dereck</w:t>
+      </w:r>
+      <w:proofErr w:type="spellEnd"/>
+      <w:r>
+        <w:t xml:space="preserve"> y este se asusta</w:t>
       </w:r>
     </w:p>
     <w:p>
@@ -8774,8 +10584,13 @@
           <w:numId w:val="15"/>
         </w:numPr>
       </w:pPr>
-      <w:r>
-        <w:t>dereck:pop:120</w:t>
+      <w:proofErr w:type="gramStart"/>
+      <w:r>
+        <w:t>dereck:pop</w:t>
+      </w:r>
+      <w:proofErr w:type="gramEnd"/>
+      <w:r>
+        <w:t>:120</w:t>
       </w:r>
       <w:r>
         <w:t xml:space="preserve"> (D</w:t>
@@ -8795,18 +10610,28 @@
           <w:numId w:val="15"/>
         </w:numPr>
       </w:pPr>
-      <w:r>
-        <w:t>dereck:move:33</w:t>
+      <w:proofErr w:type="gramStart"/>
+      <w:r>
+        <w:t>dereck:move</w:t>
+      </w:r>
+      <w:proofErr w:type="gramEnd"/>
+      <w:r>
+        <w:t>:33</w:t>
       </w:r>
       <w:r>
         <w:t xml:space="preserve"> (D</w:t>
       </w:r>
       <w:r>
-        <w:t xml:space="preserve">ereck se mueve hasta un tercio de la pantalla </w:t>
+        <w:t xml:space="preserve">ereck se mueve hasta un tercio de la </w:t>
+      </w:r>
+      <w:proofErr w:type="gramStart"/>
+      <w:r>
+        <w:t xml:space="preserve">pantalla </w:t>
       </w:r>
       <w:r>
         <w:t>)</w:t>
       </w:r>
+      <w:proofErr w:type="gramEnd"/>
     </w:p>
     <w:p>
       <w:pPr>
@@ -8816,11 +10641,34 @@
           <w:numId w:val="15"/>
         </w:numPr>
       </w:pPr>
-      <w:r>
-        <w:t>dereck surprised, dereck:jum</w:t>
-      </w:r>
-      <w:r>
-        <w:t>p (D</w:t>
+      <w:proofErr w:type="spellStart"/>
+      <w:r>
+        <w:t>dereck</w:t>
+      </w:r>
+      <w:proofErr w:type="spellEnd"/>
+      <w:r>
+        <w:t xml:space="preserve"> </w:t>
+      </w:r>
+      <w:proofErr w:type="spellStart"/>
+      <w:r>
+        <w:t>surprised</w:t>
+      </w:r>
+      <w:proofErr w:type="spellEnd"/>
+      <w:r>
+        <w:t xml:space="preserve">, </w:t>
+      </w:r>
+      <w:proofErr w:type="spellStart"/>
+      <w:proofErr w:type="gramStart"/>
+      <w:r>
+        <w:t>dereck:jum</w:t>
+      </w:r>
+      <w:r>
+        <w:t>p</w:t>
+      </w:r>
+      <w:proofErr w:type="spellEnd"/>
+      <w:proofErr w:type="gramEnd"/>
+      <w:r>
+        <w:t xml:space="preserve"> (D</w:t>
       </w:r>
       <w:r>
         <w:t>ereck se sorprende e inmediatamente después da un salto</w:t>
@@ -8843,7 +10691,55 @@
         </w:numPr>
       </w:pPr>
       <w:r>
-        <w:t>Hay una pelea entre mutou y dereck, mutou lo golpea y logra derribarlo pero dereck se levanta y derriba a mutou quedando victorioso</w:t>
+        <w:t xml:space="preserve">Hay una pelea entre </w:t>
+      </w:r>
+      <w:proofErr w:type="spellStart"/>
+      <w:r>
+        <w:t>mutou</w:t>
+      </w:r>
+      <w:proofErr w:type="spellEnd"/>
+      <w:r>
+        <w:t xml:space="preserve"> y </w:t>
+      </w:r>
+      <w:proofErr w:type="spellStart"/>
+      <w:r>
+        <w:t>dereck</w:t>
+      </w:r>
+      <w:proofErr w:type="spellEnd"/>
+      <w:r>
+        <w:t xml:space="preserve">, </w:t>
+      </w:r>
+      <w:proofErr w:type="spellStart"/>
+      <w:r>
+        <w:t>mutou</w:t>
+      </w:r>
+      <w:proofErr w:type="spellEnd"/>
+      <w:r>
+        <w:t xml:space="preserve"> lo golpea y logra </w:t>
+      </w:r>
+      <w:proofErr w:type="gramStart"/>
+      <w:r>
+        <w:t>derribarlo</w:t>
+      </w:r>
+      <w:proofErr w:type="gramEnd"/>
+      <w:r>
+        <w:t xml:space="preserve"> pero </w:t>
+      </w:r>
+      <w:proofErr w:type="spellStart"/>
+      <w:r>
+        <w:t>dereck</w:t>
+      </w:r>
+      <w:proofErr w:type="spellEnd"/>
+      <w:r>
+        <w:t xml:space="preserve"> se levanta y derriba a </w:t>
+      </w:r>
+      <w:proofErr w:type="spellStart"/>
+      <w:r>
+        <w:t>mutou</w:t>
+      </w:r>
+      <w:proofErr w:type="spellEnd"/>
+      <w:r>
+        <w:t xml:space="preserve"> quedando victorioso</w:t>
       </w:r>
     </w:p>
     <w:p>
@@ -8854,14 +10750,36 @@
           <w:numId w:val="15"/>
         </w:numPr>
       </w:pPr>
-      <w:r>
-        <w:t>mutou:hitl, dereck:knockl</w:t>
-      </w:r>
+      <w:proofErr w:type="spellStart"/>
+      <w:proofErr w:type="gramStart"/>
+      <w:r>
+        <w:t>mutou:hitl</w:t>
+      </w:r>
+      <w:proofErr w:type="spellEnd"/>
+      <w:proofErr w:type="gramEnd"/>
+      <w:r>
+        <w:t xml:space="preserve">, </w:t>
+      </w:r>
+      <w:proofErr w:type="spellStart"/>
+      <w:proofErr w:type="gramStart"/>
+      <w:r>
+        <w:t>dereck:knockl</w:t>
+      </w:r>
+      <w:proofErr w:type="spellEnd"/>
+      <w:proofErr w:type="gramEnd"/>
       <w:r>
         <w:t xml:space="preserve"> (</w:t>
       </w:r>
       <w:r>
-        <w:t>Mutou golpea hacia la izquierda y dereck cae hacia la izquierda</w:t>
+        <w:t xml:space="preserve">Mutou golpea hacia la izquierda y </w:t>
+      </w:r>
+      <w:proofErr w:type="spellStart"/>
+      <w:r>
+        <w:t>dereck</w:t>
+      </w:r>
+      <w:proofErr w:type="spellEnd"/>
+      <w:r>
+        <w:t xml:space="preserve"> cae hacia la izquierda</w:t>
       </w:r>
       <w:r>
         <w:t>)</w:t>
@@ -8875,9 +10793,13 @@
           <w:numId w:val="15"/>
         </w:numPr>
       </w:pPr>
+      <w:proofErr w:type="spellStart"/>
+      <w:proofErr w:type="gramStart"/>
       <w:r>
         <w:t>dereck:raisel</w:t>
       </w:r>
+      <w:proofErr w:type="spellEnd"/>
+      <w:proofErr w:type="gramEnd"/>
       <w:r>
         <w:t xml:space="preserve"> (</w:t>
       </w:r>
@@ -8896,9 +10818,23 @@
           <w:numId w:val="15"/>
         </w:numPr>
       </w:pPr>
-      <w:r>
-        <w:t>dereck:hitr, mutou:knockr</w:t>
-      </w:r>
+      <w:proofErr w:type="spellStart"/>
+      <w:proofErr w:type="gramStart"/>
+      <w:r>
+        <w:t>dereck:hitr</w:t>
+      </w:r>
+      <w:proofErr w:type="spellEnd"/>
+      <w:proofErr w:type="gramEnd"/>
+      <w:r>
+        <w:t xml:space="preserve">, </w:t>
+      </w:r>
+      <w:proofErr w:type="spellStart"/>
+      <w:proofErr w:type="gramStart"/>
+      <w:r>
+        <w:t>mutou:knockr</w:t>
+      </w:r>
+      <w:proofErr w:type="spellEnd"/>
+      <w:proofErr w:type="gramEnd"/>
       <w:r>
         <w:t xml:space="preserve"> (</w:t>
       </w:r>
@@ -9037,7 +10973,15 @@
     <w:p>
       <w:r>
         <w:tab/>
-        <w:t>A partir de esta columna se escribirá el texto de los diálogos que será mostrado en pantalla en los distintos idiomas declarados en la cabecera del archivo de control respetando el orden. En caso de necesitar añadir más idiomas es tan sencillo como escribir un ; en el último idioma y empezar a traducir todos los diálogos.</w:t>
+        <w:t xml:space="preserve">A partir de esta columna se escribirá el texto de los diálogos que será mostrado en pantalla en los distintos idiomas declarados en la cabecera del archivo de control respetando el orden. En caso de necesitar añadir más idiomas es tan sencillo como escribir </w:t>
+      </w:r>
+      <w:proofErr w:type="gramStart"/>
+      <w:r>
+        <w:t>un ;</w:t>
+      </w:r>
+      <w:proofErr w:type="gramEnd"/>
+      <w:r>
+        <w:t xml:space="preserve"> en el último idioma y empezar a traducir todos los diálogos.</w:t>
       </w:r>
     </w:p>
     <w:p>
@@ -9051,7 +10995,127 @@
         <w:ind w:left="708"/>
       </w:pPr>
       <w:r>
-        <w:t>"No se que hora o que día es hoy, creo que es miércoles en la tarde.No se que hora o que día es hoy, creo que es miércoles en la tarde.No se que hora o que día es hoy, creo que es miércoles en la tarde.No se que hora o que día es hoy, creo que es miércoles en la tarde.No se que hora o que día es hoy, creo que es miércoles en la"</w:t>
+        <w:t xml:space="preserve">"No </w:t>
+      </w:r>
+      <w:proofErr w:type="spellStart"/>
+      <w:r>
+        <w:t>se</w:t>
+      </w:r>
+      <w:proofErr w:type="spellEnd"/>
+      <w:r>
+        <w:t xml:space="preserve"> </w:t>
+      </w:r>
+      <w:proofErr w:type="spellStart"/>
+      <w:r>
+        <w:t>que</w:t>
+      </w:r>
+      <w:proofErr w:type="spellEnd"/>
+      <w:r>
+        <w:t xml:space="preserve"> hora o que día es hoy, creo que es miércoles en la </w:t>
+      </w:r>
+      <w:proofErr w:type="spellStart"/>
+      <w:proofErr w:type="gramStart"/>
+      <w:r>
+        <w:t>tarde.No</w:t>
+      </w:r>
+      <w:proofErr w:type="spellEnd"/>
+      <w:proofErr w:type="gramEnd"/>
+      <w:r>
+        <w:t xml:space="preserve"> </w:t>
+      </w:r>
+      <w:proofErr w:type="spellStart"/>
+      <w:r>
+        <w:t>se</w:t>
+      </w:r>
+      <w:proofErr w:type="spellEnd"/>
+      <w:r>
+        <w:t xml:space="preserve"> </w:t>
+      </w:r>
+      <w:proofErr w:type="spellStart"/>
+      <w:r>
+        <w:t>que</w:t>
+      </w:r>
+      <w:proofErr w:type="spellEnd"/>
+      <w:r>
+        <w:t xml:space="preserve"> hora o que día es hoy, creo que es miércoles en la </w:t>
+      </w:r>
+      <w:proofErr w:type="spellStart"/>
+      <w:proofErr w:type="gramStart"/>
+      <w:r>
+        <w:t>tarde.No</w:t>
+      </w:r>
+      <w:proofErr w:type="spellEnd"/>
+      <w:proofErr w:type="gramEnd"/>
+      <w:r>
+        <w:t xml:space="preserve"> </w:t>
+      </w:r>
+      <w:proofErr w:type="spellStart"/>
+      <w:r>
+        <w:t>se</w:t>
+      </w:r>
+      <w:proofErr w:type="spellEnd"/>
+      <w:r>
+        <w:t xml:space="preserve"> </w:t>
+      </w:r>
+      <w:proofErr w:type="spellStart"/>
+      <w:r>
+        <w:t>que</w:t>
+      </w:r>
+      <w:proofErr w:type="spellEnd"/>
+      <w:r>
+        <w:t xml:space="preserve"> hora o que día es hoy, creo que es miércoles en la </w:t>
+      </w:r>
+      <w:proofErr w:type="spellStart"/>
+      <w:proofErr w:type="gramStart"/>
+      <w:r>
+        <w:t>tarde.No</w:t>
+      </w:r>
+      <w:proofErr w:type="spellEnd"/>
+      <w:proofErr w:type="gramEnd"/>
+      <w:r>
+        <w:t xml:space="preserve"> </w:t>
+      </w:r>
+      <w:proofErr w:type="spellStart"/>
+      <w:r>
+        <w:t>se</w:t>
+      </w:r>
+      <w:proofErr w:type="spellEnd"/>
+      <w:r>
+        <w:t xml:space="preserve"> </w:t>
+      </w:r>
+      <w:proofErr w:type="spellStart"/>
+      <w:r>
+        <w:t>que</w:t>
+      </w:r>
+      <w:proofErr w:type="spellEnd"/>
+      <w:r>
+        <w:t xml:space="preserve"> hora o que día es hoy, creo que es miércoles en la </w:t>
+      </w:r>
+      <w:proofErr w:type="spellStart"/>
+      <w:proofErr w:type="gramStart"/>
+      <w:r>
+        <w:t>tarde.No</w:t>
+      </w:r>
+      <w:proofErr w:type="spellEnd"/>
+      <w:proofErr w:type="gramEnd"/>
+      <w:r>
+        <w:t xml:space="preserve"> </w:t>
+      </w:r>
+      <w:proofErr w:type="spellStart"/>
+      <w:r>
+        <w:t>se</w:t>
+      </w:r>
+      <w:proofErr w:type="spellEnd"/>
+      <w:r>
+        <w:t xml:space="preserve"> </w:t>
+      </w:r>
+      <w:proofErr w:type="spellStart"/>
+      <w:r>
+        <w:t>que</w:t>
+      </w:r>
+      <w:proofErr w:type="spellEnd"/>
+      <w:r>
+        <w:t xml:space="preserve"> hora o que día es hoy, creo que es miércoles en la"</w:t>
       </w:r>
     </w:p>
     <w:p>
@@ -9067,7 +11131,15 @@
         <w:ind w:firstLine="708"/>
       </w:pPr>
       <w:r>
-        <w:t xml:space="preserve">Para saber cuantos pixeles tiene tu diálogo puedes utilizar el siguiente sitio web: </w:t>
+        <w:t xml:space="preserve">Para saber </w:t>
+      </w:r>
+      <w:proofErr w:type="spellStart"/>
+      <w:r>
+        <w:t>cuantos</w:t>
+      </w:r>
+      <w:proofErr w:type="spellEnd"/>
+      <w:r>
+        <w:t xml:space="preserve"> pixeles tiene tu diálogo puedes utilizar el siguiente sitio web: </w:t>
       </w:r>
       <w:hyperlink r:id="rId25" w:history="1">
         <w:r>
@@ -9082,8 +11154,29 @@
       <w:pPr>
         <w:ind w:firstLine="708"/>
       </w:pPr>
-      <w:r>
-        <w:t xml:space="preserve">Renpy posee diversos modificadores de texto, estos se escriben en medio del diálogo y son perfectamente utilizables en la columnas de idioma. Existen muchos modificadores de texto así que te recomiendo leer la documentación de Renpy para intentar implementarlos. </w:t>
+      <w:proofErr w:type="spellStart"/>
+      <w:r>
+        <w:t>Renpy</w:t>
+      </w:r>
+      <w:proofErr w:type="spellEnd"/>
+      <w:r>
+        <w:t xml:space="preserve"> posee diversos modificadores de texto, estos se escriben en medio del diálogo y son perfectamente utilizables en </w:t>
+      </w:r>
+      <w:proofErr w:type="gramStart"/>
+      <w:r>
+        <w:t>la columnas</w:t>
+      </w:r>
+      <w:proofErr w:type="gramEnd"/>
+      <w:r>
+        <w:t xml:space="preserve"> de idioma. Existen muchos modificadores de texto así que te recomiendo leer la documentación de </w:t>
+      </w:r>
+      <w:proofErr w:type="spellStart"/>
+      <w:r>
+        <w:t>Renpy</w:t>
+      </w:r>
+      <w:proofErr w:type="spellEnd"/>
+      <w:r>
+        <w:t xml:space="preserve"> para intentar implementarlos. </w:t>
       </w:r>
       <w:hyperlink r:id="rId26" w:anchor="text-tag-alpha" w:history="1">
         <w:r>
@@ -9125,7 +11218,22 @@
     <w:p>
       <w:r>
         <w:tab/>
-        <w:t>Atlax Renpy tiene el siguiente orden de ejecución al momento de mostrar un diálogo de un archivo de control.</w:t>
+      </w:r>
+      <w:proofErr w:type="spellStart"/>
+      <w:r>
+        <w:t>Atlax</w:t>
+      </w:r>
+      <w:proofErr w:type="spellEnd"/>
+      <w:r>
+        <w:t xml:space="preserve"> </w:t>
+      </w:r>
+      <w:proofErr w:type="spellStart"/>
+      <w:r>
+        <w:t>Renpy</w:t>
+      </w:r>
+      <w:proofErr w:type="spellEnd"/>
+      <w:r>
+        <w:t xml:space="preserve"> tiene el siguiente orden de ejecución al momento de mostrar un diálogo de un archivo de control.</w:t>
       </w:r>
     </w:p>
     <w:p>
@@ -9269,10 +11377,26 @@
         <w:t>T</w:t>
       </w:r>
       <w:r>
-        <w:t>ipo de terminación de escena</w:t>
-      </w:r>
-      <w:r>
-        <w:t xml:space="preserve"> ; transición : parámetros de transición</w:t>
+        <w:t xml:space="preserve">ipo de terminación de </w:t>
+      </w:r>
+      <w:proofErr w:type="gramStart"/>
+      <w:r>
+        <w:t>escena</w:t>
+      </w:r>
+      <w:r>
+        <w:t xml:space="preserve"> ;</w:t>
+      </w:r>
+      <w:proofErr w:type="gramEnd"/>
+      <w:r>
+        <w:t xml:space="preserve"> </w:t>
+      </w:r>
+      <w:proofErr w:type="gramStart"/>
+      <w:r>
+        <w:t>transición :</w:t>
+      </w:r>
+      <w:proofErr w:type="gramEnd"/>
+      <w:r>
+        <w:t xml:space="preserve"> parámetros de transición</w:t>
       </w:r>
     </w:p>
     <w:p>
@@ -9288,24 +11412,36 @@
       <w:r>
         <w:t>_</w:t>
       </w:r>
+      <w:proofErr w:type="gramStart"/>
       <w:r>
         <w:t xml:space="preserve">1 </w:t>
       </w:r>
       <w:r>
         <w:t>;</w:t>
       </w:r>
-      <w:r>
-        <w:t xml:space="preserve"> valor 1 </w:t>
+      <w:proofErr w:type="gramEnd"/>
+      <w:r>
+        <w:t xml:space="preserve"> valor </w:t>
+      </w:r>
+      <w:proofErr w:type="gramStart"/>
+      <w:r>
+        <w:t xml:space="preserve">1 </w:t>
       </w:r>
       <w:r>
         <w:t>;</w:t>
       </w:r>
-      <w:r>
-        <w:t xml:space="preserve"> valor 2 </w:t>
+      <w:proofErr w:type="gramEnd"/>
+      <w:r>
+        <w:t xml:space="preserve"> valor </w:t>
+      </w:r>
+      <w:proofErr w:type="gramStart"/>
+      <w:r>
+        <w:t xml:space="preserve">2 </w:t>
       </w:r>
       <w:r>
         <w:t>;</w:t>
       </w:r>
+      <w:proofErr w:type="gramEnd"/>
       <w:r>
         <w:t xml:space="preserve"> valor 3</w:t>
       </w:r>
@@ -9324,23 +11460,38 @@
         <w:t>_</w:t>
       </w:r>
       <w:r>
-        <w:t xml:space="preserve"> 2 </w:t>
+        <w:t xml:space="preserve"> </w:t>
+      </w:r>
+      <w:proofErr w:type="gramStart"/>
+      <w:r>
+        <w:t xml:space="preserve">2 </w:t>
       </w:r>
       <w:r>
         <w:t>;</w:t>
       </w:r>
-      <w:r>
-        <w:t xml:space="preserve"> valor 1 </w:t>
+      <w:proofErr w:type="gramEnd"/>
+      <w:r>
+        <w:t xml:space="preserve"> valor </w:t>
+      </w:r>
+      <w:proofErr w:type="gramStart"/>
+      <w:r>
+        <w:t xml:space="preserve">1 </w:t>
       </w:r>
       <w:r>
         <w:t>;</w:t>
       </w:r>
-      <w:r>
-        <w:t xml:space="preserve"> valor 2 </w:t>
+      <w:proofErr w:type="gramEnd"/>
+      <w:r>
+        <w:t xml:space="preserve"> valor </w:t>
+      </w:r>
+      <w:proofErr w:type="gramStart"/>
+      <w:r>
+        <w:t xml:space="preserve">2 </w:t>
       </w:r>
       <w:r>
         <w:t>;</w:t>
       </w:r>
+      <w:proofErr w:type="gramEnd"/>
       <w:r>
         <w:t xml:space="preserve"> valor 3</w:t>
       </w:r>
@@ -9356,7 +11507,14 @@
       </w:pPr>
       <w:r>
         <w:tab/>
-        <w:t>La filas siguientes después de definir el tipo de terminación, son cada uno de los elementos que acompañan al tipo de terminación, en este caso nombrados “</w:t>
+      </w:r>
+      <w:proofErr w:type="gramStart"/>
+      <w:r>
+        <w:t>La filas siguientes después</w:t>
+      </w:r>
+      <w:proofErr w:type="gramEnd"/>
+      <w:r>
+        <w:t xml:space="preserve"> de definir el tipo de terminación, son cada uno de los elementos que acompañan al tipo de terminación, en este caso nombrados “</w:t>
       </w:r>
       <w:r>
         <w:t>Key</w:t>
@@ -9550,8 +11708,28 @@
     <w:p>
       <w:r>
         <w:tab/>
-        <w:t>Key_de_fin_de_escena_A ; Nombre_de_la_siguiente_escena</w:t>
-      </w:r>
+      </w:r>
+      <w:proofErr w:type="spellStart"/>
+      <w:r>
+        <w:t>Key_de_fin_de_escena_</w:t>
+      </w:r>
+      <w:proofErr w:type="gramStart"/>
+      <w:r>
+        <w:t>A</w:t>
+      </w:r>
+      <w:proofErr w:type="spellEnd"/>
+      <w:r>
+        <w:t xml:space="preserve"> ;</w:t>
+      </w:r>
+      <w:proofErr w:type="gramEnd"/>
+      <w:r>
+        <w:t xml:space="preserve"> </w:t>
+      </w:r>
+      <w:proofErr w:type="spellStart"/>
+      <w:r>
+        <w:t>Nombre_de_la_siguiente_escena</w:t>
+      </w:r>
+      <w:proofErr w:type="spellEnd"/>
     </w:p>
     <w:p>
       <w:r>
@@ -9559,7 +11737,15 @@
         <w:t xml:space="preserve">Por ejemplo, si estamos en una escena llamada </w:t>
       </w:r>
       <w:r>
-        <w:t xml:space="preserve">“studying_for_final_exam” y </w:t>
+        <w:t>“</w:t>
+      </w:r>
+      <w:proofErr w:type="spellStart"/>
+      <w:r>
+        <w:t>studying_for_final_exam</w:t>
+      </w:r>
+      <w:proofErr w:type="spellEnd"/>
+      <w:r>
+        <w:t xml:space="preserve">” y </w:t>
       </w:r>
       <w:r>
         <w:t xml:space="preserve">tenemos </w:t>
@@ -9571,7 +11757,15 @@
         <w:t xml:space="preserve"> escena</w:t>
       </w:r>
       <w:r>
-        <w:t xml:space="preserve"> que le sigue llamada “the_final_exam”, el archivo de control studying_for_</w:t>
+        <w:t xml:space="preserve"> que le sigue llamada “</w:t>
+      </w:r>
+      <w:proofErr w:type="spellStart"/>
+      <w:r>
+        <w:t>the_final_exam</w:t>
+      </w:r>
+      <w:proofErr w:type="spellEnd"/>
+      <w:r>
+        <w:t>”, el archivo de control studying_for_</w:t>
       </w:r>
       <w:r>
         <w:t>final_</w:t>
@@ -9601,6 +11795,7 @@
       <w:pPr>
         <w:ind w:firstLine="708"/>
       </w:pPr>
+      <w:proofErr w:type="spellStart"/>
       <w:r>
         <w:rPr>
           <w:highlight w:val="yellow"/>
@@ -9611,19 +11806,50 @@
         <w:rPr>
           <w:highlight w:val="yellow"/>
         </w:rPr>
-        <w:t xml:space="preserve">_end ; </w:t>
-      </w:r>
+        <w:t>_</w:t>
+      </w:r>
+      <w:proofErr w:type="gramStart"/>
+      <w:r>
+        <w:rPr>
+          <w:highlight w:val="yellow"/>
+        </w:rPr>
+        <w:t>end</w:t>
+      </w:r>
+      <w:proofErr w:type="spellEnd"/>
+      <w:r>
+        <w:rPr>
+          <w:highlight w:val="yellow"/>
+        </w:rPr>
+        <w:t xml:space="preserve"> ;</w:t>
+      </w:r>
+      <w:proofErr w:type="gramEnd"/>
+      <w:r>
+        <w:rPr>
+          <w:highlight w:val="yellow"/>
+        </w:rPr>
+        <w:t xml:space="preserve"> </w:t>
+      </w:r>
+      <w:proofErr w:type="spellStart"/>
       <w:r>
         <w:rPr>
           <w:highlight w:val="yellow"/>
         </w:rPr>
         <w:t>the_final_exam</w:t>
       </w:r>
+      <w:proofErr w:type="spellEnd"/>
     </w:p>
     <w:p>
       <w:r>
         <w:tab/>
-        <w:t>Continuando con el ejemplo de la segunda imagen, imaginemos que en nuestra historia hay un examen obligatorio que sin importar la ruta en que se encuentre el jugador, este examen siempre va a suceder. La escena del examen la llamaremos “the_x_exam”.</w:t>
+        <w:t>Continuando con el ejemplo de la segunda imagen, imaginemos que en nuestra historia hay un examen obligatorio que sin importar la ruta en que se encuentre el jugador, este examen siempre va a suceder. La escena del examen la llamaremos “</w:t>
+      </w:r>
+      <w:proofErr w:type="spellStart"/>
+      <w:r>
+        <w:t>the_x_exam</w:t>
+      </w:r>
+      <w:proofErr w:type="spellEnd"/>
+      <w:r>
+        <w:t>”.</w:t>
       </w:r>
     </w:p>
     <w:p>
@@ -9674,12 +11900,42 @@
       <w:pPr>
         <w:spacing w:after="0"/>
       </w:pPr>
-      <w:r>
-        <w:rPr>
-          <w:highlight w:val="yellow"/>
-        </w:rPr>
-        <w:t>katherine_scene_end ; the_x_exam</w:t>
-      </w:r>
+      <w:proofErr w:type="spellStart"/>
+      <w:r>
+        <w:rPr>
+          <w:highlight w:val="yellow"/>
+        </w:rPr>
+        <w:t>katherine_scene_</w:t>
+      </w:r>
+      <w:proofErr w:type="gramStart"/>
+      <w:r>
+        <w:rPr>
+          <w:highlight w:val="yellow"/>
+        </w:rPr>
+        <w:t>end</w:t>
+      </w:r>
+      <w:proofErr w:type="spellEnd"/>
+      <w:r>
+        <w:rPr>
+          <w:highlight w:val="yellow"/>
+        </w:rPr>
+        <w:t xml:space="preserve"> ;</w:t>
+      </w:r>
+      <w:proofErr w:type="gramEnd"/>
+      <w:r>
+        <w:rPr>
+          <w:highlight w:val="yellow"/>
+        </w:rPr>
+        <w:t xml:space="preserve"> </w:t>
+      </w:r>
+      <w:proofErr w:type="spellStart"/>
+      <w:r>
+        <w:rPr>
+          <w:highlight w:val="yellow"/>
+        </w:rPr>
+        <w:t>the_x_exam</w:t>
+      </w:r>
+      <w:proofErr w:type="spellEnd"/>
     </w:p>
     <w:p/>
     <w:p/>
@@ -9707,12 +11963,42 @@
       <w:pPr>
         <w:spacing w:after="0"/>
       </w:pPr>
-      <w:r>
-        <w:rPr>
-          <w:highlight w:val="yellow"/>
-        </w:rPr>
-        <w:t>amber_scene_end ; the_x_exam</w:t>
-      </w:r>
+      <w:proofErr w:type="spellStart"/>
+      <w:r>
+        <w:rPr>
+          <w:highlight w:val="yellow"/>
+        </w:rPr>
+        <w:t>amber_scene_</w:t>
+      </w:r>
+      <w:proofErr w:type="gramStart"/>
+      <w:r>
+        <w:rPr>
+          <w:highlight w:val="yellow"/>
+        </w:rPr>
+        <w:t>end</w:t>
+      </w:r>
+      <w:proofErr w:type="spellEnd"/>
+      <w:r>
+        <w:rPr>
+          <w:highlight w:val="yellow"/>
+        </w:rPr>
+        <w:t xml:space="preserve"> ;</w:t>
+      </w:r>
+      <w:proofErr w:type="gramEnd"/>
+      <w:r>
+        <w:rPr>
+          <w:highlight w:val="yellow"/>
+        </w:rPr>
+        <w:t xml:space="preserve"> </w:t>
+      </w:r>
+      <w:proofErr w:type="spellStart"/>
+      <w:r>
+        <w:rPr>
+          <w:highlight w:val="yellow"/>
+        </w:rPr>
+        <w:t>the_x_exam</w:t>
+      </w:r>
+      <w:proofErr w:type="spellEnd"/>
     </w:p>
     <w:p>
       <w:r>
@@ -9737,12 +12023,42 @@
       <w:pPr>
         <w:spacing w:after="0"/>
       </w:pPr>
-      <w:r>
-        <w:rPr>
-          <w:highlight w:val="yellow"/>
-        </w:rPr>
-        <w:t>mariangeles_scene_end ; the_x_exam</w:t>
-      </w:r>
+      <w:proofErr w:type="spellStart"/>
+      <w:r>
+        <w:rPr>
+          <w:highlight w:val="yellow"/>
+        </w:rPr>
+        <w:t>mariangeles_scene_</w:t>
+      </w:r>
+      <w:proofErr w:type="gramStart"/>
+      <w:r>
+        <w:rPr>
+          <w:highlight w:val="yellow"/>
+        </w:rPr>
+        <w:t>end</w:t>
+      </w:r>
+      <w:proofErr w:type="spellEnd"/>
+      <w:r>
+        <w:rPr>
+          <w:highlight w:val="yellow"/>
+        </w:rPr>
+        <w:t xml:space="preserve"> ;</w:t>
+      </w:r>
+      <w:proofErr w:type="gramEnd"/>
+      <w:r>
+        <w:rPr>
+          <w:highlight w:val="yellow"/>
+        </w:rPr>
+        <w:t xml:space="preserve"> </w:t>
+      </w:r>
+      <w:proofErr w:type="spellStart"/>
+      <w:r>
+        <w:rPr>
+          <w:highlight w:val="yellow"/>
+        </w:rPr>
+        <w:t>the_x_exam</w:t>
+      </w:r>
+      <w:proofErr w:type="spellEnd"/>
     </w:p>
     <w:p/>
     <w:p/>
@@ -9776,12 +12092,42 @@
           <w:docGrid w:linePitch="360"/>
         </w:sectPr>
       </w:pPr>
-      <w:r>
-        <w:rPr>
-          <w:highlight w:val="yellow"/>
-        </w:rPr>
-        <w:t>stefannie_scene_end ; the_x_exam</w:t>
-      </w:r>
+      <w:proofErr w:type="spellStart"/>
+      <w:r>
+        <w:rPr>
+          <w:highlight w:val="yellow"/>
+        </w:rPr>
+        <w:t>stefannie_scene_</w:t>
+      </w:r>
+      <w:proofErr w:type="gramStart"/>
+      <w:r>
+        <w:rPr>
+          <w:highlight w:val="yellow"/>
+        </w:rPr>
+        <w:t>end</w:t>
+      </w:r>
+      <w:proofErr w:type="spellEnd"/>
+      <w:r>
+        <w:rPr>
+          <w:highlight w:val="yellow"/>
+        </w:rPr>
+        <w:t xml:space="preserve"> ;</w:t>
+      </w:r>
+      <w:proofErr w:type="gramEnd"/>
+      <w:r>
+        <w:rPr>
+          <w:highlight w:val="yellow"/>
+        </w:rPr>
+        <w:t xml:space="preserve"> </w:t>
+      </w:r>
+      <w:proofErr w:type="spellStart"/>
+      <w:r>
+        <w:rPr>
+          <w:highlight w:val="yellow"/>
+        </w:rPr>
+        <w:t>the_x_exam</w:t>
+      </w:r>
+      <w:proofErr w:type="spellEnd"/>
     </w:p>
     <w:p>
       <w:pPr>
@@ -9818,7 +12164,31 @@
     <w:p>
       <w:r>
         <w:tab/>
-        <w:t>La decisión es la mecánica principal de la mayoría de novelas visuales, este consiste en plasmar ante el jugador una situación en la que deba tomar una decisión. Con las decisiones podemos dividir la historia en caminos distintos y además Atlax Renpy nos permitirá agregar un sistema de puntos. Sintaxis.</w:t>
+        <w:t xml:space="preserve">La decisión es la mecánica principal de la mayoría de </w:t>
+      </w:r>
+      <w:proofErr w:type="gramStart"/>
+      <w:r>
+        <w:t>novelas</w:t>
+      </w:r>
+      <w:proofErr w:type="gramEnd"/>
+      <w:r>
+        <w:t xml:space="preserve"> visuales, este consiste en plasmar ante el jugador una situación en la que deba tomar una decisión. Con las decisiones podemos dividir la historia en caminos distintos y además </w:t>
+      </w:r>
+      <w:proofErr w:type="spellStart"/>
+      <w:r>
+        <w:t>Atlax</w:t>
+      </w:r>
+      <w:proofErr w:type="spellEnd"/>
+      <w:r>
+        <w:t xml:space="preserve"> </w:t>
+      </w:r>
+      <w:proofErr w:type="spellStart"/>
+      <w:r>
+        <w:t>Renpy</w:t>
+      </w:r>
+      <w:proofErr w:type="spellEnd"/>
+      <w:r>
+        <w:t xml:space="preserve"> nos permitirá agregar un sistema de puntos. Sintaxis.</w:t>
       </w:r>
     </w:p>
     <w:p>
@@ -9844,22 +12214,79 @@
           <w:sz w:val="22"/>
           <w:szCs w:val="22"/>
         </w:rPr>
-        <w:t>key_opcion_1 ; punto_1 : valor_punto_1 ; siguiente escena</w:t>
-      </w:r>
+        <w:t>key_opcion_</w:t>
+      </w:r>
+      <w:proofErr w:type="gramStart"/>
       <w:r>
         <w:rPr>
           <w:sz w:val="22"/>
           <w:szCs w:val="22"/>
         </w:rPr>
-        <w:t xml:space="preserve"> ;</w:t>
-      </w:r>
+        <w:t>1 ;</w:t>
+      </w:r>
+      <w:proofErr w:type="gramEnd"/>
       <w:r>
         <w:rPr>
           <w:sz w:val="22"/>
           <w:szCs w:val="22"/>
         </w:rPr>
+        <w:t xml:space="preserve"> punto_</w:t>
+      </w:r>
+      <w:proofErr w:type="gramStart"/>
+      <w:r>
+        <w:rPr>
+          <w:sz w:val="22"/>
+          <w:szCs w:val="22"/>
+        </w:rPr>
+        <w:t>1 :</w:t>
+      </w:r>
+      <w:proofErr w:type="gramEnd"/>
+      <w:r>
+        <w:rPr>
+          <w:sz w:val="22"/>
+          <w:szCs w:val="22"/>
+        </w:rPr>
+        <w:t xml:space="preserve"> valor_punto_</w:t>
+      </w:r>
+      <w:proofErr w:type="gramStart"/>
+      <w:r>
+        <w:rPr>
+          <w:sz w:val="22"/>
+          <w:szCs w:val="22"/>
+        </w:rPr>
+        <w:t>1 ;</w:t>
+      </w:r>
+      <w:proofErr w:type="gramEnd"/>
+      <w:r>
+        <w:rPr>
+          <w:sz w:val="22"/>
+          <w:szCs w:val="22"/>
+        </w:rPr>
+        <w:t xml:space="preserve"> siguiente </w:t>
+      </w:r>
+      <w:proofErr w:type="gramStart"/>
+      <w:r>
+        <w:rPr>
+          <w:sz w:val="22"/>
+          <w:szCs w:val="22"/>
+        </w:rPr>
+        <w:t>escena</w:t>
+      </w:r>
+      <w:r>
+        <w:rPr>
+          <w:sz w:val="22"/>
+          <w:szCs w:val="22"/>
+        </w:rPr>
+        <w:t xml:space="preserve"> ;</w:t>
+      </w:r>
+      <w:r>
+        <w:rPr>
+          <w:sz w:val="22"/>
+          <w:szCs w:val="22"/>
+        </w:rPr>
         <w:t>texto</w:t>
       </w:r>
+      <w:proofErr w:type="gramEnd"/>
     </w:p>
     <w:p>
       <w:pPr>
@@ -9875,14 +12302,46 @@
           <w:sz w:val="22"/>
           <w:szCs w:val="22"/>
         </w:rPr>
-        <w:t>key_opcion_2 ;; siguiente escena</w:t>
-      </w:r>
+        <w:t>key_opcion_</w:t>
+      </w:r>
+      <w:proofErr w:type="gramStart"/>
       <w:r>
         <w:rPr>
           <w:sz w:val="22"/>
           <w:szCs w:val="22"/>
         </w:rPr>
-        <w:t xml:space="preserve"> ; texto</w:t>
+        <w:t>2 ;</w:t>
+      </w:r>
+      <w:proofErr w:type="gramEnd"/>
+      <w:r>
+        <w:rPr>
+          <w:sz w:val="22"/>
+          <w:szCs w:val="22"/>
+        </w:rPr>
+        <w:t xml:space="preserve">; siguiente </w:t>
+      </w:r>
+      <w:proofErr w:type="gramStart"/>
+      <w:r>
+        <w:rPr>
+          <w:sz w:val="22"/>
+          <w:szCs w:val="22"/>
+        </w:rPr>
+        <w:t>escena</w:t>
+      </w:r>
+      <w:r>
+        <w:rPr>
+          <w:sz w:val="22"/>
+          <w:szCs w:val="22"/>
+        </w:rPr>
+        <w:t xml:space="preserve"> ;</w:t>
+      </w:r>
+      <w:proofErr w:type="gramEnd"/>
+      <w:r>
+        <w:rPr>
+          <w:sz w:val="22"/>
+          <w:szCs w:val="22"/>
+        </w:rPr>
+        <w:t xml:space="preserve"> texto</w:t>
       </w:r>
     </w:p>
     <w:p>
@@ -9899,14 +12358,94 @@
           <w:sz w:val="22"/>
           <w:szCs w:val="22"/>
         </w:rPr>
-        <w:t xml:space="preserve">key_opcion_3 ; punto1:valor_punto1, punto2:valor_punto2 ; siguiente escena </w:t>
-      </w:r>
+        <w:t>key_opcion_</w:t>
+      </w:r>
+      <w:proofErr w:type="gramStart"/>
       <w:r>
         <w:rPr>
           <w:sz w:val="22"/>
           <w:szCs w:val="22"/>
         </w:rPr>
-        <w:t>; texto</w:t>
+        <w:t>3 ;</w:t>
+      </w:r>
+      <w:proofErr w:type="gramEnd"/>
+      <w:r>
+        <w:rPr>
+          <w:sz w:val="22"/>
+          <w:szCs w:val="22"/>
+        </w:rPr>
+        <w:t xml:space="preserve"> punto</w:t>
+      </w:r>
+      <w:proofErr w:type="gramStart"/>
+      <w:r>
+        <w:rPr>
+          <w:sz w:val="22"/>
+          <w:szCs w:val="22"/>
+        </w:rPr>
+        <w:t>1:valor</w:t>
+      </w:r>
+      <w:proofErr w:type="gramEnd"/>
+      <w:r>
+        <w:rPr>
+          <w:sz w:val="22"/>
+          <w:szCs w:val="22"/>
+        </w:rPr>
+        <w:t>_punto1, punto</w:t>
+      </w:r>
+      <w:proofErr w:type="gramStart"/>
+      <w:r>
+        <w:rPr>
+          <w:sz w:val="22"/>
+          <w:szCs w:val="22"/>
+        </w:rPr>
+        <w:t>2:valor</w:t>
+      </w:r>
+      <w:proofErr w:type="gramEnd"/>
+      <w:r>
+        <w:rPr>
+          <w:sz w:val="22"/>
+          <w:szCs w:val="22"/>
+        </w:rPr>
+        <w:t>_punto</w:t>
+      </w:r>
+      <w:proofErr w:type="gramStart"/>
+      <w:r>
+        <w:rPr>
+          <w:sz w:val="22"/>
+          <w:szCs w:val="22"/>
+        </w:rPr>
+        <w:t>2 ;</w:t>
+      </w:r>
+      <w:proofErr w:type="gramEnd"/>
+      <w:r>
+        <w:rPr>
+          <w:sz w:val="22"/>
+          <w:szCs w:val="22"/>
+        </w:rPr>
+        <w:t xml:space="preserve"> siguiente </w:t>
+      </w:r>
+      <w:proofErr w:type="gramStart"/>
+      <w:r>
+        <w:rPr>
+          <w:sz w:val="22"/>
+          <w:szCs w:val="22"/>
+        </w:rPr>
+        <w:t xml:space="preserve">escena </w:t>
+      </w:r>
+      <w:r>
+        <w:rPr>
+          <w:sz w:val="22"/>
+          <w:szCs w:val="22"/>
+        </w:rPr>
+        <w:t>;</w:t>
+      </w:r>
+      <w:proofErr w:type="gramEnd"/>
+      <w:r>
+        <w:rPr>
+          <w:sz w:val="22"/>
+          <w:szCs w:val="22"/>
+        </w:rPr>
+        <w:t xml:space="preserve"> texto</w:t>
       </w:r>
     </w:p>
     <w:p>
@@ -10027,7 +12566,15 @@
     <w:p>
       <w:r>
         <w:tab/>
-        <w:t>Como se dijo anteriormente, también se pueden modificar los puntos, estos puntos pueden llevar el nombre que se desee, el único detalle es que debes asegurarte de escribirlo bien ya que si lo escribes mal, el motor lo interpretará como un punto distinto.</w:t>
+        <w:t xml:space="preserve">Como se dijo anteriormente, también se pueden modificar los puntos, estos puntos pueden llevar el nombre que se desee, el único detalle es que debes asegurarte de escribirlo bien </w:t>
+      </w:r>
+      <w:proofErr w:type="gramStart"/>
+      <w:r>
+        <w:t>ya que</w:t>
+      </w:r>
+      <w:proofErr w:type="gramEnd"/>
+      <w:r>
+        <w:t xml:space="preserve"> si lo escribes mal, el motor lo interpretará como un punto distinto.</w:t>
       </w:r>
     </w:p>
     <w:p>
@@ -10114,12 +12661,49 @@
       <w:r>
         <w:tab/>
       </w:r>
-      <w:r>
-        <w:rPr>
-          <w:highlight w:val="yellow"/>
-        </w:rPr>
-        <w:t>give_sushi ; ; scene_B</w:t>
-      </w:r>
+      <w:proofErr w:type="spellStart"/>
+      <w:r>
+        <w:rPr>
+          <w:highlight w:val="yellow"/>
+        </w:rPr>
+        <w:t>give_</w:t>
+      </w:r>
+      <w:proofErr w:type="gramStart"/>
+      <w:r>
+        <w:rPr>
+          <w:highlight w:val="yellow"/>
+        </w:rPr>
+        <w:t>sushi</w:t>
+      </w:r>
+      <w:proofErr w:type="spellEnd"/>
+      <w:r>
+        <w:rPr>
+          <w:highlight w:val="yellow"/>
+        </w:rPr>
+        <w:t xml:space="preserve"> ;</w:t>
+      </w:r>
+      <w:proofErr w:type="gramEnd"/>
+      <w:r>
+        <w:rPr>
+          <w:highlight w:val="yellow"/>
+        </w:rPr>
+        <w:t xml:space="preserve"> ; </w:t>
+      </w:r>
+      <w:proofErr w:type="spellStart"/>
+      <w:r>
+        <w:rPr>
+          <w:highlight w:val="yellow"/>
+        </w:rPr>
+        <w:t>scene_</w:t>
+      </w:r>
+      <w:proofErr w:type="gramStart"/>
+      <w:r>
+        <w:rPr>
+          <w:highlight w:val="yellow"/>
+        </w:rPr>
+        <w:t>B</w:t>
+      </w:r>
+      <w:proofErr w:type="spellEnd"/>
       <w:r>
         <w:rPr>
           <w:highlight w:val="yellow"/>
@@ -10132,6 +12716,7 @@
         </w:rPr>
         <w:t>;</w:t>
       </w:r>
+      <w:proofErr w:type="gramEnd"/>
       <w:r>
         <w:rPr>
           <w:highlight w:val="yellow"/>
@@ -10155,24 +12740,90 @@
       <w:r>
         <w:tab/>
       </w:r>
-      <w:r>
-        <w:rPr>
-          <w:highlight w:val="yellow"/>
-        </w:rPr>
-        <w:t>give_salad ; amistad : -1 ; scene_C</w:t>
-      </w:r>
+      <w:proofErr w:type="spellStart"/>
+      <w:r>
+        <w:rPr>
+          <w:highlight w:val="yellow"/>
+        </w:rPr>
+        <w:t>give_</w:t>
+      </w:r>
+      <w:proofErr w:type="gramStart"/>
+      <w:r>
+        <w:rPr>
+          <w:highlight w:val="yellow"/>
+        </w:rPr>
+        <w:t>salad</w:t>
+      </w:r>
+      <w:proofErr w:type="spellEnd"/>
+      <w:r>
+        <w:rPr>
+          <w:highlight w:val="yellow"/>
+        </w:rPr>
+        <w:t xml:space="preserve"> ;</w:t>
+      </w:r>
+      <w:proofErr w:type="gramEnd"/>
       <w:r>
         <w:rPr>
           <w:highlight w:val="yellow"/>
         </w:rPr>
         <w:t xml:space="preserve"> </w:t>
       </w:r>
+      <w:proofErr w:type="gramStart"/>
+      <w:r>
+        <w:rPr>
+          <w:highlight w:val="yellow"/>
+        </w:rPr>
+        <w:t>amistad :</w:t>
+      </w:r>
+      <w:proofErr w:type="gramEnd"/>
+      <w:r>
+        <w:rPr>
+          <w:highlight w:val="yellow"/>
+        </w:rPr>
+        <w:t xml:space="preserve"> -</w:t>
+      </w:r>
+      <w:proofErr w:type="gramStart"/>
+      <w:r>
+        <w:rPr>
+          <w:highlight w:val="yellow"/>
+        </w:rPr>
+        <w:t>1 ;</w:t>
+      </w:r>
+      <w:proofErr w:type="gramEnd"/>
+      <w:r>
+        <w:rPr>
+          <w:highlight w:val="yellow"/>
+        </w:rPr>
+        <w:t xml:space="preserve"> </w:t>
+      </w:r>
+      <w:proofErr w:type="spellStart"/>
+      <w:r>
+        <w:rPr>
+          <w:highlight w:val="yellow"/>
+        </w:rPr>
+        <w:t>scene_</w:t>
+      </w:r>
+      <w:proofErr w:type="gramStart"/>
+      <w:r>
+        <w:rPr>
+          <w:highlight w:val="yellow"/>
+        </w:rPr>
+        <w:t>C</w:t>
+      </w:r>
+      <w:proofErr w:type="spellEnd"/>
+      <w:r>
+        <w:rPr>
+          <w:highlight w:val="yellow"/>
+        </w:rPr>
+        <w:t xml:space="preserve"> </w:t>
+      </w:r>
       <w:r>
         <w:rPr>
           <w:highlight w:val="yellow"/>
         </w:rPr>
         <w:t>;</w:t>
       </w:r>
+      <w:proofErr w:type="gramEnd"/>
       <w:r>
         <w:rPr>
           <w:highlight w:val="yellow"/>
@@ -10193,24 +12844,90 @@
       <w:r>
         <w:tab/>
       </w:r>
-      <w:r>
-        <w:rPr>
-          <w:highlight w:val="yellow"/>
-        </w:rPr>
-        <w:t>give_beef ; amistad : 1 ; scene_D</w:t>
-      </w:r>
+      <w:proofErr w:type="spellStart"/>
+      <w:r>
+        <w:rPr>
+          <w:highlight w:val="yellow"/>
+        </w:rPr>
+        <w:t>give_</w:t>
+      </w:r>
+      <w:proofErr w:type="gramStart"/>
+      <w:r>
+        <w:rPr>
+          <w:highlight w:val="yellow"/>
+        </w:rPr>
+        <w:t>beef</w:t>
+      </w:r>
+      <w:proofErr w:type="spellEnd"/>
+      <w:r>
+        <w:rPr>
+          <w:highlight w:val="yellow"/>
+        </w:rPr>
+        <w:t xml:space="preserve"> ;</w:t>
+      </w:r>
+      <w:proofErr w:type="gramEnd"/>
       <w:r>
         <w:rPr>
           <w:highlight w:val="yellow"/>
         </w:rPr>
         <w:t xml:space="preserve"> </w:t>
       </w:r>
+      <w:proofErr w:type="gramStart"/>
+      <w:r>
+        <w:rPr>
+          <w:highlight w:val="yellow"/>
+        </w:rPr>
+        <w:t>amistad :</w:t>
+      </w:r>
+      <w:proofErr w:type="gramEnd"/>
+      <w:r>
+        <w:rPr>
+          <w:highlight w:val="yellow"/>
+        </w:rPr>
+        <w:t xml:space="preserve"> </w:t>
+      </w:r>
+      <w:proofErr w:type="gramStart"/>
+      <w:r>
+        <w:rPr>
+          <w:highlight w:val="yellow"/>
+        </w:rPr>
+        <w:t>1 ;</w:t>
+      </w:r>
+      <w:proofErr w:type="gramEnd"/>
+      <w:r>
+        <w:rPr>
+          <w:highlight w:val="yellow"/>
+        </w:rPr>
+        <w:t xml:space="preserve"> </w:t>
+      </w:r>
+      <w:proofErr w:type="spellStart"/>
+      <w:r>
+        <w:rPr>
+          <w:highlight w:val="yellow"/>
+        </w:rPr>
+        <w:t>scene_</w:t>
+      </w:r>
+      <w:proofErr w:type="gramStart"/>
+      <w:r>
+        <w:rPr>
+          <w:highlight w:val="yellow"/>
+        </w:rPr>
+        <w:t>D</w:t>
+      </w:r>
+      <w:proofErr w:type="spellEnd"/>
+      <w:r>
+        <w:rPr>
+          <w:highlight w:val="yellow"/>
+        </w:rPr>
+        <w:t xml:space="preserve"> </w:t>
+      </w:r>
       <w:r>
         <w:rPr>
           <w:highlight w:val="yellow"/>
         </w:rPr>
         <w:t>;</w:t>
       </w:r>
+      <w:proofErr w:type="gramEnd"/>
       <w:r>
         <w:rPr>
           <w:highlight w:val="yellow"/>
@@ -10245,7 +12962,39 @@
         <w:t>consecuencias</w:t>
       </w:r>
       <w:r>
-        <w:t>, este caso son “give_sushi”, “give_salad” y “give_beef”, estos identificadores jamás deben repetirse, o al menos, en la</w:t>
+        <w:t xml:space="preserve">, </w:t>
+      </w:r>
+      <w:proofErr w:type="gramStart"/>
+      <w:r>
+        <w:t>este caso son</w:t>
+      </w:r>
+      <w:proofErr w:type="gramEnd"/>
+      <w:r>
+        <w:t xml:space="preserve"> “</w:t>
+      </w:r>
+      <w:proofErr w:type="spellStart"/>
+      <w:r>
+        <w:t>give_sushi</w:t>
+      </w:r>
+      <w:proofErr w:type="spellEnd"/>
+      <w:r>
+        <w:t>”, “</w:t>
+      </w:r>
+      <w:proofErr w:type="spellStart"/>
+      <w:r>
+        <w:t>give_salad</w:t>
+      </w:r>
+      <w:proofErr w:type="spellEnd"/>
+      <w:r>
+        <w:t>” y “</w:t>
+      </w:r>
+      <w:proofErr w:type="spellStart"/>
+      <w:r>
+        <w:t>give_beef</w:t>
+      </w:r>
+      <w:proofErr w:type="spellEnd"/>
+      <w:r>
+        <w:t>”, estos identificadores jamás deben repetirse, o al menos, en la</w:t>
       </w:r>
       <w:r>
         <w:t xml:space="preserve"> misma</w:t>
@@ -10280,7 +13029,15 @@
         <w:t>diálogos</w:t>
       </w:r>
       <w:r>
-        <w:t>, para agregar nuevos textos dependiendo del idioma, debemos seguir agregando ; y añadiendo los textos correspondientes al idioma.</w:t>
+        <w:t xml:space="preserve">, para agregar nuevos textos dependiendo del idioma, debemos seguir </w:t>
+      </w:r>
+      <w:proofErr w:type="gramStart"/>
+      <w:r>
+        <w:t>agregando ;</w:t>
+      </w:r>
+      <w:proofErr w:type="gramEnd"/>
+      <w:r>
+        <w:t xml:space="preserve"> y añadiendo los textos correspondientes al idioma.</w:t>
       </w:r>
     </w:p>
     <w:p>
@@ -10310,7 +13067,15 @@
         <w:t>y por decisión.</w:t>
       </w:r>
       <w:r>
-        <w:t xml:space="preserve"> Para estas condiciones se debe tener especial control sobre los valores posibles de los puntos así como los posibles diálogos y escenas pasadas, esto para saber si de verdad las condiciones que estás escribiendo se pueden cumplir. </w:t>
+        <w:t xml:space="preserve"> Para estas condiciones se debe tener especial control sobre los valores posibles de los </w:t>
+      </w:r>
+      <w:proofErr w:type="gramStart"/>
+      <w:r>
+        <w:t>puntos</w:t>
+      </w:r>
+      <w:proofErr w:type="gramEnd"/>
+      <w:r>
+        <w:t xml:space="preserve"> así como los posibles diálogos y escenas pasadas, esto para saber si de verdad las condiciones que estás escribiendo se pueden cumplir. </w:t>
       </w:r>
     </w:p>
     <w:p>
@@ -10385,8 +13150,16 @@
         <w:rPr>
           <w:highlight w:val="yellow"/>
         </w:rPr>
-        <w:t>#condition points</w:t>
-      </w:r>
+        <w:t xml:space="preserve">#condition </w:t>
+      </w:r>
+      <w:proofErr w:type="spellStart"/>
+      <w:r>
+        <w:rPr>
+          <w:highlight w:val="yellow"/>
+        </w:rPr>
+        <w:t>points</w:t>
+      </w:r>
+      <w:proofErr w:type="spellEnd"/>
     </w:p>
     <w:p>
       <w:pPr>
@@ -10395,11 +13168,47 @@
       <w:r>
         <w:tab/>
       </w:r>
-      <w:r>
-        <w:rPr>
-          <w:highlight w:val="yellow"/>
-        </w:rPr>
-        <w:t>exam_positive_grade ; calificación &gt; 10 ; aprobado</w:t>
+      <w:proofErr w:type="spellStart"/>
+      <w:r>
+        <w:rPr>
+          <w:highlight w:val="yellow"/>
+        </w:rPr>
+        <w:t>exam_positive_</w:t>
+      </w:r>
+      <w:proofErr w:type="gramStart"/>
+      <w:r>
+        <w:rPr>
+          <w:highlight w:val="yellow"/>
+        </w:rPr>
+        <w:t>grade</w:t>
+      </w:r>
+      <w:proofErr w:type="spellEnd"/>
+      <w:r>
+        <w:rPr>
+          <w:highlight w:val="yellow"/>
+        </w:rPr>
+        <w:t xml:space="preserve"> ;</w:t>
+      </w:r>
+      <w:proofErr w:type="gramEnd"/>
+      <w:r>
+        <w:rPr>
+          <w:highlight w:val="yellow"/>
+        </w:rPr>
+        <w:t xml:space="preserve"> calificación &gt; </w:t>
+      </w:r>
+      <w:proofErr w:type="gramStart"/>
+      <w:r>
+        <w:rPr>
+          <w:highlight w:val="yellow"/>
+        </w:rPr>
+        <w:t>10 ;</w:t>
+      </w:r>
+      <w:proofErr w:type="gramEnd"/>
+      <w:r>
+        <w:rPr>
+          <w:highlight w:val="yellow"/>
+        </w:rPr>
+        <w:t xml:space="preserve"> aprobado</w:t>
       </w:r>
     </w:p>
     <w:p>
@@ -10409,11 +13218,33 @@
       <w:r>
         <w:tab/>
       </w:r>
-      <w:r>
-        <w:rPr>
-          <w:highlight w:val="yellow"/>
-        </w:rPr>
-        <w:t>exam_negative_grade ; ; reprobado</w:t>
+      <w:proofErr w:type="spellStart"/>
+      <w:r>
+        <w:rPr>
+          <w:highlight w:val="yellow"/>
+        </w:rPr>
+        <w:t>exam_negative_</w:t>
+      </w:r>
+      <w:proofErr w:type="gramStart"/>
+      <w:r>
+        <w:rPr>
+          <w:highlight w:val="yellow"/>
+        </w:rPr>
+        <w:t>grade</w:t>
+      </w:r>
+      <w:proofErr w:type="spellEnd"/>
+      <w:r>
+        <w:rPr>
+          <w:highlight w:val="yellow"/>
+        </w:rPr>
+        <w:t xml:space="preserve"> ;</w:t>
+      </w:r>
+      <w:proofErr w:type="gramEnd"/>
+      <w:r>
+        <w:rPr>
+          <w:highlight w:val="yellow"/>
+        </w:rPr>
+        <w:t xml:space="preserve"> ; reprobado</w:t>
       </w:r>
     </w:p>
     <w:p>
@@ -10495,7 +13326,31 @@
         <w:ind w:firstLine="708"/>
       </w:pPr>
       <w:r>
-        <w:t>Como Atlax Renpy verifica todas las condiciones y si ninguna se cumple toma la última por defecto, no hace falta colocar condición en la última opción, ya que si no se cumple una, irá a la otra.</w:t>
+        <w:t xml:space="preserve">Como </w:t>
+      </w:r>
+      <w:proofErr w:type="spellStart"/>
+      <w:r>
+        <w:t>Atlax</w:t>
+      </w:r>
+      <w:proofErr w:type="spellEnd"/>
+      <w:r>
+        <w:t xml:space="preserve"> </w:t>
+      </w:r>
+      <w:proofErr w:type="spellStart"/>
+      <w:r>
+        <w:t>Renpy</w:t>
+      </w:r>
+      <w:proofErr w:type="spellEnd"/>
+      <w:r>
+        <w:t xml:space="preserve"> verifica todas las condiciones y si ninguna se cumple toma la última por defecto, no hace falta colocar condición en la última opción, </w:t>
+      </w:r>
+      <w:proofErr w:type="gramStart"/>
+      <w:r>
+        <w:t>ya que</w:t>
+      </w:r>
+      <w:proofErr w:type="gramEnd"/>
+      <w:r>
+        <w:t xml:space="preserve"> si no se cumple una, irá a la otra.</w:t>
       </w:r>
     </w:p>
     <w:p>
@@ -10516,8 +13371,16 @@
           <w:highlight w:val="yellow"/>
         </w:rPr>
         <w:lastRenderedPageBreak/>
-        <w:t>#condition points</w:t>
-      </w:r>
+        <w:t xml:space="preserve">#condition </w:t>
+      </w:r>
+      <w:proofErr w:type="spellStart"/>
+      <w:r>
+        <w:rPr>
+          <w:highlight w:val="yellow"/>
+        </w:rPr>
+        <w:t>points</w:t>
+      </w:r>
+      <w:proofErr w:type="spellEnd"/>
     </w:p>
     <w:p>
       <w:pPr>
@@ -10527,12 +13390,56 @@
           <w:highlight w:val="yellow"/>
         </w:rPr>
       </w:pPr>
-      <w:r>
-        <w:rPr>
-          <w:highlight w:val="yellow"/>
-        </w:rPr>
-        <w:t>Katherine_route_good_end ; amistad &gt; 18, calificación &gt; 10 ; final_bueno</w:t>
-      </w:r>
+      <w:proofErr w:type="spellStart"/>
+      <w:r>
+        <w:rPr>
+          <w:highlight w:val="yellow"/>
+        </w:rPr>
+        <w:t>Katherine_route_good_</w:t>
+      </w:r>
+      <w:proofErr w:type="gramStart"/>
+      <w:r>
+        <w:rPr>
+          <w:highlight w:val="yellow"/>
+        </w:rPr>
+        <w:t>end</w:t>
+      </w:r>
+      <w:proofErr w:type="spellEnd"/>
+      <w:r>
+        <w:rPr>
+          <w:highlight w:val="yellow"/>
+        </w:rPr>
+        <w:t xml:space="preserve"> ;</w:t>
+      </w:r>
+      <w:proofErr w:type="gramEnd"/>
+      <w:r>
+        <w:rPr>
+          <w:highlight w:val="yellow"/>
+        </w:rPr>
+        <w:t xml:space="preserve"> amistad &gt; 18, calificación &gt; </w:t>
+      </w:r>
+      <w:proofErr w:type="gramStart"/>
+      <w:r>
+        <w:rPr>
+          <w:highlight w:val="yellow"/>
+        </w:rPr>
+        <w:t>10 ;</w:t>
+      </w:r>
+      <w:proofErr w:type="gramEnd"/>
+      <w:r>
+        <w:rPr>
+          <w:highlight w:val="yellow"/>
+        </w:rPr>
+        <w:t xml:space="preserve"> </w:t>
+      </w:r>
+      <w:proofErr w:type="spellStart"/>
+      <w:r>
+        <w:rPr>
+          <w:highlight w:val="yellow"/>
+        </w:rPr>
+        <w:t>final_bueno</w:t>
+      </w:r>
+      <w:proofErr w:type="spellEnd"/>
     </w:p>
     <w:p>
       <w:pPr>
@@ -10542,6 +13449,7 @@
           <w:highlight w:val="yellow"/>
         </w:rPr>
       </w:pPr>
+      <w:proofErr w:type="spellStart"/>
       <w:r>
         <w:rPr>
           <w:highlight w:val="yellow"/>
@@ -10558,7 +13466,28 @@
         <w:rPr>
           <w:highlight w:val="yellow"/>
         </w:rPr>
-        <w:t xml:space="preserve">_end ; amistad &gt; </w:t>
+        <w:t>_</w:t>
+      </w:r>
+      <w:proofErr w:type="gramStart"/>
+      <w:r>
+        <w:rPr>
+          <w:highlight w:val="yellow"/>
+        </w:rPr>
+        <w:t>end</w:t>
+      </w:r>
+      <w:proofErr w:type="spellEnd"/>
+      <w:r>
+        <w:rPr>
+          <w:highlight w:val="yellow"/>
+        </w:rPr>
+        <w:t xml:space="preserve"> ;</w:t>
+      </w:r>
+      <w:proofErr w:type="gramEnd"/>
+      <w:r>
+        <w:rPr>
+          <w:highlight w:val="yellow"/>
+        </w:rPr>
+        <w:t xml:space="preserve"> amistad &gt; </w:t>
       </w:r>
       <w:r>
         <w:rPr>
@@ -10576,13 +13505,34 @@
         <w:rPr>
           <w:highlight w:val="yellow"/>
         </w:rPr>
-        <w:t>calificación &gt; 5</w:t>
-      </w:r>
-      <w:r>
-        <w:rPr>
-          <w:highlight w:val="yellow"/>
-        </w:rPr>
-        <w:t xml:space="preserve"> ; final_</w:t>
+        <w:t xml:space="preserve">calificación &gt; </w:t>
+      </w:r>
+      <w:proofErr w:type="gramStart"/>
+      <w:r>
+        <w:rPr>
+          <w:highlight w:val="yellow"/>
+        </w:rPr>
+        <w:t>5</w:t>
+      </w:r>
+      <w:r>
+        <w:rPr>
+          <w:highlight w:val="yellow"/>
+        </w:rPr>
+        <w:t xml:space="preserve"> ;</w:t>
+      </w:r>
+      <w:proofErr w:type="gramEnd"/>
+      <w:r>
+        <w:rPr>
+          <w:highlight w:val="yellow"/>
+        </w:rPr>
+        <w:t xml:space="preserve"> </w:t>
+      </w:r>
+      <w:proofErr w:type="spellStart"/>
+      <w:r>
+        <w:rPr>
+          <w:highlight w:val="yellow"/>
+        </w:rPr>
+        <w:t>final_</w:t>
       </w:r>
       <w:r>
         <w:rPr>
@@ -10590,18 +13540,49 @@
         </w:rPr>
         <w:t>neutral</w:t>
       </w:r>
+      <w:proofErr w:type="spellEnd"/>
     </w:p>
     <w:p>
       <w:pPr>
         <w:spacing w:after="0"/>
         <w:ind w:firstLine="708"/>
       </w:pPr>
-      <w:r>
-        <w:rPr>
-          <w:highlight w:val="yellow"/>
-        </w:rPr>
-        <w:t>Katherine_route_bad_end ; ; final_malo</w:t>
-      </w:r>
+      <w:proofErr w:type="spellStart"/>
+      <w:r>
+        <w:rPr>
+          <w:highlight w:val="yellow"/>
+        </w:rPr>
+        <w:t>Katherine_route_bad_</w:t>
+      </w:r>
+      <w:proofErr w:type="gramStart"/>
+      <w:r>
+        <w:rPr>
+          <w:highlight w:val="yellow"/>
+        </w:rPr>
+        <w:t>end</w:t>
+      </w:r>
+      <w:proofErr w:type="spellEnd"/>
+      <w:r>
+        <w:rPr>
+          <w:highlight w:val="yellow"/>
+        </w:rPr>
+        <w:t xml:space="preserve"> ;</w:t>
+      </w:r>
+      <w:proofErr w:type="gramEnd"/>
+      <w:r>
+        <w:rPr>
+          <w:highlight w:val="yellow"/>
+        </w:rPr>
+        <w:t xml:space="preserve"> ; </w:t>
+      </w:r>
+      <w:proofErr w:type="spellStart"/>
+      <w:r>
+        <w:rPr>
+          <w:highlight w:val="yellow"/>
+        </w:rPr>
+        <w:t>final_malo</w:t>
+      </w:r>
+      <w:proofErr w:type="spellEnd"/>
     </w:p>
     <w:p>
       <w:pPr>
@@ -10690,12 +13671,70 @@
       <w:r>
         <w:tab/>
       </w:r>
-      <w:r>
-        <w:rPr>
-          <w:highlight w:val="yellow"/>
-        </w:rPr>
-        <w:t>sushi_gived ; give_sushi ; escena_B</w:t>
-      </w:r>
+      <w:proofErr w:type="spellStart"/>
+      <w:r>
+        <w:rPr>
+          <w:highlight w:val="yellow"/>
+        </w:rPr>
+        <w:t>sushi_</w:t>
+      </w:r>
+      <w:proofErr w:type="gramStart"/>
+      <w:r>
+        <w:rPr>
+          <w:highlight w:val="yellow"/>
+        </w:rPr>
+        <w:t>gived</w:t>
+      </w:r>
+      <w:proofErr w:type="spellEnd"/>
+      <w:r>
+        <w:rPr>
+          <w:highlight w:val="yellow"/>
+        </w:rPr>
+        <w:t xml:space="preserve"> ;</w:t>
+      </w:r>
+      <w:proofErr w:type="gramEnd"/>
+      <w:r>
+        <w:rPr>
+          <w:highlight w:val="yellow"/>
+        </w:rPr>
+        <w:t xml:space="preserve"> </w:t>
+      </w:r>
+      <w:proofErr w:type="spellStart"/>
+      <w:r>
+        <w:rPr>
+          <w:highlight w:val="yellow"/>
+        </w:rPr>
+        <w:t>give_</w:t>
+      </w:r>
+      <w:proofErr w:type="gramStart"/>
+      <w:r>
+        <w:rPr>
+          <w:highlight w:val="yellow"/>
+        </w:rPr>
+        <w:t>sushi</w:t>
+      </w:r>
+      <w:proofErr w:type="spellEnd"/>
+      <w:r>
+        <w:rPr>
+          <w:highlight w:val="yellow"/>
+        </w:rPr>
+        <w:t xml:space="preserve"> ;</w:t>
+      </w:r>
+      <w:proofErr w:type="gramEnd"/>
+      <w:r>
+        <w:rPr>
+          <w:highlight w:val="yellow"/>
+        </w:rPr>
+        <w:t xml:space="preserve"> </w:t>
+      </w:r>
+      <w:proofErr w:type="spellStart"/>
+      <w:r>
+        <w:rPr>
+          <w:highlight w:val="yellow"/>
+        </w:rPr>
+        <w:t>escena_B</w:t>
+      </w:r>
+      <w:proofErr w:type="spellEnd"/>
     </w:p>
     <w:p>
       <w:pPr>
@@ -10704,24 +13743,140 @@
       <w:r>
         <w:tab/>
       </w:r>
-      <w:r>
-        <w:rPr>
-          <w:highlight w:val="yellow"/>
-        </w:rPr>
-        <w:t>salad_gived ; give_salad ; escena_C</w:t>
-      </w:r>
+      <w:proofErr w:type="spellStart"/>
+      <w:r>
+        <w:rPr>
+          <w:highlight w:val="yellow"/>
+        </w:rPr>
+        <w:t>salad_</w:t>
+      </w:r>
+      <w:proofErr w:type="gramStart"/>
+      <w:r>
+        <w:rPr>
+          <w:highlight w:val="yellow"/>
+        </w:rPr>
+        <w:t>gived</w:t>
+      </w:r>
+      <w:proofErr w:type="spellEnd"/>
+      <w:r>
+        <w:rPr>
+          <w:highlight w:val="yellow"/>
+        </w:rPr>
+        <w:t xml:space="preserve"> ;</w:t>
+      </w:r>
+      <w:proofErr w:type="gramEnd"/>
+      <w:r>
+        <w:rPr>
+          <w:highlight w:val="yellow"/>
+        </w:rPr>
+        <w:t xml:space="preserve"> </w:t>
+      </w:r>
+      <w:proofErr w:type="spellStart"/>
+      <w:r>
+        <w:rPr>
+          <w:highlight w:val="yellow"/>
+        </w:rPr>
+        <w:t>give_</w:t>
+      </w:r>
+      <w:proofErr w:type="gramStart"/>
+      <w:r>
+        <w:rPr>
+          <w:highlight w:val="yellow"/>
+        </w:rPr>
+        <w:t>salad</w:t>
+      </w:r>
+      <w:proofErr w:type="spellEnd"/>
+      <w:r>
+        <w:rPr>
+          <w:highlight w:val="yellow"/>
+        </w:rPr>
+        <w:t xml:space="preserve"> ;</w:t>
+      </w:r>
+      <w:proofErr w:type="gramEnd"/>
+      <w:r>
+        <w:rPr>
+          <w:highlight w:val="yellow"/>
+        </w:rPr>
+        <w:t xml:space="preserve"> </w:t>
+      </w:r>
+      <w:proofErr w:type="spellStart"/>
+      <w:r>
+        <w:rPr>
+          <w:highlight w:val="yellow"/>
+        </w:rPr>
+        <w:t>escena_C</w:t>
+      </w:r>
+      <w:proofErr w:type="spellEnd"/>
     </w:p>
     <w:p>
       <w:pPr>
         <w:spacing w:after="0"/>
         <w:ind w:firstLine="708"/>
       </w:pPr>
-      <w:r>
-        <w:rPr>
-          <w:highlight w:val="yellow"/>
-        </w:rPr>
-        <w:t>beef_gived ; give_beef ; escena_D</w:t>
-      </w:r>
+      <w:proofErr w:type="spellStart"/>
+      <w:r>
+        <w:rPr>
+          <w:highlight w:val="yellow"/>
+        </w:rPr>
+        <w:t>beef_</w:t>
+      </w:r>
+      <w:proofErr w:type="gramStart"/>
+      <w:r>
+        <w:rPr>
+          <w:highlight w:val="yellow"/>
+        </w:rPr>
+        <w:t>gived</w:t>
+      </w:r>
+      <w:proofErr w:type="spellEnd"/>
+      <w:r>
+        <w:rPr>
+          <w:highlight w:val="yellow"/>
+        </w:rPr>
+        <w:t xml:space="preserve"> ;</w:t>
+      </w:r>
+      <w:proofErr w:type="gramEnd"/>
+      <w:r>
+        <w:rPr>
+          <w:highlight w:val="yellow"/>
+        </w:rPr>
+        <w:t xml:space="preserve"> </w:t>
+      </w:r>
+      <w:proofErr w:type="spellStart"/>
+      <w:r>
+        <w:rPr>
+          <w:highlight w:val="yellow"/>
+        </w:rPr>
+        <w:t>give_</w:t>
+      </w:r>
+      <w:proofErr w:type="gramStart"/>
+      <w:r>
+        <w:rPr>
+          <w:highlight w:val="yellow"/>
+        </w:rPr>
+        <w:t>beef</w:t>
+      </w:r>
+      <w:proofErr w:type="spellEnd"/>
+      <w:r>
+        <w:rPr>
+          <w:highlight w:val="yellow"/>
+        </w:rPr>
+        <w:t xml:space="preserve"> ;</w:t>
+      </w:r>
+      <w:proofErr w:type="gramEnd"/>
+      <w:r>
+        <w:rPr>
+          <w:highlight w:val="yellow"/>
+        </w:rPr>
+        <w:t xml:space="preserve"> </w:t>
+      </w:r>
+      <w:proofErr w:type="spellStart"/>
+      <w:r>
+        <w:rPr>
+          <w:highlight w:val="yellow"/>
+        </w:rPr>
+        <w:t>escena_D</w:t>
+      </w:r>
+      <w:proofErr w:type="spellEnd"/>
     </w:p>
     <w:p>
       <w:pPr>
@@ -10742,7 +13897,23 @@
         <w:ind w:firstLine="708"/>
       </w:pPr>
       <w:r>
-        <w:t xml:space="preserve">Se debe tener en cuenta que Atlax Renpy va a verificar tanto las opciones de decisiones tomadas </w:t>
+        <w:t xml:space="preserve">Se debe tener en cuenta que </w:t>
+      </w:r>
+      <w:proofErr w:type="spellStart"/>
+      <w:r>
+        <w:t>Atlax</w:t>
+      </w:r>
+      <w:proofErr w:type="spellEnd"/>
+      <w:r>
+        <w:t xml:space="preserve"> </w:t>
+      </w:r>
+      <w:proofErr w:type="spellStart"/>
+      <w:r>
+        <w:t>Renpy</w:t>
+      </w:r>
+      <w:proofErr w:type="spellEnd"/>
+      <w:r>
+        <w:t xml:space="preserve"> va a verificar tanto las opciones de decisiones tomadas </w:t>
       </w:r>
       <w:r>
         <w:t xml:space="preserve">por el jugador, </w:t>
@@ -10812,7 +13983,15 @@
     <w:p>
       <w:r>
         <w:tab/>
-        <w:t>Por ultimo, también podremos bifurcar el juego dependiendo de las escenas que el jugador haya visto</w:t>
+        <w:t xml:space="preserve">Por </w:t>
+      </w:r>
+      <w:proofErr w:type="spellStart"/>
+      <w:r>
+        <w:t>ultimo</w:t>
+      </w:r>
+      <w:proofErr w:type="spellEnd"/>
+      <w:r>
+        <w:t>, también podremos bifurcar el juego dependiendo de las escenas que el jugador haya visto</w:t>
       </w:r>
       <w:r>
         <w:t>, es similar a las condiciones por decisión solo que en este caso se va a utilizar los nombres de los archivos de control.</w:t>
@@ -10895,8 +14074,16 @@
         <w:rPr>
           <w:highlight w:val="yellow"/>
         </w:rPr>
-        <w:t>#condition scene</w:t>
-      </w:r>
+        <w:t xml:space="preserve">#condition </w:t>
+      </w:r>
+      <w:proofErr w:type="spellStart"/>
+      <w:r>
+        <w:rPr>
+          <w:highlight w:val="yellow"/>
+        </w:rPr>
+        <w:t>scene</w:t>
+      </w:r>
+      <w:proofErr w:type="spellEnd"/>
     </w:p>
     <w:p>
       <w:pPr>
@@ -10906,12 +14093,70 @@
           <w:highlight w:val="yellow"/>
         </w:rPr>
       </w:pPr>
-      <w:r>
-        <w:rPr>
-          <w:highlight w:val="yellow"/>
-        </w:rPr>
-        <w:t>earthquake_lived_in_home ; earthquake_in_home ; tell_home_earthquake</w:t>
-      </w:r>
+      <w:proofErr w:type="spellStart"/>
+      <w:r>
+        <w:rPr>
+          <w:highlight w:val="yellow"/>
+        </w:rPr>
+        <w:t>earthquake_lived_in_</w:t>
+      </w:r>
+      <w:proofErr w:type="gramStart"/>
+      <w:r>
+        <w:rPr>
+          <w:highlight w:val="yellow"/>
+        </w:rPr>
+        <w:t>home</w:t>
+      </w:r>
+      <w:proofErr w:type="spellEnd"/>
+      <w:r>
+        <w:rPr>
+          <w:highlight w:val="yellow"/>
+        </w:rPr>
+        <w:t xml:space="preserve"> ;</w:t>
+      </w:r>
+      <w:proofErr w:type="gramEnd"/>
+      <w:r>
+        <w:rPr>
+          <w:highlight w:val="yellow"/>
+        </w:rPr>
+        <w:t xml:space="preserve"> </w:t>
+      </w:r>
+      <w:proofErr w:type="spellStart"/>
+      <w:r>
+        <w:rPr>
+          <w:highlight w:val="yellow"/>
+        </w:rPr>
+        <w:t>earthquake_in_</w:t>
+      </w:r>
+      <w:proofErr w:type="gramStart"/>
+      <w:r>
+        <w:rPr>
+          <w:highlight w:val="yellow"/>
+        </w:rPr>
+        <w:t>home</w:t>
+      </w:r>
+      <w:proofErr w:type="spellEnd"/>
+      <w:r>
+        <w:rPr>
+          <w:highlight w:val="yellow"/>
+        </w:rPr>
+        <w:t xml:space="preserve"> ;</w:t>
+      </w:r>
+      <w:proofErr w:type="gramEnd"/>
+      <w:r>
+        <w:rPr>
+          <w:highlight w:val="yellow"/>
+        </w:rPr>
+        <w:t xml:space="preserve"> </w:t>
+      </w:r>
+      <w:proofErr w:type="spellStart"/>
+      <w:r>
+        <w:rPr>
+          <w:highlight w:val="yellow"/>
+        </w:rPr>
+        <w:t>tell_home_earthquake</w:t>
+      </w:r>
+      <w:proofErr w:type="spellEnd"/>
     </w:p>
     <w:p>
       <w:pPr>
@@ -10921,47 +14166,145 @@
           <w:highlight w:val="yellow"/>
         </w:rPr>
       </w:pPr>
-      <w:r>
-        <w:rPr>
-          <w:highlight w:val="yellow"/>
-        </w:rPr>
-        <w:t>earthquake_lived_in_shop ; earthquake_in_</w:t>
-      </w:r>
+      <w:proofErr w:type="spellStart"/>
+      <w:r>
+        <w:rPr>
+          <w:highlight w:val="yellow"/>
+        </w:rPr>
+        <w:t>earthquake_lived_in_</w:t>
+      </w:r>
+      <w:proofErr w:type="gramStart"/>
       <w:r>
         <w:rPr>
           <w:highlight w:val="yellow"/>
         </w:rPr>
         <w:t>shop</w:t>
       </w:r>
-      <w:r>
-        <w:rPr>
-          <w:highlight w:val="yellow"/>
-        </w:rPr>
-        <w:t xml:space="preserve"> ; tell_shop_earthquake</w:t>
-      </w:r>
+      <w:proofErr w:type="spellEnd"/>
+      <w:r>
+        <w:rPr>
+          <w:highlight w:val="yellow"/>
+        </w:rPr>
+        <w:t xml:space="preserve"> ;</w:t>
+      </w:r>
+      <w:proofErr w:type="gramEnd"/>
+      <w:r>
+        <w:rPr>
+          <w:highlight w:val="yellow"/>
+        </w:rPr>
+        <w:t xml:space="preserve"> </w:t>
+      </w:r>
+      <w:proofErr w:type="spellStart"/>
+      <w:r>
+        <w:rPr>
+          <w:highlight w:val="yellow"/>
+        </w:rPr>
+        <w:t>earthquake_in_</w:t>
+      </w:r>
+      <w:proofErr w:type="gramStart"/>
+      <w:r>
+        <w:rPr>
+          <w:highlight w:val="yellow"/>
+        </w:rPr>
+        <w:t>shop</w:t>
+      </w:r>
+      <w:proofErr w:type="spellEnd"/>
+      <w:r>
+        <w:rPr>
+          <w:highlight w:val="yellow"/>
+        </w:rPr>
+        <w:t xml:space="preserve"> ;</w:t>
+      </w:r>
+      <w:proofErr w:type="gramEnd"/>
+      <w:r>
+        <w:rPr>
+          <w:highlight w:val="yellow"/>
+        </w:rPr>
+        <w:t xml:space="preserve"> </w:t>
+      </w:r>
+      <w:proofErr w:type="spellStart"/>
+      <w:r>
+        <w:rPr>
+          <w:highlight w:val="yellow"/>
+        </w:rPr>
+        <w:t>tell_shop_earthquake</w:t>
+      </w:r>
+      <w:proofErr w:type="spellEnd"/>
     </w:p>
     <w:p>
       <w:pPr>
         <w:ind w:firstLine="708"/>
       </w:pPr>
-      <w:r>
-        <w:rPr>
-          <w:highlight w:val="yellow"/>
-        </w:rPr>
-        <w:t>earthquake_lived_in_gym ; earthquake_in</w:t>
-      </w:r>
-      <w:r>
-        <w:rPr>
-          <w:highlight w:val="yellow"/>
-        </w:rPr>
-        <w:t>_gym</w:t>
-      </w:r>
-      <w:r>
-        <w:rPr>
-          <w:highlight w:val="yellow"/>
-        </w:rPr>
-        <w:t xml:space="preserve"> ; tell_gym_earthquake</w:t>
-      </w:r>
+      <w:proofErr w:type="spellStart"/>
+      <w:r>
+        <w:rPr>
+          <w:highlight w:val="yellow"/>
+        </w:rPr>
+        <w:t>earthquake_lived_in_</w:t>
+      </w:r>
+      <w:proofErr w:type="gramStart"/>
+      <w:r>
+        <w:rPr>
+          <w:highlight w:val="yellow"/>
+        </w:rPr>
+        <w:t>gym</w:t>
+      </w:r>
+      <w:proofErr w:type="spellEnd"/>
+      <w:r>
+        <w:rPr>
+          <w:highlight w:val="yellow"/>
+        </w:rPr>
+        <w:t xml:space="preserve"> ;</w:t>
+      </w:r>
+      <w:proofErr w:type="gramEnd"/>
+      <w:r>
+        <w:rPr>
+          <w:highlight w:val="yellow"/>
+        </w:rPr>
+        <w:t xml:space="preserve"> </w:t>
+      </w:r>
+      <w:proofErr w:type="spellStart"/>
+      <w:r>
+        <w:rPr>
+          <w:highlight w:val="yellow"/>
+        </w:rPr>
+        <w:t>earthquake_in</w:t>
+      </w:r>
+      <w:r>
+        <w:rPr>
+          <w:highlight w:val="yellow"/>
+        </w:rPr>
+        <w:t>_</w:t>
+      </w:r>
+      <w:proofErr w:type="gramStart"/>
+      <w:r>
+        <w:rPr>
+          <w:highlight w:val="yellow"/>
+        </w:rPr>
+        <w:t>gym</w:t>
+      </w:r>
+      <w:proofErr w:type="spellEnd"/>
+      <w:r>
+        <w:rPr>
+          <w:highlight w:val="yellow"/>
+        </w:rPr>
+        <w:t xml:space="preserve"> ;</w:t>
+      </w:r>
+      <w:proofErr w:type="gramEnd"/>
+      <w:r>
+        <w:rPr>
+          <w:highlight w:val="yellow"/>
+        </w:rPr>
+        <w:t xml:space="preserve"> </w:t>
+      </w:r>
+      <w:proofErr w:type="spellStart"/>
+      <w:r>
+        <w:rPr>
+          <w:highlight w:val="yellow"/>
+        </w:rPr>
+        <w:t>tell_gym_earthquake</w:t>
+      </w:r>
+      <w:proofErr w:type="spellEnd"/>
     </w:p>
     <w:p>
       <w:pPr>
@@ -10982,7 +14325,15 @@
         <w:ind w:firstLine="708"/>
       </w:pPr>
       <w:r>
-        <w:t>De esa forma, el juego verifica ¿El jugador pasó por la escena “earthquake_in_home.csv”? Entonces lo mandamos a la escena tell_home_earthquake. Y así sucesivamente con las demás opciones. Si ninguna se cumple se tomará la última.</w:t>
+        <w:t xml:space="preserve">De esa forma, el juego verifica ¿El jugador pasó por la escena “earthquake_in_home.csv”? Entonces lo mandamos a la escena </w:t>
+      </w:r>
+      <w:proofErr w:type="spellStart"/>
+      <w:r>
+        <w:t>tell_home_earthquake</w:t>
+      </w:r>
+      <w:proofErr w:type="spellEnd"/>
+      <w:r>
+        <w:t>. Y así sucesivamente con las demás opciones. Si ninguna se cumple se tomará la última.</w:t>
       </w:r>
     </w:p>
     <w:p>
@@ -11008,8 +14359,21 @@
     <w:p>
       <w:r>
         <w:tab/>
-        <w:t>Estas transiciones irán separadas por un ; y sus parámetros por :</w:t>
-      </w:r>
+        <w:t xml:space="preserve">Estas transiciones irán separadas por </w:t>
+      </w:r>
+      <w:proofErr w:type="gramStart"/>
+      <w:r>
+        <w:t>un ;</w:t>
+      </w:r>
+      <w:proofErr w:type="gramEnd"/>
+      <w:r>
+        <w:t xml:space="preserve"> y sus parámetros </w:t>
+      </w:r>
+      <w:proofErr w:type="gramStart"/>
+      <w:r>
+        <w:t>por :</w:t>
+      </w:r>
+      <w:proofErr w:type="gramEnd"/>
     </w:p>
     <w:p>
       <w:pPr>
@@ -11023,10 +14387,82 @@
         <w:rPr>
           <w:highlight w:val="yellow"/>
         </w:rPr>
-        <w:t>#decision ; fade : 1 : 3 : 1</w:t>
-      </w:r>
-      <w:r>
-        <w:t xml:space="preserve"> (Hace un fade entre escenas)</w:t>
+        <w:t>#</w:t>
+      </w:r>
+      <w:proofErr w:type="gramStart"/>
+      <w:r>
+        <w:rPr>
+          <w:highlight w:val="yellow"/>
+        </w:rPr>
+        <w:t>decision ;</w:t>
+      </w:r>
+      <w:proofErr w:type="gramEnd"/>
+      <w:r>
+        <w:rPr>
+          <w:highlight w:val="yellow"/>
+        </w:rPr>
+        <w:t xml:space="preserve"> </w:t>
+      </w:r>
+      <w:proofErr w:type="spellStart"/>
+      <w:proofErr w:type="gramStart"/>
+      <w:r>
+        <w:rPr>
+          <w:highlight w:val="yellow"/>
+        </w:rPr>
+        <w:t>fade</w:t>
+      </w:r>
+      <w:proofErr w:type="spellEnd"/>
+      <w:r>
+        <w:rPr>
+          <w:highlight w:val="yellow"/>
+        </w:rPr>
+        <w:t xml:space="preserve"> :</w:t>
+      </w:r>
+      <w:proofErr w:type="gramEnd"/>
+      <w:r>
+        <w:rPr>
+          <w:highlight w:val="yellow"/>
+        </w:rPr>
+        <w:t xml:space="preserve"> </w:t>
+      </w:r>
+      <w:proofErr w:type="gramStart"/>
+      <w:r>
+        <w:rPr>
+          <w:highlight w:val="yellow"/>
+        </w:rPr>
+        <w:t>1 :</w:t>
+      </w:r>
+      <w:proofErr w:type="gramEnd"/>
+      <w:r>
+        <w:rPr>
+          <w:highlight w:val="yellow"/>
+        </w:rPr>
+        <w:t xml:space="preserve"> </w:t>
+      </w:r>
+      <w:proofErr w:type="gramStart"/>
+      <w:r>
+        <w:rPr>
+          <w:highlight w:val="yellow"/>
+        </w:rPr>
+        <w:t>3 :</w:t>
+      </w:r>
+      <w:proofErr w:type="gramEnd"/>
+      <w:r>
+        <w:rPr>
+          <w:highlight w:val="yellow"/>
+        </w:rPr>
+        <w:t xml:space="preserve"> 1</w:t>
+      </w:r>
+      <w:r>
+        <w:t xml:space="preserve"> (Hace un </w:t>
+      </w:r>
+      <w:proofErr w:type="spellStart"/>
+      <w:r>
+        <w:t>fade</w:t>
+      </w:r>
+      <w:proofErr w:type="spellEnd"/>
+      <w:r>
+        <w:t xml:space="preserve"> entre escenas)</w:t>
       </w:r>
     </w:p>
     <w:p>
@@ -11037,16 +14473,73 @@
         <w:rPr>
           <w:highlight w:val="yellow"/>
         </w:rPr>
-        <w:t>#linear ; video : nombre_del_video</w:t>
-      </w:r>
-      <w:r>
-        <w:t xml:space="preserve"> (Muestra un video antes de pasar a la siguiente secena)</w:t>
+        <w:t>#</w:t>
+      </w:r>
+      <w:proofErr w:type="gramStart"/>
+      <w:r>
+        <w:rPr>
+          <w:highlight w:val="yellow"/>
+        </w:rPr>
+        <w:t>linear ;</w:t>
+      </w:r>
+      <w:proofErr w:type="gramEnd"/>
+      <w:r>
+        <w:rPr>
+          <w:highlight w:val="yellow"/>
+        </w:rPr>
+        <w:t xml:space="preserve"> </w:t>
+      </w:r>
+      <w:proofErr w:type="gramStart"/>
+      <w:r>
+        <w:rPr>
+          <w:highlight w:val="yellow"/>
+        </w:rPr>
+        <w:t>video :</w:t>
+      </w:r>
+      <w:proofErr w:type="gramEnd"/>
+      <w:r>
+        <w:rPr>
+          <w:highlight w:val="yellow"/>
+        </w:rPr>
+        <w:t xml:space="preserve"> </w:t>
+      </w:r>
+      <w:proofErr w:type="spellStart"/>
+      <w:r>
+        <w:rPr>
+          <w:highlight w:val="yellow"/>
+        </w:rPr>
+        <w:t>nombre_del_video</w:t>
+      </w:r>
+      <w:proofErr w:type="spellEnd"/>
+      <w:r>
+        <w:t xml:space="preserve"> (Muestra un video antes de pasar a la siguiente </w:t>
+      </w:r>
+      <w:proofErr w:type="spellStart"/>
+      <w:r>
+        <w:t>secena</w:t>
+      </w:r>
+      <w:proofErr w:type="spellEnd"/>
+      <w:r>
+        <w:t>)</w:t>
       </w:r>
     </w:p>
     <w:p>
       <w:r>
         <w:tab/>
-        <w:t>Si se desea mostrar un video este debe estar en formato .webp.</w:t>
+        <w:t xml:space="preserve">Si se desea mostrar un video este debe estar en </w:t>
+      </w:r>
+      <w:proofErr w:type="gramStart"/>
+      <w:r>
+        <w:t>formato .</w:t>
+      </w:r>
+      <w:proofErr w:type="spellStart"/>
+      <w:r>
+        <w:t>webp</w:t>
+      </w:r>
+      <w:proofErr w:type="spellEnd"/>
+      <w:proofErr w:type="gramEnd"/>
+      <w:r>
+        <w:t>.</w:t>
       </w:r>
     </w:p>
     <w:p/>
@@ -11061,8 +14554,21 @@
     <w:p>
       <w:r>
         <w:tab/>
-        <w:t>Por razones de ahorro de recursos es conveniente que de vez en cuando limpiemos nuestra escena, esto lo hacemos añadiendo la opción “clear” al final de un fin de diálogo, este debe ir separado por un ;</w:t>
-      </w:r>
+        <w:t>Por razones de ahorro de recursos es conveniente que de vez en cuando limpiemos nuestra escena, esto lo hacemos añadiendo la opción “</w:t>
+      </w:r>
+      <w:proofErr w:type="spellStart"/>
+      <w:r>
+        <w:t>clear</w:t>
+      </w:r>
+      <w:proofErr w:type="spellEnd"/>
+      <w:r>
+        <w:t xml:space="preserve">” al final de un fin de diálogo, este debe ir separado por </w:t>
+      </w:r>
+      <w:proofErr w:type="gramStart"/>
+      <w:r>
+        <w:t>un ;</w:t>
+      </w:r>
+      <w:proofErr w:type="gramEnd"/>
     </w:p>
     <w:p>
       <w:pPr>
@@ -11075,14 +14581,72 @@
         <w:rPr>
           <w:highlight w:val="yellow"/>
         </w:rPr>
-        <w:t xml:space="preserve">#decision ; video ; </w:t>
-      </w:r>
-      <w:r>
-        <w:rPr>
-          <w:highlight w:val="yellow"/>
-        </w:rPr>
-        <w:t>sun_rising ; clear</w:t>
-      </w:r>
+        <w:t>#</w:t>
+      </w:r>
+      <w:proofErr w:type="gramStart"/>
+      <w:r>
+        <w:rPr>
+          <w:highlight w:val="yellow"/>
+        </w:rPr>
+        <w:t>decision ;</w:t>
+      </w:r>
+      <w:proofErr w:type="gramEnd"/>
+      <w:r>
+        <w:rPr>
+          <w:highlight w:val="yellow"/>
+        </w:rPr>
+        <w:t xml:space="preserve"> </w:t>
+      </w:r>
+      <w:proofErr w:type="gramStart"/>
+      <w:r>
+        <w:rPr>
+          <w:highlight w:val="yellow"/>
+        </w:rPr>
+        <w:t>video ;</w:t>
+      </w:r>
+      <w:proofErr w:type="gramEnd"/>
+      <w:r>
+        <w:rPr>
+          <w:highlight w:val="yellow"/>
+        </w:rPr>
+        <w:t xml:space="preserve"> </w:t>
+      </w:r>
+      <w:proofErr w:type="spellStart"/>
+      <w:r>
+        <w:rPr>
+          <w:highlight w:val="yellow"/>
+        </w:rPr>
+        <w:t>sun_</w:t>
+      </w:r>
+      <w:proofErr w:type="gramStart"/>
+      <w:r>
+        <w:rPr>
+          <w:highlight w:val="yellow"/>
+        </w:rPr>
+        <w:t>rising</w:t>
+      </w:r>
+      <w:proofErr w:type="spellEnd"/>
+      <w:r>
+        <w:rPr>
+          <w:highlight w:val="yellow"/>
+        </w:rPr>
+        <w:t xml:space="preserve"> ;</w:t>
+      </w:r>
+      <w:proofErr w:type="gramEnd"/>
+      <w:r>
+        <w:rPr>
+          <w:highlight w:val="yellow"/>
+        </w:rPr>
+        <w:t xml:space="preserve"> </w:t>
+      </w:r>
+      <w:proofErr w:type="spellStart"/>
+      <w:r>
+        <w:rPr>
+          <w:highlight w:val="yellow"/>
+        </w:rPr>
+        <w:t>clear</w:t>
+      </w:r>
+      <w:proofErr w:type="spellEnd"/>
       <w:r>
         <w:t xml:space="preserve"> (Repro</w:t>
       </w:r>
@@ -11090,7 +14654,15 @@
         <w:t>d</w:t>
       </w:r>
       <w:r>
-        <w:t>uce el video sun_rising y luego limpia el juego)</w:t>
+        <w:t xml:space="preserve">uce el video </w:t>
+      </w:r>
+      <w:proofErr w:type="spellStart"/>
+      <w:r>
+        <w:t>sun_rising</w:t>
+      </w:r>
+      <w:proofErr w:type="spellEnd"/>
+      <w:r>
+        <w:t xml:space="preserve"> y luego limpia el juego)</w:t>
       </w:r>
     </w:p>
     <w:p>
@@ -11104,16 +14676,118 @@
         <w:rPr>
           <w:highlight w:val="yellow"/>
         </w:rPr>
-        <w:t>#condition scene ; fade : 1 : 2 : 1 ; clear</w:t>
-      </w:r>
-      <w:r>
-        <w:t xml:space="preserve"> (Hace un fa</w:t>
+        <w:t xml:space="preserve">#condition </w:t>
+      </w:r>
+      <w:proofErr w:type="spellStart"/>
+      <w:proofErr w:type="gramStart"/>
+      <w:r>
+        <w:rPr>
+          <w:highlight w:val="yellow"/>
+        </w:rPr>
+        <w:t>scene</w:t>
+      </w:r>
+      <w:proofErr w:type="spellEnd"/>
+      <w:r>
+        <w:rPr>
+          <w:highlight w:val="yellow"/>
+        </w:rPr>
+        <w:t xml:space="preserve"> ;</w:t>
+      </w:r>
+      <w:proofErr w:type="gramEnd"/>
+      <w:r>
+        <w:rPr>
+          <w:highlight w:val="yellow"/>
+        </w:rPr>
+        <w:t xml:space="preserve"> </w:t>
+      </w:r>
+      <w:proofErr w:type="spellStart"/>
+      <w:proofErr w:type="gramStart"/>
+      <w:r>
+        <w:rPr>
+          <w:highlight w:val="yellow"/>
+        </w:rPr>
+        <w:t>fade</w:t>
+      </w:r>
+      <w:proofErr w:type="spellEnd"/>
+      <w:r>
+        <w:rPr>
+          <w:highlight w:val="yellow"/>
+        </w:rPr>
+        <w:t xml:space="preserve"> :</w:t>
+      </w:r>
+      <w:proofErr w:type="gramEnd"/>
+      <w:r>
+        <w:rPr>
+          <w:highlight w:val="yellow"/>
+        </w:rPr>
+        <w:t xml:space="preserve"> </w:t>
+      </w:r>
+      <w:proofErr w:type="gramStart"/>
+      <w:r>
+        <w:rPr>
+          <w:highlight w:val="yellow"/>
+        </w:rPr>
+        <w:t>1 :</w:t>
+      </w:r>
+      <w:proofErr w:type="gramEnd"/>
+      <w:r>
+        <w:rPr>
+          <w:highlight w:val="yellow"/>
+        </w:rPr>
+        <w:t xml:space="preserve"> </w:t>
+      </w:r>
+      <w:proofErr w:type="gramStart"/>
+      <w:r>
+        <w:rPr>
+          <w:highlight w:val="yellow"/>
+        </w:rPr>
+        <w:t>2 :</w:t>
+      </w:r>
+      <w:proofErr w:type="gramEnd"/>
+      <w:r>
+        <w:rPr>
+          <w:highlight w:val="yellow"/>
+        </w:rPr>
+        <w:t xml:space="preserve"> </w:t>
+      </w:r>
+      <w:proofErr w:type="gramStart"/>
+      <w:r>
+        <w:rPr>
+          <w:highlight w:val="yellow"/>
+        </w:rPr>
+        <w:t>1 ;</w:t>
+      </w:r>
+      <w:proofErr w:type="gramEnd"/>
+      <w:r>
+        <w:rPr>
+          <w:highlight w:val="yellow"/>
+        </w:rPr>
+        <w:t xml:space="preserve"> </w:t>
+      </w:r>
+      <w:proofErr w:type="spellStart"/>
+      <w:r>
+        <w:rPr>
+          <w:highlight w:val="yellow"/>
+        </w:rPr>
+        <w:t>clear</w:t>
+      </w:r>
+      <w:proofErr w:type="spellEnd"/>
+      <w:r>
+        <w:t xml:space="preserve"> (Hace un </w:t>
+      </w:r>
+      <w:proofErr w:type="spellStart"/>
+      <w:r>
+        <w:t>fa</w:t>
       </w:r>
       <w:r>
         <w:t>d</w:t>
       </w:r>
       <w:r>
-        <w:t>e y luego limpia el juego)</w:t>
+        <w:t>e</w:t>
+      </w:r>
+      <w:proofErr w:type="spellEnd"/>
+      <w:r>
+        <w:t xml:space="preserve"> y luego limpia el juego)</w:t>
       </w:r>
     </w:p>
     <w:p>
@@ -11124,8 +14798,30 @@
         <w:rPr>
           <w:highlight w:val="yellow"/>
         </w:rPr>
-        <w:t>#condition decisión ; ; clear</w:t>
-      </w:r>
+        <w:t xml:space="preserve">#condition </w:t>
+      </w:r>
+      <w:proofErr w:type="gramStart"/>
+      <w:r>
+        <w:rPr>
+          <w:highlight w:val="yellow"/>
+        </w:rPr>
+        <w:t>decisión ;</w:t>
+      </w:r>
+      <w:proofErr w:type="gramEnd"/>
+      <w:r>
+        <w:rPr>
+          <w:highlight w:val="yellow"/>
+        </w:rPr>
+        <w:t xml:space="preserve"> ; </w:t>
+      </w:r>
+      <w:proofErr w:type="spellStart"/>
+      <w:r>
+        <w:rPr>
+          <w:highlight w:val="yellow"/>
+        </w:rPr>
+        <w:t>clear</w:t>
+      </w:r>
+      <w:proofErr w:type="spellEnd"/>
       <w:r>
         <w:t xml:space="preserve"> (Limpiando sin hacer una transición)</w:t>
       </w:r>
@@ -11133,7 +14829,15 @@
     <w:p>
       <w:r>
         <w:tab/>
-        <w:t>Siempre que se vaya a pasar de una escena a otra de forma limpia, es decir, sin personajes en pantalla y sin cambio de fondo, es conveniente siempre agregar el parámetro clear para ahorrar recursos al dispositivo.</w:t>
+        <w:t xml:space="preserve">Siempre que se vaya a pasar de una escena a otra de forma limpia, es decir, sin personajes en pantalla y sin cambio de fondo, es conveniente siempre agregar el parámetro </w:t>
+      </w:r>
+      <w:proofErr w:type="spellStart"/>
+      <w:r>
+        <w:t>clear</w:t>
+      </w:r>
+      <w:proofErr w:type="spellEnd"/>
+      <w:r>
+        <w:t xml:space="preserve"> para ahorrar recursos al dispositivo.</w:t>
       </w:r>
     </w:p>
     <w:p/>
@@ -11193,29 +14897,73 @@
       <w:r>
         <w:t xml:space="preserve">La configuración de esta encriptación la podremos encontrar en el archivo </w:t>
       </w:r>
+      <w:proofErr w:type="spellStart"/>
       <w:r>
         <w:rPr>
           <w:i/>
           <w:iCs/>
         </w:rPr>
-        <w:t>game/definitions/AtlaxEncryptionKey.example.rpy</w:t>
-      </w:r>
+        <w:t>game</w:t>
+      </w:r>
+      <w:proofErr w:type="spellEnd"/>
       <w:r>
         <w:rPr>
           <w:i/>
           <w:iCs/>
         </w:rPr>
+        <w:t>/</w:t>
+      </w:r>
+      <w:proofErr w:type="spellStart"/>
+      <w:r>
+        <w:rPr>
+          <w:i/>
+          <w:iCs/>
+        </w:rPr>
+        <w:t>definitions</w:t>
+      </w:r>
+      <w:proofErr w:type="spellEnd"/>
+      <w:r>
+        <w:rPr>
+          <w:i/>
+          <w:iCs/>
+        </w:rPr>
+        <w:t>/</w:t>
+      </w:r>
+      <w:proofErr w:type="spellStart"/>
+      <w:r>
+        <w:rPr>
+          <w:i/>
+          <w:iCs/>
+        </w:rPr>
+        <w:t>AtlaxEncryptionKey.example.rpy</w:t>
+      </w:r>
+      <w:proofErr w:type="spellEnd"/>
+      <w:r>
+        <w:rPr>
+          <w:i/>
+          <w:iCs/>
+        </w:rPr>
         <w:t xml:space="preserve">. </w:t>
       </w:r>
       <w:r>
         <w:t xml:space="preserve">Este archivo </w:t>
       </w:r>
       <w:r>
-        <w:t xml:space="preserve">solo contiene 2 líneas de código definiendo 2 variables, una llamada requireSceneEncryption y otra </w:t>
-      </w:r>
+        <w:t xml:space="preserve">solo contiene 2 líneas de código definiendo 2 variables, una llamada </w:t>
+      </w:r>
+      <w:proofErr w:type="spellStart"/>
+      <w:r>
+        <w:t>requireSceneEncryption</w:t>
+      </w:r>
+      <w:proofErr w:type="spellEnd"/>
+      <w:r>
+        <w:t xml:space="preserve"> y otra </w:t>
+      </w:r>
+      <w:proofErr w:type="spellStart"/>
       <w:r>
         <w:t>atlax_encryption_key</w:t>
       </w:r>
+      <w:proofErr w:type="spellEnd"/>
       <w:r>
         <w:t>.</w:t>
       </w:r>
@@ -11274,10 +15022,34 @@
         <w:ind w:firstLine="708"/>
       </w:pPr>
       <w:r>
-        <w:t xml:space="preserve">Si requireSceneEncryption </w:t>
-      </w:r>
-      <w:r>
-        <w:t>dice True, significa que el motor espera que los archivos de control estén encriptados, por lo tanto los desencriptará utilizando el atlax_encryption_key.</w:t>
+        <w:t xml:space="preserve">Si </w:t>
+      </w:r>
+      <w:proofErr w:type="spellStart"/>
+      <w:r>
+        <w:t>requireSceneEncryption</w:t>
+      </w:r>
+      <w:proofErr w:type="spellEnd"/>
+      <w:r>
+        <w:t xml:space="preserve"> </w:t>
+      </w:r>
+      <w:r>
+        <w:t xml:space="preserve">dice True, significa que el motor espera que los archivos de control estén encriptados, por lo </w:t>
+      </w:r>
+      <w:proofErr w:type="gramStart"/>
+      <w:r>
+        <w:t>tanto</w:t>
+      </w:r>
+      <w:proofErr w:type="gramEnd"/>
+      <w:r>
+        <w:t xml:space="preserve"> los desencriptará utilizando el </w:t>
+      </w:r>
+      <w:proofErr w:type="spellStart"/>
+      <w:r>
+        <w:t>atlax_encryption_key</w:t>
+      </w:r>
+      <w:proofErr w:type="spellEnd"/>
+      <w:r>
+        <w:t>.</w:t>
       </w:r>
     </w:p>
     <w:p>
@@ -11285,17 +15057,38 @@
         <w:tab/>
         <w:t xml:space="preserve">Si </w:t>
       </w:r>
-      <w:r>
-        <w:t>requireSceneEncryption dice</w:t>
-      </w:r>
-      <w:r>
-        <w:t xml:space="preserve">  False, el motor asumirá que los archivos no están encriptados y los leerá tal cual.</w:t>
+      <w:proofErr w:type="spellStart"/>
+      <w:r>
+        <w:t>requireSceneEncryption</w:t>
+      </w:r>
+      <w:proofErr w:type="spellEnd"/>
+      <w:r>
+        <w:t xml:space="preserve"> </w:t>
+      </w:r>
+      <w:proofErr w:type="gramStart"/>
+      <w:r>
+        <w:t>dice</w:t>
+      </w:r>
+      <w:r>
+        <w:t xml:space="preserve">  False</w:t>
+      </w:r>
+      <w:proofErr w:type="gramEnd"/>
+      <w:r>
+        <w:t>, el motor asumirá que los archivos no están encriptados y los leerá tal cual.</w:t>
       </w:r>
     </w:p>
     <w:p>
       <w:r>
         <w:tab/>
-        <w:t>La atlax_encryption_key es una cadena de caracteres que funciona como la llave que utiliza el motor para desencriptar los archivos</w:t>
+        <w:t xml:space="preserve">La </w:t>
+      </w:r>
+      <w:proofErr w:type="spellStart"/>
+      <w:r>
+        <w:t>atlax_encryption_key</w:t>
+      </w:r>
+      <w:proofErr w:type="spellEnd"/>
+      <w:r>
+        <w:t xml:space="preserve"> es una cadena de caracteres que funciona como la llave que utiliza el motor para desencriptar los archivos</w:t>
       </w:r>
       <w:r>
         <w:t>, la mostrada anteriormente es un simple ejemplo, puedes utilizar la cadena de caracteres que mejor te parezca y guardarla en algún lado de tu PC o en un papel.</w:t>
@@ -11306,13 +15099,31 @@
         <w:tab/>
         <w:t xml:space="preserve">Si deseas encriptar tus archivos de control deberás dirigirte a la carpeta </w:t>
       </w:r>
+      <w:proofErr w:type="gramStart"/>
       <w:r>
         <w:rPr>
           <w:i/>
           <w:iCs/>
         </w:rPr>
-        <w:t>apps/sceneEncrypter</w:t>
-      </w:r>
+        <w:t>apps</w:t>
+      </w:r>
+      <w:proofErr w:type="gramEnd"/>
+      <w:r>
+        <w:rPr>
+          <w:i/>
+          <w:iCs/>
+        </w:rPr>
+        <w:t>/</w:t>
+      </w:r>
+      <w:proofErr w:type="spellStart"/>
+      <w:r>
+        <w:rPr>
+          <w:i/>
+          <w:iCs/>
+        </w:rPr>
+        <w:t>sceneEncrypter</w:t>
+      </w:r>
+      <w:proofErr w:type="spellEnd"/>
       <w:r>
         <w:t>. Allí encontrarás los siguientes archivos.</w:t>
       </w:r>
@@ -11370,6 +15181,7 @@
         <w:tab/>
         <w:t xml:space="preserve">Al abrir el sceneEncrypter.exe este tomará todo el contenido de la carpeta </w:t>
       </w:r>
+      <w:proofErr w:type="spellStart"/>
       <w:r>
         <w:rPr>
           <w:i/>
@@ -11387,9 +15199,11 @@
         </w:rPr>
         <w:t>encrypt</w:t>
       </w:r>
+      <w:proofErr w:type="spellEnd"/>
       <w:r>
         <w:t xml:space="preserve"> y lo encriptará volcando su contenido en la carpeta </w:t>
       </w:r>
+      <w:proofErr w:type="spellStart"/>
       <w:r>
         <w:rPr>
           <w:i/>
@@ -11397,6 +15211,7 @@
         </w:rPr>
         <w:t>encrypted</w:t>
       </w:r>
+      <w:proofErr w:type="spellEnd"/>
       <w:r>
         <w:t>.</w:t>
       </w:r>
@@ -11424,7 +15239,15 @@
         <w:t>funcionamiento</w:t>
       </w:r>
       <w:r>
-        <w:t xml:space="preserve"> que tendría un virus del tipo Ransomware.</w:t>
+        <w:t xml:space="preserve"> que tendría un virus del tipo </w:t>
+      </w:r>
+      <w:proofErr w:type="spellStart"/>
+      <w:r>
+        <w:t>Ransomware</w:t>
+      </w:r>
+      <w:proofErr w:type="spellEnd"/>
+      <w:r>
+        <w:t>.</w:t>
       </w:r>
     </w:p>
     <w:p>
@@ -11432,6 +15255,7 @@
         <w:tab/>
         <w:t xml:space="preserve">La idea es colocar en la carpeta </w:t>
       </w:r>
+      <w:proofErr w:type="spellStart"/>
       <w:r>
         <w:rPr>
           <w:i/>
@@ -11439,6 +15263,7 @@
         </w:rPr>
         <w:t>to_encrypt</w:t>
       </w:r>
+      <w:proofErr w:type="spellEnd"/>
       <w:r>
         <w:t xml:space="preserve"> todos los archivos de control con su respectivo sistema de carpetas, ejecutar el </w:t>
       </w:r>
@@ -11452,6 +15277,7 @@
       <w:r>
         <w:t xml:space="preserve"> y listo, en la carpeta </w:t>
       </w:r>
+      <w:proofErr w:type="spellStart"/>
       <w:r>
         <w:rPr>
           <w:i/>
@@ -11459,9 +15285,11 @@
         </w:rPr>
         <w:t>encrypted</w:t>
       </w:r>
+      <w:proofErr w:type="spellEnd"/>
       <w:r>
         <w:t xml:space="preserve"> tendrás los archivos de control encriptados con la llave ubicada en </w:t>
       </w:r>
+      <w:proofErr w:type="spellStart"/>
       <w:r>
         <w:rPr>
           <w:i/>
@@ -11469,6 +15297,7 @@
         </w:rPr>
         <w:t>encryption.key</w:t>
       </w:r>
+      <w:proofErr w:type="spellEnd"/>
     </w:p>
     <w:p>
       <w:r>
@@ -11491,15 +15320,48 @@
         <w:pStyle w:val="Ttulo1"/>
       </w:pPr>
       <w:bookmarkStart w:id="19" w:name="_Toc199261572"/>
+      <w:proofErr w:type="spellStart"/>
       <w:r>
         <w:t>Testing</w:t>
       </w:r>
       <w:bookmarkEnd w:id="19"/>
+      <w:proofErr w:type="spellEnd"/>
     </w:p>
     <w:p>
       <w:r>
         <w:tab/>
-        <w:t>Atlax Renpy no ofrece ninguna herramienta específica para facilitar la fase de testing de tu novela visual, sin embargo aquí dejaré algunas estrategias para agilizar el testeo de tus escenas.</w:t>
+      </w:r>
+      <w:proofErr w:type="spellStart"/>
+      <w:r>
+        <w:t>Atlax</w:t>
+      </w:r>
+      <w:proofErr w:type="spellEnd"/>
+      <w:r>
+        <w:t xml:space="preserve"> </w:t>
+      </w:r>
+      <w:proofErr w:type="spellStart"/>
+      <w:r>
+        <w:t>Renpy</w:t>
+      </w:r>
+      <w:proofErr w:type="spellEnd"/>
+      <w:r>
+        <w:t xml:space="preserve"> no ofrece ninguna herramienta específica para facilitar la fase de </w:t>
+      </w:r>
+      <w:proofErr w:type="spellStart"/>
+      <w:r>
+        <w:t>testing</w:t>
+      </w:r>
+      <w:proofErr w:type="spellEnd"/>
+      <w:r>
+        <w:t xml:space="preserve"> de tu novela visual, sin </w:t>
+      </w:r>
+      <w:proofErr w:type="gramStart"/>
+      <w:r>
+        <w:t>embargo</w:t>
+      </w:r>
+      <w:proofErr w:type="gramEnd"/>
+      <w:r>
+        <w:t xml:space="preserve"> aquí dejaré algunas estrategias para agilizar el testeo de tus escenas.</w:t>
       </w:r>
     </w:p>
     <w:p>
@@ -11519,6 +15381,7 @@
       <w:r>
         <w:t xml:space="preserve">puedes cambiar la variable </w:t>
       </w:r>
+      <w:proofErr w:type="spellStart"/>
       <w:r>
         <w:rPr>
           <w:i/>
@@ -11526,16 +15389,35 @@
         </w:rPr>
         <w:t>firstDialogue</w:t>
       </w:r>
+      <w:proofErr w:type="spellEnd"/>
       <w:r>
         <w:t xml:space="preserve"> en el archivo </w:t>
       </w:r>
+      <w:proofErr w:type="spellStart"/>
       <w:r>
         <w:rPr>
           <w:i/>
           <w:iCs/>
         </w:rPr>
-        <w:t>games/script.rpy</w:t>
-      </w:r>
+        <w:t>games</w:t>
+      </w:r>
+      <w:proofErr w:type="spellEnd"/>
+      <w:r>
+        <w:rPr>
+          <w:i/>
+          <w:iCs/>
+        </w:rPr>
+        <w:t>/</w:t>
+      </w:r>
+      <w:proofErr w:type="spellStart"/>
+      <w:r>
+        <w:rPr>
+          <w:i/>
+          <w:iCs/>
+        </w:rPr>
+        <w:t>script.rpy</w:t>
+      </w:r>
+      <w:proofErr w:type="spellEnd"/>
       <w:r>
         <w:rPr>
           <w:i/>
@@ -11563,43 +15445,67 @@
       <w:r>
         <w:t xml:space="preserve">Para probar consecuencias de tipo puntos, escenas o de decisión, en el archivo </w:t>
       </w:r>
+      <w:proofErr w:type="spellStart"/>
       <w:r>
         <w:rPr>
           <w:i/>
           <w:iCs/>
         </w:rPr>
-        <w:t>games/script.rpy</w:t>
-      </w:r>
-      <w:r>
-        <w:t xml:space="preserve"> puedes modificar las variables </w:t>
-      </w:r>
+        <w:t>games</w:t>
+      </w:r>
+      <w:proofErr w:type="spellEnd"/>
       <w:r>
         <w:rPr>
           <w:i/>
           <w:iCs/>
         </w:rPr>
-        <w:t>globalPoints</w:t>
-      </w:r>
-      <w:r>
-        <w:t xml:space="preserve">, </w:t>
-      </w:r>
+        <w:t>/</w:t>
+      </w:r>
+      <w:proofErr w:type="spellStart"/>
       <w:r>
         <w:rPr>
           <w:i/>
           <w:iCs/>
         </w:rPr>
-        <w:t>globalDecsions</w:t>
-      </w:r>
-      <w:r>
-        <w:t xml:space="preserve">, </w:t>
-      </w:r>
+        <w:t>script.rpy</w:t>
+      </w:r>
+      <w:proofErr w:type="spellEnd"/>
+      <w:r>
+        <w:t xml:space="preserve"> puedes modificar las variables </w:t>
+      </w:r>
+      <w:proofErr w:type="spellStart"/>
       <w:r>
         <w:rPr>
           <w:i/>
           <w:iCs/>
         </w:rPr>
+        <w:t>globalPoints</w:t>
+      </w:r>
+      <w:proofErr w:type="spellEnd"/>
+      <w:r>
+        <w:t xml:space="preserve">, </w:t>
+      </w:r>
+      <w:proofErr w:type="spellStart"/>
+      <w:r>
+        <w:rPr>
+          <w:i/>
+          <w:iCs/>
+        </w:rPr>
+        <w:t>globalDecsions</w:t>
+      </w:r>
+      <w:proofErr w:type="spellEnd"/>
+      <w:r>
+        <w:t xml:space="preserve">, </w:t>
+      </w:r>
+      <w:proofErr w:type="spellStart"/>
+      <w:r>
+        <w:rPr>
+          <w:i/>
+          <w:iCs/>
+        </w:rPr>
         <w:t>globalScenes</w:t>
       </w:r>
+      <w:proofErr w:type="spellEnd"/>
       <w:r>
         <w:t xml:space="preserve"> y darle valores iniciales. Aquí unos ejemplos.</w:t>
       </w:r>
@@ -11669,25 +15575,125 @@
     <w:p>
       <w:r>
         <w:tab/>
-        <w:t xml:space="preserve">La personalización de Atlax Renpy es la misma que podrías hacer utilizando Renpy puro, lo único personalizable son algunos aspectos que requieren de ciertos conocimientos de programación, los archivos destinados a personalización son </w:t>
-      </w:r>
+        <w:t xml:space="preserve">La personalización de </w:t>
+      </w:r>
+      <w:proofErr w:type="spellStart"/>
+      <w:r>
+        <w:t>Atlax</w:t>
+      </w:r>
+      <w:proofErr w:type="spellEnd"/>
+      <w:r>
+        <w:t xml:space="preserve"> </w:t>
+      </w:r>
+      <w:proofErr w:type="spellStart"/>
+      <w:r>
+        <w:t>Renpy</w:t>
+      </w:r>
+      <w:proofErr w:type="spellEnd"/>
+      <w:r>
+        <w:t xml:space="preserve"> es la misma que podrías hacer utilizando </w:t>
+      </w:r>
+      <w:proofErr w:type="spellStart"/>
+      <w:r>
+        <w:t>Renpy</w:t>
+      </w:r>
+      <w:proofErr w:type="spellEnd"/>
+      <w:r>
+        <w:t xml:space="preserve"> puro, lo único personalizable son algunos aspectos que requieren de ciertos conocimientos de programación, los archivos destinados a personalización son </w:t>
+      </w:r>
+      <w:proofErr w:type="spellStart"/>
       <w:r>
         <w:rPr>
           <w:i/>
           <w:iCs/>
         </w:rPr>
-        <w:t>game/definitions/configDefine.rpy</w:t>
-      </w:r>
-      <w:r>
-        <w:t xml:space="preserve"> para definir configuraciones específicas de Renpy y el archivo </w:t>
-      </w:r>
+        <w:t>game</w:t>
+      </w:r>
+      <w:proofErr w:type="spellEnd"/>
       <w:r>
         <w:rPr>
           <w:i/>
           <w:iCs/>
         </w:rPr>
-        <w:t>game/animations/animations.rpy</w:t>
-      </w:r>
+        <w:t>/</w:t>
+      </w:r>
+      <w:proofErr w:type="spellStart"/>
+      <w:r>
+        <w:rPr>
+          <w:i/>
+          <w:iCs/>
+        </w:rPr>
+        <w:t>definitions</w:t>
+      </w:r>
+      <w:proofErr w:type="spellEnd"/>
+      <w:r>
+        <w:rPr>
+          <w:i/>
+          <w:iCs/>
+        </w:rPr>
+        <w:t>/</w:t>
+      </w:r>
+      <w:proofErr w:type="spellStart"/>
+      <w:r>
+        <w:rPr>
+          <w:i/>
+          <w:iCs/>
+        </w:rPr>
+        <w:t>configDefine.rpy</w:t>
+      </w:r>
+      <w:proofErr w:type="spellEnd"/>
+      <w:r>
+        <w:t xml:space="preserve"> para definir configuraciones específicas de </w:t>
+      </w:r>
+      <w:proofErr w:type="spellStart"/>
+      <w:r>
+        <w:t>Renpy</w:t>
+      </w:r>
+      <w:proofErr w:type="spellEnd"/>
+      <w:r>
+        <w:t xml:space="preserve"> y el archivo </w:t>
+      </w:r>
+      <w:proofErr w:type="spellStart"/>
+      <w:r>
+        <w:rPr>
+          <w:i/>
+          <w:iCs/>
+        </w:rPr>
+        <w:t>game</w:t>
+      </w:r>
+      <w:proofErr w:type="spellEnd"/>
+      <w:r>
+        <w:rPr>
+          <w:i/>
+          <w:iCs/>
+        </w:rPr>
+        <w:t>/</w:t>
+      </w:r>
+      <w:proofErr w:type="spellStart"/>
+      <w:r>
+        <w:rPr>
+          <w:i/>
+          <w:iCs/>
+        </w:rPr>
+        <w:t>animations</w:t>
+      </w:r>
+      <w:proofErr w:type="spellEnd"/>
+      <w:r>
+        <w:rPr>
+          <w:i/>
+          <w:iCs/>
+        </w:rPr>
+        <w:t>/</w:t>
+      </w:r>
+      <w:proofErr w:type="spellStart"/>
+      <w:r>
+        <w:rPr>
+          <w:i/>
+          <w:iCs/>
+        </w:rPr>
+        <w:t>animations.rpy</w:t>
+      </w:r>
+      <w:proofErr w:type="spellEnd"/>
       <w:r>
         <w:t xml:space="preserve"> para crear animaciones personalizadas en los personajes</w:t>
       </w:r>
@@ -11700,6 +15706,7 @@
         <w:tab/>
         <w:t xml:space="preserve">Para implementar animaciones personalizadas, primero debes definirlas en </w:t>
       </w:r>
+      <w:proofErr w:type="spellStart"/>
       <w:r>
         <w:rPr>
           <w:i/>
@@ -11707,46 +15714,71 @@
         </w:rPr>
         <w:t>animations.rpy</w:t>
       </w:r>
+      <w:proofErr w:type="spellEnd"/>
       <w:r>
         <w:t xml:space="preserve"> y luego ir a </w:t>
       </w:r>
+      <w:proofErr w:type="spellStart"/>
       <w:r>
         <w:rPr>
           <w:i/>
           <w:iCs/>
         </w:rPr>
-        <w:t>game/managers/EventManager.rpy</w:t>
-      </w:r>
-      <w:r>
-        <w:t xml:space="preserve">, agregar el nombre de la animación en la variable </w:t>
-      </w:r>
+        <w:t>game</w:t>
+      </w:r>
+      <w:proofErr w:type="spellEnd"/>
       <w:r>
         <w:rPr>
           <w:i/>
           <w:iCs/>
         </w:rPr>
-        <w:t>characterAnimations</w:t>
-      </w:r>
-      <w:r>
-        <w:t xml:space="preserve"> y luego relacionarla con la animación mediante la variable </w:t>
-      </w:r>
+        <w:t>/managers/</w:t>
+      </w:r>
+      <w:proofErr w:type="spellStart"/>
       <w:r>
         <w:rPr>
           <w:i/>
           <w:iCs/>
         </w:rPr>
-        <w:t>oneParameterEvents</w:t>
-      </w:r>
-      <w:r>
-        <w:t xml:space="preserve"> o </w:t>
-      </w:r>
+        <w:t>EventManager.rpy</w:t>
+      </w:r>
+      <w:proofErr w:type="spellEnd"/>
+      <w:r>
+        <w:t xml:space="preserve">, agregar el nombre de la animación en la variable </w:t>
+      </w:r>
+      <w:proofErr w:type="spellStart"/>
       <w:r>
         <w:rPr>
           <w:i/>
           <w:iCs/>
         </w:rPr>
+        <w:t>characterAnimations</w:t>
+      </w:r>
+      <w:proofErr w:type="spellEnd"/>
+      <w:r>
+        <w:t xml:space="preserve"> y luego relacionarla con la animación mediante la variable </w:t>
+      </w:r>
+      <w:proofErr w:type="spellStart"/>
+      <w:r>
+        <w:rPr>
+          <w:i/>
+          <w:iCs/>
+        </w:rPr>
+        <w:t>oneParameterEvents</w:t>
+      </w:r>
+      <w:proofErr w:type="spellEnd"/>
+      <w:r>
+        <w:t xml:space="preserve"> o </w:t>
+      </w:r>
+      <w:proofErr w:type="spellStart"/>
+      <w:r>
+        <w:rPr>
+          <w:i/>
+          <w:iCs/>
+        </w:rPr>
         <w:t>twoParameterEvents</w:t>
       </w:r>
+      <w:proofErr w:type="spellEnd"/>
       <w:r>
         <w:t>, dependiendo de los parámetros que tenga tu animación personalizada.</w:t>
       </w:r>
@@ -11756,6 +15788,7 @@
         <w:tab/>
         <w:t xml:space="preserve">Aunque la animación no tenga parámetros, puedes colocarla en </w:t>
       </w:r>
+      <w:proofErr w:type="spellStart"/>
       <w:r>
         <w:rPr>
           <w:i/>
@@ -11763,6 +15796,7 @@
         </w:rPr>
         <w:t>oneParameterEvents</w:t>
       </w:r>
+      <w:proofErr w:type="spellEnd"/>
       <w:r>
         <w:rPr>
           <w:i/>
@@ -11780,6 +15814,7 @@
         </w:rPr>
         <w:t xml:space="preserve"> </w:t>
       </w:r>
+      <w:proofErr w:type="spellStart"/>
       <w:r>
         <w:rPr>
           <w:i/>
@@ -11787,9 +15822,19 @@
         </w:rPr>
         <w:t>twoParameterEvents</w:t>
       </w:r>
-      <w:r>
-        <w:t xml:space="preserve">. IMPORTANTE: Si la animación utiliza la propiedad zoom, estrictamente debe estar en </w:t>
-      </w:r>
+      <w:proofErr w:type="spellEnd"/>
+      <w:r>
+        <w:t xml:space="preserve">. IMPORTANTE: Si la animación utiliza la propiedad </w:t>
+      </w:r>
+      <w:proofErr w:type="gramStart"/>
+      <w:r>
+        <w:t>zoom</w:t>
+      </w:r>
+      <w:proofErr w:type="gramEnd"/>
+      <w:r>
+        <w:t xml:space="preserve">, estrictamente debe estar en </w:t>
+      </w:r>
+      <w:proofErr w:type="spellStart"/>
       <w:r>
         <w:rPr>
           <w:i/>
@@ -11797,6 +15842,7 @@
         </w:rPr>
         <w:t>twoParameterEvents</w:t>
       </w:r>
+      <w:proofErr w:type="spellEnd"/>
       <w:r>
         <w:rPr>
           <w:i/>

--- a/Manual de desarrollo en Atlax Renpy.docx
+++ b/Manual de desarrollo en Atlax Renpy.docx
@@ -112,42 +112,8 @@
           <w:sz w:val="52"/>
           <w:szCs w:val="52"/>
         </w:rPr>
-        <w:t xml:space="preserve">Manual de desarrollo en </w:t>
-      </w:r>
-      <w:proofErr w:type="spellStart"/>
-      <w:r>
-        <w:rPr>
-          <w:rFonts w:cs="Times New Roman"/>
-          <w:b/>
-          <w:bCs/>
-          <w:sz w:val="52"/>
-          <w:szCs w:val="52"/>
-        </w:rPr>
-        <w:t>Atlax</w:t>
-      </w:r>
-      <w:proofErr w:type="spellEnd"/>
-      <w:r>
-        <w:rPr>
-          <w:rFonts w:cs="Times New Roman"/>
-          <w:b/>
-          <w:bCs/>
-          <w:sz w:val="52"/>
-          <w:szCs w:val="52"/>
-        </w:rPr>
-        <w:t xml:space="preserve"> </w:t>
-      </w:r>
-      <w:proofErr w:type="spellStart"/>
-      <w:r>
-        <w:rPr>
-          <w:rFonts w:cs="Times New Roman"/>
-          <w:b/>
-          <w:bCs/>
-          <w:sz w:val="52"/>
-          <w:szCs w:val="52"/>
-        </w:rPr>
-        <w:t>Renpy</w:t>
-      </w:r>
-      <w:proofErr w:type="spellEnd"/>
+        <w:t>Manual de desarrollo en Atlax Renpy</w:t>
+      </w:r>
     </w:p>
     <w:p>
       <w:pPr>
@@ -271,16 +237,8 @@
         <w:rPr>
           <w:rFonts w:cs="Times New Roman"/>
         </w:rPr>
-        <w:t xml:space="preserve">Desarrollador de Campanella </w:t>
-      </w:r>
-      <w:proofErr w:type="spellStart"/>
-      <w:r>
-        <w:rPr>
-          <w:rFonts w:cs="Times New Roman"/>
-        </w:rPr>
-        <w:t>Studios</w:t>
-      </w:r>
-      <w:proofErr w:type="spellEnd"/>
+        <w:t>Desarrollador de Campanella Studios</w:t>
+      </w:r>
     </w:p>
     <w:p>
       <w:pPr>
@@ -2466,22 +2424,7 @@
     <w:p>
       <w:r>
         <w:tab/>
-      </w:r>
-      <w:proofErr w:type="spellStart"/>
-      <w:r>
-        <w:t>Atlax</w:t>
-      </w:r>
-      <w:proofErr w:type="spellEnd"/>
-      <w:r>
-        <w:t xml:space="preserve"> </w:t>
-      </w:r>
-      <w:proofErr w:type="spellStart"/>
-      <w:r>
-        <w:t>Renpy</w:t>
-      </w:r>
-      <w:proofErr w:type="spellEnd"/>
-      <w:r>
-        <w:t xml:space="preserve"> es un motor </w:t>
+        <w:t xml:space="preserve">Atlax Renpy es un motor </w:t>
       </w:r>
       <w:r>
         <w:t>de</w:t>
@@ -2490,32 +2433,11 @@
         <w:t xml:space="preserve"> videojuegos del género novela visual clásica</w:t>
       </w:r>
       <w:r>
-        <w:t xml:space="preserve"> que utiliza como base el motor </w:t>
-      </w:r>
-      <w:proofErr w:type="spellStart"/>
-      <w:r>
-        <w:t>Renpy</w:t>
-      </w:r>
-      <w:proofErr w:type="spellEnd"/>
-      <w:r>
-        <w:t xml:space="preserve"> en su versión 8.1.3</w:t>
-      </w:r>
-      <w:r>
-        <w:t xml:space="preserve">. </w:t>
-      </w:r>
-      <w:proofErr w:type="spellStart"/>
-      <w:r>
-        <w:t>Atlax</w:t>
-      </w:r>
-      <w:proofErr w:type="spellEnd"/>
-      <w:r>
-        <w:t xml:space="preserve"> </w:t>
-      </w:r>
-      <w:proofErr w:type="spellStart"/>
-      <w:r>
-        <w:t>Renpy</w:t>
-      </w:r>
-      <w:proofErr w:type="spellEnd"/>
+        <w:t xml:space="preserve"> que utiliza como base el motor Renpy en su versión 8.1.3</w:t>
+      </w:r>
+      <w:r>
+        <w:t>. Atlax Renpy</w:t>
+      </w:r>
       <w:r>
         <w:t xml:space="preserve"> permite el desarrollo de juegos con mínimos conocimientos informáticos y de programación. El motor está hecho para ser una fábrica de novelas visuales alimentada </w:t>
       </w:r>
@@ -2541,21 +2463,8 @@
         <w:t xml:space="preserve"> de</w:t>
       </w:r>
       <w:r>
-        <w:t xml:space="preserve"> </w:t>
-      </w:r>
-      <w:proofErr w:type="spellStart"/>
-      <w:r>
-        <w:t>Atlax</w:t>
-      </w:r>
-      <w:proofErr w:type="spellEnd"/>
-      <w:r>
-        <w:t xml:space="preserve"> </w:t>
-      </w:r>
-      <w:proofErr w:type="spellStart"/>
-      <w:r>
-        <w:t>Renpy</w:t>
-      </w:r>
-      <w:proofErr w:type="spellEnd"/>
+        <w:t xml:space="preserve"> Atlax Renpy</w:t>
+      </w:r>
       <w:r>
         <w:t>, este</w:t>
       </w:r>
@@ -2625,23 +2534,7 @@
         <w:t>cción de</w:t>
       </w:r>
       <w:r>
-        <w:t xml:space="preserve"> la novela visual dominen ciertos conocimientos y comprendan algunos conceptos fundamentales para desarrollar exitosamente un videojuego usando </w:t>
-      </w:r>
-      <w:proofErr w:type="spellStart"/>
-      <w:r>
-        <w:t>Atlax</w:t>
-      </w:r>
-      <w:proofErr w:type="spellEnd"/>
-      <w:r>
-        <w:t xml:space="preserve"> </w:t>
-      </w:r>
-      <w:proofErr w:type="spellStart"/>
-      <w:r>
-        <w:t>Renpy</w:t>
-      </w:r>
-      <w:proofErr w:type="spellEnd"/>
-      <w:r>
-        <w:t>.</w:t>
+        <w:t xml:space="preserve"> la novela visual dominen ciertos conocimientos y comprendan algunos conceptos fundamentales para desarrollar exitosamente un videojuego usando Atlax Renpy.</w:t>
       </w:r>
     </w:p>
     <w:p/>
@@ -2728,21 +2621,12 @@
           <w:numId w:val="2"/>
         </w:numPr>
       </w:pPr>
-      <w:proofErr w:type="spellStart"/>
       <w:r>
         <w:rPr>
           <w:b/>
           <w:bCs/>
         </w:rPr>
-        <w:t>Renpy</w:t>
-      </w:r>
-      <w:proofErr w:type="spellEnd"/>
-      <w:r>
-        <w:rPr>
-          <w:b/>
-          <w:bCs/>
-        </w:rPr>
-        <w:t>:</w:t>
+        <w:t>Renpy:</w:t>
       </w:r>
       <w:r>
         <w:t xml:space="preserve"> En su versión 8.1.3.</w:t>
@@ -2769,23 +2653,7 @@
     <w:p>
       <w:r>
         <w:tab/>
-        <w:t xml:space="preserve">Si estás leyendo esto seguramente tengas algunos conocimientos sobre las novelas visuales, ya sean conocimientos técnicos o de usuario final, en esta sección se va a desglosar la estructura y funcionamiento que sigue </w:t>
-      </w:r>
-      <w:proofErr w:type="spellStart"/>
-      <w:r>
-        <w:t>Atlax</w:t>
-      </w:r>
-      <w:proofErr w:type="spellEnd"/>
-      <w:r>
-        <w:t xml:space="preserve"> </w:t>
-      </w:r>
-      <w:proofErr w:type="spellStart"/>
-      <w:r>
-        <w:t>Renpy</w:t>
-      </w:r>
-      <w:proofErr w:type="spellEnd"/>
-      <w:r>
-        <w:t xml:space="preserve"> para mantener el control de todo lo que sucede internamente. Iremos de lo macro a lo micro.</w:t>
+        <w:t>Si estás leyendo esto seguramente tengas algunos conocimientos sobre las novelas visuales, ya sean conocimientos técnicos o de usuario final, en esta sección se va a desglosar la estructura y funcionamiento que sigue Atlax Renpy para mantener el control de todo lo que sucede internamente. Iremos de lo macro a lo micro.</w:t>
       </w:r>
     </w:p>
     <w:p/>
@@ -2916,13 +2784,8 @@
           <w:numId w:val="3"/>
         </w:numPr>
       </w:pPr>
-      <w:proofErr w:type="gramStart"/>
-      <w:r>
-        <w:t>Texto a mostrar</w:t>
-      </w:r>
-      <w:proofErr w:type="gramEnd"/>
-      <w:r>
-        <w:t xml:space="preserve"> en pantalla</w:t>
+      <w:r>
+        <w:t>Texto a mostrar en pantalla</w:t>
       </w:r>
     </w:p>
     <w:p>
@@ -3075,23 +2938,7 @@
         <w:t xml:space="preserve"> </w:t>
       </w:r>
       <w:r>
-        <w:t xml:space="preserve">no, te restará o no ganarás ninguno. </w:t>
-      </w:r>
-      <w:proofErr w:type="spellStart"/>
-      <w:r>
-        <w:t>Atlax</w:t>
-      </w:r>
-      <w:proofErr w:type="spellEnd"/>
-      <w:r>
-        <w:t xml:space="preserve"> </w:t>
-      </w:r>
-      <w:proofErr w:type="spellStart"/>
-      <w:r>
-        <w:t>Renpy</w:t>
-      </w:r>
-      <w:proofErr w:type="spellEnd"/>
-      <w:r>
-        <w:t xml:space="preserve"> es capaz de soportar todos los puntos que necesites, puntos de amist</w:t>
+        <w:t>no, te restará o no ganarás ninguno. Atlax Renpy es capaz de soportar todos los puntos que necesites, puntos de amist</w:t>
       </w:r>
       <w:r>
         <w:t>a</w:t>
@@ -3116,23 +2963,7 @@
         <w:t>,</w:t>
       </w:r>
       <w:r>
-        <w:t xml:space="preserve"> nos vamos a enfocar en lo que se necesita saber para utilizar </w:t>
-      </w:r>
-      <w:proofErr w:type="spellStart"/>
-      <w:r>
-        <w:t>Atlax</w:t>
-      </w:r>
-      <w:proofErr w:type="spellEnd"/>
-      <w:r>
-        <w:t xml:space="preserve"> </w:t>
-      </w:r>
-      <w:proofErr w:type="spellStart"/>
-      <w:r>
-        <w:t>Renpy</w:t>
-      </w:r>
-      <w:proofErr w:type="spellEnd"/>
-      <w:r>
-        <w:t>.</w:t>
+        <w:t xml:space="preserve"> nos vamos a enfocar en lo que se necesita saber para utilizar Atlax Renpy.</w:t>
       </w:r>
     </w:p>
     <w:p>
@@ -3155,23 +2986,7 @@
         <w:pStyle w:val="Ttulo2"/>
       </w:pPr>
       <w:r>
-        <w:t xml:space="preserve">¿Cómo funciona </w:t>
-      </w:r>
-      <w:proofErr w:type="spellStart"/>
-      <w:r>
-        <w:t>Atlax</w:t>
-      </w:r>
-      <w:proofErr w:type="spellEnd"/>
-      <w:r>
-        <w:t xml:space="preserve"> </w:t>
-      </w:r>
-      <w:proofErr w:type="spellStart"/>
-      <w:r>
-        <w:t>Renpy</w:t>
-      </w:r>
-      <w:proofErr w:type="spellEnd"/>
-      <w:r>
-        <w:t>?</w:t>
+        <w:t>¿Cómo funciona Atlax Renpy?</w:t>
       </w:r>
     </w:p>
     <w:p>
@@ -3193,19 +3008,14 @@
         <w:t>Deberías dar prioridad a organizar estos archivos de control de la mejor manera posible, el orden recomendado es crear</w:t>
       </w:r>
       <w:r>
+        <w:t xml:space="preserve"> una </w:t>
+      </w:r>
+      <w:r>
         <w:t xml:space="preserve"> </w:t>
       </w:r>
-      <w:proofErr w:type="gramStart"/>
-      <w:r>
-        <w:t xml:space="preserve">una </w:t>
-      </w:r>
-      <w:r>
-        <w:t xml:space="preserve"> </w:t>
-      </w:r>
       <w:r>
         <w:t>carpeta</w:t>
       </w:r>
-      <w:proofErr w:type="gramEnd"/>
       <w:r>
         <w:t xml:space="preserve"> para cada</w:t>
       </w:r>
@@ -3269,7 +3079,6 @@
       <w:r>
         <w:t xml:space="preserve"> la carpeta “</w:t>
       </w:r>
-      <w:proofErr w:type="spellStart"/>
       <w:r>
         <w:rPr>
           <w:i/>
@@ -3277,7 +3086,6 @@
         </w:rPr>
         <w:t>scenes</w:t>
       </w:r>
-      <w:proofErr w:type="spellEnd"/>
       <w:r>
         <w:t>”.</w:t>
       </w:r>
@@ -3297,15 +3105,7 @@
         <w:t xml:space="preserve"> como si fuese una ruta,</w:t>
       </w:r>
       <w:r>
-        <w:t xml:space="preserve"> quizás una llamada “</w:t>
-      </w:r>
-      <w:proofErr w:type="spellStart"/>
-      <w:r>
-        <w:t>intro</w:t>
-      </w:r>
-      <w:proofErr w:type="spellEnd"/>
-      <w:r>
-        <w:t>” o “comienzo”, ponle el nombre que desees.</w:t>
+        <w:t xml:space="preserve"> quizás una llamada “intro” o “comienzo”, ponle el nombre que desees.</w:t>
       </w:r>
       <w:r>
         <w:t xml:space="preserve"> Lo que sí, debes indicarle al motor cuál es la </w:t>
@@ -3318,15 +3118,7 @@
         <w:t>escena</w:t>
       </w:r>
       <w:r>
-        <w:t xml:space="preserve"> de entrada, de momento no vamos a explicar </w:t>
-      </w:r>
-      <w:proofErr w:type="spellStart"/>
-      <w:r>
-        <w:t>como</w:t>
-      </w:r>
-      <w:proofErr w:type="spellEnd"/>
-      <w:r>
-        <w:t xml:space="preserve"> hacerlo ya que será más adelante, solo ten presente que debes indicarle al motor por dónde empezar</w:t>
+        <w:t xml:space="preserve"> de entrada, de momento no vamos a explicar como hacerlo ya que será más adelante, solo ten presente que debes indicarle al motor por dónde empezar</w:t>
       </w:r>
       <w:r>
         <w:t>.</w:t>
@@ -3335,22 +3127,7 @@
     <w:p>
       <w:r>
         <w:tab/>
-      </w:r>
-      <w:proofErr w:type="spellStart"/>
-      <w:r>
-        <w:t>Atlax</w:t>
-      </w:r>
-      <w:proofErr w:type="spellEnd"/>
-      <w:r>
-        <w:t xml:space="preserve"> </w:t>
-      </w:r>
-      <w:proofErr w:type="spellStart"/>
-      <w:r>
-        <w:t>Renpy</w:t>
-      </w:r>
-      <w:proofErr w:type="spellEnd"/>
-      <w:r>
-        <w:t xml:space="preserve"> va a leer ese primer archivo de control y </w:t>
+        <w:t xml:space="preserve">Atlax Renpy va a leer ese primer archivo de control y </w:t>
       </w:r>
       <w:r>
         <w:t>comenzará</w:t>
@@ -3366,27 +3143,7 @@
         <w:t>diálogos</w:t>
       </w:r>
       <w:r>
-        <w:t xml:space="preserve"> como de costumbre, uno a uno, </w:t>
-      </w:r>
-      <w:proofErr w:type="spellStart"/>
-      <w:proofErr w:type="gramStart"/>
-      <w:r>
-        <w:t>click</w:t>
-      </w:r>
-      <w:proofErr w:type="spellEnd"/>
-      <w:proofErr w:type="gramEnd"/>
-      <w:r>
-        <w:t xml:space="preserve"> a </w:t>
-      </w:r>
-      <w:proofErr w:type="spellStart"/>
-      <w:proofErr w:type="gramStart"/>
-      <w:r>
-        <w:t>click</w:t>
-      </w:r>
-      <w:proofErr w:type="spellEnd"/>
-      <w:proofErr w:type="gramEnd"/>
-      <w:r>
-        <w:t xml:space="preserve">. Una vez llegado el final de la </w:t>
+        <w:t xml:space="preserve"> como de costumbre, uno a uno, click a click. Una vez llegado el final de la </w:t>
       </w:r>
       <w:r>
         <w:rPr>
@@ -3705,23 +3462,7 @@
     <w:p>
       <w:r>
         <w:tab/>
-        <w:t xml:space="preserve">En resumen, </w:t>
-      </w:r>
-      <w:proofErr w:type="spellStart"/>
-      <w:r>
-        <w:t>Atlax</w:t>
-      </w:r>
-      <w:proofErr w:type="spellEnd"/>
-      <w:r>
-        <w:t xml:space="preserve"> </w:t>
-      </w:r>
-      <w:proofErr w:type="spellStart"/>
-      <w:r>
-        <w:t>Renpy</w:t>
-      </w:r>
-      <w:proofErr w:type="spellEnd"/>
-      <w:r>
-        <w:t xml:space="preserve"> es un lector de escenas</w:t>
+        <w:t>En resumen, Atlax Renpy es un lector de escenas</w:t>
       </w:r>
       <w:r>
         <w:t xml:space="preserve"> que nos da todas las herramientas para ilustrar una historia utilizando únicamente estos archivos de control y escribiendo una cantidad mínima de código de programación.</w:t>
@@ -3754,7 +3495,6 @@
         <w:tab/>
         <w:t>El archivo de entrada es el archivo de control que el motor toma para iniciar el juego, este por defecto toma un archivo llamado “</w:t>
       </w:r>
-      <w:proofErr w:type="spellStart"/>
       <w:r>
         <w:rPr>
           <w:i/>
@@ -3762,11 +3502,9 @@
         </w:rPr>
         <w:t>testing</w:t>
       </w:r>
-      <w:proofErr w:type="spellEnd"/>
       <w:r>
         <w:t xml:space="preserve">” y la manera de cambiarlo es viajando al archivo </w:t>
       </w:r>
-      <w:proofErr w:type="spellStart"/>
       <w:r>
         <w:rPr>
           <w:i/>
@@ -3774,7 +3512,6 @@
         </w:rPr>
         <w:t>script.rpy</w:t>
       </w:r>
-      <w:proofErr w:type="spellEnd"/>
       <w:r>
         <w:t>, abriéndolo y cerca de la línea 23 veremos algo como lo siguiente.</w:t>
       </w:r>
@@ -3824,23 +3561,7 @@
     <w:p>
       <w:r>
         <w:tab/>
-        <w:t xml:space="preserve">Basta con cambiar </w:t>
-      </w:r>
-      <w:proofErr w:type="spellStart"/>
-      <w:r>
-        <w:t>testing</w:t>
-      </w:r>
-      <w:proofErr w:type="spellEnd"/>
-      <w:r>
-        <w:t xml:space="preserve"> por el archivo de control del que quieres empezar o en su defecto, trabajar en el archivo </w:t>
-      </w:r>
-      <w:proofErr w:type="spellStart"/>
-      <w:r>
-        <w:t>testing</w:t>
-      </w:r>
-      <w:proofErr w:type="spellEnd"/>
-      <w:r>
-        <w:t xml:space="preserve"> y cuando ya esté terminado guardar su contenido en un archivo diferente.</w:t>
+        <w:t>Basta con cambiar testing por el archivo de control del que quieres empezar o en su defecto, trabajar en el archivo testing y cuando ya esté terminado guardar su contenido en un archivo diferente.</w:t>
       </w:r>
     </w:p>
     <w:p>
@@ -3856,7 +3577,6 @@
         <w:tab/>
         <w:t xml:space="preserve">Para definir a tus personajes, debes dirigirte al archivo </w:t>
       </w:r>
-      <w:proofErr w:type="spellStart"/>
       <w:r>
         <w:rPr>
           <w:i/>
@@ -3864,11 +3584,9 @@
         </w:rPr>
         <w:t>charactersDefine.rpy</w:t>
       </w:r>
-      <w:proofErr w:type="spellEnd"/>
       <w:r>
         <w:t xml:space="preserve"> ubicado en la carpeta </w:t>
       </w:r>
-      <w:proofErr w:type="spellStart"/>
       <w:r>
         <w:rPr>
           <w:i/>
@@ -3876,23 +3594,13 @@
         </w:rPr>
         <w:t>game</w:t>
       </w:r>
-      <w:proofErr w:type="spellEnd"/>
       <w:r>
         <w:rPr>
           <w:i/>
           <w:iCs/>
         </w:rPr>
-        <w:t>/</w:t>
-      </w:r>
-      <w:proofErr w:type="spellStart"/>
-      <w:r>
-        <w:rPr>
-          <w:i/>
-          <w:iCs/>
-        </w:rPr>
-        <w:t>definitions</w:t>
-      </w:r>
-      <w:proofErr w:type="spellEnd"/>
+        <w:t>/definitions</w:t>
+      </w:r>
       <w:r>
         <w:t>, si lo abres con Visual Studio, en su interior encontrarás algo así.</w:t>
       </w:r>
@@ -3943,15 +3651,7 @@
       <w:r>
         <w:lastRenderedPageBreak/>
         <w:tab/>
-        <w:t xml:space="preserve">Allí debes definir a los personajes de tu historia siguiendo con ese mismo patrón, es importante mencionar </w:t>
-      </w:r>
-      <w:proofErr w:type="gramStart"/>
-      <w:r>
-        <w:t>que</w:t>
-      </w:r>
-      <w:proofErr w:type="gramEnd"/>
-      <w:r>
-        <w:t xml:space="preserve"> en cuanto a nombres de personajes, se requiere usar siempre minúsculas</w:t>
+        <w:t>Allí debes definir a los personajes de tu historia siguiendo con ese mismo patrón, es importante mencionar que en cuanto a nombres de personajes, se requiere usar siempre minúsculas</w:t>
       </w:r>
       <w:r>
         <w:t xml:space="preserve"> y utilizar _ en vez de espacios. En cuanto al color que aparece allí, es el color del nombre del personaje que se mostrará en la caja de diálogo cuando este hable, ese color está en hexadecimal, si lo desconoces, es simplemente la representación de un color mediante un # y 6 dígitos, puedes usar herramientas como Paint o el sitio web </w:t>
@@ -4037,7 +3737,6 @@
       <w:r>
         <w:t xml:space="preserve">Los fondos son los escenarios que se muestran detrás de los personajes como por ejemplo un salón, un parque o un cielo estrellado, esta vez acudiremos al archivo </w:t>
       </w:r>
-      <w:proofErr w:type="spellStart"/>
       <w:r>
         <w:rPr>
           <w:i/>
@@ -4045,35 +3744,16 @@
         </w:rPr>
         <w:t>backgroundsDefine.rpy</w:t>
       </w:r>
-      <w:proofErr w:type="spellEnd"/>
       <w:r>
         <w:t xml:space="preserve"> ubicado en la carpeta </w:t>
       </w:r>
-      <w:proofErr w:type="spellStart"/>
       <w:r>
         <w:rPr>
           <w:i/>
           <w:iCs/>
         </w:rPr>
-        <w:t>game</w:t>
-      </w:r>
-      <w:proofErr w:type="spellEnd"/>
-      <w:r>
-        <w:rPr>
-          <w:i/>
-          <w:iCs/>
-        </w:rPr>
-        <w:t>/</w:t>
-      </w:r>
-      <w:proofErr w:type="spellStart"/>
-      <w:r>
-        <w:rPr>
-          <w:i/>
-          <w:iCs/>
-        </w:rPr>
-        <w:t>definitions</w:t>
-      </w:r>
-      <w:proofErr w:type="spellEnd"/>
+        <w:t>game/definitions</w:t>
+      </w:r>
       <w:r>
         <w:t>, al abrirlo encontraremos algo así.</w:t>
       </w:r>
@@ -4135,172 +3815,80 @@
           <w:i/>
           <w:iCs/>
         </w:rPr>
-        <w:t xml:space="preserve"> </w:t>
-      </w:r>
-      <w:proofErr w:type="spellStart"/>
+        <w:t xml:space="preserve"> game/images/backgrounds</w:t>
+      </w:r>
+      <w:r>
+        <w:t>, deben ser en formato .png y preferiblemente tener la misma resolución, el tamaño recomendado es 1920x1080</w:t>
+      </w:r>
+      <w:r>
+        <w:t>.</w:t>
+      </w:r>
+    </w:p>
+    <w:p>
+      <w:pPr>
+        <w:ind w:firstLine="708"/>
+      </w:pPr>
+      <w:r>
+        <w:t xml:space="preserve">Para agregar los fondos de nuestra novela, siguiendo el mismo formato debemos añadir otra línea y colocar </w:t>
+      </w:r>
+      <w:r>
+        <w:t xml:space="preserve">la imagen </w:t>
+      </w:r>
+      <w:r>
+        <w:t>en la respectiva carpeta, siempre sustituyendo los espacios vacíos por _</w:t>
+      </w:r>
+      <w:r>
+        <w:t>.</w:t>
+      </w:r>
+    </w:p>
+    <w:p>
+      <w:pPr>
+        <w:ind w:firstLine="708"/>
+      </w:pPr>
+      <w:r>
+        <w:t>Se recomienda no quitar los fondos flash y blackout ya que el motor los necesita para hacer algunas transiciones.</w:t>
+      </w:r>
+    </w:p>
+    <w:p>
+      <w:pPr>
+        <w:pStyle w:val="Ttulo2"/>
+      </w:pPr>
+      <w:r>
+        <w:t>Definición de idiomas</w:t>
+      </w:r>
+    </w:p>
+    <w:p>
+      <w:r>
+        <w:tab/>
+        <w:t>Atlax Renpy soporta diversos idiomas, sin embargo</w:t>
+      </w:r>
+      <w:r>
+        <w:t>,</w:t>
+      </w:r>
+      <w:r>
+        <w:t xml:space="preserve"> debemos definir cuáles lenguajes soporta y mantener siempre el orden en el que están escritos ya que será importante para los archivos de control. Estas definiciones podemos encontrarlas en el </w:t>
+      </w:r>
+      <w:r>
+        <w:lastRenderedPageBreak/>
+        <w:t xml:space="preserve">archivo </w:t>
+      </w:r>
       <w:r>
         <w:rPr>
           <w:i/>
           <w:iCs/>
         </w:rPr>
-        <w:t>game</w:t>
-      </w:r>
-      <w:proofErr w:type="spellEnd"/>
+        <w:t>languageDefine.rpy</w:t>
+      </w:r>
+      <w:r>
+        <w:t xml:space="preserve"> ubicado en la carpeta </w:t>
+      </w:r>
       <w:r>
         <w:rPr>
           <w:i/>
           <w:iCs/>
         </w:rPr>
-        <w:t>/</w:t>
-      </w:r>
-      <w:proofErr w:type="spellStart"/>
-      <w:r>
-        <w:rPr>
-          <w:i/>
-          <w:iCs/>
-        </w:rPr>
-        <w:t>images</w:t>
-      </w:r>
-      <w:proofErr w:type="spellEnd"/>
-      <w:r>
-        <w:rPr>
-          <w:i/>
-          <w:iCs/>
-        </w:rPr>
-        <w:t>/</w:t>
-      </w:r>
-      <w:proofErr w:type="spellStart"/>
-      <w:r>
-        <w:rPr>
-          <w:i/>
-          <w:iCs/>
-        </w:rPr>
-        <w:t>backgrounds</w:t>
-      </w:r>
-      <w:proofErr w:type="spellEnd"/>
-      <w:r>
-        <w:t>, deben ser en formato .png y preferiblemente tener la misma resolución, el tamaño recomendado es 1920x1080</w:t>
-      </w:r>
-      <w:r>
-        <w:t>.</w:t>
-      </w:r>
-    </w:p>
-    <w:p>
-      <w:pPr>
-        <w:ind w:firstLine="708"/>
-      </w:pPr>
-      <w:r>
-        <w:t xml:space="preserve">Para agregar los fondos de nuestra novela, siguiendo el mismo formato debemos añadir otra línea y colocar </w:t>
-      </w:r>
-      <w:r>
-        <w:t xml:space="preserve">la imagen </w:t>
-      </w:r>
-      <w:r>
-        <w:t>en la respectiva carpeta, siempre sustituyendo los espacios vacíos por _</w:t>
-      </w:r>
-      <w:r>
-        <w:t>.</w:t>
-      </w:r>
-    </w:p>
-    <w:p>
-      <w:pPr>
-        <w:ind w:firstLine="708"/>
-      </w:pPr>
-      <w:r>
-        <w:t xml:space="preserve">Se recomienda no quitar los fondos </w:t>
-      </w:r>
-      <w:proofErr w:type="gramStart"/>
-      <w:r>
-        <w:t>flash</w:t>
-      </w:r>
-      <w:proofErr w:type="gramEnd"/>
-      <w:r>
-        <w:t xml:space="preserve"> y </w:t>
-      </w:r>
-      <w:proofErr w:type="spellStart"/>
-      <w:r>
-        <w:t>blackout</w:t>
-      </w:r>
-      <w:proofErr w:type="spellEnd"/>
-      <w:r>
-        <w:t xml:space="preserve"> ya que el motor los necesita para hacer algunas transiciones.</w:t>
-      </w:r>
-    </w:p>
-    <w:p>
-      <w:pPr>
-        <w:pStyle w:val="Ttulo2"/>
-      </w:pPr>
-      <w:r>
-        <w:t>Definición de idiomas</w:t>
-      </w:r>
-    </w:p>
-    <w:p>
-      <w:r>
-        <w:tab/>
-      </w:r>
-      <w:proofErr w:type="spellStart"/>
-      <w:r>
-        <w:t>Atlax</w:t>
-      </w:r>
-      <w:proofErr w:type="spellEnd"/>
-      <w:r>
-        <w:t xml:space="preserve"> </w:t>
-      </w:r>
-      <w:proofErr w:type="spellStart"/>
-      <w:r>
-        <w:t>Renpy</w:t>
-      </w:r>
-      <w:proofErr w:type="spellEnd"/>
-      <w:r>
-        <w:t xml:space="preserve"> soporta diversos idiomas, sin embargo</w:t>
-      </w:r>
-      <w:r>
-        <w:t>,</w:t>
-      </w:r>
-      <w:r>
-        <w:t xml:space="preserve"> debemos definir cuáles lenguajes soporta y mantener siempre el orden en el que están escritos ya que será importante para los archivos de control. Estas definiciones podemos encontrarlas en el </w:t>
-      </w:r>
-      <w:r>
-        <w:lastRenderedPageBreak/>
-        <w:t xml:space="preserve">archivo </w:t>
-      </w:r>
-      <w:proofErr w:type="spellStart"/>
-      <w:r>
-        <w:rPr>
-          <w:i/>
-          <w:iCs/>
-        </w:rPr>
-        <w:t>languageDefine.rpy</w:t>
-      </w:r>
-      <w:proofErr w:type="spellEnd"/>
-      <w:r>
-        <w:t xml:space="preserve"> ubicado en la carpeta </w:t>
-      </w:r>
-      <w:proofErr w:type="spellStart"/>
-      <w:r>
-        <w:rPr>
-          <w:i/>
-          <w:iCs/>
-        </w:rPr>
-        <w:t>game</w:t>
-      </w:r>
-      <w:proofErr w:type="spellEnd"/>
-      <w:r>
-        <w:rPr>
-          <w:i/>
-          <w:iCs/>
-        </w:rPr>
-        <w:t>/</w:t>
-      </w:r>
-      <w:proofErr w:type="spellStart"/>
-      <w:r>
-        <w:rPr>
-          <w:i/>
-          <w:iCs/>
-        </w:rPr>
-        <w:t>definitions</w:t>
-      </w:r>
-      <w:proofErr w:type="spellEnd"/>
+        <w:t>game/definitions</w:t>
+      </w:r>
       <w:r>
         <w:t>. Allí encontraremos algo así.</w:t>
       </w:r>
@@ -4353,22 +3941,7 @@
     <w:p>
       <w:r>
         <w:tab/>
-      </w:r>
-      <w:proofErr w:type="spellStart"/>
-      <w:r>
-        <w:t>currentLanguage</w:t>
-      </w:r>
-      <w:proofErr w:type="spellEnd"/>
-      <w:r>
-        <w:t xml:space="preserve"> es el idioma por defecto que usará el motor al abrir el juego, este puede ser cambiado en la configuración del juego mismo. La otra variable llamada </w:t>
-      </w:r>
-      <w:proofErr w:type="spellStart"/>
-      <w:r>
-        <w:t>allLanguages</w:t>
-      </w:r>
-      <w:proofErr w:type="spellEnd"/>
-      <w:r>
-        <w:t>, lista todos los lenguajes que soporte tu historia</w:t>
+        <w:t>currentLanguage es el idioma por defecto que usará el motor al abrir el juego, este puede ser cambiado en la configuración del juego mismo. La otra variable llamada allLanguages, lista todos los lenguajes que soporte tu historia</w:t>
       </w:r>
       <w:r>
         <w:t>, se recuerda que es de fundamental importancia respetar el orden de estos lenguajes. En caso de que queramos agregar más lenguajes lo haríamos de la siguiente forma.</w:t>
@@ -4439,17 +4012,8 @@
         <w:t>l</w:t>
       </w:r>
       <w:r>
-        <w:t xml:space="preserve">os valores predeterminados de </w:t>
-      </w:r>
-      <w:proofErr w:type="spellStart"/>
-      <w:r>
-        <w:t>Renpy</w:t>
-      </w:r>
-      <w:proofErr w:type="spellEnd"/>
-      <w:r>
-        <w:t xml:space="preserve"> puedes hacerlo en el archivo </w:t>
-      </w:r>
-      <w:proofErr w:type="spellStart"/>
+        <w:t xml:space="preserve">os valores predeterminados de Renpy puedes hacerlo en el archivo </w:t>
+      </w:r>
       <w:r>
         <w:rPr>
           <w:i/>
@@ -4457,41 +4021,15 @@
         </w:rPr>
         <w:t>configDefine.rpy</w:t>
       </w:r>
-      <w:proofErr w:type="spellEnd"/>
       <w:r>
         <w:t xml:space="preserve"> ubicado en la carpeta </w:t>
       </w:r>
-      <w:proofErr w:type="spellStart"/>
       <w:r>
         <w:rPr>
           <w:i/>
           <w:iCs/>
         </w:rPr>
-        <w:t>game</w:t>
-      </w:r>
-      <w:proofErr w:type="spellEnd"/>
-      <w:r>
-        <w:rPr>
-          <w:i/>
-          <w:iCs/>
-        </w:rPr>
-        <w:t>/</w:t>
-      </w:r>
-      <w:proofErr w:type="spellStart"/>
-      <w:r>
-        <w:rPr>
-          <w:i/>
-          <w:iCs/>
-        </w:rPr>
-        <w:t>definitions</w:t>
-      </w:r>
-      <w:proofErr w:type="spellEnd"/>
-      <w:r>
-        <w:rPr>
-          <w:i/>
-          <w:iCs/>
-        </w:rPr>
-        <w:t>.</w:t>
+        <w:t>game/definitions.</w:t>
       </w:r>
       <w:r>
         <w:t xml:space="preserve"> Allí encontrarás algo así.</w:t>
@@ -4542,47 +4080,7 @@
     <w:p>
       <w:r>
         <w:tab/>
-        <w:t xml:space="preserve">Por defecto </w:t>
-      </w:r>
-      <w:proofErr w:type="spellStart"/>
-      <w:r>
-        <w:t>Atlax</w:t>
-      </w:r>
-      <w:proofErr w:type="spellEnd"/>
-      <w:r>
-        <w:t xml:space="preserve"> </w:t>
-      </w:r>
-      <w:proofErr w:type="spellStart"/>
-      <w:r>
-        <w:t>Renpy</w:t>
-      </w:r>
-      <w:proofErr w:type="spellEnd"/>
-      <w:r>
-        <w:t xml:space="preserve"> utiliza esas configuraciones allí mostradas, establece el tiempo de </w:t>
-      </w:r>
-      <w:proofErr w:type="spellStart"/>
-      <w:r>
-        <w:t>fadeout</w:t>
-      </w:r>
-      <w:proofErr w:type="spellEnd"/>
-      <w:r>
-        <w:t xml:space="preserve"> de las canciones a 3 segundos y define los </w:t>
-      </w:r>
-      <w:proofErr w:type="spellStart"/>
-      <w:r>
-        <w:t>layers</w:t>
-      </w:r>
-      <w:proofErr w:type="spellEnd"/>
-      <w:r>
-        <w:t xml:space="preserve">. Si tienes conocimientos sobre </w:t>
-      </w:r>
-      <w:proofErr w:type="spellStart"/>
-      <w:r>
-        <w:t>Renpy</w:t>
-      </w:r>
-      <w:proofErr w:type="spellEnd"/>
-      <w:r>
-        <w:t xml:space="preserve"> y necesitas establecer alguna configuración específica debes hacerlo ahí.</w:t>
+        <w:t>Por defecto Atlax Renpy utiliza esas configuraciones allí mostradas, establece el tiempo de fadeout de las canciones a 3 segundos y define los layers. Si tienes conocimientos sobre Renpy y necesitas establecer alguna configuración específica debes hacerlo ahí.</w:t>
       </w:r>
     </w:p>
     <w:p>
@@ -4625,35 +4123,11 @@
     <w:p>
       <w:r>
         <w:tab/>
-        <w:t>Crear un archivo de control es muy sencillo, tenemos dos formas de hacerlo, la forma “complicada” es creando un archivo de texto en nuestro computador y colocarle al final .</w:t>
-      </w:r>
-      <w:proofErr w:type="spellStart"/>
-      <w:r>
-        <w:t>csv</w:t>
-      </w:r>
-      <w:proofErr w:type="spellEnd"/>
-      <w:r>
-        <w:t xml:space="preserve">, llamémoslo “ejemplo.csv”. Es posible que al abrirlo se ejecute el bloc de notas, </w:t>
+        <w:t xml:space="preserve">Crear un archivo de control es muy sencillo, tenemos dos formas de hacerlo, la forma “complicada” es creando un archivo de texto en nuestro computador y colocarle al final .csv, llamémoslo “ejemplo.csv”. Es posible que al abrirlo se ejecute el bloc de notas, </w:t>
       </w:r>
       <w:r>
         <w:lastRenderedPageBreak/>
-        <w:t>para ello tenemos que ir a la configuración de nuestro sistema operativo para que nos permita ver las extensiones o formatos de los archivos, una vez cambiado debemos cambiar “.</w:t>
-      </w:r>
-      <w:proofErr w:type="spellStart"/>
-      <w:r>
-        <w:t>txt</w:t>
-      </w:r>
-      <w:proofErr w:type="spellEnd"/>
-      <w:r>
-        <w:t>” por “.</w:t>
-      </w:r>
-      <w:proofErr w:type="spellStart"/>
-      <w:r>
-        <w:t>csv</w:t>
-      </w:r>
-      <w:proofErr w:type="spellEnd"/>
-      <w:r>
-        <w:t>”.</w:t>
+        <w:t>para ello tenemos que ir a la configuración de nuestro sistema operativo para que nos permita ver las extensiones o formatos de los archivos, una vez cambiado debemos cambiar “.txt” por “.csv”.</w:t>
       </w:r>
     </w:p>
     <w:p>
@@ -4734,23 +4208,7 @@
     <w:p>
       <w:r>
         <w:tab/>
-        <w:t xml:space="preserve">Si tienes dudas puedes optar por simplemente copiar y pegar alguno de los archivos de control de ejemplo que proporciona </w:t>
-      </w:r>
-      <w:proofErr w:type="spellStart"/>
-      <w:r>
-        <w:t>Atlax</w:t>
-      </w:r>
-      <w:proofErr w:type="spellEnd"/>
-      <w:r>
-        <w:t xml:space="preserve"> </w:t>
-      </w:r>
-      <w:proofErr w:type="spellStart"/>
-      <w:r>
-        <w:t>Renpy</w:t>
-      </w:r>
-      <w:proofErr w:type="spellEnd"/>
-      <w:r>
-        <w:t>, borrar su contenido y empezar desde allí.</w:t>
+        <w:t>Si tienes dudas puedes optar por simplemente copiar y pegar alguno de los archivos de control de ejemplo que proporciona Atlax Renpy, borrar su contenido y empezar desde allí.</w:t>
       </w:r>
     </w:p>
     <w:p/>
@@ -4937,100 +4395,13 @@
           <w:szCs w:val="20"/>
         </w:rPr>
       </w:pPr>
-      <w:proofErr w:type="spellStart"/>
-      <w:proofErr w:type="gramStart"/>
       <w:r>
         <w:rPr>
           <w:sz w:val="20"/>
           <w:szCs w:val="20"/>
         </w:rPr>
-        <w:t>Key;Background</w:t>
-      </w:r>
-      <w:proofErr w:type="gramEnd"/>
-      <w:r>
-        <w:rPr>
-          <w:sz w:val="20"/>
-          <w:szCs w:val="20"/>
-        </w:rPr>
-        <w:t>;</w:t>
-      </w:r>
-      <w:proofErr w:type="gramStart"/>
-      <w:r>
-        <w:rPr>
-          <w:sz w:val="20"/>
-          <w:szCs w:val="20"/>
-        </w:rPr>
-        <w:t>Music;Sound</w:t>
-      </w:r>
-      <w:proofErr w:type="gramEnd"/>
-      <w:r>
-        <w:rPr>
-          <w:sz w:val="20"/>
-          <w:szCs w:val="20"/>
-        </w:rPr>
-        <w:t>;</w:t>
-      </w:r>
-      <w:proofErr w:type="gramStart"/>
-      <w:r>
-        <w:rPr>
-          <w:sz w:val="20"/>
-          <w:szCs w:val="20"/>
-        </w:rPr>
-        <w:t>Single</w:t>
-      </w:r>
-      <w:proofErr w:type="spellEnd"/>
-      <w:proofErr w:type="gramEnd"/>
-      <w:r>
-        <w:rPr>
-          <w:sz w:val="20"/>
-          <w:szCs w:val="20"/>
-        </w:rPr>
-        <w:t xml:space="preserve"> </w:t>
-      </w:r>
-      <w:proofErr w:type="spellStart"/>
-      <w:proofErr w:type="gramStart"/>
-      <w:r>
-        <w:rPr>
-          <w:sz w:val="20"/>
-          <w:szCs w:val="20"/>
-        </w:rPr>
-        <w:t>effect;Continuous</w:t>
-      </w:r>
-      <w:proofErr w:type="spellEnd"/>
-      <w:proofErr w:type="gramEnd"/>
-      <w:r>
-        <w:rPr>
-          <w:sz w:val="20"/>
-          <w:szCs w:val="20"/>
-        </w:rPr>
-        <w:t xml:space="preserve"> </w:t>
-      </w:r>
-      <w:proofErr w:type="spellStart"/>
-      <w:proofErr w:type="gramStart"/>
-      <w:r>
-        <w:rPr>
-          <w:sz w:val="20"/>
-          <w:szCs w:val="20"/>
-        </w:rPr>
-        <w:t>effect;Events</w:t>
-      </w:r>
-      <w:proofErr w:type="gramEnd"/>
-      <w:r>
-        <w:rPr>
-          <w:sz w:val="20"/>
-          <w:szCs w:val="20"/>
-        </w:rPr>
-        <w:t>;</w:t>
-      </w:r>
-      <w:proofErr w:type="gramStart"/>
-      <w:r>
-        <w:rPr>
-          <w:sz w:val="20"/>
-          <w:szCs w:val="20"/>
-        </w:rPr>
-        <w:t>Delay;Emisor</w:t>
-      </w:r>
-      <w:proofErr w:type="gramEnd"/>
+        <w:t>Key;Background;Music;Sound;Single effect;Continuous effect;Events;Delay;Emisor</w:t>
+      </w:r>
       <w:r>
         <w:rPr>
           <w:b/>
@@ -5040,7 +4411,6 @@
         </w:rPr>
         <w:t>;</w:t>
       </w:r>
-      <w:proofErr w:type="gramStart"/>
       <w:r>
         <w:rPr>
           <w:sz w:val="20"/>
@@ -5048,8 +4418,6 @@
         </w:rPr>
         <w:t>Spanish;English</w:t>
       </w:r>
-      <w:proofErr w:type="spellEnd"/>
-      <w:proofErr w:type="gramEnd"/>
     </w:p>
     <w:p>
       <w:pPr>
@@ -5202,45 +4570,13 @@
     <w:p>
       <w:r>
         <w:tab/>
-        <w:t xml:space="preserve">Esta columna representa un identificador único que debe tener cada diálogo, ese identificador debe ser estrictamente irrepetible en el resto de </w:t>
-      </w:r>
-      <w:proofErr w:type="gramStart"/>
-      <w:r>
-        <w:t>escenas</w:t>
-      </w:r>
-      <w:proofErr w:type="gramEnd"/>
-      <w:r>
-        <w:t xml:space="preserve"> del juego. Esto ayudará en la organización al momento de corregir errores ya que sabrás exactamente en qué línea está el problema.</w:t>
+        <w:t>Esta columna representa un identificador único que debe tener cada diálogo, ese identificador debe ser estrictamente irrepetible en el resto de escenas del juego. Esto ayudará en la organización al momento de corregir errores ya que sabrás exactamente en qué línea está el problema.</w:t>
       </w:r>
     </w:p>
     <w:p>
       <w:r>
         <w:tab/>
-        <w:t xml:space="preserve">El valor recomendado para colocar en esta columna </w:t>
-      </w:r>
-      <w:proofErr w:type="spellStart"/>
-      <w:r>
-        <w:t>key</w:t>
-      </w:r>
-      <w:proofErr w:type="spellEnd"/>
-      <w:r>
-        <w:t xml:space="preserve"> es el siguiente: [ruta]_[capitulo]_[escena]_[dialogo], por </w:t>
-      </w:r>
-      <w:proofErr w:type="gramStart"/>
-      <w:r>
-        <w:t>ejemplo</w:t>
-      </w:r>
-      <w:proofErr w:type="gramEnd"/>
-      <w:r>
-        <w:t xml:space="preserve"> si queremos describir el diálogo número 89 de la escena noche de paseo del capítulo 3 de la ruta Stefannie, haríamos algo así: stefannie_3_night_out_89, el siguiente diálogo sería </w:t>
-      </w:r>
-      <w:proofErr w:type="gramStart"/>
-      <w:r>
-        <w:t>igual</w:t>
-      </w:r>
-      <w:proofErr w:type="gramEnd"/>
-      <w:r>
-        <w:t xml:space="preserve"> pero con un 90 en vez de 89 y siempre empezando en 1.</w:t>
+        <w:t>El valor recomendado para colocar en esta columna key es el siguiente: [ruta]_[capitulo]_[escena]_[dialogo], por ejemplo si queremos describir el diálogo número 89 de la escena noche de paseo del capítulo 3 de la ruta Stefannie, haríamos algo así: stefannie_3_night_out_89, el siguiente diálogo sería igual pero con un 90 en vez de 89 y siempre empezando en 1.</w:t>
       </w:r>
     </w:p>
     <w:p>
@@ -5248,17 +4584,7 @@
         <w:ind w:firstLine="708"/>
       </w:pPr>
       <w:r>
-        <w:t xml:space="preserve">Debido a que puede llegar a ser demasiado tedioso escribir a mano todos los números, Excel nos brinda una ayuda, primero abrimos el archivo usando Excel, escribimos en la primera fila (después de la cabecera) stefannie_3_night_out_1, acto seguido dirigimos el cursor a la esquina inferior derecha de la celda seleccionada y manteniendo el </w:t>
-      </w:r>
-      <w:proofErr w:type="spellStart"/>
-      <w:proofErr w:type="gramStart"/>
-      <w:r>
-        <w:t>click</w:t>
-      </w:r>
-      <w:proofErr w:type="spellEnd"/>
-      <w:proofErr w:type="gramEnd"/>
-      <w:r>
-        <w:t>, lo arrastramos hacia abajo hasta donde veamos necesario.</w:t>
+        <w:t>Debido a que puede llegar a ser demasiado tedioso escribir a mano todos los números, Excel nos brinda una ayuda, primero abrimos el archivo usando Excel, escribimos en la primera fila (después de la cabecera) stefannie_3_night_out_1, acto seguido dirigimos el cursor a la esquina inferior derecha de la celda seleccionada y manteniendo el click, lo arrastramos hacia abajo hasta donde veamos necesario.</w:t>
       </w:r>
     </w:p>
     <w:p>
@@ -5422,14 +4748,9 @@
         <w:pStyle w:val="Ttulo2"/>
       </w:pPr>
       <w:r>
-        <w:t xml:space="preserve">Columna </w:t>
-      </w:r>
-      <w:proofErr w:type="spellStart"/>
-      <w:r>
-        <w:t>Background</w:t>
+        <w:t>Columna Background</w:t>
       </w:r>
       <w:bookmarkEnd w:id="8"/>
-      <w:proofErr w:type="spellEnd"/>
     </w:p>
     <w:p>
       <w:r>
@@ -5447,55 +4768,14 @@
           <w:i/>
           <w:iCs/>
         </w:rPr>
+        <w:t xml:space="preserve"> game/images/backgrounds</w:t>
+      </w:r>
+      <w:r>
+        <w:t>.</w:t>
+      </w:r>
+      <w:r>
         <w:t xml:space="preserve"> </w:t>
       </w:r>
-      <w:proofErr w:type="spellStart"/>
-      <w:r>
-        <w:rPr>
-          <w:i/>
-          <w:iCs/>
-        </w:rPr>
-        <w:t>game</w:t>
-      </w:r>
-      <w:proofErr w:type="spellEnd"/>
-      <w:r>
-        <w:rPr>
-          <w:i/>
-          <w:iCs/>
-        </w:rPr>
-        <w:t>/</w:t>
-      </w:r>
-      <w:proofErr w:type="spellStart"/>
-      <w:r>
-        <w:rPr>
-          <w:i/>
-          <w:iCs/>
-        </w:rPr>
-        <w:t>images</w:t>
-      </w:r>
-      <w:proofErr w:type="spellEnd"/>
-      <w:r>
-        <w:rPr>
-          <w:i/>
-          <w:iCs/>
-        </w:rPr>
-        <w:t>/</w:t>
-      </w:r>
-      <w:proofErr w:type="spellStart"/>
-      <w:r>
-        <w:rPr>
-          <w:i/>
-          <w:iCs/>
-        </w:rPr>
-        <w:t>backgrounds</w:t>
-      </w:r>
-      <w:proofErr w:type="spellEnd"/>
-      <w:r>
-        <w:t>.</w:t>
-      </w:r>
-      <w:r>
-        <w:t xml:space="preserve"> </w:t>
-      </w:r>
       <w:r>
         <w:t>Sintaxis:</w:t>
       </w:r>
@@ -5505,23 +4785,7 @@
         <w:ind w:firstLine="708"/>
       </w:pPr>
       <w:r>
-        <w:t xml:space="preserve">Nombre del </w:t>
-      </w:r>
-      <w:proofErr w:type="gramStart"/>
-      <w:r>
-        <w:t>fondo :</w:t>
-      </w:r>
-      <w:proofErr w:type="gramEnd"/>
-      <w:r>
-        <w:t xml:space="preserve"> tipo de </w:t>
-      </w:r>
-      <w:proofErr w:type="gramStart"/>
-      <w:r>
-        <w:t>transición :</w:t>
-      </w:r>
-      <w:proofErr w:type="gramEnd"/>
-      <w:r>
-        <w:t xml:space="preserve"> parámetros de la transición</w:t>
+        <w:t>Nombre del fondo : tipo de transición : parámetros de la transición</w:t>
       </w:r>
     </w:p>
     <w:p>
@@ -5543,54 +4807,30 @@
         <w:rPr>
           <w:highlight w:val="yellow"/>
         </w:rPr>
-        <w:t>school_hall_</w:t>
-      </w:r>
-      <w:proofErr w:type="gramStart"/>
+        <w:t>school_hall_3:dissolve:4</w:t>
+      </w:r>
+      <w:r>
+        <w:t xml:space="preserve"> (El fondo school_hall_3 aparece a lo largo de 4 segundos)</w:t>
+      </w:r>
+    </w:p>
+    <w:p>
       <w:r>
         <w:rPr>
           <w:highlight w:val="yellow"/>
         </w:rPr>
-        <w:t>3:dissolve</w:t>
-      </w:r>
-      <w:proofErr w:type="gramEnd"/>
+        <w:t>campus:fade:1:3:1</w:t>
+      </w:r>
+      <w:r>
+        <w:t xml:space="preserve"> (El fondo campus aparece luego de un fundido a negro)</w:t>
+      </w:r>
+    </w:p>
+    <w:p>
       <w:r>
         <w:rPr>
           <w:highlight w:val="yellow"/>
         </w:rPr>
-        <w:t>:4</w:t>
-      </w:r>
-      <w:r>
-        <w:t xml:space="preserve"> (El fondo school_hall_3 aparece a lo largo de 4 segundos)</w:t>
-      </w:r>
-    </w:p>
-    <w:p>
-      <w:proofErr w:type="gramStart"/>
-      <w:r>
-        <w:rPr>
-          <w:highlight w:val="yellow"/>
-        </w:rPr>
-        <w:t>campus:fade</w:t>
-      </w:r>
-      <w:proofErr w:type="gramEnd"/>
-      <w:r>
-        <w:rPr>
-          <w:highlight w:val="yellow"/>
-        </w:rPr>
-        <w:t>:1:3:1</w:t>
-      </w:r>
-      <w:r>
-        <w:t xml:space="preserve"> (El fondo campus aparece luego de un fundido a negro)</w:t>
-      </w:r>
-    </w:p>
-    <w:p>
-      <w:proofErr w:type="spellStart"/>
-      <w:r>
-        <w:rPr>
-          <w:highlight w:val="yellow"/>
-        </w:rPr>
         <w:t>music_room</w:t>
       </w:r>
-      <w:proofErr w:type="spellEnd"/>
       <w:r>
         <w:t xml:space="preserve"> (Aparece con la transición por defecto)</w:t>
       </w:r>
@@ -5728,12 +4968,10 @@
             <w:pPr>
               <w:jc w:val="center"/>
             </w:pPr>
-            <w:proofErr w:type="spellStart"/>
             <w:r>
               <w:lastRenderedPageBreak/>
               <w:t>dissolve</w:t>
             </w:r>
-            <w:proofErr w:type="spellEnd"/>
           </w:p>
         </w:tc>
         <w:tc>
@@ -5782,11 +5020,9 @@
             <w:pPr>
               <w:jc w:val="center"/>
             </w:pPr>
-            <w:proofErr w:type="spellStart"/>
             <w:r>
               <w:t>fade</w:t>
             </w:r>
-            <w:proofErr w:type="spellEnd"/>
           </w:p>
         </w:tc>
         <w:tc>
@@ -5931,11 +5167,9 @@
             <w:pPr>
               <w:jc w:val="center"/>
             </w:pPr>
-            <w:proofErr w:type="gramStart"/>
             <w:r>
               <w:t>pixel</w:t>
             </w:r>
-            <w:proofErr w:type="gramEnd"/>
           </w:p>
           <w:p>
             <w:pPr>
@@ -5954,15 +5188,7 @@
               <w:jc w:val="center"/>
             </w:pPr>
             <w:r>
-              <w:t xml:space="preserve">El fondo actual se </w:t>
-            </w:r>
-            <w:proofErr w:type="spellStart"/>
-            <w:r>
-              <w:t>pixela</w:t>
-            </w:r>
-            <w:proofErr w:type="spellEnd"/>
-            <w:r>
-              <w:t xml:space="preserve"> hasta el color de mayor presencia, luego cambia de color y muestra el siguiente fondo haciendo el proceso inverso. (Se recomienda dejarlo por defecto)</w:t>
+              <w:t>El fondo actual se pixela hasta el color de mayor presencia, luego cambia de color y muestra el siguiente fondo haciendo el proceso inverso. (Se recomienda dejarlo por defecto)</w:t>
             </w:r>
           </w:p>
         </w:tc>
@@ -6037,7 +5263,6 @@
             <w:pPr>
               <w:jc w:val="center"/>
             </w:pPr>
-            <w:proofErr w:type="spellStart"/>
             <w:r>
               <w:t>p</w:t>
             </w:r>
@@ -6045,33 +5270,8 @@
               <w:t>ush</w:t>
             </w:r>
             <w:r>
-              <w:t>up</w:t>
-            </w:r>
-            <w:proofErr w:type="spellEnd"/>
-            <w:r>
-              <w:t xml:space="preserve"> / </w:t>
-            </w:r>
-            <w:proofErr w:type="spellStart"/>
-            <w:r>
-              <w:t>pushright</w:t>
-            </w:r>
-            <w:proofErr w:type="spellEnd"/>
-            <w:r>
-              <w:t xml:space="preserve"> / </w:t>
-            </w:r>
-            <w:proofErr w:type="spellStart"/>
-            <w:r>
-              <w:t>pushdown</w:t>
-            </w:r>
-            <w:proofErr w:type="spellEnd"/>
-            <w:r>
-              <w:t xml:space="preserve"> / </w:t>
-            </w:r>
-            <w:proofErr w:type="spellStart"/>
-            <w:r>
-              <w:t>pushleft</w:t>
-            </w:r>
-            <w:proofErr w:type="spellEnd"/>
+              <w:t>up / pushright / pushdown / pushleft</w:t>
+            </w:r>
           </w:p>
           <w:p/>
         </w:tc>
@@ -6120,35 +5320,9 @@
             <w:pPr>
               <w:jc w:val="center"/>
             </w:pPr>
-            <w:proofErr w:type="spellStart"/>
-            <w:r>
-              <w:t>rup</w:t>
-            </w:r>
-            <w:proofErr w:type="spellEnd"/>
-            <w:r>
-              <w:t xml:space="preserve"> / </w:t>
-            </w:r>
-            <w:proofErr w:type="spellStart"/>
-            <w:r>
-              <w:t>rright</w:t>
-            </w:r>
-            <w:proofErr w:type="spellEnd"/>
-            <w:r>
-              <w:t xml:space="preserve"> / </w:t>
-            </w:r>
-            <w:proofErr w:type="spellStart"/>
-            <w:r>
-              <w:t>rdown</w:t>
-            </w:r>
-            <w:proofErr w:type="spellEnd"/>
-            <w:r>
-              <w:t xml:space="preserve"> / </w:t>
-            </w:r>
-            <w:proofErr w:type="spellStart"/>
-            <w:r>
-              <w:t>rleft</w:t>
-            </w:r>
-            <w:proofErr w:type="spellEnd"/>
+            <w:r>
+              <w:t>rup / rright / rdown / rleft</w:t>
+            </w:r>
           </w:p>
         </w:tc>
         <w:tc>
@@ -6201,32 +5375,15 @@
       <w:r>
         <w:t xml:space="preserve">La columna encargada de realizar los cambios de música en el juego, estos deben estar en la carpeta </w:t>
       </w:r>
-      <w:proofErr w:type="spellStart"/>
       <w:r>
         <w:rPr>
           <w:i/>
           <w:iCs/>
         </w:rPr>
-        <w:t>game</w:t>
-      </w:r>
-      <w:proofErr w:type="spellEnd"/>
-      <w:r>
-        <w:rPr>
-          <w:i/>
-          <w:iCs/>
-        </w:rPr>
-        <w:t>/audio/music</w:t>
-      </w:r>
-      <w:r>
-        <w:t xml:space="preserve"> y además de poseer formato .</w:t>
-      </w:r>
-      <w:proofErr w:type="spellStart"/>
-      <w:r>
-        <w:t>wav</w:t>
-      </w:r>
-      <w:proofErr w:type="spellEnd"/>
-      <w:r>
-        <w:t>. Hay que dejar claro 2 conceptos.</w:t>
+        <w:t>game/audio/music</w:t>
+      </w:r>
+      <w:r>
+        <w:t xml:space="preserve"> y además de poseer formato .wav. Hay que dejar claro 2 conceptos.</w:t>
       </w:r>
     </w:p>
     <w:p>
@@ -6250,15 +5407,7 @@
         </w:numPr>
       </w:pPr>
       <w:r>
-        <w:t>Fade-</w:t>
-      </w:r>
-      <w:proofErr w:type="spellStart"/>
-      <w:r>
-        <w:t>out</w:t>
-      </w:r>
-      <w:proofErr w:type="spellEnd"/>
-      <w:r>
-        <w:t>:</w:t>
+        <w:t>Fade-out:</w:t>
       </w:r>
       <w:r>
         <w:t xml:space="preserve"> </w:t>
@@ -6284,17 +5433,8 @@
         <w:t>canción</w:t>
       </w:r>
       <w:r>
-        <w:t xml:space="preserve"> que se está reproduciendo hará un </w:t>
-      </w:r>
-      <w:proofErr w:type="spellStart"/>
-      <w:r>
-        <w:t>fade-out</w:t>
-      </w:r>
-      <w:proofErr w:type="spellEnd"/>
-      <w:r>
-        <w:t xml:space="preserve"> de 3 segundos (definido en </w:t>
-      </w:r>
-      <w:proofErr w:type="spellStart"/>
+        <w:t xml:space="preserve"> que se está reproduciendo hará un fade-out de 3 segundos (definido en </w:t>
+      </w:r>
       <w:r>
         <w:rPr>
           <w:i/>
@@ -6302,17 +5442,8 @@
         </w:rPr>
         <w:t>configDefine.rpy</w:t>
       </w:r>
-      <w:proofErr w:type="spellEnd"/>
-      <w:r>
-        <w:t xml:space="preserve">), será igual para las músicas entrantes si no se les coloca un tiempo de </w:t>
-      </w:r>
-      <w:proofErr w:type="spellStart"/>
-      <w:r>
-        <w:t>fade</w:t>
-      </w:r>
-      <w:proofErr w:type="spellEnd"/>
-      <w:r>
-        <w:t>-in</w:t>
+      <w:r>
+        <w:t>), será igual para las músicas entrantes si no se les coloca un tiempo de fade-in</w:t>
       </w:r>
       <w:r>
         <w:t xml:space="preserve">. </w:t>
@@ -6325,29 +5456,8 @@
       <w:pPr>
         <w:ind w:left="708" w:firstLine="708"/>
       </w:pPr>
-      <w:proofErr w:type="spellStart"/>
-      <w:r>
-        <w:t>nombre_de_la_</w:t>
-      </w:r>
-      <w:proofErr w:type="gramStart"/>
-      <w:r>
-        <w:t>musica</w:t>
-      </w:r>
-      <w:proofErr w:type="spellEnd"/>
-      <w:r>
-        <w:t xml:space="preserve"> :</w:t>
-      </w:r>
-      <w:proofErr w:type="gramEnd"/>
-      <w:r>
-        <w:t xml:space="preserve"> </w:t>
-      </w:r>
-      <w:proofErr w:type="spellStart"/>
-      <w:r>
-        <w:t>fade</w:t>
-      </w:r>
-      <w:proofErr w:type="spellEnd"/>
-      <w:r>
-        <w:t>-in en segundos</w:t>
+      <w:r>
+        <w:t>nombre_de_la_musica : fade-in en segundos</w:t>
       </w:r>
     </w:p>
     <w:p>
@@ -6369,79 +5479,24 @@
         <w:ind w:firstLine="708"/>
       </w:pPr>
       <w:r>
-        <w:t xml:space="preserve">Para quitar la música y crear un silencio, simplemente debemos colocar un *, por supuesto, también podemos acompañarlo del parámetro de </w:t>
-      </w:r>
-      <w:proofErr w:type="spellStart"/>
-      <w:r>
-        <w:t>fade</w:t>
-      </w:r>
-      <w:proofErr w:type="spellEnd"/>
-      <w:r>
-        <w:t>-in</w:t>
-      </w:r>
-      <w:r>
-        <w:t xml:space="preserve"> que en este caso tomará el rol de </w:t>
-      </w:r>
-      <w:proofErr w:type="spellStart"/>
-      <w:r>
-        <w:t>fade-out</w:t>
-      </w:r>
-      <w:proofErr w:type="spellEnd"/>
-      <w:r>
-        <w:t>.</w:t>
-      </w:r>
-    </w:p>
-    <w:p>
-      <w:proofErr w:type="spellStart"/>
+        <w:t>Para quitar la música y crear un silencio, simplemente debemos colocar un *, por supuesto, también podemos acompañarlo del parámetro de fade-in</w:t>
+      </w:r>
+      <w:r>
+        <w:t xml:space="preserve"> que en este caso tomará el rol de fade-out.</w:t>
+      </w:r>
+    </w:p>
+    <w:p>
       <w:r>
         <w:rPr>
           <w:highlight w:val="yellow"/>
         </w:rPr>
-        <w:t>while</w:t>
-      </w:r>
-      <w:proofErr w:type="spellEnd"/>
-      <w:r>
-        <w:rPr>
-          <w:highlight w:val="yellow"/>
-        </w:rPr>
-        <w:t xml:space="preserve"> </w:t>
-      </w:r>
-      <w:proofErr w:type="spellStart"/>
-      <w:r>
-        <w:rPr>
-          <w:highlight w:val="yellow"/>
-        </w:rPr>
-        <w:t>we</w:t>
-      </w:r>
-      <w:proofErr w:type="spellEnd"/>
-      <w:r>
-        <w:rPr>
-          <w:highlight w:val="yellow"/>
-        </w:rPr>
-        <w:t xml:space="preserve"> speak:4</w:t>
-      </w:r>
-      <w:r>
-        <w:t xml:space="preserve"> (La música actual hace el </w:t>
-      </w:r>
-      <w:proofErr w:type="spellStart"/>
-      <w:r>
-        <w:t>fade-out</w:t>
-      </w:r>
-      <w:proofErr w:type="spellEnd"/>
-      <w:r>
-        <w:t xml:space="preserve"> por defecto y la nueva </w:t>
-      </w:r>
-      <w:proofErr w:type="spellStart"/>
-      <w:r>
-        <w:t>fade</w:t>
-      </w:r>
-      <w:proofErr w:type="spellEnd"/>
-      <w:r>
-        <w:t>-in de 4 segundos)</w:t>
-      </w:r>
-    </w:p>
-    <w:p>
-      <w:proofErr w:type="spellStart"/>
+        <w:t>while we speak:4</w:t>
+      </w:r>
+      <w:r>
+        <w:t xml:space="preserve"> (La música actual hace el fade-out por defecto y la nueva fade-in de 4 segundos)</w:t>
+      </w:r>
+    </w:p>
+    <w:p>
       <w:r>
         <w:rPr>
           <w:highlight w:val="yellow"/>
@@ -6449,17 +5504,8 @@
         <w:lastRenderedPageBreak/>
         <w:t>stride</w:t>
       </w:r>
-      <w:proofErr w:type="spellEnd"/>
-      <w:r>
-        <w:t xml:space="preserve"> (Tanto la música actual y la entrante harán un </w:t>
-      </w:r>
-      <w:proofErr w:type="spellStart"/>
-      <w:r>
-        <w:t>fade-out</w:t>
-      </w:r>
-      <w:proofErr w:type="spellEnd"/>
-      <w:r>
-        <w:t xml:space="preserve"> y fide-in por defecto)</w:t>
+      <w:r>
+        <w:t xml:space="preserve"> (Tanto la música actual y la entrante harán un fade-out y fide-in por defecto)</w:t>
       </w:r>
     </w:p>
     <w:p>
@@ -6470,15 +5516,7 @@
         <w:t>*:5</w:t>
       </w:r>
       <w:r>
-        <w:t xml:space="preserve"> (La canción actual hace un </w:t>
-      </w:r>
-      <w:proofErr w:type="spellStart"/>
-      <w:r>
-        <w:t>fade-out</w:t>
-      </w:r>
-      <w:proofErr w:type="spellEnd"/>
-      <w:r>
-        <w:t xml:space="preserve"> de 5 segundos al silencio)</w:t>
+        <w:t xml:space="preserve"> (La canción actual hace un fade-out de 5 segundos al silencio)</w:t>
       </w:r>
     </w:p>
     <w:p>
@@ -6503,61 +5541,22 @@
       </w:pPr>
       <w:bookmarkStart w:id="10" w:name="_Toc199261563"/>
       <w:r>
-        <w:t xml:space="preserve">Columna </w:t>
-      </w:r>
-      <w:proofErr w:type="spellStart"/>
-      <w:r>
-        <w:t>Sound</w:t>
+        <w:t>Columna Sound</w:t>
       </w:r>
       <w:bookmarkEnd w:id="10"/>
-      <w:proofErr w:type="spellEnd"/>
     </w:p>
     <w:p>
       <w:r>
         <w:tab/>
-        <w:t xml:space="preserve">Los sonidos que se reproducen en el </w:t>
-      </w:r>
-      <w:proofErr w:type="gramStart"/>
-      <w:r>
-        <w:t>diálogo,</w:t>
-      </w:r>
-      <w:proofErr w:type="gramEnd"/>
-      <w:r>
-        <w:t xml:space="preserve"> pueden ser varios a la vez. Deben estar en formato .</w:t>
-      </w:r>
-      <w:proofErr w:type="spellStart"/>
-      <w:r>
-        <w:t>wav</w:t>
-      </w:r>
-      <w:proofErr w:type="spellEnd"/>
-      <w:r>
-        <w:t xml:space="preserve"> y estar ubicados en la carpeta </w:t>
-      </w:r>
-      <w:proofErr w:type="spellStart"/>
+        <w:t xml:space="preserve">Los sonidos que se reproducen en el diálogo, pueden ser varios a la vez. Deben estar en formato .wav y estar ubicados en la carpeta </w:t>
+      </w:r>
       <w:r>
         <w:rPr>
           <w:i/>
           <w:iCs/>
         </w:rPr>
-        <w:t>games</w:t>
-      </w:r>
-      <w:proofErr w:type="spellEnd"/>
-      <w:r>
-        <w:rPr>
-          <w:i/>
-          <w:iCs/>
-        </w:rPr>
-        <w:t>/audio/</w:t>
-      </w:r>
-      <w:proofErr w:type="spellStart"/>
-      <w:r>
-        <w:rPr>
-          <w:i/>
-          <w:iCs/>
-        </w:rPr>
-        <w:t>sounds</w:t>
-      </w:r>
-      <w:proofErr w:type="spellEnd"/>
+        <w:t>games/audio/sounds</w:t>
+      </w:r>
       <w:r>
         <w:t>. Generalmente se reproducirán una vez, sin embargo</w:t>
       </w:r>
@@ -6571,12 +5570,8 @@
     <w:p>
       <w:r>
         <w:tab/>
-      </w:r>
-      <w:proofErr w:type="spellStart"/>
-      <w:r>
         <w:t>Nombre_del_sonido</w:t>
       </w:r>
-      <w:proofErr w:type="spellEnd"/>
     </w:p>
     <w:p>
       <w:r>
@@ -6587,21 +5582,8 @@
     <w:p>
       <w:r>
         <w:tab/>
-        <w:t xml:space="preserve">Nombre del </w:t>
-      </w:r>
-      <w:proofErr w:type="gramStart"/>
-      <w:r>
-        <w:t>sonido :</w:t>
-      </w:r>
-      <w:proofErr w:type="gramEnd"/>
-      <w:r>
-        <w:t xml:space="preserve"> </w:t>
-      </w:r>
-      <w:proofErr w:type="spellStart"/>
-      <w:r>
-        <w:t>loop</w:t>
-      </w:r>
-      <w:proofErr w:type="spellEnd"/>
+        <w:t>Nombre del sonido : loop</w:t>
+      </w:r>
     </w:p>
     <w:p>
       <w:r>
@@ -6615,34 +5597,13 @@
         <w:t>.</w:t>
       </w:r>
       <w:r>
-        <w:t xml:space="preserve"> Las mayúsculas no se respetan, de todas </w:t>
-      </w:r>
-      <w:proofErr w:type="gramStart"/>
-      <w:r>
-        <w:t>formas</w:t>
-      </w:r>
-      <w:proofErr w:type="gramEnd"/>
-      <w:r>
-        <w:t xml:space="preserve"> se recomienda escribirlo todo en minúscula.</w:t>
+        <w:t xml:space="preserve"> Las mayúsculas no se respetan, de todas formas se recomienda escribirlo todo en minúscula.</w:t>
       </w:r>
     </w:p>
     <w:p>
       <w:r>
         <w:tab/>
-        <w:t xml:space="preserve">Si colocamos el nombre del sonido sin más, este se reproducirá una sola vez. Para reproducir varios sonidos simultáneamente, debemos separarlos por comas. Si deseamos que el sonido se reproduzca constantemente debemos </w:t>
-      </w:r>
-      <w:proofErr w:type="gramStart"/>
-      <w:r>
-        <w:t>añadir :</w:t>
-      </w:r>
-      <w:proofErr w:type="spellStart"/>
-      <w:r>
-        <w:t>loop</w:t>
-      </w:r>
-      <w:proofErr w:type="spellEnd"/>
-      <w:proofErr w:type="gramEnd"/>
-      <w:r>
-        <w:t xml:space="preserve">, es importante mencionar que hacer eso hará que el sonido se reproduzca indefinidamente hasta que volvamos a escribir la misma instrucción más adelante. </w:t>
+        <w:t xml:space="preserve">Si colocamos el nombre del sonido sin más, este se reproducirá una sola vez. Para reproducir varios sonidos simultáneamente, debemos separarlos por comas. Si deseamos que el sonido se reproduzca constantemente debemos añadir :loop, es importante mencionar que hacer eso hará que el sonido se reproduzca indefinidamente hasta que volvamos a escribir la misma instrucción más adelante. </w:t>
       </w:r>
     </w:p>
     <w:p>
@@ -6672,30 +5633,10 @@
         <w:rPr>
           <w:highlight w:val="yellow"/>
         </w:rPr>
-        <w:t xml:space="preserve">Espadas </w:t>
-      </w:r>
-      <w:proofErr w:type="spellStart"/>
-      <w:proofErr w:type="gramStart"/>
-      <w:r>
-        <w:rPr>
-          <w:highlight w:val="yellow"/>
-        </w:rPr>
-        <w:t>chocando:loop</w:t>
-      </w:r>
-      <w:proofErr w:type="spellEnd"/>
-      <w:proofErr w:type="gramEnd"/>
-      <w:r>
-        <w:t xml:space="preserve"> (Reproduce espadas chocando indefinidamente hasta que se vuelva a escribir Espadas </w:t>
-      </w:r>
-      <w:proofErr w:type="spellStart"/>
-      <w:proofErr w:type="gramStart"/>
-      <w:r>
-        <w:t>chocando:loop</w:t>
-      </w:r>
-      <w:proofErr w:type="spellEnd"/>
-      <w:proofErr w:type="gramEnd"/>
-      <w:r>
-        <w:t xml:space="preserve"> en un diálogo posterior).</w:t>
+        <w:t>Espadas chocando:loop</w:t>
+      </w:r>
+      <w:r>
+        <w:t xml:space="preserve"> (Reproduce espadas chocando indefinidamente hasta que se vuelva a escribir Espadas chocando:loop en un diálogo posterior).</w:t>
       </w:r>
     </w:p>
     <w:p>
@@ -6703,37 +5644,13 @@
         <w:ind w:left="360" w:firstLine="348"/>
       </w:pPr>
       <w:r>
-        <w:t xml:space="preserve">Se debe tener en cuenta </w:t>
-      </w:r>
-      <w:proofErr w:type="gramStart"/>
-      <w:r>
-        <w:t>que</w:t>
-      </w:r>
-      <w:proofErr w:type="gramEnd"/>
-      <w:r>
-        <w:t xml:space="preserve"> si un sonido está en </w:t>
-      </w:r>
-      <w:proofErr w:type="spellStart"/>
-      <w:r>
-        <w:t>loop</w:t>
-      </w:r>
-      <w:proofErr w:type="spellEnd"/>
-      <w:r>
-        <w:t xml:space="preserve"> y se reproduce </w:t>
+        <w:t xml:space="preserve">Se debe tener en cuenta que si un sonido está en loop y se reproduce </w:t>
       </w:r>
       <w:r>
         <w:t>otro</w:t>
       </w:r>
       <w:r>
-        <w:t xml:space="preserve"> sonido, el </w:t>
-      </w:r>
-      <w:proofErr w:type="spellStart"/>
-      <w:r>
-        <w:t>loop</w:t>
-      </w:r>
-      <w:proofErr w:type="spellEnd"/>
-      <w:r>
-        <w:t xml:space="preserve"> se detendrá</w:t>
+        <w:t xml:space="preserve"> sonido, el loop se detendrá</w:t>
       </w:r>
       <w:r>
         <w:t xml:space="preserve"> y sonará el sonido escrito</w:t>
@@ -6747,15 +5664,7 @@
         <w:ind w:left="360" w:firstLine="348"/>
       </w:pPr>
       <w:r>
-        <w:t xml:space="preserve">No se pueden colocar 2 sonidos en </w:t>
-      </w:r>
-      <w:proofErr w:type="spellStart"/>
-      <w:r>
-        <w:t>loop</w:t>
-      </w:r>
-      <w:proofErr w:type="spellEnd"/>
-      <w:r>
-        <w:t xml:space="preserve"> al mismo tiempo, en caso de que lo necesite se recomienda editar y solapar ambos audios en uno solo.</w:t>
+        <w:t>No se pueden colocar 2 sonidos en loop al mismo tiempo, en caso de que lo necesite se recomienda editar y solapar ambos audios en uno solo.</w:t>
       </w:r>
     </w:p>
     <w:p>
@@ -6764,76 +5673,27 @@
       </w:pPr>
       <w:bookmarkStart w:id="11" w:name="_Toc199261564"/>
       <w:r>
-        <w:t xml:space="preserve">Columna </w:t>
-      </w:r>
-      <w:proofErr w:type="gramStart"/>
-      <w:r>
-        <w:t>Single</w:t>
-      </w:r>
-      <w:proofErr w:type="gramEnd"/>
-      <w:r>
-        <w:t xml:space="preserve"> </w:t>
-      </w:r>
-      <w:proofErr w:type="spellStart"/>
-      <w:r>
-        <w:t>effect</w:t>
+        <w:t>Columna Single effect</w:t>
       </w:r>
       <w:bookmarkEnd w:id="11"/>
-      <w:proofErr w:type="spellEnd"/>
     </w:p>
     <w:p>
       <w:r>
         <w:tab/>
-        <w:t xml:space="preserve">Son efectos visuales que suceden una única vez, como una sacudida de pantalla o </w:t>
-      </w:r>
-      <w:proofErr w:type="gramStart"/>
-      <w:r>
-        <w:t>flash</w:t>
-      </w:r>
-      <w:proofErr w:type="gramEnd"/>
-      <w:r>
-        <w:t xml:space="preserve"> repentino. Sintaxis:</w:t>
+        <w:t>Son efectos visuales que suceden una única vez, como una sacudida de pantalla o flash repentino. Sintaxis:</w:t>
       </w:r>
     </w:p>
     <w:p>
       <w:r>
         <w:tab/>
-      </w:r>
-      <w:proofErr w:type="spellStart"/>
-      <w:r>
-        <w:t>Nombre_del_</w:t>
-      </w:r>
-      <w:proofErr w:type="gramStart"/>
-      <w:r>
-        <w:t>efecto</w:t>
-      </w:r>
-      <w:proofErr w:type="spellEnd"/>
-      <w:r>
-        <w:t xml:space="preserve"> :</w:t>
-      </w:r>
-      <w:proofErr w:type="gramEnd"/>
-      <w:r>
-        <w:t xml:space="preserve"> parámetros</w:t>
+        <w:t>Nombre_del_efecto : parámetros</w:t>
       </w:r>
     </w:p>
     <w:p>
       <w:r>
         <w:tab/>
-        <w:t>Nombre_del_efecto_</w:t>
-      </w:r>
-      <w:proofErr w:type="gramStart"/>
-      <w:r>
-        <w:t>1:parámetros</w:t>
-      </w:r>
-      <w:proofErr w:type="gramEnd"/>
-      <w:r>
-        <w:t>, Nombre_del_efecto_</w:t>
-      </w:r>
-      <w:proofErr w:type="gramStart"/>
-      <w:r>
-        <w:t>2:parámetros</w:t>
-      </w:r>
-      <w:proofErr w:type="gramEnd"/>
+        <w:t>Nombre_del_efecto_1:parámetros, Nombre_del_efecto_2:parámetros</w:t>
+      </w:r>
     </w:p>
     <w:p>
       <w:r>
@@ -6957,19 +5817,9 @@
             <w:pPr>
               <w:jc w:val="center"/>
             </w:pPr>
-            <w:proofErr w:type="spellStart"/>
-            <w:r>
-              <w:t>vpunch</w:t>
-            </w:r>
-            <w:proofErr w:type="spellEnd"/>
-            <w:r>
-              <w:t xml:space="preserve"> / </w:t>
-            </w:r>
-            <w:proofErr w:type="spellStart"/>
-            <w:r>
-              <w:t>hpunch</w:t>
-            </w:r>
-            <w:proofErr w:type="spellEnd"/>
+            <w:r>
+              <w:t>vpunch / hpunch</w:t>
+            </w:r>
           </w:p>
         </w:tc>
         <w:tc>
@@ -6982,23 +5832,7 @@
               <w:jc w:val="center"/>
             </w:pPr>
             <w:r>
-              <w:t>El fondo de pantalla se mueve en horizontal (</w:t>
-            </w:r>
-            <w:proofErr w:type="spellStart"/>
-            <w:r>
-              <w:t>hpunch</w:t>
-            </w:r>
-            <w:proofErr w:type="spellEnd"/>
-            <w:r>
-              <w:t>) o vertical (</w:t>
-            </w:r>
-            <w:proofErr w:type="spellStart"/>
-            <w:r>
-              <w:t>vpunch</w:t>
-            </w:r>
-            <w:proofErr w:type="spellEnd"/>
-            <w:r>
-              <w:t>) simulando con golpe de una intensidad dada</w:t>
+              <w:t>El fondo de pantalla se mueve en horizontal (hpunch) o vertical (vpunch) simulando con golpe de una intensidad dada</w:t>
             </w:r>
           </w:p>
         </w:tc>
@@ -7025,7 +5859,7 @@
       </w:tr>
       <w:tr>
         <w:trPr>
-          <w:trHeight w:val="732"/>
+          <w:trHeight w:val="1298"/>
         </w:trPr>
         <w:tc>
           <w:tcPr>
@@ -7067,13 +5901,50 @@
               <w:jc w:val="center"/>
             </w:pPr>
             <w:r>
-              <w:t>1.</w:t>
-            </w:r>
-            <w:r>
-              <w:t xml:space="preserve"> Los segundos que tarda el fondo en mostrarse y quitarte cada ciclo</w:t>
-            </w:r>
-            <w:r>
-              <w:t xml:space="preserve"> (0.1)</w:t>
+              <w:t>1. Los segundos que tarda el fondo en mostrarse y quitarte cada ciclo (0.1)</w:t>
+            </w:r>
+          </w:p>
+        </w:tc>
+      </w:tr>
+      <w:tr>
+        <w:trPr>
+          <w:trHeight w:val="732"/>
+        </w:trPr>
+        <w:tc>
+          <w:tcPr>
+            <w:tcW w:w="1555" w:type="dxa"/>
+            <w:vMerge/>
+            <w:vAlign w:val="center"/>
+          </w:tcPr>
+          <w:p>
+            <w:pPr>
+              <w:jc w:val="center"/>
+            </w:pPr>
+          </w:p>
+        </w:tc>
+        <w:tc>
+          <w:tcPr>
+            <w:tcW w:w="3402" w:type="dxa"/>
+            <w:vMerge/>
+            <w:vAlign w:val="center"/>
+          </w:tcPr>
+          <w:p>
+            <w:pPr>
+              <w:jc w:val="center"/>
+            </w:pPr>
+          </w:p>
+        </w:tc>
+        <w:tc>
+          <w:tcPr>
+            <w:tcW w:w="3537" w:type="dxa"/>
+            <w:vAlign w:val="center"/>
+          </w:tcPr>
+          <w:p>
+            <w:pPr>
+              <w:jc w:val="center"/>
+            </w:pPr>
+            <w:r>
+              <w:t>2. La cantidad de ciclos (veces) que el fondo se va a mostrar (4)</w:t>
             </w:r>
           </w:p>
         </w:tc>
@@ -7116,13 +5987,7 @@
               <w:jc w:val="center"/>
             </w:pPr>
             <w:r>
-              <w:t xml:space="preserve">2. </w:t>
-            </w:r>
-            <w:r>
-              <w:t>La cantidad de ciclos (veces) que el fondo se va a mostrar</w:t>
-            </w:r>
-            <w:r>
-              <w:t xml:space="preserve"> (4)</w:t>
+              <w:t>3. El nivel de opacidad de la imagen siendo 0 transparente y 1 visible (1)</w:t>
             </w:r>
           </w:p>
         </w:tc>
@@ -7158,29 +6023,21 @@
       </w:r>
     </w:p>
     <w:p>
-      <w:proofErr w:type="gramStart"/>
       <w:r>
         <w:rPr>
           <w:highlight w:val="yellow"/>
         </w:rPr>
-        <w:t>flash</w:t>
-      </w:r>
-      <w:proofErr w:type="gramEnd"/>
+        <w:t>flash:0.25:1</w:t>
+      </w:r>
+      <w:r>
+        <w:t xml:space="preserve"> (Muestra un fondo blanco una única vez durante 0.25 segundos simulando un destello repentino)</w:t>
+      </w:r>
+    </w:p>
+    <w:p>
       <w:r>
         <w:rPr>
           <w:highlight w:val="yellow"/>
         </w:rPr>
-        <w:t>:0.25:1</w:t>
-      </w:r>
-      <w:r>
-        <w:t xml:space="preserve"> (Muestra un fondo blanco una única vez durante 0.25 segundos simulando un destello repentino)</w:t>
-      </w:r>
-    </w:p>
-    <w:p>
-      <w:r>
-        <w:rPr>
-          <w:highlight w:val="yellow"/>
-        </w:rPr>
         <w:t>blackout:0.25:1</w:t>
       </w:r>
       <w:r>
@@ -7194,117 +6051,41 @@
       </w:pPr>
       <w:bookmarkStart w:id="12" w:name="_Toc199261565"/>
       <w:r>
-        <w:t xml:space="preserve">Columna </w:t>
-      </w:r>
-      <w:proofErr w:type="spellStart"/>
-      <w:r>
-        <w:t>Continuous</w:t>
-      </w:r>
-      <w:proofErr w:type="spellEnd"/>
+        <w:t>Columna Continuous effect</w:t>
+      </w:r>
+      <w:bookmarkEnd w:id="12"/>
+    </w:p>
+    <w:p>
+      <w:r>
+        <w:tab/>
+        <w:t>Es similar a los Single Effects, solo que esta vez es un efecto que sucede constantemente en pantalla y persiste indefinidamente hasta que se vuelva a llamar</w:t>
+      </w:r>
+      <w:r>
+        <w:t>. Se pueden dividir en dos, aquellos efectos continuos que interactúan con el fondo actual, y aquellos que colocan una imagen por encima.</w:t>
+      </w:r>
       <w:r>
         <w:t xml:space="preserve"> </w:t>
       </w:r>
-      <w:proofErr w:type="spellStart"/>
-      <w:r>
-        <w:t>effect</w:t>
-      </w:r>
-      <w:bookmarkEnd w:id="12"/>
-      <w:proofErr w:type="spellEnd"/>
+      <w:r>
+        <w:t>L</w:t>
+      </w:r>
+      <w:r>
+        <w:t>a sintaxis es la misma que la de</w:t>
+      </w:r>
+      <w:r>
+        <w:t xml:space="preserve"> los Single Effects.</w:t>
+      </w:r>
     </w:p>
     <w:p>
       <w:r>
         <w:tab/>
-        <w:t xml:space="preserve">Es similar a los </w:t>
-      </w:r>
-      <w:proofErr w:type="gramStart"/>
-      <w:r>
-        <w:t>Single</w:t>
-      </w:r>
-      <w:proofErr w:type="gramEnd"/>
-      <w:r>
-        <w:t xml:space="preserve"> </w:t>
-      </w:r>
-      <w:proofErr w:type="spellStart"/>
-      <w:r>
-        <w:t>Effects</w:t>
-      </w:r>
-      <w:proofErr w:type="spellEnd"/>
-      <w:r>
-        <w:t>, solo que esta vez es un efecto que sucede constantemente en pantalla y persiste indefinidamente hasta que se vuelva a llamar</w:t>
-      </w:r>
-      <w:r>
-        <w:t>. Se pueden dividir en dos, aquellos efectos continuos que interactúan con el fondo actual, y aquellos que colocan una imagen por encima.</w:t>
-      </w:r>
-      <w:r>
-        <w:t xml:space="preserve"> </w:t>
-      </w:r>
-      <w:r>
-        <w:t>L</w:t>
-      </w:r>
-      <w:r>
-        <w:t>a sintaxis es la misma que la de</w:t>
-      </w:r>
-      <w:r>
-        <w:t xml:space="preserve"> los </w:t>
-      </w:r>
-      <w:proofErr w:type="gramStart"/>
-      <w:r>
-        <w:t>Single</w:t>
-      </w:r>
-      <w:proofErr w:type="gramEnd"/>
-      <w:r>
-        <w:t xml:space="preserve"> </w:t>
-      </w:r>
-      <w:proofErr w:type="spellStart"/>
-      <w:r>
-        <w:t>Effects</w:t>
-      </w:r>
-      <w:proofErr w:type="spellEnd"/>
-      <w:r>
-        <w:t>.</w:t>
+        <w:t>Nombre_del_efecto : parámetros</w:t>
       </w:r>
     </w:p>
     <w:p>
       <w:r>
         <w:tab/>
-      </w:r>
-      <w:proofErr w:type="spellStart"/>
-      <w:r>
-        <w:t>Nombre_del_</w:t>
-      </w:r>
-      <w:proofErr w:type="gramStart"/>
-      <w:r>
-        <w:t>efecto</w:t>
-      </w:r>
-      <w:proofErr w:type="spellEnd"/>
-      <w:r>
-        <w:t xml:space="preserve"> :</w:t>
-      </w:r>
-      <w:proofErr w:type="gramEnd"/>
-      <w:r>
-        <w:t xml:space="preserve"> parámetros</w:t>
-      </w:r>
-    </w:p>
-    <w:p>
-      <w:r>
-        <w:tab/>
-        <w:t>Nombre_del_efecto_</w:t>
-      </w:r>
-      <w:proofErr w:type="gramStart"/>
-      <w:r>
-        <w:t>1 :</w:t>
-      </w:r>
-      <w:proofErr w:type="gramEnd"/>
-      <w:r>
-        <w:t xml:space="preserve"> parámetros, Nombre_del_efecto_</w:t>
-      </w:r>
-      <w:proofErr w:type="gramStart"/>
-      <w:r>
-        <w:t>2 :</w:t>
-      </w:r>
-      <w:proofErr w:type="gramEnd"/>
-      <w:r>
-        <w:t xml:space="preserve"> parámetros</w:t>
+        <w:t>Nombre_del_efecto_1 : parámetros, Nombre_del_efecto_2 : parámetros</w:t>
       </w:r>
     </w:p>
     <w:p>
@@ -7312,6 +6093,7 @@
         <w:pStyle w:val="Ttulo3"/>
       </w:pPr>
       <w:r>
+        <w:lastRenderedPageBreak/>
         <w:t>Efectos que interactúan con el fondo</w:t>
       </w:r>
     </w:p>
@@ -7422,11 +6204,9 @@
             <w:pPr>
               <w:jc w:val="center"/>
             </w:pPr>
-            <w:proofErr w:type="spellStart"/>
             <w:r>
               <w:t>blur</w:t>
             </w:r>
-            <w:proofErr w:type="spellEnd"/>
           </w:p>
         </w:tc>
         <w:tc>
@@ -7477,18 +6257,8 @@
             <w:pPr>
               <w:jc w:val="center"/>
             </w:pPr>
-            <w:proofErr w:type="spellStart"/>
-            <w:r>
-              <w:lastRenderedPageBreak/>
-              <w:t>hwarp</w:t>
-            </w:r>
-            <w:proofErr w:type="spellEnd"/>
-            <w:r>
-              <w:t xml:space="preserve"> / </w:t>
-            </w:r>
-            <w:proofErr w:type="spellStart"/>
-            <w:r>
-              <w:t>v</w:t>
+            <w:r>
+              <w:t>hwarp / v</w:t>
             </w:r>
             <w:r>
               <w:t>w</w:t>
@@ -7496,7 +6266,6 @@
             <w:r>
               <w:t>arp</w:t>
             </w:r>
-            <w:proofErr w:type="spellEnd"/>
           </w:p>
         </w:tc>
         <w:tc>
@@ -7509,23 +6278,7 @@
               <w:jc w:val="center"/>
             </w:pPr>
             <w:r>
-              <w:t>El fondo actual se estira vertical (</w:t>
-            </w:r>
-            <w:proofErr w:type="spellStart"/>
-            <w:r>
-              <w:t>vwarp</w:t>
-            </w:r>
-            <w:proofErr w:type="spellEnd"/>
-            <w:r>
-              <w:t>) u horizontalmente (</w:t>
-            </w:r>
-            <w:proofErr w:type="spellStart"/>
-            <w:r>
-              <w:t>hwarp</w:t>
-            </w:r>
-            <w:proofErr w:type="spellEnd"/>
-            <w:r>
-              <w:t>)</w:t>
+              <w:t>El fondo actual se estira vertical (vwarp) u horizontalmente (hwarp)</w:t>
             </w:r>
           </w:p>
         </w:tc>
@@ -7560,11 +6313,9 @@
             <w:pPr>
               <w:jc w:val="center"/>
             </w:pPr>
-            <w:proofErr w:type="spellStart"/>
             <w:r>
               <w:t>rotate</w:t>
             </w:r>
-            <w:proofErr w:type="spellEnd"/>
           </w:p>
           <w:p>
             <w:pPr>
@@ -7650,39 +6401,7 @@
         <w:ind w:firstLine="708"/>
       </w:pPr>
       <w:r>
-        <w:t xml:space="preserve">Estos efectos que interactúan con el fondo no se pueden acumular, es decir, solo puede haber uno activo a la vez, por ejemplo, si se intenta colocar un </w:t>
-      </w:r>
-      <w:proofErr w:type="spellStart"/>
-      <w:r>
-        <w:t>rotate</w:t>
-      </w:r>
-      <w:proofErr w:type="spellEnd"/>
-      <w:r>
-        <w:t xml:space="preserve"> luego de un </w:t>
-      </w:r>
-      <w:proofErr w:type="spellStart"/>
-      <w:r>
-        <w:t>blur</w:t>
-      </w:r>
-      <w:proofErr w:type="spellEnd"/>
-      <w:r>
-        <w:t xml:space="preserve">, el </w:t>
-      </w:r>
-      <w:proofErr w:type="spellStart"/>
-      <w:r>
-        <w:t>blur</w:t>
-      </w:r>
-      <w:proofErr w:type="spellEnd"/>
-      <w:r>
-        <w:t xml:space="preserve"> desaparecerá y el </w:t>
-      </w:r>
-      <w:proofErr w:type="spellStart"/>
-      <w:r>
-        <w:t>rotate</w:t>
-      </w:r>
-      <w:proofErr w:type="spellEnd"/>
-      <w:r>
-        <w:t xml:space="preserve"> se ejecutará.</w:t>
+        <w:t>Estos efectos que interactúan con el fondo no se pueden acumular, es decir, solo puede haber uno activo a la vez, por ejemplo, si se intenta colocar un rotate luego de un blur, el blur desaparecerá y el rotate se ejecutará.</w:t>
       </w:r>
     </w:p>
     <w:p>
@@ -7868,26 +6587,16 @@
         <w:t>0.4</w:t>
       </w:r>
       <w:r>
-        <w:t xml:space="preserve"> (Muestra un fondo llamado </w:t>
-      </w:r>
-      <w:proofErr w:type="spellStart"/>
-      <w:r>
-        <w:t>suffocation</w:t>
-      </w:r>
-      <w:proofErr w:type="spellEnd"/>
-      <w:r>
-        <w:t xml:space="preserve"> el cual es rojizo y tiene venas en el borde con una opacidad del 0.4 dando la impresión de que el protagonista se está asfixiando o sufriendo)</w:t>
-      </w:r>
-    </w:p>
-    <w:p>
-      <w:proofErr w:type="spellStart"/>
+        <w:t xml:space="preserve"> (Muestra un fondo llamado suffocation el cual es rojizo y tiene venas en el borde con una opacidad del 0.4 dando la impresión de que el protagonista se está asfixiando o sufriendo)</w:t>
+      </w:r>
+    </w:p>
+    <w:p>
       <w:r>
         <w:rPr>
           <w:highlight w:val="yellow"/>
         </w:rPr>
         <w:t>Family_picture</w:t>
       </w:r>
-      <w:proofErr w:type="spellEnd"/>
       <w:r>
         <w:t xml:space="preserve"> (Muestra una foto de una familia en pantalla)</w:t>
       </w:r>
@@ -7906,14 +6615,10 @@
       </w:pPr>
       <w:bookmarkStart w:id="13" w:name="_Toc199261566"/>
       <w:r>
-        <w:t xml:space="preserve">Columna </w:t>
-      </w:r>
-      <w:proofErr w:type="spellStart"/>
-      <w:r>
-        <w:t>Events</w:t>
+        <w:lastRenderedPageBreak/>
+        <w:t>Columna Events</w:t>
       </w:r>
       <w:bookmarkEnd w:id="13"/>
-      <w:proofErr w:type="spellEnd"/>
     </w:p>
     <w:p>
       <w:r>
@@ -7921,11 +6626,7 @@
         <w:t xml:space="preserve">Aquí describiremos todas las acciones relacionadas con los personajes que se verán en pantalla, desde su aparición, destrucción, movimientos, cambios de Sprite y algunas animaciones predefinidas. </w:t>
       </w:r>
       <w:r>
-        <w:t xml:space="preserve">En cuanto a las medidas del Sprite, estos son muy flexibles, la altura recomendada es de 1168 pixeles y en cuanto al ancho, dependerá del </w:t>
-      </w:r>
-      <w:r>
-        <w:lastRenderedPageBreak/>
-        <w:t>personaje. Se recomienda recortar los espacios vacíos</w:t>
+        <w:t>En cuanto a las medidas del Sprite, estos son muy flexibles, la altura recomendada es de 1168 pixeles y en cuanto al ancho, dependerá del personaje. Se recomienda recortar los espacios vacíos</w:t>
       </w:r>
       <w:r>
         <w:t xml:space="preserve"> a los lados</w:t>
@@ -8089,47 +6790,19 @@
         <w:t xml:space="preserve"> </w:t>
       </w:r>
       <w:r>
-        <w:t xml:space="preserve">En este caso la sintaxis es algo </w:t>
-      </w:r>
-      <w:proofErr w:type="gramStart"/>
-      <w:r>
-        <w:t>variada</w:t>
-      </w:r>
-      <w:proofErr w:type="gramEnd"/>
-      <w:r>
-        <w:t xml:space="preserve"> pero en esencia es la siguiente.</w:t>
+        <w:t>En este caso la sintaxis es algo variada pero en esencia es la siguiente.</w:t>
       </w:r>
     </w:p>
     <w:p>
       <w:r>
         <w:tab/>
-      </w:r>
-      <w:proofErr w:type="spellStart"/>
-      <w:r>
         <w:t>Nombre_del_personaje</w:t>
       </w:r>
-      <w:proofErr w:type="spellEnd"/>
-      <w:r>
-        <w:t xml:space="preserve"> </w:t>
-      </w:r>
-      <w:proofErr w:type="gramStart"/>
-      <w:r>
-        <w:t>Sprite</w:t>
-      </w:r>
-      <w:r>
-        <w:t xml:space="preserve"> :</w:t>
-      </w:r>
-      <w:proofErr w:type="gramEnd"/>
-      <w:r>
-        <w:t xml:space="preserve"> </w:t>
-      </w:r>
-      <w:proofErr w:type="gramStart"/>
-      <w:r>
-        <w:t>acción :</w:t>
-      </w:r>
-      <w:proofErr w:type="gramEnd"/>
-      <w:r>
-        <w:t xml:space="preserve"> parámetros de la acción</w:t>
+      <w:r>
+        <w:t xml:space="preserve"> Sprite</w:t>
+      </w:r>
+      <w:r>
+        <w:t xml:space="preserve"> : acción : parámetros de la acción</w:t>
       </w:r>
     </w:p>
     <w:p>
@@ -8140,69 +6813,14 @@
         <w:t>El nombre del personaje debe estar en m</w:t>
       </w:r>
       <w:r>
-        <w:t xml:space="preserve">inúscula y coincidir con el nombre del archivo que contiene el Sprite del personaje. El Sprite del personaje va separado de un espacio de su nombre, este Sprite es opcional y representa la variación del personaje, por ejemplo “Amber </w:t>
-      </w:r>
-      <w:proofErr w:type="spellStart"/>
-      <w:r>
-        <w:t>uniform_happy</w:t>
-      </w:r>
-      <w:proofErr w:type="spellEnd"/>
-      <w:r>
-        <w:t xml:space="preserve">”, “Amber </w:t>
-      </w:r>
-      <w:proofErr w:type="spellStart"/>
-      <w:r>
-        <w:t>casual_happy</w:t>
-      </w:r>
-      <w:proofErr w:type="spellEnd"/>
-      <w:r>
-        <w:t>” o “</w:t>
-      </w:r>
-      <w:proofErr w:type="spellStart"/>
-      <w:r>
-        <w:t>Amber_uniform_scared</w:t>
-      </w:r>
-      <w:proofErr w:type="spellEnd"/>
-      <w:r>
-        <w:t>”.</w:t>
-      </w:r>
-    </w:p>
-    <w:p>
-      <w:r>
+        <w:t>inúscula y coincidir con el nombre del archivo que contiene el Sprite del personaje. El Sprite del personaje va separado de un espacio de su nombre, este Sprite es opcional y representa la variación del personaje, por ejemplo “Amber uniform_happy”, “Amber casual_happy” o “Amber_uniform_scared”.</w:t>
+      </w:r>
+    </w:p>
+    <w:p>
+      <w:r>
+        <w:lastRenderedPageBreak/>
         <w:tab/>
-        <w:t xml:space="preserve">En este caso Amber sería el personaje y </w:t>
-      </w:r>
-      <w:proofErr w:type="spellStart"/>
-      <w:r>
-        <w:t>uniform_happy</w:t>
-      </w:r>
-      <w:proofErr w:type="spellEnd"/>
-      <w:r>
-        <w:t xml:space="preserve">, </w:t>
-      </w:r>
-      <w:proofErr w:type="spellStart"/>
-      <w:r>
-        <w:t>casual_happy</w:t>
-      </w:r>
-      <w:proofErr w:type="spellEnd"/>
-      <w:r>
-        <w:t xml:space="preserve"> y </w:t>
-      </w:r>
-      <w:proofErr w:type="spellStart"/>
-      <w:r>
-        <w:t>uniform_scared</w:t>
-      </w:r>
-      <w:proofErr w:type="spellEnd"/>
-      <w:r>
-        <w:t xml:space="preserve"> serían </w:t>
-      </w:r>
-      <w:proofErr w:type="gramStart"/>
-      <w:r>
-        <w:t>los Sprite específicos a nombrar</w:t>
-      </w:r>
-      <w:proofErr w:type="gramEnd"/>
-      <w:r>
-        <w:t>. Si no se especifica el Sprite se mostrará el archivo que se llame “Amber.png”, de no existir, el juego arrojará un error.</w:t>
+        <w:t>En este caso Amber sería el personaje y uniform_happy, casual_happy y uniform_scared serían los Sprite específicos a nombrar. Si no se especifica el Sprite se mostrará el archivo que se llame “Amber.png”, de no existir, el juego arrojará un error.</w:t>
       </w:r>
     </w:p>
     <w:p>
@@ -8211,11 +6829,7 @@
         <w:t>La acción es el evento que el personaje hará, ya sea aparecer o moverse acorde a los parámetros dados.</w:t>
       </w:r>
       <w:r>
-        <w:t xml:space="preserve"> Muchos de estos parámetros se relacionan con la posición del </w:t>
-      </w:r>
-      <w:r>
-        <w:lastRenderedPageBreak/>
-        <w:t>personaje.</w:t>
+        <w:t xml:space="preserve"> Muchos de estos parámetros se relacionan con la posición del personaje.</w:t>
       </w:r>
       <w:r>
         <w:t xml:space="preserve"> </w:t>
@@ -8638,7 +7252,20 @@
         <w:t>Vamos a dividir las acciones o eventos en dos, en eventos de aparición y en eventos de personajes ya en pantalla.</w:t>
       </w:r>
     </w:p>
-    <w:p/>
+    <w:p>
+      <w:r>
+        <w:tab/>
+      </w:r>
+      <w:r>
+        <w:rPr>
+          <w:highlight w:val="yellow"/>
+        </w:rPr>
+        <w:t>Nota:</w:t>
+      </w:r>
+      <w:r>
+        <w:t xml:space="preserve"> Si presentas problemas al momento de mostrar personajes, por ejemplo que el Sprite del personaje se cambia, verifica que estás utilizando el nombre del personaje correcto, por ejemplo: Katherine left happy, Berto right surprised, en cada uno de los eventos que escribas.</w:t>
+      </w:r>
+    </w:p>
     <w:p/>
     <w:p/>
     <w:p/>
@@ -8808,12 +7435,9 @@
             <w:pPr>
               <w:jc w:val="center"/>
             </w:pPr>
-            <w:proofErr w:type="spellStart"/>
-            <w:r>
-              <w:lastRenderedPageBreak/>
+            <w:r>
               <w:t>appear</w:t>
             </w:r>
-            <w:proofErr w:type="spellEnd"/>
           </w:p>
         </w:tc>
         <w:tc>
@@ -9010,13 +7634,8 @@
               <w:jc w:val="center"/>
             </w:pPr>
             <w:r>
-              <w:t xml:space="preserve">Cambio de </w:t>
-            </w:r>
-            <w:proofErr w:type="spellStart"/>
-            <w:r>
-              <w:t>sprite</w:t>
-            </w:r>
-            <w:proofErr w:type="spellEnd"/>
+              <w:t>Cambio de sprite</w:t>
+            </w:r>
           </w:p>
         </w:tc>
         <w:tc>
@@ -9062,11 +7681,9 @@
             <w:pPr>
               <w:jc w:val="center"/>
             </w:pPr>
-            <w:proofErr w:type="spellStart"/>
             <w:r>
               <w:t>move</w:t>
             </w:r>
-            <w:proofErr w:type="spellEnd"/>
           </w:p>
         </w:tc>
         <w:tc>
@@ -9158,14 +7775,12 @@
             <w:pPr>
               <w:jc w:val="center"/>
             </w:pPr>
-            <w:proofErr w:type="spellStart"/>
             <w:r>
               <w:t>j</w:t>
             </w:r>
             <w:r>
               <w:t>ump</w:t>
             </w:r>
-            <w:proofErr w:type="spellEnd"/>
           </w:p>
         </w:tc>
         <w:tc>
@@ -9269,19 +7884,9 @@
             <w:pPr>
               <w:jc w:val="center"/>
             </w:pPr>
-            <w:proofErr w:type="spellStart"/>
-            <w:r>
-              <w:t>hitl</w:t>
-            </w:r>
-            <w:proofErr w:type="spellEnd"/>
-            <w:r>
-              <w:t xml:space="preserve"> / </w:t>
-            </w:r>
-            <w:proofErr w:type="spellStart"/>
-            <w:r>
-              <w:t>hitr</w:t>
-            </w:r>
-            <w:proofErr w:type="spellEnd"/>
+            <w:r>
+              <w:t>hitl / hitr</w:t>
+            </w:r>
           </w:p>
         </w:tc>
         <w:tc>
@@ -9294,23 +7899,7 @@
               <w:jc w:val="center"/>
             </w:pPr>
             <w:r>
-              <w:t>El personaje rota hacia la izquierda (</w:t>
-            </w:r>
-            <w:proofErr w:type="spellStart"/>
-            <w:r>
-              <w:t>hirl</w:t>
-            </w:r>
-            <w:proofErr w:type="spellEnd"/>
-            <w:r>
-              <w:t>) o derecha (</w:t>
-            </w:r>
-            <w:proofErr w:type="spellStart"/>
-            <w:r>
-              <w:t>hitr</w:t>
-            </w:r>
-            <w:proofErr w:type="spellEnd"/>
-            <w:r>
-              <w:t>) simulando que acaba de recibir un golpe.</w:t>
+              <w:t>El personaje rota hacia la izquierda (hirl) o derecha (hitr) simulando que acaba de recibir un golpe.</w:t>
             </w:r>
           </w:p>
         </w:tc>
@@ -9342,19 +7931,9 @@
             <w:pPr>
               <w:jc w:val="center"/>
             </w:pPr>
-            <w:proofErr w:type="spellStart"/>
-            <w:r>
-              <w:t>knockl</w:t>
-            </w:r>
-            <w:proofErr w:type="spellEnd"/>
-            <w:r>
-              <w:t xml:space="preserve"> / </w:t>
-            </w:r>
-            <w:proofErr w:type="spellStart"/>
-            <w:r>
-              <w:t>knockr</w:t>
-            </w:r>
-            <w:proofErr w:type="spellEnd"/>
+            <w:r>
+              <w:t>knockl / knockr</w:t>
+            </w:r>
           </w:p>
         </w:tc>
         <w:tc>
@@ -9367,23 +7946,7 @@
               <w:jc w:val="center"/>
             </w:pPr>
             <w:r>
-              <w:t>El personaje es empujado hacia la izquierda (</w:t>
-            </w:r>
-            <w:proofErr w:type="spellStart"/>
-            <w:r>
-              <w:t>knockl</w:t>
-            </w:r>
-            <w:proofErr w:type="spellEnd"/>
-            <w:r>
-              <w:t>) o derecha (</w:t>
-            </w:r>
-            <w:proofErr w:type="spellStart"/>
-            <w:r>
-              <w:t>knockr</w:t>
-            </w:r>
-            <w:proofErr w:type="spellEnd"/>
-            <w:r>
-              <w:t>) y es derribado al suelo fuera de pantalla.</w:t>
+              <w:t>El personaje es empujado hacia la izquierda (knockl) o derecha (knockr) y es derribado al suelo fuera de pantalla.</w:t>
             </w:r>
           </w:p>
         </w:tc>
@@ -9419,19 +7982,9 @@
             <w:pPr>
               <w:jc w:val="center"/>
             </w:pPr>
-            <w:proofErr w:type="spellStart"/>
-            <w:r>
-              <w:t>raisel</w:t>
-            </w:r>
-            <w:proofErr w:type="spellEnd"/>
-            <w:r>
-              <w:t xml:space="preserve"> / </w:t>
-            </w:r>
-            <w:proofErr w:type="spellStart"/>
-            <w:r>
-              <w:t>raiser</w:t>
-            </w:r>
-            <w:proofErr w:type="spellEnd"/>
+            <w:r>
+              <w:t>raisel / raiser</w:t>
+            </w:r>
           </w:p>
         </w:tc>
         <w:tc>
@@ -9444,23 +7997,7 @@
               <w:jc w:val="center"/>
             </w:pPr>
             <w:r>
-              <w:t>El personaje se levanta del suelo desde la izquierda (</w:t>
-            </w:r>
-            <w:proofErr w:type="spellStart"/>
-            <w:r>
-              <w:t>raisel</w:t>
-            </w:r>
-            <w:proofErr w:type="spellEnd"/>
-            <w:r>
-              <w:t>) o derecha (</w:t>
-            </w:r>
-            <w:proofErr w:type="spellStart"/>
-            <w:r>
-              <w:t>raiser</w:t>
-            </w:r>
-            <w:proofErr w:type="spellEnd"/>
-            <w:r>
-              <w:t>).</w:t>
+              <w:t>El personaje se levanta del suelo desde la izquierda (raisel) o derecha (raiser).</w:t>
             </w:r>
           </w:p>
         </w:tc>
@@ -9493,11 +8030,9 @@
             <w:pPr>
               <w:jc w:val="center"/>
             </w:pPr>
-            <w:proofErr w:type="gramStart"/>
             <w:r>
               <w:t>zoom</w:t>
             </w:r>
-            <w:proofErr w:type="gramEnd"/>
           </w:p>
         </w:tc>
         <w:tc>
@@ -9525,15 +8060,7 @@
               <w:jc w:val="center"/>
             </w:pPr>
             <w:r>
-              <w:t xml:space="preserve">1. El factor del </w:t>
-            </w:r>
-            <w:proofErr w:type="gramStart"/>
-            <w:r>
-              <w:t>zoom</w:t>
-            </w:r>
-            <w:proofErr w:type="gramEnd"/>
-            <w:r>
-              <w:t xml:space="preserve"> (2)</w:t>
+              <w:t>1. El factor del zoom (2)</w:t>
             </w:r>
           </w:p>
         </w:tc>
@@ -9580,15 +8107,7 @@
               </w:numPr>
             </w:pPr>
             <w:r>
-              <w:t xml:space="preserve">La duración del </w:t>
-            </w:r>
-            <w:proofErr w:type="gramStart"/>
-            <w:r>
-              <w:t>zoom</w:t>
-            </w:r>
-            <w:proofErr w:type="gramEnd"/>
-            <w:r>
-              <w:t xml:space="preserve"> (2)</w:t>
+              <w:t>La duración del zoom (2)</w:t>
             </w:r>
           </w:p>
         </w:tc>
@@ -9607,11 +8126,10 @@
             <w:pPr>
               <w:jc w:val="center"/>
             </w:pPr>
-            <w:proofErr w:type="spellStart"/>
-            <w:r>
+            <w:r>
+              <w:lastRenderedPageBreak/>
               <w:t>movey</w:t>
             </w:r>
-            <w:proofErr w:type="spellEnd"/>
           </w:p>
         </w:tc>
         <w:tc>
@@ -9724,11 +8242,9 @@
             <w:pPr>
               <w:jc w:val="center"/>
             </w:pPr>
-            <w:proofErr w:type="spellStart"/>
             <w:r>
               <w:t>destroy</w:t>
             </w:r>
-            <w:proofErr w:type="spellEnd"/>
           </w:p>
         </w:tc>
         <w:tc>
@@ -9776,133 +8292,27 @@
         <w:rPr>
           <w:highlight w:val="yellow"/>
         </w:rPr>
-        <w:t xml:space="preserve">Stefannie &amp; </w:t>
-      </w:r>
-      <w:proofErr w:type="spellStart"/>
-      <w:proofErr w:type="gramStart"/>
+        <w:t>Stefannie &amp; Calcercio : appear</w:t>
+      </w:r>
+      <w:r>
+        <w:t xml:space="preserve"> (Stefannie y Calcercio aparecen al mismo tiempo, Stefannie al 33% de la pantalla y Calcercio al 66%)</w:t>
+      </w:r>
+    </w:p>
+    <w:p>
       <w:r>
         <w:rPr>
           <w:highlight w:val="yellow"/>
         </w:rPr>
-        <w:t>Calcercio</w:t>
-      </w:r>
-      <w:proofErr w:type="spellEnd"/>
+        <w:t xml:space="preserve">Calcercio happy &amp; Stefannie : </w:t>
+      </w:r>
       <w:r>
         <w:rPr>
           <w:highlight w:val="yellow"/>
         </w:rPr>
-        <w:t xml:space="preserve"> :</w:t>
-      </w:r>
-      <w:proofErr w:type="gramEnd"/>
-      <w:r>
-        <w:rPr>
-          <w:highlight w:val="yellow"/>
-        </w:rPr>
-        <w:t xml:space="preserve"> </w:t>
-      </w:r>
-      <w:proofErr w:type="spellStart"/>
-      <w:r>
-        <w:rPr>
-          <w:highlight w:val="yellow"/>
-        </w:rPr>
-        <w:t>appear</w:t>
-      </w:r>
-      <w:proofErr w:type="spellEnd"/>
-      <w:r>
-        <w:t xml:space="preserve"> (Stefannie y </w:t>
-      </w:r>
-      <w:proofErr w:type="spellStart"/>
-      <w:r>
-        <w:t>Calcercio</w:t>
-      </w:r>
-      <w:proofErr w:type="spellEnd"/>
-      <w:r>
-        <w:t xml:space="preserve"> aparecen al mismo tiempo, Stefannie al 33% de la pantalla y </w:t>
-      </w:r>
-      <w:proofErr w:type="spellStart"/>
-      <w:r>
-        <w:t>Calcercio</w:t>
-      </w:r>
-      <w:proofErr w:type="spellEnd"/>
-      <w:r>
-        <w:t xml:space="preserve"> al 66%)</w:t>
-      </w:r>
-    </w:p>
-    <w:p>
-      <w:proofErr w:type="spellStart"/>
-      <w:r>
-        <w:rPr>
-          <w:highlight w:val="yellow"/>
-        </w:rPr>
-        <w:t>Calcercio</w:t>
-      </w:r>
-      <w:proofErr w:type="spellEnd"/>
-      <w:r>
-        <w:rPr>
-          <w:highlight w:val="yellow"/>
-        </w:rPr>
-        <w:t xml:space="preserve"> </w:t>
-      </w:r>
-      <w:proofErr w:type="spellStart"/>
-      <w:r>
-        <w:rPr>
-          <w:highlight w:val="yellow"/>
-        </w:rPr>
-        <w:t>happy</w:t>
-      </w:r>
-      <w:proofErr w:type="spellEnd"/>
-      <w:r>
-        <w:rPr>
-          <w:highlight w:val="yellow"/>
-        </w:rPr>
-        <w:t xml:space="preserve"> &amp; </w:t>
-      </w:r>
-      <w:proofErr w:type="gramStart"/>
-      <w:r>
-        <w:rPr>
-          <w:highlight w:val="yellow"/>
-        </w:rPr>
-        <w:t>Stefannie :</w:t>
-      </w:r>
-      <w:proofErr w:type="gramEnd"/>
-      <w:r>
-        <w:rPr>
-          <w:highlight w:val="yellow"/>
-        </w:rPr>
-        <w:t xml:space="preserve"> </w:t>
-      </w:r>
-      <w:proofErr w:type="spellStart"/>
-      <w:proofErr w:type="gramStart"/>
-      <w:r>
-        <w:rPr>
-          <w:highlight w:val="yellow"/>
-        </w:rPr>
-        <w:t>move</w:t>
-      </w:r>
-      <w:proofErr w:type="spellEnd"/>
-      <w:r>
-        <w:rPr>
-          <w:highlight w:val="yellow"/>
-        </w:rPr>
-        <w:t xml:space="preserve"> :</w:t>
-      </w:r>
-      <w:proofErr w:type="gramEnd"/>
-      <w:r>
-        <w:rPr>
-          <w:highlight w:val="yellow"/>
-        </w:rPr>
-        <w:t xml:space="preserve"> 30: 85</w:t>
-      </w:r>
-      <w:r>
-        <w:t xml:space="preserve"> (</w:t>
-      </w:r>
-      <w:proofErr w:type="spellStart"/>
-      <w:r>
-        <w:t>Calcercio</w:t>
-      </w:r>
-      <w:proofErr w:type="spellEnd"/>
-      <w:r>
-        <w:t xml:space="preserve"> cambia de expresión y se mueve a la posición 30 al mismo tiempo que Stefannie se mueve a la posición 85)</w:t>
+        <w:t>move : 30: 85</w:t>
+      </w:r>
+      <w:r>
+        <w:t xml:space="preserve"> (Calcercio cambia de expresión y se mueve a la posición 30 al mismo tiempo que Stefannie se mueve a la posición 85)</w:t>
       </w:r>
     </w:p>
     <w:p>
@@ -9912,88 +8322,14 @@
       </w:r>
     </w:p>
     <w:p>
-      <w:proofErr w:type="gramStart"/>
       <w:r>
         <w:rPr>
           <w:highlight w:val="yellow"/>
         </w:rPr>
-        <w:t>Stefannie :</w:t>
-      </w:r>
-      <w:proofErr w:type="gramEnd"/>
-      <w:r>
-        <w:rPr>
-          <w:highlight w:val="yellow"/>
-        </w:rPr>
-        <w:t xml:space="preserve"> </w:t>
-      </w:r>
-      <w:proofErr w:type="spellStart"/>
-      <w:proofErr w:type="gramStart"/>
-      <w:r>
-        <w:rPr>
-          <w:highlight w:val="yellow"/>
-        </w:rPr>
-        <w:t>move</w:t>
-      </w:r>
-      <w:proofErr w:type="spellEnd"/>
-      <w:r>
-        <w:rPr>
-          <w:highlight w:val="yellow"/>
-        </w:rPr>
-        <w:t xml:space="preserve"> :</w:t>
-      </w:r>
-      <w:proofErr w:type="gramEnd"/>
-      <w:r>
-        <w:rPr>
-          <w:highlight w:val="yellow"/>
-        </w:rPr>
-        <w:t xml:space="preserve"> 30, </w:t>
-      </w:r>
-      <w:proofErr w:type="spellStart"/>
-      <w:proofErr w:type="gramStart"/>
-      <w:r>
-        <w:rPr>
-          <w:highlight w:val="yellow"/>
-        </w:rPr>
-        <w:t>Calcercio</w:t>
-      </w:r>
-      <w:proofErr w:type="spellEnd"/>
-      <w:r>
-        <w:rPr>
-          <w:highlight w:val="yellow"/>
-        </w:rPr>
-        <w:t xml:space="preserve"> :</w:t>
-      </w:r>
-      <w:proofErr w:type="gramEnd"/>
-      <w:r>
-        <w:rPr>
-          <w:highlight w:val="yellow"/>
-        </w:rPr>
-        <w:t xml:space="preserve"> </w:t>
-      </w:r>
-      <w:proofErr w:type="spellStart"/>
-      <w:r>
-        <w:rPr>
-          <w:highlight w:val="yellow"/>
-        </w:rPr>
-        <w:t>move</w:t>
-      </w:r>
-      <w:proofErr w:type="spellEnd"/>
-      <w:r>
-        <w:rPr>
-          <w:highlight w:val="yellow"/>
-        </w:rPr>
-        <w:t xml:space="preserve"> :120</w:t>
-      </w:r>
-      <w:r>
-        <w:t xml:space="preserve"> (Stefannie se mueve a la posición 30 y luego </w:t>
-      </w:r>
-      <w:proofErr w:type="spellStart"/>
-      <w:r>
-        <w:t>Calcercio</w:t>
-      </w:r>
-      <w:proofErr w:type="spellEnd"/>
-      <w:r>
-        <w:t xml:space="preserve"> sale de la pantalla por la derecha)</w:t>
+        <w:t>Stefannie : move : 30, Calcercio : move :120</w:t>
+      </w:r>
+      <w:r>
+        <w:t xml:space="preserve"> (Stefannie se mueve a la posición 30 y luego Calcercio sale de la pantalla por la derecha)</w:t>
       </w:r>
     </w:p>
     <w:p>
@@ -10117,11 +8453,9 @@
             <w:pPr>
               <w:jc w:val="center"/>
             </w:pPr>
-            <w:proofErr w:type="spellStart"/>
             <w:r>
               <w:t>trembling</w:t>
             </w:r>
-            <w:proofErr w:type="spellEnd"/>
           </w:p>
         </w:tc>
         <w:tc>
@@ -10219,28 +8553,18 @@
         </w:rPr>
         <w:t xml:space="preserve">Importante: </w:t>
       </w:r>
-      <w:proofErr w:type="spellStart"/>
-      <w:r>
-        <w:t>Renpy</w:t>
-      </w:r>
-      <w:proofErr w:type="spellEnd"/>
-      <w:r>
-        <w:t xml:space="preserve"> no soporta ciertas animaciones al mismo tiempo, por </w:t>
-      </w:r>
-      <w:proofErr w:type="gramStart"/>
-      <w:r>
-        <w:t>ejemplo</w:t>
-      </w:r>
-      <w:proofErr w:type="gramEnd"/>
-      <w:r>
-        <w:t xml:space="preserve"> no soporta un cambio de fondo y la aparición de un personaje, si hacemos esto el fondo aparecerá de golpe y el personaje hará la aparición normal. Es cuestión de probar e intentar crear diálogos intermedios para poder recrear estas escenas lo más fluidas e inmersivas posible.</w:t>
+      <w:r>
+        <w:t xml:space="preserve">Renpy no soporta ciertas animaciones al mismo tiempo, por ejemplo no soporta un cambio de fondo y la aparición de un personaje, si hacemos esto el fondo aparecerá de golpe y el personaje hará la aparición normal. Es cuestión de probar </w:t>
+      </w:r>
+      <w:r>
+        <w:lastRenderedPageBreak/>
+        <w:t>e intentar crear diálogos intermedios para poder recrear estas escenas lo más fluidas e inmersivas posible.</w:t>
       </w:r>
     </w:p>
     <w:p/>
     <w:p/>
     <w:p>
       <w:r>
-        <w:lastRenderedPageBreak/>
         <w:tab/>
         <w:t xml:space="preserve">A </w:t>
       </w:r>
@@ -10271,15 +8595,8 @@
           <w:numId w:val="15"/>
         </w:numPr>
       </w:pPr>
-      <w:proofErr w:type="spellStart"/>
-      <w:proofErr w:type="gramStart"/>
-      <w:r>
-        <w:t>saijo:appear</w:t>
-      </w:r>
-      <w:proofErr w:type="spellEnd"/>
-      <w:proofErr w:type="gramEnd"/>
-      <w:r>
-        <w:t xml:space="preserve"> </w:t>
+      <w:r>
+        <w:t xml:space="preserve">saijo:appear </w:t>
       </w:r>
       <w:r>
         <w:t>(S</w:t>
@@ -10299,13 +8616,8 @@
           <w:numId w:val="15"/>
         </w:numPr>
       </w:pPr>
-      <w:proofErr w:type="gramStart"/>
-      <w:r>
-        <w:t>saijo:move</w:t>
-      </w:r>
-      <w:proofErr w:type="gramEnd"/>
-      <w:r>
-        <w:t>:90</w:t>
+      <w:r>
+        <w:t>saijo:move:90</w:t>
       </w:r>
       <w:r>
         <w:t xml:space="preserve"> (</w:t>
@@ -10325,15 +8637,8 @@
           <w:numId w:val="15"/>
         </w:numPr>
       </w:pPr>
-      <w:proofErr w:type="spellStart"/>
-      <w:proofErr w:type="gramStart"/>
-      <w:r>
-        <w:t>saijo:hitr</w:t>
-      </w:r>
-      <w:proofErr w:type="spellEnd"/>
-      <w:proofErr w:type="gramEnd"/>
-      <w:r>
-        <w:t xml:space="preserve"> </w:t>
+      <w:r>
+        <w:t xml:space="preserve">saijo:hitr </w:t>
       </w:r>
       <w:r>
         <w:t>(</w:t>
@@ -10360,15 +8665,7 @@
         </w:numPr>
       </w:pPr>
       <w:r>
-        <w:t xml:space="preserve">El protagonista entra a una habitación donde está </w:t>
-      </w:r>
-      <w:proofErr w:type="spellStart"/>
-      <w:r>
-        <w:t>saijo</w:t>
-      </w:r>
-      <w:proofErr w:type="spellEnd"/>
-      <w:r>
-        <w:t xml:space="preserve"> y </w:t>
+        <w:t xml:space="preserve">El protagonista entra a una habitación donde está saijo y </w:t>
       </w:r>
       <w:r>
         <w:t>Dereck</w:t>
@@ -10380,15 +8677,7 @@
         <w:t>Dereck</w:t>
       </w:r>
       <w:r>
-        <w:t xml:space="preserve"> sale de la </w:t>
-      </w:r>
-      <w:proofErr w:type="gramStart"/>
-      <w:r>
-        <w:t>habitación</w:t>
-      </w:r>
-      <w:proofErr w:type="gramEnd"/>
-      <w:r>
-        <w:t xml:space="preserve"> pero luego regresa y nuevamente se retira</w:t>
+        <w:t xml:space="preserve"> sale de la habitación pero luego regresa y nuevamente se retira</w:t>
       </w:r>
     </w:p>
     <w:p>
@@ -10399,19 +8688,9 @@
           <w:numId w:val="15"/>
         </w:numPr>
       </w:pPr>
-      <w:proofErr w:type="spellStart"/>
-      <w:r>
-        <w:t>saijo</w:t>
-      </w:r>
-      <w:proofErr w:type="spellEnd"/>
-      <w:r>
-        <w:t xml:space="preserve"> &amp; </w:t>
-      </w:r>
-      <w:proofErr w:type="spellStart"/>
-      <w:r>
-        <w:t>dereck</w:t>
-      </w:r>
-      <w:proofErr w:type="spellEnd"/>
+      <w:r>
+        <w:t>saijo &amp; dereck</w:t>
+      </w:r>
       <w:r>
         <w:t xml:space="preserve"> (</w:t>
       </w:r>
@@ -10419,15 +8698,7 @@
         <w:t>S</w:t>
       </w:r>
       <w:r>
-        <w:t xml:space="preserve">aijo y </w:t>
-      </w:r>
-      <w:proofErr w:type="spellStart"/>
-      <w:r>
-        <w:t>dereck</w:t>
-      </w:r>
-      <w:proofErr w:type="spellEnd"/>
-      <w:r>
-        <w:t xml:space="preserve"> aparecen en pantalla repartidos equitativamente</w:t>
+        <w:t>aijo y dereck aparecen en pantalla repartidos equitativamente</w:t>
       </w:r>
       <w:r>
         <w:t>)</w:t>
@@ -10441,15 +8712,8 @@
           <w:numId w:val="15"/>
         </w:numPr>
       </w:pPr>
-      <w:proofErr w:type="spellStart"/>
-      <w:proofErr w:type="gramStart"/>
-      <w:r>
-        <w:t>dereck:move</w:t>
-      </w:r>
-      <w:proofErr w:type="spellEnd"/>
-      <w:proofErr w:type="gramEnd"/>
-      <w:r>
-        <w:t>:-25:5</w:t>
+      <w:r>
+        <w:t>dereck:move:-25:5</w:t>
       </w:r>
       <w:r>
         <w:t xml:space="preserve"> (</w:t>
@@ -10472,13 +8736,8 @@
           <w:numId w:val="15"/>
         </w:numPr>
       </w:pPr>
-      <w:proofErr w:type="gramStart"/>
-      <w:r>
-        <w:t>dereck:move</w:t>
-      </w:r>
-      <w:proofErr w:type="gramEnd"/>
-      <w:r>
-        <w:t>:18:1</w:t>
+      <w:r>
+        <w:t>dereck:move:18:1</w:t>
       </w:r>
       <w:r>
         <w:t xml:space="preserve"> (D</w:t>
@@ -10498,15 +8757,8 @@
           <w:numId w:val="15"/>
         </w:numPr>
       </w:pPr>
-      <w:proofErr w:type="spellStart"/>
-      <w:proofErr w:type="gramStart"/>
-      <w:r>
-        <w:t>dereck:move</w:t>
-      </w:r>
-      <w:proofErr w:type="spellEnd"/>
-      <w:proofErr w:type="gramEnd"/>
-      <w:r>
-        <w:t>:-25</w:t>
+      <w:r>
+        <w:t>dereck:move:-25</w:t>
       </w:r>
       <w:r>
         <w:t xml:space="preserve"> (D</w:t>
@@ -10526,26 +8778,14 @@
           <w:numId w:val="15"/>
         </w:numPr>
       </w:pPr>
-      <w:proofErr w:type="spellStart"/>
-      <w:proofErr w:type="gramStart"/>
       <w:r>
         <w:t>dereck:destroy</w:t>
       </w:r>
-      <w:proofErr w:type="spellEnd"/>
-      <w:proofErr w:type="gramEnd"/>
       <w:r>
         <w:t xml:space="preserve"> (</w:t>
       </w:r>
       <w:r>
-        <w:t xml:space="preserve">Como </w:t>
-      </w:r>
-      <w:proofErr w:type="spellStart"/>
-      <w:r>
-        <w:t>dereck</w:t>
-      </w:r>
-      <w:proofErr w:type="spellEnd"/>
-      <w:r>
-        <w:t xml:space="preserve"> no aparecerá más en esta escena, lo destruimos para ahorrar recursos</w:t>
+        <w:t>Como dereck no aparecerá más en esta escena, lo destruimos para ahorrar recursos</w:t>
       </w:r>
       <w:r>
         <w:t>)</w:t>
@@ -10565,15 +8805,7 @@
         </w:numPr>
       </w:pPr>
       <w:r>
-        <w:t xml:space="preserve">El protagonista le juega una broma a </w:t>
-      </w:r>
-      <w:proofErr w:type="spellStart"/>
-      <w:r>
-        <w:t>dereck</w:t>
-      </w:r>
-      <w:proofErr w:type="spellEnd"/>
-      <w:r>
-        <w:t xml:space="preserve"> y este se asusta</w:t>
+        <w:t>El protagonista le juega una broma a dereck y este se asusta</w:t>
       </w:r>
     </w:p>
     <w:p>
@@ -10584,13 +8816,8 @@
           <w:numId w:val="15"/>
         </w:numPr>
       </w:pPr>
-      <w:proofErr w:type="gramStart"/>
-      <w:r>
-        <w:t>dereck:pop</w:t>
-      </w:r>
-      <w:proofErr w:type="gramEnd"/>
-      <w:r>
-        <w:t>:120</w:t>
+      <w:r>
+        <w:t>dereck:pop:120</w:t>
       </w:r>
       <w:r>
         <w:t xml:space="preserve"> (D</w:t>
@@ -10610,28 +8837,18 @@
           <w:numId w:val="15"/>
         </w:numPr>
       </w:pPr>
-      <w:proofErr w:type="gramStart"/>
-      <w:r>
-        <w:t>dereck:move</w:t>
-      </w:r>
-      <w:proofErr w:type="gramEnd"/>
-      <w:r>
-        <w:t>:33</w:t>
+      <w:r>
+        <w:t>dereck:move:33</w:t>
       </w:r>
       <w:r>
         <w:t xml:space="preserve"> (D</w:t>
       </w:r>
       <w:r>
-        <w:t xml:space="preserve">ereck se mueve hasta un tercio de la </w:t>
-      </w:r>
-      <w:proofErr w:type="gramStart"/>
-      <w:r>
-        <w:t xml:space="preserve">pantalla </w:t>
+        <w:t xml:space="preserve">ereck se mueve hasta un tercio de la pantalla </w:t>
       </w:r>
       <w:r>
         <w:t>)</w:t>
       </w:r>
-      <w:proofErr w:type="gramEnd"/>
     </w:p>
     <w:p>
       <w:pPr>
@@ -10641,34 +8858,11 @@
           <w:numId w:val="15"/>
         </w:numPr>
       </w:pPr>
-      <w:proofErr w:type="spellStart"/>
-      <w:r>
-        <w:t>dereck</w:t>
-      </w:r>
-      <w:proofErr w:type="spellEnd"/>
-      <w:r>
-        <w:t xml:space="preserve"> </w:t>
-      </w:r>
-      <w:proofErr w:type="spellStart"/>
-      <w:r>
-        <w:t>surprised</w:t>
-      </w:r>
-      <w:proofErr w:type="spellEnd"/>
-      <w:r>
-        <w:t xml:space="preserve">, </w:t>
-      </w:r>
-      <w:proofErr w:type="spellStart"/>
-      <w:proofErr w:type="gramStart"/>
-      <w:r>
-        <w:t>dereck:jum</w:t>
-      </w:r>
-      <w:r>
-        <w:t>p</w:t>
-      </w:r>
-      <w:proofErr w:type="spellEnd"/>
-      <w:proofErr w:type="gramEnd"/>
-      <w:r>
-        <w:t xml:space="preserve"> (D</w:t>
+      <w:r>
+        <w:t>dereck surprised, dereck:jum</w:t>
+      </w:r>
+      <w:r>
+        <w:t>p (D</w:t>
       </w:r>
       <w:r>
         <w:t>ereck se sorprende e inmediatamente después da un salto</w:t>
@@ -10691,55 +8885,7 @@
         </w:numPr>
       </w:pPr>
       <w:r>
-        <w:t xml:space="preserve">Hay una pelea entre </w:t>
-      </w:r>
-      <w:proofErr w:type="spellStart"/>
-      <w:r>
-        <w:t>mutou</w:t>
-      </w:r>
-      <w:proofErr w:type="spellEnd"/>
-      <w:r>
-        <w:t xml:space="preserve"> y </w:t>
-      </w:r>
-      <w:proofErr w:type="spellStart"/>
-      <w:r>
-        <w:t>dereck</w:t>
-      </w:r>
-      <w:proofErr w:type="spellEnd"/>
-      <w:r>
-        <w:t xml:space="preserve">, </w:t>
-      </w:r>
-      <w:proofErr w:type="spellStart"/>
-      <w:r>
-        <w:t>mutou</w:t>
-      </w:r>
-      <w:proofErr w:type="spellEnd"/>
-      <w:r>
-        <w:t xml:space="preserve"> lo golpea y logra </w:t>
-      </w:r>
-      <w:proofErr w:type="gramStart"/>
-      <w:r>
-        <w:t>derribarlo</w:t>
-      </w:r>
-      <w:proofErr w:type="gramEnd"/>
-      <w:r>
-        <w:t xml:space="preserve"> pero </w:t>
-      </w:r>
-      <w:proofErr w:type="spellStart"/>
-      <w:r>
-        <w:t>dereck</w:t>
-      </w:r>
-      <w:proofErr w:type="spellEnd"/>
-      <w:r>
-        <w:t xml:space="preserve"> se levanta y derriba a </w:t>
-      </w:r>
-      <w:proofErr w:type="spellStart"/>
-      <w:r>
-        <w:t>mutou</w:t>
-      </w:r>
-      <w:proofErr w:type="spellEnd"/>
-      <w:r>
-        <w:t xml:space="preserve"> quedando victorioso</w:t>
+        <w:t>Hay una pelea entre mutou y dereck, mutou lo golpea y logra derribarlo pero dereck se levanta y derriba a mutou quedando victorioso</w:t>
       </w:r>
     </w:p>
     <w:p>
@@ -10750,36 +8896,14 @@
           <w:numId w:val="15"/>
         </w:numPr>
       </w:pPr>
-      <w:proofErr w:type="spellStart"/>
-      <w:proofErr w:type="gramStart"/>
-      <w:r>
-        <w:t>mutou:hitl</w:t>
-      </w:r>
-      <w:proofErr w:type="spellEnd"/>
-      <w:proofErr w:type="gramEnd"/>
-      <w:r>
-        <w:t xml:space="preserve">, </w:t>
-      </w:r>
-      <w:proofErr w:type="spellStart"/>
-      <w:proofErr w:type="gramStart"/>
-      <w:r>
-        <w:t>dereck:knockl</w:t>
-      </w:r>
-      <w:proofErr w:type="spellEnd"/>
-      <w:proofErr w:type="gramEnd"/>
+      <w:r>
+        <w:t>mutou:hitl, dereck:knockl</w:t>
+      </w:r>
       <w:r>
         <w:t xml:space="preserve"> (</w:t>
       </w:r>
       <w:r>
-        <w:t xml:space="preserve">Mutou golpea hacia la izquierda y </w:t>
-      </w:r>
-      <w:proofErr w:type="spellStart"/>
-      <w:r>
-        <w:t>dereck</w:t>
-      </w:r>
-      <w:proofErr w:type="spellEnd"/>
-      <w:r>
-        <w:t xml:space="preserve"> cae hacia la izquierda</w:t>
+        <w:t>Mutou golpea hacia la izquierda y dereck cae hacia la izquierda</w:t>
       </w:r>
       <w:r>
         <w:t>)</w:t>
@@ -10793,13 +8917,9 @@
           <w:numId w:val="15"/>
         </w:numPr>
       </w:pPr>
-      <w:proofErr w:type="spellStart"/>
-      <w:proofErr w:type="gramStart"/>
       <w:r>
         <w:t>dereck:raisel</w:t>
       </w:r>
-      <w:proofErr w:type="spellEnd"/>
-      <w:proofErr w:type="gramEnd"/>
       <w:r>
         <w:t xml:space="preserve"> (</w:t>
       </w:r>
@@ -10818,23 +8938,9 @@
           <w:numId w:val="15"/>
         </w:numPr>
       </w:pPr>
-      <w:proofErr w:type="spellStart"/>
-      <w:proofErr w:type="gramStart"/>
-      <w:r>
-        <w:t>dereck:hitr</w:t>
-      </w:r>
-      <w:proofErr w:type="spellEnd"/>
-      <w:proofErr w:type="gramEnd"/>
-      <w:r>
-        <w:t xml:space="preserve">, </w:t>
-      </w:r>
-      <w:proofErr w:type="spellStart"/>
-      <w:proofErr w:type="gramStart"/>
-      <w:r>
-        <w:t>mutou:knockr</w:t>
-      </w:r>
-      <w:proofErr w:type="spellEnd"/>
-      <w:proofErr w:type="gramEnd"/>
+      <w:r>
+        <w:t>dereck:hitr, mutou:knockr</w:t>
+      </w:r>
       <w:r>
         <w:t xml:space="preserve"> (</w:t>
       </w:r>
@@ -10873,6 +8979,7 @@
         </w:numPr>
       </w:pPr>
       <w:r>
+        <w:lastRenderedPageBreak/>
         <w:t>7 caracteres por segundo: velocidad de texto lenta.</w:t>
       </w:r>
     </w:p>
@@ -10922,7 +9029,6 @@
     </w:p>
     <w:p>
       <w:r>
-        <w:lastRenderedPageBreak/>
         <w:tab/>
       </w:r>
       <w:r>
@@ -10973,15 +9079,7 @@
     <w:p>
       <w:r>
         <w:tab/>
-        <w:t xml:space="preserve">A partir de esta columna se escribirá el texto de los diálogos que será mostrado en pantalla en los distintos idiomas declarados en la cabecera del archivo de control respetando el orden. En caso de necesitar añadir más idiomas es tan sencillo como escribir </w:t>
-      </w:r>
-      <w:proofErr w:type="gramStart"/>
-      <w:r>
-        <w:t>un ;</w:t>
-      </w:r>
-      <w:proofErr w:type="gramEnd"/>
-      <w:r>
-        <w:t xml:space="preserve"> en el último idioma y empezar a traducir todos los diálogos.</w:t>
+        <w:t>A partir de esta columna se escribirá el texto de los diálogos que será mostrado en pantalla en los distintos idiomas declarados en la cabecera del archivo de control respetando el orden. En caso de necesitar añadir más idiomas es tan sencillo como escribir un ; en el último idioma y empezar a traducir todos los diálogos.</w:t>
       </w:r>
     </w:p>
     <w:p>
@@ -10995,127 +9093,7 @@
         <w:ind w:left="708"/>
       </w:pPr>
       <w:r>
-        <w:t xml:space="preserve">"No </w:t>
-      </w:r>
-      <w:proofErr w:type="spellStart"/>
-      <w:r>
-        <w:t>se</w:t>
-      </w:r>
-      <w:proofErr w:type="spellEnd"/>
-      <w:r>
-        <w:t xml:space="preserve"> </w:t>
-      </w:r>
-      <w:proofErr w:type="spellStart"/>
-      <w:r>
-        <w:t>que</w:t>
-      </w:r>
-      <w:proofErr w:type="spellEnd"/>
-      <w:r>
-        <w:t xml:space="preserve"> hora o que día es hoy, creo que es miércoles en la </w:t>
-      </w:r>
-      <w:proofErr w:type="spellStart"/>
-      <w:proofErr w:type="gramStart"/>
-      <w:r>
-        <w:t>tarde.No</w:t>
-      </w:r>
-      <w:proofErr w:type="spellEnd"/>
-      <w:proofErr w:type="gramEnd"/>
-      <w:r>
-        <w:t xml:space="preserve"> </w:t>
-      </w:r>
-      <w:proofErr w:type="spellStart"/>
-      <w:r>
-        <w:t>se</w:t>
-      </w:r>
-      <w:proofErr w:type="spellEnd"/>
-      <w:r>
-        <w:t xml:space="preserve"> </w:t>
-      </w:r>
-      <w:proofErr w:type="spellStart"/>
-      <w:r>
-        <w:t>que</w:t>
-      </w:r>
-      <w:proofErr w:type="spellEnd"/>
-      <w:r>
-        <w:t xml:space="preserve"> hora o que día es hoy, creo que es miércoles en la </w:t>
-      </w:r>
-      <w:proofErr w:type="spellStart"/>
-      <w:proofErr w:type="gramStart"/>
-      <w:r>
-        <w:t>tarde.No</w:t>
-      </w:r>
-      <w:proofErr w:type="spellEnd"/>
-      <w:proofErr w:type="gramEnd"/>
-      <w:r>
-        <w:t xml:space="preserve"> </w:t>
-      </w:r>
-      <w:proofErr w:type="spellStart"/>
-      <w:r>
-        <w:t>se</w:t>
-      </w:r>
-      <w:proofErr w:type="spellEnd"/>
-      <w:r>
-        <w:t xml:space="preserve"> </w:t>
-      </w:r>
-      <w:proofErr w:type="spellStart"/>
-      <w:r>
-        <w:t>que</w:t>
-      </w:r>
-      <w:proofErr w:type="spellEnd"/>
-      <w:r>
-        <w:t xml:space="preserve"> hora o que día es hoy, creo que es miércoles en la </w:t>
-      </w:r>
-      <w:proofErr w:type="spellStart"/>
-      <w:proofErr w:type="gramStart"/>
-      <w:r>
-        <w:t>tarde.No</w:t>
-      </w:r>
-      <w:proofErr w:type="spellEnd"/>
-      <w:proofErr w:type="gramEnd"/>
-      <w:r>
-        <w:t xml:space="preserve"> </w:t>
-      </w:r>
-      <w:proofErr w:type="spellStart"/>
-      <w:r>
-        <w:t>se</w:t>
-      </w:r>
-      <w:proofErr w:type="spellEnd"/>
-      <w:r>
-        <w:t xml:space="preserve"> </w:t>
-      </w:r>
-      <w:proofErr w:type="spellStart"/>
-      <w:r>
-        <w:t>que</w:t>
-      </w:r>
-      <w:proofErr w:type="spellEnd"/>
-      <w:r>
-        <w:t xml:space="preserve"> hora o que día es hoy, creo que es miércoles en la </w:t>
-      </w:r>
-      <w:proofErr w:type="spellStart"/>
-      <w:proofErr w:type="gramStart"/>
-      <w:r>
-        <w:t>tarde.No</w:t>
-      </w:r>
-      <w:proofErr w:type="spellEnd"/>
-      <w:proofErr w:type="gramEnd"/>
-      <w:r>
-        <w:t xml:space="preserve"> </w:t>
-      </w:r>
-      <w:proofErr w:type="spellStart"/>
-      <w:r>
-        <w:t>se</w:t>
-      </w:r>
-      <w:proofErr w:type="spellEnd"/>
-      <w:r>
-        <w:t xml:space="preserve"> </w:t>
-      </w:r>
-      <w:proofErr w:type="spellStart"/>
-      <w:r>
-        <w:t>que</w:t>
-      </w:r>
-      <w:proofErr w:type="spellEnd"/>
-      <w:r>
-        <w:t xml:space="preserve"> hora o que día es hoy, creo que es miércoles en la"</w:t>
+        <w:t>"No se que hora o que día es hoy, creo que es miércoles en la tarde.No se que hora o que día es hoy, creo que es miércoles en la tarde.No se que hora o que día es hoy, creo que es miércoles en la tarde.No se que hora o que día es hoy, creo que es miércoles en la tarde.No se que hora o que día es hoy, creo que es miércoles en la"</w:t>
       </w:r>
     </w:p>
     <w:p>
@@ -11131,15 +9109,7 @@
         <w:ind w:firstLine="708"/>
       </w:pPr>
       <w:r>
-        <w:t xml:space="preserve">Para saber </w:t>
-      </w:r>
-      <w:proofErr w:type="spellStart"/>
-      <w:r>
-        <w:t>cuantos</w:t>
-      </w:r>
-      <w:proofErr w:type="spellEnd"/>
-      <w:r>
-        <w:t xml:space="preserve"> pixeles tiene tu diálogo puedes utilizar el siguiente sitio web: </w:t>
+        <w:t xml:space="preserve">Para saber cuantos pixeles tiene tu diálogo puedes utilizar el siguiente sitio web: </w:t>
       </w:r>
       <w:hyperlink r:id="rId25" w:history="1">
         <w:r>
@@ -11154,29 +9124,8 @@
       <w:pPr>
         <w:ind w:firstLine="708"/>
       </w:pPr>
-      <w:proofErr w:type="spellStart"/>
-      <w:r>
-        <w:t>Renpy</w:t>
-      </w:r>
-      <w:proofErr w:type="spellEnd"/>
-      <w:r>
-        <w:t xml:space="preserve"> posee diversos modificadores de texto, estos se escriben en medio del diálogo y son perfectamente utilizables en </w:t>
-      </w:r>
-      <w:proofErr w:type="gramStart"/>
-      <w:r>
-        <w:t>la columnas</w:t>
-      </w:r>
-      <w:proofErr w:type="gramEnd"/>
-      <w:r>
-        <w:t xml:space="preserve"> de idioma. Existen muchos modificadores de texto así que te recomiendo leer la documentación de </w:t>
-      </w:r>
-      <w:proofErr w:type="spellStart"/>
-      <w:r>
-        <w:t>Renpy</w:t>
-      </w:r>
-      <w:proofErr w:type="spellEnd"/>
-      <w:r>
-        <w:t xml:space="preserve"> para intentar implementarlos. </w:t>
+      <w:r>
+        <w:t xml:space="preserve">Renpy posee diversos modificadores de texto, estos se escriben en medio del diálogo y son perfectamente utilizables en la columnas de idioma. Existen muchos modificadores de texto así que te recomiendo leer la documentación de Renpy para intentar implementarlos. </w:t>
       </w:r>
       <w:hyperlink r:id="rId26" w:anchor="text-tag-alpha" w:history="1">
         <w:r>
@@ -11211,29 +9160,13 @@
       </w:pPr>
       <w:bookmarkStart w:id="17" w:name="_Toc199261570"/>
       <w:r>
-        <w:lastRenderedPageBreak/>
         <w:t>Orden de ejecución</w:t>
       </w:r>
     </w:p>
     <w:p>
       <w:r>
         <w:tab/>
-      </w:r>
-      <w:proofErr w:type="spellStart"/>
-      <w:r>
-        <w:t>Atlax</w:t>
-      </w:r>
-      <w:proofErr w:type="spellEnd"/>
-      <w:r>
-        <w:t xml:space="preserve"> </w:t>
-      </w:r>
-      <w:proofErr w:type="spellStart"/>
-      <w:r>
-        <w:t>Renpy</w:t>
-      </w:r>
-      <w:proofErr w:type="spellEnd"/>
-      <w:r>
-        <w:t xml:space="preserve"> tiene el siguiente orden de ejecución al momento de mostrar un diálogo de un archivo de control.</w:t>
+        <w:t>Atlax Renpy tiene el siguiente orden de ejecución al momento de mostrar un diálogo de un archivo de control.</w:t>
       </w:r>
     </w:p>
     <w:p>
@@ -11377,26 +9310,10 @@
         <w:t>T</w:t>
       </w:r>
       <w:r>
-        <w:t xml:space="preserve">ipo de terminación de </w:t>
-      </w:r>
-      <w:proofErr w:type="gramStart"/>
-      <w:r>
-        <w:t>escena</w:t>
-      </w:r>
-      <w:r>
-        <w:t xml:space="preserve"> ;</w:t>
-      </w:r>
-      <w:proofErr w:type="gramEnd"/>
-      <w:r>
-        <w:t xml:space="preserve"> </w:t>
-      </w:r>
-      <w:proofErr w:type="gramStart"/>
-      <w:r>
-        <w:t>transición :</w:t>
-      </w:r>
-      <w:proofErr w:type="gramEnd"/>
-      <w:r>
-        <w:t xml:space="preserve"> parámetros de transición</w:t>
+        <w:t>ipo de terminación de escena</w:t>
+      </w:r>
+      <w:r>
+        <w:t xml:space="preserve"> ; transición : parámetros de transición</w:t>
       </w:r>
     </w:p>
     <w:p>
@@ -11412,36 +9329,24 @@
       <w:r>
         <w:t>_</w:t>
       </w:r>
-      <w:proofErr w:type="gramStart"/>
       <w:r>
         <w:t xml:space="preserve">1 </w:t>
       </w:r>
       <w:r>
         <w:t>;</w:t>
       </w:r>
-      <w:proofErr w:type="gramEnd"/>
-      <w:r>
-        <w:t xml:space="preserve"> valor </w:t>
-      </w:r>
-      <w:proofErr w:type="gramStart"/>
-      <w:r>
-        <w:t xml:space="preserve">1 </w:t>
+      <w:r>
+        <w:t xml:space="preserve"> valor 1 </w:t>
       </w:r>
       <w:r>
         <w:t>;</w:t>
       </w:r>
-      <w:proofErr w:type="gramEnd"/>
-      <w:r>
-        <w:t xml:space="preserve"> valor </w:t>
-      </w:r>
-      <w:proofErr w:type="gramStart"/>
-      <w:r>
-        <w:t xml:space="preserve">2 </w:t>
+      <w:r>
+        <w:t xml:space="preserve"> valor 2 </w:t>
       </w:r>
       <w:r>
         <w:t>;</w:t>
       </w:r>
-      <w:proofErr w:type="gramEnd"/>
       <w:r>
         <w:t xml:space="preserve"> valor 3</w:t>
       </w:r>
@@ -11460,38 +9365,23 @@
         <w:t>_</w:t>
       </w:r>
       <w:r>
-        <w:t xml:space="preserve"> </w:t>
-      </w:r>
-      <w:proofErr w:type="gramStart"/>
-      <w:r>
-        <w:t xml:space="preserve">2 </w:t>
+        <w:t xml:space="preserve"> 2 </w:t>
       </w:r>
       <w:r>
         <w:t>;</w:t>
       </w:r>
-      <w:proofErr w:type="gramEnd"/>
-      <w:r>
-        <w:t xml:space="preserve"> valor </w:t>
-      </w:r>
-      <w:proofErr w:type="gramStart"/>
-      <w:r>
-        <w:t xml:space="preserve">1 </w:t>
+      <w:r>
+        <w:t xml:space="preserve"> valor 1 </w:t>
       </w:r>
       <w:r>
         <w:t>;</w:t>
       </w:r>
-      <w:proofErr w:type="gramEnd"/>
-      <w:r>
-        <w:t xml:space="preserve"> valor </w:t>
-      </w:r>
-      <w:proofErr w:type="gramStart"/>
-      <w:r>
-        <w:t xml:space="preserve">2 </w:t>
+      <w:r>
+        <w:t xml:space="preserve"> valor 2 </w:t>
       </w:r>
       <w:r>
         <w:t>;</w:t>
       </w:r>
-      <w:proofErr w:type="gramEnd"/>
       <w:r>
         <w:t xml:space="preserve"> valor 3</w:t>
       </w:r>
@@ -11507,14 +9397,7 @@
       </w:pPr>
       <w:r>
         <w:tab/>
-      </w:r>
-      <w:proofErr w:type="gramStart"/>
-      <w:r>
-        <w:t>La filas siguientes después</w:t>
-      </w:r>
-      <w:proofErr w:type="gramEnd"/>
-      <w:r>
-        <w:t xml:space="preserve"> de definir el tipo de terminación, son cada uno de los elementos que acompañan al tipo de terminación, en este caso nombrados “</w:t>
+        <w:t>La filas siguientes después de definir el tipo de terminación, son cada uno de los elementos que acompañan al tipo de terminación, en este caso nombrados “</w:t>
       </w:r>
       <w:r>
         <w:t>Key</w:t>
@@ -11578,6 +9461,7 @@
         <w:pStyle w:val="Ttulo3"/>
       </w:pPr>
       <w:r>
+        <w:lastRenderedPageBreak/>
         <w:t>Lineal</w:t>
       </w:r>
     </w:p>
@@ -11598,7 +9482,6 @@
         <w:rPr>
           <w:noProof/>
         </w:rPr>
-        <w:lastRenderedPageBreak/>
         <w:drawing>
           <wp:inline distT="0" distB="0" distL="0" distR="0" wp14:anchorId="5B7426F9" wp14:editId="63DB19C4">
             <wp:extent cx="5400040" cy="1024255"/>
@@ -11708,28 +9591,8 @@
     <w:p>
       <w:r>
         <w:tab/>
-      </w:r>
-      <w:proofErr w:type="spellStart"/>
-      <w:r>
-        <w:t>Key_de_fin_de_escena_</w:t>
-      </w:r>
-      <w:proofErr w:type="gramStart"/>
-      <w:r>
-        <w:t>A</w:t>
-      </w:r>
-      <w:proofErr w:type="spellEnd"/>
-      <w:r>
-        <w:t xml:space="preserve"> ;</w:t>
-      </w:r>
-      <w:proofErr w:type="gramEnd"/>
-      <w:r>
-        <w:t xml:space="preserve"> </w:t>
-      </w:r>
-      <w:proofErr w:type="spellStart"/>
-      <w:r>
-        <w:t>Nombre_de_la_siguiente_escena</w:t>
-      </w:r>
-      <w:proofErr w:type="spellEnd"/>
+        <w:t>Key_de_fin_de_escena_A ; Nombre_de_la_siguiente_escena</w:t>
+      </w:r>
     </w:p>
     <w:p>
       <w:r>
@@ -11737,119 +9600,71 @@
         <w:t xml:space="preserve">Por ejemplo, si estamos en una escena llamada </w:t>
       </w:r>
       <w:r>
-        <w:t>“</w:t>
-      </w:r>
-      <w:proofErr w:type="spellStart"/>
-      <w:r>
+        <w:t xml:space="preserve">“studying_for_final_exam” y </w:t>
+      </w:r>
+      <w:r>
+        <w:t xml:space="preserve">tenemos </w:t>
+      </w:r>
+      <w:r>
+        <w:t>otra</w:t>
+      </w:r>
+      <w:r>
+        <w:t xml:space="preserve"> escena</w:t>
+      </w:r>
+      <w:r>
+        <w:t xml:space="preserve"> que le sigue llamada “the_final_exam”, el archivo de control studying_for_</w:t>
+      </w:r>
+      <w:r>
+        <w:t>final_</w:t>
+      </w:r>
+      <w:r>
+        <w:t>exam.csv debería de terminar de la siguiente forma.</w:t>
+      </w:r>
+    </w:p>
+    <w:p>
+      <w:pPr>
+        <w:spacing w:after="0"/>
+        <w:rPr>
+          <w:highlight w:val="yellow"/>
+        </w:rPr>
+      </w:pPr>
+      <w:r>
+        <w:tab/>
+      </w:r>
+      <w:r>
+        <w:rPr>
+          <w:highlight w:val="yellow"/>
+        </w:rPr>
+        <w:t>#linear</w:t>
+      </w:r>
+    </w:p>
+    <w:p>
+      <w:pPr>
+        <w:ind w:firstLine="708"/>
+      </w:pPr>
+      <w:r>
+        <w:rPr>
+          <w:highlight w:val="yellow"/>
+        </w:rPr>
         <w:t>studying_for_final_exam</w:t>
       </w:r>
-      <w:proofErr w:type="spellEnd"/>
-      <w:r>
-        <w:t xml:space="preserve">” y </w:t>
-      </w:r>
-      <w:r>
-        <w:t xml:space="preserve">tenemos </w:t>
-      </w:r>
-      <w:r>
-        <w:t>otra</w:t>
-      </w:r>
-      <w:r>
-        <w:t xml:space="preserve"> escena</w:t>
-      </w:r>
-      <w:r>
-        <w:t xml:space="preserve"> que le sigue llamada “</w:t>
-      </w:r>
-      <w:proofErr w:type="spellStart"/>
-      <w:r>
+      <w:r>
+        <w:rPr>
+          <w:highlight w:val="yellow"/>
+        </w:rPr>
+        <w:t xml:space="preserve">_end ; </w:t>
+      </w:r>
+      <w:r>
+        <w:rPr>
+          <w:highlight w:val="yellow"/>
+        </w:rPr>
         <w:t>the_final_exam</w:t>
       </w:r>
-      <w:proofErr w:type="spellEnd"/>
-      <w:r>
-        <w:t>”, el archivo de control studying_for_</w:t>
-      </w:r>
-      <w:r>
-        <w:t>final_</w:t>
-      </w:r>
-      <w:r>
-        <w:t>exam.csv debería de terminar de la siguiente forma.</w:t>
-      </w:r>
-    </w:p>
-    <w:p>
-      <w:pPr>
-        <w:spacing w:after="0"/>
-        <w:rPr>
-          <w:highlight w:val="yellow"/>
-        </w:rPr>
-      </w:pPr>
+    </w:p>
+    <w:p>
       <w:r>
         <w:tab/>
-      </w:r>
-      <w:r>
-        <w:rPr>
-          <w:highlight w:val="yellow"/>
-        </w:rPr>
-        <w:t>#linear</w:t>
-      </w:r>
-    </w:p>
-    <w:p>
-      <w:pPr>
-        <w:ind w:firstLine="708"/>
-      </w:pPr>
-      <w:proofErr w:type="spellStart"/>
-      <w:r>
-        <w:rPr>
-          <w:highlight w:val="yellow"/>
-        </w:rPr>
-        <w:t>studying_for_final_exam</w:t>
-      </w:r>
-      <w:r>
-        <w:rPr>
-          <w:highlight w:val="yellow"/>
-        </w:rPr>
-        <w:t>_</w:t>
-      </w:r>
-      <w:proofErr w:type="gramStart"/>
-      <w:r>
-        <w:rPr>
-          <w:highlight w:val="yellow"/>
-        </w:rPr>
-        <w:t>end</w:t>
-      </w:r>
-      <w:proofErr w:type="spellEnd"/>
-      <w:r>
-        <w:rPr>
-          <w:highlight w:val="yellow"/>
-        </w:rPr>
-        <w:t xml:space="preserve"> ;</w:t>
-      </w:r>
-      <w:proofErr w:type="gramEnd"/>
-      <w:r>
-        <w:rPr>
-          <w:highlight w:val="yellow"/>
-        </w:rPr>
-        <w:t xml:space="preserve"> </w:t>
-      </w:r>
-      <w:proofErr w:type="spellStart"/>
-      <w:r>
-        <w:rPr>
-          <w:highlight w:val="yellow"/>
-        </w:rPr>
-        <w:t>the_final_exam</w:t>
-      </w:r>
-      <w:proofErr w:type="spellEnd"/>
-    </w:p>
-    <w:p>
-      <w:r>
-        <w:tab/>
-        <w:t>Continuando con el ejemplo de la segunda imagen, imaginemos que en nuestra historia hay un examen obligatorio que sin importar la ruta en que se encuentre el jugador, este examen siempre va a suceder. La escena del examen la llamaremos “</w:t>
-      </w:r>
-      <w:proofErr w:type="spellStart"/>
-      <w:r>
-        <w:t>the_x_exam</w:t>
-      </w:r>
-      <w:proofErr w:type="spellEnd"/>
-      <w:r>
-        <w:t>”.</w:t>
+        <w:t>Continuando con el ejemplo de la segunda imagen, imaginemos que en nuestra historia hay un examen obligatorio que sin importar la ruta en que se encuentre el jugador, este examen siempre va a suceder. La escena del examen la llamaremos “the_x_exam”.</w:t>
       </w:r>
     </w:p>
     <w:p>
@@ -11874,6 +9689,7 @@
         </w:sectPr>
       </w:pPr>
       <w:r>
+        <w:lastRenderedPageBreak/>
         <w:tab/>
       </w:r>
     </w:p>
@@ -11900,48 +9716,17 @@
       <w:pPr>
         <w:spacing w:after="0"/>
       </w:pPr>
-      <w:proofErr w:type="spellStart"/>
       <w:r>
         <w:rPr>
           <w:highlight w:val="yellow"/>
         </w:rPr>
-        <w:t>katherine_scene_</w:t>
-      </w:r>
-      <w:proofErr w:type="gramStart"/>
-      <w:r>
-        <w:rPr>
-          <w:highlight w:val="yellow"/>
-        </w:rPr>
-        <w:t>end</w:t>
-      </w:r>
-      <w:proofErr w:type="spellEnd"/>
-      <w:r>
-        <w:rPr>
-          <w:highlight w:val="yellow"/>
-        </w:rPr>
-        <w:t xml:space="preserve"> ;</w:t>
-      </w:r>
-      <w:proofErr w:type="gramEnd"/>
-      <w:r>
-        <w:rPr>
-          <w:highlight w:val="yellow"/>
-        </w:rPr>
-        <w:t xml:space="preserve"> </w:t>
-      </w:r>
-      <w:proofErr w:type="spellStart"/>
-      <w:r>
-        <w:rPr>
-          <w:highlight w:val="yellow"/>
-        </w:rPr>
-        <w:t>the_x_exam</w:t>
-      </w:r>
-      <w:proofErr w:type="spellEnd"/>
+        <w:t>katherine_scene_end ; the_x_exam</w:t>
+      </w:r>
     </w:p>
     <w:p/>
     <w:p/>
     <w:p>
       <w:r>
-        <w:lastRenderedPageBreak/>
         <w:t>(En la ruta de Amber)</w:t>
       </w:r>
     </w:p>
@@ -11963,102 +9748,42 @@
       <w:pPr>
         <w:spacing w:after="0"/>
       </w:pPr>
-      <w:proofErr w:type="spellStart"/>
       <w:r>
         <w:rPr>
           <w:highlight w:val="yellow"/>
         </w:rPr>
-        <w:t>amber_scene_</w:t>
-      </w:r>
-      <w:proofErr w:type="gramStart"/>
-      <w:r>
+        <w:t>amber_scene_end ; the_x_exam</w:t>
+      </w:r>
+    </w:p>
+    <w:p>
+      <w:r>
+        <w:t>(En la ruta de Mariangeles)</w:t>
+      </w:r>
+    </w:p>
+    <w:p>
+      <w:pPr>
+        <w:spacing w:after="0"/>
         <w:rPr>
           <w:highlight w:val="yellow"/>
         </w:rPr>
-        <w:t>end</w:t>
-      </w:r>
-      <w:proofErr w:type="spellEnd"/>
+      </w:pPr>
       <w:r>
         <w:rPr>
           <w:highlight w:val="yellow"/>
         </w:rPr>
-        <w:t xml:space="preserve"> ;</w:t>
-      </w:r>
-      <w:proofErr w:type="gramEnd"/>
+        <w:t>#linear</w:t>
+      </w:r>
+    </w:p>
+    <w:p>
+      <w:pPr>
+        <w:spacing w:after="0"/>
+      </w:pPr>
       <w:r>
         <w:rPr>
           <w:highlight w:val="yellow"/>
         </w:rPr>
-        <w:t xml:space="preserve"> </w:t>
-      </w:r>
-      <w:proofErr w:type="spellStart"/>
-      <w:r>
-        <w:rPr>
-          <w:highlight w:val="yellow"/>
-        </w:rPr>
-        <w:t>the_x_exam</w:t>
-      </w:r>
-      <w:proofErr w:type="spellEnd"/>
-    </w:p>
-    <w:p>
-      <w:r>
-        <w:t>(En la ruta de Mariangeles)</w:t>
-      </w:r>
-    </w:p>
-    <w:p>
-      <w:pPr>
-        <w:spacing w:after="0"/>
-        <w:rPr>
-          <w:highlight w:val="yellow"/>
-        </w:rPr>
-      </w:pPr>
-      <w:r>
-        <w:rPr>
-          <w:highlight w:val="yellow"/>
-        </w:rPr>
-        <w:t>#linear</w:t>
-      </w:r>
-    </w:p>
-    <w:p>
-      <w:pPr>
-        <w:spacing w:after="0"/>
-      </w:pPr>
-      <w:proofErr w:type="spellStart"/>
-      <w:r>
-        <w:rPr>
-          <w:highlight w:val="yellow"/>
-        </w:rPr>
-        <w:t>mariangeles_scene_</w:t>
-      </w:r>
-      <w:proofErr w:type="gramStart"/>
-      <w:r>
-        <w:rPr>
-          <w:highlight w:val="yellow"/>
-        </w:rPr>
-        <w:t>end</w:t>
-      </w:r>
-      <w:proofErr w:type="spellEnd"/>
-      <w:r>
-        <w:rPr>
-          <w:highlight w:val="yellow"/>
-        </w:rPr>
-        <w:t xml:space="preserve"> ;</w:t>
-      </w:r>
-      <w:proofErr w:type="gramEnd"/>
-      <w:r>
-        <w:rPr>
-          <w:highlight w:val="yellow"/>
-        </w:rPr>
-        <w:t xml:space="preserve"> </w:t>
-      </w:r>
-      <w:proofErr w:type="spellStart"/>
-      <w:r>
-        <w:rPr>
-          <w:highlight w:val="yellow"/>
-        </w:rPr>
-        <w:t>the_x_exam</w:t>
-      </w:r>
-      <w:proofErr w:type="spellEnd"/>
+        <w:t>mariangeles_scene_end ; the_x_exam</w:t>
+      </w:r>
     </w:p>
     <w:p/>
     <w:p/>
@@ -12092,42 +9817,12 @@
           <w:docGrid w:linePitch="360"/>
         </w:sectPr>
       </w:pPr>
-      <w:proofErr w:type="spellStart"/>
       <w:r>
         <w:rPr>
           <w:highlight w:val="yellow"/>
         </w:rPr>
-        <w:t>stefannie_scene_</w:t>
-      </w:r>
-      <w:proofErr w:type="gramStart"/>
-      <w:r>
-        <w:rPr>
-          <w:highlight w:val="yellow"/>
-        </w:rPr>
-        <w:t>end</w:t>
-      </w:r>
-      <w:proofErr w:type="spellEnd"/>
-      <w:r>
-        <w:rPr>
-          <w:highlight w:val="yellow"/>
-        </w:rPr>
-        <w:t xml:space="preserve"> ;</w:t>
-      </w:r>
-      <w:proofErr w:type="gramEnd"/>
-      <w:r>
-        <w:rPr>
-          <w:highlight w:val="yellow"/>
-        </w:rPr>
-        <w:t xml:space="preserve"> </w:t>
-      </w:r>
-      <w:proofErr w:type="spellStart"/>
-      <w:r>
-        <w:rPr>
-          <w:highlight w:val="yellow"/>
-        </w:rPr>
-        <w:t>the_x_exam</w:t>
-      </w:r>
-      <w:proofErr w:type="spellEnd"/>
+        <w:t>stefannie_scene_end ; the_x_exam</w:t>
+      </w:r>
     </w:p>
     <w:p>
       <w:pPr>
@@ -12164,31 +9859,7 @@
     <w:p>
       <w:r>
         <w:tab/>
-        <w:t xml:space="preserve">La decisión es la mecánica principal de la mayoría de </w:t>
-      </w:r>
-      <w:proofErr w:type="gramStart"/>
-      <w:r>
-        <w:t>novelas</w:t>
-      </w:r>
-      <w:proofErr w:type="gramEnd"/>
-      <w:r>
-        <w:t xml:space="preserve"> visuales, este consiste en plasmar ante el jugador una situación en la que deba tomar una decisión. Con las decisiones podemos dividir la historia en caminos distintos y además </w:t>
-      </w:r>
-      <w:proofErr w:type="spellStart"/>
-      <w:r>
-        <w:t>Atlax</w:t>
-      </w:r>
-      <w:proofErr w:type="spellEnd"/>
-      <w:r>
-        <w:t xml:space="preserve"> </w:t>
-      </w:r>
-      <w:proofErr w:type="spellStart"/>
-      <w:r>
-        <w:t>Renpy</w:t>
-      </w:r>
-      <w:proofErr w:type="spellEnd"/>
-      <w:r>
-        <w:t xml:space="preserve"> nos permitirá agregar un sistema de puntos. Sintaxis.</w:t>
+        <w:t>La decisión es la mecánica principal de la mayoría de novelas visuales, este consiste en plasmar ante el jugador una situación en la que deba tomar una decisión. Con las decisiones podemos dividir la historia en caminos distintos y además Atlax Renpy nos permitirá agregar un sistema de puntos. Sintaxis.</w:t>
       </w:r>
     </w:p>
     <w:p>
@@ -12214,238 +9885,69 @@
           <w:sz w:val="22"/>
           <w:szCs w:val="22"/>
         </w:rPr>
-        <w:t>key_opcion_</w:t>
-      </w:r>
-      <w:proofErr w:type="gramStart"/>
+        <w:t>key_opcion_1 ; punto_1 : valor_punto_1 ; siguiente escena</w:t>
+      </w:r>
       <w:r>
         <w:rPr>
           <w:sz w:val="22"/>
           <w:szCs w:val="22"/>
         </w:rPr>
-        <w:t>1 ;</w:t>
-      </w:r>
-      <w:proofErr w:type="gramEnd"/>
+        <w:t xml:space="preserve"> ;</w:t>
+      </w:r>
       <w:r>
         <w:rPr>
           <w:sz w:val="22"/>
           <w:szCs w:val="22"/>
         </w:rPr>
-        <w:t xml:space="preserve"> punto_</w:t>
-      </w:r>
-      <w:proofErr w:type="gramStart"/>
-      <w:r>
+        <w:t>texto</w:t>
+      </w:r>
+    </w:p>
+    <w:p>
+      <w:pPr>
+        <w:spacing w:after="0"/>
+        <w:ind w:firstLine="708"/>
         <w:rPr>
           <w:sz w:val="22"/>
           <w:szCs w:val="22"/>
         </w:rPr>
-        <w:t>1 :</w:t>
-      </w:r>
-      <w:proofErr w:type="gramEnd"/>
+      </w:pPr>
       <w:r>
         <w:rPr>
           <w:sz w:val="22"/>
           <w:szCs w:val="22"/>
         </w:rPr>
-        <w:t xml:space="preserve"> valor_punto_</w:t>
-      </w:r>
-      <w:proofErr w:type="gramStart"/>
+        <w:t>key_opcion_2 ;; siguiente escena</w:t>
+      </w:r>
       <w:r>
         <w:rPr>
           <w:sz w:val="22"/>
           <w:szCs w:val="22"/>
         </w:rPr>
-        <w:t>1 ;</w:t>
-      </w:r>
-      <w:proofErr w:type="gramEnd"/>
-      <w:r>
+        <w:t xml:space="preserve"> ; texto</w:t>
+      </w:r>
+    </w:p>
+    <w:p>
+      <w:pPr>
+        <w:spacing w:after="0"/>
+        <w:ind w:firstLine="708"/>
         <w:rPr>
           <w:sz w:val="22"/>
           <w:szCs w:val="22"/>
         </w:rPr>
-        <w:t xml:space="preserve"> siguiente </w:t>
-      </w:r>
-      <w:proofErr w:type="gramStart"/>
+      </w:pPr>
       <w:r>
         <w:rPr>
           <w:sz w:val="22"/>
           <w:szCs w:val="22"/>
         </w:rPr>
-        <w:t>escena</w:t>
+        <w:t xml:space="preserve">key_opcion_3 ; punto1:valor_punto1, punto2:valor_punto2 ; siguiente escena </w:t>
       </w:r>
       <w:r>
         <w:rPr>
           <w:sz w:val="22"/>
           <w:szCs w:val="22"/>
         </w:rPr>
-        <w:t xml:space="preserve"> ;</w:t>
-      </w:r>
-      <w:r>
-        <w:rPr>
-          <w:sz w:val="22"/>
-          <w:szCs w:val="22"/>
-        </w:rPr>
-        <w:t>texto</w:t>
-      </w:r>
-      <w:proofErr w:type="gramEnd"/>
-    </w:p>
-    <w:p>
-      <w:pPr>
-        <w:spacing w:after="0"/>
-        <w:ind w:firstLine="708"/>
-        <w:rPr>
-          <w:sz w:val="22"/>
-          <w:szCs w:val="22"/>
-        </w:rPr>
-      </w:pPr>
-      <w:r>
-        <w:rPr>
-          <w:sz w:val="22"/>
-          <w:szCs w:val="22"/>
-        </w:rPr>
-        <w:t>key_opcion_</w:t>
-      </w:r>
-      <w:proofErr w:type="gramStart"/>
-      <w:r>
-        <w:rPr>
-          <w:sz w:val="22"/>
-          <w:szCs w:val="22"/>
-        </w:rPr>
-        <w:t>2 ;</w:t>
-      </w:r>
-      <w:proofErr w:type="gramEnd"/>
-      <w:r>
-        <w:rPr>
-          <w:sz w:val="22"/>
-          <w:szCs w:val="22"/>
-        </w:rPr>
-        <w:t xml:space="preserve">; siguiente </w:t>
-      </w:r>
-      <w:proofErr w:type="gramStart"/>
-      <w:r>
-        <w:rPr>
-          <w:sz w:val="22"/>
-          <w:szCs w:val="22"/>
-        </w:rPr>
-        <w:t>escena</w:t>
-      </w:r>
-      <w:r>
-        <w:rPr>
-          <w:sz w:val="22"/>
-          <w:szCs w:val="22"/>
-        </w:rPr>
-        <w:t xml:space="preserve"> ;</w:t>
-      </w:r>
-      <w:proofErr w:type="gramEnd"/>
-      <w:r>
-        <w:rPr>
-          <w:sz w:val="22"/>
-          <w:szCs w:val="22"/>
-        </w:rPr>
-        <w:t xml:space="preserve"> texto</w:t>
-      </w:r>
-    </w:p>
-    <w:p>
-      <w:pPr>
-        <w:spacing w:after="0"/>
-        <w:ind w:firstLine="708"/>
-        <w:rPr>
-          <w:sz w:val="22"/>
-          <w:szCs w:val="22"/>
-        </w:rPr>
-      </w:pPr>
-      <w:r>
-        <w:rPr>
-          <w:sz w:val="22"/>
-          <w:szCs w:val="22"/>
-        </w:rPr>
-        <w:t>key_opcion_</w:t>
-      </w:r>
-      <w:proofErr w:type="gramStart"/>
-      <w:r>
-        <w:rPr>
-          <w:sz w:val="22"/>
-          <w:szCs w:val="22"/>
-        </w:rPr>
-        <w:t>3 ;</w:t>
-      </w:r>
-      <w:proofErr w:type="gramEnd"/>
-      <w:r>
-        <w:rPr>
-          <w:sz w:val="22"/>
-          <w:szCs w:val="22"/>
-        </w:rPr>
-        <w:t xml:space="preserve"> punto</w:t>
-      </w:r>
-      <w:proofErr w:type="gramStart"/>
-      <w:r>
-        <w:rPr>
-          <w:sz w:val="22"/>
-          <w:szCs w:val="22"/>
-        </w:rPr>
-        <w:t>1:valor</w:t>
-      </w:r>
-      <w:proofErr w:type="gramEnd"/>
-      <w:r>
-        <w:rPr>
-          <w:sz w:val="22"/>
-          <w:szCs w:val="22"/>
-        </w:rPr>
-        <w:t>_punto1, punto</w:t>
-      </w:r>
-      <w:proofErr w:type="gramStart"/>
-      <w:r>
-        <w:rPr>
-          <w:sz w:val="22"/>
-          <w:szCs w:val="22"/>
-        </w:rPr>
-        <w:t>2:valor</w:t>
-      </w:r>
-      <w:proofErr w:type="gramEnd"/>
-      <w:r>
-        <w:rPr>
-          <w:sz w:val="22"/>
-          <w:szCs w:val="22"/>
-        </w:rPr>
-        <w:t>_punto</w:t>
-      </w:r>
-      <w:proofErr w:type="gramStart"/>
-      <w:r>
-        <w:rPr>
-          <w:sz w:val="22"/>
-          <w:szCs w:val="22"/>
-        </w:rPr>
-        <w:t>2 ;</w:t>
-      </w:r>
-      <w:proofErr w:type="gramEnd"/>
-      <w:r>
-        <w:rPr>
-          <w:sz w:val="22"/>
-          <w:szCs w:val="22"/>
-        </w:rPr>
-        <w:t xml:space="preserve"> siguiente </w:t>
-      </w:r>
-      <w:proofErr w:type="gramStart"/>
-      <w:r>
-        <w:rPr>
-          <w:sz w:val="22"/>
-          <w:szCs w:val="22"/>
-        </w:rPr>
-        <w:t xml:space="preserve">escena </w:t>
-      </w:r>
-      <w:r>
-        <w:rPr>
-          <w:sz w:val="22"/>
-          <w:szCs w:val="22"/>
-        </w:rPr>
-        <w:t>;</w:t>
-      </w:r>
-      <w:proofErr w:type="gramEnd"/>
-      <w:r>
-        <w:rPr>
-          <w:sz w:val="22"/>
-          <w:szCs w:val="22"/>
-        </w:rPr>
-        <w:t xml:space="preserve"> texto</w:t>
+        <w:t>; texto</w:t>
       </w:r>
     </w:p>
     <w:p>
@@ -12566,15 +10068,7 @@
     <w:p>
       <w:r>
         <w:tab/>
-        <w:t xml:space="preserve">Como se dijo anteriormente, también se pueden modificar los puntos, estos puntos pueden llevar el nombre que se desee, el único detalle es que debes asegurarte de escribirlo bien </w:t>
-      </w:r>
-      <w:proofErr w:type="gramStart"/>
-      <w:r>
-        <w:t>ya que</w:t>
-      </w:r>
-      <w:proofErr w:type="gramEnd"/>
-      <w:r>
-        <w:t xml:space="preserve"> si lo escribes mal, el motor lo interpretará como un punto distinto.</w:t>
+        <w:t>Como se dijo anteriormente, también se pueden modificar los puntos, estos puntos pueden llevar el nombre que se desee, el único detalle es que debes asegurarte de escribirlo bien ya que si lo escribes mal, el motor lo interpretará como un punto distinto.</w:t>
       </w:r>
     </w:p>
     <w:p>
@@ -12661,53 +10155,57 @@
       <w:r>
         <w:tab/>
       </w:r>
-      <w:proofErr w:type="spellStart"/>
       <w:r>
         <w:rPr>
           <w:highlight w:val="yellow"/>
         </w:rPr>
-        <w:t>give_</w:t>
-      </w:r>
-      <w:proofErr w:type="gramStart"/>
+        <w:t>give_sushi ; ; scene_B</w:t>
+      </w:r>
       <w:r>
         <w:rPr>
           <w:highlight w:val="yellow"/>
         </w:rPr>
-        <w:t>sushi</w:t>
-      </w:r>
-      <w:proofErr w:type="spellEnd"/>
+        <w:t xml:space="preserve"> </w:t>
+      </w:r>
       <w:r>
         <w:rPr>
           <w:highlight w:val="yellow"/>
         </w:rPr>
-        <w:t xml:space="preserve"> ;</w:t>
-      </w:r>
-      <w:proofErr w:type="gramEnd"/>
+        <w:t>;</w:t>
+      </w:r>
       <w:r>
         <w:rPr>
           <w:highlight w:val="yellow"/>
         </w:rPr>
-        <w:t xml:space="preserve"> ; </w:t>
-      </w:r>
-      <w:proofErr w:type="spellStart"/>
+        <w:t xml:space="preserve"> </w:t>
+      </w:r>
       <w:r>
         <w:rPr>
           <w:highlight w:val="yellow"/>
         </w:rPr>
-        <w:t>scene_</w:t>
-      </w:r>
-      <w:proofErr w:type="gramStart"/>
-      <w:r>
+        <w:t>Sushi</w:t>
+      </w:r>
+    </w:p>
+    <w:p>
+      <w:pPr>
+        <w:spacing w:after="0"/>
         <w:rPr>
           <w:highlight w:val="yellow"/>
         </w:rPr>
-        <w:t>B</w:t>
-      </w:r>
-      <w:proofErr w:type="spellEnd"/>
+      </w:pPr>
+      <w:r>
+        <w:tab/>
+      </w:r>
       <w:r>
         <w:rPr>
           <w:highlight w:val="yellow"/>
         </w:rPr>
+        <w:t>give_salad ; amistad : -1 ; scene_C</w:t>
+      </w:r>
+      <w:r>
+        <w:rPr>
+          <w:highlight w:val="yellow"/>
+        </w:rPr>
         <w:t xml:space="preserve"> </w:t>
       </w:r>
       <w:r>
@@ -12716,7 +10214,6 @@
         </w:rPr>
         <w:t>;</w:t>
       </w:r>
-      <w:proofErr w:type="gramEnd"/>
       <w:r>
         <w:rPr>
           <w:highlight w:val="yellow"/>
@@ -12727,207 +10224,34 @@
         <w:rPr>
           <w:highlight w:val="yellow"/>
         </w:rPr>
-        <w:t>Sushi</w:t>
+        <w:t>Ensalada</w:t>
       </w:r>
     </w:p>
     <w:p>
       <w:pPr>
         <w:spacing w:after="0"/>
+      </w:pPr>
+      <w:r>
+        <w:tab/>
+      </w:r>
+      <w:r>
         <w:rPr>
           <w:highlight w:val="yellow"/>
         </w:rPr>
-      </w:pPr>
-      <w:r>
-        <w:tab/>
-      </w:r>
-      <w:proofErr w:type="spellStart"/>
+        <w:t>give_beef ; amistad : 1 ; scene_D</w:t>
+      </w:r>
       <w:r>
         <w:rPr>
           <w:highlight w:val="yellow"/>
         </w:rPr>
-        <w:t>give_</w:t>
-      </w:r>
-      <w:proofErr w:type="gramStart"/>
+        <w:t xml:space="preserve"> </w:t>
+      </w:r>
       <w:r>
         <w:rPr>
           <w:highlight w:val="yellow"/>
         </w:rPr>
-        <w:t>salad</w:t>
-      </w:r>
-      <w:proofErr w:type="spellEnd"/>
-      <w:r>
-        <w:rPr>
-          <w:highlight w:val="yellow"/>
-        </w:rPr>
-        <w:t xml:space="preserve"> ;</w:t>
-      </w:r>
-      <w:proofErr w:type="gramEnd"/>
-      <w:r>
-        <w:rPr>
-          <w:highlight w:val="yellow"/>
-        </w:rPr>
-        <w:t xml:space="preserve"> </w:t>
-      </w:r>
-      <w:proofErr w:type="gramStart"/>
-      <w:r>
-        <w:rPr>
-          <w:highlight w:val="yellow"/>
-        </w:rPr>
-        <w:t>amistad :</w:t>
-      </w:r>
-      <w:proofErr w:type="gramEnd"/>
-      <w:r>
-        <w:rPr>
-          <w:highlight w:val="yellow"/>
-        </w:rPr>
-        <w:t xml:space="preserve"> -</w:t>
-      </w:r>
-      <w:proofErr w:type="gramStart"/>
-      <w:r>
-        <w:rPr>
-          <w:highlight w:val="yellow"/>
-        </w:rPr>
-        <w:t>1 ;</w:t>
-      </w:r>
-      <w:proofErr w:type="gramEnd"/>
-      <w:r>
-        <w:rPr>
-          <w:highlight w:val="yellow"/>
-        </w:rPr>
-        <w:t xml:space="preserve"> </w:t>
-      </w:r>
-      <w:proofErr w:type="spellStart"/>
-      <w:r>
-        <w:rPr>
-          <w:highlight w:val="yellow"/>
-        </w:rPr>
-        <w:t>scene_</w:t>
-      </w:r>
-      <w:proofErr w:type="gramStart"/>
-      <w:r>
-        <w:rPr>
-          <w:highlight w:val="yellow"/>
-        </w:rPr>
-        <w:t>C</w:t>
-      </w:r>
-      <w:proofErr w:type="spellEnd"/>
-      <w:r>
-        <w:rPr>
-          <w:highlight w:val="yellow"/>
-        </w:rPr>
-        <w:t xml:space="preserve"> </w:t>
-      </w:r>
-      <w:r>
-        <w:rPr>
-          <w:highlight w:val="yellow"/>
-        </w:rPr>
         <w:t>;</w:t>
       </w:r>
-      <w:proofErr w:type="gramEnd"/>
-      <w:r>
-        <w:rPr>
-          <w:highlight w:val="yellow"/>
-        </w:rPr>
-        <w:t xml:space="preserve"> </w:t>
-      </w:r>
-      <w:r>
-        <w:rPr>
-          <w:highlight w:val="yellow"/>
-        </w:rPr>
-        <w:t>Ensalada</w:t>
-      </w:r>
-    </w:p>
-    <w:p>
-      <w:pPr>
-        <w:spacing w:after="0"/>
-      </w:pPr>
-      <w:r>
-        <w:tab/>
-      </w:r>
-      <w:proofErr w:type="spellStart"/>
-      <w:r>
-        <w:rPr>
-          <w:highlight w:val="yellow"/>
-        </w:rPr>
-        <w:t>give_</w:t>
-      </w:r>
-      <w:proofErr w:type="gramStart"/>
-      <w:r>
-        <w:rPr>
-          <w:highlight w:val="yellow"/>
-        </w:rPr>
-        <w:t>beef</w:t>
-      </w:r>
-      <w:proofErr w:type="spellEnd"/>
-      <w:r>
-        <w:rPr>
-          <w:highlight w:val="yellow"/>
-        </w:rPr>
-        <w:t xml:space="preserve"> ;</w:t>
-      </w:r>
-      <w:proofErr w:type="gramEnd"/>
-      <w:r>
-        <w:rPr>
-          <w:highlight w:val="yellow"/>
-        </w:rPr>
-        <w:t xml:space="preserve"> </w:t>
-      </w:r>
-      <w:proofErr w:type="gramStart"/>
-      <w:r>
-        <w:rPr>
-          <w:highlight w:val="yellow"/>
-        </w:rPr>
-        <w:t>amistad :</w:t>
-      </w:r>
-      <w:proofErr w:type="gramEnd"/>
-      <w:r>
-        <w:rPr>
-          <w:highlight w:val="yellow"/>
-        </w:rPr>
-        <w:t xml:space="preserve"> </w:t>
-      </w:r>
-      <w:proofErr w:type="gramStart"/>
-      <w:r>
-        <w:rPr>
-          <w:highlight w:val="yellow"/>
-        </w:rPr>
-        <w:t>1 ;</w:t>
-      </w:r>
-      <w:proofErr w:type="gramEnd"/>
-      <w:r>
-        <w:rPr>
-          <w:highlight w:val="yellow"/>
-        </w:rPr>
-        <w:t xml:space="preserve"> </w:t>
-      </w:r>
-      <w:proofErr w:type="spellStart"/>
-      <w:r>
-        <w:rPr>
-          <w:highlight w:val="yellow"/>
-        </w:rPr>
-        <w:t>scene_</w:t>
-      </w:r>
-      <w:proofErr w:type="gramStart"/>
-      <w:r>
-        <w:rPr>
-          <w:highlight w:val="yellow"/>
-        </w:rPr>
-        <w:t>D</w:t>
-      </w:r>
-      <w:proofErr w:type="spellEnd"/>
-      <w:r>
-        <w:rPr>
-          <w:highlight w:val="yellow"/>
-        </w:rPr>
-        <w:t xml:space="preserve"> </w:t>
-      </w:r>
-      <w:r>
-        <w:rPr>
-          <w:highlight w:val="yellow"/>
-        </w:rPr>
-        <w:t>;</w:t>
-      </w:r>
-      <w:proofErr w:type="gramEnd"/>
       <w:r>
         <w:rPr>
           <w:highlight w:val="yellow"/>
@@ -12962,39 +10286,7 @@
         <w:t>consecuencias</w:t>
       </w:r>
       <w:r>
-        <w:t xml:space="preserve">, </w:t>
-      </w:r>
-      <w:proofErr w:type="gramStart"/>
-      <w:r>
-        <w:t>este caso son</w:t>
-      </w:r>
-      <w:proofErr w:type="gramEnd"/>
-      <w:r>
-        <w:t xml:space="preserve"> “</w:t>
-      </w:r>
-      <w:proofErr w:type="spellStart"/>
-      <w:r>
-        <w:t>give_sushi</w:t>
-      </w:r>
-      <w:proofErr w:type="spellEnd"/>
-      <w:r>
-        <w:t>”, “</w:t>
-      </w:r>
-      <w:proofErr w:type="spellStart"/>
-      <w:r>
-        <w:t>give_salad</w:t>
-      </w:r>
-      <w:proofErr w:type="spellEnd"/>
-      <w:r>
-        <w:t>” y “</w:t>
-      </w:r>
-      <w:proofErr w:type="spellStart"/>
-      <w:r>
-        <w:t>give_beef</w:t>
-      </w:r>
-      <w:proofErr w:type="spellEnd"/>
-      <w:r>
-        <w:t>”, estos identificadores jamás deben repetirse, o al menos, en la</w:t>
+        <w:t>, este caso son “give_sushi”, “give_salad” y “give_beef”, estos identificadores jamás deben repetirse, o al menos, en la</w:t>
       </w:r>
       <w:r>
         <w:t xml:space="preserve"> misma</w:t>
@@ -13029,15 +10321,7 @@
         <w:t>diálogos</w:t>
       </w:r>
       <w:r>
-        <w:t xml:space="preserve">, para agregar nuevos textos dependiendo del idioma, debemos seguir </w:t>
-      </w:r>
-      <w:proofErr w:type="gramStart"/>
-      <w:r>
-        <w:t>agregando ;</w:t>
-      </w:r>
-      <w:proofErr w:type="gramEnd"/>
-      <w:r>
-        <w:t xml:space="preserve"> y añadiendo los textos correspondientes al idioma.</w:t>
+        <w:t>, para agregar nuevos textos dependiendo del idioma, debemos seguir agregando ; y añadiendo los textos correspondientes al idioma.</w:t>
       </w:r>
     </w:p>
     <w:p>
@@ -13067,15 +10351,7 @@
         <w:t>y por decisión.</w:t>
       </w:r>
       <w:r>
-        <w:t xml:space="preserve"> Para estas condiciones se debe tener especial control sobre los valores posibles de los </w:t>
-      </w:r>
-      <w:proofErr w:type="gramStart"/>
-      <w:r>
-        <w:t>puntos</w:t>
-      </w:r>
-      <w:proofErr w:type="gramEnd"/>
-      <w:r>
-        <w:t xml:space="preserve"> así como los posibles diálogos y escenas pasadas, esto para saber si de verdad las condiciones que estás escribiendo se pueden cumplir. </w:t>
+        <w:t xml:space="preserve"> Para estas condiciones se debe tener especial control sobre los valores posibles de los puntos así como los posibles diálogos y escenas pasadas, esto para saber si de verdad las condiciones que estás escribiendo se pueden cumplir. </w:t>
       </w:r>
     </w:p>
     <w:p>
@@ -13150,16 +10426,22 @@
         <w:rPr>
           <w:highlight w:val="yellow"/>
         </w:rPr>
-        <w:t xml:space="preserve">#condition </w:t>
-      </w:r>
-      <w:proofErr w:type="spellStart"/>
+        <w:t>#condition points</w:t>
+      </w:r>
+    </w:p>
+    <w:p>
+      <w:pPr>
+        <w:spacing w:after="0"/>
+      </w:pPr>
+      <w:r>
+        <w:tab/>
+      </w:r>
       <w:r>
         <w:rPr>
           <w:highlight w:val="yellow"/>
         </w:rPr>
-        <w:t>points</w:t>
-      </w:r>
-      <w:proofErr w:type="spellEnd"/>
+        <w:t>exam_positive_grade ; calificación &gt; 10 ; aprobado</w:t>
+      </w:r>
     </w:p>
     <w:p>
       <w:pPr>
@@ -13168,83 +10450,11 @@
       <w:r>
         <w:tab/>
       </w:r>
-      <w:proofErr w:type="spellStart"/>
       <w:r>
         <w:rPr>
           <w:highlight w:val="yellow"/>
         </w:rPr>
-        <w:t>exam_positive_</w:t>
-      </w:r>
-      <w:proofErr w:type="gramStart"/>
-      <w:r>
-        <w:rPr>
-          <w:highlight w:val="yellow"/>
-        </w:rPr>
-        <w:t>grade</w:t>
-      </w:r>
-      <w:proofErr w:type="spellEnd"/>
-      <w:r>
-        <w:rPr>
-          <w:highlight w:val="yellow"/>
-        </w:rPr>
-        <w:t xml:space="preserve"> ;</w:t>
-      </w:r>
-      <w:proofErr w:type="gramEnd"/>
-      <w:r>
-        <w:rPr>
-          <w:highlight w:val="yellow"/>
-        </w:rPr>
-        <w:t xml:space="preserve"> calificación &gt; </w:t>
-      </w:r>
-      <w:proofErr w:type="gramStart"/>
-      <w:r>
-        <w:rPr>
-          <w:highlight w:val="yellow"/>
-        </w:rPr>
-        <w:t>10 ;</w:t>
-      </w:r>
-      <w:proofErr w:type="gramEnd"/>
-      <w:r>
-        <w:rPr>
-          <w:highlight w:val="yellow"/>
-        </w:rPr>
-        <w:t xml:space="preserve"> aprobado</w:t>
-      </w:r>
-    </w:p>
-    <w:p>
-      <w:pPr>
-        <w:spacing w:after="0"/>
-      </w:pPr>
-      <w:r>
-        <w:tab/>
-      </w:r>
-      <w:proofErr w:type="spellStart"/>
-      <w:r>
-        <w:rPr>
-          <w:highlight w:val="yellow"/>
-        </w:rPr>
-        <w:t>exam_negative_</w:t>
-      </w:r>
-      <w:proofErr w:type="gramStart"/>
-      <w:r>
-        <w:rPr>
-          <w:highlight w:val="yellow"/>
-        </w:rPr>
-        <w:t>grade</w:t>
-      </w:r>
-      <w:proofErr w:type="spellEnd"/>
-      <w:r>
-        <w:rPr>
-          <w:highlight w:val="yellow"/>
-        </w:rPr>
-        <w:t xml:space="preserve"> ;</w:t>
-      </w:r>
-      <w:proofErr w:type="gramEnd"/>
-      <w:r>
-        <w:rPr>
-          <w:highlight w:val="yellow"/>
-        </w:rPr>
-        <w:t xml:space="preserve"> ; reprobado</w:t>
+        <w:t>exam_negative_grade ; ; reprobado</w:t>
       </w:r>
     </w:p>
     <w:p>
@@ -13326,31 +10536,7 @@
         <w:ind w:firstLine="708"/>
       </w:pPr>
       <w:r>
-        <w:t xml:space="preserve">Como </w:t>
-      </w:r>
-      <w:proofErr w:type="spellStart"/>
-      <w:r>
-        <w:t>Atlax</w:t>
-      </w:r>
-      <w:proofErr w:type="spellEnd"/>
-      <w:r>
-        <w:t xml:space="preserve"> </w:t>
-      </w:r>
-      <w:proofErr w:type="spellStart"/>
-      <w:r>
-        <w:t>Renpy</w:t>
-      </w:r>
-      <w:proofErr w:type="spellEnd"/>
-      <w:r>
-        <w:t xml:space="preserve"> verifica todas las condiciones y si ninguna se cumple toma la última por defecto, no hace falta colocar condición en la última opción, </w:t>
-      </w:r>
-      <w:proofErr w:type="gramStart"/>
-      <w:r>
-        <w:t>ya que</w:t>
-      </w:r>
-      <w:proofErr w:type="gramEnd"/>
-      <w:r>
-        <w:t xml:space="preserve"> si no se cumple una, irá a la otra.</w:t>
+        <w:t>Como Atlax Renpy verifica todas las condiciones y si ninguna se cumple toma la última por defecto, no hace falta colocar condición en la última opción, ya que si no se cumple una, irá a la otra.</w:t>
       </w:r>
     </w:p>
     <w:p>
@@ -13371,16 +10557,8 @@
           <w:highlight w:val="yellow"/>
         </w:rPr>
         <w:lastRenderedPageBreak/>
-        <w:t xml:space="preserve">#condition </w:t>
-      </w:r>
-      <w:proofErr w:type="spellStart"/>
-      <w:r>
-        <w:rPr>
-          <w:highlight w:val="yellow"/>
-        </w:rPr>
-        <w:t>points</w:t>
-      </w:r>
-      <w:proofErr w:type="spellEnd"/>
+        <w:t>#condition points</w:t>
+      </w:r>
     </w:p>
     <w:p>
       <w:pPr>
@@ -13390,56 +10568,12 @@
           <w:highlight w:val="yellow"/>
         </w:rPr>
       </w:pPr>
-      <w:proofErr w:type="spellStart"/>
       <w:r>
         <w:rPr>
           <w:highlight w:val="yellow"/>
         </w:rPr>
-        <w:t>Katherine_route_good_</w:t>
-      </w:r>
-      <w:proofErr w:type="gramStart"/>
-      <w:r>
-        <w:rPr>
-          <w:highlight w:val="yellow"/>
-        </w:rPr>
-        <w:t>end</w:t>
-      </w:r>
-      <w:proofErr w:type="spellEnd"/>
-      <w:r>
-        <w:rPr>
-          <w:highlight w:val="yellow"/>
-        </w:rPr>
-        <w:t xml:space="preserve"> ;</w:t>
-      </w:r>
-      <w:proofErr w:type="gramEnd"/>
-      <w:r>
-        <w:rPr>
-          <w:highlight w:val="yellow"/>
-        </w:rPr>
-        <w:t xml:space="preserve"> amistad &gt; 18, calificación &gt; </w:t>
-      </w:r>
-      <w:proofErr w:type="gramStart"/>
-      <w:r>
-        <w:rPr>
-          <w:highlight w:val="yellow"/>
-        </w:rPr>
-        <w:t>10 ;</w:t>
-      </w:r>
-      <w:proofErr w:type="gramEnd"/>
-      <w:r>
-        <w:rPr>
-          <w:highlight w:val="yellow"/>
-        </w:rPr>
-        <w:t xml:space="preserve"> </w:t>
-      </w:r>
-      <w:proofErr w:type="spellStart"/>
-      <w:r>
-        <w:rPr>
-          <w:highlight w:val="yellow"/>
-        </w:rPr>
-        <w:t>final_bueno</w:t>
-      </w:r>
-      <w:proofErr w:type="spellEnd"/>
+        <w:t>Katherine_route_good_end ; amistad &gt; 18, calificación &gt; 10 ; final_bueno</w:t>
+      </w:r>
     </w:p>
     <w:p>
       <w:pPr>
@@ -13449,7 +10583,6 @@
           <w:highlight w:val="yellow"/>
         </w:rPr>
       </w:pPr>
-      <w:proofErr w:type="spellStart"/>
       <w:r>
         <w:rPr>
           <w:highlight w:val="yellow"/>
@@ -13466,123 +10599,50 @@
         <w:rPr>
           <w:highlight w:val="yellow"/>
         </w:rPr>
-        <w:t>_</w:t>
-      </w:r>
-      <w:proofErr w:type="gramStart"/>
+        <w:t xml:space="preserve">_end ; amistad &gt; </w:t>
+      </w:r>
       <w:r>
         <w:rPr>
           <w:highlight w:val="yellow"/>
         </w:rPr>
-        <w:t>end</w:t>
-      </w:r>
-      <w:proofErr w:type="spellEnd"/>
+        <w:t>12</w:t>
+      </w:r>
       <w:r>
         <w:rPr>
           <w:highlight w:val="yellow"/>
         </w:rPr>
-        <w:t xml:space="preserve"> ;</w:t>
-      </w:r>
-      <w:proofErr w:type="gramEnd"/>
+        <w:t xml:space="preserve">, </w:t>
+      </w:r>
       <w:r>
         <w:rPr>
           <w:highlight w:val="yellow"/>
         </w:rPr>
-        <w:t xml:space="preserve"> amistad &gt; </w:t>
+        <w:t>calificación &gt; 5</w:t>
       </w:r>
       <w:r>
         <w:rPr>
           <w:highlight w:val="yellow"/>
         </w:rPr>
-        <w:t>12</w:t>
+        <w:t xml:space="preserve"> ; final_</w:t>
       </w:r>
       <w:r>
         <w:rPr>
           <w:highlight w:val="yellow"/>
         </w:rPr>
-        <w:t xml:space="preserve">, </w:t>
-      </w:r>
-      <w:r>
-        <w:rPr>
-          <w:highlight w:val="yellow"/>
-        </w:rPr>
-        <w:t xml:space="preserve">calificación &gt; </w:t>
-      </w:r>
-      <w:proofErr w:type="gramStart"/>
-      <w:r>
-        <w:rPr>
-          <w:highlight w:val="yellow"/>
-        </w:rPr>
-        <w:t>5</w:t>
-      </w:r>
-      <w:r>
-        <w:rPr>
-          <w:highlight w:val="yellow"/>
-        </w:rPr>
-        <w:t xml:space="preserve"> ;</w:t>
-      </w:r>
-      <w:proofErr w:type="gramEnd"/>
-      <w:r>
-        <w:rPr>
-          <w:highlight w:val="yellow"/>
-        </w:rPr>
-        <w:t xml:space="preserve"> </w:t>
-      </w:r>
-      <w:proofErr w:type="spellStart"/>
-      <w:r>
-        <w:rPr>
-          <w:highlight w:val="yellow"/>
-        </w:rPr>
-        <w:t>final_</w:t>
-      </w:r>
-      <w:r>
-        <w:rPr>
-          <w:highlight w:val="yellow"/>
-        </w:rPr>
         <w:t>neutral</w:t>
       </w:r>
-      <w:proofErr w:type="spellEnd"/>
     </w:p>
     <w:p>
       <w:pPr>
         <w:spacing w:after="0"/>
         <w:ind w:firstLine="708"/>
       </w:pPr>
-      <w:proofErr w:type="spellStart"/>
       <w:r>
         <w:rPr>
           <w:highlight w:val="yellow"/>
         </w:rPr>
-        <w:t>Katherine_route_bad_</w:t>
-      </w:r>
-      <w:proofErr w:type="gramStart"/>
-      <w:r>
-        <w:rPr>
-          <w:highlight w:val="yellow"/>
-        </w:rPr>
-        <w:t>end</w:t>
-      </w:r>
-      <w:proofErr w:type="spellEnd"/>
-      <w:r>
-        <w:rPr>
-          <w:highlight w:val="yellow"/>
-        </w:rPr>
-        <w:t xml:space="preserve"> ;</w:t>
-      </w:r>
-      <w:proofErr w:type="gramEnd"/>
-      <w:r>
-        <w:rPr>
-          <w:highlight w:val="yellow"/>
-        </w:rPr>
-        <w:t xml:space="preserve"> ; </w:t>
-      </w:r>
-      <w:proofErr w:type="spellStart"/>
-      <w:r>
-        <w:rPr>
-          <w:highlight w:val="yellow"/>
-        </w:rPr>
-        <w:t>final_malo</w:t>
-      </w:r>
-      <w:proofErr w:type="spellEnd"/>
+        <w:t>Katherine_route_bad_end ; ; final_malo</w:t>
+      </w:r>
     </w:p>
     <w:p>
       <w:pPr>
@@ -13671,212 +10731,38 @@
       <w:r>
         <w:tab/>
       </w:r>
-      <w:proofErr w:type="spellStart"/>
       <w:r>
         <w:rPr>
           <w:highlight w:val="yellow"/>
         </w:rPr>
-        <w:t>sushi_</w:t>
-      </w:r>
-      <w:proofErr w:type="gramStart"/>
+        <w:t>sushi_gived ; give_sushi ; escena_B</w:t>
+      </w:r>
+    </w:p>
+    <w:p>
+      <w:pPr>
+        <w:spacing w:after="0"/>
+      </w:pPr>
+      <w:r>
+        <w:tab/>
+      </w:r>
       <w:r>
         <w:rPr>
           <w:highlight w:val="yellow"/>
         </w:rPr>
-        <w:t>gived</w:t>
-      </w:r>
-      <w:proofErr w:type="spellEnd"/>
-      <w:r>
-        <w:rPr>
-          <w:highlight w:val="yellow"/>
-        </w:rPr>
-        <w:t xml:space="preserve"> ;</w:t>
-      </w:r>
-      <w:proofErr w:type="gramEnd"/>
-      <w:r>
-        <w:rPr>
-          <w:highlight w:val="yellow"/>
-        </w:rPr>
-        <w:t xml:space="preserve"> </w:t>
-      </w:r>
-      <w:proofErr w:type="spellStart"/>
-      <w:r>
-        <w:rPr>
-          <w:highlight w:val="yellow"/>
-        </w:rPr>
-        <w:t>give_</w:t>
-      </w:r>
-      <w:proofErr w:type="gramStart"/>
-      <w:r>
-        <w:rPr>
-          <w:highlight w:val="yellow"/>
-        </w:rPr>
-        <w:t>sushi</w:t>
-      </w:r>
-      <w:proofErr w:type="spellEnd"/>
-      <w:r>
-        <w:rPr>
-          <w:highlight w:val="yellow"/>
-        </w:rPr>
-        <w:t xml:space="preserve"> ;</w:t>
-      </w:r>
-      <w:proofErr w:type="gramEnd"/>
-      <w:r>
-        <w:rPr>
-          <w:highlight w:val="yellow"/>
-        </w:rPr>
-        <w:t xml:space="preserve"> </w:t>
-      </w:r>
-      <w:proofErr w:type="spellStart"/>
-      <w:r>
-        <w:rPr>
-          <w:highlight w:val="yellow"/>
-        </w:rPr>
-        <w:t>escena_B</w:t>
-      </w:r>
-      <w:proofErr w:type="spellEnd"/>
-    </w:p>
-    <w:p>
-      <w:pPr>
-        <w:spacing w:after="0"/>
-      </w:pPr>
-      <w:r>
-        <w:tab/>
-      </w:r>
-      <w:proofErr w:type="spellStart"/>
-      <w:r>
-        <w:rPr>
-          <w:highlight w:val="yellow"/>
-        </w:rPr>
-        <w:t>salad_</w:t>
-      </w:r>
-      <w:proofErr w:type="gramStart"/>
-      <w:r>
-        <w:rPr>
-          <w:highlight w:val="yellow"/>
-        </w:rPr>
-        <w:t>gived</w:t>
-      </w:r>
-      <w:proofErr w:type="spellEnd"/>
-      <w:r>
-        <w:rPr>
-          <w:highlight w:val="yellow"/>
-        </w:rPr>
-        <w:t xml:space="preserve"> ;</w:t>
-      </w:r>
-      <w:proofErr w:type="gramEnd"/>
-      <w:r>
-        <w:rPr>
-          <w:highlight w:val="yellow"/>
-        </w:rPr>
-        <w:t xml:space="preserve"> </w:t>
-      </w:r>
-      <w:proofErr w:type="spellStart"/>
-      <w:r>
-        <w:rPr>
-          <w:highlight w:val="yellow"/>
-        </w:rPr>
-        <w:t>give_</w:t>
-      </w:r>
-      <w:proofErr w:type="gramStart"/>
-      <w:r>
-        <w:rPr>
-          <w:highlight w:val="yellow"/>
-        </w:rPr>
-        <w:t>salad</w:t>
-      </w:r>
-      <w:proofErr w:type="spellEnd"/>
-      <w:r>
-        <w:rPr>
-          <w:highlight w:val="yellow"/>
-        </w:rPr>
-        <w:t xml:space="preserve"> ;</w:t>
-      </w:r>
-      <w:proofErr w:type="gramEnd"/>
-      <w:r>
-        <w:rPr>
-          <w:highlight w:val="yellow"/>
-        </w:rPr>
-        <w:t xml:space="preserve"> </w:t>
-      </w:r>
-      <w:proofErr w:type="spellStart"/>
-      <w:r>
-        <w:rPr>
-          <w:highlight w:val="yellow"/>
-        </w:rPr>
-        <w:t>escena_C</w:t>
-      </w:r>
-      <w:proofErr w:type="spellEnd"/>
+        <w:t>salad_gived ; give_salad ; escena_C</w:t>
+      </w:r>
     </w:p>
     <w:p>
       <w:pPr>
         <w:spacing w:after="0"/>
         <w:ind w:firstLine="708"/>
       </w:pPr>
-      <w:proofErr w:type="spellStart"/>
       <w:r>
         <w:rPr>
           <w:highlight w:val="yellow"/>
         </w:rPr>
-        <w:t>beef_</w:t>
-      </w:r>
-      <w:proofErr w:type="gramStart"/>
-      <w:r>
-        <w:rPr>
-          <w:highlight w:val="yellow"/>
-        </w:rPr>
-        <w:t>gived</w:t>
-      </w:r>
-      <w:proofErr w:type="spellEnd"/>
-      <w:r>
-        <w:rPr>
-          <w:highlight w:val="yellow"/>
-        </w:rPr>
-        <w:t xml:space="preserve"> ;</w:t>
-      </w:r>
-      <w:proofErr w:type="gramEnd"/>
-      <w:r>
-        <w:rPr>
-          <w:highlight w:val="yellow"/>
-        </w:rPr>
-        <w:t xml:space="preserve"> </w:t>
-      </w:r>
-      <w:proofErr w:type="spellStart"/>
-      <w:r>
-        <w:rPr>
-          <w:highlight w:val="yellow"/>
-        </w:rPr>
-        <w:t>give_</w:t>
-      </w:r>
-      <w:proofErr w:type="gramStart"/>
-      <w:r>
-        <w:rPr>
-          <w:highlight w:val="yellow"/>
-        </w:rPr>
-        <w:t>beef</w:t>
-      </w:r>
-      <w:proofErr w:type="spellEnd"/>
-      <w:r>
-        <w:rPr>
-          <w:highlight w:val="yellow"/>
-        </w:rPr>
-        <w:t xml:space="preserve"> ;</w:t>
-      </w:r>
-      <w:proofErr w:type="gramEnd"/>
-      <w:r>
-        <w:rPr>
-          <w:highlight w:val="yellow"/>
-        </w:rPr>
-        <w:t xml:space="preserve"> </w:t>
-      </w:r>
-      <w:proofErr w:type="spellStart"/>
-      <w:r>
-        <w:rPr>
-          <w:highlight w:val="yellow"/>
-        </w:rPr>
-        <w:t>escena_D</w:t>
-      </w:r>
-      <w:proofErr w:type="spellEnd"/>
+        <w:t>beef_gived ; give_beef ; escena_D</w:t>
+      </w:r>
     </w:p>
     <w:p>
       <w:pPr>
@@ -13897,23 +10783,7 @@
         <w:ind w:firstLine="708"/>
       </w:pPr>
       <w:r>
-        <w:t xml:space="preserve">Se debe tener en cuenta que </w:t>
-      </w:r>
-      <w:proofErr w:type="spellStart"/>
-      <w:r>
-        <w:t>Atlax</w:t>
-      </w:r>
-      <w:proofErr w:type="spellEnd"/>
-      <w:r>
-        <w:t xml:space="preserve"> </w:t>
-      </w:r>
-      <w:proofErr w:type="spellStart"/>
-      <w:r>
-        <w:t>Renpy</w:t>
-      </w:r>
-      <w:proofErr w:type="spellEnd"/>
-      <w:r>
-        <w:t xml:space="preserve"> va a verificar tanto las opciones de decisiones tomadas </w:t>
+        <w:t xml:space="preserve">Se debe tener en cuenta que Atlax Renpy va a verificar tanto las opciones de decisiones tomadas </w:t>
       </w:r>
       <w:r>
         <w:t xml:space="preserve">por el jugador, </w:t>
@@ -13983,15 +10853,7 @@
     <w:p>
       <w:r>
         <w:tab/>
-        <w:t xml:space="preserve">Por </w:t>
-      </w:r>
-      <w:proofErr w:type="spellStart"/>
-      <w:r>
-        <w:t>ultimo</w:t>
-      </w:r>
-      <w:proofErr w:type="spellEnd"/>
-      <w:r>
-        <w:t>, también podremos bifurcar el juego dependiendo de las escenas que el jugador haya visto</w:t>
+        <w:t>Por ultimo, también podremos bifurcar el juego dependiendo de las escenas que el jugador haya visto</w:t>
       </w:r>
       <w:r>
         <w:t>, es similar a las condiciones por decisión solo que en este caso se va a utilizar los nombres de los archivos de control.</w:t>
@@ -14074,16 +10936,8 @@
         <w:rPr>
           <w:highlight w:val="yellow"/>
         </w:rPr>
-        <w:t xml:space="preserve">#condition </w:t>
-      </w:r>
-      <w:proofErr w:type="spellStart"/>
-      <w:r>
-        <w:rPr>
-          <w:highlight w:val="yellow"/>
-        </w:rPr>
-        <w:t>scene</w:t>
-      </w:r>
-      <w:proofErr w:type="spellEnd"/>
+        <w:t>#condition scene</w:t>
+      </w:r>
     </w:p>
     <w:p>
       <w:pPr>
@@ -14093,70 +10947,12 @@
           <w:highlight w:val="yellow"/>
         </w:rPr>
       </w:pPr>
-      <w:proofErr w:type="spellStart"/>
       <w:r>
         <w:rPr>
           <w:highlight w:val="yellow"/>
         </w:rPr>
-        <w:t>earthquake_lived_in_</w:t>
-      </w:r>
-      <w:proofErr w:type="gramStart"/>
-      <w:r>
-        <w:rPr>
-          <w:highlight w:val="yellow"/>
-        </w:rPr>
-        <w:t>home</w:t>
-      </w:r>
-      <w:proofErr w:type="spellEnd"/>
-      <w:r>
-        <w:rPr>
-          <w:highlight w:val="yellow"/>
-        </w:rPr>
-        <w:t xml:space="preserve"> ;</w:t>
-      </w:r>
-      <w:proofErr w:type="gramEnd"/>
-      <w:r>
-        <w:rPr>
-          <w:highlight w:val="yellow"/>
-        </w:rPr>
-        <w:t xml:space="preserve"> </w:t>
-      </w:r>
-      <w:proofErr w:type="spellStart"/>
-      <w:r>
-        <w:rPr>
-          <w:highlight w:val="yellow"/>
-        </w:rPr>
-        <w:t>earthquake_in_</w:t>
-      </w:r>
-      <w:proofErr w:type="gramStart"/>
-      <w:r>
-        <w:rPr>
-          <w:highlight w:val="yellow"/>
-        </w:rPr>
-        <w:t>home</w:t>
-      </w:r>
-      <w:proofErr w:type="spellEnd"/>
-      <w:r>
-        <w:rPr>
-          <w:highlight w:val="yellow"/>
-        </w:rPr>
-        <w:t xml:space="preserve"> ;</w:t>
-      </w:r>
-      <w:proofErr w:type="gramEnd"/>
-      <w:r>
-        <w:rPr>
-          <w:highlight w:val="yellow"/>
-        </w:rPr>
-        <w:t xml:space="preserve"> </w:t>
-      </w:r>
-      <w:proofErr w:type="spellStart"/>
-      <w:r>
-        <w:rPr>
-          <w:highlight w:val="yellow"/>
-        </w:rPr>
-        <w:t>tell_home_earthquake</w:t>
-      </w:r>
-      <w:proofErr w:type="spellEnd"/>
+        <w:t>earthquake_lived_in_home ; earthquake_in_home ; tell_home_earthquake</w:t>
+      </w:r>
     </w:p>
     <w:p>
       <w:pPr>
@@ -14166,174 +10962,68 @@
           <w:highlight w:val="yellow"/>
         </w:rPr>
       </w:pPr>
-      <w:proofErr w:type="spellStart"/>
       <w:r>
         <w:rPr>
           <w:highlight w:val="yellow"/>
         </w:rPr>
-        <w:t>earthquake_lived_in_</w:t>
-      </w:r>
-      <w:proofErr w:type="gramStart"/>
+        <w:t>earthquake_lived_in_shop ; earthquake_in_</w:t>
+      </w:r>
       <w:r>
         <w:rPr>
           <w:highlight w:val="yellow"/>
         </w:rPr>
         <w:t>shop</w:t>
       </w:r>
-      <w:proofErr w:type="spellEnd"/>
       <w:r>
         <w:rPr>
           <w:highlight w:val="yellow"/>
         </w:rPr>
-        <w:t xml:space="preserve"> ;</w:t>
-      </w:r>
-      <w:proofErr w:type="gramEnd"/>
+        <w:t xml:space="preserve"> ; tell_shop_earthquake</w:t>
+      </w:r>
+    </w:p>
+    <w:p>
+      <w:pPr>
+        <w:ind w:firstLine="708"/>
+      </w:pPr>
       <w:r>
         <w:rPr>
           <w:highlight w:val="yellow"/>
         </w:rPr>
-        <w:t xml:space="preserve"> </w:t>
-      </w:r>
-      <w:proofErr w:type="spellStart"/>
+        <w:t>earthquake_lived_in_gym ; earthquake_in</w:t>
+      </w:r>
       <w:r>
         <w:rPr>
           <w:highlight w:val="yellow"/>
         </w:rPr>
-        <w:t>earthquake_in_</w:t>
-      </w:r>
-      <w:proofErr w:type="gramStart"/>
+        <w:t>_gym</w:t>
+      </w:r>
       <w:r>
         <w:rPr>
           <w:highlight w:val="yellow"/>
         </w:rPr>
-        <w:t>shop</w:t>
-      </w:r>
-      <w:proofErr w:type="spellEnd"/>
-      <w:r>
-        <w:rPr>
-          <w:highlight w:val="yellow"/>
-        </w:rPr>
-        <w:t xml:space="preserve"> ;</w:t>
-      </w:r>
-      <w:proofErr w:type="gramEnd"/>
-      <w:r>
-        <w:rPr>
-          <w:highlight w:val="yellow"/>
-        </w:rPr>
-        <w:t xml:space="preserve"> </w:t>
-      </w:r>
-      <w:proofErr w:type="spellStart"/>
-      <w:r>
-        <w:rPr>
-          <w:highlight w:val="yellow"/>
-        </w:rPr>
-        <w:t>tell_shop_earthquake</w:t>
-      </w:r>
-      <w:proofErr w:type="spellEnd"/>
+        <w:t xml:space="preserve"> ; tell_gym_earthquake</w:t>
+      </w:r>
     </w:p>
     <w:p>
       <w:pPr>
         <w:ind w:firstLine="708"/>
       </w:pPr>
-      <w:proofErr w:type="spellStart"/>
-      <w:r>
-        <w:rPr>
-          <w:highlight w:val="yellow"/>
-        </w:rPr>
-        <w:t>earthquake_lived_in_</w:t>
-      </w:r>
-      <w:proofErr w:type="gramStart"/>
-      <w:r>
-        <w:rPr>
-          <w:highlight w:val="yellow"/>
-        </w:rPr>
-        <w:t>gym</w:t>
-      </w:r>
-      <w:proofErr w:type="spellEnd"/>
-      <w:r>
-        <w:rPr>
-          <w:highlight w:val="yellow"/>
-        </w:rPr>
-        <w:t xml:space="preserve"> ;</w:t>
-      </w:r>
-      <w:proofErr w:type="gramEnd"/>
-      <w:r>
-        <w:rPr>
-          <w:highlight w:val="yellow"/>
-        </w:rPr>
-        <w:t xml:space="preserve"> </w:t>
-      </w:r>
-      <w:proofErr w:type="spellStart"/>
-      <w:r>
-        <w:rPr>
-          <w:highlight w:val="yellow"/>
-        </w:rPr>
-        <w:t>earthquake_in</w:t>
-      </w:r>
-      <w:r>
-        <w:rPr>
-          <w:highlight w:val="yellow"/>
-        </w:rPr>
-        <w:t>_</w:t>
-      </w:r>
-      <w:proofErr w:type="gramStart"/>
-      <w:r>
-        <w:rPr>
-          <w:highlight w:val="yellow"/>
-        </w:rPr>
-        <w:t>gym</w:t>
-      </w:r>
-      <w:proofErr w:type="spellEnd"/>
-      <w:r>
-        <w:rPr>
-          <w:highlight w:val="yellow"/>
-        </w:rPr>
-        <w:t xml:space="preserve"> ;</w:t>
-      </w:r>
-      <w:proofErr w:type="gramEnd"/>
-      <w:r>
-        <w:rPr>
-          <w:highlight w:val="yellow"/>
-        </w:rPr>
-        <w:t xml:space="preserve"> </w:t>
-      </w:r>
-      <w:proofErr w:type="spellStart"/>
-      <w:r>
-        <w:rPr>
-          <w:highlight w:val="yellow"/>
-        </w:rPr>
-        <w:t>tell_gym_earthquake</w:t>
-      </w:r>
-      <w:proofErr w:type="spellEnd"/>
+      <w:r>
+        <w:t>Quizás sea algo confuso de entender, solo ten en cuenta que la primera columna es el identificador único de la opción que estamos escribiendo, la segunda es el nombre del archivo de control</w:t>
+      </w:r>
+      <w:r>
+        <w:t xml:space="preserve"> que el jugador debió haber jugado para escoger la opción</w:t>
+      </w:r>
+      <w:r>
+        <w:t xml:space="preserve"> y la tercera columna es el nombre del archivo de control del jugador contando cómo vivió el terremoto.</w:t>
+      </w:r>
     </w:p>
     <w:p>
       <w:pPr>
         <w:ind w:firstLine="708"/>
       </w:pPr>
       <w:r>
-        <w:t>Quizás sea algo confuso de entender, solo ten en cuenta que la primera columna es el identificador único de la opción que estamos escribiendo, la segunda es el nombre del archivo de control</w:t>
-      </w:r>
-      <w:r>
-        <w:t xml:space="preserve"> que el jugador debió haber jugado para escoger la opción</w:t>
-      </w:r>
-      <w:r>
-        <w:t xml:space="preserve"> y la tercera columna es el nombre del archivo de control del jugador contando cómo vivió el terremoto.</w:t>
-      </w:r>
-    </w:p>
-    <w:p>
-      <w:pPr>
-        <w:ind w:firstLine="708"/>
-      </w:pPr>
-      <w:r>
-        <w:t xml:space="preserve">De esa forma, el juego verifica ¿El jugador pasó por la escena “earthquake_in_home.csv”? Entonces lo mandamos a la escena </w:t>
-      </w:r>
-      <w:proofErr w:type="spellStart"/>
-      <w:r>
-        <w:t>tell_home_earthquake</w:t>
-      </w:r>
-      <w:proofErr w:type="spellEnd"/>
-      <w:r>
-        <w:t>. Y así sucesivamente con las demás opciones. Si ninguna se cumple se tomará la última.</w:t>
+        <w:t>De esa forma, el juego verifica ¿El jugador pasó por la escena “earthquake_in_home.csv”? Entonces lo mandamos a la escena tell_home_earthquake. Y así sucesivamente con las demás opciones. Si ninguna se cumple se tomará la última.</w:t>
       </w:r>
     </w:p>
     <w:p>
@@ -14359,21 +11049,8 @@
     <w:p>
       <w:r>
         <w:tab/>
-        <w:t xml:space="preserve">Estas transiciones irán separadas por </w:t>
-      </w:r>
-      <w:proofErr w:type="gramStart"/>
-      <w:r>
-        <w:t>un ;</w:t>
-      </w:r>
-      <w:proofErr w:type="gramEnd"/>
-      <w:r>
-        <w:t xml:space="preserve"> y sus parámetros </w:t>
-      </w:r>
-      <w:proofErr w:type="gramStart"/>
-      <w:r>
-        <w:t>por :</w:t>
-      </w:r>
-      <w:proofErr w:type="gramEnd"/>
+        <w:t>Estas transiciones irán separadas por un ; y sus parámetros por :</w:t>
+      </w:r>
     </w:p>
     <w:p>
       <w:pPr>
@@ -14387,457 +11064,117 @@
         <w:rPr>
           <w:highlight w:val="yellow"/>
         </w:rPr>
-        <w:t>#</w:t>
-      </w:r>
-      <w:proofErr w:type="gramStart"/>
+        <w:t>#decision ; fade : 1 : 3 : 1</w:t>
+      </w:r>
+      <w:r>
+        <w:t xml:space="preserve"> (Hace un fade entre escenas)</w:t>
+      </w:r>
+    </w:p>
+    <w:p>
+      <w:r>
+        <w:tab/>
+      </w:r>
       <w:r>
         <w:rPr>
           <w:highlight w:val="yellow"/>
         </w:rPr>
-        <w:t>decision ;</w:t>
-      </w:r>
-      <w:proofErr w:type="gramEnd"/>
+        <w:t>#linear ; video : nombre_del_video</w:t>
+      </w:r>
+      <w:r>
+        <w:t xml:space="preserve"> (Muestra un video antes de pasar a la siguiente secena)</w:t>
+      </w:r>
+    </w:p>
+    <w:p>
+      <w:r>
+        <w:tab/>
+        <w:t>Si se desea mostrar un video este debe estar en formato .webp.</w:t>
+      </w:r>
+    </w:p>
+    <w:p/>
+    <w:p>
+      <w:pPr>
+        <w:pStyle w:val="Ttulo3"/>
+      </w:pPr>
+      <w:r>
+        <w:t>Limpieza del juego</w:t>
+      </w:r>
+    </w:p>
+    <w:p>
+      <w:r>
+        <w:tab/>
+        <w:t>Por razones de ahorro de recursos es conveniente que de vez en cuando limpiemos nuestra escena, esto lo hacemos añadiendo la opción “clear” al final de un fin de diálogo, este debe ir separado por un ;</w:t>
+      </w:r>
+    </w:p>
+    <w:p>
+      <w:pPr>
+        <w:spacing w:after="0"/>
+      </w:pPr>
+      <w:r>
+        <w:tab/>
+      </w:r>
       <w:r>
         <w:rPr>
           <w:highlight w:val="yellow"/>
         </w:rPr>
-        <w:t xml:space="preserve"> </w:t>
-      </w:r>
-      <w:proofErr w:type="spellStart"/>
-      <w:proofErr w:type="gramStart"/>
+        <w:t xml:space="preserve">#decision ; video ; </w:t>
+      </w:r>
       <w:r>
         <w:rPr>
           <w:highlight w:val="yellow"/>
         </w:rPr>
-        <w:t>fade</w:t>
-      </w:r>
-      <w:proofErr w:type="spellEnd"/>
+        <w:t>sun_rising ; clear</w:t>
+      </w:r>
+      <w:r>
+        <w:t xml:space="preserve"> (Repro</w:t>
+      </w:r>
+      <w:r>
+        <w:t>d</w:t>
+      </w:r>
+      <w:r>
+        <w:t>uce el video sun_rising y luego limpia el juego)</w:t>
+      </w:r>
+    </w:p>
+    <w:p>
+      <w:pPr>
+        <w:spacing w:after="0"/>
+      </w:pPr>
+      <w:r>
+        <w:tab/>
+      </w:r>
       <w:r>
         <w:rPr>
           <w:highlight w:val="yellow"/>
         </w:rPr>
-        <w:t xml:space="preserve"> :</w:t>
-      </w:r>
-      <w:proofErr w:type="gramEnd"/>
+        <w:t>#condition scene ; fade : 1 : 2 : 1 ; clear</w:t>
+      </w:r>
+      <w:r>
+        <w:t xml:space="preserve"> (Hace un fa</w:t>
+      </w:r>
+      <w:r>
+        <w:t>d</w:t>
+      </w:r>
+      <w:r>
+        <w:t>e y luego limpia el juego)</w:t>
+      </w:r>
+    </w:p>
+    <w:p>
+      <w:r>
+        <w:tab/>
+      </w:r>
       <w:r>
         <w:rPr>
           <w:highlight w:val="yellow"/>
         </w:rPr>
-        <w:t xml:space="preserve"> </w:t>
-      </w:r>
-      <w:proofErr w:type="gramStart"/>
-      <w:r>
-        <w:rPr>
-          <w:highlight w:val="yellow"/>
-        </w:rPr>
-        <w:t>1 :</w:t>
-      </w:r>
-      <w:proofErr w:type="gramEnd"/>
-      <w:r>
-        <w:rPr>
-          <w:highlight w:val="yellow"/>
-        </w:rPr>
-        <w:t xml:space="preserve"> </w:t>
-      </w:r>
-      <w:proofErr w:type="gramStart"/>
-      <w:r>
-        <w:rPr>
-          <w:highlight w:val="yellow"/>
-        </w:rPr>
-        <w:t>3 :</w:t>
-      </w:r>
-      <w:proofErr w:type="gramEnd"/>
-      <w:r>
-        <w:rPr>
-          <w:highlight w:val="yellow"/>
-        </w:rPr>
-        <w:t xml:space="preserve"> 1</w:t>
-      </w:r>
-      <w:r>
-        <w:t xml:space="preserve"> (Hace un </w:t>
-      </w:r>
-      <w:proofErr w:type="spellStart"/>
-      <w:r>
-        <w:t>fade</w:t>
-      </w:r>
-      <w:proofErr w:type="spellEnd"/>
-      <w:r>
-        <w:t xml:space="preserve"> entre escenas)</w:t>
+        <w:t>#condition decisión ; ; clear</w:t>
+      </w:r>
+      <w:r>
+        <w:t xml:space="preserve"> (Limpiando sin hacer una transición)</w:t>
       </w:r>
     </w:p>
     <w:p>
       <w:r>
         <w:tab/>
-      </w:r>
-      <w:r>
-        <w:rPr>
-          <w:highlight w:val="yellow"/>
-        </w:rPr>
-        <w:t>#</w:t>
-      </w:r>
-      <w:proofErr w:type="gramStart"/>
-      <w:r>
-        <w:rPr>
-          <w:highlight w:val="yellow"/>
-        </w:rPr>
-        <w:t>linear ;</w:t>
-      </w:r>
-      <w:proofErr w:type="gramEnd"/>
-      <w:r>
-        <w:rPr>
-          <w:highlight w:val="yellow"/>
-        </w:rPr>
-        <w:t xml:space="preserve"> </w:t>
-      </w:r>
-      <w:proofErr w:type="gramStart"/>
-      <w:r>
-        <w:rPr>
-          <w:highlight w:val="yellow"/>
-        </w:rPr>
-        <w:t>video :</w:t>
-      </w:r>
-      <w:proofErr w:type="gramEnd"/>
-      <w:r>
-        <w:rPr>
-          <w:highlight w:val="yellow"/>
-        </w:rPr>
-        <w:t xml:space="preserve"> </w:t>
-      </w:r>
-      <w:proofErr w:type="spellStart"/>
-      <w:r>
-        <w:rPr>
-          <w:highlight w:val="yellow"/>
-        </w:rPr>
-        <w:t>nombre_del_video</w:t>
-      </w:r>
-      <w:proofErr w:type="spellEnd"/>
-      <w:r>
-        <w:t xml:space="preserve"> (Muestra un video antes de pasar a la siguiente </w:t>
-      </w:r>
-      <w:proofErr w:type="spellStart"/>
-      <w:r>
-        <w:t>secena</w:t>
-      </w:r>
-      <w:proofErr w:type="spellEnd"/>
-      <w:r>
-        <w:t>)</w:t>
-      </w:r>
-    </w:p>
-    <w:p>
-      <w:r>
-        <w:tab/>
-        <w:t xml:space="preserve">Si se desea mostrar un video este debe estar en </w:t>
-      </w:r>
-      <w:proofErr w:type="gramStart"/>
-      <w:r>
-        <w:t>formato .</w:t>
-      </w:r>
-      <w:proofErr w:type="spellStart"/>
-      <w:r>
-        <w:t>webp</w:t>
-      </w:r>
-      <w:proofErr w:type="spellEnd"/>
-      <w:proofErr w:type="gramEnd"/>
-      <w:r>
-        <w:t>.</w:t>
-      </w:r>
-    </w:p>
-    <w:p/>
-    <w:p>
-      <w:pPr>
-        <w:pStyle w:val="Ttulo3"/>
-      </w:pPr>
-      <w:r>
-        <w:t>Limpieza del juego</w:t>
-      </w:r>
-    </w:p>
-    <w:p>
-      <w:r>
-        <w:tab/>
-        <w:t>Por razones de ahorro de recursos es conveniente que de vez en cuando limpiemos nuestra escena, esto lo hacemos añadiendo la opción “</w:t>
-      </w:r>
-      <w:proofErr w:type="spellStart"/>
-      <w:r>
-        <w:t>clear</w:t>
-      </w:r>
-      <w:proofErr w:type="spellEnd"/>
-      <w:r>
-        <w:t xml:space="preserve">” al final de un fin de diálogo, este debe ir separado por </w:t>
-      </w:r>
-      <w:proofErr w:type="gramStart"/>
-      <w:r>
-        <w:t>un ;</w:t>
-      </w:r>
-      <w:proofErr w:type="gramEnd"/>
-    </w:p>
-    <w:p>
-      <w:pPr>
-        <w:spacing w:after="0"/>
-      </w:pPr>
-      <w:r>
-        <w:tab/>
-      </w:r>
-      <w:r>
-        <w:rPr>
-          <w:highlight w:val="yellow"/>
-        </w:rPr>
-        <w:t>#</w:t>
-      </w:r>
-      <w:proofErr w:type="gramStart"/>
-      <w:r>
-        <w:rPr>
-          <w:highlight w:val="yellow"/>
-        </w:rPr>
-        <w:t>decision ;</w:t>
-      </w:r>
-      <w:proofErr w:type="gramEnd"/>
-      <w:r>
-        <w:rPr>
-          <w:highlight w:val="yellow"/>
-        </w:rPr>
-        <w:t xml:space="preserve"> </w:t>
-      </w:r>
-      <w:proofErr w:type="gramStart"/>
-      <w:r>
-        <w:rPr>
-          <w:highlight w:val="yellow"/>
-        </w:rPr>
-        <w:t>video ;</w:t>
-      </w:r>
-      <w:proofErr w:type="gramEnd"/>
-      <w:r>
-        <w:rPr>
-          <w:highlight w:val="yellow"/>
-        </w:rPr>
-        <w:t xml:space="preserve"> </w:t>
-      </w:r>
-      <w:proofErr w:type="spellStart"/>
-      <w:r>
-        <w:rPr>
-          <w:highlight w:val="yellow"/>
-        </w:rPr>
-        <w:t>sun_</w:t>
-      </w:r>
-      <w:proofErr w:type="gramStart"/>
-      <w:r>
-        <w:rPr>
-          <w:highlight w:val="yellow"/>
-        </w:rPr>
-        <w:t>rising</w:t>
-      </w:r>
-      <w:proofErr w:type="spellEnd"/>
-      <w:r>
-        <w:rPr>
-          <w:highlight w:val="yellow"/>
-        </w:rPr>
-        <w:t xml:space="preserve"> ;</w:t>
-      </w:r>
-      <w:proofErr w:type="gramEnd"/>
-      <w:r>
-        <w:rPr>
-          <w:highlight w:val="yellow"/>
-        </w:rPr>
-        <w:t xml:space="preserve"> </w:t>
-      </w:r>
-      <w:proofErr w:type="spellStart"/>
-      <w:r>
-        <w:rPr>
-          <w:highlight w:val="yellow"/>
-        </w:rPr>
-        <w:t>clear</w:t>
-      </w:r>
-      <w:proofErr w:type="spellEnd"/>
-      <w:r>
-        <w:t xml:space="preserve"> (Repro</w:t>
-      </w:r>
-      <w:r>
-        <w:t>d</w:t>
-      </w:r>
-      <w:r>
-        <w:t xml:space="preserve">uce el video </w:t>
-      </w:r>
-      <w:proofErr w:type="spellStart"/>
-      <w:r>
-        <w:t>sun_rising</w:t>
-      </w:r>
-      <w:proofErr w:type="spellEnd"/>
-      <w:r>
-        <w:t xml:space="preserve"> y luego limpia el juego)</w:t>
-      </w:r>
-    </w:p>
-    <w:p>
-      <w:pPr>
-        <w:spacing w:after="0"/>
-      </w:pPr>
-      <w:r>
-        <w:tab/>
-      </w:r>
-      <w:r>
-        <w:rPr>
-          <w:highlight w:val="yellow"/>
-        </w:rPr>
-        <w:t xml:space="preserve">#condition </w:t>
-      </w:r>
-      <w:proofErr w:type="spellStart"/>
-      <w:proofErr w:type="gramStart"/>
-      <w:r>
-        <w:rPr>
-          <w:highlight w:val="yellow"/>
-        </w:rPr>
-        <w:t>scene</w:t>
-      </w:r>
-      <w:proofErr w:type="spellEnd"/>
-      <w:r>
-        <w:rPr>
-          <w:highlight w:val="yellow"/>
-        </w:rPr>
-        <w:t xml:space="preserve"> ;</w:t>
-      </w:r>
-      <w:proofErr w:type="gramEnd"/>
-      <w:r>
-        <w:rPr>
-          <w:highlight w:val="yellow"/>
-        </w:rPr>
-        <w:t xml:space="preserve"> </w:t>
-      </w:r>
-      <w:proofErr w:type="spellStart"/>
-      <w:proofErr w:type="gramStart"/>
-      <w:r>
-        <w:rPr>
-          <w:highlight w:val="yellow"/>
-        </w:rPr>
-        <w:t>fade</w:t>
-      </w:r>
-      <w:proofErr w:type="spellEnd"/>
-      <w:r>
-        <w:rPr>
-          <w:highlight w:val="yellow"/>
-        </w:rPr>
-        <w:t xml:space="preserve"> :</w:t>
-      </w:r>
-      <w:proofErr w:type="gramEnd"/>
-      <w:r>
-        <w:rPr>
-          <w:highlight w:val="yellow"/>
-        </w:rPr>
-        <w:t xml:space="preserve"> </w:t>
-      </w:r>
-      <w:proofErr w:type="gramStart"/>
-      <w:r>
-        <w:rPr>
-          <w:highlight w:val="yellow"/>
-        </w:rPr>
-        <w:t>1 :</w:t>
-      </w:r>
-      <w:proofErr w:type="gramEnd"/>
-      <w:r>
-        <w:rPr>
-          <w:highlight w:val="yellow"/>
-        </w:rPr>
-        <w:t xml:space="preserve"> </w:t>
-      </w:r>
-      <w:proofErr w:type="gramStart"/>
-      <w:r>
-        <w:rPr>
-          <w:highlight w:val="yellow"/>
-        </w:rPr>
-        <w:t>2 :</w:t>
-      </w:r>
-      <w:proofErr w:type="gramEnd"/>
-      <w:r>
-        <w:rPr>
-          <w:highlight w:val="yellow"/>
-        </w:rPr>
-        <w:t xml:space="preserve"> </w:t>
-      </w:r>
-      <w:proofErr w:type="gramStart"/>
-      <w:r>
-        <w:rPr>
-          <w:highlight w:val="yellow"/>
-        </w:rPr>
-        <w:t>1 ;</w:t>
-      </w:r>
-      <w:proofErr w:type="gramEnd"/>
-      <w:r>
-        <w:rPr>
-          <w:highlight w:val="yellow"/>
-        </w:rPr>
-        <w:t xml:space="preserve"> </w:t>
-      </w:r>
-      <w:proofErr w:type="spellStart"/>
-      <w:r>
-        <w:rPr>
-          <w:highlight w:val="yellow"/>
-        </w:rPr>
-        <w:t>clear</w:t>
-      </w:r>
-      <w:proofErr w:type="spellEnd"/>
-      <w:r>
-        <w:t xml:space="preserve"> (Hace un </w:t>
-      </w:r>
-      <w:proofErr w:type="spellStart"/>
-      <w:r>
-        <w:t>fa</w:t>
-      </w:r>
-      <w:r>
-        <w:t>d</w:t>
-      </w:r>
-      <w:r>
-        <w:t>e</w:t>
-      </w:r>
-      <w:proofErr w:type="spellEnd"/>
-      <w:r>
-        <w:t xml:space="preserve"> y luego limpia el juego)</w:t>
-      </w:r>
-    </w:p>
-    <w:p>
-      <w:r>
-        <w:tab/>
-      </w:r>
-      <w:r>
-        <w:rPr>
-          <w:highlight w:val="yellow"/>
-        </w:rPr>
-        <w:t xml:space="preserve">#condition </w:t>
-      </w:r>
-      <w:proofErr w:type="gramStart"/>
-      <w:r>
-        <w:rPr>
-          <w:highlight w:val="yellow"/>
-        </w:rPr>
-        <w:t>decisión ;</w:t>
-      </w:r>
-      <w:proofErr w:type="gramEnd"/>
-      <w:r>
-        <w:rPr>
-          <w:highlight w:val="yellow"/>
-        </w:rPr>
-        <w:t xml:space="preserve"> ; </w:t>
-      </w:r>
-      <w:proofErr w:type="spellStart"/>
-      <w:r>
-        <w:rPr>
-          <w:highlight w:val="yellow"/>
-        </w:rPr>
-        <w:t>clear</w:t>
-      </w:r>
-      <w:proofErr w:type="spellEnd"/>
-      <w:r>
-        <w:t xml:space="preserve"> (Limpiando sin hacer una transición)</w:t>
-      </w:r>
-    </w:p>
-    <w:p>
-      <w:r>
-        <w:tab/>
-        <w:t xml:space="preserve">Siempre que se vaya a pasar de una escena a otra de forma limpia, es decir, sin personajes en pantalla y sin cambio de fondo, es conveniente siempre agregar el parámetro </w:t>
-      </w:r>
-      <w:proofErr w:type="spellStart"/>
-      <w:r>
-        <w:t>clear</w:t>
-      </w:r>
-      <w:proofErr w:type="spellEnd"/>
-      <w:r>
-        <w:t xml:space="preserve"> para ahorrar recursos al dispositivo.</w:t>
+        <w:t>Siempre que se vaya a pasar de una escena a otra de forma limpia, es decir, sin personajes en pantalla y sin cambio de fondo, es conveniente siempre agregar el parámetro clear para ahorrar recursos al dispositivo.</w:t>
       </w:r>
     </w:p>
     <w:p/>
@@ -14897,73 +11234,29 @@
       <w:r>
         <w:t xml:space="preserve">La configuración de esta encriptación la podremos encontrar en el archivo </w:t>
       </w:r>
-      <w:proofErr w:type="spellStart"/>
       <w:r>
         <w:rPr>
           <w:i/>
           <w:iCs/>
         </w:rPr>
-        <w:t>game</w:t>
-      </w:r>
-      <w:proofErr w:type="spellEnd"/>
+        <w:t>game/definitions/AtlaxEncryptionKey.example.rpy</w:t>
+      </w:r>
       <w:r>
         <w:rPr>
           <w:i/>
           <w:iCs/>
         </w:rPr>
-        <w:t>/</w:t>
-      </w:r>
-      <w:proofErr w:type="spellStart"/>
-      <w:r>
-        <w:rPr>
-          <w:i/>
-          <w:iCs/>
-        </w:rPr>
-        <w:t>definitions</w:t>
-      </w:r>
-      <w:proofErr w:type="spellEnd"/>
-      <w:r>
-        <w:rPr>
-          <w:i/>
-          <w:iCs/>
-        </w:rPr>
-        <w:t>/</w:t>
-      </w:r>
-      <w:proofErr w:type="spellStart"/>
-      <w:r>
-        <w:rPr>
-          <w:i/>
-          <w:iCs/>
-        </w:rPr>
-        <w:t>AtlaxEncryptionKey.example.rpy</w:t>
-      </w:r>
-      <w:proofErr w:type="spellEnd"/>
-      <w:r>
-        <w:rPr>
-          <w:i/>
-          <w:iCs/>
-        </w:rPr>
         <w:t xml:space="preserve">. </w:t>
       </w:r>
       <w:r>
         <w:t xml:space="preserve">Este archivo </w:t>
       </w:r>
       <w:r>
-        <w:t xml:space="preserve">solo contiene 2 líneas de código definiendo 2 variables, una llamada </w:t>
-      </w:r>
-      <w:proofErr w:type="spellStart"/>
-      <w:r>
-        <w:t>requireSceneEncryption</w:t>
-      </w:r>
-      <w:proofErr w:type="spellEnd"/>
-      <w:r>
-        <w:t xml:space="preserve"> y otra </w:t>
-      </w:r>
-      <w:proofErr w:type="spellStart"/>
+        <w:t xml:space="preserve">solo contiene 2 líneas de código definiendo 2 variables, una llamada requireSceneEncryption y otra </w:t>
+      </w:r>
       <w:r>
         <w:t>atlax_encryption_key</w:t>
       </w:r>
-      <w:proofErr w:type="spellEnd"/>
       <w:r>
         <w:t>.</w:t>
       </w:r>
@@ -15022,34 +11315,10 @@
         <w:ind w:firstLine="708"/>
       </w:pPr>
       <w:r>
-        <w:t xml:space="preserve">Si </w:t>
-      </w:r>
-      <w:proofErr w:type="spellStart"/>
-      <w:r>
-        <w:t>requireSceneEncryption</w:t>
-      </w:r>
-      <w:proofErr w:type="spellEnd"/>
-      <w:r>
-        <w:t xml:space="preserve"> </w:t>
-      </w:r>
-      <w:r>
-        <w:t xml:space="preserve">dice True, significa que el motor espera que los archivos de control estén encriptados, por lo </w:t>
-      </w:r>
-      <w:proofErr w:type="gramStart"/>
-      <w:r>
-        <w:t>tanto</w:t>
-      </w:r>
-      <w:proofErr w:type="gramEnd"/>
-      <w:r>
-        <w:t xml:space="preserve"> los desencriptará utilizando el </w:t>
-      </w:r>
-      <w:proofErr w:type="spellStart"/>
-      <w:r>
-        <w:t>atlax_encryption_key</w:t>
-      </w:r>
-      <w:proofErr w:type="spellEnd"/>
-      <w:r>
-        <w:t>.</w:t>
+        <w:t xml:space="preserve">Si requireSceneEncryption </w:t>
+      </w:r>
+      <w:r>
+        <w:t>dice True, significa que el motor espera que los archivos de control estén encriptados, por lo tanto los desencriptará utilizando el atlax_encryption_key.</w:t>
       </w:r>
     </w:p>
     <w:p>
@@ -15057,38 +11326,17 @@
         <w:tab/>
         <w:t xml:space="preserve">Si </w:t>
       </w:r>
-      <w:proofErr w:type="spellStart"/>
-      <w:r>
-        <w:t>requireSceneEncryption</w:t>
-      </w:r>
-      <w:proofErr w:type="spellEnd"/>
-      <w:r>
-        <w:t xml:space="preserve"> </w:t>
-      </w:r>
-      <w:proofErr w:type="gramStart"/>
-      <w:r>
-        <w:t>dice</w:t>
-      </w:r>
-      <w:r>
-        <w:t xml:space="preserve">  False</w:t>
-      </w:r>
-      <w:proofErr w:type="gramEnd"/>
-      <w:r>
-        <w:t>, el motor asumirá que los archivos no están encriptados y los leerá tal cual.</w:t>
+      <w:r>
+        <w:t>requireSceneEncryption dice</w:t>
+      </w:r>
+      <w:r>
+        <w:t xml:space="preserve">  False, el motor asumirá que los archivos no están encriptados y los leerá tal cual.</w:t>
       </w:r>
     </w:p>
     <w:p>
       <w:r>
         <w:tab/>
-        <w:t xml:space="preserve">La </w:t>
-      </w:r>
-      <w:proofErr w:type="spellStart"/>
-      <w:r>
-        <w:t>atlax_encryption_key</w:t>
-      </w:r>
-      <w:proofErr w:type="spellEnd"/>
-      <w:r>
-        <w:t xml:space="preserve"> es una cadena de caracteres que funciona como la llave que utiliza el motor para desencriptar los archivos</w:t>
+        <w:t>La atlax_encryption_key es una cadena de caracteres que funciona como la llave que utiliza el motor para desencriptar los archivos</w:t>
       </w:r>
       <w:r>
         <w:t>, la mostrada anteriormente es un simple ejemplo, puedes utilizar la cadena de caracteres que mejor te parezca y guardarla en algún lado de tu PC o en un papel.</w:t>
@@ -15099,31 +11347,13 @@
         <w:tab/>
         <w:t xml:space="preserve">Si deseas encriptar tus archivos de control deberás dirigirte a la carpeta </w:t>
       </w:r>
-      <w:proofErr w:type="gramStart"/>
       <w:r>
         <w:rPr>
           <w:i/>
           <w:iCs/>
         </w:rPr>
-        <w:t>apps</w:t>
-      </w:r>
-      <w:proofErr w:type="gramEnd"/>
-      <w:r>
-        <w:rPr>
-          <w:i/>
-          <w:iCs/>
-        </w:rPr>
-        <w:t>/</w:t>
-      </w:r>
-      <w:proofErr w:type="spellStart"/>
-      <w:r>
-        <w:rPr>
-          <w:i/>
-          <w:iCs/>
-        </w:rPr>
-        <w:t>sceneEncrypter</w:t>
-      </w:r>
-      <w:proofErr w:type="spellEnd"/>
+        <w:t>apps/sceneEncrypter</w:t>
+      </w:r>
       <w:r>
         <w:t>. Allí encontrarás los siguientes archivos.</w:t>
       </w:r>
@@ -15181,7 +11411,6 @@
         <w:tab/>
         <w:t xml:space="preserve">Al abrir el sceneEncrypter.exe este tomará todo el contenido de la carpeta </w:t>
       </w:r>
-      <w:proofErr w:type="spellStart"/>
       <w:r>
         <w:rPr>
           <w:i/>
@@ -15199,11 +11428,9 @@
         </w:rPr>
         <w:t>encrypt</w:t>
       </w:r>
-      <w:proofErr w:type="spellEnd"/>
       <w:r>
         <w:t xml:space="preserve"> y lo encriptará volcando su contenido en la carpeta </w:t>
       </w:r>
-      <w:proofErr w:type="spellStart"/>
       <w:r>
         <w:rPr>
           <w:i/>
@@ -15211,7 +11438,6 @@
         </w:rPr>
         <w:t>encrypted</w:t>
       </w:r>
-      <w:proofErr w:type="spellEnd"/>
       <w:r>
         <w:t>.</w:t>
       </w:r>
@@ -15239,15 +11465,7 @@
         <w:t>funcionamiento</w:t>
       </w:r>
       <w:r>
-        <w:t xml:space="preserve"> que tendría un virus del tipo </w:t>
-      </w:r>
-      <w:proofErr w:type="spellStart"/>
-      <w:r>
-        <w:t>Ransomware</w:t>
-      </w:r>
-      <w:proofErr w:type="spellEnd"/>
-      <w:r>
-        <w:t>.</w:t>
+        <w:t xml:space="preserve"> que tendría un virus del tipo Ransomware.</w:t>
       </w:r>
     </w:p>
     <w:p>
@@ -15255,7 +11473,6 @@
         <w:tab/>
         <w:t xml:space="preserve">La idea es colocar en la carpeta </w:t>
       </w:r>
-      <w:proofErr w:type="spellStart"/>
       <w:r>
         <w:rPr>
           <w:i/>
@@ -15263,7 +11480,6 @@
         </w:rPr>
         <w:t>to_encrypt</w:t>
       </w:r>
-      <w:proofErr w:type="spellEnd"/>
       <w:r>
         <w:t xml:space="preserve"> todos los archivos de control con su respectivo sistema de carpetas, ejecutar el </w:t>
       </w:r>
@@ -15277,7 +11493,6 @@
       <w:r>
         <w:t xml:space="preserve"> y listo, en la carpeta </w:t>
       </w:r>
-      <w:proofErr w:type="spellStart"/>
       <w:r>
         <w:rPr>
           <w:i/>
@@ -15285,11 +11500,9 @@
         </w:rPr>
         <w:t>encrypted</w:t>
       </w:r>
-      <w:proofErr w:type="spellEnd"/>
       <w:r>
         <w:t xml:space="preserve"> tendrás los archivos de control encriptados con la llave ubicada en </w:t>
       </w:r>
-      <w:proofErr w:type="spellStart"/>
       <w:r>
         <w:rPr>
           <w:i/>
@@ -15297,7 +11510,6 @@
         </w:rPr>
         <w:t>encryption.key</w:t>
       </w:r>
-      <w:proofErr w:type="spellEnd"/>
     </w:p>
     <w:p>
       <w:r>
@@ -15320,48 +11532,15 @@
         <w:pStyle w:val="Ttulo1"/>
       </w:pPr>
       <w:bookmarkStart w:id="19" w:name="_Toc199261572"/>
-      <w:proofErr w:type="spellStart"/>
       <w:r>
         <w:t>Testing</w:t>
       </w:r>
       <w:bookmarkEnd w:id="19"/>
-      <w:proofErr w:type="spellEnd"/>
     </w:p>
     <w:p>
       <w:r>
         <w:tab/>
-      </w:r>
-      <w:proofErr w:type="spellStart"/>
-      <w:r>
-        <w:t>Atlax</w:t>
-      </w:r>
-      <w:proofErr w:type="spellEnd"/>
-      <w:r>
-        <w:t xml:space="preserve"> </w:t>
-      </w:r>
-      <w:proofErr w:type="spellStart"/>
-      <w:r>
-        <w:t>Renpy</w:t>
-      </w:r>
-      <w:proofErr w:type="spellEnd"/>
-      <w:r>
-        <w:t xml:space="preserve"> no ofrece ninguna herramienta específica para facilitar la fase de </w:t>
-      </w:r>
-      <w:proofErr w:type="spellStart"/>
-      <w:r>
-        <w:t>testing</w:t>
-      </w:r>
-      <w:proofErr w:type="spellEnd"/>
-      <w:r>
-        <w:t xml:space="preserve"> de tu novela visual, sin </w:t>
-      </w:r>
-      <w:proofErr w:type="gramStart"/>
-      <w:r>
-        <w:t>embargo</w:t>
-      </w:r>
-      <w:proofErr w:type="gramEnd"/>
-      <w:r>
-        <w:t xml:space="preserve"> aquí dejaré algunas estrategias para agilizar el testeo de tus escenas.</w:t>
+        <w:t>Atlax Renpy no ofrece ninguna herramienta específica para facilitar la fase de testing de tu novela visual, sin embargo aquí dejaré algunas estrategias para agilizar el testeo de tus escenas.</w:t>
       </w:r>
     </w:p>
     <w:p>
@@ -15381,7 +11560,6 @@
       <w:r>
         <w:t xml:space="preserve">puedes cambiar la variable </w:t>
       </w:r>
-      <w:proofErr w:type="spellStart"/>
       <w:r>
         <w:rPr>
           <w:i/>
@@ -15389,35 +11567,16 @@
         </w:rPr>
         <w:t>firstDialogue</w:t>
       </w:r>
-      <w:proofErr w:type="spellEnd"/>
       <w:r>
         <w:t xml:space="preserve"> en el archivo </w:t>
       </w:r>
-      <w:proofErr w:type="spellStart"/>
       <w:r>
         <w:rPr>
           <w:i/>
           <w:iCs/>
         </w:rPr>
-        <w:t>games</w:t>
-      </w:r>
-      <w:proofErr w:type="spellEnd"/>
-      <w:r>
-        <w:rPr>
-          <w:i/>
-          <w:iCs/>
-        </w:rPr>
-        <w:t>/</w:t>
-      </w:r>
-      <w:proofErr w:type="spellStart"/>
-      <w:r>
-        <w:rPr>
-          <w:i/>
-          <w:iCs/>
-        </w:rPr>
-        <w:t>script.rpy</w:t>
-      </w:r>
-      <w:proofErr w:type="spellEnd"/>
+        <w:t>games/script.rpy</w:t>
+      </w:r>
       <w:r>
         <w:rPr>
           <w:i/>
@@ -15445,67 +11604,43 @@
       <w:r>
         <w:t xml:space="preserve">Para probar consecuencias de tipo puntos, escenas o de decisión, en el archivo </w:t>
       </w:r>
-      <w:proofErr w:type="spellStart"/>
       <w:r>
         <w:rPr>
           <w:i/>
           <w:iCs/>
         </w:rPr>
-        <w:t>games</w:t>
-      </w:r>
-      <w:proofErr w:type="spellEnd"/>
+        <w:t>games/script.rpy</w:t>
+      </w:r>
+      <w:r>
+        <w:t xml:space="preserve"> puedes modificar las variables </w:t>
+      </w:r>
       <w:r>
         <w:rPr>
           <w:i/>
           <w:iCs/>
         </w:rPr>
-        <w:t>/</w:t>
-      </w:r>
-      <w:proofErr w:type="spellStart"/>
+        <w:t>globalPoints</w:t>
+      </w:r>
+      <w:r>
+        <w:t xml:space="preserve">, </w:t>
+      </w:r>
       <w:r>
         <w:rPr>
           <w:i/>
           <w:iCs/>
         </w:rPr>
-        <w:t>script.rpy</w:t>
-      </w:r>
-      <w:proofErr w:type="spellEnd"/>
-      <w:r>
-        <w:t xml:space="preserve"> puedes modificar las variables </w:t>
-      </w:r>
-      <w:proofErr w:type="spellStart"/>
+        <w:t>globalDecsions</w:t>
+      </w:r>
+      <w:r>
+        <w:t xml:space="preserve">, </w:t>
+      </w:r>
       <w:r>
         <w:rPr>
           <w:i/>
           <w:iCs/>
         </w:rPr>
-        <w:t>globalPoints</w:t>
-      </w:r>
-      <w:proofErr w:type="spellEnd"/>
-      <w:r>
-        <w:t xml:space="preserve">, </w:t>
-      </w:r>
-      <w:proofErr w:type="spellStart"/>
-      <w:r>
-        <w:rPr>
-          <w:i/>
-          <w:iCs/>
-        </w:rPr>
-        <w:t>globalDecsions</w:t>
-      </w:r>
-      <w:proofErr w:type="spellEnd"/>
-      <w:r>
-        <w:t xml:space="preserve">, </w:t>
-      </w:r>
-      <w:proofErr w:type="spellStart"/>
-      <w:r>
-        <w:rPr>
-          <w:i/>
-          <w:iCs/>
-        </w:rPr>
         <w:t>globalScenes</w:t>
       </w:r>
-      <w:proofErr w:type="spellEnd"/>
       <w:r>
         <w:t xml:space="preserve"> y darle valores iniciales. Aquí unos ejemplos.</w:t>
       </w:r>
@@ -15561,6 +11696,18 @@
         <w:pStyle w:val="Prrafodelista"/>
       </w:pPr>
     </w:p>
+    <w:p>
+      <w:pPr>
+        <w:pStyle w:val="Prrafodelista"/>
+        <w:numPr>
+          <w:ilvl w:val="0"/>
+          <w:numId w:val="20"/>
+        </w:numPr>
+      </w:pPr>
+      <w:r>
+        <w:t>Si una escena es muy larga y necesitas testear una parte alejada del inicio, en coloca un * en la columna key del diálogo en el que quieras iniciar, el juego empezará desde ese diálogo. Por supuesto que al iniciar así tendrás que mostrar los personajes en pantalla (si los hay) y background (si es necesario). Al finalizar de testear la escena puedes quitar el *, deshacer las modificaciones de testeo pertinentes y corregir el nombre del key del diálogo.</w:t>
+      </w:r>
+    </w:p>
     <w:p/>
     <w:p>
       <w:pPr>
@@ -15575,286 +11722,147 @@
     <w:p>
       <w:r>
         <w:tab/>
-        <w:t xml:space="preserve">La personalización de </w:t>
-      </w:r>
-      <w:proofErr w:type="spellStart"/>
-      <w:r>
-        <w:t>Atlax</w:t>
-      </w:r>
-      <w:proofErr w:type="spellEnd"/>
-      <w:r>
-        <w:t xml:space="preserve"> </w:t>
-      </w:r>
-      <w:proofErr w:type="spellStart"/>
-      <w:r>
-        <w:t>Renpy</w:t>
-      </w:r>
-      <w:proofErr w:type="spellEnd"/>
-      <w:r>
-        <w:t xml:space="preserve"> es la misma que podrías hacer utilizando </w:t>
-      </w:r>
-      <w:proofErr w:type="spellStart"/>
-      <w:r>
-        <w:t>Renpy</w:t>
-      </w:r>
-      <w:proofErr w:type="spellEnd"/>
-      <w:r>
-        <w:t xml:space="preserve"> puro, lo único personalizable son algunos aspectos que requieren de ciertos conocimientos de programación, los archivos destinados a personalización son </w:t>
-      </w:r>
-      <w:proofErr w:type="spellStart"/>
+        <w:t xml:space="preserve">La personalización de Atlax Renpy es la misma que podrías hacer utilizando Renpy puro, lo único personalizable son algunos aspectos que requieren de ciertos conocimientos de programación, los archivos destinados a personalización son </w:t>
+      </w:r>
       <w:r>
         <w:rPr>
           <w:i/>
           <w:iCs/>
         </w:rPr>
-        <w:t>game</w:t>
-      </w:r>
-      <w:proofErr w:type="spellEnd"/>
+        <w:t>game/definitions/configDefine.rpy</w:t>
+      </w:r>
+      <w:r>
+        <w:t xml:space="preserve"> para definir configuraciones específicas de Renpy y el archivo </w:t>
+      </w:r>
       <w:r>
         <w:rPr>
           <w:i/>
           <w:iCs/>
         </w:rPr>
-        <w:t>/</w:t>
-      </w:r>
-      <w:proofErr w:type="spellStart"/>
+        <w:t>game/animations/animations.rpy</w:t>
+      </w:r>
+      <w:r>
+        <w:t xml:space="preserve"> para crear animaciones personalizadas en los personajes</w:t>
+      </w:r>
+      <w:r>
+        <w:t>.</w:t>
+      </w:r>
+    </w:p>
+    <w:p>
+      <w:r>
+        <w:tab/>
+        <w:t xml:space="preserve">Para implementar animaciones personalizadas, primero debes definirlas en </w:t>
+      </w:r>
       <w:r>
         <w:rPr>
           <w:i/>
           <w:iCs/>
         </w:rPr>
-        <w:t>definitions</w:t>
-      </w:r>
-      <w:proofErr w:type="spellEnd"/>
+        <w:t>animations.rpy</w:t>
+      </w:r>
+      <w:r>
+        <w:t xml:space="preserve"> y luego ir a </w:t>
+      </w:r>
       <w:r>
         <w:rPr>
           <w:i/>
           <w:iCs/>
         </w:rPr>
-        <w:t>/</w:t>
-      </w:r>
-      <w:proofErr w:type="spellStart"/>
+        <w:t>game/managers/EventManager.rpy</w:t>
+      </w:r>
+      <w:r>
+        <w:t xml:space="preserve">, agregar el nombre de la animación en la variable </w:t>
+      </w:r>
       <w:r>
         <w:rPr>
           <w:i/>
           <w:iCs/>
         </w:rPr>
-        <w:t>configDefine.rpy</w:t>
-      </w:r>
-      <w:proofErr w:type="spellEnd"/>
-      <w:r>
-        <w:t xml:space="preserve"> para definir configuraciones específicas de </w:t>
-      </w:r>
-      <w:proofErr w:type="spellStart"/>
-      <w:r>
-        <w:t>Renpy</w:t>
-      </w:r>
-      <w:proofErr w:type="spellEnd"/>
-      <w:r>
-        <w:t xml:space="preserve"> y el archivo </w:t>
-      </w:r>
-      <w:proofErr w:type="spellStart"/>
+        <w:t>characterAnimations</w:t>
+      </w:r>
+      <w:r>
+        <w:t xml:space="preserve"> y luego relacionarla con la animación mediante la variable </w:t>
+      </w:r>
       <w:r>
         <w:rPr>
           <w:i/>
           <w:iCs/>
         </w:rPr>
-        <w:t>game</w:t>
-      </w:r>
-      <w:proofErr w:type="spellEnd"/>
+        <w:t>oneParameterEvents</w:t>
+      </w:r>
+      <w:r>
+        <w:t xml:space="preserve"> o </w:t>
+      </w:r>
       <w:r>
         <w:rPr>
           <w:i/>
           <w:iCs/>
         </w:rPr>
-        <w:t>/</w:t>
-      </w:r>
-      <w:proofErr w:type="spellStart"/>
+        <w:t>twoParameterEvents</w:t>
+      </w:r>
+      <w:r>
+        <w:t>, dependiendo de los parámetros que tenga tu animación personalizada.</w:t>
+      </w:r>
+    </w:p>
+    <w:p>
+      <w:r>
+        <w:lastRenderedPageBreak/>
+        <w:tab/>
+        <w:t xml:space="preserve">Aunque la animación no tenga parámetros, puedes colocarla en </w:t>
+      </w:r>
       <w:r>
         <w:rPr>
           <w:i/>
           <w:iCs/>
         </w:rPr>
-        <w:t>animations</w:t>
-      </w:r>
-      <w:proofErr w:type="spellEnd"/>
+        <w:t>oneParameterEvents</w:t>
+      </w:r>
       <w:r>
         <w:rPr>
           <w:i/>
           <w:iCs/>
         </w:rPr>
-        <w:t>/</w:t>
-      </w:r>
-      <w:proofErr w:type="spellStart"/>
+        <w:t xml:space="preserve"> </w:t>
+      </w:r>
+      <w:r>
+        <w:t>o</w:t>
+      </w:r>
       <w:r>
         <w:rPr>
           <w:i/>
           <w:iCs/>
         </w:rPr>
-        <w:t>animations.rpy</w:t>
-      </w:r>
-      <w:proofErr w:type="spellEnd"/>
-      <w:r>
-        <w:t xml:space="preserve"> para crear animaciones personalizadas en los personajes</w:t>
-      </w:r>
-      <w:r>
-        <w:t>.</w:t>
-      </w:r>
-    </w:p>
-    <w:p>
-      <w:r>
-        <w:tab/>
-        <w:t xml:space="preserve">Para implementar animaciones personalizadas, primero debes definirlas en </w:t>
-      </w:r>
-      <w:proofErr w:type="spellStart"/>
+        <w:t xml:space="preserve"> </w:t>
+      </w:r>
       <w:r>
         <w:rPr>
           <w:i/>
           <w:iCs/>
         </w:rPr>
-        <w:t>animations.rpy</w:t>
-      </w:r>
-      <w:proofErr w:type="spellEnd"/>
-      <w:r>
-        <w:t xml:space="preserve"> y luego ir a </w:t>
-      </w:r>
-      <w:proofErr w:type="spellStart"/>
+        <w:t>twoParameterEvents</w:t>
+      </w:r>
+      <w:r>
+        <w:t xml:space="preserve">. IMPORTANTE: Si la animación utiliza la propiedad zoom, estrictamente debe estar en </w:t>
+      </w:r>
       <w:r>
         <w:rPr>
           <w:i/>
           <w:iCs/>
         </w:rPr>
-        <w:t>game</w:t>
-      </w:r>
-      <w:proofErr w:type="spellEnd"/>
+        <w:t>twoParameterEvents</w:t>
+      </w:r>
       <w:r>
         <w:rPr>
           <w:i/>
           <w:iCs/>
         </w:rPr>
-        <w:t>/managers/</w:t>
-      </w:r>
-      <w:proofErr w:type="spellStart"/>
-      <w:r>
-        <w:rPr>
-          <w:i/>
-          <w:iCs/>
-        </w:rPr>
-        <w:t>EventManager.rpy</w:t>
-      </w:r>
-      <w:proofErr w:type="spellEnd"/>
-      <w:r>
-        <w:t xml:space="preserve">, agregar el nombre de la animación en la variable </w:t>
-      </w:r>
-      <w:proofErr w:type="spellStart"/>
-      <w:r>
-        <w:rPr>
-          <w:i/>
-          <w:iCs/>
-        </w:rPr>
-        <w:t>characterAnimations</w:t>
-      </w:r>
-      <w:proofErr w:type="spellEnd"/>
-      <w:r>
-        <w:t xml:space="preserve"> y luego relacionarla con la animación mediante la variable </w:t>
-      </w:r>
-      <w:proofErr w:type="spellStart"/>
-      <w:r>
-        <w:rPr>
-          <w:i/>
-          <w:iCs/>
-        </w:rPr>
-        <w:t>oneParameterEvents</w:t>
-      </w:r>
-      <w:proofErr w:type="spellEnd"/>
-      <w:r>
-        <w:t xml:space="preserve"> o </w:t>
-      </w:r>
-      <w:proofErr w:type="spellStart"/>
-      <w:r>
-        <w:rPr>
-          <w:i/>
-          <w:iCs/>
-        </w:rPr>
-        <w:t>twoParameterEvents</w:t>
-      </w:r>
-      <w:proofErr w:type="spellEnd"/>
-      <w:r>
-        <w:t>, dependiendo de los parámetros que tenga tu animación personalizada.</w:t>
-      </w:r>
-    </w:p>
-    <w:p>
-      <w:r>
-        <w:tab/>
-        <w:t xml:space="preserve">Aunque la animación no tenga parámetros, puedes colocarla en </w:t>
-      </w:r>
-      <w:proofErr w:type="spellStart"/>
-      <w:r>
-        <w:rPr>
-          <w:i/>
-          <w:iCs/>
-        </w:rPr>
-        <w:t>oneParameterEvents</w:t>
-      </w:r>
-      <w:proofErr w:type="spellEnd"/>
-      <w:r>
-        <w:rPr>
-          <w:i/>
-          <w:iCs/>
-        </w:rPr>
+        <w:t>.</w:t>
+      </w:r>
+    </w:p>
+    <w:p>
+      <w:r>
         <w:t xml:space="preserve"> </w:t>
       </w:r>
-      <w:r>
-        <w:t>o</w:t>
-      </w:r>
-      <w:r>
-        <w:rPr>
-          <w:i/>
-          <w:iCs/>
-        </w:rPr>
-        <w:t xml:space="preserve"> </w:t>
-      </w:r>
-      <w:proofErr w:type="spellStart"/>
-      <w:r>
-        <w:rPr>
-          <w:i/>
-          <w:iCs/>
-        </w:rPr>
-        <w:t>twoParameterEvents</w:t>
-      </w:r>
-      <w:proofErr w:type="spellEnd"/>
-      <w:r>
-        <w:t xml:space="preserve">. IMPORTANTE: Si la animación utiliza la propiedad </w:t>
-      </w:r>
-      <w:proofErr w:type="gramStart"/>
-      <w:r>
-        <w:t>zoom</w:t>
-      </w:r>
-      <w:proofErr w:type="gramEnd"/>
-      <w:r>
-        <w:t xml:space="preserve">, estrictamente debe estar en </w:t>
-      </w:r>
-      <w:proofErr w:type="spellStart"/>
-      <w:r>
-        <w:rPr>
-          <w:i/>
-          <w:iCs/>
-        </w:rPr>
-        <w:t>twoParameterEvents</w:t>
-      </w:r>
-      <w:proofErr w:type="spellEnd"/>
-      <w:r>
-        <w:rPr>
-          <w:i/>
-          <w:iCs/>
-        </w:rPr>
-        <w:t>.</w:t>
-      </w:r>
-    </w:p>
-    <w:p>
-      <w:r>
-        <w:t xml:space="preserve"> </w:t>
-      </w:r>
     </w:p>
     <w:p/>
     <w:p>
@@ -15863,7 +11871,6 @@
       </w:pPr>
       <w:bookmarkStart w:id="21" w:name="_Toc199261574"/>
       <w:r>
-        <w:lastRenderedPageBreak/>
         <w:t>Balanceo de novela visual</w:t>
       </w:r>
       <w:bookmarkEnd w:id="21"/>

--- a/Manual de desarrollo en Atlax Renpy.docx
+++ b/Manual de desarrollo en Atlax Renpy.docx
@@ -6595,7 +6595,25 @@
         <w:rPr>
           <w:highlight w:val="yellow"/>
         </w:rPr>
-        <w:t>Family_picture</w:t>
+        <w:t>f</w:t>
+      </w:r>
+      <w:r>
+        <w:rPr>
+          <w:highlight w:val="yellow"/>
+        </w:rPr>
+        <w:t>amily</w:t>
+      </w:r>
+      <w:r>
+        <w:rPr>
+          <w:highlight w:val="yellow"/>
+        </w:rPr>
+        <w:t xml:space="preserve"> </w:t>
+      </w:r>
+      <w:r>
+        <w:rPr>
+          <w:highlight w:val="yellow"/>
+        </w:rPr>
+        <w:t>picture</w:t>
       </w:r>
       <w:r>
         <w:t xml:space="preserve"> (Muestra una foto de una familia en pantalla)</w:t>
@@ -6611,11 +6629,19 @@
     </w:p>
     <w:p>
       <w:pPr>
+        <w:ind w:firstLine="708"/>
+      </w:pPr>
+      <w:r>
+        <w:lastRenderedPageBreak/>
+        <w:t>Los nombres de los archivos a mostrar deben estar en minúscula.</w:t>
+      </w:r>
+    </w:p>
+    <w:p>
+      <w:pPr>
         <w:pStyle w:val="Ttulo2"/>
       </w:pPr>
       <w:bookmarkStart w:id="13" w:name="_Toc199261566"/>
       <w:r>
-        <w:lastRenderedPageBreak/>
         <w:t>Columna Events</w:t>
       </w:r>
       <w:bookmarkEnd w:id="13"/>

--- a/Manual de desarrollo en Atlax Renpy.docx
+++ b/Manual de desarrollo en Atlax Renpy.docx
@@ -9169,6 +9169,223 @@
       <w:pPr>
         <w:ind w:firstLine="708"/>
       </w:pPr>
+      <w:r>
+        <w:lastRenderedPageBreak/>
+        <w:t>Dependiendo de la fuente que utilices en tu proyecto, es posible que ciertos caracteres no se muestren, por ejemplo el carácter “</w:t>
+      </w:r>
+      <w:r>
+        <w:t>♪</w:t>
+      </w:r>
+      <w:r>
+        <w:t>” no existe en la fuente “playtime” y en su lugar se mostrará un carácter extraño. En esos casos tendrás que usar obligatoriamente un modificador de texto especificando una fuente la cual sí que cuente con el carácter necesitado.</w:t>
+      </w:r>
+    </w:p>
+    <w:p>
+      <w:pPr>
+        <w:ind w:firstLine="708"/>
+      </w:pPr>
+    </w:p>
+    <w:p>
+      <w:pPr>
+        <w:ind w:firstLine="708"/>
+        <w:rPr>
+          <w:i/>
+          <w:iCs/>
+        </w:rPr>
+      </w:pPr>
+      <w:r>
+        <w:rPr>
+          <w:i/>
+          <w:iCs/>
+        </w:rPr>
+        <w:t xml:space="preserve">Mostrando el diálogo “Ahora a bailar wuuuu </w:t>
+      </w:r>
+      <w:r>
+        <w:t>♪♪♪♪</w:t>
+      </w:r>
+      <w:r>
+        <w:rPr>
+          <w:i/>
+          <w:iCs/>
+        </w:rPr>
+        <w:t>”</w:t>
+      </w:r>
+    </w:p>
+    <w:p>
+      <w:pPr>
+        <w:ind w:firstLine="708"/>
+      </w:pPr>
+      <w:r>
+        <w:rPr>
+          <w:noProof/>
+        </w:rPr>
+        <w:drawing>
+          <wp:inline distT="0" distB="0" distL="0" distR="0" wp14:anchorId="51FFCB40" wp14:editId="5D252EBD">
+            <wp:extent cx="4267200" cy="771525"/>
+            <wp:effectExtent l="0" t="0" r="0" b="9525"/>
+            <wp:docPr id="1468955270" name="Imagen 1"/>
+            <wp:cNvGraphicFramePr>
+              <a:graphicFrameLocks xmlns:a="http://schemas.openxmlformats.org/drawingml/2006/main" noChangeAspect="1"/>
+            </wp:cNvGraphicFramePr>
+            <a:graphic xmlns:a="http://schemas.openxmlformats.org/drawingml/2006/main">
+              <a:graphicData uri="http://schemas.openxmlformats.org/drawingml/2006/picture">
+                <pic:pic xmlns:pic="http://schemas.openxmlformats.org/drawingml/2006/picture">
+                  <pic:nvPicPr>
+                    <pic:cNvPr id="1468955270" name=""/>
+                    <pic:cNvPicPr/>
+                  </pic:nvPicPr>
+                  <pic:blipFill>
+                    <a:blip r:embed="rId27"/>
+                    <a:stretch>
+                      <a:fillRect/>
+                    </a:stretch>
+                  </pic:blipFill>
+                  <pic:spPr>
+                    <a:xfrm>
+                      <a:off x="0" y="0"/>
+                      <a:ext cx="4267200" cy="771525"/>
+                    </a:xfrm>
+                    <a:prstGeom prst="rect">
+                      <a:avLst/>
+                    </a:prstGeom>
+                  </pic:spPr>
+                </pic:pic>
+              </a:graphicData>
+            </a:graphic>
+          </wp:inline>
+        </w:drawing>
+      </w:r>
+    </w:p>
+    <w:p>
+      <w:pPr>
+        <w:ind w:firstLine="708"/>
+      </w:pPr>
+    </w:p>
+    <w:p>
+      <w:pPr>
+        <w:ind w:firstLine="708"/>
+      </w:pPr>
+      <w:r>
+        <w:t>E</w:t>
+      </w:r>
+      <w:r>
+        <w:t>l modificador de texto es el siguiente.</w:t>
+      </w:r>
+    </w:p>
+    <w:p>
+      <w:pPr>
+        <w:ind w:firstLine="708"/>
+      </w:pPr>
+      <w:r>
+        <w:t>{font=DejaVuSans.ttf}♪♪♪{/font}</w:t>
+      </w:r>
+    </w:p>
+    <w:p>
+      <w:pPr>
+        <w:ind w:firstLine="708"/>
+      </w:pPr>
+      <w:r>
+        <w:t>De esa forma las notas musicales se muestran en la fuente “DejaVuSans.ttf”</w:t>
+      </w:r>
+    </w:p>
+    <w:p>
+      <w:pPr>
+        <w:ind w:firstLine="708"/>
+      </w:pPr>
+    </w:p>
+    <w:p>
+      <w:pPr>
+        <w:ind w:firstLine="708"/>
+        <w:rPr>
+          <w:i/>
+          <w:iCs/>
+        </w:rPr>
+      </w:pPr>
+      <w:r>
+        <w:rPr>
+          <w:i/>
+          <w:iCs/>
+        </w:rPr>
+        <w:t>Mostrando el diálogo “</w:t>
+      </w:r>
+      <w:r>
+        <w:rPr>
+          <w:i/>
+          <w:iCs/>
+        </w:rPr>
+        <w:t>Ahora a bailar wuuuu</w:t>
+      </w:r>
+      <w:r>
+        <w:rPr>
+          <w:i/>
+          <w:iCs/>
+        </w:rPr>
+        <w:t xml:space="preserve"> </w:t>
+      </w:r>
+      <w:r>
+        <w:rPr>
+          <w:i/>
+          <w:iCs/>
+        </w:rPr>
+        <w:t>{font=DejaVuSans.ttf}♪♪♪{/font}</w:t>
+      </w:r>
+      <w:r>
+        <w:rPr>
+          <w:i/>
+          <w:iCs/>
+        </w:rPr>
+        <w:t>”</w:t>
+      </w:r>
+    </w:p>
+    <w:p>
+      <w:pPr>
+        <w:ind w:firstLine="708"/>
+      </w:pPr>
+      <w:r>
+        <w:rPr>
+          <w:noProof/>
+        </w:rPr>
+        <w:drawing>
+          <wp:inline distT="0" distB="0" distL="0" distR="0" wp14:anchorId="39374C6B" wp14:editId="3997D87C">
+            <wp:extent cx="4400550" cy="733425"/>
+            <wp:effectExtent l="0" t="0" r="0" b="9525"/>
+            <wp:docPr id="1855658548" name="Imagen 1"/>
+            <wp:cNvGraphicFramePr>
+              <a:graphicFrameLocks xmlns:a="http://schemas.openxmlformats.org/drawingml/2006/main" noChangeAspect="1"/>
+            </wp:cNvGraphicFramePr>
+            <a:graphic xmlns:a="http://schemas.openxmlformats.org/drawingml/2006/main">
+              <a:graphicData uri="http://schemas.openxmlformats.org/drawingml/2006/picture">
+                <pic:pic xmlns:pic="http://schemas.openxmlformats.org/drawingml/2006/picture">
+                  <pic:nvPicPr>
+                    <pic:cNvPr id="1855658548" name=""/>
+                    <pic:cNvPicPr/>
+                  </pic:nvPicPr>
+                  <pic:blipFill>
+                    <a:blip r:embed="rId28"/>
+                    <a:stretch>
+                      <a:fillRect/>
+                    </a:stretch>
+                  </pic:blipFill>
+                  <pic:spPr>
+                    <a:xfrm>
+                      <a:off x="0" y="0"/>
+                      <a:ext cx="4422468" cy="737078"/>
+                    </a:xfrm>
+                    <a:prstGeom prst="rect">
+                      <a:avLst/>
+                    </a:prstGeom>
+                  </pic:spPr>
+                </pic:pic>
+              </a:graphicData>
+            </a:graphic>
+          </wp:inline>
+        </w:drawing>
+      </w:r>
+    </w:p>
+    <w:p>
+      <w:pPr>
+        <w:ind w:firstLine="708"/>
+      </w:pPr>
     </w:p>
     <w:p>
       <w:pPr>
@@ -9299,6 +9516,7 @@
         <w:pStyle w:val="Ttulo2"/>
       </w:pPr>
       <w:r>
+        <w:lastRenderedPageBreak/>
         <w:t xml:space="preserve">Terminación de </w:t>
       </w:r>
       <w:bookmarkEnd w:id="17"/>
@@ -9487,7 +9705,6 @@
         <w:pStyle w:val="Ttulo3"/>
       </w:pPr>
       <w:r>
-        <w:lastRenderedPageBreak/>
         <w:t>Lineal</w:t>
       </w:r>
     </w:p>
@@ -9524,7 +9741,7 @@
                     <pic:cNvPicPr/>
                   </pic:nvPicPr>
                   <pic:blipFill>
-                    <a:blip r:embed="rId27"/>
+                    <a:blip r:embed="rId29"/>
                     <a:stretch>
                       <a:fillRect/>
                     </a:stretch>
@@ -9553,6 +9770,7 @@
     </w:p>
     <w:p>
       <w:r>
+        <w:lastRenderedPageBreak/>
         <w:t xml:space="preserve">             </w:t>
       </w:r>
       <w:r>
@@ -9575,7 +9793,7 @@
                     <pic:cNvPicPr/>
                   </pic:nvPicPr>
                   <pic:blipFill>
-                    <a:blip r:embed="rId28"/>
+                    <a:blip r:embed="rId30"/>
                     <a:stretch>
                       <a:fillRect/>
                     </a:stretch>
@@ -9715,7 +9933,6 @@
         </w:sectPr>
       </w:pPr>
       <w:r>
-        <w:lastRenderedPageBreak/>
         <w:tab/>
       </w:r>
     </w:p>
@@ -9879,6 +10096,7 @@
         <w:pStyle w:val="Ttulo3"/>
       </w:pPr>
       <w:r>
+        <w:lastRenderedPageBreak/>
         <w:t>Decisión</w:t>
       </w:r>
     </w:p>
@@ -10024,7 +10242,7 @@
                     <pic:cNvPicPr/>
                   </pic:nvPicPr>
                   <pic:blipFill>
-                    <a:blip r:embed="rId29"/>
+                    <a:blip r:embed="rId31"/>
                     <a:stretch>
                       <a:fillRect/>
                     </a:stretch>
@@ -10047,7 +10265,6 @@
     </w:p>
     <w:p>
       <w:r>
-        <w:lastRenderedPageBreak/>
         <w:t xml:space="preserve">       </w:t>
       </w:r>
       <w:r>
@@ -10070,7 +10287,7 @@
                     <pic:cNvPicPr/>
                   </pic:nvPicPr>
                   <pic:blipFill>
-                    <a:blip r:embed="rId30"/>
+                    <a:blip r:embed="rId32"/>
                     <a:stretch>
                       <a:fillRect/>
                     </a:stretch>
@@ -10099,6 +10316,7 @@
     </w:p>
     <w:p>
       <w:r>
+        <w:lastRenderedPageBreak/>
         <w:t xml:space="preserve">            </w:t>
       </w:r>
       <w:r>
@@ -10121,7 +10339,7 @@
                     <pic:cNvPicPr/>
                   </pic:nvPicPr>
                   <pic:blipFill>
-                    <a:blip r:embed="rId31"/>
+                    <a:blip r:embed="rId33"/>
                     <a:stretch>
                       <a:fillRect/>
                     </a:stretch>
@@ -10355,7 +10573,6 @@
         <w:pStyle w:val="Ttulo3"/>
       </w:pPr>
       <w:r>
-        <w:lastRenderedPageBreak/>
         <w:t>Condición</w:t>
       </w:r>
     </w:p>
@@ -10396,6 +10613,7 @@
         <w:pStyle w:val="Ttulo4"/>
       </w:pPr>
       <w:r>
+        <w:lastRenderedPageBreak/>
         <w:t>Condición por puntos</w:t>
       </w:r>
     </w:p>
@@ -10420,7 +10638,7 @@
                     <pic:cNvPicPr/>
                   </pic:nvPicPr>
                   <pic:blipFill>
-                    <a:blip r:embed="rId32"/>
+                    <a:blip r:embed="rId34"/>
                     <a:stretch>
                       <a:fillRect/>
                     </a:stretch>
@@ -10582,7 +10800,6 @@
         <w:rPr>
           <w:highlight w:val="yellow"/>
         </w:rPr>
-        <w:lastRenderedPageBreak/>
         <w:t>#condition points</w:t>
       </w:r>
     </w:p>
@@ -10693,6 +10910,7 @@
     </w:p>
     <w:p>
       <w:r>
+        <w:lastRenderedPageBreak/>
         <w:t xml:space="preserve">      </w:t>
       </w:r>
       <w:r>
@@ -10715,7 +10933,7 @@
                     <pic:cNvPicPr/>
                   </pic:nvPicPr>
                   <pic:blipFill>
-                    <a:blip r:embed="rId33"/>
+                    <a:blip r:embed="rId35"/>
                     <a:stretch>
                       <a:fillRect/>
                     </a:stretch>
@@ -10872,7 +11090,6 @@
         <w:pStyle w:val="Ttulo4"/>
       </w:pPr>
       <w:r>
-        <w:lastRenderedPageBreak/>
         <w:t>Condición por escena</w:t>
       </w:r>
     </w:p>
@@ -10890,6 +11107,7 @@
         <w:rPr>
           <w:noProof/>
         </w:rPr>
+        <w:lastRenderedPageBreak/>
         <w:drawing>
           <wp:inline distT="0" distB="0" distL="0" distR="0" wp14:anchorId="37687B73" wp14:editId="05682B4E">
             <wp:extent cx="5400040" cy="2165350"/>
@@ -10906,7 +11124,7 @@
                     <pic:cNvPicPr/>
                   </pic:nvPicPr>
                   <pic:blipFill>
-                    <a:blip r:embed="rId34"/>
+                    <a:blip r:embed="rId36"/>
                     <a:stretch>
                       <a:fillRect/>
                     </a:stretch>
@@ -11083,7 +11301,6 @@
         <w:spacing w:after="0"/>
       </w:pPr>
       <w:r>
-        <w:lastRenderedPageBreak/>
         <w:tab/>
       </w:r>
       <w:r>
@@ -11292,7 +11509,6 @@
     </w:p>
     <w:p>
       <w:r>
-        <w:lastRenderedPageBreak/>
         <w:tab/>
       </w:r>
       <w:r>
@@ -11315,7 +11531,7 @@
                     <pic:cNvPicPr/>
                   </pic:nvPicPr>
                   <pic:blipFill>
-                    <a:blip r:embed="rId35"/>
+                    <a:blip r:embed="rId37"/>
                     <a:stretch>
                       <a:fillRect/>
                     </a:stretch>
@@ -11341,6 +11557,7 @@
         <w:ind w:firstLine="708"/>
       </w:pPr>
       <w:r>
+        <w:lastRenderedPageBreak/>
         <w:t xml:space="preserve">Si requireSceneEncryption </w:t>
       </w:r>
       <w:r>
@@ -11405,7 +11622,7 @@
                     <pic:cNvPicPr/>
                   </pic:nvPicPr>
                   <pic:blipFill>
-                    <a:blip r:embed="rId36"/>
+                    <a:blip r:embed="rId38"/>
                     <a:stretch>
                       <a:fillRect/>
                     </a:stretch>
@@ -11549,16 +11766,16 @@
     <w:p/>
     <w:p>
       <w:r>
+        <w:tab/>
+      </w:r>
+    </w:p>
+    <w:p>
+      <w:pPr>
+        <w:pStyle w:val="Ttulo1"/>
+      </w:pPr>
+      <w:bookmarkStart w:id="19" w:name="_Toc199261572"/>
+      <w:r>
         <w:lastRenderedPageBreak/>
-        <w:tab/>
-      </w:r>
-    </w:p>
-    <w:p>
-      <w:pPr>
-        <w:pStyle w:val="Ttulo1"/>
-      </w:pPr>
-      <w:bookmarkStart w:id="19" w:name="_Toc199261572"/>
-      <w:r>
         <w:t>Testing</w:t>
       </w:r>
       <w:bookmarkEnd w:id="19"/>
@@ -11696,7 +11913,7 @@
                     <pic:cNvPicPr/>
                   </pic:nvPicPr>
                   <pic:blipFill>
-                    <a:blip r:embed="rId37"/>
+                    <a:blip r:embed="rId39"/>
                     <a:stretch>
                       <a:fillRect/>
                     </a:stretch>
@@ -11832,7 +12049,6 @@
     </w:p>
     <w:p>
       <w:r>
-        <w:lastRenderedPageBreak/>
         <w:tab/>
         <w:t xml:space="preserve">Aunque la animación no tenga parámetros, puedes colocarla en </w:t>
       </w:r>
@@ -11925,7 +12141,7 @@
     <w:p/>
     <w:p/>
     <w:p>
-      <w:hyperlink r:id="rId38" w:history="1">
+      <w:hyperlink r:id="rId40" w:history="1">
         <w:r>
           <w:rPr>
             <w:rStyle w:val="Hipervnculo"/>
@@ -11938,7 +12154,7 @@
       </w:r>
     </w:p>
     <w:p>
-      <w:hyperlink r:id="rId39" w:history="1">
+      <w:hyperlink r:id="rId41" w:history="1">
         <w:r>
           <w:rPr>
             <w:rStyle w:val="Hipervnculo"/>
@@ -11948,7 +12164,7 @@
       </w:hyperlink>
     </w:p>
     <w:p>
-      <w:hyperlink r:id="rId40" w:anchor="text-tag-alpha" w:history="1">
+      <w:hyperlink r:id="rId42" w:anchor="text-tag-alpha" w:history="1">
         <w:r>
           <w:rPr>
             <w:rStyle w:val="Hipervnculo"/>

--- a/Manual de desarrollo en Atlax Renpy.docx
+++ b/Manual de desarrollo en Atlax Renpy.docx
@@ -112,8 +112,42 @@
           <w:sz w:val="52"/>
           <w:szCs w:val="52"/>
         </w:rPr>
-        <w:t>Manual de desarrollo en Atlax Renpy</w:t>
-      </w:r>
+        <w:t xml:space="preserve">Manual de desarrollo en </w:t>
+      </w:r>
+      <w:proofErr w:type="spellStart"/>
+      <w:r>
+        <w:rPr>
+          <w:rFonts w:cs="Times New Roman"/>
+          <w:b/>
+          <w:bCs/>
+          <w:sz w:val="52"/>
+          <w:szCs w:val="52"/>
+        </w:rPr>
+        <w:t>Atlax</w:t>
+      </w:r>
+      <w:proofErr w:type="spellEnd"/>
+      <w:r>
+        <w:rPr>
+          <w:rFonts w:cs="Times New Roman"/>
+          <w:b/>
+          <w:bCs/>
+          <w:sz w:val="52"/>
+          <w:szCs w:val="52"/>
+        </w:rPr>
+        <w:t xml:space="preserve"> </w:t>
+      </w:r>
+      <w:proofErr w:type="spellStart"/>
+      <w:r>
+        <w:rPr>
+          <w:rFonts w:cs="Times New Roman"/>
+          <w:b/>
+          <w:bCs/>
+          <w:sz w:val="52"/>
+          <w:szCs w:val="52"/>
+        </w:rPr>
+        <w:t>Renpy</w:t>
+      </w:r>
+      <w:proofErr w:type="spellEnd"/>
     </w:p>
     <w:p>
       <w:pPr>
@@ -237,8 +271,16 @@
         <w:rPr>
           <w:rFonts w:cs="Times New Roman"/>
         </w:rPr>
-        <w:t>Desarrollador de Campanella Studios</w:t>
-      </w:r>
+        <w:t xml:space="preserve">Desarrollador de Campanella </w:t>
+      </w:r>
+      <w:proofErr w:type="spellStart"/>
+      <w:r>
+        <w:rPr>
+          <w:rFonts w:cs="Times New Roman"/>
+        </w:rPr>
+        <w:t>Studios</w:t>
+      </w:r>
+      <w:proofErr w:type="spellEnd"/>
     </w:p>
     <w:p>
       <w:pPr>
@@ -2424,7 +2466,22 @@
     <w:p>
       <w:r>
         <w:tab/>
-        <w:t xml:space="preserve">Atlax Renpy es un motor </w:t>
+      </w:r>
+      <w:proofErr w:type="spellStart"/>
+      <w:r>
+        <w:t>Atlax</w:t>
+      </w:r>
+      <w:proofErr w:type="spellEnd"/>
+      <w:r>
+        <w:t xml:space="preserve"> </w:t>
+      </w:r>
+      <w:proofErr w:type="spellStart"/>
+      <w:r>
+        <w:t>Renpy</w:t>
+      </w:r>
+      <w:proofErr w:type="spellEnd"/>
+      <w:r>
+        <w:t xml:space="preserve"> es un motor </w:t>
       </w:r>
       <w:r>
         <w:t>de</w:t>
@@ -2433,11 +2490,32 @@
         <w:t xml:space="preserve"> videojuegos del género novela visual clásica</w:t>
       </w:r>
       <w:r>
-        <w:t xml:space="preserve"> que utiliza como base el motor Renpy en su versión 8.1.3</w:t>
-      </w:r>
-      <w:r>
-        <w:t>. Atlax Renpy</w:t>
-      </w:r>
+        <w:t xml:space="preserve"> que utiliza como base el motor </w:t>
+      </w:r>
+      <w:proofErr w:type="spellStart"/>
+      <w:r>
+        <w:t>Renpy</w:t>
+      </w:r>
+      <w:proofErr w:type="spellEnd"/>
+      <w:r>
+        <w:t xml:space="preserve"> en su versión 8.1.3</w:t>
+      </w:r>
+      <w:r>
+        <w:t xml:space="preserve">. </w:t>
+      </w:r>
+      <w:proofErr w:type="spellStart"/>
+      <w:r>
+        <w:t>Atlax</w:t>
+      </w:r>
+      <w:proofErr w:type="spellEnd"/>
+      <w:r>
+        <w:t xml:space="preserve"> </w:t>
+      </w:r>
+      <w:proofErr w:type="spellStart"/>
+      <w:r>
+        <w:t>Renpy</w:t>
+      </w:r>
+      <w:proofErr w:type="spellEnd"/>
       <w:r>
         <w:t xml:space="preserve"> permite el desarrollo de juegos con mínimos conocimientos informáticos y de programación. El motor está hecho para ser una fábrica de novelas visuales alimentada </w:t>
       </w:r>
@@ -2463,8 +2541,21 @@
         <w:t xml:space="preserve"> de</w:t>
       </w:r>
       <w:r>
-        <w:t xml:space="preserve"> Atlax Renpy</w:t>
-      </w:r>
+        <w:t xml:space="preserve"> </w:t>
+      </w:r>
+      <w:proofErr w:type="spellStart"/>
+      <w:r>
+        <w:t>Atlax</w:t>
+      </w:r>
+      <w:proofErr w:type="spellEnd"/>
+      <w:r>
+        <w:t xml:space="preserve"> </w:t>
+      </w:r>
+      <w:proofErr w:type="spellStart"/>
+      <w:r>
+        <w:t>Renpy</w:t>
+      </w:r>
+      <w:proofErr w:type="spellEnd"/>
       <w:r>
         <w:t>, este</w:t>
       </w:r>
@@ -2481,7 +2572,13 @@
         <w:t>crear</w:t>
       </w:r>
       <w:r>
-        <w:t xml:space="preserve"> sus respectivas rutas de una misma novela </w:t>
+        <w:t xml:space="preserve"> sus respectivas </w:t>
+      </w:r>
+      <w:r>
+        <w:t>historias</w:t>
+      </w:r>
+      <w:r>
+        <w:t xml:space="preserve"> de una misma novela </w:t>
       </w:r>
       <w:r>
         <w:t>simultáneamente</w:t>
@@ -2534,7 +2631,23 @@
         <w:t>cción de</w:t>
       </w:r>
       <w:r>
-        <w:t xml:space="preserve"> la novela visual dominen ciertos conocimientos y comprendan algunos conceptos fundamentales para desarrollar exitosamente un videojuego usando Atlax Renpy.</w:t>
+        <w:t xml:space="preserve"> la novela visual dominen ciertos conocimientos y comprendan algunos conceptos fundamentales para desarrollar exitosamente un videojuego usando </w:t>
+      </w:r>
+      <w:proofErr w:type="spellStart"/>
+      <w:r>
+        <w:t>Atlax</w:t>
+      </w:r>
+      <w:proofErr w:type="spellEnd"/>
+      <w:r>
+        <w:t xml:space="preserve"> </w:t>
+      </w:r>
+      <w:proofErr w:type="spellStart"/>
+      <w:r>
+        <w:t>Renpy</w:t>
+      </w:r>
+      <w:proofErr w:type="spellEnd"/>
+      <w:r>
+        <w:t>.</w:t>
       </w:r>
     </w:p>
     <w:p/>
@@ -2621,12 +2734,21 @@
           <w:numId w:val="2"/>
         </w:numPr>
       </w:pPr>
+      <w:proofErr w:type="spellStart"/>
       <w:r>
         <w:rPr>
           <w:b/>
           <w:bCs/>
         </w:rPr>
-        <w:t>Renpy:</w:t>
+        <w:t>Renpy</w:t>
+      </w:r>
+      <w:proofErr w:type="spellEnd"/>
+      <w:r>
+        <w:rPr>
+          <w:b/>
+          <w:bCs/>
+        </w:rPr>
+        <w:t>:</w:t>
       </w:r>
       <w:r>
         <w:t xml:space="preserve"> En su versión 8.1.3.</w:t>
@@ -2653,7 +2775,23 @@
     <w:p>
       <w:r>
         <w:tab/>
-        <w:t>Si estás leyendo esto seguramente tengas algunos conocimientos sobre las novelas visuales, ya sean conocimientos técnicos o de usuario final, en esta sección se va a desglosar la estructura y funcionamiento que sigue Atlax Renpy para mantener el control de todo lo que sucede internamente. Iremos de lo macro a lo micro.</w:t>
+        <w:t xml:space="preserve">Si estás leyendo esto seguramente tengas algunos conocimientos sobre las novelas visuales, ya sean conocimientos técnicos o de usuario final, en esta sección se va a desglosar la estructura y funcionamiento que sigue </w:t>
+      </w:r>
+      <w:proofErr w:type="spellStart"/>
+      <w:r>
+        <w:t>Atlax</w:t>
+      </w:r>
+      <w:proofErr w:type="spellEnd"/>
+      <w:r>
+        <w:t xml:space="preserve"> </w:t>
+      </w:r>
+      <w:proofErr w:type="spellStart"/>
+      <w:r>
+        <w:t>Renpy</w:t>
+      </w:r>
+      <w:proofErr w:type="spellEnd"/>
+      <w:r>
+        <w:t xml:space="preserve"> para mantener el control de todo lo que sucede internamente. Iremos de lo macro a lo micro.</w:t>
       </w:r>
     </w:p>
     <w:p/>
@@ -2669,16 +2807,47 @@
     <w:p>
       <w:r>
         <w:tab/>
-        <w:t>Una novela visual es una obra conjunta que puede contener distintas rutas</w:t>
-      </w:r>
-      <w:r>
-        <w:t xml:space="preserve"> con distintos finales</w:t>
+        <w:t>Una novela visual es una obra conjunta</w:t>
+      </w:r>
+      <w:r>
+        <w:t xml:space="preserve"> que podría ser definida como leer una historia interactiva</w:t>
+      </w:r>
+      <w:r>
+        <w:t xml:space="preserve"> que puede contener </w:t>
+      </w:r>
+      <w:r>
+        <w:t>decisiones</w:t>
       </w:r>
       <w:r>
         <w:t>,</w:t>
       </w:r>
       <w:r>
-        <w:t xml:space="preserve"> pero siempre tienen el mismo punto de inicio, es decir, el primer capítulo.</w:t>
+        <w:t xml:space="preserve"> </w:t>
+      </w:r>
+      <w:proofErr w:type="gramStart"/>
+      <w:r>
+        <w:t>y</w:t>
+      </w:r>
+      <w:proofErr w:type="gramEnd"/>
+      <w:r>
+        <w:t xml:space="preserve"> por ende, distintas rutas o </w:t>
+      </w:r>
+      <w:proofErr w:type="gramStart"/>
+      <w:r>
+        <w:t xml:space="preserve">caminos </w:t>
+      </w:r>
+      <w:r>
+        <w:t xml:space="preserve"> con</w:t>
+      </w:r>
+      <w:proofErr w:type="gramEnd"/>
+      <w:r>
+        <w:t xml:space="preserve"> distintos finales</w:t>
+      </w:r>
+      <w:r>
+        <w:t>. Sin embargo, s</w:t>
+      </w:r>
+      <w:r>
+        <w:t>iempre tienen el mismo punto de inicio, es decir, el primer capítulo.</w:t>
       </w:r>
     </w:p>
     <w:p>
@@ -2714,13 +2883,22 @@
         <w:ind w:firstLine="708"/>
       </w:pPr>
       <w:r>
-        <w:t>Un capítulo es una serie de escenas que funcionan como nodos conectados unos con otros y siempre avanzando hacia una dirección sin retroceder ni repetir</w:t>
-      </w:r>
-      <w:r>
-        <w:t xml:space="preserve"> escenas</w:t>
-      </w:r>
-      <w:r>
-        <w:t xml:space="preserve"> anteriores.</w:t>
+        <w:t>Un capítulo</w:t>
+      </w:r>
+      <w:r>
+        <w:t xml:space="preserve"> contiene </w:t>
+      </w:r>
+      <w:r>
+        <w:t>una serie de escenas que</w:t>
+      </w:r>
+      <w:r>
+        <w:t xml:space="preserve"> engloban un arco, temporada o desafío en la historia de la novela</w:t>
+      </w:r>
+      <w:r>
+        <w:t>.</w:t>
+      </w:r>
+      <w:r>
+        <w:t xml:space="preserve"> Un capítulo podría ser por ejemplo un semestre o periodo académico.</w:t>
       </w:r>
     </w:p>
     <w:p>
@@ -2734,7 +2912,19 @@
     <w:p>
       <w:r>
         <w:tab/>
-        <w:t xml:space="preserve">Una escena es una cadena de diálogos ordenados que van unos detrás de otro. Estas tienen un inicio y un final, final que en ocasiones puede conducir a varias posibles escenas, </w:t>
+        <w:t>Una escena es una cadena de diálogos ordenados que van unos detrás de otro</w:t>
+      </w:r>
+      <w:r>
+        <w:t xml:space="preserve"> presentando un escenario al jugador</w:t>
+      </w:r>
+      <w:r>
+        <w:t xml:space="preserve">. </w:t>
+      </w:r>
+      <w:r>
+        <w:t>Las escenas</w:t>
+      </w:r>
+      <w:r>
+        <w:t xml:space="preserve"> tienen un inicio y un final, final que en ocasiones puede conducir a varias posibles escenas, </w:t>
       </w:r>
       <w:r>
         <w:t>ya sea por una decisión planteada al jugador o una condición basada en escenas anteriores. Al final una escena siempre conducirá a otra escena.</w:t>
@@ -2784,8 +2974,13 @@
           <w:numId w:val="3"/>
         </w:numPr>
       </w:pPr>
-      <w:r>
-        <w:t>Texto a mostrar en pantalla</w:t>
+      <w:proofErr w:type="gramStart"/>
+      <w:r>
+        <w:t>Texto a mostrar</w:t>
+      </w:r>
+      <w:proofErr w:type="gramEnd"/>
+      <w:r>
+        <w:t xml:space="preserve"> en pantalla</w:t>
       </w:r>
     </w:p>
     <w:p>
@@ -2902,12 +3097,16 @@
       <w:r>
         <w:t xml:space="preserve"> consecuencias.</w:t>
       </w:r>
+      <w:r>
+        <w:t xml:space="preserve"> En ocasiones las decisiones pueden ir acompañadas de puntos.</w:t>
+      </w:r>
     </w:p>
     <w:p>
       <w:pPr>
         <w:pStyle w:val="Ttulo3"/>
       </w:pPr>
       <w:r>
+        <w:lastRenderedPageBreak/>
         <w:t>Consecuencias</w:t>
       </w:r>
     </w:p>
@@ -2925,7 +3124,6 @@
         <w:pStyle w:val="Ttulo3"/>
       </w:pPr>
       <w:r>
-        <w:lastRenderedPageBreak/>
         <w:t>Puntuación</w:t>
       </w:r>
     </w:p>
@@ -2938,7 +3136,23 @@
         <w:t xml:space="preserve"> </w:t>
       </w:r>
       <w:r>
-        <w:t>no, te restará o no ganarás ninguno. Atlax Renpy es capaz de soportar todos los puntos que necesites, puntos de amist</w:t>
+        <w:t xml:space="preserve">no, te restará o no ganarás ninguno. </w:t>
+      </w:r>
+      <w:proofErr w:type="spellStart"/>
+      <w:r>
+        <w:t>Atlax</w:t>
+      </w:r>
+      <w:proofErr w:type="spellEnd"/>
+      <w:r>
+        <w:t xml:space="preserve"> </w:t>
+      </w:r>
+      <w:proofErr w:type="spellStart"/>
+      <w:r>
+        <w:t>Renpy</w:t>
+      </w:r>
+      <w:proofErr w:type="spellEnd"/>
+      <w:r>
+        <w:t xml:space="preserve"> es capaz de soportar todos los puntos que necesites, puntos de amist</w:t>
       </w:r>
       <w:r>
         <w:t>a</w:t>
@@ -2963,7 +3177,23 @@
         <w:t>,</w:t>
       </w:r>
       <w:r>
-        <w:t xml:space="preserve"> nos vamos a enfocar en lo que se necesita saber para utilizar Atlax Renpy.</w:t>
+        <w:t xml:space="preserve"> nos vamos a enfocar en lo que se necesita saber para utilizar </w:t>
+      </w:r>
+      <w:proofErr w:type="spellStart"/>
+      <w:r>
+        <w:t>Atlax</w:t>
+      </w:r>
+      <w:proofErr w:type="spellEnd"/>
+      <w:r>
+        <w:t xml:space="preserve"> </w:t>
+      </w:r>
+      <w:proofErr w:type="spellStart"/>
+      <w:r>
+        <w:t>Renpy</w:t>
+      </w:r>
+      <w:proofErr w:type="spellEnd"/>
+      <w:r>
+        <w:t>.</w:t>
       </w:r>
     </w:p>
     <w:p>
@@ -2986,60 +3216,69 @@
         <w:pStyle w:val="Ttulo2"/>
       </w:pPr>
       <w:r>
-        <w:t>¿Cómo funciona Atlax Renpy?</w:t>
+        <w:t xml:space="preserve">¿Cómo funciona </w:t>
+      </w:r>
+      <w:proofErr w:type="spellStart"/>
+      <w:r>
+        <w:t>Atlax</w:t>
+      </w:r>
+      <w:proofErr w:type="spellEnd"/>
+      <w:r>
+        <w:t xml:space="preserve"> </w:t>
+      </w:r>
+      <w:proofErr w:type="spellStart"/>
+      <w:r>
+        <w:t>Renpy</w:t>
+      </w:r>
+      <w:proofErr w:type="spellEnd"/>
+      <w:r>
+        <w:t>?</w:t>
       </w:r>
     </w:p>
     <w:p>
       <w:r>
         <w:tab/>
-        <w:t xml:space="preserve">El motor funciona gracias a unos archivos de control que en esencia cada uno representa una escena distinta con sus </w:t>
+        <w:t xml:space="preserve">El motor funciona gracias a unos archivos de control que en esencia cada uno representa una </w:t>
       </w:r>
       <w:r>
         <w:rPr>
           <w:b/>
           <w:bCs/>
         </w:rPr>
-        <w:t>diálogos</w:t>
-      </w:r>
-      <w:r>
-        <w:t xml:space="preserve"> y final, estas escenas son leídas por el motor y hacen exactamente lo que dicen estos archivos. </w:t>
-      </w:r>
-      <w:r>
-        <w:t>Deberías dar prioridad a organizar estos archivos de control de la mejor manera posible, el orden recomendado es crear</w:t>
-      </w:r>
-      <w:r>
-        <w:t xml:space="preserve"> una </w:t>
-      </w:r>
-      <w:r>
-        <w:t xml:space="preserve"> </w:t>
-      </w:r>
-      <w:r>
-        <w:t>carpeta</w:t>
-      </w:r>
-      <w:r>
-        <w:t xml:space="preserve"> para cada</w:t>
-      </w:r>
-      <w:r>
-        <w:t xml:space="preserve"> </w:t>
+        <w:t>escena</w:t>
+      </w:r>
+      <w:r>
+        <w:t xml:space="preserve"> distinta con sus </w:t>
       </w:r>
       <w:r>
         <w:rPr>
           <w:b/>
           <w:bCs/>
         </w:rPr>
-        <w:t>ruta</w:t>
-      </w:r>
-      <w:r>
-        <w:t>,</w:t>
+        <w:t>diálogos</w:t>
+      </w:r>
+      <w:r>
+        <w:t xml:space="preserve"> y final, estas escenas son leídas por el motor y hacen exactamente lo que dicen estos archivos. </w:t>
+      </w:r>
+      <w:r>
+        <w:t>Deberías dar prioridad a organizar estos archivos de control de la mejor manera posible, el orden recomendado es crear</w:t>
       </w:r>
       <w:r>
         <w:t xml:space="preserve"> </w:t>
       </w:r>
-      <w:r>
-        <w:t>a</w:t>
-      </w:r>
-      <w:r>
-        <w:t>dentro, una carpeta para cada</w:t>
+      <w:proofErr w:type="gramStart"/>
+      <w:r>
+        <w:t xml:space="preserve">una </w:t>
+      </w:r>
+      <w:r>
+        <w:t xml:space="preserve"> </w:t>
+      </w:r>
+      <w:r>
+        <w:t>carpeta</w:t>
+      </w:r>
+      <w:proofErr w:type="gramEnd"/>
+      <w:r>
+        <w:t xml:space="preserve"> para cada</w:t>
       </w:r>
       <w:r>
         <w:t xml:space="preserve"> </w:t>
@@ -3049,10 +3288,22 @@
           <w:b/>
           <w:bCs/>
         </w:rPr>
-        <w:t>capítulo</w:t>
-      </w:r>
-      <w:r>
-        <w:t xml:space="preserve"> y dependiendo de la complejidad del </w:t>
+        <w:t>ruta</w:t>
+      </w:r>
+      <w:r>
+        <w:t>,</w:t>
+      </w:r>
+      <w:r>
+        <w:t xml:space="preserve"> </w:t>
+      </w:r>
+      <w:r>
+        <w:t>a</w:t>
+      </w:r>
+      <w:r>
+        <w:t>dentro, una carpeta para cada</w:t>
+      </w:r>
+      <w:r>
+        <w:t xml:space="preserve"> </w:t>
       </w:r>
       <w:r>
         <w:rPr>
@@ -3062,6 +3313,16 @@
         <w:t>capítulo</w:t>
       </w:r>
       <w:r>
+        <w:t xml:space="preserve"> y dependiendo de la complejidad del </w:t>
+      </w:r>
+      <w:r>
+        <w:rPr>
+          <w:b/>
+          <w:bCs/>
+        </w:rPr>
+        <w:t>capítulo</w:t>
+      </w:r>
+      <w:r>
         <w:t xml:space="preserve"> puedes crear carpetas para diferenciar distintas etapas de este. Por supuesto, </w:t>
       </w:r>
       <w:r>
@@ -3079,6 +3340,7 @@
       <w:r>
         <w:t xml:space="preserve"> la carpeta “</w:t>
       </w:r>
+      <w:proofErr w:type="spellStart"/>
       <w:r>
         <w:rPr>
           <w:i/>
@@ -3086,6 +3348,7 @@
         </w:rPr>
         <w:t>scenes</w:t>
       </w:r>
+      <w:proofErr w:type="spellEnd"/>
       <w:r>
         <w:t>”.</w:t>
       </w:r>
@@ -3105,7 +3368,15 @@
         <w:t xml:space="preserve"> como si fuese una ruta,</w:t>
       </w:r>
       <w:r>
-        <w:t xml:space="preserve"> quizás una llamada “intro” o “comienzo”, ponle el nombre que desees.</w:t>
+        <w:t xml:space="preserve"> quizás una llamada “</w:t>
+      </w:r>
+      <w:proofErr w:type="spellStart"/>
+      <w:r>
+        <w:t>intro</w:t>
+      </w:r>
+      <w:proofErr w:type="spellEnd"/>
+      <w:r>
+        <w:t>” o “comienzo”, ponle el nombre que desees.</w:t>
       </w:r>
       <w:r>
         <w:t xml:space="preserve"> Lo que sí, debes indicarle al motor cuál es la </w:t>
@@ -3118,7 +3389,15 @@
         <w:t>escena</w:t>
       </w:r>
       <w:r>
-        <w:t xml:space="preserve"> de entrada, de momento no vamos a explicar como hacerlo ya que será más adelante, solo ten presente que debes indicarle al motor por dónde empezar</w:t>
+        <w:t xml:space="preserve"> de entrada, de momento no vamos a explicar </w:t>
+      </w:r>
+      <w:proofErr w:type="spellStart"/>
+      <w:r>
+        <w:t>como</w:t>
+      </w:r>
+      <w:proofErr w:type="spellEnd"/>
+      <w:r>
+        <w:t xml:space="preserve"> hacerlo ya que será más adelante, solo ten presente que debes indicarle al motor por dónde empezar</w:t>
       </w:r>
       <w:r>
         <w:t>.</w:t>
@@ -3127,7 +3406,22 @@
     <w:p>
       <w:r>
         <w:tab/>
-        <w:t xml:space="preserve">Atlax Renpy va a leer ese primer archivo de control y </w:t>
+      </w:r>
+      <w:proofErr w:type="spellStart"/>
+      <w:r>
+        <w:t>Atlax</w:t>
+      </w:r>
+      <w:proofErr w:type="spellEnd"/>
+      <w:r>
+        <w:t xml:space="preserve"> </w:t>
+      </w:r>
+      <w:proofErr w:type="spellStart"/>
+      <w:r>
+        <w:t>Renpy</w:t>
+      </w:r>
+      <w:proofErr w:type="spellEnd"/>
+      <w:r>
+        <w:t xml:space="preserve"> va a leer ese primer archivo de control y </w:t>
       </w:r>
       <w:r>
         <w:t>comenzará</w:t>
@@ -3143,7 +3437,27 @@
         <w:t>diálogos</w:t>
       </w:r>
       <w:r>
-        <w:t xml:space="preserve"> como de costumbre, uno a uno, click a click. Una vez llegado el final de la </w:t>
+        <w:t xml:space="preserve"> como de costumbre, uno a uno, </w:t>
+      </w:r>
+      <w:proofErr w:type="spellStart"/>
+      <w:proofErr w:type="gramStart"/>
+      <w:r>
+        <w:t>click</w:t>
+      </w:r>
+      <w:proofErr w:type="spellEnd"/>
+      <w:proofErr w:type="gramEnd"/>
+      <w:r>
+        <w:t xml:space="preserve"> a </w:t>
+      </w:r>
+      <w:proofErr w:type="spellStart"/>
+      <w:proofErr w:type="gramStart"/>
+      <w:r>
+        <w:t>click</w:t>
+      </w:r>
+      <w:proofErr w:type="spellEnd"/>
+      <w:proofErr w:type="gramEnd"/>
+      <w:r>
+        <w:t xml:space="preserve">. Una vez llegado el final de la </w:t>
       </w:r>
       <w:r>
         <w:rPr>
@@ -3178,6 +3492,7 @@
     </w:p>
     <w:p>
       <w:r>
+        <w:lastRenderedPageBreak/>
         <w:tab/>
         <w:t xml:space="preserve">Mediante </w:t>
       </w:r>
@@ -3263,7 +3578,43 @@
         <w:t>a</w:t>
       </w:r>
       <w:r>
-        <w:t xml:space="preserve"> de las rutas.</w:t>
+        <w:t xml:space="preserve"> de estas</w:t>
+      </w:r>
+      <w:r>
+        <w:t>.</w:t>
+      </w:r>
+    </w:p>
+    <w:p>
+      <w:r>
+        <w:tab/>
+        <w:t xml:space="preserve">Yo mismo he desarrollado una herramienta para definir qué tan compleja son las decisiones de tu novela visual, se llama Visual Novel </w:t>
+      </w:r>
+      <w:proofErr w:type="spellStart"/>
+      <w:r>
+        <w:t>Technical</w:t>
+      </w:r>
+      <w:proofErr w:type="spellEnd"/>
+      <w:r>
+        <w:t xml:space="preserve"> </w:t>
+      </w:r>
+      <w:proofErr w:type="spellStart"/>
+      <w:r>
+        <w:t>Assitant</w:t>
+      </w:r>
+      <w:proofErr w:type="spellEnd"/>
+      <w:r>
+        <w:t xml:space="preserve"> y te dejo aquí el enlace de cómo usarlo: </w:t>
+      </w:r>
+      <w:hyperlink r:id="rId9" w:history="1">
+        <w:r>
+          <w:rPr>
+            <w:rStyle w:val="Hipervnculo"/>
+          </w:rPr>
+          <w:t>https://www.youtube.com/watch?v=a2dJ_Ge2RAg</w:t>
+        </w:r>
+      </w:hyperlink>
+      <w:r>
+        <w:t xml:space="preserve"> </w:t>
       </w:r>
     </w:p>
     <w:p>
@@ -3289,11 +3640,7 @@
         <w:t>ruta</w:t>
       </w:r>
       <w:r>
-        <w:t xml:space="preserve"> ha caído nuestro jugador? Como se dijo </w:t>
-      </w:r>
-      <w:r>
-        <w:lastRenderedPageBreak/>
-        <w:t xml:space="preserve">anteriormente, esa pregunta la responderá las acciones que haya tomado el </w:t>
+        <w:t xml:space="preserve"> ha caído nuestro jugador? Como se dijo anteriormente, esa pregunta la responderá las acciones que haya tomado el </w:t>
       </w:r>
       <w:r>
         <w:t>usuario</w:t>
@@ -3462,7 +3809,23 @@
     <w:p>
       <w:r>
         <w:tab/>
-        <w:t>En resumen, Atlax Renpy es un lector de escenas</w:t>
+        <w:t xml:space="preserve">En resumen, </w:t>
+      </w:r>
+      <w:proofErr w:type="spellStart"/>
+      <w:r>
+        <w:t>Atlax</w:t>
+      </w:r>
+      <w:proofErr w:type="spellEnd"/>
+      <w:r>
+        <w:t xml:space="preserve"> </w:t>
+      </w:r>
+      <w:proofErr w:type="spellStart"/>
+      <w:r>
+        <w:t>Renpy</w:t>
+      </w:r>
+      <w:proofErr w:type="spellEnd"/>
+      <w:r>
+        <w:t xml:space="preserve"> es un lector de escenas</w:t>
       </w:r>
       <w:r>
         <w:t xml:space="preserve"> que nos da todas las herramientas para ilustrar una historia utilizando únicamente estos archivos de control y escribiendo una cantidad mínima de código de programación.</w:t>
@@ -3473,59 +3836,169 @@
         <w:pStyle w:val="Ttulo1"/>
       </w:pPr>
       <w:r>
-        <w:t>Configuración</w:t>
+        <w:t>Instalación</w:t>
       </w:r>
     </w:p>
     <w:p>
       <w:r>
         <w:tab/>
-        <w:t>Debemos establecer una configuración, lo recomendable es que esta sea hecha por el desarrollador o encargado de la parte de programación de tu novela, sin embargo, no hay problema si no tienes conocimientos técnicos, solo debes seguir las siguientes instrucciones.</w:t>
-      </w:r>
-    </w:p>
-    <w:p>
-      <w:pPr>
-        <w:pStyle w:val="Ttulo2"/>
-      </w:pPr>
-      <w:r>
-        <w:t>Archivo de entrada</w:t>
+        <w:t xml:space="preserve">Para instalar </w:t>
+      </w:r>
+      <w:proofErr w:type="spellStart"/>
+      <w:r>
+        <w:t>Atlax</w:t>
+      </w:r>
+      <w:proofErr w:type="spellEnd"/>
+      <w:r>
+        <w:t xml:space="preserve"> </w:t>
+      </w:r>
+      <w:proofErr w:type="spellStart"/>
+      <w:r>
+        <w:t>Renpy</w:t>
+      </w:r>
+      <w:proofErr w:type="spellEnd"/>
+      <w:r>
+        <w:t xml:space="preserve"> primero debes instalar </w:t>
+      </w:r>
+      <w:proofErr w:type="spellStart"/>
+      <w:r>
+        <w:t>Renpy</w:t>
+      </w:r>
+      <w:proofErr w:type="spellEnd"/>
+      <w:r>
+        <w:t xml:space="preserve"> en su versión </w:t>
+      </w:r>
+      <w:r>
+        <w:t>8.1.3</w:t>
+      </w:r>
+      <w:r>
+        <w:t xml:space="preserve"> (Es posible que funcione en versiones posteriores)</w:t>
+      </w:r>
+      <w:r>
+        <w:t xml:space="preserve">. Acto seguido crear un proyecto, descargar el instalador de </w:t>
+      </w:r>
+      <w:proofErr w:type="spellStart"/>
+      <w:r>
+        <w:t>Atlax</w:t>
+      </w:r>
+      <w:proofErr w:type="spellEnd"/>
+      <w:r>
+        <w:t xml:space="preserve"> </w:t>
+      </w:r>
+      <w:proofErr w:type="spellStart"/>
+      <w:r>
+        <w:t>Renpy</w:t>
+      </w:r>
+      <w:proofErr w:type="spellEnd"/>
+      <w:r>
+        <w:t xml:space="preserve"> desde el repositorio oficial XXX, moverlo a la carpeta raíz del proyecto </w:t>
+      </w:r>
+      <w:proofErr w:type="spellStart"/>
+      <w:r>
+        <w:t>Renpy</w:t>
+      </w:r>
+      <w:proofErr w:type="spellEnd"/>
+      <w:r>
+        <w:t xml:space="preserve"> y ejecutarlo.</w:t>
       </w:r>
     </w:p>
     <w:p>
       <w:r>
         <w:tab/>
-        <w:t>El archivo de entrada es el archivo de control que el motor toma para iniciar el juego, este por defecto toma un archivo llamado “</w:t>
-      </w:r>
+        <w:t xml:space="preserve">El instalador creará el sistema de </w:t>
+      </w:r>
+      <w:proofErr w:type="gramStart"/>
+      <w:r>
+        <w:t>carpetas</w:t>
+      </w:r>
+      <w:proofErr w:type="gramEnd"/>
+      <w:r>
+        <w:t xml:space="preserve"> así como el archivo de configuración, además de modificar algunos archivos del proyecto como el </w:t>
+      </w:r>
+      <w:proofErr w:type="spellStart"/>
       <w:r>
         <w:rPr>
           <w:i/>
           <w:iCs/>
         </w:rPr>
-        <w:t>testing</w:t>
-      </w:r>
-      <w:r>
-        <w:t xml:space="preserve">” y la manera de cambiarlo es viajando al archivo </w:t>
-      </w:r>
+        <w:t>screens.rpy</w:t>
+      </w:r>
+      <w:proofErr w:type="spellEnd"/>
+    </w:p>
+    <w:p/>
+    <w:p>
+      <w:pPr>
+        <w:pStyle w:val="Ttulo1"/>
+      </w:pPr>
+      <w:r>
+        <w:t>Configuración</w:t>
+      </w:r>
+    </w:p>
+    <w:p>
+      <w:pPr>
+        <w:rPr>
+          <w:noProof/>
+        </w:rPr>
+      </w:pPr>
+      <w:r>
+        <w:tab/>
+      </w:r>
+      <w:r>
+        <w:t xml:space="preserve">Dentro de la carpeta </w:t>
+      </w:r>
+      <w:proofErr w:type="spellStart"/>
       <w:r>
         <w:rPr>
           <w:i/>
           <w:iCs/>
         </w:rPr>
-        <w:t>script.rpy</w:t>
-      </w:r>
-      <w:r>
-        <w:t>, abriéndolo y cerca de la línea 23 veremos algo como lo siguiente.</w:t>
-      </w:r>
-    </w:p>
-    <w:p>
+        <w:t>game</w:t>
+      </w:r>
+      <w:proofErr w:type="spellEnd"/>
+      <w:r>
+        <w:rPr>
+          <w:i/>
+          <w:iCs/>
+        </w:rPr>
+        <w:t xml:space="preserve"> </w:t>
+      </w:r>
+      <w:r>
+        <w:t>habrá</w:t>
+      </w:r>
+      <w:r>
+        <w:t xml:space="preserve"> un archivo llamado</w:t>
+      </w:r>
+      <w:r>
+        <w:t xml:space="preserve"> </w:t>
+      </w:r>
+      <w:r>
+        <w:rPr>
+          <w:i/>
+          <w:iCs/>
+        </w:rPr>
+        <w:t>config.csv</w:t>
+      </w:r>
+      <w:r>
+        <w:t xml:space="preserve"> que debe ser abierto con algún software que permita procesar archivos .CSV separados por comas, mi recomendación es que lo abran con Excel, siempre guardándolo con el formato CSV UTF-8. Si lo abres con Excel encontrarás algo similar a esto.</w:t>
+      </w:r>
       <w:r>
         <w:rPr>
           <w:noProof/>
         </w:rPr>
+        <w:t xml:space="preserve"> </w:t>
+      </w:r>
+    </w:p>
+    <w:p>
+      <w:r>
+        <w:rPr>
+          <w:noProof/>
+        </w:rPr>
+        <w:lastRenderedPageBreak/>
         <w:drawing>
-          <wp:inline distT="0" distB="0" distL="0" distR="0" wp14:anchorId="437B95D9" wp14:editId="77307C5F">
-            <wp:extent cx="2914650" cy="276225"/>
-            <wp:effectExtent l="0" t="0" r="0" b="9525"/>
-            <wp:docPr id="1368156336" name="Imagen 1"/>
+          <wp:inline distT="0" distB="0" distL="0" distR="0" wp14:anchorId="0830AFF9" wp14:editId="067AB110">
+            <wp:extent cx="5400040" cy="3622675"/>
+            <wp:effectExtent l="0" t="0" r="0" b="0"/>
+            <wp:docPr id="937259897" name="Imagen 1"/>
             <wp:cNvGraphicFramePr>
               <a:graphicFrameLocks xmlns:a="http://schemas.openxmlformats.org/drawingml/2006/main" noChangeAspect="1"/>
             </wp:cNvGraphicFramePr>
@@ -3533,11 +4006,11 @@
               <a:graphicData uri="http://schemas.openxmlformats.org/drawingml/2006/picture">
                 <pic:pic xmlns:pic="http://schemas.openxmlformats.org/drawingml/2006/picture">
                   <pic:nvPicPr>
-                    <pic:cNvPr id="1368156336" name=""/>
+                    <pic:cNvPr id="937259897" name=""/>
                     <pic:cNvPicPr/>
                   </pic:nvPicPr>
                   <pic:blipFill>
-                    <a:blip r:embed="rId9"/>
+                    <a:blip r:embed="rId10"/>
                     <a:stretch>
                       <a:fillRect/>
                     </a:stretch>
@@ -3545,7 +4018,7 @@
                   <pic:spPr>
                     <a:xfrm>
                       <a:off x="0" y="0"/>
-                      <a:ext cx="2914650" cy="276225"/>
+                      <a:ext cx="5400040" cy="3622675"/>
                     </a:xfrm>
                     <a:prstGeom prst="rect">
                       <a:avLst/>
@@ -3558,17 +4031,178 @@
         </w:drawing>
       </w:r>
     </w:p>
+    <w:p/>
     <w:p>
       <w:r>
         <w:tab/>
-        <w:t>Basta con cambiar testing por el archivo de control del que quieres empezar o en su defecto, trabajar en el archivo testing y cuando ya esté terminado guardar su contenido en un archivo diferente.</w:t>
-      </w:r>
+        <w:t>En este archivo vamos a definir el punto inicial de la novela, así como la definición de todos los fondos y personajes en sus distintos idiomas. En este archivo, todas las filas que empiecen con “#” serán ignoradas.</w:t>
+      </w:r>
+    </w:p>
+    <w:p>
+      <w:r>
+        <w:tab/>
+        <w:t xml:space="preserve">La estructura es sencilla, la columna “Key” representa qué se está definiendo, las columnas “Value1” y “Value2” aguardan los distintos valores </w:t>
+      </w:r>
+      <w:r>
+        <w:t xml:space="preserve">del objeto que se va a definir. Por </w:t>
+      </w:r>
+      <w:proofErr w:type="gramStart"/>
+      <w:r>
+        <w:t>último</w:t>
+      </w:r>
+      <w:proofErr w:type="gramEnd"/>
+      <w:r>
+        <w:t xml:space="preserve"> tenemos las columnas de los idiomas disponibles en nuestra novela.</w:t>
+      </w:r>
+    </w:p>
+    <w:p>
+      <w:r>
+        <w:tab/>
+        <w:t xml:space="preserve">Los idiomas deben definirse en el archivo </w:t>
+      </w:r>
+      <w:proofErr w:type="spellStart"/>
+      <w:r>
+        <w:rPr>
+          <w:i/>
+          <w:iCs/>
+        </w:rPr>
+        <w:t>game</w:t>
+      </w:r>
+      <w:proofErr w:type="spellEnd"/>
+      <w:r>
+        <w:rPr>
+          <w:i/>
+          <w:iCs/>
+        </w:rPr>
+        <w:t>/managers/</w:t>
+      </w:r>
+      <w:proofErr w:type="spellStart"/>
+      <w:r>
+        <w:rPr>
+          <w:i/>
+          <w:iCs/>
+        </w:rPr>
+        <w:t>ConfigManaber.rpy</w:t>
+      </w:r>
+      <w:proofErr w:type="spellEnd"/>
+      <w:r>
+        <w:t>, allí encontrarás algo así.</w:t>
+      </w:r>
+    </w:p>
+    <w:p>
+      <w:r>
+        <w:rPr>
+          <w:noProof/>
+        </w:rPr>
+        <w:drawing>
+          <wp:inline distT="0" distB="0" distL="0" distR="0" wp14:anchorId="7C58DDC1" wp14:editId="548E2414">
+            <wp:extent cx="5400040" cy="288290"/>
+            <wp:effectExtent l="0" t="0" r="0" b="0"/>
+            <wp:docPr id="1426410446" name="Imagen 1"/>
+            <wp:cNvGraphicFramePr>
+              <a:graphicFrameLocks xmlns:a="http://schemas.openxmlformats.org/drawingml/2006/main" noChangeAspect="1"/>
+            </wp:cNvGraphicFramePr>
+            <a:graphic xmlns:a="http://schemas.openxmlformats.org/drawingml/2006/main">
+              <a:graphicData uri="http://schemas.openxmlformats.org/drawingml/2006/picture">
+                <pic:pic xmlns:pic="http://schemas.openxmlformats.org/drawingml/2006/picture">
+                  <pic:nvPicPr>
+                    <pic:cNvPr id="1426410446" name=""/>
+                    <pic:cNvPicPr/>
+                  </pic:nvPicPr>
+                  <pic:blipFill>
+                    <a:blip r:embed="rId11"/>
+                    <a:stretch>
+                      <a:fillRect/>
+                    </a:stretch>
+                  </pic:blipFill>
+                  <pic:spPr>
+                    <a:xfrm>
+                      <a:off x="0" y="0"/>
+                      <a:ext cx="5400040" cy="288290"/>
+                    </a:xfrm>
+                    <a:prstGeom prst="rect">
+                      <a:avLst/>
+                    </a:prstGeom>
+                  </pic:spPr>
+                </pic:pic>
+              </a:graphicData>
+            </a:graphic>
+          </wp:inline>
+        </w:drawing>
+      </w:r>
+    </w:p>
+    <w:p>
+      <w:pPr>
+        <w:rPr>
+          <w:i/>
+          <w:iCs/>
+        </w:rPr>
+      </w:pPr>
+      <w:r>
+        <w:tab/>
+        <w:t xml:space="preserve">Asegúrate de que los idiomas del </w:t>
+      </w:r>
+      <w:proofErr w:type="spellStart"/>
+      <w:r>
+        <w:rPr>
+          <w:i/>
+          <w:iCs/>
+        </w:rPr>
+        <w:t>ConfigManager.rpy</w:t>
+      </w:r>
+      <w:proofErr w:type="spellEnd"/>
+      <w:r>
+        <w:t xml:space="preserve"> coincidan con los del </w:t>
+      </w:r>
+      <w:r>
+        <w:rPr>
+          <w:i/>
+          <w:iCs/>
+        </w:rPr>
+        <w:t>config.csv</w:t>
+      </w:r>
+    </w:p>
+    <w:p>
+      <w:pPr>
+        <w:rPr>
+          <w:i/>
+          <w:iCs/>
+        </w:rPr>
+      </w:pPr>
     </w:p>
     <w:p>
       <w:pPr>
         <w:pStyle w:val="Ttulo2"/>
       </w:pPr>
       <w:r>
+        <w:t>Archivo de entrada</w:t>
+      </w:r>
+    </w:p>
+    <w:p>
+      <w:r>
+        <w:tab/>
+        <w:t xml:space="preserve">Dentro de la carpeta </w:t>
+      </w:r>
+      <w:proofErr w:type="spellStart"/>
+      <w:r>
+        <w:rPr>
+          <w:i/>
+          <w:iCs/>
+        </w:rPr>
+        <w:t>game</w:t>
+      </w:r>
+      <w:proofErr w:type="spellEnd"/>
+      <w:r>
+        <w:t xml:space="preserve"> encontraremos un </w:t>
+      </w:r>
+    </w:p>
+    <w:p/>
+    <w:p>
+      <w:pPr>
+        <w:pStyle w:val="Ttulo2"/>
+      </w:pPr>
+      <w:r>
+        <w:lastRenderedPageBreak/>
         <w:t>Definición de personajes</w:t>
       </w:r>
     </w:p>
@@ -3577,6 +4211,7 @@
         <w:tab/>
         <w:t xml:space="preserve">Para definir a tus personajes, debes dirigirte al archivo </w:t>
       </w:r>
+      <w:proofErr w:type="spellStart"/>
       <w:r>
         <w:rPr>
           <w:i/>
@@ -3584,9 +4219,11 @@
         </w:rPr>
         <w:t>charactersDefine.rpy</w:t>
       </w:r>
+      <w:proofErr w:type="spellEnd"/>
       <w:r>
         <w:t xml:space="preserve"> ubicado en la carpeta </w:t>
       </w:r>
+      <w:proofErr w:type="spellStart"/>
       <w:r>
         <w:rPr>
           <w:i/>
@@ -3594,13 +4231,23 @@
         </w:rPr>
         <w:t>game</w:t>
       </w:r>
+      <w:proofErr w:type="spellEnd"/>
       <w:r>
         <w:rPr>
           <w:i/>
           <w:iCs/>
         </w:rPr>
-        <w:t>/definitions</w:t>
-      </w:r>
+        <w:t>/</w:t>
+      </w:r>
+      <w:proofErr w:type="spellStart"/>
+      <w:r>
+        <w:rPr>
+          <w:i/>
+          <w:iCs/>
+        </w:rPr>
+        <w:t>definitions</w:t>
+      </w:r>
+      <w:proofErr w:type="spellEnd"/>
       <w:r>
         <w:t>, si lo abres con Visual Studio, en su interior encontrarás algo así.</w:t>
       </w:r>
@@ -3626,7 +4273,7 @@
                     <pic:cNvPicPr/>
                   </pic:nvPicPr>
                   <pic:blipFill>
-                    <a:blip r:embed="rId10"/>
+                    <a:blip r:embed="rId12"/>
                     <a:stretch>
                       <a:fillRect/>
                     </a:stretch>
@@ -3649,14 +4296,21 @@
     </w:p>
     <w:p>
       <w:r>
-        <w:lastRenderedPageBreak/>
         <w:tab/>
-        <w:t>Allí debes definir a los personajes de tu historia siguiendo con ese mismo patrón, es importante mencionar que en cuanto a nombres de personajes, se requiere usar siempre minúsculas</w:t>
+        <w:t xml:space="preserve">Allí debes definir a los personajes de tu historia siguiendo con ese mismo patrón, es importante mencionar </w:t>
+      </w:r>
+      <w:proofErr w:type="gramStart"/>
+      <w:r>
+        <w:t>que</w:t>
+      </w:r>
+      <w:proofErr w:type="gramEnd"/>
+      <w:r>
+        <w:t xml:space="preserve"> en cuanto a nombres de personajes, se requiere usar siempre minúsculas</w:t>
       </w:r>
       <w:r>
         <w:t xml:space="preserve"> y utilizar _ en vez de espacios. En cuanto al color que aparece allí, es el color del nombre del personaje que se mostrará en la caja de diálogo cuando este hable, ese color está en hexadecimal, si lo desconoces, es simplemente la representación de un color mediante un # y 6 dígitos, puedes usar herramientas como Paint o el sitio web </w:t>
       </w:r>
-      <w:hyperlink r:id="rId11" w:history="1">
+      <w:hyperlink r:id="rId13" w:history="1">
         <w:r>
           <w:rPr>
             <w:rStyle w:val="Hipervnculo"/>
@@ -3701,7 +4355,7 @@
                     <pic:cNvPicPr/>
                   </pic:nvPicPr>
                   <pic:blipFill>
-                    <a:blip r:embed="rId12"/>
+                    <a:blip r:embed="rId14"/>
                     <a:stretch>
                       <a:fillRect/>
                     </a:stretch>
@@ -3737,6 +4391,7 @@
       <w:r>
         <w:t xml:space="preserve">Los fondos son los escenarios que se muestran detrás de los personajes como por ejemplo un salón, un parque o un cielo estrellado, esta vez acudiremos al archivo </w:t>
       </w:r>
+      <w:proofErr w:type="spellStart"/>
       <w:r>
         <w:rPr>
           <w:i/>
@@ -3744,16 +4399,35 @@
         </w:rPr>
         <w:t>backgroundsDefine.rpy</w:t>
       </w:r>
+      <w:proofErr w:type="spellEnd"/>
       <w:r>
         <w:t xml:space="preserve"> ubicado en la carpeta </w:t>
       </w:r>
+      <w:proofErr w:type="spellStart"/>
       <w:r>
         <w:rPr>
           <w:i/>
           <w:iCs/>
         </w:rPr>
-        <w:t>game/definitions</w:t>
-      </w:r>
+        <w:t>game</w:t>
+      </w:r>
+      <w:proofErr w:type="spellEnd"/>
+      <w:r>
+        <w:rPr>
+          <w:i/>
+          <w:iCs/>
+        </w:rPr>
+        <w:t>/</w:t>
+      </w:r>
+      <w:proofErr w:type="spellStart"/>
+      <w:r>
+        <w:rPr>
+          <w:i/>
+          <w:iCs/>
+        </w:rPr>
+        <w:t>definitions</w:t>
+      </w:r>
+      <w:proofErr w:type="spellEnd"/>
       <w:r>
         <w:t>, al abrirlo encontraremos algo así.</w:t>
       </w:r>
@@ -3782,7 +4456,7 @@
                     <pic:cNvPicPr/>
                   </pic:nvPicPr>
                   <pic:blipFill>
-                    <a:blip r:embed="rId13"/>
+                    <a:blip r:embed="rId15"/>
                     <a:stretch>
                       <a:fillRect/>
                     </a:stretch>
@@ -3815,80 +4489,172 @@
           <w:i/>
           <w:iCs/>
         </w:rPr>
-        <w:t xml:space="preserve"> game/images/backgrounds</w:t>
-      </w:r>
-      <w:r>
-        <w:t>, deben ser en formato .png y preferiblemente tener la misma resolución, el tamaño recomendado es 1920x1080</w:t>
-      </w:r>
-      <w:r>
-        <w:t>.</w:t>
-      </w:r>
-    </w:p>
-    <w:p>
-      <w:pPr>
-        <w:ind w:firstLine="708"/>
-      </w:pPr>
-      <w:r>
-        <w:t xml:space="preserve">Para agregar los fondos de nuestra novela, siguiendo el mismo formato debemos añadir otra línea y colocar </w:t>
-      </w:r>
-      <w:r>
-        <w:t xml:space="preserve">la imagen </w:t>
-      </w:r>
-      <w:r>
-        <w:t>en la respectiva carpeta, siempre sustituyendo los espacios vacíos por _</w:t>
-      </w:r>
-      <w:r>
-        <w:t>.</w:t>
-      </w:r>
-    </w:p>
-    <w:p>
-      <w:pPr>
-        <w:ind w:firstLine="708"/>
-      </w:pPr>
-      <w:r>
-        <w:t>Se recomienda no quitar los fondos flash y blackout ya que el motor los necesita para hacer algunas transiciones.</w:t>
-      </w:r>
-    </w:p>
-    <w:p>
-      <w:pPr>
-        <w:pStyle w:val="Ttulo2"/>
-      </w:pPr>
-      <w:r>
-        <w:t>Definición de idiomas</w:t>
-      </w:r>
-    </w:p>
-    <w:p>
-      <w:r>
-        <w:tab/>
-        <w:t>Atlax Renpy soporta diversos idiomas, sin embargo</w:t>
-      </w:r>
-      <w:r>
-        <w:t>,</w:t>
-      </w:r>
-      <w:r>
-        <w:t xml:space="preserve"> debemos definir cuáles lenguajes soporta y mantener siempre el orden en el que están escritos ya que será importante para los archivos de control. Estas definiciones podemos encontrarlas en el </w:t>
-      </w:r>
-      <w:r>
-        <w:lastRenderedPageBreak/>
-        <w:t xml:space="preserve">archivo </w:t>
-      </w:r>
+        <w:t xml:space="preserve"> </w:t>
+      </w:r>
+      <w:proofErr w:type="spellStart"/>
       <w:r>
         <w:rPr>
           <w:i/>
           <w:iCs/>
         </w:rPr>
-        <w:t>languageDefine.rpy</w:t>
-      </w:r>
-      <w:r>
-        <w:t xml:space="preserve"> ubicado en la carpeta </w:t>
-      </w:r>
+        <w:t>game</w:t>
+      </w:r>
+      <w:proofErr w:type="spellEnd"/>
       <w:r>
         <w:rPr>
           <w:i/>
           <w:iCs/>
         </w:rPr>
-        <w:t>game/definitions</w:t>
-      </w:r>
+        <w:t>/</w:t>
+      </w:r>
+      <w:proofErr w:type="spellStart"/>
+      <w:r>
+        <w:rPr>
+          <w:i/>
+          <w:iCs/>
+        </w:rPr>
+        <w:t>images</w:t>
+      </w:r>
+      <w:proofErr w:type="spellEnd"/>
+      <w:r>
+        <w:rPr>
+          <w:i/>
+          <w:iCs/>
+        </w:rPr>
+        <w:t>/</w:t>
+      </w:r>
+      <w:proofErr w:type="spellStart"/>
+      <w:r>
+        <w:rPr>
+          <w:i/>
+          <w:iCs/>
+        </w:rPr>
+        <w:t>backgrounds</w:t>
+      </w:r>
+      <w:proofErr w:type="spellEnd"/>
+      <w:r>
+        <w:t>, deben ser en formato .png y preferiblemente tener la misma resolución, el tamaño recomendado es 1920x1080</w:t>
+      </w:r>
+      <w:r>
+        <w:t>.</w:t>
+      </w:r>
+    </w:p>
+    <w:p>
+      <w:pPr>
+        <w:ind w:firstLine="708"/>
+      </w:pPr>
+      <w:r>
+        <w:lastRenderedPageBreak/>
+        <w:t xml:space="preserve">Para agregar los fondos de nuestra novela, siguiendo el mismo formato debemos añadir otra línea y colocar </w:t>
+      </w:r>
+      <w:r>
+        <w:t xml:space="preserve">la imagen </w:t>
+      </w:r>
+      <w:r>
+        <w:t>en la respectiva carpeta, siempre sustituyendo los espacios vacíos por _</w:t>
+      </w:r>
+      <w:r>
+        <w:t>.</w:t>
+      </w:r>
+    </w:p>
+    <w:p>
+      <w:pPr>
+        <w:ind w:firstLine="708"/>
+      </w:pPr>
+      <w:r>
+        <w:t xml:space="preserve">Se recomienda no quitar los fondos </w:t>
+      </w:r>
+      <w:proofErr w:type="gramStart"/>
+      <w:r>
+        <w:t>flash</w:t>
+      </w:r>
+      <w:proofErr w:type="gramEnd"/>
+      <w:r>
+        <w:t xml:space="preserve"> y </w:t>
+      </w:r>
+      <w:proofErr w:type="spellStart"/>
+      <w:r>
+        <w:t>blackout</w:t>
+      </w:r>
+      <w:proofErr w:type="spellEnd"/>
+      <w:r>
+        <w:t xml:space="preserve"> ya que el motor los necesita para hacer algunas transiciones.</w:t>
+      </w:r>
+    </w:p>
+    <w:p>
+      <w:pPr>
+        <w:pStyle w:val="Ttulo2"/>
+      </w:pPr>
+      <w:r>
+        <w:t>Definición de idiomas</w:t>
+      </w:r>
+    </w:p>
+    <w:p>
+      <w:r>
+        <w:tab/>
+      </w:r>
+      <w:proofErr w:type="spellStart"/>
+      <w:r>
+        <w:t>Atlax</w:t>
+      </w:r>
+      <w:proofErr w:type="spellEnd"/>
+      <w:r>
+        <w:t xml:space="preserve"> </w:t>
+      </w:r>
+      <w:proofErr w:type="spellStart"/>
+      <w:r>
+        <w:t>Renpy</w:t>
+      </w:r>
+      <w:proofErr w:type="spellEnd"/>
+      <w:r>
+        <w:t xml:space="preserve"> soporta diversos idiomas, sin embargo</w:t>
+      </w:r>
+      <w:r>
+        <w:t>,</w:t>
+      </w:r>
+      <w:r>
+        <w:t xml:space="preserve"> debemos definir cuáles lenguajes soporta y mantener siempre el orden en el que están escritos ya que será importante para los archivos de control. Estas definiciones podemos encontrarlas en el </w:t>
+      </w:r>
+      <w:r>
+        <w:t xml:space="preserve">archivo </w:t>
+      </w:r>
+      <w:proofErr w:type="spellStart"/>
+      <w:r>
+        <w:rPr>
+          <w:i/>
+          <w:iCs/>
+        </w:rPr>
+        <w:t>languageDefine.rpy</w:t>
+      </w:r>
+      <w:proofErr w:type="spellEnd"/>
+      <w:r>
+        <w:t xml:space="preserve"> ubicado en la carpeta </w:t>
+      </w:r>
+      <w:proofErr w:type="spellStart"/>
+      <w:r>
+        <w:rPr>
+          <w:i/>
+          <w:iCs/>
+        </w:rPr>
+        <w:t>game</w:t>
+      </w:r>
+      <w:proofErr w:type="spellEnd"/>
+      <w:r>
+        <w:rPr>
+          <w:i/>
+          <w:iCs/>
+        </w:rPr>
+        <w:t>/</w:t>
+      </w:r>
+      <w:proofErr w:type="spellStart"/>
+      <w:r>
+        <w:rPr>
+          <w:i/>
+          <w:iCs/>
+        </w:rPr>
+        <w:t>definitions</w:t>
+      </w:r>
+      <w:proofErr w:type="spellEnd"/>
       <w:r>
         <w:t>. Allí encontraremos algo así.</w:t>
       </w:r>
@@ -3917,7 +4683,7 @@
                     <pic:cNvPicPr/>
                   </pic:nvPicPr>
                   <pic:blipFill>
-                    <a:blip r:embed="rId14"/>
+                    <a:blip r:embed="rId16"/>
                     <a:stretch>
                       <a:fillRect/>
                     </a:stretch>
@@ -3941,7 +4707,22 @@
     <w:p>
       <w:r>
         <w:tab/>
-        <w:t>currentLanguage es el idioma por defecto que usará el motor al abrir el juego, este puede ser cambiado en la configuración del juego mismo. La otra variable llamada allLanguages, lista todos los lenguajes que soporte tu historia</w:t>
+      </w:r>
+      <w:proofErr w:type="spellStart"/>
+      <w:r>
+        <w:t>currentLanguage</w:t>
+      </w:r>
+      <w:proofErr w:type="spellEnd"/>
+      <w:r>
+        <w:t xml:space="preserve"> es el idioma por defecto que usará el motor al abrir el juego, este puede ser cambiado en la configuración del juego mismo. La otra variable llamada </w:t>
+      </w:r>
+      <w:proofErr w:type="spellStart"/>
+      <w:r>
+        <w:t>allLanguages</w:t>
+      </w:r>
+      <w:proofErr w:type="spellEnd"/>
+      <w:r>
+        <w:t>, lista todos los lenguajes que soporte tu historia</w:t>
       </w:r>
       <w:r>
         <w:t>, se recuerda que es de fundamental importancia respetar el orden de estos lenguajes. En caso de que queramos agregar más lenguajes lo haríamos de la siguiente forma.</w:t>
@@ -3968,7 +4749,7 @@
                     <pic:cNvPicPr/>
                   </pic:nvPicPr>
                   <pic:blipFill>
-                    <a:blip r:embed="rId15"/>
+                    <a:blip r:embed="rId17"/>
                     <a:stretch>
                       <a:fillRect/>
                     </a:stretch>
@@ -4012,8 +4793,17 @@
         <w:t>l</w:t>
       </w:r>
       <w:r>
-        <w:t xml:space="preserve">os valores predeterminados de Renpy puedes hacerlo en el archivo </w:t>
-      </w:r>
+        <w:t xml:space="preserve">os valores predeterminados de </w:t>
+      </w:r>
+      <w:proofErr w:type="spellStart"/>
+      <w:r>
+        <w:t>Renpy</w:t>
+      </w:r>
+      <w:proofErr w:type="spellEnd"/>
+      <w:r>
+        <w:t xml:space="preserve"> puedes hacerlo en el archivo </w:t>
+      </w:r>
+      <w:proofErr w:type="spellStart"/>
       <w:r>
         <w:rPr>
           <w:i/>
@@ -4021,15 +4811,41 @@
         </w:rPr>
         <w:t>configDefine.rpy</w:t>
       </w:r>
+      <w:proofErr w:type="spellEnd"/>
       <w:r>
         <w:t xml:space="preserve"> ubicado en la carpeta </w:t>
       </w:r>
+      <w:proofErr w:type="spellStart"/>
       <w:r>
         <w:rPr>
           <w:i/>
           <w:iCs/>
         </w:rPr>
-        <w:t>game/definitions.</w:t>
+        <w:t>game</w:t>
+      </w:r>
+      <w:proofErr w:type="spellEnd"/>
+      <w:r>
+        <w:rPr>
+          <w:i/>
+          <w:iCs/>
+        </w:rPr>
+        <w:t>/</w:t>
+      </w:r>
+      <w:proofErr w:type="spellStart"/>
+      <w:r>
+        <w:rPr>
+          <w:i/>
+          <w:iCs/>
+        </w:rPr>
+        <w:t>definitions</w:t>
+      </w:r>
+      <w:proofErr w:type="spellEnd"/>
+      <w:r>
+        <w:rPr>
+          <w:i/>
+          <w:iCs/>
+        </w:rPr>
+        <w:t>.</w:t>
       </w:r>
       <w:r>
         <w:t xml:space="preserve"> Allí encontrarás algo así.</w:t>
@@ -4056,7 +4872,7 @@
                     <pic:cNvPicPr/>
                   </pic:nvPicPr>
                   <pic:blipFill>
-                    <a:blip r:embed="rId16"/>
+                    <a:blip r:embed="rId18"/>
                     <a:stretch>
                       <a:fillRect/>
                     </a:stretch>
@@ -4080,7 +4896,47 @@
     <w:p>
       <w:r>
         <w:tab/>
-        <w:t>Por defecto Atlax Renpy utiliza esas configuraciones allí mostradas, establece el tiempo de fadeout de las canciones a 3 segundos y define los layers. Si tienes conocimientos sobre Renpy y necesitas establecer alguna configuración específica debes hacerlo ahí.</w:t>
+        <w:t xml:space="preserve">Por defecto </w:t>
+      </w:r>
+      <w:proofErr w:type="spellStart"/>
+      <w:r>
+        <w:t>Atlax</w:t>
+      </w:r>
+      <w:proofErr w:type="spellEnd"/>
+      <w:r>
+        <w:t xml:space="preserve"> </w:t>
+      </w:r>
+      <w:proofErr w:type="spellStart"/>
+      <w:r>
+        <w:t>Renpy</w:t>
+      </w:r>
+      <w:proofErr w:type="spellEnd"/>
+      <w:r>
+        <w:t xml:space="preserve"> utiliza esas configuraciones allí mostradas, establece el tiempo de </w:t>
+      </w:r>
+      <w:proofErr w:type="spellStart"/>
+      <w:r>
+        <w:t>fadeout</w:t>
+      </w:r>
+      <w:proofErr w:type="spellEnd"/>
+      <w:r>
+        <w:t xml:space="preserve"> de las canciones a 3 segundos y define los </w:t>
+      </w:r>
+      <w:proofErr w:type="spellStart"/>
+      <w:r>
+        <w:t>layers</w:t>
+      </w:r>
+      <w:proofErr w:type="spellEnd"/>
+      <w:r>
+        <w:t xml:space="preserve">. Si tienes conocimientos sobre </w:t>
+      </w:r>
+      <w:proofErr w:type="spellStart"/>
+      <w:r>
+        <w:t>Renpy</w:t>
+      </w:r>
+      <w:proofErr w:type="spellEnd"/>
+      <w:r>
+        <w:t xml:space="preserve"> y necesitas establecer alguna configuración específica debes hacerlo ahí.</w:t>
       </w:r>
     </w:p>
     <w:p>
@@ -4095,6 +4951,7 @@
       </w:pPr>
       <w:bookmarkStart w:id="5" w:name="_Toc199261558"/>
       <w:r>
+        <w:lastRenderedPageBreak/>
         <w:t>Archivo</w:t>
       </w:r>
       <w:r>
@@ -4123,11 +4980,31 @@
     <w:p>
       <w:r>
         <w:tab/>
-        <w:t xml:space="preserve">Crear un archivo de control es muy sencillo, tenemos dos formas de hacerlo, la forma “complicada” es creando un archivo de texto en nuestro computador y colocarle al final .csv, llamémoslo “ejemplo.csv”. Es posible que al abrirlo se ejecute el bloc de notas, </w:t>
-      </w:r>
-      <w:r>
-        <w:lastRenderedPageBreak/>
-        <w:t>para ello tenemos que ir a la configuración de nuestro sistema operativo para que nos permita ver las extensiones o formatos de los archivos, una vez cambiado debemos cambiar “.txt” por “.csv”.</w:t>
+        <w:t>Crear un archivo de control es muy sencillo, tenemos dos formas de hacerlo, la forma “complicada” es creando un archivo de texto en nuestro computador y colocarle al final .</w:t>
+      </w:r>
+      <w:proofErr w:type="spellStart"/>
+      <w:r>
+        <w:t>csv</w:t>
+      </w:r>
+      <w:proofErr w:type="spellEnd"/>
+      <w:r>
+        <w:t>, llamémoslo “ejemplo.csv”. Es posible que al abrirlo se ejecute el bloc de notas, para ello tenemos que ir a la configuración de nuestro sistema operativo para que nos permita ver las extensiones o formatos de los archivos, una vez cambiado debemos cambiar “.</w:t>
+      </w:r>
+      <w:proofErr w:type="spellStart"/>
+      <w:r>
+        <w:t>txt</w:t>
+      </w:r>
+      <w:proofErr w:type="spellEnd"/>
+      <w:r>
+        <w:t>” por “.</w:t>
+      </w:r>
+      <w:proofErr w:type="spellStart"/>
+      <w:r>
+        <w:t>csv</w:t>
+      </w:r>
+      <w:proofErr w:type="spellEnd"/>
+      <w:r>
+        <w:t>”.</w:t>
       </w:r>
     </w:p>
     <w:p>
@@ -4159,7 +5036,7 @@
                     <pic:cNvPicPr/>
                   </pic:nvPicPr>
                   <pic:blipFill>
-                    <a:blip r:embed="rId17">
+                    <a:blip r:embed="rId19">
                       <a:extLst>
                         <a:ext uri="{28A0092B-C50C-407E-A947-70E740481C1C}">
                           <a14:useLocalDpi xmlns:a14="http://schemas.microsoft.com/office/drawing/2010/main" val="0"/>
@@ -4208,7 +5085,23 @@
     <w:p>
       <w:r>
         <w:tab/>
-        <w:t>Si tienes dudas puedes optar por simplemente copiar y pegar alguno de los archivos de control de ejemplo que proporciona Atlax Renpy, borrar su contenido y empezar desde allí.</w:t>
+        <w:t xml:space="preserve">Si tienes dudas puedes optar por simplemente copiar y pegar alguno de los archivos de control de ejemplo que proporciona </w:t>
+      </w:r>
+      <w:proofErr w:type="spellStart"/>
+      <w:r>
+        <w:t>Atlax</w:t>
+      </w:r>
+      <w:proofErr w:type="spellEnd"/>
+      <w:r>
+        <w:t xml:space="preserve"> </w:t>
+      </w:r>
+      <w:proofErr w:type="spellStart"/>
+      <w:r>
+        <w:t>Renpy</w:t>
+      </w:r>
+      <w:proofErr w:type="spellEnd"/>
+      <w:r>
+        <w:t>, borrar su contenido y empezar desde allí.</w:t>
       </w:r>
     </w:p>
     <w:p/>
@@ -4220,6 +5113,7 @@
         <w:rPr>
           <w:noProof/>
         </w:rPr>
+        <w:lastRenderedPageBreak/>
         <w:drawing>
           <wp:anchor distT="0" distB="0" distL="114300" distR="114300" simplePos="0" relativeHeight="251659264" behindDoc="0" locked="0" layoutInCell="1" allowOverlap="1" wp14:anchorId="77406FC3" wp14:editId="4FD82AC0">
             <wp:simplePos x="0" y="0"/>
@@ -4244,7 +5138,7 @@
                     <pic:cNvPicPr/>
                   </pic:nvPicPr>
                   <pic:blipFill>
-                    <a:blip r:embed="rId18">
+                    <a:blip r:embed="rId20">
                       <a:extLst>
                         <a:ext uri="{28A0092B-C50C-407E-A947-70E740481C1C}">
                           <a14:useLocalDpi xmlns:a14="http://schemas.microsoft.com/office/drawing/2010/main" val="0"/>
@@ -4298,7 +5192,7 @@
                     <pic:cNvPicPr/>
                   </pic:nvPicPr>
                   <pic:blipFill>
-                    <a:blip r:embed="rId19">
+                    <a:blip r:embed="rId21">
                       <a:extLst>
                         <a:ext uri="{28A0092B-C50C-407E-A947-70E740481C1C}">
                           <a14:useLocalDpi xmlns:a14="http://schemas.microsoft.com/office/drawing/2010/main" val="0"/>
@@ -4358,7 +5252,6 @@
         <w:pStyle w:val="Ttulo2"/>
       </w:pPr>
       <w:r>
-        <w:lastRenderedPageBreak/>
         <w:t>Estructura</w:t>
       </w:r>
       <w:bookmarkEnd w:id="6"/>
@@ -4395,13 +5288,100 @@
           <w:szCs w:val="20"/>
         </w:rPr>
       </w:pPr>
+      <w:proofErr w:type="spellStart"/>
+      <w:proofErr w:type="gramStart"/>
       <w:r>
         <w:rPr>
           <w:sz w:val="20"/>
           <w:szCs w:val="20"/>
         </w:rPr>
-        <w:t>Key;Background;Music;Sound;Single effect;Continuous effect;Events;Delay;Emisor</w:t>
-      </w:r>
+        <w:t>Key;Background</w:t>
+      </w:r>
+      <w:proofErr w:type="gramEnd"/>
+      <w:r>
+        <w:rPr>
+          <w:sz w:val="20"/>
+          <w:szCs w:val="20"/>
+        </w:rPr>
+        <w:t>;</w:t>
+      </w:r>
+      <w:proofErr w:type="gramStart"/>
+      <w:r>
+        <w:rPr>
+          <w:sz w:val="20"/>
+          <w:szCs w:val="20"/>
+        </w:rPr>
+        <w:t>Music;Sound</w:t>
+      </w:r>
+      <w:proofErr w:type="gramEnd"/>
+      <w:r>
+        <w:rPr>
+          <w:sz w:val="20"/>
+          <w:szCs w:val="20"/>
+        </w:rPr>
+        <w:t>;</w:t>
+      </w:r>
+      <w:proofErr w:type="gramStart"/>
+      <w:r>
+        <w:rPr>
+          <w:sz w:val="20"/>
+          <w:szCs w:val="20"/>
+        </w:rPr>
+        <w:t>Single</w:t>
+      </w:r>
+      <w:proofErr w:type="spellEnd"/>
+      <w:proofErr w:type="gramEnd"/>
+      <w:r>
+        <w:rPr>
+          <w:sz w:val="20"/>
+          <w:szCs w:val="20"/>
+        </w:rPr>
+        <w:t xml:space="preserve"> </w:t>
+      </w:r>
+      <w:proofErr w:type="spellStart"/>
+      <w:proofErr w:type="gramStart"/>
+      <w:r>
+        <w:rPr>
+          <w:sz w:val="20"/>
+          <w:szCs w:val="20"/>
+        </w:rPr>
+        <w:t>effect;Continuous</w:t>
+      </w:r>
+      <w:proofErr w:type="spellEnd"/>
+      <w:proofErr w:type="gramEnd"/>
+      <w:r>
+        <w:rPr>
+          <w:sz w:val="20"/>
+          <w:szCs w:val="20"/>
+        </w:rPr>
+        <w:t xml:space="preserve"> </w:t>
+      </w:r>
+      <w:proofErr w:type="spellStart"/>
+      <w:proofErr w:type="gramStart"/>
+      <w:r>
+        <w:rPr>
+          <w:sz w:val="20"/>
+          <w:szCs w:val="20"/>
+        </w:rPr>
+        <w:t>effect;Events</w:t>
+      </w:r>
+      <w:proofErr w:type="gramEnd"/>
+      <w:r>
+        <w:rPr>
+          <w:sz w:val="20"/>
+          <w:szCs w:val="20"/>
+        </w:rPr>
+        <w:t>;</w:t>
+      </w:r>
+      <w:proofErr w:type="gramStart"/>
+      <w:r>
+        <w:rPr>
+          <w:sz w:val="20"/>
+          <w:szCs w:val="20"/>
+        </w:rPr>
+        <w:t>Delay;Emisor</w:t>
+      </w:r>
+      <w:proofErr w:type="gramEnd"/>
       <w:r>
         <w:rPr>
           <w:b/>
@@ -4411,6 +5391,7 @@
         </w:rPr>
         <w:t>;</w:t>
       </w:r>
+      <w:proofErr w:type="gramStart"/>
       <w:r>
         <w:rPr>
           <w:sz w:val="20"/>
@@ -4418,6 +5399,8 @@
         </w:rPr>
         <w:t>Spanish;English</w:t>
       </w:r>
+      <w:proofErr w:type="spellEnd"/>
+      <w:proofErr w:type="gramEnd"/>
     </w:p>
     <w:p>
       <w:pPr>
@@ -4451,7 +5434,7 @@
                     <pic:cNvPicPr/>
                   </pic:nvPicPr>
                   <pic:blipFill>
-                    <a:blip r:embed="rId20">
+                    <a:blip r:embed="rId22">
                       <a:extLst>
                         <a:ext uri="{28A0092B-C50C-407E-A947-70E740481C1C}">
                           <a14:useLocalDpi xmlns:a14="http://schemas.microsoft.com/office/drawing/2010/main" val="0"/>
@@ -4563,6 +5546,7 @@
       </w:pPr>
       <w:bookmarkStart w:id="7" w:name="_Toc199261560"/>
       <w:r>
+        <w:lastRenderedPageBreak/>
         <w:t>Columna Key</w:t>
       </w:r>
       <w:bookmarkEnd w:id="7"/>
@@ -4570,13 +5554,45 @@
     <w:p>
       <w:r>
         <w:tab/>
-        <w:t>Esta columna representa un identificador único que debe tener cada diálogo, ese identificador debe ser estrictamente irrepetible en el resto de escenas del juego. Esto ayudará en la organización al momento de corregir errores ya que sabrás exactamente en qué línea está el problema.</w:t>
+        <w:t xml:space="preserve">Esta columna representa un identificador único que debe tener cada diálogo, ese identificador debe ser estrictamente irrepetible en el resto de </w:t>
+      </w:r>
+      <w:proofErr w:type="gramStart"/>
+      <w:r>
+        <w:t>escenas</w:t>
+      </w:r>
+      <w:proofErr w:type="gramEnd"/>
+      <w:r>
+        <w:t xml:space="preserve"> del juego. Esto ayudará en la organización al momento de corregir errores ya que sabrás exactamente en qué línea está el problema.</w:t>
       </w:r>
     </w:p>
     <w:p>
       <w:r>
         <w:tab/>
-        <w:t>El valor recomendado para colocar en esta columna key es el siguiente: [ruta]_[capitulo]_[escena]_[dialogo], por ejemplo si queremos describir el diálogo número 89 de la escena noche de paseo del capítulo 3 de la ruta Stefannie, haríamos algo así: stefannie_3_night_out_89, el siguiente diálogo sería igual pero con un 90 en vez de 89 y siempre empezando en 1.</w:t>
+        <w:t xml:space="preserve">El valor recomendado para colocar en esta columna </w:t>
+      </w:r>
+      <w:proofErr w:type="spellStart"/>
+      <w:r>
+        <w:t>key</w:t>
+      </w:r>
+      <w:proofErr w:type="spellEnd"/>
+      <w:r>
+        <w:t xml:space="preserve"> es el siguiente: [ruta]_[capitulo]_[escena]_[dialogo], por </w:t>
+      </w:r>
+      <w:proofErr w:type="gramStart"/>
+      <w:r>
+        <w:t>ejemplo</w:t>
+      </w:r>
+      <w:proofErr w:type="gramEnd"/>
+      <w:r>
+        <w:t xml:space="preserve"> si queremos describir el diálogo número 89 de la escena noche de paseo del capítulo 3 de la ruta Stefannie, haríamos algo así: stefannie_3_night_out_89, el siguiente diálogo sería </w:t>
+      </w:r>
+      <w:proofErr w:type="gramStart"/>
+      <w:r>
+        <w:t>igual</w:t>
+      </w:r>
+      <w:proofErr w:type="gramEnd"/>
+      <w:r>
+        <w:t xml:space="preserve"> pero con un 90 en vez de 89 y siempre empezando en 1.</w:t>
       </w:r>
     </w:p>
     <w:p>
@@ -4584,7 +5600,17 @@
         <w:ind w:firstLine="708"/>
       </w:pPr>
       <w:r>
-        <w:t>Debido a que puede llegar a ser demasiado tedioso escribir a mano todos los números, Excel nos brinda una ayuda, primero abrimos el archivo usando Excel, escribimos en la primera fila (después de la cabecera) stefannie_3_night_out_1, acto seguido dirigimos el cursor a la esquina inferior derecha de la celda seleccionada y manteniendo el click, lo arrastramos hacia abajo hasta donde veamos necesario.</w:t>
+        <w:t xml:space="preserve">Debido a que puede llegar a ser demasiado tedioso escribir a mano todos los números, Excel nos brinda una ayuda, primero abrimos el archivo usando Excel, escribimos en la primera fila (después de la cabecera) stefannie_3_night_out_1, acto seguido dirigimos el cursor a la esquina inferior derecha de la celda seleccionada y manteniendo el </w:t>
+      </w:r>
+      <w:proofErr w:type="spellStart"/>
+      <w:proofErr w:type="gramStart"/>
+      <w:r>
+        <w:t>click</w:t>
+      </w:r>
+      <w:proofErr w:type="spellEnd"/>
+      <w:proofErr w:type="gramEnd"/>
+      <w:r>
+        <w:t>, lo arrastramos hacia abajo hasta donde veamos necesario.</w:t>
       </w:r>
     </w:p>
     <w:p>
@@ -4595,7 +5621,6 @@
         <w:rPr>
           <w:noProof/>
         </w:rPr>
-        <w:lastRenderedPageBreak/>
         <w:drawing>
           <wp:anchor distT="0" distB="0" distL="114300" distR="114300" simplePos="0" relativeHeight="251662336" behindDoc="0" locked="0" layoutInCell="1" allowOverlap="1" wp14:anchorId="64B85F69" wp14:editId="2245589D">
             <wp:simplePos x="0" y="0"/>
@@ -4620,7 +5645,7 @@
                     <pic:cNvPicPr/>
                   </pic:nvPicPr>
                   <pic:blipFill>
-                    <a:blip r:embed="rId21">
+                    <a:blip r:embed="rId23">
                       <a:extLst>
                         <a:ext uri="{28A0092B-C50C-407E-A947-70E740481C1C}">
                           <a14:useLocalDpi xmlns:a14="http://schemas.microsoft.com/office/drawing/2010/main" val="0"/>
@@ -4674,7 +5699,7 @@
                     <pic:cNvPicPr/>
                   </pic:nvPicPr>
                   <pic:blipFill>
-                    <a:blip r:embed="rId22">
+                    <a:blip r:embed="rId24">
                       <a:extLst>
                         <a:ext uri="{28A0092B-C50C-407E-A947-70E740481C1C}">
                           <a14:useLocalDpi xmlns:a14="http://schemas.microsoft.com/office/drawing/2010/main" val="0"/>
@@ -4748,9 +5773,14 @@
         <w:pStyle w:val="Ttulo2"/>
       </w:pPr>
       <w:r>
-        <w:t>Columna Background</w:t>
+        <w:t xml:space="preserve">Columna </w:t>
+      </w:r>
+      <w:proofErr w:type="spellStart"/>
+      <w:r>
+        <w:t>Background</w:t>
       </w:r>
       <w:bookmarkEnd w:id="8"/>
+      <w:proofErr w:type="spellEnd"/>
     </w:p>
     <w:p>
       <w:r>
@@ -4768,8 +5798,49 @@
           <w:i/>
           <w:iCs/>
         </w:rPr>
-        <w:t xml:space="preserve"> game/images/backgrounds</w:t>
-      </w:r>
+        <w:t xml:space="preserve"> </w:t>
+      </w:r>
+      <w:proofErr w:type="spellStart"/>
+      <w:r>
+        <w:rPr>
+          <w:i/>
+          <w:iCs/>
+        </w:rPr>
+        <w:t>game</w:t>
+      </w:r>
+      <w:proofErr w:type="spellEnd"/>
+      <w:r>
+        <w:rPr>
+          <w:i/>
+          <w:iCs/>
+        </w:rPr>
+        <w:t>/</w:t>
+      </w:r>
+      <w:proofErr w:type="spellStart"/>
+      <w:r>
+        <w:rPr>
+          <w:i/>
+          <w:iCs/>
+        </w:rPr>
+        <w:t>images</w:t>
+      </w:r>
+      <w:proofErr w:type="spellEnd"/>
+      <w:r>
+        <w:rPr>
+          <w:i/>
+          <w:iCs/>
+        </w:rPr>
+        <w:t>/</w:t>
+      </w:r>
+      <w:proofErr w:type="spellStart"/>
+      <w:r>
+        <w:rPr>
+          <w:i/>
+          <w:iCs/>
+        </w:rPr>
+        <w:t>backgrounds</w:t>
+      </w:r>
+      <w:proofErr w:type="spellEnd"/>
       <w:r>
         <w:t>.</w:t>
       </w:r>
@@ -4785,7 +5856,24 @@
         <w:ind w:firstLine="708"/>
       </w:pPr>
       <w:r>
-        <w:t>Nombre del fondo : tipo de transición : parámetros de la transición</w:t>
+        <w:lastRenderedPageBreak/>
+        <w:t xml:space="preserve">Nombre del </w:t>
+      </w:r>
+      <w:proofErr w:type="gramStart"/>
+      <w:r>
+        <w:t>fondo :</w:t>
+      </w:r>
+      <w:proofErr w:type="gramEnd"/>
+      <w:r>
+        <w:t xml:space="preserve"> tipo de </w:t>
+      </w:r>
+      <w:proofErr w:type="gramStart"/>
+      <w:r>
+        <w:t>transición :</w:t>
+      </w:r>
+      <w:proofErr w:type="gramEnd"/>
+      <w:r>
+        <w:t xml:space="preserve"> parámetros de la transición</w:t>
       </w:r>
     </w:p>
     <w:p>
@@ -4807,30 +5895,54 @@
         <w:rPr>
           <w:highlight w:val="yellow"/>
         </w:rPr>
-        <w:t>school_hall_3:dissolve:4</w:t>
+        <w:t>school_hall_</w:t>
+      </w:r>
+      <w:proofErr w:type="gramStart"/>
+      <w:r>
+        <w:rPr>
+          <w:highlight w:val="yellow"/>
+        </w:rPr>
+        <w:t>3:dissolve</w:t>
+      </w:r>
+      <w:proofErr w:type="gramEnd"/>
+      <w:r>
+        <w:rPr>
+          <w:highlight w:val="yellow"/>
+        </w:rPr>
+        <w:t>:4</w:t>
       </w:r>
       <w:r>
         <w:t xml:space="preserve"> (El fondo school_hall_3 aparece a lo largo de 4 segundos)</w:t>
       </w:r>
     </w:p>
     <w:p>
-      <w:r>
-        <w:rPr>
-          <w:highlight w:val="yellow"/>
-        </w:rPr>
-        <w:t>campus:fade:1:3:1</w:t>
+      <w:proofErr w:type="gramStart"/>
+      <w:r>
+        <w:rPr>
+          <w:highlight w:val="yellow"/>
+        </w:rPr>
+        <w:t>campus:fade</w:t>
+      </w:r>
+      <w:proofErr w:type="gramEnd"/>
+      <w:r>
+        <w:rPr>
+          <w:highlight w:val="yellow"/>
+        </w:rPr>
+        <w:t>:1:3:1</w:t>
       </w:r>
       <w:r>
         <w:t xml:space="preserve"> (El fondo campus aparece luego de un fundido a negro)</w:t>
       </w:r>
     </w:p>
     <w:p>
+      <w:proofErr w:type="spellStart"/>
       <w:r>
         <w:rPr>
           <w:highlight w:val="yellow"/>
         </w:rPr>
         <w:t>music_room</w:t>
       </w:r>
+      <w:proofErr w:type="spellEnd"/>
       <w:r>
         <w:t xml:space="preserve"> (Aparece con la transición por defecto)</w:t>
       </w:r>
@@ -4968,10 +6080,11 @@
             <w:pPr>
               <w:jc w:val="center"/>
             </w:pPr>
-            <w:r>
-              <w:lastRenderedPageBreak/>
+            <w:proofErr w:type="spellStart"/>
+            <w:r>
               <w:t>dissolve</w:t>
             </w:r>
+            <w:proofErr w:type="spellEnd"/>
           </w:p>
         </w:tc>
         <w:tc>
@@ -5020,9 +6133,11 @@
             <w:pPr>
               <w:jc w:val="center"/>
             </w:pPr>
+            <w:proofErr w:type="spellStart"/>
             <w:r>
               <w:t>fade</w:t>
             </w:r>
+            <w:proofErr w:type="spellEnd"/>
           </w:p>
         </w:tc>
         <w:tc>
@@ -5167,9 +6282,11 @@
             <w:pPr>
               <w:jc w:val="center"/>
             </w:pPr>
+            <w:proofErr w:type="gramStart"/>
             <w:r>
               <w:t>pixel</w:t>
             </w:r>
+            <w:proofErr w:type="gramEnd"/>
           </w:p>
           <w:p>
             <w:pPr>
@@ -5188,7 +6305,15 @@
               <w:jc w:val="center"/>
             </w:pPr>
             <w:r>
-              <w:t>El fondo actual se pixela hasta el color de mayor presencia, luego cambia de color y muestra el siguiente fondo haciendo el proceso inverso. (Se recomienda dejarlo por defecto)</w:t>
+              <w:t xml:space="preserve">El fondo actual se </w:t>
+            </w:r>
+            <w:proofErr w:type="spellStart"/>
+            <w:r>
+              <w:t>pixela</w:t>
+            </w:r>
+            <w:proofErr w:type="spellEnd"/>
+            <w:r>
+              <w:t xml:space="preserve"> hasta el color de mayor presencia, luego cambia de color y muestra el siguiente fondo haciendo el proceso inverso. (Se recomienda dejarlo por defecto)</w:t>
             </w:r>
           </w:p>
         </w:tc>
@@ -5263,6 +6388,7 @@
             <w:pPr>
               <w:jc w:val="center"/>
             </w:pPr>
+            <w:proofErr w:type="spellStart"/>
             <w:r>
               <w:t>p</w:t>
             </w:r>
@@ -5270,8 +6396,33 @@
               <w:t>ush</w:t>
             </w:r>
             <w:r>
-              <w:t>up / pushright / pushdown / pushleft</w:t>
-            </w:r>
+              <w:t>up</w:t>
+            </w:r>
+            <w:proofErr w:type="spellEnd"/>
+            <w:r>
+              <w:t xml:space="preserve"> / </w:t>
+            </w:r>
+            <w:proofErr w:type="spellStart"/>
+            <w:r>
+              <w:t>pushright</w:t>
+            </w:r>
+            <w:proofErr w:type="spellEnd"/>
+            <w:r>
+              <w:t xml:space="preserve"> / </w:t>
+            </w:r>
+            <w:proofErr w:type="spellStart"/>
+            <w:r>
+              <w:t>pushdown</w:t>
+            </w:r>
+            <w:proofErr w:type="spellEnd"/>
+            <w:r>
+              <w:t xml:space="preserve"> / </w:t>
+            </w:r>
+            <w:proofErr w:type="spellStart"/>
+            <w:r>
+              <w:t>pushleft</w:t>
+            </w:r>
+            <w:proofErr w:type="spellEnd"/>
           </w:p>
           <w:p/>
         </w:tc>
@@ -5320,9 +6471,35 @@
             <w:pPr>
               <w:jc w:val="center"/>
             </w:pPr>
-            <w:r>
-              <w:t>rup / rright / rdown / rleft</w:t>
-            </w:r>
+            <w:proofErr w:type="spellStart"/>
+            <w:r>
+              <w:t>rup</w:t>
+            </w:r>
+            <w:proofErr w:type="spellEnd"/>
+            <w:r>
+              <w:t xml:space="preserve"> / </w:t>
+            </w:r>
+            <w:proofErr w:type="spellStart"/>
+            <w:r>
+              <w:t>rright</w:t>
+            </w:r>
+            <w:proofErr w:type="spellEnd"/>
+            <w:r>
+              <w:t xml:space="preserve"> / </w:t>
+            </w:r>
+            <w:proofErr w:type="spellStart"/>
+            <w:r>
+              <w:t>rdown</w:t>
+            </w:r>
+            <w:proofErr w:type="spellEnd"/>
+            <w:r>
+              <w:t xml:space="preserve"> / </w:t>
+            </w:r>
+            <w:proofErr w:type="spellStart"/>
+            <w:r>
+              <w:t>rleft</w:t>
+            </w:r>
+            <w:proofErr w:type="spellEnd"/>
           </w:p>
         </w:tc>
         <w:tc>
@@ -5364,6 +6541,7 @@
       </w:pPr>
       <w:bookmarkStart w:id="9" w:name="_Toc199261562"/>
       <w:r>
+        <w:lastRenderedPageBreak/>
         <w:t>Columna Music</w:t>
       </w:r>
       <w:bookmarkEnd w:id="9"/>
@@ -5375,15 +6553,32 @@
       <w:r>
         <w:t xml:space="preserve">La columna encargada de realizar los cambios de música en el juego, estos deben estar en la carpeta </w:t>
       </w:r>
+      <w:proofErr w:type="spellStart"/>
       <w:r>
         <w:rPr>
           <w:i/>
           <w:iCs/>
         </w:rPr>
-        <w:t>game/audio/music</w:t>
-      </w:r>
-      <w:r>
-        <w:t xml:space="preserve"> y además de poseer formato .wav. Hay que dejar claro 2 conceptos.</w:t>
+        <w:t>game</w:t>
+      </w:r>
+      <w:proofErr w:type="spellEnd"/>
+      <w:r>
+        <w:rPr>
+          <w:i/>
+          <w:iCs/>
+        </w:rPr>
+        <w:t>/audio/music</w:t>
+      </w:r>
+      <w:r>
+        <w:t xml:space="preserve"> y además de poseer formato .</w:t>
+      </w:r>
+      <w:proofErr w:type="spellStart"/>
+      <w:r>
+        <w:t>wav</w:t>
+      </w:r>
+      <w:proofErr w:type="spellEnd"/>
+      <w:r>
+        <w:t>. Hay que dejar claro 2 conceptos.</w:t>
       </w:r>
     </w:p>
     <w:p>
@@ -5407,7 +6602,15 @@
         </w:numPr>
       </w:pPr>
       <w:r>
-        <w:t>Fade-out:</w:t>
+        <w:t>Fade-</w:t>
+      </w:r>
+      <w:proofErr w:type="spellStart"/>
+      <w:r>
+        <w:t>out</w:t>
+      </w:r>
+      <w:proofErr w:type="spellEnd"/>
+      <w:r>
+        <w:t>:</w:t>
       </w:r>
       <w:r>
         <w:t xml:space="preserve"> </w:t>
@@ -5433,8 +6636,17 @@
         <w:t>canción</w:t>
       </w:r>
       <w:r>
-        <w:t xml:space="preserve"> que se está reproduciendo hará un fade-out de 3 segundos (definido en </w:t>
-      </w:r>
+        <w:t xml:space="preserve"> que se está reproduciendo hará un </w:t>
+      </w:r>
+      <w:proofErr w:type="spellStart"/>
+      <w:r>
+        <w:t>fade-out</w:t>
+      </w:r>
+      <w:proofErr w:type="spellEnd"/>
+      <w:r>
+        <w:t xml:space="preserve"> de 3 segundos (definido en </w:t>
+      </w:r>
+      <w:proofErr w:type="spellStart"/>
       <w:r>
         <w:rPr>
           <w:i/>
@@ -5442,8 +6654,17 @@
         </w:rPr>
         <w:t>configDefine.rpy</w:t>
       </w:r>
-      <w:r>
-        <w:t>), será igual para las músicas entrantes si no se les coloca un tiempo de fade-in</w:t>
+      <w:proofErr w:type="spellEnd"/>
+      <w:r>
+        <w:t xml:space="preserve">), será igual para las músicas entrantes si no se les coloca un tiempo de </w:t>
+      </w:r>
+      <w:proofErr w:type="spellStart"/>
+      <w:r>
+        <w:t>fade</w:t>
+      </w:r>
+      <w:proofErr w:type="spellEnd"/>
+      <w:r>
+        <w:t>-in</w:t>
       </w:r>
       <w:r>
         <w:t xml:space="preserve">. </w:t>
@@ -5456,8 +6677,29 @@
       <w:pPr>
         <w:ind w:left="708" w:firstLine="708"/>
       </w:pPr>
-      <w:r>
-        <w:t>nombre_de_la_musica : fade-in en segundos</w:t>
+      <w:proofErr w:type="spellStart"/>
+      <w:r>
+        <w:t>nombre_de_la_</w:t>
+      </w:r>
+      <w:proofErr w:type="gramStart"/>
+      <w:r>
+        <w:t>musica</w:t>
+      </w:r>
+      <w:proofErr w:type="spellEnd"/>
+      <w:r>
+        <w:t xml:space="preserve"> :</w:t>
+      </w:r>
+      <w:proofErr w:type="gramEnd"/>
+      <w:r>
+        <w:t xml:space="preserve"> </w:t>
+      </w:r>
+      <w:proofErr w:type="spellStart"/>
+      <w:r>
+        <w:t>fade</w:t>
+      </w:r>
+      <w:proofErr w:type="spellEnd"/>
+      <w:r>
+        <w:t>-in en segundos</w:t>
       </w:r>
     </w:p>
     <w:p>
@@ -5479,33 +6721,96 @@
         <w:ind w:firstLine="708"/>
       </w:pPr>
       <w:r>
-        <w:t>Para quitar la música y crear un silencio, simplemente debemos colocar un *, por supuesto, también podemos acompañarlo del parámetro de fade-in</w:t>
-      </w:r>
-      <w:r>
-        <w:t xml:space="preserve"> que en este caso tomará el rol de fade-out.</w:t>
-      </w:r>
-    </w:p>
-    <w:p>
-      <w:r>
-        <w:rPr>
-          <w:highlight w:val="yellow"/>
-        </w:rPr>
-        <w:t>while we speak:4</w:t>
-      </w:r>
-      <w:r>
-        <w:t xml:space="preserve"> (La música actual hace el fade-out por defecto y la nueva fade-in de 4 segundos)</w:t>
-      </w:r>
-    </w:p>
-    <w:p>
-      <w:r>
-        <w:rPr>
-          <w:highlight w:val="yellow"/>
-        </w:rPr>
-        <w:lastRenderedPageBreak/>
+        <w:t xml:space="preserve">Para quitar la música y crear un silencio, simplemente debemos colocar un *, por supuesto, también podemos acompañarlo del parámetro de </w:t>
+      </w:r>
+      <w:proofErr w:type="spellStart"/>
+      <w:r>
+        <w:t>fade</w:t>
+      </w:r>
+      <w:proofErr w:type="spellEnd"/>
+      <w:r>
+        <w:t>-in</w:t>
+      </w:r>
+      <w:r>
+        <w:t xml:space="preserve"> que en este caso tomará el rol de </w:t>
+      </w:r>
+      <w:proofErr w:type="spellStart"/>
+      <w:r>
+        <w:t>fade-out</w:t>
+      </w:r>
+      <w:proofErr w:type="spellEnd"/>
+      <w:r>
+        <w:t>.</w:t>
+      </w:r>
+    </w:p>
+    <w:p>
+      <w:proofErr w:type="spellStart"/>
+      <w:r>
+        <w:rPr>
+          <w:highlight w:val="yellow"/>
+        </w:rPr>
+        <w:t>while</w:t>
+      </w:r>
+      <w:proofErr w:type="spellEnd"/>
+      <w:r>
+        <w:rPr>
+          <w:highlight w:val="yellow"/>
+        </w:rPr>
+        <w:t xml:space="preserve"> </w:t>
+      </w:r>
+      <w:proofErr w:type="spellStart"/>
+      <w:r>
+        <w:rPr>
+          <w:highlight w:val="yellow"/>
+        </w:rPr>
+        <w:t>we</w:t>
+      </w:r>
+      <w:proofErr w:type="spellEnd"/>
+      <w:r>
+        <w:rPr>
+          <w:highlight w:val="yellow"/>
+        </w:rPr>
+        <w:t xml:space="preserve"> speak:4</w:t>
+      </w:r>
+      <w:r>
+        <w:t xml:space="preserve"> (La música actual hace el </w:t>
+      </w:r>
+      <w:proofErr w:type="spellStart"/>
+      <w:r>
+        <w:t>fade-out</w:t>
+      </w:r>
+      <w:proofErr w:type="spellEnd"/>
+      <w:r>
+        <w:t xml:space="preserve"> por defecto y la nueva </w:t>
+      </w:r>
+      <w:proofErr w:type="spellStart"/>
+      <w:r>
+        <w:t>fade</w:t>
+      </w:r>
+      <w:proofErr w:type="spellEnd"/>
+      <w:r>
+        <w:t>-in de 4 segundos)</w:t>
+      </w:r>
+    </w:p>
+    <w:p>
+      <w:proofErr w:type="spellStart"/>
+      <w:r>
+        <w:rPr>
+          <w:highlight w:val="yellow"/>
+        </w:rPr>
         <w:t>stride</w:t>
       </w:r>
-      <w:r>
-        <w:t xml:space="preserve"> (Tanto la música actual y la entrante harán un fade-out y fide-in por defecto)</w:t>
+      <w:proofErr w:type="spellEnd"/>
+      <w:r>
+        <w:t xml:space="preserve"> (Tanto la música actual y la entrante harán un </w:t>
+      </w:r>
+      <w:proofErr w:type="spellStart"/>
+      <w:r>
+        <w:t>fade-out</w:t>
+      </w:r>
+      <w:proofErr w:type="spellEnd"/>
+      <w:r>
+        <w:t xml:space="preserve"> y fide-in por defecto)</w:t>
       </w:r>
     </w:p>
     <w:p>
@@ -5516,7 +6821,15 @@
         <w:t>*:5</w:t>
       </w:r>
       <w:r>
-        <w:t xml:space="preserve"> (La canción actual hace un fade-out de 5 segundos al silencio)</w:t>
+        <w:t xml:space="preserve"> (La canción actual hace un </w:t>
+      </w:r>
+      <w:proofErr w:type="spellStart"/>
+      <w:r>
+        <w:t>fade-out</w:t>
+      </w:r>
+      <w:proofErr w:type="spellEnd"/>
+      <w:r>
+        <w:t xml:space="preserve"> de 5 segundos al silencio)</w:t>
       </w:r>
     </w:p>
     <w:p>
@@ -5541,22 +6854,61 @@
       </w:pPr>
       <w:bookmarkStart w:id="10" w:name="_Toc199261563"/>
       <w:r>
-        <w:t>Columna Sound</w:t>
+        <w:t xml:space="preserve">Columna </w:t>
+      </w:r>
+      <w:proofErr w:type="spellStart"/>
+      <w:r>
+        <w:t>Sound</w:t>
       </w:r>
       <w:bookmarkEnd w:id="10"/>
+      <w:proofErr w:type="spellEnd"/>
     </w:p>
     <w:p>
       <w:r>
         <w:tab/>
-        <w:t xml:space="preserve">Los sonidos que se reproducen en el diálogo, pueden ser varios a la vez. Deben estar en formato .wav y estar ubicados en la carpeta </w:t>
-      </w:r>
+        <w:t xml:space="preserve">Los sonidos que se reproducen en el </w:t>
+      </w:r>
+      <w:proofErr w:type="gramStart"/>
+      <w:r>
+        <w:t>diálogo,</w:t>
+      </w:r>
+      <w:proofErr w:type="gramEnd"/>
+      <w:r>
+        <w:t xml:space="preserve"> pueden ser varios a la vez. Deben estar en formato .</w:t>
+      </w:r>
+      <w:proofErr w:type="spellStart"/>
+      <w:r>
+        <w:t>wav</w:t>
+      </w:r>
+      <w:proofErr w:type="spellEnd"/>
+      <w:r>
+        <w:t xml:space="preserve"> y estar ubicados en la carpeta </w:t>
+      </w:r>
+      <w:proofErr w:type="spellStart"/>
       <w:r>
         <w:rPr>
           <w:i/>
           <w:iCs/>
         </w:rPr>
-        <w:t>games/audio/sounds</w:t>
-      </w:r>
+        <w:t>games</w:t>
+      </w:r>
+      <w:proofErr w:type="spellEnd"/>
+      <w:r>
+        <w:rPr>
+          <w:i/>
+          <w:iCs/>
+        </w:rPr>
+        <w:t>/audio/</w:t>
+      </w:r>
+      <w:proofErr w:type="spellStart"/>
+      <w:r>
+        <w:rPr>
+          <w:i/>
+          <w:iCs/>
+        </w:rPr>
+        <w:t>sounds</w:t>
+      </w:r>
+      <w:proofErr w:type="spellEnd"/>
       <w:r>
         <w:t>. Generalmente se reproducirán una vez, sin embargo</w:t>
       </w:r>
@@ -5570,8 +6922,12 @@
     <w:p>
       <w:r>
         <w:tab/>
+      </w:r>
+      <w:proofErr w:type="spellStart"/>
+      <w:r>
         <w:t>Nombre_del_sonido</w:t>
       </w:r>
+      <w:proofErr w:type="spellEnd"/>
     </w:p>
     <w:p>
       <w:r>
@@ -5582,8 +6938,21 @@
     <w:p>
       <w:r>
         <w:tab/>
-        <w:t>Nombre del sonido : loop</w:t>
-      </w:r>
+        <w:t xml:space="preserve">Nombre del </w:t>
+      </w:r>
+      <w:proofErr w:type="gramStart"/>
+      <w:r>
+        <w:t>sonido :</w:t>
+      </w:r>
+      <w:proofErr w:type="gramEnd"/>
+      <w:r>
+        <w:t xml:space="preserve"> </w:t>
+      </w:r>
+      <w:proofErr w:type="spellStart"/>
+      <w:r>
+        <w:t>loop</w:t>
+      </w:r>
+      <w:proofErr w:type="spellEnd"/>
     </w:p>
     <w:p>
       <w:r>
@@ -5597,13 +6966,35 @@
         <w:t>.</w:t>
       </w:r>
       <w:r>
-        <w:t xml:space="preserve"> Las mayúsculas no se respetan, de todas formas se recomienda escribirlo todo en minúscula.</w:t>
-      </w:r>
-    </w:p>
-    <w:p>
-      <w:r>
+        <w:t xml:space="preserve"> Las mayúsculas no se respetan, de todas </w:t>
+      </w:r>
+      <w:proofErr w:type="gramStart"/>
+      <w:r>
+        <w:t>formas</w:t>
+      </w:r>
+      <w:proofErr w:type="gramEnd"/>
+      <w:r>
+        <w:t xml:space="preserve"> se recomienda escribirlo todo en minúscula.</w:t>
+      </w:r>
+    </w:p>
+    <w:p>
+      <w:r>
+        <w:lastRenderedPageBreak/>
         <w:tab/>
-        <w:t xml:space="preserve">Si colocamos el nombre del sonido sin más, este se reproducirá una sola vez. Para reproducir varios sonidos simultáneamente, debemos separarlos por comas. Si deseamos que el sonido se reproduzca constantemente debemos añadir :loop, es importante mencionar que hacer eso hará que el sonido se reproduzca indefinidamente hasta que volvamos a escribir la misma instrucción más adelante. </w:t>
+        <w:t xml:space="preserve">Si colocamos el nombre del sonido sin más, este se reproducirá una sola vez. Para reproducir varios sonidos simultáneamente, debemos separarlos por comas. Si deseamos que el sonido se reproduzca constantemente debemos </w:t>
+      </w:r>
+      <w:proofErr w:type="gramStart"/>
+      <w:r>
+        <w:t>añadir :</w:t>
+      </w:r>
+      <w:proofErr w:type="spellStart"/>
+      <w:r>
+        <w:t>loop</w:t>
+      </w:r>
+      <w:proofErr w:type="spellEnd"/>
+      <w:proofErr w:type="gramEnd"/>
+      <w:r>
+        <w:t xml:space="preserve">, es importante mencionar que hacer eso hará que el sonido se reproduzca indefinidamente hasta que volvamos a escribir la misma instrucción más adelante. </w:t>
       </w:r>
     </w:p>
     <w:p>
@@ -5633,10 +7024,30 @@
         <w:rPr>
           <w:highlight w:val="yellow"/>
         </w:rPr>
-        <w:t>Espadas chocando:loop</w:t>
-      </w:r>
-      <w:r>
-        <w:t xml:space="preserve"> (Reproduce espadas chocando indefinidamente hasta que se vuelva a escribir Espadas chocando:loop en un diálogo posterior).</w:t>
+        <w:t xml:space="preserve">Espadas </w:t>
+      </w:r>
+      <w:proofErr w:type="spellStart"/>
+      <w:proofErr w:type="gramStart"/>
+      <w:r>
+        <w:rPr>
+          <w:highlight w:val="yellow"/>
+        </w:rPr>
+        <w:t>chocando:loop</w:t>
+      </w:r>
+      <w:proofErr w:type="spellEnd"/>
+      <w:proofErr w:type="gramEnd"/>
+      <w:r>
+        <w:t xml:space="preserve"> (Reproduce espadas chocando indefinidamente hasta que se vuelva a escribir Espadas </w:t>
+      </w:r>
+      <w:proofErr w:type="spellStart"/>
+      <w:proofErr w:type="gramStart"/>
+      <w:r>
+        <w:t>chocando:loop</w:t>
+      </w:r>
+      <w:proofErr w:type="spellEnd"/>
+      <w:proofErr w:type="gramEnd"/>
+      <w:r>
+        <w:t xml:space="preserve"> en un diálogo posterior).</w:t>
       </w:r>
     </w:p>
     <w:p>
@@ -5644,13 +7055,37 @@
         <w:ind w:left="360" w:firstLine="348"/>
       </w:pPr>
       <w:r>
-        <w:t xml:space="preserve">Se debe tener en cuenta que si un sonido está en loop y se reproduce </w:t>
+        <w:t xml:space="preserve">Se debe tener en cuenta </w:t>
+      </w:r>
+      <w:proofErr w:type="gramStart"/>
+      <w:r>
+        <w:t>que</w:t>
+      </w:r>
+      <w:proofErr w:type="gramEnd"/>
+      <w:r>
+        <w:t xml:space="preserve"> si un sonido está en </w:t>
+      </w:r>
+      <w:proofErr w:type="spellStart"/>
+      <w:r>
+        <w:t>loop</w:t>
+      </w:r>
+      <w:proofErr w:type="spellEnd"/>
+      <w:r>
+        <w:t xml:space="preserve"> y se reproduce </w:t>
       </w:r>
       <w:r>
         <w:t>otro</w:t>
       </w:r>
       <w:r>
-        <w:t xml:space="preserve"> sonido, el loop se detendrá</w:t>
+        <w:t xml:space="preserve"> sonido, el </w:t>
+      </w:r>
+      <w:proofErr w:type="spellStart"/>
+      <w:r>
+        <w:t>loop</w:t>
+      </w:r>
+      <w:proofErr w:type="spellEnd"/>
+      <w:r>
+        <w:t xml:space="preserve"> se detendrá</w:t>
       </w:r>
       <w:r>
         <w:t xml:space="preserve"> y sonará el sonido escrito</w:t>
@@ -5664,7 +7099,15 @@
         <w:ind w:left="360" w:firstLine="348"/>
       </w:pPr>
       <w:r>
-        <w:t>No se pueden colocar 2 sonidos en loop al mismo tiempo, en caso de que lo necesite se recomienda editar y solapar ambos audios en uno solo.</w:t>
+        <w:t xml:space="preserve">No se pueden colocar 2 sonidos en </w:t>
+      </w:r>
+      <w:proofErr w:type="spellStart"/>
+      <w:r>
+        <w:t>loop</w:t>
+      </w:r>
+      <w:proofErr w:type="spellEnd"/>
+      <w:r>
+        <w:t xml:space="preserve"> al mismo tiempo, en caso de que lo necesite se recomienda editar y solapar ambos audios en uno solo.</w:t>
       </w:r>
     </w:p>
     <w:p>
@@ -5673,31 +7116,79 @@
       </w:pPr>
       <w:bookmarkStart w:id="11" w:name="_Toc199261564"/>
       <w:r>
-        <w:t>Columna Single effect</w:t>
+        <w:t xml:space="preserve">Columna </w:t>
+      </w:r>
+      <w:proofErr w:type="gramStart"/>
+      <w:r>
+        <w:t>Single</w:t>
+      </w:r>
+      <w:proofErr w:type="gramEnd"/>
+      <w:r>
+        <w:t xml:space="preserve"> </w:t>
+      </w:r>
+      <w:proofErr w:type="spellStart"/>
+      <w:r>
+        <w:t>effect</w:t>
       </w:r>
       <w:bookmarkEnd w:id="11"/>
+      <w:proofErr w:type="spellEnd"/>
     </w:p>
     <w:p>
       <w:r>
         <w:tab/>
-        <w:t>Son efectos visuales que suceden una única vez, como una sacudida de pantalla o flash repentino. Sintaxis:</w:t>
+        <w:t xml:space="preserve">Son efectos visuales que suceden una única vez, como una sacudida de pantalla o </w:t>
+      </w:r>
+      <w:proofErr w:type="gramStart"/>
+      <w:r>
+        <w:t>flash</w:t>
+      </w:r>
+      <w:proofErr w:type="gramEnd"/>
+      <w:r>
+        <w:t xml:space="preserve"> repentino. Sintaxis:</w:t>
       </w:r>
     </w:p>
     <w:p>
       <w:r>
         <w:tab/>
-        <w:t>Nombre_del_efecto : parámetros</w:t>
+      </w:r>
+      <w:proofErr w:type="spellStart"/>
+      <w:r>
+        <w:t>Nombre_del_</w:t>
+      </w:r>
+      <w:proofErr w:type="gramStart"/>
+      <w:r>
+        <w:t>efecto</w:t>
+      </w:r>
+      <w:proofErr w:type="spellEnd"/>
+      <w:r>
+        <w:t xml:space="preserve"> :</w:t>
+      </w:r>
+      <w:proofErr w:type="gramEnd"/>
+      <w:r>
+        <w:t xml:space="preserve"> parámetros</w:t>
       </w:r>
     </w:p>
     <w:p>
       <w:r>
         <w:tab/>
-        <w:t>Nombre_del_efecto_1:parámetros, Nombre_del_efecto_2:parámetros</w:t>
-      </w:r>
-    </w:p>
-    <w:p>
-      <w:r>
-        <w:lastRenderedPageBreak/>
+        <w:t>Nombre_del_efecto_</w:t>
+      </w:r>
+      <w:proofErr w:type="gramStart"/>
+      <w:r>
+        <w:t>1:parámetros</w:t>
+      </w:r>
+      <w:proofErr w:type="gramEnd"/>
+      <w:r>
+        <w:t>, Nombre_del_efecto_</w:t>
+      </w:r>
+      <w:proofErr w:type="gramStart"/>
+      <w:r>
+        <w:t>2:parámetros</w:t>
+      </w:r>
+      <w:proofErr w:type="gramEnd"/>
+    </w:p>
+    <w:p>
+      <w:r>
         <w:tab/>
         <w:t>Podemos colocar varios efectos en un mismo diálogo, estos se efectuarán uno a uno en el orden escritos.</w:t>
       </w:r>
@@ -5817,9 +7308,19 @@
             <w:pPr>
               <w:jc w:val="center"/>
             </w:pPr>
-            <w:r>
-              <w:t>vpunch / hpunch</w:t>
-            </w:r>
+            <w:proofErr w:type="spellStart"/>
+            <w:r>
+              <w:t>vpunch</w:t>
+            </w:r>
+            <w:proofErr w:type="spellEnd"/>
+            <w:r>
+              <w:t xml:space="preserve"> / </w:t>
+            </w:r>
+            <w:proofErr w:type="spellStart"/>
+            <w:r>
+              <w:t>hpunch</w:t>
+            </w:r>
+            <w:proofErr w:type="spellEnd"/>
           </w:p>
         </w:tc>
         <w:tc>
@@ -5832,7 +7333,23 @@
               <w:jc w:val="center"/>
             </w:pPr>
             <w:r>
-              <w:t>El fondo de pantalla se mueve en horizontal (hpunch) o vertical (vpunch) simulando con golpe de una intensidad dada</w:t>
+              <w:t>El fondo de pantalla se mueve en horizontal (</w:t>
+            </w:r>
+            <w:proofErr w:type="spellStart"/>
+            <w:r>
+              <w:t>hpunch</w:t>
+            </w:r>
+            <w:proofErr w:type="spellEnd"/>
+            <w:r>
+              <w:t>) o vertical (</w:t>
+            </w:r>
+            <w:proofErr w:type="spellStart"/>
+            <w:r>
+              <w:t>vpunch</w:t>
+            </w:r>
+            <w:proofErr w:type="spellEnd"/>
+            <w:r>
+              <w:t>) simulando con golpe de una intensidad dada</w:t>
             </w:r>
           </w:p>
         </w:tc>
@@ -5999,6 +7516,7 @@
         <w:rPr>
           <w:highlight w:val="yellow"/>
         </w:rPr>
+        <w:lastRenderedPageBreak/>
         <w:t>vpunch:50</w:t>
       </w:r>
       <w:r>
@@ -6023,11 +7541,19 @@
       </w:r>
     </w:p>
     <w:p>
-      <w:r>
-        <w:rPr>
-          <w:highlight w:val="yellow"/>
-        </w:rPr>
-        <w:t>flash:0.25:1</w:t>
+      <w:proofErr w:type="gramStart"/>
+      <w:r>
+        <w:rPr>
+          <w:highlight w:val="yellow"/>
+        </w:rPr>
+        <w:t>flash</w:t>
+      </w:r>
+      <w:proofErr w:type="gramEnd"/>
+      <w:r>
+        <w:rPr>
+          <w:highlight w:val="yellow"/>
+        </w:rPr>
+        <w:t>:0.25:1</w:t>
       </w:r>
       <w:r>
         <w:t xml:space="preserve"> (Muestra un fondo blanco una única vez durante 0.25 segundos simulando un destello repentino)</w:t>
@@ -6051,14 +7577,43 @@
       </w:pPr>
       <w:bookmarkStart w:id="12" w:name="_Toc199261565"/>
       <w:r>
-        <w:t>Columna Continuous effect</w:t>
+        <w:t xml:space="preserve">Columna </w:t>
+      </w:r>
+      <w:proofErr w:type="spellStart"/>
+      <w:r>
+        <w:t>Continuous</w:t>
+      </w:r>
+      <w:proofErr w:type="spellEnd"/>
+      <w:r>
+        <w:t xml:space="preserve"> </w:t>
+      </w:r>
+      <w:proofErr w:type="spellStart"/>
+      <w:r>
+        <w:t>effect</w:t>
       </w:r>
       <w:bookmarkEnd w:id="12"/>
+      <w:proofErr w:type="spellEnd"/>
     </w:p>
     <w:p>
       <w:r>
         <w:tab/>
-        <w:t>Es similar a los Single Effects, solo que esta vez es un efecto que sucede constantemente en pantalla y persiste indefinidamente hasta que se vuelva a llamar</w:t>
+        <w:t xml:space="preserve">Es similar a los </w:t>
+      </w:r>
+      <w:proofErr w:type="gramStart"/>
+      <w:r>
+        <w:t>Single</w:t>
+      </w:r>
+      <w:proofErr w:type="gramEnd"/>
+      <w:r>
+        <w:t xml:space="preserve"> </w:t>
+      </w:r>
+      <w:proofErr w:type="spellStart"/>
+      <w:r>
+        <w:t>Effects</w:t>
+      </w:r>
+      <w:proofErr w:type="spellEnd"/>
+      <w:r>
+        <w:t>, solo que esta vez es un efecto que sucede constantemente en pantalla y persiste indefinidamente hasta que se vuelva a llamar</w:t>
       </w:r>
       <w:r>
         <w:t>. Se pueden dividir en dos, aquellos efectos continuos que interactúan con el fondo actual, y aquellos que colocan una imagen por encima.</w:t>
@@ -6073,19 +7628,66 @@
         <w:t>a sintaxis es la misma que la de</w:t>
       </w:r>
       <w:r>
-        <w:t xml:space="preserve"> los Single Effects.</w:t>
+        <w:t xml:space="preserve"> los </w:t>
+      </w:r>
+      <w:proofErr w:type="gramStart"/>
+      <w:r>
+        <w:t>Single</w:t>
+      </w:r>
+      <w:proofErr w:type="gramEnd"/>
+      <w:r>
+        <w:t xml:space="preserve"> </w:t>
+      </w:r>
+      <w:proofErr w:type="spellStart"/>
+      <w:r>
+        <w:t>Effects</w:t>
+      </w:r>
+      <w:proofErr w:type="spellEnd"/>
+      <w:r>
+        <w:t>.</w:t>
       </w:r>
     </w:p>
     <w:p>
       <w:r>
         <w:tab/>
-        <w:t>Nombre_del_efecto : parámetros</w:t>
+      </w:r>
+      <w:proofErr w:type="spellStart"/>
+      <w:r>
+        <w:t>Nombre_del_</w:t>
+      </w:r>
+      <w:proofErr w:type="gramStart"/>
+      <w:r>
+        <w:t>efecto</w:t>
+      </w:r>
+      <w:proofErr w:type="spellEnd"/>
+      <w:r>
+        <w:t xml:space="preserve"> :</w:t>
+      </w:r>
+      <w:proofErr w:type="gramEnd"/>
+      <w:r>
+        <w:t xml:space="preserve"> parámetros</w:t>
       </w:r>
     </w:p>
     <w:p>
       <w:r>
         <w:tab/>
-        <w:t>Nombre_del_efecto_1 : parámetros, Nombre_del_efecto_2 : parámetros</w:t>
+        <w:t>Nombre_del_efecto_</w:t>
+      </w:r>
+      <w:proofErr w:type="gramStart"/>
+      <w:r>
+        <w:t>1 :</w:t>
+      </w:r>
+      <w:proofErr w:type="gramEnd"/>
+      <w:r>
+        <w:t xml:space="preserve"> parámetros, Nombre_del_efecto_</w:t>
+      </w:r>
+      <w:proofErr w:type="gramStart"/>
+      <w:r>
+        <w:t>2 :</w:t>
+      </w:r>
+      <w:proofErr w:type="gramEnd"/>
+      <w:r>
+        <w:t xml:space="preserve"> parámetros</w:t>
       </w:r>
     </w:p>
     <w:p>
@@ -6093,7 +7695,6 @@
         <w:pStyle w:val="Ttulo3"/>
       </w:pPr>
       <w:r>
-        <w:lastRenderedPageBreak/>
         <w:t>Efectos que interactúan con el fondo</w:t>
       </w:r>
     </w:p>
@@ -6204,9 +7805,11 @@
             <w:pPr>
               <w:jc w:val="center"/>
             </w:pPr>
+            <w:proofErr w:type="spellStart"/>
             <w:r>
               <w:t>blur</w:t>
             </w:r>
+            <w:proofErr w:type="spellEnd"/>
           </w:p>
         </w:tc>
         <w:tc>
@@ -6257,8 +7860,17 @@
             <w:pPr>
               <w:jc w:val="center"/>
             </w:pPr>
-            <w:r>
-              <w:t>hwarp / v</w:t>
+            <w:proofErr w:type="spellStart"/>
+            <w:r>
+              <w:t>hwarp</w:t>
+            </w:r>
+            <w:proofErr w:type="spellEnd"/>
+            <w:r>
+              <w:t xml:space="preserve"> / </w:t>
+            </w:r>
+            <w:proofErr w:type="spellStart"/>
+            <w:r>
+              <w:t>v</w:t>
             </w:r>
             <w:r>
               <w:t>w</w:t>
@@ -6266,6 +7878,7 @@
             <w:r>
               <w:t>arp</w:t>
             </w:r>
+            <w:proofErr w:type="spellEnd"/>
           </w:p>
         </w:tc>
         <w:tc>
@@ -6278,7 +7891,23 @@
               <w:jc w:val="center"/>
             </w:pPr>
             <w:r>
-              <w:t>El fondo actual se estira vertical (vwarp) u horizontalmente (hwarp)</w:t>
+              <w:t>El fondo actual se estira vertical (</w:t>
+            </w:r>
+            <w:proofErr w:type="spellStart"/>
+            <w:r>
+              <w:t>vwarp</w:t>
+            </w:r>
+            <w:proofErr w:type="spellEnd"/>
+            <w:r>
+              <w:t>) u horizontalmente (</w:t>
+            </w:r>
+            <w:proofErr w:type="spellStart"/>
+            <w:r>
+              <w:t>hwarp</w:t>
+            </w:r>
+            <w:proofErr w:type="spellEnd"/>
+            <w:r>
+              <w:t>)</w:t>
             </w:r>
           </w:p>
         </w:tc>
@@ -6313,9 +7942,11 @@
             <w:pPr>
               <w:jc w:val="center"/>
             </w:pPr>
+            <w:proofErr w:type="spellStart"/>
             <w:r>
               <w:t>rotate</w:t>
             </w:r>
+            <w:proofErr w:type="spellEnd"/>
           </w:p>
           <w:p>
             <w:pPr>
@@ -6401,7 +8032,39 @@
         <w:ind w:firstLine="708"/>
       </w:pPr>
       <w:r>
-        <w:t>Estos efectos que interactúan con el fondo no se pueden acumular, es decir, solo puede haber uno activo a la vez, por ejemplo, si se intenta colocar un rotate luego de un blur, el blur desaparecerá y el rotate se ejecutará.</w:t>
+        <w:t xml:space="preserve">Estos efectos que interactúan con el fondo no se pueden acumular, es decir, solo puede haber uno activo a la vez, por ejemplo, si se intenta colocar un </w:t>
+      </w:r>
+      <w:proofErr w:type="spellStart"/>
+      <w:r>
+        <w:t>rotate</w:t>
+      </w:r>
+      <w:proofErr w:type="spellEnd"/>
+      <w:r>
+        <w:t xml:space="preserve"> luego de un </w:t>
+      </w:r>
+      <w:proofErr w:type="spellStart"/>
+      <w:r>
+        <w:t>blur</w:t>
+      </w:r>
+      <w:proofErr w:type="spellEnd"/>
+      <w:r>
+        <w:t xml:space="preserve">, el </w:t>
+      </w:r>
+      <w:proofErr w:type="spellStart"/>
+      <w:r>
+        <w:t>blur</w:t>
+      </w:r>
+      <w:proofErr w:type="spellEnd"/>
+      <w:r>
+        <w:t xml:space="preserve"> desaparecerá y el </w:t>
+      </w:r>
+      <w:proofErr w:type="spellStart"/>
+      <w:r>
+        <w:t>rotate</w:t>
+      </w:r>
+      <w:proofErr w:type="spellEnd"/>
+      <w:r>
+        <w:t xml:space="preserve"> se ejecutará.</w:t>
       </w:r>
     </w:p>
     <w:p>
@@ -6409,6 +8072,7 @@
         <w:pStyle w:val="Ttulo3"/>
       </w:pPr>
       <w:r>
+        <w:lastRenderedPageBreak/>
         <w:t>Efectos que colocan una imagen encima del fondo</w:t>
       </w:r>
     </w:p>
@@ -6587,10 +8251,19 @@
         <w:t>0.4</w:t>
       </w:r>
       <w:r>
-        <w:t xml:space="preserve"> (Muestra un fondo llamado suffocation el cual es rojizo y tiene venas en el borde con una opacidad del 0.4 dando la impresión de que el protagonista se está asfixiando o sufriendo)</w:t>
-      </w:r>
-    </w:p>
-    <w:p>
+        <w:t xml:space="preserve"> (Muestra un fondo llamado </w:t>
+      </w:r>
+      <w:proofErr w:type="spellStart"/>
+      <w:r>
+        <w:t>suffocation</w:t>
+      </w:r>
+      <w:proofErr w:type="spellEnd"/>
+      <w:r>
+        <w:t xml:space="preserve"> el cual es rojizo y tiene venas en el borde con una opacidad del 0.4 dando la impresión de que el protagonista se está asfixiando o sufriendo)</w:t>
+      </w:r>
+    </w:p>
+    <w:p>
+      <w:proofErr w:type="spellStart"/>
       <w:r>
         <w:rPr>
           <w:highlight w:val="yellow"/>
@@ -6603,18 +8276,21 @@
         </w:rPr>
         <w:t>amily</w:t>
       </w:r>
+      <w:proofErr w:type="spellEnd"/>
       <w:r>
         <w:rPr>
           <w:highlight w:val="yellow"/>
         </w:rPr>
         <w:t xml:space="preserve"> </w:t>
       </w:r>
+      <w:proofErr w:type="spellStart"/>
       <w:r>
         <w:rPr>
           <w:highlight w:val="yellow"/>
         </w:rPr>
         <w:t>picture</w:t>
       </w:r>
+      <w:proofErr w:type="spellEnd"/>
       <w:r>
         <w:t xml:space="preserve"> (Muestra una foto de una familia en pantalla)</w:t>
       </w:r>
@@ -6632,7 +8308,6 @@
         <w:ind w:firstLine="708"/>
       </w:pPr>
       <w:r>
-        <w:lastRenderedPageBreak/>
         <w:t>Los nombres de los archivos a mostrar deben estar en minúscula.</w:t>
       </w:r>
     </w:p>
@@ -6642,9 +8317,14 @@
       </w:pPr>
       <w:bookmarkStart w:id="13" w:name="_Toc199261566"/>
       <w:r>
-        <w:t>Columna Events</w:t>
+        <w:t xml:space="preserve">Columna </w:t>
+      </w:r>
+      <w:proofErr w:type="spellStart"/>
+      <w:r>
+        <w:t>Events</w:t>
       </w:r>
       <w:bookmarkEnd w:id="13"/>
+      <w:proofErr w:type="spellEnd"/>
     </w:p>
     <w:p>
       <w:r>
@@ -6682,6 +8362,7 @@
         <w:rPr>
           <w:noProof/>
         </w:rPr>
+        <w:lastRenderedPageBreak/>
         <w:t xml:space="preserve">              </w:t>
       </w:r>
       <w:r>
@@ -6704,7 +8385,7 @@
                     <pic:cNvPicPr/>
                   </pic:nvPicPr>
                   <pic:blipFill>
-                    <a:blip r:embed="rId23"/>
+                    <a:blip r:embed="rId25"/>
                     <a:stretch>
                       <a:fillRect/>
                     </a:stretch>
@@ -6756,7 +8437,7 @@
                     <pic:cNvPicPr/>
                   </pic:nvPicPr>
                   <pic:blipFill>
-                    <a:blip r:embed="rId24"/>
+                    <a:blip r:embed="rId26"/>
                     <a:stretch>
                       <a:fillRect/>
                     </a:stretch>
@@ -6816,19 +8497,47 @@
         <w:t xml:space="preserve"> </w:t>
       </w:r>
       <w:r>
-        <w:t>En este caso la sintaxis es algo variada pero en esencia es la siguiente.</w:t>
+        <w:t xml:space="preserve">En este caso la sintaxis es algo </w:t>
+      </w:r>
+      <w:proofErr w:type="gramStart"/>
+      <w:r>
+        <w:t>variada</w:t>
+      </w:r>
+      <w:proofErr w:type="gramEnd"/>
+      <w:r>
+        <w:t xml:space="preserve"> pero en esencia es la siguiente.</w:t>
       </w:r>
     </w:p>
     <w:p>
       <w:r>
         <w:tab/>
+      </w:r>
+      <w:proofErr w:type="spellStart"/>
+      <w:r>
         <w:t>Nombre_del_personaje</w:t>
       </w:r>
-      <w:r>
-        <w:t xml:space="preserve"> Sprite</w:t>
-      </w:r>
-      <w:r>
-        <w:t xml:space="preserve"> : acción : parámetros de la acción</w:t>
+      <w:proofErr w:type="spellEnd"/>
+      <w:r>
+        <w:t xml:space="preserve"> </w:t>
+      </w:r>
+      <w:proofErr w:type="gramStart"/>
+      <w:r>
+        <w:t>Sprite</w:t>
+      </w:r>
+      <w:r>
+        <w:t xml:space="preserve"> :</w:t>
+      </w:r>
+      <w:proofErr w:type="gramEnd"/>
+      <w:r>
+        <w:t xml:space="preserve"> </w:t>
+      </w:r>
+      <w:proofErr w:type="gramStart"/>
+      <w:r>
+        <w:t>acción :</w:t>
+      </w:r>
+      <w:proofErr w:type="gramEnd"/>
+      <w:r>
+        <w:t xml:space="preserve"> parámetros de la acción</w:t>
       </w:r>
     </w:p>
     <w:p>
@@ -6839,14 +8548,69 @@
         <w:t>El nombre del personaje debe estar en m</w:t>
       </w:r>
       <w:r>
-        <w:t>inúscula y coincidir con el nombre del archivo que contiene el Sprite del personaje. El Sprite del personaje va separado de un espacio de su nombre, este Sprite es opcional y representa la variación del personaje, por ejemplo “Amber uniform_happy”, “Amber casual_happy” o “Amber_uniform_scared”.</w:t>
-      </w:r>
-    </w:p>
-    <w:p>
-      <w:r>
-        <w:lastRenderedPageBreak/>
+        <w:t xml:space="preserve">inúscula y coincidir con el nombre del archivo que contiene el Sprite del personaje. El Sprite del personaje va separado de un espacio de su nombre, este Sprite es opcional y representa la variación del personaje, por ejemplo “Amber </w:t>
+      </w:r>
+      <w:proofErr w:type="spellStart"/>
+      <w:r>
+        <w:t>uniform_happy</w:t>
+      </w:r>
+      <w:proofErr w:type="spellEnd"/>
+      <w:r>
+        <w:t xml:space="preserve">”, “Amber </w:t>
+      </w:r>
+      <w:proofErr w:type="spellStart"/>
+      <w:r>
+        <w:t>casual_happy</w:t>
+      </w:r>
+      <w:proofErr w:type="spellEnd"/>
+      <w:r>
+        <w:t>” o “</w:t>
+      </w:r>
+      <w:proofErr w:type="spellStart"/>
+      <w:r>
+        <w:t>Amber_uniform_scared</w:t>
+      </w:r>
+      <w:proofErr w:type="spellEnd"/>
+      <w:r>
+        <w:t>”.</w:t>
+      </w:r>
+    </w:p>
+    <w:p>
+      <w:r>
         <w:tab/>
-        <w:t>En este caso Amber sería el personaje y uniform_happy, casual_happy y uniform_scared serían los Sprite específicos a nombrar. Si no se especifica el Sprite se mostrará el archivo que se llame “Amber.png”, de no existir, el juego arrojará un error.</w:t>
+        <w:t xml:space="preserve">En este caso Amber sería el personaje y </w:t>
+      </w:r>
+      <w:proofErr w:type="spellStart"/>
+      <w:r>
+        <w:t>uniform_happy</w:t>
+      </w:r>
+      <w:proofErr w:type="spellEnd"/>
+      <w:r>
+        <w:t xml:space="preserve">, </w:t>
+      </w:r>
+      <w:proofErr w:type="spellStart"/>
+      <w:r>
+        <w:t>casual_happy</w:t>
+      </w:r>
+      <w:proofErr w:type="spellEnd"/>
+      <w:r>
+        <w:t xml:space="preserve"> y </w:t>
+      </w:r>
+      <w:proofErr w:type="spellStart"/>
+      <w:r>
+        <w:t>uniform_scared</w:t>
+      </w:r>
+      <w:proofErr w:type="spellEnd"/>
+      <w:r>
+        <w:t xml:space="preserve"> serían </w:t>
+      </w:r>
+      <w:proofErr w:type="gramStart"/>
+      <w:r>
+        <w:t>los Sprite específicos a nombrar</w:t>
+      </w:r>
+      <w:proofErr w:type="gramEnd"/>
+      <w:r>
+        <w:t>. Si no se especifica el Sprite se mostrará el archivo que se llame “Amber.png”, de no existir, el juego arrojará un error.</w:t>
       </w:r>
     </w:p>
     <w:p>
@@ -6873,6 +8637,7 @@
         <w:ind w:firstLine="708"/>
       </w:pPr>
       <w:r>
+        <w:lastRenderedPageBreak/>
         <w:t>Posiciones y valores</w:t>
       </w:r>
     </w:p>
@@ -7289,7 +9054,47 @@
         <w:t>Nota:</w:t>
       </w:r>
       <w:r>
-        <w:t xml:space="preserve"> Si presentas problemas al momento de mostrar personajes, por ejemplo que el Sprite del personaje se cambia, verifica que estás utilizando el nombre del personaje correcto, por ejemplo: Katherine left happy, Berto right surprised, en cada uno de los eventos que escribas.</w:t>
+        <w:t xml:space="preserve"> Si presentas problemas al momento de mostrar personajes, por </w:t>
+      </w:r>
+      <w:proofErr w:type="gramStart"/>
+      <w:r>
+        <w:t>ejemplo</w:t>
+      </w:r>
+      <w:proofErr w:type="gramEnd"/>
+      <w:r>
+        <w:t xml:space="preserve"> que el Sprite del personaje se cambia, verifica que estás utilizando el nombre del personaje correcto, por ejemplo: Katherine </w:t>
+      </w:r>
+      <w:proofErr w:type="spellStart"/>
+      <w:r>
+        <w:t>left</w:t>
+      </w:r>
+      <w:proofErr w:type="spellEnd"/>
+      <w:r>
+        <w:t xml:space="preserve"> </w:t>
+      </w:r>
+      <w:proofErr w:type="spellStart"/>
+      <w:r>
+        <w:t>happy</w:t>
+      </w:r>
+      <w:proofErr w:type="spellEnd"/>
+      <w:r>
+        <w:t xml:space="preserve">, Berto </w:t>
+      </w:r>
+      <w:proofErr w:type="spellStart"/>
+      <w:r>
+        <w:t>right</w:t>
+      </w:r>
+      <w:proofErr w:type="spellEnd"/>
+      <w:r>
+        <w:t xml:space="preserve"> </w:t>
+      </w:r>
+      <w:proofErr w:type="spellStart"/>
+      <w:r>
+        <w:t>surprised</w:t>
+      </w:r>
+      <w:proofErr w:type="spellEnd"/>
+      <w:r>
+        <w:t>, en cada uno de los eventos que escribas.</w:t>
       </w:r>
     </w:p>
     <w:p/>
@@ -7461,9 +9266,12 @@
             <w:pPr>
               <w:jc w:val="center"/>
             </w:pPr>
-            <w:r>
+            <w:proofErr w:type="spellStart"/>
+            <w:r>
+              <w:lastRenderedPageBreak/>
               <w:t>appear</w:t>
             </w:r>
+            <w:proofErr w:type="spellEnd"/>
           </w:p>
         </w:tc>
         <w:tc>
@@ -7660,8 +9468,13 @@
               <w:jc w:val="center"/>
             </w:pPr>
             <w:r>
-              <w:t>Cambio de sprite</w:t>
-            </w:r>
+              <w:t xml:space="preserve">Cambio de </w:t>
+            </w:r>
+            <w:proofErr w:type="spellStart"/>
+            <w:r>
+              <w:t>sprite</w:t>
+            </w:r>
+            <w:proofErr w:type="spellEnd"/>
           </w:p>
         </w:tc>
         <w:tc>
@@ -7707,9 +9520,11 @@
             <w:pPr>
               <w:jc w:val="center"/>
             </w:pPr>
+            <w:proofErr w:type="spellStart"/>
             <w:r>
               <w:t>move</w:t>
             </w:r>
+            <w:proofErr w:type="spellEnd"/>
           </w:p>
         </w:tc>
         <w:tc>
@@ -7801,12 +9616,14 @@
             <w:pPr>
               <w:jc w:val="center"/>
             </w:pPr>
+            <w:proofErr w:type="spellStart"/>
             <w:r>
               <w:t>j</w:t>
             </w:r>
             <w:r>
               <w:t>ump</w:t>
             </w:r>
+            <w:proofErr w:type="spellEnd"/>
           </w:p>
         </w:tc>
         <w:tc>
@@ -7910,9 +9727,19 @@
             <w:pPr>
               <w:jc w:val="center"/>
             </w:pPr>
-            <w:r>
-              <w:t>hitl / hitr</w:t>
-            </w:r>
+            <w:proofErr w:type="spellStart"/>
+            <w:r>
+              <w:t>hitl</w:t>
+            </w:r>
+            <w:proofErr w:type="spellEnd"/>
+            <w:r>
+              <w:t xml:space="preserve"> / </w:t>
+            </w:r>
+            <w:proofErr w:type="spellStart"/>
+            <w:r>
+              <w:t>hitr</w:t>
+            </w:r>
+            <w:proofErr w:type="spellEnd"/>
           </w:p>
         </w:tc>
         <w:tc>
@@ -7925,7 +9752,23 @@
               <w:jc w:val="center"/>
             </w:pPr>
             <w:r>
-              <w:t>El personaje rota hacia la izquierda (hirl) o derecha (hitr) simulando que acaba de recibir un golpe.</w:t>
+              <w:t>El personaje rota hacia la izquierda (</w:t>
+            </w:r>
+            <w:proofErr w:type="spellStart"/>
+            <w:r>
+              <w:t>hirl</w:t>
+            </w:r>
+            <w:proofErr w:type="spellEnd"/>
+            <w:r>
+              <w:t>) o derecha (</w:t>
+            </w:r>
+            <w:proofErr w:type="spellStart"/>
+            <w:r>
+              <w:t>hitr</w:t>
+            </w:r>
+            <w:proofErr w:type="spellEnd"/>
+            <w:r>
+              <w:t>) simulando que acaba de recibir un golpe.</w:t>
             </w:r>
           </w:p>
         </w:tc>
@@ -7957,9 +9800,19 @@
             <w:pPr>
               <w:jc w:val="center"/>
             </w:pPr>
-            <w:r>
-              <w:t>knockl / knockr</w:t>
-            </w:r>
+            <w:proofErr w:type="spellStart"/>
+            <w:r>
+              <w:t>knockl</w:t>
+            </w:r>
+            <w:proofErr w:type="spellEnd"/>
+            <w:r>
+              <w:t xml:space="preserve"> / </w:t>
+            </w:r>
+            <w:proofErr w:type="spellStart"/>
+            <w:r>
+              <w:t>knockr</w:t>
+            </w:r>
+            <w:proofErr w:type="spellEnd"/>
           </w:p>
         </w:tc>
         <w:tc>
@@ -7972,7 +9825,23 @@
               <w:jc w:val="center"/>
             </w:pPr>
             <w:r>
-              <w:t>El personaje es empujado hacia la izquierda (knockl) o derecha (knockr) y es derribado al suelo fuera de pantalla.</w:t>
+              <w:t>El personaje es empujado hacia la izquierda (</w:t>
+            </w:r>
+            <w:proofErr w:type="spellStart"/>
+            <w:r>
+              <w:t>knockl</w:t>
+            </w:r>
+            <w:proofErr w:type="spellEnd"/>
+            <w:r>
+              <w:t>) o derecha (</w:t>
+            </w:r>
+            <w:proofErr w:type="spellStart"/>
+            <w:r>
+              <w:t>knockr</w:t>
+            </w:r>
+            <w:proofErr w:type="spellEnd"/>
+            <w:r>
+              <w:t>) y es derribado al suelo fuera de pantalla.</w:t>
             </w:r>
           </w:p>
         </w:tc>
@@ -8008,9 +9877,19 @@
             <w:pPr>
               <w:jc w:val="center"/>
             </w:pPr>
-            <w:r>
-              <w:t>raisel / raiser</w:t>
-            </w:r>
+            <w:proofErr w:type="spellStart"/>
+            <w:r>
+              <w:t>raisel</w:t>
+            </w:r>
+            <w:proofErr w:type="spellEnd"/>
+            <w:r>
+              <w:t xml:space="preserve"> / </w:t>
+            </w:r>
+            <w:proofErr w:type="spellStart"/>
+            <w:r>
+              <w:t>raiser</w:t>
+            </w:r>
+            <w:proofErr w:type="spellEnd"/>
           </w:p>
         </w:tc>
         <w:tc>
@@ -8023,7 +9902,23 @@
               <w:jc w:val="center"/>
             </w:pPr>
             <w:r>
-              <w:t>El personaje se levanta del suelo desde la izquierda (raisel) o derecha (raiser).</w:t>
+              <w:t>El personaje se levanta del suelo desde la izquierda (</w:t>
+            </w:r>
+            <w:proofErr w:type="spellStart"/>
+            <w:r>
+              <w:t>raisel</w:t>
+            </w:r>
+            <w:proofErr w:type="spellEnd"/>
+            <w:r>
+              <w:t>) o derecha (</w:t>
+            </w:r>
+            <w:proofErr w:type="spellStart"/>
+            <w:r>
+              <w:t>raiser</w:t>
+            </w:r>
+            <w:proofErr w:type="spellEnd"/>
+            <w:r>
+              <w:t>).</w:t>
             </w:r>
           </w:p>
         </w:tc>
@@ -8056,9 +9951,11 @@
             <w:pPr>
               <w:jc w:val="center"/>
             </w:pPr>
+            <w:proofErr w:type="gramStart"/>
             <w:r>
               <w:t>zoom</w:t>
             </w:r>
+            <w:proofErr w:type="gramEnd"/>
           </w:p>
         </w:tc>
         <w:tc>
@@ -8086,7 +9983,15 @@
               <w:jc w:val="center"/>
             </w:pPr>
             <w:r>
-              <w:t>1. El factor del zoom (2)</w:t>
+              <w:t xml:space="preserve">1. El factor del </w:t>
+            </w:r>
+            <w:proofErr w:type="gramStart"/>
+            <w:r>
+              <w:t>zoom</w:t>
+            </w:r>
+            <w:proofErr w:type="gramEnd"/>
+            <w:r>
+              <w:t xml:space="preserve"> (2)</w:t>
             </w:r>
           </w:p>
         </w:tc>
@@ -8133,7 +10038,15 @@
               </w:numPr>
             </w:pPr>
             <w:r>
-              <w:t>La duración del zoom (2)</w:t>
+              <w:t xml:space="preserve">La duración del </w:t>
+            </w:r>
+            <w:proofErr w:type="gramStart"/>
+            <w:r>
+              <w:t>zoom</w:t>
+            </w:r>
+            <w:proofErr w:type="gramEnd"/>
+            <w:r>
+              <w:t xml:space="preserve"> (2)</w:t>
             </w:r>
           </w:p>
         </w:tc>
@@ -8152,10 +10065,11 @@
             <w:pPr>
               <w:jc w:val="center"/>
             </w:pPr>
-            <w:r>
-              <w:lastRenderedPageBreak/>
+            <w:proofErr w:type="spellStart"/>
+            <w:r>
               <w:t>movey</w:t>
             </w:r>
+            <w:proofErr w:type="spellEnd"/>
           </w:p>
         </w:tc>
         <w:tc>
@@ -8268,9 +10182,11 @@
             <w:pPr>
               <w:jc w:val="center"/>
             </w:pPr>
+            <w:proofErr w:type="spellStart"/>
             <w:r>
               <w:t>destroy</w:t>
             </w:r>
+            <w:proofErr w:type="spellEnd"/>
           </w:p>
         </w:tc>
         <w:tc>
@@ -8318,27 +10234,133 @@
         <w:rPr>
           <w:highlight w:val="yellow"/>
         </w:rPr>
-        <w:t>Stefannie &amp; Calcercio : appear</w:t>
-      </w:r>
-      <w:r>
-        <w:t xml:space="preserve"> (Stefannie y Calcercio aparecen al mismo tiempo, Stefannie al 33% de la pantalla y Calcercio al 66%)</w:t>
-      </w:r>
-    </w:p>
-    <w:p>
-      <w:r>
-        <w:rPr>
-          <w:highlight w:val="yellow"/>
-        </w:rPr>
-        <w:t xml:space="preserve">Calcercio happy &amp; Stefannie : </w:t>
-      </w:r>
-      <w:r>
-        <w:rPr>
-          <w:highlight w:val="yellow"/>
-        </w:rPr>
-        <w:t>move : 30: 85</w:t>
-      </w:r>
-      <w:r>
-        <w:t xml:space="preserve"> (Calcercio cambia de expresión y se mueve a la posición 30 al mismo tiempo que Stefannie se mueve a la posición 85)</w:t>
+        <w:t xml:space="preserve">Stefannie &amp; </w:t>
+      </w:r>
+      <w:proofErr w:type="spellStart"/>
+      <w:proofErr w:type="gramStart"/>
+      <w:r>
+        <w:rPr>
+          <w:highlight w:val="yellow"/>
+        </w:rPr>
+        <w:t>Calcercio</w:t>
+      </w:r>
+      <w:proofErr w:type="spellEnd"/>
+      <w:r>
+        <w:rPr>
+          <w:highlight w:val="yellow"/>
+        </w:rPr>
+        <w:t xml:space="preserve"> :</w:t>
+      </w:r>
+      <w:proofErr w:type="gramEnd"/>
+      <w:r>
+        <w:rPr>
+          <w:highlight w:val="yellow"/>
+        </w:rPr>
+        <w:t xml:space="preserve"> </w:t>
+      </w:r>
+      <w:proofErr w:type="spellStart"/>
+      <w:r>
+        <w:rPr>
+          <w:highlight w:val="yellow"/>
+        </w:rPr>
+        <w:t>appear</w:t>
+      </w:r>
+      <w:proofErr w:type="spellEnd"/>
+      <w:r>
+        <w:t xml:space="preserve"> (Stefannie y </w:t>
+      </w:r>
+      <w:proofErr w:type="spellStart"/>
+      <w:r>
+        <w:t>Calcercio</w:t>
+      </w:r>
+      <w:proofErr w:type="spellEnd"/>
+      <w:r>
+        <w:t xml:space="preserve"> aparecen al mismo tiempo, Stefannie al 33% de la pantalla y </w:t>
+      </w:r>
+      <w:proofErr w:type="spellStart"/>
+      <w:r>
+        <w:t>Calcercio</w:t>
+      </w:r>
+      <w:proofErr w:type="spellEnd"/>
+      <w:r>
+        <w:t xml:space="preserve"> al 66%)</w:t>
+      </w:r>
+    </w:p>
+    <w:p>
+      <w:proofErr w:type="spellStart"/>
+      <w:r>
+        <w:rPr>
+          <w:highlight w:val="yellow"/>
+        </w:rPr>
+        <w:t>Calcercio</w:t>
+      </w:r>
+      <w:proofErr w:type="spellEnd"/>
+      <w:r>
+        <w:rPr>
+          <w:highlight w:val="yellow"/>
+        </w:rPr>
+        <w:t xml:space="preserve"> </w:t>
+      </w:r>
+      <w:proofErr w:type="spellStart"/>
+      <w:r>
+        <w:rPr>
+          <w:highlight w:val="yellow"/>
+        </w:rPr>
+        <w:t>happy</w:t>
+      </w:r>
+      <w:proofErr w:type="spellEnd"/>
+      <w:r>
+        <w:rPr>
+          <w:highlight w:val="yellow"/>
+        </w:rPr>
+        <w:t xml:space="preserve"> &amp; </w:t>
+      </w:r>
+      <w:proofErr w:type="gramStart"/>
+      <w:r>
+        <w:rPr>
+          <w:highlight w:val="yellow"/>
+        </w:rPr>
+        <w:t>Stefannie :</w:t>
+      </w:r>
+      <w:proofErr w:type="gramEnd"/>
+      <w:r>
+        <w:rPr>
+          <w:highlight w:val="yellow"/>
+        </w:rPr>
+        <w:t xml:space="preserve"> </w:t>
+      </w:r>
+      <w:proofErr w:type="spellStart"/>
+      <w:proofErr w:type="gramStart"/>
+      <w:r>
+        <w:rPr>
+          <w:highlight w:val="yellow"/>
+        </w:rPr>
+        <w:t>move</w:t>
+      </w:r>
+      <w:proofErr w:type="spellEnd"/>
+      <w:r>
+        <w:rPr>
+          <w:highlight w:val="yellow"/>
+        </w:rPr>
+        <w:t xml:space="preserve"> :</w:t>
+      </w:r>
+      <w:proofErr w:type="gramEnd"/>
+      <w:r>
+        <w:rPr>
+          <w:highlight w:val="yellow"/>
+        </w:rPr>
+        <w:t xml:space="preserve"> 30: 85</w:t>
+      </w:r>
+      <w:r>
+        <w:t xml:space="preserve"> (</w:t>
+      </w:r>
+      <w:proofErr w:type="spellStart"/>
+      <w:r>
+        <w:t>Calcercio</w:t>
+      </w:r>
+      <w:proofErr w:type="spellEnd"/>
+      <w:r>
+        <w:t xml:space="preserve"> cambia de expresión y se mueve a la posición 30 al mismo tiempo que Stefannie se mueve a la posición 85)</w:t>
       </w:r>
     </w:p>
     <w:p>
@@ -8348,14 +10370,88 @@
       </w:r>
     </w:p>
     <w:p>
-      <w:r>
-        <w:rPr>
-          <w:highlight w:val="yellow"/>
-        </w:rPr>
-        <w:t>Stefannie : move : 30, Calcercio : move :120</w:t>
-      </w:r>
-      <w:r>
-        <w:t xml:space="preserve"> (Stefannie se mueve a la posición 30 y luego Calcercio sale de la pantalla por la derecha)</w:t>
+      <w:proofErr w:type="gramStart"/>
+      <w:r>
+        <w:rPr>
+          <w:highlight w:val="yellow"/>
+        </w:rPr>
+        <w:t>Stefannie :</w:t>
+      </w:r>
+      <w:proofErr w:type="gramEnd"/>
+      <w:r>
+        <w:rPr>
+          <w:highlight w:val="yellow"/>
+        </w:rPr>
+        <w:t xml:space="preserve"> </w:t>
+      </w:r>
+      <w:proofErr w:type="spellStart"/>
+      <w:proofErr w:type="gramStart"/>
+      <w:r>
+        <w:rPr>
+          <w:highlight w:val="yellow"/>
+        </w:rPr>
+        <w:t>move</w:t>
+      </w:r>
+      <w:proofErr w:type="spellEnd"/>
+      <w:r>
+        <w:rPr>
+          <w:highlight w:val="yellow"/>
+        </w:rPr>
+        <w:t xml:space="preserve"> :</w:t>
+      </w:r>
+      <w:proofErr w:type="gramEnd"/>
+      <w:r>
+        <w:rPr>
+          <w:highlight w:val="yellow"/>
+        </w:rPr>
+        <w:t xml:space="preserve"> 30, </w:t>
+      </w:r>
+      <w:proofErr w:type="spellStart"/>
+      <w:proofErr w:type="gramStart"/>
+      <w:r>
+        <w:rPr>
+          <w:highlight w:val="yellow"/>
+        </w:rPr>
+        <w:t>Calcercio</w:t>
+      </w:r>
+      <w:proofErr w:type="spellEnd"/>
+      <w:r>
+        <w:rPr>
+          <w:highlight w:val="yellow"/>
+        </w:rPr>
+        <w:t xml:space="preserve"> :</w:t>
+      </w:r>
+      <w:proofErr w:type="gramEnd"/>
+      <w:r>
+        <w:rPr>
+          <w:highlight w:val="yellow"/>
+        </w:rPr>
+        <w:t xml:space="preserve"> </w:t>
+      </w:r>
+      <w:proofErr w:type="spellStart"/>
+      <w:r>
+        <w:rPr>
+          <w:highlight w:val="yellow"/>
+        </w:rPr>
+        <w:t>move</w:t>
+      </w:r>
+      <w:proofErr w:type="spellEnd"/>
+      <w:r>
+        <w:rPr>
+          <w:highlight w:val="yellow"/>
+        </w:rPr>
+        <w:t xml:space="preserve"> :120</w:t>
+      </w:r>
+      <w:r>
+        <w:t xml:space="preserve"> (Stefannie se mueve a la posición 30 y luego </w:t>
+      </w:r>
+      <w:proofErr w:type="spellStart"/>
+      <w:r>
+        <w:t>Calcercio</w:t>
+      </w:r>
+      <w:proofErr w:type="spellEnd"/>
+      <w:r>
+        <w:t xml:space="preserve"> sale de la pantalla por la derecha)</w:t>
       </w:r>
     </w:p>
     <w:p>
@@ -8479,9 +10575,11 @@
             <w:pPr>
               <w:jc w:val="center"/>
             </w:pPr>
+            <w:proofErr w:type="spellStart"/>
             <w:r>
               <w:t>trembling</w:t>
             </w:r>
+            <w:proofErr w:type="spellEnd"/>
           </w:p>
         </w:tc>
         <w:tc>
@@ -8579,18 +10677,28 @@
         </w:rPr>
         <w:t xml:space="preserve">Importante: </w:t>
       </w:r>
-      <w:r>
-        <w:t xml:space="preserve">Renpy no soporta ciertas animaciones al mismo tiempo, por ejemplo no soporta un cambio de fondo y la aparición de un personaje, si hacemos esto el fondo aparecerá de golpe y el personaje hará la aparición normal. Es cuestión de probar </w:t>
-      </w:r>
-      <w:r>
-        <w:lastRenderedPageBreak/>
-        <w:t>e intentar crear diálogos intermedios para poder recrear estas escenas lo más fluidas e inmersivas posible.</w:t>
+      <w:proofErr w:type="spellStart"/>
+      <w:r>
+        <w:t>Renpy</w:t>
+      </w:r>
+      <w:proofErr w:type="spellEnd"/>
+      <w:r>
+        <w:t xml:space="preserve"> no soporta ciertas animaciones al mismo tiempo, por </w:t>
+      </w:r>
+      <w:proofErr w:type="gramStart"/>
+      <w:r>
+        <w:t>ejemplo</w:t>
+      </w:r>
+      <w:proofErr w:type="gramEnd"/>
+      <w:r>
+        <w:t xml:space="preserve"> no soporta un cambio de fondo y la aparición de un personaje, si hacemos esto el fondo aparecerá de golpe y el personaje hará la aparición normal. Es cuestión de probar e intentar crear diálogos intermedios para poder recrear estas escenas lo más fluidas e inmersivas posible.</w:t>
       </w:r>
     </w:p>
     <w:p/>
     <w:p/>
     <w:p>
       <w:r>
+        <w:lastRenderedPageBreak/>
         <w:tab/>
         <w:t xml:space="preserve">A </w:t>
       </w:r>
@@ -8621,8 +10729,15 @@
           <w:numId w:val="15"/>
         </w:numPr>
       </w:pPr>
-      <w:r>
-        <w:t xml:space="preserve">saijo:appear </w:t>
+      <w:proofErr w:type="spellStart"/>
+      <w:proofErr w:type="gramStart"/>
+      <w:r>
+        <w:t>saijo:appear</w:t>
+      </w:r>
+      <w:proofErr w:type="spellEnd"/>
+      <w:proofErr w:type="gramEnd"/>
+      <w:r>
+        <w:t xml:space="preserve"> </w:t>
       </w:r>
       <w:r>
         <w:t>(S</w:t>
@@ -8642,8 +10757,13 @@
           <w:numId w:val="15"/>
         </w:numPr>
       </w:pPr>
-      <w:r>
-        <w:t>saijo:move:90</w:t>
+      <w:proofErr w:type="gramStart"/>
+      <w:r>
+        <w:t>saijo:move</w:t>
+      </w:r>
+      <w:proofErr w:type="gramEnd"/>
+      <w:r>
+        <w:t>:90</w:t>
       </w:r>
       <w:r>
         <w:t xml:space="preserve"> (</w:t>
@@ -8663,8 +10783,15 @@
           <w:numId w:val="15"/>
         </w:numPr>
       </w:pPr>
-      <w:r>
-        <w:t xml:space="preserve">saijo:hitr </w:t>
+      <w:proofErr w:type="spellStart"/>
+      <w:proofErr w:type="gramStart"/>
+      <w:r>
+        <w:t>saijo:hitr</w:t>
+      </w:r>
+      <w:proofErr w:type="spellEnd"/>
+      <w:proofErr w:type="gramEnd"/>
+      <w:r>
+        <w:t xml:space="preserve"> </w:t>
       </w:r>
       <w:r>
         <w:t>(</w:t>
@@ -8691,7 +10818,15 @@
         </w:numPr>
       </w:pPr>
       <w:r>
-        <w:t xml:space="preserve">El protagonista entra a una habitación donde está saijo y </w:t>
+        <w:t xml:space="preserve">El protagonista entra a una habitación donde está </w:t>
+      </w:r>
+      <w:proofErr w:type="spellStart"/>
+      <w:r>
+        <w:t>saijo</w:t>
+      </w:r>
+      <w:proofErr w:type="spellEnd"/>
+      <w:r>
+        <w:t xml:space="preserve"> y </w:t>
       </w:r>
       <w:r>
         <w:t>Dereck</w:t>
@@ -8703,7 +10838,15 @@
         <w:t>Dereck</w:t>
       </w:r>
       <w:r>
-        <w:t xml:space="preserve"> sale de la habitación pero luego regresa y nuevamente se retira</w:t>
+        <w:t xml:space="preserve"> sale de la </w:t>
+      </w:r>
+      <w:proofErr w:type="gramStart"/>
+      <w:r>
+        <w:t>habitación</w:t>
+      </w:r>
+      <w:proofErr w:type="gramEnd"/>
+      <w:r>
+        <w:t xml:space="preserve"> pero luego regresa y nuevamente se retira</w:t>
       </w:r>
     </w:p>
     <w:p>
@@ -8714,9 +10857,19 @@
           <w:numId w:val="15"/>
         </w:numPr>
       </w:pPr>
-      <w:r>
-        <w:t>saijo &amp; dereck</w:t>
-      </w:r>
+      <w:proofErr w:type="spellStart"/>
+      <w:r>
+        <w:t>saijo</w:t>
+      </w:r>
+      <w:proofErr w:type="spellEnd"/>
+      <w:r>
+        <w:t xml:space="preserve"> &amp; </w:t>
+      </w:r>
+      <w:proofErr w:type="spellStart"/>
+      <w:r>
+        <w:t>dereck</w:t>
+      </w:r>
+      <w:proofErr w:type="spellEnd"/>
       <w:r>
         <w:t xml:space="preserve"> (</w:t>
       </w:r>
@@ -8724,7 +10877,15 @@
         <w:t>S</w:t>
       </w:r>
       <w:r>
-        <w:t>aijo y dereck aparecen en pantalla repartidos equitativamente</w:t>
+        <w:t xml:space="preserve">aijo y </w:t>
+      </w:r>
+      <w:proofErr w:type="spellStart"/>
+      <w:r>
+        <w:t>dereck</w:t>
+      </w:r>
+      <w:proofErr w:type="spellEnd"/>
+      <w:r>
+        <w:t xml:space="preserve"> aparecen en pantalla repartidos equitativamente</w:t>
       </w:r>
       <w:r>
         <w:t>)</w:t>
@@ -8738,8 +10899,15 @@
           <w:numId w:val="15"/>
         </w:numPr>
       </w:pPr>
-      <w:r>
-        <w:t>dereck:move:-25:5</w:t>
+      <w:proofErr w:type="spellStart"/>
+      <w:proofErr w:type="gramStart"/>
+      <w:r>
+        <w:t>dereck:move</w:t>
+      </w:r>
+      <w:proofErr w:type="spellEnd"/>
+      <w:proofErr w:type="gramEnd"/>
+      <w:r>
+        <w:t>:-25:5</w:t>
       </w:r>
       <w:r>
         <w:t xml:space="preserve"> (</w:t>
@@ -8762,8 +10930,13 @@
           <w:numId w:val="15"/>
         </w:numPr>
       </w:pPr>
-      <w:r>
-        <w:t>dereck:move:18:1</w:t>
+      <w:proofErr w:type="gramStart"/>
+      <w:r>
+        <w:t>dereck:move</w:t>
+      </w:r>
+      <w:proofErr w:type="gramEnd"/>
+      <w:r>
+        <w:t>:18:1</w:t>
       </w:r>
       <w:r>
         <w:t xml:space="preserve"> (D</w:t>
@@ -8783,8 +10956,15 @@
           <w:numId w:val="15"/>
         </w:numPr>
       </w:pPr>
-      <w:r>
-        <w:t>dereck:move:-25</w:t>
+      <w:proofErr w:type="spellStart"/>
+      <w:proofErr w:type="gramStart"/>
+      <w:r>
+        <w:t>dereck:move</w:t>
+      </w:r>
+      <w:proofErr w:type="spellEnd"/>
+      <w:proofErr w:type="gramEnd"/>
+      <w:r>
+        <w:t>:-25</w:t>
       </w:r>
       <w:r>
         <w:t xml:space="preserve"> (D</w:t>
@@ -8804,14 +10984,26 @@
           <w:numId w:val="15"/>
         </w:numPr>
       </w:pPr>
+      <w:proofErr w:type="spellStart"/>
+      <w:proofErr w:type="gramStart"/>
       <w:r>
         <w:t>dereck:destroy</w:t>
       </w:r>
+      <w:proofErr w:type="spellEnd"/>
+      <w:proofErr w:type="gramEnd"/>
       <w:r>
         <w:t xml:space="preserve"> (</w:t>
       </w:r>
       <w:r>
-        <w:t>Como dereck no aparecerá más en esta escena, lo destruimos para ahorrar recursos</w:t>
+        <w:t xml:space="preserve">Como </w:t>
+      </w:r>
+      <w:proofErr w:type="spellStart"/>
+      <w:r>
+        <w:t>dereck</w:t>
+      </w:r>
+      <w:proofErr w:type="spellEnd"/>
+      <w:r>
+        <w:t xml:space="preserve"> no aparecerá más en esta escena, lo destruimos para ahorrar recursos</w:t>
       </w:r>
       <w:r>
         <w:t>)</w:t>
@@ -8831,7 +11023,15 @@
         </w:numPr>
       </w:pPr>
       <w:r>
-        <w:t>El protagonista le juega una broma a dereck y este se asusta</w:t>
+        <w:t xml:space="preserve">El protagonista le juega una broma a </w:t>
+      </w:r>
+      <w:proofErr w:type="spellStart"/>
+      <w:r>
+        <w:t>dereck</w:t>
+      </w:r>
+      <w:proofErr w:type="spellEnd"/>
+      <w:r>
+        <w:t xml:space="preserve"> y este se asusta</w:t>
       </w:r>
     </w:p>
     <w:p>
@@ -8842,8 +11042,13 @@
           <w:numId w:val="15"/>
         </w:numPr>
       </w:pPr>
-      <w:r>
-        <w:t>dereck:pop:120</w:t>
+      <w:proofErr w:type="gramStart"/>
+      <w:r>
+        <w:t>dereck:pop</w:t>
+      </w:r>
+      <w:proofErr w:type="gramEnd"/>
+      <w:r>
+        <w:t>:120</w:t>
       </w:r>
       <w:r>
         <w:t xml:space="preserve"> (D</w:t>
@@ -8863,18 +11068,28 @@
           <w:numId w:val="15"/>
         </w:numPr>
       </w:pPr>
-      <w:r>
-        <w:t>dereck:move:33</w:t>
+      <w:proofErr w:type="gramStart"/>
+      <w:r>
+        <w:t>dereck:move</w:t>
+      </w:r>
+      <w:proofErr w:type="gramEnd"/>
+      <w:r>
+        <w:t>:33</w:t>
       </w:r>
       <w:r>
         <w:t xml:space="preserve"> (D</w:t>
       </w:r>
       <w:r>
-        <w:t xml:space="preserve">ereck se mueve hasta un tercio de la pantalla </w:t>
+        <w:t xml:space="preserve">ereck se mueve hasta un tercio de la </w:t>
+      </w:r>
+      <w:proofErr w:type="gramStart"/>
+      <w:r>
+        <w:t xml:space="preserve">pantalla </w:t>
       </w:r>
       <w:r>
         <w:t>)</w:t>
       </w:r>
+      <w:proofErr w:type="gramEnd"/>
     </w:p>
     <w:p>
       <w:pPr>
@@ -8884,11 +11099,34 @@
           <w:numId w:val="15"/>
         </w:numPr>
       </w:pPr>
-      <w:r>
-        <w:t>dereck surprised, dereck:jum</w:t>
-      </w:r>
-      <w:r>
-        <w:t>p (D</w:t>
+      <w:proofErr w:type="spellStart"/>
+      <w:r>
+        <w:t>dereck</w:t>
+      </w:r>
+      <w:proofErr w:type="spellEnd"/>
+      <w:r>
+        <w:t xml:space="preserve"> </w:t>
+      </w:r>
+      <w:proofErr w:type="spellStart"/>
+      <w:r>
+        <w:t>surprised</w:t>
+      </w:r>
+      <w:proofErr w:type="spellEnd"/>
+      <w:r>
+        <w:t xml:space="preserve">, </w:t>
+      </w:r>
+      <w:proofErr w:type="spellStart"/>
+      <w:proofErr w:type="gramStart"/>
+      <w:r>
+        <w:t>dereck:jum</w:t>
+      </w:r>
+      <w:r>
+        <w:t>p</w:t>
+      </w:r>
+      <w:proofErr w:type="spellEnd"/>
+      <w:proofErr w:type="gramEnd"/>
+      <w:r>
+        <w:t xml:space="preserve"> (D</w:t>
       </w:r>
       <w:r>
         <w:t>ereck se sorprende e inmediatamente después da un salto</w:t>
@@ -8911,7 +11149,55 @@
         </w:numPr>
       </w:pPr>
       <w:r>
-        <w:t>Hay una pelea entre mutou y dereck, mutou lo golpea y logra derribarlo pero dereck se levanta y derriba a mutou quedando victorioso</w:t>
+        <w:t xml:space="preserve">Hay una pelea entre </w:t>
+      </w:r>
+      <w:proofErr w:type="spellStart"/>
+      <w:r>
+        <w:t>mutou</w:t>
+      </w:r>
+      <w:proofErr w:type="spellEnd"/>
+      <w:r>
+        <w:t xml:space="preserve"> y </w:t>
+      </w:r>
+      <w:proofErr w:type="spellStart"/>
+      <w:r>
+        <w:t>dereck</w:t>
+      </w:r>
+      <w:proofErr w:type="spellEnd"/>
+      <w:r>
+        <w:t xml:space="preserve">, </w:t>
+      </w:r>
+      <w:proofErr w:type="spellStart"/>
+      <w:r>
+        <w:t>mutou</w:t>
+      </w:r>
+      <w:proofErr w:type="spellEnd"/>
+      <w:r>
+        <w:t xml:space="preserve"> lo golpea y logra </w:t>
+      </w:r>
+      <w:proofErr w:type="gramStart"/>
+      <w:r>
+        <w:t>derribarlo</w:t>
+      </w:r>
+      <w:proofErr w:type="gramEnd"/>
+      <w:r>
+        <w:t xml:space="preserve"> pero </w:t>
+      </w:r>
+      <w:proofErr w:type="spellStart"/>
+      <w:r>
+        <w:t>dereck</w:t>
+      </w:r>
+      <w:proofErr w:type="spellEnd"/>
+      <w:r>
+        <w:t xml:space="preserve"> se levanta y derriba a </w:t>
+      </w:r>
+      <w:proofErr w:type="spellStart"/>
+      <w:r>
+        <w:t>mutou</w:t>
+      </w:r>
+      <w:proofErr w:type="spellEnd"/>
+      <w:r>
+        <w:t xml:space="preserve"> quedando victorioso</w:t>
       </w:r>
     </w:p>
     <w:p>
@@ -8922,14 +11208,36 @@
           <w:numId w:val="15"/>
         </w:numPr>
       </w:pPr>
-      <w:r>
-        <w:t>mutou:hitl, dereck:knockl</w:t>
-      </w:r>
+      <w:proofErr w:type="spellStart"/>
+      <w:proofErr w:type="gramStart"/>
+      <w:r>
+        <w:t>mutou:hitl</w:t>
+      </w:r>
+      <w:proofErr w:type="spellEnd"/>
+      <w:proofErr w:type="gramEnd"/>
+      <w:r>
+        <w:t xml:space="preserve">, </w:t>
+      </w:r>
+      <w:proofErr w:type="spellStart"/>
+      <w:proofErr w:type="gramStart"/>
+      <w:r>
+        <w:t>dereck:knockl</w:t>
+      </w:r>
+      <w:proofErr w:type="spellEnd"/>
+      <w:proofErr w:type="gramEnd"/>
       <w:r>
         <w:t xml:space="preserve"> (</w:t>
       </w:r>
       <w:r>
-        <w:t>Mutou golpea hacia la izquierda y dereck cae hacia la izquierda</w:t>
+        <w:t xml:space="preserve">Mutou golpea hacia la izquierda y </w:t>
+      </w:r>
+      <w:proofErr w:type="spellStart"/>
+      <w:r>
+        <w:t>dereck</w:t>
+      </w:r>
+      <w:proofErr w:type="spellEnd"/>
+      <w:r>
+        <w:t xml:space="preserve"> cae hacia la izquierda</w:t>
       </w:r>
       <w:r>
         <w:t>)</w:t>
@@ -8943,9 +11251,13 @@
           <w:numId w:val="15"/>
         </w:numPr>
       </w:pPr>
+      <w:proofErr w:type="spellStart"/>
+      <w:proofErr w:type="gramStart"/>
       <w:r>
         <w:t>dereck:raisel</w:t>
       </w:r>
+      <w:proofErr w:type="spellEnd"/>
+      <w:proofErr w:type="gramEnd"/>
       <w:r>
         <w:t xml:space="preserve"> (</w:t>
       </w:r>
@@ -8964,9 +11276,23 @@
           <w:numId w:val="15"/>
         </w:numPr>
       </w:pPr>
-      <w:r>
-        <w:t>dereck:hitr, mutou:knockr</w:t>
-      </w:r>
+      <w:proofErr w:type="spellStart"/>
+      <w:proofErr w:type="gramStart"/>
+      <w:r>
+        <w:t>dereck:hitr</w:t>
+      </w:r>
+      <w:proofErr w:type="spellEnd"/>
+      <w:proofErr w:type="gramEnd"/>
+      <w:r>
+        <w:t xml:space="preserve">, </w:t>
+      </w:r>
+      <w:proofErr w:type="spellStart"/>
+      <w:proofErr w:type="gramStart"/>
+      <w:r>
+        <w:t>mutou:knockr</w:t>
+      </w:r>
+      <w:proofErr w:type="spellEnd"/>
+      <w:proofErr w:type="gramEnd"/>
       <w:r>
         <w:t xml:space="preserve"> (</w:t>
       </w:r>
@@ -9005,7 +11331,6 @@
         </w:numPr>
       </w:pPr>
       <w:r>
-        <w:lastRenderedPageBreak/>
         <w:t>7 caracteres por segundo: velocidad de texto lenta.</w:t>
       </w:r>
     </w:p>
@@ -9055,6 +11380,7 @@
     </w:p>
     <w:p>
       <w:r>
+        <w:lastRenderedPageBreak/>
         <w:tab/>
       </w:r>
       <w:r>
@@ -9105,7 +11431,15 @@
     <w:p>
       <w:r>
         <w:tab/>
-        <w:t>A partir de esta columna se escribirá el texto de los diálogos que será mostrado en pantalla en los distintos idiomas declarados en la cabecera del archivo de control respetando el orden. En caso de necesitar añadir más idiomas es tan sencillo como escribir un ; en el último idioma y empezar a traducir todos los diálogos.</w:t>
+        <w:t xml:space="preserve">A partir de esta columna se escribirá el texto de los diálogos que será mostrado en pantalla en los distintos idiomas declarados en la cabecera del archivo de control respetando el orden. En caso de necesitar añadir más idiomas es tan sencillo como escribir </w:t>
+      </w:r>
+      <w:proofErr w:type="gramStart"/>
+      <w:r>
+        <w:t>un ;</w:t>
+      </w:r>
+      <w:proofErr w:type="gramEnd"/>
+      <w:r>
+        <w:t xml:space="preserve"> en el último idioma y empezar a traducir todos los diálogos.</w:t>
       </w:r>
     </w:p>
     <w:p>
@@ -9119,7 +11453,127 @@
         <w:ind w:left="708"/>
       </w:pPr>
       <w:r>
-        <w:t>"No se que hora o que día es hoy, creo que es miércoles en la tarde.No se que hora o que día es hoy, creo que es miércoles en la tarde.No se que hora o que día es hoy, creo que es miércoles en la tarde.No se que hora o que día es hoy, creo que es miércoles en la tarde.No se que hora o que día es hoy, creo que es miércoles en la"</w:t>
+        <w:t xml:space="preserve">"No </w:t>
+      </w:r>
+      <w:proofErr w:type="spellStart"/>
+      <w:r>
+        <w:t>se</w:t>
+      </w:r>
+      <w:proofErr w:type="spellEnd"/>
+      <w:r>
+        <w:t xml:space="preserve"> </w:t>
+      </w:r>
+      <w:proofErr w:type="spellStart"/>
+      <w:r>
+        <w:t>que</w:t>
+      </w:r>
+      <w:proofErr w:type="spellEnd"/>
+      <w:r>
+        <w:t xml:space="preserve"> hora o que día es hoy, creo que es miércoles en la </w:t>
+      </w:r>
+      <w:proofErr w:type="spellStart"/>
+      <w:proofErr w:type="gramStart"/>
+      <w:r>
+        <w:t>tarde.No</w:t>
+      </w:r>
+      <w:proofErr w:type="spellEnd"/>
+      <w:proofErr w:type="gramEnd"/>
+      <w:r>
+        <w:t xml:space="preserve"> </w:t>
+      </w:r>
+      <w:proofErr w:type="spellStart"/>
+      <w:r>
+        <w:t>se</w:t>
+      </w:r>
+      <w:proofErr w:type="spellEnd"/>
+      <w:r>
+        <w:t xml:space="preserve"> </w:t>
+      </w:r>
+      <w:proofErr w:type="spellStart"/>
+      <w:r>
+        <w:t>que</w:t>
+      </w:r>
+      <w:proofErr w:type="spellEnd"/>
+      <w:r>
+        <w:t xml:space="preserve"> hora o que día es hoy, creo que es miércoles en la </w:t>
+      </w:r>
+      <w:proofErr w:type="spellStart"/>
+      <w:proofErr w:type="gramStart"/>
+      <w:r>
+        <w:t>tarde.No</w:t>
+      </w:r>
+      <w:proofErr w:type="spellEnd"/>
+      <w:proofErr w:type="gramEnd"/>
+      <w:r>
+        <w:t xml:space="preserve"> </w:t>
+      </w:r>
+      <w:proofErr w:type="spellStart"/>
+      <w:r>
+        <w:t>se</w:t>
+      </w:r>
+      <w:proofErr w:type="spellEnd"/>
+      <w:r>
+        <w:t xml:space="preserve"> </w:t>
+      </w:r>
+      <w:proofErr w:type="spellStart"/>
+      <w:r>
+        <w:t>que</w:t>
+      </w:r>
+      <w:proofErr w:type="spellEnd"/>
+      <w:r>
+        <w:t xml:space="preserve"> hora o que día es hoy, creo que es miércoles en la </w:t>
+      </w:r>
+      <w:proofErr w:type="spellStart"/>
+      <w:proofErr w:type="gramStart"/>
+      <w:r>
+        <w:t>tarde.No</w:t>
+      </w:r>
+      <w:proofErr w:type="spellEnd"/>
+      <w:proofErr w:type="gramEnd"/>
+      <w:r>
+        <w:t xml:space="preserve"> </w:t>
+      </w:r>
+      <w:proofErr w:type="spellStart"/>
+      <w:r>
+        <w:t>se</w:t>
+      </w:r>
+      <w:proofErr w:type="spellEnd"/>
+      <w:r>
+        <w:t xml:space="preserve"> </w:t>
+      </w:r>
+      <w:proofErr w:type="spellStart"/>
+      <w:r>
+        <w:t>que</w:t>
+      </w:r>
+      <w:proofErr w:type="spellEnd"/>
+      <w:r>
+        <w:t xml:space="preserve"> hora o que día es hoy, creo que es miércoles en la </w:t>
+      </w:r>
+      <w:proofErr w:type="spellStart"/>
+      <w:proofErr w:type="gramStart"/>
+      <w:r>
+        <w:t>tarde.No</w:t>
+      </w:r>
+      <w:proofErr w:type="spellEnd"/>
+      <w:proofErr w:type="gramEnd"/>
+      <w:r>
+        <w:t xml:space="preserve"> </w:t>
+      </w:r>
+      <w:proofErr w:type="spellStart"/>
+      <w:r>
+        <w:t>se</w:t>
+      </w:r>
+      <w:proofErr w:type="spellEnd"/>
+      <w:r>
+        <w:t xml:space="preserve"> </w:t>
+      </w:r>
+      <w:proofErr w:type="spellStart"/>
+      <w:r>
+        <w:t>que</w:t>
+      </w:r>
+      <w:proofErr w:type="spellEnd"/>
+      <w:r>
+        <w:t xml:space="preserve"> hora o que día es hoy, creo que es miércoles en la"</w:t>
       </w:r>
     </w:p>
     <w:p>
@@ -9135,9 +11589,17 @@
         <w:ind w:firstLine="708"/>
       </w:pPr>
       <w:r>
-        <w:t xml:space="preserve">Para saber cuantos pixeles tiene tu diálogo puedes utilizar el siguiente sitio web: </w:t>
-      </w:r>
-      <w:hyperlink r:id="rId25" w:history="1">
+        <w:t xml:space="preserve">Para saber </w:t>
+      </w:r>
+      <w:proofErr w:type="spellStart"/>
+      <w:r>
+        <w:t>cuantos</w:t>
+      </w:r>
+      <w:proofErr w:type="spellEnd"/>
+      <w:r>
+        <w:t xml:space="preserve"> pixeles tiene tu diálogo puedes utilizar el siguiente sitio web: </w:t>
+      </w:r>
+      <w:hyperlink r:id="rId27" w:history="1">
         <w:r>
           <w:rPr>
             <w:rStyle w:val="Hipervnculo"/>
@@ -9150,10 +11612,31 @@
       <w:pPr>
         <w:ind w:firstLine="708"/>
       </w:pPr>
-      <w:r>
-        <w:t xml:space="preserve">Renpy posee diversos modificadores de texto, estos se escriben en medio del diálogo y son perfectamente utilizables en la columnas de idioma. Existen muchos modificadores de texto así que te recomiendo leer la documentación de Renpy para intentar implementarlos. </w:t>
-      </w:r>
-      <w:hyperlink r:id="rId26" w:anchor="text-tag-alpha" w:history="1">
+      <w:proofErr w:type="spellStart"/>
+      <w:r>
+        <w:t>Renpy</w:t>
+      </w:r>
+      <w:proofErr w:type="spellEnd"/>
+      <w:r>
+        <w:t xml:space="preserve"> posee diversos modificadores de texto, estos se escriben en medio del diálogo y son perfectamente utilizables en </w:t>
+      </w:r>
+      <w:proofErr w:type="gramStart"/>
+      <w:r>
+        <w:t>la columnas</w:t>
+      </w:r>
+      <w:proofErr w:type="gramEnd"/>
+      <w:r>
+        <w:t xml:space="preserve"> de idioma. Existen muchos modificadores de texto así que te recomiendo leer la documentación de </w:t>
+      </w:r>
+      <w:proofErr w:type="spellStart"/>
+      <w:r>
+        <w:t>Renpy</w:t>
+      </w:r>
+      <w:proofErr w:type="spellEnd"/>
+      <w:r>
+        <w:t xml:space="preserve"> para intentar implementarlos. </w:t>
+      </w:r>
+      <w:hyperlink r:id="rId28" w:anchor="text-tag-alpha" w:history="1">
         <w:r>
           <w:rPr>
             <w:rStyle w:val="Hipervnculo"/>
@@ -9170,14 +11653,29 @@
         <w:ind w:firstLine="708"/>
       </w:pPr>
       <w:r>
-        <w:lastRenderedPageBreak/>
-        <w:t>Dependiendo de la fuente que utilices en tu proyecto, es posible que ciertos caracteres no se muestren, por ejemplo el carácter “</w:t>
+        <w:t xml:space="preserve">Dependiendo de la fuente que utilices en tu proyecto, es posible que ciertos caracteres no se muestren, por </w:t>
+      </w:r>
+      <w:proofErr w:type="gramStart"/>
+      <w:r>
+        <w:t>ejemplo</w:t>
+      </w:r>
+      <w:proofErr w:type="gramEnd"/>
+      <w:r>
+        <w:t xml:space="preserve"> el carácter “</w:t>
       </w:r>
       <w:r>
         <w:t>♪</w:t>
       </w:r>
       <w:r>
-        <w:t>” no existe en la fuente “playtime” y en su lugar se mostrará un carácter extraño. En esos casos tendrás que usar obligatoriamente un modificador de texto especificando una fuente la cual sí que cuente con el carácter necesitado.</w:t>
+        <w:t>” no existe en la fuente “</w:t>
+      </w:r>
+      <w:proofErr w:type="spellStart"/>
+      <w:r>
+        <w:t>playtime</w:t>
+      </w:r>
+      <w:proofErr w:type="spellEnd"/>
+      <w:r>
+        <w:t>” y en su lugar se mostrará un carácter extraño. En esos casos tendrás que usar obligatoriamente un modificador de texto especificando una fuente la cual sí que cuente con el carácter necesitado.</w:t>
       </w:r>
     </w:p>
     <w:p>
@@ -9198,7 +11696,24 @@
           <w:i/>
           <w:iCs/>
         </w:rPr>
-        <w:t xml:space="preserve">Mostrando el diálogo “Ahora a bailar wuuuu </w:t>
+        <w:lastRenderedPageBreak/>
+        <w:t xml:space="preserve">Mostrando el diálogo “Ahora a bailar </w:t>
+      </w:r>
+      <w:proofErr w:type="spellStart"/>
+      <w:r>
+        <w:rPr>
+          <w:i/>
+          <w:iCs/>
+        </w:rPr>
+        <w:t>wuuuu</w:t>
+      </w:r>
+      <w:proofErr w:type="spellEnd"/>
+      <w:r>
+        <w:rPr>
+          <w:i/>
+          <w:iCs/>
+        </w:rPr>
+        <w:t xml:space="preserve"> </w:t>
       </w:r>
       <w:r>
         <w:t>♪♪♪♪</w:t>
@@ -9235,7 +11750,7 @@
                     <pic:cNvPicPr/>
                   </pic:nvPicPr>
                   <pic:blipFill>
-                    <a:blip r:embed="rId27"/>
+                    <a:blip r:embed="rId29"/>
                     <a:stretch>
                       <a:fillRect/>
                     </a:stretch>
@@ -9277,7 +11792,31 @@
         <w:ind w:firstLine="708"/>
       </w:pPr>
       <w:r>
-        <w:t>{font=DejaVuSans.ttf}♪♪♪{/font}</w:t>
+        <w:t>{</w:t>
+      </w:r>
+      <w:proofErr w:type="spellStart"/>
+      <w:r>
+        <w:t>font</w:t>
+      </w:r>
+      <w:proofErr w:type="spellEnd"/>
+      <w:r>
+        <w:t>=</w:t>
+      </w:r>
+      <w:proofErr w:type="gramStart"/>
+      <w:r>
+        <w:t>DejaVuSans.ttf}♪</w:t>
+      </w:r>
+      <w:proofErr w:type="gramEnd"/>
+      <w:r>
+        <w:t>♪♪{/</w:t>
+      </w:r>
+      <w:proofErr w:type="spellStart"/>
+      <w:r>
+        <w:t>font</w:t>
+      </w:r>
+      <w:proofErr w:type="spellEnd"/>
+      <w:r>
+        <w:t>}</w:t>
       </w:r>
     </w:p>
     <w:p>
@@ -9313,21 +11852,78 @@
           <w:i/>
           <w:iCs/>
         </w:rPr>
-        <w:t>Ahora a bailar wuuuu</w:t>
-      </w:r>
+        <w:t xml:space="preserve">Ahora a bailar </w:t>
+      </w:r>
+      <w:proofErr w:type="spellStart"/>
       <w:r>
         <w:rPr>
           <w:i/>
           <w:iCs/>
         </w:rPr>
-        <w:t xml:space="preserve"> </w:t>
-      </w:r>
+        <w:t>wuuuu</w:t>
+      </w:r>
+      <w:proofErr w:type="spellEnd"/>
       <w:r>
         <w:rPr>
           <w:i/>
           <w:iCs/>
         </w:rPr>
-        <w:t>{font=DejaVuSans.ttf}♪♪♪{/font}</w:t>
+        <w:t xml:space="preserve"> </w:t>
+      </w:r>
+      <w:r>
+        <w:rPr>
+          <w:i/>
+          <w:iCs/>
+        </w:rPr>
+        <w:t>{</w:t>
+      </w:r>
+      <w:proofErr w:type="spellStart"/>
+      <w:r>
+        <w:rPr>
+          <w:i/>
+          <w:iCs/>
+        </w:rPr>
+        <w:t>font</w:t>
+      </w:r>
+      <w:proofErr w:type="spellEnd"/>
+      <w:r>
+        <w:rPr>
+          <w:i/>
+          <w:iCs/>
+        </w:rPr>
+        <w:t>=</w:t>
+      </w:r>
+      <w:proofErr w:type="gramStart"/>
+      <w:r>
+        <w:rPr>
+          <w:i/>
+          <w:iCs/>
+        </w:rPr>
+        <w:t>DejaVuSans.ttf}♪</w:t>
+      </w:r>
+      <w:proofErr w:type="gramEnd"/>
+      <w:r>
+        <w:rPr>
+          <w:i/>
+          <w:iCs/>
+        </w:rPr>
+        <w:t>♪♪{/</w:t>
+      </w:r>
+      <w:proofErr w:type="spellStart"/>
+      <w:r>
+        <w:rPr>
+          <w:i/>
+          <w:iCs/>
+        </w:rPr>
+        <w:t>font</w:t>
+      </w:r>
+      <w:proofErr w:type="spellEnd"/>
+      <w:r>
+        <w:rPr>
+          <w:i/>
+          <w:iCs/>
+        </w:rPr>
+        <w:t>}</w:t>
       </w:r>
       <w:r>
         <w:rPr>
@@ -9361,7 +11957,7 @@
                     <pic:cNvPicPr/>
                   </pic:nvPicPr>
                   <pic:blipFill>
-                    <a:blip r:embed="rId28"/>
+                    <a:blip r:embed="rId30"/>
                     <a:stretch>
                       <a:fillRect/>
                     </a:stretch>
@@ -9409,7 +12005,22 @@
     <w:p>
       <w:r>
         <w:tab/>
-        <w:t>Atlax Renpy tiene el siguiente orden de ejecución al momento de mostrar un diálogo de un archivo de control.</w:t>
+      </w:r>
+      <w:proofErr w:type="spellStart"/>
+      <w:r>
+        <w:t>Atlax</w:t>
+      </w:r>
+      <w:proofErr w:type="spellEnd"/>
+      <w:r>
+        <w:t xml:space="preserve"> </w:t>
+      </w:r>
+      <w:proofErr w:type="spellStart"/>
+      <w:r>
+        <w:t>Renpy</w:t>
+      </w:r>
+      <w:proofErr w:type="spellEnd"/>
+      <w:r>
+        <w:t xml:space="preserve"> tiene el siguiente orden de ejecución al momento de mostrar un diálogo de un archivo de control.</w:t>
       </w:r>
     </w:p>
     <w:p>
@@ -9516,7 +12127,6 @@
         <w:pStyle w:val="Ttulo2"/>
       </w:pPr>
       <w:r>
-        <w:lastRenderedPageBreak/>
         <w:t xml:space="preserve">Terminación de </w:t>
       </w:r>
       <w:bookmarkEnd w:id="17"/>
@@ -9554,10 +12164,26 @@
         <w:t>T</w:t>
       </w:r>
       <w:r>
-        <w:t>ipo de terminación de escena</w:t>
-      </w:r>
-      <w:r>
-        <w:t xml:space="preserve"> ; transición : parámetros de transición</w:t>
+        <w:t xml:space="preserve">ipo de terminación de </w:t>
+      </w:r>
+      <w:proofErr w:type="gramStart"/>
+      <w:r>
+        <w:t>escena</w:t>
+      </w:r>
+      <w:r>
+        <w:t xml:space="preserve"> ;</w:t>
+      </w:r>
+      <w:proofErr w:type="gramEnd"/>
+      <w:r>
+        <w:t xml:space="preserve"> </w:t>
+      </w:r>
+      <w:proofErr w:type="gramStart"/>
+      <w:r>
+        <w:t>transición :</w:t>
+      </w:r>
+      <w:proofErr w:type="gramEnd"/>
+      <w:r>
+        <w:t xml:space="preserve"> parámetros de transición</w:t>
       </w:r>
     </w:p>
     <w:p>
@@ -9565,6 +12191,7 @@
         <w:spacing w:after="0"/>
       </w:pPr>
       <w:r>
+        <w:lastRenderedPageBreak/>
         <w:tab/>
       </w:r>
       <w:r>
@@ -9573,24 +12200,36 @@
       <w:r>
         <w:t>_</w:t>
       </w:r>
+      <w:proofErr w:type="gramStart"/>
       <w:r>
         <w:t xml:space="preserve">1 </w:t>
       </w:r>
       <w:r>
         <w:t>;</w:t>
       </w:r>
-      <w:r>
-        <w:t xml:space="preserve"> valor 1 </w:t>
+      <w:proofErr w:type="gramEnd"/>
+      <w:r>
+        <w:t xml:space="preserve"> valor </w:t>
+      </w:r>
+      <w:proofErr w:type="gramStart"/>
+      <w:r>
+        <w:t xml:space="preserve">1 </w:t>
       </w:r>
       <w:r>
         <w:t>;</w:t>
       </w:r>
-      <w:r>
-        <w:t xml:space="preserve"> valor 2 </w:t>
+      <w:proofErr w:type="gramEnd"/>
+      <w:r>
+        <w:t xml:space="preserve"> valor </w:t>
+      </w:r>
+      <w:proofErr w:type="gramStart"/>
+      <w:r>
+        <w:t xml:space="preserve">2 </w:t>
       </w:r>
       <w:r>
         <w:t>;</w:t>
       </w:r>
+      <w:proofErr w:type="gramEnd"/>
       <w:r>
         <w:t xml:space="preserve"> valor 3</w:t>
       </w:r>
@@ -9609,23 +12248,38 @@
         <w:t>_</w:t>
       </w:r>
       <w:r>
-        <w:t xml:space="preserve"> 2 </w:t>
+        <w:t xml:space="preserve"> </w:t>
+      </w:r>
+      <w:proofErr w:type="gramStart"/>
+      <w:r>
+        <w:t xml:space="preserve">2 </w:t>
       </w:r>
       <w:r>
         <w:t>;</w:t>
       </w:r>
-      <w:r>
-        <w:t xml:space="preserve"> valor 1 </w:t>
+      <w:proofErr w:type="gramEnd"/>
+      <w:r>
+        <w:t xml:space="preserve"> valor </w:t>
+      </w:r>
+      <w:proofErr w:type="gramStart"/>
+      <w:r>
+        <w:t xml:space="preserve">1 </w:t>
       </w:r>
       <w:r>
         <w:t>;</w:t>
       </w:r>
-      <w:r>
-        <w:t xml:space="preserve"> valor 2 </w:t>
+      <w:proofErr w:type="gramEnd"/>
+      <w:r>
+        <w:t xml:space="preserve"> valor </w:t>
+      </w:r>
+      <w:proofErr w:type="gramStart"/>
+      <w:r>
+        <w:t xml:space="preserve">2 </w:t>
       </w:r>
       <w:r>
         <w:t>;</w:t>
       </w:r>
+      <w:proofErr w:type="gramEnd"/>
       <w:r>
         <w:t xml:space="preserve"> valor 3</w:t>
       </w:r>
@@ -9641,7 +12295,14 @@
       </w:pPr>
       <w:r>
         <w:tab/>
-        <w:t>La filas siguientes después de definir el tipo de terminación, son cada uno de los elementos que acompañan al tipo de terminación, en este caso nombrados “</w:t>
+      </w:r>
+      <w:proofErr w:type="gramStart"/>
+      <w:r>
+        <w:t>La filas siguientes después</w:t>
+      </w:r>
+      <w:proofErr w:type="gramEnd"/>
+      <w:r>
+        <w:t xml:space="preserve"> de definir el tipo de terminación, son cada uno de los elementos que acompañan al tipo de terminación, en este caso nombrados “</w:t>
       </w:r>
       <w:r>
         <w:t>Key</w:t>
@@ -9741,7 +12402,7 @@
                     <pic:cNvPicPr/>
                   </pic:nvPicPr>
                   <pic:blipFill>
-                    <a:blip r:embed="rId29"/>
+                    <a:blip r:embed="rId31"/>
                     <a:stretch>
                       <a:fillRect/>
                     </a:stretch>
@@ -9793,7 +12454,7 @@
                     <pic:cNvPicPr/>
                   </pic:nvPicPr>
                   <pic:blipFill>
-                    <a:blip r:embed="rId30"/>
+                    <a:blip r:embed="rId32"/>
                     <a:stretch>
                       <a:fillRect/>
                     </a:stretch>
@@ -9835,8 +12496,28 @@
     <w:p>
       <w:r>
         <w:tab/>
-        <w:t>Key_de_fin_de_escena_A ; Nombre_de_la_siguiente_escena</w:t>
-      </w:r>
+      </w:r>
+      <w:proofErr w:type="spellStart"/>
+      <w:r>
+        <w:t>Key_de_fin_de_escena_</w:t>
+      </w:r>
+      <w:proofErr w:type="gramStart"/>
+      <w:r>
+        <w:t>A</w:t>
+      </w:r>
+      <w:proofErr w:type="spellEnd"/>
+      <w:r>
+        <w:t xml:space="preserve"> ;</w:t>
+      </w:r>
+      <w:proofErr w:type="gramEnd"/>
+      <w:r>
+        <w:t xml:space="preserve"> </w:t>
+      </w:r>
+      <w:proofErr w:type="spellStart"/>
+      <w:r>
+        <w:t>Nombre_de_la_siguiente_escena</w:t>
+      </w:r>
+      <w:proofErr w:type="spellEnd"/>
     </w:p>
     <w:p>
       <w:r>
@@ -9844,7 +12525,15 @@
         <w:t xml:space="preserve">Por ejemplo, si estamos en una escena llamada </w:t>
       </w:r>
       <w:r>
-        <w:t xml:space="preserve">“studying_for_final_exam” y </w:t>
+        <w:t>“</w:t>
+      </w:r>
+      <w:proofErr w:type="spellStart"/>
+      <w:r>
+        <w:t>studying_for_final_exam</w:t>
+      </w:r>
+      <w:proofErr w:type="spellEnd"/>
+      <w:r>
+        <w:t xml:space="preserve">” y </w:t>
       </w:r>
       <w:r>
         <w:t xml:space="preserve">tenemos </w:t>
@@ -9856,7 +12545,15 @@
         <w:t xml:space="preserve"> escena</w:t>
       </w:r>
       <w:r>
-        <w:t xml:space="preserve"> que le sigue llamada “the_final_exam”, el archivo de control studying_for_</w:t>
+        <w:t xml:space="preserve"> que le sigue llamada “</w:t>
+      </w:r>
+      <w:proofErr w:type="spellStart"/>
+      <w:r>
+        <w:t>the_final_exam</w:t>
+      </w:r>
+      <w:proofErr w:type="spellEnd"/>
+      <w:r>
+        <w:t>”, el archivo de control studying_for_</w:t>
       </w:r>
       <w:r>
         <w:t>final_</w:t>
@@ -9886,6 +12583,7 @@
       <w:pPr>
         <w:ind w:firstLine="708"/>
       </w:pPr>
+      <w:proofErr w:type="spellStart"/>
       <w:r>
         <w:rPr>
           <w:highlight w:val="yellow"/>
@@ -9896,19 +12594,50 @@
         <w:rPr>
           <w:highlight w:val="yellow"/>
         </w:rPr>
-        <w:t xml:space="preserve">_end ; </w:t>
-      </w:r>
+        <w:t>_</w:t>
+      </w:r>
+      <w:proofErr w:type="gramStart"/>
+      <w:r>
+        <w:rPr>
+          <w:highlight w:val="yellow"/>
+        </w:rPr>
+        <w:t>end</w:t>
+      </w:r>
+      <w:proofErr w:type="spellEnd"/>
+      <w:r>
+        <w:rPr>
+          <w:highlight w:val="yellow"/>
+        </w:rPr>
+        <w:t xml:space="preserve"> ;</w:t>
+      </w:r>
+      <w:proofErr w:type="gramEnd"/>
+      <w:r>
+        <w:rPr>
+          <w:highlight w:val="yellow"/>
+        </w:rPr>
+        <w:t xml:space="preserve"> </w:t>
+      </w:r>
+      <w:proofErr w:type="spellStart"/>
       <w:r>
         <w:rPr>
           <w:highlight w:val="yellow"/>
         </w:rPr>
         <w:t>the_final_exam</w:t>
       </w:r>
+      <w:proofErr w:type="spellEnd"/>
     </w:p>
     <w:p>
       <w:r>
         <w:tab/>
-        <w:t>Continuando con el ejemplo de la segunda imagen, imaginemos que en nuestra historia hay un examen obligatorio que sin importar la ruta en que se encuentre el jugador, este examen siempre va a suceder. La escena del examen la llamaremos “the_x_exam”.</w:t>
+        <w:t>Continuando con el ejemplo de la segunda imagen, imaginemos que en nuestra historia hay un examen obligatorio que sin importar la ruta en que se encuentre el jugador, este examen siempre va a suceder. La escena del examen la llamaremos “</w:t>
+      </w:r>
+      <w:proofErr w:type="spellStart"/>
+      <w:r>
+        <w:t>the_x_exam</w:t>
+      </w:r>
+      <w:proofErr w:type="spellEnd"/>
+      <w:r>
+        <w:t>”.</w:t>
       </w:r>
     </w:p>
     <w:p>
@@ -9959,12 +12688,42 @@
       <w:pPr>
         <w:spacing w:after="0"/>
       </w:pPr>
-      <w:r>
-        <w:rPr>
-          <w:highlight w:val="yellow"/>
-        </w:rPr>
-        <w:t>katherine_scene_end ; the_x_exam</w:t>
-      </w:r>
+      <w:proofErr w:type="spellStart"/>
+      <w:r>
+        <w:rPr>
+          <w:highlight w:val="yellow"/>
+        </w:rPr>
+        <w:t>katherine_scene_</w:t>
+      </w:r>
+      <w:proofErr w:type="gramStart"/>
+      <w:r>
+        <w:rPr>
+          <w:highlight w:val="yellow"/>
+        </w:rPr>
+        <w:t>end</w:t>
+      </w:r>
+      <w:proofErr w:type="spellEnd"/>
+      <w:r>
+        <w:rPr>
+          <w:highlight w:val="yellow"/>
+        </w:rPr>
+        <w:t xml:space="preserve"> ;</w:t>
+      </w:r>
+      <w:proofErr w:type="gramEnd"/>
+      <w:r>
+        <w:rPr>
+          <w:highlight w:val="yellow"/>
+        </w:rPr>
+        <w:t xml:space="preserve"> </w:t>
+      </w:r>
+      <w:proofErr w:type="spellStart"/>
+      <w:r>
+        <w:rPr>
+          <w:highlight w:val="yellow"/>
+        </w:rPr>
+        <w:t>the_x_exam</w:t>
+      </w:r>
+      <w:proofErr w:type="spellEnd"/>
     </w:p>
     <w:p/>
     <w:p/>
@@ -9991,12 +12750,42 @@
       <w:pPr>
         <w:spacing w:after="0"/>
       </w:pPr>
-      <w:r>
-        <w:rPr>
-          <w:highlight w:val="yellow"/>
-        </w:rPr>
-        <w:t>amber_scene_end ; the_x_exam</w:t>
-      </w:r>
+      <w:proofErr w:type="spellStart"/>
+      <w:r>
+        <w:rPr>
+          <w:highlight w:val="yellow"/>
+        </w:rPr>
+        <w:t>amber_scene_</w:t>
+      </w:r>
+      <w:proofErr w:type="gramStart"/>
+      <w:r>
+        <w:rPr>
+          <w:highlight w:val="yellow"/>
+        </w:rPr>
+        <w:t>end</w:t>
+      </w:r>
+      <w:proofErr w:type="spellEnd"/>
+      <w:r>
+        <w:rPr>
+          <w:highlight w:val="yellow"/>
+        </w:rPr>
+        <w:t xml:space="preserve"> ;</w:t>
+      </w:r>
+      <w:proofErr w:type="gramEnd"/>
+      <w:r>
+        <w:rPr>
+          <w:highlight w:val="yellow"/>
+        </w:rPr>
+        <w:t xml:space="preserve"> </w:t>
+      </w:r>
+      <w:proofErr w:type="spellStart"/>
+      <w:r>
+        <w:rPr>
+          <w:highlight w:val="yellow"/>
+        </w:rPr>
+        <w:t>the_x_exam</w:t>
+      </w:r>
+      <w:proofErr w:type="spellEnd"/>
     </w:p>
     <w:p>
       <w:r>
@@ -10021,12 +12810,42 @@
       <w:pPr>
         <w:spacing w:after="0"/>
       </w:pPr>
-      <w:r>
-        <w:rPr>
-          <w:highlight w:val="yellow"/>
-        </w:rPr>
-        <w:t>mariangeles_scene_end ; the_x_exam</w:t>
-      </w:r>
+      <w:proofErr w:type="spellStart"/>
+      <w:r>
+        <w:rPr>
+          <w:highlight w:val="yellow"/>
+        </w:rPr>
+        <w:t>mariangeles_scene_</w:t>
+      </w:r>
+      <w:proofErr w:type="gramStart"/>
+      <w:r>
+        <w:rPr>
+          <w:highlight w:val="yellow"/>
+        </w:rPr>
+        <w:t>end</w:t>
+      </w:r>
+      <w:proofErr w:type="spellEnd"/>
+      <w:r>
+        <w:rPr>
+          <w:highlight w:val="yellow"/>
+        </w:rPr>
+        <w:t xml:space="preserve"> ;</w:t>
+      </w:r>
+      <w:proofErr w:type="gramEnd"/>
+      <w:r>
+        <w:rPr>
+          <w:highlight w:val="yellow"/>
+        </w:rPr>
+        <w:t xml:space="preserve"> </w:t>
+      </w:r>
+      <w:proofErr w:type="spellStart"/>
+      <w:r>
+        <w:rPr>
+          <w:highlight w:val="yellow"/>
+        </w:rPr>
+        <w:t>the_x_exam</w:t>
+      </w:r>
+      <w:proofErr w:type="spellEnd"/>
     </w:p>
     <w:p/>
     <w:p/>
@@ -10060,12 +12879,42 @@
           <w:docGrid w:linePitch="360"/>
         </w:sectPr>
       </w:pPr>
-      <w:r>
-        <w:rPr>
-          <w:highlight w:val="yellow"/>
-        </w:rPr>
-        <w:t>stefannie_scene_end ; the_x_exam</w:t>
-      </w:r>
+      <w:proofErr w:type="spellStart"/>
+      <w:r>
+        <w:rPr>
+          <w:highlight w:val="yellow"/>
+        </w:rPr>
+        <w:t>stefannie_scene_</w:t>
+      </w:r>
+      <w:proofErr w:type="gramStart"/>
+      <w:r>
+        <w:rPr>
+          <w:highlight w:val="yellow"/>
+        </w:rPr>
+        <w:t>end</w:t>
+      </w:r>
+      <w:proofErr w:type="spellEnd"/>
+      <w:r>
+        <w:rPr>
+          <w:highlight w:val="yellow"/>
+        </w:rPr>
+        <w:t xml:space="preserve"> ;</w:t>
+      </w:r>
+      <w:proofErr w:type="gramEnd"/>
+      <w:r>
+        <w:rPr>
+          <w:highlight w:val="yellow"/>
+        </w:rPr>
+        <w:t xml:space="preserve"> </w:t>
+      </w:r>
+      <w:proofErr w:type="spellStart"/>
+      <w:r>
+        <w:rPr>
+          <w:highlight w:val="yellow"/>
+        </w:rPr>
+        <w:t>the_x_exam</w:t>
+      </w:r>
+      <w:proofErr w:type="spellEnd"/>
     </w:p>
     <w:p>
       <w:pPr>
@@ -10103,7 +12952,31 @@
     <w:p>
       <w:r>
         <w:tab/>
-        <w:t>La decisión es la mecánica principal de la mayoría de novelas visuales, este consiste en plasmar ante el jugador una situación en la que deba tomar una decisión. Con las decisiones podemos dividir la historia en caminos distintos y además Atlax Renpy nos permitirá agregar un sistema de puntos. Sintaxis.</w:t>
+        <w:t xml:space="preserve">La decisión es la mecánica principal de la mayoría de </w:t>
+      </w:r>
+      <w:proofErr w:type="gramStart"/>
+      <w:r>
+        <w:t>novelas</w:t>
+      </w:r>
+      <w:proofErr w:type="gramEnd"/>
+      <w:r>
+        <w:t xml:space="preserve"> visuales, este consiste en plasmar ante el jugador una situación en la que deba tomar una decisión. Con las decisiones podemos dividir la historia en caminos distintos y además </w:t>
+      </w:r>
+      <w:proofErr w:type="spellStart"/>
+      <w:r>
+        <w:t>Atlax</w:t>
+      </w:r>
+      <w:proofErr w:type="spellEnd"/>
+      <w:r>
+        <w:t xml:space="preserve"> </w:t>
+      </w:r>
+      <w:proofErr w:type="spellStart"/>
+      <w:r>
+        <w:t>Renpy</w:t>
+      </w:r>
+      <w:proofErr w:type="spellEnd"/>
+      <w:r>
+        <w:t xml:space="preserve"> nos permitirá agregar un sistema de puntos. Sintaxis.</w:t>
       </w:r>
     </w:p>
     <w:p>
@@ -10129,22 +13002,79 @@
           <w:sz w:val="22"/>
           <w:szCs w:val="22"/>
         </w:rPr>
-        <w:t>key_opcion_1 ; punto_1 : valor_punto_1 ; siguiente escena</w:t>
-      </w:r>
+        <w:t>key_opcion_</w:t>
+      </w:r>
+      <w:proofErr w:type="gramStart"/>
       <w:r>
         <w:rPr>
           <w:sz w:val="22"/>
           <w:szCs w:val="22"/>
         </w:rPr>
-        <w:t xml:space="preserve"> ;</w:t>
-      </w:r>
+        <w:t>1 ;</w:t>
+      </w:r>
+      <w:proofErr w:type="gramEnd"/>
       <w:r>
         <w:rPr>
           <w:sz w:val="22"/>
           <w:szCs w:val="22"/>
         </w:rPr>
+        <w:t xml:space="preserve"> punto_</w:t>
+      </w:r>
+      <w:proofErr w:type="gramStart"/>
+      <w:r>
+        <w:rPr>
+          <w:sz w:val="22"/>
+          <w:szCs w:val="22"/>
+        </w:rPr>
+        <w:t>1 :</w:t>
+      </w:r>
+      <w:proofErr w:type="gramEnd"/>
+      <w:r>
+        <w:rPr>
+          <w:sz w:val="22"/>
+          <w:szCs w:val="22"/>
+        </w:rPr>
+        <w:t xml:space="preserve"> valor_punto_</w:t>
+      </w:r>
+      <w:proofErr w:type="gramStart"/>
+      <w:r>
+        <w:rPr>
+          <w:sz w:val="22"/>
+          <w:szCs w:val="22"/>
+        </w:rPr>
+        <w:t>1 ;</w:t>
+      </w:r>
+      <w:proofErr w:type="gramEnd"/>
+      <w:r>
+        <w:rPr>
+          <w:sz w:val="22"/>
+          <w:szCs w:val="22"/>
+        </w:rPr>
+        <w:t xml:space="preserve"> siguiente </w:t>
+      </w:r>
+      <w:proofErr w:type="gramStart"/>
+      <w:r>
+        <w:rPr>
+          <w:sz w:val="22"/>
+          <w:szCs w:val="22"/>
+        </w:rPr>
+        <w:t>escena</w:t>
+      </w:r>
+      <w:r>
+        <w:rPr>
+          <w:sz w:val="22"/>
+          <w:szCs w:val="22"/>
+        </w:rPr>
+        <w:t xml:space="preserve"> ;</w:t>
+      </w:r>
+      <w:r>
+        <w:rPr>
+          <w:sz w:val="22"/>
+          <w:szCs w:val="22"/>
+        </w:rPr>
         <w:t>texto</w:t>
       </w:r>
+      <w:proofErr w:type="gramEnd"/>
     </w:p>
     <w:p>
       <w:pPr>
@@ -10160,14 +13090,46 @@
           <w:sz w:val="22"/>
           <w:szCs w:val="22"/>
         </w:rPr>
-        <w:t>key_opcion_2 ;; siguiente escena</w:t>
-      </w:r>
+        <w:t>key_opcion_</w:t>
+      </w:r>
+      <w:proofErr w:type="gramStart"/>
       <w:r>
         <w:rPr>
           <w:sz w:val="22"/>
           <w:szCs w:val="22"/>
         </w:rPr>
-        <w:t xml:space="preserve"> ; texto</w:t>
+        <w:t>2 ;</w:t>
+      </w:r>
+      <w:proofErr w:type="gramEnd"/>
+      <w:r>
+        <w:rPr>
+          <w:sz w:val="22"/>
+          <w:szCs w:val="22"/>
+        </w:rPr>
+        <w:t xml:space="preserve">; siguiente </w:t>
+      </w:r>
+      <w:proofErr w:type="gramStart"/>
+      <w:r>
+        <w:rPr>
+          <w:sz w:val="22"/>
+          <w:szCs w:val="22"/>
+        </w:rPr>
+        <w:t>escena</w:t>
+      </w:r>
+      <w:r>
+        <w:rPr>
+          <w:sz w:val="22"/>
+          <w:szCs w:val="22"/>
+        </w:rPr>
+        <w:t xml:space="preserve"> ;</w:t>
+      </w:r>
+      <w:proofErr w:type="gramEnd"/>
+      <w:r>
+        <w:rPr>
+          <w:sz w:val="22"/>
+          <w:szCs w:val="22"/>
+        </w:rPr>
+        <w:t xml:space="preserve"> texto</w:t>
       </w:r>
     </w:p>
     <w:p>
@@ -10184,14 +13146,94 @@
           <w:sz w:val="22"/>
           <w:szCs w:val="22"/>
         </w:rPr>
-        <w:t xml:space="preserve">key_opcion_3 ; punto1:valor_punto1, punto2:valor_punto2 ; siguiente escena </w:t>
-      </w:r>
+        <w:t>key_opcion_</w:t>
+      </w:r>
+      <w:proofErr w:type="gramStart"/>
       <w:r>
         <w:rPr>
           <w:sz w:val="22"/>
           <w:szCs w:val="22"/>
         </w:rPr>
-        <w:t>; texto</w:t>
+        <w:t>3 ;</w:t>
+      </w:r>
+      <w:proofErr w:type="gramEnd"/>
+      <w:r>
+        <w:rPr>
+          <w:sz w:val="22"/>
+          <w:szCs w:val="22"/>
+        </w:rPr>
+        <w:t xml:space="preserve"> punto</w:t>
+      </w:r>
+      <w:proofErr w:type="gramStart"/>
+      <w:r>
+        <w:rPr>
+          <w:sz w:val="22"/>
+          <w:szCs w:val="22"/>
+        </w:rPr>
+        <w:t>1:valor</w:t>
+      </w:r>
+      <w:proofErr w:type="gramEnd"/>
+      <w:r>
+        <w:rPr>
+          <w:sz w:val="22"/>
+          <w:szCs w:val="22"/>
+        </w:rPr>
+        <w:t>_punto1, punto</w:t>
+      </w:r>
+      <w:proofErr w:type="gramStart"/>
+      <w:r>
+        <w:rPr>
+          <w:sz w:val="22"/>
+          <w:szCs w:val="22"/>
+        </w:rPr>
+        <w:t>2:valor</w:t>
+      </w:r>
+      <w:proofErr w:type="gramEnd"/>
+      <w:r>
+        <w:rPr>
+          <w:sz w:val="22"/>
+          <w:szCs w:val="22"/>
+        </w:rPr>
+        <w:t>_punto</w:t>
+      </w:r>
+      <w:proofErr w:type="gramStart"/>
+      <w:r>
+        <w:rPr>
+          <w:sz w:val="22"/>
+          <w:szCs w:val="22"/>
+        </w:rPr>
+        <w:t>2 ;</w:t>
+      </w:r>
+      <w:proofErr w:type="gramEnd"/>
+      <w:r>
+        <w:rPr>
+          <w:sz w:val="22"/>
+          <w:szCs w:val="22"/>
+        </w:rPr>
+        <w:t xml:space="preserve"> siguiente </w:t>
+      </w:r>
+      <w:proofErr w:type="gramStart"/>
+      <w:r>
+        <w:rPr>
+          <w:sz w:val="22"/>
+          <w:szCs w:val="22"/>
+        </w:rPr>
+        <w:t xml:space="preserve">escena </w:t>
+      </w:r>
+      <w:r>
+        <w:rPr>
+          <w:sz w:val="22"/>
+          <w:szCs w:val="22"/>
+        </w:rPr>
+        <w:t>;</w:t>
+      </w:r>
+      <w:proofErr w:type="gramEnd"/>
+      <w:r>
+        <w:rPr>
+          <w:sz w:val="22"/>
+          <w:szCs w:val="22"/>
+        </w:rPr>
+        <w:t xml:space="preserve"> texto</w:t>
       </w:r>
     </w:p>
     <w:p>
@@ -10242,7 +13284,7 @@
                     <pic:cNvPicPr/>
                   </pic:nvPicPr>
                   <pic:blipFill>
-                    <a:blip r:embed="rId31"/>
+                    <a:blip r:embed="rId33"/>
                     <a:stretch>
                       <a:fillRect/>
                     </a:stretch>
@@ -10287,7 +13329,7 @@
                     <pic:cNvPicPr/>
                   </pic:nvPicPr>
                   <pic:blipFill>
-                    <a:blip r:embed="rId32"/>
+                    <a:blip r:embed="rId34"/>
                     <a:stretch>
                       <a:fillRect/>
                     </a:stretch>
@@ -10311,7 +13353,15 @@
     <w:p>
       <w:r>
         <w:tab/>
-        <w:t>Como se dijo anteriormente, también se pueden modificar los puntos, estos puntos pueden llevar el nombre que se desee, el único detalle es que debes asegurarte de escribirlo bien ya que si lo escribes mal, el motor lo interpretará como un punto distinto.</w:t>
+        <w:t xml:space="preserve">Como se dijo anteriormente, también se pueden modificar los puntos, estos puntos pueden llevar el nombre que se desee, el único detalle es que debes asegurarte de escribirlo bien </w:t>
+      </w:r>
+      <w:proofErr w:type="gramStart"/>
+      <w:r>
+        <w:t>ya que</w:t>
+      </w:r>
+      <w:proofErr w:type="gramEnd"/>
+      <w:r>
+        <w:t xml:space="preserve"> si lo escribes mal, el motor lo interpretará como un punto distinto.</w:t>
       </w:r>
     </w:p>
     <w:p>
@@ -10339,7 +13389,7 @@
                     <pic:cNvPicPr/>
                   </pic:nvPicPr>
                   <pic:blipFill>
-                    <a:blip r:embed="rId33"/>
+                    <a:blip r:embed="rId35"/>
                     <a:stretch>
                       <a:fillRect/>
                     </a:stretch>
@@ -10399,12 +13449,49 @@
       <w:r>
         <w:tab/>
       </w:r>
-      <w:r>
-        <w:rPr>
-          <w:highlight w:val="yellow"/>
-        </w:rPr>
-        <w:t>give_sushi ; ; scene_B</w:t>
-      </w:r>
+      <w:proofErr w:type="spellStart"/>
+      <w:r>
+        <w:rPr>
+          <w:highlight w:val="yellow"/>
+        </w:rPr>
+        <w:t>give_</w:t>
+      </w:r>
+      <w:proofErr w:type="gramStart"/>
+      <w:r>
+        <w:rPr>
+          <w:highlight w:val="yellow"/>
+        </w:rPr>
+        <w:t>sushi</w:t>
+      </w:r>
+      <w:proofErr w:type="spellEnd"/>
+      <w:r>
+        <w:rPr>
+          <w:highlight w:val="yellow"/>
+        </w:rPr>
+        <w:t xml:space="preserve"> ;</w:t>
+      </w:r>
+      <w:proofErr w:type="gramEnd"/>
+      <w:r>
+        <w:rPr>
+          <w:highlight w:val="yellow"/>
+        </w:rPr>
+        <w:t xml:space="preserve"> ; </w:t>
+      </w:r>
+      <w:proofErr w:type="spellStart"/>
+      <w:r>
+        <w:rPr>
+          <w:highlight w:val="yellow"/>
+        </w:rPr>
+        <w:t>scene_</w:t>
+      </w:r>
+      <w:proofErr w:type="gramStart"/>
+      <w:r>
+        <w:rPr>
+          <w:highlight w:val="yellow"/>
+        </w:rPr>
+        <w:t>B</w:t>
+      </w:r>
+      <w:proofErr w:type="spellEnd"/>
       <w:r>
         <w:rPr>
           <w:highlight w:val="yellow"/>
@@ -10417,6 +13504,7 @@
         </w:rPr>
         <w:t>;</w:t>
       </w:r>
+      <w:proofErr w:type="gramEnd"/>
       <w:r>
         <w:rPr>
           <w:highlight w:val="yellow"/>
@@ -10440,24 +13528,90 @@
       <w:r>
         <w:tab/>
       </w:r>
-      <w:r>
-        <w:rPr>
-          <w:highlight w:val="yellow"/>
-        </w:rPr>
-        <w:t>give_salad ; amistad : -1 ; scene_C</w:t>
-      </w:r>
+      <w:proofErr w:type="spellStart"/>
+      <w:r>
+        <w:rPr>
+          <w:highlight w:val="yellow"/>
+        </w:rPr>
+        <w:t>give_</w:t>
+      </w:r>
+      <w:proofErr w:type="gramStart"/>
+      <w:r>
+        <w:rPr>
+          <w:highlight w:val="yellow"/>
+        </w:rPr>
+        <w:t>salad</w:t>
+      </w:r>
+      <w:proofErr w:type="spellEnd"/>
+      <w:r>
+        <w:rPr>
+          <w:highlight w:val="yellow"/>
+        </w:rPr>
+        <w:t xml:space="preserve"> ;</w:t>
+      </w:r>
+      <w:proofErr w:type="gramEnd"/>
       <w:r>
         <w:rPr>
           <w:highlight w:val="yellow"/>
         </w:rPr>
         <w:t xml:space="preserve"> </w:t>
       </w:r>
+      <w:proofErr w:type="gramStart"/>
+      <w:r>
+        <w:rPr>
+          <w:highlight w:val="yellow"/>
+        </w:rPr>
+        <w:t>amistad :</w:t>
+      </w:r>
+      <w:proofErr w:type="gramEnd"/>
+      <w:r>
+        <w:rPr>
+          <w:highlight w:val="yellow"/>
+        </w:rPr>
+        <w:t xml:space="preserve"> -</w:t>
+      </w:r>
+      <w:proofErr w:type="gramStart"/>
+      <w:r>
+        <w:rPr>
+          <w:highlight w:val="yellow"/>
+        </w:rPr>
+        <w:t>1 ;</w:t>
+      </w:r>
+      <w:proofErr w:type="gramEnd"/>
+      <w:r>
+        <w:rPr>
+          <w:highlight w:val="yellow"/>
+        </w:rPr>
+        <w:t xml:space="preserve"> </w:t>
+      </w:r>
+      <w:proofErr w:type="spellStart"/>
+      <w:r>
+        <w:rPr>
+          <w:highlight w:val="yellow"/>
+        </w:rPr>
+        <w:t>scene_</w:t>
+      </w:r>
+      <w:proofErr w:type="gramStart"/>
+      <w:r>
+        <w:rPr>
+          <w:highlight w:val="yellow"/>
+        </w:rPr>
+        <w:t>C</w:t>
+      </w:r>
+      <w:proofErr w:type="spellEnd"/>
+      <w:r>
+        <w:rPr>
+          <w:highlight w:val="yellow"/>
+        </w:rPr>
+        <w:t xml:space="preserve"> </w:t>
+      </w:r>
       <w:r>
         <w:rPr>
           <w:highlight w:val="yellow"/>
         </w:rPr>
         <w:t>;</w:t>
       </w:r>
+      <w:proofErr w:type="gramEnd"/>
       <w:r>
         <w:rPr>
           <w:highlight w:val="yellow"/>
@@ -10478,24 +13632,90 @@
       <w:r>
         <w:tab/>
       </w:r>
-      <w:r>
-        <w:rPr>
-          <w:highlight w:val="yellow"/>
-        </w:rPr>
-        <w:t>give_beef ; amistad : 1 ; scene_D</w:t>
-      </w:r>
+      <w:proofErr w:type="spellStart"/>
+      <w:r>
+        <w:rPr>
+          <w:highlight w:val="yellow"/>
+        </w:rPr>
+        <w:t>give_</w:t>
+      </w:r>
+      <w:proofErr w:type="gramStart"/>
+      <w:r>
+        <w:rPr>
+          <w:highlight w:val="yellow"/>
+        </w:rPr>
+        <w:t>beef</w:t>
+      </w:r>
+      <w:proofErr w:type="spellEnd"/>
+      <w:r>
+        <w:rPr>
+          <w:highlight w:val="yellow"/>
+        </w:rPr>
+        <w:t xml:space="preserve"> ;</w:t>
+      </w:r>
+      <w:proofErr w:type="gramEnd"/>
       <w:r>
         <w:rPr>
           <w:highlight w:val="yellow"/>
         </w:rPr>
         <w:t xml:space="preserve"> </w:t>
       </w:r>
+      <w:proofErr w:type="gramStart"/>
+      <w:r>
+        <w:rPr>
+          <w:highlight w:val="yellow"/>
+        </w:rPr>
+        <w:t>amistad :</w:t>
+      </w:r>
+      <w:proofErr w:type="gramEnd"/>
+      <w:r>
+        <w:rPr>
+          <w:highlight w:val="yellow"/>
+        </w:rPr>
+        <w:t xml:space="preserve"> </w:t>
+      </w:r>
+      <w:proofErr w:type="gramStart"/>
+      <w:r>
+        <w:rPr>
+          <w:highlight w:val="yellow"/>
+        </w:rPr>
+        <w:t>1 ;</w:t>
+      </w:r>
+      <w:proofErr w:type="gramEnd"/>
+      <w:r>
+        <w:rPr>
+          <w:highlight w:val="yellow"/>
+        </w:rPr>
+        <w:t xml:space="preserve"> </w:t>
+      </w:r>
+      <w:proofErr w:type="spellStart"/>
+      <w:r>
+        <w:rPr>
+          <w:highlight w:val="yellow"/>
+        </w:rPr>
+        <w:t>scene_</w:t>
+      </w:r>
+      <w:proofErr w:type="gramStart"/>
+      <w:r>
+        <w:rPr>
+          <w:highlight w:val="yellow"/>
+        </w:rPr>
+        <w:t>D</w:t>
+      </w:r>
+      <w:proofErr w:type="spellEnd"/>
+      <w:r>
+        <w:rPr>
+          <w:highlight w:val="yellow"/>
+        </w:rPr>
+        <w:t xml:space="preserve"> </w:t>
+      </w:r>
       <w:r>
         <w:rPr>
           <w:highlight w:val="yellow"/>
         </w:rPr>
         <w:t>;</w:t>
       </w:r>
+      <w:proofErr w:type="gramEnd"/>
       <w:r>
         <w:rPr>
           <w:highlight w:val="yellow"/>
@@ -10530,7 +13750,39 @@
         <w:t>consecuencias</w:t>
       </w:r>
       <w:r>
-        <w:t>, este caso son “give_sushi”, “give_salad” y “give_beef”, estos identificadores jamás deben repetirse, o al menos, en la</w:t>
+        <w:t xml:space="preserve">, </w:t>
+      </w:r>
+      <w:proofErr w:type="gramStart"/>
+      <w:r>
+        <w:t>este caso son</w:t>
+      </w:r>
+      <w:proofErr w:type="gramEnd"/>
+      <w:r>
+        <w:t xml:space="preserve"> “</w:t>
+      </w:r>
+      <w:proofErr w:type="spellStart"/>
+      <w:r>
+        <w:t>give_sushi</w:t>
+      </w:r>
+      <w:proofErr w:type="spellEnd"/>
+      <w:r>
+        <w:t>”, “</w:t>
+      </w:r>
+      <w:proofErr w:type="spellStart"/>
+      <w:r>
+        <w:t>give_salad</w:t>
+      </w:r>
+      <w:proofErr w:type="spellEnd"/>
+      <w:r>
+        <w:t>” y “</w:t>
+      </w:r>
+      <w:proofErr w:type="spellStart"/>
+      <w:r>
+        <w:t>give_beef</w:t>
+      </w:r>
+      <w:proofErr w:type="spellEnd"/>
+      <w:r>
+        <w:t>”, estos identificadores jamás deben repetirse, o al menos, en la</w:t>
       </w:r>
       <w:r>
         <w:t xml:space="preserve"> misma</w:t>
@@ -10565,7 +13817,15 @@
         <w:t>diálogos</w:t>
       </w:r>
       <w:r>
-        <w:t>, para agregar nuevos textos dependiendo del idioma, debemos seguir agregando ; y añadiendo los textos correspondientes al idioma.</w:t>
+        <w:t xml:space="preserve">, para agregar nuevos textos dependiendo del idioma, debemos seguir </w:t>
+      </w:r>
+      <w:proofErr w:type="gramStart"/>
+      <w:r>
+        <w:t>agregando ;</w:t>
+      </w:r>
+      <w:proofErr w:type="gramEnd"/>
+      <w:r>
+        <w:t xml:space="preserve"> y añadiendo los textos correspondientes al idioma.</w:t>
       </w:r>
     </w:p>
     <w:p>
@@ -10594,7 +13854,15 @@
         <w:t>y por decisión.</w:t>
       </w:r>
       <w:r>
-        <w:t xml:space="preserve"> Para estas condiciones se debe tener especial control sobre los valores posibles de los puntos así como los posibles diálogos y escenas pasadas, esto para saber si de verdad las condiciones que estás escribiendo se pueden cumplir. </w:t>
+        <w:t xml:space="preserve"> Para estas condiciones se debe tener especial control sobre los valores posibles de los </w:t>
+      </w:r>
+      <w:proofErr w:type="gramStart"/>
+      <w:r>
+        <w:t>puntos</w:t>
+      </w:r>
+      <w:proofErr w:type="gramEnd"/>
+      <w:r>
+        <w:t xml:space="preserve"> así como los posibles diálogos y escenas pasadas, esto para saber si de verdad las condiciones que estás escribiendo se pueden cumplir. </w:t>
       </w:r>
     </w:p>
     <w:p>
@@ -10638,7 +13906,7 @@
                     <pic:cNvPicPr/>
                   </pic:nvPicPr>
                   <pic:blipFill>
-                    <a:blip r:embed="rId34"/>
+                    <a:blip r:embed="rId36"/>
                     <a:stretch>
                       <a:fillRect/>
                     </a:stretch>
@@ -10670,8 +13938,16 @@
         <w:rPr>
           <w:highlight w:val="yellow"/>
         </w:rPr>
-        <w:t>#condition points</w:t>
-      </w:r>
+        <w:t xml:space="preserve">#condition </w:t>
+      </w:r>
+      <w:proofErr w:type="spellStart"/>
+      <w:r>
+        <w:rPr>
+          <w:highlight w:val="yellow"/>
+        </w:rPr>
+        <w:t>points</w:t>
+      </w:r>
+      <w:proofErr w:type="spellEnd"/>
     </w:p>
     <w:p>
       <w:pPr>
@@ -10680,11 +13956,47 @@
       <w:r>
         <w:tab/>
       </w:r>
-      <w:r>
-        <w:rPr>
-          <w:highlight w:val="yellow"/>
-        </w:rPr>
-        <w:t>exam_positive_grade ; calificación &gt; 10 ; aprobado</w:t>
+      <w:proofErr w:type="spellStart"/>
+      <w:r>
+        <w:rPr>
+          <w:highlight w:val="yellow"/>
+        </w:rPr>
+        <w:t>exam_positive_</w:t>
+      </w:r>
+      <w:proofErr w:type="gramStart"/>
+      <w:r>
+        <w:rPr>
+          <w:highlight w:val="yellow"/>
+        </w:rPr>
+        <w:t>grade</w:t>
+      </w:r>
+      <w:proofErr w:type="spellEnd"/>
+      <w:r>
+        <w:rPr>
+          <w:highlight w:val="yellow"/>
+        </w:rPr>
+        <w:t xml:space="preserve"> ;</w:t>
+      </w:r>
+      <w:proofErr w:type="gramEnd"/>
+      <w:r>
+        <w:rPr>
+          <w:highlight w:val="yellow"/>
+        </w:rPr>
+        <w:t xml:space="preserve"> calificación &gt; </w:t>
+      </w:r>
+      <w:proofErr w:type="gramStart"/>
+      <w:r>
+        <w:rPr>
+          <w:highlight w:val="yellow"/>
+        </w:rPr>
+        <w:t>10 ;</w:t>
+      </w:r>
+      <w:proofErr w:type="gramEnd"/>
+      <w:r>
+        <w:rPr>
+          <w:highlight w:val="yellow"/>
+        </w:rPr>
+        <w:t xml:space="preserve"> aprobado</w:t>
       </w:r>
     </w:p>
     <w:p>
@@ -10694,11 +14006,33 @@
       <w:r>
         <w:tab/>
       </w:r>
-      <w:r>
-        <w:rPr>
-          <w:highlight w:val="yellow"/>
-        </w:rPr>
-        <w:t>exam_negative_grade ; ; reprobado</w:t>
+      <w:proofErr w:type="spellStart"/>
+      <w:r>
+        <w:rPr>
+          <w:highlight w:val="yellow"/>
+        </w:rPr>
+        <w:t>exam_negative_</w:t>
+      </w:r>
+      <w:proofErr w:type="gramStart"/>
+      <w:r>
+        <w:rPr>
+          <w:highlight w:val="yellow"/>
+        </w:rPr>
+        <w:t>grade</w:t>
+      </w:r>
+      <w:proofErr w:type="spellEnd"/>
+      <w:r>
+        <w:rPr>
+          <w:highlight w:val="yellow"/>
+        </w:rPr>
+        <w:t xml:space="preserve"> ;</w:t>
+      </w:r>
+      <w:proofErr w:type="gramEnd"/>
+      <w:r>
+        <w:rPr>
+          <w:highlight w:val="yellow"/>
+        </w:rPr>
+        <w:t xml:space="preserve"> ; reprobado</w:t>
       </w:r>
     </w:p>
     <w:p>
@@ -10780,7 +14114,31 @@
         <w:ind w:firstLine="708"/>
       </w:pPr>
       <w:r>
-        <w:t>Como Atlax Renpy verifica todas las condiciones y si ninguna se cumple toma la última por defecto, no hace falta colocar condición en la última opción, ya que si no se cumple una, irá a la otra.</w:t>
+        <w:t xml:space="preserve">Como </w:t>
+      </w:r>
+      <w:proofErr w:type="spellStart"/>
+      <w:r>
+        <w:t>Atlax</w:t>
+      </w:r>
+      <w:proofErr w:type="spellEnd"/>
+      <w:r>
+        <w:t xml:space="preserve"> </w:t>
+      </w:r>
+      <w:proofErr w:type="spellStart"/>
+      <w:r>
+        <w:t>Renpy</w:t>
+      </w:r>
+      <w:proofErr w:type="spellEnd"/>
+      <w:r>
+        <w:t xml:space="preserve"> verifica todas las condiciones y si ninguna se cumple toma la última por defecto, no hace falta colocar condición en la última opción, </w:t>
+      </w:r>
+      <w:proofErr w:type="gramStart"/>
+      <w:r>
+        <w:t>ya que</w:t>
+      </w:r>
+      <w:proofErr w:type="gramEnd"/>
+      <w:r>
+        <w:t xml:space="preserve"> si no se cumple una, irá a la otra.</w:t>
       </w:r>
     </w:p>
     <w:p>
@@ -10800,8 +14158,16 @@
         <w:rPr>
           <w:highlight w:val="yellow"/>
         </w:rPr>
-        <w:t>#condition points</w:t>
-      </w:r>
+        <w:t xml:space="preserve">#condition </w:t>
+      </w:r>
+      <w:proofErr w:type="spellStart"/>
+      <w:r>
+        <w:rPr>
+          <w:highlight w:val="yellow"/>
+        </w:rPr>
+        <w:t>points</w:t>
+      </w:r>
+      <w:proofErr w:type="spellEnd"/>
     </w:p>
     <w:p>
       <w:pPr>
@@ -10811,12 +14177,56 @@
           <w:highlight w:val="yellow"/>
         </w:rPr>
       </w:pPr>
-      <w:r>
-        <w:rPr>
-          <w:highlight w:val="yellow"/>
-        </w:rPr>
-        <w:t>Katherine_route_good_end ; amistad &gt; 18, calificación &gt; 10 ; final_bueno</w:t>
-      </w:r>
+      <w:proofErr w:type="spellStart"/>
+      <w:r>
+        <w:rPr>
+          <w:highlight w:val="yellow"/>
+        </w:rPr>
+        <w:t>Katherine_route_good_</w:t>
+      </w:r>
+      <w:proofErr w:type="gramStart"/>
+      <w:r>
+        <w:rPr>
+          <w:highlight w:val="yellow"/>
+        </w:rPr>
+        <w:t>end</w:t>
+      </w:r>
+      <w:proofErr w:type="spellEnd"/>
+      <w:r>
+        <w:rPr>
+          <w:highlight w:val="yellow"/>
+        </w:rPr>
+        <w:t xml:space="preserve"> ;</w:t>
+      </w:r>
+      <w:proofErr w:type="gramEnd"/>
+      <w:r>
+        <w:rPr>
+          <w:highlight w:val="yellow"/>
+        </w:rPr>
+        <w:t xml:space="preserve"> amistad &gt; 18, calificación &gt; </w:t>
+      </w:r>
+      <w:proofErr w:type="gramStart"/>
+      <w:r>
+        <w:rPr>
+          <w:highlight w:val="yellow"/>
+        </w:rPr>
+        <w:t>10 ;</w:t>
+      </w:r>
+      <w:proofErr w:type="gramEnd"/>
+      <w:r>
+        <w:rPr>
+          <w:highlight w:val="yellow"/>
+        </w:rPr>
+        <w:t xml:space="preserve"> </w:t>
+      </w:r>
+      <w:proofErr w:type="spellStart"/>
+      <w:r>
+        <w:rPr>
+          <w:highlight w:val="yellow"/>
+        </w:rPr>
+        <w:t>final_bueno</w:t>
+      </w:r>
+      <w:proofErr w:type="spellEnd"/>
     </w:p>
     <w:p>
       <w:pPr>
@@ -10826,6 +14236,7 @@
           <w:highlight w:val="yellow"/>
         </w:rPr>
       </w:pPr>
+      <w:proofErr w:type="spellStart"/>
       <w:r>
         <w:rPr>
           <w:highlight w:val="yellow"/>
@@ -10842,7 +14253,28 @@
         <w:rPr>
           <w:highlight w:val="yellow"/>
         </w:rPr>
-        <w:t xml:space="preserve">_end ; amistad &gt; </w:t>
+        <w:t>_</w:t>
+      </w:r>
+      <w:proofErr w:type="gramStart"/>
+      <w:r>
+        <w:rPr>
+          <w:highlight w:val="yellow"/>
+        </w:rPr>
+        <w:t>end</w:t>
+      </w:r>
+      <w:proofErr w:type="spellEnd"/>
+      <w:r>
+        <w:rPr>
+          <w:highlight w:val="yellow"/>
+        </w:rPr>
+        <w:t xml:space="preserve"> ;</w:t>
+      </w:r>
+      <w:proofErr w:type="gramEnd"/>
+      <w:r>
+        <w:rPr>
+          <w:highlight w:val="yellow"/>
+        </w:rPr>
+        <w:t xml:space="preserve"> amistad &gt; </w:t>
       </w:r>
       <w:r>
         <w:rPr>
@@ -10860,13 +14292,34 @@
         <w:rPr>
           <w:highlight w:val="yellow"/>
         </w:rPr>
-        <w:t>calificación &gt; 5</w:t>
-      </w:r>
-      <w:r>
-        <w:rPr>
-          <w:highlight w:val="yellow"/>
-        </w:rPr>
-        <w:t xml:space="preserve"> ; final_</w:t>
+        <w:t xml:space="preserve">calificación &gt; </w:t>
+      </w:r>
+      <w:proofErr w:type="gramStart"/>
+      <w:r>
+        <w:rPr>
+          <w:highlight w:val="yellow"/>
+        </w:rPr>
+        <w:t>5</w:t>
+      </w:r>
+      <w:r>
+        <w:rPr>
+          <w:highlight w:val="yellow"/>
+        </w:rPr>
+        <w:t xml:space="preserve"> ;</w:t>
+      </w:r>
+      <w:proofErr w:type="gramEnd"/>
+      <w:r>
+        <w:rPr>
+          <w:highlight w:val="yellow"/>
+        </w:rPr>
+        <w:t xml:space="preserve"> </w:t>
+      </w:r>
+      <w:proofErr w:type="spellStart"/>
+      <w:r>
+        <w:rPr>
+          <w:highlight w:val="yellow"/>
+        </w:rPr>
+        <w:t>final_</w:t>
       </w:r>
       <w:r>
         <w:rPr>
@@ -10874,18 +14327,49 @@
         </w:rPr>
         <w:t>neutral</w:t>
       </w:r>
+      <w:proofErr w:type="spellEnd"/>
     </w:p>
     <w:p>
       <w:pPr>
         <w:spacing w:after="0"/>
         <w:ind w:firstLine="708"/>
       </w:pPr>
-      <w:r>
-        <w:rPr>
-          <w:highlight w:val="yellow"/>
-        </w:rPr>
-        <w:t>Katherine_route_bad_end ; ; final_malo</w:t>
-      </w:r>
+      <w:proofErr w:type="spellStart"/>
+      <w:r>
+        <w:rPr>
+          <w:highlight w:val="yellow"/>
+        </w:rPr>
+        <w:t>Katherine_route_bad_</w:t>
+      </w:r>
+      <w:proofErr w:type="gramStart"/>
+      <w:r>
+        <w:rPr>
+          <w:highlight w:val="yellow"/>
+        </w:rPr>
+        <w:t>end</w:t>
+      </w:r>
+      <w:proofErr w:type="spellEnd"/>
+      <w:r>
+        <w:rPr>
+          <w:highlight w:val="yellow"/>
+        </w:rPr>
+        <w:t xml:space="preserve"> ;</w:t>
+      </w:r>
+      <w:proofErr w:type="gramEnd"/>
+      <w:r>
+        <w:rPr>
+          <w:highlight w:val="yellow"/>
+        </w:rPr>
+        <w:t xml:space="preserve"> ; </w:t>
+      </w:r>
+      <w:proofErr w:type="spellStart"/>
+      <w:r>
+        <w:rPr>
+          <w:highlight w:val="yellow"/>
+        </w:rPr>
+        <w:t>final_malo</w:t>
+      </w:r>
+      <w:proofErr w:type="spellEnd"/>
     </w:p>
     <w:p>
       <w:pPr>
@@ -10933,7 +14417,7 @@
                     <pic:cNvPicPr/>
                   </pic:nvPicPr>
                   <pic:blipFill>
-                    <a:blip r:embed="rId35"/>
+                    <a:blip r:embed="rId37"/>
                     <a:stretch>
                       <a:fillRect/>
                     </a:stretch>
@@ -10975,12 +14459,70 @@
       <w:r>
         <w:tab/>
       </w:r>
-      <w:r>
-        <w:rPr>
-          <w:highlight w:val="yellow"/>
-        </w:rPr>
-        <w:t>sushi_gived ; give_sushi ; escena_B</w:t>
-      </w:r>
+      <w:proofErr w:type="spellStart"/>
+      <w:r>
+        <w:rPr>
+          <w:highlight w:val="yellow"/>
+        </w:rPr>
+        <w:t>sushi_</w:t>
+      </w:r>
+      <w:proofErr w:type="gramStart"/>
+      <w:r>
+        <w:rPr>
+          <w:highlight w:val="yellow"/>
+        </w:rPr>
+        <w:t>gived</w:t>
+      </w:r>
+      <w:proofErr w:type="spellEnd"/>
+      <w:r>
+        <w:rPr>
+          <w:highlight w:val="yellow"/>
+        </w:rPr>
+        <w:t xml:space="preserve"> ;</w:t>
+      </w:r>
+      <w:proofErr w:type="gramEnd"/>
+      <w:r>
+        <w:rPr>
+          <w:highlight w:val="yellow"/>
+        </w:rPr>
+        <w:t xml:space="preserve"> </w:t>
+      </w:r>
+      <w:proofErr w:type="spellStart"/>
+      <w:r>
+        <w:rPr>
+          <w:highlight w:val="yellow"/>
+        </w:rPr>
+        <w:t>give_</w:t>
+      </w:r>
+      <w:proofErr w:type="gramStart"/>
+      <w:r>
+        <w:rPr>
+          <w:highlight w:val="yellow"/>
+        </w:rPr>
+        <w:t>sushi</w:t>
+      </w:r>
+      <w:proofErr w:type="spellEnd"/>
+      <w:r>
+        <w:rPr>
+          <w:highlight w:val="yellow"/>
+        </w:rPr>
+        <w:t xml:space="preserve"> ;</w:t>
+      </w:r>
+      <w:proofErr w:type="gramEnd"/>
+      <w:r>
+        <w:rPr>
+          <w:highlight w:val="yellow"/>
+        </w:rPr>
+        <w:t xml:space="preserve"> </w:t>
+      </w:r>
+      <w:proofErr w:type="spellStart"/>
+      <w:r>
+        <w:rPr>
+          <w:highlight w:val="yellow"/>
+        </w:rPr>
+        <w:t>escena_B</w:t>
+      </w:r>
+      <w:proofErr w:type="spellEnd"/>
     </w:p>
     <w:p>
       <w:pPr>
@@ -10989,24 +14531,140 @@
       <w:r>
         <w:tab/>
       </w:r>
-      <w:r>
-        <w:rPr>
-          <w:highlight w:val="yellow"/>
-        </w:rPr>
-        <w:t>salad_gived ; give_salad ; escena_C</w:t>
-      </w:r>
+      <w:proofErr w:type="spellStart"/>
+      <w:r>
+        <w:rPr>
+          <w:highlight w:val="yellow"/>
+        </w:rPr>
+        <w:t>salad_</w:t>
+      </w:r>
+      <w:proofErr w:type="gramStart"/>
+      <w:r>
+        <w:rPr>
+          <w:highlight w:val="yellow"/>
+        </w:rPr>
+        <w:t>gived</w:t>
+      </w:r>
+      <w:proofErr w:type="spellEnd"/>
+      <w:r>
+        <w:rPr>
+          <w:highlight w:val="yellow"/>
+        </w:rPr>
+        <w:t xml:space="preserve"> ;</w:t>
+      </w:r>
+      <w:proofErr w:type="gramEnd"/>
+      <w:r>
+        <w:rPr>
+          <w:highlight w:val="yellow"/>
+        </w:rPr>
+        <w:t xml:space="preserve"> </w:t>
+      </w:r>
+      <w:proofErr w:type="spellStart"/>
+      <w:r>
+        <w:rPr>
+          <w:highlight w:val="yellow"/>
+        </w:rPr>
+        <w:t>give_</w:t>
+      </w:r>
+      <w:proofErr w:type="gramStart"/>
+      <w:r>
+        <w:rPr>
+          <w:highlight w:val="yellow"/>
+        </w:rPr>
+        <w:t>salad</w:t>
+      </w:r>
+      <w:proofErr w:type="spellEnd"/>
+      <w:r>
+        <w:rPr>
+          <w:highlight w:val="yellow"/>
+        </w:rPr>
+        <w:t xml:space="preserve"> ;</w:t>
+      </w:r>
+      <w:proofErr w:type="gramEnd"/>
+      <w:r>
+        <w:rPr>
+          <w:highlight w:val="yellow"/>
+        </w:rPr>
+        <w:t xml:space="preserve"> </w:t>
+      </w:r>
+      <w:proofErr w:type="spellStart"/>
+      <w:r>
+        <w:rPr>
+          <w:highlight w:val="yellow"/>
+        </w:rPr>
+        <w:t>escena_C</w:t>
+      </w:r>
+      <w:proofErr w:type="spellEnd"/>
     </w:p>
     <w:p>
       <w:pPr>
         <w:spacing w:after="0"/>
         <w:ind w:firstLine="708"/>
       </w:pPr>
-      <w:r>
-        <w:rPr>
-          <w:highlight w:val="yellow"/>
-        </w:rPr>
-        <w:t>beef_gived ; give_beef ; escena_D</w:t>
-      </w:r>
+      <w:proofErr w:type="spellStart"/>
+      <w:r>
+        <w:rPr>
+          <w:highlight w:val="yellow"/>
+        </w:rPr>
+        <w:t>beef_</w:t>
+      </w:r>
+      <w:proofErr w:type="gramStart"/>
+      <w:r>
+        <w:rPr>
+          <w:highlight w:val="yellow"/>
+        </w:rPr>
+        <w:t>gived</w:t>
+      </w:r>
+      <w:proofErr w:type="spellEnd"/>
+      <w:r>
+        <w:rPr>
+          <w:highlight w:val="yellow"/>
+        </w:rPr>
+        <w:t xml:space="preserve"> ;</w:t>
+      </w:r>
+      <w:proofErr w:type="gramEnd"/>
+      <w:r>
+        <w:rPr>
+          <w:highlight w:val="yellow"/>
+        </w:rPr>
+        <w:t xml:space="preserve"> </w:t>
+      </w:r>
+      <w:proofErr w:type="spellStart"/>
+      <w:r>
+        <w:rPr>
+          <w:highlight w:val="yellow"/>
+        </w:rPr>
+        <w:t>give_</w:t>
+      </w:r>
+      <w:proofErr w:type="gramStart"/>
+      <w:r>
+        <w:rPr>
+          <w:highlight w:val="yellow"/>
+        </w:rPr>
+        <w:t>beef</w:t>
+      </w:r>
+      <w:proofErr w:type="spellEnd"/>
+      <w:r>
+        <w:rPr>
+          <w:highlight w:val="yellow"/>
+        </w:rPr>
+        <w:t xml:space="preserve"> ;</w:t>
+      </w:r>
+      <w:proofErr w:type="gramEnd"/>
+      <w:r>
+        <w:rPr>
+          <w:highlight w:val="yellow"/>
+        </w:rPr>
+        <w:t xml:space="preserve"> </w:t>
+      </w:r>
+      <w:proofErr w:type="spellStart"/>
+      <w:r>
+        <w:rPr>
+          <w:highlight w:val="yellow"/>
+        </w:rPr>
+        <w:t>escena_D</w:t>
+      </w:r>
+      <w:proofErr w:type="spellEnd"/>
     </w:p>
     <w:p>
       <w:pPr>
@@ -11027,7 +14685,23 @@
         <w:ind w:firstLine="708"/>
       </w:pPr>
       <w:r>
-        <w:t xml:space="preserve">Se debe tener en cuenta que Atlax Renpy va a verificar tanto las opciones de decisiones tomadas </w:t>
+        <w:t xml:space="preserve">Se debe tener en cuenta que </w:t>
+      </w:r>
+      <w:proofErr w:type="spellStart"/>
+      <w:r>
+        <w:t>Atlax</w:t>
+      </w:r>
+      <w:proofErr w:type="spellEnd"/>
+      <w:r>
+        <w:t xml:space="preserve"> </w:t>
+      </w:r>
+      <w:proofErr w:type="spellStart"/>
+      <w:r>
+        <w:t>Renpy</w:t>
+      </w:r>
+      <w:proofErr w:type="spellEnd"/>
+      <w:r>
+        <w:t xml:space="preserve"> va a verificar tanto las opciones de decisiones tomadas </w:t>
       </w:r>
       <w:r>
         <w:t xml:space="preserve">por el jugador, </w:t>
@@ -11096,7 +14770,15 @@
     <w:p>
       <w:r>
         <w:tab/>
-        <w:t>Por ultimo, también podremos bifurcar el juego dependiendo de las escenas que el jugador haya visto</w:t>
+        <w:t xml:space="preserve">Por </w:t>
+      </w:r>
+      <w:proofErr w:type="spellStart"/>
+      <w:r>
+        <w:t>ultimo</w:t>
+      </w:r>
+      <w:proofErr w:type="spellEnd"/>
+      <w:r>
+        <w:t>, también podremos bifurcar el juego dependiendo de las escenas que el jugador haya visto</w:t>
       </w:r>
       <w:r>
         <w:t>, es similar a las condiciones por decisión solo que en este caso se va a utilizar los nombres de los archivos de control.</w:t>
@@ -11124,7 +14806,7 @@
                     <pic:cNvPicPr/>
                   </pic:nvPicPr>
                   <pic:blipFill>
-                    <a:blip r:embed="rId36"/>
+                    <a:blip r:embed="rId38"/>
                     <a:stretch>
                       <a:fillRect/>
                     </a:stretch>
@@ -11180,8 +14862,16 @@
         <w:rPr>
           <w:highlight w:val="yellow"/>
         </w:rPr>
-        <w:t>#condition scene</w:t>
-      </w:r>
+        <w:t xml:space="preserve">#condition </w:t>
+      </w:r>
+      <w:proofErr w:type="spellStart"/>
+      <w:r>
+        <w:rPr>
+          <w:highlight w:val="yellow"/>
+        </w:rPr>
+        <w:t>scene</w:t>
+      </w:r>
+      <w:proofErr w:type="spellEnd"/>
     </w:p>
     <w:p>
       <w:pPr>
@@ -11191,12 +14881,70 @@
           <w:highlight w:val="yellow"/>
         </w:rPr>
       </w:pPr>
-      <w:r>
-        <w:rPr>
-          <w:highlight w:val="yellow"/>
-        </w:rPr>
-        <w:t>earthquake_lived_in_home ; earthquake_in_home ; tell_home_earthquake</w:t>
-      </w:r>
+      <w:proofErr w:type="spellStart"/>
+      <w:r>
+        <w:rPr>
+          <w:highlight w:val="yellow"/>
+        </w:rPr>
+        <w:t>earthquake_lived_in_</w:t>
+      </w:r>
+      <w:proofErr w:type="gramStart"/>
+      <w:r>
+        <w:rPr>
+          <w:highlight w:val="yellow"/>
+        </w:rPr>
+        <w:t>home</w:t>
+      </w:r>
+      <w:proofErr w:type="spellEnd"/>
+      <w:r>
+        <w:rPr>
+          <w:highlight w:val="yellow"/>
+        </w:rPr>
+        <w:t xml:space="preserve"> ;</w:t>
+      </w:r>
+      <w:proofErr w:type="gramEnd"/>
+      <w:r>
+        <w:rPr>
+          <w:highlight w:val="yellow"/>
+        </w:rPr>
+        <w:t xml:space="preserve"> </w:t>
+      </w:r>
+      <w:proofErr w:type="spellStart"/>
+      <w:r>
+        <w:rPr>
+          <w:highlight w:val="yellow"/>
+        </w:rPr>
+        <w:t>earthquake_in_</w:t>
+      </w:r>
+      <w:proofErr w:type="gramStart"/>
+      <w:r>
+        <w:rPr>
+          <w:highlight w:val="yellow"/>
+        </w:rPr>
+        <w:t>home</w:t>
+      </w:r>
+      <w:proofErr w:type="spellEnd"/>
+      <w:r>
+        <w:rPr>
+          <w:highlight w:val="yellow"/>
+        </w:rPr>
+        <w:t xml:space="preserve"> ;</w:t>
+      </w:r>
+      <w:proofErr w:type="gramEnd"/>
+      <w:r>
+        <w:rPr>
+          <w:highlight w:val="yellow"/>
+        </w:rPr>
+        <w:t xml:space="preserve"> </w:t>
+      </w:r>
+      <w:proofErr w:type="spellStart"/>
+      <w:r>
+        <w:rPr>
+          <w:highlight w:val="yellow"/>
+        </w:rPr>
+        <w:t>tell_home_earthquake</w:t>
+      </w:r>
+      <w:proofErr w:type="spellEnd"/>
     </w:p>
     <w:p>
       <w:pPr>
@@ -11206,47 +14954,145 @@
           <w:highlight w:val="yellow"/>
         </w:rPr>
       </w:pPr>
-      <w:r>
-        <w:rPr>
-          <w:highlight w:val="yellow"/>
-        </w:rPr>
-        <w:t>earthquake_lived_in_shop ; earthquake_in_</w:t>
-      </w:r>
+      <w:proofErr w:type="spellStart"/>
+      <w:r>
+        <w:rPr>
+          <w:highlight w:val="yellow"/>
+        </w:rPr>
+        <w:t>earthquake_lived_in_</w:t>
+      </w:r>
+      <w:proofErr w:type="gramStart"/>
       <w:r>
         <w:rPr>
           <w:highlight w:val="yellow"/>
         </w:rPr>
         <w:t>shop</w:t>
       </w:r>
-      <w:r>
-        <w:rPr>
-          <w:highlight w:val="yellow"/>
-        </w:rPr>
-        <w:t xml:space="preserve"> ; tell_shop_earthquake</w:t>
-      </w:r>
+      <w:proofErr w:type="spellEnd"/>
+      <w:r>
+        <w:rPr>
+          <w:highlight w:val="yellow"/>
+        </w:rPr>
+        <w:t xml:space="preserve"> ;</w:t>
+      </w:r>
+      <w:proofErr w:type="gramEnd"/>
+      <w:r>
+        <w:rPr>
+          <w:highlight w:val="yellow"/>
+        </w:rPr>
+        <w:t xml:space="preserve"> </w:t>
+      </w:r>
+      <w:proofErr w:type="spellStart"/>
+      <w:r>
+        <w:rPr>
+          <w:highlight w:val="yellow"/>
+        </w:rPr>
+        <w:t>earthquake_in_</w:t>
+      </w:r>
+      <w:proofErr w:type="gramStart"/>
+      <w:r>
+        <w:rPr>
+          <w:highlight w:val="yellow"/>
+        </w:rPr>
+        <w:t>shop</w:t>
+      </w:r>
+      <w:proofErr w:type="spellEnd"/>
+      <w:r>
+        <w:rPr>
+          <w:highlight w:val="yellow"/>
+        </w:rPr>
+        <w:t xml:space="preserve"> ;</w:t>
+      </w:r>
+      <w:proofErr w:type="gramEnd"/>
+      <w:r>
+        <w:rPr>
+          <w:highlight w:val="yellow"/>
+        </w:rPr>
+        <w:t xml:space="preserve"> </w:t>
+      </w:r>
+      <w:proofErr w:type="spellStart"/>
+      <w:r>
+        <w:rPr>
+          <w:highlight w:val="yellow"/>
+        </w:rPr>
+        <w:t>tell_shop_earthquake</w:t>
+      </w:r>
+      <w:proofErr w:type="spellEnd"/>
     </w:p>
     <w:p>
       <w:pPr>
         <w:ind w:firstLine="708"/>
       </w:pPr>
-      <w:r>
-        <w:rPr>
-          <w:highlight w:val="yellow"/>
-        </w:rPr>
-        <w:t>earthquake_lived_in_gym ; earthquake_in</w:t>
-      </w:r>
-      <w:r>
-        <w:rPr>
-          <w:highlight w:val="yellow"/>
-        </w:rPr>
-        <w:t>_gym</w:t>
-      </w:r>
-      <w:r>
-        <w:rPr>
-          <w:highlight w:val="yellow"/>
-        </w:rPr>
-        <w:t xml:space="preserve"> ; tell_gym_earthquake</w:t>
-      </w:r>
+      <w:proofErr w:type="spellStart"/>
+      <w:r>
+        <w:rPr>
+          <w:highlight w:val="yellow"/>
+        </w:rPr>
+        <w:t>earthquake_lived_in_</w:t>
+      </w:r>
+      <w:proofErr w:type="gramStart"/>
+      <w:r>
+        <w:rPr>
+          <w:highlight w:val="yellow"/>
+        </w:rPr>
+        <w:t>gym</w:t>
+      </w:r>
+      <w:proofErr w:type="spellEnd"/>
+      <w:r>
+        <w:rPr>
+          <w:highlight w:val="yellow"/>
+        </w:rPr>
+        <w:t xml:space="preserve"> ;</w:t>
+      </w:r>
+      <w:proofErr w:type="gramEnd"/>
+      <w:r>
+        <w:rPr>
+          <w:highlight w:val="yellow"/>
+        </w:rPr>
+        <w:t xml:space="preserve"> </w:t>
+      </w:r>
+      <w:proofErr w:type="spellStart"/>
+      <w:r>
+        <w:rPr>
+          <w:highlight w:val="yellow"/>
+        </w:rPr>
+        <w:t>earthquake_in</w:t>
+      </w:r>
+      <w:r>
+        <w:rPr>
+          <w:highlight w:val="yellow"/>
+        </w:rPr>
+        <w:t>_</w:t>
+      </w:r>
+      <w:proofErr w:type="gramStart"/>
+      <w:r>
+        <w:rPr>
+          <w:highlight w:val="yellow"/>
+        </w:rPr>
+        <w:t>gym</w:t>
+      </w:r>
+      <w:proofErr w:type="spellEnd"/>
+      <w:r>
+        <w:rPr>
+          <w:highlight w:val="yellow"/>
+        </w:rPr>
+        <w:t xml:space="preserve"> ;</w:t>
+      </w:r>
+      <w:proofErr w:type="gramEnd"/>
+      <w:r>
+        <w:rPr>
+          <w:highlight w:val="yellow"/>
+        </w:rPr>
+        <w:t xml:space="preserve"> </w:t>
+      </w:r>
+      <w:proofErr w:type="spellStart"/>
+      <w:r>
+        <w:rPr>
+          <w:highlight w:val="yellow"/>
+        </w:rPr>
+        <w:t>tell_gym_earthquake</w:t>
+      </w:r>
+      <w:proofErr w:type="spellEnd"/>
     </w:p>
     <w:p>
       <w:pPr>
@@ -11267,7 +15113,15 @@
         <w:ind w:firstLine="708"/>
       </w:pPr>
       <w:r>
-        <w:t>De esa forma, el juego verifica ¿El jugador pasó por la escena “earthquake_in_home.csv”? Entonces lo mandamos a la escena tell_home_earthquake. Y así sucesivamente con las demás opciones. Si ninguna se cumple se tomará la última.</w:t>
+        <w:t xml:space="preserve">De esa forma, el juego verifica ¿El jugador pasó por la escena “earthquake_in_home.csv”? Entonces lo mandamos a la escena </w:t>
+      </w:r>
+      <w:proofErr w:type="spellStart"/>
+      <w:r>
+        <w:t>tell_home_earthquake</w:t>
+      </w:r>
+      <w:proofErr w:type="spellEnd"/>
+      <w:r>
+        <w:t>. Y así sucesivamente con las demás opciones. Si ninguna se cumple se tomará la última.</w:t>
       </w:r>
     </w:p>
     <w:p>
@@ -11293,8 +15147,21 @@
     <w:p>
       <w:r>
         <w:tab/>
-        <w:t>Estas transiciones irán separadas por un ; y sus parámetros por :</w:t>
-      </w:r>
+        <w:t xml:space="preserve">Estas transiciones irán separadas por </w:t>
+      </w:r>
+      <w:proofErr w:type="gramStart"/>
+      <w:r>
+        <w:t>un ;</w:t>
+      </w:r>
+      <w:proofErr w:type="gramEnd"/>
+      <w:r>
+        <w:t xml:space="preserve"> y sus parámetros </w:t>
+      </w:r>
+      <w:proofErr w:type="gramStart"/>
+      <w:r>
+        <w:t>por :</w:t>
+      </w:r>
+      <w:proofErr w:type="gramEnd"/>
     </w:p>
     <w:p>
       <w:pPr>
@@ -11307,10 +15174,82 @@
         <w:rPr>
           <w:highlight w:val="yellow"/>
         </w:rPr>
-        <w:t>#decision ; fade : 1 : 3 : 1</w:t>
-      </w:r>
-      <w:r>
-        <w:t xml:space="preserve"> (Hace un fade entre escenas)</w:t>
+        <w:t>#</w:t>
+      </w:r>
+      <w:proofErr w:type="gramStart"/>
+      <w:r>
+        <w:rPr>
+          <w:highlight w:val="yellow"/>
+        </w:rPr>
+        <w:t>decision ;</w:t>
+      </w:r>
+      <w:proofErr w:type="gramEnd"/>
+      <w:r>
+        <w:rPr>
+          <w:highlight w:val="yellow"/>
+        </w:rPr>
+        <w:t xml:space="preserve"> </w:t>
+      </w:r>
+      <w:proofErr w:type="spellStart"/>
+      <w:proofErr w:type="gramStart"/>
+      <w:r>
+        <w:rPr>
+          <w:highlight w:val="yellow"/>
+        </w:rPr>
+        <w:t>fade</w:t>
+      </w:r>
+      <w:proofErr w:type="spellEnd"/>
+      <w:r>
+        <w:rPr>
+          <w:highlight w:val="yellow"/>
+        </w:rPr>
+        <w:t xml:space="preserve"> :</w:t>
+      </w:r>
+      <w:proofErr w:type="gramEnd"/>
+      <w:r>
+        <w:rPr>
+          <w:highlight w:val="yellow"/>
+        </w:rPr>
+        <w:t xml:space="preserve"> </w:t>
+      </w:r>
+      <w:proofErr w:type="gramStart"/>
+      <w:r>
+        <w:rPr>
+          <w:highlight w:val="yellow"/>
+        </w:rPr>
+        <w:t>1 :</w:t>
+      </w:r>
+      <w:proofErr w:type="gramEnd"/>
+      <w:r>
+        <w:rPr>
+          <w:highlight w:val="yellow"/>
+        </w:rPr>
+        <w:t xml:space="preserve"> </w:t>
+      </w:r>
+      <w:proofErr w:type="gramStart"/>
+      <w:r>
+        <w:rPr>
+          <w:highlight w:val="yellow"/>
+        </w:rPr>
+        <w:t>3 :</w:t>
+      </w:r>
+      <w:proofErr w:type="gramEnd"/>
+      <w:r>
+        <w:rPr>
+          <w:highlight w:val="yellow"/>
+        </w:rPr>
+        <w:t xml:space="preserve"> 1</w:t>
+      </w:r>
+      <w:r>
+        <w:t xml:space="preserve"> (Hace un </w:t>
+      </w:r>
+      <w:proofErr w:type="spellStart"/>
+      <w:r>
+        <w:t>fade</w:t>
+      </w:r>
+      <w:proofErr w:type="spellEnd"/>
+      <w:r>
+        <w:t xml:space="preserve"> entre escenas)</w:t>
       </w:r>
     </w:p>
     <w:p>
@@ -11321,16 +15260,73 @@
         <w:rPr>
           <w:highlight w:val="yellow"/>
         </w:rPr>
-        <w:t>#linear ; video : nombre_del_video</w:t>
-      </w:r>
-      <w:r>
-        <w:t xml:space="preserve"> (Muestra un video antes de pasar a la siguiente secena)</w:t>
+        <w:t>#</w:t>
+      </w:r>
+      <w:proofErr w:type="gramStart"/>
+      <w:r>
+        <w:rPr>
+          <w:highlight w:val="yellow"/>
+        </w:rPr>
+        <w:t>linear ;</w:t>
+      </w:r>
+      <w:proofErr w:type="gramEnd"/>
+      <w:r>
+        <w:rPr>
+          <w:highlight w:val="yellow"/>
+        </w:rPr>
+        <w:t xml:space="preserve"> </w:t>
+      </w:r>
+      <w:proofErr w:type="gramStart"/>
+      <w:r>
+        <w:rPr>
+          <w:highlight w:val="yellow"/>
+        </w:rPr>
+        <w:t>video :</w:t>
+      </w:r>
+      <w:proofErr w:type="gramEnd"/>
+      <w:r>
+        <w:rPr>
+          <w:highlight w:val="yellow"/>
+        </w:rPr>
+        <w:t xml:space="preserve"> </w:t>
+      </w:r>
+      <w:proofErr w:type="spellStart"/>
+      <w:r>
+        <w:rPr>
+          <w:highlight w:val="yellow"/>
+        </w:rPr>
+        <w:t>nombre_del_video</w:t>
+      </w:r>
+      <w:proofErr w:type="spellEnd"/>
+      <w:r>
+        <w:t xml:space="preserve"> (Muestra un video antes de pasar a la siguiente </w:t>
+      </w:r>
+      <w:proofErr w:type="spellStart"/>
+      <w:r>
+        <w:t>secena</w:t>
+      </w:r>
+      <w:proofErr w:type="spellEnd"/>
+      <w:r>
+        <w:t>)</w:t>
       </w:r>
     </w:p>
     <w:p>
       <w:r>
         <w:tab/>
-        <w:t>Si se desea mostrar un video este debe estar en formato .webp.</w:t>
+        <w:t xml:space="preserve">Si se desea mostrar un video este debe estar en </w:t>
+      </w:r>
+      <w:proofErr w:type="gramStart"/>
+      <w:r>
+        <w:t>formato .</w:t>
+      </w:r>
+      <w:proofErr w:type="spellStart"/>
+      <w:r>
+        <w:t>webp</w:t>
+      </w:r>
+      <w:proofErr w:type="spellEnd"/>
+      <w:proofErr w:type="gramEnd"/>
+      <w:r>
+        <w:t>.</w:t>
       </w:r>
     </w:p>
     <w:p/>
@@ -11345,8 +15341,21 @@
     <w:p>
       <w:r>
         <w:tab/>
-        <w:t>Por razones de ahorro de recursos es conveniente que de vez en cuando limpiemos nuestra escena, esto lo hacemos añadiendo la opción “clear” al final de un fin de diálogo, este debe ir separado por un ;</w:t>
-      </w:r>
+        <w:t>Por razones de ahorro de recursos es conveniente que de vez en cuando limpiemos nuestra escena, esto lo hacemos añadiendo la opción “</w:t>
+      </w:r>
+      <w:proofErr w:type="spellStart"/>
+      <w:r>
+        <w:t>clear</w:t>
+      </w:r>
+      <w:proofErr w:type="spellEnd"/>
+      <w:r>
+        <w:t xml:space="preserve">” al final de un fin de diálogo, este debe ir separado por </w:t>
+      </w:r>
+      <w:proofErr w:type="gramStart"/>
+      <w:r>
+        <w:t>un ;</w:t>
+      </w:r>
+      <w:proofErr w:type="gramEnd"/>
     </w:p>
     <w:p>
       <w:pPr>
@@ -11359,14 +15368,72 @@
         <w:rPr>
           <w:highlight w:val="yellow"/>
         </w:rPr>
-        <w:t xml:space="preserve">#decision ; video ; </w:t>
-      </w:r>
-      <w:r>
-        <w:rPr>
-          <w:highlight w:val="yellow"/>
-        </w:rPr>
-        <w:t>sun_rising ; clear</w:t>
-      </w:r>
+        <w:t>#</w:t>
+      </w:r>
+      <w:proofErr w:type="gramStart"/>
+      <w:r>
+        <w:rPr>
+          <w:highlight w:val="yellow"/>
+        </w:rPr>
+        <w:t>decision ;</w:t>
+      </w:r>
+      <w:proofErr w:type="gramEnd"/>
+      <w:r>
+        <w:rPr>
+          <w:highlight w:val="yellow"/>
+        </w:rPr>
+        <w:t xml:space="preserve"> </w:t>
+      </w:r>
+      <w:proofErr w:type="gramStart"/>
+      <w:r>
+        <w:rPr>
+          <w:highlight w:val="yellow"/>
+        </w:rPr>
+        <w:t>video ;</w:t>
+      </w:r>
+      <w:proofErr w:type="gramEnd"/>
+      <w:r>
+        <w:rPr>
+          <w:highlight w:val="yellow"/>
+        </w:rPr>
+        <w:t xml:space="preserve"> </w:t>
+      </w:r>
+      <w:proofErr w:type="spellStart"/>
+      <w:r>
+        <w:rPr>
+          <w:highlight w:val="yellow"/>
+        </w:rPr>
+        <w:t>sun_</w:t>
+      </w:r>
+      <w:proofErr w:type="gramStart"/>
+      <w:r>
+        <w:rPr>
+          <w:highlight w:val="yellow"/>
+        </w:rPr>
+        <w:t>rising</w:t>
+      </w:r>
+      <w:proofErr w:type="spellEnd"/>
+      <w:r>
+        <w:rPr>
+          <w:highlight w:val="yellow"/>
+        </w:rPr>
+        <w:t xml:space="preserve"> ;</w:t>
+      </w:r>
+      <w:proofErr w:type="gramEnd"/>
+      <w:r>
+        <w:rPr>
+          <w:highlight w:val="yellow"/>
+        </w:rPr>
+        <w:t xml:space="preserve"> </w:t>
+      </w:r>
+      <w:proofErr w:type="spellStart"/>
+      <w:r>
+        <w:rPr>
+          <w:highlight w:val="yellow"/>
+        </w:rPr>
+        <w:t>clear</w:t>
+      </w:r>
+      <w:proofErr w:type="spellEnd"/>
       <w:r>
         <w:t xml:space="preserve"> (Repro</w:t>
       </w:r>
@@ -11374,7 +15441,15 @@
         <w:t>d</w:t>
       </w:r>
       <w:r>
-        <w:t>uce el video sun_rising y luego limpia el juego)</w:t>
+        <w:t xml:space="preserve">uce el video </w:t>
+      </w:r>
+      <w:proofErr w:type="spellStart"/>
+      <w:r>
+        <w:t>sun_rising</w:t>
+      </w:r>
+      <w:proofErr w:type="spellEnd"/>
+      <w:r>
+        <w:t xml:space="preserve"> y luego limpia el juego)</w:t>
       </w:r>
     </w:p>
     <w:p>
@@ -11388,16 +15463,118 @@
         <w:rPr>
           <w:highlight w:val="yellow"/>
         </w:rPr>
-        <w:t>#condition scene ; fade : 1 : 2 : 1 ; clear</w:t>
-      </w:r>
-      <w:r>
-        <w:t xml:space="preserve"> (Hace un fa</w:t>
+        <w:t xml:space="preserve">#condition </w:t>
+      </w:r>
+      <w:proofErr w:type="spellStart"/>
+      <w:proofErr w:type="gramStart"/>
+      <w:r>
+        <w:rPr>
+          <w:highlight w:val="yellow"/>
+        </w:rPr>
+        <w:t>scene</w:t>
+      </w:r>
+      <w:proofErr w:type="spellEnd"/>
+      <w:r>
+        <w:rPr>
+          <w:highlight w:val="yellow"/>
+        </w:rPr>
+        <w:t xml:space="preserve"> ;</w:t>
+      </w:r>
+      <w:proofErr w:type="gramEnd"/>
+      <w:r>
+        <w:rPr>
+          <w:highlight w:val="yellow"/>
+        </w:rPr>
+        <w:t xml:space="preserve"> </w:t>
+      </w:r>
+      <w:proofErr w:type="spellStart"/>
+      <w:proofErr w:type="gramStart"/>
+      <w:r>
+        <w:rPr>
+          <w:highlight w:val="yellow"/>
+        </w:rPr>
+        <w:t>fade</w:t>
+      </w:r>
+      <w:proofErr w:type="spellEnd"/>
+      <w:r>
+        <w:rPr>
+          <w:highlight w:val="yellow"/>
+        </w:rPr>
+        <w:t xml:space="preserve"> :</w:t>
+      </w:r>
+      <w:proofErr w:type="gramEnd"/>
+      <w:r>
+        <w:rPr>
+          <w:highlight w:val="yellow"/>
+        </w:rPr>
+        <w:t xml:space="preserve"> </w:t>
+      </w:r>
+      <w:proofErr w:type="gramStart"/>
+      <w:r>
+        <w:rPr>
+          <w:highlight w:val="yellow"/>
+        </w:rPr>
+        <w:t>1 :</w:t>
+      </w:r>
+      <w:proofErr w:type="gramEnd"/>
+      <w:r>
+        <w:rPr>
+          <w:highlight w:val="yellow"/>
+        </w:rPr>
+        <w:t xml:space="preserve"> </w:t>
+      </w:r>
+      <w:proofErr w:type="gramStart"/>
+      <w:r>
+        <w:rPr>
+          <w:highlight w:val="yellow"/>
+        </w:rPr>
+        <w:t>2 :</w:t>
+      </w:r>
+      <w:proofErr w:type="gramEnd"/>
+      <w:r>
+        <w:rPr>
+          <w:highlight w:val="yellow"/>
+        </w:rPr>
+        <w:t xml:space="preserve"> </w:t>
+      </w:r>
+      <w:proofErr w:type="gramStart"/>
+      <w:r>
+        <w:rPr>
+          <w:highlight w:val="yellow"/>
+        </w:rPr>
+        <w:t>1 ;</w:t>
+      </w:r>
+      <w:proofErr w:type="gramEnd"/>
+      <w:r>
+        <w:rPr>
+          <w:highlight w:val="yellow"/>
+        </w:rPr>
+        <w:t xml:space="preserve"> </w:t>
+      </w:r>
+      <w:proofErr w:type="spellStart"/>
+      <w:r>
+        <w:rPr>
+          <w:highlight w:val="yellow"/>
+        </w:rPr>
+        <w:t>clear</w:t>
+      </w:r>
+      <w:proofErr w:type="spellEnd"/>
+      <w:r>
+        <w:t xml:space="preserve"> (Hace un </w:t>
+      </w:r>
+      <w:proofErr w:type="spellStart"/>
+      <w:r>
+        <w:t>fa</w:t>
       </w:r>
       <w:r>
         <w:t>d</w:t>
       </w:r>
       <w:r>
-        <w:t>e y luego limpia el juego)</w:t>
+        <w:t>e</w:t>
+      </w:r>
+      <w:proofErr w:type="spellEnd"/>
+      <w:r>
+        <w:t xml:space="preserve"> y luego limpia el juego)</w:t>
       </w:r>
     </w:p>
     <w:p>
@@ -11408,8 +15585,30 @@
         <w:rPr>
           <w:highlight w:val="yellow"/>
         </w:rPr>
-        <w:t>#condition decisión ; ; clear</w:t>
-      </w:r>
+        <w:t xml:space="preserve">#condition </w:t>
+      </w:r>
+      <w:proofErr w:type="gramStart"/>
+      <w:r>
+        <w:rPr>
+          <w:highlight w:val="yellow"/>
+        </w:rPr>
+        <w:t>decisión ;</w:t>
+      </w:r>
+      <w:proofErr w:type="gramEnd"/>
+      <w:r>
+        <w:rPr>
+          <w:highlight w:val="yellow"/>
+        </w:rPr>
+        <w:t xml:space="preserve"> ; </w:t>
+      </w:r>
+      <w:proofErr w:type="spellStart"/>
+      <w:r>
+        <w:rPr>
+          <w:highlight w:val="yellow"/>
+        </w:rPr>
+        <w:t>clear</w:t>
+      </w:r>
+      <w:proofErr w:type="spellEnd"/>
       <w:r>
         <w:t xml:space="preserve"> (Limpiando sin hacer una transición)</w:t>
       </w:r>
@@ -11417,7 +15616,15 @@
     <w:p>
       <w:r>
         <w:tab/>
-        <w:t>Siempre que se vaya a pasar de una escena a otra de forma limpia, es decir, sin personajes en pantalla y sin cambio de fondo, es conveniente siempre agregar el parámetro clear para ahorrar recursos al dispositivo.</w:t>
+        <w:t xml:space="preserve">Siempre que se vaya a pasar de una escena a otra de forma limpia, es decir, sin personajes en pantalla y sin cambio de fondo, es conveniente siempre agregar el parámetro </w:t>
+      </w:r>
+      <w:proofErr w:type="spellStart"/>
+      <w:r>
+        <w:t>clear</w:t>
+      </w:r>
+      <w:proofErr w:type="spellEnd"/>
+      <w:r>
+        <w:t xml:space="preserve"> para ahorrar recursos al dispositivo.</w:t>
       </w:r>
     </w:p>
     <w:p/>
@@ -11477,29 +15684,73 @@
       <w:r>
         <w:t xml:space="preserve">La configuración de esta encriptación la podremos encontrar en el archivo </w:t>
       </w:r>
+      <w:proofErr w:type="spellStart"/>
       <w:r>
         <w:rPr>
           <w:i/>
           <w:iCs/>
         </w:rPr>
-        <w:t>game/definitions/AtlaxEncryptionKey.example.rpy</w:t>
-      </w:r>
+        <w:t>game</w:t>
+      </w:r>
+      <w:proofErr w:type="spellEnd"/>
       <w:r>
         <w:rPr>
           <w:i/>
           <w:iCs/>
         </w:rPr>
+        <w:t>/</w:t>
+      </w:r>
+      <w:proofErr w:type="spellStart"/>
+      <w:r>
+        <w:rPr>
+          <w:i/>
+          <w:iCs/>
+        </w:rPr>
+        <w:t>definitions</w:t>
+      </w:r>
+      <w:proofErr w:type="spellEnd"/>
+      <w:r>
+        <w:rPr>
+          <w:i/>
+          <w:iCs/>
+        </w:rPr>
+        <w:t>/</w:t>
+      </w:r>
+      <w:proofErr w:type="spellStart"/>
+      <w:r>
+        <w:rPr>
+          <w:i/>
+          <w:iCs/>
+        </w:rPr>
+        <w:t>AtlaxEncryptionKey.example.rpy</w:t>
+      </w:r>
+      <w:proofErr w:type="spellEnd"/>
+      <w:r>
+        <w:rPr>
+          <w:i/>
+          <w:iCs/>
+        </w:rPr>
         <w:t xml:space="preserve">. </w:t>
       </w:r>
       <w:r>
         <w:t xml:space="preserve">Este archivo </w:t>
       </w:r>
       <w:r>
-        <w:t xml:space="preserve">solo contiene 2 líneas de código definiendo 2 variables, una llamada requireSceneEncryption y otra </w:t>
-      </w:r>
+        <w:t xml:space="preserve">solo contiene 2 líneas de código definiendo 2 variables, una llamada </w:t>
+      </w:r>
+      <w:proofErr w:type="spellStart"/>
+      <w:r>
+        <w:t>requireSceneEncryption</w:t>
+      </w:r>
+      <w:proofErr w:type="spellEnd"/>
+      <w:r>
+        <w:t xml:space="preserve"> y otra </w:t>
+      </w:r>
+      <w:proofErr w:type="spellStart"/>
       <w:r>
         <w:t>atlax_encryption_key</w:t>
       </w:r>
+      <w:proofErr w:type="spellEnd"/>
       <w:r>
         <w:t>.</w:t>
       </w:r>
@@ -11531,7 +15782,7 @@
                     <pic:cNvPicPr/>
                   </pic:nvPicPr>
                   <pic:blipFill>
-                    <a:blip r:embed="rId37"/>
+                    <a:blip r:embed="rId39"/>
                     <a:stretch>
                       <a:fillRect/>
                     </a:stretch>
@@ -11558,10 +15809,34 @@
       </w:pPr>
       <w:r>
         <w:lastRenderedPageBreak/>
-        <w:t xml:space="preserve">Si requireSceneEncryption </w:t>
-      </w:r>
-      <w:r>
-        <w:t>dice True, significa que el motor espera que los archivos de control estén encriptados, por lo tanto los desencriptará utilizando el atlax_encryption_key.</w:t>
+        <w:t xml:space="preserve">Si </w:t>
+      </w:r>
+      <w:proofErr w:type="spellStart"/>
+      <w:r>
+        <w:t>requireSceneEncryption</w:t>
+      </w:r>
+      <w:proofErr w:type="spellEnd"/>
+      <w:r>
+        <w:t xml:space="preserve"> </w:t>
+      </w:r>
+      <w:r>
+        <w:t xml:space="preserve">dice True, significa que el motor espera que los archivos de control estén encriptados, por lo </w:t>
+      </w:r>
+      <w:proofErr w:type="gramStart"/>
+      <w:r>
+        <w:t>tanto</w:t>
+      </w:r>
+      <w:proofErr w:type="gramEnd"/>
+      <w:r>
+        <w:t xml:space="preserve"> los desencriptará utilizando el </w:t>
+      </w:r>
+      <w:proofErr w:type="spellStart"/>
+      <w:r>
+        <w:t>atlax_encryption_key</w:t>
+      </w:r>
+      <w:proofErr w:type="spellEnd"/>
+      <w:r>
+        <w:t>.</w:t>
       </w:r>
     </w:p>
     <w:p>
@@ -11569,17 +15844,38 @@
         <w:tab/>
         <w:t xml:space="preserve">Si </w:t>
       </w:r>
-      <w:r>
-        <w:t>requireSceneEncryption dice</w:t>
-      </w:r>
-      <w:r>
-        <w:t xml:space="preserve">  False, el motor asumirá que los archivos no están encriptados y los leerá tal cual.</w:t>
+      <w:proofErr w:type="spellStart"/>
+      <w:r>
+        <w:t>requireSceneEncryption</w:t>
+      </w:r>
+      <w:proofErr w:type="spellEnd"/>
+      <w:r>
+        <w:t xml:space="preserve"> </w:t>
+      </w:r>
+      <w:proofErr w:type="gramStart"/>
+      <w:r>
+        <w:t>dice</w:t>
+      </w:r>
+      <w:r>
+        <w:t xml:space="preserve">  False</w:t>
+      </w:r>
+      <w:proofErr w:type="gramEnd"/>
+      <w:r>
+        <w:t>, el motor asumirá que los archivos no están encriptados y los leerá tal cual.</w:t>
       </w:r>
     </w:p>
     <w:p>
       <w:r>
         <w:tab/>
-        <w:t>La atlax_encryption_key es una cadena de caracteres que funciona como la llave que utiliza el motor para desencriptar los archivos</w:t>
+        <w:t xml:space="preserve">La </w:t>
+      </w:r>
+      <w:proofErr w:type="spellStart"/>
+      <w:r>
+        <w:t>atlax_encryption_key</w:t>
+      </w:r>
+      <w:proofErr w:type="spellEnd"/>
+      <w:r>
+        <w:t xml:space="preserve"> es una cadena de caracteres que funciona como la llave que utiliza el motor para desencriptar los archivos</w:t>
       </w:r>
       <w:r>
         <w:t>, la mostrada anteriormente es un simple ejemplo, puedes utilizar la cadena de caracteres que mejor te parezca y guardarla en algún lado de tu PC o en un papel.</w:t>
@@ -11590,13 +15886,31 @@
         <w:tab/>
         <w:t xml:space="preserve">Si deseas encriptar tus archivos de control deberás dirigirte a la carpeta </w:t>
       </w:r>
+      <w:proofErr w:type="gramStart"/>
       <w:r>
         <w:rPr>
           <w:i/>
           <w:iCs/>
         </w:rPr>
-        <w:t>apps/sceneEncrypter</w:t>
-      </w:r>
+        <w:t>apps</w:t>
+      </w:r>
+      <w:proofErr w:type="gramEnd"/>
+      <w:r>
+        <w:rPr>
+          <w:i/>
+          <w:iCs/>
+        </w:rPr>
+        <w:t>/</w:t>
+      </w:r>
+      <w:proofErr w:type="spellStart"/>
+      <w:r>
+        <w:rPr>
+          <w:i/>
+          <w:iCs/>
+        </w:rPr>
+        <w:t>sceneEncrypter</w:t>
+      </w:r>
+      <w:proofErr w:type="spellEnd"/>
       <w:r>
         <w:t>. Allí encontrarás los siguientes archivos.</w:t>
       </w:r>
@@ -11622,7 +15936,7 @@
                     <pic:cNvPicPr/>
                   </pic:nvPicPr>
                   <pic:blipFill>
-                    <a:blip r:embed="rId38"/>
+                    <a:blip r:embed="rId40"/>
                     <a:stretch>
                       <a:fillRect/>
                     </a:stretch>
@@ -11654,6 +15968,7 @@
         <w:tab/>
         <w:t xml:space="preserve">Al abrir el sceneEncrypter.exe este tomará todo el contenido de la carpeta </w:t>
       </w:r>
+      <w:proofErr w:type="spellStart"/>
       <w:r>
         <w:rPr>
           <w:i/>
@@ -11671,9 +15986,11 @@
         </w:rPr>
         <w:t>encrypt</w:t>
       </w:r>
+      <w:proofErr w:type="spellEnd"/>
       <w:r>
         <w:t xml:space="preserve"> y lo encriptará volcando su contenido en la carpeta </w:t>
       </w:r>
+      <w:proofErr w:type="spellStart"/>
       <w:r>
         <w:rPr>
           <w:i/>
@@ -11681,6 +15998,7 @@
         </w:rPr>
         <w:t>encrypted</w:t>
       </w:r>
+      <w:proofErr w:type="spellEnd"/>
       <w:r>
         <w:t>.</w:t>
       </w:r>
@@ -11708,7 +16026,15 @@
         <w:t>funcionamiento</w:t>
       </w:r>
       <w:r>
-        <w:t xml:space="preserve"> que tendría un virus del tipo Ransomware.</w:t>
+        <w:t xml:space="preserve"> que tendría un virus del tipo </w:t>
+      </w:r>
+      <w:proofErr w:type="spellStart"/>
+      <w:r>
+        <w:t>Ransomware</w:t>
+      </w:r>
+      <w:proofErr w:type="spellEnd"/>
+      <w:r>
+        <w:t>.</w:t>
       </w:r>
     </w:p>
     <w:p>
@@ -11716,6 +16042,7 @@
         <w:tab/>
         <w:t xml:space="preserve">La idea es colocar en la carpeta </w:t>
       </w:r>
+      <w:proofErr w:type="spellStart"/>
       <w:r>
         <w:rPr>
           <w:i/>
@@ -11723,6 +16050,7 @@
         </w:rPr>
         <w:t>to_encrypt</w:t>
       </w:r>
+      <w:proofErr w:type="spellEnd"/>
       <w:r>
         <w:t xml:space="preserve"> todos los archivos de control con su respectivo sistema de carpetas, ejecutar el </w:t>
       </w:r>
@@ -11736,6 +16064,7 @@
       <w:r>
         <w:t xml:space="preserve"> y listo, en la carpeta </w:t>
       </w:r>
+      <w:proofErr w:type="spellStart"/>
       <w:r>
         <w:rPr>
           <w:i/>
@@ -11743,9 +16072,11 @@
         </w:rPr>
         <w:t>encrypted</w:t>
       </w:r>
+      <w:proofErr w:type="spellEnd"/>
       <w:r>
         <w:t xml:space="preserve"> tendrás los archivos de control encriptados con la llave ubicada en </w:t>
       </w:r>
+      <w:proofErr w:type="spellStart"/>
       <w:r>
         <w:rPr>
           <w:i/>
@@ -11753,6 +16084,7 @@
         </w:rPr>
         <w:t>encryption.key</w:t>
       </w:r>
+      <w:proofErr w:type="spellEnd"/>
     </w:p>
     <w:p>
       <w:r>
@@ -11774,16 +16106,49 @@
         <w:pStyle w:val="Ttulo1"/>
       </w:pPr>
       <w:bookmarkStart w:id="19" w:name="_Toc199261572"/>
+      <w:proofErr w:type="spellStart"/>
       <w:r>
         <w:lastRenderedPageBreak/>
         <w:t>Testing</w:t>
       </w:r>
       <w:bookmarkEnd w:id="19"/>
+      <w:proofErr w:type="spellEnd"/>
     </w:p>
     <w:p>
       <w:r>
         <w:tab/>
-        <w:t>Atlax Renpy no ofrece ninguna herramienta específica para facilitar la fase de testing de tu novela visual, sin embargo aquí dejaré algunas estrategias para agilizar el testeo de tus escenas.</w:t>
+      </w:r>
+      <w:proofErr w:type="spellStart"/>
+      <w:r>
+        <w:t>Atlax</w:t>
+      </w:r>
+      <w:proofErr w:type="spellEnd"/>
+      <w:r>
+        <w:t xml:space="preserve"> </w:t>
+      </w:r>
+      <w:proofErr w:type="spellStart"/>
+      <w:r>
+        <w:t>Renpy</w:t>
+      </w:r>
+      <w:proofErr w:type="spellEnd"/>
+      <w:r>
+        <w:t xml:space="preserve"> no ofrece ninguna herramienta específica para facilitar la fase de </w:t>
+      </w:r>
+      <w:proofErr w:type="spellStart"/>
+      <w:r>
+        <w:t>testing</w:t>
+      </w:r>
+      <w:proofErr w:type="spellEnd"/>
+      <w:r>
+        <w:t xml:space="preserve"> de tu novela visual, sin </w:t>
+      </w:r>
+      <w:proofErr w:type="gramStart"/>
+      <w:r>
+        <w:t>embargo</w:t>
+      </w:r>
+      <w:proofErr w:type="gramEnd"/>
+      <w:r>
+        <w:t xml:space="preserve"> aquí dejaré algunas estrategias para agilizar el testeo de tus escenas.</w:t>
       </w:r>
     </w:p>
     <w:p>
@@ -11803,6 +16168,7 @@
       <w:r>
         <w:t xml:space="preserve">puedes cambiar la variable </w:t>
       </w:r>
+      <w:proofErr w:type="spellStart"/>
       <w:r>
         <w:rPr>
           <w:i/>
@@ -11810,16 +16176,35 @@
         </w:rPr>
         <w:t>firstDialogue</w:t>
       </w:r>
+      <w:proofErr w:type="spellEnd"/>
       <w:r>
         <w:t xml:space="preserve"> en el archivo </w:t>
       </w:r>
+      <w:proofErr w:type="spellStart"/>
       <w:r>
         <w:rPr>
           <w:i/>
           <w:iCs/>
         </w:rPr>
-        <w:t>games/script.rpy</w:t>
-      </w:r>
+        <w:t>games</w:t>
+      </w:r>
+      <w:proofErr w:type="spellEnd"/>
+      <w:r>
+        <w:rPr>
+          <w:i/>
+          <w:iCs/>
+        </w:rPr>
+        <w:t>/</w:t>
+      </w:r>
+      <w:proofErr w:type="spellStart"/>
+      <w:r>
+        <w:rPr>
+          <w:i/>
+          <w:iCs/>
+        </w:rPr>
+        <w:t>script.rpy</w:t>
+      </w:r>
+      <w:proofErr w:type="spellEnd"/>
       <w:r>
         <w:rPr>
           <w:i/>
@@ -11847,43 +16232,67 @@
       <w:r>
         <w:t xml:space="preserve">Para probar consecuencias de tipo puntos, escenas o de decisión, en el archivo </w:t>
       </w:r>
+      <w:proofErr w:type="spellStart"/>
       <w:r>
         <w:rPr>
           <w:i/>
           <w:iCs/>
         </w:rPr>
-        <w:t>games/script.rpy</w:t>
-      </w:r>
-      <w:r>
-        <w:t xml:space="preserve"> puedes modificar las variables </w:t>
-      </w:r>
+        <w:t>games</w:t>
+      </w:r>
+      <w:proofErr w:type="spellEnd"/>
       <w:r>
         <w:rPr>
           <w:i/>
           <w:iCs/>
         </w:rPr>
-        <w:t>globalPoints</w:t>
-      </w:r>
-      <w:r>
-        <w:t xml:space="preserve">, </w:t>
-      </w:r>
+        <w:t>/</w:t>
+      </w:r>
+      <w:proofErr w:type="spellStart"/>
       <w:r>
         <w:rPr>
           <w:i/>
           <w:iCs/>
         </w:rPr>
-        <w:t>globalDecsions</w:t>
-      </w:r>
-      <w:r>
-        <w:t xml:space="preserve">, </w:t>
-      </w:r>
+        <w:t>script.rpy</w:t>
+      </w:r>
+      <w:proofErr w:type="spellEnd"/>
+      <w:r>
+        <w:t xml:space="preserve"> puedes modificar las variables </w:t>
+      </w:r>
+      <w:proofErr w:type="spellStart"/>
       <w:r>
         <w:rPr>
           <w:i/>
           <w:iCs/>
         </w:rPr>
+        <w:t>globalPoints</w:t>
+      </w:r>
+      <w:proofErr w:type="spellEnd"/>
+      <w:r>
+        <w:t xml:space="preserve">, </w:t>
+      </w:r>
+      <w:proofErr w:type="spellStart"/>
+      <w:r>
+        <w:rPr>
+          <w:i/>
+          <w:iCs/>
+        </w:rPr>
+        <w:t>globalDecsions</w:t>
+      </w:r>
+      <w:proofErr w:type="spellEnd"/>
+      <w:r>
+        <w:t xml:space="preserve">, </w:t>
+      </w:r>
+      <w:proofErr w:type="spellStart"/>
+      <w:r>
+        <w:rPr>
+          <w:i/>
+          <w:iCs/>
+        </w:rPr>
         <w:t>globalScenes</w:t>
       </w:r>
+      <w:proofErr w:type="spellEnd"/>
       <w:r>
         <w:t xml:space="preserve"> y darle valores iniciales. Aquí unos ejemplos.</w:t>
       </w:r>
@@ -11913,7 +16322,7 @@
                     <pic:cNvPicPr/>
                   </pic:nvPicPr>
                   <pic:blipFill>
-                    <a:blip r:embed="rId39"/>
+                    <a:blip r:embed="rId41"/>
                     <a:stretch>
                       <a:fillRect/>
                     </a:stretch>
@@ -11948,7 +16357,31 @@
         </w:numPr>
       </w:pPr>
       <w:r>
-        <w:t>Si una escena es muy larga y necesitas testear una parte alejada del inicio, en coloca un * en la columna key del diálogo en el que quieras iniciar, el juego empezará desde ese diálogo. Por supuesto que al iniciar así tendrás que mostrar los personajes en pantalla (si los hay) y background (si es necesario). Al finalizar de testear la escena puedes quitar el *, deshacer las modificaciones de testeo pertinentes y corregir el nombre del key del diálogo.</w:t>
+        <w:t xml:space="preserve">Si una escena es muy larga y necesitas testear una parte alejada del inicio, en coloca un * en la columna </w:t>
+      </w:r>
+      <w:proofErr w:type="spellStart"/>
+      <w:r>
+        <w:t>key</w:t>
+      </w:r>
+      <w:proofErr w:type="spellEnd"/>
+      <w:r>
+        <w:t xml:space="preserve"> del diálogo en el que quieras iniciar, el juego empezará desde ese diálogo. Por supuesto que al iniciar así tendrás que mostrar los personajes en pantalla (si los hay) y </w:t>
+      </w:r>
+      <w:proofErr w:type="spellStart"/>
+      <w:r>
+        <w:t>background</w:t>
+      </w:r>
+      <w:proofErr w:type="spellEnd"/>
+      <w:r>
+        <w:t xml:space="preserve"> (si es necesario). Al finalizar de testear la escena puedes quitar el *, deshacer las modificaciones de testeo pertinentes y corregir el nombre del </w:t>
+      </w:r>
+      <w:proofErr w:type="spellStart"/>
+      <w:r>
+        <w:t>key</w:t>
+      </w:r>
+      <w:proofErr w:type="spellEnd"/>
+      <w:r>
+        <w:t xml:space="preserve"> del diálogo.</w:t>
       </w:r>
     </w:p>
     <w:p/>
@@ -11965,25 +16398,125 @@
     <w:p>
       <w:r>
         <w:tab/>
-        <w:t xml:space="preserve">La personalización de Atlax Renpy es la misma que podrías hacer utilizando Renpy puro, lo único personalizable son algunos aspectos que requieren de ciertos conocimientos de programación, los archivos destinados a personalización son </w:t>
-      </w:r>
+        <w:t xml:space="preserve">La personalización de </w:t>
+      </w:r>
+      <w:proofErr w:type="spellStart"/>
+      <w:r>
+        <w:t>Atlax</w:t>
+      </w:r>
+      <w:proofErr w:type="spellEnd"/>
+      <w:r>
+        <w:t xml:space="preserve"> </w:t>
+      </w:r>
+      <w:proofErr w:type="spellStart"/>
+      <w:r>
+        <w:t>Renpy</w:t>
+      </w:r>
+      <w:proofErr w:type="spellEnd"/>
+      <w:r>
+        <w:t xml:space="preserve"> es la misma que podrías hacer utilizando </w:t>
+      </w:r>
+      <w:proofErr w:type="spellStart"/>
+      <w:r>
+        <w:t>Renpy</w:t>
+      </w:r>
+      <w:proofErr w:type="spellEnd"/>
+      <w:r>
+        <w:t xml:space="preserve"> puro, lo único personalizable son algunos aspectos que requieren de ciertos conocimientos de programación, los archivos destinados a personalización son </w:t>
+      </w:r>
+      <w:proofErr w:type="spellStart"/>
       <w:r>
         <w:rPr>
           <w:i/>
           <w:iCs/>
         </w:rPr>
-        <w:t>game/definitions/configDefine.rpy</w:t>
-      </w:r>
-      <w:r>
-        <w:t xml:space="preserve"> para definir configuraciones específicas de Renpy y el archivo </w:t>
-      </w:r>
+        <w:t>game</w:t>
+      </w:r>
+      <w:proofErr w:type="spellEnd"/>
       <w:r>
         <w:rPr>
           <w:i/>
           <w:iCs/>
         </w:rPr>
-        <w:t>game/animations/animations.rpy</w:t>
-      </w:r>
+        <w:t>/</w:t>
+      </w:r>
+      <w:proofErr w:type="spellStart"/>
+      <w:r>
+        <w:rPr>
+          <w:i/>
+          <w:iCs/>
+        </w:rPr>
+        <w:t>definitions</w:t>
+      </w:r>
+      <w:proofErr w:type="spellEnd"/>
+      <w:r>
+        <w:rPr>
+          <w:i/>
+          <w:iCs/>
+        </w:rPr>
+        <w:t>/</w:t>
+      </w:r>
+      <w:proofErr w:type="spellStart"/>
+      <w:r>
+        <w:rPr>
+          <w:i/>
+          <w:iCs/>
+        </w:rPr>
+        <w:t>configDefine.rpy</w:t>
+      </w:r>
+      <w:proofErr w:type="spellEnd"/>
+      <w:r>
+        <w:t xml:space="preserve"> para definir configuraciones específicas de </w:t>
+      </w:r>
+      <w:proofErr w:type="spellStart"/>
+      <w:r>
+        <w:t>Renpy</w:t>
+      </w:r>
+      <w:proofErr w:type="spellEnd"/>
+      <w:r>
+        <w:t xml:space="preserve"> y el archivo </w:t>
+      </w:r>
+      <w:proofErr w:type="spellStart"/>
+      <w:r>
+        <w:rPr>
+          <w:i/>
+          <w:iCs/>
+        </w:rPr>
+        <w:t>game</w:t>
+      </w:r>
+      <w:proofErr w:type="spellEnd"/>
+      <w:r>
+        <w:rPr>
+          <w:i/>
+          <w:iCs/>
+        </w:rPr>
+        <w:t>/</w:t>
+      </w:r>
+      <w:proofErr w:type="spellStart"/>
+      <w:r>
+        <w:rPr>
+          <w:i/>
+          <w:iCs/>
+        </w:rPr>
+        <w:t>animations</w:t>
+      </w:r>
+      <w:proofErr w:type="spellEnd"/>
+      <w:r>
+        <w:rPr>
+          <w:i/>
+          <w:iCs/>
+        </w:rPr>
+        <w:t>/</w:t>
+      </w:r>
+      <w:proofErr w:type="spellStart"/>
+      <w:r>
+        <w:rPr>
+          <w:i/>
+          <w:iCs/>
+        </w:rPr>
+        <w:t>animations.rpy</w:t>
+      </w:r>
+      <w:proofErr w:type="spellEnd"/>
       <w:r>
         <w:t xml:space="preserve"> para crear animaciones personalizadas en los personajes</w:t>
       </w:r>
@@ -11996,6 +16529,7 @@
         <w:tab/>
         <w:t xml:space="preserve">Para implementar animaciones personalizadas, primero debes definirlas en </w:t>
       </w:r>
+      <w:proofErr w:type="spellStart"/>
       <w:r>
         <w:rPr>
           <w:i/>
@@ -12003,46 +16537,71 @@
         </w:rPr>
         <w:t>animations.rpy</w:t>
       </w:r>
+      <w:proofErr w:type="spellEnd"/>
       <w:r>
         <w:t xml:space="preserve"> y luego ir a </w:t>
       </w:r>
+      <w:proofErr w:type="spellStart"/>
       <w:r>
         <w:rPr>
           <w:i/>
           <w:iCs/>
         </w:rPr>
-        <w:t>game/managers/EventManager.rpy</w:t>
-      </w:r>
-      <w:r>
-        <w:t xml:space="preserve">, agregar el nombre de la animación en la variable </w:t>
-      </w:r>
+        <w:t>game</w:t>
+      </w:r>
+      <w:proofErr w:type="spellEnd"/>
       <w:r>
         <w:rPr>
           <w:i/>
           <w:iCs/>
         </w:rPr>
-        <w:t>characterAnimations</w:t>
-      </w:r>
-      <w:r>
-        <w:t xml:space="preserve"> y luego relacionarla con la animación mediante la variable </w:t>
-      </w:r>
+        <w:t>/managers/</w:t>
+      </w:r>
+      <w:proofErr w:type="spellStart"/>
       <w:r>
         <w:rPr>
           <w:i/>
           <w:iCs/>
         </w:rPr>
-        <w:t>oneParameterEvents</w:t>
-      </w:r>
-      <w:r>
-        <w:t xml:space="preserve"> o </w:t>
-      </w:r>
+        <w:t>EventManager.rpy</w:t>
+      </w:r>
+      <w:proofErr w:type="spellEnd"/>
+      <w:r>
+        <w:t xml:space="preserve">, agregar el nombre de la animación en la variable </w:t>
+      </w:r>
+      <w:proofErr w:type="spellStart"/>
       <w:r>
         <w:rPr>
           <w:i/>
           <w:iCs/>
         </w:rPr>
+        <w:t>characterAnimations</w:t>
+      </w:r>
+      <w:proofErr w:type="spellEnd"/>
+      <w:r>
+        <w:t xml:space="preserve"> y luego relacionarla con la animación mediante la variable </w:t>
+      </w:r>
+      <w:proofErr w:type="spellStart"/>
+      <w:r>
+        <w:rPr>
+          <w:i/>
+          <w:iCs/>
+        </w:rPr>
+        <w:t>oneParameterEvents</w:t>
+      </w:r>
+      <w:proofErr w:type="spellEnd"/>
+      <w:r>
+        <w:t xml:space="preserve"> o </w:t>
+      </w:r>
+      <w:proofErr w:type="spellStart"/>
+      <w:r>
+        <w:rPr>
+          <w:i/>
+          <w:iCs/>
+        </w:rPr>
         <w:t>twoParameterEvents</w:t>
       </w:r>
+      <w:proofErr w:type="spellEnd"/>
       <w:r>
         <w:t>, dependiendo de los parámetros que tenga tu animación personalizada.</w:t>
       </w:r>
@@ -12052,6 +16611,7 @@
         <w:tab/>
         <w:t xml:space="preserve">Aunque la animación no tenga parámetros, puedes colocarla en </w:t>
       </w:r>
+      <w:proofErr w:type="spellStart"/>
       <w:r>
         <w:rPr>
           <w:i/>
@@ -12059,6 +16619,7 @@
         </w:rPr>
         <w:t>oneParameterEvents</w:t>
       </w:r>
+      <w:proofErr w:type="spellEnd"/>
       <w:r>
         <w:rPr>
           <w:i/>
@@ -12076,6 +16637,7 @@
         </w:rPr>
         <w:t xml:space="preserve"> </w:t>
       </w:r>
+      <w:proofErr w:type="spellStart"/>
       <w:r>
         <w:rPr>
           <w:i/>
@@ -12083,9 +16645,19 @@
         </w:rPr>
         <w:t>twoParameterEvents</w:t>
       </w:r>
-      <w:r>
-        <w:t xml:space="preserve">. IMPORTANTE: Si la animación utiliza la propiedad zoom, estrictamente debe estar en </w:t>
-      </w:r>
+      <w:proofErr w:type="spellEnd"/>
+      <w:r>
+        <w:t xml:space="preserve">. IMPORTANTE: Si la animación utiliza la propiedad </w:t>
+      </w:r>
+      <w:proofErr w:type="gramStart"/>
+      <w:r>
+        <w:t>zoom</w:t>
+      </w:r>
+      <w:proofErr w:type="gramEnd"/>
+      <w:r>
+        <w:t xml:space="preserve">, estrictamente debe estar en </w:t>
+      </w:r>
+      <w:proofErr w:type="spellStart"/>
       <w:r>
         <w:rPr>
           <w:i/>
@@ -12093,6 +16665,7 @@
         </w:rPr>
         <w:t>twoParameterEvents</w:t>
       </w:r>
+      <w:proofErr w:type="spellEnd"/>
       <w:r>
         <w:rPr>
           <w:i/>
@@ -12139,9 +16712,21 @@
     <w:p/>
     <w:p/>
     <w:p/>
-    <w:p/>
-    <w:p>
-      <w:hyperlink r:id="rId40" w:history="1">
+    <w:p>
+      <w:hyperlink r:id="rId42" w:history="1">
+        <w:r>
+          <w:rPr>
+            <w:rStyle w:val="Hipervnculo"/>
+          </w:rPr>
+          <w:t>https://www.youtube.com/watch?v=a2dJ_Ge2RAg</w:t>
+        </w:r>
+      </w:hyperlink>
+      <w:r>
+        <w:t xml:space="preserve"> </w:t>
+      </w:r>
+    </w:p>
+    <w:p>
+      <w:hyperlink r:id="rId43" w:history="1">
         <w:r>
           <w:rPr>
             <w:rStyle w:val="Hipervnculo"/>
@@ -12154,7 +16739,7 @@
       </w:r>
     </w:p>
     <w:p>
-      <w:hyperlink r:id="rId41" w:history="1">
+      <w:hyperlink r:id="rId44" w:history="1">
         <w:r>
           <w:rPr>
             <w:rStyle w:val="Hipervnculo"/>
@@ -12164,7 +16749,7 @@
       </w:hyperlink>
     </w:p>
     <w:p>
-      <w:hyperlink r:id="rId42" w:anchor="text-tag-alpha" w:history="1">
+      <w:hyperlink r:id="rId45" w:anchor="text-tag-alpha" w:history="1">
         <w:r>
           <w:rPr>
             <w:rStyle w:val="Hipervnculo"/>

--- a/Manual de desarrollo en Atlax Renpy.docx
+++ b/Manual de desarrollo en Atlax Renpy.docx
@@ -112,42 +112,8 @@
           <w:sz w:val="52"/>
           <w:szCs w:val="52"/>
         </w:rPr>
-        <w:t xml:space="preserve">Manual de desarrollo en </w:t>
-      </w:r>
-      <w:proofErr w:type="spellStart"/>
-      <w:r>
-        <w:rPr>
-          <w:rFonts w:cs="Times New Roman"/>
-          <w:b/>
-          <w:bCs/>
-          <w:sz w:val="52"/>
-          <w:szCs w:val="52"/>
-        </w:rPr>
-        <w:t>Atlax</w:t>
-      </w:r>
-      <w:proofErr w:type="spellEnd"/>
-      <w:r>
-        <w:rPr>
-          <w:rFonts w:cs="Times New Roman"/>
-          <w:b/>
-          <w:bCs/>
-          <w:sz w:val="52"/>
-          <w:szCs w:val="52"/>
-        </w:rPr>
-        <w:t xml:space="preserve"> </w:t>
-      </w:r>
-      <w:proofErr w:type="spellStart"/>
-      <w:r>
-        <w:rPr>
-          <w:rFonts w:cs="Times New Roman"/>
-          <w:b/>
-          <w:bCs/>
-          <w:sz w:val="52"/>
-          <w:szCs w:val="52"/>
-        </w:rPr>
-        <w:t>Renpy</w:t>
-      </w:r>
-      <w:proofErr w:type="spellEnd"/>
+        <w:t>Manual de desarrollo en Atlax Renpy</w:t>
+      </w:r>
     </w:p>
     <w:p>
       <w:pPr>
@@ -271,16 +237,8 @@
         <w:rPr>
           <w:rFonts w:cs="Times New Roman"/>
         </w:rPr>
-        <w:t xml:space="preserve">Desarrollador de Campanella </w:t>
-      </w:r>
-      <w:proofErr w:type="spellStart"/>
-      <w:r>
-        <w:rPr>
-          <w:rFonts w:cs="Times New Roman"/>
-        </w:rPr>
-        <w:t>Studios</w:t>
-      </w:r>
-      <w:proofErr w:type="spellEnd"/>
+        <w:t>Desarrollador de Campanella Studios</w:t>
+      </w:r>
     </w:p>
     <w:p>
       <w:pPr>
@@ -2466,22 +2424,7 @@
     <w:p>
       <w:r>
         <w:tab/>
-      </w:r>
-      <w:proofErr w:type="spellStart"/>
-      <w:r>
-        <w:t>Atlax</w:t>
-      </w:r>
-      <w:proofErr w:type="spellEnd"/>
-      <w:r>
-        <w:t xml:space="preserve"> </w:t>
-      </w:r>
-      <w:proofErr w:type="spellStart"/>
-      <w:r>
-        <w:t>Renpy</w:t>
-      </w:r>
-      <w:proofErr w:type="spellEnd"/>
-      <w:r>
-        <w:t xml:space="preserve"> es un motor </w:t>
+        <w:t xml:space="preserve">Atlax Renpy es un motor </w:t>
       </w:r>
       <w:r>
         <w:t>de</w:t>
@@ -2490,32 +2433,11 @@
         <w:t xml:space="preserve"> videojuegos del género novela visual clásica</w:t>
       </w:r>
       <w:r>
-        <w:t xml:space="preserve"> que utiliza como base el motor </w:t>
-      </w:r>
-      <w:proofErr w:type="spellStart"/>
-      <w:r>
-        <w:t>Renpy</w:t>
-      </w:r>
-      <w:proofErr w:type="spellEnd"/>
-      <w:r>
-        <w:t xml:space="preserve"> en su versión 8.1.3</w:t>
-      </w:r>
-      <w:r>
-        <w:t xml:space="preserve">. </w:t>
-      </w:r>
-      <w:proofErr w:type="spellStart"/>
-      <w:r>
-        <w:t>Atlax</w:t>
-      </w:r>
-      <w:proofErr w:type="spellEnd"/>
-      <w:r>
-        <w:t xml:space="preserve"> </w:t>
-      </w:r>
-      <w:proofErr w:type="spellStart"/>
-      <w:r>
-        <w:t>Renpy</w:t>
-      </w:r>
-      <w:proofErr w:type="spellEnd"/>
+        <w:t xml:space="preserve"> que utiliza como base el motor Renpy en su versión 8.1.3</w:t>
+      </w:r>
+      <w:r>
+        <w:t>. Atlax Renpy</w:t>
+      </w:r>
       <w:r>
         <w:t xml:space="preserve"> permite el desarrollo de juegos con mínimos conocimientos informáticos y de programación. El motor está hecho para ser una fábrica de novelas visuales alimentada </w:t>
       </w:r>
@@ -2541,21 +2463,8 @@
         <w:t xml:space="preserve"> de</w:t>
       </w:r>
       <w:r>
-        <w:t xml:space="preserve"> </w:t>
-      </w:r>
-      <w:proofErr w:type="spellStart"/>
-      <w:r>
-        <w:t>Atlax</w:t>
-      </w:r>
-      <w:proofErr w:type="spellEnd"/>
-      <w:r>
-        <w:t xml:space="preserve"> </w:t>
-      </w:r>
-      <w:proofErr w:type="spellStart"/>
-      <w:r>
-        <w:t>Renpy</w:t>
-      </w:r>
-      <w:proofErr w:type="spellEnd"/>
+        <w:t xml:space="preserve"> Atlax Renpy</w:t>
+      </w:r>
       <w:r>
         <w:t>, este</w:t>
       </w:r>
@@ -2631,23 +2540,7 @@
         <w:t>cción de</w:t>
       </w:r>
       <w:r>
-        <w:t xml:space="preserve"> la novela visual dominen ciertos conocimientos y comprendan algunos conceptos fundamentales para desarrollar exitosamente un videojuego usando </w:t>
-      </w:r>
-      <w:proofErr w:type="spellStart"/>
-      <w:r>
-        <w:t>Atlax</w:t>
-      </w:r>
-      <w:proofErr w:type="spellEnd"/>
-      <w:r>
-        <w:t xml:space="preserve"> </w:t>
-      </w:r>
-      <w:proofErr w:type="spellStart"/>
-      <w:r>
-        <w:t>Renpy</w:t>
-      </w:r>
-      <w:proofErr w:type="spellEnd"/>
-      <w:r>
-        <w:t>.</w:t>
+        <w:t xml:space="preserve"> la novela visual dominen ciertos conocimientos y comprendan algunos conceptos fundamentales para desarrollar exitosamente un videojuego usando Atlax Renpy.</w:t>
       </w:r>
     </w:p>
     <w:p/>
@@ -2734,21 +2627,12 @@
           <w:numId w:val="2"/>
         </w:numPr>
       </w:pPr>
-      <w:proofErr w:type="spellStart"/>
       <w:r>
         <w:rPr>
           <w:b/>
           <w:bCs/>
         </w:rPr>
-        <w:t>Renpy</w:t>
-      </w:r>
-      <w:proofErr w:type="spellEnd"/>
-      <w:r>
-        <w:rPr>
-          <w:b/>
-          <w:bCs/>
-        </w:rPr>
-        <w:t>:</w:t>
+        <w:t>Renpy:</w:t>
       </w:r>
       <w:r>
         <w:t xml:space="preserve"> En su versión 8.1.3.</w:t>
@@ -2775,23 +2659,7 @@
     <w:p>
       <w:r>
         <w:tab/>
-        <w:t xml:space="preserve">Si estás leyendo esto seguramente tengas algunos conocimientos sobre las novelas visuales, ya sean conocimientos técnicos o de usuario final, en esta sección se va a desglosar la estructura y funcionamiento que sigue </w:t>
-      </w:r>
-      <w:proofErr w:type="spellStart"/>
-      <w:r>
-        <w:t>Atlax</w:t>
-      </w:r>
-      <w:proofErr w:type="spellEnd"/>
-      <w:r>
-        <w:t xml:space="preserve"> </w:t>
-      </w:r>
-      <w:proofErr w:type="spellStart"/>
-      <w:r>
-        <w:t>Renpy</w:t>
-      </w:r>
-      <w:proofErr w:type="spellEnd"/>
-      <w:r>
-        <w:t xml:space="preserve"> para mantener el control de todo lo que sucede internamente. Iremos de lo macro a lo micro.</w:t>
+        <w:t>Si estás leyendo esto seguramente tengas algunos conocimientos sobre las novelas visuales, ya sean conocimientos técnicos o de usuario final, en esta sección se va a desglosar la estructura y funcionamiento que sigue Atlax Renpy para mantener el control de todo lo que sucede internamente. Iremos de lo macro a lo micro.</w:t>
       </w:r>
     </w:p>
     <w:p/>
@@ -2822,26 +2690,10 @@
         <w:t>,</w:t>
       </w:r>
       <w:r>
-        <w:t xml:space="preserve"> </w:t>
-      </w:r>
-      <w:proofErr w:type="gramStart"/>
-      <w:r>
-        <w:t>y</w:t>
-      </w:r>
-      <w:proofErr w:type="gramEnd"/>
-      <w:r>
-        <w:t xml:space="preserve"> por ende, distintas rutas o </w:t>
-      </w:r>
-      <w:proofErr w:type="gramStart"/>
-      <w:r>
-        <w:t xml:space="preserve">caminos </w:t>
-      </w:r>
-      <w:r>
-        <w:t xml:space="preserve"> con</w:t>
-      </w:r>
-      <w:proofErr w:type="gramEnd"/>
-      <w:r>
-        <w:t xml:space="preserve"> distintos finales</w:t>
+        <w:t xml:space="preserve"> y por ende, distintas rutas o caminos </w:t>
+      </w:r>
+      <w:r>
+        <w:t xml:space="preserve"> con distintos finales</w:t>
       </w:r>
       <w:r>
         <w:t>. Sin embargo, s</w:t>
@@ -2974,13 +2826,8 @@
           <w:numId w:val="3"/>
         </w:numPr>
       </w:pPr>
-      <w:proofErr w:type="gramStart"/>
-      <w:r>
-        <w:t>Texto a mostrar</w:t>
-      </w:r>
-      <w:proofErr w:type="gramEnd"/>
-      <w:r>
-        <w:t xml:space="preserve"> en pantalla</w:t>
+      <w:r>
+        <w:t>Texto a mostrar en pantalla</w:t>
       </w:r>
     </w:p>
     <w:p>
@@ -3136,23 +2983,7 @@
         <w:t xml:space="preserve"> </w:t>
       </w:r>
       <w:r>
-        <w:t xml:space="preserve">no, te restará o no ganarás ninguno. </w:t>
-      </w:r>
-      <w:proofErr w:type="spellStart"/>
-      <w:r>
-        <w:t>Atlax</w:t>
-      </w:r>
-      <w:proofErr w:type="spellEnd"/>
-      <w:r>
-        <w:t xml:space="preserve"> </w:t>
-      </w:r>
-      <w:proofErr w:type="spellStart"/>
-      <w:r>
-        <w:t>Renpy</w:t>
-      </w:r>
-      <w:proofErr w:type="spellEnd"/>
-      <w:r>
-        <w:t xml:space="preserve"> es capaz de soportar todos los puntos que necesites, puntos de amist</w:t>
+        <w:t>no, te restará o no ganarás ninguno. Atlax Renpy es capaz de soportar todos los puntos que necesites, puntos de amist</w:t>
       </w:r>
       <w:r>
         <w:t>a</w:t>
@@ -3177,23 +3008,7 @@
         <w:t>,</w:t>
       </w:r>
       <w:r>
-        <w:t xml:space="preserve"> nos vamos a enfocar en lo que se necesita saber para utilizar </w:t>
-      </w:r>
-      <w:proofErr w:type="spellStart"/>
-      <w:r>
-        <w:t>Atlax</w:t>
-      </w:r>
-      <w:proofErr w:type="spellEnd"/>
-      <w:r>
-        <w:t xml:space="preserve"> </w:t>
-      </w:r>
-      <w:proofErr w:type="spellStart"/>
-      <w:r>
-        <w:t>Renpy</w:t>
-      </w:r>
-      <w:proofErr w:type="spellEnd"/>
-      <w:r>
-        <w:t>.</w:t>
+        <w:t xml:space="preserve"> nos vamos a enfocar en lo que se necesita saber para utilizar Atlax Renpy.</w:t>
       </w:r>
     </w:p>
     <w:p>
@@ -3216,23 +3031,7 @@
         <w:pStyle w:val="Ttulo2"/>
       </w:pPr>
       <w:r>
-        <w:t xml:space="preserve">¿Cómo funciona </w:t>
-      </w:r>
-      <w:proofErr w:type="spellStart"/>
-      <w:r>
-        <w:t>Atlax</w:t>
-      </w:r>
-      <w:proofErr w:type="spellEnd"/>
-      <w:r>
-        <w:t xml:space="preserve"> </w:t>
-      </w:r>
-      <w:proofErr w:type="spellStart"/>
-      <w:r>
-        <w:t>Renpy</w:t>
-      </w:r>
-      <w:proofErr w:type="spellEnd"/>
-      <w:r>
-        <w:t>?</w:t>
+        <w:t>¿Cómo funciona Atlax Renpy?</w:t>
       </w:r>
     </w:p>
     <w:p>
@@ -3264,19 +3063,14 @@
         <w:t>Deberías dar prioridad a organizar estos archivos de control de la mejor manera posible, el orden recomendado es crear</w:t>
       </w:r>
       <w:r>
+        <w:t xml:space="preserve"> una </w:t>
+      </w:r>
+      <w:r>
         <w:t xml:space="preserve"> </w:t>
       </w:r>
-      <w:proofErr w:type="gramStart"/>
-      <w:r>
-        <w:t xml:space="preserve">una </w:t>
-      </w:r>
-      <w:r>
-        <w:t xml:space="preserve"> </w:t>
-      </w:r>
       <w:r>
         <w:t>carpeta</w:t>
       </w:r>
-      <w:proofErr w:type="gramEnd"/>
       <w:r>
         <w:t xml:space="preserve"> para cada</w:t>
       </w:r>
@@ -3340,7 +3134,6 @@
       <w:r>
         <w:t xml:space="preserve"> la carpeta “</w:t>
       </w:r>
-      <w:proofErr w:type="spellStart"/>
       <w:r>
         <w:rPr>
           <w:i/>
@@ -3348,7 +3141,6 @@
         </w:rPr>
         <w:t>scenes</w:t>
       </w:r>
-      <w:proofErr w:type="spellEnd"/>
       <w:r>
         <w:t>”.</w:t>
       </w:r>
@@ -3368,15 +3160,7 @@
         <w:t xml:space="preserve"> como si fuese una ruta,</w:t>
       </w:r>
       <w:r>
-        <w:t xml:space="preserve"> quizás una llamada “</w:t>
-      </w:r>
-      <w:proofErr w:type="spellStart"/>
-      <w:r>
-        <w:t>intro</w:t>
-      </w:r>
-      <w:proofErr w:type="spellEnd"/>
-      <w:r>
-        <w:t>” o “comienzo”, ponle el nombre que desees.</w:t>
+        <w:t xml:space="preserve"> quizás una llamada “intro” o “comienzo”, ponle el nombre que desees.</w:t>
       </w:r>
       <w:r>
         <w:t xml:space="preserve"> Lo que sí, debes indicarle al motor cuál es la </w:t>
@@ -3389,15 +3173,7 @@
         <w:t>escena</w:t>
       </w:r>
       <w:r>
-        <w:t xml:space="preserve"> de entrada, de momento no vamos a explicar </w:t>
-      </w:r>
-      <w:proofErr w:type="spellStart"/>
-      <w:r>
-        <w:t>como</w:t>
-      </w:r>
-      <w:proofErr w:type="spellEnd"/>
-      <w:r>
-        <w:t xml:space="preserve"> hacerlo ya que será más adelante, solo ten presente que debes indicarle al motor por dónde empezar</w:t>
+        <w:t xml:space="preserve"> de entrada, de momento no vamos a explicar como hacerlo ya que será más adelante, solo ten presente que debes indicarle al motor por dónde empezar</w:t>
       </w:r>
       <w:r>
         <w:t>.</w:t>
@@ -3406,22 +3182,7 @@
     <w:p>
       <w:r>
         <w:tab/>
-      </w:r>
-      <w:proofErr w:type="spellStart"/>
-      <w:r>
-        <w:t>Atlax</w:t>
-      </w:r>
-      <w:proofErr w:type="spellEnd"/>
-      <w:r>
-        <w:t xml:space="preserve"> </w:t>
-      </w:r>
-      <w:proofErr w:type="spellStart"/>
-      <w:r>
-        <w:t>Renpy</w:t>
-      </w:r>
-      <w:proofErr w:type="spellEnd"/>
-      <w:r>
-        <w:t xml:space="preserve"> va a leer ese primer archivo de control y </w:t>
+        <w:t xml:space="preserve">Atlax Renpy va a leer ese primer archivo de control y </w:t>
       </w:r>
       <w:r>
         <w:t>comenzará</w:t>
@@ -3437,27 +3198,7 @@
         <w:t>diálogos</w:t>
       </w:r>
       <w:r>
-        <w:t xml:space="preserve"> como de costumbre, uno a uno, </w:t>
-      </w:r>
-      <w:proofErr w:type="spellStart"/>
-      <w:proofErr w:type="gramStart"/>
-      <w:r>
-        <w:t>click</w:t>
-      </w:r>
-      <w:proofErr w:type="spellEnd"/>
-      <w:proofErr w:type="gramEnd"/>
-      <w:r>
-        <w:t xml:space="preserve"> a </w:t>
-      </w:r>
-      <w:proofErr w:type="spellStart"/>
-      <w:proofErr w:type="gramStart"/>
-      <w:r>
-        <w:t>click</w:t>
-      </w:r>
-      <w:proofErr w:type="spellEnd"/>
-      <w:proofErr w:type="gramEnd"/>
-      <w:r>
-        <w:t xml:space="preserve">. Una vez llegado el final de la </w:t>
+        <w:t xml:space="preserve"> como de costumbre, uno a uno, click a click. Una vez llegado el final de la </w:t>
       </w:r>
       <w:r>
         <w:rPr>
@@ -3587,23 +3328,7 @@
     <w:p>
       <w:r>
         <w:tab/>
-        <w:t xml:space="preserve">Yo mismo he desarrollado una herramienta para definir qué tan compleja son las decisiones de tu novela visual, se llama Visual Novel </w:t>
-      </w:r>
-      <w:proofErr w:type="spellStart"/>
-      <w:r>
-        <w:t>Technical</w:t>
-      </w:r>
-      <w:proofErr w:type="spellEnd"/>
-      <w:r>
-        <w:t xml:space="preserve"> </w:t>
-      </w:r>
-      <w:proofErr w:type="spellStart"/>
-      <w:r>
-        <w:t>Assitant</w:t>
-      </w:r>
-      <w:proofErr w:type="spellEnd"/>
-      <w:r>
-        <w:t xml:space="preserve"> y te dejo aquí el enlace de cómo usarlo: </w:t>
+        <w:t xml:space="preserve">Yo mismo he desarrollado una herramienta para definir qué tan compleja son las decisiones de tu novela visual, se llama Visual Novel Technical Assitant y te dejo aquí el enlace de cómo usarlo: </w:t>
       </w:r>
       <w:hyperlink r:id="rId9" w:history="1">
         <w:r>
@@ -3809,23 +3534,7 @@
     <w:p>
       <w:r>
         <w:tab/>
-        <w:t xml:space="preserve">En resumen, </w:t>
-      </w:r>
-      <w:proofErr w:type="spellStart"/>
-      <w:r>
-        <w:t>Atlax</w:t>
-      </w:r>
-      <w:proofErr w:type="spellEnd"/>
-      <w:r>
-        <w:t xml:space="preserve"> </w:t>
-      </w:r>
-      <w:proofErr w:type="spellStart"/>
-      <w:r>
-        <w:t>Renpy</w:t>
-      </w:r>
-      <w:proofErr w:type="spellEnd"/>
-      <w:r>
-        <w:t xml:space="preserve"> es un lector de escenas</w:t>
+        <w:t>En resumen, Atlax Renpy es un lector de escenas</w:t>
       </w:r>
       <w:r>
         <w:t xml:space="preserve"> que nos da todas las herramientas para ilustrar una historia utilizando únicamente estos archivos de control y escribiendo una cantidad mínima de código de programación.</w:t>
@@ -3842,80 +3551,17 @@
     <w:p>
       <w:r>
         <w:tab/>
-        <w:t xml:space="preserve">Para instalar </w:t>
-      </w:r>
-      <w:proofErr w:type="spellStart"/>
-      <w:r>
-        <w:t>Atlax</w:t>
-      </w:r>
-      <w:proofErr w:type="spellEnd"/>
-      <w:r>
-        <w:t xml:space="preserve"> </w:t>
-      </w:r>
-      <w:proofErr w:type="spellStart"/>
-      <w:r>
-        <w:t>Renpy</w:t>
-      </w:r>
-      <w:proofErr w:type="spellEnd"/>
-      <w:r>
-        <w:t xml:space="preserve"> primero debes instalar </w:t>
-      </w:r>
-      <w:proofErr w:type="spellStart"/>
-      <w:r>
-        <w:t>Renpy</w:t>
-      </w:r>
-      <w:proofErr w:type="spellEnd"/>
-      <w:r>
-        <w:t xml:space="preserve"> en su versión </w:t>
-      </w:r>
-      <w:r>
-        <w:t>8.1.3</w:t>
-      </w:r>
-      <w:r>
-        <w:t xml:space="preserve"> (Es posible que funcione en versiones posteriores)</w:t>
-      </w:r>
-      <w:r>
-        <w:t xml:space="preserve">. Acto seguido crear un proyecto, descargar el instalador de </w:t>
-      </w:r>
-      <w:proofErr w:type="spellStart"/>
-      <w:r>
-        <w:t>Atlax</w:t>
-      </w:r>
-      <w:proofErr w:type="spellEnd"/>
-      <w:r>
-        <w:t xml:space="preserve"> </w:t>
-      </w:r>
-      <w:proofErr w:type="spellStart"/>
-      <w:r>
-        <w:t>Renpy</w:t>
-      </w:r>
-      <w:proofErr w:type="spellEnd"/>
-      <w:r>
-        <w:t xml:space="preserve"> desde el repositorio oficial XXX, moverlo a la carpeta raíz del proyecto </w:t>
-      </w:r>
-      <w:proofErr w:type="spellStart"/>
-      <w:r>
-        <w:t>Renpy</w:t>
-      </w:r>
-      <w:proofErr w:type="spellEnd"/>
-      <w:r>
-        <w:t xml:space="preserve"> y ejecutarlo.</w:t>
+        <w:t>Para instalar Atlax Renpy primero debes instalar Renpy en su versión 8.1.3 (Es posible que funcione en versiones posteriores)</w:t>
+      </w:r>
+      <w:r>
+        <w:t>. Acto seguido crear un proyecto, descargar el instalador de Atlax Renpy desde el repositorio oficial XXX, moverlo a la carpeta raíz del proyecto Renpy y ejecutarlo.</w:t>
       </w:r>
     </w:p>
     <w:p>
       <w:r>
         <w:tab/>
-        <w:t xml:space="preserve">El instalador creará el sistema de </w:t>
-      </w:r>
-      <w:proofErr w:type="gramStart"/>
-      <w:r>
-        <w:t>carpetas</w:t>
-      </w:r>
-      <w:proofErr w:type="gramEnd"/>
-      <w:r>
-        <w:t xml:space="preserve"> así como el archivo de configuración, además de modificar algunos archivos del proyecto como el </w:t>
-      </w:r>
-      <w:proofErr w:type="spellStart"/>
+        <w:t xml:space="preserve">El instalador creará el sistema de carpetas así como el archivo de configuración, además de modificar algunos archivos del proyecto como el </w:t>
+      </w:r>
       <w:r>
         <w:rPr>
           <w:i/>
@@ -3923,7 +3569,6 @@
         </w:rPr>
         <w:t>screens.rpy</w:t>
       </w:r>
-      <w:proofErr w:type="spellEnd"/>
     </w:p>
     <w:p/>
     <w:p>
@@ -3946,7 +3591,6 @@
       <w:r>
         <w:t xml:space="preserve">Dentro de la carpeta </w:t>
       </w:r>
-      <w:proofErr w:type="spellStart"/>
       <w:r>
         <w:rPr>
           <w:i/>
@@ -3954,7 +3598,6 @@
         </w:rPr>
         <w:t>game</w:t>
       </w:r>
-      <w:proofErr w:type="spellEnd"/>
       <w:r>
         <w:rPr>
           <w:i/>
@@ -3979,7 +3622,13 @@
         <w:t>config.csv</w:t>
       </w:r>
       <w:r>
-        <w:t xml:space="preserve"> que debe ser abierto con algún software que permita procesar archivos .CSV separados por comas, mi recomendación es que lo abran con Excel, siempre guardándolo con el formato CSV UTF-8. Si lo abres con Excel encontrarás algo similar a esto.</w:t>
+        <w:t xml:space="preserve"> que debe ser abierto con algún software que permita procesar archivos .CSV separados por comas, mi recomendación es que lo abra</w:t>
+      </w:r>
+      <w:r>
+        <w:t>s</w:t>
+      </w:r>
+      <w:r>
+        <w:t xml:space="preserve"> con Excel, siempre guardándolo con el formato CSV UTF-8. Si lo abres con Excel encontrarás algo similar a esto.</w:t>
       </w:r>
       <w:r>
         <w:rPr>
@@ -4044,219 +3693,135 @@
         <w:t xml:space="preserve">La estructura es sencilla, la columna “Key” representa qué se está definiendo, las columnas “Value1” y “Value2” aguardan los distintos valores </w:t>
       </w:r>
       <w:r>
-        <w:t xml:space="preserve">del objeto que se va a definir. Por </w:t>
-      </w:r>
-      <w:proofErr w:type="gramStart"/>
-      <w:r>
-        <w:t>último</w:t>
-      </w:r>
-      <w:proofErr w:type="gramEnd"/>
-      <w:r>
-        <w:t xml:space="preserve"> tenemos las columnas de los idiomas disponibles en nuestra novela.</w:t>
-      </w:r>
-    </w:p>
-    <w:p>
-      <w:r>
-        <w:tab/>
-        <w:t xml:space="preserve">Los idiomas deben definirse en el archivo </w:t>
-      </w:r>
-      <w:proofErr w:type="spellStart"/>
-      <w:r>
+        <w:t>del objeto que se va a definir. Por último tenemos las columnas de los idiomas disponibles en nuestra novela.</w:t>
+      </w:r>
+    </w:p>
+    <w:p>
+      <w:pPr>
         <w:rPr>
           <w:i/>
           <w:iCs/>
         </w:rPr>
-        <w:t>game</w:t>
-      </w:r>
-      <w:proofErr w:type="spellEnd"/>
-      <w:r>
+      </w:pPr>
+      <w:r>
+        <w:tab/>
+      </w:r>
+      <w:r>
+        <w:t xml:space="preserve">Al momento de definir los idiomas es importante que recuerdes escribirlos todos de la misma forma, </w:t>
+      </w:r>
+      <w:r>
+        <w:t>ya que en otros sitios</w:t>
+      </w:r>
+      <w:r>
+        <w:t xml:space="preserve"> del motor</w:t>
+      </w:r>
+      <w:r>
+        <w:t xml:space="preserve"> haremos referencias a estos </w:t>
+      </w:r>
+      <w:r>
+        <w:t>idiomas. En</w:t>
+      </w:r>
+      <w:r>
+        <w:t xml:space="preserve"> este caso todos empiezan con la inicial en mayúscula, </w:t>
+      </w:r>
+    </w:p>
+    <w:p>
+      <w:pPr>
         <w:rPr>
           <w:i/>
           <w:iCs/>
         </w:rPr>
-        <w:t>/managers/</w:t>
-      </w:r>
-      <w:proofErr w:type="spellStart"/>
+      </w:pPr>
+    </w:p>
+    <w:p>
+      <w:pPr>
+        <w:pStyle w:val="Ttulo2"/>
+      </w:pPr>
+      <w:r>
+        <w:t xml:space="preserve">Archivo de </w:t>
+      </w:r>
+      <w:r>
+        <w:t>inicio</w:t>
+      </w:r>
+    </w:p>
+    <w:p>
+      <w:r>
+        <w:tab/>
+      </w:r>
+      <w:r>
+        <w:t xml:space="preserve">En el archivo </w:t>
+      </w:r>
       <w:r>
         <w:rPr>
           <w:i/>
           <w:iCs/>
         </w:rPr>
-        <w:t>ConfigManaber.rpy</w:t>
-      </w:r>
-      <w:proofErr w:type="spellEnd"/>
-      <w:r>
-        <w:t>, allí encontrarás algo así.</w:t>
-      </w:r>
-    </w:p>
-    <w:p>
-      <w:r>
-        <w:rPr>
-          <w:noProof/>
-        </w:rPr>
-        <w:drawing>
-          <wp:inline distT="0" distB="0" distL="0" distR="0" wp14:anchorId="7C58DDC1" wp14:editId="548E2414">
-            <wp:extent cx="5400040" cy="288290"/>
-            <wp:effectExtent l="0" t="0" r="0" b="0"/>
-            <wp:docPr id="1426410446" name="Imagen 1"/>
-            <wp:cNvGraphicFramePr>
-              <a:graphicFrameLocks xmlns:a="http://schemas.openxmlformats.org/drawingml/2006/main" noChangeAspect="1"/>
-            </wp:cNvGraphicFramePr>
-            <a:graphic xmlns:a="http://schemas.openxmlformats.org/drawingml/2006/main">
-              <a:graphicData uri="http://schemas.openxmlformats.org/drawingml/2006/picture">
-                <pic:pic xmlns:pic="http://schemas.openxmlformats.org/drawingml/2006/picture">
-                  <pic:nvPicPr>
-                    <pic:cNvPr id="1426410446" name=""/>
-                    <pic:cNvPicPr/>
-                  </pic:nvPicPr>
-                  <pic:blipFill>
-                    <a:blip r:embed="rId11"/>
-                    <a:stretch>
-                      <a:fillRect/>
-                    </a:stretch>
-                  </pic:blipFill>
-                  <pic:spPr>
-                    <a:xfrm>
-                      <a:off x="0" y="0"/>
-                      <a:ext cx="5400040" cy="288290"/>
-                    </a:xfrm>
-                    <a:prstGeom prst="rect">
-                      <a:avLst/>
-                    </a:prstGeom>
-                  </pic:spPr>
-                </pic:pic>
-              </a:graphicData>
-            </a:graphic>
-          </wp:inline>
-        </w:drawing>
-      </w:r>
-    </w:p>
-    <w:p>
-      <w:pPr>
+        <w:t>config.csv</w:t>
+      </w:r>
+      <w:r>
+        <w:t xml:space="preserve"> ubicaremos la línea que comience con “begin”, en la imagen de antes es la fila número 5.</w:t>
+      </w:r>
+    </w:p>
+    <w:p>
+      <w:r>
+        <w:tab/>
+        <w:t>En la columna Value1</w:t>
+      </w:r>
+      <w:r>
+        <w:t xml:space="preserve"> </w:t>
+      </w:r>
+      <w:r>
+        <w:t>escribiremos el nombre de la escena</w:t>
+      </w:r>
+    </w:p>
+    <w:p/>
+    <w:p>
+      <w:pPr>
+        <w:pStyle w:val="Ttulo2"/>
+      </w:pPr>
+      <w:r>
+        <w:t>Definición de personajes</w:t>
+      </w:r>
+    </w:p>
+    <w:p>
+      <w:r>
+        <w:tab/>
+        <w:t xml:space="preserve">Para definir a tus personajes, debes dirigirte al archivo </w:t>
+      </w:r>
+      <w:r>
         <w:rPr>
           <w:i/>
           <w:iCs/>
         </w:rPr>
-      </w:pPr>
-      <w:r>
-        <w:tab/>
-        <w:t xml:space="preserve">Asegúrate de que los idiomas del </w:t>
-      </w:r>
-      <w:proofErr w:type="spellStart"/>
+        <w:t>charactersDefine.rpy</w:t>
+      </w:r>
+      <w:r>
+        <w:t xml:space="preserve"> ubicado en la carpeta </w:t>
+      </w:r>
       <w:r>
         <w:rPr>
           <w:i/>
           <w:iCs/>
         </w:rPr>
-        <w:t>ConfigManager.rpy</w:t>
-      </w:r>
-      <w:proofErr w:type="spellEnd"/>
-      <w:r>
-        <w:t xml:space="preserve"> coincidan con los del </w:t>
+        <w:t>game</w:t>
       </w:r>
       <w:r>
         <w:rPr>
           <w:i/>
           <w:iCs/>
         </w:rPr>
-        <w:t>config.csv</w:t>
-      </w:r>
-    </w:p>
-    <w:p>
-      <w:pPr>
-        <w:rPr>
-          <w:i/>
-          <w:iCs/>
-        </w:rPr>
-      </w:pPr>
-    </w:p>
-    <w:p>
-      <w:pPr>
-        <w:pStyle w:val="Ttulo2"/>
-      </w:pPr>
-      <w:r>
-        <w:t>Archivo de entrada</w:t>
-      </w:r>
-    </w:p>
-    <w:p>
-      <w:r>
-        <w:tab/>
-        <w:t xml:space="preserve">Dentro de la carpeta </w:t>
-      </w:r>
-      <w:proofErr w:type="spellStart"/>
-      <w:r>
-        <w:rPr>
-          <w:i/>
-          <w:iCs/>
-        </w:rPr>
-        <w:t>game</w:t>
-      </w:r>
-      <w:proofErr w:type="spellEnd"/>
-      <w:r>
-        <w:t xml:space="preserve"> encontraremos un </w:t>
-      </w:r>
-    </w:p>
-    <w:p/>
-    <w:p>
-      <w:pPr>
-        <w:pStyle w:val="Ttulo2"/>
-      </w:pPr>
-      <w:r>
+        <w:t>/definitions</w:t>
+      </w:r>
+      <w:r>
+        <w:t>, si lo abres con Visual Studio, en su interior encontrarás algo así.</w:t>
+      </w:r>
+    </w:p>
+    <w:p>
+      <w:r>
+        <w:rPr>
+          <w:noProof/>
+        </w:rPr>
         <w:lastRenderedPageBreak/>
-        <w:t>Definición de personajes</w:t>
-      </w:r>
-    </w:p>
-    <w:p>
-      <w:r>
-        <w:tab/>
-        <w:t xml:space="preserve">Para definir a tus personajes, debes dirigirte al archivo </w:t>
-      </w:r>
-      <w:proofErr w:type="spellStart"/>
-      <w:r>
-        <w:rPr>
-          <w:i/>
-          <w:iCs/>
-        </w:rPr>
-        <w:t>charactersDefine.rpy</w:t>
-      </w:r>
-      <w:proofErr w:type="spellEnd"/>
-      <w:r>
-        <w:t xml:space="preserve"> ubicado en la carpeta </w:t>
-      </w:r>
-      <w:proofErr w:type="spellStart"/>
-      <w:r>
-        <w:rPr>
-          <w:i/>
-          <w:iCs/>
-        </w:rPr>
-        <w:t>game</w:t>
-      </w:r>
-      <w:proofErr w:type="spellEnd"/>
-      <w:r>
-        <w:rPr>
-          <w:i/>
-          <w:iCs/>
-        </w:rPr>
-        <w:t>/</w:t>
-      </w:r>
-      <w:proofErr w:type="spellStart"/>
-      <w:r>
-        <w:rPr>
-          <w:i/>
-          <w:iCs/>
-        </w:rPr>
-        <w:t>definitions</w:t>
-      </w:r>
-      <w:proofErr w:type="spellEnd"/>
-      <w:r>
-        <w:t>, si lo abres con Visual Studio, en su interior encontrarás algo así.</w:t>
-      </w:r>
-    </w:p>
-    <w:p>
-      <w:r>
-        <w:rPr>
-          <w:noProof/>
-        </w:rPr>
         <w:drawing>
           <wp:inline distT="0" distB="0" distL="0" distR="0" wp14:anchorId="10199E30" wp14:editId="41D662F7">
             <wp:extent cx="4162425" cy="800100"/>
@@ -4273,7 +3838,7 @@
                     <pic:cNvPicPr/>
                   </pic:nvPicPr>
                   <pic:blipFill>
-                    <a:blip r:embed="rId12"/>
+                    <a:blip r:embed="rId11"/>
                     <a:stretch>
                       <a:fillRect/>
                     </a:stretch>
@@ -4297,20 +3862,12 @@
     <w:p>
       <w:r>
         <w:tab/>
-        <w:t xml:space="preserve">Allí debes definir a los personajes de tu historia siguiendo con ese mismo patrón, es importante mencionar </w:t>
-      </w:r>
-      <w:proofErr w:type="gramStart"/>
-      <w:r>
-        <w:t>que</w:t>
-      </w:r>
-      <w:proofErr w:type="gramEnd"/>
-      <w:r>
-        <w:t xml:space="preserve"> en cuanto a nombres de personajes, se requiere usar siempre minúsculas</w:t>
+        <w:t>Allí debes definir a los personajes de tu historia siguiendo con ese mismo patrón, es importante mencionar que en cuanto a nombres de personajes, se requiere usar siempre minúsculas</w:t>
       </w:r>
       <w:r>
         <w:t xml:space="preserve"> y utilizar _ en vez de espacios. En cuanto al color que aparece allí, es el color del nombre del personaje que se mostrará en la caja de diálogo cuando este hable, ese color está en hexadecimal, si lo desconoces, es simplemente la representación de un color mediante un # y 6 dígitos, puedes usar herramientas como Paint o el sitio web </w:t>
       </w:r>
-      <w:hyperlink r:id="rId13" w:history="1">
+      <w:hyperlink r:id="rId12" w:history="1">
         <w:r>
           <w:rPr>
             <w:rStyle w:val="Hipervnculo"/>
@@ -4355,7 +3912,7 @@
                     <pic:cNvPicPr/>
                   </pic:nvPicPr>
                   <pic:blipFill>
-                    <a:blip r:embed="rId14"/>
+                    <a:blip r:embed="rId13"/>
                     <a:stretch>
                       <a:fillRect/>
                     </a:stretch>
@@ -4391,7 +3948,6 @@
       <w:r>
         <w:t xml:space="preserve">Los fondos son los escenarios que se muestran detrás de los personajes como por ejemplo un salón, un parque o un cielo estrellado, esta vez acudiremos al archivo </w:t>
       </w:r>
-      <w:proofErr w:type="spellStart"/>
       <w:r>
         <w:rPr>
           <w:i/>
@@ -4399,35 +3955,16 @@
         </w:rPr>
         <w:t>backgroundsDefine.rpy</w:t>
       </w:r>
-      <w:proofErr w:type="spellEnd"/>
       <w:r>
         <w:t xml:space="preserve"> ubicado en la carpeta </w:t>
       </w:r>
-      <w:proofErr w:type="spellStart"/>
       <w:r>
         <w:rPr>
           <w:i/>
           <w:iCs/>
         </w:rPr>
-        <w:t>game</w:t>
-      </w:r>
-      <w:proofErr w:type="spellEnd"/>
-      <w:r>
-        <w:rPr>
-          <w:i/>
-          <w:iCs/>
-        </w:rPr>
-        <w:t>/</w:t>
-      </w:r>
-      <w:proofErr w:type="spellStart"/>
-      <w:r>
-        <w:rPr>
-          <w:i/>
-          <w:iCs/>
-        </w:rPr>
-        <w:t>definitions</w:t>
-      </w:r>
-      <w:proofErr w:type="spellEnd"/>
+        <w:t>game/definitions</w:t>
+      </w:r>
       <w:r>
         <w:t>, al abrirlo encontraremos algo así.</w:t>
       </w:r>
@@ -4456,7 +3993,7 @@
                     <pic:cNvPicPr/>
                   </pic:nvPicPr>
                   <pic:blipFill>
-                    <a:blip r:embed="rId15"/>
+                    <a:blip r:embed="rId14"/>
                     <a:stretch>
                       <a:fillRect/>
                     </a:stretch>
@@ -4489,172 +4026,80 @@
           <w:i/>
           <w:iCs/>
         </w:rPr>
-        <w:t xml:space="preserve"> </w:t>
-      </w:r>
-      <w:proofErr w:type="spellStart"/>
+        <w:t xml:space="preserve"> game/images/backgrounds</w:t>
+      </w:r>
+      <w:r>
+        <w:t>, deben ser en formato .png y preferiblemente tener la misma resolución, el tamaño recomendado es 1920x1080</w:t>
+      </w:r>
+      <w:r>
+        <w:t>.</w:t>
+      </w:r>
+    </w:p>
+    <w:p>
+      <w:pPr>
+        <w:ind w:firstLine="708"/>
+      </w:pPr>
+      <w:r>
+        <w:t xml:space="preserve">Para agregar los fondos de nuestra novela, siguiendo el mismo formato debemos añadir otra línea y colocar </w:t>
+      </w:r>
+      <w:r>
+        <w:t xml:space="preserve">la imagen </w:t>
+      </w:r>
+      <w:r>
+        <w:t>en la respectiva carpeta, siempre sustituyendo los espacios vacíos por _</w:t>
+      </w:r>
+      <w:r>
+        <w:t>.</w:t>
+      </w:r>
+    </w:p>
+    <w:p>
+      <w:pPr>
+        <w:ind w:firstLine="708"/>
+      </w:pPr>
+      <w:r>
+        <w:t>Se recomienda no quitar los fondos flash y blackout ya que el motor los necesita para hacer algunas transiciones.</w:t>
+      </w:r>
+    </w:p>
+    <w:p>
+      <w:pPr>
+        <w:pStyle w:val="Ttulo2"/>
+      </w:pPr>
+      <w:r>
+        <w:lastRenderedPageBreak/>
+        <w:t>Definición de idiomas</w:t>
+      </w:r>
+    </w:p>
+    <w:p>
+      <w:r>
+        <w:tab/>
+        <w:t>Atlax Renpy soporta diversos idiomas, sin embargo</w:t>
+      </w:r>
+      <w:r>
+        <w:t>,</w:t>
+      </w:r>
+      <w:r>
+        <w:t xml:space="preserve"> debemos definir cuáles lenguajes soporta y mantener siempre el orden en el que están escritos ya que será importante para los archivos de control. Estas definiciones podemos encontrarlas en el </w:t>
+      </w:r>
+      <w:r>
+        <w:t xml:space="preserve">archivo </w:t>
+      </w:r>
       <w:r>
         <w:rPr>
           <w:i/>
           <w:iCs/>
         </w:rPr>
-        <w:t>game</w:t>
-      </w:r>
-      <w:proofErr w:type="spellEnd"/>
+        <w:t>languageDefine.rpy</w:t>
+      </w:r>
+      <w:r>
+        <w:t xml:space="preserve"> ubicado en la carpeta </w:t>
+      </w:r>
       <w:r>
         <w:rPr>
           <w:i/>
           <w:iCs/>
         </w:rPr>
-        <w:t>/</w:t>
-      </w:r>
-      <w:proofErr w:type="spellStart"/>
-      <w:r>
-        <w:rPr>
-          <w:i/>
-          <w:iCs/>
-        </w:rPr>
-        <w:t>images</w:t>
-      </w:r>
-      <w:proofErr w:type="spellEnd"/>
-      <w:r>
-        <w:rPr>
-          <w:i/>
-          <w:iCs/>
-        </w:rPr>
-        <w:t>/</w:t>
-      </w:r>
-      <w:proofErr w:type="spellStart"/>
-      <w:r>
-        <w:rPr>
-          <w:i/>
-          <w:iCs/>
-        </w:rPr>
-        <w:t>backgrounds</w:t>
-      </w:r>
-      <w:proofErr w:type="spellEnd"/>
-      <w:r>
-        <w:t>, deben ser en formato .png y preferiblemente tener la misma resolución, el tamaño recomendado es 1920x1080</w:t>
-      </w:r>
-      <w:r>
-        <w:t>.</w:t>
-      </w:r>
-    </w:p>
-    <w:p>
-      <w:pPr>
-        <w:ind w:firstLine="708"/>
-      </w:pPr>
-      <w:r>
-        <w:lastRenderedPageBreak/>
-        <w:t xml:space="preserve">Para agregar los fondos de nuestra novela, siguiendo el mismo formato debemos añadir otra línea y colocar </w:t>
-      </w:r>
-      <w:r>
-        <w:t xml:space="preserve">la imagen </w:t>
-      </w:r>
-      <w:r>
-        <w:t>en la respectiva carpeta, siempre sustituyendo los espacios vacíos por _</w:t>
-      </w:r>
-      <w:r>
-        <w:t>.</w:t>
-      </w:r>
-    </w:p>
-    <w:p>
-      <w:pPr>
-        <w:ind w:firstLine="708"/>
-      </w:pPr>
-      <w:r>
-        <w:t xml:space="preserve">Se recomienda no quitar los fondos </w:t>
-      </w:r>
-      <w:proofErr w:type="gramStart"/>
-      <w:r>
-        <w:t>flash</w:t>
-      </w:r>
-      <w:proofErr w:type="gramEnd"/>
-      <w:r>
-        <w:t xml:space="preserve"> y </w:t>
-      </w:r>
-      <w:proofErr w:type="spellStart"/>
-      <w:r>
-        <w:t>blackout</w:t>
-      </w:r>
-      <w:proofErr w:type="spellEnd"/>
-      <w:r>
-        <w:t xml:space="preserve"> ya que el motor los necesita para hacer algunas transiciones.</w:t>
-      </w:r>
-    </w:p>
-    <w:p>
-      <w:pPr>
-        <w:pStyle w:val="Ttulo2"/>
-      </w:pPr>
-      <w:r>
-        <w:t>Definición de idiomas</w:t>
-      </w:r>
-    </w:p>
-    <w:p>
-      <w:r>
-        <w:tab/>
-      </w:r>
-      <w:proofErr w:type="spellStart"/>
-      <w:r>
-        <w:t>Atlax</w:t>
-      </w:r>
-      <w:proofErr w:type="spellEnd"/>
-      <w:r>
-        <w:t xml:space="preserve"> </w:t>
-      </w:r>
-      <w:proofErr w:type="spellStart"/>
-      <w:r>
-        <w:t>Renpy</w:t>
-      </w:r>
-      <w:proofErr w:type="spellEnd"/>
-      <w:r>
-        <w:t xml:space="preserve"> soporta diversos idiomas, sin embargo</w:t>
-      </w:r>
-      <w:r>
-        <w:t>,</w:t>
-      </w:r>
-      <w:r>
-        <w:t xml:space="preserve"> debemos definir cuáles lenguajes soporta y mantener siempre el orden en el que están escritos ya que será importante para los archivos de control. Estas definiciones podemos encontrarlas en el </w:t>
-      </w:r>
-      <w:r>
-        <w:t xml:space="preserve">archivo </w:t>
-      </w:r>
-      <w:proofErr w:type="spellStart"/>
-      <w:r>
-        <w:rPr>
-          <w:i/>
-          <w:iCs/>
-        </w:rPr>
-        <w:t>languageDefine.rpy</w:t>
-      </w:r>
-      <w:proofErr w:type="spellEnd"/>
-      <w:r>
-        <w:t xml:space="preserve"> ubicado en la carpeta </w:t>
-      </w:r>
-      <w:proofErr w:type="spellStart"/>
-      <w:r>
-        <w:rPr>
-          <w:i/>
-          <w:iCs/>
-        </w:rPr>
-        <w:t>game</w:t>
-      </w:r>
-      <w:proofErr w:type="spellEnd"/>
-      <w:r>
-        <w:rPr>
-          <w:i/>
-          <w:iCs/>
-        </w:rPr>
-        <w:t>/</w:t>
-      </w:r>
-      <w:proofErr w:type="spellStart"/>
-      <w:r>
-        <w:rPr>
-          <w:i/>
-          <w:iCs/>
-        </w:rPr>
-        <w:t>definitions</w:t>
-      </w:r>
-      <w:proofErr w:type="spellEnd"/>
+        <w:t>game/definitions</w:t>
+      </w:r>
       <w:r>
         <w:t>. Allí encontraremos algo así.</w:t>
       </w:r>
@@ -4683,7 +4128,7 @@
                     <pic:cNvPicPr/>
                   </pic:nvPicPr>
                   <pic:blipFill>
-                    <a:blip r:embed="rId16"/>
+                    <a:blip r:embed="rId15"/>
                     <a:stretch>
                       <a:fillRect/>
                     </a:stretch>
@@ -4707,22 +4152,7 @@
     <w:p>
       <w:r>
         <w:tab/>
-      </w:r>
-      <w:proofErr w:type="spellStart"/>
-      <w:r>
-        <w:t>currentLanguage</w:t>
-      </w:r>
-      <w:proofErr w:type="spellEnd"/>
-      <w:r>
-        <w:t xml:space="preserve"> es el idioma por defecto que usará el motor al abrir el juego, este puede ser cambiado en la configuración del juego mismo. La otra variable llamada </w:t>
-      </w:r>
-      <w:proofErr w:type="spellStart"/>
-      <w:r>
-        <w:t>allLanguages</w:t>
-      </w:r>
-      <w:proofErr w:type="spellEnd"/>
-      <w:r>
-        <w:t>, lista todos los lenguajes que soporte tu historia</w:t>
+        <w:t>currentLanguage es el idioma por defecto que usará el motor al abrir el juego, este puede ser cambiado en la configuración del juego mismo. La otra variable llamada allLanguages, lista todos los lenguajes que soporte tu historia</w:t>
       </w:r>
       <w:r>
         <w:t>, se recuerda que es de fundamental importancia respetar el orden de estos lenguajes. En caso de que queramos agregar más lenguajes lo haríamos de la siguiente forma.</w:t>
@@ -4749,7 +4179,7 @@
                     <pic:cNvPicPr/>
                   </pic:nvPicPr>
                   <pic:blipFill>
-                    <a:blip r:embed="rId17"/>
+                    <a:blip r:embed="rId16"/>
                     <a:stretch>
                       <a:fillRect/>
                     </a:stretch>
@@ -4793,17 +4223,8 @@
         <w:t>l</w:t>
       </w:r>
       <w:r>
-        <w:t xml:space="preserve">os valores predeterminados de </w:t>
-      </w:r>
-      <w:proofErr w:type="spellStart"/>
-      <w:r>
-        <w:t>Renpy</w:t>
-      </w:r>
-      <w:proofErr w:type="spellEnd"/>
-      <w:r>
-        <w:t xml:space="preserve"> puedes hacerlo en el archivo </w:t>
-      </w:r>
-      <w:proofErr w:type="spellStart"/>
+        <w:t xml:space="preserve">os valores predeterminados de Renpy puedes hacerlo en el archivo </w:t>
+      </w:r>
       <w:r>
         <w:rPr>
           <w:i/>
@@ -4811,41 +4232,15 @@
         </w:rPr>
         <w:t>configDefine.rpy</w:t>
       </w:r>
-      <w:proofErr w:type="spellEnd"/>
       <w:r>
         <w:t xml:space="preserve"> ubicado en la carpeta </w:t>
       </w:r>
-      <w:proofErr w:type="spellStart"/>
       <w:r>
         <w:rPr>
           <w:i/>
           <w:iCs/>
         </w:rPr>
-        <w:t>game</w:t>
-      </w:r>
-      <w:proofErr w:type="spellEnd"/>
-      <w:r>
-        <w:rPr>
-          <w:i/>
-          <w:iCs/>
-        </w:rPr>
-        <w:t>/</w:t>
-      </w:r>
-      <w:proofErr w:type="spellStart"/>
-      <w:r>
-        <w:rPr>
-          <w:i/>
-          <w:iCs/>
-        </w:rPr>
-        <w:t>definitions</w:t>
-      </w:r>
-      <w:proofErr w:type="spellEnd"/>
-      <w:r>
-        <w:rPr>
-          <w:i/>
-          <w:iCs/>
-        </w:rPr>
-        <w:t>.</w:t>
+        <w:t>game/definitions.</w:t>
       </w:r>
       <w:r>
         <w:t xml:space="preserve"> Allí encontrarás algo así.</w:t>
@@ -4872,7 +4267,7 @@
                     <pic:cNvPicPr/>
                   </pic:nvPicPr>
                   <pic:blipFill>
-                    <a:blip r:embed="rId18"/>
+                    <a:blip r:embed="rId17"/>
                     <a:stretch>
                       <a:fillRect/>
                     </a:stretch>
@@ -4896,47 +4291,7 @@
     <w:p>
       <w:r>
         <w:tab/>
-        <w:t xml:space="preserve">Por defecto </w:t>
-      </w:r>
-      <w:proofErr w:type="spellStart"/>
-      <w:r>
-        <w:t>Atlax</w:t>
-      </w:r>
-      <w:proofErr w:type="spellEnd"/>
-      <w:r>
-        <w:t xml:space="preserve"> </w:t>
-      </w:r>
-      <w:proofErr w:type="spellStart"/>
-      <w:r>
-        <w:t>Renpy</w:t>
-      </w:r>
-      <w:proofErr w:type="spellEnd"/>
-      <w:r>
-        <w:t xml:space="preserve"> utiliza esas configuraciones allí mostradas, establece el tiempo de </w:t>
-      </w:r>
-      <w:proofErr w:type="spellStart"/>
-      <w:r>
-        <w:t>fadeout</w:t>
-      </w:r>
-      <w:proofErr w:type="spellEnd"/>
-      <w:r>
-        <w:t xml:space="preserve"> de las canciones a 3 segundos y define los </w:t>
-      </w:r>
-      <w:proofErr w:type="spellStart"/>
-      <w:r>
-        <w:t>layers</w:t>
-      </w:r>
-      <w:proofErr w:type="spellEnd"/>
-      <w:r>
-        <w:t xml:space="preserve">. Si tienes conocimientos sobre </w:t>
-      </w:r>
-      <w:proofErr w:type="spellStart"/>
-      <w:r>
-        <w:t>Renpy</w:t>
-      </w:r>
-      <w:proofErr w:type="spellEnd"/>
-      <w:r>
-        <w:t xml:space="preserve"> y necesitas establecer alguna configuración específica debes hacerlo ahí.</w:t>
+        <w:t>Por defecto Atlax Renpy utiliza esas configuraciones allí mostradas, establece el tiempo de fadeout de las canciones a 3 segundos y define los layers. Si tienes conocimientos sobre Renpy y necesitas establecer alguna configuración específica debes hacerlo ahí.</w:t>
       </w:r>
     </w:p>
     <w:p>
@@ -4951,7 +4306,6 @@
       </w:pPr>
       <w:bookmarkStart w:id="5" w:name="_Toc199261558"/>
       <w:r>
-        <w:lastRenderedPageBreak/>
         <w:t>Archivo</w:t>
       </w:r>
       <w:r>
@@ -4974,37 +4328,17 @@
         <w:t>texto estructurado y ordenado. El formato de estos archivos es .CSV, es decir, un archivo separado por comas, específicamente por puntos y comas.</w:t>
       </w:r>
       <w:r>
-        <w:t xml:space="preserve"> Si bien es cierto que este tipo de archivo se puede abrir con bloc de notas, se recomienda encarecidamente utilizar Microsoft Excel para mayor comodidad.</w:t>
+        <w:t xml:space="preserve"> Si bien es cierto que este tipo de archivo se puede </w:t>
+      </w:r>
+      <w:r>
+        <w:lastRenderedPageBreak/>
+        <w:t>abrir con bloc de notas, se recomienda encarecidamente utilizar Microsoft Excel para mayor comodidad.</w:t>
       </w:r>
     </w:p>
     <w:p>
       <w:r>
         <w:tab/>
-        <w:t>Crear un archivo de control es muy sencillo, tenemos dos formas de hacerlo, la forma “complicada” es creando un archivo de texto en nuestro computador y colocarle al final .</w:t>
-      </w:r>
-      <w:proofErr w:type="spellStart"/>
-      <w:r>
-        <w:t>csv</w:t>
-      </w:r>
-      <w:proofErr w:type="spellEnd"/>
-      <w:r>
-        <w:t>, llamémoslo “ejemplo.csv”. Es posible que al abrirlo se ejecute el bloc de notas, para ello tenemos que ir a la configuración de nuestro sistema operativo para que nos permita ver las extensiones o formatos de los archivos, una vez cambiado debemos cambiar “.</w:t>
-      </w:r>
-      <w:proofErr w:type="spellStart"/>
-      <w:r>
-        <w:t>txt</w:t>
-      </w:r>
-      <w:proofErr w:type="spellEnd"/>
-      <w:r>
-        <w:t>” por “.</w:t>
-      </w:r>
-      <w:proofErr w:type="spellStart"/>
-      <w:r>
-        <w:t>csv</w:t>
-      </w:r>
-      <w:proofErr w:type="spellEnd"/>
-      <w:r>
-        <w:t>”.</w:t>
+        <w:t>Crear un archivo de control es muy sencillo, tenemos dos formas de hacerlo, la forma “complicada” es creando un archivo de texto en nuestro computador y colocarle al final .csv, llamémoslo “ejemplo.csv”. Es posible que al abrirlo se ejecute el bloc de notas, para ello tenemos que ir a la configuración de nuestro sistema operativo para que nos permita ver las extensiones o formatos de los archivos, una vez cambiado debemos cambiar “.txt” por “.csv”.</w:t>
       </w:r>
     </w:p>
     <w:p>
@@ -5036,7 +4370,7 @@
                     <pic:cNvPicPr/>
                   </pic:nvPicPr>
                   <pic:blipFill>
-                    <a:blip r:embed="rId19">
+                    <a:blip r:embed="rId18">
                       <a:extLst>
                         <a:ext uri="{28A0092B-C50C-407E-A947-70E740481C1C}">
                           <a14:useLocalDpi xmlns:a14="http://schemas.microsoft.com/office/drawing/2010/main" val="0"/>
@@ -5085,23 +4419,7 @@
     <w:p>
       <w:r>
         <w:tab/>
-        <w:t xml:space="preserve">Si tienes dudas puedes optar por simplemente copiar y pegar alguno de los archivos de control de ejemplo que proporciona </w:t>
-      </w:r>
-      <w:proofErr w:type="spellStart"/>
-      <w:r>
-        <w:t>Atlax</w:t>
-      </w:r>
-      <w:proofErr w:type="spellEnd"/>
-      <w:r>
-        <w:t xml:space="preserve"> </w:t>
-      </w:r>
-      <w:proofErr w:type="spellStart"/>
-      <w:r>
-        <w:t>Renpy</w:t>
-      </w:r>
-      <w:proofErr w:type="spellEnd"/>
-      <w:r>
-        <w:t>, borrar su contenido y empezar desde allí.</w:t>
+        <w:t>Si tienes dudas puedes optar por simplemente copiar y pegar alguno de los archivos de control de ejemplo que proporciona Atlax Renpy, borrar su contenido y empezar desde allí.</w:t>
       </w:r>
     </w:p>
     <w:p/>
@@ -5113,7 +4431,6 @@
         <w:rPr>
           <w:noProof/>
         </w:rPr>
-        <w:lastRenderedPageBreak/>
         <w:drawing>
           <wp:anchor distT="0" distB="0" distL="114300" distR="114300" simplePos="0" relativeHeight="251659264" behindDoc="0" locked="0" layoutInCell="1" allowOverlap="1" wp14:anchorId="77406FC3" wp14:editId="4FD82AC0">
             <wp:simplePos x="0" y="0"/>
@@ -5138,7 +4455,7 @@
                     <pic:cNvPicPr/>
                   </pic:nvPicPr>
                   <pic:blipFill>
-                    <a:blip r:embed="rId20">
+                    <a:blip r:embed="rId19">
                       <a:extLst>
                         <a:ext uri="{28A0092B-C50C-407E-A947-70E740481C1C}">
                           <a14:useLocalDpi xmlns:a14="http://schemas.microsoft.com/office/drawing/2010/main" val="0"/>
@@ -5192,7 +4509,7 @@
                     <pic:cNvPicPr/>
                   </pic:nvPicPr>
                   <pic:blipFill>
-                    <a:blip r:embed="rId21">
+                    <a:blip r:embed="rId20">
                       <a:extLst>
                         <a:ext uri="{28A0092B-C50C-407E-A947-70E740481C1C}">
                           <a14:useLocalDpi xmlns:a14="http://schemas.microsoft.com/office/drawing/2010/main" val="0"/>
@@ -5225,7 +4542,11 @@
         <w:t>,</w:t>
       </w:r>
       <w:r>
-        <w:t xml:space="preserve"> se recomienda escribir cualquier cosa en su contenido y luego abrir el archivo usando bloc de notas para asegurarte de que las columnas se estén separando por puntos y comas</w:t>
+        <w:t xml:space="preserve"> se recomienda escribir cualquier cosa en su contenido y luego abrir el archivo usando bloc de notas para asegurarte de que las </w:t>
+      </w:r>
+      <w:r>
+        <w:lastRenderedPageBreak/>
+        <w:t>columnas se estén separando por puntos y comas</w:t>
       </w:r>
       <w:r>
         <w:t>.</w:t>
@@ -5288,100 +4609,13 @@
           <w:szCs w:val="20"/>
         </w:rPr>
       </w:pPr>
-      <w:proofErr w:type="spellStart"/>
-      <w:proofErr w:type="gramStart"/>
       <w:r>
         <w:rPr>
           <w:sz w:val="20"/>
           <w:szCs w:val="20"/>
         </w:rPr>
-        <w:t>Key;Background</w:t>
-      </w:r>
-      <w:proofErr w:type="gramEnd"/>
-      <w:r>
-        <w:rPr>
-          <w:sz w:val="20"/>
-          <w:szCs w:val="20"/>
-        </w:rPr>
-        <w:t>;</w:t>
-      </w:r>
-      <w:proofErr w:type="gramStart"/>
-      <w:r>
-        <w:rPr>
-          <w:sz w:val="20"/>
-          <w:szCs w:val="20"/>
-        </w:rPr>
-        <w:t>Music;Sound</w:t>
-      </w:r>
-      <w:proofErr w:type="gramEnd"/>
-      <w:r>
-        <w:rPr>
-          <w:sz w:val="20"/>
-          <w:szCs w:val="20"/>
-        </w:rPr>
-        <w:t>;</w:t>
-      </w:r>
-      <w:proofErr w:type="gramStart"/>
-      <w:r>
-        <w:rPr>
-          <w:sz w:val="20"/>
-          <w:szCs w:val="20"/>
-        </w:rPr>
-        <w:t>Single</w:t>
-      </w:r>
-      <w:proofErr w:type="spellEnd"/>
-      <w:proofErr w:type="gramEnd"/>
-      <w:r>
-        <w:rPr>
-          <w:sz w:val="20"/>
-          <w:szCs w:val="20"/>
-        </w:rPr>
-        <w:t xml:space="preserve"> </w:t>
-      </w:r>
-      <w:proofErr w:type="spellStart"/>
-      <w:proofErr w:type="gramStart"/>
-      <w:r>
-        <w:rPr>
-          <w:sz w:val="20"/>
-          <w:szCs w:val="20"/>
-        </w:rPr>
-        <w:t>effect;Continuous</w:t>
-      </w:r>
-      <w:proofErr w:type="spellEnd"/>
-      <w:proofErr w:type="gramEnd"/>
-      <w:r>
-        <w:rPr>
-          <w:sz w:val="20"/>
-          <w:szCs w:val="20"/>
-        </w:rPr>
-        <w:t xml:space="preserve"> </w:t>
-      </w:r>
-      <w:proofErr w:type="spellStart"/>
-      <w:proofErr w:type="gramStart"/>
-      <w:r>
-        <w:rPr>
-          <w:sz w:val="20"/>
-          <w:szCs w:val="20"/>
-        </w:rPr>
-        <w:t>effect;Events</w:t>
-      </w:r>
-      <w:proofErr w:type="gramEnd"/>
-      <w:r>
-        <w:rPr>
-          <w:sz w:val="20"/>
-          <w:szCs w:val="20"/>
-        </w:rPr>
-        <w:t>;</w:t>
-      </w:r>
-      <w:proofErr w:type="gramStart"/>
-      <w:r>
-        <w:rPr>
-          <w:sz w:val="20"/>
-          <w:szCs w:val="20"/>
-        </w:rPr>
-        <w:t>Delay;Emisor</w:t>
-      </w:r>
-      <w:proofErr w:type="gramEnd"/>
+        <w:t>Key;Background;Music;Sound;Single effect;Continuous effect;Events;Delay;Emisor</w:t>
+      </w:r>
       <w:r>
         <w:rPr>
           <w:b/>
@@ -5391,7 +4625,6 @@
         </w:rPr>
         <w:t>;</w:t>
       </w:r>
-      <w:proofErr w:type="gramStart"/>
       <w:r>
         <w:rPr>
           <w:sz w:val="20"/>
@@ -5399,8 +4632,6 @@
         </w:rPr>
         <w:t>Spanish;English</w:t>
       </w:r>
-      <w:proofErr w:type="spellEnd"/>
-      <w:proofErr w:type="gramEnd"/>
     </w:p>
     <w:p>
       <w:pPr>
@@ -5434,7 +4665,7 @@
                     <pic:cNvPicPr/>
                   </pic:nvPicPr>
                   <pic:blipFill>
-                    <a:blip r:embed="rId22">
+                    <a:blip r:embed="rId21">
                       <a:extLst>
                         <a:ext uri="{28A0092B-C50C-407E-A947-70E740481C1C}">
                           <a14:useLocalDpi xmlns:a14="http://schemas.microsoft.com/office/drawing/2010/main" val="0"/>
@@ -5546,53 +4777,24 @@
       </w:pPr>
       <w:bookmarkStart w:id="7" w:name="_Toc199261560"/>
       <w:r>
+        <w:t>Columna Key</w:t>
+      </w:r>
+      <w:bookmarkEnd w:id="7"/>
+    </w:p>
+    <w:p>
+      <w:r>
+        <w:tab/>
+        <w:t>Esta columna representa un identificador único que debe tener cada diálogo, ese identificador debe ser estrictamente irrepetible en el resto de escenas del juego. Esto ayudará en la organización al momento de corregir errores ya que sabrás exactamente en qué línea está el problema.</w:t>
+      </w:r>
+    </w:p>
+    <w:p>
+      <w:r>
+        <w:tab/>
+        <w:t xml:space="preserve">El valor recomendado para colocar en esta columna key es el siguiente: [ruta]_[capitulo]_[escena]_[dialogo], por ejemplo si queremos describir el diálogo número 89 de la escena noche de paseo del capítulo 3 de la ruta Stefannie, haríamos algo </w:t>
+      </w:r>
+      <w:r>
         <w:lastRenderedPageBreak/>
-        <w:t>Columna Key</w:t>
-      </w:r>
-      <w:bookmarkEnd w:id="7"/>
-    </w:p>
-    <w:p>
-      <w:r>
-        <w:tab/>
-        <w:t xml:space="preserve">Esta columna representa un identificador único que debe tener cada diálogo, ese identificador debe ser estrictamente irrepetible en el resto de </w:t>
-      </w:r>
-      <w:proofErr w:type="gramStart"/>
-      <w:r>
-        <w:t>escenas</w:t>
-      </w:r>
-      <w:proofErr w:type="gramEnd"/>
-      <w:r>
-        <w:t xml:space="preserve"> del juego. Esto ayudará en la organización al momento de corregir errores ya que sabrás exactamente en qué línea está el problema.</w:t>
-      </w:r>
-    </w:p>
-    <w:p>
-      <w:r>
-        <w:tab/>
-        <w:t xml:space="preserve">El valor recomendado para colocar en esta columna </w:t>
-      </w:r>
-      <w:proofErr w:type="spellStart"/>
-      <w:r>
-        <w:t>key</w:t>
-      </w:r>
-      <w:proofErr w:type="spellEnd"/>
-      <w:r>
-        <w:t xml:space="preserve"> es el siguiente: [ruta]_[capitulo]_[escena]_[dialogo], por </w:t>
-      </w:r>
-      <w:proofErr w:type="gramStart"/>
-      <w:r>
-        <w:t>ejemplo</w:t>
-      </w:r>
-      <w:proofErr w:type="gramEnd"/>
-      <w:r>
-        <w:t xml:space="preserve"> si queremos describir el diálogo número 89 de la escena noche de paseo del capítulo 3 de la ruta Stefannie, haríamos algo así: stefannie_3_night_out_89, el siguiente diálogo sería </w:t>
-      </w:r>
-      <w:proofErr w:type="gramStart"/>
-      <w:r>
-        <w:t>igual</w:t>
-      </w:r>
-      <w:proofErr w:type="gramEnd"/>
-      <w:r>
-        <w:t xml:space="preserve"> pero con un 90 en vez de 89 y siempre empezando en 1.</w:t>
+        <w:t>así: stefannie_3_night_out_89, el siguiente diálogo sería igual pero con un 90 en vez de 89 y siempre empezando en 1.</w:t>
       </w:r>
     </w:p>
     <w:p>
@@ -5600,17 +4802,7 @@
         <w:ind w:firstLine="708"/>
       </w:pPr>
       <w:r>
-        <w:t xml:space="preserve">Debido a que puede llegar a ser demasiado tedioso escribir a mano todos los números, Excel nos brinda una ayuda, primero abrimos el archivo usando Excel, escribimos en la primera fila (después de la cabecera) stefannie_3_night_out_1, acto seguido dirigimos el cursor a la esquina inferior derecha de la celda seleccionada y manteniendo el </w:t>
-      </w:r>
-      <w:proofErr w:type="spellStart"/>
-      <w:proofErr w:type="gramStart"/>
-      <w:r>
-        <w:t>click</w:t>
-      </w:r>
-      <w:proofErr w:type="spellEnd"/>
-      <w:proofErr w:type="gramEnd"/>
-      <w:r>
-        <w:t>, lo arrastramos hacia abajo hasta donde veamos necesario.</w:t>
+        <w:t>Debido a que puede llegar a ser demasiado tedioso escribir a mano todos los números, Excel nos brinda una ayuda, primero abrimos el archivo usando Excel, escribimos en la primera fila (después de la cabecera) stefannie_3_night_out_1, acto seguido dirigimos el cursor a la esquina inferior derecha de la celda seleccionada y manteniendo el click, lo arrastramos hacia abajo hasta donde veamos necesario.</w:t>
       </w:r>
     </w:p>
     <w:p>
@@ -5645,7 +4837,7 @@
                     <pic:cNvPicPr/>
                   </pic:nvPicPr>
                   <pic:blipFill>
-                    <a:blip r:embed="rId23">
+                    <a:blip r:embed="rId22">
                       <a:extLst>
                         <a:ext uri="{28A0092B-C50C-407E-A947-70E740481C1C}">
                           <a14:useLocalDpi xmlns:a14="http://schemas.microsoft.com/office/drawing/2010/main" val="0"/>
@@ -5699,7 +4891,7 @@
                     <pic:cNvPicPr/>
                   </pic:nvPicPr>
                   <pic:blipFill>
-                    <a:blip r:embed="rId24">
+                    <a:blip r:embed="rId23">
                       <a:extLst>
                         <a:ext uri="{28A0092B-C50C-407E-A947-70E740481C1C}">
                           <a14:useLocalDpi xmlns:a14="http://schemas.microsoft.com/office/drawing/2010/main" val="0"/>
@@ -5773,14 +4965,9 @@
         <w:pStyle w:val="Ttulo2"/>
       </w:pPr>
       <w:r>
-        <w:t xml:space="preserve">Columna </w:t>
-      </w:r>
-      <w:proofErr w:type="spellStart"/>
-      <w:r>
-        <w:t>Background</w:t>
+        <w:t>Columna Background</w:t>
       </w:r>
       <w:bookmarkEnd w:id="8"/>
-      <w:proofErr w:type="spellEnd"/>
     </w:p>
     <w:p>
       <w:r>
@@ -5798,55 +4985,14 @@
           <w:i/>
           <w:iCs/>
         </w:rPr>
+        <w:t xml:space="preserve"> game/images/backgrounds</w:t>
+      </w:r>
+      <w:r>
+        <w:t>.</w:t>
+      </w:r>
+      <w:r>
         <w:t xml:space="preserve"> </w:t>
       </w:r>
-      <w:proofErr w:type="spellStart"/>
-      <w:r>
-        <w:rPr>
-          <w:i/>
-          <w:iCs/>
-        </w:rPr>
-        <w:t>game</w:t>
-      </w:r>
-      <w:proofErr w:type="spellEnd"/>
-      <w:r>
-        <w:rPr>
-          <w:i/>
-          <w:iCs/>
-        </w:rPr>
-        <w:t>/</w:t>
-      </w:r>
-      <w:proofErr w:type="spellStart"/>
-      <w:r>
-        <w:rPr>
-          <w:i/>
-          <w:iCs/>
-        </w:rPr>
-        <w:t>images</w:t>
-      </w:r>
-      <w:proofErr w:type="spellEnd"/>
-      <w:r>
-        <w:rPr>
-          <w:i/>
-          <w:iCs/>
-        </w:rPr>
-        <w:t>/</w:t>
-      </w:r>
-      <w:proofErr w:type="spellStart"/>
-      <w:r>
-        <w:rPr>
-          <w:i/>
-          <w:iCs/>
-        </w:rPr>
-        <w:t>backgrounds</w:t>
-      </w:r>
-      <w:proofErr w:type="spellEnd"/>
-      <w:r>
-        <w:t>.</w:t>
-      </w:r>
-      <w:r>
-        <w:t xml:space="preserve"> </w:t>
-      </w:r>
       <w:r>
         <w:t>Sintaxis:</w:t>
       </w:r>
@@ -5856,93 +5002,53 @@
         <w:ind w:firstLine="708"/>
       </w:pPr>
       <w:r>
+        <w:t>Nombre del fondo : tipo de transición : parámetros de la transición</w:t>
+      </w:r>
+    </w:p>
+    <w:p>
+      <w:pPr>
+        <w:ind w:firstLine="708"/>
+      </w:pPr>
+      <w:r>
+        <w:t xml:space="preserve">El nombre del fondo es el que hayamos colocado en la definición de fondos, por supuesto, sustituyendo los espacios con _. Si colocamos el nombre del fondo sin más, por defecto el motor mostrará el fondo con desvanecimiento del fondo actual y una aparición del </w:t>
+      </w:r>
+      <w:r>
+        <w:t>siguiente fondo</w:t>
+      </w:r>
+      <w:r>
+        <w:t xml:space="preserve"> a lo largo de 2 segundos.</w:t>
+      </w:r>
+    </w:p>
+    <w:p>
+      <w:r>
+        <w:rPr>
+          <w:highlight w:val="yellow"/>
+        </w:rPr>
+        <w:t>school_hall_3:dissolve:4</w:t>
+      </w:r>
+      <w:r>
+        <w:t xml:space="preserve"> (El fondo school_hall_3 aparece a lo largo de 4 segundos)</w:t>
+      </w:r>
+    </w:p>
+    <w:p>
+      <w:r>
+        <w:rPr>
+          <w:highlight w:val="yellow"/>
+        </w:rPr>
+        <w:t>campus:fade:1:3:1</w:t>
+      </w:r>
+      <w:r>
+        <w:t xml:space="preserve"> (El fondo campus aparece luego de un fundido a negro)</w:t>
+      </w:r>
+    </w:p>
+    <w:p>
+      <w:r>
+        <w:rPr>
+          <w:highlight w:val="yellow"/>
+        </w:rPr>
         <w:lastRenderedPageBreak/>
-        <w:t xml:space="preserve">Nombre del </w:t>
-      </w:r>
-      <w:proofErr w:type="gramStart"/>
-      <w:r>
-        <w:t>fondo :</w:t>
-      </w:r>
-      <w:proofErr w:type="gramEnd"/>
-      <w:r>
-        <w:t xml:space="preserve"> tipo de </w:t>
-      </w:r>
-      <w:proofErr w:type="gramStart"/>
-      <w:r>
-        <w:t>transición :</w:t>
-      </w:r>
-      <w:proofErr w:type="gramEnd"/>
-      <w:r>
-        <w:t xml:space="preserve"> parámetros de la transición</w:t>
-      </w:r>
-    </w:p>
-    <w:p>
-      <w:pPr>
-        <w:ind w:firstLine="708"/>
-      </w:pPr>
-      <w:r>
-        <w:t xml:space="preserve">El nombre del fondo es el que hayamos colocado en la definición de fondos, por supuesto, sustituyendo los espacios con _. Si colocamos el nombre del fondo sin más, por defecto el motor mostrará el fondo con desvanecimiento del fondo actual y una aparición del </w:t>
-      </w:r>
-      <w:r>
-        <w:t>siguiente fondo</w:t>
-      </w:r>
-      <w:r>
-        <w:t xml:space="preserve"> a lo largo de 2 segundos.</w:t>
-      </w:r>
-    </w:p>
-    <w:p>
-      <w:r>
-        <w:rPr>
-          <w:highlight w:val="yellow"/>
-        </w:rPr>
-        <w:t>school_hall_</w:t>
-      </w:r>
-      <w:proofErr w:type="gramStart"/>
-      <w:r>
-        <w:rPr>
-          <w:highlight w:val="yellow"/>
-        </w:rPr>
-        <w:t>3:dissolve</w:t>
-      </w:r>
-      <w:proofErr w:type="gramEnd"/>
-      <w:r>
-        <w:rPr>
-          <w:highlight w:val="yellow"/>
-        </w:rPr>
-        <w:t>:4</w:t>
-      </w:r>
-      <w:r>
-        <w:t xml:space="preserve"> (El fondo school_hall_3 aparece a lo largo de 4 segundos)</w:t>
-      </w:r>
-    </w:p>
-    <w:p>
-      <w:proofErr w:type="gramStart"/>
-      <w:r>
-        <w:rPr>
-          <w:highlight w:val="yellow"/>
-        </w:rPr>
-        <w:t>campus:fade</w:t>
-      </w:r>
-      <w:proofErr w:type="gramEnd"/>
-      <w:r>
-        <w:rPr>
-          <w:highlight w:val="yellow"/>
-        </w:rPr>
-        <w:t>:1:3:1</w:t>
-      </w:r>
-      <w:r>
-        <w:t xml:space="preserve"> (El fondo campus aparece luego de un fundido a negro)</w:t>
-      </w:r>
-    </w:p>
-    <w:p>
-      <w:proofErr w:type="spellStart"/>
-      <w:r>
-        <w:rPr>
-          <w:highlight w:val="yellow"/>
-        </w:rPr>
         <w:t>music_room</w:t>
       </w:r>
-      <w:proofErr w:type="spellEnd"/>
       <w:r>
         <w:t xml:space="preserve"> (Aparece con la transición por defecto)</w:t>
       </w:r>
@@ -6080,11 +5186,9 @@
             <w:pPr>
               <w:jc w:val="center"/>
             </w:pPr>
-            <w:proofErr w:type="spellStart"/>
             <w:r>
               <w:t>dissolve</w:t>
             </w:r>
-            <w:proofErr w:type="spellEnd"/>
           </w:p>
         </w:tc>
         <w:tc>
@@ -6133,11 +5237,9 @@
             <w:pPr>
               <w:jc w:val="center"/>
             </w:pPr>
-            <w:proofErr w:type="spellStart"/>
             <w:r>
               <w:t>fade</w:t>
             </w:r>
-            <w:proofErr w:type="spellEnd"/>
           </w:p>
         </w:tc>
         <w:tc>
@@ -6282,11 +5384,9 @@
             <w:pPr>
               <w:jc w:val="center"/>
             </w:pPr>
-            <w:proofErr w:type="gramStart"/>
             <w:r>
               <w:t>pixel</w:t>
             </w:r>
-            <w:proofErr w:type="gramEnd"/>
           </w:p>
           <w:p>
             <w:pPr>
@@ -6305,15 +5405,7 @@
               <w:jc w:val="center"/>
             </w:pPr>
             <w:r>
-              <w:t xml:space="preserve">El fondo actual se </w:t>
-            </w:r>
-            <w:proofErr w:type="spellStart"/>
-            <w:r>
-              <w:t>pixela</w:t>
-            </w:r>
-            <w:proofErr w:type="spellEnd"/>
-            <w:r>
-              <w:t xml:space="preserve"> hasta el color de mayor presencia, luego cambia de color y muestra el siguiente fondo haciendo el proceso inverso. (Se recomienda dejarlo por defecto)</w:t>
+              <w:t>El fondo actual se pixela hasta el color de mayor presencia, luego cambia de color y muestra el siguiente fondo haciendo el proceso inverso. (Se recomienda dejarlo por defecto)</w:t>
             </w:r>
           </w:p>
         </w:tc>
@@ -6388,7 +5480,6 @@
             <w:pPr>
               <w:jc w:val="center"/>
             </w:pPr>
-            <w:proofErr w:type="spellStart"/>
             <w:r>
               <w:t>p</w:t>
             </w:r>
@@ -6396,33 +5487,8 @@
               <w:t>ush</w:t>
             </w:r>
             <w:r>
-              <w:t>up</w:t>
-            </w:r>
-            <w:proofErr w:type="spellEnd"/>
-            <w:r>
-              <w:t xml:space="preserve"> / </w:t>
-            </w:r>
-            <w:proofErr w:type="spellStart"/>
-            <w:r>
-              <w:t>pushright</w:t>
-            </w:r>
-            <w:proofErr w:type="spellEnd"/>
-            <w:r>
-              <w:t xml:space="preserve"> / </w:t>
-            </w:r>
-            <w:proofErr w:type="spellStart"/>
-            <w:r>
-              <w:t>pushdown</w:t>
-            </w:r>
-            <w:proofErr w:type="spellEnd"/>
-            <w:r>
-              <w:t xml:space="preserve"> / </w:t>
-            </w:r>
-            <w:proofErr w:type="spellStart"/>
-            <w:r>
-              <w:t>pushleft</w:t>
-            </w:r>
-            <w:proofErr w:type="spellEnd"/>
+              <w:t>up / pushright / pushdown / pushleft</w:t>
+            </w:r>
           </w:p>
           <w:p/>
         </w:tc>
@@ -6471,35 +5537,9 @@
             <w:pPr>
               <w:jc w:val="center"/>
             </w:pPr>
-            <w:proofErr w:type="spellStart"/>
-            <w:r>
-              <w:t>rup</w:t>
-            </w:r>
-            <w:proofErr w:type="spellEnd"/>
-            <w:r>
-              <w:t xml:space="preserve"> / </w:t>
-            </w:r>
-            <w:proofErr w:type="spellStart"/>
-            <w:r>
-              <w:t>rright</w:t>
-            </w:r>
-            <w:proofErr w:type="spellEnd"/>
-            <w:r>
-              <w:t xml:space="preserve"> / </w:t>
-            </w:r>
-            <w:proofErr w:type="spellStart"/>
-            <w:r>
-              <w:t>rdown</w:t>
-            </w:r>
-            <w:proofErr w:type="spellEnd"/>
-            <w:r>
-              <w:t xml:space="preserve"> / </w:t>
-            </w:r>
-            <w:proofErr w:type="spellStart"/>
-            <w:r>
-              <w:t>rleft</w:t>
-            </w:r>
-            <w:proofErr w:type="spellEnd"/>
+            <w:r>
+              <w:t>rup / rright / rdown / rleft</w:t>
+            </w:r>
           </w:p>
         </w:tc>
         <w:tc>
@@ -6541,7 +5581,6 @@
       </w:pPr>
       <w:bookmarkStart w:id="9" w:name="_Toc199261562"/>
       <w:r>
-        <w:lastRenderedPageBreak/>
         <w:t>Columna Music</w:t>
       </w:r>
       <w:bookmarkEnd w:id="9"/>
@@ -6553,32 +5592,15 @@
       <w:r>
         <w:t xml:space="preserve">La columna encargada de realizar los cambios de música en el juego, estos deben estar en la carpeta </w:t>
       </w:r>
-      <w:proofErr w:type="spellStart"/>
       <w:r>
         <w:rPr>
           <w:i/>
           <w:iCs/>
         </w:rPr>
-        <w:t>game</w:t>
-      </w:r>
-      <w:proofErr w:type="spellEnd"/>
-      <w:r>
-        <w:rPr>
-          <w:i/>
-          <w:iCs/>
-        </w:rPr>
-        <w:t>/audio/music</w:t>
-      </w:r>
-      <w:r>
-        <w:t xml:space="preserve"> y además de poseer formato .</w:t>
-      </w:r>
-      <w:proofErr w:type="spellStart"/>
-      <w:r>
-        <w:t>wav</w:t>
-      </w:r>
-      <w:proofErr w:type="spellEnd"/>
-      <w:r>
-        <w:t>. Hay que dejar claro 2 conceptos.</w:t>
+        <w:t>game/audio/music</w:t>
+      </w:r>
+      <w:r>
+        <w:t xml:space="preserve"> y además de poseer formato .wav. Hay que dejar claro 2 conceptos.</w:t>
       </w:r>
     </w:p>
     <w:p>
@@ -6602,15 +5624,7 @@
         </w:numPr>
       </w:pPr>
       <w:r>
-        <w:t>Fade-</w:t>
-      </w:r>
-      <w:proofErr w:type="spellStart"/>
-      <w:r>
-        <w:t>out</w:t>
-      </w:r>
-      <w:proofErr w:type="spellEnd"/>
-      <w:r>
-        <w:t>:</w:t>
+        <w:t>Fade-out:</w:t>
       </w:r>
       <w:r>
         <w:t xml:space="preserve"> </w:t>
@@ -6624,6 +5638,7 @@
         <w:ind w:firstLine="360"/>
       </w:pPr>
       <w:r>
+        <w:lastRenderedPageBreak/>
         <w:t>Cuando ocurre un cambio de música</w:t>
       </w:r>
       <w:r>
@@ -6636,17 +5651,8 @@
         <w:t>canción</w:t>
       </w:r>
       <w:r>
-        <w:t xml:space="preserve"> que se está reproduciendo hará un </w:t>
-      </w:r>
-      <w:proofErr w:type="spellStart"/>
-      <w:r>
-        <w:t>fade-out</w:t>
-      </w:r>
-      <w:proofErr w:type="spellEnd"/>
-      <w:r>
-        <w:t xml:space="preserve"> de 3 segundos (definido en </w:t>
-      </w:r>
-      <w:proofErr w:type="spellStart"/>
+        <w:t xml:space="preserve"> que se está reproduciendo hará un fade-out de 3 segundos (definido en </w:t>
+      </w:r>
       <w:r>
         <w:rPr>
           <w:i/>
@@ -6654,17 +5660,8 @@
         </w:rPr>
         <w:t>configDefine.rpy</w:t>
       </w:r>
-      <w:proofErr w:type="spellEnd"/>
-      <w:r>
-        <w:t xml:space="preserve">), será igual para las músicas entrantes si no se les coloca un tiempo de </w:t>
-      </w:r>
-      <w:proofErr w:type="spellStart"/>
-      <w:r>
-        <w:t>fade</w:t>
-      </w:r>
-      <w:proofErr w:type="spellEnd"/>
-      <w:r>
-        <w:t>-in</w:t>
+      <w:r>
+        <w:t>), será igual para las músicas entrantes si no se les coloca un tiempo de fade-in</w:t>
       </w:r>
       <w:r>
         <w:t xml:space="preserve">. </w:t>
@@ -6677,29 +5674,8 @@
       <w:pPr>
         <w:ind w:left="708" w:firstLine="708"/>
       </w:pPr>
-      <w:proofErr w:type="spellStart"/>
-      <w:r>
-        <w:t>nombre_de_la_</w:t>
-      </w:r>
-      <w:proofErr w:type="gramStart"/>
-      <w:r>
-        <w:t>musica</w:t>
-      </w:r>
-      <w:proofErr w:type="spellEnd"/>
-      <w:r>
-        <w:t xml:space="preserve"> :</w:t>
-      </w:r>
-      <w:proofErr w:type="gramEnd"/>
-      <w:r>
-        <w:t xml:space="preserve"> </w:t>
-      </w:r>
-      <w:proofErr w:type="spellStart"/>
-      <w:r>
-        <w:t>fade</w:t>
-      </w:r>
-      <w:proofErr w:type="spellEnd"/>
-      <w:r>
-        <w:t>-in en segundos</w:t>
+      <w:r>
+        <w:t>nombre_de_la_musica : fade-in en segundos</w:t>
       </w:r>
     </w:p>
     <w:p>
@@ -6721,122 +5697,50 @@
         <w:ind w:firstLine="708"/>
       </w:pPr>
       <w:r>
-        <w:t xml:space="preserve">Para quitar la música y crear un silencio, simplemente debemos colocar un *, por supuesto, también podemos acompañarlo del parámetro de </w:t>
-      </w:r>
-      <w:proofErr w:type="spellStart"/>
-      <w:r>
-        <w:t>fade</w:t>
-      </w:r>
-      <w:proofErr w:type="spellEnd"/>
-      <w:r>
-        <w:t>-in</w:t>
-      </w:r>
-      <w:r>
-        <w:t xml:space="preserve"> que en este caso tomará el rol de </w:t>
-      </w:r>
-      <w:proofErr w:type="spellStart"/>
-      <w:r>
-        <w:t>fade-out</w:t>
-      </w:r>
-      <w:proofErr w:type="spellEnd"/>
-      <w:r>
-        <w:t>.</w:t>
-      </w:r>
-    </w:p>
-    <w:p>
-      <w:proofErr w:type="spellStart"/>
+        <w:t>Para quitar la música y crear un silencio, simplemente debemos colocar un *, por supuesto, también podemos acompañarlo del parámetro de fade-in</w:t>
+      </w:r>
+      <w:r>
+        <w:t xml:space="preserve"> que en este caso tomará el rol de fade-out.</w:t>
+      </w:r>
+    </w:p>
+    <w:p>
       <w:r>
         <w:rPr>
           <w:highlight w:val="yellow"/>
         </w:rPr>
-        <w:t>while</w:t>
-      </w:r>
-      <w:proofErr w:type="spellEnd"/>
+        <w:t>while we speak:4</w:t>
+      </w:r>
+      <w:r>
+        <w:t xml:space="preserve"> (La música actual hace el fade-out por defecto y la nueva fade-in de 4 segundos)</w:t>
+      </w:r>
+    </w:p>
+    <w:p>
       <w:r>
         <w:rPr>
           <w:highlight w:val="yellow"/>
         </w:rPr>
-        <w:t xml:space="preserve"> </w:t>
-      </w:r>
-      <w:proofErr w:type="spellStart"/>
+        <w:t>stride</w:t>
+      </w:r>
+      <w:r>
+        <w:t xml:space="preserve"> (Tanto la música actual y la entrante harán un fade-out y fide-in por defecto)</w:t>
+      </w:r>
+    </w:p>
+    <w:p>
       <w:r>
         <w:rPr>
           <w:highlight w:val="yellow"/>
         </w:rPr>
-        <w:t>we</w:t>
-      </w:r>
-      <w:proofErr w:type="spellEnd"/>
+        <w:t>*:5</w:t>
+      </w:r>
+      <w:r>
+        <w:t xml:space="preserve"> (La canción actual hace un fade-out de 5 segundos al silencio)</w:t>
+      </w:r>
+    </w:p>
+    <w:p>
       <w:r>
         <w:rPr>
           <w:highlight w:val="yellow"/>
         </w:rPr>
-        <w:t xml:space="preserve"> speak:4</w:t>
-      </w:r>
-      <w:r>
-        <w:t xml:space="preserve"> (La música actual hace el </w:t>
-      </w:r>
-      <w:proofErr w:type="spellStart"/>
-      <w:r>
-        <w:t>fade-out</w:t>
-      </w:r>
-      <w:proofErr w:type="spellEnd"/>
-      <w:r>
-        <w:t xml:space="preserve"> por defecto y la nueva </w:t>
-      </w:r>
-      <w:proofErr w:type="spellStart"/>
-      <w:r>
-        <w:t>fade</w:t>
-      </w:r>
-      <w:proofErr w:type="spellEnd"/>
-      <w:r>
-        <w:t>-in de 4 segundos)</w:t>
-      </w:r>
-    </w:p>
-    <w:p>
-      <w:proofErr w:type="spellStart"/>
-      <w:r>
-        <w:rPr>
-          <w:highlight w:val="yellow"/>
-        </w:rPr>
-        <w:t>stride</w:t>
-      </w:r>
-      <w:proofErr w:type="spellEnd"/>
-      <w:r>
-        <w:t xml:space="preserve"> (Tanto la música actual y la entrante harán un </w:t>
-      </w:r>
-      <w:proofErr w:type="spellStart"/>
-      <w:r>
-        <w:t>fade-out</w:t>
-      </w:r>
-      <w:proofErr w:type="spellEnd"/>
-      <w:r>
-        <w:t xml:space="preserve"> y fide-in por defecto)</w:t>
-      </w:r>
-    </w:p>
-    <w:p>
-      <w:r>
-        <w:rPr>
-          <w:highlight w:val="yellow"/>
-        </w:rPr>
-        <w:t>*:5</w:t>
-      </w:r>
-      <w:r>
-        <w:t xml:space="preserve"> (La canción actual hace un </w:t>
-      </w:r>
-      <w:proofErr w:type="spellStart"/>
-      <w:r>
-        <w:t>fade-out</w:t>
-      </w:r>
-      <w:proofErr w:type="spellEnd"/>
-      <w:r>
-        <w:t xml:space="preserve"> de 5 segundos al silencio)</w:t>
-      </w:r>
-    </w:p>
-    <w:p>
-      <w:r>
-        <w:rPr>
-          <w:highlight w:val="yellow"/>
-        </w:rPr>
         <w:t>*:0</w:t>
       </w:r>
       <w:r>
@@ -6854,61 +5758,22 @@
       </w:pPr>
       <w:bookmarkStart w:id="10" w:name="_Toc199261563"/>
       <w:r>
-        <w:t xml:space="preserve">Columna </w:t>
-      </w:r>
-      <w:proofErr w:type="spellStart"/>
-      <w:r>
-        <w:t>Sound</w:t>
+        <w:t>Columna Sound</w:t>
       </w:r>
       <w:bookmarkEnd w:id="10"/>
-      <w:proofErr w:type="spellEnd"/>
     </w:p>
     <w:p>
       <w:r>
         <w:tab/>
-        <w:t xml:space="preserve">Los sonidos que se reproducen en el </w:t>
-      </w:r>
-      <w:proofErr w:type="gramStart"/>
-      <w:r>
-        <w:t>diálogo,</w:t>
-      </w:r>
-      <w:proofErr w:type="gramEnd"/>
-      <w:r>
-        <w:t xml:space="preserve"> pueden ser varios a la vez. Deben estar en formato .</w:t>
-      </w:r>
-      <w:proofErr w:type="spellStart"/>
-      <w:r>
-        <w:t>wav</w:t>
-      </w:r>
-      <w:proofErr w:type="spellEnd"/>
-      <w:r>
-        <w:t xml:space="preserve"> y estar ubicados en la carpeta </w:t>
-      </w:r>
-      <w:proofErr w:type="spellStart"/>
+        <w:t xml:space="preserve">Los sonidos que se reproducen en el diálogo, pueden ser varios a la vez. Deben estar en formato .wav y estar ubicados en la carpeta </w:t>
+      </w:r>
       <w:r>
         <w:rPr>
           <w:i/>
           <w:iCs/>
         </w:rPr>
-        <w:t>games</w:t>
-      </w:r>
-      <w:proofErr w:type="spellEnd"/>
-      <w:r>
-        <w:rPr>
-          <w:i/>
-          <w:iCs/>
-        </w:rPr>
-        <w:t>/audio/</w:t>
-      </w:r>
-      <w:proofErr w:type="spellStart"/>
-      <w:r>
-        <w:rPr>
-          <w:i/>
-          <w:iCs/>
-        </w:rPr>
-        <w:t>sounds</w:t>
-      </w:r>
-      <w:proofErr w:type="spellEnd"/>
+        <w:t>games/audio/sounds</w:t>
+      </w:r>
       <w:r>
         <w:t>. Generalmente se reproducirán una vez, sin embargo</w:t>
       </w:r>
@@ -6922,12 +5787,8 @@
     <w:p>
       <w:r>
         <w:tab/>
-      </w:r>
-      <w:proofErr w:type="spellStart"/>
-      <w:r>
         <w:t>Nombre_del_sonido</w:t>
       </w:r>
-      <w:proofErr w:type="spellEnd"/>
     </w:p>
     <w:p>
       <w:r>
@@ -6938,21 +5799,8 @@
     <w:p>
       <w:r>
         <w:tab/>
-        <w:t xml:space="preserve">Nombre del </w:t>
-      </w:r>
-      <w:proofErr w:type="gramStart"/>
-      <w:r>
-        <w:t>sonido :</w:t>
-      </w:r>
-      <w:proofErr w:type="gramEnd"/>
-      <w:r>
-        <w:t xml:space="preserve"> </w:t>
-      </w:r>
-      <w:proofErr w:type="spellStart"/>
-      <w:r>
-        <w:t>loop</w:t>
-      </w:r>
-      <w:proofErr w:type="spellEnd"/>
+        <w:t>Nombre del sonido : loop</w:t>
+      </w:r>
     </w:p>
     <w:p>
       <w:r>
@@ -6966,226 +5814,104 @@
         <w:t>.</w:t>
       </w:r>
       <w:r>
-        <w:t xml:space="preserve"> Las mayúsculas no se respetan, de todas </w:t>
-      </w:r>
-      <w:proofErr w:type="gramStart"/>
-      <w:r>
-        <w:t>formas</w:t>
-      </w:r>
-      <w:proofErr w:type="gramEnd"/>
-      <w:r>
-        <w:t xml:space="preserve"> se recomienda escribirlo todo en minúscula.</w:t>
-      </w:r>
-    </w:p>
-    <w:p>
-      <w:r>
+        <w:t xml:space="preserve"> Las mayúsculas no se respetan, de todas formas se recomienda escribirlo todo en minúscula.</w:t>
+      </w:r>
+    </w:p>
+    <w:p>
+      <w:r>
+        <w:tab/>
+        <w:t xml:space="preserve">Si colocamos el nombre del sonido sin más, este se reproducirá una sola vez. Para reproducir varios sonidos simultáneamente, debemos separarlos por comas. Si deseamos que el sonido se reproduzca constantemente debemos añadir :loop, es importante mencionar que hacer eso hará que el sonido se reproduzca indefinidamente hasta que volvamos a escribir la misma instrucción más adelante. </w:t>
+      </w:r>
+    </w:p>
+    <w:p>
+      <w:r>
+        <w:rPr>
+          <w:highlight w:val="yellow"/>
+        </w:rPr>
+        <w:t>Golpe</w:t>
+      </w:r>
+      <w:r>
+        <w:t xml:space="preserve"> (Reproduce golpe una sola vez)</w:t>
+      </w:r>
+    </w:p>
+    <w:p>
+      <w:r>
+        <w:rPr>
+          <w:highlight w:val="yellow"/>
+        </w:rPr>
+        <w:t>Golpe, Latidos</w:t>
+      </w:r>
+      <w:r>
+        <w:t xml:space="preserve"> (Reproduce golpe y latidos una sola vez al mismo tiempo) </w:t>
+      </w:r>
+    </w:p>
+    <w:p>
+      <w:r>
+        <w:rPr>
+          <w:highlight w:val="yellow"/>
+        </w:rPr>
         <w:lastRenderedPageBreak/>
+        <w:t>Espadas chocando:loop</w:t>
+      </w:r>
+      <w:r>
+        <w:t xml:space="preserve"> (Reproduce espadas chocando indefinidamente hasta que se vuelva a escribir Espadas chocando:loop en un diálogo posterior).</w:t>
+      </w:r>
+    </w:p>
+    <w:p>
+      <w:pPr>
+        <w:ind w:left="360" w:firstLine="348"/>
+      </w:pPr>
+      <w:r>
+        <w:t xml:space="preserve">Se debe tener en cuenta que si un sonido está en loop y se reproduce </w:t>
+      </w:r>
+      <w:r>
+        <w:t>otro</w:t>
+      </w:r>
+      <w:r>
+        <w:t xml:space="preserve"> sonido, el loop se detendrá</w:t>
+      </w:r>
+      <w:r>
+        <w:t xml:space="preserve"> y sonará el sonido escrito</w:t>
+      </w:r>
+      <w:r>
+        <w:t>.</w:t>
+      </w:r>
+    </w:p>
+    <w:p>
+      <w:pPr>
+        <w:ind w:left="360" w:firstLine="348"/>
+      </w:pPr>
+      <w:r>
+        <w:t>No se pueden colocar 2 sonidos en loop al mismo tiempo, en caso de que lo necesite se recomienda editar y solapar ambos audios en uno solo.</w:t>
+      </w:r>
+    </w:p>
+    <w:p>
+      <w:pPr>
+        <w:pStyle w:val="Ttulo2"/>
+      </w:pPr>
+      <w:bookmarkStart w:id="11" w:name="_Toc199261564"/>
+      <w:r>
+        <w:t>Columna Single effect</w:t>
+      </w:r>
+      <w:bookmarkEnd w:id="11"/>
+    </w:p>
+    <w:p>
+      <w:r>
         <w:tab/>
-        <w:t xml:space="preserve">Si colocamos el nombre del sonido sin más, este se reproducirá una sola vez. Para reproducir varios sonidos simultáneamente, debemos separarlos por comas. Si deseamos que el sonido se reproduzca constantemente debemos </w:t>
-      </w:r>
-      <w:proofErr w:type="gramStart"/>
-      <w:r>
-        <w:t>añadir :</w:t>
-      </w:r>
-      <w:proofErr w:type="spellStart"/>
-      <w:r>
-        <w:t>loop</w:t>
-      </w:r>
-      <w:proofErr w:type="spellEnd"/>
-      <w:proofErr w:type="gramEnd"/>
-      <w:r>
-        <w:t xml:space="preserve">, es importante mencionar que hacer eso hará que el sonido se reproduzca indefinidamente hasta que volvamos a escribir la misma instrucción más adelante. </w:t>
-      </w:r>
-    </w:p>
-    <w:p>
-      <w:r>
-        <w:rPr>
-          <w:highlight w:val="yellow"/>
-        </w:rPr>
-        <w:t>Golpe</w:t>
-      </w:r>
-      <w:r>
-        <w:t xml:space="preserve"> (Reproduce golpe una sola vez)</w:t>
-      </w:r>
-    </w:p>
-    <w:p>
-      <w:r>
-        <w:rPr>
-          <w:highlight w:val="yellow"/>
-        </w:rPr>
-        <w:t>Golpe, Latidos</w:t>
-      </w:r>
-      <w:r>
-        <w:t xml:space="preserve"> (Reproduce golpe y latidos una sola vez al mismo tiempo) </w:t>
-      </w:r>
-    </w:p>
-    <w:p>
-      <w:r>
-        <w:rPr>
-          <w:highlight w:val="yellow"/>
-        </w:rPr>
-        <w:t xml:space="preserve">Espadas </w:t>
-      </w:r>
-      <w:proofErr w:type="spellStart"/>
-      <w:proofErr w:type="gramStart"/>
-      <w:r>
-        <w:rPr>
-          <w:highlight w:val="yellow"/>
-        </w:rPr>
-        <w:t>chocando:loop</w:t>
-      </w:r>
-      <w:proofErr w:type="spellEnd"/>
-      <w:proofErr w:type="gramEnd"/>
-      <w:r>
-        <w:t xml:space="preserve"> (Reproduce espadas chocando indefinidamente hasta que se vuelva a escribir Espadas </w:t>
-      </w:r>
-      <w:proofErr w:type="spellStart"/>
-      <w:proofErr w:type="gramStart"/>
-      <w:r>
-        <w:t>chocando:loop</w:t>
-      </w:r>
-      <w:proofErr w:type="spellEnd"/>
-      <w:proofErr w:type="gramEnd"/>
-      <w:r>
-        <w:t xml:space="preserve"> en un diálogo posterior).</w:t>
-      </w:r>
-    </w:p>
-    <w:p>
-      <w:pPr>
-        <w:ind w:left="360" w:firstLine="348"/>
-      </w:pPr>
-      <w:r>
-        <w:t xml:space="preserve">Se debe tener en cuenta </w:t>
-      </w:r>
-      <w:proofErr w:type="gramStart"/>
-      <w:r>
-        <w:t>que</w:t>
-      </w:r>
-      <w:proofErr w:type="gramEnd"/>
-      <w:r>
-        <w:t xml:space="preserve"> si un sonido está en </w:t>
-      </w:r>
-      <w:proofErr w:type="spellStart"/>
-      <w:r>
-        <w:t>loop</w:t>
-      </w:r>
-      <w:proofErr w:type="spellEnd"/>
-      <w:r>
-        <w:t xml:space="preserve"> y se reproduce </w:t>
-      </w:r>
-      <w:r>
-        <w:t>otro</w:t>
-      </w:r>
-      <w:r>
-        <w:t xml:space="preserve"> sonido, el </w:t>
-      </w:r>
-      <w:proofErr w:type="spellStart"/>
-      <w:r>
-        <w:t>loop</w:t>
-      </w:r>
-      <w:proofErr w:type="spellEnd"/>
-      <w:r>
-        <w:t xml:space="preserve"> se detendrá</w:t>
-      </w:r>
-      <w:r>
-        <w:t xml:space="preserve"> y sonará el sonido escrito</w:t>
-      </w:r>
-      <w:r>
-        <w:t>.</w:t>
-      </w:r>
-    </w:p>
-    <w:p>
-      <w:pPr>
-        <w:ind w:left="360" w:firstLine="348"/>
-      </w:pPr>
-      <w:r>
-        <w:t xml:space="preserve">No se pueden colocar 2 sonidos en </w:t>
-      </w:r>
-      <w:proofErr w:type="spellStart"/>
-      <w:r>
-        <w:t>loop</w:t>
-      </w:r>
-      <w:proofErr w:type="spellEnd"/>
-      <w:r>
-        <w:t xml:space="preserve"> al mismo tiempo, en caso de que lo necesite se recomienda editar y solapar ambos audios en uno solo.</w:t>
-      </w:r>
-    </w:p>
-    <w:p>
-      <w:pPr>
-        <w:pStyle w:val="Ttulo2"/>
-      </w:pPr>
-      <w:bookmarkStart w:id="11" w:name="_Toc199261564"/>
-      <w:r>
-        <w:t xml:space="preserve">Columna </w:t>
-      </w:r>
-      <w:proofErr w:type="gramStart"/>
-      <w:r>
-        <w:t>Single</w:t>
-      </w:r>
-      <w:proofErr w:type="gramEnd"/>
-      <w:r>
-        <w:t xml:space="preserve"> </w:t>
-      </w:r>
-      <w:proofErr w:type="spellStart"/>
-      <w:r>
-        <w:t>effect</w:t>
-      </w:r>
-      <w:bookmarkEnd w:id="11"/>
-      <w:proofErr w:type="spellEnd"/>
+        <w:t>Son efectos visuales que suceden una única vez, como una sacudida de pantalla o flash repentino. Sintaxis:</w:t>
+      </w:r>
     </w:p>
     <w:p>
       <w:r>
         <w:tab/>
-        <w:t xml:space="preserve">Son efectos visuales que suceden una única vez, como una sacudida de pantalla o </w:t>
-      </w:r>
-      <w:proofErr w:type="gramStart"/>
-      <w:r>
-        <w:t>flash</w:t>
-      </w:r>
-      <w:proofErr w:type="gramEnd"/>
-      <w:r>
-        <w:t xml:space="preserve"> repentino. Sintaxis:</w:t>
+        <w:t>Nombre_del_efecto : parámetros</w:t>
       </w:r>
     </w:p>
     <w:p>
       <w:r>
         <w:tab/>
-      </w:r>
-      <w:proofErr w:type="spellStart"/>
-      <w:r>
-        <w:t>Nombre_del_</w:t>
-      </w:r>
-      <w:proofErr w:type="gramStart"/>
-      <w:r>
-        <w:t>efecto</w:t>
-      </w:r>
-      <w:proofErr w:type="spellEnd"/>
-      <w:r>
-        <w:t xml:space="preserve"> :</w:t>
-      </w:r>
-      <w:proofErr w:type="gramEnd"/>
-      <w:r>
-        <w:t xml:space="preserve"> parámetros</w:t>
-      </w:r>
-    </w:p>
-    <w:p>
-      <w:r>
-        <w:tab/>
-        <w:t>Nombre_del_efecto_</w:t>
-      </w:r>
-      <w:proofErr w:type="gramStart"/>
-      <w:r>
-        <w:t>1:parámetros</w:t>
-      </w:r>
-      <w:proofErr w:type="gramEnd"/>
-      <w:r>
-        <w:t>, Nombre_del_efecto_</w:t>
-      </w:r>
-      <w:proofErr w:type="gramStart"/>
-      <w:r>
-        <w:t>2:parámetros</w:t>
-      </w:r>
-      <w:proofErr w:type="gramEnd"/>
+        <w:t>Nombre_del_efecto_1:parámetros, Nombre_del_efecto_2:parámetros</w:t>
+      </w:r>
     </w:p>
     <w:p>
       <w:r>
@@ -7308,19 +6034,9 @@
             <w:pPr>
               <w:jc w:val="center"/>
             </w:pPr>
-            <w:proofErr w:type="spellStart"/>
-            <w:r>
-              <w:t>vpunch</w:t>
-            </w:r>
-            <w:proofErr w:type="spellEnd"/>
-            <w:r>
-              <w:t xml:space="preserve"> / </w:t>
-            </w:r>
-            <w:proofErr w:type="spellStart"/>
-            <w:r>
-              <w:t>hpunch</w:t>
-            </w:r>
-            <w:proofErr w:type="spellEnd"/>
+            <w:r>
+              <w:t>vpunch / hpunch</w:t>
+            </w:r>
           </w:p>
         </w:tc>
         <w:tc>
@@ -7333,23 +6049,7 @@
               <w:jc w:val="center"/>
             </w:pPr>
             <w:r>
-              <w:t>El fondo de pantalla se mueve en horizontal (</w:t>
-            </w:r>
-            <w:proofErr w:type="spellStart"/>
-            <w:r>
-              <w:t>hpunch</w:t>
-            </w:r>
-            <w:proofErr w:type="spellEnd"/>
-            <w:r>
-              <w:t>) o vertical (</w:t>
-            </w:r>
-            <w:proofErr w:type="spellStart"/>
-            <w:r>
-              <w:t>vpunch</w:t>
-            </w:r>
-            <w:proofErr w:type="spellEnd"/>
-            <w:r>
-              <w:t>) simulando con golpe de una intensidad dada</w:t>
+              <w:t>El fondo de pantalla se mueve en horizontal (hpunch) o vertical (vpunch) simulando con golpe de una intensidad dada</w:t>
             </w:r>
           </w:p>
         </w:tc>
@@ -7516,7 +6216,6 @@
         <w:rPr>
           <w:highlight w:val="yellow"/>
         </w:rPr>
-        <w:lastRenderedPageBreak/>
         <w:t>vpunch:50</w:t>
       </w:r>
       <w:r>
@@ -7541,29 +6240,21 @@
       </w:r>
     </w:p>
     <w:p>
-      <w:proofErr w:type="gramStart"/>
       <w:r>
         <w:rPr>
           <w:highlight w:val="yellow"/>
         </w:rPr>
-        <w:t>flash</w:t>
-      </w:r>
-      <w:proofErr w:type="gramEnd"/>
+        <w:t>flash:0.25:1</w:t>
+      </w:r>
+      <w:r>
+        <w:t xml:space="preserve"> (Muestra un fondo blanco una única vez durante 0.25 segundos simulando un destello repentino)</w:t>
+      </w:r>
+    </w:p>
+    <w:p>
       <w:r>
         <w:rPr>
           <w:highlight w:val="yellow"/>
         </w:rPr>
-        <w:t>:0.25:1</w:t>
-      </w:r>
-      <w:r>
-        <w:t xml:space="preserve"> (Muestra un fondo blanco una única vez durante 0.25 segundos simulando un destello repentino)</w:t>
-      </w:r>
-    </w:p>
-    <w:p>
-      <w:r>
-        <w:rPr>
-          <w:highlight w:val="yellow"/>
-        </w:rPr>
         <w:t>blackout:0.25:1</w:t>
       </w:r>
       <w:r>
@@ -7577,117 +6268,41 @@
       </w:pPr>
       <w:bookmarkStart w:id="12" w:name="_Toc199261565"/>
       <w:r>
-        <w:t xml:space="preserve">Columna </w:t>
-      </w:r>
-      <w:proofErr w:type="spellStart"/>
-      <w:r>
-        <w:t>Continuous</w:t>
-      </w:r>
-      <w:proofErr w:type="spellEnd"/>
+        <w:t>Columna Continuous effect</w:t>
+      </w:r>
+      <w:bookmarkEnd w:id="12"/>
+    </w:p>
+    <w:p>
+      <w:r>
+        <w:tab/>
+        <w:t>Es similar a los Single Effects, solo que esta vez es un efecto que sucede constantemente en pantalla y persiste indefinidamente hasta que se vuelva a llamar</w:t>
+      </w:r>
+      <w:r>
+        <w:t>. Se pueden dividir en dos, aquellos efectos continuos que interactúan con el fondo actual, y aquellos que colocan una imagen por encima.</w:t>
+      </w:r>
       <w:r>
         <w:t xml:space="preserve"> </w:t>
       </w:r>
-      <w:proofErr w:type="spellStart"/>
-      <w:r>
-        <w:t>effect</w:t>
-      </w:r>
-      <w:bookmarkEnd w:id="12"/>
-      <w:proofErr w:type="spellEnd"/>
+      <w:r>
+        <w:t>L</w:t>
+      </w:r>
+      <w:r>
+        <w:t>a sintaxis es la misma que la de</w:t>
+      </w:r>
+      <w:r>
+        <w:t xml:space="preserve"> los Single Effects.</w:t>
+      </w:r>
     </w:p>
     <w:p>
       <w:r>
         <w:tab/>
-        <w:t xml:space="preserve">Es similar a los </w:t>
-      </w:r>
-      <w:proofErr w:type="gramStart"/>
-      <w:r>
-        <w:t>Single</w:t>
-      </w:r>
-      <w:proofErr w:type="gramEnd"/>
-      <w:r>
-        <w:t xml:space="preserve"> </w:t>
-      </w:r>
-      <w:proofErr w:type="spellStart"/>
-      <w:r>
-        <w:t>Effects</w:t>
-      </w:r>
-      <w:proofErr w:type="spellEnd"/>
-      <w:r>
-        <w:t>, solo que esta vez es un efecto que sucede constantemente en pantalla y persiste indefinidamente hasta que se vuelva a llamar</w:t>
-      </w:r>
-      <w:r>
-        <w:t>. Se pueden dividir en dos, aquellos efectos continuos que interactúan con el fondo actual, y aquellos que colocan una imagen por encima.</w:t>
-      </w:r>
-      <w:r>
-        <w:t xml:space="preserve"> </w:t>
-      </w:r>
-      <w:r>
-        <w:t>L</w:t>
-      </w:r>
-      <w:r>
-        <w:t>a sintaxis es la misma que la de</w:t>
-      </w:r>
-      <w:r>
-        <w:t xml:space="preserve"> los </w:t>
-      </w:r>
-      <w:proofErr w:type="gramStart"/>
-      <w:r>
-        <w:t>Single</w:t>
-      </w:r>
-      <w:proofErr w:type="gramEnd"/>
-      <w:r>
-        <w:t xml:space="preserve"> </w:t>
-      </w:r>
-      <w:proofErr w:type="spellStart"/>
-      <w:r>
-        <w:t>Effects</w:t>
-      </w:r>
-      <w:proofErr w:type="spellEnd"/>
-      <w:r>
-        <w:t>.</w:t>
+        <w:t>Nombre_del_efecto : parámetros</w:t>
       </w:r>
     </w:p>
     <w:p>
       <w:r>
         <w:tab/>
-      </w:r>
-      <w:proofErr w:type="spellStart"/>
-      <w:r>
-        <w:t>Nombre_del_</w:t>
-      </w:r>
-      <w:proofErr w:type="gramStart"/>
-      <w:r>
-        <w:t>efecto</w:t>
-      </w:r>
-      <w:proofErr w:type="spellEnd"/>
-      <w:r>
-        <w:t xml:space="preserve"> :</w:t>
-      </w:r>
-      <w:proofErr w:type="gramEnd"/>
-      <w:r>
-        <w:t xml:space="preserve"> parámetros</w:t>
-      </w:r>
-    </w:p>
-    <w:p>
-      <w:r>
-        <w:tab/>
-        <w:t>Nombre_del_efecto_</w:t>
-      </w:r>
-      <w:proofErr w:type="gramStart"/>
-      <w:r>
-        <w:t>1 :</w:t>
-      </w:r>
-      <w:proofErr w:type="gramEnd"/>
-      <w:r>
-        <w:t xml:space="preserve"> parámetros, Nombre_del_efecto_</w:t>
-      </w:r>
-      <w:proofErr w:type="gramStart"/>
-      <w:r>
-        <w:t>2 :</w:t>
-      </w:r>
-      <w:proofErr w:type="gramEnd"/>
-      <w:r>
-        <w:t xml:space="preserve"> parámetros</w:t>
+        <w:t>Nombre_del_efecto_1 : parámetros, Nombre_del_efecto_2 : parámetros</w:t>
       </w:r>
     </w:p>
     <w:p>
@@ -7805,11 +6420,9 @@
             <w:pPr>
               <w:jc w:val="center"/>
             </w:pPr>
-            <w:proofErr w:type="spellStart"/>
             <w:r>
               <w:t>blur</w:t>
             </w:r>
-            <w:proofErr w:type="spellEnd"/>
           </w:p>
         </w:tc>
         <w:tc>
@@ -7860,17 +6473,8 @@
             <w:pPr>
               <w:jc w:val="center"/>
             </w:pPr>
-            <w:proofErr w:type="spellStart"/>
-            <w:r>
-              <w:t>hwarp</w:t>
-            </w:r>
-            <w:proofErr w:type="spellEnd"/>
-            <w:r>
-              <w:t xml:space="preserve"> / </w:t>
-            </w:r>
-            <w:proofErr w:type="spellStart"/>
-            <w:r>
-              <w:t>v</w:t>
+            <w:r>
+              <w:t>hwarp / v</w:t>
             </w:r>
             <w:r>
               <w:t>w</w:t>
@@ -7878,7 +6482,6 @@
             <w:r>
               <w:t>arp</w:t>
             </w:r>
-            <w:proofErr w:type="spellEnd"/>
           </w:p>
         </w:tc>
         <w:tc>
@@ -7891,23 +6494,7 @@
               <w:jc w:val="center"/>
             </w:pPr>
             <w:r>
-              <w:t>El fondo actual se estira vertical (</w:t>
-            </w:r>
-            <w:proofErr w:type="spellStart"/>
-            <w:r>
-              <w:t>vwarp</w:t>
-            </w:r>
-            <w:proofErr w:type="spellEnd"/>
-            <w:r>
-              <w:t>) u horizontalmente (</w:t>
-            </w:r>
-            <w:proofErr w:type="spellStart"/>
-            <w:r>
-              <w:t>hwarp</w:t>
-            </w:r>
-            <w:proofErr w:type="spellEnd"/>
-            <w:r>
-              <w:t>)</w:t>
+              <w:t>El fondo actual se estira vertical (vwarp) u horizontalmente (hwarp)</w:t>
             </w:r>
           </w:p>
         </w:tc>
@@ -7942,11 +6529,9 @@
             <w:pPr>
               <w:jc w:val="center"/>
             </w:pPr>
-            <w:proofErr w:type="spellStart"/>
             <w:r>
               <w:t>rotate</w:t>
             </w:r>
-            <w:proofErr w:type="spellEnd"/>
           </w:p>
           <w:p>
             <w:pPr>
@@ -8032,39 +6617,7 @@
         <w:ind w:firstLine="708"/>
       </w:pPr>
       <w:r>
-        <w:t xml:space="preserve">Estos efectos que interactúan con el fondo no se pueden acumular, es decir, solo puede haber uno activo a la vez, por ejemplo, si se intenta colocar un </w:t>
-      </w:r>
-      <w:proofErr w:type="spellStart"/>
-      <w:r>
-        <w:t>rotate</w:t>
-      </w:r>
-      <w:proofErr w:type="spellEnd"/>
-      <w:r>
-        <w:t xml:space="preserve"> luego de un </w:t>
-      </w:r>
-      <w:proofErr w:type="spellStart"/>
-      <w:r>
-        <w:t>blur</w:t>
-      </w:r>
-      <w:proofErr w:type="spellEnd"/>
-      <w:r>
-        <w:t xml:space="preserve">, el </w:t>
-      </w:r>
-      <w:proofErr w:type="spellStart"/>
-      <w:r>
-        <w:t>blur</w:t>
-      </w:r>
-      <w:proofErr w:type="spellEnd"/>
-      <w:r>
-        <w:t xml:space="preserve"> desaparecerá y el </w:t>
-      </w:r>
-      <w:proofErr w:type="spellStart"/>
-      <w:r>
-        <w:t>rotate</w:t>
-      </w:r>
-      <w:proofErr w:type="spellEnd"/>
-      <w:r>
-        <w:t xml:space="preserve"> se ejecutará.</w:t>
+        <w:t>Estos efectos que interactúan con el fondo no se pueden acumular, es decir, solo puede haber uno activo a la vez, por ejemplo, si se intenta colocar un rotate luego de un blur, el blur desaparecerá y el rotate se ejecutará.</w:t>
       </w:r>
     </w:p>
     <w:p>
@@ -8072,7 +6625,6 @@
         <w:pStyle w:val="Ttulo3"/>
       </w:pPr>
       <w:r>
-        <w:lastRenderedPageBreak/>
         <w:t>Efectos que colocan una imagen encima del fondo</w:t>
       </w:r>
     </w:p>
@@ -8230,6 +6782,7 @@
     <w:p/>
     <w:p>
       <w:r>
+        <w:lastRenderedPageBreak/>
         <w:tab/>
         <w:t>Estos también sirven para mostrar imágenes</w:t>
       </w:r>
@@ -8251,19 +6804,10 @@
         <w:t>0.4</w:t>
       </w:r>
       <w:r>
-        <w:t xml:space="preserve"> (Muestra un fondo llamado </w:t>
-      </w:r>
-      <w:proofErr w:type="spellStart"/>
-      <w:r>
-        <w:t>suffocation</w:t>
-      </w:r>
-      <w:proofErr w:type="spellEnd"/>
-      <w:r>
-        <w:t xml:space="preserve"> el cual es rojizo y tiene venas en el borde con una opacidad del 0.4 dando la impresión de que el protagonista se está asfixiando o sufriendo)</w:t>
-      </w:r>
-    </w:p>
-    <w:p>
-      <w:proofErr w:type="spellStart"/>
+        <w:t xml:space="preserve"> (Muestra un fondo llamado suffocation el cual es rojizo y tiene venas en el borde con una opacidad del 0.4 dando la impresión de que el protagonista se está asfixiando o sufriendo)</w:t>
+      </w:r>
+    </w:p>
+    <w:p>
       <w:r>
         <w:rPr>
           <w:highlight w:val="yellow"/>
@@ -8276,21 +6820,18 @@
         </w:rPr>
         <w:t>amily</w:t>
       </w:r>
-      <w:proofErr w:type="spellEnd"/>
       <w:r>
         <w:rPr>
           <w:highlight w:val="yellow"/>
         </w:rPr>
         <w:t xml:space="preserve"> </w:t>
       </w:r>
-      <w:proofErr w:type="spellStart"/>
       <w:r>
         <w:rPr>
           <w:highlight w:val="yellow"/>
         </w:rPr>
         <w:t>picture</w:t>
       </w:r>
-      <w:proofErr w:type="spellEnd"/>
       <w:r>
         <w:t xml:space="preserve"> (Muestra una foto de una familia en pantalla)</w:t>
       </w:r>
@@ -8317,14 +6858,9 @@
       </w:pPr>
       <w:bookmarkStart w:id="13" w:name="_Toc199261566"/>
       <w:r>
-        <w:t xml:space="preserve">Columna </w:t>
-      </w:r>
-      <w:proofErr w:type="spellStart"/>
-      <w:r>
-        <w:t>Events</w:t>
+        <w:t>Columna Events</w:t>
       </w:r>
       <w:bookmarkEnd w:id="13"/>
-      <w:proofErr w:type="spellEnd"/>
     </w:p>
     <w:p>
       <w:r>
@@ -8362,7 +6898,6 @@
         <w:rPr>
           <w:noProof/>
         </w:rPr>
-        <w:lastRenderedPageBreak/>
         <w:t xml:space="preserve">              </w:t>
       </w:r>
       <w:r>
@@ -8385,7 +6920,7 @@
                     <pic:cNvPicPr/>
                   </pic:nvPicPr>
                   <pic:blipFill>
-                    <a:blip r:embed="rId25"/>
+                    <a:blip r:embed="rId24"/>
                     <a:stretch>
                       <a:fillRect/>
                     </a:stretch>
@@ -8437,7 +6972,7 @@
                     <pic:cNvPicPr/>
                   </pic:nvPicPr>
                   <pic:blipFill>
-                    <a:blip r:embed="rId26"/>
+                    <a:blip r:embed="rId25"/>
                     <a:stretch>
                       <a:fillRect/>
                     </a:stretch>
@@ -8460,6 +6995,7 @@
     </w:p>
     <w:p>
       <w:r>
+        <w:lastRenderedPageBreak/>
         <w:tab/>
         <w:t xml:space="preserve">En este caso la imagen de la </w:t>
       </w:r>
@@ -8497,47 +7033,19 @@
         <w:t xml:space="preserve"> </w:t>
       </w:r>
       <w:r>
-        <w:t xml:space="preserve">En este caso la sintaxis es algo </w:t>
-      </w:r>
-      <w:proofErr w:type="gramStart"/>
-      <w:r>
-        <w:t>variada</w:t>
-      </w:r>
-      <w:proofErr w:type="gramEnd"/>
-      <w:r>
-        <w:t xml:space="preserve"> pero en esencia es la siguiente.</w:t>
+        <w:t>En este caso la sintaxis es algo variada pero en esencia es la siguiente.</w:t>
       </w:r>
     </w:p>
     <w:p>
       <w:r>
         <w:tab/>
-      </w:r>
-      <w:proofErr w:type="spellStart"/>
-      <w:r>
         <w:t>Nombre_del_personaje</w:t>
       </w:r>
-      <w:proofErr w:type="spellEnd"/>
-      <w:r>
-        <w:t xml:space="preserve"> </w:t>
-      </w:r>
-      <w:proofErr w:type="gramStart"/>
-      <w:r>
-        <w:t>Sprite</w:t>
-      </w:r>
-      <w:r>
-        <w:t xml:space="preserve"> :</w:t>
-      </w:r>
-      <w:proofErr w:type="gramEnd"/>
-      <w:r>
-        <w:t xml:space="preserve"> </w:t>
-      </w:r>
-      <w:proofErr w:type="gramStart"/>
-      <w:r>
-        <w:t>acción :</w:t>
-      </w:r>
-      <w:proofErr w:type="gramEnd"/>
-      <w:r>
-        <w:t xml:space="preserve"> parámetros de la acción</w:t>
+      <w:r>
+        <w:t xml:space="preserve"> Sprite</w:t>
+      </w:r>
+      <w:r>
+        <w:t xml:space="preserve"> : acción : parámetros de la acción</w:t>
       </w:r>
     </w:p>
     <w:p>
@@ -8548,69 +7056,13 @@
         <w:t>El nombre del personaje debe estar en m</w:t>
       </w:r>
       <w:r>
-        <w:t xml:space="preserve">inúscula y coincidir con el nombre del archivo que contiene el Sprite del personaje. El Sprite del personaje va separado de un espacio de su nombre, este Sprite es opcional y representa la variación del personaje, por ejemplo “Amber </w:t>
-      </w:r>
-      <w:proofErr w:type="spellStart"/>
-      <w:r>
-        <w:t>uniform_happy</w:t>
-      </w:r>
-      <w:proofErr w:type="spellEnd"/>
-      <w:r>
-        <w:t xml:space="preserve">”, “Amber </w:t>
-      </w:r>
-      <w:proofErr w:type="spellStart"/>
-      <w:r>
-        <w:t>casual_happy</w:t>
-      </w:r>
-      <w:proofErr w:type="spellEnd"/>
-      <w:r>
-        <w:t>” o “</w:t>
-      </w:r>
-      <w:proofErr w:type="spellStart"/>
-      <w:r>
-        <w:t>Amber_uniform_scared</w:t>
-      </w:r>
-      <w:proofErr w:type="spellEnd"/>
-      <w:r>
-        <w:t>”.</w:t>
+        <w:t>inúscula y coincidir con el nombre del archivo que contiene el Sprite del personaje. El Sprite del personaje va separado de un espacio de su nombre, este Sprite es opcional y representa la variación del personaje, por ejemplo “Amber uniform_happy”, “Amber casual_happy” o “Amber_uniform_scared”.</w:t>
       </w:r>
     </w:p>
     <w:p>
       <w:r>
         <w:tab/>
-        <w:t xml:space="preserve">En este caso Amber sería el personaje y </w:t>
-      </w:r>
-      <w:proofErr w:type="spellStart"/>
-      <w:r>
-        <w:t>uniform_happy</w:t>
-      </w:r>
-      <w:proofErr w:type="spellEnd"/>
-      <w:r>
-        <w:t xml:space="preserve">, </w:t>
-      </w:r>
-      <w:proofErr w:type="spellStart"/>
-      <w:r>
-        <w:t>casual_happy</w:t>
-      </w:r>
-      <w:proofErr w:type="spellEnd"/>
-      <w:r>
-        <w:t xml:space="preserve"> y </w:t>
-      </w:r>
-      <w:proofErr w:type="spellStart"/>
-      <w:r>
-        <w:t>uniform_scared</w:t>
-      </w:r>
-      <w:proofErr w:type="spellEnd"/>
-      <w:r>
-        <w:t xml:space="preserve"> serían </w:t>
-      </w:r>
-      <w:proofErr w:type="gramStart"/>
-      <w:r>
-        <w:t>los Sprite específicos a nombrar</w:t>
-      </w:r>
-      <w:proofErr w:type="gramEnd"/>
-      <w:r>
-        <w:t>. Si no se especifica el Sprite se mostrará el archivo que se llame “Amber.png”, de no existir, el juego arrojará un error.</w:t>
+        <w:t>En este caso Amber sería el personaje y uniform_happy, casual_happy y uniform_scared serían los Sprite específicos a nombrar. Si no se especifica el Sprite se mostrará el archivo que se llame “Amber.png”, de no existir, el juego arrojará un error.</w:t>
       </w:r>
     </w:p>
     <w:p>
@@ -8637,7 +7089,6 @@
         <w:ind w:firstLine="708"/>
       </w:pPr>
       <w:r>
-        <w:lastRenderedPageBreak/>
         <w:t>Posiciones y valores</w:t>
       </w:r>
     </w:p>
@@ -8998,6 +7449,7 @@
               <w:jc w:val="center"/>
             </w:pPr>
             <w:r>
+              <w:lastRenderedPageBreak/>
               <w:t>120</w:t>
             </w:r>
           </w:p>
@@ -9054,47 +7506,7 @@
         <w:t>Nota:</w:t>
       </w:r>
       <w:r>
-        <w:t xml:space="preserve"> Si presentas problemas al momento de mostrar personajes, por </w:t>
-      </w:r>
-      <w:proofErr w:type="gramStart"/>
-      <w:r>
-        <w:t>ejemplo</w:t>
-      </w:r>
-      <w:proofErr w:type="gramEnd"/>
-      <w:r>
-        <w:t xml:space="preserve"> que el Sprite del personaje se cambia, verifica que estás utilizando el nombre del personaje correcto, por ejemplo: Katherine </w:t>
-      </w:r>
-      <w:proofErr w:type="spellStart"/>
-      <w:r>
-        <w:t>left</w:t>
-      </w:r>
-      <w:proofErr w:type="spellEnd"/>
-      <w:r>
-        <w:t xml:space="preserve"> </w:t>
-      </w:r>
-      <w:proofErr w:type="spellStart"/>
-      <w:r>
-        <w:t>happy</w:t>
-      </w:r>
-      <w:proofErr w:type="spellEnd"/>
-      <w:r>
-        <w:t xml:space="preserve">, Berto </w:t>
-      </w:r>
-      <w:proofErr w:type="spellStart"/>
-      <w:r>
-        <w:t>right</w:t>
-      </w:r>
-      <w:proofErr w:type="spellEnd"/>
-      <w:r>
-        <w:t xml:space="preserve"> </w:t>
-      </w:r>
-      <w:proofErr w:type="spellStart"/>
-      <w:r>
-        <w:t>surprised</w:t>
-      </w:r>
-      <w:proofErr w:type="spellEnd"/>
-      <w:r>
-        <w:t>, en cada uno de los eventos que escribas.</w:t>
+        <w:t xml:space="preserve"> Si presentas problemas al momento de mostrar personajes, por ejemplo que el Sprite del personaje se cambia, verifica que estás utilizando el nombre del personaje correcto, por ejemplo: Katherine left happy, Berto right surprised, en cada uno de los eventos que escribas.</w:t>
       </w:r>
     </w:p>
     <w:p/>
@@ -9266,12 +7678,9 @@
             <w:pPr>
               <w:jc w:val="center"/>
             </w:pPr>
-            <w:proofErr w:type="spellStart"/>
-            <w:r>
-              <w:lastRenderedPageBreak/>
+            <w:r>
               <w:t>appear</w:t>
             </w:r>
-            <w:proofErr w:type="spellEnd"/>
           </w:p>
         </w:tc>
         <w:tc>
@@ -9468,13 +7877,8 @@
               <w:jc w:val="center"/>
             </w:pPr>
             <w:r>
-              <w:t xml:space="preserve">Cambio de </w:t>
-            </w:r>
-            <w:proofErr w:type="spellStart"/>
-            <w:r>
-              <w:t>sprite</w:t>
-            </w:r>
-            <w:proofErr w:type="spellEnd"/>
+              <w:t>Cambio de sprite</w:t>
+            </w:r>
           </w:p>
         </w:tc>
         <w:tc>
@@ -9520,11 +7924,9 @@
             <w:pPr>
               <w:jc w:val="center"/>
             </w:pPr>
-            <w:proofErr w:type="spellStart"/>
             <w:r>
               <w:t>move</w:t>
             </w:r>
-            <w:proofErr w:type="spellEnd"/>
           </w:p>
         </w:tc>
         <w:tc>
@@ -9616,14 +8018,12 @@
             <w:pPr>
               <w:jc w:val="center"/>
             </w:pPr>
-            <w:proofErr w:type="spellStart"/>
             <w:r>
               <w:t>j</w:t>
             </w:r>
             <w:r>
               <w:t>ump</w:t>
             </w:r>
-            <w:proofErr w:type="spellEnd"/>
           </w:p>
         </w:tc>
         <w:tc>
@@ -9681,6 +8081,7 @@
               <w:jc w:val="center"/>
             </w:pPr>
             <w:r>
+              <w:lastRenderedPageBreak/>
               <w:t>tremble</w:t>
             </w:r>
           </w:p>
@@ -9727,19 +8128,9 @@
             <w:pPr>
               <w:jc w:val="center"/>
             </w:pPr>
-            <w:proofErr w:type="spellStart"/>
-            <w:r>
-              <w:t>hitl</w:t>
-            </w:r>
-            <w:proofErr w:type="spellEnd"/>
-            <w:r>
-              <w:t xml:space="preserve"> / </w:t>
-            </w:r>
-            <w:proofErr w:type="spellStart"/>
-            <w:r>
-              <w:t>hitr</w:t>
-            </w:r>
-            <w:proofErr w:type="spellEnd"/>
+            <w:r>
+              <w:t>hitl / hitr</w:t>
+            </w:r>
           </w:p>
         </w:tc>
         <w:tc>
@@ -9752,23 +8143,7 @@
               <w:jc w:val="center"/>
             </w:pPr>
             <w:r>
-              <w:t>El personaje rota hacia la izquierda (</w:t>
-            </w:r>
-            <w:proofErr w:type="spellStart"/>
-            <w:r>
-              <w:t>hirl</w:t>
-            </w:r>
-            <w:proofErr w:type="spellEnd"/>
-            <w:r>
-              <w:t>) o derecha (</w:t>
-            </w:r>
-            <w:proofErr w:type="spellStart"/>
-            <w:r>
-              <w:t>hitr</w:t>
-            </w:r>
-            <w:proofErr w:type="spellEnd"/>
-            <w:r>
-              <w:t>) simulando que acaba de recibir un golpe.</w:t>
+              <w:t>El personaje rota hacia la izquierda (hirl) o derecha (hitr) simulando que acaba de recibir un golpe.</w:t>
             </w:r>
           </w:p>
         </w:tc>
@@ -9800,19 +8175,9 @@
             <w:pPr>
               <w:jc w:val="center"/>
             </w:pPr>
-            <w:proofErr w:type="spellStart"/>
-            <w:r>
-              <w:t>knockl</w:t>
-            </w:r>
-            <w:proofErr w:type="spellEnd"/>
-            <w:r>
-              <w:t xml:space="preserve"> / </w:t>
-            </w:r>
-            <w:proofErr w:type="spellStart"/>
-            <w:r>
-              <w:t>knockr</w:t>
-            </w:r>
-            <w:proofErr w:type="spellEnd"/>
+            <w:r>
+              <w:t>knockl / knockr</w:t>
+            </w:r>
           </w:p>
         </w:tc>
         <w:tc>
@@ -9825,23 +8190,7 @@
               <w:jc w:val="center"/>
             </w:pPr>
             <w:r>
-              <w:t>El personaje es empujado hacia la izquierda (</w:t>
-            </w:r>
-            <w:proofErr w:type="spellStart"/>
-            <w:r>
-              <w:t>knockl</w:t>
-            </w:r>
-            <w:proofErr w:type="spellEnd"/>
-            <w:r>
-              <w:t>) o derecha (</w:t>
-            </w:r>
-            <w:proofErr w:type="spellStart"/>
-            <w:r>
-              <w:t>knockr</w:t>
-            </w:r>
-            <w:proofErr w:type="spellEnd"/>
-            <w:r>
-              <w:t>) y es derribado al suelo fuera de pantalla.</w:t>
+              <w:t>El personaje es empujado hacia la izquierda (knockl) o derecha (knockr) y es derribado al suelo fuera de pantalla.</w:t>
             </w:r>
           </w:p>
         </w:tc>
@@ -9877,19 +8226,9 @@
             <w:pPr>
               <w:jc w:val="center"/>
             </w:pPr>
-            <w:proofErr w:type="spellStart"/>
-            <w:r>
-              <w:t>raisel</w:t>
-            </w:r>
-            <w:proofErr w:type="spellEnd"/>
-            <w:r>
-              <w:t xml:space="preserve"> / </w:t>
-            </w:r>
-            <w:proofErr w:type="spellStart"/>
-            <w:r>
-              <w:t>raiser</w:t>
-            </w:r>
-            <w:proofErr w:type="spellEnd"/>
+            <w:r>
+              <w:t>raisel / raiser</w:t>
+            </w:r>
           </w:p>
         </w:tc>
         <w:tc>
@@ -9902,23 +8241,7 @@
               <w:jc w:val="center"/>
             </w:pPr>
             <w:r>
-              <w:t>El personaje se levanta del suelo desde la izquierda (</w:t>
-            </w:r>
-            <w:proofErr w:type="spellStart"/>
-            <w:r>
-              <w:t>raisel</w:t>
-            </w:r>
-            <w:proofErr w:type="spellEnd"/>
-            <w:r>
-              <w:t>) o derecha (</w:t>
-            </w:r>
-            <w:proofErr w:type="spellStart"/>
-            <w:r>
-              <w:t>raiser</w:t>
-            </w:r>
-            <w:proofErr w:type="spellEnd"/>
-            <w:r>
-              <w:t>).</w:t>
+              <w:t>El personaje se levanta del suelo desde la izquierda (raisel) o derecha (raiser).</w:t>
             </w:r>
           </w:p>
         </w:tc>
@@ -9951,11 +8274,9 @@
             <w:pPr>
               <w:jc w:val="center"/>
             </w:pPr>
-            <w:proofErr w:type="gramStart"/>
             <w:r>
               <w:t>zoom</w:t>
             </w:r>
-            <w:proofErr w:type="gramEnd"/>
           </w:p>
         </w:tc>
         <w:tc>
@@ -9983,15 +8304,7 @@
               <w:jc w:val="center"/>
             </w:pPr>
             <w:r>
-              <w:t xml:space="preserve">1. El factor del </w:t>
-            </w:r>
-            <w:proofErr w:type="gramStart"/>
-            <w:r>
-              <w:t>zoom</w:t>
-            </w:r>
-            <w:proofErr w:type="gramEnd"/>
-            <w:r>
-              <w:t xml:space="preserve"> (2)</w:t>
+              <w:t>1. El factor del zoom (2)</w:t>
             </w:r>
           </w:p>
         </w:tc>
@@ -10038,15 +8351,7 @@
               </w:numPr>
             </w:pPr>
             <w:r>
-              <w:t xml:space="preserve">La duración del </w:t>
-            </w:r>
-            <w:proofErr w:type="gramStart"/>
-            <w:r>
-              <w:t>zoom</w:t>
-            </w:r>
-            <w:proofErr w:type="gramEnd"/>
-            <w:r>
-              <w:t xml:space="preserve"> (2)</w:t>
+              <w:t>La duración del zoom (2)</w:t>
             </w:r>
           </w:p>
         </w:tc>
@@ -10065,11 +8370,9 @@
             <w:pPr>
               <w:jc w:val="center"/>
             </w:pPr>
-            <w:proofErr w:type="spellStart"/>
             <w:r>
               <w:t>movey</w:t>
             </w:r>
-            <w:proofErr w:type="spellEnd"/>
           </w:p>
         </w:tc>
         <w:tc>
@@ -10182,11 +8485,9 @@
             <w:pPr>
               <w:jc w:val="center"/>
             </w:pPr>
-            <w:proofErr w:type="spellStart"/>
             <w:r>
               <w:t>destroy</w:t>
             </w:r>
-            <w:proofErr w:type="spellEnd"/>
           </w:p>
         </w:tc>
         <w:tc>
@@ -10234,133 +8535,27 @@
         <w:rPr>
           <w:highlight w:val="yellow"/>
         </w:rPr>
-        <w:t xml:space="preserve">Stefannie &amp; </w:t>
-      </w:r>
-      <w:proofErr w:type="spellStart"/>
-      <w:proofErr w:type="gramStart"/>
+        <w:t>Stefannie &amp; Calcercio : appear</w:t>
+      </w:r>
+      <w:r>
+        <w:t xml:space="preserve"> (Stefannie y Calcercio aparecen al mismo tiempo, Stefannie al 33% de la pantalla y Calcercio al 66%)</w:t>
+      </w:r>
+    </w:p>
+    <w:p>
       <w:r>
         <w:rPr>
           <w:highlight w:val="yellow"/>
         </w:rPr>
-        <w:t>Calcercio</w:t>
-      </w:r>
-      <w:proofErr w:type="spellEnd"/>
+        <w:t xml:space="preserve">Calcercio happy &amp; Stefannie : </w:t>
+      </w:r>
       <w:r>
         <w:rPr>
           <w:highlight w:val="yellow"/>
         </w:rPr>
-        <w:t xml:space="preserve"> :</w:t>
-      </w:r>
-      <w:proofErr w:type="gramEnd"/>
-      <w:r>
-        <w:rPr>
-          <w:highlight w:val="yellow"/>
-        </w:rPr>
-        <w:t xml:space="preserve"> </w:t>
-      </w:r>
-      <w:proofErr w:type="spellStart"/>
-      <w:r>
-        <w:rPr>
-          <w:highlight w:val="yellow"/>
-        </w:rPr>
-        <w:t>appear</w:t>
-      </w:r>
-      <w:proofErr w:type="spellEnd"/>
-      <w:r>
-        <w:t xml:space="preserve"> (Stefannie y </w:t>
-      </w:r>
-      <w:proofErr w:type="spellStart"/>
-      <w:r>
-        <w:t>Calcercio</w:t>
-      </w:r>
-      <w:proofErr w:type="spellEnd"/>
-      <w:r>
-        <w:t xml:space="preserve"> aparecen al mismo tiempo, Stefannie al 33% de la pantalla y </w:t>
-      </w:r>
-      <w:proofErr w:type="spellStart"/>
-      <w:r>
-        <w:t>Calcercio</w:t>
-      </w:r>
-      <w:proofErr w:type="spellEnd"/>
-      <w:r>
-        <w:t xml:space="preserve"> al 66%)</w:t>
-      </w:r>
-    </w:p>
-    <w:p>
-      <w:proofErr w:type="spellStart"/>
-      <w:r>
-        <w:rPr>
-          <w:highlight w:val="yellow"/>
-        </w:rPr>
-        <w:t>Calcercio</w:t>
-      </w:r>
-      <w:proofErr w:type="spellEnd"/>
-      <w:r>
-        <w:rPr>
-          <w:highlight w:val="yellow"/>
-        </w:rPr>
-        <w:t xml:space="preserve"> </w:t>
-      </w:r>
-      <w:proofErr w:type="spellStart"/>
-      <w:r>
-        <w:rPr>
-          <w:highlight w:val="yellow"/>
-        </w:rPr>
-        <w:t>happy</w:t>
-      </w:r>
-      <w:proofErr w:type="spellEnd"/>
-      <w:r>
-        <w:rPr>
-          <w:highlight w:val="yellow"/>
-        </w:rPr>
-        <w:t xml:space="preserve"> &amp; </w:t>
-      </w:r>
-      <w:proofErr w:type="gramStart"/>
-      <w:r>
-        <w:rPr>
-          <w:highlight w:val="yellow"/>
-        </w:rPr>
-        <w:t>Stefannie :</w:t>
-      </w:r>
-      <w:proofErr w:type="gramEnd"/>
-      <w:r>
-        <w:rPr>
-          <w:highlight w:val="yellow"/>
-        </w:rPr>
-        <w:t xml:space="preserve"> </w:t>
-      </w:r>
-      <w:proofErr w:type="spellStart"/>
-      <w:proofErr w:type="gramStart"/>
-      <w:r>
-        <w:rPr>
-          <w:highlight w:val="yellow"/>
-        </w:rPr>
-        <w:t>move</w:t>
-      </w:r>
-      <w:proofErr w:type="spellEnd"/>
-      <w:r>
-        <w:rPr>
-          <w:highlight w:val="yellow"/>
-        </w:rPr>
-        <w:t xml:space="preserve"> :</w:t>
-      </w:r>
-      <w:proofErr w:type="gramEnd"/>
-      <w:r>
-        <w:rPr>
-          <w:highlight w:val="yellow"/>
-        </w:rPr>
-        <w:t xml:space="preserve"> 30: 85</w:t>
-      </w:r>
-      <w:r>
-        <w:t xml:space="preserve"> (</w:t>
-      </w:r>
-      <w:proofErr w:type="spellStart"/>
-      <w:r>
-        <w:t>Calcercio</w:t>
-      </w:r>
-      <w:proofErr w:type="spellEnd"/>
-      <w:r>
-        <w:t xml:space="preserve"> cambia de expresión y se mueve a la posición 30 al mismo tiempo que Stefannie se mueve a la posición 85)</w:t>
+        <w:t>move : 30: 85</w:t>
+      </w:r>
+      <w:r>
+        <w:t xml:space="preserve"> (Calcercio cambia de expresión y se mueve a la posición 30 al mismo tiempo que Stefannie se mueve a la posición 85)</w:t>
       </w:r>
     </w:p>
     <w:p>
@@ -10370,92 +8565,19 @@
       </w:r>
     </w:p>
     <w:p>
-      <w:proofErr w:type="gramStart"/>
       <w:r>
         <w:rPr>
           <w:highlight w:val="yellow"/>
         </w:rPr>
-        <w:t>Stefannie :</w:t>
-      </w:r>
-      <w:proofErr w:type="gramEnd"/>
-      <w:r>
-        <w:rPr>
-          <w:highlight w:val="yellow"/>
-        </w:rPr>
-        <w:t xml:space="preserve"> </w:t>
-      </w:r>
-      <w:proofErr w:type="spellStart"/>
-      <w:proofErr w:type="gramStart"/>
-      <w:r>
-        <w:rPr>
-          <w:highlight w:val="yellow"/>
-        </w:rPr>
-        <w:t>move</w:t>
-      </w:r>
-      <w:proofErr w:type="spellEnd"/>
-      <w:r>
-        <w:rPr>
-          <w:highlight w:val="yellow"/>
-        </w:rPr>
-        <w:t xml:space="preserve"> :</w:t>
-      </w:r>
-      <w:proofErr w:type="gramEnd"/>
-      <w:r>
-        <w:rPr>
-          <w:highlight w:val="yellow"/>
-        </w:rPr>
-        <w:t xml:space="preserve"> 30, </w:t>
-      </w:r>
-      <w:proofErr w:type="spellStart"/>
-      <w:proofErr w:type="gramStart"/>
-      <w:r>
-        <w:rPr>
-          <w:highlight w:val="yellow"/>
-        </w:rPr>
-        <w:t>Calcercio</w:t>
-      </w:r>
-      <w:proofErr w:type="spellEnd"/>
-      <w:r>
-        <w:rPr>
-          <w:highlight w:val="yellow"/>
-        </w:rPr>
-        <w:t xml:space="preserve"> :</w:t>
-      </w:r>
-      <w:proofErr w:type="gramEnd"/>
-      <w:r>
-        <w:rPr>
-          <w:highlight w:val="yellow"/>
-        </w:rPr>
-        <w:t xml:space="preserve"> </w:t>
-      </w:r>
-      <w:proofErr w:type="spellStart"/>
-      <w:r>
-        <w:rPr>
-          <w:highlight w:val="yellow"/>
-        </w:rPr>
-        <w:t>move</w:t>
-      </w:r>
-      <w:proofErr w:type="spellEnd"/>
-      <w:r>
-        <w:rPr>
-          <w:highlight w:val="yellow"/>
-        </w:rPr>
-        <w:t xml:space="preserve"> :120</w:t>
-      </w:r>
-      <w:r>
-        <w:t xml:space="preserve"> (Stefannie se mueve a la posición 30 y luego </w:t>
-      </w:r>
-      <w:proofErr w:type="spellStart"/>
-      <w:r>
-        <w:t>Calcercio</w:t>
-      </w:r>
-      <w:proofErr w:type="spellEnd"/>
-      <w:r>
-        <w:t xml:space="preserve"> sale de la pantalla por la derecha)</w:t>
-      </w:r>
-    </w:p>
-    <w:p>
-      <w:r>
+        <w:t>Stefannie : move : 30, Calcercio : move :120</w:t>
+      </w:r>
+      <w:r>
+        <w:t xml:space="preserve"> (Stefannie se mueve a la posición 30 y luego Calcercio sale de la pantalla por la derecha)</w:t>
+      </w:r>
+    </w:p>
+    <w:p>
+      <w:r>
+        <w:lastRenderedPageBreak/>
         <w:tab/>
         <w:t>Existen algunas animaciones predeterminadas, estas permiten que un personaje entre en una animación por tiempo indefinido, es similar a los efectos continuos solo que esta vez son los personajes que hacen un movimiento indefinidamente hasta que se vuelva a llamar la animación.</w:t>
       </w:r>
@@ -10575,11 +8697,9 @@
             <w:pPr>
               <w:jc w:val="center"/>
             </w:pPr>
-            <w:proofErr w:type="spellStart"/>
             <w:r>
               <w:t>trembling</w:t>
             </w:r>
-            <w:proofErr w:type="spellEnd"/>
           </w:p>
         </w:tc>
         <w:tc>
@@ -10677,28 +8797,14 @@
         </w:rPr>
         <w:t xml:space="preserve">Importante: </w:t>
       </w:r>
-      <w:proofErr w:type="spellStart"/>
-      <w:r>
-        <w:t>Renpy</w:t>
-      </w:r>
-      <w:proofErr w:type="spellEnd"/>
-      <w:r>
-        <w:t xml:space="preserve"> no soporta ciertas animaciones al mismo tiempo, por </w:t>
-      </w:r>
-      <w:proofErr w:type="gramStart"/>
-      <w:r>
-        <w:t>ejemplo</w:t>
-      </w:r>
-      <w:proofErr w:type="gramEnd"/>
-      <w:r>
-        <w:t xml:space="preserve"> no soporta un cambio de fondo y la aparición de un personaje, si hacemos esto el fondo aparecerá de golpe y el personaje hará la aparición normal. Es cuestión de probar e intentar crear diálogos intermedios para poder recrear estas escenas lo más fluidas e inmersivas posible.</w:t>
+      <w:r>
+        <w:t>Renpy no soporta ciertas animaciones al mismo tiempo, por ejemplo no soporta un cambio de fondo y la aparición de un personaje, si hacemos esto el fondo aparecerá de golpe y el personaje hará la aparición normal. Es cuestión de probar e intentar crear diálogos intermedios para poder recrear estas escenas lo más fluidas e inmersivas posible.</w:t>
       </w:r>
     </w:p>
     <w:p/>
     <w:p/>
     <w:p>
       <w:r>
-        <w:lastRenderedPageBreak/>
         <w:tab/>
         <w:t xml:space="preserve">A </w:t>
       </w:r>
@@ -10729,15 +8835,8 @@
           <w:numId w:val="15"/>
         </w:numPr>
       </w:pPr>
-      <w:proofErr w:type="spellStart"/>
-      <w:proofErr w:type="gramStart"/>
-      <w:r>
-        <w:t>saijo:appear</w:t>
-      </w:r>
-      <w:proofErr w:type="spellEnd"/>
-      <w:proofErr w:type="gramEnd"/>
-      <w:r>
-        <w:t xml:space="preserve"> </w:t>
+      <w:r>
+        <w:t xml:space="preserve">saijo:appear </w:t>
       </w:r>
       <w:r>
         <w:t>(S</w:t>
@@ -10757,13 +8856,8 @@
           <w:numId w:val="15"/>
         </w:numPr>
       </w:pPr>
-      <w:proofErr w:type="gramStart"/>
-      <w:r>
-        <w:t>saijo:move</w:t>
-      </w:r>
-      <w:proofErr w:type="gramEnd"/>
-      <w:r>
-        <w:t>:90</w:t>
+      <w:r>
+        <w:t>saijo:move:90</w:t>
       </w:r>
       <w:r>
         <w:t xml:space="preserve"> (</w:t>
@@ -10783,15 +8877,8 @@
           <w:numId w:val="15"/>
         </w:numPr>
       </w:pPr>
-      <w:proofErr w:type="spellStart"/>
-      <w:proofErr w:type="gramStart"/>
-      <w:r>
-        <w:t>saijo:hitr</w:t>
-      </w:r>
-      <w:proofErr w:type="spellEnd"/>
-      <w:proofErr w:type="gramEnd"/>
-      <w:r>
-        <w:t xml:space="preserve"> </w:t>
+      <w:r>
+        <w:t xml:space="preserve">saijo:hitr </w:t>
       </w:r>
       <w:r>
         <w:t>(</w:t>
@@ -10818,15 +8905,7 @@
         </w:numPr>
       </w:pPr>
       <w:r>
-        <w:t xml:space="preserve">El protagonista entra a una habitación donde está </w:t>
-      </w:r>
-      <w:proofErr w:type="spellStart"/>
-      <w:r>
-        <w:t>saijo</w:t>
-      </w:r>
-      <w:proofErr w:type="spellEnd"/>
-      <w:r>
-        <w:t xml:space="preserve"> y </w:t>
+        <w:t xml:space="preserve">El protagonista entra a una habitación donde está saijo y </w:t>
       </w:r>
       <w:r>
         <w:t>Dereck</w:t>
@@ -10838,15 +8917,7 @@
         <w:t>Dereck</w:t>
       </w:r>
       <w:r>
-        <w:t xml:space="preserve"> sale de la </w:t>
-      </w:r>
-      <w:proofErr w:type="gramStart"/>
-      <w:r>
-        <w:t>habitación</w:t>
-      </w:r>
-      <w:proofErr w:type="gramEnd"/>
-      <w:r>
-        <w:t xml:space="preserve"> pero luego regresa y nuevamente se retira</w:t>
+        <w:t xml:space="preserve"> sale de la habitación pero luego regresa y nuevamente se retira</w:t>
       </w:r>
     </w:p>
     <w:p>
@@ -10857,19 +8928,9 @@
           <w:numId w:val="15"/>
         </w:numPr>
       </w:pPr>
-      <w:proofErr w:type="spellStart"/>
-      <w:r>
-        <w:t>saijo</w:t>
-      </w:r>
-      <w:proofErr w:type="spellEnd"/>
-      <w:r>
-        <w:t xml:space="preserve"> &amp; </w:t>
-      </w:r>
-      <w:proofErr w:type="spellStart"/>
-      <w:r>
-        <w:t>dereck</w:t>
-      </w:r>
-      <w:proofErr w:type="spellEnd"/>
+      <w:r>
+        <w:t>saijo &amp; dereck</w:t>
+      </w:r>
       <w:r>
         <w:t xml:space="preserve"> (</w:t>
       </w:r>
@@ -10877,15 +8938,7 @@
         <w:t>S</w:t>
       </w:r>
       <w:r>
-        <w:t xml:space="preserve">aijo y </w:t>
-      </w:r>
-      <w:proofErr w:type="spellStart"/>
-      <w:r>
-        <w:t>dereck</w:t>
-      </w:r>
-      <w:proofErr w:type="spellEnd"/>
-      <w:r>
-        <w:t xml:space="preserve"> aparecen en pantalla repartidos equitativamente</w:t>
+        <w:t>aijo y dereck aparecen en pantalla repartidos equitativamente</w:t>
       </w:r>
       <w:r>
         <w:t>)</w:t>
@@ -10899,15 +8952,8 @@
           <w:numId w:val="15"/>
         </w:numPr>
       </w:pPr>
-      <w:proofErr w:type="spellStart"/>
-      <w:proofErr w:type="gramStart"/>
-      <w:r>
-        <w:t>dereck:move</w:t>
-      </w:r>
-      <w:proofErr w:type="spellEnd"/>
-      <w:proofErr w:type="gramEnd"/>
-      <w:r>
-        <w:t>:-25:5</w:t>
+      <w:r>
+        <w:t>dereck:move:-25:5</w:t>
       </w:r>
       <w:r>
         <w:t xml:space="preserve"> (</w:t>
@@ -10930,13 +8976,8 @@
           <w:numId w:val="15"/>
         </w:numPr>
       </w:pPr>
-      <w:proofErr w:type="gramStart"/>
-      <w:r>
-        <w:t>dereck:move</w:t>
-      </w:r>
-      <w:proofErr w:type="gramEnd"/>
-      <w:r>
-        <w:t>:18:1</w:t>
+      <w:r>
+        <w:t>dereck:move:18:1</w:t>
       </w:r>
       <w:r>
         <w:t xml:space="preserve"> (D</w:t>
@@ -10956,15 +8997,8 @@
           <w:numId w:val="15"/>
         </w:numPr>
       </w:pPr>
-      <w:proofErr w:type="spellStart"/>
-      <w:proofErr w:type="gramStart"/>
-      <w:r>
-        <w:t>dereck:move</w:t>
-      </w:r>
-      <w:proofErr w:type="spellEnd"/>
-      <w:proofErr w:type="gramEnd"/>
-      <w:r>
-        <w:t>:-25</w:t>
+      <w:r>
+        <w:t>dereck:move:-25</w:t>
       </w:r>
       <w:r>
         <w:t xml:space="preserve"> (D</w:t>
@@ -10984,26 +9018,14 @@
           <w:numId w:val="15"/>
         </w:numPr>
       </w:pPr>
-      <w:proofErr w:type="spellStart"/>
-      <w:proofErr w:type="gramStart"/>
       <w:r>
         <w:t>dereck:destroy</w:t>
       </w:r>
-      <w:proofErr w:type="spellEnd"/>
-      <w:proofErr w:type="gramEnd"/>
       <w:r>
         <w:t xml:space="preserve"> (</w:t>
       </w:r>
       <w:r>
-        <w:t xml:space="preserve">Como </w:t>
-      </w:r>
-      <w:proofErr w:type="spellStart"/>
-      <w:r>
-        <w:t>dereck</w:t>
-      </w:r>
-      <w:proofErr w:type="spellEnd"/>
-      <w:r>
-        <w:t xml:space="preserve"> no aparecerá más en esta escena, lo destruimos para ahorrar recursos</w:t>
+        <w:t>Como dereck no aparecerá más en esta escena, lo destruimos para ahorrar recursos</w:t>
       </w:r>
       <w:r>
         <w:t>)</w:t>
@@ -11023,15 +9045,7 @@
         </w:numPr>
       </w:pPr>
       <w:r>
-        <w:t xml:space="preserve">El protagonista le juega una broma a </w:t>
-      </w:r>
-      <w:proofErr w:type="spellStart"/>
-      <w:r>
-        <w:t>dereck</w:t>
-      </w:r>
-      <w:proofErr w:type="spellEnd"/>
-      <w:r>
-        <w:t xml:space="preserve"> y este se asusta</w:t>
+        <w:t>El protagonista le juega una broma a dereck y este se asusta</w:t>
       </w:r>
     </w:p>
     <w:p>
@@ -11042,13 +9056,9 @@
           <w:numId w:val="15"/>
         </w:numPr>
       </w:pPr>
-      <w:proofErr w:type="gramStart"/>
-      <w:r>
-        <w:t>dereck:pop</w:t>
-      </w:r>
-      <w:proofErr w:type="gramEnd"/>
-      <w:r>
-        <w:t>:120</w:t>
+      <w:r>
+        <w:lastRenderedPageBreak/>
+        <w:t>dereck:pop:120</w:t>
       </w:r>
       <w:r>
         <w:t xml:space="preserve"> (D</w:t>
@@ -11068,28 +9078,18 @@
           <w:numId w:val="15"/>
         </w:numPr>
       </w:pPr>
-      <w:proofErr w:type="gramStart"/>
-      <w:r>
-        <w:t>dereck:move</w:t>
-      </w:r>
-      <w:proofErr w:type="gramEnd"/>
-      <w:r>
-        <w:t>:33</w:t>
+      <w:r>
+        <w:t>dereck:move:33</w:t>
       </w:r>
       <w:r>
         <w:t xml:space="preserve"> (D</w:t>
       </w:r>
       <w:r>
-        <w:t xml:space="preserve">ereck se mueve hasta un tercio de la </w:t>
-      </w:r>
-      <w:proofErr w:type="gramStart"/>
-      <w:r>
-        <w:t xml:space="preserve">pantalla </w:t>
+        <w:t xml:space="preserve">ereck se mueve hasta un tercio de la pantalla </w:t>
       </w:r>
       <w:r>
         <w:t>)</w:t>
       </w:r>
-      <w:proofErr w:type="gramEnd"/>
     </w:p>
     <w:p>
       <w:pPr>
@@ -11099,34 +9099,11 @@
           <w:numId w:val="15"/>
         </w:numPr>
       </w:pPr>
-      <w:proofErr w:type="spellStart"/>
-      <w:r>
-        <w:t>dereck</w:t>
-      </w:r>
-      <w:proofErr w:type="spellEnd"/>
-      <w:r>
-        <w:t xml:space="preserve"> </w:t>
-      </w:r>
-      <w:proofErr w:type="spellStart"/>
-      <w:r>
-        <w:t>surprised</w:t>
-      </w:r>
-      <w:proofErr w:type="spellEnd"/>
-      <w:r>
-        <w:t xml:space="preserve">, </w:t>
-      </w:r>
-      <w:proofErr w:type="spellStart"/>
-      <w:proofErr w:type="gramStart"/>
-      <w:r>
-        <w:t>dereck:jum</w:t>
-      </w:r>
-      <w:r>
-        <w:t>p</w:t>
-      </w:r>
-      <w:proofErr w:type="spellEnd"/>
-      <w:proofErr w:type="gramEnd"/>
-      <w:r>
-        <w:t xml:space="preserve"> (D</w:t>
+      <w:r>
+        <w:t>dereck surprised, dereck:jum</w:t>
+      </w:r>
+      <w:r>
+        <w:t>p (D</w:t>
       </w:r>
       <w:r>
         <w:t>ereck se sorprende e inmediatamente después da un salto</w:t>
@@ -11149,55 +9126,7 @@
         </w:numPr>
       </w:pPr>
       <w:r>
-        <w:t xml:space="preserve">Hay una pelea entre </w:t>
-      </w:r>
-      <w:proofErr w:type="spellStart"/>
-      <w:r>
-        <w:t>mutou</w:t>
-      </w:r>
-      <w:proofErr w:type="spellEnd"/>
-      <w:r>
-        <w:t xml:space="preserve"> y </w:t>
-      </w:r>
-      <w:proofErr w:type="spellStart"/>
-      <w:r>
-        <w:t>dereck</w:t>
-      </w:r>
-      <w:proofErr w:type="spellEnd"/>
-      <w:r>
-        <w:t xml:space="preserve">, </w:t>
-      </w:r>
-      <w:proofErr w:type="spellStart"/>
-      <w:r>
-        <w:t>mutou</w:t>
-      </w:r>
-      <w:proofErr w:type="spellEnd"/>
-      <w:r>
-        <w:t xml:space="preserve"> lo golpea y logra </w:t>
-      </w:r>
-      <w:proofErr w:type="gramStart"/>
-      <w:r>
-        <w:t>derribarlo</w:t>
-      </w:r>
-      <w:proofErr w:type="gramEnd"/>
-      <w:r>
-        <w:t xml:space="preserve"> pero </w:t>
-      </w:r>
-      <w:proofErr w:type="spellStart"/>
-      <w:r>
-        <w:t>dereck</w:t>
-      </w:r>
-      <w:proofErr w:type="spellEnd"/>
-      <w:r>
-        <w:t xml:space="preserve"> se levanta y derriba a </w:t>
-      </w:r>
-      <w:proofErr w:type="spellStart"/>
-      <w:r>
-        <w:t>mutou</w:t>
-      </w:r>
-      <w:proofErr w:type="spellEnd"/>
-      <w:r>
-        <w:t xml:space="preserve"> quedando victorioso</w:t>
+        <w:t>Hay una pelea entre mutou y dereck, mutou lo golpea y logra derribarlo pero dereck se levanta y derriba a mutou quedando victorioso</w:t>
       </w:r>
     </w:p>
     <w:p>
@@ -11208,36 +9137,14 @@
           <w:numId w:val="15"/>
         </w:numPr>
       </w:pPr>
-      <w:proofErr w:type="spellStart"/>
-      <w:proofErr w:type="gramStart"/>
-      <w:r>
-        <w:t>mutou:hitl</w:t>
-      </w:r>
-      <w:proofErr w:type="spellEnd"/>
-      <w:proofErr w:type="gramEnd"/>
-      <w:r>
-        <w:t xml:space="preserve">, </w:t>
-      </w:r>
-      <w:proofErr w:type="spellStart"/>
-      <w:proofErr w:type="gramStart"/>
-      <w:r>
-        <w:t>dereck:knockl</w:t>
-      </w:r>
-      <w:proofErr w:type="spellEnd"/>
-      <w:proofErr w:type="gramEnd"/>
+      <w:r>
+        <w:t>mutou:hitl, dereck:knockl</w:t>
+      </w:r>
       <w:r>
         <w:t xml:space="preserve"> (</w:t>
       </w:r>
       <w:r>
-        <w:t xml:space="preserve">Mutou golpea hacia la izquierda y </w:t>
-      </w:r>
-      <w:proofErr w:type="spellStart"/>
-      <w:r>
-        <w:t>dereck</w:t>
-      </w:r>
-      <w:proofErr w:type="spellEnd"/>
-      <w:r>
-        <w:t xml:space="preserve"> cae hacia la izquierda</w:t>
+        <w:t>Mutou golpea hacia la izquierda y dereck cae hacia la izquierda</w:t>
       </w:r>
       <w:r>
         <w:t>)</w:t>
@@ -11251,13 +9158,9 @@
           <w:numId w:val="15"/>
         </w:numPr>
       </w:pPr>
-      <w:proofErr w:type="spellStart"/>
-      <w:proofErr w:type="gramStart"/>
       <w:r>
         <w:t>dereck:raisel</w:t>
       </w:r>
-      <w:proofErr w:type="spellEnd"/>
-      <w:proofErr w:type="gramEnd"/>
       <w:r>
         <w:t xml:space="preserve"> (</w:t>
       </w:r>
@@ -11276,23 +9179,9 @@
           <w:numId w:val="15"/>
         </w:numPr>
       </w:pPr>
-      <w:proofErr w:type="spellStart"/>
-      <w:proofErr w:type="gramStart"/>
-      <w:r>
-        <w:t>dereck:hitr</w:t>
-      </w:r>
-      <w:proofErr w:type="spellEnd"/>
-      <w:proofErr w:type="gramEnd"/>
-      <w:r>
-        <w:t xml:space="preserve">, </w:t>
-      </w:r>
-      <w:proofErr w:type="spellStart"/>
-      <w:proofErr w:type="gramStart"/>
-      <w:r>
-        <w:t>mutou:knockr</w:t>
-      </w:r>
-      <w:proofErr w:type="spellEnd"/>
-      <w:proofErr w:type="gramEnd"/>
+      <w:r>
+        <w:t>dereck:hitr, mutou:knockr</w:t>
+      </w:r>
       <w:r>
         <w:t xml:space="preserve"> (</w:t>
       </w:r>
@@ -11380,7 +9269,6 @@
     </w:p>
     <w:p>
       <w:r>
-        <w:lastRenderedPageBreak/>
         <w:tab/>
       </w:r>
       <w:r>
@@ -11431,15 +9319,7 @@
     <w:p>
       <w:r>
         <w:tab/>
-        <w:t xml:space="preserve">A partir de esta columna se escribirá el texto de los diálogos que será mostrado en pantalla en los distintos idiomas declarados en la cabecera del archivo de control respetando el orden. En caso de necesitar añadir más idiomas es tan sencillo como escribir </w:t>
-      </w:r>
-      <w:proofErr w:type="gramStart"/>
-      <w:r>
-        <w:t>un ;</w:t>
-      </w:r>
-      <w:proofErr w:type="gramEnd"/>
-      <w:r>
-        <w:t xml:space="preserve"> en el último idioma y empezar a traducir todos los diálogos.</w:t>
+        <w:t>A partir de esta columna se escribirá el texto de los diálogos que será mostrado en pantalla en los distintos idiomas declarados en la cabecera del archivo de control respetando el orden. En caso de necesitar añadir más idiomas es tan sencillo como escribir un ; en el último idioma y empezar a traducir todos los diálogos.</w:t>
       </w:r>
     </w:p>
     <w:p>
@@ -11453,127 +9333,8 @@
         <w:ind w:left="708"/>
       </w:pPr>
       <w:r>
-        <w:t xml:space="preserve">"No </w:t>
-      </w:r>
-      <w:proofErr w:type="spellStart"/>
-      <w:r>
-        <w:t>se</w:t>
-      </w:r>
-      <w:proofErr w:type="spellEnd"/>
-      <w:r>
-        <w:t xml:space="preserve"> </w:t>
-      </w:r>
-      <w:proofErr w:type="spellStart"/>
-      <w:r>
-        <w:t>que</w:t>
-      </w:r>
-      <w:proofErr w:type="spellEnd"/>
-      <w:r>
-        <w:t xml:space="preserve"> hora o que día es hoy, creo que es miércoles en la </w:t>
-      </w:r>
-      <w:proofErr w:type="spellStart"/>
-      <w:proofErr w:type="gramStart"/>
-      <w:r>
-        <w:t>tarde.No</w:t>
-      </w:r>
-      <w:proofErr w:type="spellEnd"/>
-      <w:proofErr w:type="gramEnd"/>
-      <w:r>
-        <w:t xml:space="preserve"> </w:t>
-      </w:r>
-      <w:proofErr w:type="spellStart"/>
-      <w:r>
-        <w:t>se</w:t>
-      </w:r>
-      <w:proofErr w:type="spellEnd"/>
-      <w:r>
-        <w:t xml:space="preserve"> </w:t>
-      </w:r>
-      <w:proofErr w:type="spellStart"/>
-      <w:r>
-        <w:t>que</w:t>
-      </w:r>
-      <w:proofErr w:type="spellEnd"/>
-      <w:r>
-        <w:t xml:space="preserve"> hora o que día es hoy, creo que es miércoles en la </w:t>
-      </w:r>
-      <w:proofErr w:type="spellStart"/>
-      <w:proofErr w:type="gramStart"/>
-      <w:r>
-        <w:t>tarde.No</w:t>
-      </w:r>
-      <w:proofErr w:type="spellEnd"/>
-      <w:proofErr w:type="gramEnd"/>
-      <w:r>
-        <w:t xml:space="preserve"> </w:t>
-      </w:r>
-      <w:proofErr w:type="spellStart"/>
-      <w:r>
-        <w:t>se</w:t>
-      </w:r>
-      <w:proofErr w:type="spellEnd"/>
-      <w:r>
-        <w:t xml:space="preserve"> </w:t>
-      </w:r>
-      <w:proofErr w:type="spellStart"/>
-      <w:r>
-        <w:t>que</w:t>
-      </w:r>
-      <w:proofErr w:type="spellEnd"/>
-      <w:r>
-        <w:t xml:space="preserve"> hora o que día es hoy, creo que es miércoles en la </w:t>
-      </w:r>
-      <w:proofErr w:type="spellStart"/>
-      <w:proofErr w:type="gramStart"/>
-      <w:r>
-        <w:t>tarde.No</w:t>
-      </w:r>
-      <w:proofErr w:type="spellEnd"/>
-      <w:proofErr w:type="gramEnd"/>
-      <w:r>
-        <w:t xml:space="preserve"> </w:t>
-      </w:r>
-      <w:proofErr w:type="spellStart"/>
-      <w:r>
-        <w:t>se</w:t>
-      </w:r>
-      <w:proofErr w:type="spellEnd"/>
-      <w:r>
-        <w:t xml:space="preserve"> </w:t>
-      </w:r>
-      <w:proofErr w:type="spellStart"/>
-      <w:r>
-        <w:t>que</w:t>
-      </w:r>
-      <w:proofErr w:type="spellEnd"/>
-      <w:r>
-        <w:t xml:space="preserve"> hora o que día es hoy, creo que es miércoles en la </w:t>
-      </w:r>
-      <w:proofErr w:type="spellStart"/>
-      <w:proofErr w:type="gramStart"/>
-      <w:r>
-        <w:t>tarde.No</w:t>
-      </w:r>
-      <w:proofErr w:type="spellEnd"/>
-      <w:proofErr w:type="gramEnd"/>
-      <w:r>
-        <w:t xml:space="preserve"> </w:t>
-      </w:r>
-      <w:proofErr w:type="spellStart"/>
-      <w:r>
-        <w:t>se</w:t>
-      </w:r>
-      <w:proofErr w:type="spellEnd"/>
-      <w:r>
-        <w:t xml:space="preserve"> </w:t>
-      </w:r>
-      <w:proofErr w:type="spellStart"/>
-      <w:r>
-        <w:t>que</w:t>
-      </w:r>
-      <w:proofErr w:type="spellEnd"/>
-      <w:r>
-        <w:t xml:space="preserve"> hora o que día es hoy, creo que es miércoles en la"</w:t>
+        <w:lastRenderedPageBreak/>
+        <w:t>"No se que hora o que día es hoy, creo que es miércoles en la tarde.No se que hora o que día es hoy, creo que es miércoles en la tarde.No se que hora o que día es hoy, creo que es miércoles en la tarde.No se que hora o que día es hoy, creo que es miércoles en la tarde.No se que hora o que día es hoy, creo que es miércoles en la"</w:t>
       </w:r>
     </w:p>
     <w:p>
@@ -11589,17 +9350,9 @@
         <w:ind w:firstLine="708"/>
       </w:pPr>
       <w:r>
-        <w:t xml:space="preserve">Para saber </w:t>
-      </w:r>
-      <w:proofErr w:type="spellStart"/>
-      <w:r>
-        <w:t>cuantos</w:t>
-      </w:r>
-      <w:proofErr w:type="spellEnd"/>
-      <w:r>
-        <w:t xml:space="preserve"> pixeles tiene tu diálogo puedes utilizar el siguiente sitio web: </w:t>
-      </w:r>
-      <w:hyperlink r:id="rId27" w:history="1">
+        <w:t xml:space="preserve">Para saber cuantos pixeles tiene tu diálogo puedes utilizar el siguiente sitio web: </w:t>
+      </w:r>
+      <w:hyperlink r:id="rId26" w:history="1">
         <w:r>
           <w:rPr>
             <w:rStyle w:val="Hipervnculo"/>
@@ -11612,31 +9365,10 @@
       <w:pPr>
         <w:ind w:firstLine="708"/>
       </w:pPr>
-      <w:proofErr w:type="spellStart"/>
-      <w:r>
-        <w:t>Renpy</w:t>
-      </w:r>
-      <w:proofErr w:type="spellEnd"/>
-      <w:r>
-        <w:t xml:space="preserve"> posee diversos modificadores de texto, estos se escriben en medio del diálogo y son perfectamente utilizables en </w:t>
-      </w:r>
-      <w:proofErr w:type="gramStart"/>
-      <w:r>
-        <w:t>la columnas</w:t>
-      </w:r>
-      <w:proofErr w:type="gramEnd"/>
-      <w:r>
-        <w:t xml:space="preserve"> de idioma. Existen muchos modificadores de texto así que te recomiendo leer la documentación de </w:t>
-      </w:r>
-      <w:proofErr w:type="spellStart"/>
-      <w:r>
-        <w:t>Renpy</w:t>
-      </w:r>
-      <w:proofErr w:type="spellEnd"/>
-      <w:r>
-        <w:t xml:space="preserve"> para intentar implementarlos. </w:t>
-      </w:r>
-      <w:hyperlink r:id="rId28" w:anchor="text-tag-alpha" w:history="1">
+      <w:r>
+        <w:t xml:space="preserve">Renpy posee diversos modificadores de texto, estos se escriben en medio del diálogo y son perfectamente utilizables en la columnas de idioma. Existen muchos modificadores de texto así que te recomiendo leer la documentación de Renpy para intentar implementarlos. </w:t>
+      </w:r>
+      <w:hyperlink r:id="rId27" w:anchor="text-tag-alpha" w:history="1">
         <w:r>
           <w:rPr>
             <w:rStyle w:val="Hipervnculo"/>
@@ -11653,29 +9385,13 @@
         <w:ind w:firstLine="708"/>
       </w:pPr>
       <w:r>
-        <w:t xml:space="preserve">Dependiendo de la fuente que utilices en tu proyecto, es posible que ciertos caracteres no se muestren, por </w:t>
-      </w:r>
-      <w:proofErr w:type="gramStart"/>
-      <w:r>
-        <w:t>ejemplo</w:t>
-      </w:r>
-      <w:proofErr w:type="gramEnd"/>
-      <w:r>
-        <w:t xml:space="preserve"> el carácter “</w:t>
+        <w:t>Dependiendo de la fuente que utilices en tu proyecto, es posible que ciertos caracteres no se muestren, por ejemplo el carácter “</w:t>
       </w:r>
       <w:r>
         <w:t>♪</w:t>
       </w:r>
       <w:r>
-        <w:t>” no existe en la fuente “</w:t>
-      </w:r>
-      <w:proofErr w:type="spellStart"/>
-      <w:r>
-        <w:t>playtime</w:t>
-      </w:r>
-      <w:proofErr w:type="spellEnd"/>
-      <w:r>
-        <w:t>” y en su lugar se mostrará un carácter extraño. En esos casos tendrás que usar obligatoriamente un modificador de texto especificando una fuente la cual sí que cuente con el carácter necesitado.</w:t>
+        <w:t>” no existe en la fuente “playtime” y en su lugar se mostrará un carácter extraño. En esos casos tendrás que usar obligatoriamente un modificador de texto especificando una fuente la cual sí que cuente con el carácter necesitado.</w:t>
       </w:r>
     </w:p>
     <w:p>
@@ -11696,24 +9412,7 @@
           <w:i/>
           <w:iCs/>
         </w:rPr>
-        <w:lastRenderedPageBreak/>
-        <w:t xml:space="preserve">Mostrando el diálogo “Ahora a bailar </w:t>
-      </w:r>
-      <w:proofErr w:type="spellStart"/>
-      <w:r>
-        <w:rPr>
-          <w:i/>
-          <w:iCs/>
-        </w:rPr>
-        <w:t>wuuuu</w:t>
-      </w:r>
-      <w:proofErr w:type="spellEnd"/>
-      <w:r>
-        <w:rPr>
-          <w:i/>
-          <w:iCs/>
-        </w:rPr>
-        <w:t xml:space="preserve"> </w:t>
+        <w:t xml:space="preserve">Mostrando el diálogo “Ahora a bailar wuuuu </w:t>
       </w:r>
       <w:r>
         <w:t>♪♪♪♪</w:t>
@@ -11750,7 +9449,7 @@
                     <pic:cNvPicPr/>
                   </pic:nvPicPr>
                   <pic:blipFill>
-                    <a:blip r:embed="rId29"/>
+                    <a:blip r:embed="rId28"/>
                     <a:stretch>
                       <a:fillRect/>
                     </a:stretch>
@@ -11792,31 +9491,7 @@
         <w:ind w:firstLine="708"/>
       </w:pPr>
       <w:r>
-        <w:t>{</w:t>
-      </w:r>
-      <w:proofErr w:type="spellStart"/>
-      <w:r>
-        <w:t>font</w:t>
-      </w:r>
-      <w:proofErr w:type="spellEnd"/>
-      <w:r>
-        <w:t>=</w:t>
-      </w:r>
-      <w:proofErr w:type="gramStart"/>
-      <w:r>
-        <w:t>DejaVuSans.ttf}♪</w:t>
-      </w:r>
-      <w:proofErr w:type="gramEnd"/>
-      <w:r>
-        <w:t>♪♪{/</w:t>
-      </w:r>
-      <w:proofErr w:type="spellStart"/>
-      <w:r>
-        <w:t>font</w:t>
-      </w:r>
-      <w:proofErr w:type="spellEnd"/>
-      <w:r>
-        <w:t>}</w:t>
+        <w:t>{font=DejaVuSans.ttf}♪♪♪{/font}</w:t>
       </w:r>
     </w:p>
     <w:p>
@@ -11852,78 +9527,21 @@
           <w:i/>
           <w:iCs/>
         </w:rPr>
-        <w:t xml:space="preserve">Ahora a bailar </w:t>
-      </w:r>
-      <w:proofErr w:type="spellStart"/>
+        <w:t>Ahora a bailar wuuuu</w:t>
+      </w:r>
       <w:r>
         <w:rPr>
           <w:i/>
           <w:iCs/>
         </w:rPr>
-        <w:t>wuuuu</w:t>
-      </w:r>
-      <w:proofErr w:type="spellEnd"/>
+        <w:t xml:space="preserve"> </w:t>
+      </w:r>
       <w:r>
         <w:rPr>
           <w:i/>
           <w:iCs/>
         </w:rPr>
-        <w:t xml:space="preserve"> </w:t>
-      </w:r>
-      <w:r>
-        <w:rPr>
-          <w:i/>
-          <w:iCs/>
-        </w:rPr>
-        <w:t>{</w:t>
-      </w:r>
-      <w:proofErr w:type="spellStart"/>
-      <w:r>
-        <w:rPr>
-          <w:i/>
-          <w:iCs/>
-        </w:rPr>
-        <w:t>font</w:t>
-      </w:r>
-      <w:proofErr w:type="spellEnd"/>
-      <w:r>
-        <w:rPr>
-          <w:i/>
-          <w:iCs/>
-        </w:rPr>
-        <w:t>=</w:t>
-      </w:r>
-      <w:proofErr w:type="gramStart"/>
-      <w:r>
-        <w:rPr>
-          <w:i/>
-          <w:iCs/>
-        </w:rPr>
-        <w:t>DejaVuSans.ttf}♪</w:t>
-      </w:r>
-      <w:proofErr w:type="gramEnd"/>
-      <w:r>
-        <w:rPr>
-          <w:i/>
-          <w:iCs/>
-        </w:rPr>
-        <w:t>♪♪{/</w:t>
-      </w:r>
-      <w:proofErr w:type="spellStart"/>
-      <w:r>
-        <w:rPr>
-          <w:i/>
-          <w:iCs/>
-        </w:rPr>
-        <w:t>font</w:t>
-      </w:r>
-      <w:proofErr w:type="spellEnd"/>
-      <w:r>
-        <w:rPr>
-          <w:i/>
-          <w:iCs/>
-        </w:rPr>
-        <w:t>}</w:t>
+        <w:t>{font=DejaVuSans.ttf}♪♪♪{/font}</w:t>
       </w:r>
       <w:r>
         <w:rPr>
@@ -11957,7 +9575,7 @@
                     <pic:cNvPicPr/>
                   </pic:nvPicPr>
                   <pic:blipFill>
-                    <a:blip r:embed="rId30"/>
+                    <a:blip r:embed="rId29"/>
                     <a:stretch>
                       <a:fillRect/>
                     </a:stretch>
@@ -12005,22 +9623,7 @@
     <w:p>
       <w:r>
         <w:tab/>
-      </w:r>
-      <w:proofErr w:type="spellStart"/>
-      <w:r>
-        <w:t>Atlax</w:t>
-      </w:r>
-      <w:proofErr w:type="spellEnd"/>
-      <w:r>
-        <w:t xml:space="preserve"> </w:t>
-      </w:r>
-      <w:proofErr w:type="spellStart"/>
-      <w:r>
-        <w:t>Renpy</w:t>
-      </w:r>
-      <w:proofErr w:type="spellEnd"/>
-      <w:r>
-        <w:t xml:space="preserve"> tiene el siguiente orden de ejecución al momento de mostrar un diálogo de un archivo de control.</w:t>
+        <w:t>Atlax Renpy tiene el siguiente orden de ejecución al momento de mostrar un diálogo de un archivo de control.</w:t>
       </w:r>
     </w:p>
     <w:p>
@@ -12164,26 +9767,10 @@
         <w:t>T</w:t>
       </w:r>
       <w:r>
-        <w:t xml:space="preserve">ipo de terminación de </w:t>
-      </w:r>
-      <w:proofErr w:type="gramStart"/>
-      <w:r>
-        <w:t>escena</w:t>
-      </w:r>
-      <w:r>
-        <w:t xml:space="preserve"> ;</w:t>
-      </w:r>
-      <w:proofErr w:type="gramEnd"/>
-      <w:r>
-        <w:t xml:space="preserve"> </w:t>
-      </w:r>
-      <w:proofErr w:type="gramStart"/>
-      <w:r>
-        <w:t>transición :</w:t>
-      </w:r>
-      <w:proofErr w:type="gramEnd"/>
-      <w:r>
-        <w:t xml:space="preserve"> parámetros de transición</w:t>
+        <w:t>ipo de terminación de escena</w:t>
+      </w:r>
+      <w:r>
+        <w:t xml:space="preserve"> ; transición : parámetros de transición</w:t>
       </w:r>
     </w:p>
     <w:p>
@@ -12191,7 +9778,6 @@
         <w:spacing w:after="0"/>
       </w:pPr>
       <w:r>
-        <w:lastRenderedPageBreak/>
         <w:tab/>
       </w:r>
       <w:r>
@@ -12200,36 +9786,24 @@
       <w:r>
         <w:t>_</w:t>
       </w:r>
-      <w:proofErr w:type="gramStart"/>
       <w:r>
         <w:t xml:space="preserve">1 </w:t>
       </w:r>
       <w:r>
         <w:t>;</w:t>
       </w:r>
-      <w:proofErr w:type="gramEnd"/>
-      <w:r>
-        <w:t xml:space="preserve"> valor </w:t>
-      </w:r>
-      <w:proofErr w:type="gramStart"/>
-      <w:r>
-        <w:t xml:space="preserve">1 </w:t>
+      <w:r>
+        <w:t xml:space="preserve"> valor 1 </w:t>
       </w:r>
       <w:r>
         <w:t>;</w:t>
       </w:r>
-      <w:proofErr w:type="gramEnd"/>
-      <w:r>
-        <w:t xml:space="preserve"> valor </w:t>
-      </w:r>
-      <w:proofErr w:type="gramStart"/>
-      <w:r>
-        <w:t xml:space="preserve">2 </w:t>
+      <w:r>
+        <w:t xml:space="preserve"> valor 2 </w:t>
       </w:r>
       <w:r>
         <w:t>;</w:t>
       </w:r>
-      <w:proofErr w:type="gramEnd"/>
       <w:r>
         <w:t xml:space="preserve"> valor 3</w:t>
       </w:r>
@@ -12248,38 +9822,23 @@
         <w:t>_</w:t>
       </w:r>
       <w:r>
-        <w:t xml:space="preserve"> </w:t>
-      </w:r>
-      <w:proofErr w:type="gramStart"/>
-      <w:r>
-        <w:t xml:space="preserve">2 </w:t>
+        <w:t xml:space="preserve"> 2 </w:t>
       </w:r>
       <w:r>
         <w:t>;</w:t>
       </w:r>
-      <w:proofErr w:type="gramEnd"/>
-      <w:r>
-        <w:t xml:space="preserve"> valor </w:t>
-      </w:r>
-      <w:proofErr w:type="gramStart"/>
-      <w:r>
-        <w:t xml:space="preserve">1 </w:t>
+      <w:r>
+        <w:t xml:space="preserve"> valor 1 </w:t>
       </w:r>
       <w:r>
         <w:t>;</w:t>
       </w:r>
-      <w:proofErr w:type="gramEnd"/>
-      <w:r>
-        <w:t xml:space="preserve"> valor </w:t>
-      </w:r>
-      <w:proofErr w:type="gramStart"/>
-      <w:r>
-        <w:t xml:space="preserve">2 </w:t>
+      <w:r>
+        <w:t xml:space="preserve"> valor 2 </w:t>
       </w:r>
       <w:r>
         <w:t>;</w:t>
       </w:r>
-      <w:proofErr w:type="gramEnd"/>
       <w:r>
         <w:t xml:space="preserve"> valor 3</w:t>
       </w:r>
@@ -12295,14 +9854,7 @@
       </w:pPr>
       <w:r>
         <w:tab/>
-      </w:r>
-      <w:proofErr w:type="gramStart"/>
-      <w:r>
-        <w:t>La filas siguientes después</w:t>
-      </w:r>
-      <w:proofErr w:type="gramEnd"/>
-      <w:r>
-        <w:t xml:space="preserve"> de definir el tipo de terminación, son cada uno de los elementos que acompañan al tipo de terminación, en este caso nombrados “</w:t>
+        <w:t>La filas siguientes después de definir el tipo de terminación, son cada uno de los elementos que acompañan al tipo de terminación, en este caso nombrados “</w:t>
       </w:r>
       <w:r>
         <w:t>Key</w:t>
@@ -12366,6 +9918,7 @@
         <w:pStyle w:val="Ttulo3"/>
       </w:pPr>
       <w:r>
+        <w:lastRenderedPageBreak/>
         <w:t>Lineal</w:t>
       </w:r>
     </w:p>
@@ -12402,7 +9955,7 @@
                     <pic:cNvPicPr/>
                   </pic:nvPicPr>
                   <pic:blipFill>
-                    <a:blip r:embed="rId31"/>
+                    <a:blip r:embed="rId30"/>
                     <a:stretch>
                       <a:fillRect/>
                     </a:stretch>
@@ -12431,7 +9984,6 @@
     </w:p>
     <w:p>
       <w:r>
-        <w:lastRenderedPageBreak/>
         <w:t xml:space="preserve">             </w:t>
       </w:r>
       <w:r>
@@ -12454,7 +10006,7 @@
                     <pic:cNvPicPr/>
                   </pic:nvPicPr>
                   <pic:blipFill>
-                    <a:blip r:embed="rId32"/>
+                    <a:blip r:embed="rId31"/>
                     <a:stretch>
                       <a:fillRect/>
                     </a:stretch>
@@ -12496,28 +10048,8 @@
     <w:p>
       <w:r>
         <w:tab/>
-      </w:r>
-      <w:proofErr w:type="spellStart"/>
-      <w:r>
-        <w:t>Key_de_fin_de_escena_</w:t>
-      </w:r>
-      <w:proofErr w:type="gramStart"/>
-      <w:r>
-        <w:t>A</w:t>
-      </w:r>
-      <w:proofErr w:type="spellEnd"/>
-      <w:r>
-        <w:t xml:space="preserve"> ;</w:t>
-      </w:r>
-      <w:proofErr w:type="gramEnd"/>
-      <w:r>
-        <w:t xml:space="preserve"> </w:t>
-      </w:r>
-      <w:proofErr w:type="spellStart"/>
-      <w:r>
-        <w:t>Nombre_de_la_siguiente_escena</w:t>
-      </w:r>
-      <w:proofErr w:type="spellEnd"/>
+        <w:t>Key_de_fin_de_escena_A ; Nombre_de_la_siguiente_escena</w:t>
+      </w:r>
     </w:p>
     <w:p>
       <w:r>
@@ -12525,119 +10057,71 @@
         <w:t xml:space="preserve">Por ejemplo, si estamos en una escena llamada </w:t>
       </w:r>
       <w:r>
-        <w:t>“</w:t>
-      </w:r>
-      <w:proofErr w:type="spellStart"/>
-      <w:r>
+        <w:t xml:space="preserve">“studying_for_final_exam” y </w:t>
+      </w:r>
+      <w:r>
+        <w:t xml:space="preserve">tenemos </w:t>
+      </w:r>
+      <w:r>
+        <w:t>otra</w:t>
+      </w:r>
+      <w:r>
+        <w:t xml:space="preserve"> escena</w:t>
+      </w:r>
+      <w:r>
+        <w:t xml:space="preserve"> que le sigue llamada “the_final_exam”, el archivo de control studying_for_</w:t>
+      </w:r>
+      <w:r>
+        <w:t>final_</w:t>
+      </w:r>
+      <w:r>
+        <w:t>exam.csv debería de terminar de la siguiente forma.</w:t>
+      </w:r>
+    </w:p>
+    <w:p>
+      <w:pPr>
+        <w:spacing w:after="0"/>
+        <w:rPr>
+          <w:highlight w:val="yellow"/>
+        </w:rPr>
+      </w:pPr>
+      <w:r>
+        <w:tab/>
+      </w:r>
+      <w:r>
+        <w:rPr>
+          <w:highlight w:val="yellow"/>
+        </w:rPr>
+        <w:t>#linear</w:t>
+      </w:r>
+    </w:p>
+    <w:p>
+      <w:pPr>
+        <w:ind w:firstLine="708"/>
+      </w:pPr>
+      <w:r>
+        <w:rPr>
+          <w:highlight w:val="yellow"/>
+        </w:rPr>
         <w:t>studying_for_final_exam</w:t>
       </w:r>
-      <w:proofErr w:type="spellEnd"/>
-      <w:r>
-        <w:t xml:space="preserve">” y </w:t>
-      </w:r>
-      <w:r>
-        <w:t xml:space="preserve">tenemos </w:t>
-      </w:r>
-      <w:r>
-        <w:t>otra</w:t>
-      </w:r>
-      <w:r>
-        <w:t xml:space="preserve"> escena</w:t>
-      </w:r>
-      <w:r>
-        <w:t xml:space="preserve"> que le sigue llamada “</w:t>
-      </w:r>
-      <w:proofErr w:type="spellStart"/>
-      <w:r>
+      <w:r>
+        <w:rPr>
+          <w:highlight w:val="yellow"/>
+        </w:rPr>
+        <w:t xml:space="preserve">_end ; </w:t>
+      </w:r>
+      <w:r>
+        <w:rPr>
+          <w:highlight w:val="yellow"/>
+        </w:rPr>
         <w:t>the_final_exam</w:t>
       </w:r>
-      <w:proofErr w:type="spellEnd"/>
-      <w:r>
-        <w:t>”, el archivo de control studying_for_</w:t>
-      </w:r>
-      <w:r>
-        <w:t>final_</w:t>
-      </w:r>
-      <w:r>
-        <w:t>exam.csv debería de terminar de la siguiente forma.</w:t>
-      </w:r>
-    </w:p>
-    <w:p>
-      <w:pPr>
-        <w:spacing w:after="0"/>
-        <w:rPr>
-          <w:highlight w:val="yellow"/>
-        </w:rPr>
-      </w:pPr>
+    </w:p>
+    <w:p>
       <w:r>
         <w:tab/>
-      </w:r>
-      <w:r>
-        <w:rPr>
-          <w:highlight w:val="yellow"/>
-        </w:rPr>
-        <w:t>#linear</w:t>
-      </w:r>
-    </w:p>
-    <w:p>
-      <w:pPr>
-        <w:ind w:firstLine="708"/>
-      </w:pPr>
-      <w:proofErr w:type="spellStart"/>
-      <w:r>
-        <w:rPr>
-          <w:highlight w:val="yellow"/>
-        </w:rPr>
-        <w:t>studying_for_final_exam</w:t>
-      </w:r>
-      <w:r>
-        <w:rPr>
-          <w:highlight w:val="yellow"/>
-        </w:rPr>
-        <w:t>_</w:t>
-      </w:r>
-      <w:proofErr w:type="gramStart"/>
-      <w:r>
-        <w:rPr>
-          <w:highlight w:val="yellow"/>
-        </w:rPr>
-        <w:t>end</w:t>
-      </w:r>
-      <w:proofErr w:type="spellEnd"/>
-      <w:r>
-        <w:rPr>
-          <w:highlight w:val="yellow"/>
-        </w:rPr>
-        <w:t xml:space="preserve"> ;</w:t>
-      </w:r>
-      <w:proofErr w:type="gramEnd"/>
-      <w:r>
-        <w:rPr>
-          <w:highlight w:val="yellow"/>
-        </w:rPr>
-        <w:t xml:space="preserve"> </w:t>
-      </w:r>
-      <w:proofErr w:type="spellStart"/>
-      <w:r>
-        <w:rPr>
-          <w:highlight w:val="yellow"/>
-        </w:rPr>
-        <w:t>the_final_exam</w:t>
-      </w:r>
-      <w:proofErr w:type="spellEnd"/>
-    </w:p>
-    <w:p>
-      <w:r>
-        <w:tab/>
-        <w:t>Continuando con el ejemplo de la segunda imagen, imaginemos que en nuestra historia hay un examen obligatorio que sin importar la ruta en que se encuentre el jugador, este examen siempre va a suceder. La escena del examen la llamaremos “</w:t>
-      </w:r>
-      <w:proofErr w:type="spellStart"/>
-      <w:r>
-        <w:t>the_x_exam</w:t>
-      </w:r>
-      <w:proofErr w:type="spellEnd"/>
-      <w:r>
-        <w:t>”.</w:t>
+        <w:t>Continuando con el ejemplo de la segunda imagen, imaginemos que en nuestra historia hay un examen obligatorio que sin importar la ruta en que se encuentre el jugador, este examen siempre va a suceder. La escena del examen la llamaremos “the_x_exam”.</w:t>
       </w:r>
     </w:p>
     <w:p>
@@ -12662,6 +10146,7 @@
         </w:sectPr>
       </w:pPr>
       <w:r>
+        <w:lastRenderedPageBreak/>
         <w:tab/>
       </w:r>
     </w:p>
@@ -12688,42 +10173,12 @@
       <w:pPr>
         <w:spacing w:after="0"/>
       </w:pPr>
-      <w:proofErr w:type="spellStart"/>
       <w:r>
         <w:rPr>
           <w:highlight w:val="yellow"/>
         </w:rPr>
-        <w:t>katherine_scene_</w:t>
-      </w:r>
-      <w:proofErr w:type="gramStart"/>
-      <w:r>
-        <w:rPr>
-          <w:highlight w:val="yellow"/>
-        </w:rPr>
-        <w:t>end</w:t>
-      </w:r>
-      <w:proofErr w:type="spellEnd"/>
-      <w:r>
-        <w:rPr>
-          <w:highlight w:val="yellow"/>
-        </w:rPr>
-        <w:t xml:space="preserve"> ;</w:t>
-      </w:r>
-      <w:proofErr w:type="gramEnd"/>
-      <w:r>
-        <w:rPr>
-          <w:highlight w:val="yellow"/>
-        </w:rPr>
-        <w:t xml:space="preserve"> </w:t>
-      </w:r>
-      <w:proofErr w:type="spellStart"/>
-      <w:r>
-        <w:rPr>
-          <w:highlight w:val="yellow"/>
-        </w:rPr>
-        <w:t>the_x_exam</w:t>
-      </w:r>
-      <w:proofErr w:type="spellEnd"/>
+        <w:t>katherine_scene_end ; the_x_exam</w:t>
+      </w:r>
     </w:p>
     <w:p/>
     <w:p/>
@@ -12750,102 +10205,42 @@
       <w:pPr>
         <w:spacing w:after="0"/>
       </w:pPr>
-      <w:proofErr w:type="spellStart"/>
       <w:r>
         <w:rPr>
           <w:highlight w:val="yellow"/>
         </w:rPr>
-        <w:t>amber_scene_</w:t>
-      </w:r>
-      <w:proofErr w:type="gramStart"/>
-      <w:r>
+        <w:t>amber_scene_end ; the_x_exam</w:t>
+      </w:r>
+    </w:p>
+    <w:p>
+      <w:r>
+        <w:t>(En la ruta de Mariangeles)</w:t>
+      </w:r>
+    </w:p>
+    <w:p>
+      <w:pPr>
+        <w:spacing w:after="0"/>
         <w:rPr>
           <w:highlight w:val="yellow"/>
         </w:rPr>
-        <w:t>end</w:t>
-      </w:r>
-      <w:proofErr w:type="spellEnd"/>
+      </w:pPr>
       <w:r>
         <w:rPr>
           <w:highlight w:val="yellow"/>
         </w:rPr>
-        <w:t xml:space="preserve"> ;</w:t>
-      </w:r>
-      <w:proofErr w:type="gramEnd"/>
+        <w:t>#linear</w:t>
+      </w:r>
+    </w:p>
+    <w:p>
+      <w:pPr>
+        <w:spacing w:after="0"/>
+      </w:pPr>
       <w:r>
         <w:rPr>
           <w:highlight w:val="yellow"/>
         </w:rPr>
-        <w:t xml:space="preserve"> </w:t>
-      </w:r>
-      <w:proofErr w:type="spellStart"/>
-      <w:r>
-        <w:rPr>
-          <w:highlight w:val="yellow"/>
-        </w:rPr>
-        <w:t>the_x_exam</w:t>
-      </w:r>
-      <w:proofErr w:type="spellEnd"/>
-    </w:p>
-    <w:p>
-      <w:r>
-        <w:t>(En la ruta de Mariangeles)</w:t>
-      </w:r>
-    </w:p>
-    <w:p>
-      <w:pPr>
-        <w:spacing w:after="0"/>
-        <w:rPr>
-          <w:highlight w:val="yellow"/>
-        </w:rPr>
-      </w:pPr>
-      <w:r>
-        <w:rPr>
-          <w:highlight w:val="yellow"/>
-        </w:rPr>
-        <w:t>#linear</w:t>
-      </w:r>
-    </w:p>
-    <w:p>
-      <w:pPr>
-        <w:spacing w:after="0"/>
-      </w:pPr>
-      <w:proofErr w:type="spellStart"/>
-      <w:r>
-        <w:rPr>
-          <w:highlight w:val="yellow"/>
-        </w:rPr>
-        <w:t>mariangeles_scene_</w:t>
-      </w:r>
-      <w:proofErr w:type="gramStart"/>
-      <w:r>
-        <w:rPr>
-          <w:highlight w:val="yellow"/>
-        </w:rPr>
-        <w:t>end</w:t>
-      </w:r>
-      <w:proofErr w:type="spellEnd"/>
-      <w:r>
-        <w:rPr>
-          <w:highlight w:val="yellow"/>
-        </w:rPr>
-        <w:t xml:space="preserve"> ;</w:t>
-      </w:r>
-      <w:proofErr w:type="gramEnd"/>
-      <w:r>
-        <w:rPr>
-          <w:highlight w:val="yellow"/>
-        </w:rPr>
-        <w:t xml:space="preserve"> </w:t>
-      </w:r>
-      <w:proofErr w:type="spellStart"/>
-      <w:r>
-        <w:rPr>
-          <w:highlight w:val="yellow"/>
-        </w:rPr>
-        <w:t>the_x_exam</w:t>
-      </w:r>
-      <w:proofErr w:type="spellEnd"/>
+        <w:t>mariangeles_scene_end ; the_x_exam</w:t>
+      </w:r>
     </w:p>
     <w:p/>
     <w:p/>
@@ -12879,42 +10274,12 @@
           <w:docGrid w:linePitch="360"/>
         </w:sectPr>
       </w:pPr>
-      <w:proofErr w:type="spellStart"/>
       <w:r>
         <w:rPr>
           <w:highlight w:val="yellow"/>
         </w:rPr>
-        <w:t>stefannie_scene_</w:t>
-      </w:r>
-      <w:proofErr w:type="gramStart"/>
-      <w:r>
-        <w:rPr>
-          <w:highlight w:val="yellow"/>
-        </w:rPr>
-        <w:t>end</w:t>
-      </w:r>
-      <w:proofErr w:type="spellEnd"/>
-      <w:r>
-        <w:rPr>
-          <w:highlight w:val="yellow"/>
-        </w:rPr>
-        <w:t xml:space="preserve"> ;</w:t>
-      </w:r>
-      <w:proofErr w:type="gramEnd"/>
-      <w:r>
-        <w:rPr>
-          <w:highlight w:val="yellow"/>
-        </w:rPr>
-        <w:t xml:space="preserve"> </w:t>
-      </w:r>
-      <w:proofErr w:type="spellStart"/>
-      <w:r>
-        <w:rPr>
-          <w:highlight w:val="yellow"/>
-        </w:rPr>
-        <w:t>the_x_exam</w:t>
-      </w:r>
-      <w:proofErr w:type="spellEnd"/>
+        <w:t>stefannie_scene_end ; the_x_exam</w:t>
+      </w:r>
     </w:p>
     <w:p>
       <w:pPr>
@@ -12945,38 +10310,13 @@
         <w:pStyle w:val="Ttulo3"/>
       </w:pPr>
       <w:r>
-        <w:lastRenderedPageBreak/>
         <w:t>Decisión</w:t>
       </w:r>
     </w:p>
     <w:p>
       <w:r>
         <w:tab/>
-        <w:t xml:space="preserve">La decisión es la mecánica principal de la mayoría de </w:t>
-      </w:r>
-      <w:proofErr w:type="gramStart"/>
-      <w:r>
-        <w:t>novelas</w:t>
-      </w:r>
-      <w:proofErr w:type="gramEnd"/>
-      <w:r>
-        <w:t xml:space="preserve"> visuales, este consiste en plasmar ante el jugador una situación en la que deba tomar una decisión. Con las decisiones podemos dividir la historia en caminos distintos y además </w:t>
-      </w:r>
-      <w:proofErr w:type="spellStart"/>
-      <w:r>
-        <w:t>Atlax</w:t>
-      </w:r>
-      <w:proofErr w:type="spellEnd"/>
-      <w:r>
-        <w:t xml:space="preserve"> </w:t>
-      </w:r>
-      <w:proofErr w:type="spellStart"/>
-      <w:r>
-        <w:t>Renpy</w:t>
-      </w:r>
-      <w:proofErr w:type="spellEnd"/>
-      <w:r>
-        <w:t xml:space="preserve"> nos permitirá agregar un sistema de puntos. Sintaxis.</w:t>
+        <w:t>La decisión es la mecánica principal de la mayoría de novelas visuales, este consiste en plasmar ante el jugador una situación en la que deba tomar una decisión. Con las decisiones podemos dividir la historia en caminos distintos y además Atlax Renpy nos permitirá agregar un sistema de puntos. Sintaxis.</w:t>
       </w:r>
     </w:p>
     <w:p>
@@ -13002,238 +10342,69 @@
           <w:sz w:val="22"/>
           <w:szCs w:val="22"/>
         </w:rPr>
-        <w:t>key_opcion_</w:t>
-      </w:r>
-      <w:proofErr w:type="gramStart"/>
+        <w:t>key_opcion_1 ; punto_1 : valor_punto_1 ; siguiente escena</w:t>
+      </w:r>
       <w:r>
         <w:rPr>
           <w:sz w:val="22"/>
           <w:szCs w:val="22"/>
         </w:rPr>
-        <w:t>1 ;</w:t>
-      </w:r>
-      <w:proofErr w:type="gramEnd"/>
+        <w:t xml:space="preserve"> ;</w:t>
+      </w:r>
       <w:r>
         <w:rPr>
           <w:sz w:val="22"/>
           <w:szCs w:val="22"/>
         </w:rPr>
-        <w:t xml:space="preserve"> punto_</w:t>
-      </w:r>
-      <w:proofErr w:type="gramStart"/>
-      <w:r>
+        <w:t>texto</w:t>
+      </w:r>
+    </w:p>
+    <w:p>
+      <w:pPr>
+        <w:spacing w:after="0"/>
+        <w:ind w:firstLine="708"/>
         <w:rPr>
           <w:sz w:val="22"/>
           <w:szCs w:val="22"/>
         </w:rPr>
-        <w:t>1 :</w:t>
-      </w:r>
-      <w:proofErr w:type="gramEnd"/>
+      </w:pPr>
       <w:r>
         <w:rPr>
           <w:sz w:val="22"/>
           <w:szCs w:val="22"/>
         </w:rPr>
-        <w:t xml:space="preserve"> valor_punto_</w:t>
-      </w:r>
-      <w:proofErr w:type="gramStart"/>
+        <w:t>key_opcion_2 ;; siguiente escena</w:t>
+      </w:r>
       <w:r>
         <w:rPr>
           <w:sz w:val="22"/>
           <w:szCs w:val="22"/>
         </w:rPr>
-        <w:t>1 ;</w:t>
-      </w:r>
-      <w:proofErr w:type="gramEnd"/>
-      <w:r>
+        <w:t xml:space="preserve"> ; texto</w:t>
+      </w:r>
+    </w:p>
+    <w:p>
+      <w:pPr>
+        <w:spacing w:after="0"/>
+        <w:ind w:firstLine="708"/>
         <w:rPr>
           <w:sz w:val="22"/>
           <w:szCs w:val="22"/>
         </w:rPr>
-        <w:t xml:space="preserve"> siguiente </w:t>
-      </w:r>
-      <w:proofErr w:type="gramStart"/>
+      </w:pPr>
       <w:r>
         <w:rPr>
           <w:sz w:val="22"/>
           <w:szCs w:val="22"/>
         </w:rPr>
-        <w:t>escena</w:t>
+        <w:t xml:space="preserve">key_opcion_3 ; punto1:valor_punto1, punto2:valor_punto2 ; siguiente escena </w:t>
       </w:r>
       <w:r>
         <w:rPr>
           <w:sz w:val="22"/>
           <w:szCs w:val="22"/>
         </w:rPr>
-        <w:t xml:space="preserve"> ;</w:t>
-      </w:r>
-      <w:r>
-        <w:rPr>
-          <w:sz w:val="22"/>
-          <w:szCs w:val="22"/>
-        </w:rPr>
-        <w:t>texto</w:t>
-      </w:r>
-      <w:proofErr w:type="gramEnd"/>
-    </w:p>
-    <w:p>
-      <w:pPr>
-        <w:spacing w:after="0"/>
-        <w:ind w:firstLine="708"/>
-        <w:rPr>
-          <w:sz w:val="22"/>
-          <w:szCs w:val="22"/>
-        </w:rPr>
-      </w:pPr>
-      <w:r>
-        <w:rPr>
-          <w:sz w:val="22"/>
-          <w:szCs w:val="22"/>
-        </w:rPr>
-        <w:t>key_opcion_</w:t>
-      </w:r>
-      <w:proofErr w:type="gramStart"/>
-      <w:r>
-        <w:rPr>
-          <w:sz w:val="22"/>
-          <w:szCs w:val="22"/>
-        </w:rPr>
-        <w:t>2 ;</w:t>
-      </w:r>
-      <w:proofErr w:type="gramEnd"/>
-      <w:r>
-        <w:rPr>
-          <w:sz w:val="22"/>
-          <w:szCs w:val="22"/>
-        </w:rPr>
-        <w:t xml:space="preserve">; siguiente </w:t>
-      </w:r>
-      <w:proofErr w:type="gramStart"/>
-      <w:r>
-        <w:rPr>
-          <w:sz w:val="22"/>
-          <w:szCs w:val="22"/>
-        </w:rPr>
-        <w:t>escena</w:t>
-      </w:r>
-      <w:r>
-        <w:rPr>
-          <w:sz w:val="22"/>
-          <w:szCs w:val="22"/>
-        </w:rPr>
-        <w:t xml:space="preserve"> ;</w:t>
-      </w:r>
-      <w:proofErr w:type="gramEnd"/>
-      <w:r>
-        <w:rPr>
-          <w:sz w:val="22"/>
-          <w:szCs w:val="22"/>
-        </w:rPr>
-        <w:t xml:space="preserve"> texto</w:t>
-      </w:r>
-    </w:p>
-    <w:p>
-      <w:pPr>
-        <w:spacing w:after="0"/>
-        <w:ind w:firstLine="708"/>
-        <w:rPr>
-          <w:sz w:val="22"/>
-          <w:szCs w:val="22"/>
-        </w:rPr>
-      </w:pPr>
-      <w:r>
-        <w:rPr>
-          <w:sz w:val="22"/>
-          <w:szCs w:val="22"/>
-        </w:rPr>
-        <w:t>key_opcion_</w:t>
-      </w:r>
-      <w:proofErr w:type="gramStart"/>
-      <w:r>
-        <w:rPr>
-          <w:sz w:val="22"/>
-          <w:szCs w:val="22"/>
-        </w:rPr>
-        <w:t>3 ;</w:t>
-      </w:r>
-      <w:proofErr w:type="gramEnd"/>
-      <w:r>
-        <w:rPr>
-          <w:sz w:val="22"/>
-          <w:szCs w:val="22"/>
-        </w:rPr>
-        <w:t xml:space="preserve"> punto</w:t>
-      </w:r>
-      <w:proofErr w:type="gramStart"/>
-      <w:r>
-        <w:rPr>
-          <w:sz w:val="22"/>
-          <w:szCs w:val="22"/>
-        </w:rPr>
-        <w:t>1:valor</w:t>
-      </w:r>
-      <w:proofErr w:type="gramEnd"/>
-      <w:r>
-        <w:rPr>
-          <w:sz w:val="22"/>
-          <w:szCs w:val="22"/>
-        </w:rPr>
-        <w:t>_punto1, punto</w:t>
-      </w:r>
-      <w:proofErr w:type="gramStart"/>
-      <w:r>
-        <w:rPr>
-          <w:sz w:val="22"/>
-          <w:szCs w:val="22"/>
-        </w:rPr>
-        <w:t>2:valor</w:t>
-      </w:r>
-      <w:proofErr w:type="gramEnd"/>
-      <w:r>
-        <w:rPr>
-          <w:sz w:val="22"/>
-          <w:szCs w:val="22"/>
-        </w:rPr>
-        <w:t>_punto</w:t>
-      </w:r>
-      <w:proofErr w:type="gramStart"/>
-      <w:r>
-        <w:rPr>
-          <w:sz w:val="22"/>
-          <w:szCs w:val="22"/>
-        </w:rPr>
-        <w:t>2 ;</w:t>
-      </w:r>
-      <w:proofErr w:type="gramEnd"/>
-      <w:r>
-        <w:rPr>
-          <w:sz w:val="22"/>
-          <w:szCs w:val="22"/>
-        </w:rPr>
-        <w:t xml:space="preserve"> siguiente </w:t>
-      </w:r>
-      <w:proofErr w:type="gramStart"/>
-      <w:r>
-        <w:rPr>
-          <w:sz w:val="22"/>
-          <w:szCs w:val="22"/>
-        </w:rPr>
-        <w:t xml:space="preserve">escena </w:t>
-      </w:r>
-      <w:r>
-        <w:rPr>
-          <w:sz w:val="22"/>
-          <w:szCs w:val="22"/>
-        </w:rPr>
-        <w:t>;</w:t>
-      </w:r>
-      <w:proofErr w:type="gramEnd"/>
-      <w:r>
-        <w:rPr>
-          <w:sz w:val="22"/>
-          <w:szCs w:val="22"/>
-        </w:rPr>
-        <w:t xml:space="preserve"> texto</w:t>
+        <w:t>; texto</w:t>
       </w:r>
     </w:p>
     <w:p>
@@ -13284,7 +10455,7 @@
                     <pic:cNvPicPr/>
                   </pic:nvPicPr>
                   <pic:blipFill>
-                    <a:blip r:embed="rId33"/>
+                    <a:blip r:embed="rId32"/>
                     <a:stretch>
                       <a:fillRect/>
                     </a:stretch>
@@ -13307,6 +10478,7 @@
     </w:p>
     <w:p>
       <w:r>
+        <w:lastRenderedPageBreak/>
         <w:t xml:space="preserve">       </w:t>
       </w:r>
       <w:r>
@@ -13329,7 +10501,7 @@
                     <pic:cNvPicPr/>
                   </pic:nvPicPr>
                   <pic:blipFill>
-                    <a:blip r:embed="rId34"/>
+                    <a:blip r:embed="rId33"/>
                     <a:stretch>
                       <a:fillRect/>
                     </a:stretch>
@@ -13353,20 +10525,11 @@
     <w:p>
       <w:r>
         <w:tab/>
-        <w:t xml:space="preserve">Como se dijo anteriormente, también se pueden modificar los puntos, estos puntos pueden llevar el nombre que se desee, el único detalle es que debes asegurarte de escribirlo bien </w:t>
-      </w:r>
-      <w:proofErr w:type="gramStart"/>
-      <w:r>
-        <w:t>ya que</w:t>
-      </w:r>
-      <w:proofErr w:type="gramEnd"/>
-      <w:r>
-        <w:t xml:space="preserve"> si lo escribes mal, el motor lo interpretará como un punto distinto.</w:t>
-      </w:r>
-    </w:p>
-    <w:p>
-      <w:r>
-        <w:lastRenderedPageBreak/>
+        <w:t>Como se dijo anteriormente, también se pueden modificar los puntos, estos puntos pueden llevar el nombre que se desee, el único detalle es que debes asegurarte de escribirlo bien ya que si lo escribes mal, el motor lo interpretará como un punto distinto.</w:t>
+      </w:r>
+    </w:p>
+    <w:p>
+      <w:r>
         <w:t xml:space="preserve">            </w:t>
       </w:r>
       <w:r>
@@ -13389,7 +10552,7 @@
                     <pic:cNvPicPr/>
                   </pic:nvPicPr>
                   <pic:blipFill>
-                    <a:blip r:embed="rId35"/>
+                    <a:blip r:embed="rId34"/>
                     <a:stretch>
                       <a:fillRect/>
                     </a:stretch>
@@ -13449,53 +10612,57 @@
       <w:r>
         <w:tab/>
       </w:r>
-      <w:proofErr w:type="spellStart"/>
       <w:r>
         <w:rPr>
           <w:highlight w:val="yellow"/>
         </w:rPr>
-        <w:t>give_</w:t>
-      </w:r>
-      <w:proofErr w:type="gramStart"/>
+        <w:t>give_sushi ; ; scene_B</w:t>
+      </w:r>
       <w:r>
         <w:rPr>
           <w:highlight w:val="yellow"/>
         </w:rPr>
-        <w:t>sushi</w:t>
-      </w:r>
-      <w:proofErr w:type="spellEnd"/>
+        <w:t xml:space="preserve"> </w:t>
+      </w:r>
       <w:r>
         <w:rPr>
           <w:highlight w:val="yellow"/>
         </w:rPr>
-        <w:t xml:space="preserve"> ;</w:t>
-      </w:r>
-      <w:proofErr w:type="gramEnd"/>
+        <w:t>;</w:t>
+      </w:r>
       <w:r>
         <w:rPr>
           <w:highlight w:val="yellow"/>
         </w:rPr>
-        <w:t xml:space="preserve"> ; </w:t>
-      </w:r>
-      <w:proofErr w:type="spellStart"/>
+        <w:t xml:space="preserve"> </w:t>
+      </w:r>
       <w:r>
         <w:rPr>
           <w:highlight w:val="yellow"/>
         </w:rPr>
-        <w:t>scene_</w:t>
-      </w:r>
-      <w:proofErr w:type="gramStart"/>
-      <w:r>
+        <w:t>Sushi</w:t>
+      </w:r>
+    </w:p>
+    <w:p>
+      <w:pPr>
+        <w:spacing w:after="0"/>
         <w:rPr>
           <w:highlight w:val="yellow"/>
         </w:rPr>
-        <w:t>B</w:t>
-      </w:r>
-      <w:proofErr w:type="spellEnd"/>
+      </w:pPr>
+      <w:r>
+        <w:tab/>
+      </w:r>
       <w:r>
         <w:rPr>
           <w:highlight w:val="yellow"/>
         </w:rPr>
+        <w:t>give_salad ; amistad : -1 ; scene_C</w:t>
+      </w:r>
+      <w:r>
+        <w:rPr>
+          <w:highlight w:val="yellow"/>
+        </w:rPr>
         <w:t xml:space="preserve"> </w:t>
       </w:r>
       <w:r>
@@ -13504,7 +10671,6 @@
         </w:rPr>
         <w:t>;</w:t>
       </w:r>
-      <w:proofErr w:type="gramEnd"/>
       <w:r>
         <w:rPr>
           <w:highlight w:val="yellow"/>
@@ -13515,207 +10681,34 @@
         <w:rPr>
           <w:highlight w:val="yellow"/>
         </w:rPr>
-        <w:t>Sushi</w:t>
+        <w:t>Ensalada</w:t>
       </w:r>
     </w:p>
     <w:p>
       <w:pPr>
         <w:spacing w:after="0"/>
+      </w:pPr>
+      <w:r>
+        <w:tab/>
+      </w:r>
+      <w:r>
         <w:rPr>
           <w:highlight w:val="yellow"/>
         </w:rPr>
-      </w:pPr>
-      <w:r>
-        <w:tab/>
-      </w:r>
-      <w:proofErr w:type="spellStart"/>
+        <w:t>give_beef ; amistad : 1 ; scene_D</w:t>
+      </w:r>
       <w:r>
         <w:rPr>
           <w:highlight w:val="yellow"/>
         </w:rPr>
-        <w:t>give_</w:t>
-      </w:r>
-      <w:proofErr w:type="gramStart"/>
+        <w:t xml:space="preserve"> </w:t>
+      </w:r>
       <w:r>
         <w:rPr>
           <w:highlight w:val="yellow"/>
         </w:rPr>
-        <w:t>salad</w:t>
-      </w:r>
-      <w:proofErr w:type="spellEnd"/>
-      <w:r>
-        <w:rPr>
-          <w:highlight w:val="yellow"/>
-        </w:rPr>
-        <w:t xml:space="preserve"> ;</w:t>
-      </w:r>
-      <w:proofErr w:type="gramEnd"/>
-      <w:r>
-        <w:rPr>
-          <w:highlight w:val="yellow"/>
-        </w:rPr>
-        <w:t xml:space="preserve"> </w:t>
-      </w:r>
-      <w:proofErr w:type="gramStart"/>
-      <w:r>
-        <w:rPr>
-          <w:highlight w:val="yellow"/>
-        </w:rPr>
-        <w:t>amistad :</w:t>
-      </w:r>
-      <w:proofErr w:type="gramEnd"/>
-      <w:r>
-        <w:rPr>
-          <w:highlight w:val="yellow"/>
-        </w:rPr>
-        <w:t xml:space="preserve"> -</w:t>
-      </w:r>
-      <w:proofErr w:type="gramStart"/>
-      <w:r>
-        <w:rPr>
-          <w:highlight w:val="yellow"/>
-        </w:rPr>
-        <w:t>1 ;</w:t>
-      </w:r>
-      <w:proofErr w:type="gramEnd"/>
-      <w:r>
-        <w:rPr>
-          <w:highlight w:val="yellow"/>
-        </w:rPr>
-        <w:t xml:space="preserve"> </w:t>
-      </w:r>
-      <w:proofErr w:type="spellStart"/>
-      <w:r>
-        <w:rPr>
-          <w:highlight w:val="yellow"/>
-        </w:rPr>
-        <w:t>scene_</w:t>
-      </w:r>
-      <w:proofErr w:type="gramStart"/>
-      <w:r>
-        <w:rPr>
-          <w:highlight w:val="yellow"/>
-        </w:rPr>
-        <w:t>C</w:t>
-      </w:r>
-      <w:proofErr w:type="spellEnd"/>
-      <w:r>
-        <w:rPr>
-          <w:highlight w:val="yellow"/>
-        </w:rPr>
-        <w:t xml:space="preserve"> </w:t>
-      </w:r>
-      <w:r>
-        <w:rPr>
-          <w:highlight w:val="yellow"/>
-        </w:rPr>
         <w:t>;</w:t>
       </w:r>
-      <w:proofErr w:type="gramEnd"/>
-      <w:r>
-        <w:rPr>
-          <w:highlight w:val="yellow"/>
-        </w:rPr>
-        <w:t xml:space="preserve"> </w:t>
-      </w:r>
-      <w:r>
-        <w:rPr>
-          <w:highlight w:val="yellow"/>
-        </w:rPr>
-        <w:t>Ensalada</w:t>
-      </w:r>
-    </w:p>
-    <w:p>
-      <w:pPr>
-        <w:spacing w:after="0"/>
-      </w:pPr>
-      <w:r>
-        <w:tab/>
-      </w:r>
-      <w:proofErr w:type="spellStart"/>
-      <w:r>
-        <w:rPr>
-          <w:highlight w:val="yellow"/>
-        </w:rPr>
-        <w:t>give_</w:t>
-      </w:r>
-      <w:proofErr w:type="gramStart"/>
-      <w:r>
-        <w:rPr>
-          <w:highlight w:val="yellow"/>
-        </w:rPr>
-        <w:t>beef</w:t>
-      </w:r>
-      <w:proofErr w:type="spellEnd"/>
-      <w:r>
-        <w:rPr>
-          <w:highlight w:val="yellow"/>
-        </w:rPr>
-        <w:t xml:space="preserve"> ;</w:t>
-      </w:r>
-      <w:proofErr w:type="gramEnd"/>
-      <w:r>
-        <w:rPr>
-          <w:highlight w:val="yellow"/>
-        </w:rPr>
-        <w:t xml:space="preserve"> </w:t>
-      </w:r>
-      <w:proofErr w:type="gramStart"/>
-      <w:r>
-        <w:rPr>
-          <w:highlight w:val="yellow"/>
-        </w:rPr>
-        <w:t>amistad :</w:t>
-      </w:r>
-      <w:proofErr w:type="gramEnd"/>
-      <w:r>
-        <w:rPr>
-          <w:highlight w:val="yellow"/>
-        </w:rPr>
-        <w:t xml:space="preserve"> </w:t>
-      </w:r>
-      <w:proofErr w:type="gramStart"/>
-      <w:r>
-        <w:rPr>
-          <w:highlight w:val="yellow"/>
-        </w:rPr>
-        <w:t>1 ;</w:t>
-      </w:r>
-      <w:proofErr w:type="gramEnd"/>
-      <w:r>
-        <w:rPr>
-          <w:highlight w:val="yellow"/>
-        </w:rPr>
-        <w:t xml:space="preserve"> </w:t>
-      </w:r>
-      <w:proofErr w:type="spellStart"/>
-      <w:r>
-        <w:rPr>
-          <w:highlight w:val="yellow"/>
-        </w:rPr>
-        <w:t>scene_</w:t>
-      </w:r>
-      <w:proofErr w:type="gramStart"/>
-      <w:r>
-        <w:rPr>
-          <w:highlight w:val="yellow"/>
-        </w:rPr>
-        <w:t>D</w:t>
-      </w:r>
-      <w:proofErr w:type="spellEnd"/>
-      <w:r>
-        <w:rPr>
-          <w:highlight w:val="yellow"/>
-        </w:rPr>
-        <w:t xml:space="preserve"> </w:t>
-      </w:r>
-      <w:r>
-        <w:rPr>
-          <w:highlight w:val="yellow"/>
-        </w:rPr>
-        <w:t>;</w:t>
-      </w:r>
-      <w:proofErr w:type="gramEnd"/>
       <w:r>
         <w:rPr>
           <w:highlight w:val="yellow"/>
@@ -13750,39 +10743,7 @@
         <w:t>consecuencias</w:t>
       </w:r>
       <w:r>
-        <w:t xml:space="preserve">, </w:t>
-      </w:r>
-      <w:proofErr w:type="gramStart"/>
-      <w:r>
-        <w:t>este caso son</w:t>
-      </w:r>
-      <w:proofErr w:type="gramEnd"/>
-      <w:r>
-        <w:t xml:space="preserve"> “</w:t>
-      </w:r>
-      <w:proofErr w:type="spellStart"/>
-      <w:r>
-        <w:t>give_sushi</w:t>
-      </w:r>
-      <w:proofErr w:type="spellEnd"/>
-      <w:r>
-        <w:t>”, “</w:t>
-      </w:r>
-      <w:proofErr w:type="spellStart"/>
-      <w:r>
-        <w:t>give_salad</w:t>
-      </w:r>
-      <w:proofErr w:type="spellEnd"/>
-      <w:r>
-        <w:t>” y “</w:t>
-      </w:r>
-      <w:proofErr w:type="spellStart"/>
-      <w:r>
-        <w:t>give_beef</w:t>
-      </w:r>
-      <w:proofErr w:type="spellEnd"/>
-      <w:r>
-        <w:t>”, estos identificadores jamás deben repetirse, o al menos, en la</w:t>
+        <w:t>, este caso son “give_sushi”, “give_salad” y “give_beef”, estos identificadores jamás deben repetirse, o al menos, en la</w:t>
       </w:r>
       <w:r>
         <w:t xml:space="preserve"> misma</w:t>
@@ -13817,15 +10778,7 @@
         <w:t>diálogos</w:t>
       </w:r>
       <w:r>
-        <w:t xml:space="preserve">, para agregar nuevos textos dependiendo del idioma, debemos seguir </w:t>
-      </w:r>
-      <w:proofErr w:type="gramStart"/>
-      <w:r>
-        <w:t>agregando ;</w:t>
-      </w:r>
-      <w:proofErr w:type="gramEnd"/>
-      <w:r>
-        <w:t xml:space="preserve"> y añadiendo los textos correspondientes al idioma.</w:t>
+        <w:t>, para agregar nuevos textos dependiendo del idioma, debemos seguir agregando ; y añadiendo los textos correspondientes al idioma.</w:t>
       </w:r>
     </w:p>
     <w:p>
@@ -13833,6 +10786,7 @@
         <w:pStyle w:val="Ttulo3"/>
       </w:pPr>
       <w:r>
+        <w:lastRenderedPageBreak/>
         <w:t>Condición</w:t>
       </w:r>
     </w:p>
@@ -13854,15 +10808,7 @@
         <w:t>y por decisión.</w:t>
       </w:r>
       <w:r>
-        <w:t xml:space="preserve"> Para estas condiciones se debe tener especial control sobre los valores posibles de los </w:t>
-      </w:r>
-      <w:proofErr w:type="gramStart"/>
-      <w:r>
-        <w:t>puntos</w:t>
-      </w:r>
-      <w:proofErr w:type="gramEnd"/>
-      <w:r>
-        <w:t xml:space="preserve"> así como los posibles diálogos y escenas pasadas, esto para saber si de verdad las condiciones que estás escribiendo se pueden cumplir. </w:t>
+        <w:t xml:space="preserve"> Para estas condiciones se debe tener especial control sobre los valores posibles de los puntos así como los posibles diálogos y escenas pasadas, esto para saber si de verdad las condiciones que estás escribiendo se pueden cumplir. </w:t>
       </w:r>
     </w:p>
     <w:p>
@@ -13881,7 +10827,6 @@
         <w:pStyle w:val="Ttulo4"/>
       </w:pPr>
       <w:r>
-        <w:lastRenderedPageBreak/>
         <w:t>Condición por puntos</w:t>
       </w:r>
     </w:p>
@@ -13906,7 +10851,7 @@
                     <pic:cNvPicPr/>
                   </pic:nvPicPr>
                   <pic:blipFill>
-                    <a:blip r:embed="rId36"/>
+                    <a:blip r:embed="rId35"/>
                     <a:stretch>
                       <a:fillRect/>
                     </a:stretch>
@@ -13938,16 +10883,22 @@
         <w:rPr>
           <w:highlight w:val="yellow"/>
         </w:rPr>
-        <w:t xml:space="preserve">#condition </w:t>
-      </w:r>
-      <w:proofErr w:type="spellStart"/>
+        <w:t>#condition points</w:t>
+      </w:r>
+    </w:p>
+    <w:p>
+      <w:pPr>
+        <w:spacing w:after="0"/>
+      </w:pPr>
+      <w:r>
+        <w:tab/>
+      </w:r>
       <w:r>
         <w:rPr>
           <w:highlight w:val="yellow"/>
         </w:rPr>
-        <w:t>points</w:t>
-      </w:r>
-      <w:proofErr w:type="spellEnd"/>
+        <w:t>exam_positive_grade ; calificación &gt; 10 ; aprobado</w:t>
+      </w:r>
     </w:p>
     <w:p>
       <w:pPr>
@@ -13956,83 +10907,11 @@
       <w:r>
         <w:tab/>
       </w:r>
-      <w:proofErr w:type="spellStart"/>
       <w:r>
         <w:rPr>
           <w:highlight w:val="yellow"/>
         </w:rPr>
-        <w:t>exam_positive_</w:t>
-      </w:r>
-      <w:proofErr w:type="gramStart"/>
-      <w:r>
-        <w:rPr>
-          <w:highlight w:val="yellow"/>
-        </w:rPr>
-        <w:t>grade</w:t>
-      </w:r>
-      <w:proofErr w:type="spellEnd"/>
-      <w:r>
-        <w:rPr>
-          <w:highlight w:val="yellow"/>
-        </w:rPr>
-        <w:t xml:space="preserve"> ;</w:t>
-      </w:r>
-      <w:proofErr w:type="gramEnd"/>
-      <w:r>
-        <w:rPr>
-          <w:highlight w:val="yellow"/>
-        </w:rPr>
-        <w:t xml:space="preserve"> calificación &gt; </w:t>
-      </w:r>
-      <w:proofErr w:type="gramStart"/>
-      <w:r>
-        <w:rPr>
-          <w:highlight w:val="yellow"/>
-        </w:rPr>
-        <w:t>10 ;</w:t>
-      </w:r>
-      <w:proofErr w:type="gramEnd"/>
-      <w:r>
-        <w:rPr>
-          <w:highlight w:val="yellow"/>
-        </w:rPr>
-        <w:t xml:space="preserve"> aprobado</w:t>
-      </w:r>
-    </w:p>
-    <w:p>
-      <w:pPr>
-        <w:spacing w:after="0"/>
-      </w:pPr>
-      <w:r>
-        <w:tab/>
-      </w:r>
-      <w:proofErr w:type="spellStart"/>
-      <w:r>
-        <w:rPr>
-          <w:highlight w:val="yellow"/>
-        </w:rPr>
-        <w:t>exam_negative_</w:t>
-      </w:r>
-      <w:proofErr w:type="gramStart"/>
-      <w:r>
-        <w:rPr>
-          <w:highlight w:val="yellow"/>
-        </w:rPr>
-        <w:t>grade</w:t>
-      </w:r>
-      <w:proofErr w:type="spellEnd"/>
-      <w:r>
-        <w:rPr>
-          <w:highlight w:val="yellow"/>
-        </w:rPr>
-        <w:t xml:space="preserve"> ;</w:t>
-      </w:r>
-      <w:proofErr w:type="gramEnd"/>
-      <w:r>
-        <w:rPr>
-          <w:highlight w:val="yellow"/>
-        </w:rPr>
-        <w:t xml:space="preserve"> ; reprobado</w:t>
+        <w:t>exam_negative_grade ; ; reprobado</w:t>
       </w:r>
     </w:p>
     <w:p>
@@ -14114,31 +10993,7 @@
         <w:ind w:firstLine="708"/>
       </w:pPr>
       <w:r>
-        <w:t xml:space="preserve">Como </w:t>
-      </w:r>
-      <w:proofErr w:type="spellStart"/>
-      <w:r>
-        <w:t>Atlax</w:t>
-      </w:r>
-      <w:proofErr w:type="spellEnd"/>
-      <w:r>
-        <w:t xml:space="preserve"> </w:t>
-      </w:r>
-      <w:proofErr w:type="spellStart"/>
-      <w:r>
-        <w:t>Renpy</w:t>
-      </w:r>
-      <w:proofErr w:type="spellEnd"/>
-      <w:r>
-        <w:t xml:space="preserve"> verifica todas las condiciones y si ninguna se cumple toma la última por defecto, no hace falta colocar condición en la última opción, </w:t>
-      </w:r>
-      <w:proofErr w:type="gramStart"/>
-      <w:r>
-        <w:t>ya que</w:t>
-      </w:r>
-      <w:proofErr w:type="gramEnd"/>
-      <w:r>
-        <w:t xml:space="preserve"> si no se cumple una, irá a la otra.</w:t>
+        <w:t>Como Atlax Renpy verifica todas las condiciones y si ninguna se cumple toma la última por defecto, no hace falta colocar condición en la última opción, ya que si no se cumple una, irá a la otra.</w:t>
       </w:r>
     </w:p>
     <w:p>
@@ -14158,16 +11013,9 @@
         <w:rPr>
           <w:highlight w:val="yellow"/>
         </w:rPr>
-        <w:t xml:space="preserve">#condition </w:t>
-      </w:r>
-      <w:proofErr w:type="spellStart"/>
-      <w:r>
-        <w:rPr>
-          <w:highlight w:val="yellow"/>
-        </w:rPr>
-        <w:t>points</w:t>
-      </w:r>
-      <w:proofErr w:type="spellEnd"/>
+        <w:lastRenderedPageBreak/>
+        <w:t>#condition points</w:t>
+      </w:r>
     </w:p>
     <w:p>
       <w:pPr>
@@ -14177,56 +11025,12 @@
           <w:highlight w:val="yellow"/>
         </w:rPr>
       </w:pPr>
-      <w:proofErr w:type="spellStart"/>
       <w:r>
         <w:rPr>
           <w:highlight w:val="yellow"/>
         </w:rPr>
-        <w:t>Katherine_route_good_</w:t>
-      </w:r>
-      <w:proofErr w:type="gramStart"/>
-      <w:r>
-        <w:rPr>
-          <w:highlight w:val="yellow"/>
-        </w:rPr>
-        <w:t>end</w:t>
-      </w:r>
-      <w:proofErr w:type="spellEnd"/>
-      <w:r>
-        <w:rPr>
-          <w:highlight w:val="yellow"/>
-        </w:rPr>
-        <w:t xml:space="preserve"> ;</w:t>
-      </w:r>
-      <w:proofErr w:type="gramEnd"/>
-      <w:r>
-        <w:rPr>
-          <w:highlight w:val="yellow"/>
-        </w:rPr>
-        <w:t xml:space="preserve"> amistad &gt; 18, calificación &gt; </w:t>
-      </w:r>
-      <w:proofErr w:type="gramStart"/>
-      <w:r>
-        <w:rPr>
-          <w:highlight w:val="yellow"/>
-        </w:rPr>
-        <w:t>10 ;</w:t>
-      </w:r>
-      <w:proofErr w:type="gramEnd"/>
-      <w:r>
-        <w:rPr>
-          <w:highlight w:val="yellow"/>
-        </w:rPr>
-        <w:t xml:space="preserve"> </w:t>
-      </w:r>
-      <w:proofErr w:type="spellStart"/>
-      <w:r>
-        <w:rPr>
-          <w:highlight w:val="yellow"/>
-        </w:rPr>
-        <w:t>final_bueno</w:t>
-      </w:r>
-      <w:proofErr w:type="spellEnd"/>
+        <w:t>Katherine_route_good_end ; amistad &gt; 18, calificación &gt; 10 ; final_bueno</w:t>
+      </w:r>
     </w:p>
     <w:p>
       <w:pPr>
@@ -14236,7 +11040,6 @@
           <w:highlight w:val="yellow"/>
         </w:rPr>
       </w:pPr>
-      <w:proofErr w:type="spellStart"/>
       <w:r>
         <w:rPr>
           <w:highlight w:val="yellow"/>
@@ -14253,123 +11056,50 @@
         <w:rPr>
           <w:highlight w:val="yellow"/>
         </w:rPr>
-        <w:t>_</w:t>
-      </w:r>
-      <w:proofErr w:type="gramStart"/>
+        <w:t xml:space="preserve">_end ; amistad &gt; </w:t>
+      </w:r>
       <w:r>
         <w:rPr>
           <w:highlight w:val="yellow"/>
         </w:rPr>
-        <w:t>end</w:t>
-      </w:r>
-      <w:proofErr w:type="spellEnd"/>
+        <w:t>12</w:t>
+      </w:r>
       <w:r>
         <w:rPr>
           <w:highlight w:val="yellow"/>
         </w:rPr>
-        <w:t xml:space="preserve"> ;</w:t>
-      </w:r>
-      <w:proofErr w:type="gramEnd"/>
+        <w:t xml:space="preserve">, </w:t>
+      </w:r>
       <w:r>
         <w:rPr>
           <w:highlight w:val="yellow"/>
         </w:rPr>
-        <w:t xml:space="preserve"> amistad &gt; </w:t>
+        <w:t>calificación &gt; 5</w:t>
       </w:r>
       <w:r>
         <w:rPr>
           <w:highlight w:val="yellow"/>
         </w:rPr>
-        <w:t>12</w:t>
+        <w:t xml:space="preserve"> ; final_</w:t>
       </w:r>
       <w:r>
         <w:rPr>
           <w:highlight w:val="yellow"/>
         </w:rPr>
-        <w:t xml:space="preserve">, </w:t>
-      </w:r>
-      <w:r>
-        <w:rPr>
-          <w:highlight w:val="yellow"/>
-        </w:rPr>
-        <w:t xml:space="preserve">calificación &gt; </w:t>
-      </w:r>
-      <w:proofErr w:type="gramStart"/>
-      <w:r>
-        <w:rPr>
-          <w:highlight w:val="yellow"/>
-        </w:rPr>
-        <w:t>5</w:t>
-      </w:r>
-      <w:r>
-        <w:rPr>
-          <w:highlight w:val="yellow"/>
-        </w:rPr>
-        <w:t xml:space="preserve"> ;</w:t>
-      </w:r>
-      <w:proofErr w:type="gramEnd"/>
-      <w:r>
-        <w:rPr>
-          <w:highlight w:val="yellow"/>
-        </w:rPr>
-        <w:t xml:space="preserve"> </w:t>
-      </w:r>
-      <w:proofErr w:type="spellStart"/>
-      <w:r>
-        <w:rPr>
-          <w:highlight w:val="yellow"/>
-        </w:rPr>
-        <w:t>final_</w:t>
-      </w:r>
-      <w:r>
-        <w:rPr>
-          <w:highlight w:val="yellow"/>
-        </w:rPr>
         <w:t>neutral</w:t>
       </w:r>
-      <w:proofErr w:type="spellEnd"/>
     </w:p>
     <w:p>
       <w:pPr>
         <w:spacing w:after="0"/>
         <w:ind w:firstLine="708"/>
       </w:pPr>
-      <w:proofErr w:type="spellStart"/>
       <w:r>
         <w:rPr>
           <w:highlight w:val="yellow"/>
         </w:rPr>
-        <w:t>Katherine_route_bad_</w:t>
-      </w:r>
-      <w:proofErr w:type="gramStart"/>
-      <w:r>
-        <w:rPr>
-          <w:highlight w:val="yellow"/>
-        </w:rPr>
-        <w:t>end</w:t>
-      </w:r>
-      <w:proofErr w:type="spellEnd"/>
-      <w:r>
-        <w:rPr>
-          <w:highlight w:val="yellow"/>
-        </w:rPr>
-        <w:t xml:space="preserve"> ;</w:t>
-      </w:r>
-      <w:proofErr w:type="gramEnd"/>
-      <w:r>
-        <w:rPr>
-          <w:highlight w:val="yellow"/>
-        </w:rPr>
-        <w:t xml:space="preserve"> ; </w:t>
-      </w:r>
-      <w:proofErr w:type="spellStart"/>
-      <w:r>
-        <w:rPr>
-          <w:highlight w:val="yellow"/>
-        </w:rPr>
-        <w:t>final_malo</w:t>
-      </w:r>
-      <w:proofErr w:type="spellEnd"/>
+        <w:t>Katherine_route_bad_end ; ; final_malo</w:t>
+      </w:r>
     </w:p>
     <w:p>
       <w:pPr>
@@ -14394,7 +11124,6 @@
     </w:p>
     <w:p>
       <w:r>
-        <w:lastRenderedPageBreak/>
         <w:t xml:space="preserve">      </w:t>
       </w:r>
       <w:r>
@@ -14417,7 +11146,7 @@
                     <pic:cNvPicPr/>
                   </pic:nvPicPr>
                   <pic:blipFill>
-                    <a:blip r:embed="rId37"/>
+                    <a:blip r:embed="rId36"/>
                     <a:stretch>
                       <a:fillRect/>
                     </a:stretch>
@@ -14459,212 +11188,38 @@
       <w:r>
         <w:tab/>
       </w:r>
-      <w:proofErr w:type="spellStart"/>
       <w:r>
         <w:rPr>
           <w:highlight w:val="yellow"/>
         </w:rPr>
-        <w:t>sushi_</w:t>
-      </w:r>
-      <w:proofErr w:type="gramStart"/>
+        <w:t>sushi_gived ; give_sushi ; escena_B</w:t>
+      </w:r>
+    </w:p>
+    <w:p>
+      <w:pPr>
+        <w:spacing w:after="0"/>
+      </w:pPr>
+      <w:r>
+        <w:tab/>
+      </w:r>
       <w:r>
         <w:rPr>
           <w:highlight w:val="yellow"/>
         </w:rPr>
-        <w:t>gived</w:t>
-      </w:r>
-      <w:proofErr w:type="spellEnd"/>
-      <w:r>
-        <w:rPr>
-          <w:highlight w:val="yellow"/>
-        </w:rPr>
-        <w:t xml:space="preserve"> ;</w:t>
-      </w:r>
-      <w:proofErr w:type="gramEnd"/>
-      <w:r>
-        <w:rPr>
-          <w:highlight w:val="yellow"/>
-        </w:rPr>
-        <w:t xml:space="preserve"> </w:t>
-      </w:r>
-      <w:proofErr w:type="spellStart"/>
-      <w:r>
-        <w:rPr>
-          <w:highlight w:val="yellow"/>
-        </w:rPr>
-        <w:t>give_</w:t>
-      </w:r>
-      <w:proofErr w:type="gramStart"/>
-      <w:r>
-        <w:rPr>
-          <w:highlight w:val="yellow"/>
-        </w:rPr>
-        <w:t>sushi</w:t>
-      </w:r>
-      <w:proofErr w:type="spellEnd"/>
-      <w:r>
-        <w:rPr>
-          <w:highlight w:val="yellow"/>
-        </w:rPr>
-        <w:t xml:space="preserve"> ;</w:t>
-      </w:r>
-      <w:proofErr w:type="gramEnd"/>
-      <w:r>
-        <w:rPr>
-          <w:highlight w:val="yellow"/>
-        </w:rPr>
-        <w:t xml:space="preserve"> </w:t>
-      </w:r>
-      <w:proofErr w:type="spellStart"/>
-      <w:r>
-        <w:rPr>
-          <w:highlight w:val="yellow"/>
-        </w:rPr>
-        <w:t>escena_B</w:t>
-      </w:r>
-      <w:proofErr w:type="spellEnd"/>
-    </w:p>
-    <w:p>
-      <w:pPr>
-        <w:spacing w:after="0"/>
-      </w:pPr>
-      <w:r>
-        <w:tab/>
-      </w:r>
-      <w:proofErr w:type="spellStart"/>
-      <w:r>
-        <w:rPr>
-          <w:highlight w:val="yellow"/>
-        </w:rPr>
-        <w:t>salad_</w:t>
-      </w:r>
-      <w:proofErr w:type="gramStart"/>
-      <w:r>
-        <w:rPr>
-          <w:highlight w:val="yellow"/>
-        </w:rPr>
-        <w:t>gived</w:t>
-      </w:r>
-      <w:proofErr w:type="spellEnd"/>
-      <w:r>
-        <w:rPr>
-          <w:highlight w:val="yellow"/>
-        </w:rPr>
-        <w:t xml:space="preserve"> ;</w:t>
-      </w:r>
-      <w:proofErr w:type="gramEnd"/>
-      <w:r>
-        <w:rPr>
-          <w:highlight w:val="yellow"/>
-        </w:rPr>
-        <w:t xml:space="preserve"> </w:t>
-      </w:r>
-      <w:proofErr w:type="spellStart"/>
-      <w:r>
-        <w:rPr>
-          <w:highlight w:val="yellow"/>
-        </w:rPr>
-        <w:t>give_</w:t>
-      </w:r>
-      <w:proofErr w:type="gramStart"/>
-      <w:r>
-        <w:rPr>
-          <w:highlight w:val="yellow"/>
-        </w:rPr>
-        <w:t>salad</w:t>
-      </w:r>
-      <w:proofErr w:type="spellEnd"/>
-      <w:r>
-        <w:rPr>
-          <w:highlight w:val="yellow"/>
-        </w:rPr>
-        <w:t xml:space="preserve"> ;</w:t>
-      </w:r>
-      <w:proofErr w:type="gramEnd"/>
-      <w:r>
-        <w:rPr>
-          <w:highlight w:val="yellow"/>
-        </w:rPr>
-        <w:t xml:space="preserve"> </w:t>
-      </w:r>
-      <w:proofErr w:type="spellStart"/>
-      <w:r>
-        <w:rPr>
-          <w:highlight w:val="yellow"/>
-        </w:rPr>
-        <w:t>escena_C</w:t>
-      </w:r>
-      <w:proofErr w:type="spellEnd"/>
+        <w:t>salad_gived ; give_salad ; escena_C</w:t>
+      </w:r>
     </w:p>
     <w:p>
       <w:pPr>
         <w:spacing w:after="0"/>
         <w:ind w:firstLine="708"/>
       </w:pPr>
-      <w:proofErr w:type="spellStart"/>
       <w:r>
         <w:rPr>
           <w:highlight w:val="yellow"/>
         </w:rPr>
-        <w:t>beef_</w:t>
-      </w:r>
-      <w:proofErr w:type="gramStart"/>
-      <w:r>
-        <w:rPr>
-          <w:highlight w:val="yellow"/>
-        </w:rPr>
-        <w:t>gived</w:t>
-      </w:r>
-      <w:proofErr w:type="spellEnd"/>
-      <w:r>
-        <w:rPr>
-          <w:highlight w:val="yellow"/>
-        </w:rPr>
-        <w:t xml:space="preserve"> ;</w:t>
-      </w:r>
-      <w:proofErr w:type="gramEnd"/>
-      <w:r>
-        <w:rPr>
-          <w:highlight w:val="yellow"/>
-        </w:rPr>
-        <w:t xml:space="preserve"> </w:t>
-      </w:r>
-      <w:proofErr w:type="spellStart"/>
-      <w:r>
-        <w:rPr>
-          <w:highlight w:val="yellow"/>
-        </w:rPr>
-        <w:t>give_</w:t>
-      </w:r>
-      <w:proofErr w:type="gramStart"/>
-      <w:r>
-        <w:rPr>
-          <w:highlight w:val="yellow"/>
-        </w:rPr>
-        <w:t>beef</w:t>
-      </w:r>
-      <w:proofErr w:type="spellEnd"/>
-      <w:r>
-        <w:rPr>
-          <w:highlight w:val="yellow"/>
-        </w:rPr>
-        <w:t xml:space="preserve"> ;</w:t>
-      </w:r>
-      <w:proofErr w:type="gramEnd"/>
-      <w:r>
-        <w:rPr>
-          <w:highlight w:val="yellow"/>
-        </w:rPr>
-        <w:t xml:space="preserve"> </w:t>
-      </w:r>
-      <w:proofErr w:type="spellStart"/>
-      <w:r>
-        <w:rPr>
-          <w:highlight w:val="yellow"/>
-        </w:rPr>
-        <w:t>escena_D</w:t>
-      </w:r>
-      <w:proofErr w:type="spellEnd"/>
+        <w:t>beef_gived ; give_beef ; escena_D</w:t>
+      </w:r>
     </w:p>
     <w:p>
       <w:pPr>
@@ -14685,54 +11240,38 @@
         <w:ind w:firstLine="708"/>
       </w:pPr>
       <w:r>
-        <w:t xml:space="preserve">Se debe tener en cuenta que </w:t>
-      </w:r>
-      <w:proofErr w:type="spellStart"/>
-      <w:r>
-        <w:t>Atlax</w:t>
-      </w:r>
-      <w:proofErr w:type="spellEnd"/>
+        <w:t xml:space="preserve">Se debe tener en cuenta que Atlax Renpy va a verificar tanto las opciones de decisiones tomadas </w:t>
+      </w:r>
+      <w:r>
+        <w:t xml:space="preserve">por el jugador, </w:t>
+      </w:r>
+      <w:r>
+        <w:t>como la de los fines de diálogo</w:t>
+      </w:r>
+      <w:r>
+        <w:t xml:space="preserve"> que él haya visto</w:t>
+      </w:r>
+      <w:r>
+        <w:t xml:space="preserve">, porque recordemos que </w:t>
+      </w:r>
+      <w:r>
+        <w:t xml:space="preserve">al </w:t>
+      </w:r>
+      <w:r>
+        <w:t>de</w:t>
+      </w:r>
+      <w:r>
+        <w:t>finir</w:t>
+      </w:r>
+      <w:r>
+        <w:t xml:space="preserve"> l</w:t>
+      </w:r>
+      <w:r>
+        <w:t>as</w:t>
+      </w:r>
       <w:r>
         <w:t xml:space="preserve"> </w:t>
       </w:r>
-      <w:proofErr w:type="spellStart"/>
-      <w:r>
-        <w:t>Renpy</w:t>
-      </w:r>
-      <w:proofErr w:type="spellEnd"/>
-      <w:r>
-        <w:t xml:space="preserve"> va a verificar tanto las opciones de decisiones tomadas </w:t>
-      </w:r>
-      <w:r>
-        <w:t xml:space="preserve">por el jugador, </w:t>
-      </w:r>
-      <w:r>
-        <w:t>como la de los fines de diálogo</w:t>
-      </w:r>
-      <w:r>
-        <w:t xml:space="preserve"> que él haya visto</w:t>
-      </w:r>
-      <w:r>
-        <w:t xml:space="preserve">, porque recordemos que </w:t>
-      </w:r>
-      <w:r>
-        <w:t xml:space="preserve">al </w:t>
-      </w:r>
-      <w:r>
-        <w:t>de</w:t>
-      </w:r>
-      <w:r>
-        <w:t>finir</w:t>
-      </w:r>
-      <w:r>
-        <w:t xml:space="preserve"> l</w:t>
-      </w:r>
-      <w:r>
-        <w:t>as</w:t>
-      </w:r>
-      <w:r>
-        <w:t xml:space="preserve"> </w:t>
-      </w:r>
       <w:r>
         <w:t>terminaciones</w:t>
       </w:r>
@@ -14764,21 +11303,14 @@
         <w:pStyle w:val="Ttulo4"/>
       </w:pPr>
       <w:r>
+        <w:lastRenderedPageBreak/>
         <w:t>Condición por escena</w:t>
       </w:r>
     </w:p>
     <w:p>
       <w:r>
         <w:tab/>
-        <w:t xml:space="preserve">Por </w:t>
-      </w:r>
-      <w:proofErr w:type="spellStart"/>
-      <w:r>
-        <w:t>ultimo</w:t>
-      </w:r>
-      <w:proofErr w:type="spellEnd"/>
-      <w:r>
-        <w:t>, también podremos bifurcar el juego dependiendo de las escenas que el jugador haya visto</w:t>
+        <w:t>Por ultimo, también podremos bifurcar el juego dependiendo de las escenas que el jugador haya visto</w:t>
       </w:r>
       <w:r>
         <w:t>, es similar a las condiciones por decisión solo que en este caso se va a utilizar los nombres de los archivos de control.</w:t>
@@ -14789,7 +11321,6 @@
         <w:rPr>
           <w:noProof/>
         </w:rPr>
-        <w:lastRenderedPageBreak/>
         <w:drawing>
           <wp:inline distT="0" distB="0" distL="0" distR="0" wp14:anchorId="37687B73" wp14:editId="05682B4E">
             <wp:extent cx="5400040" cy="2165350"/>
@@ -14806,7 +11337,7 @@
                     <pic:cNvPicPr/>
                   </pic:nvPicPr>
                   <pic:blipFill>
-                    <a:blip r:embed="rId38"/>
+                    <a:blip r:embed="rId37"/>
                     <a:stretch>
                       <a:fillRect/>
                     </a:stretch>
@@ -14862,16 +11393,8 @@
         <w:rPr>
           <w:highlight w:val="yellow"/>
         </w:rPr>
-        <w:t xml:space="preserve">#condition </w:t>
-      </w:r>
-      <w:proofErr w:type="spellStart"/>
-      <w:r>
-        <w:rPr>
-          <w:highlight w:val="yellow"/>
-        </w:rPr>
-        <w:t>scene</w:t>
-      </w:r>
-      <w:proofErr w:type="spellEnd"/>
+        <w:t>#condition scene</w:t>
+      </w:r>
     </w:p>
     <w:p>
       <w:pPr>
@@ -14881,70 +11404,12 @@
           <w:highlight w:val="yellow"/>
         </w:rPr>
       </w:pPr>
-      <w:proofErr w:type="spellStart"/>
       <w:r>
         <w:rPr>
           <w:highlight w:val="yellow"/>
         </w:rPr>
-        <w:t>earthquake_lived_in_</w:t>
-      </w:r>
-      <w:proofErr w:type="gramStart"/>
-      <w:r>
-        <w:rPr>
-          <w:highlight w:val="yellow"/>
-        </w:rPr>
-        <w:t>home</w:t>
-      </w:r>
-      <w:proofErr w:type="spellEnd"/>
-      <w:r>
-        <w:rPr>
-          <w:highlight w:val="yellow"/>
-        </w:rPr>
-        <w:t xml:space="preserve"> ;</w:t>
-      </w:r>
-      <w:proofErr w:type="gramEnd"/>
-      <w:r>
-        <w:rPr>
-          <w:highlight w:val="yellow"/>
-        </w:rPr>
-        <w:t xml:space="preserve"> </w:t>
-      </w:r>
-      <w:proofErr w:type="spellStart"/>
-      <w:r>
-        <w:rPr>
-          <w:highlight w:val="yellow"/>
-        </w:rPr>
-        <w:t>earthquake_in_</w:t>
-      </w:r>
-      <w:proofErr w:type="gramStart"/>
-      <w:r>
-        <w:rPr>
-          <w:highlight w:val="yellow"/>
-        </w:rPr>
-        <w:t>home</w:t>
-      </w:r>
-      <w:proofErr w:type="spellEnd"/>
-      <w:r>
-        <w:rPr>
-          <w:highlight w:val="yellow"/>
-        </w:rPr>
-        <w:t xml:space="preserve"> ;</w:t>
-      </w:r>
-      <w:proofErr w:type="gramEnd"/>
-      <w:r>
-        <w:rPr>
-          <w:highlight w:val="yellow"/>
-        </w:rPr>
-        <w:t xml:space="preserve"> </w:t>
-      </w:r>
-      <w:proofErr w:type="spellStart"/>
-      <w:r>
-        <w:rPr>
-          <w:highlight w:val="yellow"/>
-        </w:rPr>
-        <w:t>tell_home_earthquake</w:t>
-      </w:r>
-      <w:proofErr w:type="spellEnd"/>
+        <w:t>earthquake_lived_in_home ; earthquake_in_home ; tell_home_earthquake</w:t>
+      </w:r>
     </w:p>
     <w:p>
       <w:pPr>
@@ -14954,174 +11419,68 @@
           <w:highlight w:val="yellow"/>
         </w:rPr>
       </w:pPr>
-      <w:proofErr w:type="spellStart"/>
       <w:r>
         <w:rPr>
           <w:highlight w:val="yellow"/>
         </w:rPr>
-        <w:t>earthquake_lived_in_</w:t>
-      </w:r>
-      <w:proofErr w:type="gramStart"/>
+        <w:t>earthquake_lived_in_shop ; earthquake_in_</w:t>
+      </w:r>
       <w:r>
         <w:rPr>
           <w:highlight w:val="yellow"/>
         </w:rPr>
         <w:t>shop</w:t>
       </w:r>
-      <w:proofErr w:type="spellEnd"/>
       <w:r>
         <w:rPr>
           <w:highlight w:val="yellow"/>
         </w:rPr>
-        <w:t xml:space="preserve"> ;</w:t>
-      </w:r>
-      <w:proofErr w:type="gramEnd"/>
+        <w:t xml:space="preserve"> ; tell_shop_earthquake</w:t>
+      </w:r>
+    </w:p>
+    <w:p>
+      <w:pPr>
+        <w:ind w:firstLine="708"/>
+      </w:pPr>
       <w:r>
         <w:rPr>
           <w:highlight w:val="yellow"/>
         </w:rPr>
-        <w:t xml:space="preserve"> </w:t>
-      </w:r>
-      <w:proofErr w:type="spellStart"/>
+        <w:t>earthquake_lived_in_gym ; earthquake_in</w:t>
+      </w:r>
       <w:r>
         <w:rPr>
           <w:highlight w:val="yellow"/>
         </w:rPr>
-        <w:t>earthquake_in_</w:t>
-      </w:r>
-      <w:proofErr w:type="gramStart"/>
+        <w:t>_gym</w:t>
+      </w:r>
       <w:r>
         <w:rPr>
           <w:highlight w:val="yellow"/>
         </w:rPr>
-        <w:t>shop</w:t>
-      </w:r>
-      <w:proofErr w:type="spellEnd"/>
-      <w:r>
-        <w:rPr>
-          <w:highlight w:val="yellow"/>
-        </w:rPr>
-        <w:t xml:space="preserve"> ;</w:t>
-      </w:r>
-      <w:proofErr w:type="gramEnd"/>
-      <w:r>
-        <w:rPr>
-          <w:highlight w:val="yellow"/>
-        </w:rPr>
-        <w:t xml:space="preserve"> </w:t>
-      </w:r>
-      <w:proofErr w:type="spellStart"/>
-      <w:r>
-        <w:rPr>
-          <w:highlight w:val="yellow"/>
-        </w:rPr>
-        <w:t>tell_shop_earthquake</w:t>
-      </w:r>
-      <w:proofErr w:type="spellEnd"/>
+        <w:t xml:space="preserve"> ; tell_gym_earthquake</w:t>
+      </w:r>
     </w:p>
     <w:p>
       <w:pPr>
         <w:ind w:firstLine="708"/>
       </w:pPr>
-      <w:proofErr w:type="spellStart"/>
-      <w:r>
-        <w:rPr>
-          <w:highlight w:val="yellow"/>
-        </w:rPr>
-        <w:t>earthquake_lived_in_</w:t>
-      </w:r>
-      <w:proofErr w:type="gramStart"/>
-      <w:r>
-        <w:rPr>
-          <w:highlight w:val="yellow"/>
-        </w:rPr>
-        <w:t>gym</w:t>
-      </w:r>
-      <w:proofErr w:type="spellEnd"/>
-      <w:r>
-        <w:rPr>
-          <w:highlight w:val="yellow"/>
-        </w:rPr>
-        <w:t xml:space="preserve"> ;</w:t>
-      </w:r>
-      <w:proofErr w:type="gramEnd"/>
-      <w:r>
-        <w:rPr>
-          <w:highlight w:val="yellow"/>
-        </w:rPr>
-        <w:t xml:space="preserve"> </w:t>
-      </w:r>
-      <w:proofErr w:type="spellStart"/>
-      <w:r>
-        <w:rPr>
-          <w:highlight w:val="yellow"/>
-        </w:rPr>
-        <w:t>earthquake_in</w:t>
-      </w:r>
-      <w:r>
-        <w:rPr>
-          <w:highlight w:val="yellow"/>
-        </w:rPr>
-        <w:t>_</w:t>
-      </w:r>
-      <w:proofErr w:type="gramStart"/>
-      <w:r>
-        <w:rPr>
-          <w:highlight w:val="yellow"/>
-        </w:rPr>
-        <w:t>gym</w:t>
-      </w:r>
-      <w:proofErr w:type="spellEnd"/>
-      <w:r>
-        <w:rPr>
-          <w:highlight w:val="yellow"/>
-        </w:rPr>
-        <w:t xml:space="preserve"> ;</w:t>
-      </w:r>
-      <w:proofErr w:type="gramEnd"/>
-      <w:r>
-        <w:rPr>
-          <w:highlight w:val="yellow"/>
-        </w:rPr>
-        <w:t xml:space="preserve"> </w:t>
-      </w:r>
-      <w:proofErr w:type="spellStart"/>
-      <w:r>
-        <w:rPr>
-          <w:highlight w:val="yellow"/>
-        </w:rPr>
-        <w:t>tell_gym_earthquake</w:t>
-      </w:r>
-      <w:proofErr w:type="spellEnd"/>
+      <w:r>
+        <w:t>Quizás sea algo confuso de entender, solo ten en cuenta que la primera columna es el identificador único de la opción que estamos escribiendo, la segunda es el nombre del archivo de control</w:t>
+      </w:r>
+      <w:r>
+        <w:t xml:space="preserve"> que el jugador debió haber jugado para escoger la opción</w:t>
+      </w:r>
+      <w:r>
+        <w:t xml:space="preserve"> y la tercera columna es el nombre del archivo de control del jugador contando cómo vivió el terremoto.</w:t>
+      </w:r>
     </w:p>
     <w:p>
       <w:pPr>
         <w:ind w:firstLine="708"/>
       </w:pPr>
       <w:r>
-        <w:t>Quizás sea algo confuso de entender, solo ten en cuenta que la primera columna es el identificador único de la opción que estamos escribiendo, la segunda es el nombre del archivo de control</w:t>
-      </w:r>
-      <w:r>
-        <w:t xml:space="preserve"> que el jugador debió haber jugado para escoger la opción</w:t>
-      </w:r>
-      <w:r>
-        <w:t xml:space="preserve"> y la tercera columna es el nombre del archivo de control del jugador contando cómo vivió el terremoto.</w:t>
-      </w:r>
-    </w:p>
-    <w:p>
-      <w:pPr>
-        <w:ind w:firstLine="708"/>
-      </w:pPr>
-      <w:r>
-        <w:t xml:space="preserve">De esa forma, el juego verifica ¿El jugador pasó por la escena “earthquake_in_home.csv”? Entonces lo mandamos a la escena </w:t>
-      </w:r>
-      <w:proofErr w:type="spellStart"/>
-      <w:r>
-        <w:t>tell_home_earthquake</w:t>
-      </w:r>
-      <w:proofErr w:type="spellEnd"/>
-      <w:r>
-        <w:t>. Y así sucesivamente con las demás opciones. Si ninguna se cumple se tomará la última.</w:t>
+        <w:t>De esa forma, el juego verifica ¿El jugador pasó por la escena “earthquake_in_home.csv”? Entonces lo mandamos a la escena tell_home_earthquake. Y así sucesivamente con las demás opciones. Si ninguna se cumple se tomará la última.</w:t>
       </w:r>
     </w:p>
     <w:p>
@@ -15147,484 +11506,132 @@
     <w:p>
       <w:r>
         <w:tab/>
-        <w:t xml:space="preserve">Estas transiciones irán separadas por </w:t>
-      </w:r>
-      <w:proofErr w:type="gramStart"/>
-      <w:r>
-        <w:t>un ;</w:t>
-      </w:r>
-      <w:proofErr w:type="gramEnd"/>
-      <w:r>
-        <w:t xml:space="preserve"> y sus parámetros </w:t>
-      </w:r>
-      <w:proofErr w:type="gramStart"/>
-      <w:r>
-        <w:t>por :</w:t>
-      </w:r>
-      <w:proofErr w:type="gramEnd"/>
+        <w:t>Estas transiciones irán separadas por un ; y sus parámetros por :</w:t>
+      </w:r>
     </w:p>
     <w:p>
       <w:pPr>
         <w:spacing w:after="0"/>
       </w:pPr>
       <w:r>
+        <w:lastRenderedPageBreak/>
         <w:tab/>
       </w:r>
       <w:r>
         <w:rPr>
           <w:highlight w:val="yellow"/>
         </w:rPr>
-        <w:t>#</w:t>
-      </w:r>
-      <w:proofErr w:type="gramStart"/>
+        <w:t>#decision ; fade : 1 : 3 : 1</w:t>
+      </w:r>
+      <w:r>
+        <w:t xml:space="preserve"> (Hace un fade entre escenas)</w:t>
+      </w:r>
+    </w:p>
+    <w:p>
+      <w:r>
+        <w:tab/>
+      </w:r>
       <w:r>
         <w:rPr>
           <w:highlight w:val="yellow"/>
         </w:rPr>
-        <w:t>decision ;</w:t>
-      </w:r>
-      <w:proofErr w:type="gramEnd"/>
+        <w:t>#linear ; video : nombre_del_video</w:t>
+      </w:r>
+      <w:r>
+        <w:t xml:space="preserve"> (Muestra un video antes de pasar a la siguiente secena)</w:t>
+      </w:r>
+    </w:p>
+    <w:p>
+      <w:r>
+        <w:tab/>
+        <w:t>Si se desea mostrar un video este debe estar en formato .webp.</w:t>
+      </w:r>
+    </w:p>
+    <w:p/>
+    <w:p>
+      <w:pPr>
+        <w:pStyle w:val="Ttulo3"/>
+      </w:pPr>
+      <w:r>
+        <w:t>Limpieza del juego</w:t>
+      </w:r>
+    </w:p>
+    <w:p>
+      <w:r>
+        <w:tab/>
+        <w:t>Por razones de ahorro de recursos es conveniente que de vez en cuando limpiemos nuestra escena, esto lo hacemos añadiendo la opción “clear” al final de un fin de diálogo, este debe ir separado por un ;</w:t>
+      </w:r>
+    </w:p>
+    <w:p>
+      <w:pPr>
+        <w:spacing w:after="0"/>
+      </w:pPr>
+      <w:r>
+        <w:tab/>
+      </w:r>
       <w:r>
         <w:rPr>
           <w:highlight w:val="yellow"/>
         </w:rPr>
-        <w:t xml:space="preserve"> </w:t>
-      </w:r>
-      <w:proofErr w:type="spellStart"/>
-      <w:proofErr w:type="gramStart"/>
+        <w:t xml:space="preserve">#decision ; video ; </w:t>
+      </w:r>
       <w:r>
         <w:rPr>
           <w:highlight w:val="yellow"/>
         </w:rPr>
-        <w:t>fade</w:t>
-      </w:r>
-      <w:proofErr w:type="spellEnd"/>
+        <w:t>sun_rising ; clear</w:t>
+      </w:r>
+      <w:r>
+        <w:t xml:space="preserve"> (Repro</w:t>
+      </w:r>
+      <w:r>
+        <w:t>d</w:t>
+      </w:r>
+      <w:r>
+        <w:t>uce el video sun_rising y luego limpia el juego)</w:t>
+      </w:r>
+    </w:p>
+    <w:p>
+      <w:pPr>
+        <w:spacing w:after="0"/>
+      </w:pPr>
+      <w:r>
+        <w:tab/>
+      </w:r>
       <w:r>
         <w:rPr>
           <w:highlight w:val="yellow"/>
         </w:rPr>
-        <w:t xml:space="preserve"> :</w:t>
-      </w:r>
-      <w:proofErr w:type="gramEnd"/>
+        <w:t>#condition scene ; fade : 1 : 2 : 1 ; clear</w:t>
+      </w:r>
+      <w:r>
+        <w:t xml:space="preserve"> (Hace un fa</w:t>
+      </w:r>
+      <w:r>
+        <w:t>d</w:t>
+      </w:r>
+      <w:r>
+        <w:t>e y luego limpia el juego)</w:t>
+      </w:r>
+    </w:p>
+    <w:p>
+      <w:r>
+        <w:tab/>
+      </w:r>
       <w:r>
         <w:rPr>
           <w:highlight w:val="yellow"/>
         </w:rPr>
-        <w:t xml:space="preserve"> </w:t>
-      </w:r>
-      <w:proofErr w:type="gramStart"/>
-      <w:r>
-        <w:rPr>
-          <w:highlight w:val="yellow"/>
-        </w:rPr>
-        <w:t>1 :</w:t>
-      </w:r>
-      <w:proofErr w:type="gramEnd"/>
-      <w:r>
-        <w:rPr>
-          <w:highlight w:val="yellow"/>
-        </w:rPr>
-        <w:t xml:space="preserve"> </w:t>
-      </w:r>
-      <w:proofErr w:type="gramStart"/>
-      <w:r>
-        <w:rPr>
-          <w:highlight w:val="yellow"/>
-        </w:rPr>
-        <w:t>3 :</w:t>
-      </w:r>
-      <w:proofErr w:type="gramEnd"/>
-      <w:r>
-        <w:rPr>
-          <w:highlight w:val="yellow"/>
-        </w:rPr>
-        <w:t xml:space="preserve"> 1</w:t>
-      </w:r>
-      <w:r>
-        <w:t xml:space="preserve"> (Hace un </w:t>
-      </w:r>
-      <w:proofErr w:type="spellStart"/>
-      <w:r>
-        <w:t>fade</w:t>
-      </w:r>
-      <w:proofErr w:type="spellEnd"/>
-      <w:r>
-        <w:t xml:space="preserve"> entre escenas)</w:t>
+        <w:t>#condition decisión ; ; clear</w:t>
+      </w:r>
+      <w:r>
+        <w:t xml:space="preserve"> (Limpiando sin hacer una transición)</w:t>
       </w:r>
     </w:p>
     <w:p>
       <w:r>
         <w:tab/>
-      </w:r>
-      <w:r>
-        <w:rPr>
-          <w:highlight w:val="yellow"/>
-        </w:rPr>
-        <w:t>#</w:t>
-      </w:r>
-      <w:proofErr w:type="gramStart"/>
-      <w:r>
-        <w:rPr>
-          <w:highlight w:val="yellow"/>
-        </w:rPr>
-        <w:t>linear ;</w:t>
-      </w:r>
-      <w:proofErr w:type="gramEnd"/>
-      <w:r>
-        <w:rPr>
-          <w:highlight w:val="yellow"/>
-        </w:rPr>
-        <w:t xml:space="preserve"> </w:t>
-      </w:r>
-      <w:proofErr w:type="gramStart"/>
-      <w:r>
-        <w:rPr>
-          <w:highlight w:val="yellow"/>
-        </w:rPr>
-        <w:t>video :</w:t>
-      </w:r>
-      <w:proofErr w:type="gramEnd"/>
-      <w:r>
-        <w:rPr>
-          <w:highlight w:val="yellow"/>
-        </w:rPr>
-        <w:t xml:space="preserve"> </w:t>
-      </w:r>
-      <w:proofErr w:type="spellStart"/>
-      <w:r>
-        <w:rPr>
-          <w:highlight w:val="yellow"/>
-        </w:rPr>
-        <w:t>nombre_del_video</w:t>
-      </w:r>
-      <w:proofErr w:type="spellEnd"/>
-      <w:r>
-        <w:t xml:space="preserve"> (Muestra un video antes de pasar a la siguiente </w:t>
-      </w:r>
-      <w:proofErr w:type="spellStart"/>
-      <w:r>
-        <w:t>secena</w:t>
-      </w:r>
-      <w:proofErr w:type="spellEnd"/>
-      <w:r>
-        <w:t>)</w:t>
-      </w:r>
-    </w:p>
-    <w:p>
-      <w:r>
-        <w:tab/>
-        <w:t xml:space="preserve">Si se desea mostrar un video este debe estar en </w:t>
-      </w:r>
-      <w:proofErr w:type="gramStart"/>
-      <w:r>
-        <w:t>formato .</w:t>
-      </w:r>
-      <w:proofErr w:type="spellStart"/>
-      <w:r>
-        <w:t>webp</w:t>
-      </w:r>
-      <w:proofErr w:type="spellEnd"/>
-      <w:proofErr w:type="gramEnd"/>
-      <w:r>
-        <w:t>.</w:t>
-      </w:r>
-    </w:p>
-    <w:p/>
-    <w:p>
-      <w:pPr>
-        <w:pStyle w:val="Ttulo3"/>
-      </w:pPr>
-      <w:r>
-        <w:t>Limpieza del juego</w:t>
-      </w:r>
-    </w:p>
-    <w:p>
-      <w:r>
-        <w:tab/>
-        <w:t>Por razones de ahorro de recursos es conveniente que de vez en cuando limpiemos nuestra escena, esto lo hacemos añadiendo la opción “</w:t>
-      </w:r>
-      <w:proofErr w:type="spellStart"/>
-      <w:r>
-        <w:t>clear</w:t>
-      </w:r>
-      <w:proofErr w:type="spellEnd"/>
-      <w:r>
-        <w:t xml:space="preserve">” al final de un fin de diálogo, este debe ir separado por </w:t>
-      </w:r>
-      <w:proofErr w:type="gramStart"/>
-      <w:r>
-        <w:t>un ;</w:t>
-      </w:r>
-      <w:proofErr w:type="gramEnd"/>
-    </w:p>
-    <w:p>
-      <w:pPr>
-        <w:spacing w:after="0"/>
-      </w:pPr>
-      <w:r>
-        <w:tab/>
-      </w:r>
-      <w:r>
-        <w:rPr>
-          <w:highlight w:val="yellow"/>
-        </w:rPr>
-        <w:t>#</w:t>
-      </w:r>
-      <w:proofErr w:type="gramStart"/>
-      <w:r>
-        <w:rPr>
-          <w:highlight w:val="yellow"/>
-        </w:rPr>
-        <w:t>decision ;</w:t>
-      </w:r>
-      <w:proofErr w:type="gramEnd"/>
-      <w:r>
-        <w:rPr>
-          <w:highlight w:val="yellow"/>
-        </w:rPr>
-        <w:t xml:space="preserve"> </w:t>
-      </w:r>
-      <w:proofErr w:type="gramStart"/>
-      <w:r>
-        <w:rPr>
-          <w:highlight w:val="yellow"/>
-        </w:rPr>
-        <w:t>video ;</w:t>
-      </w:r>
-      <w:proofErr w:type="gramEnd"/>
-      <w:r>
-        <w:rPr>
-          <w:highlight w:val="yellow"/>
-        </w:rPr>
-        <w:t xml:space="preserve"> </w:t>
-      </w:r>
-      <w:proofErr w:type="spellStart"/>
-      <w:r>
-        <w:rPr>
-          <w:highlight w:val="yellow"/>
-        </w:rPr>
-        <w:t>sun_</w:t>
-      </w:r>
-      <w:proofErr w:type="gramStart"/>
-      <w:r>
-        <w:rPr>
-          <w:highlight w:val="yellow"/>
-        </w:rPr>
-        <w:t>rising</w:t>
-      </w:r>
-      <w:proofErr w:type="spellEnd"/>
-      <w:r>
-        <w:rPr>
-          <w:highlight w:val="yellow"/>
-        </w:rPr>
-        <w:t xml:space="preserve"> ;</w:t>
-      </w:r>
-      <w:proofErr w:type="gramEnd"/>
-      <w:r>
-        <w:rPr>
-          <w:highlight w:val="yellow"/>
-        </w:rPr>
-        <w:t xml:space="preserve"> </w:t>
-      </w:r>
-      <w:proofErr w:type="spellStart"/>
-      <w:r>
-        <w:rPr>
-          <w:highlight w:val="yellow"/>
-        </w:rPr>
-        <w:t>clear</w:t>
-      </w:r>
-      <w:proofErr w:type="spellEnd"/>
-      <w:r>
-        <w:t xml:space="preserve"> (Repro</w:t>
-      </w:r>
-      <w:r>
-        <w:t>d</w:t>
-      </w:r>
-      <w:r>
-        <w:t xml:space="preserve">uce el video </w:t>
-      </w:r>
-      <w:proofErr w:type="spellStart"/>
-      <w:r>
-        <w:t>sun_rising</w:t>
-      </w:r>
-      <w:proofErr w:type="spellEnd"/>
-      <w:r>
-        <w:t xml:space="preserve"> y luego limpia el juego)</w:t>
-      </w:r>
-    </w:p>
-    <w:p>
-      <w:pPr>
-        <w:spacing w:after="0"/>
-      </w:pPr>
-      <w:r>
-        <w:tab/>
-      </w:r>
-      <w:r>
-        <w:rPr>
-          <w:highlight w:val="yellow"/>
-        </w:rPr>
-        <w:t xml:space="preserve">#condition </w:t>
-      </w:r>
-      <w:proofErr w:type="spellStart"/>
-      <w:proofErr w:type="gramStart"/>
-      <w:r>
-        <w:rPr>
-          <w:highlight w:val="yellow"/>
-        </w:rPr>
-        <w:t>scene</w:t>
-      </w:r>
-      <w:proofErr w:type="spellEnd"/>
-      <w:r>
-        <w:rPr>
-          <w:highlight w:val="yellow"/>
-        </w:rPr>
-        <w:t xml:space="preserve"> ;</w:t>
-      </w:r>
-      <w:proofErr w:type="gramEnd"/>
-      <w:r>
-        <w:rPr>
-          <w:highlight w:val="yellow"/>
-        </w:rPr>
-        <w:t xml:space="preserve"> </w:t>
-      </w:r>
-      <w:proofErr w:type="spellStart"/>
-      <w:proofErr w:type="gramStart"/>
-      <w:r>
-        <w:rPr>
-          <w:highlight w:val="yellow"/>
-        </w:rPr>
-        <w:t>fade</w:t>
-      </w:r>
-      <w:proofErr w:type="spellEnd"/>
-      <w:r>
-        <w:rPr>
-          <w:highlight w:val="yellow"/>
-        </w:rPr>
-        <w:t xml:space="preserve"> :</w:t>
-      </w:r>
-      <w:proofErr w:type="gramEnd"/>
-      <w:r>
-        <w:rPr>
-          <w:highlight w:val="yellow"/>
-        </w:rPr>
-        <w:t xml:space="preserve"> </w:t>
-      </w:r>
-      <w:proofErr w:type="gramStart"/>
-      <w:r>
-        <w:rPr>
-          <w:highlight w:val="yellow"/>
-        </w:rPr>
-        <w:t>1 :</w:t>
-      </w:r>
-      <w:proofErr w:type="gramEnd"/>
-      <w:r>
-        <w:rPr>
-          <w:highlight w:val="yellow"/>
-        </w:rPr>
-        <w:t xml:space="preserve"> </w:t>
-      </w:r>
-      <w:proofErr w:type="gramStart"/>
-      <w:r>
-        <w:rPr>
-          <w:highlight w:val="yellow"/>
-        </w:rPr>
-        <w:t>2 :</w:t>
-      </w:r>
-      <w:proofErr w:type="gramEnd"/>
-      <w:r>
-        <w:rPr>
-          <w:highlight w:val="yellow"/>
-        </w:rPr>
-        <w:t xml:space="preserve"> </w:t>
-      </w:r>
-      <w:proofErr w:type="gramStart"/>
-      <w:r>
-        <w:rPr>
-          <w:highlight w:val="yellow"/>
-        </w:rPr>
-        <w:t>1 ;</w:t>
-      </w:r>
-      <w:proofErr w:type="gramEnd"/>
-      <w:r>
-        <w:rPr>
-          <w:highlight w:val="yellow"/>
-        </w:rPr>
-        <w:t xml:space="preserve"> </w:t>
-      </w:r>
-      <w:proofErr w:type="spellStart"/>
-      <w:r>
-        <w:rPr>
-          <w:highlight w:val="yellow"/>
-        </w:rPr>
-        <w:t>clear</w:t>
-      </w:r>
-      <w:proofErr w:type="spellEnd"/>
-      <w:r>
-        <w:t xml:space="preserve"> (Hace un </w:t>
-      </w:r>
-      <w:proofErr w:type="spellStart"/>
-      <w:r>
-        <w:t>fa</w:t>
-      </w:r>
-      <w:r>
-        <w:t>d</w:t>
-      </w:r>
-      <w:r>
-        <w:t>e</w:t>
-      </w:r>
-      <w:proofErr w:type="spellEnd"/>
-      <w:r>
-        <w:t xml:space="preserve"> y luego limpia el juego)</w:t>
-      </w:r>
-    </w:p>
-    <w:p>
-      <w:r>
-        <w:tab/>
-      </w:r>
-      <w:r>
-        <w:rPr>
-          <w:highlight w:val="yellow"/>
-        </w:rPr>
-        <w:t xml:space="preserve">#condition </w:t>
-      </w:r>
-      <w:proofErr w:type="gramStart"/>
-      <w:r>
-        <w:rPr>
-          <w:highlight w:val="yellow"/>
-        </w:rPr>
-        <w:t>decisión ;</w:t>
-      </w:r>
-      <w:proofErr w:type="gramEnd"/>
-      <w:r>
-        <w:rPr>
-          <w:highlight w:val="yellow"/>
-        </w:rPr>
-        <w:t xml:space="preserve"> ; </w:t>
-      </w:r>
-      <w:proofErr w:type="spellStart"/>
-      <w:r>
-        <w:rPr>
-          <w:highlight w:val="yellow"/>
-        </w:rPr>
-        <w:t>clear</w:t>
-      </w:r>
-      <w:proofErr w:type="spellEnd"/>
-      <w:r>
-        <w:t xml:space="preserve"> (Limpiando sin hacer una transición)</w:t>
-      </w:r>
-    </w:p>
-    <w:p>
-      <w:r>
-        <w:tab/>
-        <w:t xml:space="preserve">Siempre que se vaya a pasar de una escena a otra de forma limpia, es decir, sin personajes en pantalla y sin cambio de fondo, es conveniente siempre agregar el parámetro </w:t>
-      </w:r>
-      <w:proofErr w:type="spellStart"/>
-      <w:r>
-        <w:t>clear</w:t>
-      </w:r>
-      <w:proofErr w:type="spellEnd"/>
-      <w:r>
-        <w:t xml:space="preserve"> para ahorrar recursos al dispositivo.</w:t>
+        <w:t>Siempre que se vaya a pasar de una escena a otra de forma limpia, es decir, sin personajes en pantalla y sin cambio de fondo, es conveniente siempre agregar el parámetro clear para ahorrar recursos al dispositivo.</w:t>
       </w:r>
     </w:p>
     <w:p/>
@@ -15684,73 +11691,29 @@
       <w:r>
         <w:t xml:space="preserve">La configuración de esta encriptación la podremos encontrar en el archivo </w:t>
       </w:r>
-      <w:proofErr w:type="spellStart"/>
       <w:r>
         <w:rPr>
           <w:i/>
           <w:iCs/>
         </w:rPr>
-        <w:t>game</w:t>
-      </w:r>
-      <w:proofErr w:type="spellEnd"/>
+        <w:t>game/definitions/AtlaxEncryptionKey.example.rpy</w:t>
+      </w:r>
       <w:r>
         <w:rPr>
           <w:i/>
           <w:iCs/>
         </w:rPr>
-        <w:t>/</w:t>
-      </w:r>
-      <w:proofErr w:type="spellStart"/>
-      <w:r>
-        <w:rPr>
-          <w:i/>
-          <w:iCs/>
-        </w:rPr>
-        <w:t>definitions</w:t>
-      </w:r>
-      <w:proofErr w:type="spellEnd"/>
-      <w:r>
-        <w:rPr>
-          <w:i/>
-          <w:iCs/>
-        </w:rPr>
-        <w:t>/</w:t>
-      </w:r>
-      <w:proofErr w:type="spellStart"/>
-      <w:r>
-        <w:rPr>
-          <w:i/>
-          <w:iCs/>
-        </w:rPr>
-        <w:t>AtlaxEncryptionKey.example.rpy</w:t>
-      </w:r>
-      <w:proofErr w:type="spellEnd"/>
-      <w:r>
-        <w:rPr>
-          <w:i/>
-          <w:iCs/>
-        </w:rPr>
         <w:t xml:space="preserve">. </w:t>
       </w:r>
       <w:r>
         <w:t xml:space="preserve">Este archivo </w:t>
       </w:r>
       <w:r>
-        <w:t xml:space="preserve">solo contiene 2 líneas de código definiendo 2 variables, una llamada </w:t>
-      </w:r>
-      <w:proofErr w:type="spellStart"/>
-      <w:r>
-        <w:t>requireSceneEncryption</w:t>
-      </w:r>
-      <w:proofErr w:type="spellEnd"/>
-      <w:r>
-        <w:t xml:space="preserve"> y otra </w:t>
-      </w:r>
-      <w:proofErr w:type="spellStart"/>
+        <w:t xml:space="preserve">solo contiene 2 líneas de código definiendo 2 variables, una llamada requireSceneEncryption y otra </w:t>
+      </w:r>
       <w:r>
         <w:t>atlax_encryption_key</w:t>
       </w:r>
-      <w:proofErr w:type="spellEnd"/>
       <w:r>
         <w:t>.</w:t>
       </w:r>
@@ -15760,6 +11723,7 @@
     </w:p>
     <w:p>
       <w:r>
+        <w:lastRenderedPageBreak/>
         <w:tab/>
       </w:r>
       <w:r>
@@ -15782,7 +11746,7 @@
                     <pic:cNvPicPr/>
                   </pic:nvPicPr>
                   <pic:blipFill>
-                    <a:blip r:embed="rId39"/>
+                    <a:blip r:embed="rId38"/>
                     <a:stretch>
                       <a:fillRect/>
                     </a:stretch>
@@ -15808,35 +11772,10 @@
         <w:ind w:firstLine="708"/>
       </w:pPr>
       <w:r>
-        <w:lastRenderedPageBreak/>
-        <w:t xml:space="preserve">Si </w:t>
-      </w:r>
-      <w:proofErr w:type="spellStart"/>
-      <w:r>
-        <w:t>requireSceneEncryption</w:t>
-      </w:r>
-      <w:proofErr w:type="spellEnd"/>
-      <w:r>
-        <w:t xml:space="preserve"> </w:t>
-      </w:r>
-      <w:r>
-        <w:t xml:space="preserve">dice True, significa que el motor espera que los archivos de control estén encriptados, por lo </w:t>
-      </w:r>
-      <w:proofErr w:type="gramStart"/>
-      <w:r>
-        <w:t>tanto</w:t>
-      </w:r>
-      <w:proofErr w:type="gramEnd"/>
-      <w:r>
-        <w:t xml:space="preserve"> los desencriptará utilizando el </w:t>
-      </w:r>
-      <w:proofErr w:type="spellStart"/>
-      <w:r>
-        <w:t>atlax_encryption_key</w:t>
-      </w:r>
-      <w:proofErr w:type="spellEnd"/>
-      <w:r>
-        <w:t>.</w:t>
+        <w:t xml:space="preserve">Si requireSceneEncryption </w:t>
+      </w:r>
+      <w:r>
+        <w:t>dice True, significa que el motor espera que los archivos de control estén encriptados, por lo tanto los desencriptará utilizando el atlax_encryption_key.</w:t>
       </w:r>
     </w:p>
     <w:p>
@@ -15844,38 +11783,17 @@
         <w:tab/>
         <w:t xml:space="preserve">Si </w:t>
       </w:r>
-      <w:proofErr w:type="spellStart"/>
-      <w:r>
-        <w:t>requireSceneEncryption</w:t>
-      </w:r>
-      <w:proofErr w:type="spellEnd"/>
-      <w:r>
-        <w:t xml:space="preserve"> </w:t>
-      </w:r>
-      <w:proofErr w:type="gramStart"/>
-      <w:r>
-        <w:t>dice</w:t>
-      </w:r>
-      <w:r>
-        <w:t xml:space="preserve">  False</w:t>
-      </w:r>
-      <w:proofErr w:type="gramEnd"/>
-      <w:r>
-        <w:t>, el motor asumirá que los archivos no están encriptados y los leerá tal cual.</w:t>
+      <w:r>
+        <w:t>requireSceneEncryption dice</w:t>
+      </w:r>
+      <w:r>
+        <w:t xml:space="preserve">  False, el motor asumirá que los archivos no están encriptados y los leerá tal cual.</w:t>
       </w:r>
     </w:p>
     <w:p>
       <w:r>
         <w:tab/>
-        <w:t xml:space="preserve">La </w:t>
-      </w:r>
-      <w:proofErr w:type="spellStart"/>
-      <w:r>
-        <w:t>atlax_encryption_key</w:t>
-      </w:r>
-      <w:proofErr w:type="spellEnd"/>
-      <w:r>
-        <w:t xml:space="preserve"> es una cadena de caracteres que funciona como la llave que utiliza el motor para desencriptar los archivos</w:t>
+        <w:t>La atlax_encryption_key es una cadena de caracteres que funciona como la llave que utiliza el motor para desencriptar los archivos</w:t>
       </w:r>
       <w:r>
         <w:t>, la mostrada anteriormente es un simple ejemplo, puedes utilizar la cadena de caracteres que mejor te parezca y guardarla en algún lado de tu PC o en un papel.</w:t>
@@ -15886,31 +11804,13 @@
         <w:tab/>
         <w:t xml:space="preserve">Si deseas encriptar tus archivos de control deberás dirigirte a la carpeta </w:t>
       </w:r>
-      <w:proofErr w:type="gramStart"/>
       <w:r>
         <w:rPr>
           <w:i/>
           <w:iCs/>
         </w:rPr>
-        <w:t>apps</w:t>
-      </w:r>
-      <w:proofErr w:type="gramEnd"/>
-      <w:r>
-        <w:rPr>
-          <w:i/>
-          <w:iCs/>
-        </w:rPr>
-        <w:t>/</w:t>
-      </w:r>
-      <w:proofErr w:type="spellStart"/>
-      <w:r>
-        <w:rPr>
-          <w:i/>
-          <w:iCs/>
-        </w:rPr>
-        <w:t>sceneEncrypter</w:t>
-      </w:r>
-      <w:proofErr w:type="spellEnd"/>
+        <w:t>apps/sceneEncrypter</w:t>
+      </w:r>
       <w:r>
         <w:t>. Allí encontrarás los siguientes archivos.</w:t>
       </w:r>
@@ -15936,7 +11836,7 @@
                     <pic:cNvPicPr/>
                   </pic:nvPicPr>
                   <pic:blipFill>
-                    <a:blip r:embed="rId40"/>
+                    <a:blip r:embed="rId39"/>
                     <a:stretch>
                       <a:fillRect/>
                     </a:stretch>
@@ -15968,7 +11868,6 @@
         <w:tab/>
         <w:t xml:space="preserve">Al abrir el sceneEncrypter.exe este tomará todo el contenido de la carpeta </w:t>
       </w:r>
-      <w:proofErr w:type="spellStart"/>
       <w:r>
         <w:rPr>
           <w:i/>
@@ -15986,11 +11885,9 @@
         </w:rPr>
         <w:t>encrypt</w:t>
       </w:r>
-      <w:proofErr w:type="spellEnd"/>
       <w:r>
         <w:t xml:space="preserve"> y lo encriptará volcando su contenido en la carpeta </w:t>
       </w:r>
-      <w:proofErr w:type="spellStart"/>
       <w:r>
         <w:rPr>
           <w:i/>
@@ -15998,7 +11895,6 @@
         </w:rPr>
         <w:t>encrypted</w:t>
       </w:r>
-      <w:proofErr w:type="spellEnd"/>
       <w:r>
         <w:t>.</w:t>
       </w:r>
@@ -16026,15 +11922,7 @@
         <w:t>funcionamiento</w:t>
       </w:r>
       <w:r>
-        <w:t xml:space="preserve"> que tendría un virus del tipo </w:t>
-      </w:r>
-      <w:proofErr w:type="spellStart"/>
-      <w:r>
-        <w:t>Ransomware</w:t>
-      </w:r>
-      <w:proofErr w:type="spellEnd"/>
-      <w:r>
-        <w:t>.</w:t>
+        <w:t xml:space="preserve"> que tendría un virus del tipo Ransomware.</w:t>
       </w:r>
     </w:p>
     <w:p>
@@ -16042,7 +11930,6 @@
         <w:tab/>
         <w:t xml:space="preserve">La idea es colocar en la carpeta </w:t>
       </w:r>
-      <w:proofErr w:type="spellStart"/>
       <w:r>
         <w:rPr>
           <w:i/>
@@ -16050,7 +11937,6 @@
         </w:rPr>
         <w:t>to_encrypt</w:t>
       </w:r>
-      <w:proofErr w:type="spellEnd"/>
       <w:r>
         <w:t xml:space="preserve"> todos los archivos de control con su respectivo sistema de carpetas, ejecutar el </w:t>
       </w:r>
@@ -16064,7 +11950,6 @@
       <w:r>
         <w:t xml:space="preserve"> y listo, en la carpeta </w:t>
       </w:r>
-      <w:proofErr w:type="spellStart"/>
       <w:r>
         <w:rPr>
           <w:i/>
@@ -16072,11 +11957,9 @@
         </w:rPr>
         <w:t>encrypted</w:t>
       </w:r>
-      <w:proofErr w:type="spellEnd"/>
       <w:r>
         <w:t xml:space="preserve"> tendrás los archivos de control encriptados con la llave ubicada en </w:t>
       </w:r>
-      <w:proofErr w:type="spellStart"/>
       <w:r>
         <w:rPr>
           <w:i/>
@@ -16084,7 +11967,6 @@
         </w:rPr>
         <w:t>encryption.key</w:t>
       </w:r>
-      <w:proofErr w:type="spellEnd"/>
     </w:p>
     <w:p>
       <w:r>
@@ -16098,6 +11980,7 @@
     <w:p/>
     <w:p>
       <w:r>
+        <w:lastRenderedPageBreak/>
         <w:tab/>
       </w:r>
     </w:p>
@@ -16106,49 +11989,15 @@
         <w:pStyle w:val="Ttulo1"/>
       </w:pPr>
       <w:bookmarkStart w:id="19" w:name="_Toc199261572"/>
-      <w:proofErr w:type="spellStart"/>
-      <w:r>
-        <w:lastRenderedPageBreak/>
+      <w:r>
         <w:t>Testing</w:t>
       </w:r>
       <w:bookmarkEnd w:id="19"/>
-      <w:proofErr w:type="spellEnd"/>
     </w:p>
     <w:p>
       <w:r>
         <w:tab/>
-      </w:r>
-      <w:proofErr w:type="spellStart"/>
-      <w:r>
-        <w:t>Atlax</w:t>
-      </w:r>
-      <w:proofErr w:type="spellEnd"/>
-      <w:r>
-        <w:t xml:space="preserve"> </w:t>
-      </w:r>
-      <w:proofErr w:type="spellStart"/>
-      <w:r>
-        <w:t>Renpy</w:t>
-      </w:r>
-      <w:proofErr w:type="spellEnd"/>
-      <w:r>
-        <w:t xml:space="preserve"> no ofrece ninguna herramienta específica para facilitar la fase de </w:t>
-      </w:r>
-      <w:proofErr w:type="spellStart"/>
-      <w:r>
-        <w:t>testing</w:t>
-      </w:r>
-      <w:proofErr w:type="spellEnd"/>
-      <w:r>
-        <w:t xml:space="preserve"> de tu novela visual, sin </w:t>
-      </w:r>
-      <w:proofErr w:type="gramStart"/>
-      <w:r>
-        <w:t>embargo</w:t>
-      </w:r>
-      <w:proofErr w:type="gramEnd"/>
-      <w:r>
-        <w:t xml:space="preserve"> aquí dejaré algunas estrategias para agilizar el testeo de tus escenas.</w:t>
+        <w:t>Atlax Renpy no ofrece ninguna herramienta específica para facilitar la fase de testing de tu novela visual, sin embargo aquí dejaré algunas estrategias para agilizar el testeo de tus escenas.</w:t>
       </w:r>
     </w:p>
     <w:p>
@@ -16168,7 +12017,6 @@
       <w:r>
         <w:t xml:space="preserve">puedes cambiar la variable </w:t>
       </w:r>
-      <w:proofErr w:type="spellStart"/>
       <w:r>
         <w:rPr>
           <w:i/>
@@ -16176,35 +12024,16 @@
         </w:rPr>
         <w:t>firstDialogue</w:t>
       </w:r>
-      <w:proofErr w:type="spellEnd"/>
       <w:r>
         <w:t xml:space="preserve"> en el archivo </w:t>
       </w:r>
-      <w:proofErr w:type="spellStart"/>
       <w:r>
         <w:rPr>
           <w:i/>
           <w:iCs/>
         </w:rPr>
-        <w:t>games</w:t>
-      </w:r>
-      <w:proofErr w:type="spellEnd"/>
-      <w:r>
-        <w:rPr>
-          <w:i/>
-          <w:iCs/>
-        </w:rPr>
-        <w:t>/</w:t>
-      </w:r>
-      <w:proofErr w:type="spellStart"/>
-      <w:r>
-        <w:rPr>
-          <w:i/>
-          <w:iCs/>
-        </w:rPr>
-        <w:t>script.rpy</w:t>
-      </w:r>
-      <w:proofErr w:type="spellEnd"/>
+        <w:t>games/script.rpy</w:t>
+      </w:r>
       <w:r>
         <w:rPr>
           <w:i/>
@@ -16232,67 +12061,43 @@
       <w:r>
         <w:t xml:space="preserve">Para probar consecuencias de tipo puntos, escenas o de decisión, en el archivo </w:t>
       </w:r>
-      <w:proofErr w:type="spellStart"/>
       <w:r>
         <w:rPr>
           <w:i/>
           <w:iCs/>
         </w:rPr>
-        <w:t>games</w:t>
-      </w:r>
-      <w:proofErr w:type="spellEnd"/>
+        <w:t>games/script.rpy</w:t>
+      </w:r>
+      <w:r>
+        <w:t xml:space="preserve"> puedes modificar las variables </w:t>
+      </w:r>
       <w:r>
         <w:rPr>
           <w:i/>
           <w:iCs/>
         </w:rPr>
-        <w:t>/</w:t>
-      </w:r>
-      <w:proofErr w:type="spellStart"/>
+        <w:t>globalPoints</w:t>
+      </w:r>
+      <w:r>
+        <w:t xml:space="preserve">, </w:t>
+      </w:r>
       <w:r>
         <w:rPr>
           <w:i/>
           <w:iCs/>
         </w:rPr>
-        <w:t>script.rpy</w:t>
-      </w:r>
-      <w:proofErr w:type="spellEnd"/>
-      <w:r>
-        <w:t xml:space="preserve"> puedes modificar las variables </w:t>
-      </w:r>
-      <w:proofErr w:type="spellStart"/>
+        <w:t>globalDecsions</w:t>
+      </w:r>
+      <w:r>
+        <w:t xml:space="preserve">, </w:t>
+      </w:r>
       <w:r>
         <w:rPr>
           <w:i/>
           <w:iCs/>
         </w:rPr>
-        <w:t>globalPoints</w:t>
-      </w:r>
-      <w:proofErr w:type="spellEnd"/>
-      <w:r>
-        <w:t xml:space="preserve">, </w:t>
-      </w:r>
-      <w:proofErr w:type="spellStart"/>
-      <w:r>
-        <w:rPr>
-          <w:i/>
-          <w:iCs/>
-        </w:rPr>
-        <w:t>globalDecsions</w:t>
-      </w:r>
-      <w:proofErr w:type="spellEnd"/>
-      <w:r>
-        <w:t xml:space="preserve">, </w:t>
-      </w:r>
-      <w:proofErr w:type="spellStart"/>
-      <w:r>
-        <w:rPr>
-          <w:i/>
-          <w:iCs/>
-        </w:rPr>
         <w:t>globalScenes</w:t>
       </w:r>
-      <w:proofErr w:type="spellEnd"/>
       <w:r>
         <w:t xml:space="preserve"> y darle valores iniciales. Aquí unos ejemplos.</w:t>
       </w:r>
@@ -16322,7 +12127,7 @@
                     <pic:cNvPicPr/>
                   </pic:nvPicPr>
                   <pic:blipFill>
-                    <a:blip r:embed="rId41"/>
+                    <a:blip r:embed="rId40"/>
                     <a:stretch>
                       <a:fillRect/>
                     </a:stretch>
@@ -16357,31 +12162,7 @@
         </w:numPr>
       </w:pPr>
       <w:r>
-        <w:t xml:space="preserve">Si una escena es muy larga y necesitas testear una parte alejada del inicio, en coloca un * en la columna </w:t>
-      </w:r>
-      <w:proofErr w:type="spellStart"/>
-      <w:r>
-        <w:t>key</w:t>
-      </w:r>
-      <w:proofErr w:type="spellEnd"/>
-      <w:r>
-        <w:t xml:space="preserve"> del diálogo en el que quieras iniciar, el juego empezará desde ese diálogo. Por supuesto que al iniciar así tendrás que mostrar los personajes en pantalla (si los hay) y </w:t>
-      </w:r>
-      <w:proofErr w:type="spellStart"/>
-      <w:r>
-        <w:t>background</w:t>
-      </w:r>
-      <w:proofErr w:type="spellEnd"/>
-      <w:r>
-        <w:t xml:space="preserve"> (si es necesario). Al finalizar de testear la escena puedes quitar el *, deshacer las modificaciones de testeo pertinentes y corregir el nombre del </w:t>
-      </w:r>
-      <w:proofErr w:type="spellStart"/>
-      <w:r>
-        <w:t>key</w:t>
-      </w:r>
-      <w:proofErr w:type="spellEnd"/>
-      <w:r>
-        <w:t xml:space="preserve"> del diálogo.</w:t>
+        <w:t>Si una escena es muy larga y necesitas testear una parte alejada del inicio, en coloca un * en la columna key del diálogo en el que quieras iniciar, el juego empezará desde ese diálogo. Por supuesto que al iniciar así tendrás que mostrar los personajes en pantalla (si los hay) y background (si es necesario). Al finalizar de testear la escena puedes quitar el *, deshacer las modificaciones de testeo pertinentes y corregir el nombre del key del diálogo.</w:t>
       </w:r>
     </w:p>
     <w:p/>
@@ -16398,274 +12179,135 @@
     <w:p>
       <w:r>
         <w:tab/>
-        <w:t xml:space="preserve">La personalización de </w:t>
-      </w:r>
-      <w:proofErr w:type="spellStart"/>
-      <w:r>
-        <w:t>Atlax</w:t>
-      </w:r>
-      <w:proofErr w:type="spellEnd"/>
-      <w:r>
-        <w:t xml:space="preserve"> </w:t>
-      </w:r>
-      <w:proofErr w:type="spellStart"/>
-      <w:r>
-        <w:t>Renpy</w:t>
-      </w:r>
-      <w:proofErr w:type="spellEnd"/>
-      <w:r>
-        <w:t xml:space="preserve"> es la misma que podrías hacer utilizando </w:t>
-      </w:r>
-      <w:proofErr w:type="spellStart"/>
-      <w:r>
-        <w:t>Renpy</w:t>
-      </w:r>
-      <w:proofErr w:type="spellEnd"/>
-      <w:r>
-        <w:t xml:space="preserve"> puro, lo único personalizable son algunos aspectos que requieren de ciertos conocimientos de programación, los archivos destinados a personalización son </w:t>
-      </w:r>
-      <w:proofErr w:type="spellStart"/>
+        <w:t xml:space="preserve">La personalización de Atlax Renpy es la misma que podrías hacer utilizando Renpy puro, lo único personalizable son algunos aspectos que requieren de ciertos conocimientos de programación, los archivos destinados a personalización son </w:t>
+      </w:r>
       <w:r>
         <w:rPr>
           <w:i/>
           <w:iCs/>
         </w:rPr>
-        <w:t>game</w:t>
-      </w:r>
-      <w:proofErr w:type="spellEnd"/>
+        <w:t>game/definitions/configDefine.rpy</w:t>
+      </w:r>
+      <w:r>
+        <w:t xml:space="preserve"> para definir configuraciones específicas de Renpy y el archivo </w:t>
+      </w:r>
       <w:r>
         <w:rPr>
           <w:i/>
           <w:iCs/>
         </w:rPr>
-        <w:t>/</w:t>
-      </w:r>
-      <w:proofErr w:type="spellStart"/>
+        <w:t>game/animations/animations.rpy</w:t>
+      </w:r>
+      <w:r>
+        <w:t xml:space="preserve"> para crear animaciones personalizadas en los personajes</w:t>
+      </w:r>
+      <w:r>
+        <w:t>.</w:t>
+      </w:r>
+    </w:p>
+    <w:p>
+      <w:r>
+        <w:tab/>
+        <w:t xml:space="preserve">Para implementar animaciones personalizadas, primero debes definirlas en </w:t>
+      </w:r>
       <w:r>
         <w:rPr>
           <w:i/>
           <w:iCs/>
         </w:rPr>
-        <w:t>definitions</w:t>
-      </w:r>
-      <w:proofErr w:type="spellEnd"/>
+        <w:t>animations.rpy</w:t>
+      </w:r>
+      <w:r>
+        <w:t xml:space="preserve"> y luego ir a </w:t>
+      </w:r>
       <w:r>
         <w:rPr>
           <w:i/>
           <w:iCs/>
         </w:rPr>
-        <w:t>/</w:t>
-      </w:r>
-      <w:proofErr w:type="spellStart"/>
+        <w:t>game/managers/EventManager.rpy</w:t>
+      </w:r>
+      <w:r>
+        <w:t xml:space="preserve">, agregar el nombre de la animación en la variable </w:t>
+      </w:r>
       <w:r>
         <w:rPr>
           <w:i/>
           <w:iCs/>
         </w:rPr>
-        <w:t>configDefine.rpy</w:t>
-      </w:r>
-      <w:proofErr w:type="spellEnd"/>
-      <w:r>
-        <w:t xml:space="preserve"> para definir configuraciones específicas de </w:t>
-      </w:r>
-      <w:proofErr w:type="spellStart"/>
-      <w:r>
-        <w:t>Renpy</w:t>
-      </w:r>
-      <w:proofErr w:type="spellEnd"/>
-      <w:r>
-        <w:t xml:space="preserve"> y el archivo </w:t>
-      </w:r>
-      <w:proofErr w:type="spellStart"/>
+        <w:t>characterAnimations</w:t>
+      </w:r>
+      <w:r>
+        <w:t xml:space="preserve"> y luego relacionarla con la animación mediante la variable </w:t>
+      </w:r>
       <w:r>
         <w:rPr>
           <w:i/>
           <w:iCs/>
         </w:rPr>
-        <w:t>game</w:t>
-      </w:r>
-      <w:proofErr w:type="spellEnd"/>
+        <w:t>oneParameterEvents</w:t>
+      </w:r>
+      <w:r>
+        <w:t xml:space="preserve"> o </w:t>
+      </w:r>
       <w:r>
         <w:rPr>
           <w:i/>
           <w:iCs/>
         </w:rPr>
-        <w:t>/</w:t>
-      </w:r>
-      <w:proofErr w:type="spellStart"/>
+        <w:t>twoParameterEvents</w:t>
+      </w:r>
+      <w:r>
+        <w:t>, dependiendo de los parámetros que tenga tu animación personalizada.</w:t>
+      </w:r>
+    </w:p>
+    <w:p>
+      <w:r>
+        <w:lastRenderedPageBreak/>
+        <w:tab/>
+        <w:t xml:space="preserve">Aunque la animación no tenga parámetros, puedes colocarla en </w:t>
+      </w:r>
       <w:r>
         <w:rPr>
           <w:i/>
           <w:iCs/>
         </w:rPr>
-        <w:t>animations</w:t>
-      </w:r>
-      <w:proofErr w:type="spellEnd"/>
+        <w:t>oneParameterEvents</w:t>
+      </w:r>
       <w:r>
         <w:rPr>
           <w:i/>
           <w:iCs/>
         </w:rPr>
-        <w:t>/</w:t>
-      </w:r>
-      <w:proofErr w:type="spellStart"/>
+        <w:t xml:space="preserve"> </w:t>
+      </w:r>
+      <w:r>
+        <w:t>o</w:t>
+      </w:r>
       <w:r>
         <w:rPr>
           <w:i/>
           <w:iCs/>
         </w:rPr>
-        <w:t>animations.rpy</w:t>
-      </w:r>
-      <w:proofErr w:type="spellEnd"/>
-      <w:r>
-        <w:t xml:space="preserve"> para crear animaciones personalizadas en los personajes</w:t>
-      </w:r>
-      <w:r>
-        <w:t>.</w:t>
-      </w:r>
-    </w:p>
-    <w:p>
-      <w:r>
-        <w:tab/>
-        <w:t xml:space="preserve">Para implementar animaciones personalizadas, primero debes definirlas en </w:t>
-      </w:r>
-      <w:proofErr w:type="spellStart"/>
+        <w:t xml:space="preserve"> </w:t>
+      </w:r>
       <w:r>
         <w:rPr>
           <w:i/>
           <w:iCs/>
         </w:rPr>
-        <w:t>animations.rpy</w:t>
-      </w:r>
-      <w:proofErr w:type="spellEnd"/>
-      <w:r>
-        <w:t xml:space="preserve"> y luego ir a </w:t>
-      </w:r>
-      <w:proofErr w:type="spellStart"/>
+        <w:t>twoParameterEvents</w:t>
+      </w:r>
+      <w:r>
+        <w:t xml:space="preserve">. IMPORTANTE: Si la animación utiliza la propiedad zoom, estrictamente debe estar en </w:t>
+      </w:r>
       <w:r>
         <w:rPr>
           <w:i/>
           <w:iCs/>
         </w:rPr>
-        <w:t>game</w:t>
-      </w:r>
-      <w:proofErr w:type="spellEnd"/>
-      <w:r>
-        <w:rPr>
-          <w:i/>
-          <w:iCs/>
-        </w:rPr>
-        <w:t>/managers/</w:t>
-      </w:r>
-      <w:proofErr w:type="spellStart"/>
-      <w:r>
-        <w:rPr>
-          <w:i/>
-          <w:iCs/>
-        </w:rPr>
-        <w:t>EventManager.rpy</w:t>
-      </w:r>
-      <w:proofErr w:type="spellEnd"/>
-      <w:r>
-        <w:t xml:space="preserve">, agregar el nombre de la animación en la variable </w:t>
-      </w:r>
-      <w:proofErr w:type="spellStart"/>
-      <w:r>
-        <w:rPr>
-          <w:i/>
-          <w:iCs/>
-        </w:rPr>
-        <w:t>characterAnimations</w:t>
-      </w:r>
-      <w:proofErr w:type="spellEnd"/>
-      <w:r>
-        <w:t xml:space="preserve"> y luego relacionarla con la animación mediante la variable </w:t>
-      </w:r>
-      <w:proofErr w:type="spellStart"/>
-      <w:r>
-        <w:rPr>
-          <w:i/>
-          <w:iCs/>
-        </w:rPr>
-        <w:t>oneParameterEvents</w:t>
-      </w:r>
-      <w:proofErr w:type="spellEnd"/>
-      <w:r>
-        <w:t xml:space="preserve"> o </w:t>
-      </w:r>
-      <w:proofErr w:type="spellStart"/>
-      <w:r>
-        <w:rPr>
-          <w:i/>
-          <w:iCs/>
-        </w:rPr>
         <w:t>twoParameterEvents</w:t>
       </w:r>
-      <w:proofErr w:type="spellEnd"/>
-      <w:r>
-        <w:t>, dependiendo de los parámetros que tenga tu animación personalizada.</w:t>
-      </w:r>
-    </w:p>
-    <w:p>
-      <w:r>
-        <w:tab/>
-        <w:t xml:space="preserve">Aunque la animación no tenga parámetros, puedes colocarla en </w:t>
-      </w:r>
-      <w:proofErr w:type="spellStart"/>
-      <w:r>
-        <w:rPr>
-          <w:i/>
-          <w:iCs/>
-        </w:rPr>
-        <w:t>oneParameterEvents</w:t>
-      </w:r>
-      <w:proofErr w:type="spellEnd"/>
-      <w:r>
-        <w:rPr>
-          <w:i/>
-          <w:iCs/>
-        </w:rPr>
-        <w:t xml:space="preserve"> </w:t>
-      </w:r>
-      <w:r>
-        <w:t>o</w:t>
-      </w:r>
-      <w:r>
-        <w:rPr>
-          <w:i/>
-          <w:iCs/>
-        </w:rPr>
-        <w:t xml:space="preserve"> </w:t>
-      </w:r>
-      <w:proofErr w:type="spellStart"/>
-      <w:r>
-        <w:rPr>
-          <w:i/>
-          <w:iCs/>
-        </w:rPr>
-        <w:t>twoParameterEvents</w:t>
-      </w:r>
-      <w:proofErr w:type="spellEnd"/>
-      <w:r>
-        <w:t xml:space="preserve">. IMPORTANTE: Si la animación utiliza la propiedad </w:t>
-      </w:r>
-      <w:proofErr w:type="gramStart"/>
-      <w:r>
-        <w:t>zoom</w:t>
-      </w:r>
-      <w:proofErr w:type="gramEnd"/>
-      <w:r>
-        <w:t xml:space="preserve">, estrictamente debe estar en </w:t>
-      </w:r>
-      <w:proofErr w:type="spellStart"/>
-      <w:r>
-        <w:rPr>
-          <w:i/>
-          <w:iCs/>
-        </w:rPr>
-        <w:t>twoParameterEvents</w:t>
-      </w:r>
-      <w:proofErr w:type="spellEnd"/>
       <w:r>
         <w:rPr>
           <w:i/>
@@ -16713,7 +12355,7 @@
     <w:p/>
     <w:p/>
     <w:p>
-      <w:hyperlink r:id="rId42" w:history="1">
+      <w:hyperlink r:id="rId41" w:history="1">
         <w:r>
           <w:rPr>
             <w:rStyle w:val="Hipervnculo"/>
@@ -16726,7 +12368,7 @@
       </w:r>
     </w:p>
     <w:p>
-      <w:hyperlink r:id="rId43" w:history="1">
+      <w:hyperlink r:id="rId42" w:history="1">
         <w:r>
           <w:rPr>
             <w:rStyle w:val="Hipervnculo"/>
@@ -16739,7 +12381,7 @@
       </w:r>
     </w:p>
     <w:p>
-      <w:hyperlink r:id="rId44" w:history="1">
+      <w:hyperlink r:id="rId43" w:history="1">
         <w:r>
           <w:rPr>
             <w:rStyle w:val="Hipervnculo"/>
@@ -16749,7 +12391,7 @@
       </w:hyperlink>
     </w:p>
     <w:p>
-      <w:hyperlink r:id="rId45" w:anchor="text-tag-alpha" w:history="1">
+      <w:hyperlink r:id="rId44" w:anchor="text-tag-alpha" w:history="1">
         <w:r>
           <w:rPr>
             <w:rStyle w:val="Hipervnculo"/>

--- a/Manual de desarrollo en Atlax Renpy.docx
+++ b/Manual de desarrollo en Atlax Renpy.docx
@@ -3644,10 +3644,10 @@
         </w:rPr>
         <w:lastRenderedPageBreak/>
         <w:drawing>
-          <wp:inline distT="0" distB="0" distL="0" distR="0" wp14:anchorId="0830AFF9" wp14:editId="067AB110">
-            <wp:extent cx="5400040" cy="3622675"/>
-            <wp:effectExtent l="0" t="0" r="0" b="0"/>
-            <wp:docPr id="937259897" name="Imagen 1"/>
+          <wp:inline distT="0" distB="0" distL="0" distR="0" wp14:anchorId="3493B6DB" wp14:editId="2AF38733">
+            <wp:extent cx="5400040" cy="5745480"/>
+            <wp:effectExtent l="0" t="0" r="0" b="7620"/>
+            <wp:docPr id="1682740595" name="Imagen 1"/>
             <wp:cNvGraphicFramePr>
               <a:graphicFrameLocks xmlns:a="http://schemas.openxmlformats.org/drawingml/2006/main" noChangeAspect="1"/>
             </wp:cNvGraphicFramePr>
@@ -3655,7 +3655,7 @@
               <a:graphicData uri="http://schemas.openxmlformats.org/drawingml/2006/picture">
                 <pic:pic xmlns:pic="http://schemas.openxmlformats.org/drawingml/2006/picture">
                   <pic:nvPicPr>
-                    <pic:cNvPr id="937259897" name=""/>
+                    <pic:cNvPr id="1682740595" name=""/>
                     <pic:cNvPicPr/>
                   </pic:nvPicPr>
                   <pic:blipFill>
@@ -3667,7 +3667,7 @@
                   <pic:spPr>
                     <a:xfrm>
                       <a:off x="0" y="0"/>
-                      <a:ext cx="5400040" cy="3622675"/>
+                      <a:ext cx="5400040" cy="5745480"/>
                     </a:xfrm>
                     <a:prstGeom prst="rect">
                       <a:avLst/>
@@ -3697,6 +3697,23 @@
       </w:r>
     </w:p>
     <w:p>
+      <w:r>
+        <w:tab/>
+      </w:r>
+      <w:r>
+        <w:t xml:space="preserve">Al momento de definir los idiomas es importante que recuerdes escribirlos todos de la misma forma, </w:t>
+      </w:r>
+      <w:r>
+        <w:t>ya que en otros sitios del motor haremos referencias a estos idiomas. En</w:t>
+      </w:r>
+      <w:r>
+        <w:t xml:space="preserve"> este caso </w:t>
+      </w:r>
+      <w:r>
+        <w:t>todos están escritos en minúscula.</w:t>
+      </w:r>
+    </w:p>
+    <w:p>
       <w:pPr>
         <w:rPr>
           <w:i/>
@@ -3705,24 +3722,7 @@
       </w:pPr>
       <w:r>
         <w:tab/>
-      </w:r>
-      <w:r>
-        <w:t xml:space="preserve">Al momento de definir los idiomas es importante que recuerdes escribirlos todos de la misma forma, </w:t>
-      </w:r>
-      <w:r>
-        <w:t>ya que en otros sitios</w:t>
-      </w:r>
-      <w:r>
-        <w:t xml:space="preserve"> del motor</w:t>
-      </w:r>
-      <w:r>
-        <w:t xml:space="preserve"> haremos referencias a estos </w:t>
-      </w:r>
-      <w:r>
-        <w:t>idiomas. En</w:t>
-      </w:r>
-      <w:r>
-        <w:t xml:space="preserve"> este caso todos empiezan con la inicial en mayúscula, </w:t>
+        <w:t>Es importante mencionar que el primer idioma que coloques será considerado el idioma por defecto.</w:t>
       </w:r>
     </w:p>
     <w:p>
@@ -3771,49 +3771,46 @@
         <w:t xml:space="preserve"> </w:t>
       </w:r>
       <w:r>
-        <w:t>escribiremos el nombre de la escena</w:t>
-      </w:r>
-    </w:p>
-    <w:p/>
-    <w:p>
-      <w:pPr>
-        <w:pStyle w:val="Ttulo2"/>
-      </w:pPr>
-      <w:r>
-        <w:t>Definición de personajes</w:t>
-      </w:r>
-    </w:p>
-    <w:p>
-      <w:r>
-        <w:tab/>
-        <w:t xml:space="preserve">Para definir a tus personajes, debes dirigirte al archivo </w:t>
+        <w:t xml:space="preserve">escribiremos </w:t>
+      </w:r>
+      <w:r>
+        <w:t>la ubicación y nombre d</w:t>
+      </w:r>
+      <w:r>
+        <w:t>el nombre de</w:t>
+      </w:r>
+      <w:r>
+        <w:t xml:space="preserve">l archivo de control o script personalizado desde la cual comenzará la novela. Por ejemplo si nuestra escena de inicio está ubicada en la carpeta </w:t>
       </w:r>
       <w:r>
         <w:rPr>
           <w:i/>
           <w:iCs/>
         </w:rPr>
-        <w:t>charactersDefine.rpy</w:t>
-      </w:r>
-      <w:r>
-        <w:t xml:space="preserve"> ubicado en la carpeta </w:t>
+        <w:t>intro</w:t>
+      </w:r>
+      <w:r>
+        <w:t xml:space="preserve"> y se llama </w:t>
       </w:r>
       <w:r>
         <w:rPr>
           <w:i/>
           <w:iCs/>
         </w:rPr>
-        <w:t>game</w:t>
+        <w:t>game_introduction.csv</w:t>
+      </w:r>
+      <w:r>
+        <w:t xml:space="preserve">, nuestro </w:t>
       </w:r>
       <w:r>
         <w:rPr>
           <w:i/>
           <w:iCs/>
         </w:rPr>
-        <w:t>/definitions</w:t>
-      </w:r>
-      <w:r>
-        <w:t>, si lo abres con Visual Studio, en su interior encontrarás algo así.</w:t>
+        <w:t>config.csv</w:t>
+      </w:r>
+      <w:r>
+        <w:t xml:space="preserve"> se vería así.</w:t>
       </w:r>
     </w:p>
     <w:p>
@@ -3821,12 +3818,11 @@
         <w:rPr>
           <w:noProof/>
         </w:rPr>
-        <w:lastRenderedPageBreak/>
         <w:drawing>
-          <wp:inline distT="0" distB="0" distL="0" distR="0" wp14:anchorId="10199E30" wp14:editId="41D662F7">
-            <wp:extent cx="4162425" cy="800100"/>
-            <wp:effectExtent l="0" t="0" r="9525" b="0"/>
-            <wp:docPr id="1684196513" name="Imagen 1"/>
+          <wp:inline distT="0" distB="0" distL="0" distR="0" wp14:anchorId="59BA811D" wp14:editId="20C183C6">
+            <wp:extent cx="5400040" cy="536575"/>
+            <wp:effectExtent l="0" t="0" r="0" b="0"/>
+            <wp:docPr id="814949175" name="Imagen 1"/>
             <wp:cNvGraphicFramePr>
               <a:graphicFrameLocks xmlns:a="http://schemas.openxmlformats.org/drawingml/2006/main" noChangeAspect="1"/>
             </wp:cNvGraphicFramePr>
@@ -3834,7 +3830,7 @@
               <a:graphicData uri="http://schemas.openxmlformats.org/drawingml/2006/picture">
                 <pic:pic xmlns:pic="http://schemas.openxmlformats.org/drawingml/2006/picture">
                   <pic:nvPicPr>
-                    <pic:cNvPr id="1684196513" name=""/>
+                    <pic:cNvPr id="814949175" name=""/>
                     <pic:cNvPicPr/>
                   </pic:nvPicPr>
                   <pic:blipFill>
@@ -3846,7 +3842,7 @@
                   <pic:spPr>
                     <a:xfrm>
                       <a:off x="0" y="0"/>
-                      <a:ext cx="4162425" cy="800100"/>
+                      <a:ext cx="5400040" cy="536575"/>
                     </a:xfrm>
                     <a:prstGeom prst="rect">
                       <a:avLst/>
@@ -3862,33 +3858,31 @@
     <w:p>
       <w:r>
         <w:tab/>
-        <w:t>Allí debes definir a los personajes de tu historia siguiendo con ese mismo patrón, es importante mencionar que en cuanto a nombres de personajes, se requiere usar siempre minúsculas</w:t>
-      </w:r>
-      <w:r>
-        <w:t xml:space="preserve"> y utilizar _ en vez de espacios. En cuanto al color que aparece allí, es el color del nombre del personaje que se mostrará en la caja de diálogo cuando este hable, ese color está en hexadecimal, si lo desconoces, es simplemente la representación de un color mediante un # y 6 dígitos, puedes usar herramientas como Paint o el sitio web </w:t>
-      </w:r>
-      <w:hyperlink r:id="rId12" w:history="1">
-        <w:r>
-          <w:rPr>
-            <w:rStyle w:val="Hipervnculo"/>
-          </w:rPr>
-          <w:t>https://htmlcolorcodes.com/es/</w:t>
-        </w:r>
-      </w:hyperlink>
-      <w:r>
-        <w:t xml:space="preserve"> para descubrir los códigos hexadecimales para el color que necesites.</w:t>
+        <w:t>Por otro lado</w:t>
+      </w:r>
+      <w:r>
+        <w:t>,</w:t>
+      </w:r>
+      <w:r>
+        <w:t xml:space="preserve"> si el inicio de nuestra novela es un script personalizado, colocaremos el nombre del label de nuestro script. Sin embargo, este asunto de los scripts personalizados será tratado más adelante con precisión.</w:t>
+      </w:r>
+    </w:p>
+    <w:p/>
+    <w:p>
+      <w:pPr>
+        <w:pStyle w:val="Ttulo2"/>
+      </w:pPr>
+      <w:r>
+        <w:t>Definición de personajes</w:t>
       </w:r>
     </w:p>
     <w:p>
       <w:r>
         <w:tab/>
-        <w:t xml:space="preserve">Si por ejemplo tu personaje se llama Katherine y quieres que su nombre aparezca en </w:t>
-      </w:r>
-      <w:r>
-        <w:t>color</w:t>
-      </w:r>
-      <w:r>
-        <w:t xml:space="preserve"> rosado, para definirlo tendrías que escribir la siguiente línea:</w:t>
+        <w:t>Para definir personajes utilizaremos el key “character” colocando en la columna Value1 el nombre clave del personaje y en Value2 el color que tendrá al momento de mostrar su nombre en el namebox en hexadecimal</w:t>
+      </w:r>
+      <w:r>
+        <w:t>.</w:t>
       </w:r>
     </w:p>
     <w:p>
@@ -3897,10 +3891,10 @@
           <w:noProof/>
         </w:rPr>
         <w:drawing>
-          <wp:inline distT="0" distB="0" distL="0" distR="0" wp14:anchorId="50F8D074" wp14:editId="7461D4F8">
-            <wp:extent cx="4619625" cy="371475"/>
-            <wp:effectExtent l="0" t="0" r="9525" b="9525"/>
-            <wp:docPr id="1697034935" name="Imagen 1"/>
+          <wp:inline distT="0" distB="0" distL="0" distR="0" wp14:anchorId="6E6D79DC" wp14:editId="78E8E375">
+            <wp:extent cx="5010150" cy="2600325"/>
+            <wp:effectExtent l="0" t="0" r="0" b="9525"/>
+            <wp:docPr id="427014048" name="Imagen 1"/>
             <wp:cNvGraphicFramePr>
               <a:graphicFrameLocks xmlns:a="http://schemas.openxmlformats.org/drawingml/2006/main" noChangeAspect="1"/>
             </wp:cNvGraphicFramePr>
@@ -3908,11 +3902,11 @@
               <a:graphicData uri="http://schemas.openxmlformats.org/drawingml/2006/picture">
                 <pic:pic xmlns:pic="http://schemas.openxmlformats.org/drawingml/2006/picture">
                   <pic:nvPicPr>
-                    <pic:cNvPr id="1697034935" name=""/>
+                    <pic:cNvPr id="427014048" name=""/>
                     <pic:cNvPicPr/>
                   </pic:nvPicPr>
                   <pic:blipFill>
-                    <a:blip r:embed="rId13"/>
+                    <a:blip r:embed="rId12"/>
                     <a:stretch>
                       <a:fillRect/>
                     </a:stretch>
@@ -3920,7 +3914,7 @@
                   <pic:spPr>
                     <a:xfrm>
                       <a:off x="0" y="0"/>
-                      <a:ext cx="4619625" cy="371475"/>
+                      <a:ext cx="5010150" cy="2600325"/>
                     </a:xfrm>
                     <a:prstGeom prst="rect">
                       <a:avLst/>
@@ -3933,55 +3927,58 @@
         </w:drawing>
       </w:r>
     </w:p>
-    <w:p>
-      <w:pPr>
-        <w:pStyle w:val="Ttulo2"/>
-      </w:pPr>
-      <w:r>
-        <w:t>Definición de fondos</w:t>
-      </w:r>
-    </w:p>
+    <w:p/>
     <w:p>
       <w:pPr>
         <w:ind w:firstLine="708"/>
       </w:pPr>
       <w:r>
-        <w:t xml:space="preserve">Los fondos son los escenarios que se muestran detrás de los personajes como por ejemplo un salón, un parque o un cielo estrellado, esta vez acudiremos al archivo </w:t>
-      </w:r>
-      <w:r>
-        <w:rPr>
-          <w:i/>
-          <w:iCs/>
-        </w:rPr>
-        <w:t>backgroundsDefine.rpy</w:t>
-      </w:r>
-      <w:r>
-        <w:t xml:space="preserve"> ubicado en la carpeta </w:t>
-      </w:r>
-      <w:r>
-        <w:rPr>
-          <w:i/>
-          <w:iCs/>
-        </w:rPr>
-        <w:t>game/definitions</w:t>
-      </w:r>
-      <w:r>
-        <w:t>, al abrirlo encontraremos algo así.</w:t>
-      </w:r>
-    </w:p>
-    <w:p>
-      <w:pPr>
-        <w:ind w:firstLine="708"/>
-      </w:pPr>
+        <w:t xml:space="preserve">Si desconoces completamente el término “hexadecimal” para referirse a colores, </w:t>
+      </w:r>
+      <w:r>
+        <w:t xml:space="preserve">es simplemente la representación de un color mediante un # y 6 dígitos, puedes usar herramientas como Paint o el sitio web </w:t>
+      </w:r>
+      <w:hyperlink r:id="rId13" w:history="1">
+        <w:r>
+          <w:rPr>
+            <w:rStyle w:val="Hipervnculo"/>
+          </w:rPr>
+          <w:t>https://htmlcolorcodes.com/es/</w:t>
+        </w:r>
+      </w:hyperlink>
+      <w:r>
+        <w:t xml:space="preserve"> para descubrir los códigos hexadecimales para el color que necesites.</w:t>
+      </w:r>
+    </w:p>
+    <w:p>
+      <w:r>
+        <w:lastRenderedPageBreak/>
+        <w:tab/>
+        <w:t xml:space="preserve">Si por ejemplo </w:t>
+      </w:r>
+      <w:r>
+        <w:t>un</w:t>
+      </w:r>
+      <w:r>
+        <w:t xml:space="preserve"> personaje se llama Katherine y quieres que su nombre aparezca en </w:t>
+      </w:r>
+      <w:r>
+        <w:t>color</w:t>
+      </w:r>
+      <w:r>
+        <w:t xml:space="preserve"> rosado, para definirlo tendrías que escribir la siguiente línea:</w:t>
+      </w:r>
+    </w:p>
+    <w:p>
       <w:r>
         <w:rPr>
           <w:noProof/>
         </w:rPr>
         <w:drawing>
-          <wp:inline distT="0" distB="0" distL="0" distR="0" wp14:anchorId="006DEA25" wp14:editId="13BC2BB7">
-            <wp:extent cx="4200525" cy="1581150"/>
-            <wp:effectExtent l="0" t="0" r="9525" b="0"/>
-            <wp:docPr id="2007377502" name="Imagen 1"/>
+          <wp:inline distT="0" distB="0" distL="0" distR="0" wp14:anchorId="04FC4D77" wp14:editId="5E3481EE">
+            <wp:extent cx="5219700" cy="476250"/>
+            <wp:effectExtent l="0" t="0" r="0" b="0"/>
+            <wp:docPr id="1035006697" name="Imagen 1"/>
             <wp:cNvGraphicFramePr>
               <a:graphicFrameLocks xmlns:a="http://schemas.openxmlformats.org/drawingml/2006/main" noChangeAspect="1"/>
             </wp:cNvGraphicFramePr>
@@ -3989,7 +3986,7 @@
               <a:graphicData uri="http://schemas.openxmlformats.org/drawingml/2006/picture">
                 <pic:pic xmlns:pic="http://schemas.openxmlformats.org/drawingml/2006/picture">
                   <pic:nvPicPr>
-                    <pic:cNvPr id="2007377502" name=""/>
+                    <pic:cNvPr id="1035006697" name=""/>
                     <pic:cNvPicPr/>
                   </pic:nvPicPr>
                   <pic:blipFill>
@@ -4001,7 +3998,7 @@
                   <pic:spPr>
                     <a:xfrm>
                       <a:off x="0" y="0"/>
-                      <a:ext cx="4200525" cy="1581150"/>
+                      <a:ext cx="5219700" cy="476250"/>
                     </a:xfrm>
                     <a:prstGeom prst="rect">
                       <a:avLst/>
@@ -4016,107 +4013,42 @@
     </w:p>
     <w:p>
       <w:pPr>
-        <w:ind w:firstLine="708"/>
-      </w:pPr>
-      <w:r>
-        <w:t>Los fondos se encuentran en la carpeta</w:t>
+        <w:rPr>
+          <w:noProof/>
+        </w:rPr>
+      </w:pPr>
+      <w:r>
+        <w:rPr>
+          <w:noProof/>
+        </w:rPr>
+        <w:tab/>
+        <w:t xml:space="preserve">¿Recuerdas que el archivo </w:t>
       </w:r>
       <w:r>
         <w:rPr>
           <w:i/>
           <w:iCs/>
-        </w:rPr>
-        <w:t xml:space="preserve"> game/images/backgrounds</w:t>
-      </w:r>
-      <w:r>
-        <w:t>, deben ser en formato .png y preferiblemente tener la misma resolución, el tamaño recomendado es 1920x1080</w:t>
-      </w:r>
-      <w:r>
-        <w:t>.</w:t>
-      </w:r>
-    </w:p>
-    <w:p>
-      <w:pPr>
-        <w:ind w:firstLine="708"/>
-      </w:pPr>
-      <w:r>
-        <w:t xml:space="preserve">Para agregar los fondos de nuestra novela, siguiendo el mismo formato debemos añadir otra línea y colocar </w:t>
-      </w:r>
-      <w:r>
-        <w:t xml:space="preserve">la imagen </w:t>
-      </w:r>
-      <w:r>
-        <w:t>en la respectiva carpeta, siempre sustituyendo los espacios vacíos por _</w:t>
-      </w:r>
-      <w:r>
-        <w:t>.</w:t>
-      </w:r>
-    </w:p>
-    <w:p>
-      <w:pPr>
-        <w:ind w:firstLine="708"/>
-      </w:pPr>
-      <w:r>
-        <w:t>Se recomienda no quitar los fondos flash y blackout ya que el motor los necesita para hacer algunas transiciones.</w:t>
-      </w:r>
-    </w:p>
-    <w:p>
-      <w:pPr>
-        <w:pStyle w:val="Ttulo2"/>
-      </w:pPr>
-      <w:r>
-        <w:lastRenderedPageBreak/>
-        <w:t>Definición de idiomas</w:t>
-      </w:r>
-    </w:p>
-    <w:p>
-      <w:r>
-        <w:tab/>
-        <w:t>Atlax Renpy soporta diversos idiomas, sin embargo</w:t>
-      </w:r>
-      <w:r>
-        <w:t>,</w:t>
-      </w:r>
-      <w:r>
-        <w:t xml:space="preserve"> debemos definir cuáles lenguajes soporta y mantener siempre el orden en el que están escritos ya que será importante para los archivos de control. Estas definiciones podemos encontrarlas en el </w:t>
-      </w:r>
-      <w:r>
-        <w:t xml:space="preserve">archivo </w:t>
-      </w:r>
-      <w:r>
-        <w:rPr>
-          <w:i/>
-          <w:iCs/>
-        </w:rPr>
-        <w:t>languageDefine.rpy</w:t>
-      </w:r>
-      <w:r>
-        <w:t xml:space="preserve"> ubicado en la carpeta </w:t>
-      </w:r>
-      <w:r>
-        <w:rPr>
-          <w:i/>
-          <w:iCs/>
-        </w:rPr>
-        <w:t>game/definitions</w:t>
-      </w:r>
-      <w:r>
-        <w:t>. Allí encontraremos algo así.</w:t>
-      </w:r>
-    </w:p>
-    <w:p>
-      <w:r>
-        <w:tab/>
-      </w:r>
-      <w:r>
-        <w:rPr>
           <w:noProof/>
         </w:rPr>
+        <w:t>config.csv</w:t>
+      </w:r>
+      <w:r>
+        <w:rPr>
+          <w:noProof/>
+        </w:rPr>
+        <w:t xml:space="preserve"> tiene varias columnas detallando los posibles idiomas de la novela? Cuando defines a un personaje debes definir cómo se escribirá su nombre en pantalla dependiendo del idioma.</w:t>
+      </w:r>
+    </w:p>
+    <w:p>
+      <w:r>
+        <w:rPr>
+          <w:noProof/>
+        </w:rPr>
         <w:drawing>
-          <wp:inline distT="0" distB="0" distL="0" distR="0" wp14:anchorId="044C0805" wp14:editId="73DC4C3B">
-            <wp:extent cx="2905125" cy="561975"/>
-            <wp:effectExtent l="0" t="0" r="9525" b="9525"/>
-            <wp:docPr id="361237427" name="Imagen 1"/>
+          <wp:inline distT="0" distB="0" distL="0" distR="0" wp14:anchorId="376B1191" wp14:editId="33F2174D">
+            <wp:extent cx="5400040" cy="239395"/>
+            <wp:effectExtent l="0" t="0" r="0" b="8255"/>
+            <wp:docPr id="1295631050" name="Imagen 1"/>
             <wp:cNvGraphicFramePr>
               <a:graphicFrameLocks xmlns:a="http://schemas.openxmlformats.org/drawingml/2006/main" noChangeAspect="1"/>
             </wp:cNvGraphicFramePr>
@@ -4124,7 +4056,7 @@
               <a:graphicData uri="http://schemas.openxmlformats.org/drawingml/2006/picture">
                 <pic:pic xmlns:pic="http://schemas.openxmlformats.org/drawingml/2006/picture">
                   <pic:nvPicPr>
-                    <pic:cNvPr id="361237427" name=""/>
+                    <pic:cNvPr id="1295631050" name=""/>
                     <pic:cNvPicPr/>
                   </pic:nvPicPr>
                   <pic:blipFill>
@@ -4136,7 +4068,7 @@
                   <pic:spPr>
                     <a:xfrm>
                       <a:off x="0" y="0"/>
-                      <a:ext cx="2905125" cy="561975"/>
+                      <a:ext cx="5400040" cy="239395"/>
                     </a:xfrm>
                     <a:prstGeom prst="rect">
                       <a:avLst/>
@@ -4152,10 +4084,27 @@
     <w:p>
       <w:r>
         <w:tab/>
-        <w:t>currentLanguage es el idioma por defecto que usará el motor al abrir el juego, este puede ser cambiado en la configuración del juego mismo. La otra variable llamada allLanguages, lista todos los lenguajes que soporte tu historia</w:t>
-      </w:r>
-      <w:r>
-        <w:t>, se recuerda que es de fundamental importancia respetar el orden de estos lenguajes. En caso de que queramos agregar más lenguajes lo haríamos de la siguiente forma.</w:t>
+        <w:t>En este ejemplo tenemos un personaje con el nombre clave “tableman”, el código hexadecimal #ffffff corresponde al color blanco y luego tenemos las distintas variaciones de nombre dependiendo del idioma, en español, inglés, chino y portugués respectivamente.</w:t>
+      </w:r>
+    </w:p>
+    <w:p>
+      <w:r>
+        <w:tab/>
+      </w:r>
+      <w:r>
+        <w:t>En pocas palabras, siempre que un personaje hable al menos una vez en tu novela, debes definirlo aquí.</w:t>
+      </w:r>
+    </w:p>
+    <w:p>
+      <w:r>
+        <w:tab/>
+        <w:t>Por supuesto no todos los personajes tendrán variaciones de nombre acorde al idioma, si un personaje tiene el nombre de Katherine, ella debería llamarse así en todos los idiomas, por lo cual solo necesitas colocar su nombre una sola vez en la primera casilla de idioma</w:t>
+      </w:r>
+      <w:r>
+        <w:t xml:space="preserve"> de la siguiente forma</w:t>
+      </w:r>
+      <w:r>
+        <w:t>.</w:t>
       </w:r>
     </w:p>
     <w:p>
@@ -4164,10 +4113,10 @@
           <w:noProof/>
         </w:rPr>
         <w:drawing>
-          <wp:inline distT="0" distB="0" distL="0" distR="0" wp14:anchorId="61BC9EC5" wp14:editId="1C23CCE7">
-            <wp:extent cx="5181600" cy="228600"/>
-            <wp:effectExtent l="0" t="0" r="0" b="0"/>
-            <wp:docPr id="819092751" name="Imagen 1"/>
+          <wp:inline distT="0" distB="0" distL="0" distR="0" wp14:anchorId="1E1ABA1D" wp14:editId="494CE3FB">
+            <wp:extent cx="5400040" cy="379095"/>
+            <wp:effectExtent l="0" t="0" r="0" b="1905"/>
+            <wp:docPr id="1583683525" name="Imagen 1"/>
             <wp:cNvGraphicFramePr>
               <a:graphicFrameLocks xmlns:a="http://schemas.openxmlformats.org/drawingml/2006/main" noChangeAspect="1"/>
             </wp:cNvGraphicFramePr>
@@ -4175,7 +4124,7 @@
               <a:graphicData uri="http://schemas.openxmlformats.org/drawingml/2006/picture">
                 <pic:pic xmlns:pic="http://schemas.openxmlformats.org/drawingml/2006/picture">
                   <pic:nvPicPr>
-                    <pic:cNvPr id="819092751" name=""/>
+                    <pic:cNvPr id="1583683525" name=""/>
                     <pic:cNvPicPr/>
                   </pic:nvPicPr>
                   <pic:blipFill>
@@ -4187,7 +4136,7 @@
                   <pic:spPr>
                     <a:xfrm>
                       <a:off x="0" y="0"/>
-                      <a:ext cx="5181600" cy="228600"/>
+                      <a:ext cx="5400040" cy="379095"/>
                     </a:xfrm>
                     <a:prstGeom prst="rect">
                       <a:avLst/>
@@ -4203,47 +4152,13 @@
     <w:p>
       <w:r>
         <w:tab/>
-        <w:t>Se recuerda nuevamente que se debe mantener el orden y la manera exacta en la que están escritos.</w:t>
-      </w:r>
-    </w:p>
-    <w:p>
-      <w:pPr>
-        <w:pStyle w:val="Ttulo2"/>
-      </w:pPr>
-      <w:r>
-        <w:t>Definición de configuraciones técnicas</w:t>
+        <w:t>Al hacer eso, independientemente del idioma, cuando hagas referencia a Katherine, siempre mostrará su nombre “Katherine”.</w:t>
       </w:r>
     </w:p>
     <w:p>
       <w:r>
         <w:tab/>
-        <w:t xml:space="preserve">Si eres un escritor puedes saltarte esta sección. En caso de que quieras cambiar previamente algunos de </w:t>
-      </w:r>
-      <w:r>
-        <w:t>l</w:t>
-      </w:r>
-      <w:r>
-        <w:t xml:space="preserve">os valores predeterminados de Renpy puedes hacerlo en el archivo </w:t>
-      </w:r>
-      <w:r>
-        <w:rPr>
-          <w:i/>
-          <w:iCs/>
-        </w:rPr>
-        <w:t>configDefine.rpy</w:t>
-      </w:r>
-      <w:r>
-        <w:t xml:space="preserve"> ubicado en la carpeta </w:t>
-      </w:r>
-      <w:r>
-        <w:rPr>
-          <w:i/>
-          <w:iCs/>
-        </w:rPr>
-        <w:t>game/definitions.</w:t>
-      </w:r>
-      <w:r>
-        <w:t xml:space="preserve"> Allí encontrarás algo así.</w:t>
+        <w:t>De todas formas, si el personaje tiene una variación en un idioma específico como por ejemplo en chino, solo debes colocar su traducción en la columna del idioma chino.</w:t>
       </w:r>
     </w:p>
     <w:p>
@@ -4252,10 +4167,10 @@
           <w:noProof/>
         </w:rPr>
         <w:drawing>
-          <wp:inline distT="0" distB="0" distL="0" distR="0" wp14:anchorId="6E2605BB" wp14:editId="43B6CC45">
-            <wp:extent cx="5248275" cy="495300"/>
-            <wp:effectExtent l="0" t="0" r="9525" b="0"/>
-            <wp:docPr id="2119835003" name="Imagen 1"/>
+          <wp:inline distT="0" distB="0" distL="0" distR="0" wp14:anchorId="2C8A9C55" wp14:editId="67BF58F2">
+            <wp:extent cx="5400040" cy="264160"/>
+            <wp:effectExtent l="0" t="0" r="0" b="2540"/>
+            <wp:docPr id="1264398120" name="Imagen 1"/>
             <wp:cNvGraphicFramePr>
               <a:graphicFrameLocks xmlns:a="http://schemas.openxmlformats.org/drawingml/2006/main" noChangeAspect="1"/>
             </wp:cNvGraphicFramePr>
@@ -4263,7 +4178,7 @@
               <a:graphicData uri="http://schemas.openxmlformats.org/drawingml/2006/picture">
                 <pic:pic xmlns:pic="http://schemas.openxmlformats.org/drawingml/2006/picture">
                   <pic:nvPicPr>
-                    <pic:cNvPr id="2119835003" name=""/>
+                    <pic:cNvPr id="1264398120" name=""/>
                     <pic:cNvPicPr/>
                   </pic:nvPicPr>
                   <pic:blipFill>
@@ -4275,7 +4190,7 @@
                   <pic:spPr>
                     <a:xfrm>
                       <a:off x="0" y="0"/>
-                      <a:ext cx="5248275" cy="495300"/>
+                      <a:ext cx="5400040" cy="264160"/>
                     </a:xfrm>
                     <a:prstGeom prst="rect">
                       <a:avLst/>
@@ -4291,74 +4206,74 @@
     <w:p>
       <w:r>
         <w:tab/>
-        <w:t>Por defecto Atlax Renpy utiliza esas configuraciones allí mostradas, establece el tiempo de fadeout de las canciones a 3 segundos y define los layers. Si tienes conocimientos sobre Renpy y necesitas establecer alguna configuración específica debes hacerlo ahí.</w:t>
-      </w:r>
-    </w:p>
-    <w:p>
-      <w:r>
-        <w:tab/>
-        <w:t>Con las configuraciones ya definidas, ahora sí podemos proceder con la estructura y elaboración de los archivos de control.</w:t>
-      </w:r>
-    </w:p>
-    <w:p>
-      <w:pPr>
-        <w:pStyle w:val="Ttulo1"/>
-      </w:pPr>
-      <w:bookmarkStart w:id="5" w:name="_Toc199261558"/>
-      <w:r>
-        <w:t>Archivo</w:t>
-      </w:r>
-      <w:r>
-        <w:t>s</w:t>
-      </w:r>
-      <w:r>
-        <w:t xml:space="preserve"> de control</w:t>
-      </w:r>
-      <w:bookmarkEnd w:id="5"/>
-    </w:p>
-    <w:p>
-      <w:r>
-        <w:tab/>
-        <w:t xml:space="preserve">Un archivo de control representa literalmente una escena en su totalidad, su contenido consiste en múltiples diálogos representados en líneas </w:t>
-      </w:r>
-      <w:r>
-        <w:t xml:space="preserve">de </w:t>
-      </w:r>
-      <w:r>
-        <w:t>texto estructurado y ordenado. El formato de estos archivos es .CSV, es decir, un archivo separado por comas, específicamente por puntos y comas.</w:t>
-      </w:r>
-      <w:r>
-        <w:t xml:space="preserve"> Si bien es cierto que este tipo de archivo se puede </w:t>
-      </w:r>
+        <w:t>Tomando como ejemplo la imagen anterior, si el juego estuviese en inglés, como la variación de Katherine en inglés no existe, mostrará el nombre del idioma por defecto.</w:t>
+      </w:r>
+    </w:p>
+    <w:p>
+      <w:pPr>
+        <w:pStyle w:val="Ttulo2"/>
+      </w:pPr>
+      <w:r>
+        <w:t>Definición de fondos</w:t>
+      </w:r>
+    </w:p>
+    <w:p>
+      <w:pPr>
+        <w:ind w:firstLine="708"/>
+      </w:pPr>
+      <w:r>
+        <w:t>Los fondos son los escenarios que se muestran detrás de los personajes como por ejemplo un salón, un parque o un cielo estrellado</w:t>
+      </w:r>
+      <w:r>
+        <w:t>.</w:t>
+      </w:r>
+    </w:p>
+    <w:p>
+      <w:pPr>
+        <w:ind w:firstLine="708"/>
+      </w:pPr>
+      <w:r>
+        <w:t>Los fondos se encuentran en la carpeta</w:t>
+      </w:r>
+      <w:r>
+        <w:rPr>
+          <w:i/>
+          <w:iCs/>
+        </w:rPr>
+        <w:t xml:space="preserve"> game/images/backgrounds</w:t>
+      </w:r>
+      <w:r>
+        <w:t>, deben ser en formato .png y preferiblemente tener la misma resolución, el tamaño recomendado es 1920x1080</w:t>
+      </w:r>
+      <w:r>
+        <w:t>.</w:t>
+      </w:r>
+    </w:p>
+    <w:p>
+      <w:pPr>
+        <w:ind w:firstLine="708"/>
+      </w:pPr>
       <w:r>
         <w:lastRenderedPageBreak/>
-        <w:t>abrir con bloc de notas, se recomienda encarecidamente utilizar Microsoft Excel para mayor comodidad.</w:t>
-      </w:r>
-    </w:p>
-    <w:p>
-      <w:r>
-        <w:tab/>
-        <w:t>Crear un archivo de control es muy sencillo, tenemos dos formas de hacerlo, la forma “complicada” es creando un archivo de texto en nuestro computador y colocarle al final .csv, llamémoslo “ejemplo.csv”. Es posible que al abrirlo se ejecute el bloc de notas, para ello tenemos que ir a la configuración de nuestro sistema operativo para que nos permita ver las extensiones o formatos de los archivos, una vez cambiado debemos cambiar “.txt” por “.csv”.</w:t>
-      </w:r>
-    </w:p>
-    <w:p>
+        <w:t>Para agregar los fondos de nuestra novela, siguiendo el mismo formato</w:t>
+      </w:r>
+      <w:r>
+        <w:t>, esta vez usando el key “background” definiremos un fondo. En este caso solo tendremos que escribir el nombre del archivo .png.</w:t>
+      </w:r>
+    </w:p>
+    <w:p>
+      <w:pPr>
+        <w:ind w:firstLine="708"/>
+      </w:pPr>
       <w:r>
         <w:rPr>
           <w:noProof/>
         </w:rPr>
         <w:drawing>
-          <wp:anchor distT="0" distB="0" distL="114300" distR="114300" simplePos="0" relativeHeight="251658240" behindDoc="0" locked="0" layoutInCell="1" allowOverlap="1" wp14:anchorId="698E50CD" wp14:editId="37E85077">
-            <wp:simplePos x="0" y="0"/>
-            <wp:positionH relativeFrom="margin">
-              <wp:posOffset>-605155</wp:posOffset>
-            </wp:positionH>
-            <wp:positionV relativeFrom="margin">
-              <wp:posOffset>1224915</wp:posOffset>
-            </wp:positionV>
-            <wp:extent cx="6532245" cy="3914775"/>
-            <wp:effectExtent l="0" t="0" r="1905" b="9525"/>
-            <wp:wrapSquare wrapText="bothSides"/>
-            <wp:docPr id="430674590" name="Imagen 1"/>
+          <wp:inline distT="0" distB="0" distL="0" distR="0" wp14:anchorId="37A2F863" wp14:editId="021FC39D">
+            <wp:extent cx="4219575" cy="6905625"/>
+            <wp:effectExtent l="0" t="0" r="9525" b="9525"/>
+            <wp:docPr id="837284710" name="Imagen 1"/>
             <wp:cNvGraphicFramePr>
               <a:graphicFrameLocks xmlns:a="http://schemas.openxmlformats.org/drawingml/2006/main" noChangeAspect="1"/>
             </wp:cNvGraphicFramePr>
@@ -4366,11 +4281,282 @@
               <a:graphicData uri="http://schemas.openxmlformats.org/drawingml/2006/picture">
                 <pic:pic xmlns:pic="http://schemas.openxmlformats.org/drawingml/2006/picture">
                   <pic:nvPicPr>
-                    <pic:cNvPr id="430674590" name=""/>
+                    <pic:cNvPr id="837284710" name=""/>
                     <pic:cNvPicPr/>
                   </pic:nvPicPr>
                   <pic:blipFill>
-                    <a:blip r:embed="rId18">
+                    <a:blip r:embed="rId18"/>
+                    <a:stretch>
+                      <a:fillRect/>
+                    </a:stretch>
+                  </pic:blipFill>
+                  <pic:spPr>
+                    <a:xfrm>
+                      <a:off x="0" y="0"/>
+                      <a:ext cx="4219575" cy="6905625"/>
+                    </a:xfrm>
+                    <a:prstGeom prst="rect">
+                      <a:avLst/>
+                    </a:prstGeom>
+                  </pic:spPr>
+                </pic:pic>
+              </a:graphicData>
+            </a:graphic>
+          </wp:inline>
+        </w:drawing>
+      </w:r>
+    </w:p>
+    <w:p>
+      <w:pPr>
+        <w:ind w:firstLine="708"/>
+      </w:pPr>
+      <w:r>
+        <w:t>Se recomienda no quitar los fondos flash y blackout ya que el motor los necesita para hacer algunas transiciones.</w:t>
+      </w:r>
+    </w:p>
+    <w:p>
+      <w:pPr>
+        <w:pStyle w:val="Ttulo2"/>
+      </w:pPr>
+      <w:r>
+        <w:lastRenderedPageBreak/>
+        <w:t>Configuraciones de rutas de archivos</w:t>
+      </w:r>
+    </w:p>
+    <w:p>
+      <w:r>
+        <w:tab/>
+        <w:t>En esta sección se definen las distintas rutas de las carpetas que contendrán los sprites, fondos, musicas, sonidos y escenas. Si bien se pueden modificar para tener tu propia estructura de proyecto, lo recomendable es dejarlo tal cual.</w:t>
+      </w:r>
+    </w:p>
+    <w:p>
+      <w:r>
+        <w:rPr>
+          <w:noProof/>
+        </w:rPr>
+        <w:drawing>
+          <wp:inline distT="0" distB="0" distL="0" distR="0" wp14:anchorId="3E52944A" wp14:editId="2083916C">
+            <wp:extent cx="5400040" cy="2806700"/>
+            <wp:effectExtent l="0" t="0" r="0" b="0"/>
+            <wp:docPr id="1349799865" name="Imagen 1"/>
+            <wp:cNvGraphicFramePr>
+              <a:graphicFrameLocks xmlns:a="http://schemas.openxmlformats.org/drawingml/2006/main" noChangeAspect="1"/>
+            </wp:cNvGraphicFramePr>
+            <a:graphic xmlns:a="http://schemas.openxmlformats.org/drawingml/2006/main">
+              <a:graphicData uri="http://schemas.openxmlformats.org/drawingml/2006/picture">
+                <pic:pic xmlns:pic="http://schemas.openxmlformats.org/drawingml/2006/picture">
+                  <pic:nvPicPr>
+                    <pic:cNvPr id="1349799865" name=""/>
+                    <pic:cNvPicPr/>
+                  </pic:nvPicPr>
+                  <pic:blipFill>
+                    <a:blip r:embed="rId19"/>
+                    <a:stretch>
+                      <a:fillRect/>
+                    </a:stretch>
+                  </pic:blipFill>
+                  <pic:spPr>
+                    <a:xfrm>
+                      <a:off x="0" y="0"/>
+                      <a:ext cx="5400040" cy="2806700"/>
+                    </a:xfrm>
+                    <a:prstGeom prst="rect">
+                      <a:avLst/>
+                    </a:prstGeom>
+                  </pic:spPr>
+                </pic:pic>
+              </a:graphicData>
+            </a:graphic>
+          </wp:inline>
+        </w:drawing>
+      </w:r>
+    </w:p>
+    <w:p>
+      <w:pPr>
+        <w:pStyle w:val="Ttulo2"/>
+      </w:pPr>
+      <w:r>
+        <w:t>Definición de configuraciones técnicas</w:t>
+      </w:r>
+    </w:p>
+    <w:p>
+      <w:r>
+        <w:tab/>
+        <w:t xml:space="preserve">Si eres un escritor puedes saltarte esta sección. En caso de que quieras cambiar previamente algunos de </w:t>
+      </w:r>
+      <w:r>
+        <w:t>l</w:t>
+      </w:r>
+      <w:r>
+        <w:t xml:space="preserve">os valores predeterminados de Renpy puedes hacerlo en el archivo </w:t>
+      </w:r>
+      <w:r>
+        <w:rPr>
+          <w:i/>
+          <w:iCs/>
+        </w:rPr>
+        <w:t>configDefine.rpy</w:t>
+      </w:r>
+      <w:r>
+        <w:t xml:space="preserve"> ubicado en la carpeta </w:t>
+      </w:r>
+      <w:r>
+        <w:rPr>
+          <w:i/>
+          <w:iCs/>
+        </w:rPr>
+        <w:t>game/definitions.</w:t>
+      </w:r>
+      <w:r>
+        <w:t xml:space="preserve"> Allí </w:t>
+      </w:r>
+      <w:r>
+        <w:t>podrás definir todas las configuraciones extras que quieras realizar en renpy.</w:t>
+      </w:r>
+    </w:p>
+    <w:p>
+      <w:r>
+        <w:tab/>
+        <w:t>Por defecto Atlax Renpy centra la caja de texto con el nombre del emisor entre otras configuraciones. Este es un archivo propio de renpy con el formato .rpy, por lo tanto lo recomendable es abrirlo con un editor de texto como Visual Studio Code o bloc de notas.</w:t>
+      </w:r>
+    </w:p>
+    <w:p>
+      <w:pPr>
+        <w:ind w:firstLine="708"/>
+      </w:pPr>
+      <w:r>
+        <w:t>Dentro encontrarás algo similar a esto.</w:t>
+      </w:r>
+    </w:p>
+    <w:p>
+      <w:pPr>
+        <w:ind w:firstLine="708"/>
+      </w:pPr>
+      <w:r>
+        <w:rPr>
+          <w:noProof/>
+        </w:rPr>
+        <w:drawing>
+          <wp:inline distT="0" distB="0" distL="0" distR="0" wp14:anchorId="480047DD" wp14:editId="59C9A900">
+            <wp:extent cx="5400040" cy="1911985"/>
+            <wp:effectExtent l="0" t="0" r="0" b="0"/>
+            <wp:docPr id="1422276432" name="Imagen 1"/>
+            <wp:cNvGraphicFramePr>
+              <a:graphicFrameLocks xmlns:a="http://schemas.openxmlformats.org/drawingml/2006/main" noChangeAspect="1"/>
+            </wp:cNvGraphicFramePr>
+            <a:graphic xmlns:a="http://schemas.openxmlformats.org/drawingml/2006/main">
+              <a:graphicData uri="http://schemas.openxmlformats.org/drawingml/2006/picture">
+                <pic:pic xmlns:pic="http://schemas.openxmlformats.org/drawingml/2006/picture">
+                  <pic:nvPicPr>
+                    <pic:cNvPr id="1422276432" name=""/>
+                    <pic:cNvPicPr/>
+                  </pic:nvPicPr>
+                  <pic:blipFill>
+                    <a:blip r:embed="rId20"/>
+                    <a:stretch>
+                      <a:fillRect/>
+                    </a:stretch>
+                  </pic:blipFill>
+                  <pic:spPr>
+                    <a:xfrm>
+                      <a:off x="0" y="0"/>
+                      <a:ext cx="5400040" cy="1911985"/>
+                    </a:xfrm>
+                    <a:prstGeom prst="rect">
+                      <a:avLst/>
+                    </a:prstGeom>
+                  </pic:spPr>
+                </pic:pic>
+              </a:graphicData>
+            </a:graphic>
+          </wp:inline>
+        </w:drawing>
+      </w:r>
+    </w:p>
+    <w:p>
+      <w:pPr>
+        <w:pStyle w:val="Ttulo1"/>
+      </w:pPr>
+      <w:bookmarkStart w:id="5" w:name="_Toc199261558"/>
+      <w:r>
+        <w:lastRenderedPageBreak/>
+        <w:t>Archivo</w:t>
+      </w:r>
+      <w:r>
+        <w:t>s</w:t>
+      </w:r>
+      <w:r>
+        <w:t xml:space="preserve"> de control</w:t>
+      </w:r>
+      <w:bookmarkEnd w:id="5"/>
+    </w:p>
+    <w:p>
+      <w:r>
+        <w:tab/>
+        <w:t xml:space="preserve">Un archivo de control representa literalmente una escena en su totalidad, su contenido consiste en múltiples diálogos representados en líneas </w:t>
+      </w:r>
+      <w:r>
+        <w:t xml:space="preserve">de </w:t>
+      </w:r>
+      <w:r>
+        <w:t>texto estructurado y ordenado. El formato de estos archivos es .CSV, es decir, un archivo separado por comas, específicamente por puntos y comas.</w:t>
+      </w:r>
+      <w:r>
+        <w:t xml:space="preserve"> Si bien es cierto que este tipo de archivo se puede abrir con bloc de notas, se recomienda encarecidamente utilizar Microsoft Excel para mayor comodidad.</w:t>
+      </w:r>
+    </w:p>
+    <w:p>
+      <w:r>
+        <w:tab/>
+        <w:t xml:space="preserve">Por defecto estos archivos deben ser guardados en la carpeta </w:t>
+      </w:r>
+      <w:r>
+        <w:rPr>
+          <w:i/>
+          <w:iCs/>
+        </w:rPr>
+        <w:t>scenes</w:t>
+      </w:r>
+      <w:r>
+        <w:t>.</w:t>
+      </w:r>
+    </w:p>
+    <w:p>
+      <w:r>
+        <w:tab/>
+        <w:t>Crear un archivo de control es muy sencillo, tenemos dos formas de hacerlo, la forma “complicada” es creando un archivo de texto en nuestro computador y colocarle al final .csv, llamémoslo “ejemplo.csv”. Es posible que al abrirlo se ejecute el bloc de notas, para ello tenemos que ir a la configuración de nuestro sistema operativo para que nos permita ver las extensiones o formatos de los archivos, una vez cambiado debemos cambiar “.txt” por “.csv”.</w:t>
+      </w:r>
+    </w:p>
+    <w:p>
+      <w:r>
+        <w:rPr>
+          <w:noProof/>
+        </w:rPr>
+        <w:drawing>
+          <wp:anchor distT="0" distB="0" distL="114300" distR="114300" simplePos="0" relativeHeight="251664384" behindDoc="0" locked="0" layoutInCell="1" allowOverlap="1" wp14:anchorId="2CC1E109" wp14:editId="719FFC7E">
+            <wp:simplePos x="0" y="0"/>
+            <wp:positionH relativeFrom="margin">
+              <wp:posOffset>-363220</wp:posOffset>
+            </wp:positionH>
+            <wp:positionV relativeFrom="margin">
+              <wp:posOffset>3850005</wp:posOffset>
+            </wp:positionV>
+            <wp:extent cx="6143625" cy="4603750"/>
+            <wp:effectExtent l="0" t="0" r="9525" b="6350"/>
+            <wp:wrapSquare wrapText="bothSides"/>
+            <wp:docPr id="1184477832" name="Imagen 1"/>
+            <wp:cNvGraphicFramePr>
+              <a:graphicFrameLocks xmlns:a="http://schemas.openxmlformats.org/drawingml/2006/main" noChangeAspect="1"/>
+            </wp:cNvGraphicFramePr>
+            <a:graphic xmlns:a="http://schemas.openxmlformats.org/drawingml/2006/main">
+              <a:graphicData uri="http://schemas.openxmlformats.org/drawingml/2006/picture">
+                <pic:pic xmlns:pic="http://schemas.openxmlformats.org/drawingml/2006/picture">
+                  <pic:nvPicPr>
+                    <pic:cNvPr id="1184477832" name=""/>
+                    <pic:cNvPicPr/>
+                  </pic:nvPicPr>
+                  <pic:blipFill>
+                    <a:blip r:embed="rId21">
                       <a:extLst>
                         <a:ext uri="{28A0092B-C50C-407E-A947-70E740481C1C}">
                           <a14:useLocalDpi xmlns:a14="http://schemas.microsoft.com/office/drawing/2010/main" val="0"/>
@@ -4384,7 +4570,7 @@
                   <pic:spPr>
                     <a:xfrm>
                       <a:off x="0" y="0"/>
-                      <a:ext cx="6532245" cy="3914775"/>
+                      <a:ext cx="6143625" cy="4603750"/>
                     </a:xfrm>
                     <a:prstGeom prst="rect">
                       <a:avLst/>
@@ -4413,35 +4599,65 @@
         <w:t xml:space="preserve"> escoger</w:t>
       </w:r>
       <w:r>
-        <w:t xml:space="preserve"> CSV.</w:t>
-      </w:r>
-    </w:p>
-    <w:p>
-      <w:r>
+        <w:t xml:space="preserve"> CSV</w:t>
+      </w:r>
+      <w:r>
+        <w:t xml:space="preserve"> UTF-8</w:t>
+      </w:r>
+      <w:r>
+        <w:t>.</w:t>
+      </w:r>
+    </w:p>
+    <w:p/>
+    <w:p>
+      <w:r>
+        <w:lastRenderedPageBreak/>
         <w:tab/>
         <w:t>Si tienes dudas puedes optar por simplemente copiar y pegar alguno de los archivos de control de ejemplo que proporciona Atlax Renpy, borrar su contenido y empezar desde allí.</w:t>
       </w:r>
     </w:p>
-    <w:p/>
     <w:p>
       <w:pPr>
         <w:ind w:firstLine="708"/>
       </w:pPr>
       <w:r>
+        <w:t>Guardas el archivo y listo, sin embargo</w:t>
+      </w:r>
+      <w:r>
+        <w:t>,</w:t>
+      </w:r>
+      <w:r>
+        <w:t xml:space="preserve"> se recomienda escribir cualquier cosa en su contenido y luego abrir el archivo usando bloc de notas para asegurarte de que las columnas se estén separando por puntos y comas</w:t>
+      </w:r>
+      <w:r>
+        <w:t>.</w:t>
+      </w:r>
+      <w:r>
+        <w:t xml:space="preserve"> Si no lo están, cambia la coma por un punto y coma y listo.</w:t>
+      </w:r>
+      <w:r>
+        <w:t xml:space="preserve"> </w:t>
+      </w:r>
+    </w:p>
+    <w:p>
+      <w:pPr>
+        <w:ind w:firstLine="708"/>
+      </w:pPr>
+      <w:r>
         <w:rPr>
           <w:noProof/>
         </w:rPr>
         <w:drawing>
-          <wp:anchor distT="0" distB="0" distL="114300" distR="114300" simplePos="0" relativeHeight="251659264" behindDoc="0" locked="0" layoutInCell="1" allowOverlap="1" wp14:anchorId="77406FC3" wp14:editId="4FD82AC0">
+          <wp:anchor distT="0" distB="0" distL="114300" distR="114300" simplePos="0" relativeHeight="251659264" behindDoc="0" locked="0" layoutInCell="1" allowOverlap="1" wp14:anchorId="77406FC3" wp14:editId="5F2FA5A3">
             <wp:simplePos x="0" y="0"/>
             <wp:positionH relativeFrom="margin">
-              <wp:posOffset>-33655</wp:posOffset>
+              <wp:posOffset>3206115</wp:posOffset>
             </wp:positionH>
             <wp:positionV relativeFrom="margin">
-              <wp:posOffset>7170420</wp:posOffset>
+              <wp:posOffset>1932305</wp:posOffset>
             </wp:positionV>
-            <wp:extent cx="1990725" cy="771525"/>
-            <wp:effectExtent l="0" t="0" r="9525" b="9525"/>
+            <wp:extent cx="2604770" cy="1009650"/>
+            <wp:effectExtent l="0" t="0" r="5080" b="0"/>
             <wp:wrapSquare wrapText="bothSides"/>
             <wp:docPr id="1120302398" name="Imagen 1"/>
             <wp:cNvGraphicFramePr>
@@ -4455,7 +4671,7 @@
                     <pic:cNvPicPr/>
                   </pic:nvPicPr>
                   <pic:blipFill>
-                    <a:blip r:embed="rId19">
+                    <a:blip r:embed="rId22">
                       <a:extLst>
                         <a:ext uri="{28A0092B-C50C-407E-A947-70E740481C1C}">
                           <a14:useLocalDpi xmlns:a14="http://schemas.microsoft.com/office/drawing/2010/main" val="0"/>
@@ -4469,7 +4685,7 @@
                   <pic:spPr>
                     <a:xfrm>
                       <a:off x="0" y="0"/>
-                      <a:ext cx="1990725" cy="771525"/>
+                      <a:ext cx="2604770" cy="1009650"/>
                     </a:xfrm>
                     <a:prstGeom prst="rect">
                       <a:avLst/>
@@ -4478,6 +4694,12 @@
                 </pic:pic>
               </a:graphicData>
             </a:graphic>
+            <wp14:sizeRelH relativeFrom="margin">
+              <wp14:pctWidth>0</wp14:pctWidth>
+            </wp14:sizeRelH>
+            <wp14:sizeRelV relativeFrom="margin">
+              <wp14:pctHeight>0</wp14:pctHeight>
+            </wp14:sizeRelV>
           </wp:anchor>
         </w:drawing>
       </w:r>
@@ -4486,16 +4708,16 @@
           <w:noProof/>
         </w:rPr>
         <w:drawing>
-          <wp:anchor distT="0" distB="0" distL="114300" distR="114300" simplePos="0" relativeHeight="251660288" behindDoc="0" locked="0" layoutInCell="1" allowOverlap="1" wp14:anchorId="06C461CE" wp14:editId="1C642C04">
+          <wp:anchor distT="0" distB="0" distL="114300" distR="114300" simplePos="0" relativeHeight="251660288" behindDoc="0" locked="0" layoutInCell="1" allowOverlap="1" wp14:anchorId="06C461CE" wp14:editId="481978B2">
             <wp:simplePos x="0" y="0"/>
             <wp:positionH relativeFrom="margin">
-              <wp:posOffset>2099945</wp:posOffset>
+              <wp:posOffset>-102235</wp:posOffset>
             </wp:positionH>
             <wp:positionV relativeFrom="margin">
-              <wp:posOffset>6951345</wp:posOffset>
+              <wp:posOffset>1945005</wp:posOffset>
             </wp:positionV>
-            <wp:extent cx="3381375" cy="1219200"/>
-            <wp:effectExtent l="0" t="0" r="9525" b="0"/>
+            <wp:extent cx="3060700" cy="1102995"/>
+            <wp:effectExtent l="0" t="0" r="6350" b="1905"/>
             <wp:wrapSquare wrapText="bothSides"/>
             <wp:docPr id="502975647" name="Imagen 1"/>
             <wp:cNvGraphicFramePr>
@@ -4509,7 +4731,7 @@
                     <pic:cNvPicPr/>
                   </pic:nvPicPr>
                   <pic:blipFill>
-                    <a:blip r:embed="rId20">
+                    <a:blip r:embed="rId23">
                       <a:extLst>
                         <a:ext uri="{28A0092B-C50C-407E-A947-70E740481C1C}">
                           <a14:useLocalDpi xmlns:a14="http://schemas.microsoft.com/office/drawing/2010/main" val="0"/>
@@ -4523,7 +4745,7 @@
                   <pic:spPr>
                     <a:xfrm>
                       <a:off x="0" y="0"/>
-                      <a:ext cx="3381375" cy="1219200"/>
+                      <a:ext cx="3060700" cy="1102995"/>
                     </a:xfrm>
                     <a:prstGeom prst="rect">
                       <a:avLst/>
@@ -4532,38 +4754,18 @@
                 </pic:pic>
               </a:graphicData>
             </a:graphic>
+            <wp14:sizeRelH relativeFrom="margin">
+              <wp14:pctWidth>0</wp14:pctWidth>
+            </wp14:sizeRelH>
+            <wp14:sizeRelV relativeFrom="margin">
+              <wp14:pctHeight>0</wp14:pctHeight>
+            </wp14:sizeRelV>
           </wp:anchor>
         </w:drawing>
       </w:r>
       <w:r>
-        <w:t>Guardas el archivo y listo, sin embargo</w:t>
-      </w:r>
-      <w:r>
-        <w:t>,</w:t>
-      </w:r>
-      <w:r>
-        <w:t xml:space="preserve"> se recomienda escribir cualquier cosa en su contenido y luego abrir el archivo usando bloc de notas para asegurarte de que las </w:t>
-      </w:r>
-      <w:r>
-        <w:lastRenderedPageBreak/>
-        <w:t>columnas se estén separando por puntos y comas</w:t>
-      </w:r>
-      <w:r>
-        <w:t>.</w:t>
-      </w:r>
-      <w:r>
-        <w:t xml:space="preserve"> Si no lo están, cambia la coma por un punto y coma y listo.</w:t>
-      </w:r>
-    </w:p>
-    <w:p>
-      <w:pPr>
-        <w:ind w:firstLine="708"/>
-      </w:pPr>
-    </w:p>
-    <w:p>
-      <w:pPr>
-        <w:ind w:firstLine="708"/>
-      </w:pPr>
+        <w:t>Aquí una comparativa de cómo se vería abierto con bloc de notas y con Excel</w:t>
+      </w:r>
     </w:p>
     <w:p>
       <w:bookmarkStart w:id="6" w:name="_Toc199261559"/>
@@ -4642,13 +4844,13 @@
           <w:noProof/>
         </w:rPr>
         <w:drawing>
-          <wp:anchor distT="0" distB="0" distL="114300" distR="114300" simplePos="0" relativeHeight="251661312" behindDoc="0" locked="0" layoutInCell="1" allowOverlap="1" wp14:anchorId="0E2A93C7" wp14:editId="05683628">
+          <wp:anchor distT="0" distB="0" distL="114300" distR="114300" simplePos="0" relativeHeight="251661312" behindDoc="0" locked="0" layoutInCell="1" allowOverlap="1" wp14:anchorId="0E2A93C7" wp14:editId="227B486E">
             <wp:simplePos x="0" y="0"/>
             <wp:positionH relativeFrom="margin">
-              <wp:posOffset>-671830</wp:posOffset>
+              <wp:align>center</wp:align>
             </wp:positionH>
             <wp:positionV relativeFrom="margin">
-              <wp:posOffset>2014220</wp:posOffset>
+              <wp:posOffset>5246370</wp:posOffset>
             </wp:positionV>
             <wp:extent cx="6641465" cy="390525"/>
             <wp:effectExtent l="0" t="0" r="6985" b="9525"/>
@@ -4665,7 +4867,7 @@
                     <pic:cNvPicPr/>
                   </pic:nvPicPr>
                   <pic:blipFill>
-                    <a:blip r:embed="rId21">
+                    <a:blip r:embed="rId24">
                       <a:extLst>
                         <a:ext uri="{28A0092B-C50C-407E-A947-70E740481C1C}">
                           <a14:useLocalDpi xmlns:a14="http://schemas.microsoft.com/office/drawing/2010/main" val="0"/>
@@ -4719,50 +4921,55 @@
         <w:ind w:firstLine="708"/>
       </w:pPr>
       <w:r>
-        <w:t xml:space="preserve">Recordemos que el archivo se entrada es el </w:t>
-      </w:r>
-      <w:r>
-        <w:rPr>
-          <w:i/>
-          <w:iCs/>
-        </w:rPr>
-        <w:t>testing.csv</w:t>
-      </w:r>
-      <w:r>
-        <w:t>, una forma de trabajo podría ser trabajar en dicho archivo y una vez esté listo podrías copiar y pegar su contenido al archivo correspondiente.</w:t>
-      </w:r>
-    </w:p>
-    <w:p>
-      <w:r>
-        <w:tab/>
-        <w:t>Al momento de utilizar números decimales utilizar puntos en vez de comas y escribir todo en minúsculas.</w:t>
-      </w:r>
-      <w:r>
-        <w:t xml:space="preserve"> Verás que </w:t>
-      </w:r>
-      <w:r>
-        <w:t>al momento de</w:t>
-      </w:r>
-      <w:r>
-        <w:t xml:space="preserve"> expli</w:t>
-      </w:r>
-      <w:r>
-        <w:t>car</w:t>
-      </w:r>
-      <w:r>
-        <w:t xml:space="preserve"> los parámetros de ciertos elementos estos tendrán unos paréntesis</w:t>
-      </w:r>
-      <w:r>
-        <w:t xml:space="preserve"> al final</w:t>
-      </w:r>
-      <w:r>
-        <w:t>, esto significa el valor que tienen por defecto.</w:t>
-      </w:r>
-    </w:p>
-    <w:p>
-      <w:r>
-        <w:tab/>
-        <w:t xml:space="preserve">Los ejemplos se marcarán con resaltador de </w:t>
+        <w:t>A continuación detallaremos cada una de las columnas, sin embargo, antes de ello hay que hacer algunas aclaraciones.</w:t>
+      </w:r>
+    </w:p>
+    <w:p>
+      <w:pPr>
+        <w:pStyle w:val="Prrafodelista"/>
+        <w:numPr>
+          <w:ilvl w:val="0"/>
+          <w:numId w:val="21"/>
+        </w:numPr>
+      </w:pPr>
+      <w:r>
+        <w:t>Los números decimales deben ser escritos con puntos en vez de coma.</w:t>
+      </w:r>
+    </w:p>
+    <w:p>
+      <w:pPr>
+        <w:pStyle w:val="Prrafodelista"/>
+        <w:numPr>
+          <w:ilvl w:val="0"/>
+          <w:numId w:val="21"/>
+        </w:numPr>
+      </w:pPr>
+      <w:r>
+        <w:t>Todas las palabras que escribas deben ser en minúscula.</w:t>
+      </w:r>
+    </w:p>
+    <w:p>
+      <w:pPr>
+        <w:pStyle w:val="Prrafodelista"/>
+        <w:numPr>
+          <w:ilvl w:val="0"/>
+          <w:numId w:val="21"/>
+        </w:numPr>
+      </w:pPr>
+      <w:r>
+        <w:t>Notarás que en las explicaciones de algunos campos hay un número entre paréntesis, ese número representa su valor por defecto.</w:t>
+      </w:r>
+    </w:p>
+    <w:p>
+      <w:pPr>
+        <w:pStyle w:val="Prrafodelista"/>
+        <w:numPr>
+          <w:ilvl w:val="0"/>
+          <w:numId w:val="21"/>
+        </w:numPr>
+      </w:pPr>
+      <w:r>
+        <w:t xml:space="preserve">Los ejemplos serán subrayados de </w:t>
       </w:r>
       <w:r>
         <w:rPr>
@@ -4777,6 +4984,7 @@
       </w:pPr>
       <w:bookmarkStart w:id="7" w:name="_Toc199261560"/>
       <w:r>
+        <w:lastRenderedPageBreak/>
         <w:t>Columna Key</w:t>
       </w:r>
       <w:bookmarkEnd w:id="7"/>
@@ -4790,11 +4998,7 @@
     <w:p>
       <w:r>
         <w:tab/>
-        <w:t xml:space="preserve">El valor recomendado para colocar en esta columna key es el siguiente: [ruta]_[capitulo]_[escena]_[dialogo], por ejemplo si queremos describir el diálogo número 89 de la escena noche de paseo del capítulo 3 de la ruta Stefannie, haríamos algo </w:t>
-      </w:r>
-      <w:r>
-        <w:lastRenderedPageBreak/>
-        <w:t>así: stefannie_3_night_out_89, el siguiente diálogo sería igual pero con un 90 en vez de 89 y siempre empezando en 1.</w:t>
+        <w:t>El valor recomendado para colocar en esta columna key es el siguiente: [ruta]_[capitulo]_[escena]_[dialogo], por ejemplo si queremos describir el diálogo número 89 de la escena noche de paseo del capítulo 3 de la ruta Stefannie, haríamos algo así: stefannie_3_night_out_89, el siguiente diálogo sería igual pero con un 90 en vez de 89 y siempre empezando en 1.</w:t>
       </w:r>
     </w:p>
     <w:p>
@@ -4837,7 +5041,7 @@
                     <pic:cNvPicPr/>
                   </pic:nvPicPr>
                   <pic:blipFill>
-                    <a:blip r:embed="rId22">
+                    <a:blip r:embed="rId25">
                       <a:extLst>
                         <a:ext uri="{28A0092B-C50C-407E-A947-70E740481C1C}">
                           <a14:useLocalDpi xmlns:a14="http://schemas.microsoft.com/office/drawing/2010/main" val="0"/>
@@ -4891,7 +5095,7 @@
                     <pic:cNvPicPr/>
                   </pic:nvPicPr>
                   <pic:blipFill>
-                    <a:blip r:embed="rId23">
+                    <a:blip r:embed="rId26">
                       <a:extLst>
                         <a:ext uri="{28A0092B-C50C-407E-A947-70E740481C1C}">
                           <a14:useLocalDpi xmlns:a14="http://schemas.microsoft.com/office/drawing/2010/main" val="0"/>
@@ -5002,6 +5206,7 @@
         <w:ind w:firstLine="708"/>
       </w:pPr>
       <w:r>
+        <w:lastRenderedPageBreak/>
         <w:t>Nombre del fondo : tipo de transición : parámetros de la transición</w:t>
       </w:r>
     </w:p>
@@ -5046,7 +5251,6 @@
         <w:rPr>
           <w:highlight w:val="yellow"/>
         </w:rPr>
-        <w:lastRenderedPageBreak/>
         <w:t>music_room</w:t>
       </w:r>
       <w:r>
@@ -5581,6 +5785,7 @@
       </w:pPr>
       <w:bookmarkStart w:id="9" w:name="_Toc199261562"/>
       <w:r>
+        <w:lastRenderedPageBreak/>
         <w:t>Columna Music</w:t>
       </w:r>
       <w:bookmarkEnd w:id="9"/>
@@ -5638,7 +5843,6 @@
         <w:ind w:firstLine="360"/>
       </w:pPr>
       <w:r>
-        <w:lastRenderedPageBreak/>
         <w:t>Cuando ocurre un cambio de música</w:t>
       </w:r>
       <w:r>
@@ -5819,6 +6023,7 @@
     </w:p>
     <w:p>
       <w:r>
+        <w:lastRenderedPageBreak/>
         <w:tab/>
         <w:t xml:space="preserve">Si colocamos el nombre del sonido sin más, este se reproducirá una sola vez. Para reproducir varios sonidos simultáneamente, debemos separarlos por comas. Si deseamos que el sonido se reproduzca constantemente debemos añadir :loop, es importante mencionar que hacer eso hará que el sonido se reproduzca indefinidamente hasta que volvamos a escribir la misma instrucción más adelante. </w:t>
       </w:r>
@@ -5850,7 +6055,6 @@
         <w:rPr>
           <w:highlight w:val="yellow"/>
         </w:rPr>
-        <w:lastRenderedPageBreak/>
         <w:t>Espadas chocando:loop</w:t>
       </w:r>
       <w:r>
@@ -6216,6 +6420,7 @@
         <w:rPr>
           <w:highlight w:val="yellow"/>
         </w:rPr>
+        <w:lastRenderedPageBreak/>
         <w:t>vpunch:50</w:t>
       </w:r>
       <w:r>
@@ -6625,6 +6830,7 @@
         <w:pStyle w:val="Ttulo3"/>
       </w:pPr>
       <w:r>
+        <w:lastRenderedPageBreak/>
         <w:t>Efectos que colocan una imagen encima del fondo</w:t>
       </w:r>
     </w:p>
@@ -6782,7 +6988,6 @@
     <w:p/>
     <w:p>
       <w:r>
-        <w:lastRenderedPageBreak/>
         <w:tab/>
         <w:t>Estos también sirven para mostrar imágenes</w:t>
       </w:r>
@@ -6898,6 +7103,7 @@
         <w:rPr>
           <w:noProof/>
         </w:rPr>
+        <w:lastRenderedPageBreak/>
         <w:t xml:space="preserve">              </w:t>
       </w:r>
       <w:r>
@@ -6920,7 +7126,7 @@
                     <pic:cNvPicPr/>
                   </pic:nvPicPr>
                   <pic:blipFill>
-                    <a:blip r:embed="rId24"/>
+                    <a:blip r:embed="rId27"/>
                     <a:stretch>
                       <a:fillRect/>
                     </a:stretch>
@@ -6972,7 +7178,7 @@
                     <pic:cNvPicPr/>
                   </pic:nvPicPr>
                   <pic:blipFill>
-                    <a:blip r:embed="rId25"/>
+                    <a:blip r:embed="rId28"/>
                     <a:stretch>
                       <a:fillRect/>
                     </a:stretch>
@@ -6995,7 +7201,6 @@
     </w:p>
     <w:p>
       <w:r>
-        <w:lastRenderedPageBreak/>
         <w:tab/>
         <w:t xml:space="preserve">En este caso la imagen de la </w:t>
       </w:r>
@@ -7089,6 +7294,7 @@
         <w:ind w:firstLine="708"/>
       </w:pPr>
       <w:r>
+        <w:lastRenderedPageBreak/>
         <w:t>Posiciones y valores</w:t>
       </w:r>
     </w:p>
@@ -7449,7 +7655,6 @@
               <w:jc w:val="center"/>
             </w:pPr>
             <w:r>
-              <w:lastRenderedPageBreak/>
               <w:t>120</w:t>
             </w:r>
           </w:p>
@@ -7679,6 +7884,7 @@
               <w:jc w:val="center"/>
             </w:pPr>
             <w:r>
+              <w:lastRenderedPageBreak/>
               <w:t>appear</w:t>
             </w:r>
           </w:p>
@@ -8081,7 +8287,6 @@
               <w:jc w:val="center"/>
             </w:pPr>
             <w:r>
-              <w:lastRenderedPageBreak/>
               <w:t>tremble</w:t>
             </w:r>
           </w:p>
@@ -8577,7 +8782,6 @@
     </w:p>
     <w:p>
       <w:r>
-        <w:lastRenderedPageBreak/>
         <w:tab/>
         <w:t>Existen algunas animaciones predeterminadas, estas permiten que un personaje entre en una animación por tiempo indefinido, es similar a los efectos continuos solo que esta vez son los personajes que hacen un movimiento indefinidamente hasta que se vuelva a llamar la animación.</w:t>
       </w:r>
@@ -8805,6 +9009,7 @@
     <w:p/>
     <w:p>
       <w:r>
+        <w:lastRenderedPageBreak/>
         <w:tab/>
         <w:t xml:space="preserve">A </w:t>
       </w:r>
@@ -9057,7 +9262,6 @@
         </w:numPr>
       </w:pPr>
       <w:r>
-        <w:lastRenderedPageBreak/>
         <w:t>dereck:pop:120</w:t>
       </w:r>
       <w:r>
@@ -9269,6 +9473,7 @@
     </w:p>
     <w:p>
       <w:r>
+        <w:lastRenderedPageBreak/>
         <w:tab/>
       </w:r>
       <w:r>
@@ -9333,7 +9538,6 @@
         <w:ind w:left="708"/>
       </w:pPr>
       <w:r>
-        <w:lastRenderedPageBreak/>
         <w:t>"No se que hora o que día es hoy, creo que es miércoles en la tarde.No se que hora o que día es hoy, creo que es miércoles en la tarde.No se que hora o que día es hoy, creo que es miércoles en la tarde.No se que hora o que día es hoy, creo que es miércoles en la tarde.No se que hora o que día es hoy, creo que es miércoles en la"</w:t>
       </w:r>
     </w:p>
@@ -9352,7 +9556,7 @@
       <w:r>
         <w:t xml:space="preserve">Para saber cuantos pixeles tiene tu diálogo puedes utilizar el siguiente sitio web: </w:t>
       </w:r>
-      <w:hyperlink r:id="rId26" w:history="1">
+      <w:hyperlink r:id="rId29" w:history="1">
         <w:r>
           <w:rPr>
             <w:rStyle w:val="Hipervnculo"/>
@@ -9368,7 +9572,7 @@
       <w:r>
         <w:t xml:space="preserve">Renpy posee diversos modificadores de texto, estos se escriben en medio del diálogo y son perfectamente utilizables en la columnas de idioma. Existen muchos modificadores de texto así que te recomiendo leer la documentación de Renpy para intentar implementarlos. </w:t>
       </w:r>
-      <w:hyperlink r:id="rId27" w:anchor="text-tag-alpha" w:history="1">
+      <w:hyperlink r:id="rId30" w:anchor="text-tag-alpha" w:history="1">
         <w:r>
           <w:rPr>
             <w:rStyle w:val="Hipervnculo"/>
@@ -9412,6 +9616,7 @@
           <w:i/>
           <w:iCs/>
         </w:rPr>
+        <w:lastRenderedPageBreak/>
         <w:t xml:space="preserve">Mostrando el diálogo “Ahora a bailar wuuuu </w:t>
       </w:r>
       <w:r>
@@ -9449,7 +9654,7 @@
                     <pic:cNvPicPr/>
                   </pic:nvPicPr>
                   <pic:blipFill>
-                    <a:blip r:embed="rId28"/>
+                    <a:blip r:embed="rId31"/>
                     <a:stretch>
                       <a:fillRect/>
                     </a:stretch>
@@ -9575,7 +9780,7 @@
                     <pic:cNvPicPr/>
                   </pic:nvPicPr>
                   <pic:blipFill>
-                    <a:blip r:embed="rId29"/>
+                    <a:blip r:embed="rId32"/>
                     <a:stretch>
                       <a:fillRect/>
                     </a:stretch>
@@ -9778,6 +9983,7 @@
         <w:spacing w:after="0"/>
       </w:pPr>
       <w:r>
+        <w:lastRenderedPageBreak/>
         <w:tab/>
       </w:r>
       <w:r>
@@ -9918,7 +10124,6 @@
         <w:pStyle w:val="Ttulo3"/>
       </w:pPr>
       <w:r>
-        <w:lastRenderedPageBreak/>
         <w:t>Lineal</w:t>
       </w:r>
     </w:p>
@@ -9955,7 +10160,7 @@
                     <pic:cNvPicPr/>
                   </pic:nvPicPr>
                   <pic:blipFill>
-                    <a:blip r:embed="rId30"/>
+                    <a:blip r:embed="rId33"/>
                     <a:stretch>
                       <a:fillRect/>
                     </a:stretch>
@@ -9984,6 +10189,7 @@
     </w:p>
     <w:p>
       <w:r>
+        <w:lastRenderedPageBreak/>
         <w:t xml:space="preserve">             </w:t>
       </w:r>
       <w:r>
@@ -10006,7 +10212,7 @@
                     <pic:cNvPicPr/>
                   </pic:nvPicPr>
                   <pic:blipFill>
-                    <a:blip r:embed="rId31"/>
+                    <a:blip r:embed="rId34"/>
                     <a:stretch>
                       <a:fillRect/>
                     </a:stretch>
@@ -10146,7 +10352,6 @@
         </w:sectPr>
       </w:pPr>
       <w:r>
-        <w:lastRenderedPageBreak/>
         <w:tab/>
       </w:r>
     </w:p>
@@ -10310,6 +10515,7 @@
         <w:pStyle w:val="Ttulo3"/>
       </w:pPr>
       <w:r>
+        <w:lastRenderedPageBreak/>
         <w:t>Decisión</w:t>
       </w:r>
     </w:p>
@@ -10455,7 +10661,7 @@
                     <pic:cNvPicPr/>
                   </pic:nvPicPr>
                   <pic:blipFill>
-                    <a:blip r:embed="rId32"/>
+                    <a:blip r:embed="rId35"/>
                     <a:stretch>
                       <a:fillRect/>
                     </a:stretch>
@@ -10478,7 +10684,6 @@
     </w:p>
     <w:p>
       <w:r>
-        <w:lastRenderedPageBreak/>
         <w:t xml:space="preserve">       </w:t>
       </w:r>
       <w:r>
@@ -10501,7 +10706,7 @@
                     <pic:cNvPicPr/>
                   </pic:nvPicPr>
                   <pic:blipFill>
-                    <a:blip r:embed="rId33"/>
+                    <a:blip r:embed="rId36"/>
                     <a:stretch>
                       <a:fillRect/>
                     </a:stretch>
@@ -10530,6 +10735,7 @@
     </w:p>
     <w:p>
       <w:r>
+        <w:lastRenderedPageBreak/>
         <w:t xml:space="preserve">            </w:t>
       </w:r>
       <w:r>
@@ -10552,7 +10758,7 @@
                     <pic:cNvPicPr/>
                   </pic:nvPicPr>
                   <pic:blipFill>
-                    <a:blip r:embed="rId34"/>
+                    <a:blip r:embed="rId37"/>
                     <a:stretch>
                       <a:fillRect/>
                     </a:stretch>
@@ -10786,7 +10992,6 @@
         <w:pStyle w:val="Ttulo3"/>
       </w:pPr>
       <w:r>
-        <w:lastRenderedPageBreak/>
         <w:t>Condición</w:t>
       </w:r>
     </w:p>
@@ -10827,6 +11032,7 @@
         <w:pStyle w:val="Ttulo4"/>
       </w:pPr>
       <w:r>
+        <w:lastRenderedPageBreak/>
         <w:t>Condición por puntos</w:t>
       </w:r>
     </w:p>
@@ -10851,7 +11057,7 @@
                     <pic:cNvPicPr/>
                   </pic:nvPicPr>
                   <pic:blipFill>
-                    <a:blip r:embed="rId35"/>
+                    <a:blip r:embed="rId38"/>
                     <a:stretch>
                       <a:fillRect/>
                     </a:stretch>
@@ -11013,7 +11219,6 @@
         <w:rPr>
           <w:highlight w:val="yellow"/>
         </w:rPr>
-        <w:lastRenderedPageBreak/>
         <w:t>#condition points</w:t>
       </w:r>
     </w:p>
@@ -11124,6 +11329,7 @@
     </w:p>
     <w:p>
       <w:r>
+        <w:lastRenderedPageBreak/>
         <w:t xml:space="preserve">      </w:t>
       </w:r>
       <w:r>
@@ -11146,7 +11352,7 @@
                     <pic:cNvPicPr/>
                   </pic:nvPicPr>
                   <pic:blipFill>
-                    <a:blip r:embed="rId36"/>
+                    <a:blip r:embed="rId39"/>
                     <a:stretch>
                       <a:fillRect/>
                     </a:stretch>
@@ -11303,7 +11509,6 @@
         <w:pStyle w:val="Ttulo4"/>
       </w:pPr>
       <w:r>
-        <w:lastRenderedPageBreak/>
         <w:t>Condición por escena</w:t>
       </w:r>
     </w:p>
@@ -11321,6 +11526,7 @@
         <w:rPr>
           <w:noProof/>
         </w:rPr>
+        <w:lastRenderedPageBreak/>
         <w:drawing>
           <wp:inline distT="0" distB="0" distL="0" distR="0" wp14:anchorId="37687B73" wp14:editId="05682B4E">
             <wp:extent cx="5400040" cy="2165350"/>
@@ -11337,7 +11543,7 @@
                     <pic:cNvPicPr/>
                   </pic:nvPicPr>
                   <pic:blipFill>
-                    <a:blip r:embed="rId37"/>
+                    <a:blip r:embed="rId40"/>
                     <a:stretch>
                       <a:fillRect/>
                     </a:stretch>
@@ -11514,7 +11720,6 @@
         <w:spacing w:after="0"/>
       </w:pPr>
       <w:r>
-        <w:lastRenderedPageBreak/>
         <w:tab/>
       </w:r>
       <w:r>
@@ -11723,7 +11928,6 @@
     </w:p>
     <w:p>
       <w:r>
-        <w:lastRenderedPageBreak/>
         <w:tab/>
       </w:r>
       <w:r>
@@ -11746,7 +11950,7 @@
                     <pic:cNvPicPr/>
                   </pic:nvPicPr>
                   <pic:blipFill>
-                    <a:blip r:embed="rId38"/>
+                    <a:blip r:embed="rId41"/>
                     <a:stretch>
                       <a:fillRect/>
                     </a:stretch>
@@ -11772,6 +11976,7 @@
         <w:ind w:firstLine="708"/>
       </w:pPr>
       <w:r>
+        <w:lastRenderedPageBreak/>
         <w:t xml:space="preserve">Si requireSceneEncryption </w:t>
       </w:r>
       <w:r>
@@ -11836,7 +12041,7 @@
                     <pic:cNvPicPr/>
                   </pic:nvPicPr>
                   <pic:blipFill>
-                    <a:blip r:embed="rId39"/>
+                    <a:blip r:embed="rId42"/>
                     <a:stretch>
                       <a:fillRect/>
                     </a:stretch>
@@ -11980,16 +12185,16 @@
     <w:p/>
     <w:p>
       <w:r>
+        <w:tab/>
+      </w:r>
+    </w:p>
+    <w:p>
+      <w:pPr>
+        <w:pStyle w:val="Ttulo1"/>
+      </w:pPr>
+      <w:bookmarkStart w:id="19" w:name="_Toc199261572"/>
+      <w:r>
         <w:lastRenderedPageBreak/>
-        <w:tab/>
-      </w:r>
-    </w:p>
-    <w:p>
-      <w:pPr>
-        <w:pStyle w:val="Ttulo1"/>
-      </w:pPr>
-      <w:bookmarkStart w:id="19" w:name="_Toc199261572"/>
-      <w:r>
         <w:t>Testing</w:t>
       </w:r>
       <w:bookmarkEnd w:id="19"/>
@@ -12127,7 +12332,7 @@
                     <pic:cNvPicPr/>
                   </pic:nvPicPr>
                   <pic:blipFill>
-                    <a:blip r:embed="rId40"/>
+                    <a:blip r:embed="rId43"/>
                     <a:stretch>
                       <a:fillRect/>
                     </a:stretch>
@@ -12263,7 +12468,6 @@
     </w:p>
     <w:p>
       <w:r>
-        <w:lastRenderedPageBreak/>
         <w:tab/>
         <w:t xml:space="preserve">Aunque la animación no tenga parámetros, puedes colocarla en </w:t>
       </w:r>
@@ -12355,7 +12559,7 @@
     <w:p/>
     <w:p/>
     <w:p>
-      <w:hyperlink r:id="rId41" w:history="1">
+      <w:hyperlink r:id="rId44" w:history="1">
         <w:r>
           <w:rPr>
             <w:rStyle w:val="Hipervnculo"/>
@@ -12368,7 +12572,7 @@
       </w:r>
     </w:p>
     <w:p>
-      <w:hyperlink r:id="rId42" w:history="1">
+      <w:hyperlink r:id="rId45" w:history="1">
         <w:r>
           <w:rPr>
             <w:rStyle w:val="Hipervnculo"/>
@@ -12381,7 +12585,7 @@
       </w:r>
     </w:p>
     <w:p>
-      <w:hyperlink r:id="rId43" w:history="1">
+      <w:hyperlink r:id="rId46" w:history="1">
         <w:r>
           <w:rPr>
             <w:rStyle w:val="Hipervnculo"/>
@@ -12391,7 +12595,7 @@
       </w:hyperlink>
     </w:p>
     <w:p>
-      <w:hyperlink r:id="rId44" w:anchor="text-tag-alpha" w:history="1">
+      <w:hyperlink r:id="rId47" w:anchor="text-tag-alpha" w:history="1">
         <w:r>
           <w:rPr>
             <w:rStyle w:val="Hipervnculo"/>
@@ -14337,6 +14541,119 @@
     </w:lvl>
   </w:abstractNum>
   <w:abstractNum w:abstractNumId="18" w15:restartNumberingAfterBreak="0">
+    <w:nsid w:val="753D730E"/>
+    <w:multiLevelType w:val="hybridMultilevel"/>
+    <w:tmpl w:val="75E0B6C2"/>
+    <w:lvl w:ilvl="0" w:tplc="200A0001">
+      <w:start w:val="1"/>
+      <w:numFmt w:val="bullet"/>
+      <w:lvlText w:val=""/>
+      <w:lvlJc w:val="left"/>
+      <w:pPr>
+        <w:ind w:left="1428" w:hanging="360"/>
+      </w:pPr>
+      <w:rPr>
+        <w:rFonts w:ascii="Symbol" w:hAnsi="Symbol" w:hint="default"/>
+      </w:rPr>
+    </w:lvl>
+    <w:lvl w:ilvl="1" w:tplc="200A0003" w:tentative="1">
+      <w:start w:val="1"/>
+      <w:numFmt w:val="bullet"/>
+      <w:lvlText w:val="o"/>
+      <w:lvlJc w:val="left"/>
+      <w:pPr>
+        <w:ind w:left="2148" w:hanging="360"/>
+      </w:pPr>
+      <w:rPr>
+        <w:rFonts w:ascii="Courier New" w:hAnsi="Courier New" w:cs="Courier New" w:hint="default"/>
+      </w:rPr>
+    </w:lvl>
+    <w:lvl w:ilvl="2" w:tplc="200A0005" w:tentative="1">
+      <w:start w:val="1"/>
+      <w:numFmt w:val="bullet"/>
+      <w:lvlText w:val=""/>
+      <w:lvlJc w:val="left"/>
+      <w:pPr>
+        <w:ind w:left="2868" w:hanging="360"/>
+      </w:pPr>
+      <w:rPr>
+        <w:rFonts w:ascii="Wingdings" w:hAnsi="Wingdings" w:hint="default"/>
+      </w:rPr>
+    </w:lvl>
+    <w:lvl w:ilvl="3" w:tplc="200A0001" w:tentative="1">
+      <w:start w:val="1"/>
+      <w:numFmt w:val="bullet"/>
+      <w:lvlText w:val=""/>
+      <w:lvlJc w:val="left"/>
+      <w:pPr>
+        <w:ind w:left="3588" w:hanging="360"/>
+      </w:pPr>
+      <w:rPr>
+        <w:rFonts w:ascii="Symbol" w:hAnsi="Symbol" w:hint="default"/>
+      </w:rPr>
+    </w:lvl>
+    <w:lvl w:ilvl="4" w:tplc="200A0003" w:tentative="1">
+      <w:start w:val="1"/>
+      <w:numFmt w:val="bullet"/>
+      <w:lvlText w:val="o"/>
+      <w:lvlJc w:val="left"/>
+      <w:pPr>
+        <w:ind w:left="4308" w:hanging="360"/>
+      </w:pPr>
+      <w:rPr>
+        <w:rFonts w:ascii="Courier New" w:hAnsi="Courier New" w:cs="Courier New" w:hint="default"/>
+      </w:rPr>
+    </w:lvl>
+    <w:lvl w:ilvl="5" w:tplc="200A0005" w:tentative="1">
+      <w:start w:val="1"/>
+      <w:numFmt w:val="bullet"/>
+      <w:lvlText w:val=""/>
+      <w:lvlJc w:val="left"/>
+      <w:pPr>
+        <w:ind w:left="5028" w:hanging="360"/>
+      </w:pPr>
+      <w:rPr>
+        <w:rFonts w:ascii="Wingdings" w:hAnsi="Wingdings" w:hint="default"/>
+      </w:rPr>
+    </w:lvl>
+    <w:lvl w:ilvl="6" w:tplc="200A0001" w:tentative="1">
+      <w:start w:val="1"/>
+      <w:numFmt w:val="bullet"/>
+      <w:lvlText w:val=""/>
+      <w:lvlJc w:val="left"/>
+      <w:pPr>
+        <w:ind w:left="5748" w:hanging="360"/>
+      </w:pPr>
+      <w:rPr>
+        <w:rFonts w:ascii="Symbol" w:hAnsi="Symbol" w:hint="default"/>
+      </w:rPr>
+    </w:lvl>
+    <w:lvl w:ilvl="7" w:tplc="200A0003" w:tentative="1">
+      <w:start w:val="1"/>
+      <w:numFmt w:val="bullet"/>
+      <w:lvlText w:val="o"/>
+      <w:lvlJc w:val="left"/>
+      <w:pPr>
+        <w:ind w:left="6468" w:hanging="360"/>
+      </w:pPr>
+      <w:rPr>
+        <w:rFonts w:ascii="Courier New" w:hAnsi="Courier New" w:cs="Courier New" w:hint="default"/>
+      </w:rPr>
+    </w:lvl>
+    <w:lvl w:ilvl="8" w:tplc="200A0005" w:tentative="1">
+      <w:start w:val="1"/>
+      <w:numFmt w:val="bullet"/>
+      <w:lvlText w:val=""/>
+      <w:lvlJc w:val="left"/>
+      <w:pPr>
+        <w:ind w:left="7188" w:hanging="360"/>
+      </w:pPr>
+      <w:rPr>
+        <w:rFonts w:ascii="Wingdings" w:hAnsi="Wingdings" w:hint="default"/>
+      </w:rPr>
+    </w:lvl>
+  </w:abstractNum>
+  <w:abstractNum w:abstractNumId="19" w15:restartNumberingAfterBreak="0">
     <w:nsid w:val="77037EA0"/>
     <w:multiLevelType w:val="hybridMultilevel"/>
     <w:tmpl w:val="1D7C8B04"/>
@@ -14449,7 +14766,7 @@
       </w:rPr>
     </w:lvl>
   </w:abstractNum>
-  <w:abstractNum w:abstractNumId="19" w15:restartNumberingAfterBreak="0">
+  <w:abstractNum w:abstractNumId="20" w15:restartNumberingAfterBreak="0">
     <w:nsid w:val="7B12378A"/>
     <w:multiLevelType w:val="hybridMultilevel"/>
     <w:tmpl w:val="E6EC6DD6"/>
@@ -14566,13 +14883,13 @@
     <w:abstractNumId w:val="10"/>
   </w:num>
   <w:num w:numId="11" w16cid:durableId="1776826764">
-    <w:abstractNumId w:val="18"/>
+    <w:abstractNumId w:val="19"/>
   </w:num>
   <w:num w:numId="12" w16cid:durableId="1998149375">
     <w:abstractNumId w:val="0"/>
   </w:num>
   <w:num w:numId="13" w16cid:durableId="2030794282">
-    <w:abstractNumId w:val="19"/>
+    <w:abstractNumId w:val="20"/>
   </w:num>
   <w:num w:numId="14" w16cid:durableId="389350923">
     <w:abstractNumId w:val="6"/>
@@ -14594,6 +14911,9 @@
   </w:num>
   <w:num w:numId="20" w16cid:durableId="1597127380">
     <w:abstractNumId w:val="4"/>
+  </w:num>
+  <w:num w:numId="21" w16cid:durableId="1672026176">
+    <w:abstractNumId w:val="18"/>
   </w:num>
 </w:numbering>
 </file>
@@ -15662,6 +15982,18 @@
       </w:tblBorders>
     </w:tblPr>
   </w:style>
+  <w:style w:type="character" w:styleId="Hipervnculovisitado">
+    <w:name w:val="FollowedHyperlink"/>
+    <w:basedOn w:val="Fuentedeprrafopredeter"/>
+    <w:uiPriority w:val="99"/>
+    <w:semiHidden/>
+    <w:unhideWhenUsed/>
+    <w:rsid w:val="0007667A"/>
+    <w:rPr>
+      <w:color w:val="954F72" w:themeColor="followedHyperlink"/>
+      <w:u w:val="single"/>
+    </w:rPr>
+  </w:style>
 </w:styles>
 </file>
 

--- a/Manual de desarrollo en Atlax Renpy.docx
+++ b/Manual de desarrollo en Atlax Renpy.docx
@@ -2690,10 +2690,26 @@
         <w:t>,</w:t>
       </w:r>
       <w:r>
-        <w:t xml:space="preserve"> y por ende, distintas rutas o caminos </w:t>
-      </w:r>
-      <w:r>
-        <w:t xml:space="preserve"> con distintos finales</w:t>
+        <w:t xml:space="preserve"> </w:t>
+      </w:r>
+      <w:proofErr w:type="gramStart"/>
+      <w:r>
+        <w:t>y</w:t>
+      </w:r>
+      <w:proofErr w:type="gramEnd"/>
+      <w:r>
+        <w:t xml:space="preserve"> por ende, distintas rutas o </w:t>
+      </w:r>
+      <w:proofErr w:type="gramStart"/>
+      <w:r>
+        <w:t xml:space="preserve">caminos </w:t>
+      </w:r>
+      <w:r>
+        <w:t xml:space="preserve"> con</w:t>
+      </w:r>
+      <w:proofErr w:type="gramEnd"/>
+      <w:r>
+        <w:t xml:space="preserve"> distintos finales</w:t>
       </w:r>
       <w:r>
         <w:t>. Sin embargo, s</w:t>
@@ -2826,8 +2842,13 @@
           <w:numId w:val="3"/>
         </w:numPr>
       </w:pPr>
-      <w:r>
-        <w:t>Texto a mostrar en pantalla</w:t>
+      <w:proofErr w:type="gramStart"/>
+      <w:r>
+        <w:t>Texto a mostrar</w:t>
+      </w:r>
+      <w:proofErr w:type="gramEnd"/>
+      <w:r>
+        <w:t xml:space="preserve"> en pantalla</w:t>
       </w:r>
     </w:p>
     <w:p>
@@ -3063,14 +3084,19 @@
         <w:t>Deberías dar prioridad a organizar estos archivos de control de la mejor manera posible, el orden recomendado es crear</w:t>
       </w:r>
       <w:r>
-        <w:t xml:space="preserve"> una </w:t>
-      </w:r>
-      <w:r>
         <w:t xml:space="preserve"> </w:t>
       </w:r>
+      <w:proofErr w:type="gramStart"/>
+      <w:r>
+        <w:t xml:space="preserve">una </w:t>
+      </w:r>
+      <w:r>
+        <w:t xml:space="preserve"> </w:t>
+      </w:r>
       <w:r>
         <w:t>carpeta</w:t>
       </w:r>
+      <w:proofErr w:type="gramEnd"/>
       <w:r>
         <w:t xml:space="preserve"> para cada</w:t>
       </w:r>
@@ -3198,7 +3224,23 @@
         <w:t>diálogos</w:t>
       </w:r>
       <w:r>
-        <w:t xml:space="preserve"> como de costumbre, uno a uno, click a click. Una vez llegado el final de la </w:t>
+        <w:t xml:space="preserve"> como de costumbre, uno a uno, </w:t>
+      </w:r>
+      <w:proofErr w:type="gramStart"/>
+      <w:r>
+        <w:t>click</w:t>
+      </w:r>
+      <w:proofErr w:type="gramEnd"/>
+      <w:r>
+        <w:t xml:space="preserve"> a </w:t>
+      </w:r>
+      <w:proofErr w:type="gramStart"/>
+      <w:r>
+        <w:t>click</w:t>
+      </w:r>
+      <w:proofErr w:type="gramEnd"/>
+      <w:r>
+        <w:t xml:space="preserve">. Una vez llegado el final de la </w:t>
       </w:r>
       <w:r>
         <w:rPr>
@@ -3560,7 +3602,15 @@
     <w:p>
       <w:r>
         <w:tab/>
-        <w:t xml:space="preserve">El instalador creará el sistema de carpetas así como el archivo de configuración, además de modificar algunos archivos del proyecto como el </w:t>
+        <w:t xml:space="preserve">El instalador creará el sistema de </w:t>
+      </w:r>
+      <w:proofErr w:type="gramStart"/>
+      <w:r>
+        <w:t>carpetas</w:t>
+      </w:r>
+      <w:proofErr w:type="gramEnd"/>
+      <w:r>
+        <w:t xml:space="preserve"> así como el archivo de configuración, además de modificar algunos archivos del proyecto como el </w:t>
       </w:r>
       <w:r>
         <w:rPr>
@@ -3693,7 +3743,15 @@
         <w:t xml:space="preserve">La estructura es sencilla, la columna “Key” representa qué se está definiendo, las columnas “Value1” y “Value2” aguardan los distintos valores </w:t>
       </w:r>
       <w:r>
-        <w:t>del objeto que se va a definir. Por último tenemos las columnas de los idiomas disponibles en nuestra novela.</w:t>
+        <w:t xml:space="preserve">del objeto que se va a definir. Por </w:t>
+      </w:r>
+      <w:proofErr w:type="gramStart"/>
+      <w:r>
+        <w:t>último</w:t>
+      </w:r>
+      <w:proofErr w:type="gramEnd"/>
+      <w:r>
+        <w:t xml:space="preserve"> tenemos las columnas de los idiomas disponibles en nuestra novela.</w:t>
       </w:r>
     </w:p>
     <w:p>
@@ -3780,7 +3838,15 @@
         <w:t>el nombre de</w:t>
       </w:r>
       <w:r>
-        <w:t xml:space="preserve">l archivo de control o script personalizado desde la cual comenzará la novela. Por ejemplo si nuestra escena de inicio está ubicada en la carpeta </w:t>
+        <w:t xml:space="preserve">l archivo de control o script personalizado desde la cual comenzará la novela. Por </w:t>
+      </w:r>
+      <w:proofErr w:type="gramStart"/>
+      <w:r>
+        <w:t>ejemplo</w:t>
+      </w:r>
+      <w:proofErr w:type="gramEnd"/>
+      <w:r>
+        <w:t xml:space="preserve"> si nuestra escena de inicio está ubicada en la carpeta </w:t>
       </w:r>
       <w:r>
         <w:rPr>
@@ -4311,7 +4377,15 @@
         <w:ind w:firstLine="708"/>
       </w:pPr>
       <w:r>
-        <w:t>Se recomienda no quitar los fondos flash y blackout ya que el motor los necesita para hacer algunas transiciones.</w:t>
+        <w:t xml:space="preserve">Se recomienda no quitar los fondos </w:t>
+      </w:r>
+      <w:proofErr w:type="gramStart"/>
+      <w:r>
+        <w:t>flash</w:t>
+      </w:r>
+      <w:proofErr w:type="gramEnd"/>
+      <w:r>
+        <w:t xml:space="preserve"> y blackout ya que el motor los necesita para hacer algunas transiciones.</w:t>
       </w:r>
     </w:p>
     <w:p>
@@ -4417,7 +4491,23 @@
     <w:p>
       <w:r>
         <w:tab/>
-        <w:t>Por defecto Atlax Renpy centra la caja de texto con el nombre del emisor entre otras configuraciones. Este es un archivo propio de renpy con el formato .rpy, por lo tanto lo recomendable es abrirlo con un editor de texto como Visual Studio Code o bloc de notas.</w:t>
+        <w:t xml:space="preserve">Por defecto Atlax Renpy centra la caja de texto con el nombre del emisor entre otras configuraciones. Este es un archivo propio de renpy con el </w:t>
+      </w:r>
+      <w:proofErr w:type="gramStart"/>
+      <w:r>
+        <w:t>formato .rpy</w:t>
+      </w:r>
+      <w:proofErr w:type="gramEnd"/>
+      <w:r>
+        <w:t xml:space="preserve">, por lo </w:t>
+      </w:r>
+      <w:proofErr w:type="gramStart"/>
+      <w:r>
+        <w:t>tanto</w:t>
+      </w:r>
+      <w:proofErr w:type="gramEnd"/>
+      <w:r>
+        <w:t xml:space="preserve"> lo recomendable es abrirlo con un editor de texto como Visual Studio Code o bloc de notas.</w:t>
       </w:r>
     </w:p>
     <w:p>
@@ -4811,13 +4901,95 @@
           <w:szCs w:val="20"/>
         </w:rPr>
       </w:pPr>
+      <w:proofErr w:type="gramStart"/>
       <w:r>
         <w:rPr>
           <w:sz w:val="20"/>
           <w:szCs w:val="20"/>
         </w:rPr>
-        <w:t>Key;Background;Music;Sound;Single effect;Continuous effect;Events;Delay;Emisor</w:t>
-      </w:r>
+        <w:t>Key;Background</w:t>
+      </w:r>
+      <w:proofErr w:type="gramEnd"/>
+      <w:r>
+        <w:rPr>
+          <w:sz w:val="20"/>
+          <w:szCs w:val="20"/>
+        </w:rPr>
+        <w:t>;</w:t>
+      </w:r>
+      <w:proofErr w:type="gramStart"/>
+      <w:r>
+        <w:rPr>
+          <w:sz w:val="20"/>
+          <w:szCs w:val="20"/>
+        </w:rPr>
+        <w:t>Music;Sound</w:t>
+      </w:r>
+      <w:proofErr w:type="gramEnd"/>
+      <w:r>
+        <w:rPr>
+          <w:sz w:val="20"/>
+          <w:szCs w:val="20"/>
+        </w:rPr>
+        <w:t>;</w:t>
+      </w:r>
+      <w:proofErr w:type="gramStart"/>
+      <w:r>
+        <w:rPr>
+          <w:sz w:val="20"/>
+          <w:szCs w:val="20"/>
+        </w:rPr>
+        <w:t>Single</w:t>
+      </w:r>
+      <w:proofErr w:type="gramEnd"/>
+      <w:r>
+        <w:rPr>
+          <w:sz w:val="20"/>
+          <w:szCs w:val="20"/>
+        </w:rPr>
+        <w:t xml:space="preserve"> </w:t>
+      </w:r>
+      <w:proofErr w:type="gramStart"/>
+      <w:r>
+        <w:rPr>
+          <w:sz w:val="20"/>
+          <w:szCs w:val="20"/>
+        </w:rPr>
+        <w:t>effect;Continuous</w:t>
+      </w:r>
+      <w:proofErr w:type="gramEnd"/>
+      <w:r>
+        <w:rPr>
+          <w:sz w:val="20"/>
+          <w:szCs w:val="20"/>
+        </w:rPr>
+        <w:t xml:space="preserve"> </w:t>
+      </w:r>
+      <w:proofErr w:type="gramStart"/>
+      <w:r>
+        <w:rPr>
+          <w:sz w:val="20"/>
+          <w:szCs w:val="20"/>
+        </w:rPr>
+        <w:t>effect;Events</w:t>
+      </w:r>
+      <w:proofErr w:type="gramEnd"/>
+      <w:r>
+        <w:rPr>
+          <w:sz w:val="20"/>
+          <w:szCs w:val="20"/>
+        </w:rPr>
+        <w:t>;</w:t>
+      </w:r>
+      <w:proofErr w:type="gramStart"/>
+      <w:r>
+        <w:rPr>
+          <w:sz w:val="20"/>
+          <w:szCs w:val="20"/>
+        </w:rPr>
+        <w:t>Delay;Emisor</w:t>
+      </w:r>
+      <w:proofErr w:type="gramEnd"/>
       <w:r>
         <w:rPr>
           <w:b/>
@@ -4827,6 +4999,7 @@
         </w:rPr>
         <w:t>;</w:t>
       </w:r>
+      <w:proofErr w:type="gramStart"/>
       <w:r>
         <w:rPr>
           <w:sz w:val="20"/>
@@ -4834,6 +5007,7 @@
         </w:rPr>
         <w:t>Spanish;English</w:t>
       </w:r>
+      <w:proofErr w:type="gramEnd"/>
     </w:p>
     <w:p>
       <w:pPr>
@@ -4921,7 +5095,13 @@
         <w:ind w:firstLine="708"/>
       </w:pPr>
       <w:r>
-        <w:t>A continuación detallaremos cada una de las columnas, sin embargo, antes de ello hay que hacer algunas aclaraciones.</w:t>
+        <w:t>A continuación</w:t>
+      </w:r>
+      <w:r>
+        <w:t>,</w:t>
+      </w:r>
+      <w:r>
+        <w:t xml:space="preserve"> detallaremos cada una de las columnas, sin embargo, antes de ello hay que hacer algunas aclaraciones.</w:t>
       </w:r>
     </w:p>
     <w:p>
@@ -4957,7 +5137,19 @@
         </w:numPr>
       </w:pPr>
       <w:r>
-        <w:t>Notarás que en las explicaciones de algunos campos hay un número entre paréntesis, ese número representa su valor por defecto.</w:t>
+        <w:t xml:space="preserve">Notarás que en las explicaciones de algunos campos hay un </w:t>
+      </w:r>
+      <w:r>
+        <w:t>valor</w:t>
+      </w:r>
+      <w:r>
+        <w:t xml:space="preserve"> entre paréntesis, ese </w:t>
+      </w:r>
+      <w:r>
+        <w:t>valor</w:t>
+      </w:r>
+      <w:r>
+        <w:t xml:space="preserve"> representa su valor por defecto.</w:t>
       </w:r>
     </w:p>
     <w:p>
@@ -4992,13 +5184,37 @@
     <w:p>
       <w:r>
         <w:tab/>
-        <w:t>Esta columna representa un identificador único que debe tener cada diálogo, ese identificador debe ser estrictamente irrepetible en el resto de escenas del juego. Esto ayudará en la organización al momento de corregir errores ya que sabrás exactamente en qué línea está el problema.</w:t>
+        <w:t xml:space="preserve">Esta columna representa un identificador único que debe tener cada diálogo, ese identificador debe ser estrictamente irrepetible en el resto de </w:t>
+      </w:r>
+      <w:proofErr w:type="gramStart"/>
+      <w:r>
+        <w:t>escenas</w:t>
+      </w:r>
+      <w:proofErr w:type="gramEnd"/>
+      <w:r>
+        <w:t xml:space="preserve"> del juego. Esto ayudará en la organización al momento de corregir errores ya que sabrás exactamente en qué línea está el problema.</w:t>
       </w:r>
     </w:p>
     <w:p>
       <w:r>
         <w:tab/>
-        <w:t>El valor recomendado para colocar en esta columna key es el siguiente: [ruta]_[capitulo]_[escena]_[dialogo], por ejemplo si queremos describir el diálogo número 89 de la escena noche de paseo del capítulo 3 de la ruta Stefannie, haríamos algo así: stefannie_3_night_out_89, el siguiente diálogo sería igual pero con un 90 en vez de 89 y siempre empezando en 1.</w:t>
+        <w:t xml:space="preserve">El valor recomendado para colocar en esta columna key es el siguiente: [ruta]_[capitulo]_[escena]_[dialogo], por </w:t>
+      </w:r>
+      <w:proofErr w:type="gramStart"/>
+      <w:r>
+        <w:t>ejemplo</w:t>
+      </w:r>
+      <w:proofErr w:type="gramEnd"/>
+      <w:r>
+        <w:t xml:space="preserve"> si queremos describir el diálogo número 89 de la escena noche de paseo del capítulo 3 de la ruta Stefannie, haríamos algo así: stefannie_3_night_out_89, el siguiente diálogo sería </w:t>
+      </w:r>
+      <w:proofErr w:type="gramStart"/>
+      <w:r>
+        <w:t>igual</w:t>
+      </w:r>
+      <w:proofErr w:type="gramEnd"/>
+      <w:r>
+        <w:t xml:space="preserve"> pero con un 90 en vez de 89 y siempre empezando en 1.</w:t>
       </w:r>
     </w:p>
     <w:p>
@@ -5006,7 +5222,15 @@
         <w:ind w:firstLine="708"/>
       </w:pPr>
       <w:r>
-        <w:t>Debido a que puede llegar a ser demasiado tedioso escribir a mano todos los números, Excel nos brinda una ayuda, primero abrimos el archivo usando Excel, escribimos en la primera fila (después de la cabecera) stefannie_3_night_out_1, acto seguido dirigimos el cursor a la esquina inferior derecha de la celda seleccionada y manteniendo el click, lo arrastramos hacia abajo hasta donde veamos necesario.</w:t>
+        <w:t xml:space="preserve">Debido a que puede llegar a ser demasiado tedioso escribir a mano todos los números, Excel nos brinda una ayuda, primero abrimos el archivo usando Excel, escribimos en la primera fila (después de la cabecera) stefannie_3_night_out_1, acto seguido dirigimos el cursor a la esquina inferior derecha de la celda seleccionada y manteniendo el </w:t>
+      </w:r>
+      <w:proofErr w:type="gramStart"/>
+      <w:r>
+        <w:t>click</w:t>
+      </w:r>
+      <w:proofErr w:type="gramEnd"/>
+      <w:r>
+        <w:t>, lo arrastramos hacia abajo hasta donde veamos necesario.</w:t>
       </w:r>
     </w:p>
     <w:p>
@@ -5018,13 +5242,72 @@
           <w:noProof/>
         </w:rPr>
         <w:drawing>
-          <wp:anchor distT="0" distB="0" distL="114300" distR="114300" simplePos="0" relativeHeight="251662336" behindDoc="0" locked="0" layoutInCell="1" allowOverlap="1" wp14:anchorId="64B85F69" wp14:editId="2245589D">
+          <wp:anchor distT="0" distB="0" distL="114300" distR="114300" simplePos="0" relativeHeight="251663360" behindDoc="0" locked="0" layoutInCell="1" allowOverlap="1" wp14:anchorId="461CB017" wp14:editId="0AE9517A">
+            <wp:simplePos x="0" y="0"/>
+            <wp:positionH relativeFrom="margin">
+              <wp:align>right</wp:align>
+            </wp:positionH>
+            <wp:positionV relativeFrom="margin">
+              <wp:posOffset>3595370</wp:posOffset>
+            </wp:positionV>
+            <wp:extent cx="2466975" cy="2581275"/>
+            <wp:effectExtent l="0" t="0" r="9525" b="9525"/>
+            <wp:wrapSquare wrapText="bothSides"/>
+            <wp:docPr id="1359445564" name="Imagen 1"/>
+            <wp:cNvGraphicFramePr>
+              <a:graphicFrameLocks xmlns:a="http://schemas.openxmlformats.org/drawingml/2006/main" noChangeAspect="1"/>
+            </wp:cNvGraphicFramePr>
+            <a:graphic xmlns:a="http://schemas.openxmlformats.org/drawingml/2006/main">
+              <a:graphicData uri="http://schemas.openxmlformats.org/drawingml/2006/picture">
+                <pic:pic xmlns:pic="http://schemas.openxmlformats.org/drawingml/2006/picture">
+                  <pic:nvPicPr>
+                    <pic:cNvPr id="1359445564" name=""/>
+                    <pic:cNvPicPr/>
+                  </pic:nvPicPr>
+                  <pic:blipFill>
+                    <a:blip r:embed="rId25">
+                      <a:extLst>
+                        <a:ext uri="{28A0092B-C50C-407E-A947-70E740481C1C}">
+                          <a14:useLocalDpi xmlns:a14="http://schemas.microsoft.com/office/drawing/2010/main" val="0"/>
+                        </a:ext>
+                      </a:extLst>
+                    </a:blip>
+                    <a:stretch>
+                      <a:fillRect/>
+                    </a:stretch>
+                  </pic:blipFill>
+                  <pic:spPr>
+                    <a:xfrm>
+                      <a:off x="0" y="0"/>
+                      <a:ext cx="2466975" cy="2581275"/>
+                    </a:xfrm>
+                    <a:prstGeom prst="rect">
+                      <a:avLst/>
+                    </a:prstGeom>
+                  </pic:spPr>
+                </pic:pic>
+              </a:graphicData>
+            </a:graphic>
+          </wp:anchor>
+        </w:drawing>
+      </w:r>
+    </w:p>
+    <w:p>
+      <w:pPr>
+        <w:ind w:firstLine="708"/>
+      </w:pPr>
+      <w:r>
+        <w:rPr>
+          <w:noProof/>
+        </w:rPr>
+        <w:drawing>
+          <wp:anchor distT="0" distB="0" distL="114300" distR="114300" simplePos="0" relativeHeight="251662336" behindDoc="0" locked="0" layoutInCell="1" allowOverlap="1" wp14:anchorId="64B85F69" wp14:editId="659DC692">
             <wp:simplePos x="0" y="0"/>
             <wp:positionH relativeFrom="margin">
               <wp:posOffset>123825</wp:posOffset>
             </wp:positionH>
             <wp:positionV relativeFrom="margin">
-              <wp:posOffset>798195</wp:posOffset>
+              <wp:posOffset>4011295</wp:posOffset>
             </wp:positionV>
             <wp:extent cx="2228850" cy="733425"/>
             <wp:effectExtent l="0" t="0" r="0" b="9525"/>
@@ -5041,7 +5324,7 @@
                     <pic:cNvPicPr/>
                   </pic:nvPicPr>
                   <pic:blipFill>
-                    <a:blip r:embed="rId25">
+                    <a:blip r:embed="rId26">
                       <a:extLst>
                         <a:ext uri="{28A0092B-C50C-407E-A947-70E740481C1C}">
                           <a14:useLocalDpi xmlns:a14="http://schemas.microsoft.com/office/drawing/2010/main" val="0"/>
@@ -5067,60 +5350,36 @@
           </wp:anchor>
         </w:drawing>
       </w:r>
-      <w:r>
-        <w:rPr>
-          <w:noProof/>
-        </w:rPr>
-        <w:drawing>
-          <wp:anchor distT="0" distB="0" distL="114300" distR="114300" simplePos="0" relativeHeight="251663360" behindDoc="0" locked="0" layoutInCell="1" allowOverlap="1" wp14:anchorId="461CB017" wp14:editId="21BB9DD7">
-            <wp:simplePos x="0" y="0"/>
-            <wp:positionH relativeFrom="margin">
-              <wp:posOffset>2776220</wp:posOffset>
-            </wp:positionH>
-            <wp:positionV relativeFrom="margin">
-              <wp:posOffset>712470</wp:posOffset>
-            </wp:positionV>
-            <wp:extent cx="2466975" cy="2581275"/>
-            <wp:effectExtent l="0" t="0" r="9525" b="9525"/>
-            <wp:wrapSquare wrapText="bothSides"/>
-            <wp:docPr id="1359445564" name="Imagen 1"/>
-            <wp:cNvGraphicFramePr>
-              <a:graphicFrameLocks xmlns:a="http://schemas.openxmlformats.org/drawingml/2006/main" noChangeAspect="1"/>
-            </wp:cNvGraphicFramePr>
-            <a:graphic xmlns:a="http://schemas.openxmlformats.org/drawingml/2006/main">
-              <a:graphicData uri="http://schemas.openxmlformats.org/drawingml/2006/picture">
-                <pic:pic xmlns:pic="http://schemas.openxmlformats.org/drawingml/2006/picture">
-                  <pic:nvPicPr>
-                    <pic:cNvPr id="1359445564" name=""/>
-                    <pic:cNvPicPr/>
-                  </pic:nvPicPr>
-                  <pic:blipFill>
-                    <a:blip r:embed="rId26">
-                      <a:extLst>
-                        <a:ext uri="{28A0092B-C50C-407E-A947-70E740481C1C}">
-                          <a14:useLocalDpi xmlns:a14="http://schemas.microsoft.com/office/drawing/2010/main" val="0"/>
-                        </a:ext>
-                      </a:extLst>
-                    </a:blip>
-                    <a:stretch>
-                      <a:fillRect/>
-                    </a:stretch>
-                  </pic:blipFill>
-                  <pic:spPr>
-                    <a:xfrm>
-                      <a:off x="0" y="0"/>
-                      <a:ext cx="2466975" cy="2581275"/>
-                    </a:xfrm>
-                    <a:prstGeom prst="rect">
-                      <a:avLst/>
-                    </a:prstGeom>
-                  </pic:spPr>
-                </pic:pic>
-              </a:graphicData>
-            </a:graphic>
-          </wp:anchor>
-        </w:drawing>
-      </w:r>
+    </w:p>
+    <w:p>
+      <w:pPr>
+        <w:ind w:firstLine="708"/>
+      </w:pPr>
+    </w:p>
+    <w:p>
+      <w:pPr>
+        <w:ind w:firstLine="708"/>
+      </w:pPr>
+    </w:p>
+    <w:p>
+      <w:pPr>
+        <w:ind w:firstLine="708"/>
+      </w:pPr>
+    </w:p>
+    <w:p>
+      <w:pPr>
+        <w:ind w:firstLine="708"/>
+      </w:pPr>
+    </w:p>
+    <w:p>
+      <w:pPr>
+        <w:ind w:firstLine="708"/>
+      </w:pPr>
+    </w:p>
+    <w:p>
+      <w:pPr>
+        <w:ind w:firstLine="708"/>
+      </w:pPr>
       <w:r>
         <w:t xml:space="preserve"> </w:t>
       </w:r>
@@ -5169,6 +5428,7 @@
         <w:pStyle w:val="Ttulo2"/>
       </w:pPr>
       <w:r>
+        <w:lastRenderedPageBreak/>
         <w:t>Columna Background</w:t>
       </w:r>
       <w:bookmarkEnd w:id="8"/>
@@ -5176,10 +5436,28 @@
     <w:p>
       <w:r>
         <w:tab/>
-        <w:t>En esta columna vamos a escribir los fondos que queremos que muestre el juego, así como la forma en que aparecen,</w:t>
-      </w:r>
-      <w:r>
-        <w:t xml:space="preserve"> deben estar en formato .png y tener una resolución de 1920x1080</w:t>
+        <w:t xml:space="preserve">En esta columna vamos a escribir los fondos que queremos que muestre el juego, así como </w:t>
+      </w:r>
+      <w:r>
+        <w:t>el método de aparición</w:t>
+      </w:r>
+      <w:r>
+        <w:t xml:space="preserve"> </w:t>
+      </w:r>
+      <w:r>
+        <w:t>que ejecutan</w:t>
+      </w:r>
+      <w:r>
+        <w:t>,</w:t>
+      </w:r>
+      <w:r>
+        <w:t xml:space="preserve"> deben estar en formato .png</w:t>
+      </w:r>
+      <w:r>
+        <w:t>,</w:t>
+      </w:r>
+      <w:r>
+        <w:t xml:space="preserve"> tener una resolución de 1920x1080</w:t>
       </w:r>
       <w:r>
         <w:t xml:space="preserve"> y estar ubicados en</w:t>
@@ -5206,8 +5484,23 @@
         <w:ind w:firstLine="708"/>
       </w:pPr>
       <w:r>
-        <w:lastRenderedPageBreak/>
-        <w:t>Nombre del fondo : tipo de transición : parámetros de la transición</w:t>
+        <w:t xml:space="preserve">Nombre del </w:t>
+      </w:r>
+      <w:proofErr w:type="gramStart"/>
+      <w:r>
+        <w:t>fondo :</w:t>
+      </w:r>
+      <w:proofErr w:type="gramEnd"/>
+      <w:r>
+        <w:t xml:space="preserve"> tipo de </w:t>
+      </w:r>
+      <w:proofErr w:type="gramStart"/>
+      <w:r>
+        <w:t>transición :</w:t>
+      </w:r>
+      <w:proofErr w:type="gramEnd"/>
+      <w:r>
+        <w:t xml:space="preserve"> parámetros de la transición</w:t>
       </w:r>
     </w:p>
     <w:p>
@@ -5215,63 +5508,37 @@
         <w:ind w:firstLine="708"/>
       </w:pPr>
       <w:r>
-        <w:t xml:space="preserve">El nombre del fondo es el que hayamos colocado en la definición de fondos, por supuesto, sustituyendo los espacios con _. Si colocamos el nombre del fondo sin más, por defecto el motor mostrará el fondo con desvanecimiento del fondo actual y una aparición del </w:t>
+        <w:t>El nombre del fondo es el que hayamos colocado en la definición de fondos</w:t>
+      </w:r>
+      <w:r>
+        <w:t xml:space="preserve"> del archivo </w:t>
+      </w:r>
+      <w:r>
+        <w:rPr>
+          <w:i/>
+          <w:iCs/>
+        </w:rPr>
+        <w:t>config.csv</w:t>
+      </w:r>
+      <w:r>
+        <w:t xml:space="preserve">. </w:t>
+      </w:r>
+      <w:r>
+        <w:t xml:space="preserve">Si colocamos el nombre del fondo sin más, por defecto el motor mostrará el fondo con desvanecimiento del fondo actual y una aparición del </w:t>
       </w:r>
       <w:r>
         <w:t>siguiente fondo</w:t>
       </w:r>
       <w:r>
-        <w:t xml:space="preserve"> a lo largo de 2 segundos.</w:t>
-      </w:r>
-    </w:p>
-    <w:p>
-      <w:r>
-        <w:rPr>
-          <w:highlight w:val="yellow"/>
-        </w:rPr>
-        <w:t>school_hall_3:dissolve:4</w:t>
-      </w:r>
-      <w:r>
-        <w:t xml:space="preserve"> (El fondo school_hall_3 aparece a lo largo de 4 segundos)</w:t>
-      </w:r>
-    </w:p>
-    <w:p>
-      <w:r>
-        <w:rPr>
-          <w:highlight w:val="yellow"/>
-        </w:rPr>
-        <w:t>campus:fade:1:3:1</w:t>
-      </w:r>
-      <w:r>
-        <w:t xml:space="preserve"> (El fondo campus aparece luego de un fundido a negro)</w:t>
-      </w:r>
-    </w:p>
-    <w:p>
-      <w:r>
-        <w:rPr>
-          <w:highlight w:val="yellow"/>
-        </w:rPr>
-        <w:t>music_room</w:t>
-      </w:r>
-      <w:r>
-        <w:t xml:space="preserve"> (Aparece con la transición por defecto)</w:t>
-      </w:r>
-    </w:p>
-    <w:p>
-      <w:pPr>
-        <w:pStyle w:val="Prrafodelista"/>
-        <w:ind w:left="1428"/>
-      </w:pPr>
-    </w:p>
-    <w:p>
-      <w:pPr>
-        <w:pStyle w:val="Prrafodelista"/>
-        <w:ind w:left="1428"/>
-      </w:pPr>
-    </w:p>
-    <w:p/>
-    <w:p/>
-    <w:p/>
+        <w:t xml:space="preserve"> a lo largo de </w:t>
+      </w:r>
+      <w:r>
+        <w:t>3</w:t>
+      </w:r>
+      <w:r>
+        <w:t xml:space="preserve"> segundos.</w:t>
+      </w:r>
+    </w:p>
     <w:p>
       <w:pPr>
         <w:pStyle w:val="Ttulo3"/>
@@ -5422,7 +5689,13 @@
               <w:t>1. Los segundos que los fondos tardan en cambiar</w:t>
             </w:r>
             <w:r>
-              <w:t xml:space="preserve"> (2)</w:t>
+              <w:t xml:space="preserve"> (</w:t>
+            </w:r>
+            <w:r>
+              <w:t>3</w:t>
+            </w:r>
+            <w:r>
+              <w:t>)</w:t>
             </w:r>
           </w:p>
         </w:tc>
@@ -5588,9 +5861,11 @@
             <w:pPr>
               <w:jc w:val="center"/>
             </w:pPr>
+            <w:proofErr w:type="gramStart"/>
             <w:r>
               <w:t>pixel</w:t>
             </w:r>
+            <w:proofErr w:type="gramEnd"/>
           </w:p>
           <w:p>
             <w:pPr>
@@ -5781,9 +6056,71 @@
     </w:tbl>
     <w:p>
       <w:pPr>
+        <w:rPr>
+          <w:highlight w:val="yellow"/>
+        </w:rPr>
+      </w:pPr>
+      <w:bookmarkStart w:id="9" w:name="_Toc199261562"/>
+    </w:p>
+    <w:p>
+      <w:r>
+        <w:rPr>
+          <w:highlight w:val="yellow"/>
+        </w:rPr>
+        <w:t>school_hall_</w:t>
+      </w:r>
+      <w:proofErr w:type="gramStart"/>
+      <w:r>
+        <w:rPr>
+          <w:highlight w:val="yellow"/>
+        </w:rPr>
+        <w:t>3:dissolve</w:t>
+      </w:r>
+      <w:proofErr w:type="gramEnd"/>
+      <w:r>
+        <w:rPr>
+          <w:highlight w:val="yellow"/>
+        </w:rPr>
+        <w:t>:4</w:t>
+      </w:r>
+      <w:r>
+        <w:t xml:space="preserve"> (El fondo school_hall_3 aparece a lo largo de 4 segundos)</w:t>
+      </w:r>
+    </w:p>
+    <w:p>
+      <w:proofErr w:type="gramStart"/>
+      <w:r>
+        <w:rPr>
+          <w:highlight w:val="yellow"/>
+        </w:rPr>
+        <w:t>campus:fade</w:t>
+      </w:r>
+      <w:proofErr w:type="gramEnd"/>
+      <w:r>
+        <w:rPr>
+          <w:highlight w:val="yellow"/>
+        </w:rPr>
+        <w:t>:1:3:1</w:t>
+      </w:r>
+      <w:r>
+        <w:t xml:space="preserve"> (El fondo campus aparece luego de un fundido a negro)</w:t>
+      </w:r>
+    </w:p>
+    <w:p>
+      <w:r>
+        <w:rPr>
+          <w:highlight w:val="yellow"/>
+        </w:rPr>
+        <w:t>music_room</w:t>
+      </w:r>
+      <w:r>
+        <w:t xml:space="preserve"> (Aparece con la transición por defecto)</w:t>
+      </w:r>
+    </w:p>
+    <w:p>
+      <w:pPr>
         <w:pStyle w:val="Ttulo2"/>
       </w:pPr>
-      <w:bookmarkStart w:id="9" w:name="_Toc199261562"/>
       <w:r>
         <w:lastRenderedPageBreak/>
         <w:t>Columna Music</w:t>
@@ -5862,120 +6199,143 @@
           <w:i/>
           <w:iCs/>
         </w:rPr>
-        <w:t>configDefine.rpy</w:t>
-      </w:r>
-      <w:r>
-        <w:t>), será igual para las músicas entrantes si no se les coloca un tiempo de fade-in</w:t>
-      </w:r>
-      <w:r>
-        <w:t xml:space="preserve">. </w:t>
-      </w:r>
-      <w:r>
-        <w:t>Su sintaxis es la siguiente:</w:t>
-      </w:r>
-    </w:p>
-    <w:p>
-      <w:pPr>
-        <w:ind w:left="708" w:firstLine="708"/>
-      </w:pPr>
-      <w:r>
-        <w:t>nombre_de_la_musica : fade-in en segundos</w:t>
-      </w:r>
-    </w:p>
-    <w:p>
-      <w:pPr>
-        <w:ind w:firstLine="708"/>
-      </w:pPr>
-      <w:r>
-        <w:t xml:space="preserve">En esta ocasión, los nombres de las canciones </w:t>
-      </w:r>
-      <w:r>
-        <w:t>pueden llevar espacios</w:t>
-      </w:r>
-      <w:r>
-        <w:t xml:space="preserve"> o utilizar _, como mejor prefieras. El nombre de la canción que debes escribir es el del nombre del archivo de audio.</w:t>
-      </w:r>
-    </w:p>
-    <w:p>
-      <w:pPr>
-        <w:ind w:firstLine="708"/>
-      </w:pPr>
-      <w:r>
-        <w:t>Para quitar la música y crear un silencio, simplemente debemos colocar un *, por supuesto, también podemos acompañarlo del parámetro de fade-in</w:t>
-      </w:r>
-      <w:r>
-        <w:t xml:space="preserve"> que en este caso tomará el rol de fade-out.</w:t>
-      </w:r>
-    </w:p>
-    <w:p>
-      <w:r>
-        <w:rPr>
-          <w:highlight w:val="yellow"/>
-        </w:rPr>
-        <w:t>while we speak:4</w:t>
-      </w:r>
-      <w:r>
-        <w:t xml:space="preserve"> (La música actual hace el fade-out por defecto y la nueva fade-in de 4 segundos)</w:t>
-      </w:r>
-    </w:p>
-    <w:p>
-      <w:r>
-        <w:rPr>
-          <w:highlight w:val="yellow"/>
-        </w:rPr>
-        <w:t>stride</w:t>
-      </w:r>
-      <w:r>
-        <w:t xml:space="preserve"> (Tanto la música actual y la entrante harán un fade-out y fide-in por defecto)</w:t>
-      </w:r>
-    </w:p>
-    <w:p>
-      <w:r>
-        <w:rPr>
-          <w:highlight w:val="yellow"/>
-        </w:rPr>
-        <w:t>*:5</w:t>
-      </w:r>
-      <w:r>
-        <w:t xml:space="preserve"> (La canción actual hace un fade-out de 5 segundos al silencio)</w:t>
-      </w:r>
-    </w:p>
-    <w:p>
-      <w:r>
-        <w:rPr>
-          <w:highlight w:val="yellow"/>
-        </w:rPr>
-        <w:t>*:0</w:t>
-      </w:r>
-      <w:r>
-        <w:t xml:space="preserve"> (La canción actual se detiene de golpe)</w:t>
-      </w:r>
-    </w:p>
-    <w:p>
-      <w:pPr>
-        <w:ind w:left="708"/>
-      </w:pPr>
-    </w:p>
-    <w:p>
-      <w:pPr>
-        <w:pStyle w:val="Ttulo2"/>
-      </w:pPr>
-      <w:bookmarkStart w:id="10" w:name="_Toc199261563"/>
-      <w:r>
-        <w:t>Columna Sound</w:t>
-      </w:r>
-      <w:bookmarkEnd w:id="10"/>
-    </w:p>
-    <w:p>
-      <w:r>
-        <w:tab/>
-        <w:t xml:space="preserve">Los sonidos que se reproducen en el diálogo, pueden ser varios a la vez. Deben estar en formato .wav y estar ubicados en la carpeta </w:t>
+        <w:t>definitions/</w:t>
       </w:r>
       <w:r>
         <w:rPr>
           <w:i/>
           <w:iCs/>
         </w:rPr>
+        <w:t>configDefine.rpy</w:t>
+      </w:r>
+      <w:r>
+        <w:t>), será igual para las músicas entrantes si no se les coloca un tiempo de fade-in</w:t>
+      </w:r>
+      <w:r>
+        <w:t xml:space="preserve">. </w:t>
+      </w:r>
+      <w:r>
+        <w:t>Su sintaxis es la siguiente:</w:t>
+      </w:r>
+    </w:p>
+    <w:p>
+      <w:pPr>
+        <w:ind w:left="708" w:firstLine="708"/>
+      </w:pPr>
+      <w:r>
+        <w:t>nombre_de_la_</w:t>
+      </w:r>
+      <w:proofErr w:type="gramStart"/>
+      <w:r>
+        <w:t>musica :</w:t>
+      </w:r>
+      <w:proofErr w:type="gramEnd"/>
+      <w:r>
+        <w:t xml:space="preserve"> fade-in en segundos</w:t>
+      </w:r>
+    </w:p>
+    <w:p>
+      <w:pPr>
+        <w:ind w:firstLine="708"/>
+      </w:pPr>
+      <w:r>
+        <w:t xml:space="preserve">En esta ocasión, los nombres de las canciones </w:t>
+      </w:r>
+      <w:r>
+        <w:t>pueden llevar espacios</w:t>
+      </w:r>
+      <w:r>
+        <w:t>, como mejor prefieras. El nombre de la canción que debes escribir es el del nombre del archivo de audio.</w:t>
+      </w:r>
+    </w:p>
+    <w:p>
+      <w:pPr>
+        <w:ind w:firstLine="708"/>
+      </w:pPr>
+      <w:r>
+        <w:t>Para quitar la música y crear un silencio, simplemente debemos colocar un *, por supuesto, también podemos acompañarlo del parámetro de fade-in</w:t>
+      </w:r>
+      <w:r>
+        <w:t xml:space="preserve"> que en este caso tomará el rol de fade-out.</w:t>
+      </w:r>
+    </w:p>
+    <w:p>
+      <w:r>
+        <w:rPr>
+          <w:highlight w:val="yellow"/>
+        </w:rPr>
+        <w:t>while we speak:4</w:t>
+      </w:r>
+      <w:r>
+        <w:t xml:space="preserve"> (La música actual hace el fade-out por defecto y la nueva fade-in de 4 segundos)</w:t>
+      </w:r>
+    </w:p>
+    <w:p>
+      <w:r>
+        <w:rPr>
+          <w:highlight w:val="yellow"/>
+        </w:rPr>
+        <w:t>stride</w:t>
+      </w:r>
+      <w:r>
+        <w:t xml:space="preserve"> (Tanto la música actual y la entrante harán un fade-out y fide-in por defecto)</w:t>
+      </w:r>
+    </w:p>
+    <w:p>
+      <w:r>
+        <w:rPr>
+          <w:highlight w:val="yellow"/>
+        </w:rPr>
+        <w:t>*:5</w:t>
+      </w:r>
+      <w:r>
+        <w:t xml:space="preserve"> (La canción actual hace un fade-out de 5 segundos al silencio)</w:t>
+      </w:r>
+    </w:p>
+    <w:p>
+      <w:r>
+        <w:rPr>
+          <w:highlight w:val="yellow"/>
+        </w:rPr>
+        <w:t>*:0</w:t>
+      </w:r>
+      <w:r>
+        <w:t xml:space="preserve"> (La canción actual se detiene de golpe)</w:t>
+      </w:r>
+    </w:p>
+    <w:p>
+      <w:pPr>
+        <w:ind w:left="708"/>
+      </w:pPr>
+    </w:p>
+    <w:p>
+      <w:pPr>
+        <w:pStyle w:val="Ttulo2"/>
+      </w:pPr>
+      <w:bookmarkStart w:id="10" w:name="_Toc199261563"/>
+      <w:r>
+        <w:t>Columna Sound</w:t>
+      </w:r>
+      <w:bookmarkEnd w:id="10"/>
+    </w:p>
+    <w:p>
+      <w:r>
+        <w:tab/>
+        <w:t xml:space="preserve">Los sonidos que se reproducen en el </w:t>
+      </w:r>
+      <w:proofErr w:type="gramStart"/>
+      <w:r>
+        <w:t>diálogo,</w:t>
+      </w:r>
+      <w:proofErr w:type="gramEnd"/>
+      <w:r>
+        <w:t xml:space="preserve"> pueden ser varios a la vez. Deben estar en formato .wav y estar ubicados en la carpeta </w:t>
+      </w:r>
+      <w:r>
+        <w:rPr>
+          <w:i/>
+          <w:iCs/>
+        </w:rPr>
         <w:t>games/audio/sounds</w:t>
       </w:r>
       <w:r>
@@ -6003,37 +6363,67 @@
     <w:p>
       <w:r>
         <w:tab/>
-        <w:t>Nombre del sonido : loop</w:t>
+        <w:t xml:space="preserve">Nombre del </w:t>
+      </w:r>
+      <w:proofErr w:type="gramStart"/>
+      <w:r>
+        <w:t>sonido :</w:t>
+      </w:r>
+      <w:proofErr w:type="gramEnd"/>
+      <w:r>
+        <w:t xml:space="preserve"> loop</w:t>
       </w:r>
     </w:p>
     <w:p>
       <w:r>
         <w:tab/>
-        <w:t xml:space="preserve">El nombre del sonido que se va a escribir debe ser el mismo que el archivo de audio, puedes utilizar espacios en los nombres o reemplazarlos por _, sin embargo, en los nombres de los archivos de audio siempre deben estar por </w:t>
-      </w:r>
-      <w:r>
-        <w:t>espacios</w:t>
+        <w:t xml:space="preserve">El nombre del sonido que se va a escribir debe ser el mismo que el archivo de audio, puedes utilizar espacios en los </w:t>
+      </w:r>
+      <w:r>
+        <w:t>nombres</w:t>
       </w:r>
       <w:r>
         <w:t>.</w:t>
       </w:r>
       <w:r>
-        <w:t xml:space="preserve"> Las mayúsculas no se respetan, de todas formas se recomienda escribirlo todo en minúscula.</w:t>
+        <w:t xml:space="preserve"> Las mayúsculas no se respetan, de todas </w:t>
+      </w:r>
+      <w:proofErr w:type="gramStart"/>
+      <w:r>
+        <w:t>formas</w:t>
+      </w:r>
+      <w:proofErr w:type="gramEnd"/>
+      <w:r>
+        <w:t xml:space="preserve"> se recomienda escribirlo todo en minúscula.</w:t>
       </w:r>
     </w:p>
     <w:p>
       <w:r>
         <w:lastRenderedPageBreak/>
         <w:tab/>
-        <w:t xml:space="preserve">Si colocamos el nombre del sonido sin más, este se reproducirá una sola vez. Para reproducir varios sonidos simultáneamente, debemos separarlos por comas. Si deseamos que el sonido se reproduzca constantemente debemos añadir :loop, es importante mencionar que hacer eso hará que el sonido se reproduzca indefinidamente hasta que volvamos a escribir la misma instrucción más adelante. </w:t>
-      </w:r>
-    </w:p>
-    <w:p>
-      <w:r>
-        <w:rPr>
-          <w:highlight w:val="yellow"/>
-        </w:rPr>
-        <w:t>Golpe</w:t>
+        <w:t xml:space="preserve">Si colocamos el nombre del sonido sin más, este se reproducirá una sola vez. Para reproducir varios sonidos simultáneamente, debemos separarlos por comas. Si deseamos que el sonido se reproduzca constantemente debemos </w:t>
+      </w:r>
+      <w:proofErr w:type="gramStart"/>
+      <w:r>
+        <w:t>añadir :loop</w:t>
+      </w:r>
+      <w:proofErr w:type="gramEnd"/>
+      <w:r>
+        <w:t xml:space="preserve">, es importante mencionar que hacer eso hará que el sonido se reproduzca indefinidamente hasta que volvamos a escribir la misma instrucción más adelante. </w:t>
+      </w:r>
+    </w:p>
+    <w:p>
+      <w:r>
+        <w:rPr>
+          <w:highlight w:val="yellow"/>
+        </w:rPr>
+        <w:t>g</w:t>
+      </w:r>
+      <w:r>
+        <w:rPr>
+          <w:highlight w:val="yellow"/>
+        </w:rPr>
+        <w:t>olpe</w:t>
       </w:r>
       <w:r>
         <w:t xml:space="preserve"> (Reproduce golpe una sola vez)</w:t>
@@ -6044,7 +6434,25 @@
         <w:rPr>
           <w:highlight w:val="yellow"/>
         </w:rPr>
-        <w:t>Golpe, Latidos</w:t>
+        <w:t>g</w:t>
+      </w:r>
+      <w:r>
+        <w:rPr>
+          <w:highlight w:val="yellow"/>
+        </w:rPr>
+        <w:t xml:space="preserve">olpe, </w:t>
+      </w:r>
+      <w:r>
+        <w:rPr>
+          <w:highlight w:val="yellow"/>
+        </w:rPr>
+        <w:t>l</w:t>
+      </w:r>
+      <w:r>
+        <w:rPr>
+          <w:highlight w:val="yellow"/>
+        </w:rPr>
+        <w:t>atidos</w:t>
       </w:r>
       <w:r>
         <w:t xml:space="preserve"> (Reproduce golpe y latidos una sola vez al mismo tiempo) </w:t>
@@ -6055,10 +6463,38 @@
         <w:rPr>
           <w:highlight w:val="yellow"/>
         </w:rPr>
-        <w:t>Espadas chocando:loop</w:t>
-      </w:r>
-      <w:r>
-        <w:t xml:space="preserve"> (Reproduce espadas chocando indefinidamente hasta que se vuelva a escribir Espadas chocando:loop en un diálogo posterior).</w:t>
+        <w:t>e</w:t>
+      </w:r>
+      <w:r>
+        <w:rPr>
+          <w:highlight w:val="yellow"/>
+        </w:rPr>
+        <w:t xml:space="preserve">spadas </w:t>
+      </w:r>
+      <w:proofErr w:type="gramStart"/>
+      <w:r>
+        <w:rPr>
+          <w:highlight w:val="yellow"/>
+        </w:rPr>
+        <w:t>chocando:loop</w:t>
+      </w:r>
+      <w:proofErr w:type="gramEnd"/>
+      <w:r>
+        <w:t xml:space="preserve"> (Reproduce espadas chocando indefinidamente hasta que se vuelva a escribir </w:t>
+      </w:r>
+      <w:r>
+        <w:t>e</w:t>
+      </w:r>
+      <w:r>
+        <w:t xml:space="preserve">spadas </w:t>
+      </w:r>
+      <w:proofErr w:type="gramStart"/>
+      <w:r>
+        <w:t>chocando:loop</w:t>
+      </w:r>
+      <w:proofErr w:type="gramEnd"/>
+      <w:r>
+        <w:t xml:space="preserve"> en un diálogo posterior).</w:t>
       </w:r>
     </w:p>
     <w:p>
@@ -6066,7 +6502,15 @@
         <w:ind w:left="360" w:firstLine="348"/>
       </w:pPr>
       <w:r>
-        <w:t xml:space="preserve">Se debe tener en cuenta que si un sonido está en loop y se reproduce </w:t>
+        <w:t xml:space="preserve">Se debe tener en cuenta </w:t>
+      </w:r>
+      <w:proofErr w:type="gramStart"/>
+      <w:r>
+        <w:t>que</w:t>
+      </w:r>
+      <w:proofErr w:type="gramEnd"/>
+      <w:r>
+        <w:t xml:space="preserve"> si un sonido está en loop y se reproduce </w:t>
       </w:r>
       <w:r>
         <w:t>otro</w:t>
@@ -6095,27 +6539,64 @@
       </w:pPr>
       <w:bookmarkStart w:id="11" w:name="_Toc199261564"/>
       <w:r>
-        <w:t>Columna Single effect</w:t>
+        <w:t xml:space="preserve">Columna </w:t>
+      </w:r>
+      <w:proofErr w:type="gramStart"/>
+      <w:r>
+        <w:t>Single</w:t>
+      </w:r>
+      <w:proofErr w:type="gramEnd"/>
+      <w:r>
+        <w:t xml:space="preserve"> effect</w:t>
       </w:r>
       <w:bookmarkEnd w:id="11"/>
     </w:p>
     <w:p>
       <w:r>
         <w:tab/>
-        <w:t>Son efectos visuales que suceden una única vez, como una sacudida de pantalla o flash repentino. Sintaxis:</w:t>
+        <w:t xml:space="preserve">Son efectos visuales que suceden una única vez, como una sacudida de pantalla o </w:t>
+      </w:r>
+      <w:proofErr w:type="gramStart"/>
+      <w:r>
+        <w:t>flash</w:t>
+      </w:r>
+      <w:proofErr w:type="gramEnd"/>
+      <w:r>
+        <w:t xml:space="preserve"> repentino. Sintaxis:</w:t>
       </w:r>
     </w:p>
     <w:p>
       <w:r>
         <w:tab/>
-        <w:t>Nombre_del_efecto : parámetros</w:t>
+        <w:t>Nombre_del_</w:t>
+      </w:r>
+      <w:proofErr w:type="gramStart"/>
+      <w:r>
+        <w:t>efecto :</w:t>
+      </w:r>
+      <w:proofErr w:type="gramEnd"/>
+      <w:r>
+        <w:t xml:space="preserve"> parámetros</w:t>
       </w:r>
     </w:p>
     <w:p>
       <w:r>
         <w:tab/>
-        <w:t>Nombre_del_efecto_1:parámetros, Nombre_del_efecto_2:parámetros</w:t>
-      </w:r>
+        <w:t>Nombre_del_efecto_</w:t>
+      </w:r>
+      <w:proofErr w:type="gramStart"/>
+      <w:r>
+        <w:t>1:parámetros</w:t>
+      </w:r>
+      <w:proofErr w:type="gramEnd"/>
+      <w:r>
+        <w:t>, Nombre_del_efecto_</w:t>
+      </w:r>
+      <w:proofErr w:type="gramStart"/>
+      <w:r>
+        <w:t>2:parámetros</w:t>
+      </w:r>
+      <w:proofErr w:type="gramEnd"/>
     </w:p>
     <w:p>
       <w:r>
@@ -6441,15 +6922,26 @@
         <w:t xml:space="preserve"> mostrando el fondo 0.1 segundos cada vez</w:t>
       </w:r>
       <w:r>
+        <w:t xml:space="preserve"> simulando una especie de flashback</w:t>
+      </w:r>
+      <w:r>
         <w:t>)</w:t>
       </w:r>
     </w:p>
     <w:p>
-      <w:r>
-        <w:rPr>
-          <w:highlight w:val="yellow"/>
-        </w:rPr>
-        <w:t>flash:0.25:1</w:t>
+      <w:proofErr w:type="gramStart"/>
+      <w:r>
+        <w:rPr>
+          <w:highlight w:val="yellow"/>
+        </w:rPr>
+        <w:t>flash</w:t>
+      </w:r>
+      <w:proofErr w:type="gramEnd"/>
+      <w:r>
+        <w:rPr>
+          <w:highlight w:val="yellow"/>
+        </w:rPr>
+        <w:t>:0.25:1</w:t>
       </w:r>
       <w:r>
         <w:t xml:space="preserve"> (Muestra un fondo blanco una única vez durante 0.25 segundos simulando un destello repentino)</w:t>
@@ -6480,7 +6972,15 @@
     <w:p>
       <w:r>
         <w:tab/>
-        <w:t>Es similar a los Single Effects, solo que esta vez es un efecto que sucede constantemente en pantalla y persiste indefinidamente hasta que se vuelva a llamar</w:t>
+        <w:t xml:space="preserve">Es similar a los </w:t>
+      </w:r>
+      <w:proofErr w:type="gramStart"/>
+      <w:r>
+        <w:t>Single</w:t>
+      </w:r>
+      <w:proofErr w:type="gramEnd"/>
+      <w:r>
+        <w:t xml:space="preserve"> Effects, solo que esta vez es un efecto que sucede constantemente en pantalla y persiste indefinidamente hasta que se vuelva a llamar</w:t>
       </w:r>
       <w:r>
         <w:t>. Se pueden dividir en dos, aquellos efectos continuos que interactúan con el fondo actual, y aquellos que colocan una imagen por encima.</w:t>
@@ -6495,19 +6995,51 @@
         <w:t>a sintaxis es la misma que la de</w:t>
       </w:r>
       <w:r>
-        <w:t xml:space="preserve"> los Single Effects.</w:t>
+        <w:t xml:space="preserve"> los </w:t>
+      </w:r>
+      <w:proofErr w:type="gramStart"/>
+      <w:r>
+        <w:t>Single</w:t>
+      </w:r>
+      <w:proofErr w:type="gramEnd"/>
+      <w:r>
+        <w:t xml:space="preserve"> Effects.</w:t>
       </w:r>
     </w:p>
     <w:p>
       <w:r>
         <w:tab/>
-        <w:t>Nombre_del_efecto : parámetros</w:t>
+        <w:t>Nombre_del_</w:t>
+      </w:r>
+      <w:proofErr w:type="gramStart"/>
+      <w:r>
+        <w:t>efecto :</w:t>
+      </w:r>
+      <w:proofErr w:type="gramEnd"/>
+      <w:r>
+        <w:t xml:space="preserve"> parámetros</w:t>
       </w:r>
     </w:p>
     <w:p>
       <w:r>
         <w:tab/>
-        <w:t>Nombre_del_efecto_1 : parámetros, Nombre_del_efecto_2 : parámetros</w:t>
+        <w:t>Nombre_del_efecto_</w:t>
+      </w:r>
+      <w:proofErr w:type="gramStart"/>
+      <w:r>
+        <w:t>1 :</w:t>
+      </w:r>
+      <w:proofErr w:type="gramEnd"/>
+      <w:r>
+        <w:t xml:space="preserve"> parámetros, Nombre_del_efecto_</w:t>
+      </w:r>
+      <w:proofErr w:type="gramStart"/>
+      <w:r>
+        <w:t>2 :</w:t>
+      </w:r>
+      <w:proofErr w:type="gramEnd"/>
+      <w:r>
+        <w:t xml:space="preserve"> parámetros</w:t>
       </w:r>
     </w:p>
     <w:p>
@@ -7073,17 +7605,40 @@
         <w:t xml:space="preserve">Aquí describiremos todas las acciones relacionadas con los personajes que se verán en pantalla, desde su aparición, destrucción, movimientos, cambios de Sprite y algunas animaciones predefinidas. </w:t>
       </w:r>
       <w:r>
-        <w:t>En cuanto a las medidas del Sprite, estos son muy flexibles, la altura recomendada es de 1168 pixeles y en cuanto al ancho, dependerá del personaje. Se recomienda recortar los espacios vacíos</w:t>
-      </w:r>
-      <w:r>
-        <w:t xml:space="preserve"> a los lados</w:t>
-      </w:r>
-      <w:r>
-        <w:t xml:space="preserve"> para que el personaje ocupe menos espacio.</w:t>
-      </w:r>
-    </w:p>
-    <w:p>
-      <w:r>
+        <w:t>En cuanto a las medidas del Sprite, estos son muy flexibles</w:t>
+      </w:r>
+      <w:r>
+        <w:t>.</w:t>
+      </w:r>
+    </w:p>
+    <w:p>
+      <w:r>
+        <w:tab/>
+        <w:t>La altura del Sprite debe ser de 1080, es decir, toda la altura de la pantalla, de esta manera un personaje que ocupe los 1080 pixeles de altura ocupará todo el alto, permitiendo así</w:t>
+      </w:r>
+      <w:r>
+        <w:t xml:space="preserve"> definir la altura de los personajes</w:t>
+      </w:r>
+    </w:p>
+    <w:p>
+      <w:r>
+        <w:tab/>
+        <w:t>En cuanto al ancho, se recomienda recortar los espacios en blanco a los lados, con la excepción de que el Sprite debe mostrarse centrado, si necesitas dejar espacio en blanco para que se vea centrado, entonces hazlo.</w:t>
+      </w:r>
+    </w:p>
+    <w:p>
+      <w:r>
+        <w:tab/>
+        <w:t>Hay que mantener todos los sprites de un personaje lo más centrados posible para que al haber un cambio de Sprite no se mueva repentinamente de su sitio.</w:t>
+      </w:r>
+    </w:p>
+    <w:p/>
+    <w:p/>
+    <w:p/>
+    <w:p/>
+    <w:p>
+      <w:r>
+        <w:lastRenderedPageBreak/>
         <w:t xml:space="preserve">                Con espacio vacío a los lados                          Con los espacio</w:t>
       </w:r>
       <w:r>
@@ -7103,7 +7658,6 @@
         <w:rPr>
           <w:noProof/>
         </w:rPr>
-        <w:lastRenderedPageBreak/>
         <w:t xml:space="preserve">              </w:t>
       </w:r>
       <w:r>
@@ -7238,7 +7792,15 @@
         <w:t xml:space="preserve"> </w:t>
       </w:r>
       <w:r>
-        <w:t>En este caso la sintaxis es algo variada pero en esencia es la siguiente.</w:t>
+        <w:t xml:space="preserve">En este caso la sintaxis es algo </w:t>
+      </w:r>
+      <w:proofErr w:type="gramStart"/>
+      <w:r>
+        <w:t>variada</w:t>
+      </w:r>
+      <w:proofErr w:type="gramEnd"/>
+      <w:r>
+        <w:t xml:space="preserve"> pero en esencia es la siguiente.</w:t>
       </w:r>
     </w:p>
     <w:p>
@@ -7247,10 +7809,26 @@
         <w:t>Nombre_del_personaje</w:t>
       </w:r>
       <w:r>
-        <w:t xml:space="preserve"> Sprite</w:t>
-      </w:r>
-      <w:r>
-        <w:t xml:space="preserve"> : acción : parámetros de la acción</w:t>
+        <w:t xml:space="preserve"> </w:t>
+      </w:r>
+      <w:proofErr w:type="gramStart"/>
+      <w:r>
+        <w:t>Sprite</w:t>
+      </w:r>
+      <w:r>
+        <w:t xml:space="preserve"> :</w:t>
+      </w:r>
+      <w:proofErr w:type="gramEnd"/>
+      <w:r>
+        <w:t xml:space="preserve"> </w:t>
+      </w:r>
+      <w:proofErr w:type="gramStart"/>
+      <w:r>
+        <w:t>acción :</w:t>
+      </w:r>
+      <w:proofErr w:type="gramEnd"/>
+      <w:r>
+        <w:t xml:space="preserve"> parámetros de la acción</w:t>
       </w:r>
     </w:p>
     <w:p>
@@ -7261,19 +7839,126 @@
         <w:t>El nombre del personaje debe estar en m</w:t>
       </w:r>
       <w:r>
-        <w:t>inúscula y coincidir con el nombre del archivo que contiene el Sprite del personaje. El Sprite del personaje va separado de un espacio de su nombre, este Sprite es opcional y representa la variación del personaje, por ejemplo “Amber uniform_happy”, “Amber casual_happy” o “Amber_uniform_scared”.</w:t>
+        <w:t xml:space="preserve">inúscula y coincidir con el nombre </w:t>
+      </w:r>
+      <w:r>
+        <w:t xml:space="preserve">clave definito en </w:t>
+      </w:r>
+      <w:r>
+        <w:rPr>
+          <w:i/>
+          <w:iCs/>
+        </w:rPr>
+        <w:t>configs.csv.</w:t>
+      </w:r>
+      <w:r>
+        <w:t xml:space="preserve"> </w:t>
+      </w:r>
+      <w:r>
+        <w:t>Si queremos mostrar al personaje con un Sprite específico, lo escribiremos luego de un espacio</w:t>
+      </w:r>
+      <w:r>
+        <w:t>, “amber uniform happy left”, “amber casual angry right”</w:t>
       </w:r>
     </w:p>
     <w:p>
       <w:r>
         <w:tab/>
-        <w:t>En este caso Amber sería el personaje y uniform_happy, casual_happy y uniform_scared serían los Sprite específicos a nombrar. Si no se especifica el Sprite se mostrará el archivo que se llame “Amber.png”, de no existir, el juego arrojará un error.</w:t>
+        <w:t>En este caso Amber sería el personaje y uniform</w:t>
+      </w:r>
+      <w:r>
+        <w:t xml:space="preserve"> </w:t>
+      </w:r>
+      <w:r>
+        <w:t>happy</w:t>
+      </w:r>
+      <w:r>
+        <w:t xml:space="preserve"> left y</w:t>
+      </w:r>
+      <w:r>
+        <w:t xml:space="preserve"> casual</w:t>
+      </w:r>
+      <w:r>
+        <w:t xml:space="preserve"> angry right</w:t>
+      </w:r>
+      <w:r>
+        <w:t xml:space="preserve"> serían </w:t>
+      </w:r>
+      <w:proofErr w:type="gramStart"/>
+      <w:r>
+        <w:t>los Sprite específicos a nombrar</w:t>
+      </w:r>
+      <w:proofErr w:type="gramEnd"/>
+      <w:r>
+        <w:t xml:space="preserve">. </w:t>
+      </w:r>
+      <w:r>
+        <w:t xml:space="preserve">Estos sprites pueden estar en cualquier sitio del proyecto, la recomendación es que estén en la carpeta </w:t>
+      </w:r>
+      <w:r>
+        <w:rPr>
+          <w:i/>
+          <w:iCs/>
+        </w:rPr>
+        <w:t>images/characters</w:t>
+      </w:r>
+      <w:proofErr w:type="gramStart"/>
+      <w:r>
+        <w:rPr>
+          <w:i/>
+          <w:iCs/>
+        </w:rPr>
+        <w:t>/[</w:t>
+      </w:r>
+      <w:proofErr w:type="gramEnd"/>
+      <w:r>
+        <w:rPr>
+          <w:i/>
+          <w:iCs/>
+        </w:rPr>
+        <w:t>nombre del personaje]/Sprite</w:t>
+      </w:r>
+      <w:r>
+        <w:t>.</w:t>
       </w:r>
     </w:p>
     <w:p>
       <w:r>
         <w:tab/>
-        <w:t>La acción es el evento que el personaje hará, ya sea aparecer o moverse acorde a los parámetros dados.</w:t>
+        <w:t>Algo muy interesante de Atlax Renpy es que en ocasiones querremos que los sprites de nuestros personajes se volteen horizontalmente</w:t>
+      </w:r>
+      <w:r>
+        <w:t>, podrías llegar a pensar en copiar y pegar el mismo Sprite y voltearlo, sin embargo, Atlax Renpy cuenta con un sistema que ayuda a ahorrar ese tipo de sprites.</w:t>
+      </w:r>
+    </w:p>
+    <w:p>
+      <w:r>
+        <w:lastRenderedPageBreak/>
+        <w:tab/>
+        <w:t>Si intentas mostrar “amber uniform left”, el motor intentará buscar el Sprite, si no lo encuentra buscará entonces “amber uniform right”, si lo encuentra lo volteará automáticamente y viceversa.</w:t>
+      </w:r>
+    </w:p>
+    <w:p>
+      <w:r>
+        <w:tab/>
+        <w:t>Por supuesto, no todos los personajes son simétricos, si un personaje de nuestra novela tiene un parche, al voltearlo tendrá el parche del otro lado, en esos casos sí que tendremos la obligación de crear sprites de “left” y “right” manualmente.</w:t>
+      </w:r>
+    </w:p>
+    <w:p>
+      <w:r>
+        <w:tab/>
+      </w:r>
+      <w:r>
+        <w:t>Una vez definido el apartado de los personajes, vamos con la</w:t>
+      </w:r>
+      <w:r>
+        <w:t xml:space="preserve"> acción</w:t>
+      </w:r>
+      <w:r>
+        <w:t>, este</w:t>
+      </w:r>
+      <w:r>
+        <w:t xml:space="preserve"> es el evento que el personaje hará, ya sea aparecer o moverse acorde a los parámetros dados.</w:t>
       </w:r>
       <w:r>
         <w:t xml:space="preserve"> Muchos de estos parámetros se relacionan con la posición del personaje.</w:t>
@@ -7294,7 +7979,6 @@
         <w:ind w:firstLine="708"/>
       </w:pPr>
       <w:r>
-        <w:lastRenderedPageBreak/>
         <w:t>Posiciones y valores</w:t>
       </w:r>
     </w:p>
@@ -7706,17 +8390,44 @@
       </w:r>
       <w:r>
         <w:rPr>
-          <w:highlight w:val="yellow"/>
+          <w:highlight w:val="red"/>
         </w:rPr>
         <w:t>Nota:</w:t>
       </w:r>
       <w:r>
-        <w:t xml:space="preserve"> Si presentas problemas al momento de mostrar personajes, por ejemplo que el Sprite del personaje se cambia, verifica que estás utilizando el nombre del personaje correcto, por ejemplo: Katherine left happy, Berto right surprised, en cada uno de los eventos que escribas.</w:t>
-      </w:r>
-    </w:p>
-    <w:p/>
-    <w:p/>
-    <w:p/>
+        <w:t xml:space="preserve"> Si presentas problemas al momento de mostrar personajes, por ejemplo</w:t>
+      </w:r>
+      <w:r>
+        <w:t>,</w:t>
+      </w:r>
+      <w:r>
+        <w:t xml:space="preserve"> que el Sprite del personaje se cambia, verifica que estás utilizando el nombre del personaje </w:t>
+      </w:r>
+      <w:r>
+        <w:lastRenderedPageBreak/>
+        <w:t>con su respectivo sprite</w:t>
+      </w:r>
+      <w:r>
+        <w:t xml:space="preserve">, por ejemplo: </w:t>
+      </w:r>
+      <w:r>
+        <w:t>k</w:t>
+      </w:r>
+      <w:r>
+        <w:t xml:space="preserve">atherine left happy, </w:t>
+      </w:r>
+      <w:r>
+        <w:t>b</w:t>
+      </w:r>
+      <w:r>
+        <w:t>erto right surprised, en cada uno de los eventos que escribas.</w:t>
+      </w:r>
+    </w:p>
+    <w:p>
+      <w:pPr>
+        <w:pStyle w:val="Ttulo3"/>
+      </w:pPr>
+    </w:p>
     <w:p>
       <w:pPr>
         <w:pStyle w:val="Ttulo3"/>
@@ -7884,7 +8595,6 @@
               <w:jc w:val="center"/>
             </w:pPr>
             <w:r>
-              <w:lastRenderedPageBreak/>
               <w:t>appear</w:t>
             </w:r>
           </w:p>
@@ -7971,6 +8681,11 @@
       <w:pPr>
         <w:pStyle w:val="Ttulo3"/>
       </w:pPr>
+    </w:p>
+    <w:p>
+      <w:pPr>
+        <w:pStyle w:val="Ttulo3"/>
+      </w:pPr>
       <w:r>
         <w:t>Eventos de personajes en pantalla</w:t>
       </w:r>
@@ -8405,13 +9120,9 @@
             <w:vAlign w:val="center"/>
           </w:tcPr>
           <w:p>
-            <w:pPr>
-              <w:pStyle w:val="Prrafodelista"/>
-              <w:numPr>
-                <w:ilvl w:val="0"/>
-                <w:numId w:val="12"/>
-              </w:numPr>
-            </w:pPr>
+            <w:r>
+              <w:t xml:space="preserve">1. </w:t>
+            </w:r>
             <w:r>
               <w:t>La duración del derribo en segundos (0.5)</w:t>
             </w:r>
@@ -8479,9 +9190,12 @@
             <w:pPr>
               <w:jc w:val="center"/>
             </w:pPr>
-            <w:r>
+            <w:proofErr w:type="gramStart"/>
+            <w:r>
+              <w:lastRenderedPageBreak/>
               <w:t>zoom</w:t>
             </w:r>
+            <w:proofErr w:type="gramEnd"/>
           </w:p>
         </w:tc>
         <w:tc>
@@ -8509,7 +9223,15 @@
               <w:jc w:val="center"/>
             </w:pPr>
             <w:r>
-              <w:t>1. El factor del zoom (2)</w:t>
+              <w:t xml:space="preserve">1. El factor del </w:t>
+            </w:r>
+            <w:proofErr w:type="gramStart"/>
+            <w:r>
+              <w:t>zoom</w:t>
+            </w:r>
+            <w:proofErr w:type="gramEnd"/>
+            <w:r>
+              <w:t xml:space="preserve"> (2)</w:t>
             </w:r>
           </w:p>
         </w:tc>
@@ -8556,7 +9278,15 @@
               </w:numPr>
             </w:pPr>
             <w:r>
-              <w:t>La duración del zoom (2)</w:t>
+              <w:t xml:space="preserve">La duración del </w:t>
+            </w:r>
+            <w:proofErr w:type="gramStart"/>
+            <w:r>
+              <w:t>zoom</w:t>
+            </w:r>
+            <w:proofErr w:type="gramEnd"/>
+            <w:r>
+              <w:t xml:space="preserve"> (2)</w:t>
             </w:r>
           </w:p>
         </w:tc>
@@ -8740,7 +9470,21 @@
         <w:rPr>
           <w:highlight w:val="yellow"/>
         </w:rPr>
-        <w:t>Stefannie &amp; Calcercio : appear</w:t>
+        <w:t xml:space="preserve">Stefannie &amp; </w:t>
+      </w:r>
+      <w:proofErr w:type="gramStart"/>
+      <w:r>
+        <w:rPr>
+          <w:highlight w:val="yellow"/>
+        </w:rPr>
+        <w:t>Calcercio :</w:t>
+      </w:r>
+      <w:proofErr w:type="gramEnd"/>
+      <w:r>
+        <w:rPr>
+          <w:highlight w:val="yellow"/>
+        </w:rPr>
+        <w:t xml:space="preserve"> appear</w:t>
       </w:r>
       <w:r>
         <w:t xml:space="preserve"> (Stefannie y Calcercio aparecen al mismo tiempo, Stefannie al 33% de la pantalla y Calcercio al 66%)</w:t>
@@ -8751,13 +9495,35 @@
         <w:rPr>
           <w:highlight w:val="yellow"/>
         </w:rPr>
-        <w:t xml:space="preserve">Calcercio happy &amp; Stefannie : </w:t>
-      </w:r>
-      <w:r>
-        <w:rPr>
-          <w:highlight w:val="yellow"/>
-        </w:rPr>
-        <w:t>move : 30: 85</w:t>
+        <w:t xml:space="preserve">Calcercio happy &amp; </w:t>
+      </w:r>
+      <w:proofErr w:type="gramStart"/>
+      <w:r>
+        <w:rPr>
+          <w:highlight w:val="yellow"/>
+        </w:rPr>
+        <w:t>Stefannie :</w:t>
+      </w:r>
+      <w:proofErr w:type="gramEnd"/>
+      <w:r>
+        <w:rPr>
+          <w:highlight w:val="yellow"/>
+        </w:rPr>
+        <w:t xml:space="preserve"> </w:t>
+      </w:r>
+      <w:proofErr w:type="gramStart"/>
+      <w:r>
+        <w:rPr>
+          <w:highlight w:val="yellow"/>
+        </w:rPr>
+        <w:t>move :</w:t>
+      </w:r>
+      <w:proofErr w:type="gramEnd"/>
+      <w:r>
+        <w:rPr>
+          <w:highlight w:val="yellow"/>
+        </w:rPr>
+        <w:t xml:space="preserve"> 30: 85</w:t>
       </w:r>
       <w:r>
         <w:t xml:space="preserve"> (Calcercio cambia de expresión y se mueve a la posición 30 al mismo tiempo que Stefannie se mueve a la posición 85)</w:t>
@@ -8770,11 +9536,47 @@
       </w:r>
     </w:p>
     <w:p>
-      <w:r>
-        <w:rPr>
-          <w:highlight w:val="yellow"/>
-        </w:rPr>
-        <w:t>Stefannie : move : 30, Calcercio : move :120</w:t>
+      <w:proofErr w:type="gramStart"/>
+      <w:r>
+        <w:rPr>
+          <w:highlight w:val="yellow"/>
+        </w:rPr>
+        <w:t>Stefannie :</w:t>
+      </w:r>
+      <w:proofErr w:type="gramEnd"/>
+      <w:r>
+        <w:rPr>
+          <w:highlight w:val="yellow"/>
+        </w:rPr>
+        <w:t xml:space="preserve"> </w:t>
+      </w:r>
+      <w:proofErr w:type="gramStart"/>
+      <w:r>
+        <w:rPr>
+          <w:highlight w:val="yellow"/>
+        </w:rPr>
+        <w:t>move :</w:t>
+      </w:r>
+      <w:proofErr w:type="gramEnd"/>
+      <w:r>
+        <w:rPr>
+          <w:highlight w:val="yellow"/>
+        </w:rPr>
+        <w:t xml:space="preserve"> 30, </w:t>
+      </w:r>
+      <w:proofErr w:type="gramStart"/>
+      <w:r>
+        <w:rPr>
+          <w:highlight w:val="yellow"/>
+        </w:rPr>
+        <w:t>Calcercio :</w:t>
+      </w:r>
+      <w:proofErr w:type="gramEnd"/>
+      <w:r>
+        <w:rPr>
+          <w:highlight w:val="yellow"/>
+        </w:rPr>
+        <w:t xml:space="preserve"> move :120</w:t>
       </w:r>
       <w:r>
         <w:t xml:space="preserve"> (Stefannie se mueve a la posición 30 y luego Calcercio sale de la pantalla por la derecha)</w:t>
@@ -8783,7 +9585,13 @@
     <w:p>
       <w:r>
         <w:tab/>
-        <w:t>Existen algunas animaciones predeterminadas, estas permiten que un personaje entre en una animación por tiempo indefinido, es similar a los efectos continuos solo que esta vez son los personajes que hacen un movimiento indefinidamente hasta que se vuelva a llamar la animación.</w:t>
+        <w:t>También existen animaciones continuas, similares a los efectos continuos estos se ejecutarán en bucle hasta que sean llamados nuevamente. Aquí hay algunas animaciones constantes ya definidas en Atlax Renpy.</w:t>
+      </w:r>
+    </w:p>
+    <w:p>
+      <w:r>
+        <w:tab/>
+        <w:t>Si necesitas crear animaciones personalizadas, ve al módulo de personalización más adelante en este documento.</w:t>
       </w:r>
     </w:p>
     <w:p>
@@ -8949,6 +9757,7 @@
               <w:jc w:val="center"/>
             </w:pPr>
             <w:r>
+              <w:lastRenderedPageBreak/>
               <w:t>jumping</w:t>
             </w:r>
           </w:p>
@@ -9002,22 +9811,35 @@
         <w:t xml:space="preserve">Importante: </w:t>
       </w:r>
       <w:r>
-        <w:t>Renpy no soporta ciertas animaciones al mismo tiempo, por ejemplo no soporta un cambio de fondo y la aparición de un personaje, si hacemos esto el fondo aparecerá de golpe y el personaje hará la aparición normal. Es cuestión de probar e intentar crear diálogos intermedios para poder recrear estas escenas lo más fluidas e inmersivas posible.</w:t>
-      </w:r>
-    </w:p>
-    <w:p/>
-    <w:p/>
-    <w:p>
-      <w:r>
-        <w:lastRenderedPageBreak/>
+        <w:t xml:space="preserve">Renpy no soporta ciertas animaciones al mismo tiempo, por </w:t>
+      </w:r>
+      <w:proofErr w:type="gramStart"/>
+      <w:r>
+        <w:t>ejemplo</w:t>
+      </w:r>
+      <w:proofErr w:type="gramEnd"/>
+      <w:r>
+        <w:t xml:space="preserve"> no soporta un cambio de fondo y la aparición de un personaje, si hacemos esto el fondo aparecerá de golpe y el personaje hará la aparición normal. Es cuestión de probar e intentar crear diálogos intermedios para poder recrear estas escenas lo más fluidas e inmersivas posible.</w:t>
+      </w:r>
+    </w:p>
+    <w:p>
+      <w:r>
         <w:tab/>
-        <w:t xml:space="preserve">A </w:t>
-      </w:r>
-      <w:r>
-        <w:t>continuación,</w:t>
-      </w:r>
-      <w:r>
-        <w:t xml:space="preserve"> se presentarán algunos ejemplos de escenas con personajes.</w:t>
+        <w:t xml:space="preserve">Es entendible que los eventos aguardan mucha información, es por eso </w:t>
+      </w:r>
+      <w:proofErr w:type="gramStart"/>
+      <w:r>
+        <w:t>que</w:t>
+      </w:r>
+      <w:proofErr w:type="gramEnd"/>
+      <w:r>
+        <w:t xml:space="preserve"> a continuación se presentarán unos cuantos escenarios</w:t>
+      </w:r>
+      <w:r>
+        <w:t xml:space="preserve"> de ejemplo</w:t>
+      </w:r>
+      <w:r>
+        <w:t xml:space="preserve"> utilizando estos eventos.</w:t>
       </w:r>
     </w:p>
     <w:p>
@@ -9040,8 +9862,13 @@
           <w:numId w:val="15"/>
         </w:numPr>
       </w:pPr>
-      <w:r>
-        <w:t xml:space="preserve">saijo:appear </w:t>
+      <w:proofErr w:type="gramStart"/>
+      <w:r>
+        <w:t>saijo:appear</w:t>
+      </w:r>
+      <w:proofErr w:type="gramEnd"/>
+      <w:r>
+        <w:t xml:space="preserve"> </w:t>
       </w:r>
       <w:r>
         <w:t>(S</w:t>
@@ -9061,8 +9888,13 @@
           <w:numId w:val="15"/>
         </w:numPr>
       </w:pPr>
-      <w:r>
-        <w:t>saijo:move:90</w:t>
+      <w:proofErr w:type="gramStart"/>
+      <w:r>
+        <w:t>saijo:move</w:t>
+      </w:r>
+      <w:proofErr w:type="gramEnd"/>
+      <w:r>
+        <w:t>:90</w:t>
       </w:r>
       <w:r>
         <w:t xml:space="preserve"> (</w:t>
@@ -9082,8 +9914,13 @@
           <w:numId w:val="15"/>
         </w:numPr>
       </w:pPr>
-      <w:r>
-        <w:t xml:space="preserve">saijo:hitr </w:t>
+      <w:proofErr w:type="gramStart"/>
+      <w:r>
+        <w:t>saijo:hitr</w:t>
+      </w:r>
+      <w:proofErr w:type="gramEnd"/>
+      <w:r>
+        <w:t xml:space="preserve"> </w:t>
       </w:r>
       <w:r>
         <w:t>(</w:t>
@@ -9122,7 +9959,15 @@
         <w:t>Dereck</w:t>
       </w:r>
       <w:r>
-        <w:t xml:space="preserve"> sale de la habitación pero luego regresa y nuevamente se retira</w:t>
+        <w:t xml:space="preserve"> sale de la </w:t>
+      </w:r>
+      <w:proofErr w:type="gramStart"/>
+      <w:r>
+        <w:t>habitación</w:t>
+      </w:r>
+      <w:proofErr w:type="gramEnd"/>
+      <w:r>
+        <w:t xml:space="preserve"> pero luego regresa y nuevamente se retira</w:t>
       </w:r>
     </w:p>
     <w:p>
@@ -9157,8 +10002,13 @@
           <w:numId w:val="15"/>
         </w:numPr>
       </w:pPr>
-      <w:r>
-        <w:t>dereck:move:-25:5</w:t>
+      <w:proofErr w:type="gramStart"/>
+      <w:r>
+        <w:t>dereck:move</w:t>
+      </w:r>
+      <w:proofErr w:type="gramEnd"/>
+      <w:r>
+        <w:t>:-25:5</w:t>
       </w:r>
       <w:r>
         <w:t xml:space="preserve"> (</w:t>
@@ -9181,8 +10031,13 @@
           <w:numId w:val="15"/>
         </w:numPr>
       </w:pPr>
-      <w:r>
-        <w:t>dereck:move:18:1</w:t>
+      <w:proofErr w:type="gramStart"/>
+      <w:r>
+        <w:t>dereck:move</w:t>
+      </w:r>
+      <w:proofErr w:type="gramEnd"/>
+      <w:r>
+        <w:t>:18:1</w:t>
       </w:r>
       <w:r>
         <w:t xml:space="preserve"> (D</w:t>
@@ -9202,8 +10057,13 @@
           <w:numId w:val="15"/>
         </w:numPr>
       </w:pPr>
-      <w:r>
-        <w:t>dereck:move:-25</w:t>
+      <w:proofErr w:type="gramStart"/>
+      <w:r>
+        <w:t>dereck:move</w:t>
+      </w:r>
+      <w:proofErr w:type="gramEnd"/>
+      <w:r>
+        <w:t>:-25</w:t>
       </w:r>
       <w:r>
         <w:t xml:space="preserve"> (D</w:t>
@@ -9223,9 +10083,11 @@
           <w:numId w:val="15"/>
         </w:numPr>
       </w:pPr>
+      <w:proofErr w:type="gramStart"/>
       <w:r>
         <w:t>dereck:destroy</w:t>
       </w:r>
+      <w:proofErr w:type="gramEnd"/>
       <w:r>
         <w:t xml:space="preserve"> (</w:t>
       </w:r>
@@ -9261,8 +10123,13 @@
           <w:numId w:val="15"/>
         </w:numPr>
       </w:pPr>
-      <w:r>
-        <w:t>dereck:pop:120</w:t>
+      <w:proofErr w:type="gramStart"/>
+      <w:r>
+        <w:t>dereck:pop</w:t>
+      </w:r>
+      <w:proofErr w:type="gramEnd"/>
+      <w:r>
+        <w:t>:120</w:t>
       </w:r>
       <w:r>
         <w:t xml:space="preserve"> (D</w:t>
@@ -9282,14 +10149,19 @@
           <w:numId w:val="15"/>
         </w:numPr>
       </w:pPr>
-      <w:r>
-        <w:t>dereck:move:33</w:t>
+      <w:proofErr w:type="gramStart"/>
+      <w:r>
+        <w:t>dereck:move</w:t>
+      </w:r>
+      <w:proofErr w:type="gramEnd"/>
+      <w:r>
+        <w:t>:33</w:t>
       </w:r>
       <w:r>
         <w:t xml:space="preserve"> (D</w:t>
       </w:r>
       <w:r>
-        <w:t xml:space="preserve">ereck se mueve hasta un tercio de la pantalla </w:t>
+        <w:t>ereck se mueve hasta un tercio de la pantalla</w:t>
       </w:r>
       <w:r>
         <w:t>)</w:t>
@@ -9304,10 +10176,18 @@
         </w:numPr>
       </w:pPr>
       <w:r>
-        <w:t>dereck surprised, dereck:jum</w:t>
-      </w:r>
-      <w:r>
-        <w:t>p (D</w:t>
+        <w:t xml:space="preserve">dereck surprised, </w:t>
+      </w:r>
+      <w:proofErr w:type="gramStart"/>
+      <w:r>
+        <w:t>dereck:jum</w:t>
+      </w:r>
+      <w:r>
+        <w:t>p</w:t>
+      </w:r>
+      <w:proofErr w:type="gramEnd"/>
+      <w:r>
+        <w:t xml:space="preserve"> (D</w:t>
       </w:r>
       <w:r>
         <w:t>ereck se sorprende e inmediatamente después da un salto</w:t>
@@ -9330,7 +10210,15 @@
         </w:numPr>
       </w:pPr>
       <w:r>
-        <w:t>Hay una pelea entre mutou y dereck, mutou lo golpea y logra derribarlo pero dereck se levanta y derriba a mutou quedando victorioso</w:t>
+        <w:t xml:space="preserve">Hay una pelea entre mutou y dereck, mutou lo golpea y logra </w:t>
+      </w:r>
+      <w:proofErr w:type="gramStart"/>
+      <w:r>
+        <w:t>derribarlo</w:t>
+      </w:r>
+      <w:proofErr w:type="gramEnd"/>
+      <w:r>
+        <w:t xml:space="preserve"> pero dereck se levanta y derriba a mutou quedando victorioso</w:t>
       </w:r>
     </w:p>
     <w:p>
@@ -9341,9 +10229,19 @@
           <w:numId w:val="15"/>
         </w:numPr>
       </w:pPr>
-      <w:r>
-        <w:t>mutou:hitl, dereck:knockl</w:t>
-      </w:r>
+      <w:proofErr w:type="gramStart"/>
+      <w:r>
+        <w:t>mutou:hitl</w:t>
+      </w:r>
+      <w:proofErr w:type="gramEnd"/>
+      <w:r>
+        <w:t xml:space="preserve">, </w:t>
+      </w:r>
+      <w:proofErr w:type="gramStart"/>
+      <w:r>
+        <w:t>dereck:knockl</w:t>
+      </w:r>
+      <w:proofErr w:type="gramEnd"/>
       <w:r>
         <w:t xml:space="preserve"> (</w:t>
       </w:r>
@@ -9362,9 +10260,11 @@
           <w:numId w:val="15"/>
         </w:numPr>
       </w:pPr>
+      <w:proofErr w:type="gramStart"/>
       <w:r>
         <w:t>dereck:raisel</w:t>
       </w:r>
+      <w:proofErr w:type="gramEnd"/>
       <w:r>
         <w:t xml:space="preserve"> (</w:t>
       </w:r>
@@ -9383,9 +10283,19 @@
           <w:numId w:val="15"/>
         </w:numPr>
       </w:pPr>
-      <w:r>
-        <w:t>dereck:hitr, mutou:knockr</w:t>
-      </w:r>
+      <w:proofErr w:type="gramStart"/>
+      <w:r>
+        <w:t>dereck:hitr</w:t>
+      </w:r>
+      <w:proofErr w:type="gramEnd"/>
+      <w:r>
+        <w:t xml:space="preserve">, </w:t>
+      </w:r>
+      <w:proofErr w:type="gramStart"/>
+      <w:r>
+        <w:t>mutou:knockr</w:t>
+      </w:r>
+      <w:proofErr w:type="gramEnd"/>
       <w:r>
         <w:t xml:space="preserve"> (</w:t>
       </w:r>
@@ -9402,6 +10312,7 @@
       </w:pPr>
       <w:bookmarkStart w:id="14" w:name="_Toc199261567"/>
       <w:r>
+        <w:lastRenderedPageBreak/>
         <w:t>Columna Delay</w:t>
       </w:r>
       <w:bookmarkEnd w:id="14"/>
@@ -9473,7 +10384,6 @@
     </w:p>
     <w:p>
       <w:r>
-        <w:lastRenderedPageBreak/>
         <w:tab/>
       </w:r>
       <w:r>
@@ -9524,7 +10434,15 @@
     <w:p>
       <w:r>
         <w:tab/>
-        <w:t>A partir de esta columna se escribirá el texto de los diálogos que será mostrado en pantalla en los distintos idiomas declarados en la cabecera del archivo de control respetando el orden. En caso de necesitar añadir más idiomas es tan sencillo como escribir un ; en el último idioma y empezar a traducir todos los diálogos.</w:t>
+        <w:t xml:space="preserve">A partir de esta columna se escribirá el texto de los diálogos que será mostrado en pantalla en los distintos idiomas declarados en la cabecera del archivo de control respetando el orden. En caso de necesitar añadir más idiomas es tan sencillo como escribir </w:t>
+      </w:r>
+      <w:proofErr w:type="gramStart"/>
+      <w:r>
+        <w:t>un ;</w:t>
+      </w:r>
+      <w:proofErr w:type="gramEnd"/>
+      <w:r>
+        <w:t xml:space="preserve"> en el último idioma y empezar a traducir todos los diálogos.</w:t>
       </w:r>
     </w:p>
     <w:p>
@@ -9538,7 +10456,39 @@
         <w:ind w:left="708"/>
       </w:pPr>
       <w:r>
-        <w:t>"No se que hora o que día es hoy, creo que es miércoles en la tarde.No se que hora o que día es hoy, creo que es miércoles en la tarde.No se que hora o que día es hoy, creo que es miércoles en la tarde.No se que hora o que día es hoy, creo que es miércoles en la tarde.No se que hora o que día es hoy, creo que es miércoles en la"</w:t>
+        <w:t xml:space="preserve">"No se que hora o que día es hoy, creo que es miércoles en la </w:t>
+      </w:r>
+      <w:proofErr w:type="gramStart"/>
+      <w:r>
+        <w:t>tarde.No</w:t>
+      </w:r>
+      <w:proofErr w:type="gramEnd"/>
+      <w:r>
+        <w:t xml:space="preserve"> se que hora o que día es hoy, creo que es miércoles en la </w:t>
+      </w:r>
+      <w:proofErr w:type="gramStart"/>
+      <w:r>
+        <w:t>tarde.No</w:t>
+      </w:r>
+      <w:proofErr w:type="gramEnd"/>
+      <w:r>
+        <w:t xml:space="preserve"> se que hora o que día es hoy, creo que es miércoles en la </w:t>
+      </w:r>
+      <w:proofErr w:type="gramStart"/>
+      <w:r>
+        <w:t>tarde.No</w:t>
+      </w:r>
+      <w:proofErr w:type="gramEnd"/>
+      <w:r>
+        <w:t xml:space="preserve"> se que hora o que día es hoy, creo que es miércoles en la </w:t>
+      </w:r>
+      <w:proofErr w:type="gramStart"/>
+      <w:r>
+        <w:t>tarde.No</w:t>
+      </w:r>
+      <w:proofErr w:type="gramEnd"/>
+      <w:r>
+        <w:t xml:space="preserve"> se que hora o que día es hoy, creo que es miércoles en la"</w:t>
       </w:r>
     </w:p>
     <w:p>
@@ -9570,7 +10520,16 @@
         <w:ind w:firstLine="708"/>
       </w:pPr>
       <w:r>
-        <w:t xml:space="preserve">Renpy posee diversos modificadores de texto, estos se escriben en medio del diálogo y son perfectamente utilizables en la columnas de idioma. Existen muchos modificadores de texto así que te recomiendo leer la documentación de Renpy para intentar implementarlos. </w:t>
+        <w:lastRenderedPageBreak/>
+        <w:t xml:space="preserve">Renpy posee diversos modificadores de texto, estos se escriben en medio del diálogo y son perfectamente utilizables en </w:t>
+      </w:r>
+      <w:proofErr w:type="gramStart"/>
+      <w:r>
+        <w:t>la columnas</w:t>
+      </w:r>
+      <w:proofErr w:type="gramEnd"/>
+      <w:r>
+        <w:t xml:space="preserve"> de idioma. Existen muchos modificadores de texto así que te recomiendo leer la documentación de Renpy para intentar implementarlos. </w:t>
       </w:r>
       <w:hyperlink r:id="rId30" w:anchor="text-tag-alpha" w:history="1">
         <w:r>
@@ -9589,7 +10548,15 @@
         <w:ind w:firstLine="708"/>
       </w:pPr>
       <w:r>
-        <w:t>Dependiendo de la fuente que utilices en tu proyecto, es posible que ciertos caracteres no se muestren, por ejemplo el carácter “</w:t>
+        <w:t xml:space="preserve">Dependiendo de la fuente que utilices en tu proyecto, es posible que ciertos caracteres no se muestren, por </w:t>
+      </w:r>
+      <w:proofErr w:type="gramStart"/>
+      <w:r>
+        <w:t>ejemplo</w:t>
+      </w:r>
+      <w:proofErr w:type="gramEnd"/>
+      <w:r>
+        <w:t xml:space="preserve"> el carácter “</w:t>
       </w:r>
       <w:r>
         <w:t>♪</w:t>
@@ -9616,7 +10583,6 @@
           <w:i/>
           <w:iCs/>
         </w:rPr>
-        <w:lastRenderedPageBreak/>
         <w:t xml:space="preserve">Mostrando el diálogo “Ahora a bailar wuuuu </w:t>
       </w:r>
       <w:r>
@@ -9696,7 +10662,15 @@
         <w:ind w:firstLine="708"/>
       </w:pPr>
       <w:r>
-        <w:t>{font=DejaVuSans.ttf}♪♪♪{/font}</w:t>
+        <w:t>{font=</w:t>
+      </w:r>
+      <w:proofErr w:type="gramStart"/>
+      <w:r>
+        <w:t>DejaVuSans.ttf}♪</w:t>
+      </w:r>
+      <w:proofErr w:type="gramEnd"/>
+      <w:r>
+        <w:t>♪♪{/font}</w:t>
       </w:r>
     </w:p>
     <w:p>
@@ -9746,7 +10720,23 @@
           <w:i/>
           <w:iCs/>
         </w:rPr>
-        <w:t>{font=DejaVuSans.ttf}♪♪♪{/font}</w:t>
+        <w:t>{font=</w:t>
+      </w:r>
+      <w:proofErr w:type="gramStart"/>
+      <w:r>
+        <w:rPr>
+          <w:i/>
+          <w:iCs/>
+        </w:rPr>
+        <w:t>DejaVuSans.ttf}♪</w:t>
+      </w:r>
+      <w:proofErr w:type="gramEnd"/>
+      <w:r>
+        <w:rPr>
+          <w:i/>
+          <w:iCs/>
+        </w:rPr>
+        <w:t>♪♪{/font}</w:t>
       </w:r>
       <w:r>
         <w:rPr>
@@ -9876,6 +10866,7 @@
         </w:numPr>
       </w:pPr>
       <w:r>
+        <w:lastRenderedPageBreak/>
         <w:t>Efectos</w:t>
       </w:r>
     </w:p>
@@ -9972,10 +10963,26 @@
         <w:t>T</w:t>
       </w:r>
       <w:r>
-        <w:t>ipo de terminación de escena</w:t>
-      </w:r>
-      <w:r>
-        <w:t xml:space="preserve"> ; transición : parámetros de transición</w:t>
+        <w:t xml:space="preserve">ipo de terminación de </w:t>
+      </w:r>
+      <w:proofErr w:type="gramStart"/>
+      <w:r>
+        <w:t>escena</w:t>
+      </w:r>
+      <w:r>
+        <w:t xml:space="preserve"> ;</w:t>
+      </w:r>
+      <w:proofErr w:type="gramEnd"/>
+      <w:r>
+        <w:t xml:space="preserve"> </w:t>
+      </w:r>
+      <w:proofErr w:type="gramStart"/>
+      <w:r>
+        <w:t>transición :</w:t>
+      </w:r>
+      <w:proofErr w:type="gramEnd"/>
+      <w:r>
+        <w:t xml:space="preserve"> parámetros de transición</w:t>
       </w:r>
     </w:p>
     <w:p>
@@ -9983,7 +10990,6 @@
         <w:spacing w:after="0"/>
       </w:pPr>
       <w:r>
-        <w:lastRenderedPageBreak/>
         <w:tab/>
       </w:r>
       <w:r>
@@ -9992,24 +10998,36 @@
       <w:r>
         <w:t>_</w:t>
       </w:r>
+      <w:proofErr w:type="gramStart"/>
       <w:r>
         <w:t xml:space="preserve">1 </w:t>
       </w:r>
       <w:r>
         <w:t>;</w:t>
       </w:r>
-      <w:r>
-        <w:t xml:space="preserve"> valor 1 </w:t>
+      <w:proofErr w:type="gramEnd"/>
+      <w:r>
+        <w:t xml:space="preserve"> valor </w:t>
+      </w:r>
+      <w:proofErr w:type="gramStart"/>
+      <w:r>
+        <w:t xml:space="preserve">1 </w:t>
       </w:r>
       <w:r>
         <w:t>;</w:t>
       </w:r>
-      <w:r>
-        <w:t xml:space="preserve"> valor 2 </w:t>
+      <w:proofErr w:type="gramEnd"/>
+      <w:r>
+        <w:t xml:space="preserve"> valor </w:t>
+      </w:r>
+      <w:proofErr w:type="gramStart"/>
+      <w:r>
+        <w:t xml:space="preserve">2 </w:t>
       </w:r>
       <w:r>
         <w:t>;</w:t>
       </w:r>
+      <w:proofErr w:type="gramEnd"/>
       <w:r>
         <w:t xml:space="preserve"> valor 3</w:t>
       </w:r>
@@ -10028,23 +11046,38 @@
         <w:t>_</w:t>
       </w:r>
       <w:r>
-        <w:t xml:space="preserve"> 2 </w:t>
+        <w:t xml:space="preserve"> </w:t>
+      </w:r>
+      <w:proofErr w:type="gramStart"/>
+      <w:r>
+        <w:t xml:space="preserve">2 </w:t>
       </w:r>
       <w:r>
         <w:t>;</w:t>
       </w:r>
-      <w:r>
-        <w:t xml:space="preserve"> valor 1 </w:t>
+      <w:proofErr w:type="gramEnd"/>
+      <w:r>
+        <w:t xml:space="preserve"> valor </w:t>
+      </w:r>
+      <w:proofErr w:type="gramStart"/>
+      <w:r>
+        <w:t xml:space="preserve">1 </w:t>
       </w:r>
       <w:r>
         <w:t>;</w:t>
       </w:r>
-      <w:r>
-        <w:t xml:space="preserve"> valor 2 </w:t>
+      <w:proofErr w:type="gramEnd"/>
+      <w:r>
+        <w:t xml:space="preserve"> valor </w:t>
+      </w:r>
+      <w:proofErr w:type="gramStart"/>
+      <w:r>
+        <w:t xml:space="preserve">2 </w:t>
       </w:r>
       <w:r>
         <w:t>;</w:t>
       </w:r>
+      <w:proofErr w:type="gramEnd"/>
       <w:r>
         <w:t xml:space="preserve"> valor 3</w:t>
       </w:r>
@@ -10060,7 +11093,14 @@
       </w:pPr>
       <w:r>
         <w:tab/>
-        <w:t>La filas siguientes después de definir el tipo de terminación, son cada uno de los elementos que acompañan al tipo de terminación, en este caso nombrados “</w:t>
+      </w:r>
+      <w:proofErr w:type="gramStart"/>
+      <w:r>
+        <w:t>La filas siguientes después</w:t>
+      </w:r>
+      <w:proofErr w:type="gramEnd"/>
+      <w:r>
+        <w:t xml:space="preserve"> de definir el tipo de terminación, son cada uno de los elementos que acompañan al tipo de terminación, en este caso nombrados “</w:t>
       </w:r>
       <w:r>
         <w:t>Key</w:t>
@@ -10184,12 +11224,15 @@
     <w:p>
       <w:r>
         <w:tab/>
-        <w:t>En este ejemplo podemos ver como la Escena A siempre conlleva a la Escena B. Si bien es cierto que podríamos escribir todo un capítulo dentro de una misma escena, lo recomendable es utilizar varias escenas y que cada una englobe un arco o situación dentro de la historia.</w:t>
-      </w:r>
-    </w:p>
-    <w:p>
+        <w:t xml:space="preserve">En este ejemplo podemos ver como la Escena A siempre conlleva a la Escena B. Si bien es cierto que podríamos escribir todo un capítulo dentro de una misma escena, lo </w:t>
+      </w:r>
       <w:r>
         <w:lastRenderedPageBreak/>
+        <w:t>recomendable es utilizar varias escenas y que cada una englobe un arco o situación dentro de la historia.</w:t>
+      </w:r>
+    </w:p>
+    <w:p>
+      <w:r>
         <w:t xml:space="preserve">             </w:t>
       </w:r>
       <w:r>
@@ -10254,7 +11297,15 @@
     <w:p>
       <w:r>
         <w:tab/>
-        <w:t>Key_de_fin_de_escena_A ; Nombre_de_la_siguiente_escena</w:t>
+        <w:t>Key_de_fin_de_escena_</w:t>
+      </w:r>
+      <w:proofErr w:type="gramStart"/>
+      <w:r>
+        <w:t>A ;</w:t>
+      </w:r>
+      <w:proofErr w:type="gramEnd"/>
+      <w:r>
+        <w:t xml:space="preserve"> Nombre_de_la_siguiente_escena</w:t>
       </w:r>
     </w:p>
     <w:p>
@@ -10315,7 +11366,21 @@
         <w:rPr>
           <w:highlight w:val="yellow"/>
         </w:rPr>
-        <w:t xml:space="preserve">_end ; </w:t>
+        <w:t>_</w:t>
+      </w:r>
+      <w:proofErr w:type="gramStart"/>
+      <w:r>
+        <w:rPr>
+          <w:highlight w:val="yellow"/>
+        </w:rPr>
+        <w:t>end ;</w:t>
+      </w:r>
+      <w:proofErr w:type="gramEnd"/>
+      <w:r>
+        <w:rPr>
+          <w:highlight w:val="yellow"/>
+        </w:rPr>
+        <w:t xml:space="preserve"> </w:t>
       </w:r>
       <w:r>
         <w:rPr>
@@ -10382,7 +11447,21 @@
         <w:rPr>
           <w:highlight w:val="yellow"/>
         </w:rPr>
-        <w:t>katherine_scene_end ; the_x_exam</w:t>
+        <w:t>katherine_scene_</w:t>
+      </w:r>
+      <w:proofErr w:type="gramStart"/>
+      <w:r>
+        <w:rPr>
+          <w:highlight w:val="yellow"/>
+        </w:rPr>
+        <w:t>end ;</w:t>
+      </w:r>
+      <w:proofErr w:type="gramEnd"/>
+      <w:r>
+        <w:rPr>
+          <w:highlight w:val="yellow"/>
+        </w:rPr>
+        <w:t xml:space="preserve"> the_x_exam</w:t>
       </w:r>
     </w:p>
     <w:p/>
@@ -10414,7 +11493,21 @@
         <w:rPr>
           <w:highlight w:val="yellow"/>
         </w:rPr>
-        <w:t>amber_scene_end ; the_x_exam</w:t>
+        <w:t>amber_scene_</w:t>
+      </w:r>
+      <w:proofErr w:type="gramStart"/>
+      <w:r>
+        <w:rPr>
+          <w:highlight w:val="yellow"/>
+        </w:rPr>
+        <w:t>end ;</w:t>
+      </w:r>
+      <w:proofErr w:type="gramEnd"/>
+      <w:r>
+        <w:rPr>
+          <w:highlight w:val="yellow"/>
+        </w:rPr>
+        <w:t xml:space="preserve"> the_x_exam</w:t>
       </w:r>
     </w:p>
     <w:p>
@@ -10444,7 +11537,21 @@
         <w:rPr>
           <w:highlight w:val="yellow"/>
         </w:rPr>
-        <w:t>mariangeles_scene_end ; the_x_exam</w:t>
+        <w:t>mariangeles_scene_</w:t>
+      </w:r>
+      <w:proofErr w:type="gramStart"/>
+      <w:r>
+        <w:rPr>
+          <w:highlight w:val="yellow"/>
+        </w:rPr>
+        <w:t>end ;</w:t>
+      </w:r>
+      <w:proofErr w:type="gramEnd"/>
+      <w:r>
+        <w:rPr>
+          <w:highlight w:val="yellow"/>
+        </w:rPr>
+        <w:t xml:space="preserve"> the_x_exam</w:t>
       </w:r>
     </w:p>
     <w:p/>
@@ -10483,7 +11590,21 @@
         <w:rPr>
           <w:highlight w:val="yellow"/>
         </w:rPr>
-        <w:t>stefannie_scene_end ; the_x_exam</w:t>
+        <w:t>stefannie_scene_</w:t>
+      </w:r>
+      <w:proofErr w:type="gramStart"/>
+      <w:r>
+        <w:rPr>
+          <w:highlight w:val="yellow"/>
+        </w:rPr>
+        <w:t>end ;</w:t>
+      </w:r>
+      <w:proofErr w:type="gramEnd"/>
+      <w:r>
+        <w:rPr>
+          <w:highlight w:val="yellow"/>
+        </w:rPr>
+        <w:t xml:space="preserve"> the_x_exam</w:t>
       </w:r>
     </w:p>
     <w:p>
@@ -10515,14 +11636,21 @@
         <w:pStyle w:val="Ttulo3"/>
       </w:pPr>
       <w:r>
-        <w:lastRenderedPageBreak/>
         <w:t>Decisión</w:t>
       </w:r>
     </w:p>
     <w:p>
       <w:r>
         <w:tab/>
-        <w:t>La decisión es la mecánica principal de la mayoría de novelas visuales, este consiste en plasmar ante el jugador una situación en la que deba tomar una decisión. Con las decisiones podemos dividir la historia en caminos distintos y además Atlax Renpy nos permitirá agregar un sistema de puntos. Sintaxis.</w:t>
+        <w:t xml:space="preserve">La decisión es la mecánica principal de la mayoría de </w:t>
+      </w:r>
+      <w:proofErr w:type="gramStart"/>
+      <w:r>
+        <w:t>novelas</w:t>
+      </w:r>
+      <w:proofErr w:type="gramEnd"/>
+      <w:r>
+        <w:t xml:space="preserve"> visuales, este consiste en plasmar ante el jugador una situación en la que deba tomar una decisión. Con las decisiones podemos dividir la historia en caminos distintos y además Atlax Renpy nos permitirá agregar un sistema de puntos. Sintaxis.</w:t>
       </w:r>
     </w:p>
     <w:p>
@@ -10548,22 +11676,79 @@
           <w:sz w:val="22"/>
           <w:szCs w:val="22"/>
         </w:rPr>
-        <w:t>key_opcion_1 ; punto_1 : valor_punto_1 ; siguiente escena</w:t>
-      </w:r>
+        <w:t>key_opcion_</w:t>
+      </w:r>
+      <w:proofErr w:type="gramStart"/>
       <w:r>
         <w:rPr>
           <w:sz w:val="22"/>
           <w:szCs w:val="22"/>
         </w:rPr>
-        <w:t xml:space="preserve"> ;</w:t>
-      </w:r>
+        <w:t>1 ;</w:t>
+      </w:r>
+      <w:proofErr w:type="gramEnd"/>
       <w:r>
         <w:rPr>
           <w:sz w:val="22"/>
           <w:szCs w:val="22"/>
         </w:rPr>
+        <w:t xml:space="preserve"> punto_</w:t>
+      </w:r>
+      <w:proofErr w:type="gramStart"/>
+      <w:r>
+        <w:rPr>
+          <w:sz w:val="22"/>
+          <w:szCs w:val="22"/>
+        </w:rPr>
+        <w:t>1 :</w:t>
+      </w:r>
+      <w:proofErr w:type="gramEnd"/>
+      <w:r>
+        <w:rPr>
+          <w:sz w:val="22"/>
+          <w:szCs w:val="22"/>
+        </w:rPr>
+        <w:t xml:space="preserve"> valor_punto_</w:t>
+      </w:r>
+      <w:proofErr w:type="gramStart"/>
+      <w:r>
+        <w:rPr>
+          <w:sz w:val="22"/>
+          <w:szCs w:val="22"/>
+        </w:rPr>
+        <w:t>1 ;</w:t>
+      </w:r>
+      <w:proofErr w:type="gramEnd"/>
+      <w:r>
+        <w:rPr>
+          <w:sz w:val="22"/>
+          <w:szCs w:val="22"/>
+        </w:rPr>
+        <w:t xml:space="preserve"> siguiente </w:t>
+      </w:r>
+      <w:proofErr w:type="gramStart"/>
+      <w:r>
+        <w:rPr>
+          <w:sz w:val="22"/>
+          <w:szCs w:val="22"/>
+        </w:rPr>
+        <w:t>escena</w:t>
+      </w:r>
+      <w:r>
+        <w:rPr>
+          <w:sz w:val="22"/>
+          <w:szCs w:val="22"/>
+        </w:rPr>
+        <w:t xml:space="preserve"> ;</w:t>
+      </w:r>
+      <w:r>
+        <w:rPr>
+          <w:sz w:val="22"/>
+          <w:szCs w:val="22"/>
+        </w:rPr>
         <w:t>texto</w:t>
       </w:r>
+      <w:proofErr w:type="gramEnd"/>
     </w:p>
     <w:p>
       <w:pPr>
@@ -10579,14 +11764,46 @@
           <w:sz w:val="22"/>
           <w:szCs w:val="22"/>
         </w:rPr>
-        <w:t>key_opcion_2 ;; siguiente escena</w:t>
-      </w:r>
+        <w:t>key_opcion_</w:t>
+      </w:r>
+      <w:proofErr w:type="gramStart"/>
       <w:r>
         <w:rPr>
           <w:sz w:val="22"/>
           <w:szCs w:val="22"/>
         </w:rPr>
-        <w:t xml:space="preserve"> ; texto</w:t>
+        <w:t>2 ;</w:t>
+      </w:r>
+      <w:proofErr w:type="gramEnd"/>
+      <w:r>
+        <w:rPr>
+          <w:sz w:val="22"/>
+          <w:szCs w:val="22"/>
+        </w:rPr>
+        <w:t xml:space="preserve">; siguiente </w:t>
+      </w:r>
+      <w:proofErr w:type="gramStart"/>
+      <w:r>
+        <w:rPr>
+          <w:sz w:val="22"/>
+          <w:szCs w:val="22"/>
+        </w:rPr>
+        <w:t>escena</w:t>
+      </w:r>
+      <w:r>
+        <w:rPr>
+          <w:sz w:val="22"/>
+          <w:szCs w:val="22"/>
+        </w:rPr>
+        <w:t xml:space="preserve"> ;</w:t>
+      </w:r>
+      <w:proofErr w:type="gramEnd"/>
+      <w:r>
+        <w:rPr>
+          <w:sz w:val="22"/>
+          <w:szCs w:val="22"/>
+        </w:rPr>
+        <w:t xml:space="preserve"> texto</w:t>
       </w:r>
     </w:p>
     <w:p>
@@ -10603,14 +11820,94 @@
           <w:sz w:val="22"/>
           <w:szCs w:val="22"/>
         </w:rPr>
-        <w:t xml:space="preserve">key_opcion_3 ; punto1:valor_punto1, punto2:valor_punto2 ; siguiente escena </w:t>
-      </w:r>
+        <w:t>key_opcion_</w:t>
+      </w:r>
+      <w:proofErr w:type="gramStart"/>
       <w:r>
         <w:rPr>
           <w:sz w:val="22"/>
           <w:szCs